--- a/Output/Devendra Fadnavis/Devendra Fadnavis_chunk_2.docx
+++ b/Output/Devendra Fadnavis/Devendra Fadnavis_chunk_2.docx
@@ -8,16 +8,16 @@
       </w:pPr>
       <w:r>
         <w:rPr/>
-        <w:t>Article 133</w:t>
-      </w:r>
-    </w:p>
-    <w:p>
-      <w:pPr>
-        <w:pStyle w:val="Normal"/>
-      </w:pPr>
-      <w:r>
-        <w:rPr/>
-        <w:t>Title: Crop damage : 4 लाख हेक्टर क्षेत्रावरील पिकांची हानी</w:t>
+        <w:t>Article 134</w:t>
+      </w:r>
+    </w:p>
+    <w:p>
+      <w:pPr>
+        <w:pStyle w:val="Normal"/>
+      </w:pPr>
+      <w:r>
+        <w:rPr/>
+        <w:t>Title: मराठवाड्यात आज आणि उद्याही पावसाचे धुमशान, विभागीय आयुक्तांचा नागरिकांबरोबरच प्रशासनालाही सतर्कतेचा इशारा</w:t>
       </w:r>
     </w:p>
     <w:p>
@@ -29,16 +29,16 @@
         <w:t xml:space="preserve">URL: </w:t>
       </w:r>
       <w:r>
-        <w:t xml:space="preserve"> https://pudhari.news/maharashtra/mumbai/crop-damage-4-lakh-hectares-ab96</w:t>
-      </w:r>
-    </w:p>
-    <w:p>
-      <w:pPr>
-        <w:pStyle w:val="Normal"/>
-      </w:pPr>
-      <w:r>
-        <w:rPr/>
-        <w:t>Content: मुंबई : राज्याच्या विविध भागांतील मुसळधार पावसामुळे शेतपिकांचे मोठ्या प्रमाणावर नुकसान झाले आहे. राज्यभरात पावसामुळे चार लाख हेक्टर क्षेत्रातील पिके बाधित झाली असून पिकांच्या नुकसानीचे पंचनामे करण्याचे आदेश देण्यात आल्याची माहिती मुख्यमंत्री देवेंद्र फडणवीस यांनी दिली. मुख्यमंत्री देवेंद्र फडणवीस यांनी सोमवारी मंत्रालयातील राज्य आपत्ती व्यवस्थापन कक्षात संपूर्ण राज्यातील पावसाच्या स्थितीचा आढावा घेतला. त्यानंतर माध्यमांशी बोलताना फडणवीस यांनी अतिवृष्टीमुळे झालेल्या नुकसानाची माहिती दिली. राज्यात छत्रपती संभाजीनगर विभागात बीड, लातूर आणि नांदेड जिल्ह्यात मोठ्या प्रमाणात पूरस्थिती आहे. पुढचे तीन दिवस बीड, लातूर, नांदेडमध्ये पूरस्थिती संभावित आहे. मुखेड भागात 206 मिमी पाऊस झाला असून पाच लोक बेपत्ता आहेत. तसेच 150 पेक्षा जास्त जनावरे मृत अथवा वाहून गेली आहेत. छत्रपती संभाजीनगरमधील तीन जिल्ह्यांचा विचार केला तर 800 गावे बाधित असून एक लाख हेक्टर शेतीचे नुकसान झाले आहे, असे फडणवीस यांनी सांगितले. कोकणात जगबुडी, अंबा, कुंडलिका या नद्या इशारा पातळीपर्यंत पोहोचल्या आहेत. वशिष्ठीमुळे चिपळूणमध्ये पूर आल्याने त्यावरही लक्ष आहे. कोल्हापूर, सातारा घाट विभागात रेड अ‍ॅलर्ट आहे. पुणे जिल्ह्यातील सर्व धरणांत चांगले पाणी आहे. अलमट्टीचा धोका कोल्हापूरला होण्याची शक्यता असल्याने कर्नाटक सरकारसोबत वरिष्ठ स्तरावरून चर्चा सुरू असल्याचे मुख्यमंत्री म्हणाले. 'Pudhari' is excited to announce the relaunch of its Android and iOS apps. Stay updated with the latest news at your fingertips. Android and iOS Download now and stay updated, anytime, anywhere. Pudhari Publications Private Limited</w:t>
+        <w:t xml:space="preserve"> https://newstown.in/weather-alert-heavy-to-very-heavy-rain-predicted-on-18-1nd-19-august-2025-in-marathwada-region-by-imd-administration-on-alert/</w:t>
+      </w:r>
+    </w:p>
+    <w:p>
+      <w:pPr>
+        <w:pStyle w:val="Normal"/>
+      </w:pPr>
+      <w:r>
+        <w:rPr/>
+        <w:t>Content: छत्रपती संभाजीनगर (औरंगाबाद): मराठवाड्यातील आठही जिल्ह्यात आज मुसळधार ते अतिमुसळधार आणि उद्या धाराशिव (उस्मानाबाद) जिल्हा वगळता सातही जिल्ह्यांत मुसळधार पावसाचा इशारा भारतीय हवामान विभागाच्या मुंबई येथील प्रादेशिक हवामान केंद्राने दिला असून या इशाऱ्याच्या पार्श्वभूमीवर मराठवाड्यातील नागरिकांनी सतर्क राहण्याचे आवाहन विभागीय आयुक्त जितेंद्र पापळकर यांनी केले असून त्यांनी प्रशासनाला अलर्ट राहण्याचे निर्देशही दिले आहेत. मुंबईच्या प्रादेशिक हवामान केंद्राने आज (१८ ऑगस्ट) रोजी छत्रपती संभाजीनगर, जालना, बीड व लातूर जिल्ह्यांत मुसळधार ते अतिमुसळधार पावसाचा इशारा देत आँरेज अलर्ट दिला असून परभणी, हिंगोली, नांदेड आणि धाराशिव जिल्ह्यांत मुसळधार पावसाचा अंदाज व्यक्त करत यलो अलर्ट दिला आहे. उद्याही (१९ ऑगस्ट) धाराशिव (उस्मानाबाद) जिल्हा वगळता सर्व जिल्ह्यांत मुसळधार पावसाची शक्यता असून सातही जिल्ह्यांना यलो अलर्ट जारी केला आहे. राज्यात गेल्या काही दिवसांपासून सुरू असलेल्या मुसळधार पावसाच्या पार्श्वभूमीवर मुख्यमंत्री देवेंद्र फडणवीस यांनी आज व्हिडीओ कॉन्फरन्सद्वारे राज्यातील पूर परिस्थितीचा आढावा घेतला व झालेल्या नुकसानीचे योग्य प्रकारे पंचनामे करून शासनास अहवाल सादर करण्याच्या सूचना प्रशासनाला दिल्या आहेत. पर्यटन स्थळे, धबधबे व गर्दीची ठिकाणे येथे स्थानिक पोलीस प्रशासनाकडून नागरिकांची सुरक्षितता सुनिश्चित करून आवश्यक ती काळजी घेण्यात यावी, जिल्हाधिकाऱ्यांनी स्थानिक संभाव्य पूर परिस्थितीचा विचार करून जिल्ह्यातील सर्व शासकीय तसेच खाजगी शाळांना सुट्टी संदर्भातील निर्णय घ्यावा, स्थलांतरित नागरिकांच्या निवारा केंद्रांमध्ये योग्य सोयी-सुविधा, अन्न व वैद्यकीय सुविधा उपलब्ध करून देण्यात याव्यात. नागरिकांनी नदी, नाले, बंधारे, धरण परिसरात जाणे टाळावे व प्रशासनाने दिलेल्या सूचनांचे पालन करावे, तसेच अफवांवर विश्वास न ठेवता फक्त अधिकृत स्त्रोतांवरूनच माहिती घ्यावी असे निर्देशही मुख्यमंत्र्यांनी प्रशासनाला दिले आहेत. छत्रपती संभाजीनगर विभागात आज ३२.३० मि.मी. पावसाची नोंद झाली असून, विभागातील ५७ मंडळांमध्ये अतिवृष्टी झाली आहे.तसेच दि.१४.०८.२०२५ पुन १८.०८.२०२५ अतिवृष्टीमुळे झालेल्या नुकसानीबाबत जिल्ह्यांकडून प्राप्त प्राथमिक माहिती नुसार विभागातील एकूण १००४ गावे बाधित झालेली असून ६ जण ठार तर एक जण जखमी झाला आहे. मृतांमध्ये नांदेड जिल्ह्यातील ३, बीड जिल्ह्यातील २ आणि हिंगोली जिल्ह्यातील एका व्यक्तीचा समावेश आहे. अतिवृष्टीच्या तडाख्यात मराठवाड्यातील ३ लाख २९ हजार ५०९ शेतकरी बाधित झाले असून २ लाख ८० हजार ८६१ हेक्टर ०२ आर क्षेत्राचे नुकसान झाल्याचा प्राथमिक अंदाज आहे. त्यात (जिरायत-२ लाख ७२ हजार ५०७ हेक्टर ०२ आर जिरायती क्षेत्र, बागायत-८ हजार १५८ हेक्टर बागायती क्षेत्र तर १९६ हेक्टर फळपिकाच्या क्षेत्राचा समावेश आहे. अतिवृष्टीमुळे मराठवाड्यात २०५ जनावरे मृत्युमुखी पडली आहेत. त्यात दुधाळ मोठी ६९ जनावरे, दुधाळ लहान १०२ जनावरे, ओढकाम करणारी मोठी २८ जनावरे आणि ओढकाम करणाऱ्या लहान ०६ जनावरांचा समावेश आहे तर अंशतः पडझड झालेल्या घरांची संख्या एकूण ४८६ आहे. Your email address will not be published. Required fields are marked * Comment * Name * Email * Website Save my name, email, and website in this browser for the next time I comment. Δ लोकशाही मूल्ये आणि अभिव्यक्ती स्वातंत्र्याची पाठराखण करून भयमुक्त समाजाची जडणघडण हा न्यूजटाऊनचा सर्वोच्च हेतू आहे. Journalism Without Fear &amp; Favour ! असे बोधवाक्य घेऊन आम्ही भयमुक्त आणि चाटुगिरीमुक्त पत्रकारिता करत आहोत. आमच्या या प्रयत्नात आम्हाला तुमच्या आर्थिक योगदानाची आवश्यकता आहे. आपले स्वेच्छिक आर्थिक योगदान देण्यासाठी सोबत दिलेला क्यूआर कोड स्कॅन करून आपण योगदान देऊ शकता.</w:t>
       </w:r>
     </w:p>
     <w:p>
@@ -47,16 +47,16 @@
       </w:pPr>
       <w:r>
         <w:rPr/>
-        <w:t>Article 134</w:t>
-      </w:r>
-    </w:p>
-    <w:p>
-      <w:pPr>
-        <w:pStyle w:val="Normal"/>
-      </w:pPr>
-      <w:r>
-        <w:rPr/>
-        <w:t>Title: मोठी बातमी! शेतकऱ्यांची कर्जमाफी होणार, मुख्यमंत्री घोषणा करणार, बड्या मंत्र्याने दिली माहिती</w:t>
+        <w:t>Article 135</w:t>
+      </w:r>
+    </w:p>
+    <w:p>
+      <w:pPr>
+        <w:pStyle w:val="Normal"/>
+      </w:pPr>
+      <w:r>
+        <w:rPr/>
+        <w:t>Title: कोल्हापूर सर्किट बेंच झाले, आता खंडपीठाचा प्रस्ताव द्या; सरन्यायाधीश भूषण गवईंची सूचना</w:t>
       </w:r>
     </w:p>
     <w:p>
@@ -68,16 +68,16 @@
         <w:t xml:space="preserve">URL: </w:t>
       </w:r>
       <w:r>
-        <w:t xml:space="preserve"> https://www.tv9marathi.com/maharashtra/big-update-on-farmer-loan-waiver-cm-fadnavis-will-do-announcement-says-minister-sanjay-rathod-1472819.html</w:t>
-      </w:r>
-    </w:p>
-    <w:p>
-      <w:pPr>
-        <w:pStyle w:val="Normal"/>
-      </w:pPr>
-      <w:r>
-        <w:rPr/>
-        <w:t>Content: By signing in or creating an account, you agree with Associated Broadcasting Company's Terms &amp; Conditions and Privacy Policy. राज्यातील शेतकरी कर्जमाफीच्या प्रतिक्षेत आहेत. शेतकऱ्यांनी व शेतकरी नेत्यांनी याबाबत वारंवार मागणी केली आहे. अशातच आता शेतकरी कर्जमाफीबाबत मृदा आणि जलसंधारण मंत्री संजय राठोड यांनी मोठ विधान केल आहे. त्यामुळे आगामी काळात शेतकऱ्यांना दिलासा मिळणार असून कर्जमाफी होणार असल्याचे समोर आले आहे. मंत्री संजय राठोड यांनी नेमकं काय म्हटलं ते सविस्तर जाणून घेऊयात. हरितक्रांतीचे प्रणेते व माजी मुख्यमंत्री वसंतराव नाईक यांच्या 46 व्या स्मृतिदिनी यवतमाळच्या पुसद येथे एका पुरस्कार सोहळ्याचे आयोजन करण्यात आले होते. राज्यातील 13 शेतकऱ्यांना वसंतराव नाईक कृषि प्रतिष्ठानच्या वतीने कृषी गौरव पुरस्कार देण्यात आला. या कार्यक्रमाला मृद व जलसंधारण मंत्री संजय राठोड हे उपस्थित होते. यावेळी त्यांनी शेतकऱ्यांच्या कर्जमाफीबाबत मोठं विधान केलं आहे. मंत्री संजय राठोड यांनी कृषी गौरव पुरस्कार प्राप्त शेतकऱ्यांचे अभिनंदन केले. ते म्हणाले, हा पुरस्कार नसून नव्या पिढीला दिलेला ठेवा आहे. मुख्यमंत्री आणि कृषीमंत्री कार्यक्रमाला येऊ शकले नाही त्याबद्दल दिलगिरी व्यक्त करतो. संकटग्रस्त शेतकऱ्यांना कर्जमाफी देण्यासंदर्भात राज्य मंत्रिमंडळात चर्चा सुरू असून मुख्यमंत्री देवेंद्र फडणवीस हे लवकरच शेतकऱ्यांसाठी कर्जमाफीची घोषणा करतील. महायुतीच्या जाहीरनाम्यात कर्जमाफीचा उल्लेख आहे. राज्याच्या प्रमुखांकडून लवकरच याची घोषणा केली जाईल. याआधी कृषीमंत्री दत्तात्रय भरणे यांनीही शेतकरी कर्जमाफीबाबत भाष्य केलं होतं. मी शेतकरी पुत्र आहे. माझा जन्म शेतकऱ्याच्या घरात झाला आहे. सकाळी उठलो तरी मला शेती दिसते, त्यामुळे शेतकऱ्यांच्या अडचणी मला माहिती आहेत. शेतकरी कर्जमाफीबाबत मुख्यमंत्री आणि दोन्ही उपमुख्यमंत्री योग्यवेळी निर्णय घेतील असं भरणे यांनी म्हटलं होतं. त्यामुळे आता आगामी काळात कर्जमाफीचे संकेत मिळाले आहेत. कर्जमाफी झाल्याने शेतकऱ्यांना फायदा होणार आहे. बऱ्याच शेतकऱ्यांनी पीककर्ज काढून पिकांची लागवड केली होती, मात्र दुष्काळामुळे अनेकांच्या पिकांचे नुकसान झाले होते. त्यामुळे शेतकरी अडचणीत सापडले आहेत, त्यामुळेच वारंवार कर्जमाफीची मागणी करण्यात येत आहे.</w:t>
+        <w:t xml:space="preserve"> https://ratnagirikhabardar.com/news/74340/</w:t>
+      </w:r>
+    </w:p>
+    <w:p>
+      <w:pPr>
+        <w:pStyle w:val="Normal"/>
+      </w:pPr>
+      <w:r>
+        <w:rPr/>
+        <w:t>Content: कोल्हापूर : गेल्या ४२ वर्षांच्या लढ्यानंतर कोल्हापूरला सर्किट बेंच झाले आहे. मी अजून साडे तीन महिने आहे. तोपर्यंत खंडपीठाचा प्रस्ताव द्या, अशा स्पष्ट सूचना सर्वोच्च न्यायालयाचे सरन्यायाधीश भूषण गवई यांनी मुंबई उच्च न्यायालयाचे मुख्य न्यायाधीश अलोक अराधे यांना सर्किट बेंच उदघाटन समारंभातच दिल्या. खंडपीठ होणारच असल्याने मी आता भाषणात वारंवार सर्किट बेंच न म्हणता खंडपीठच म्हणतो असे सांगत सरन्यायाधीश गवई यांनी एकप्रकारे खंडपीठाची घोषणाच करून टाकली. कोल्हापूरचे सर्किट बेंच हे सामाजिक न्यायाचा मैलाचा दगड ठरावे अशी अपेक्षाही त्यांनी व्यक्त केली. राजर्षी शाहू महाराजांनी दलितोउद्दाराचे अलौकिक कार्य केलेच, शिवाय डॉ.बाबासाहेब आंबेडकर यांना मोलाचे पाठबळ दिले. बाबासाहेबांनी देशाला घटना दिली, त्या घटनेचा पाईक म्हणून मी सरन्यायाधिश झालो. शाहूंनी डॉ.बाबासाहेब यांच्यावर केलेल्या त्या ऋणाची उतराई करण्याच्या प्रयत्नातील खारीचा वाटा म्हणून सर्किट बेंच मंजूरीचा निर्णय घेतल्याचे सरन्यायाधिश गवई यांनी सांगताच सभामंडपात टाळ्यांच्या कडकडाट झाला. येथील मेरी वेदर मैदानावर आयोजित सर्किट बेंच उदघाटनाच्या शानदार समारंभात सरन्यायाधीश गवई बोलत होते. यावेळी व्यासपीठावर मुख्यमंत्री देवेंद्र फडणवीस, उपमुख्यमंत्री एकनाथ शिंदे, पालकमंत्री प्रकाश आबिटकर, खासदार शाहू छत्रपती यांची प्रमुख उपस्थिती होती. तत्पूर्वी येथील भाऊसिंगजी रोडवरील राधाबाई बिल्डिंगमध्ये सर्किट बेंचचे उदघाटन गवई यांच्या हस्ते करण्यात आले. या सर्वच कार्यक्रमात गवई यांचे प्रचंड कौतुक सर्वांनाच होते आणि कार्यक्रमातही शेवटपर्यंत जल्लोष होता. आपल्या ३२ मिनिटांच्या भाषणात गवई यांनी शाहू महाराज आणि डॉ. बाबासाहेब आंबेडकर यांच्यातील ऋणानुबंधाचा वारंवार उल्लेख केला. सुमारे सात मिनिटे ते या दोन महापुरुषांच्या कार्याबध्दलच बोलले. मी जेव्हा सरन्यायाधीश झालो त्यावेळी जितका मला आनंद झाला नाही. त्यापेक्षा जास्त आनंद आज मला झाला आहे. या दोघा महामानवांना अभिप्रेत असणारा शेवटच्या माणसाला सामाजिक आणि आर्थिक न्याय द्या असे आवाहनही सरन्यायाधिश गवई यांनी केले. सरन्यायाधिश गवई म्हणाले, वकिलांची सोय म्हणून सर्किट बेंचच्या मंजूरीकडे मी कधीच पाहिले. अक्कोलकोट तालुक्यातील शेवटच्या गावातील गुलबर्गाच्या सीमेवरील ते चंदगड तालुक्यातील सामान्य माणसाला त्याच्या दोन एकर शेताचा प्रश्र्न घेवून मुंबईला जायला लागत होते. प्रवास, तिथे राहण्याचा खर्च आणि मुंबईतील वकिलांची फी हे सारेच त्याला न झेपणारे होते. न्याय यंत्रणेचे जास्तीत जास्त विकेंद्रीकरण करून ते लोकांच्या दारापर्यंत नेण्याचा माझा प्रयत्न राहिला. जेव्हा औरंगाबाद खंडपीठ झाले तेव्हा कांहीनी चेष्टा केला. हे कसले खंडपीठ असेही म्हटले गेले. परंतू त्याच खंडपीठाने देशाला सरन्यायाधीश दिला.चार मुख्य न्यायाधीश दिले. डझनावरी न्यायाधीश दिले. कोणतेही पद मिरवण्यासाठी नसते, तर त्या पदाचा उपयोग करून सामान्य माणसाला न्याय देण्याची माझी भूमिका राहिली. मुख्यमंत्री देवेंद्र फडणवीस म्हणाले, कोल्हापूरमध्ये आज एक नवीन इतिहास लिहला जात आहे. मी पहिल्यांदा मुख्यमंत्री झालो तेव्हा सर्किट बेंचचा पहिला ठराव १२ मे २०१५ रोजी करण्यात आला. मंत्री चंद्रकांत पाटील यांच्या नेतृत्वाखाली २०१८ साली मोठे शिष्टमंडळ भेटले आणि केवळ कोल्हापूरचा उल्लेख असलेले पत्र उच्च न्यायालयाच्या न्यायमूर्तींना पाठवण्याची विनंती केली. त्यानुसार १८ फेब्रुवारी २०१८ रोजी पत्रही पाठवण्यात आले. परंतू भूषण गवई यांनी सरन्यायाधीश झाल्यानंतर पुढाकार घेतला. कोल्हापूरलाच बेंच झाले पाहिजे असे म्हणत त्यांनी उदघाटनाची तारीखही ठरवली. एवढ्या उच्च स्थानावर असलेल्या व्यक्तीने इतका पाठपुरावा केला हे दुर्मिळच आहे आणि महाराष्ट्र शासनाच्या सार्वजनिक बांधकाम विभागानेही अल्पावधीत सुंदर काम करून सरन्यायाधीशांसमोर महाराष्ट्राची मान उंचावली. उपमुख्यमंत्री एकनाथ शिंदे म्हणाले, भूषण गवई या महाराष्ट्राच्या भूमीपुत्राने मायभूमीचे पांग फेडले असून त्यांच्या पुढाकारामुळेच आज सर्किट बेंच होत आहे. शेकडो मैल दूर मिळणारा न्याय आता आपल्या दारी आणण्याची कामगिरी या माध्यमातून होणार आहे. पुण्याची मागणी फक्त वकिलांसाठी भूषण गवई म्हणाले, पुण्याच्या खंडपीठाला पाठिंबा द्या म्हणून पुण्याचे वकीलही मला भेटले. परंतू पुण्याच्यामागणी ही वकीलांसाठी आहे. कोल्हापूरचे सर्किट बेंच वकील डोळ्यासमोर ठेवून मंजूर केलेले नाही तर सर्वसामान्य माणसाला न्याय देण्यासाठी केली आहे. त्यामुळे मी तुम्हांला विरोध करणार नाही. परंतू तुमची मी वकीलीही करणार नाही. दैनिक रत्नागिरी खबरदारISO 9001:2015 CERTIFIED(RNI NO. MAHMAR/2013/57411)शासनमान्य रजिस्टर न्यूजपेपर15:37 18-08-2025</w:t>
       </w:r>
     </w:p>
     <w:p>
@@ -86,16 +86,16 @@
       </w:pPr>
       <w:r>
         <w:rPr/>
-        <w:t>Article 135</w:t>
-      </w:r>
-    </w:p>
-    <w:p>
-      <w:pPr>
-        <w:pStyle w:val="Normal"/>
-      </w:pPr>
-      <w:r>
-        <w:rPr/>
-        <w:t>Title: मोठी बातमी! नाराजी भोवली, शिवसेना शिंदे गटाला सर्वात मोठा धक्का, बड्या नेत्यानं सोडली एकनाथ शिंदेंची साथ</w:t>
+        <w:t>Article 136</w:t>
+      </w:r>
+    </w:p>
+    <w:p>
+      <w:pPr>
+        <w:pStyle w:val="Normal"/>
+      </w:pPr>
+      <w:r>
+        <w:rPr/>
+        <w:t>Title: Aakar Patel| New Maharashtra Security Law Open To Abuse, Threatens Rights; Say ‘No’ To It</w:t>
       </w:r>
     </w:p>
     <w:p>
@@ -107,16 +107,16 @@
         <w:t xml:space="preserve">URL: </w:t>
       </w:r>
       <w:r>
-        <w:t xml:space="preserve"> https://www.tv9marathi.com/maharashtra/big-blow-to-eknath-shinde-big-leader-of-shiv-sena-shinde-group-will-join-bjp-1472541.html</w:t>
-      </w:r>
-    </w:p>
-    <w:p>
-      <w:pPr>
-        <w:pStyle w:val="Normal"/>
-      </w:pPr>
-      <w:r>
-        <w:rPr/>
-        <w:t>Content: By signing in or creating an account, you agree with Associated Broadcasting Company's Terms &amp; Conditions and Privacy Policy. पुढील काही महिन्यांमध्ये राज्यात स्थानिक स्वाराज्य संस्थांच्या निवडणुका होणार आहेत, स्थानिक स्वाराज्य संस्थाच्या निवडणुकीच्या पार्श्वभूमीवर महाविकास आघाडी आणि महायुतीमधील घटक पक्षांनी आपआपल्या स्थरावर निवडणुकीची तयारी सुरू केली आहे. याच दरम्यान पक्षांतराला देखील वेग आला आहे. अनेक नेते सध्या एका पक्षातून दुसऱ्या पक्षात जात आहेत. महाविकास आघाडीमधील अनेक दिग्गज नेत्यांनी विधानसभा निवडणुकीनंतर महायुतीमध्ये प्रवेश केला आहे. मात्र आता राजकीय वर्तुळातून मोठी बातमी समोर येत आहे. ती म्हणजे शिवसेना शिंदे गटाला राज्यात मोठा धक्का बसला आहे. शिवसेना शिंदे गटाचे जिल्हा संपर्क प्रमुख शिवाजी सावंत आपल्या गटासह भाजपत प्रवेश करणार आहेत. शिवाजी सावंत हे शिवसेना शिंदे गटाचे आमदार तानाजी सावंत यांचे बंधू आहेत. मात्र पक्षांतर्गत राजकारणाला कंटाळून शिवाजी सावंत यांनी आपल्या पदाचा राजीनामा देत भाजपात जाण्याचा निर्णय घेतला आहे. येत्या दोन दिवसांत शिवाजी सावंत आपल्या समर्थकांसह भाजपमध्ये प्रवेश करणार आहेत. मुख्यमंत्री देवेंद्र फडणवीस काल सोलापूर जिल्ह्याच्या दौऱ्यावर होते, त्यावेळी शिवाजी सावंत यांनी फडणवीस यांची गुप्त भेट घेतली, या भेटीनंतर त्यांनी आज भाजपात जाणार असल्याची घोषणा केली आहे. मुख्यमंत्री देवेंद्र फडणवीस यांच्या उपस्थितीत दोन दिवसात शिवाजी सावंत, माजी उपमहापौर दिलीप कोल्हे यांच्यासह शिवसेना पदाधिकारी , युवासेनेचे पदाधिकारी आणि महिला आघाडीचे पदाधिकारी भाजपमध्ये प्रवेश करणार आहेत. जिल्ह्यात शिवसेना शिंदे गटाला अंतर्गत गटबाजीचा मोठा फटका आहे. आगामी सोलापूर महानगरपालिका, पंचायत समिती आणि झेडपी निवडणुकीच्या पार्श्वभूमीवर भाजपाची सोलापूर जिल्ह्यात ताकद वाढणार आहे. दरम्यान शिवसेना शिंदे गटाचे जिल्हाप्रमुख अमोल शिंदे यांनी भाजपमध्ये प्रवेश करणाऱ्या पदाधिकाऱ्यांचा सत्कार करत दिल्या घरी सुखी राहा असा उपरोधिक टोला लगावला आहे. शिवाजी सावंत आणि त्यांच्यासह भाजपात जाणाऱ्या पदाधिकाऱ्यांचा हा वैयक्तीत निर्णय असल्याचं यावर प्रतिक्रिया देताना जिल्हाप्रमुख अमोल शिंदे यांनी म्हटलं आहे. दरम्यान सोलापूर जिल्ह्यात हा एकनाथ शिंदे यांच्यासाठी मोठा धक्का मानला जात आहे.</w:t>
+        <w:t xml:space="preserve"> https://www.asianage.com/opinion/columnists/aakar-patel-new-maharashtra-security-law-open-to-abuse-threatens-rights-say-no-to-it-1898277</w:t>
+      </w:r>
+    </w:p>
+    <w:p>
+      <w:pPr>
+        <w:pStyle w:val="Normal"/>
+      </w:pPr>
+      <w:r>
+        <w:rPr/>
+        <w:t>Content: We celebrated Independence Day earlier this month, to mark the culmination of our freedom struggle. Independence and freedom from what? From alien rule and from all oppressive laws — no matter who imposes them on us. The governor of Maharashtra is currently examining a law passed by the state Assembly called the “Maharashtra Special Public Security Bill”. I have written to the governor, on behalf of Amnesty International India, and asked him to not sign it and instead to deny his assent. Framed as a counter-measure against those who have come to be called “Urban Naxals”, the bill threatens constitutionally and internationally protected human rights. “Naxalism” is seen as a decades-old rural and Communist-inspired movement. “Urban Naxalism” in the present context presumably refers to alleged support for this movement by intellectuals, academics and others. The term “Urban Naxalism” has no legal definition in Indian law. With its vague language, discriminatory focus, absence of judicial oversight, and high potential for misuse, the bill risks criminalising of legitimate dissent in one of our largest states. As may be expected, Maharashtra chief minister Devendra Fadnavis has asserted that the law will not be used to suppress government critics. However, if the term “Urban Naxalism” has no legal definition in India, then what is it? It is a rhetorical and politically charged phrase -- popularised in the media and political discourse, not jurisprudence. Its very vagueness allows it to be weaponised against civil society, often conflating peaceful dissent with sedition or terrorism. There is a troubling precedent. The Bhima Koregaon case, in which 16 activists were arrested under the Unlawful Activities (Prevention) Act, or UAPA, demonstrates how this label has been used to detain individuals for years without trial. Many of those accused were not linked to any act of violence, but merely to the expression of critical views, advocacy for marginalised communities, or the defence of civil liberties. Notably, the arrests began in 2018 during Mr Fadnavis’ earlier tenure as chief minister. Seven years later, trials have yet to commence, bail remains denied to six of the activists, and one of the accused, Father Stan Swamy, died in custody. The “Urban Naxal” narrative has dangerously blurred the line between non-violent political opposition and violent extremism. Such conflation is not only incompatible with India’s constitutional values but also violates its international legal obligations. The law has other troubling elements, such as discrimination. Its opening paragraphs identify “left-wing extremist organisations or similar organisations” as its focus. This singles out ideologies for criminalisation and violates Article 26 of the International Covenant on Civil and Political Rights, which guarantees equal protection under the law regardless of political opinion, and which India is a signatory to. Punishing membership of an organisation solely based on ideas without proof of incitement of or participation in violence is also violative of the human rights of Indians. The law defines “unlawful activity” using imprecise and subjective terms such as “menace to public order” or “tendency to interfere with the administration of law.” These definitions could encompass peaceful protest or civil disobedience, the foundational elements of our freedom struggle. Section 3 empowers the executive to declare organisations “unlawful”, with no provision for prompt and impartial judicial review. The advisory board tasked with reviewing such declarations comprises only government appointees, meaning that they will be kangaroo courts. Sections in the law permitting searches and seizures based on an officer’s “opinion” or “personal knowledge” strip away all judicial safeguards and open the door to arbitrary action. This violates the rights guaranteeing fair trial and due process in searches, protecting individuals against unlawful interference with one’s home, property and privacy. Section 14 prohibits appeals, while Section 17 provides blanket immunity to government officials, even in cases of abuse. Such clauses eliminate accountability. As has become the fashion, colonial-style oppression on jailing people is present in this law also. Section 15 renders all offences under the bill non-bailable and cognisable, despite the vagueness of their definitions. This facilitates prolonged pre-trial detention without judicial scrutiny. On top of everything else, the law isn’t needed: India already possesses very restrictive counter-terrorism and criminal laws, including the UAPA, MCOCA, and Bharatiya Nyaya Sanhita, which criminalise the same or similar alleged conduct. The new bill adds another weapon to suppress dissent, turning the legal process itself into punishment and further eroding civil liberties. If signed and enforced, the law under the guise of security represents a grave and unnecessary expansion of state power at the cost of fundamental rights. Far from safeguarding Maharashtra, it criminalises dissent, debate and accountability. The misuse of vague terms like “Urban Naxal” has already caused immense harm. Assenting to this bill would legitimize a framework that enables abuse and impunity over justice. This is why I have urged the governor, with the utmost respect, to withhold assent to the bill. The observation of Independence Day should not be restricted to the symbolism of flag-hoisting or salutes and long speeches. What should be observed is our continuing commitment to freedom, the protection of civil liberties, the preservation of human rights and access to justice. This law is a clear violation of all of these, and for this reason one hopes that it is not inflicted on Indians. The writer is the chair of Amnesty International India. Twitter: @aakar_patel</w:t>
       </w:r>
     </w:p>
     <w:p>
@@ -125,16 +125,16 @@
       </w:pPr>
       <w:r>
         <w:rPr/>
-        <w:t>Article 136</w:t>
-      </w:r>
-    </w:p>
-    <w:p>
-      <w:pPr>
-        <w:pStyle w:val="Normal"/>
-      </w:pPr>
-      <w:r>
-        <w:rPr/>
-        <w:t>Title: मराठ्यांच्या इतिहासाचं सोनेरी पान उलगडलं, मुख्यमंत्र्यांच्या हस्ते सरदार रघुजी राजे भोसले यांच्या ऐतिहासिक तलवारीचं लोकार्पण - SARDAR RAGHUJI RAJE BHOSALE SWORD</w:t>
+        <w:t>Article 137</w:t>
+      </w:r>
+    </w:p>
+    <w:p>
+      <w:pPr>
+        <w:pStyle w:val="Normal"/>
+      </w:pPr>
+      <w:r>
+        <w:rPr/>
+        <w:t>Title: NCP (SP) targets Maha minister over Rs 5,000 cr scam in Navi Mumbai’s CIDCO land; demands his resignation</w:t>
       </w:r>
     </w:p>
     <w:p>
@@ -146,16 +146,16 @@
         <w:t xml:space="preserve">URL: </w:t>
       </w:r>
       <w:r>
-        <w:t xml:space="preserve"> https://www.etvbharat.com/mr/!state/unveiling-the-historic-sword-of-sardar-raghuji-raje-bhosale-in-mumbai-presence-of-chief-minister-devendra-fadnavis-know-history-of-raghuji-raje-sword-maharashtra-news-mhs25081900619</w:t>
-      </w:r>
-    </w:p>
-    <w:p>
-      <w:pPr>
-        <w:pStyle w:val="Normal"/>
-      </w:pPr>
-      <w:r>
-        <w:rPr/>
-        <w:t>Content: महाराष्ट्र maharashtra ETV Bharat / state By ETV Bharat Marathi Team Published : August 19, 2025 at 9:34 AM IST मुंबई : मराठा साम्राज्याच्या वैभवशाली इतिहासाचं प्रतीक असलेली सरदार रघुजी राजे भोसले यांची ऐतिहासिक तलवार अखेर महाराष्ट्रात परत आली आहे. लंडनमध्ये झालेल्या लिलावातून महाराष्ट्र सरकारनं ही तलवार मिळवली असून, तिचं लोकार्पण ‘सेना साहेब सुभा पराक्रम दर्शन’ या विशेष कार्यक्रमात मुख्यमंत्री देवेंद्र फडणवीस यांच्या हस्ते पार पडलं. या प्रसंगी मराठा साम्राज्याचा पराक्रम, नागपूरकर भोसले घराण्याचा ऐतिहासिक ठसा आणि युवापिढीपर्यंत पोहोचवायचा वारसा यावर मान्यवरांनी भाष्य केलं. हा कार्यक्रम सांस्कृतिक कार्य विभाग, पुरातत्त्व व वस्तुसंग्रहालयं संचालनालय आणि सांस्कृतिक कार्य संचालनालय यांच्या वतीनं मुंबईतील पु. ल. देशपांडे कला अकादमीत आयोजित करण्यात आला होता. मुख्यमंत्री देवेंद्र फडणवीस यांनी आपल्या भाषणात सांगितलं की, "मराठा साम्राज्याचं प्रतीक असलेली ही तलवार आज पुन्हा एकदा महाराष्ट्रात परत आलेली आहे. ही अत्यंत गर्वाची गोष्ट आहे." त्यांनी पुढे नागपूरकर भोसले घराण्याच्या समृद्ध इतिहासाचा उल्लेख करत सांगितलं की, "छत्रपती शिवाजी महाराजांनी ज्या प्रकारे स्वराज्याची रचना केली, त्या स्वराज्याला अधिक समृद्ध करणारे सरदार म्हणजेच रघुजी राजे भोसले होते. हा गौरवशाली इतिहास नव्या पिढीपर्यंत पोहोचवण्यासाठी एका निमित्ताची गरज असते. ते निमित्त म्हणजे गौरवशाली इतिहास सांगणारी ही ऐतिहासिक तलवार आहे." य वेळी सरदार रघुजी राजे भोसले यांचे वंशज मुधोजी राजे भोसले यांनी महाराष्ट्र सरकारचे आभार मानले. हा ऐतिहासिक वारसा परत आणल्याबद्दल आनंद व्यक्त केला. सरदार रघुजी राजे भोसले यांच्या पराक्रमामुळे नागपूरसह त्यांच्या साम्राज्यातील प्रदेश मुघलांच्या अधिपत्याखाली कधीच गेला नाही. त्यांच्या शौर्याची आणि इतिहासाची माहिती सर्वसामान्य जनतेपर्यंत पोहोचली पाहिजे-मुख्यमंत्री देवेंद्र फडणवीस महाराष्ट्र सरकारनं तीन दिवसांत तलवार मिळवली : सांस्कृतिक कार्य मंत्री आशीष शेलार यांनी सांगितलं की, "तलवारीच्या लिलावाची माहिती मिळाल्यानंतर अवघ्या 3 दिवसांत सर्व प्रक्रिया पूर्ण करून ती महाराष्ट्रात परत आणण्यात यश आलं. नागपूरकर भोसले घराण्याचे संस्थापक आणि छत्रपती शाहू महाराजांच्या काळातील महत्त्वाचे सरदार रघुजी भोसले यांची ऐतिहासिक तलवार राज्य सरकारनं लंडनमध्ये झालेल्या लिलावात मिळवली." या तलवारीचा ताबा सांस्कृतिक कार्यमंत्री आशीष शेलार यांनी सकाळी विमानतळ प्राधिकरणाकडून घेतला. त्यानंतर छत्रपती शिवाजी महाराजांच्या विमानतळावरील पुतळ्याला अभिवादन करून ही तलवार पु. ल. देशपांडे कला अकादमीत आणण्यात आली. सर्वसामान्यांना तलवार पाहता येणार : सरदार रघुजी भोसले यांच्या ऐतिहासिक तलवारीसोबत 12 वारसा मानांकित गडकिल्ल्यांच्या माहितीचे प्रदर्शन 19 ते 25 ऑगस्टदरम्यान आयोजित करण्यात आलं आहे. हे प्रदर्शन पु. ल. देशपांडे महाराष्ट्र कला अकादमीच्या कला दालनात दररोज सकाळी 11 ते सायंकाळी 7 या वेळेत सुरू राहील. प्रदर्शन सर्वांसाठी विनामूल्य असून, ऐतिहासिक वारशाची माहिती तरुण पिढीपर्यंत पोहोचावी, हा उद्देश असल्याचं पुरातत्त्व व वस्तुसंग्रहालये संचालनालयातर्फे सांगण्यात आलं आहे. महाराष्ट्र सरकारनं तलवारीचा लिलाव जिंकला : महाराष्ट्र सरकारनं ऐतिहासिक दस्तऐवज असलेली सरदार रघुजी भोसले यांची तलवार लंडनमधील लिलावातून प्राप्त करण्यामध्ये मोठं यश मिळवलं. या तलवारीचा लिलाव होणार असल्याची माहिती 28 एप्रिल 2025 रोजी मिळाल्यानंतर सांस्कृतिक कार्य मंत्री आशीष शेलार यांनी तातडीनं मुख्यमंत्री देवेंद्र फडणवीस यांच्याशी चर्चा केली. त्यानंतर तलवार शासनाच्या ताब्यात यावी यासाठी आवश्यक त्या सर्व प्रक्रिया आणि नियोजन सुरू करण्यात आलं. मुख्यमंत्री फडणवीस आणि मंत्री शेलार यांनी भारत सरकारच्या दूतावासाशी संपर्क साधून समन्वयासाठी स्वतंत्र यंत्रणा उभी केली. तत्काळ एक अधिकृत मध्यस्थ नेमून सरकारनं लिलावात सहभाग घेतला. तो लिलाव यशस्वीरीत्या जिंकला. लिलाव जिंकल्यानंतर संबंधित मध्यस्थाला लंडनमध्ये प्रत्यक्ष भेट देऊन आणि सर्व कायदेशीर प्रक्रिया पूर्ण करून सांस्कृतिक कार्य मंत्री आशीष शेलार यांनी ही ऐतिहासिक तलवार महाराष्ट्र सरकारच्या ताब्यात घेतली. तलवारीचं ऐतिहासिक महत्त्व : रघुजी भोसले प्रथम हे नागपूरकर भोसले घराण्याचे संस्थापक आणि छत्रपती शाहू महाराज यांच्या काळातील मराठा सैन्यातील एक महत्त्वाचे सरदार होते. रघुजी भोसले यांचे शौर्य आणि युद्धनीती यावर प्रसन्न होऊन छत्रपती शाहू महाराजांनी त्यांना ‘सेना साहिब सुभा’ ही पदवी दिली होती. रघुजी भोसले प्रथम यांनी 1745 आणि 1755 मध्ये बंगालच्या नवाबाविरुद्ध युद्धमोहिमांचं नेतृत्व करून मराठा साम्राज्याचा बंगाल, ओडिशापर्यंत विस्तार केला. याचबरोबर त्यांनी त्यांच्या कारकिर्दीमध्ये चांदा, छत्तीसगड, संबळपूर याही प्रदेशांवर आपलं वर्चस्व प्रस्थापित केलं. दक्षिण भारतातील कुड्डाप्पाचा नवाब, कर्नूलचा नवाब यांचाही पराभव करून दक्षिण भारतात आपला लष्करी आणि राजकीय दबदबा निर्माण केला. 18 व्या शतकातील एक अत्यंत धाडसी मराठा सेनानी म्हणून रघुजी भोसलेंकडे बघितलं जायचं. नागपूरकर भोसलेंच्या भौगोलिक सीमांमध्ये लोखंड, तांबे यांच्या खाणी मुबलक प्रमाणात उपलब्ध होत्या. याचा वापर वस्तूंसोबतच शस्त्रं बनवण्यासाठीही केला जात असे. नागपूरकर भोसले घराण्यात राजशस्त्रे निर्मिती आणि सौंदर्य यांचा अजोड मिलाफ आहे. तलवार लंडनमध्ये कशी गेली? : नागपूरकर भोसलेंची 1817 मध्ये सीताबर्डी येथे ईस्ट इंडिया कंपनीविरुद्ध लढाई झाली. या लढाईमध्ये ईस्ट इंडिया कंपनीचा विजय झाल्यावर कंपनीनं नागपूरकर भोसल्यांच्या खजिन्याची लूट केली. यामध्ये अनेक मौल्यवान वस्तू, दागिने तसेच शस्त्रांचाही समावेश होता. नागपूरचे संस्थान खालसा झाल्यावर ईस्ट इंडिया कंपनीला वेळोवेळी नजराणे आणि भेटीही मिळाल्या होत्या. रघुजी भोसलेंची तलवार युद्धानंतरच्या लुटीमध्ये अथवा ब्रिटिशांना दिलेल्या भेटींमध्ये देशाबाहेर गेल्याची शक्यता आशिष शेलार यांनी वर्तवली. हेही वाचा मुंबई : मराठा साम्राज्याच्या वैभवशाली इतिहासाचं प्रतीक असलेली सरदार रघुजी राजे भोसले यांची ऐतिहासिक तलवार अखेर महाराष्ट्रात परत आली आहे. लंडनमध्ये झालेल्या लिलावातून महाराष्ट्र सरकारनं ही तलवार मिळवली असून, तिचं लोकार्पण ‘सेना साहेब सुभा पराक्रम दर्शन’ या विशेष कार्यक्रमात मुख्यमंत्री देवेंद्र फडणवीस यांच्या हस्ते पार पडलं. या प्रसंगी मराठा साम्राज्याचा पराक्रम, नागपूरकर भोसले घराण्याचा ऐतिहासिक ठसा आणि युवापिढीपर्यंत पोहोचवायचा वारसा यावर मान्यवरांनी भाष्य केलं. हा कार्यक्रम सांस्कृतिक कार्य विभाग, पुरातत्त्व व वस्तुसंग्रहालयं संचालनालय आणि सांस्कृतिक कार्य संचालनालय यांच्या वतीनं मुंबईतील पु. ल. देशपांडे कला अकादमीत आयोजित करण्यात आला होता.मुख्यमंत्री देवेंद्र फडणवीस यांनी आपल्या भाषणात सांगितलं की, "मराठा साम्राज्याचं प्रतीक असलेली ही तलवार आज पुन्हा एकदा महाराष्ट्रात परत आलेली आहे. ही अत्यंत गर्वाची गोष्ट आहे." त्यांनी पुढे नागपूरकर भोसले घराण्याच्या समृद्ध इतिहासाचा उल्लेख करत सांगितलं की, "छत्रपती शिवाजी महाराजांनी ज्या प्रकारे स्वराज्याची रचना केली, त्या स्वराज्याला अधिक समृद्ध करणारे सरदार म्हणजेच रघुजी राजे भोसले होते. हा गौरवशाली इतिहास नव्या पिढीपर्यंत पोहोचवण्यासाठी एका निमित्ताची गरज असते. ते निमित्त म्हणजे गौरवशाली इतिहास सांगणारी ही ऐतिहासिक तलवार आहे." य वेळी सरदार रघुजी राजे भोसले यांचे वंशज मुधोजी राजे भोसले यांनी महाराष्ट्र सरकारचे आभार मानले. हा ऐतिहासिक वारसा परत आणल्याबद्दल आनंद व्यक्त केला.सरदार रघुजी राजे भोसले यांची तलवार (ETV Bharat Reporter)सरदार रघुजी राजे भोसले यांच्या पराक्रमामुळे नागपूरसह त्यांच्या साम्राज्यातील प्रदेश मुघलांच्या अधिपत्याखाली कधीच गेला नाही. त्यांच्या शौर्याची आणि इतिहासाची माहिती सर्वसामान्य जनतेपर्यंत पोहोचली पाहिजे-मुख्यमंत्री देवेंद्र फडणवीसमहाराष्ट्र सरकारनं तीन दिवसांत तलवार मिळवली : सांस्कृतिक कार्य मंत्री आशीष शेलार यांनी सांगितलं की, "तलवारीच्या लिलावाची माहिती मिळाल्यानंतर अवघ्या 3 दिवसांत सर्व प्रक्रिया पूर्ण करून ती महाराष्ट्रात परत आणण्यात यश आलं. नागपूरकर भोसले घराण्याचे संस्थापक आणि छत्रपती शाहू महाराजांच्या काळातील महत्त्वाचे सरदार रघुजी भोसले यांची ऐतिहासिक तलवार राज्य सरकारनं लंडनमध्ये झालेल्या लिलावात मिळवली." या तलवारीचा ताबा सांस्कृतिक कार्यमंत्री आशीष शेलार यांनी सकाळी विमानतळ प्राधिकरणाकडून घेतला. त्यानंतर छत्रपती शिवाजी महाराजांच्या विमानतळावरील पुतळ्याला अभिवादन करून ही तलवार पु. ल. देशपांडे कला अकादमीत आणण्यात आली. सरदार रघुजी राजे भोसले यांची तलवार (ETV Bharat Reporter)सर्वसामान्यांना तलवार पाहता येणार : सरदार रघुजी भोसले यांच्या ऐतिहासिक तलवारीसोबत 12 वारसा मानांकित गडकिल्ल्यांच्या माहितीचे प्रदर्शन 19 ते 25 ऑगस्टदरम्यान आयोजित करण्यात आलं आहे. हे प्रदर्शन पु. ल. देशपांडे महाराष्ट्र कला अकादमीच्या कला दालनात दररोज सकाळी 11 ते सायंकाळी 7 या वेळेत सुरू राहील. प्रदर्शन सर्वांसाठी विनामूल्य असून, ऐतिहासिक वारशाची माहिती तरुण पिढीपर्यंत पोहोचावी, हा उद्देश असल्याचं पुरातत्त्व व वस्तुसंग्रहालये संचालनालयातर्फे सांगण्यात आलं आहे.महाराष्ट्र सरकारनं तलवारीचा लिलाव जिंकला : महाराष्ट्र सरकारनं ऐतिहासिक दस्तऐवज असलेली सरदार रघुजी भोसले यांची तलवार लंडनमधील लिलावातून प्राप्त करण्यामध्ये मोठं यश मिळवलं. या तलवारीचा लिलाव होणार असल्याची माहिती 28 एप्रिल 2025 रोजी मिळाल्यानंतर सांस्कृतिक कार्य मंत्री आशीष शेलार यांनी तातडीनं मुख्यमंत्री देवेंद्र फडणवीस यांच्याशी चर्चा केली. त्यानंतर तलवार शासनाच्या ताब्यात यावी यासाठी आवश्यक त्या सर्व प्रक्रिया आणि नियोजन सुरू करण्यात आलं. मुख्यमंत्री फडणवीस आणि मंत्री शेलार यांनी भारत सरकारच्या दूतावासाशी संपर्क साधून समन्वयासाठी स्वतंत्र यंत्रणा उभी केली. तत्काळ एक अधिकृत मध्यस्थ नेमून सरकारनं लिलावात सहभाग घेतला. तो लिलाव यशस्वीरीत्या जिंकला. लिलाव जिंकल्यानंतर संबंधित मध्यस्थाला लंडनमध्ये प्रत्यक्ष भेट देऊन आणि सर्व कायदेशीर प्रक्रिया पूर्ण करून सांस्कृतिक कार्य मंत्री आशीष शेलार यांनी ही ऐतिहासिक तलवार महाराष्ट्र सरकारच्या ताब्यात घेतली.सरदार रघुजी राजे भोसले यांच्या तलावारीचं लोकार्पण करताना मुख्यमंत्री (ETV Bharat Reporter)तलवारीचं ऐतिहासिक महत्त्व : रघुजी भोसले प्रथम हे नागपूरकर भोसले घराण्याचे संस्थापक आणि छत्रपती शाहू महाराज यांच्या काळातील मराठा सैन्यातील एक महत्त्वाचे सरदार होते. रघुजी भोसले यांचे शौर्य आणि युद्धनीती यावर प्रसन्न होऊन छत्रपती शाहू महाराजांनी त्यांना ‘सेना साहिब सुभा’ ही पदवी दिली होती. रघुजी भोसले प्रथम यांनी 1745 आणि 1755 मध्ये बंगालच्या नवाबाविरुद्ध युद्धमोहिमांचं नेतृत्व करून मराठा साम्राज्याचा बंगाल, ओडिशापर्यंत विस्तार केला. याचबरोबर त्यांनी त्यांच्या कारकिर्दीमध्ये चांदा, छत्तीसगड, संबळपूर याही प्रदेशांवर आपलं वर्चस्व प्रस्थापित केलं. दक्षिण भारतातील कुड्डाप्पाचा नवाब, कर्नूलचा नवाब यांचाही पराभव करून दक्षिण भारतात आपला लष्करी आणि राजकीय दबदबा निर्माण केला. 18 व्या शतकातील एक अत्यंत धाडसी मराठा सेनानी म्हणून रघुजी भोसलेंकडे बघितलं जायचं. नागपूरकर भोसलेंच्या भौगोलिक सीमांमध्ये लोखंड, तांबे यांच्या खाणी मुबलक प्रमाणात उपलब्ध होत्या. याचा वापर वस्तूंसोबतच शस्त्रं बनवण्यासाठीही केला जात असे. नागपूरकर भोसले घराण्यात राजशस्त्रे निर्मिती आणि सौंदर्य यांचा अजोड मिलाफ आहे.तलवार लंडनमध्ये कशी गेली? : नागपूरकर भोसलेंची 1817 मध्ये सीताबर्डी येथे ईस्ट इंडिया कंपनीविरुद्ध लढाई झाली. या लढाईमध्ये ईस्ट इंडिया कंपनीचा विजय झाल्यावर कंपनीनं नागपूरकर भोसल्यांच्या खजिन्याची लूट केली. यामध्ये अनेक मौल्यवान वस्तू, दागिने तसेच शस्त्रांचाही समावेश होता. नागपूरचे संस्थान खालसा झाल्यावर ईस्ट इंडिया कंपनीला वेळोवेळी नजराणे आणि भेटीही मिळाल्या होत्या. रघुजी भोसलेंची तलवार युद्धानंतरच्या लुटीमध्ये अथवा ब्रिटिशांना दिलेल्या भेटींमध्ये देशाबाहेर गेल्याची शक्यता आशिष शेलार यांनी वर्तवली.हेही वाचासरदार रघुजी भोसले यांची ऐतिहासिक तलवार मुंबईत दाखल; मुख्यमंत्र्यांच्या हस्ते होणार लोकार्पणमराठा सरदार रघुजी भोसले यांची लंडनमधील ऐतिहासिक तलवार १८ ऑगस्टला मुंबईत आणणार, जाणून घ्या इतिहासरघुजीराजे भोसलेंची ऐतिहासिक तलवार मिळवण्यात राज्य सरकारला मोठं यश; लंडनमध्ये जिंकला लिलाव मुंबई : मराठा साम्राज्याच्या वैभवशाली इतिहासाचं प्रतीक असलेली सरदार रघुजी राजे भोसले यांची ऐतिहासिक तलवार अखेर महाराष्ट्रात परत आली आहे. लंडनमध्ये झालेल्या लिलावातून महाराष्ट्र सरकारनं ही तलवार मिळवली असून, तिचं लोकार्पण ‘सेना साहेब सुभा पराक्रम दर्शन’ या विशेष कार्यक्रमात मुख्यमंत्री देवेंद्र फडणवीस यांच्या हस्ते पार पडलं. या प्रसंगी मराठा साम्राज्याचा पराक्रम, नागपूरकर भोसले घराण्याचा ऐतिहासिक ठसा आणि युवापिढीपर्यंत पोहोचवायचा वारसा यावर मान्यवरांनी भाष्य केलं. हा कार्यक्रम सांस्कृतिक कार्य विभाग, पुरातत्त्व व वस्तुसंग्रहालयं संचालनालय आणि सांस्कृतिक कार्य संचालनालय यांच्या वतीनं मुंबईतील पु. ल. देशपांडे कला अकादमीत आयोजित करण्यात आला होता. मुख्यमंत्री देवेंद्र फडणवीस यांनी आपल्या भाषणात सांगितलं की, "मराठा साम्राज्याचं प्रतीक असलेली ही तलवार आज पुन्हा एकदा महाराष्ट्रात परत आलेली आहे. ही अत्यंत गर्वाची गोष्ट आहे." त्यांनी पुढे नागपूरकर भोसले घराण्याच्या समृद्ध इतिहासाचा उल्लेख करत सांगितलं की, "छत्रपती शिवाजी महाराजांनी ज्या प्रकारे स्वराज्याची रचना केली, त्या स्वराज्याला अधिक समृद्ध करणारे सरदार म्हणजेच रघुजी राजे भोसले होते. हा गौरवशाली इतिहास नव्या पिढीपर्यंत पोहोचवण्यासाठी एका निमित्ताची गरज असते. ते निमित्त म्हणजे गौरवशाली इतिहास सांगणारी ही ऐतिहासिक तलवार आहे." य वेळी सरदार रघुजी राजे भोसले यांचे वंशज मुधोजी राजे भोसले यांनी महाराष्ट्र सरकारचे आभार मानले. हा ऐतिहासिक वारसा परत आणल्याबद्दल आनंद व्यक्त केला. सरदार रघुजी राजे भोसले यांच्या पराक्रमामुळे नागपूरसह त्यांच्या साम्राज्यातील प्रदेश मुघलांच्या अधिपत्याखाली कधीच गेला नाही. त्यांच्या शौर्याची आणि इतिहासाची माहिती सर्वसामान्य जनतेपर्यंत पोहोचली पाहिजे-मुख्यमंत्री देवेंद्र फडणवीस महाराष्ट्र सरकारनं तीन दिवसांत तलवार मिळवली : सांस्कृतिक कार्य मंत्री आशीष शेलार यांनी सांगितलं की, "तलवारीच्या लिलावाची माहिती मिळाल्यानंतर अवघ्या 3 दिवसांत सर्व प्रक्रिया पूर्ण करून ती महाराष्ट्रात परत आणण्यात यश आलं. नागपूरकर भोसले घराण्याचे संस्थापक आणि छत्रपती शाहू महाराजांच्या काळातील महत्त्वाचे सरदार रघुजी भोसले यांची ऐतिहासिक तलवार राज्य सरकारनं लंडनमध्ये झालेल्या लिलावात मिळवली." या तलवारीचा ताबा सांस्कृतिक कार्यमंत्री आशीष शेलार यांनी सकाळी विमानतळ प्राधिकरणाकडून घेतला. त्यानंतर छत्रपती शिवाजी महाराजांच्या विमानतळावरील पुतळ्याला अभिवादन करून ही तलवार पु. ल. देशपांडे कला अकादमीत आणण्यात आली. सर्वसामान्यांना तलवार पाहता येणार : सरदार रघुजी भोसले यांच्या ऐतिहासिक तलवारीसोबत 12 वारसा मानांकित गडकिल्ल्यांच्या माहितीचे प्रदर्शन 19 ते 25 ऑगस्टदरम्यान आयोजित करण्यात आलं आहे. हे प्रदर्शन पु. ल. देशपांडे महाराष्ट्र कला अकादमीच्या कला दालनात दररोज सकाळी 11 ते सायंकाळी 7 या वेळेत सुरू राहील. प्रदर्शन सर्वांसाठी विनामूल्य असून, ऐतिहासिक वारशाची माहिती तरुण पिढीपर्यंत पोहोचावी, हा उद्देश असल्याचं पुरातत्त्व व वस्तुसंग्रहालये संचालनालयातर्फे सांगण्यात आलं आहे. महाराष्ट्र सरकारनं तलवारीचा लिलाव जिंकला : महाराष्ट्र सरकारनं ऐतिहासिक दस्तऐवज असलेली सरदार रघुजी भोसले यांची तलवार लंडनमधील लिलावातून प्राप्त करण्यामध्ये मोठं यश मिळवलं. या तलवारीचा लिलाव होणार असल्याची माहिती 28 एप्रिल 2025 रोजी मिळाल्यानंतर सांस्कृतिक कार्य मंत्री आशीष शेलार यांनी तातडीनं मुख्यमंत्री देवेंद्र फडणवीस यांच्याशी चर्चा केली. त्यानंतर तलवार शासनाच्या ताब्यात यावी यासाठी आवश्यक त्या सर्व प्रक्रिया आणि नियोजन सुरू करण्यात आलं. मुख्यमंत्री फडणवीस आणि मंत्री शेलार यांनी भारत सरकारच्या दूतावासाशी संपर्क साधून समन्वयासाठी स्वतंत्र यंत्रणा उभी केली. तत्काळ एक अधिकृत मध्यस्थ नेमून सरकारनं लिलावात सहभाग घेतला. तो लिलाव यशस्वीरीत्या जिंकला. लिलाव जिंकल्यानंतर संबंधित मध्यस्थाला लंडनमध्ये प्रत्यक्ष भेट देऊन आणि सर्व कायदेशीर प्रक्रिया पूर्ण करून सांस्कृतिक कार्य मंत्री आशीष शेलार यांनी ही ऐतिहासिक तलवार महाराष्ट्र सरकारच्या ताब्यात घेतली. तलवारीचं ऐतिहासिक महत्त्व : रघुजी भोसले प्रथम हे नागपूरकर भोसले घराण्याचे संस्थापक आणि छत्रपती शाहू महाराज यांच्या काळातील मराठा सैन्यातील एक महत्त्वाचे सरदार होते. रघुजी भोसले यांचे शौर्य आणि युद्धनीती यावर प्रसन्न होऊन छत्रपती शाहू महाराजांनी त्यांना ‘सेना साहिब सुभा’ ही पदवी दिली होती. रघुजी भोसले प्रथम यांनी 1745 आणि 1755 मध्ये बंगालच्या नवाबाविरुद्ध युद्धमोहिमांचं नेतृत्व करून मराठा साम्राज्याचा बंगाल, ओडिशापर्यंत विस्तार केला. याचबरोबर त्यांनी त्यांच्या कारकिर्दीमध्ये चांदा, छत्तीसगड, संबळपूर याही प्रदेशांवर आपलं वर्चस्व प्रस्थापित केलं. दक्षिण भारतातील कुड्डाप्पाचा नवाब, कर्नूलचा नवाब यांचाही पराभव करून दक्षिण भारतात आपला लष्करी आणि राजकीय दबदबा निर्माण केला. 18 व्या शतकातील एक अत्यंत धाडसी मराठा सेनानी म्हणून रघुजी भोसलेंकडे बघितलं जायचं. नागपूरकर भोसलेंच्या भौगोलिक सीमांमध्ये लोखंड, तांबे यांच्या खाणी मुबलक प्रमाणात उपलब्ध होत्या. याचा वापर वस्तूंसोबतच शस्त्रं बनवण्यासाठीही केला जात असे. नागपूरकर भोसले घराण्यात राजशस्त्रे निर्मिती आणि सौंदर्य यांचा अजोड मिलाफ आहे. तलवार लंडनमध्ये कशी गेली? : नागपूरकर भोसलेंची 1817 मध्ये सीताबर्डी येथे ईस्ट इंडिया कंपनीविरुद्ध लढाई झाली. या लढाईमध्ये ईस्ट इंडिया कंपनीचा विजय झाल्यावर कंपनीनं नागपूरकर भोसल्यांच्या खजिन्याची लूट केली. यामध्ये अनेक मौल्यवान वस्तू, दागिने तसेच शस्त्रांचाही समावेश होता. नागपूरचे संस्थान खालसा झाल्यावर ईस्ट इंडिया कंपनीला वेळोवेळी नजराणे आणि भेटीही मिळाल्या होत्या. रघुजी भोसलेंची तलवार युद्धानंतरच्या लुटीमध्ये अथवा ब्रिटिशांना दिलेल्या भेटींमध्ये देशाबाहेर गेल्याची शक्यता आशिष शेलार यांनी वर्तवली. हेही वाचा For All Latest Updates TAGGED: 'तान्हा पोळा' सणाची 219 वर्षांची ऐतिहासिक परंपरा; मन्या भाई, सोन्या भाई बाजारात दाखल, शेकडो कोटींची उलाढाल "महाराष्ट्रात त्रिदेवाचे सरकार, ब्रह्मा-विष्णू-महेशाचं सरकार", रुपाली चाकणकरांकडून देवाची उपमा "कालचा फक्त ट्रेलर होता, अजून पिक्चर बाकी आहे", नितेश राणे यांचा इशारा 'विश्वविजेत्या' ऑस्ट्रेलियाची घरातच जिरवली; आफ्रिकेनं दुसरा सामना जिंकत सलग पाचव्यांदा जिंकली मालिका काळजीपासून व्यापारापर्यंत सरोगसीच्या कायदेशीर आणि नैतिक गैरवापर उपाय करण्याची गरज Kawasaki KLX230R S 2026 भारतात 1.94 लाखात लॉंच फॅटी लिव्हरच्या समस्येनं त्रस्त आहात? आहारात समावेश करा 'ही' फळ होंडाची नवीन इलेक्ट्रिक मोटरसायकल 2 सप्टेंबरला होणार सादर पावसाळ्यातील आजारांपासून मुलांचा बचाव कसा करायचा? फॉलो करा या टिप्स Copyright © 2025 Ushodaya Enterprises Pvt. Ltd., All Rights Reserved.</w:t>
+        <w:t xml:space="preserve"> https://www.socialnews.xyz/2025/08/18/ncp-sp-targets-maha-minister-over-rs-5000-cr-scam-in-navi-mumbais-cidco-land-demands-his-resignation/?utm_source=rss&amp;utm_medium=rss&amp;utm_campaign=ncp-sp-targets-maha-minister-over-rs-5000-cr-scam-in-navi-mumbais-cidco-land-demands-his-resignation</w:t>
+      </w:r>
+    </w:p>
+    <w:p>
+      <w:pPr>
+        <w:pStyle w:val="Normal"/>
+      </w:pPr>
+      <w:r>
+        <w:rPr/>
+        <w:t>Content: Home » National » NCP (SP) targets Maha minister over Rs 5,000 cr scam in Navi Mumbai’s CIDCO land; demands his resignation Posted By: Gopi August 18, 2025 Mumbai, Aug 18 (SocialNews.XYZ) NCP (SP) legislator Rohit Pawar on Monday alleged that the social justice minister and Shiv Sena leader Sanjay Shirsat is involved in a corruption worth Rs 5,000 crore as during his tenure as the chairman of state undertaking City and Industrial Development Corporation (CIDCO) gave 15 acre of land to one Bivalkar family in Navi Mumbai and betrayed the local landowners. He has demanded Minister Sirsat’s resignation and appealed to the Chief Minister Devendra Fadnavis to form a special task force headed by a retired judge to probe this scam. Sirsat held the post of CIDCO chairman during the tenure of the Chief Minister Eknath Shinde. Rohit Pawar’s move to target the minister Sirsat comes days after Shiv Sena (UBT) MP Sanjay Raut shared a video of of the latter purportedly showing him in possession of a big bag full of cash at his home, suggesting that Prime Minister Narendra Modi, Union Home Minister Amit Shah and Chief Minister Devendra Fadnavis should take a note of it. “The Bivalkar family’s proposal was rejected for years on account of every law, rule and judgment. But in the first meeting after becoming the CIDCO chairman, Sanjay Shirsat set aside all the rules and decided to give the 15 acres of land to the Bivalkar family. The market value of this land is about Rs 5,000 crore, and CIDCO could have built about 10,000 houses for the poor on this land,” said Rohit Pawar. Vijay Singhal, vice-chairman and managing director of CIDCO and Minister Shirsat did not reply despite attempts to reach them over the phone and message. According to Rohit Pawar, the story dates back to the British era when the Bivalkar family was awarded more than 4,000 acres of land for helping the British against the Maratha Empire in 15 villages of the present-day Roha, Panvel, Alibaug, Uran tehsils. “By claiming it as a personal gift, the lands were first saved from the Bombay Personal Inams Abolition Act, 1952 and later, before the land ceiling act in 1961, registering lands as reserved forest. However, in 1975, the Maharashtra Private Forest Acquisition Act came, under which their entire land went to the government. In 1985, the Bivalkar family objected to the Private Forest Acquisition Act, which the collector rejected in 1989. In 1990, they went to the High Court. In 2010, another appeal was filed, which was clubbed. In October 2014, the High Court ruled in favour of the Bivalkar family. After coming to know about it in 2015, the government appealed in the Supreme Court and the order was stayed,” he said. Following the scheme for Project Affected Persons (PAPs) of CIDCO, the family applied in 1993 for benefits under the 12.5 per cent scheme, as 150 acres of land with collector and court of wards was acquired by CIDCO. In 1994, CIDCO rejected this application. In 1995, 2010, and 2023, CIDCO rejected the application, said Rohit Pawar. “Despite CIDCO reports against giving 12.5 per cent land to the family, Sanjay Shirsat cleared the file in his first meeting as CIDCO chairman, whereby giving 61,000 square meters of land with a market value of Rs 5000 crore and a tripartite agreement on 8000 square meters of land has already been signed,” Rohit Pawar alleged. Meanwhile, the NCP (SP) will hold a protest led by the party’s state unit chief, Shashikant Shinde, on Wednesday at the CIDCO office. Source: IANS Gopi Adusumilli is a Programmer. He is the editor of SocialNews.XYZ and President of AGK Fire Inc. He enjoys designing websites, developing mobile applications and publishing news articles on current events from various authenticated news sources. When it comes to writing he likes to write about current world politics and Indian Movies. His future plans include developing SocialNews.XYZ into a News website that has no bias or judgment towards any. He can be reached at gopi@socialnews.xyzMail | Web | Twitter Gopi Adusumilli is a Programmer. He is the editor of SocialNews.XYZ and President of AGK Fire Inc. He enjoys designing websites, developing mobile applications and publishing news articles on current events from various authenticated news sources. When it comes to writing he likes to write about current world politics and Indian Movies. His future plans include developing SocialNews.XYZ into a News website that has no bias or judgment towards any. He can be reached at gopi@socialnews.xyz Copyright 2025 | AGK FIRE INC| Terms of Service / Privacy Policy | Contact Us</w:t>
       </w:r>
     </w:p>
     <w:p>
@@ -164,16 +164,16 @@
       </w:pPr>
       <w:r>
         <w:rPr/>
-        <w:t>Article 137</w:t>
-      </w:r>
-    </w:p>
-    <w:p>
-      <w:pPr>
-        <w:pStyle w:val="Normal"/>
-      </w:pPr>
-      <w:r>
-        <w:rPr/>
-        <w:t>Title: Mumbai Rains News: मुंबईसह महाराष्ट्रात 3 जिल्ह्यात शाळा-कॉलेज बंद, पावसाने सामान्यांचे झाले हाल; तलाव भरले</w:t>
+        <w:t>Article 138</w:t>
+      </w:r>
+    </w:p>
+    <w:p>
+      <w:pPr>
+        <w:pStyle w:val="Normal"/>
+      </w:pPr>
+      <w:r>
+        <w:rPr/>
+        <w:t>Title: Maha CM asks agencies to be on alert mode after heavy rainfall and flash floods</w:t>
       </w:r>
     </w:p>
     <w:p>
@@ -185,16 +185,16 @@
         <w:t xml:space="preserve">URL: </w:t>
       </w:r>
       <w:r>
-        <w:t xml:space="preserve"> https://www.navarashtra.com/maharashtra/mumbai-rains-news-updates-school-college-closed-due-to-heavy-rains-thane-palghar-has-problem-963739.html</w:t>
-      </w:r>
-    </w:p>
-    <w:p>
-      <w:pPr>
-        <w:pStyle w:val="Normal"/>
-      </w:pPr>
-      <w:r>
-        <w:rPr/>
-        <w:t>Content: मुंबईतील पावसाची स्थिती (फोटो सौजन्य - RNO) मंगळवारी (१९ ऑगस्ट) महाराष्ट्रातील मुंबई, ठाणे आणि पालघर येथे शाळा आणि महाविद्यालये बंद राहतील. मुसळधार पावसाच्या पार्श्वभूमीवर प्रशासनाने हा निर्णय घेतला आहे. राज्यातील बहुतेक भागात सतत पाऊस पडत आहे. हवामान खात्याने पुढील ४८ तासांसाठी अनेक जिल्ह्यांमध्ये पावसाचा रेड अलर्ट जारी केला आहे. हवामान खात्याने सकाळी ११ वाजता जारी केलेल्या बुलेटिननुसार, ठाणे, मुंबई, रायगड, रत्नागिरी, पुणे, कोल्हापूर आणि सातारा येथे रेड अलर्ट आहे. हे लक्षात घेता प्रशासनाने लोकांना घराबाहेर न पडण्याचे आवाहन केले आहे. तसंच शासकीय कार्यालयांनाही सुट्टी जाहीर करण्यात आली आहे आणि याशिवाय गरज असल्यास घराबाहेर पडण्याचा इशारा देण्यात आलाय. BMC ने काय म्हटले? सोमवारी (१८ ऑगस्ट) संध्याकाळी बीएमसीने एक निवेदन जारी केले की, “भारतीय हवामान खात्याने, मंगळवार १९ ऑगस्ट २०२५ रोजी मुंबई शहर आणि उपनगरांसाठी रेड अलर्ट (अत्यंत मुसळधार पावसाचा इशारा) जारी केला आहे. हे लक्षात घेऊन, जिल्हा आपत्ती व्यवस्थापन प्राधिकरण अर्थात बीएमसीकडून जाहीर केले जाते की मुंबईतील (शहर आणि उपनगरे) सर्व सरकारी, खाजगी आणि महानगरपालिका शाळा आणि महाविद्यालये बंद राहतील.” मुंबईत शनिवारपासून पाऊस पडत आहे आणि सध्या तरी आराम मिळण्याची आशा नाही. अनेक भागात पाणी साचले आहे आणि अनेक ठिकाणी वाहतूक कोंडी झाली आहे. आज सकाळपासूनही अत्यंत भयानक पाऊस पडत असून ठिकठिकाणी पाणी साचले आहे आणि चाकरमान्यांचे प्रचंड हाल होताना दिसून येत आहे. मुख्यमंत्र्यांनी ताजी माहिती दिली मुख्यमंत्री देवेंद्र फडणवीस म्हणाले की, पावसाबाबत राज्य अधिकाऱ्यांशी चर्चा झाली आहे. २१ तारखेपर्यंत मुसळधार पावसाची शक्यता आहे. १५-१६ जिल्ह्यांमध्ये रेड आणि ऑरेंज अलर्ट जारी करण्यात आला आहे. या जिल्ह्यांमध्ये आवश्यक पावले उचलली जात आहेत. कोकण क्षेत्रात रेड अलर्ट आहे. अंबा, कुंडलिका आणि जगबुडी नद्यांचे पाणी धोक्याची पातळी ओलांडले आहे, त्यामुळे या भागात पाणी साचले आहे. विशेष देखरेखीखाली ठेवण्यात आले आहे. Maharashtra Rain Alert: महाराष्ट्रात पावसाचा कहर! धोका वाढला; काळाकुट्ट अंधार अन्…. , काही तास अत्यंत महत्वाचे नद्यांची पातळी वाढली तापी आणि हतनूर नद्यांच्या पाण्याची पातळी वाढली आहे. रावेरच्या काही भागात पाणी शिरले आहे. जळगाव जिल्ह्यात परिस्थिती गंभीर आहे. गेल्या २-३ दिवसांपासून झालेल्या मुसळधार पावसामुळे मोठे नुकसान झाले आहे. घरे आणि जनावरांचे नुकसान झाले आहे. पुण्यात पाऊस पडत आहे पण तिथल्या कोणत्याही नदीची पाणी पातळी धोक्याच्या पातळीपेक्षा जास्त गेलेली नाही. नांदेड जिल्ह्यातील मुखेड तहसीलमध्ये झालेल्या मुसळधार पावसामुळे लेंडी धरणाच्या पाण्याची पातळी लक्षणीय वाढली आहे. याशिवाय लातूर, उदगीर आणि कर्नाटकातूनही मोठ्या प्रमाणात पाणी येत आहे. काल येथे सुमारे २०६ मिमी पाऊस पडला. त्यामुळे रावणगाव, भासवाडी, भिंगेली आणि हसनाळ गावातील जनजीवन विस्कळीत झाले आहे. Konkan Rain Update : ‘या’ जिल्ह्यात पुढील 48 तासांसाठी ‘रेड अलर्ट’; नागरिकांना सर्तक राहण्याचे आवाहन तलाव भरले बृहन्मुंबई महानगरपालिका क्षेत्राला पाणीपुरवठा करणाऱ्या ७ तलावांपैकी विहार तलाव १८ ऑगस्ट २०२५ रोजी दुपारी २:४५ वाजता भरू लागला आणि ओसंडून वाहू लागला. या वर्षीच्या पावसाळ्यात, बृहन्मुंबई महानगरपालिका क्षेत्राला पाणीपुरवठा करणाऱ्या ७ तलावांपैकी ६ तलाव आतापर्यंत भरले आहेत आणि ओसंडून वाहत आहेत. Follow Us On © Copyright Navarashtra 2025 All rights reserved.</w:t>
+        <w:t xml:space="preserve"> https://www.socialnews.xyz/2025/08/18/maha-cm-asks-agencies-to-be-on-alert-mode-after-heavy-rainfall-and-flash-floods/amp/</w:t>
+      </w:r>
+    </w:p>
+    <w:p>
+      <w:pPr>
+        <w:pStyle w:val="Normal"/>
+      </w:pPr>
+      <w:r>
+        <w:rPr/>
+        <w:t>Content: Mumbai, Aug 18 (SocialNews.XYZ) Maharashtra Chief Minister Devendra Fadnavis on Monday reviewed the rainfall situation across the state at the State Emergency Operation Centre in Mantralaya and asked all agencies to be on alert mode. CM Fadnavis, who was accompanied by the minister of disaster management, Girish Mahajan and Minister of Information Technology Ashish Shelar, told reporters that seven people have died in various incidents in the state in the last two days due to heavy rains and flash floods. Some rivers in Konkan have crossed the danger levels, and there has been major damage in Jalgaon. He said that the government has been in continuous communication with the Karnataka government regarding water levels in the Almatti dam and the discharge of water. Although there is no danger at present, he has ordered the administration to be on alert. The situation in Mukhed from Nanded district has been under control, and special attention has been given to Vishnupuri. According to the Chief Minister, 800 villages in Chhatrapati Sambhajinagar division have been affected. The administration is on alert in South Gadchiroli. The situation is returning to normal in Akola, Chandur Railway, Mehkar and Washim. According to preliminary estimates, crops have been damaged in an area of 2 lakh hectares in Vidarbha. “Mumbai has received 170 mm of rain in just eight hours since this morning. Traffic was affected at some places in the city due to waterlogging. Railways, metro and other transport are running smoothly. The next 10 to 12 hours are very important for Mumbai,” said the Chief Minister. He added that the local administration and municipalities have been given delegated powers to declare holidays for schools, keeping in mind the weather forecast for tomorrow. In the meeting, the Divisional Commissioners presented information about the rainfall in their respective divisions. Ratnagiri, Raigad and Hingoli districts have received more rainfall, and the Meteorological Department has warned of heavy rainfall between August 17 and 21. Therefore, the Chief Minister ordered the administration to be alert for the next few days, said the government release. He also appealed to the citizens to mention the exact time while sending SMS alerts, take the alerts seriously and take care of themselves. He clarified that there is no need to approach the Mantralaya for urgent help, as the funds and powers have been given at the local level. He said that the administration has been asked to provide assistance for house collapses and to conduct Panchnamas properly. He also instructed the administration to stay in constant touch with other states before the danger level of rivers increases. The Chief Minister asked the police to remain alert, especially at the tourist places, and the government machinery should be operational in advance in landslide areas, and adequate facilities of food, clean water and clothing should be provided at the shelter centres. Source: IANS Gopi Adusumilli is a Programmer. He is the editor of SocialNews.XYZ and President of AGK Fire Inc. He enjoys designing websites, developing mobile applications and publishing news articles on current events from various authenticated news sources. When it comes to writing he likes to write about current world politics and Indian Movies. His future plans include developing SocialNews.XYZ into a News website that has no bias or judgment towards any. He can be reached at gopi@socialnews.xyz This website uses cookies.</w:t>
       </w:r>
     </w:p>
     <w:p>
@@ -203,16 +203,16 @@
       </w:pPr>
       <w:r>
         <w:rPr/>
-        <w:t>Article 138</w:t>
-      </w:r>
-    </w:p>
-    <w:p>
-      <w:pPr>
-        <w:pStyle w:val="Normal"/>
-      </w:pPr>
-      <w:r>
-        <w:rPr/>
-        <w:t>Title: Nanded Breaking : मोठी बातमी! नांदेडमध्ये अनेक गाव पाण्याखाली, 15 जण अडकले तर 40 ते 50 म्हशीचा पाण्यात बुडून मृत्यू</w:t>
+        <w:t>Article 139</w:t>
+      </w:r>
+    </w:p>
+    <w:p>
+      <w:pPr>
+        <w:pStyle w:val="Normal"/>
+      </w:pPr>
+      <w:r>
+        <w:rPr/>
+        <w:t>Title: CM to inaugurate additional water supply scheme</w:t>
       </w:r>
     </w:p>
     <w:p>
@@ -224,16 +224,16 @@
         <w:t xml:space="preserve">URL: </w:t>
       </w:r>
       <w:r>
-        <w:t xml:space="preserve"> https://www.lokshahi.com/news/rains-in-nandeds-mukhed-taluka-have-caused-flash-floods-in-many-villages-and-information-has-emerged-that-15-people-from-the-village-are-stranded</w:t>
-      </w:r>
-    </w:p>
-    <w:p>
-      <w:pPr>
-        <w:pStyle w:val="Normal"/>
-      </w:pPr>
-      <w:r>
-        <w:rPr/>
-        <w:t>Content: नांदेडच्या मुखेड तालुक्यात पावसाचा हाहाकार पाहायला मिळत आहे. मुखेड तालुक्यातील मुक्रमाबाद गावात पुराच्या पाण्यात बुडुन 40 ते 50 म्हशीचा मृत्यू झाल्याची माहिती समोर आली असून लेंडी धरणाच्या बुडीत क्षेत्रातील अनेक गावात पाणी साचले आहे. ज्यामुळे लेंडी धरणाच्या बॅकवॉटरमुळे गंभीर परिस्थिती निर्माण झाली आहे. अशातच नांदेडमधून धक्कादायक घटना समोर आली आहे. नांदेडच्या हसनाळ गाव पाण्याखाली गेले असून नांदेडच्या मुखेड तालुक्यात पाच ते सहा गावांना पुराने वेढा घातला आहे. गावातील 15 जण अडकल्याची माहिती समोर आली आहे. त्याचसोबत देगलूर मुक्राबाद रस्त्याला तळ्याचे स्वरूप आले आहे. यावेळी रस्त्यावर असलेली कार पाण्याखाली गेली आहे. दोरीच्या साह्याने पुराच्या पाण्यातून कार बाहेर काढण्याचा प्रयत्न सुरु आहे. त्याचसोबत एनडीआरएफ टीमच्या वतीने युद्धपातळीवर बचाव कार्य सुरू आहे. याचपार्श्वभूमिवर मुख्यमंत्री देवेंद्र फडणवीसांनी ट्वीट करत माहिती दिली आहे. ट्वीट करत मुख्यमंत्री देवेंद्र फडणवीस म्हणाले की, "नांदेड जिल्ह्यातील मुखेड तालुक्यात अतिवृष्टीने लेंडी धरणाच्या पाणी पातळीत मोठी वाढ झाली आहे. शिवाय लातूर, उदगीर आणि कर्नाटकातून मोठ्या प्रमाणात पाणी येत आहे. काल येथे झालेला पाऊस सुमारे 206 मि.मी. इतका होता. त्यामुळे रावनगाव, भासवाडी, भिंगेली, हासनाळ येथील जनजीवन प्रभावित झाले आहे". "रावनगाव येथे 225 नागरिक पुराच्या पाण्यात अडकले असून, त्यापैकी अत्यंत प्रतिकूल असलेल्या ठिकाणाहून नागरिकांना बाहेर काढण्यात आले आहे. उर्वरित नागरिकांना सुरक्षित स्थळी हलविण्याचे प्रयत्न सुरु आहेत. हसनाळ येथे 8 नागरिकांना बाहेर काढण्यात आले आहे. भासवाडी येथे 20 नागरिक अडकले असून, ते सुरक्षित आहेत. भिंगेली येथे 40 नागरिक अडकले असून, ते सुरक्षित आहेत". 5 नागरिक बेपत्ता असून, त्यांचा शोध घेतला जात आहे". "मी स्वत: नांदेड जिल्हाधिकार्‍यांशी सातत्याने संपर्कात असून, नांदेड, लातूर आणि बिदर असे तिन्ही जिल्हाधिकारी एकमेकांशी संपर्कात राहून बचाव कार्य करीत आहेत. एनडीआरएफची 1 चमू, एक लष्करी पथक आणि पोलिसांची चमू समन्वयातून बचाव कार्य करीत आहेत. छत्रपती संभाजीनगर येथून सैन्याची एक तुकडी सुद्धा रवाना झाली आहे. स्थानिक प्रशासनाला सातत्याने प्रभावित भागात राहून समन्वय साधण्यास सांगण्यात आले आहे". नांदेड जिल्ह्यातील मुखेड तालुक्यात अतिवृष्टीने लेंडी धरणाच्या पाणी पातळीत मोठी वाढ झाली आहे. शिवाय लातूर, उदगीर आणि कर्नाटकातून मोठ्या प्रमाणात पाणी येत आहे. काल येथे झालेला पाऊस सुमारे 206 मि.मी. इतका होता. त्यामुळे रावनगाव, भासवाडी, भिंगेली, हासनाळ येथील जनजीवन प्रभावित झाले… Lokshahi Marathi Ⓒcopyright2022</w:t>
+        <w:t xml:space="preserve"> https://www.lokmattimes.com/aurangabad/cm-to-inaugurate-additional-water-supply-scheme/</w:t>
+      </w:r>
+    </w:p>
+    <w:p>
+      <w:pPr>
+        <w:pStyle w:val="Normal"/>
+      </w:pPr>
+      <w:r>
+        <w:rPr/>
+        <w:t>Content: Marathi | Hindi FOLLOW US : City By Lokmat Times Desk | Updated: August 18, 2025 21:00 IST2025-08-18T21:00:04+5:302025-08-18T21:00:04+5:30 Lokmat News Network Chhatrapati Sambhajinagar: The chief minister Devendra Fadnavis will today inaugurate the operation of 200 MLD of water on Tuesday evening (5 pm). With the intention that the city may receive an additional quantity of water, the 900-mm pipeline was laid between the Jayakwadi Dam and the city by spending Rs 200 crore. Accordingly, the water treatment plant of 26 MLD capacity was also built at Pharola. Accordingly the city will get an additional quantity of 26 MLD of water in their taps. Additional 26 MLD water supply from today Due to delays in the ₹2,740-crore new water supply scheme, the then Divisional Commissioner Sunil Kendrekar had initiated an alternative arrangement to ensure additional water supply to the city. At a cost of ₹200 crore, a 900 mm diameter pipeline was laid from Jayakwadi to Nakshatrawadi. Meanwhile, work on a 26 MLD-capacity water treatment plant has been underway for the past year. Two days ago, the trial run of this plant was successfully completed. From Tuesday onwards, the city will start receiving an additional 26 MLD of treated water. Until now, the city was receiving about 140–145 MLD of water through three pipelines of 1,200 mm, 900 mm, and 700 mm diameter. In the future, the 700 mm line will be completely phased out, and the plan is to supply 75 MLD through the 900 mm pipeline. Administrator camps at Pharola The administrator G Sreekanth personally inspected the trial run at the Pharola water treatment plant on Sunday. From Monday afternoon onwards, he camped at Pharola to monitor preparations. In the evening, a joint meeting of the Municipal Corporation, Police, and Maharashtra Jeevan Pradhikaran (MJP) officials was held on-site to finalise arrangements for Tuesday’s inauguration programme. At present, several city localities receive water only once in six to eight days. With the new arrangement, supply to these areas will be advanced by at least two to three days, claimed civic authorities. Starting today, the city will receive 160–165 MLD of water daily. Citizens are now keenly watching how effectively the municipal corporation manages distribution to ensure adequate and equitable water supply. FOLLOW US : Copyright ©2025 Lokmat Media Pvt Ltd</w:t>
       </w:r>
     </w:p>
     <w:p>
@@ -242,16 +242,16 @@
       </w:pPr>
       <w:r>
         <w:rPr/>
-        <w:t>Article 139</w:t>
-      </w:r>
-    </w:p>
-    <w:p>
-      <w:pPr>
-        <w:pStyle w:val="Normal"/>
-      </w:pPr>
-      <w:r>
-        <w:rPr/>
-        <w:t>Title: महाराष्ट्रात सर्वदूर पावसामुळे हाहाकार; मोठ्या प्रमाणात जीवित आणि वित्तहानी, बळीराज अडचणीत!</w:t>
+        <w:t>Article 140</w:t>
+      </w:r>
+    </w:p>
+    <w:p>
+      <w:pPr>
+        <w:pStyle w:val="Normal"/>
+      </w:pPr>
+      <w:r>
+        <w:rPr/>
+        <w:t>Title: Farmers Loan Waiver: बावनकुळेंनंतर महायुती सरकारमधील 'या' मंत्र्याची कर्जमाफीबाबत मोठी अपडेट; म्हणाले,'CM फडणवीस लवकरच...'</w:t>
       </w:r>
     </w:p>
     <w:p>
@@ -263,16 +263,16 @@
         <w:t xml:space="preserve">URL: </w:t>
       </w:r>
       <w:r>
-        <w:t xml:space="preserve"> https://mpbreakingnews.in/marathi/maharashtra/rains-wreak-havoc-across-maharashtra-massive-loss-of-life-and-property-farmers-in-trouble-06-692619</w:t>
-      </w:r>
-    </w:p>
-    <w:p>
-      <w:pPr>
-        <w:pStyle w:val="Normal"/>
-      </w:pPr>
-      <w:r>
-        <w:rPr/>
-        <w:t>Content: महाराष्ट्राच्या सर्वच भागात पावसाचे आज दिवसभरात धुमशान पाहायला मिळाले. राज्यात सध्या तुफान पाऊस कोसळत आहे. पश्चिम महाराष्ट्र, कोकण, मुंबई, विदर्भासह मराठवाड्यातही पावसाने तांडव घातले. लाखो हेक्टर शेतीचे पावसामुळे मोठे नुकसान झालेले आहे. दरम्यान, मराठवाड्याच्या काही जिल्ह्यांत तर पावसाने अक्षरश: धुमाकूळ घातला आहे. काही जिल्ह्यांत अनेक लोकांचा मृत्यू झाला असून छत्रपती संभाजीनगरात बचावकार्यासाठी एनडीआरएफ टीमसोबत मिलिटरही दाखल झाली आहे. या पावसामध्ये जीवित आणि वित्तहानी मोठ्या प्रमाणात झाली आहे. मराठवाड्याच्या काही जिल्ह्यांत तर पावसाने अक्षरश: धुमाकूळ घातला आहे. काही जिल्ह्यांत अनेक लोकांचा मृत्यू झाला असून छत्रपती संभाजीनगरात बचावकार्यासाठी एनडीआरएफ टीमसोबत मिलिटरही दाखल झाली आहे. ज्या ठिकाणी पाणी असेल त्या ठिकाणी शाळेच्या सुट्टीबाबत सूचना फडणवीसांनी सूचना दिल्या आहेत. तसेच अडकलेल्या लोकांना राहण्या खाण्याची सोय करण्याचाही सूचना फडणवीसांनी दिलेल्या आहेत. मराठवाड्यातील पावसाच्या स्थितीबाबत विभागीय आयुक्त जितेंद्र पापळकर यांनी सविस्तर माहिती दिली आहे. त्यांनी दिलेल्या या माहितीनुसार बचावकार्यासाठी मराठवाड्यात एनडीआरएफ एसडीआरएफसोबत मिलिटरीलाही पाचारण करण्यात आले आहे. मिलिटरीचे 20 जवान मतदाकार्यासाठी मराठवाड्यात दाखल झाले आहेत. जितेंद्र पापळकर यांची नुकतीच मुख्यमंत्री देवेंद्र फडणवीस यांच्यासोबत बैठक झाली आहे. या बैठकीत फडणीसांनी पावसाचा आढवा घेतला असून आवश्यक ते सर्व निर्देश दिले आहेत. या काळात मुख्यमंत्री देवेंद्र फडणवीस अॅक्शन मोडमध्ये आले आहेत. ज्या ठिकाणी पाणी असेल त्या ठिकाणी शाळेच्या सुट्टीबाबत सूचना फडणवीसांनी सूचना दिल्या आहेत. तसेच अडकलेल्या लोकांना राहण्या खाण्याची सोय करण्याचाही सूचना फडणवीसांनी दिलेल्या आहेत. सध्या नांदेडमध्ये पूर परिस्थिती निर्माण झाली आहे. नागरिकांचे बचावकार्य सुरू आहे. सर्व नागरिक सुरक्षित असल्याची माहिती असली तरी या पावसामुळे जनावरांचा मृत्यू झाला आहे. पशुधनाची मोठी हानी झाल्याने बळीराजा हवालदिल झाला आहे. मिळालेल्या ताज्या माहितीनुसार पावसामुळे मराठवाड्यात आतापर्यंत एकूण सहा जणांचा मृत्यू झाला आहे. यात नांदेडमध्ये तिघांचा, बीडमध्ये दोघांचा तर हिंगोलीत एका व्यक्तीचा मृत्यू झालाय. पुण्यातून मागविलेली मिलिटरीची 20 लोकांची टीम नांदेडला रवाना झाली आहे. बीड जिल्ह्यातही एनडीआर एफची टीम तैनात करण्यात आली आहे. पावसामुळे मराठवाड्यातील सव्वालाख हेक्टर शेतीक्षेत्र बाधित झाले आहे. MP Breaking Marathi News is a dedicated Marathi digital news platform by INTUITIVE NEWS &amp; MEDIA PRIVATE LIMITED. Launched as a subdomain of the leading Hindi news portal MP Breaking News, our goal is to deliver fast, accurate, and trustworthy news in Marathi.From politics to entertainment, sports to lifestyle—we bring updates from every segment, tailored for our Marathi-speaking audience. With a strong commitment to authenticity and speed, we aim to become your most reliable source of regional, national, and global news in Marathi. Contact us: mpbreakingnews (at) gmail.com Bhopal News Indore News Jabalpur News Gwalior News Play Store Apple Store © 2025 Intuitive News &amp; Media Pvt. Ltd. | Powered By Parshva Web Home | Contact Us | Policies | Terms and Conditions</w:t>
+        <w:t xml:space="preserve"> https://sarkarnama.esakal.com/maharashtra/vidarbha/sanjay-rathod-update-farmer-loan-waiver-devendra-fadnavis-dk88</w:t>
+      </w:r>
+    </w:p>
+    <w:p>
+      <w:pPr>
+        <w:pStyle w:val="Normal"/>
+      </w:pPr>
+      <w:r>
+        <w:rPr/>
+        <w:t>Content: थोडक्यात बातमी: महायुती सरकारनं शेतकरी कर्जमाफीचं आश्वासन दिलं होतं, मात्र ८ महिने उलटूनही निर्णय प्रलंबित आहे. मंत्री संजय राठोड यांनी राज्य मंत्रिमंडळात कर्जमाफीवर चर्चा सुरू असल्याचं सांगितलं आणि मुख्यमंत्री देवेंद्र फडणवीस लवकरच घोषणा करतील असे संकेत दिले. शेतकऱ्यांची कर्जमाफीची मागणी तीव्र होत असून विरोधकांकडून सरकारवर सातत्याने दबाव टाकला जात आहे. Yavatmal News : महायुतीनं विधानसभा निवडणुकीआधी शेतकरी कर्जमाफीचं आश्वासन दिलं होतं.पण महायुतीचं सरकार येऊन आता आठ महिन्यांचा कालावधी लोटला आहे. मात्र,अद्याप कर्जमाफी (Loan Waiver Farmers) करण्याबाबत सरकारनं कोणताही मोठा निर्णय घेतलेला नाही.त्याचमुळे विरोधकांकडून सातत्यानं सरकारवर धारेवर धरले जाते. याचदरम्यान,काही दिवसांपूर्वी भाजप नेते आणि मंत्री चंद्रशेखर बावनकुळे यांनी कर्जमाफीविषयीचे संकेत दिले होते. आता एकनाथ शिंदेंच्या मंत्र्यांनं आता मोठं विधान केल्याचं समोर आलं आहे. After Chandrashekhar Bawankule, Minister Sanjay Rathod confirmed that Maharashtra CM Devendra Fadnavis will soon announce a major farmer loan waiver. Get the latest updates on MahaYuti government’s decision एकीकडे राज्यातील शेतकरी वर्गाचं सरकारच्या कर्जमाफीच्या घोषणेकडे लक्ष लागलेले असताना मृदा आणि जलसंधारण मंत्री संजय राठोड यांनी मोठं विधान केलं आहे.कर्जमाफीसंदर्भात राज्य मंत्रिमंडळात चर्चा सुरू असल्याची मोठी अपडेट दिली आहे. तसेच मुख्यमंत्री देवेंद्र फडणवीस हे लवकरच शेतकऱ्यांसाठी कर्जमाफीची घोषणा करणार असल्याचं राठोड यांनी म्हटलं आहे. माजी मुख्यमंत्री व हरितक्रांतीचे प्रणेते वसंतराव नाईक यांच्या 46 व्या स्मृतीदिनानिमित्त यवतमाळ जिल्ह्यातील पुसदमध्ये एका विशेष कार्यक्रमाचं आयोजन करण्यात आले होते.याच कार्यक्रमात मृद व जलसंधारण मंत्री संजय राठोड यांनी शेतकऱ्यांच्या कर्जमाफीबाबत मोठं विधान केलं आहे. मंत्री संजय राठोड म्हणाले,संकटग्रस्त शेतकऱ्यांना कर्जमाफी देण्यासंदर्भात राज्य मंत्रिमंडळात चर्चा सुरू असून मुख्यमंत्री देवेंद्र फडणवीस हे लवकरच शेतकऱ्यांसाठी कर्जमाफीची घोषणा करतील. महायुतीच्या जाहीरनाम्यात कर्जमाफीचा उल्लेख आहे.राज्याच्या प्रमुखांकडून लवकरच याबाबत घोषणा करण्यात येईल,असे संकेत राठोड यांनी या कार्यक्रमात दिले. या कार्यक्रमाला मुख्यमंत्री आणि कृषिमंत्री उपस्थित राहू शकले नाही याबद्दलही राठोड यांनी दिलगिरी व्यक्त केली. यावेळी हा कृषिसन्मान हा पुरस्कार नसून नव्या पिढीसाठी ठेवा असल्याचंही नमूद केलं होतं. मंत्री चंद्रशेखर बावनकुळे यांनी कर्जमाफीबाबत सूचक वक्तव्य केलं आहे. त्यामुळे शेतकऱ्यांच्या आशा पल्लवित झाल्या आहेत. यावेळी बावनकुळे यांनी सरसकट कर्जमाफी होणार नाही. फक्त गरजूंसाठी होईल, असं म्हणाले आहेत. तसेच फार्महाऊस आणि बंगले बांधणाऱ्यांना कर्जमाफी कशाला? असा सवालही चंद्रशेखर बावनकुळे यांनी केला आहे. यामुळे सरकार राज्यात गरीब शेतकऱ्यांसाठी सरकार कर्जमाफी करण्याच्या तयारीत असल्याचं बोललं जात आहेत. राज्यात गेल्या काही दिवसांपासून शेतकरी कर्जमाफीची चर्चा आहे. राज्यभरातील शेतकऱ्यांकडून कर्जमाफीची मागणी केली जात आहे. कर्जमाफीसाठी विरोधी पक्षांकडून सरकारला सातत्याने घेरलं जात आहे. माजी आमदार बच्चू कडू यांच्याकडून विविध शहरांमध्ये मोर्चा काढला जात आहे. विधिमंडळाच्या पावसाळी अधिवेशनातही विरोधकांनी महायुती सरकारला घेरताना कर्जमाफी कधी करणार? असा जाब विचारला होता. त्याला उत्तर सरकारनं कर्जमाफी करावी का आणि ती कशी करावी? याबाबतचा अभ्यास करण्यासाठी एक समिती नेमली असल्याची माहिती सभागृहात दिली होती. या समितीचा कर्जमाफीबाबतचा अहवाल आल्यानंतर सरकार कर्जमाफीबाबत अंतिम निर्णय घेईल,असंही सभागृहात सत्ताधारी पक्षाकडून सांगण्यात आलं होतं. प्रश्न 1: महायुती सरकारनं शेतकऱ्यांना काय आश्वासन दिलं होतं?👉 शेतकरी कर्जमाफीचं आश्वासन दिलं होतं. प्रश्न 2: मंत्री संजय राठोड यांनी काय विधान केलं?👉 कर्जमाफीवर मंत्रिमंडळात चर्चा सुरू असून लवकरच घोषणा होईल, असे ते म्हणाले. प्रश्न 3: विरोधक सरकारवर का टीका करत आहेत?👉 कारण आठ महिने झाले तरी कर्जमाफीचा निर्णय झालेला नाही. प्रश्न 4: कर्जमाफीसाठी सरकारनं काय पावले उचलली आहेत?👉 कर्जमाफीबाबत अभ्यास करण्यासाठी एक समिती नेमली आहे. सरकारनामाचे सदस्य व्हा शॉपिंगसाठी 'सकाळ प्राईम डील्स'च्या भन्नाट ऑफर्स पाहण्यासाठी क्लिक करा. Read Latest Marathi Political News, Breaking Political News from Maharashtra, India, Pune &amp; Mumbai at Sarkarnama. To Get Live Political Marathi News on Mobile, Download the Sarkarnama Mobile App for Android and IOS. सरकारनामा आता सर्व सोशल मीडिया प्लॅटफॉर्मवर. ताज्या राजकीय घडामोडींसाठी फेसबुक, ट्विटर, इन्स्टाग्राम, शेअर चॅट, टेलिग्रामवर आणि व्हॉट्सॲप आम्हाला फॉलो करा. तसेच, सरकारनामा यूट्यूब चॅनेलला आजच सबस्क्राइब करा. Follow Us Copyright © 2025 Sakal Media Group – All Rights Reserved Powered by Quintype वेबसाईटवर ब्राउझिंगचा अनुभव सर्वोत्तम असावा, यासाठी आम्ही कुकीजचा वापर करतो. कुकीजमुळे तुम्हाला तुमच्या आवडत्या मजकुराची शिफारस करता येते. आमचे गोपनीयता आणि कुकीजसंदर्भातील धोरण तुम्हाला मान्य आहे.</w:t>
       </w:r>
     </w:p>
     <w:p>
@@ -281,16 +281,16 @@
       </w:pPr>
       <w:r>
         <w:rPr/>
-        <w:t>Article 140</w:t>
-      </w:r>
-    </w:p>
-    <w:p>
-      <w:pPr>
-        <w:pStyle w:val="Normal"/>
-      </w:pPr>
-      <w:r>
-        <w:rPr/>
-        <w:t>Title: 10 रुपयांत ‘शिवभोजन थाळी’ योजना थांबणार? शिवभोजन केंद्र चालकांची कोट्यवधींची बिलं थकली</w:t>
+        <w:t>Article 141</w:t>
+      </w:r>
+    </w:p>
+    <w:p>
+      <w:pPr>
+        <w:pStyle w:val="Normal"/>
+      </w:pPr>
+      <w:r>
+        <w:rPr/>
+        <w:t>Title: NDA’s VP nominee CP Radhakrishnan meets PM Modi in Delhi</w:t>
       </w:r>
     </w:p>
     <w:p>
@@ -302,16 +302,16 @@
         <w:t xml:space="preserve">URL: </w:t>
       </w:r>
       <w:r>
-        <w:t xml:space="preserve"> https://mpbreakingnews.in/marathi/maharashtra/will-the-shiv-bhojan-thali-scheme-for-10-rupees-stop-shiv-bhojan-center-operators-are-facing-bills-worth-crores-02-692694</w:t>
-      </w:r>
-    </w:p>
-    <w:p>
-      <w:pPr>
-        <w:pStyle w:val="Normal"/>
-      </w:pPr>
-      <w:r>
-        <w:rPr/>
-        <w:t>Content: मुंबई- ठाकरे सरकारच्या काळात राज्यातील गरीब आणि कामगारांसाठी सुरू करण्यात आलेल्या 10 रुपयांत शिवभोजन थाळी योजनेचा पुरता बोजवारा उडालाय. गेल्या 7 महिन्यांपासून शिवभोजन केंद्र चालकांना एक रुपयाही सरकारकडून मिळालेला नाही. राज्य सरकारनं शिवभोजन केंद्र चालकांची कोट्यवधी रुपयांची बिलं थकवलीत. त्यामुळं या योजनेची आणि योजना चालकांचीच उपासमार होण्याची वेळ आलीय. हे सुरुच राहिल्यास शिभोजन थाळी यासारखी चांगली योजना बंद होण्याची शक्यता आता वर्तवण्यात येतेय. 15 फेब्रुवारी 2025 पासून शिवभोजन केंद्र चालकांची कोट्यवधी रुपयांची बिलं राज्य सरकारनं थकवली आहेत. राज्यात सध्या शिवभोजन केंद्रांची संख्या 1800 च्या घरात आहे. थकीत अनुदानामुळे 10 पेक्षा जास्त शिवभोजन केंद्रे बंद पडली आहेत. इतर शिवभोजन केंद्रही बंद होण्याच्या मार्गावर आहेत. थकीत पैसे त्वरित न दिल्यास सर्व केंद्रे बंद करण्याचा इशारा केंद्र चालकांनी दिलाय. राज्यातील शिवभोजन केंद्र चालक याबाबत मुख्यमंत्री देवेंद्र फडणवीस आणि अर्थमंत्री अजित पवार यांची भेट घेणार आहेत सरकारच्या दिरंगाईमुळं आणखी एका चांगल्या योजनेचा बोजवारा उडण्याची शक्यता निर्माण झालीय. त्यामुळं विरोधकांनी सरकारवर टीका केलीय. लाडकी बहीण योजनेमुळे राज्याच्या तिजोरीत पैसे नाहीयेत. अशा स्थितीत गरीब माणसांसाठीच्या अनेक योजनांना सरकार कात्री लावत असल्याचा गंभीर आरोप विरोधक करतायेत. तर याबाबत चर्चेनं तोडगा काढला जाईल असं सत्ताधारी मंत्र्यांकडून सांगण्यात येतंय. लाडकी बहीण योजनेमुळे शिवभोजन थाळी आणि आनंदाचा शिधा या सरकारी योजना अडचणीत आल्याचं सांगण्यात येतंय. राज्य शासनाने तातडीने थकीत अनुदान दिलं नाही, तर 1800 शिवभोजन थाळी केंद्रं बंद होतील आणि लाखो गरीब,कामगारांच्या पोटाचा प्रश्न आणखी गंभीर होईल. आता ही चांगली योजना सुरु ठेवायची की बंद करायची, याचा निर्णय सरकारला करावा लागणार आहे. 1995 साली शिवसेना-भाजपा युती सरकारनं एक रुपयांत झुणका भाकर ही योजना सुरु केली होती, त्या योजनेचं प्रचंड स्वागत करण्यात आलं. मात्र कालांतरानं ही योजना गुंडाळली गेली. उद्धव ठाकरेंच्या नेतृत्वात मविआ सरकार आल्यानंतर शिवभोजन थाळीची योजना सुरु करण्यात आली होती. आता त्याही योजनेलर गंडातर येतंय की काय असा प्रश्न विचारण्यात येतोय. MP Breaking Marathi News is a dedicated Marathi digital news platform by INTUITIVE NEWS &amp; MEDIA PRIVATE LIMITED. Launched as a subdomain of the leading Hindi news portal MP Breaking News, our goal is to deliver fast, accurate, and trustworthy news in Marathi.From politics to entertainment, sports to lifestyle—we bring updates from every segment, tailored for our Marathi-speaking audience. With a strong commitment to authenticity and speed, we aim to become your most reliable source of regional, national, and global news in Marathi. Contact us: mpbreakingnews (at) gmail.com Bhopal News Indore News Jabalpur News Gwalior News Play Store Apple Store © 2025 Intuitive News &amp; Media Pvt. Ltd. | Powered By Parshva Web Home | Contact Us | Policies | Terms and Conditions</w:t>
+        <w:t xml:space="preserve"> https://www.news9live.com/india/ndas-vp-nominee-cp-radhakrishnan-meets-pm-modi-in-delhi-2883321</w:t>
+      </w:r>
+    </w:p>
+    <w:p>
+      <w:pPr>
+        <w:pStyle w:val="Normal"/>
+      </w:pPr>
+      <w:r>
+        <w:rPr/>
+        <w:t>Content: New Delhi: CP Radhakrishnan, Maharashtra Governor and NDA’s nominee for Vice President, landed in Delhi on Monday morning and later met Prime Minister Narendra Modi. He was greeted at the airport by a group of senior ministers, including Kiren Rijiju, Pralhad Joshi, Bhupender Yadav, Ram Mohan Naidu, and Delhi CM Rekha Gupta. By evening, the BJP veteran will be introduced to NDA MPs as the ruling alliance prepares for the 9 September election. Before leaving Mumbai, Radhakrishnan visited Maharashtra Chief Minister Devendra Fadnavis. The announcement came on Sunday, when BJP president JP Nadda declared Radhakrishnan as the alliance’s choice after the party’s parliamentary board gave unanimous approval. At 68, he brings decades of political experience, having served twice in the Lok Sabha from Coimbatore and held gubernatorial posts in Jharkhand, Telangana, and Puducherry. However, CP Radhakrishna’s nomination was not welcomed by everyone. The Congress dismissed the nomination, labelling him “another RSS man.” INDIA bloc leaders argued that the ruling party had once again leaned on its Sangh Parivar roots to fill a top constitutional role. Both the Congress and Trinamool Congress underlined his RSS background, while the NDA countered that Radhakrishnan is widely respected as a soft-spoken, consensus-driven figure. Meanwhile, INDIA bloc is still deliberating on a “consensus” candidate to field in the Vice Presidential elections. Chandrapuram Ponnusamy Radhakrishnan is the 24th Governor of Maharashtra, a role he assumed in July 2024. Before that, he served in Jharkhand from February 2023 to July 2024, with additional charge of Telangana and Puducherry. His party colleagues recall his beginnings as a swayamsevak in the 1970s. Over the years, he climbed the ranks, eventually heading the Tamil Nadu BJP in 2004. A keen sportsman in his youth, he played table tennis and ran long-distance races. In political circles, he is sometimes called the “Vajpayee of Coimbatore”, a reference to his ability to win trust across party lines. He remains the only BJP leader from Tamil Nadu to win the Lok Sabha seat twice, in 1998 and 1999. Click for more latest India news. Also get top headlines and latest news from India and around the world at News9. Rajeshwari is a news junkie and passionate environmentalist who writes about climate change, wildlife, geopolitics, and their fascinating intersections. When not crafting thought-provoking pieces, she enjoys immersing herself in soulful music with a book in hand, driven by curiosity and love for the planet.</w:t>
       </w:r>
     </w:p>
     <w:p>
@@ -320,16 +320,16 @@
       </w:pPr>
       <w:r>
         <w:rPr/>
-        <w:t>Article 141</w:t>
-      </w:r>
-    </w:p>
-    <w:p>
-      <w:pPr>
-        <w:pStyle w:val="Normal"/>
-      </w:pPr>
-      <w:r>
-        <w:rPr/>
-        <w:t>Title: Latest</w:t>
+        <w:t>Article 142</w:t>
+      </w:r>
+    </w:p>
+    <w:p>
+      <w:pPr>
+        <w:pStyle w:val="Normal"/>
+      </w:pPr>
+      <w:r>
+        <w:rPr/>
+        <w:t>Title: “जामनेरमधील हत्याकांडात भाजप कार्यकर्ते…” अबू आझमींचा आरोप</w:t>
       </w:r>
     </w:p>
     <w:p>
@@ -341,16 +341,16 @@
         <w:t xml:space="preserve">URL: </w:t>
       </w:r>
       <w:r>
-        <w:t xml:space="preserve"> https://www.daijiworld.com/news/newsDisplay?newsID=1289634</w:t>
-      </w:r>
-    </w:p>
-    <w:p>
-      <w:pPr>
-        <w:pStyle w:val="Normal"/>
-      </w:pPr>
-      <w:r>
-        <w:rPr/>
-        <w:t>Content: Daijiworld Media Network - Mumbai Mumbai, Aug 18: With relentless rainfall pounding large parts of Maharashtra and more heavy showers forecast in the coming 48 hours, Deputy Chief Minister Ajit Pawar on Monday chaired a high-level review meeting and directed state and district authorities to stay on high alert and intensify rescue and relief efforts. Citing the ‘Red Alert’ issued by the India Meteorological Department (IMD) for Mumbai and Raigad, Pawar urged citizens to remain indoors unless absolutely necessary, warning that extremely heavy rainfall could pose serious risks. “All administrative agencies must coordinate closely during this period,” Pawar said, adding that rescue, safety, and relief should be the topmost priorities for all local and state authorities. He also reminded state employees and local bodies to take appropriate precautions while performing their duties during this weather emergency. In Mumbai, persistent rainfall led to waterlogging across multiple localities. Guardian Minister Ashish Shelar visited the emergency control room of the BrihanMumbai Municipal Corporation (BMC) to assess the situation and monitor the city's emergency preparedness. Mumbai Police Commissioner Deven Bharti took to social media platform X (formerly Twitter) to issue a public advisory. “Dear Mumbaikars, caution is advised as heavy rainfall continues under 'Orange Alert.' Incidents of waterlogging and reduced visibility are being reported. Please avoid non-essential travel. Our teams are on high alert and ready to assist,” he posted, urging people to contact emergency numbers 100, 112, or 103 if needed. Meanwhile, Chief Minister Devendra Fadnavis is closely monitoring the worsening flood situation in Mukhed taluka of Nanded district, where torrential rain has caused the Lendi Dam to swell dangerously. The area recorded 206 mm of rain in a single day, resulting in flash floods that disrupted life in Ravangaon, Bhaswadi, Bhingeli, and Hasnal. In his own post on X, Fadnavis revealed that 225 people are stranded in Ravangaon, and evacuation efforts are underway. “Eight citizens have been rescued in Hasnal. Twenty are stranded in Bhaswadi and forty in Bhingeli, but all are safe,” the Chief Minister stated.“Five people are still missing. A search operation is in progress.” He added that he is in constant contact with the Nanded District Collector, and that collectors from Nanded, Latur, and Bidar are working together to streamline rescue operations. Rescue efforts are being jointly carried out by teams from the National Disaster Response Force (NDRF), the Army, and the Maharashtra Police, with additional military units dispatched from Chhatrapati Sambhajinagar to assist on the ground. With the downpour showing no signs of letting up, the state government has urged residents in vulnerable areas to cooperate with authorities, stay updated via official channels, and prioritise safety above all else. Disclaimer: Please write your correct name and email address. Kindly do not post any personal, abusive, defamatory, infringing, obscene, indecent, discriminatory or unlawful or similar comments. Daijiworld.com will not be responsible for any defamatory message posted under this article. Please note that sending false messages to insult, defame, intimidate, mislead or deceive people or to intentionally cause public disorder is punishable under law. It is obligatory on Daijiworld to provide the IP address and other details of senders of such comments, to the authority concerned upon request. Hence, sending offensive comments using daijiworld will be purely at your own risk, and in no way will Daijiworld.com be held responsible.</w:t>
+        <w:t xml:space="preserve"> https://www.loksatta.com/nashik/abu-azmi-alleges-bjp-workers-involved-in-jalgaon-mob-lynching-case-of-suleman-pathan-vsd-99-5314556/</w:t>
+      </w:r>
+    </w:p>
+    <w:p>
+      <w:pPr>
+        <w:pStyle w:val="Normal"/>
+      </w:pPr>
+      <w:r>
+        <w:rPr/>
+        <w:t>Content: जळगाव : अल्पवयीन मुलीसोबत सायबर कॅफेत बसल्याच्या संशयावरून जामनेर शहरात जमावाने केलेल्या मारहाणीत एका तरूणाचा गेल्या आठवड्यात मृत्यू झाला होता. या प्रकरणी पोलिसांनी आतापर्यंत नऊ संशयितांना अटक केली असताना, समाजवादी पक्षाचे नेते आमदार अबू आझमी यांनी सर्व संशयित हे भाजपचे कार्यकर्ते असल्याचा खळबळजनक आरोप केला आहे. मंत्री गिरीश महाजन यांच्या चालकाचा मुलगाही त्यात सहभागी असल्याचे त्यांनी म्हटले आहे. बेटावद खुर्द येथील रहिवाशी असलेला तरूण सुलेमान पठाण हा त्याच्या आई-वडिलांचा एकुलता मुलगा होता. जामनेर शहरातील एका सायबर कॅफेत तो एका अल्पवयीन मुलीसोबत बसल्याची माहिती त्याच्या गावातील काही तरूणांना मिळाली होती. त्यानुसार, तरूणांच्या टोळक्याने कॅफेवर जाऊन सुलेमानला बेदम मारहाण केली. तेवढ्यावरच न थांबता त्याला बसस्थानकावर तसेच बेटावद येथे गेल्यानंतर त्याच्या घराजवळही मारहाण केली. जमावाच्या मारहाणीत डोक्याला मार लागल्याने गंभीर जखमी झालेला सुलेमान घरी गेल्यानंतर पाणी प्यायला. त्यानंतर भोवळ येऊन त्याचा मृत्यू झाला. मृत सुलेमानचे वडील रहीम पठाण यांनी तक्रार दिल्यानंतर जामनेर पोलीस ठाण्यात १० ते १२ जणांच्या विरोधात मॉब लिचिंगसह खुनाचा गुन्हा दाखल झाला आहे. सुलेमानच्या मृत्युस कारणीभूत ठरलेल्या जमावातील संशयितांपैकी नऊ जणांना पोलिसांनी आतापर्यंत अटक देखील केली आहे. दरम्यान, या प्रकरणाची विशेष तपास पथकाकडून चौकशी करण्याची मागणी मृत सुलेमानच्या नातेवाईकांकडून केली जात आहे. त्या बाबतीत लवकरच निर्णय घेण्यात येईल, अशी घोषणा जळगावचे पोलीस अधीक्षक डॉ. महेश्वर रेड्डी यांनी यापूर्वीच केली आहे. या पार्श्वभूमीवर, काँग्रेसचे प्रदेशाध्यक्ष हर्षवर्धन सपकाळ यांच्यानंतर समाजवादी पक्षाचे नेते आमदार अबू आझमी यांनी बेटावद (ता. जामनेर) येथे मृत सुलेमानच्या कुटुंबियांची सोमवारी भेट घेतली. पैकी आमदार आझमी यांनी जळगावमध्ये पत्रकारांशी संवाद साधला. जामनेर शहरात एका मुलीसोबत बसल्याच्या संशयावरून जमावाने सुलेमान पठाणला बेदम मारहाण केली. वास्तविक त्यास पोलिसांच्या ताब्यात देता आले असते, कायदा हातात घेण्याची काहीच गरज नव्हती. हे सर्व दिवसाढवळ्या घडत असेल तर सरकार काय करत आहे, असा प्रश्न आझमी यांनी उपस्थित केला. गिरीश महाजन हे मंत्री असून, मुख्यमंत्री देवेंद्र फडणवीस यांच्या जवळचे आहेत. सुलेमानच्या मृत्यूस कारणीभूत ठरलेल्या जमावात त्यांचे म्हणजे भाजपचे कार्यकर्ते होते. विशेष म्हणजे महाजन यांच्या मोटारीच्या चालकाचा मुलगाही संशयितांमध्ये सामील आहे. त्यामुळे कसा काय न्याय मिळेल, अशी शंका अबू आझमी यांनी व्यक्त केली. या प्रकरणाची निवृत्त न्यायाधीशाचा समावेश असलेल्या विशेष तपास पथकाकडून चौकशी करण्यात यावी. तसेच जमावाच्या मारहाणीत मृत्यू झालेल्या सुलेमानच्या कुटुंबियांना २५ लाख रूपयांची मदत तत्काळ करावी. पठाण कुटुंबातील एका व्यक्तीला शासकीय नोकरी द्यावी, अशी मागणीही आमदार आझमी यांनी केली. Ganesh Chaturthi Mahashubh Yog: दरवर्षी १० दिवसांसाठी सुख-समृद्धी देणारे भगवान गणेश पृथ्वीवर येतात आणि आपल्या भक्तांमध्ये राहतात. गणपती बाप्पा भक्तांचे विघ्न दूर करतात आणि त्यांना सुख-समृद्धीचे आशीर्वाद देतात. या वर्षी गणेश चतुर्थीला एक-दोन नव्हे तर पाच अतिशय शुभ योग तयार होत आहेत. सुख आणि समृद्धीचा दाता गणपती बाप्पा येताच ते ५ राशीच्या लोकांवर धनाचा वर्षाव करेल.</w:t>
       </w:r>
     </w:p>
     <w:p>
@@ -359,7 +359,241 @@
       </w:pPr>
       <w:r>
         <w:rPr/>
-        <w:t>Article 142</w:t>
+        <w:t>Article 143</w:t>
+      </w:r>
+    </w:p>
+    <w:p>
+      <w:pPr>
+        <w:pStyle w:val="Normal"/>
+      </w:pPr>
+      <w:r>
+        <w:rPr/>
+        <w:t>Title: राष्ट्रवादीचे प्रशांत यादव यांचा आज भाजप प्रवेश</w:t>
+      </w:r>
+    </w:p>
+    <w:p>
+      <w:pPr>
+        <w:pStyle w:val="Normal"/>
+      </w:pPr>
+      <w:r>
+        <w:rPr/>
+        <w:t xml:space="preserve">URL: </w:t>
+      </w:r>
+      <w:r>
+        <w:t xml:space="preserve"> https://pudhari.news/maharashtra/kokan/ratnagiri/ncp-prashant-yadav-joins-bjp-today-dc95</w:t>
+      </w:r>
+    </w:p>
+    <w:p>
+      <w:pPr>
+        <w:pStyle w:val="Normal"/>
+      </w:pPr>
+      <w:r>
+        <w:rPr/>
+        <w:t>Content: चिपळूण ः राष्ट्रवादी काँग्रेस शरद पवार पक्षाचे प्रदेश सरचिटणीस व चिपळूण संगमेश्वर विधानसभा मतदारसंघात निवडणूक लढवून 90 हजार मते घेतलेले प्रशांत यादव यांचा आज भाजपात प्रवेश होणार आहे. मुंबईत नरिमन पॉइंट येथील भाजप कार्यासात दुपारी 3 वाजता मुख्यमंत्री देवेंद्र फडणवीस, प्रदेशाध्यक्ष आमदार रविंद्र चव्हाण यांच्या उपस्थितीत हा प्रवेश होणार आहे. यावेळी खासदार नारायण राणे, मस्य व बंदर विकास मंत्री नितेश राणे आदी मान्यवर उपस्थित राहणार आहेत. यावेळी चिपळूण संगमेश्वर विधानसभा मतदारसंघातून राष्ट्रवादी काँग्रेस शरद पवार पक्षाचे अनेक पदाधिकारी, कार्यकर्ते भाजपमध्ये प्रवेश करणार आहेत. विशेष म्हणजे अनेक मुस्लीम कार्यकर्ते देखील यावेळी प्रशांत यादव यांच्या नेतृत्वाखाली भाजपात दाखल होणार आहेत. खेर्डीचे सरपंच म्हणून प्रशांत यादव यांची सुरू झालेली राजकीय कारकिर्द आता चिपळूण मतदारसंघाचे नेते म्हणून पुढे आली. महायुतीचे आमदार शेखर निकम यांच्या विरोधात लढताना यादव यांनी 90 हजार मते घेतली. केवळ 6 हजार 800 मतांनी त्यांचा पराभव झाला. मात्र, आता ते सत्ताधारी पक्ष असलेल्या भाजपामध्ये प्रवेश करीत आहेत. त्यामुळे ते महायुतीतील महत्वाच्या पक्षात सामील होत असून त्यांना भाजपात मोठे पद मिळण्याची शक्यता आहे. रत्नागिरी जिल्ह्लासाठी भाजपला नव्या नेतृत्वाची गरज आहे. यामुळे यादव यांच्या पक्षप्रवेशाला अधिक महत्व आले आहे. आगामी स्थानिक स्वराज्य संस्थांच्या निवडणूकांच्या पार्श्वभूमीवर हा प्रवेश महत्वाचा मानला जात आहे. विकास कामांना गती मिळावी व कार्यकर्त्यांना न्याय मिळावा, या उद्देशाने आपला पक्षप्रवेश करत असल्याचे प्रशांत यादव यांनी सांगितले. 'Pudhari' is excited to announce the relaunch of its Android and iOS apps. Stay updated with the latest news at your fingertips. Android and iOS Download now and stay updated, anytime, anywhere. Pudhari Publications Private Limited</w:t>
+      </w:r>
+    </w:p>
+    <w:p>
+      <w:pPr>
+        <w:pStyle w:val="Heading3"/>
+      </w:pPr>
+      <w:r>
+        <w:rPr/>
+        <w:t>Article 144</w:t>
+      </w:r>
+    </w:p>
+    <w:p>
+      <w:pPr>
+        <w:pStyle w:val="Normal"/>
+      </w:pPr>
+      <w:r>
+        <w:rPr/>
+        <w:t>Title: Ashish Shelar: मुंबईत जोरदार पाऊस! पावसाचा आढावा घेतल्यानंतर मंत्री शेलार म्हणाले, 'अत्यंत गरज असल्यास...'</w:t>
+      </w:r>
+    </w:p>
+    <w:p>
+      <w:pPr>
+        <w:pStyle w:val="Normal"/>
+      </w:pPr>
+      <w:r>
+        <w:rPr/>
+        <w:t xml:space="preserve">URL: </w:t>
+      </w:r>
+      <w:r>
+        <w:t xml:space="preserve"> https://www.jaimaharashtranews.com/maharashtra-marathi-news/mumbai-rain-updates-ashish-shelar-reviewed-the-rainfall-and-said-stay-safe-at-home/40069</w:t>
+      </w:r>
+    </w:p>
+    <w:p>
+      <w:pPr>
+        <w:pStyle w:val="Normal"/>
+      </w:pPr>
+      <w:r>
+        <w:rPr/>
+        <w:t>Content: Saturday, August 23, 2025 08:22:33 AM भाजप नेते आणि सांस्कृतिक मंत्री आशिष शेलार यांनी मुंबईतील पावसाच्या परिस्थितीचा आढावा घेतला आहे. 'सीसीटीव्हीच्या माध्यमातून मी मुंबईतील प्रमुख चौकांबाबत परिस्थितीचा आढावा घेतला', असे शेलार म्हणाले. Ishwari Kuge Monday, August 18 2025 04:32:25 PM मुंबई: मागील दोन दिवसांपासून मुंबईसह राज्यभरात मुसळधार पाऊस आहे. तसेच, मुंबईत धुवाधार पाऊस असल्याने जनजीवन विस्खळीत झाले आहे. यादरम्यान, राज्यात अनेक ठिकाणी मुसळधार पावसाने थैमान घातले आहे. भाजप नेते आणि सांस्कृतिक मंत्री आशिष शेलार यांनी मुंबईतील पावसाच्या परिस्थितीचा आढावा घेतला आहे. 'मुंबई महानगर पालिका प्रशासन, मुंबई पोलीस असो, इतर यंत्रणा असो किंवा त्यांचे अधिकारी हे ऑन-साईट जागेवर आहेत. उपनगरीय लोकल रेल्वे काही ठिकाणी उशिराने धावत आहेत. मात्र, लोकल रेल्वे पूर्णपणे बंद नाही पडले', अशी माहिती यावेळी शेलारांनी दिली. काय म्हणाले आशिष शेलार? भाजप नेते आणि सांस्कृतिक मंत्री आशिष शेलार यांनी मुंबईतील पावसाच्या परिस्थितीचा आढावा घेतला आहे. ते म्हणाले की, 'मुंबई महानगर पालिकेच्या मुख्यालयातील आपत्कालीन कक्ष याठिकाणी मी स्वत: आलो. यादरम्यान, मी आयुक्त, अतिरिक्त आयुक्त आणि आपत्ती व्यवस्थापनाचे प्रमुख यांच्याकडून मी त्या ठिकाणाची सर्व माहिती घेतली, बैठक घेतली. यासह, सीसीटीव्हीच्या माध्यमातून मी मुंबईतील प्रमुख चौकांबाबत काय परिस्थिती आहे, त्याचा आढावा घेतला'. मंत्री शेलार यांनी मुंबईतील प्रमुख चौक, रेल्वे वाहतूक सेवा आणि शाळा-महाविद्यालयांच्या स्थितीचा, आदींचा आढावा घेतला आहे. यादरम्यान, मंत्री शेलारांनी प्रतिक्रिया दिली की, 'मुंबईसाठी हवामान विभागाने रेड अलर्ट जारी केल्याने, मुख्यमंत्री देवेंद्र फडणवीस स्वत: या परिस्थितीवर लक्ष ठेवून आहेत. तसेच, शेलार यांनी मुंबईकरांना आवाहन केले की, 'अत्यंत गरज असेल तर घराबाहेर पडावे आणि शक्य असेल तर घरातच सुरक्षित राहावे'. Monday, August 18 2025 03:08:44 PM 5 जर एखाद्याला कोणाला पूर्ण स्वातंत्र्य हवे असेल तर, त्याने लग्नच करू नये', एका दांपत्याच्या सुनावणीदरम्यान सुप्रीम कोर्टाने अशी संतप्त प्रतिक्रिया दिली. Ishwari Kuge Friday, August 22 2025 09:48:32 PM किक्रेटप्रेमींसाठी खुशखबर आहे. आयसीआयसीआयने महिलांचा एकदिवसीय विश्वचषक 2025 च्या वेळापत्रकात एक मोठा बदल केला आहे. महिलांचा एकदिवसीय विश्वचषकचे सामने आता महाराष्ट्रात होणार आहेत. Ishwari Kuge Friday, August 22 2025 08:48:17 PM आता गणपती सण अवघ्या काही दिवसांवर येऊन ठेपलेला असतानाच फुलांचा तुटवडा झाल्याचे समोर आले आहे. Shamal Sawant Friday, August 22 2025 08:05:59 PM ही सूट केवळ खाजगी इलेक्ट्रिक कार, राज्य परिवहनाच्या इलेक्ट्रिक बसेस आणि शहरी सार्वजनिक वाहतूक करणाऱ्या इलेक्ट्रिक बस/कार यांनाच लागू असेल. Jai Maharashtra News Friday, August 22 2025 06:43:01 PM छत्रपती संभाजीनगर शहरातून एक धक्कादायक महिती समोर आली आहे. मद्यपान करण्यासाठी पैसे न दिल्याने आरोपी हर्षलने भर रस्त्यात दोन जणांच्या पोटात चाकूने वार करून त्यांना ठार मारण्याचा प्रयत्न केला होता. Ishwari Kuge Friday, August 22 2025 05:12:31 PM दिन घन्टा मिनेट पुणे नाशिक नागपूर संभाजीनगर कोल्हापुर जय महाराष्ट्र मुनाफा वितरण नगर्ने सञ्चार माध्यम हो । प्रबन्ध सञ्चालक: आमोद नाथ प्याकुरेल प्रबन्ध सञ्चालक: आमोद नाथ प्याकुरेल । प्रधान सम्पादक: अजय भद्र खनाल सूचना विभाग दर्ता नं. ३४३४-२०७८/७९ । हाँडीगाउँ, काठमाडौँ । फोन नं. +९७७ ०१ ५९१६७८८ सूचना विभाग दर्ता नं. ३४३४-२०७८/७९ । हाँडीगाउँ, काठमाडौँ । फोन नं. +९७७ ०१ ५९१६७८८ info@jaimaharashtranews.com</w:t>
+      </w:r>
+    </w:p>
+    <w:p>
+      <w:pPr>
+        <w:pStyle w:val="Heading3"/>
+      </w:pPr>
+      <w:r>
+        <w:rPr/>
+        <w:t>Article 145</w:t>
+      </w:r>
+    </w:p>
+    <w:p>
+      <w:pPr>
+        <w:pStyle w:val="Normal"/>
+      </w:pPr>
+      <w:r>
+        <w:rPr/>
+        <w:t>Title: Uddhav Thackeray: मनसेसोबत युती महापालिका निवडणुकीत घातक ठरणार; उद्धव ठाकरेंना 'या' नेत्यानं केलं सावध?</w:t>
+      </w:r>
+    </w:p>
+    <w:p>
+      <w:pPr>
+        <w:pStyle w:val="Normal"/>
+      </w:pPr>
+      <w:r>
+        <w:rPr/>
+        <w:t xml:space="preserve">URL: </w:t>
+      </w:r>
+      <w:r>
+        <w:t xml:space="preserve"> https://sarkarnama.esakal.com/maharashtra/vidarbha/mns-alliance-risk-municipal-elections-uddhav-thackeray-warning-dk88-rc70</w:t>
+      </w:r>
+    </w:p>
+    <w:p>
+      <w:pPr>
+        <w:pStyle w:val="Normal"/>
+      </w:pPr>
+      <w:r>
+        <w:rPr/>
+        <w:t>Content: Nagpur News : हिंदी भाषिक, मुस्लिम व इतर अल्पसंख्याक समाजाविरोधात सातत्याने वक्तव्य आणि परप्रांतीयांना मारहाण करणाऱ्या महाराष्ट्र नवनिर्माण सेनेसोबत मुंबई व उपनगरातील दहा महानगरपालिका उद्धव सेनेला युती करणे परवडणार नाही असा सल्ला देऊन युती केल्यास हिंदी भाषिक, दलित व अल्पसंख्य मतदार शिवसेनेच्या विरोधात जाण्याची भीती उद्धव ठाकरेंच्या (Uddhav Thackeray) शिवसेना पक्षाचे माजी प्रवक्ते किशोर तिवारी यांनी व्यक्त केली आहे. एका मीडियावरील डिबेटमध्ये संजय राऊत यांच्या विरोधात वक्तव्य केल्यानंतर तिवारी यांची उद्धव सेनेतून हकालपट्टी करण्यात आली आहे. उद्धव ठाकरे यांच्या शिवसेनेचे माजी पदाधिकारी या नात्याने त्यांनी उद्धव ठाकरे यांना पत्र लिहिले आहे. यात त्यांनी मनेसोबतची युती उद्धव सेनेसाठी घातक ठरेल असाही इशारा दिला आहे. महाविकास आघाडी व इंडिया आघाडीचा प्रमुख कणा असलेला हा मतदार वर्ग जर दुरावला, तर त्याचा थेट फायदा भाजपाला होऊ शकतो. त्यामुळे शिवसेनेची संधी धोक्यात येईल. ते पुढे म्हणाले, गेल्या लोकसभा व विधानसभा निवडणुकीत शिवसेनेला मिळालेला विजय हा अल्पसंख्य व हिंदी भाषिक मतदारांच्या पाठिंब्यामुळे शक्य झाला. मात्र, मनसेसोबत (MNS) युती केल्यास हाच मतदार वर्ग नाराज होऊन विरोधात जाऊ शकतो. त्यामुळे या निर्णयाचा पुनर्विचार करावा. भाषावाद आणि प्रांतवादावर आधारित राजकारण देशहितासाठी धोकादायक आहे मनसेसोबत युती झाल्यास शिवसेना सैनिकांतही नाराजी वाढेल, असे स्पष्ट करून तिवारींनी या विषयावर उघड चर्चा व्हावी, अशी मागणी केली आहे. मराठी बोलत नसल्याच्या कारणावरून गुजरात राजस्थान उत्तर प्रदेशच्या महाराष्ट्रातील व्यवसायिकांना बेदम मारहाण केली जात आहे. लाऊड स्पीकरवरील अजानच्या कारणावरून मुस्लिमांना धमकी दिली जात आहे. शांतताप्रिय महाराष्ट्रात मनसे नागरिकांच्या मनात दहशत निर्माण करत असतानाही त्यांच्यासोबत युती करणे म्हणजे स्वतःहून पायावर कुऱ्हाड मारून घेण्यासारखे आहे. त्यामुळे ही युती टाळण्याचे आवाहन किशोर तिवारी यांनी केले आहे. किशोर तिवारी शेतकऱ्यांचे नेते म्हणून ओळखले जातात. विदर्भातील त्यातही यवतमाळ जिल्ह्यातील कर्जबाजारी शेतकऱ्यांच्या आत्महत्येचा विषय त्यांनी सातत्याने लावून धरला होता. त्यांच्यामुळे तत्कालीन केंद्र सरकाराला याची दखल घ्यावी लागली होती. पंतप्रधान मनमोहनसिंग यांच्या कार्यकाळात झालेल्या शेतकऱ्यांच्या कर्जमाफीत तिवारी यांचा खारीचा वाटा आहे. देवेंद्र फडणवीस मुख्यमंत्री असताना भाजप-सेना युतीच्या कार्यकाळात ते पाच वर्षे वसंतराव नाईक शेतकरी मिशनचे अध्यक्ष होते. भाजप-शिवसेना युती तुटल्यानंतर ते शिवसेनेत दाखल झाले होते. पक्षाचे प्रवक्ता म्हणून त्यांना विविध हिंदी बातम्यांच्या चॅनेलवरील डिबेटमध्ये सहभागी होत असत. सरकारनामाचे सदस्य व्हा शॉपिंगसाठी 'सकाळ प्राईम डील्स'च्या भन्नाट ऑफर्स पाहण्यासाठी क्लिक करा. Read Latest Marathi Political News, Breaking Political News from Maharashtra, India, Pune &amp; Mumbai at Sarkarnama. To Get Live Political Marathi News on Mobile, Download the Sarkarnama Mobile App for Android and IOS. सरकारनामा आता सर्व सोशल मीडिया प्लॅटफॉर्मवर. ताज्या राजकीय घडामोडींसाठी फेसबुक, ट्विटर, इन्स्टाग्राम, शेअर चॅट, टेलिग्रामवर आणि व्हॉट्सॲप आम्हाला फॉलो करा. तसेच, सरकारनामा यूट्यूब चॅनेलला आजच सबस्क्राइब करा. Follow Us Copyright © 2025 Sakal Media Group – All Rights Reserved Powered by Quintype वेबसाईटवर ब्राउझिंगचा अनुभव सर्वोत्तम असावा, यासाठी आम्ही कुकीजचा वापर करतो. कुकीजमुळे तुम्हाला तुमच्या आवडत्या मजकुराची शिफारस करता येते. आमचे गोपनीयता आणि कुकीजसंदर्भातील धोरण तुम्हाला मान्य आहे.</w:t>
+      </w:r>
+    </w:p>
+    <w:p>
+      <w:pPr>
+        <w:pStyle w:val="Heading3"/>
+      </w:pPr>
+      <w:r>
+        <w:rPr/>
+        <w:t>Article 146</w:t>
+      </w:r>
+    </w:p>
+    <w:p>
+      <w:pPr>
+        <w:pStyle w:val="Normal"/>
+      </w:pPr>
+      <w:r>
+        <w:rPr/>
+        <w:t>Title: राज्यात ‘ओला दुष्काळ’ जाहीर करा, एकरी ५० हजार रुपयांची मदत द्या -शशिकांत शिंदे</w:t>
+      </w:r>
+    </w:p>
+    <w:p>
+      <w:pPr>
+        <w:pStyle w:val="Normal"/>
+      </w:pPr>
+      <w:r>
+        <w:rPr/>
+        <w:t xml:space="preserve">URL: </w:t>
+      </w:r>
+      <w:r>
+        <w:t xml:space="preserve"> https://politicalmaharashtra.in/declare-wet-drought-in-the-state-provide-assistance-of-rs-50000-per-acre-shashikant-shinde-97623/</w:t>
+      </w:r>
+    </w:p>
+    <w:p>
+      <w:pPr>
+        <w:pStyle w:val="Normal"/>
+      </w:pPr>
+      <w:r>
+        <w:rPr/>
+        <w:t>Content: सातारा: राज्यात सुरू असलेल्या मुसळधार पावसामुळे निर्माण झालेल्या पूरस्थिती आणि शेतीत झालेल्या नुकसानीच्या पार्श्वभूमीवर राष्ट्रवादी काँग्रेस (शरदचंद्र पवार गट) पक्षाने सरकारने तात्काळ ‘ओला दुष्काळ’ जाहीर करावा, अशी मागणी केली आहे. पक्षाचे प्रदेशाध्यक्ष शशिकांत शिंदे यांनी पत्रकार परिषद घेऊन ही मागणी लावून धरली. हेही वाचा…‘भाजप कार्यालयातूनच मतदान घ्या, मतदान केंद्र कशाला?’-बच्चू कडूंचा हल्लाबोल शेतकऱ्यांना तात्काळ मदतीची मागणी शशिकांत शिंदे यांनी म्हटले आहे की, राज्यात विदर्भ, मराठवाडा आणि पश्चिम महाराष्ट्रातील अनेक भागांमध्ये अतिवृष्टी झाली आहे. यामुळे शेती पिकांचे मोठे नुकसान झाले असून, अनेक ठिकाणी जनावरेही पुरात वाहून गेली आहेत. मात्र, अद्यापही नुकसानीचे पंचनामे पूर्ण झालेले नाहीत, आणि ज्या ठिकाणी पंचनामे झाले आहेत, त्यांना मदत मिळालेली नाही. या पार्श्वभूमीवर, शिंदे यांनी राज्य सरकारने तात्काळ ‘ओला दुष्काळ’ जाहीर करावा आणि नुकसानग्रस्त शेतकऱ्यांना प्रति एकर ५० हजार रुपयांची आर्थिक मदत द्यावी, अशी मागणी केली आहे. तसेच, या विषयावर चर्चा करण्यासाठी विशेष अधिवेशन बोलावण्यात यावे, असेही त्यांनी म्हटले आहे. हेही वाचा…आयोगाने ‘मत चोरी’चे आरोप फेटाळले, ११ प्रश्नांनावर हाताची घडी तोंडावर बोट? कर्जमाफीवरून सरकारवर टीका महायुती सरकारने कर्जमाफीची घोषणा केली होती, पण आता मुख्यमंत्री देवेंद्र फडणवीस ‘वेळ आल्यास कर्जमाफी करू’ असे म्हणत आहेत, तर महसूलमंत्री चंद्रशेखर बावनकुळे ‘सरसकट कर्जमाफी करता येणार नाही’ असे सांगत आहेत. यावरून शिंदे यांनी सरकारवर जोरदार टीका केली. जर सरकारने लवकरच सरसकट कर्जमाफीची घोषणा केली नाही, तर शेतकऱ्यांच्या बाजूने मोठे आंदोलन उभारण्याचा इशाराही त्यांनी दिला आहे. हेही वाचा…शरद पवारांना…,’मराठी माणूस’आठवला की फक्त ‘मुंबई’? पावसाचा आढावा घेण्यासाठी मुख्यमंत्री ‘आपत्ती व्यवस्थापन’मध्ये राज्यातील पावसाळी परिस्थितीचा आढावा घेण्यासाठी मुख्यमंत्री देवेंद्र फडणवीस यांनी ‘आपत्ती व्यवस्थापन’ विभागाला भेट दिली. यावेळी त्यांनी कंट्रोल रूममधून विविध जिल्ह्यांच्या जिल्हाधिकाऱ्यांशी आणि विभागीय आयुक्तांशी संवाद साधून परिस्थितीची माहिती घेतली. येत्या काही दिवसांत राज्यात पावसाचा जोर वाढणार असल्यामुळे काही जिल्ह्यांसाठी रेड आणि ऑरेंज अलर्ट जारी करण्यात आल्याचे त्यांनी सांगितले. तसेच, तापी, हतनूर, अंबा आणि वशिष्ठी नद्यांच्या पाणीपातळीवर लक्ष ठेवले जात असल्याचेही मुख्यमंत्र्यांनी स्पष्ट केले. दरम्यान, मुंबई आणि परिसरात पुढील काही तास अतिमुसळधार पाऊस पडण्याची शक्यता लक्षात घेता, मंत्री आदिती तटकरे यांनी नागरिकांना आवश्यक ती काळजी घेण्याचे आणि घराबाहेर न पडण्याचे आवाहन केले आहे. आपत्कालीन परिस्थितीत मदतीसाठी बृहन्मुंबई महानगरपालिकेच्या हेल्पलाइनशी संपर्क साधण्याचे आवाहनही त्यांनी केले. हेही वाचा… You must be logged in to post a comment.</w:t>
+      </w:r>
+    </w:p>
+    <w:p>
+      <w:pPr>
+        <w:pStyle w:val="Heading3"/>
+      </w:pPr>
+      <w:r>
+        <w:rPr/>
+        <w:t>Article 147</w:t>
+      </w:r>
+    </w:p>
+    <w:p>
+      <w:pPr>
+        <w:pStyle w:val="Normal"/>
+      </w:pPr>
+      <w:r>
+        <w:rPr/>
+        <w:t>Title: Ahead of Civic Polls, Hitendra Thakur Backs Loyalists: ‘My Karyakarta Is With Me, They Ensure Our Party Wins</w:t>
+      </w:r>
+    </w:p>
+    <w:p>
+      <w:pPr>
+        <w:pStyle w:val="Normal"/>
+      </w:pPr>
+      <w:r>
+        <w:rPr/>
+        <w:t xml:space="preserve">URL: </w:t>
+      </w:r>
+      <w:r>
+        <w:t xml:space="preserve"> https://www.lokmattimes.com/maharashtra/ahead-of-civic-polls-hitendra-thakur-backs-loyalists-my-karyakarta-is-with-me-they-ensure-our-party-wins-a475/</w:t>
+      </w:r>
+    </w:p>
+    <w:p>
+      <w:pPr>
+        <w:pStyle w:val="Normal"/>
+      </w:pPr>
+      <w:r>
+        <w:rPr/>
+        <w:t>Content: Marathi | Hindi FOLLOW US : City By Lokmat Times Desk | Updated: August 18, 2025 13:07 IST2025-08-18T13:07:01+5:302025-08-18T13:07:42+5:30 Vasai witnessed a unique mix of festivity and politics on Saturday as a banner recalling Devendra Fadnavis’ famous line “Mi Punha Yenaar” was spotted during the Dahi Handi celebrations. The phrase, which translates to “I will return,” had an added twist this time — “Ghasun Nahi, Thasun Yenaar” (will come back with a bang). The display came against the backdrop of recent Enforcement Directorate (ED) raids in Vasai-Virar, defections of senior leaders to the BJP, and Bahujan Vikas Aghadi’s (BVA) stinging loss in all three assembly constituencies in the last polls. Despite these setbacks, BVA President Hitendra Thakur struck a confident tone. “My karyakarta is with me. It’s they who makes sure that our party wins and not the one who has left our party,” Thakur said. Thakur further asserted that the BVA would stage a stronger comeback in the upcoming elections. “We will win more seats than what we won in the last edition of polls, and it will be more than 90% of seats,” he declared. Thakur further asserted that the BVA would stage a stronger comeback in the upcoming elections. “We will win more seats than what we won in the last edition of polls, and it will be more than 90% of seats,” he declared. On the contentious issue of including 29 villages into the Vasai Virar City Municipal Corporation (VVCMC), Thakur clarified that it was never on the BVA’s agenda. “We believed in the overall development of Vasai Taluka. Gram panchayats had budgets in lakhs, but it was our party that spent crores for development. Those who gave false hopes to the villagers are answerable,” he remarked. The controversy comes as the region gears up for the next assembly polls. In the previous elections, the BVA, which had dominated Vasai since 1990, suffered a shocking defeat in Vasai, Nalasopara, and Boisar. Thakur himself, a six-term MLA, lost Vasai by just 3,153 votes to BJP’s newcomer Sneha Dube, who secured 77,553 votes. Right before that election, Thakur had alleged that BJP national secretary general Vinod Tawde was distributing money during a meeting with Nallasopara candidate Rajan Naik. Though Tawde denied the charge, the controversy sparked a fresh debate on “cash-for-vote” politics. FOLLOW US : Copyright ©2025 Lokmat Media Pvt Ltd</w:t>
+      </w:r>
+    </w:p>
+    <w:p>
+      <w:pPr>
+        <w:pStyle w:val="Heading3"/>
+      </w:pPr>
+      <w:r>
+        <w:rPr/>
+        <w:t>Article 148</w:t>
+      </w:r>
+    </w:p>
+    <w:p>
+      <w:pPr>
+        <w:pStyle w:val="Normal"/>
+      </w:pPr>
+      <w:r>
+        <w:rPr/>
+        <w:t>Title: Maha CM asks agencies to be on alert mode after heavy rainfall and flash floods</w:t>
+      </w:r>
+    </w:p>
+    <w:p>
+      <w:pPr>
+        <w:pStyle w:val="Normal"/>
+      </w:pPr>
+      <w:r>
+        <w:rPr/>
+        <w:t xml:space="preserve">URL: </w:t>
+      </w:r>
+      <w:r>
+        <w:t xml:space="preserve"> https://www.socialnews.xyz/2025/08/18/maha-cm-asks-agencies-to-be-on-alert-mode-after-heavy-rainfall-and-flash-floods/</w:t>
+      </w:r>
+    </w:p>
+    <w:p>
+      <w:pPr>
+        <w:pStyle w:val="Normal"/>
+      </w:pPr>
+      <w:r>
+        <w:rPr/>
+        <w:t>Content: Home » National » Maha CM asks agencies to be on alert mode after heavy rainfall and flash floods Posted By: Gopi August 18, 2025 Mumbai, Aug 18 (SocialNews.XYZ) Maharashtra Chief Minister Devendra Fadnavis on Monday reviewed the rainfall situation across the state at the State Emergency Operation Centre in Mantralaya and asked all agencies to be on alert mode. CM Fadnavis, who was accompanied by the minister of disaster management, Girish Mahajan and Minister of Information Technology Ashish Shelar, told reporters that seven people have died in various incidents in the state in the last two days due to heavy rains and flash floods. Some rivers in Konkan have crossed the danger levels, and there has been major damage in Jalgaon. He said that the government has been in continuous communication with the Karnataka government regarding water levels in the Almatti dam and the discharge of water. Although there is no danger at present, he has ordered the administration to be on alert. The situation in Mukhed from Nanded district has been under control, and special attention has been given to Vishnupuri. According to the Chief Minister, 800 villages in Chhatrapati Sambhajinagar division have been affected. The administration is on alert in South Gadchiroli. The situation is returning to normal in Akola, Chandur Railway, Mehkar and Washim. According to preliminary estimates, crops have been damaged in an area of 2 lakh hectares in Vidarbha. “Mumbai has received 170 mm of rain in just eight hours since this morning. Traffic was affected at some places in the city due to waterlogging. Railways, metro and other transport are running smoothly. The next 10 to 12 hours are very important for Mumbai,” said the Chief Minister. He added that the local administration and municipalities have been given delegated powers to declare holidays for schools, keeping in mind the weather forecast for tomorrow. In the meeting, the Divisional Commissioners presented information about the rainfall in their respective divisions. Ratnagiri, Raigad and Hingoli districts have received more rainfall, and the Meteorological Department has warned of heavy rainfall between August 17 and 21. Therefore, the Chief Minister ordered the administration to be alert for the next few days, said the government release. He also appealed to the citizens to mention the exact time while sending SMS alerts, take the alerts seriously and take care of themselves. He clarified that there is no need to approach the Mantralaya for urgent help, as the funds and powers have been given at the local level. He said that the administration has been asked to provide assistance for house collapses and to conduct Panchnamas properly. He also instructed the administration to stay in constant touch with other states before the danger level of rivers increases. The Chief Minister asked the police to remain alert, especially at the tourist places, and the government machinery should be operational in advance in landslide areas, and adequate facilities of food, clean water and clothing should be provided at the shelter centres. Source: IANS Gopi Adusumilli is a Programmer. He is the editor of SocialNews.XYZ and President of AGK Fire Inc. He enjoys designing websites, developing mobile applications and publishing news articles on current events from various authenticated news sources. When it comes to writing he likes to write about current world politics and Indian Movies. His future plans include developing SocialNews.XYZ into a News website that has no bias or judgment towards any. He can be reached at gopi@socialnews.xyzMail | Web | Twitter Gopi Adusumilli is a Programmer. He is the editor of SocialNews.XYZ and President of AGK Fire Inc. He enjoys designing websites, developing mobile applications and publishing news articles on current events from various authenticated news sources. When it comes to writing he likes to write about current world politics and Indian Movies. His future plans include developing SocialNews.XYZ into a News website that has no bias or judgment towards any. He can be reached at gopi@socialnews.xyz Copyright 2025 | AGK FIRE INC| Terms of Service / Privacy Policy | Contact Us</w:t>
+      </w:r>
+    </w:p>
+    <w:p>
+      <w:pPr>
+        <w:pStyle w:val="Heading3"/>
+      </w:pPr>
+      <w:r>
+        <w:rPr/>
+        <w:t>Article 149</w:t>
       </w:r>
     </w:p>
     <w:p>
@@ -389,7 +623,7 @@
       </w:pPr>
       <w:r>
         <w:rPr/>
-        <w:t>Content: ताजा खबरें राज्य मौसम बिहार चुनाव 2025 कुलिश जन्मशती वर्ष पत्रिका स्पेशल राष्ट्रीय मनोरंजन ज्योतिष स्वास्थ्य खेल धर्म राजनीति विश्व OTT शिक्षा ओपिनियन ऑटो टेक गैजेट लाइफस्टाइल ब्यूटी महिला बिजनेस क्राइम जॉब्स ई-पेपर मेरी खबर शॉर्ट्स ई-पेपर मुंबई • Dinesh Dubey • Aug 18, 2025 महाराष्ट्र में इस साल के अंत तक स्थानीय निकाय चुनाव का बिगुल बज सकता है। इससे पहले सत्तारूढ़ महायुति और विपक्षी महाविकास आघाड़ी गठबंधन के घटक दलों ने अपनी-अपनी चुनावी तैयारियां तेज कर दी हैं। इसी बीच दल-बदल की राजनीति भी तेज हो गई है। कई नेता अपने राजनीतिक समीकरणों के आधार पर एक पार्टी से दूसरी पार्टी में जा रहे हैं। इस बीच शिवसेना एकनाथ शिंदे गुट को बड़ा झटका लगा है। शिंदे सेना के जिला संपर्क प्रमुख शिवाजी सावंत अपने समर्थकों के साथ भाजपा में शामिल होने जा रहे हैं। शिवाजी सावंत शिंदे गुट के विधायक और पूर्व मंत्री तानाजी सावंत के भाई हैं। बताया जा रहा है कि पार्टी की अंदरूनी गुटबाजी से नाराज होकर उन्होंने कुछ दिन पहले अपने पद से इस्तीफा दिया और अब भाजपा जॉइन करने का फैसला लिया है। जानकारी के मुताबिक, अगले दो दिनों में शिवाजी सावंत औपचारिक रूप से अपने समर्थकों के साथ भाजपा में प्रवेश करेंगे। खबर है कि मुख्यमंत्री देवेंद्र फडणवीस रविवार को सोलापुर दौरे पर थे, उसी दौरान शिवाजी सावंत ने उनसे गुप्त मुलाकात की। इस मुलाकात के बाद ही उन्होंने भाजपा में शामिल होने की घोषणा की। दो दिन बाद भाजपा के वरिष्ठ नेता फडणवीस की मौजूदगी में शिवाजी सावंत, पूर्व उपमहापौर दिलीप कोल्हे, शिवसेना पदाधिकारी, युवासेना और महिला विंग के कई पदाधिकारी भाजपा में शामिल होंगे। ये भी पढ़ें सोलापुर जिले में शिंदे गुट को आंतरिक गुटबाजी का बड़ा नुकसान उठाना पड़ रहा है। इस दल-बदल के बाद सोलापुर महानगरपालिका, पंचायत समिति और जिला परिषद चुनावों में भाजपा की ताकत और बढ़ेगी। इस पर प्रतिक्रिया देते हुए शिवसेना शिंदे गुट के जिला प्रमुख अमोल शिंदे ने कहा कि यह शिवाजी सावंत और उनके साथियों का व्यक्तिगत निर्णय है। हालांकि सोलापुर जिले में इसे एकनाथ शिंदे के लिए बड़ा झटका माना जा रहा है। जिले में शिंदे सेना की स्थिती पहले से ही बहुत मजबूत नहीं है। गौरतलब है कि शिवसेना में बगावत के दौरान तानाजी सावंत ने सक्रिय भूमिका निभाई थी। जब शिवसेना प्रमुख एकनाथ शिंदे 2022 में राज्य के सीएम बने थे तो उन्हें भी मंत्री बनाया गया था, लेकिन फडणवीस सरकार में उन्हें कैबिनेट में जगह नहीं मिली, इस पर उन्होंने कई बार अपनी नाराजगी भी जाहिर की है। खबर शेयर करें: Updated on: 18 Aug 2025 06:24 pm Published on: 18 Aug 2025 06:19 pm DOWNLOAD ON Play Store DOWNLOAD ON App Store Trending Topics Asia Cup 2025 PM Modi Bihar Elections 2025 Top Categories राष्ट्रीय मनोरंजन स्वास्थ्य राजस्थान मध्य प्रदेश Legal Grievance Policy This website follows the DNPA’s code of conduct Statutory provisions on reporting (sexual offenses) Privacy Policy About Us Code of Conduct RSS Copyright © 2025 Patrika Group. All Rights Reserved.</w:t>
+        <w:t>Content: ताजा खबरें राज्य मौसम बिहार चुनाव 2025 कुलिश जन्मशती वर्ष पत्रिका स्पेशल राष्ट्रीय मनोरंजन ज्योतिष स्वास्थ्य खेल धर्म राजनीति विश्व OTT शिक्षा ओपिनियन ऑटो टेक गैजेट लाइफस्टाइल ब्यूटी महिला बिजनेस क्राइम जॉब्स ई-पेपर मेरी खबर शॉर्ट्स ई-पेपर मुंबई • Dinesh Dubey • Aug 18, 2025 महाराष्ट्र में इस साल के अंत तक स्थानीय निकाय चुनाव का बिगुल बज सकता है। इससे पहले सत्तारूढ़ महायुति और विपक्षी महाविकास आघाड़ी गठबंधन के घटक दलों ने अपनी-अपनी चुनावी तैयारियां तेज कर दी हैं। इसी बीच दल-बदल की राजनीति भी तेज हो गई है। कई नेता अपने राजनीतिक समीकरणों के आधार पर एक पार्टी से दूसरी पार्टी में जा रहे हैं। इस बीच शिवसेना एकनाथ शिंदे गुट को बड़ा झटका लगा है। शिंदे सेना के जिला संपर्क प्रमुख शिवाजी सावंत अपने समर्थकों के साथ भाजपा में शामिल होने जा रहे हैं। शिवाजी सावंत शिंदे गुट के विधायक और पूर्व मंत्री तानाजी सावंत के भाई हैं। बताया जा रहा है कि पार्टी की अंदरूनी गुटबाजी से नाराज होकर उन्होंने कुछ दिन पहले अपने पद से इस्तीफा दिया और अब भाजपा जॉइन करने का फैसला लिया है। जानकारी के मुताबिक, अगले दो दिनों में शिवाजी सावंत औपचारिक रूप से अपने समर्थकों के साथ भाजपा में प्रवेश करेंगे। खबर है कि मुख्यमंत्री देवेंद्र फडणवीस रविवार को सोलापुर दौरे पर थे, उसी दौरान शिवाजी सावंत ने उनसे गुप्त मुलाकात की। इस मुलाकात के बाद ही उन्होंने भाजपा में शामिल होने की घोषणा की। दो दिन बाद भाजपा के वरिष्ठ नेता फडणवीस की मौजूदगी में शिवाजी सावंत, पूर्व उपमहापौर दिलीप कोल्हे, शिवसेना पदाधिकारी, युवासेना और महिला विंग के कई पदाधिकारी भाजपा में शामिल होंगे। ये भी पढ़ें सोलापुर जिले में शिंदे गुट को आंतरिक गुटबाजी का बड़ा नुकसान उठाना पड़ रहा है। इस दल-बदल के बाद सोलापुर महानगरपालिका, पंचायत समिति और जिला परिषद चुनावों में भाजपा की ताकत और बढ़ेगी। इस पर प्रतिक्रिया देते हुए शिवसेना शिंदे गुट के जिला प्रमुख अमोल शिंदे ने कहा कि यह शिवाजी सावंत और उनके साथियों का व्यक्तिगत निर्णय है। हालांकि सोलापुर जिले में इसे एकनाथ शिंदे के लिए बड़ा झटका माना जा रहा है। जिले में शिंदे सेना की स्थिती पहले से ही बहुत मजबूत नहीं है। गौरतलब है कि शिवसेना में बगावत के दौरान तानाजी सावंत ने सक्रिय भूमिका निभाई थी। जब शिवसेना प्रमुख एकनाथ शिंदे 2022 में राज्य के सीएम बने थे तो उन्हें भी मंत्री बनाया गया था, लेकिन फडणवीस सरकार में उन्हें कैबिनेट में जगह नहीं मिली, इस पर उन्होंने कई बार अपनी नाराजगी भी जाहिर की है। खबर शेयर करें: Updated on: 18 Aug 2025 06:24 pm Published on: 18 Aug 2025 06:19 pm DOWNLOAD ON Play Store DOWNLOAD ON App Store Trending Topics Bihar Elections 2025 PM Modi Asia Cup 2025 Top Categories राष्ट्रीय मनोरंजन स्वास्थ्य राजस्थान मध्य प्रदेश Legal Privacy Policy Statutory provisions on reporting (sexual offenses) This website follows the DNPA’s code of conduct Code of Conduct About Us Grievance Policy RSS Copyright © 2025 Patrika Group. All Rights Reserved.</w:t>
       </w:r>
     </w:p>
     <w:p>
@@ -398,16 +632,16 @@
       </w:pPr>
       <w:r>
         <w:rPr/>
-        <w:t>Article 143</w:t>
-      </w:r>
-    </w:p>
-    <w:p>
-      <w:pPr>
-        <w:pStyle w:val="Normal"/>
-      </w:pPr>
-      <w:r>
-        <w:rPr/>
-        <w:t>Title: Haqiqat Kya Hai: मुनीर के मरने की तारीख भी आने वाली है ?</w:t>
+        <w:t>Article 150</w:t>
+      </w:r>
+    </w:p>
+    <w:p>
+      <w:pPr>
+        <w:pStyle w:val="Normal"/>
+      </w:pPr>
+      <w:r>
+        <w:rPr/>
+        <w:t>Title: Maharashtra politics : मुख्यमंत्र्यांच्या पत्नी गायिका, तरीही गाणे गाणाऱ्या तहसीलदारांना शिक्षा? बावनकुळे या चुकीला माफी असायलाच हवी; सामनातून हल्लाबोल</w:t>
       </w:r>
     </w:p>
     <w:p>
@@ -419,16 +653,16 @@
         <w:t xml:space="preserve">URL: </w:t>
       </w:r>
       <w:r>
-        <w:t xml:space="preserve"> https://www.indiatv.in/video/hakikat-kya-hai/haqiqat-kya-hai-2025-08-19-1156836</w:t>
-      </w:r>
-    </w:p>
-    <w:p>
-      <w:pPr>
-        <w:pStyle w:val="Normal"/>
-      </w:pPr>
-      <w:r>
-        <w:rPr/>
-        <w:t>Content: Yoga With Swami Ramdev, 21 Aug 2025: मच्छर भगाने वाली दवा , पेस्ट कंट्रोल...कहां-कहां घुला कैमिकल का ज़हर Aaj Ka Rashifal, 21 Aug, 2025: Shubh Muhurat, आचार्य इंदु प्रकाश जी से जानिए आज क्या कह रहे हैं आपके सितारे Aaj Ki Badi Khabar Live: Attack On CM Rekha Gupta Updates Haqiqat Kya Hai: PM Modi के ऑर्डर पर न्यूक्लियर मिसाइल का टेस्ट..Pakistan में हड़कंप Muqabla: I.O. बन जाएगा BOSS ऑफ प्राइम मिनिस्टर? जेपी नड्डा से क्यों मिलने पहुंची प्रियंका गांधी? जानें BJP अध्यक्ष और कांग्रेस सांसद के बीच क्या बात हुई संजय राउत का खुलासा, राजनाथ सिंह और फडणवीस ने किया उद्धव को फोन, की है ये बड़ी मांग Rajat Sharma's Blog | भ्रष्टाचार पर मोदी का वार: जेल जाने वालों, कुर्सी छोड़ो चिट्ठी के साथ बॉर्डर के पास पकड़ा गया कबूतर, लिखी थी बहुत बड़ी धमकी, सुरक्षा एजेंसियां अलर्ट नहीं रहे खगोल वैज्ञानिक प्रोफेसर रमेश सी. कपूर, 76 साल की उम्र में हुआ निधन चीन के राष्ट्रपति शी जिनपिंग ने किया तिब्बत का दौरा, बौद्ध धर्म में बदलाव और नियंत्रण के एजेंडे को रखा ऊपर पाकिस्तान के पूर्व प्रधानमंत्री इमरान खान को बड़ी राहत, सुप्रीम कोर्ट ने 9 मई हिंसा समेत 8 मामलों में दी जमानत रूसी विदेश मंत्री सर्गेई लावरोव से मिले जयशंकर, बोले-"भारत नहीं, चीन है रूस का सबसे बड़ा तेल खरीदार" रूस ने यूक्रेन पर किया इस साल का सबसे बड़ा हवाई हमला, कीव ने शुरू किया ड्रोन स्टार्टअप टैरिफ पर भारत के "अटैक" से अब पस्त होगा अमेरिका, जयशंकर ने रूसी कंपनियों के लिए खोले निवेश के द्वार 1 परिवार 6 मर्द और अकेली औरत, महिला की आबरू और हत्याओं का सिलसिला, 2003 की वो फिल्म जो दहला देगी दिल वो कश्मीर की कली जिसकी आवाज से महक उठा था संगीत का जहां, प्राइम वीडियो लेकर आ रहा है नूर बेगम की कहानी बिग बॉस में एंट्री के साथ ही एक्ट्रेस को हुआ सर्वाइकल कैंसर, दो दिन में ही छोड़ना पड़ा था शो, बाहर आकर हुई मौत शाहरुख खान संग जमकर झूमीं अंबानी फैमिली की छोटी बहू, 'छम्मक छल्लो' पर दिखाईं अदाएं गोपी बहू को मिला रियल साथिया, दिखाई शादी की तस्वीरें, जानें कौन हैं जिया मानेक के दूल्हे राजा टीम इंडिया में नो एंट्री, फिर भी हिम्मत नहीं हार रहा ये खिलाड़ी, अब नए टूर्नामेंट के लिए तैयार कीवी खिलाड़ी ने मचाया तहलका, 100 बॉल टूर्नामेंट में ऐसा करने वाले बने दुनिया के दूसरे गेंदबाज आखिरी गेंद पर जीत के लिए चाहिए था एक रन, बल्लेबाज दौड़ते हुए गिरा और हो गया अजीबोगरीब तरीके से Run Out; देखें VIDEO AUS vs SA: डेब्यू मैच में बॉलिंग एक्शन पर हुई शिकायत, अब आखिरी 2 वनडे से हुआ बाहर हुआ ये खिलाड़ी ODI सीरीज के लिए श्रीलंकाई टीम का ऐलान, इस दिन खेला जाएगा पहला मुकाबला सोने-चांदी में आज मच गया शोर, भाव जोरदार उछले, खरीदारी से पहले यहां नोट करें लेटेस्ट रेट द्वारका के लग्जरी फ्लैट्स की खराब क्वालिटी पर RERA ने लगाई DDA की क्लास, मांगी 6 हफ्ते में रिपोर्ट TCS में 30,000 कर्मचारियों की छंटनी की अफवाह पर विवाद, यूनियन ने किया प्रदर्शन, कंपनी का आया ये खंडन Air India-Air India Express को FY2025 में कुल ₹9,568.40 करोड़ का घाटा, इंडिगो ने किया मुनाफे का धमाका GST दरों में सुधार पर बड़ी सहमति, इन दो टैक्स स्लैब वाले ढांचे को मिली मंजूरी, कई चीजों के घटेंगे दाम प्रेम जीवन में आ रही समस्याओं को सुलझाएंगे इन 3 राशियों के लोग, पार्टनर से बढ़ेगी नजदीकी, पढ़ें लव राशिफल आज शुक्र का कर्क राशि में गोचर इन 5 राशियों की चमकाएगा किस्मत, नौकरी में प्रमोशन के योग, पढ़ें दैनिक राशिफल यहां आज का दिन इन राशि वालों की लव लाइफ के लिए रहेगा मुश्किल, पार्टनर से हो सकता है झगड़ा, पढ़ें अपना लव राशिफल इन राशियों के काम में लोग डालेंगे रुकावट, अपने काम पर फोकस बनाए रखना ही है समझदारी; पढ़ें दैनिक राशिफल लव-लाइफ में इन दो राशियों को दूर करनी होगी गलतफहमी, वरना छूट जाएगा साथी का हाथ; पढ़ें लव राशिफल पिठोरी अमावस्या पर जरूर करें ये उपाय, जीवन के सभी कष्ट हो जाएंगे दूर Khatu Shyam Chalisa Lyrics PDF: श्री खाटू श्याम चालीसा और इसका पाठ करने के लाभ Pithori Amavasya 2025: 22 अगस्त को मनाई जाएगी पिठोरी अमावस्या? जानें पूजा का शुभ मुहूर्त और विधि कान्हा जी की छठी कब है 21 या 22 अगस्त? जानें इस दिन किन चीजों का भोग लगाना होता है शुभ गुरु पुष्य योग इन 4 राशियों के लिए रहेगा बेहद लाभदायक, आर्थिक और करियर क्षेत्र में होगी उन्नति आईसीसी टेस्ट रैंकिंग में अब कौन है नंबर वन बल्लेबाज, ये रही टॉप 5 की लिस्ट शुभमन गिल बनाम श्रेयस अय्यर, 21 T20I मैचों के बाद दोनों का ऐसा था रिकॉर्ड तंबाकू सेवन के मामले में सबसे आगे हैं ये 10 देश, भारत का पड़ोसी दूसरे नंबर पर कमजोर हो जाएगी इम्यूनिटी, अगर नहीं सुधारी ये आदतें बालों में सरसों का तेल लगाने से क्या होता है? Explainer: पाकिस्तान और चीन को क्यों टेंशन दे रही अग्नि-5? इस्लामाबाद के थिंक टैंक ने कही ये बड़ी बात Explainer: भारत के लिए क्यों अहम है लिपुलेख दर्रा, जिस पर नेपाल करता है झूठा दावा...चीन का कैसे जुड़ा है हित? Explainer: 25 साल पुराना किस्सा... नीतीश कुमार की एक हफ्ते की सरकार, जिसने बिहार की सियासत को बदल दिया Explainer: पाकिस्तान में जलप्रलय से मचा है कोहराम, अचानक क्यों आती है कयामत? जानकर होंगे हैरान Explainer: भाई की हत्या, पिता को किया कैद, इस शहंशाह से आज भी लोग क्यों करते हैं नफरत? खूब पीते हैं गर्मागर्म चाय-कॉफी, तो हो जाएं सावधान, बढ़ सकता है इस जानलेवा बीमारी का खतरा मच्छर भगाने की दवा, रूम फ्रेशनर और पेस्ट कंट्रोल, ज़िंदगी में कहां-कहां घुल रहा है कैमिकल का ज़हर, कैसे बचें? नाश्ते में आलू का पराठा खाना कर सकता है ऑफिस में काम खराब, जानिए एक आलू के पराठे में कितनी कैलोरी होती है क्यों दिखने लगती हैं नाखून पर सफेद धारियां, शरीर में किस विटामिन की है कमी, क्या ये कोई बीमारी का लक्षण है? रोज पिएं अदरक-शहद का पानी, बाल भी बांका नहीं कर पाएंगी सेहत से जुड़ी ये समस्याएं बरसाती मौसम में जल्दी खराब हो जाता है आटा, तो आटे को सीलन-घुन से बचाने के लिए अपनाएं ये तरीका कुकर में बनाएं पास्ता, मिनटों में तैयार हो जाएगी बच्चों की फेवरेट रेसिपी, जानिए बनाने का आसान तरीका वाह, अब 'फ्री' में घूम सकते हैं थाईलैंड? नहीं देना होगा डोमेस्टिक फ्लाइट का भी किराया! गुड़ के रसगुल्ले एकदम सॉफ्ट और स्पंजी, सिर्फ 1 लीटर दूध से पूरा परिवार खा सकता है टेस्टी मिठाई, नोट कर लें रेसिपी 51 साल में क्या जबरदस्त है बॉडी, हर 3 घंटे में खाते हैं फिर भी हैं सबसे फिट, ये है ऋतिक रोशन का फिटनेस सीक्रेट संपादक की पसंद रूसी विदेश मंत्री सर्गेई लावरोव से मिले जयशंकर, बोले-"भारत नहीं, चीन है रूस का सबसे बड़ा तेल खरीदार" Explainer: पाकिस्तान और चीन को क्यों टेंशन दे रही अग्नि-5? इस्लामाबाद के थिंक टैंक ने कही ये बड़ी बात दिल्ली पुलिस कमिश्नर एसबीके सिंह हटाए गए, सतीश गोलचा लेंगे उनकी जगह एशिया कप से पहले आई बहुत बड़ी खबर, पाकिस्तान में नहीं खेलेगा भारत लेटेस्ट न्यूज़ रूसी विदेश मंत्री सर्गेई लावरोव से मिले जयशंकर, बोले-"भारत नहीं, चीन है रूस का सबसे बड़ा तेल खरीदार" Explainer: पाकिस्तान और चीन को क्यों टेंशन दे रही अग्नि-5? इस्लामाबाद के थिंक टैंक ने कही ये बड़ी बात दिल्ली पुलिस कमिश्नर एसबीके सिंह हटाए गए, सतीश गोलचा लेंगे उनकी जगह © 2009-2025 Independent News Service. All rights reserved.</w:t>
+        <w:t xml:space="preserve"> https://sarkarnama.esakal.com/mumbai/nanded-tehsildar-prashant-thorat-suspension-shiv-sena-ubt-criticism-sanjay-raut-devendra-fadnavis-jap93</w:t>
+      </w:r>
+    </w:p>
+    <w:p>
+      <w:pPr>
+        <w:pStyle w:val="Normal"/>
+      </w:pPr>
+      <w:r>
+        <w:rPr/>
+        <w:t>Content: Mumbai News, 19 Aug : नांदेड जिल्ह्यातील उमरीचे तहसीलदार प्रशांत थोरात यांनी बदली झाल्यानंतर खुर्चीवर बसून गाणे गायल्यामुळे त्यांच्यावर निलंबनाची कारवाई करण्यात आली आहे. याच निलंबनाच्या कारवाईवरून आता ठाकरेंच्या शिवसेनेचे मुखपत्र असलेल्या सामनातून मुख्यमंत्री देवेंद्र फडणवीस यांच्यासह महसूल मंत्री चंद्रशखेर बावनकुळे यांच्यावर हल्लाबोल करण्यात आला आहे. राज्याचे महसूल मंत्री चंद्रशेखर बावनकुळे यांनी नांदेड जिह्यातील उमरीचे तहसीलदार प्रशांत थोरात यांनी शासकीय खुर्चीवर बसून गाणे गायले म्हणून जर या राज्यात त्यांच्यावर निलंबनाची कारवाई केली असेल तर अशा खुर्च्यांवर बसून पैसे खाणारे, लोकांचा छळ करणारे तलाठी, तहसीलदार व जिल्हाधिकाऱ्यांना बावनकुळे कोणती कठोर शिक्षा देणार आहेत? असा सवाल सामनातून उपस्थित केला आहे. शिवाय तहसीलदारांचे गाणे ऐकले म्हणून या सर्व कर्मचाऱ्यांवरही दंडात्मक कारवाई होणार आहे काय? तहसीलदारांवर गाणे गायल्याचा ठपका ठेवून निलंबन करण्याऐवजी कठोर शब्दांत समजही देता आली असती. तसे झाले नाही. बरे, हे सर्व कोठे घडत आहे तर महाराष्ट्रात? ज्या राज्यात सध्या सर्वात जास्त राजकीय व प्रशासकीय बेशिस्त, बजबजपुरी माजली आहे. भ्रष्ट, व्यभिचारी मंत्र्यांना शिस्त लावण्याची, त्यांच्यावर कठोर कारवाई करण्याची हिंमत ज्या राज्याच्या मुख्यमंत्र्यात नाही, त्या राज्यात सरकारी अधिकाऱ्याने गाणे म्हणणे हा अपराध ठरला आहे. महाराष्ट्राचे चार मंत्री हनी ट्रपमध्ये फसले आहेत. त्यांच्यावर कारवाई नाही. एक मंत्री विधानसभेत ‘रमी’चा डाव टाकतो. त्याला मुख्यमंत्र्यांनी अभय दिले. एक मंत्री पैशांच्या बॅगा उघडून ‘चड्डी-बनियन’वर सिगारेटचे झुरके मारताना दिसतो. खून, विनयभंग, भ्रष्टाचार करून अनेक मंत्री फडणवीस यांच्या सरकारात नांदत आहेत. त्या सर्व लाडक्या भावांना हात लावण्याची हिंमत राज्यकर्त्यांमध्ये दिसत नाही, पण निरोप समारंभात एका तहसीलदारांनी गाणे गायले म्हणून त्यांना सरकारी सेवेतून निलंबित केले गेले. खरे तर महसूल खात्यात सर्वात जास्त भ्रष्टाचार बोकाळला आहे. भ्रष्टाचाराच्या बाबतीत महसूल आणि पोलीस खाते नेहमीच आघाडीवर राहिले. जनसामान्यांचा सर्वाधिक संबंध असलेली ही दोन खाती आहेत व तेथे सगळ्यात जास्त भ्रष्टाचार आहे. फडणवीसांचे राज्य आले म्हणून राज्यातील भ्रष्टाचार थांबला असे घडले नाही. उलट तो वाढतच चालला आहे. भरतीपासून टेंडरपर्यंतच्या घोटाळ्यांनी महाराष्ट्रात शिखर गाठले आहे. मात्र नांदेड जिल्ह्यातील उमरीच्या तहसीलदारांनी शासकीय खुर्चीत बसून गाणे म्हटल्याने शिस्तभंग झाला हे अजबच आहे. यामुळे महाराष्ट्र राज्याची शिस्त बिघडली असे जे म्हणतात त्यांचेच संतुलन सर्वच बाबतीत बिघडले आहे. ज्या राज्याच्या मुख्यमंत्र्यांच्या सुविद्य पत्नी गायिका आहेत, त्या राज्यातील सरकारी अधिकारी कार्यालयात गाणे गायला हा कठोर अपराध ठरू नये. तहसीलदारांनी कार्यालयात नंगा नाच घातला नाही, गोंधळ केला नाही, डाके-दरोडे टाकले नाहीत, लोकांना छळले नाही. फक्त गाणेच गायले ना? बावनकुळे जाऊ द्या हो, या चुकीला माफी असायलाच हवी, असं सामनामध्ये म्हटलं आहे. सरकारनामाचे सदस्य व्हा शॉपिंगसाठी 'सकाळ प्राईम डील्स'च्या भन्नाट ऑफर्स पाहण्यासाठी क्लिक करा. Read Latest Marathi Political News, Breaking Political News from Maharashtra, India, Pune &amp; Mumbai at Sarkarnama. To Get Live Political Marathi News on Mobile, Download the Sarkarnama Mobile App for Android and IOS. सरकारनामा आता सर्व सोशल मीडिया प्लॅटफॉर्मवर. ताज्या राजकीय घडामोडींसाठी फेसबुक, ट्विटर, इन्स्टाग्राम, शेअर चॅट, टेलिग्रामवर आणि व्हॉट्सॲप आम्हाला फॉलो करा. तसेच, सरकारनामा यूट्यूब चॅनेलला आजच सबस्क्राइब करा. Follow Us Copyright © 2025 Sakal Media Group – All Rights Reserved Powered by Quintype वेबसाईटवर ब्राउझिंगचा अनुभव सर्वोत्तम असावा, यासाठी आम्ही कुकीजचा वापर करतो. कुकीजमुळे तुम्हाला तुमच्या आवडत्या मजकुराची शिफारस करता येते. आमचे गोपनीयता आणि कुकीजसंदर्भातील धोरण तुम्हाला मान्य आहे.</w:t>
       </w:r>
     </w:p>
     <w:p>
@@ -437,7 +671,1567 @@
       </w:pPr>
       <w:r>
         <w:rPr/>
-        <w:t>Article 144</w:t>
+        <w:t>Article 151</w:t>
+      </w:r>
+    </w:p>
+    <w:p>
+      <w:pPr>
+        <w:pStyle w:val="Normal"/>
+      </w:pPr>
+      <w:r>
+        <w:rPr/>
+        <w:t>Title: महाराष्ट्र में मौसम बरपा रहा कहर: नांदेड़ में फटा बादल, बारिश के चलते 15 से 16 जिलो में अलर्ट, CM फडणवीस ने फसलों से लेकर लोकल ट्रेनों के बारे में दिया ये बड़ा अपडेट</w:t>
+      </w:r>
+    </w:p>
+    <w:p>
+      <w:pPr>
+        <w:pStyle w:val="Normal"/>
+      </w:pPr>
+      <w:r>
+        <w:rPr/>
+        <w:t xml:space="preserve">URL: </w:t>
+      </w:r>
+      <w:r>
+        <w:t xml:space="preserve"> https://www.bhaskarhindi.com/politics/devendra-fadnavis-cloudburst-nanded-maharashtra-news-maharashtra-1174025</w:t>
+      </w:r>
+    </w:p>
+    <w:p>
+      <w:pPr>
+        <w:pStyle w:val="Normal"/>
+      </w:pPr>
+      <w:r>
+        <w:rPr/>
+        <w:t>Content: Download App from डिजिटल डेस्क, मुंबई। महाराष्ट्र के नांदेड़ में सोमवार को बादल फटने की घटना सामने आई है। इस घटना को लेकर मुख्यमंत्री देवेंद्र फडणवीस ने मीडिया से चर्चा की। इस दौरान उन्होंने बताया कि नांदेड़ के तालुका में बादल फटने की घटना हुई है। मौके पर NDRF और SDRF की मदद ली जा रही हैं। उन्होंने कहा कि कुछ जगहों पर फसलों को भी काफी नुकसान हुआ है। नदियों के जलस्तर पर विशेष ध्यान दिया जा रहा है। 1 लाख हेक्टर से ज्यादा फसलों को नुकसान पहुंचा। 200 से ज्यादा गांव बाढ़ की चपेट में हैं। उन्होंने बताया कि मुंबई के कुछ जगहों पर 170 mm से ज्यादा बारिश हुई। सीएम ने कहा कि लोकल ट्रेनें बंद नहीं हुईं लेकिन उनकी गति धीमी हो गई। नांदेड में बादल फटने के बाद रेस्क्यू अभियान जारी इस संबंध में महाराष्ट्र के इमरजेंसी मैनेंजमेंट मिनिस्टर गिरीश महाजन ने बताया कि बीते 24 घंटे से राज्य में बारिश हो रही है। 4-5 लोग नहीं मिल रहे हैं। छानबीन जारी है। वो भी मिल जाएंगे। कुछ जिलों में रेड अलर्ट है। कही ऑरेंज अलर्ट भी है। नांदेड़ में ज्यादा बारिश हुई है। गांव पानी से घिरे हैं और रेस्क्यू जारी है। एक जगह सेना को भी लगाया गया है। मुख्यमंत्री ने कहा कि राज्य के अलग-अलग हिस्सों में भारी बारिश के संदर्भ में कंट्रोल रूम से संवाद साधा गया। 18 से 21 अगस्त के बीच और अधिक बारिश होने की संभावना है। अंबा-जगबुडी नदी चेतावनी स्तर तक पहुंच गई है। वशिष्टी नदी पर भी कड़ी नजर रखी जा रही है। तापी और हतनूर में अधिक पानी आने से रावेर क्षेत्र में पानी घुस गया है। जलगांव सबसे अधिक प्रभावित जिला है। यह भी पढ़े -दिल्ली लाल किले पर सिख सरपंच के साथ दुर्व्यवहार, भाजपा नेता ने ज्वाइंट कमिश्नर से की शिकायत सीएम देवेंद्र फडणवीस ने कही ये बात Created On : 18 Aug 2025 5:32 PM IST</w:t>
+      </w:r>
+    </w:p>
+    <w:p>
+      <w:pPr>
+        <w:pStyle w:val="Heading3"/>
+      </w:pPr>
+      <w:r>
+        <w:rPr/>
+        <w:t>Article 152</w:t>
+      </w:r>
+    </w:p>
+    <w:p>
+      <w:pPr>
+        <w:pStyle w:val="Normal"/>
+      </w:pPr>
+      <w:r>
+        <w:rPr/>
+        <w:t>Title: Amravati Politics: अमरावती के दरियापुर में कांग्रेस को बड़ा झटका, सलीम घनीवाला भाजपा में शामिल</w:t>
+      </w:r>
+    </w:p>
+    <w:p>
+      <w:pPr>
+        <w:pStyle w:val="Normal"/>
+      </w:pPr>
+      <w:r>
+        <w:rPr/>
+        <w:t xml:space="preserve">URL: </w:t>
+      </w:r>
+      <w:r>
+        <w:t xml:space="preserve"> https://navbharatlive.com/maharashtra/amravati/major-blow-to-congress-in-dariyapur-of-amravati-salim-ghaniwala-joins-bjp-1321794.html</w:t>
+      </w:r>
+    </w:p>
+    <w:p>
+      <w:pPr>
+        <w:pStyle w:val="Normal"/>
+      </w:pPr>
+      <w:r>
+        <w:rPr/>
+        <w:t>Content: दरियापुर में कांग्रेस को बड़ा झटका (सौजन्यः सोशल मीडिया) Amravati News: दर्यापुर स्थित घनीवाला औद्योगिक समूह के निदेशक और कई वर्षों से कांग्रेस के प्रति समर्पित परिवार, सलीमसेठ घनीवाला, भाजपा में शामिल हो गए हैं। उनके भाजपा में शामिल होने को कांग्रेस के लिए एक बड़ा झटका माना जा रहा है। राजस्व मंत्री चंद्रशेखर बावनकुले, सांसद डॉ. अनिल बोंडे और विधायक राजेश वानखड़े की उपस्थिति में उन्होंने भव्य तरीके से पार्टी की सदस्यता ग्रहण की। पंडित दीनदयाल उपाध्याय, श्यामा प्रसाद मुखर्जी द्वारा दिए गए ‘पथ अंत्योदय प्रण अंत्योदय’ और प्रधानमंत्री नरेंद्र मोदी के ‘सबका साथ सबका विकास’ के साथ, सलीम सेठ घनीवाला मुख्यमंत्री देवेंद्र फडणवीस के विकासशील महाराष्ट्र के सपने को साकार करने के लिए भारतीय जनता पार्टी में शामिल हुए। पार्टी प्रवेश समारोह वरिष्ठ भाजपा नेता बालासाहेब वानखड़े, महासचिव गोपाल चंदन, श्रीराम नेहर, मनीष कोरपे, गोकुल भडंगे की पहल पर आयोजित किया गया। सलीम दरियापुर नगर परिषद की पूर्व उपाध्यक्ष जुबेदाबाई घनीवाला के पुत्र हैं और उनके पिता, वरिष्ठ सामाजिक कार्यकर्ता जिकरभाई घनीवाला, कई वर्षों तक कांग्रेस पार्टी के प्रति निष्ठावान रहे। हालांकि, सलीम घनीवाला प्रधानमंत्री नरेंद्र मोदी, मुख्यमंत्री देवेंद्र फडणवीस, पालकमंत्री चंद्रशेखर बावनकुले, सांसद डॉ. अनिल बोंडे के विचारों से प्रेरित होकर भारतीय जनता पार्टी में शामिल हुए। कंप्यूटर इंजीनियर घनीवाला आने वाले समय में उद्योग, शिक्षा, अल्पसंख्यकों के विकास, मुस्लिम समुदाय की लड़कियों को शिक्षा की मुख्यधारा में लाने के लिए विशेष प्रयास आदि मुद्दों पर ध्यान केंद्रित करते हुए काम करेंगे। घनीवाला के आने से दर्यापुर में कांग्रेस को बड़ा झटका लगा है। उनके नेतृत्व में आने वाले समय में भाजपा द्वारा इस क्षेत्र में अल्पसंख्यकों का एक बड़ा संगठन तैयार किया जाएगा। इसके साथ ही उन्हें भाजपा की ओर से कोई बड़ी जिम्मेदारी मिलने की भी संभावना है। तो उधर बुनियादी ढांचे के लिए लाखों रुपए की विकास निधि स्वीकृत की जाती है। इस निधि का उपयोग पेयजल, सड़क, सीवर, स्कूल, स्वास्थ्य केंद्र, प्रकाश व्यवस्था जैसी महत्वपूर्ण परियोजनाओं के लिए करने का प्रावधान है; लेकिन हकीकत में यह निधि स्थानीय राजनीति के कारण गांवों के विकास के बजाय फाइलों, बैठकों और राजनीतिक दांव-पेंचों में अटकी रहती है। कई ग्राम पंचायतों में अधूरे प्रोजेक्ट्स की एक लंबी फेहरिस्त देखने को मिल रही है। कई गांवों में स्वीकृत कार्य वर्षों से अधूरे पड़े हैं। कहीं जल आपूर्ति टैंकों का निर्माण और जलमार्ग बिछाने का काम अधूरा पड़ा है, तो कहीं सड़कों का डामरीकरण आधा-अधूरा पड़ा है। कुछ जगहों पर सीवरेज निर्माण की गुणवत्ता इतनी खराब है कि मानसून में घरों में पानी घुसने की तस्वीर सामने आती है। ये भी पढ़े: सर्वसमावेशक व संतुलित विकास को प्राथमिकता, जिला नियोजन समिति की बैठक दत्तात्रय भरणे का प्रतिपादन अगर गांव स्तर पर सही योजना और पारदर्शिता के साथ धन का उपयोग किया जाए, तो गांवों की सूरत बदलने में देर नहीं लगेगी। लेकिन स्थानीय राजनीति और ठेकेदारों के स्वार्थ इस प्रक्रिया में बाधा बन रहे हैं। सरपंच, ग्राम पंचायत सदस्यों, प्रशासन और ठेकेदारों के बीच मतभेद और राजनीतिक गुटबाजी धन के उपयोग में बाधा डालती है। कभी-कभी काम शुरू तो हो जाता है, लेकिन चुनाव नज़दीक आते ही ठेकेदार काम रोक देते हैं या प्रशासन भुगतान रोक देता है। इसका सीधा असर ग्रामीणों पर पड़ता है। धन स्वीकृत होने के बावजूद, कई गांवों में सड़कें कई सालों से अधूरी हैं, जलापूर्ति योजनाएं लागू नहीं हुई हैं। तो पैसा कहां जाता है, यही सवाल आम जनता पूछ रही है। Follow Us On © Copyright Navbharatlive 2025 All rights reserved.</w:t>
+      </w:r>
+    </w:p>
+    <w:p>
+      <w:pPr>
+        <w:pStyle w:val="Heading3"/>
+      </w:pPr>
+      <w:r>
+        <w:rPr/>
+        <w:t>Article 153</w:t>
+      </w:r>
+    </w:p>
+    <w:p>
+      <w:pPr>
+        <w:pStyle w:val="Normal"/>
+      </w:pPr>
+      <w:r>
+        <w:rPr/>
+        <w:t>Title: Mumbai Rain Red Alert : पावसामुळे आतापर्यंत 7 जणांचा मृत्यू; साचलेल्या पाण्यामुळे प्रवाशांचे हाल अन् राजकारणही तापलं</w:t>
+      </w:r>
+    </w:p>
+    <w:p>
+      <w:pPr>
+        <w:pStyle w:val="Normal"/>
+      </w:pPr>
+      <w:r>
+        <w:rPr/>
+        <w:t xml:space="preserve">URL: </w:t>
+      </w:r>
+      <w:r>
+        <w:t xml:space="preserve"> https://sarkarnama.esakal.com/mumbai/mumbai-rain-red-alert-heavy-rainfall-maharashtra-floods-bmc-pune-schooll-jap93</w:t>
+      </w:r>
+    </w:p>
+    <w:p>
+      <w:pPr>
+        <w:pStyle w:val="Normal"/>
+      </w:pPr>
+      <w:r>
+        <w:rPr/>
+        <w:t>Content: Mumbai Rain Red Alert : कालपासून मुंबईसह राज्यभरात पावसाने चांगलाच जोर धरला आहे. मुसळधार पावसामुळे दादरच्या हिंदमाता परिसरात पाणी साचलं आहे. मागील 2-3 दिवसांपासून सतत पडणाऱ्या मुसळधार पावसामुळे जनजीवन विस्कळीत झालं आहे. अशातच आता मुंबईत आज देखील हवामान विभागाकडून रेड अलर्ट देण्यात आला आहे. मुंबईसह पुण्यात देखील मुसळधार पावसाला सुरूवात झाली आहे. अशातच भारतीय हवामान खात्याकडून मुंबईसह, पुणे, सातारा, सांगली, कोल्हापूर, कोकण, मराठवाडा, विदर्भाला जोरदार पावसाचा इशारा दिला आहे. मुंबई महापालिका प्रशासनाने अति महत्वाच्या कामाशिवाय घराबाहेर पडू नका अशा सूचना दिल्या आहेत. मुंबईसह ठाणे आणि पालघर जिल्ह्यांमध्ये 18 व 19 ऑगस्टसाठी हवामान विभागाने रेड अलर्ट जारी केल्यामुळे या जिल्ह्यातील शाळांना आणि महाविद्यालयांना सुट्टी देण्यात आली आहे. मुंबईसह राज्यभरात पावसाने थैमान घातलं आहे. नांदेड जिल्ह्यात पावसाच्या पाण्यात अडकलेल्या लोकांच्या बचावासाठी सैन्याला पाचारण करण्यात आलं आहे. दरम्यान, राज्यात आतापर्यंत 7 जणांचा मृत्यू झाल्याची माहिती मुख्यमंत्री देवेंद्र फडणवीस यांनी दिली आहे. तर पावसाच्या पाण्यामुळे आता राज्यातील राजकारण देखील तापलं आहे. पावसामुळे मुंबईकरांचे हाल होत आहेत. या पार्श्वभूमीवर ठाकरेंच्या शिवसेनेचे आमदार आदित्य ठाकरे यांनी एकनाथ शिंदेवर हल्लाबोल केला आहे. फेकनाथ मिंधे ह्यांच्या रस्ते घोटाळ्यामुळे मुंबईच्या रस्त्यांची आज दुरवस्था झाल्याचा आरोप त्यांनी केला आहे. एका घोटाळ्यामुळे मुंबईतील रस्त्यांची अवस्था वाईट आहे आणि पावसात लोकांना अडचणी येत आहेत. निवडणुका न घेतल्यामुळे गेल्या तीन वर्षांपासून राज्य सरकार बीएमसीवर नियंत्रण ठेवत आहे आणि त्यात जबाबदारीचा अभाव असल्याचं आदित्य ठाकरे यांनी म्हटलं आहे. त्यामुळे आता पावसाच्या पाण्यावरून राज्यातील राजकारण देखील तापल्याचं दिसत आहे. दरम्यान, आज दुपारी राज्य मंत्रिमंडळाची महत्वाची बैठक पार पडणार आहे. यात अतिवृष्टी संदर्भात काही मोठे निर्णय घेतले जाण्याची शक्यता आहे. सरकारनामाचे सदस्य व्हा शॉपिंगसाठी 'सकाळ प्राईम डील्स'च्या भन्नाट ऑफर्स पाहण्यासाठी क्लिक करा. Read Latest Marathi Political News, Breaking Political News from Maharashtra, India, Pune &amp; Mumbai at Sarkarnama. To Get Live Political Marathi News on Mobile, Download the Sarkarnama Mobile App for Android and IOS. सरकारनामा आता सर्व सोशल मीडिया प्लॅटफॉर्मवर. ताज्या राजकीय घडामोडींसाठी फेसबुक, ट्विटर, इन्स्टाग्राम, शेअर चॅट, टेलिग्रामवर आणि व्हॉट्सॲप आम्हाला फॉलो करा. तसेच, सरकारनामा यूट्यूब चॅनेलला आजच सबस्क्राइब करा. Follow Us Copyright © 2025 Sakal Media Group – All Rights Reserved Powered by Quintype वेबसाईटवर ब्राउझिंगचा अनुभव सर्वोत्तम असावा, यासाठी आम्ही कुकीजचा वापर करतो. कुकीजमुळे तुम्हाला तुमच्या आवडत्या मजकुराची शिफारस करता येते. आमचे गोपनीयता आणि कुकीजसंदर्भातील धोरण तुम्हाला मान्य आहे.</w:t>
+      </w:r>
+    </w:p>
+    <w:p>
+      <w:pPr>
+        <w:pStyle w:val="Heading3"/>
+      </w:pPr>
+      <w:r>
+        <w:rPr/>
+        <w:t>Article 154</w:t>
+      </w:r>
+    </w:p>
+    <w:p>
+      <w:pPr>
+        <w:pStyle w:val="Normal"/>
+      </w:pPr>
+      <w:r>
+        <w:rPr/>
+        <w:t>Title: ‘शिंदेंच्या सेनेला’ दे धक्का : या आमदार बंधूंनी सोडला पक्ष</w:t>
+      </w:r>
+    </w:p>
+    <w:p>
+      <w:pPr>
+        <w:pStyle w:val="Normal"/>
+      </w:pPr>
+      <w:r>
+        <w:rPr/>
+        <w:t xml:space="preserve">URL: </w:t>
+      </w:r>
+      <w:r>
+        <w:t xml:space="preserve"> https://politicalmaharashtra.in/a-blow-to-shindes-army-these-mla-brothers-left-the-party-97625/</w:t>
+      </w:r>
+    </w:p>
+    <w:p>
+      <w:pPr>
+        <w:pStyle w:val="Normal"/>
+      </w:pPr>
+      <w:r>
+        <w:rPr/>
+        <w:t>Content: सोलापूर: आगामी स्थानिक स्वराज्य संस्थांच्या निवडणुकीच्या तोंडावर महाराष्ट्राच्या राजकारणात पक्षांतराला वेग आला आहे. याच पार्श्वभूमीवर शिवसेना (शिंदे गट) पक्षाला सोलापूरमध्ये मोठा धक्का बसला आहे. पक्षाचे जिल्हा संपर्क प्रमुख असलेले शिवाजी सावंत, जे आमदार तानाजी सावंत यांचे सख्खे बंधू आहेत, ते आपल्या समर्थकांसह भाजपमध्ये प्रवेश करणार आहेत. हेही वाचा…आयोगाने ‘मत चोरी’चे आरोप फेटाळले, ११ प्रश्नांनावर हाताची घडी तोंडावर बोट? शिवाजी सावंत यांनी मुख्यमंत्री देवेंद्र फडणवीस यांची गुप्त भेट घेतल्यानंतर हा निर्णय जाहीर केला. पक्षांतर्गत गटबाजीला कंटाळून त्यांनी पदाचा राजीनामा दिला असल्याचे सांगितले जात आहे. त्यांच्यासोबत माजी उपमहापौर दिलीप कोल्हे आणि शिवसेना, युवासेना तसेच महिला आघाडीचे अनेक पदाधिकारी भाजपमध्ये जाणार आहेत. येत्या दोन दिवसांत मुख्यमंत्र्यांच्या उपस्थितीत हा प्रवेश सोहळा होणार आहे. हेही वाचा…राज्यात ‘ओला दुष्काळ’ जाहीर करा, एकरी ५० हजार रुपयांची मदत द्या -शशिकांत शिंदे पक्षांतराची कारणे आणि राजकीय समीकरणे सोलापूर जिल्ह्यात शिवसेना शिंदे गटात अंतर्गत गटबाजी मोठ्या प्रमाणात वाढली आहे. याच गटबाजीला कंटाळून शिवाजी सावंत यांनी हा निर्णय घेतल्याचे म्हटले जाते. आगामी सोलापूर महानगरपालिका, पंचायत समिती आणि जिल्हा परिषद निवडणुकांमध्ये भाजपला या प्रवेशामुळे अधिक बळ मिळण्याची शक्यता आहे.यावर प्रतिक्रिया देताना शिवसेना शिंदे गटाचे जिल्हाप्रमुख अमोल शिंदे यांनी भाजपमध्ये प्रवेश करणाऱ्या पदाधिकाऱ्यांवर उपरोधिक टीका केली. ‘दिल्या घरी सुखी राहा’ अशा शब्दांत त्यांनी आपला संताप व्यक्त केला. हा निर्णय वैयक्तिक असल्याचे सांगत, त्यांनी या प्रकाराकडे दुर्लक्ष करण्याचा प्रयत्न केला. आमदार तानाजी सावंत यांचे बंधूच भाजपमध्ये गेल्याने हा एकनाथ शिंदे यांच्या नेतृत्वाखालील शिवसेनेसाठी सोलापूर जिल्ह्यात मोठा धक्का मानला जात आहे. यामुळे आगामी निवडणुकांमध्ये महायुतीच्या घटक पक्षांमध्ये सोलापूरमध्ये नवे राजकीय समीकरण तयार होण्याची शक्यता आहे. हेही वाचा… You must be logged in to post a comment.</w:t>
+      </w:r>
+    </w:p>
+    <w:p>
+      <w:pPr>
+        <w:pStyle w:val="Heading3"/>
+      </w:pPr>
+      <w:r>
+        <w:rPr/>
+        <w:t>Article 155</w:t>
+      </w:r>
+    </w:p>
+    <w:p>
+      <w:pPr>
+        <w:pStyle w:val="Normal"/>
+      </w:pPr>
+      <w:r>
+        <w:rPr/>
+        <w:t>Title: Nagpur News - Latest Updates and Breaking Headlines</w:t>
+      </w:r>
+    </w:p>
+    <w:p>
+      <w:pPr>
+        <w:pStyle w:val="Normal"/>
+      </w:pPr>
+      <w:r>
+        <w:rPr/>
+        <w:t xml:space="preserve">URL: </w:t>
+      </w:r>
+      <w:r>
+        <w:t xml:space="preserve"> https://www.nagpurtoday.in/historic-sword-of-raje-raghuji-bhonsle-arrives-in-mumbai-to-royal-welcome/08181446</w:t>
+      </w:r>
+    </w:p>
+    <w:p>
+      <w:pPr>
+        <w:pStyle w:val="Normal"/>
+      </w:pPr>
+      <w:r>
+        <w:rPr/>
+        <w:t>Content: Mumbai/Nagpur: The historic sword of Shrimant Raje Raghuji Bhonsle arrived in Mumbai from London on Monday, August 18, where it was given a grand welcome by the Government of Maharashtra at the Mumbai International Airport. Later in the evening, it will be ceremoniously unveiled in the presence of Chief Minister Devendra Fadnavis. The sword is remarkable for several reasons. Most medieval Maratha weapons lacked decorative embellishment or inscriptions of their makers or owners. This sword is a rare exception, bearing both intricate ornamentation and the owner’s name. The presence of its European-made blade further points to the flourishing international arms trade in 18th-century India. The legendary sword of Shrimant Raje Raghuji Bhonsle was recently secured by the Government of Maharashtra through an auction in London. Cultural Affairs Minister Ashish Shelar, who took possession of the sword in London, formally received the historic sword at the Mumbai International Airport. The Departments of Cultural Affairs, Archaeology and Museums, and the Directorate of Cultural Affairs, along with PL Deshpande Maharashtra Kala Academy, at 6 p.m., have organised the ‘Sena Saheb Subha Parakram Darshan’ ceremony, said the release issued by Minister Shelar’s office. During the programme, the exhibition and inauguration of the historic sword of Shrimant Raje Raghuji Bhonsle will be done by Chief Minister Devendra Fadnavis. Deputy Chief Ministers Eknath Shinde and Ajit Pawar, Minister for Cultural Affairs and IT and Guardian Minister of Suburban District Ashish Shelar will be present. Shrimant Mudhoji Raje Bhonsle, descendant of Shrimant Raje Raghuji Bhonsle, will also grace the occasion with his special presence. The event will also be attended by Dr Kiran Kulkarni, Secretary, Department of Cultural Affairs, local MP Anil Desai, and MLA Mahesh Sawant, among others. An exhibition showcasing the legendary sword of Shrimant Sena Saheb Subha Raghuji Raje Bhonsle, brought from England, along with insights into 12 heritage forts, will be held from August 19 to August 25, 2025, between 11 a.m. and 7 p.m. at the Art Gallery of PL Deshpande Maharashtra Kala Academy, Prabhadevi, Mumbai. The exhibition will be open to all, free of cost. Raghuji Bhosale I (1695-14 February 1755) was the founder of the Nagpur Bhonsle dynasty and a prominent commander in the Maratha Army during Chhatrapati Shahu Maharaj’s reign. Recognised as one of the most daring Maratha commanders of the 18th century, Raghuji Bhonsle’s Nagpur kingdom was rich in iron and copper deposits, used not only for manufacturing goods but also for crafting weapons. The royal weaponry of the Nagpur Bhonsles represented a perfect blend of craftsmanship and elegance.</w:t>
+      </w:r>
+    </w:p>
+    <w:p>
+      <w:pPr>
+        <w:pStyle w:val="Heading3"/>
+      </w:pPr>
+      <w:r>
+        <w:rPr/>
+        <w:t>Article 156</w:t>
+      </w:r>
+    </w:p>
+    <w:p>
+      <w:pPr>
+        <w:pStyle w:val="Normal"/>
+      </w:pPr>
+      <w:r>
+        <w:rPr/>
+        <w:t>Title: Maharashtra govt brings back iconic sword of Maratha commander Raghuji Raje Bhonsle auctioned for Rs 47.15 lakh to Mumbai</w:t>
+      </w:r>
+    </w:p>
+    <w:p>
+      <w:pPr>
+        <w:pStyle w:val="Normal"/>
+      </w:pPr>
+      <w:r>
+        <w:rPr/>
+        <w:t xml:space="preserve">URL: </w:t>
+      </w:r>
+      <w:r>
+        <w:t xml:space="preserve"> https://www.deccanherald.com/india/maharashtra/maharashtra-govt-brings-back-iconic-sword-of-maratha-commander-raghuji-raje-bhonsle-auctioned-for-rs-4715-lakh-to-mumbai-3685565</w:t>
+      </w:r>
+    </w:p>
+    <w:p>
+      <w:pPr>
+        <w:pStyle w:val="Normal"/>
+      </w:pPr>
+      <w:r>
+        <w:rPr/>
+        <w:t>Content: Follow Us : 🚨 BIG BREAKINGThe legendary sword of Maratha general Raghuji Bhonsle I is set to RETURN from London to Maharashtra on Aug 18 — over 250 years after it left India 🚩 pic.twitter.com/ftfOBGimrC Congratulations @Dev_Fadnavis for acquisition of Raghoji Bhonsle’s sword in an auction in the UK. Raghoji led Maratha forces to Trichinopoly (Tiruchirapalli), Odisha and Bengal)Along with Raghunathrao Peshwa’s sword ~ who led Maratha forces to Lahore and Attock ~ Maharashtra can… pic.twitter.com/uYZzPruxzp 🚩आपल्या मराठा साम्राज्यातील एक मौलिक आणि ऐतिहासिक ठेव असलेली, नागपूरच्या भोसले घराण्याचे संस्थापक राजे रघुजी भोसले यांची ऐतिहासिक तलवार ही लिलावात निघाली होती. ती राज्य सरकारने 29 एप्रिल रोजी खरेदी केल्यानंतर, आज त्याचा प्रत्यक्ष ताबा राज्य सरकारकडे आला आहे.माझे सहकारी आणि… pic.twitter.com/gnE4SZORtX Hon’ble Minister of Culture, Adv. Ashish Shelar @ShelarAshish, Government of Maharashtra, received the historically significant 18th-century sword of Raghuji Raje Bhosale, in London today. The sword, re-purchased by Government of Maharashtra, will be handed over to Directorate… https://t.co/yiZY9gGfOC pic.twitter.com/W7pQmAboGi And finally, the day arrived!The iconic sword of the legendary Raghuji Raje Bhonsle has reached Mumbai from London and was brought with due reverence to PL Deshpande Maharashtra Kala Academy, Prabhadevi. Following due procedures, the sword will be thoroughly documented from its… pic.twitter.com/Bq314cP2TD</w:t>
+      </w:r>
+    </w:p>
+    <w:p>
+      <w:pPr>
+        <w:pStyle w:val="Heading3"/>
+      </w:pPr>
+      <w:r>
+        <w:rPr/>
+        <w:t>Article 157</w:t>
+      </w:r>
+    </w:p>
+    <w:p>
+      <w:pPr>
+        <w:pStyle w:val="Normal"/>
+      </w:pPr>
+      <w:r>
+        <w:rPr/>
+        <w:t>Title: ३१ खासदार निवडून आले तेव्हा मतदारयाद्या बरोबर होत्या का ?</w:t>
+      </w:r>
+    </w:p>
+    <w:p>
+      <w:pPr>
+        <w:pStyle w:val="Normal"/>
+      </w:pPr>
+      <w:r>
+        <w:rPr/>
+        <w:t xml:space="preserve">URL: </w:t>
+      </w:r>
+      <w:r>
+        <w:t xml:space="preserve"> https://www.lokmat.com/nagpur/were-the-voter-lists-correct-when-31-mps-were-elected-a-a1000/</w:t>
+      </w:r>
+    </w:p>
+    <w:p>
+      <w:pPr>
+        <w:pStyle w:val="Normal"/>
+      </w:pPr>
+      <w:r>
+        <w:rPr/>
+        <w:t>Content: हिंदी | English शनिवार २३ ऑगस्ट २०२५ FOLLOW US : शहरं व्हिडीओ सखी आणखी By ऑनलाइन लोकमत | Updated: August 18, 2025 13:07 IST2025-08-18T13:05:00+5:302025-08-18T13:07:35+5:30 लोकमत न्यूज नेटवर्कनागपूर : ज्या ठिकाणी भाजप निवडून येते त्याच ठिकाणी काँग्रेस पक्षाला आक्षेप असतो. महाराष्ट्रात जेव्हा काँग्रेसचे ३१ खासदार निवडून आले, तेव्हा कुठलाही आक्षेप त्यांनी घेतला नाही. त्यावेळी मतदार याद्या बरोबर होत्या का, असा सवाल महसूलमंत्री चंद्रशेखर बावनकुळे यांनी केला आहे. नागपुरात रविवारी ते प्रसारमाध्यमांशी बोलत होते. निवडणुकीच्या काळात मतदार याद्या जाहीर होतात. त्यावेळी सर्वच पक्षांना आक्षेप घेण्यासाठी वेळ दिला जातो. विधानसभा निवडणुकीत महाराष्ट्रात एक लाख बूथवर याद्या लावल्या होत्या. त्यावेळी काँग्रेसच्या कुठल्याही नेत्याने आक्षेप घेतला नाही. निवडणुकीच्या काळातही आक्षेप घेतले नाही. मात्र, निवडणुका झाल्यावर सात महिन्यांनंतर राहुल गांधी यांनी आक्षेप घेतला. विधानसभा निवडणुका ज्या मतदान याद्यांवर झाल्या त्याच याद्यांवर आगामी स्थानिक स्वराज्य संस्थांच्या निवडणुका होणार आहेत. त्यामुळे काँग्रेस नेत्यांचे काही आक्षेप असतील तर ते त्यांनी आत्ताच निवडणूक आयोगाकडे मांडावे. नाहीतर पुन्हा निवडणूक हरल्यानंतर अपयशाचे खापर मतदार यादीवर फोडू नये, असे आवाहन बावनकुळे यांनी केले. कामठी विधानसभा मतदारसंघामध्ये १७ हजार बूथ लावून आम्ही नवीन मतदार नोंदणी केली. त्यात ३४ हजार मतदार वाढले. मतांची वाढ होणे म्हणजे मतदार यादी चुकीची आहे असे होत नाही. राहुल गांधींना शंका असेल तर आगामी स्थानिक स्वराज्य संस्थांच्या निवडणुकांमध्ये मतदार याद्या तपासून घ्याव्यात, यासाठी त्यांनी महाराष्ट्रातील त्यांच्या कार्यकर्त्यांना कामाला लावावे, असे बावनकुळे म्हणाले. महायुती शक्य नाही तेथे मैत्रीपूर्ण लढती होणारमुख्यमंत्री देवेंद्र फडणवीस, प्रदेशाध्यक्ष रवींद्र चव्हाण व मी महाराष्ट्रामध्ये प्रवास करीत असताना स्थानिक स्वराज्य संस्था निवडणूक महायुतीतच लढण्याच्या सूचना दिल्या आहेत. परंतु, जिथे शक्य नाही तिथे लढत मैत्रीपूर्ण करून महायुतीला धक्का बसणार नाही याची काळजी स्थानिक नेत्यांनी घ्यायची आहे, असे त्यांनी स्पष्ट केले. सरासरीपेक्षा जास्त पाऊस, पंचनामे होणारराज्यात ज्या ज्या ठिकाणी सरासरीपेक्षा जास्त पाऊस पडलेला आहे, त्या त्या ठिकाणी पंचनामे करून एसडीआरएफ व एनडीआरएफ यांच्या निकषांनुसार नुकसान भरपाई देण्याच्या सूचना देण्यात आल्या आहेत. नंदुरबारसह अनेक आदिवासी जिल्ह्यांमध्ये धर्मातराच्या उद्देशाने बांधलेले अनधिकृत चर्च हटवण्याचे निर्देश संबंधित जिल्हा दंडाधिकाऱ्यांना देण्यात आले, असेही त्यांनी यावेळी सांगितले. FOLLOW US : Copyright © 2025 Lokmat Media Pvt Ltd</w:t>
+      </w:r>
+    </w:p>
+    <w:p>
+      <w:pPr>
+        <w:pStyle w:val="Heading3"/>
+      </w:pPr>
+      <w:r>
+        <w:rPr/>
+        <w:t>Article 158</w:t>
+      </w:r>
+    </w:p>
+    <w:p>
+      <w:pPr>
+        <w:pStyle w:val="Normal"/>
+      </w:pPr>
+      <w:r>
+        <w:rPr/>
+        <w:t>Title: Teacher Recruitment Scam: बोगस शालार्थ आयडी घोटाळ्यातील संचालकांची मालमत्ता जप्त होणार !</w:t>
+      </w:r>
+    </w:p>
+    <w:p>
+      <w:pPr>
+        <w:pStyle w:val="Normal"/>
+      </w:pPr>
+      <w:r>
+        <w:rPr/>
+        <w:t xml:space="preserve">URL: </w:t>
+      </w:r>
+      <w:r>
+        <w:t xml:space="preserve"> https://pudhari.news/maharashtra/vidarbha/nagpur/bogus-teacher-scam-school-id-fraud-directors-property-to-be-seized-ng81</w:t>
+      </w:r>
+    </w:p>
+    <w:p>
+      <w:pPr>
+        <w:pStyle w:val="Normal"/>
+      </w:pPr>
+      <w:r>
+        <w:rPr/>
+        <w:t>Content: नागपूर : शालार्थ आयडी घोटाळ्यात शिक्षकांचा काहीही दोष नाही, उलट ज्या शाळा संचालकांनी पैसे घेतले,फसवणूक करीत बदमाशी केली त्यांची मालमत्ता जप्त केली जाणार असल्याचे संकेत आहेत. या संदर्भात शिक्षण मंत्री दादा भुसे यांच्याशी चर्चा झाली असल्याची माहिती महसूल मंत्री चंद्रशेखर बावनकुळे यांनी दिली. नियोजन भवन येथे बावनकुळे प्रसार माध्यमांशी बोलत होते. बावनकुळे म्हणाले की, शाळा संचालकांनी शिक्षकांची नियुक्ती करण्याच्या आधी त्यांना प्रलोभन देत खोट्या पद्धतीने शालार्थ आय डी तयार केले आणि त्यांची नियुक्ती केली आहे. अनेक शिक्षकांनी तर नोकरीसाठी कर्ज घेतले आहे. मात्र शाळा संचालकांनी गैरव्यवहार केले आहेत. त्यात शिक्षकांचा काहीही दोष नाही. शासन त्यांना वाऱ्यावर सोडणार नाही. याबाबत मुख्यमंत्री देवेंद्र फडणवीस, उपमुख्यमंत्री एकनाथ शिंदे , उपमुख्यमंत्री अजित पवार आणि शिक्षणमंत्री दादा भुसे यांच्यासोबत चर्चा करून ठोस तोडगा काढला जाईल. उलट ज्या शाळा संचालकांनी बदमाशी केली आहे त्यांची मालमत्ता जप्त केली पाहिजे. या संदर्भात पुन्हा एकदा शिक्षण मंत्री दादा भुसे यांच्या सोबत चर्चा केली जाईल असेही स्पष्ट केले. पूरग्रस्त भागात तातडीची मदत राज्यात विविध ठिकाणी निर्माण झालेल्या पूरस्थितीवर राज्य सरकार सर्वतोपरी लक्ष ठेवून आहे. मुख्यमंत्री देवेंद्र फडणवीस आणि आपत्ती व्यवस्थापन मंत्री गिरीश महाजन यांच्या मार्गदर्शनाखाली पूरग्रस्त भागात मदत कार्य सुरू आहे. ज्या भागात रेड अलर्ट घोषित करण्यात आला आहे, त्या ठिकाणी सर्व यंत्रणा सतर्क आहेत. पंचनामे सुरू असून जिल्हाधिकारी व आपत्ती व्यवस्थापन विभागामार्फत नुकसान भरपाई देण्याच्या सूचना दिल्या आहेत. शिवाय मुंबईतील वॉर रूम मधून परिस्थितीवर लक्ष ठेवले जात असून आवश्यक तातडीची मदत पोहोचवली जात असल्याचे त्यांनी स्पष्ट केले. 'Pudhari' is excited to announce the relaunch of its Android and iOS apps. Stay updated with the latest news at your fingertips. Android and iOS Download now and stay updated, anytime, anywhere. Pudhari Publications Private Limited</w:t>
+      </w:r>
+    </w:p>
+    <w:p>
+      <w:pPr>
+        <w:pStyle w:val="Heading3"/>
+      </w:pPr>
+      <w:r>
+        <w:rPr/>
+        <w:t>Article 159</w:t>
+      </w:r>
+    </w:p>
+    <w:p>
+      <w:pPr>
+        <w:pStyle w:val="Normal"/>
+      </w:pPr>
+      <w:r>
+        <w:rPr/>
+        <w:t>Title: Nagpur Accident : नागपुरातील हिट अँड रन प्रकरणाचा AI तंत्रज्ञानाच्या मदतीने उलगडा; राज्यातील पहिलाच प्रयोग, चालकाला उत्तर प्रदेशमधून अटक</w:t>
+      </w:r>
+    </w:p>
+    <w:p>
+      <w:pPr>
+        <w:pStyle w:val="Normal"/>
+      </w:pPr>
+      <w:r>
+        <w:rPr/>
+        <w:t xml:space="preserve">URL: </w:t>
+      </w:r>
+      <w:r>
+        <w:t xml:space="preserve"> https://marathi.abplive.com/crime/nagpur-hit-and-run-accident-news-update-case-solved-with-the-help-of-ai-technology-first-experiment-in-the-state-driver-arrested-from-uttar-pradesh-1377914</w:t>
+      </w:r>
+    </w:p>
+    <w:p>
+      <w:pPr>
+        <w:pStyle w:val="Normal"/>
+      </w:pPr>
+      <w:r>
+        <w:rPr/>
+        <w:t>Content: Nagpur Hit And Run Accident : नागपुरात गेल्या आठवड्यात एक दुर्दैवी अपघात (Nagpur Hit And Run) झाला होता. ज्यामध्ये एका भरधाव ट्रकने दुचाकीला धडक दिल्याने प्रवासी महिलेचा जागीच मृत्यू झाला होता. मात्र अशावेळी मृत पावलेल्या पत्नीचा मृतदेह घरी नेण्यासाठी महामार्गावर कुणीही मदतीसाठी पुढे न आल्याने हतबल पतीने अखेर दुचाकीवर पत्नीचा मृतदेह ठेवून घर गाठले. या घटनेचा व्हिव्हिओ समाज माध्यमांवर प्रचंड व्हायरल झाला. दरम्यान, या प्रकरणाची माहिती पोलिसांना मिळाल्यानंतर त्यांनी पुढील तपास सुरु केला. मात्र, पीडित पती अमित यादवजवळ धडक मारून पळ काढणाऱ्या ट्रकबद्दल विशेष माहिती नव्हती. फक्त ट्रकवर लाल मार्किंग (Hit And Run Accident) आहे, इतकीच त्याने माहिती दिली. या माहितीच्या आधारावर नागपूर पोलिसांनी AI तंत्रज्ञानाचा वापर करून या हिट अँड रन प्रकरणाचा उलघडा केला आहे. विशेष म्हणजे AI तंत्रज्ञानाचा (AI Technology) वापर करून हिट अँड रन प्रकरणाचा उलघडा करणारा हा राज्यातील पहिलाच गुन्हा असून त्यात नागपूर ग्रामीण पोलिसांना यश आले आहे. मिळालेल्या माहितीनुसार, अपघातानंतर पीडित पती अमित यादवजवळ धडक मारून पळ काढणाऱ्या ट्रकबद्दल विशेष माहिती नव्हती. फक्त ट्रकवर लाल मार्किंग आहे, इतकीच त्याने माहिती पोलिसांना दिली. त्यानंतर नागपूर ग्रामीण पोलिसांनी AI तंत्रज्ञानाचा वापर करत मार्वल या सरकारी संस्थेची मदत घेतली. यासाठी तीन टोल प्लाझा वरील 12 तासांचा सीसीटीव्ही डेटा गोळा करून आईच्या दोन अल्गोरिदमचा वापर केला गेला. सोबतच ट्रकची स्पीड आणि लाल मार्क असलेल्या ट्रकच्या आधारावा अपघातात सहभागी असलेला ट्रक शोधून काढण्यात आला. त्यानंतर त्या ट्रक चालकाला उत्तर प्रदेश येथील फारुकाबाद येथून अटक करण्यात आलीय. AI तंत्रज्ञानाचा वापर करून अशाप्रकारे हिट अँड रन प्रकरणाचा उलघडा होणारे हे राज्यातील पहिले प्रकरण आहे. मुख्यमंत्री देवेंद्र फडणवीस यांनी 2024 मध्ये मार्वल संस्थेची सुरवात केली होती. या गुन्ह्याच्या तपासासंदर्भात नागपूर ग्रामीणचे पोलीस अधिक्षक हर्ष पोतदार यांनी माहिती देत अशाप्रकारे हिट अँड रन प्रकरणाचा उलघडा होणारे हे राज्यातील पहिले प्रकरण असल्याचे सांगितलं. आणखी वाचा We use cookies to improve your experience, analyze traffic, and personalize content. By clicking "Allow All Cookies", you agree to our use of cookies.</w:t>
+      </w:r>
+    </w:p>
+    <w:p>
+      <w:pPr>
+        <w:pStyle w:val="Heading3"/>
+      </w:pPr>
+      <w:r>
+        <w:rPr/>
+        <w:t>Article 160</w:t>
+      </w:r>
+    </w:p>
+    <w:p>
+      <w:pPr>
+        <w:pStyle w:val="Normal"/>
+      </w:pPr>
+      <w:r>
+        <w:rPr/>
+        <w:t>Title: Sambhajinagar News : आता शहरवासीयांना मिळणार अतिरिक्त २६ एमएलडी पाणी</w:t>
+      </w:r>
+    </w:p>
+    <w:p>
+      <w:pPr>
+        <w:pStyle w:val="Normal"/>
+      </w:pPr>
+      <w:r>
+        <w:rPr/>
+        <w:t xml:space="preserve">URL: </w:t>
+      </w:r>
+      <w:r>
+        <w:t xml:space="preserve"> https://pudhari.news/amp/story/maharashtra/marathwada/chhatrapati-sambhajinagar/now-city-residents-will-get-additional-26-mld-of-water-np88</w:t>
+      </w:r>
+    </w:p>
+    <w:p>
+      <w:pPr>
+        <w:pStyle w:val="Normal"/>
+      </w:pPr>
+      <w:r>
+        <w:rPr/>
+        <w:t>Content: Now city residents will get additional 26 MLD of water छत्रपती संभाजीनगर, पुढारी वृत्तसेवा : शहराचा पाणीपुरवठा सुरळीत करण्यासाठी ९०० मिमी व्यासाची जलवाहिनी पूर्ण क्षमतेने (७५ एमएलडी) पाणीपुरवठा सुरू केला जाणार आहे. यामुळे शहराला अतिरिक्त २६ एमएलडी पाणी मिळणार असून, या पाण्याचे आज (दि.१९) मुख्यमंत्री देवेंद्र फडणवीस यांच्या हस्ते फारोळा जलशुद्धीकरण केंद्रात जलपूजन होणार आहे. या वाढीव पाण्यामुळे शहरातील पाण्याचा खंड एक दिवसाने कमी होणार आहे. फारोळा जलशुद्धीकरण केंद्रामध्ये राज्य शासनाच्या १९२ कोटी रुपयांच्या योजनेतून २६ एमएलडी क्षमतेचे नवे जलशुद्धीकरण केंद्र तयार करण्यात आले आहे. या केंद्राच्या कामासाठी मागील सहा महिन्यांपासून महाराष्ट्र जीवन प्राधिकरण आणि महापालिका प्रशासनाकडून सतत कंत्राटदार एजन्सीकडे पाठपुरवठा केला जात होता. गेल्या महिन्याभरात प्रशासक जी. श्रीकांत यांनी ४ वेळा फारोळा जलशुद्धीकरण केंद्राचा दौरा केला. कामाची पाणी करून कंत्राटदाराला सूचना केल्या. या नव्या जलशुद्धीकरण केंद्राची चाचणी यशस्वी झाली असून, नक्षत्रवाडी येथील एमबीआरमध्ये पाणी आले आहे. फारोळा येथील दोन पंप सुरू ठेवण्यात आले आहे. नक्षत्रवाडीच्या एमबीआरमधून पाणी वितरण केले जात आहे. मनपा प्रशासक जी. श्रीकांत यांच्यासह वरिष्ठ अधिकारी आणि महाराष्ट्र जीवन प्राधिकरणाचे अधिकारी फारोळा येथे तळ ठोकून आहेत. सध्या शहराला ५६ दललि, १०० दललि योजनेतून १३३ एमएलडी पाणी मिळत आहे. आता ९०० तून ६८ एमएलडी मिळणार आहे. शहरातील ६० टक्के वसाहतींना सध्या ५ दिवसांआड, २० टक्के वसाहतींना ७ ते ८ दिवसांआड आणि उर्वरित २० टक्के वसाहतींना १० ते १२ दिवसांआड पाणीपुरावठा होतो, तेथे आता एक दिवसाने खंडकाळ कमी होणार आहे. शहराला पाणीपुरवठा करणाऱ्या जुन्या दोन्ही योजनेचे ३० जलकुंभ आहेत. या जलकुंभाची पाणी साठवण क्षमता साधारणपणे ६० लाख लिटर इतकी आहे. एमजेपीने ५३ पैकी ४ जलकुंभ मनपाच्या ताब्यात दिले असून, उर्वरित ६ जलकुंभांची महापालिकेला प्रतीक्षा आहे. 'Pudhari' is excited to announce the relaunch of its Android and iOS apps. Stay updated with the latest news at your fingertips. Android and iOS Download now and stay updated, anytime, anywhere. Pudhari Publications Private Limited</w:t>
+      </w:r>
+    </w:p>
+    <w:p>
+      <w:pPr>
+        <w:pStyle w:val="Heading3"/>
+      </w:pPr>
+      <w:r>
+        <w:rPr/>
+        <w:t>Article 161</w:t>
+      </w:r>
+    </w:p>
+    <w:p>
+      <w:pPr>
+        <w:pStyle w:val="Normal"/>
+      </w:pPr>
+      <w:r>
+        <w:rPr/>
+        <w:t>Title: kolhapur | सर्किट बेंचचे स्वप्न साकारले; न्यायाचे दरवाजे खुले झाले!</w:t>
+      </w:r>
+    </w:p>
+    <w:p>
+      <w:pPr>
+        <w:pStyle w:val="Normal"/>
+      </w:pPr>
+      <w:r>
+        <w:rPr/>
+        <w:t xml:space="preserve">URL: </w:t>
+      </w:r>
+      <w:r>
+        <w:t xml:space="preserve"> https://pudhari.news/amp/story/maharashtra/kolhapur/circuit-bench-dream-realized-doors-of-justice-now-open-ap84</w:t>
+      </w:r>
+    </w:p>
+    <w:p>
+      <w:pPr>
+        <w:pStyle w:val="Normal"/>
+      </w:pPr>
+      <w:r>
+        <w:rPr/>
+        <w:t>Content: प्रवीण मस्के कोल्हापूर : तब्बल साडेचार दशकांच्या सातत्यपूर्ण लढ्याला यश आले आणि अखेर कोल्हापुरात उच्च न्यायालयाचे खंडपीठ स्थापन झाले. हा फक्त एक प्रशासकीय निर्णय नसून, कोल्हापूरसह संपूर्ण पश्चिम महाराष्ट्रासाठी सुवर्णाक्षरांनी लिहिला जाईल, असा ऐतिहासिक क्षण आहे. दीर्घ प्रतीक्षेनंतर अखेर हे स्वप्न साकारले असून कोल्हापूर, सांगली, सातारा, सोलापूर, रत्नागिरी व सिंधुदुर्ग जिल्ह्यातील जनता, वकील व पक्षकारांचा प्रचंड भार हलका होण्याची शक्यता आहे. आता त्यांना मुंबई किंवा औरंगाबादला जाण्याचा त्रास होणार नाही. वेळ, पैसा व श्रम याची बचत होऊन न्यायप्रवेश अधिक सुलभ व वेगवान झाला आहे. मुंबई उच्च न्यायालयाचे मुख्यालय मुंबईत असून छत्रपती संभाजीनगर व नागपूर येथे आधीच खंडपीठे आहेत. पश्चिम महाराष्ट्र, कोकण व मराठवाडा या भागातील नागरिकांना न्यायालयीन कामकाजासाठी हजारो कि.मी. दूरवरचा प्रवास करावा लागत होता. अनेकदा धरणे, मोर्चे, आंदोलने, उपोषणे अशा विविध माध्यमांतून शासनावर दबाव आणण्यात आला. परंतु, प्रत्येक वेळी आश्वासने मिळूनही निर्णय पुढे ढकलला गेला. या संघर्षाला माध्यमांनी साथ दिली. विशेषतः दै. ‘पुढारी’चे मुख्य संपादक डॉ. प्रतापसिंह जाधव यांनी संपादकीय, बातम्या व लोकजागृतीच्या माध्यमातून या प्रश्नाला सतत जिवंत ठेवले. खंडपीठाची चळवळ कोल्हापूरच्या जनआंदोलनाचे स्वरूप घेऊ शकली, त्यामागे त्यांचे मोलाचे योगदान आहे. उद्घाटन सोहळ्यात दस्तरखुद्द राज्याचे मुख्यमंत्री देवेंद्र फडणवीस यांनी त्यांच्या खंडपीठ आंदोलनातील कार्याचा गौरव केला. कोल्हापुरात उच्च न्यायालयाचे सर्किट बेंचचे रविवारी (दि.17) भारताचे सरन्यायाधीश भूषण गवई यांच्या हस्ते उद्घाटन झाले. हा दिवस कोल्हापूरकरांसह सहा जिल्ह्यांतील जनतेच्या अभिमानाचा ठरला. उद्घाटन सोहळ्यात सरन्यायाधीश गवई यांनी आतापर्यंतचे सर्वात जास्त वेळ (53 मिनिटे) भाषण करून कोल्हापूरकरांनी दिलेल्या सन्मानाबद्दल कृतज्ञता व्यक्त केली. सर्किट बेंचची स्थापना हा केवळ कोल्हापुरांचा नव्हे, तर संपूर्ण पश्चिम महाराष्ट्राचा विजय आहे. दीर्घ प्रतीक्षेनंतर लोकशाहीतील न्यायप्रवेशाचा उजेड दाराशी पोहोचला आहे. सरन्यायाधीश गवई यांचे दीर्घ भाषण केवळ औपचारिक नव्हते, तर कोल्हापूरकरांच्या उत्स्फूर्त प्रतिसादास दिलेली दाद होती. त्यांच्या प्रत्येक शब्दातून कोल्हापूरच्या खंडपीठाच्या न्याय्य लढ्याचा गौरव झळकला. जनतेने केलेले आदरातिथ्य व आत्मियता यांनी हा सोहळा अधिकच संस्मरणीय बनवला. जनतेचा उत्स्फूर्त प्रतिसाद, वकिलांचा आनंद व उपस्थितांच्या डोळ्यांतील आनंदाश्रू या ऐतिहासिक क्षणाचा आनंद प्रत्येकाच्या चेहर्‍यावर ओसंडून वाहत होता. * न्यायालयीन प्रकरणांचा निपटारा जलदगतीने व्हावा * न्यायमूर्ती, वकिलांसाठी आवश्यक सुविधा मिळाव्यात * न्यायालयीन कामकाज तंत्रज्ञानाधारित व पारदर्शक व्हावे * वकील, पक्षकारांसाठी पार्किंग, वाहतूक नियोजन करावे 'Pudhari' is excited to announce the relaunch of its Android and iOS apps. Stay updated with the latest news at your fingertips. Android and iOS Download now and stay updated, anytime, anywhere. Pudhari Publications Private Limited</w:t>
+      </w:r>
+    </w:p>
+    <w:p>
+      <w:pPr>
+        <w:pStyle w:val="Heading3"/>
+      </w:pPr>
+      <w:r>
+        <w:rPr/>
+        <w:t>Article 162</w:t>
+      </w:r>
+    </w:p>
+    <w:p>
+      <w:pPr>
+        <w:pStyle w:val="Normal"/>
+      </w:pPr>
+      <w:r>
+        <w:rPr/>
+        <w:t>Title: kolhapur | सर्किट बेंचचे स्वप्न साकारले; न्यायाचे दरवाजे खुले झाले!</w:t>
+      </w:r>
+    </w:p>
+    <w:p>
+      <w:pPr>
+        <w:pStyle w:val="Normal"/>
+      </w:pPr>
+      <w:r>
+        <w:rPr/>
+        <w:t xml:space="preserve">URL: </w:t>
+      </w:r>
+      <w:r>
+        <w:t xml:space="preserve"> https://pudhari.news/maharashtra/kolhapur/circuit-bench-dream-realized-doors-of-justice-now-open-ap84</w:t>
+      </w:r>
+    </w:p>
+    <w:p>
+      <w:pPr>
+        <w:pStyle w:val="Normal"/>
+      </w:pPr>
+      <w:r>
+        <w:rPr/>
+        <w:t>Content: प्रवीण मस्के कोल्हापूर : तब्बल साडेचार दशकांच्या सातत्यपूर्ण लढ्याला यश आले आणि अखेर कोल्हापुरात उच्च न्यायालयाचे खंडपीठ स्थापन झाले. हा फक्त एक प्रशासकीय निर्णय नसून, कोल्हापूरसह संपूर्ण पश्चिम महाराष्ट्रासाठी सुवर्णाक्षरांनी लिहिला जाईल, असा ऐतिहासिक क्षण आहे. दीर्घ प्रतीक्षेनंतर अखेर हे स्वप्न साकारले असून कोल्हापूर, सांगली, सातारा, सोलापूर, रत्नागिरी व सिंधुदुर्ग जिल्ह्यातील जनता, वकील व पक्षकारांचा प्रचंड भार हलका होण्याची शक्यता आहे. आता त्यांना मुंबई किंवा औरंगाबादला जाण्याचा त्रास होणार नाही. वेळ, पैसा व श्रम याची बचत होऊन न्यायप्रवेश अधिक सुलभ व वेगवान झाला आहे. मुंबई उच्च न्यायालयाचे मुख्यालय मुंबईत असून छत्रपती संभाजीनगर व नागपूर येथे आधीच खंडपीठे आहेत. पश्चिम महाराष्ट्र, कोकण व मराठवाडा या भागातील नागरिकांना न्यायालयीन कामकाजासाठी हजारो कि.मी. दूरवरचा प्रवास करावा लागत होता. अनेकदा धरणे, मोर्चे, आंदोलने, उपोषणे अशा विविध माध्यमांतून शासनावर दबाव आणण्यात आला. परंतु, प्रत्येक वेळी आश्वासने मिळूनही निर्णय पुढे ढकलला गेला. या संघर्षाला माध्यमांनी साथ दिली. विशेषतः दै. ‘पुढारी’चे मुख्य संपादक डॉ. प्रतापसिंह जाधव यांनी संपादकीय, बातम्या व लोकजागृतीच्या माध्यमातून या प्रश्नाला सतत जिवंत ठेवले. खंडपीठाची चळवळ कोल्हापूरच्या जनआंदोलनाचे स्वरूप घेऊ शकली, त्यामागे त्यांचे मोलाचे योगदान आहे. उद्घाटन सोहळ्यात दस्तरखुद्द राज्याचे मुख्यमंत्री देवेंद्र फडणवीस यांनी त्यांच्या खंडपीठ आंदोलनातील कार्याचा गौरव केला. कोल्हापुरात उच्च न्यायालयाचे सर्किट बेंचचे रविवारी (दि.17) भारताचे सरन्यायाधीश भूषण गवई यांच्या हस्ते उद्घाटन झाले. हा दिवस कोल्हापूरकरांसह सहा जिल्ह्यांतील जनतेच्या अभिमानाचा ठरला. उद्घाटन सोहळ्यात सरन्यायाधीश गवई यांनी आतापर्यंतचे सर्वात जास्त वेळ (53 मिनिटे) भाषण करून कोल्हापूरकरांनी दिलेल्या सन्मानाबद्दल कृतज्ञता व्यक्त केली. सर्किट बेंचची स्थापना हा केवळ कोल्हापुरांचा नव्हे, तर संपूर्ण पश्चिम महाराष्ट्राचा विजय आहे. दीर्घ प्रतीक्षेनंतर लोकशाहीतील न्यायप्रवेशाचा उजेड दाराशी पोहोचला आहे. सरन्यायाधीश गवई यांचे दीर्घ भाषण केवळ औपचारिक नव्हते, तर कोल्हापूरकरांच्या उत्स्फूर्त प्रतिसादास दिलेली दाद होती. त्यांच्या प्रत्येक शब्दातून कोल्हापूरच्या खंडपीठाच्या न्याय्य लढ्याचा गौरव झळकला. जनतेने केलेले आदरातिथ्य व आत्मियता यांनी हा सोहळा अधिकच संस्मरणीय बनवला. जनतेचा उत्स्फूर्त प्रतिसाद, वकिलांचा आनंद व उपस्थितांच्या डोळ्यांतील आनंदाश्रू या ऐतिहासिक क्षणाचा आनंद प्रत्येकाच्या चेहर्‍यावर ओसंडून वाहत होता. * न्यायालयीन प्रकरणांचा निपटारा जलदगतीने व्हावा * न्यायमूर्ती, वकिलांसाठी आवश्यक सुविधा मिळाव्यात * न्यायालयीन कामकाज तंत्रज्ञानाधारित व पारदर्शक व्हावे * वकील, पक्षकारांसाठी पार्किंग, वाहतूक नियोजन करावे 'Pudhari' is excited to announce the relaunch of its Android and iOS apps. Stay updated with the latest news at your fingertips. Android and iOS Download now and stay updated, anytime, anywhere. Pudhari Publications Private Limited</w:t>
+      </w:r>
+    </w:p>
+    <w:p>
+      <w:pPr>
+        <w:pStyle w:val="Heading3"/>
+      </w:pPr>
+      <w:r>
+        <w:rPr/>
+        <w:t>Article 163</w:t>
+      </w:r>
+    </w:p>
+    <w:p>
+      <w:pPr>
+        <w:pStyle w:val="Normal"/>
+      </w:pPr>
+      <w:r>
+        <w:rPr/>
+        <w:t>Title: महाराष्ट्र की ‘अस्मिता’ की बात करने वाले उपराष्ट्रपति पद के लिए राधाकृष्णन का समर्थन करें : फडणवीस</w:t>
+      </w:r>
+    </w:p>
+    <w:p>
+      <w:pPr>
+        <w:pStyle w:val="Normal"/>
+      </w:pPr>
+      <w:r>
+        <w:rPr/>
+        <w:t xml:space="preserve">URL: </w:t>
+      </w:r>
+      <w:r>
+        <w:t xml:space="preserve"> https://hindi.theprint.in/india/support-radhakrishnan-for-the-post-of-vice-president-who-talks-about-maharashtras-identity-fadnavis/856729/</w:t>
+      </w:r>
+    </w:p>
+    <w:p>
+      <w:pPr>
+        <w:pStyle w:val="Normal"/>
+      </w:pPr>
+      <w:r>
+        <w:rPr/>
+        <w:t>Content: मुंबई, 18 अगस्त (भाषा) महाराष्ट्र के मुख्यमंत्री देवेन्द्र फडणवीस ने राज्य के विभिन्न दलों के सांसदों, खासकर शिवसेना (उबाठा) और राकांपा (एसपी) के सांसदों से उपराष्ट्रपति पद के लिए राज्यपाल सी.पी. राधाकृष्णन की उम्मीदवारी का समर्थन करने का सोमवार को आह्वान किया। सत्तारूढ़ राष्ट्रीय जनतांत्रिक गठबंधन (राजग) ने रविवार को 67 वर्षीय राधाकृष्णन को उपराष्ट्रपति पद के लिए अपना उम्मीदवार घोषित किया। उनका ताल्लुक तमिलनाडु की एक प्रमुख ओबीसी जाति से है और वह आरएसएस की पृष्ठभूमि से आने वाले भाजपा के अनुभवी नेता हैं। फडणवीस ने पत्रकारों से बात करते हुए कहा कि हालांकि राधाकृष्णन तमिलनाडु से हैं, लेकिन वह मुंबई में पंजीकृत मतदाता हैं और पिछले साल महाराष्ट्र विधानसभा चुनाव में उन्होंने यहां वोट डाला था। उन्होंने कहा, ‘जब वह उपराष्ट्रपति पद के लिए नामांकन दाखिल करेंगे, तो उसमें यह उल्लेख करेंगे कि वह मुंबई में पंजीकृत मतदाता हैं। यह महाराष्ट्र के लिए गर्व की बात है।’ फडणवीस ने कहा कि विपक्षी शिवसेना (उबाठा) और राष्ट्रवादी कांग्रेस पार्टी (एसपी) जैसे राजनीतिक दल महाराष्ट्र की ‘अस्मिता’ का समर्थन करते हैं, इसलिए उन्हें राधाकृष्णन की उम्मीदवारी का समर्थन करना चाहिए। एक प्रश्न के उत्तर में मुख्यमंत्री ने कहा कि वह शिवसेना (उबाठा) प्रमुख उद्धव ठाकरे और राकांपा (एसपी) प्रमुख शरद पवार से राधाकृष्णन का समर्थन करने का अनुरोध करेंगे, क्योंकि वह राज्य के राज्यपाल हैं और मुंबई के मतदाता हैं। भारत के उपराष्ट्रपति पद के लिए निर्वाचन मंडल में संसद के दोनों सदनों के सभी सदस्य शामिल होते हैं। शिवसेना (उबाठा) के पास नौ लोकसभा सदस्य और दो राज्यसभा सदस्य हैं, जबकि राकांपा (एसपी) के पास 10 लोकसभा सदस्य और दो राज्यसभा सदस्य हैं। राजग को 781 सांसदों वाले निर्वाचक मंडल में कम से कम 422 सदस्यों का समर्थन प्राप्त है, इसलिए विपक्ष के खिलाफ किसी भी मुकाबले में राधाकृष्णन की जीत लगभग तय है। बहुमत का आंकड़ा 391 है। इससे पहले दिन में फडणवीस ने मुंबई स्थित राजभवन में राधाकृष्णन से शिष्टाचार भेंट की। राधाकृष्णन बाद में दिल्ली के लिए रवाना हो गए। राजभवन की ओर से जारी एक विज्ञप्ति में कहा गया कि यहां हवाई अड्डे पर फडणवीस ने राज्य के सांस्कृतिक मामलों के मंत्री आशीष शेलार के साथ राज्यपाल को मराठा राजा छत्रपति शिवाजी महाराज के अप्रकाशित पत्रों की एक पुस्तक भेंट की। भाषा नोमान मनीषा मनीषा यह खबर ‘भाषा’ न्यूज़ एजेंसी से ‘ऑटो-फीड’ द्वारा ली गई है. इसके कंटेंट के लिए दिप्रिंट जिम्मेदार नहीं है. प्रिंट का विश्वास, डिजिटल की रफ़्तार हमें संपर्क करें: feedback@theprint.in Copyright © 2025 Printline Media Pvt. Ltd. All rights reserved.</w:t>
+      </w:r>
+    </w:p>
+    <w:p>
+      <w:pPr>
+        <w:pStyle w:val="Heading3"/>
+      </w:pPr>
+      <w:r>
+        <w:rPr/>
+        <w:t>Article 164</w:t>
+      </w:r>
+    </w:p>
+    <w:p>
+      <w:pPr>
+        <w:pStyle w:val="Normal"/>
+      </w:pPr>
+      <w:r>
+        <w:rPr/>
+        <w:t>Title: कौन लेगा CP राधाकृष्णन की जगह? BJP की एक खोज खत्म होते ही शुरू हुई दूसरी तलाश</w:t>
+      </w:r>
+    </w:p>
+    <w:p>
+      <w:pPr>
+        <w:pStyle w:val="Normal"/>
+      </w:pPr>
+      <w:r>
+        <w:rPr/>
+        <w:t xml:space="preserve">URL: </w:t>
+      </w:r>
+      <w:r>
+        <w:t xml:space="preserve"> https://navbharatlive.com/maharashtra/maharashtra-new-governor-who-will-replace-cp-radhakrishnan-bjp-new-search-begins-1321951.html</w:t>
+      </w:r>
+    </w:p>
+    <w:p>
+      <w:pPr>
+        <w:pStyle w:val="Normal"/>
+      </w:pPr>
+      <w:r>
+        <w:rPr/>
+        <w:t>Content: उपराष्ट्रपति पद के उम्मीदवार सीपी राधाकृष्णन, पीएम नरेंद्र मोदी, सीएम देवेंद्र फडणवीस (सोर्स: सोशल मीडिया) New Maharashtra Governor: भारत के उपराष्ट्रपति पद के लिए 9 सिंतबर को चुनाव होना है। इसके लिए भारतीय जनता पार्टी के नेतृत्व वाले एनडीए गठबंधन ने रविवार शाम को महाराष्ट्र के राज्यपाल सीपी राधाकृष्णन को अपना उम्मीदवार घोषित किया। अब सबकी निगाहें विपक्ष की ओर टिकी हुई हैं। विपक्षी गठबंधन ‘इंडिया’ भी इस चुनाव के लिए अपना उम्मीदवार उतार सकता है। पूर्व उपराष्ट्रपति जगदीप धनखड़ के इस्तीफे के बाद यह पद खाली हुआ था। जिसके बाद नए उपराष्ट्रपति के उम्मीदवार के लिए मंथन जारी था, जो सीपी राधाकृष्णन का नाम सामने आने के बाद पूरा हुआ। लेकिन भाजपा की एक तलाश खत्म होते ही दूसरी खोज शुरू हो गई है। सीपी राधाकृष्णन वर्तमान में महाराष्ट्र के राज्यपाल है। 21 अगस्त को उपराष्ट्रपति पद के लिए नामांकन भरने से पहले उन्हें राज्यपाल के पद से इस्तीफा देना होगा। इससे महाराष्ट्र के राज्यपाल का पद खाली हो जाएगा। ऐसे में भाजपा और एनडीए गठबंधन में अब राज्यपाल के लिए नए चेहरे की तलाश करनी होगी। सीपी राधाकृष्णन को पुष्पगुच्छ देते सीएम फडणवीस वैसे पूरे देश में संघ (RSS) की अच्छी पकड़ है, लेकिन महाराष्ट्र संघ के लिए खास है। क्योंकि इसका मुख्यालय नागपुर में है। ऐसे में महाराष्ट्र के राज्यपाल के लिए भाजपा ऐसे को ऐसे चेहरे की तलाश होगी जो साफ-सुथरी छवि वाला हो और संघ में अच्छी पैठ रखता हो, ताकि राज्य सरकार के साथ-साथ भाजपा और संघ में तालमेल बना रहे। यह भी पढ़ें:- ‘हम क्यों सपोर्ट करें…’, CP राधाकृष्णन की उम्मीदवारी पर बोले संजय राउत, बताया विपक्ष का गेमप्लान वहीं भाजपा का ध्यान चुनावी, राजनैतिक और जातिगत समीकरणों पर रहेगा। महाराष्ट्र में इसी साल निकाय चुनाव होने हैं। वहीं कुछ राज्यों में अलगे कुछ समय में विधानसभा चुनाव होने हैं। ऐसे में किसी भी नाम को सामने लाने से पहले जातिगत, राजनीतिक समीकरणों को साधने की काेशिश की जाएगी। जिससे न केवल महाराष्ट्र के निकाय चुनाव बल्कि अन्य राज्यों के विधानसभा चुनाव में भी पार्टी को फायदा हो सके। भाजपा अपने नए राष्ट्रीय अध्यक्ष की तलाश में भी जुटी हुई है। जेपी नड्डा का कार्यकाल खत्म हो चुका है, लेकिन नए अध्यक्ष के बनने तक वे इस पद पर बने रहेंगे। नए अध्यक्ष को लेकर भाजपा और राष्ट्रीय स्वयंसेवक संघ में मंथन जारी है। ऐसे में देखना अहम होगा कि पार्टी राष्ट्रीय अध्यक्ष के साथ-साथ महाराष्ट्र के राज्यपाल के लिए कौन सा चेहरा सामने लाती है। Follow Us On © Copyright Navbharatlive 2025 All rights reserved.</w:t>
+      </w:r>
+    </w:p>
+    <w:p>
+      <w:pPr>
+        <w:pStyle w:val="Heading3"/>
+      </w:pPr>
+      <w:r>
+        <w:rPr/>
+        <w:t>Article 165</w:t>
+      </w:r>
+    </w:p>
+    <w:p>
+      <w:pPr>
+        <w:pStyle w:val="Normal"/>
+      </w:pPr>
+      <w:r>
+        <w:rPr/>
+        <w:t>Title: NDA से उपराष्ट्रपति पद के उम्मीदवार चुने जाने पर C.P Radhakrishnan को PM मोदी ने दी बधाई</w:t>
+      </w:r>
+    </w:p>
+    <w:p>
+      <w:pPr>
+        <w:pStyle w:val="Normal"/>
+      </w:pPr>
+      <w:r>
+        <w:rPr/>
+        <w:t xml:space="preserve">URL: </w:t>
+      </w:r>
+      <w:r>
+        <w:t xml:space="preserve"> https://www.primetvindia.com/pm-modi-congratulated-c-p-radhakrishnan/</w:t>
+      </w:r>
+    </w:p>
+    <w:p>
+      <w:pPr>
+        <w:pStyle w:val="Normal"/>
+      </w:pPr>
+      <w:r>
+        <w:rPr/>
+        <w:t>Content: FOLLOW US ON : C.P Radhakrishnan: एनडीए की ओर से देश के अगले उपराष्ट्रपति पद के लिए महाराष्ट्र के राज्यपाल सीपी राधाकृष्णन को उम्मीदवार बनाया गया है।राष्ट्रीय जनतांत्रिक गठबंधन (NDA) में शामिल सभी दलों ने शीर्ष नेतृत्व के इस फैसले का स्वागत किया है।प्रधानमंत्री नरेंद्र मोदी ने सीपी राधाकृष्णन को उपराष्ट्रपति का उम्मीदवार चुने जाने के एनडीए के इस फैसले का स्वागत किया है। Read More: Breaking News: वोट चोरी विवाद पर गरमाई सियासत! CEC के खिलाफ महाभियोग प्रस्ताव की तैयारी में विपक्ष पीएम मोदी ने सोशल मीडिया पर की एक पोस्ट में कहा कि,सीपी राधाकृष्णन ने सार्वजनिक सेवा के लंबे दौर में अपनी विनम्रता,बुद्धिमत्ता और समर्पण से अलग पहचान बनाई है।विभिन्न पदों पर रहते हुए उन्होंन हमेशा जनसेवा और समाज के वंचित वर्गों के सशक्तिकरण का प्रयास किया तमिलनाडु में उन्होंने जमीनी स्तर पर महत्वपूर्ण कार्य किए हैं तथा विभिन्न राज्यों के सांसद और राज्यपाल के रुप में उनका अनुभव बहुत ही समृद्ध रहा है। पीएम मोदी ने कहा,राज्यपाल के रुप में सेवाकाल के दौरान सीपी राधाकृष्णन ने हमेशा आम नागरिकों की समस्याओं के समाधान का प्रयास किया है इस आधार पर उन्हें विधायी और संवैधानिक मामलों का भी व्यापक अनुभव है।पीएम मोदी ने भरोसा जताते हुए कहा कि,सीपी राधाकृष्णम एक सशक्त और प्रेरक उपराष्ट्रपति साबित होंगे।महाराष्ट्र के मुख्यमंत्री देवेंद्र फडणवीस ने राज्यपाल और एनडीए की ओर से उपराष्ट्रपति पद के लिए घोषित उम्मीदवार सीपी राधाकृष्णन से राजभवन में मुलाकात कर उन्हें बधाई दी है। महाराष्ट्र मुख्यमंत्री कार्यालय ने इस मुलाकात की तस्वीरें सोशल मीडिया के प्लेटफॉर्म एक्स पर शेयर की।जिसमें तस्वीरें शेयर कर लिखा-कोल्हापुर से वापस लौटने पर मुख्यमंत्री देवेंद्र फडणवीस ने मुंबई के राजभवन में राज्यपाल सीपी राधाकृष्णन को भारत के उपराष्ट्रपति पद के लिए राष्ट्रीय जनतांत्रिक गठबंधन (एनडीए) के उम्मीदवार घोषित किए जाने पर बधाई दी। आपको बता दें कि,सीपी राधाकृष्णन इस वक्त महाराष्ट्र के राज्यपाल हैं।पूर्व उपराष्ट्रपति जगदीप धनखड़ के इस्तीफे के बाद उपराष्ट्रपति का पद रिक्त हुआ था।भारतीय जनता पार्टी के राष्ट्रीय अध्यक्ष जेपी नड्डा ने प्रेस कॉन्फ्रेंस कर कहा कि,महाराष्ट्र के राज्यपाल सीपी राधाकृष्णन उपराष्ट्रपति चुनाव के लिए एनडीए उम्मीदवार होंगे। जेपी नड्डा ने कहा कि,आप सभी जानते हैं आज भाजपा संसदीय बोर्ड की उपराष्ट्रपति पद के उम्मीदवार के चयन के लिए बैठक हुई।भाजपा का लक्ष्य सभी दलों के साथ समन्वय स्थापित करके उपराष्ट्रपति चुनाव सर्वसम्मति से कराना है।पिछले एक सप्ताह में हमारे द्वारा एनडीए सहयोगियों और विपक्षी दलों से संपर्क किया गया है। सीपी राधाकृष्णन ने 31 जुलाई 2024 को महाराष्ट्र के राज्यपाल के रूप में शपथ ली।अपनी नियुक्ति से पहले,उन्होंने लगभग डेढ़ वर्ष तक झारखंड के राज्यपाल के रूप में कार्य किया इस दौरान उन्होंने कुछ समय के लिए तेलंगाना के राज्यपाल और पुडुचेरी के उपराज्यपाल का अतिरिक्त कार्यभार भी संभाला।चार दशकों से अधिक के अनुभव के साथ राधाकृष्णन तमिलनाडु की राजनीति और सार्वजनिक जीवन में एक सम्मानित नाम हैं। Read More: Bhadrapad Amavasya 2025: 22 या 23 अगस्त कब है भाद्रपद अमावस्या? जानें सही तारीख और समय Top Section State Connect with us Subscribe on Youtube Download APP Sign in to your account Remember me</w:t>
+      </w:r>
+    </w:p>
+    <w:p>
+      <w:pPr>
+        <w:pStyle w:val="Heading3"/>
+      </w:pPr>
+      <w:r>
+        <w:rPr/>
+        <w:t>Article 166</w:t>
+      </w:r>
+    </w:p>
+    <w:p>
+      <w:pPr>
+        <w:pStyle w:val="Normal"/>
+      </w:pPr>
+      <w:r>
+        <w:rPr/>
+        <w:t>Title: Monsoon mayhem: Heavy rains flood this state, schools and colleges shut</w:t>
+      </w:r>
+    </w:p>
+    <w:p>
+      <w:pPr>
+        <w:pStyle w:val="Normal"/>
+      </w:pPr>
+      <w:r>
+        <w:rPr/>
+        <w:t xml:space="preserve">URL: </w:t>
+      </w:r>
+      <w:r>
+        <w:t xml:space="preserve"> https://www.patrika.com/en/national-news/monsoon-mayhem-heavy-rains-flood-this-state-schools-and-colleges-shut-19874810</w:t>
+      </w:r>
+    </w:p>
+    <w:p>
+      <w:pPr>
+        <w:pStyle w:val="Normal"/>
+      </w:pPr>
+      <w:r>
+        <w:rPr/>
+        <w:t>Content: Latest News State news Weather Bihar Election 2025 Kulish 100th Patrika Special National Entertainment Astro Health Sports Religion Politics International OTT Education Opinion Automobile Tech Gadgets Lifestyle Beauty Women Business Crime Jobs My News Shorts Epaper Bharat • Patrika Desk • Aug 19, 2025 Monsoon fury has once again gripped the nation, with Maharashtra bearing the brunt of torrential rainfall leading to flood-like situations in several areas. Mumbai, Pune, Raigad, Ratnagiri, and Kolhapur districts have been severely impacted by incessant downpours, disrupting daily life. The Indian Meteorological Department (IMD) has issued a red alert for Mumbai and the Konkan region, warning of extremely heavy rainfall for the next 48 hours. Heavy rainfall, beginning Sunday night, has brought Mumbai to a standstill. Roads, railway stations, and even the airport are inundated, severely affecting traffic. Waterlogging in low-lying areas such as the Andheri subway, Vakola bridge, and Khar subway has caused traffic disruptions. The Brihanmumbai Municipal Corporation (BMC) has announced a holiday for all government and private schools and colleges on 19 August. Mumbai Police and disaster management teams are engaged in relief efforts. Chief Minister Devendra Fadnavis has convened an emergency meeting, instructing all agencies to remain on high alert. In Pune, an old bridge over the Indrayani river collapsed amidst heavy rainfall, resulting in at least six deaths. Rivers in districts like Buldhana, Nanded, and Jalgaon are flowing above the danger mark, disrupting traffic on several routes. Unseasonal rains in Beed district have caused significant damage to crops such as bananas, pomegranates, and onions. Delhi-NCR: Intermittent rainfall continues in Delhi, causing waterlogging and traffic jams. According to the IMD, light rain is expected to persist until 20 August. Himachal Pradesh: Heavy rainfall and landslides have closed the Chandigarh-Manali highway. Four schools have been closed in Mandi district, and 449 roads are blocked. Uttarakhand: Traffic is affected on the Gangotri-Yamunotri highway due to landslides and debris. Uttar Pradesh: Eighteen districts, including Lucknow, Prayagraj, and Varanasi, are grappling with floods. The Ganga and Yamuna rivers are in spate, and schools have been closed in 22 districts. Jammu and Kashmir: All educational institutions are closed due to heavy rainfall and cloudbursts. Seven deaths have been reported in Kathua. Karnataka: A yellow alert is in effect in Bengaluru due to heavy rainfall. Flood-like situations prevail in several areas, and primary schools are closed. Jharkhand: Schools have been closed in Jamshedpur due to rising water levels in the Subarnarekha and Kharkai rivers. The meteorological department has issued a warning of heavy to very heavy rainfall for the next 72 hours in Maharashtra, Goa, Gujarat, Himachal Pradesh, Uttarakhand, and the northeastern states. The monsoon has intensified due to a low-pressure area formed over the Bay of Bengal. Share the news: Related Topics #WeatherNews Weather Forecast Weather News Updated on: 19 Aug 2025 10:04 am Published on: 19 Aug 2025 09:40 am DOWNLOAD ON Play Store DOWNLOAD ON App Store Trending Topics Bihar Elections 2025 PM Modi Asia Cup 2025 Top Categories National Bollywood Health Rajasthan Madhya Pradesh Legal Privacy Policy Statutory provisions on reporting (sexual offenses) This website follows the DNPA’s code of conduct Code of Conduct About Us Grievance Policy RSS Copyright © 2025 Patrika Group. All Rights Reserved.</w:t>
+      </w:r>
+    </w:p>
+    <w:p>
+      <w:pPr>
+        <w:pStyle w:val="Heading3"/>
+      </w:pPr>
+      <w:r>
+        <w:rPr/>
+        <w:t>Article 167</w:t>
+      </w:r>
+    </w:p>
+    <w:p>
+      <w:pPr>
+        <w:pStyle w:val="Normal"/>
+      </w:pPr>
+      <w:r>
+        <w:rPr/>
+        <w:t>Title: 'संवैधानिक संस्थाओं को कर रहे हैं नष्ट...' भाजपा सांसद निशिकांत दुबे ने राहुल गांधी पर साधा निशाना</w:t>
+      </w:r>
+    </w:p>
+    <w:p>
+      <w:pPr>
+        <w:pStyle w:val="Normal"/>
+      </w:pPr>
+      <w:r>
+        <w:rPr/>
+        <w:t xml:space="preserve">URL: </w:t>
+      </w:r>
+      <w:r>
+        <w:t xml:space="preserve"> https://www.timesnowhindi.com/india/constitutional-institutions-are-being-destroyed-nishikant-dubey-slams-rahul-gandhi-as-sc-dismisses-plea-challenging-2024-maharashtra-polls-article-152485768</w:t>
+      </w:r>
+    </w:p>
+    <w:p>
+      <w:pPr>
+        <w:pStyle w:val="Normal"/>
+      </w:pPr>
+      <w:r>
+        <w:rPr/>
+        <w:t>Content: Theme Login to get the latest articles, videos, gallery and a lot more… Updated Aug 19, 2025, 09:40 IST निशिकांत दुबे ने कांग्रेस नेता राहुल गांधी पर साधा निशाना Nishikant Dubey: भाजपा सांसद निशिकांत दुबे ने मंगलवार को सुप्रीम कोर्ट द्वारा 2024 के महाराष्ट्र विधानसभा चुनावों में विसंगतियों का आरोप लगाने वाली याचिका खारिज करने के बाद राहुल गांधी और कांग्रेस पर निशाना साधा। निशिकांत दुबे ने आरोप लगाया कि कांग्रेस संवैधानिक संस्थाओं को नष्ट कर रही है। भाजपा सांसद ने X पर लिखा कि कल सुप्रीम कोर्ट ने महाराष्ट्र विधानसभा चुनाव को लेकर राहुल गांधी द्वारा लगाए गए वोट चोरी और देशद्रोहियों से सांठगांठ के आरोपों को खारिज कर दिया। कोर्ट ने कहा कि इस याचिका से अदालत का समय बर्बाद हुआ है। सुप्रीम कोर्ट को मतदाता सूची, मतदाताओं और मतदान प्रक्रिया में कोई विसंगति नहीं मिली। एक्स पोस्ट में लिखा गया है कि कांग्रेस का खेल बांग्लादेशी और संवैधानिक संस्थाओं को नष्ट करने पर आधारित है, तो सुप्रीम कोर्ट क्या है? अगर राहुल गांधी कुछ कहते हैं, तो वही सच है, किसी खाते या बहीखाते की जरूरत नहीं है। इससे पहले, राहुल गांधी ने महाराष्ट्र चुनावों में बार-बार वोट चोरी का आरोप लगाया था और राज्य में मतदाताओं की संख्या में असामान्य वृद्धि का आरोप लगाया था खासकर मुख्यमंत्री देवेंद्र फडणवीस की दक्षिण-पश्चिम नागपुर सीट पर। दुबे की यह टिप्पणी सोमवार को सुप्रीम कोर्ट द्वारा नवंबर 2024 में होने वाले महाराष्ट्र विधानसभा चुनावों में विसंगतियों का आरोप लगाने वाली याचिका को खारिज करने के बाद आई है। न्यायमूर्ति एम.एम. सुंदरेश और न्यायमूर्ति एन.कोटिस्वर सिंह की पीठ ने बॉम्बे उच्च न्यायालय के जून 2025 के आदेश के खिलाफ चेतन चंद्रकांत अहिरे द्वारा दायर याचिका को खारिज कर दिया। अहिरे ने इस आरोप के आधार पर चुनाव परिणामों को शून्य घोषित करने की मांग की कि शाम छह बजे मतदान समाप्त होने के बाद लगभग 75 लाख फर्जी मतदाताओं ने वोट डाले। उन्होंने मांग की कि मतदान प्रक्रिया में कथित उल्लंघन के कारण राज्य के सभी 288 विधानसभा क्षेत्रों के परिणामों को रद्द कर दिया जाए। याचिकाकर्ता ने आधिकारिक समय के बाहर डाले गए मतों का निर्वाचन क्षेत्रवार ब्यौरा देने तथा सफल उम्मीदवारों के निर्वाचन प्रमाण-पत्र रद्द करने की भी मांग की। उच्च न्यायालय ने उनकी याचिका को यह कहते हुए खारिज कर दिया था कि याचिका पूरी तरह से एक अखबार की रिपोर्ट पर आधारित है, इसमें काल्पनिक और निराधार दावे हैं और यह कानून की प्रक्रिया का घोर दुरुपयोग है। देश और दुनिया की ताजा ख़बरें (Hindi News) पढ़ें हिंदी में और देखें छोटी बड़ी सभी न्यूज़ Times Now Navbharat Live TV पर। देश (India News) अपडेट और चुनाव (Elections) की ताजा समाचार के लिए जुड़े रहे Times Now Navbharat से। शशांक शेखर मिश्रा टाइम्स नाउ नवभारत डिजिटल (www.timesnowhindi.com) में बतौर कॉपी एडिटर काम कर रहे हैं। इन्हें पत्रकारिता में करीब 5 वर्षों का अनुभव है...और देखें hindi news india प्रधानमंत्री मोदी का आज बिहार और पश्चिम बंगाल दौरा, करेंगे कई विकास परियोजनाओं का शिलान्यास आज की ताजा खबर, 22 अगस्त 2025 LIVE: आवारा कुत्तों पर सुप्रीम कोर्ट सुनाएगा फैसला, पश्चिम बंगाल और बिहार के दौरे पर पीएम मोदी, उपराष्ट्रपति चुनाव को लेकर सरगर्मियां तेज 'शेर हमेशा शेर ही रहता है...', मदुरै में विजय ने भरी हुंकार, बोले- TVK विधानसभा चुनाव में रचेगी इतिहास आवारा कुत्तों को डॉग शेल्टर्स भेजा जाएगा या नहीं? सुप्रीम कोर्ट 22 अगस्त को सुनाएगा फैसला मुस्लिम 'टोपी' पहनने से नीतीश कुमार का इंकार, 12 साल पहले मोदी को दी थी नसीहत Follow Us : © 2025 Bennett, Coleman &amp; Company Limited</w:t>
+      </w:r>
+    </w:p>
+    <w:p>
+      <w:pPr>
+        <w:pStyle w:val="Heading3"/>
+      </w:pPr>
+      <w:r>
+        <w:rPr/>
+        <w:t>Article 168</w:t>
+      </w:r>
+    </w:p>
+    <w:p>
+      <w:pPr>
+        <w:pStyle w:val="Normal"/>
+      </w:pPr>
+      <w:r>
+        <w:rPr/>
+        <w:t>Title: उपराष्ट्रपतीपदाचे उमेदवार राधाकृष्णन यांना पाठिंबा द्या; देवेंद्र फडणवीस यांची शरद पवार आणि उद्धव ठाकरे यांना साद</w:t>
+      </w:r>
+    </w:p>
+    <w:p>
+      <w:pPr>
+        <w:pStyle w:val="Normal"/>
+      </w:pPr>
+      <w:r>
+        <w:rPr/>
+        <w:t xml:space="preserve">URL: </w:t>
+      </w:r>
+      <w:r>
+        <w:t xml:space="preserve"> https://marathi.freepressjournal.in/maharashtra/cp-radhakrishnan-vice-president-candidate-fadnavis-appeal-pawar-thackeray</w:t>
+      </w:r>
+    </w:p>
+    <w:p>
+      <w:pPr>
+        <w:pStyle w:val="Normal"/>
+      </w:pPr>
+      <w:r>
+        <w:rPr/>
+        <w:t>Content: मुंबई : महाराष्ट्राचे राज्यपाल सी.पी. राधाकृष्णन हे रालोआचे उपराष्ट्रपतीपदाचे उमेदवार आहेत. सी. पी. राधाकृष्णन हे महाराष्ट्रातील असून ते मुंबईतील मतदार आहेत. महाराष्ट्रातील व्यक्ती उपराष्ट्रपतीपदी विराजमान होणार ही सगळ्यांसाठी अभिमानास्पद बाब आहे. जवळपास सगळेच खासदार त्यांना मतदान करणार असून महाराष्ट्राची अस्मिता सांगणारे राष्ट्रवादीचे अध्यक्ष शरद पवार आणि शिवसेनेचे पक्षप्रमुख उद्धव ठाकरे यांनाही आवाहन करणार आहे की, त्यांच्या खासदारांनी राधाकृष्णन यांना मतदान करावे, यासाठी दोघांशी संवाद साधणार असल्याचे मुख्यमंत्री देवेंद्र फडणवीस यांनी सांगितले. जगदीप यांच्या धनखड राजीनाम्यानंतर उपराष्ट्रपतीपदासाठी निवडणूक प्रक्रिया सुरू झाली आहे. उपराष्ट्रपतीपदाच्या निवडणुकीसाठी अर्ज भरण्याची अंतिम मुदत ही २१ ऑगस्ट आहे. रविवार १७ ऑगस्ट रोजी भाजप मुख्यालयात पंतप्रधान नरेंद्र मोदी आणि भाजप अध्यक्ष जेपी नड्डा यांच्या उपस्थितीत महत्त्वाची बैठक पार पडली. या बैठकीनंतर जेपी नड्डा यांनी महाराष्ट्राचे राज्यपाल सी. पी. राधाकृष्णन यांच्या नावाची उपराष्ट्रपतीपदाचे उमेदवार म्हणून घोषणा केली आहे. त्यामुळे आता सी. पी. राधाकृष्णन हे रालोआचे उपराष्ट्रपतीपदाचे उमेदवार आहेत. ही निवडणूक लवकरच पार पडणार असून देशाला नवीन उपराष्ट्रपती मिळणार आहे. दरम्यान जगदीप धनखड यांनी अलीकडेच उपराष्ट्रपतीपदाचा राजीनामा दिली आहे. महाराष्ट्राचे मा. राज्यपाल सीपी राधाकृष्णन यांचे नाव रालोआचे उपराष्ट्रपतीपदाचे उमेदवार म्हणून जाहीर झाल्यानंतर ते आज दिल्लीला रवाना झाले. तत्पूर्वी मुख्यमंत्री देवेंद्र फडणवीस यांनी आज सकाळी राजभवन, मुंबई येथे जाऊन त्यांची भेट घेतली आणि त्यांना शुभेच्छा दिल्या.@Dev_Fadnavis… pic.twitter.com/r5DuBnXtRh मुख्यमंत्र्यांनी घेतली भेट महाराष्ट्राचे राज्यपाल सी. पी. राधाकृष्णन यांचे नाव रालोआचे उपराष्ट्रपतीपदाचे उमेदवार म्हणून जाहीर झाल्यानंतर ते सोमवारी दिल्लीला रवाना झाले. त्याआधी मुख्यमंत्री देवेंद्र फडणवीस यांनी सोमवारी सकाळी राजभवन येथे जाऊन त्यांची भेट घेऊन त्यांना शुभेच्छा दिल्या. © freepressjournal-marathi 2025</w:t>
+      </w:r>
+    </w:p>
+    <w:p>
+      <w:pPr>
+        <w:pStyle w:val="Heading3"/>
+      </w:pPr>
+      <w:r>
+        <w:rPr/>
+        <w:t>Article 169</w:t>
+      </w:r>
+    </w:p>
+    <w:p>
+      <w:pPr>
+        <w:pStyle w:val="Normal"/>
+      </w:pPr>
+      <w:r>
+        <w:rPr/>
+        <w:t>Title: Pravin Darekar: राज्य सहकारी संघाच्या अध्यक्षपदी आमदार प्रवीण दरेकर</w:t>
+      </w:r>
+    </w:p>
+    <w:p>
+      <w:pPr>
+        <w:pStyle w:val="Normal"/>
+      </w:pPr>
+      <w:r>
+        <w:rPr/>
+        <w:t xml:space="preserve">URL: </w:t>
+      </w:r>
+      <w:r>
+        <w:t xml:space="preserve"> https://pudhari.news/maharashtra/pune/pravin-darekar-elected-cooperative-president-maharashtra-ac90</w:t>
+      </w:r>
+    </w:p>
+    <w:p>
+      <w:pPr>
+        <w:pStyle w:val="Normal"/>
+      </w:pPr>
+      <w:r>
+        <w:rPr/>
+        <w:t>Content: उपाध्यक्षपदी अर्जुनराव बोरुडे, मानद सचिवपदी रामदास मोरे तीनही पदाधिका-यांची निवड बिनविरोध पुणे : महाराष्ट्र राज्य सहकारी संघाच्या अध्यक्षपदी भाजपचे विधान परिषदेतील गटनेते आमदार प्रवीण दरेकर यांची बिनविरोध निवड झाली आहे. उपाध्यक्षपदी अर्जुनराव बोरुडे (अहिल्यानगर) तर मानद सचिवपदी रामदास मोरे यांचीही बिनविरोध निवड झालेली आहे. राज्यात शिक्षण-प्रशिक्षणासाठी गेल्या 107 वर्षांपासून राज्य सहकारी संघ कार्यरत आहे. संघाच्या पंचवार्षिक निवडणुकीत आमदार दरेकर आणि मजूर फेडरेशनचे अध्यक्ष संजीव कुसाळकर यांच्या पॅनलने 21 पैकी 20 जागा जिंकल्या होत्या. त्यामुळे पदाधिकाऱ्यांची निवडणूक बिनविरोध होणे अपेक्षित होते. नवनिर्वाचित संचालक मंडळाची बैठक निवडणूक निर्णय अधिकारी व जिल्हा उपनिबंधक ( पुणे ग्रामीण) प्रकाश जगताप यांच्या उपस्थितीत सोमवारी (दि.१८) दुपारी दोन वाजता मुख्यालयात झाली. या बैठकीमध्ये तिन्ही पदांसाठी एकच उमेदवारांचे नाव आले. त्यानुसार पदाधिकाऱ्यांची निवड बिनविरोध घोषित करण्यात आली. पदाधिकाऱ्यांच्या निवडीनंतर कार्यकर्त्यांनी फटाक्यांच्या आतषबाजी आणि ढोल ताशांचा गजर करीत जल्लोष साजरा केला. सत्काराला उत्तर देताना अध्यक्ष आ. प्रवीण दरेकर म्हणाले, राज्याच्या सहकार चळवळीने ग्रामीण अर्थकारणाच्या विकासात मोलाचे योगदान दिले आहे. महात्मा गांधींच्या उपस्थितीत राज्य सहकारी संघाची स्थापना झाली आणि १०७ वर्षे या संघास झाली आहेत. या संघाची वैभवशाली परंपरा असून पूर्वीचे गतवैभव प्राप्त करून देण्यास माझे प्राधान्य राहील. सहकार चळवळ वाढून त्याचा फायदा सर्वसामान्य लोकांना होण्यासाठी मुख्यमंत्री देवेंद्र फडणवीस, उपमुख्यमंत्री एकनाथ शिंदे, अजित पवार नेहमीच आग्रही आहेत. मी ज्या ज्या सहकारी संस्थेत काम केले, तेथे सहकार चळवळ आणि संस्था वाढीस प्राधान्य दिले. सहकाराने अनेकांना मोठे केले. पण आज चळवळीची अवस्था वाईट आहे. त्यामुळे शिक्षण-प्रशिक्षणातून सहकारी संघासाठी काहीतरी उत्तम करूयात. त्यासाठी संघाच्या सर्व संचालकांनी आपले योगदान दयावे, अशी अपेक्षा व्यक्त केली. 'Pudhari' is excited to announce the relaunch of its Android and iOS apps. Stay updated with the latest news at your fingertips. Android and iOS Download now and stay updated, anytime, anywhere. Pudhari Publications Private Limited</w:t>
+      </w:r>
+    </w:p>
+    <w:p>
+      <w:pPr>
+        <w:pStyle w:val="Heading3"/>
+      </w:pPr>
+      <w:r>
+        <w:rPr/>
+        <w:t>Article 170</w:t>
+      </w:r>
+    </w:p>
+    <w:p>
+      <w:pPr>
+        <w:pStyle w:val="Normal"/>
+      </w:pPr>
+      <w:r>
+        <w:rPr/>
+        <w:t>Title: 'उपराष्ट्रपती'साठी महाराष्ट्राच्या राज्यपालांचे नाव; फडणवीसांचे खासदारांना आवाहन, पवार-ठाकरेंना टोला</w:t>
+      </w:r>
+    </w:p>
+    <w:p>
+      <w:pPr>
+        <w:pStyle w:val="Normal"/>
+      </w:pPr>
+      <w:r>
+        <w:rPr/>
+        <w:t xml:space="preserve">URL: </w:t>
+      </w:r>
+      <w:r>
+        <w:t xml:space="preserve"> https://marathi.oneindia.com/maharashtra/devendra-fadnavis-urges-mps-to-support-radhakrishnan-targets-uddhav-thackeray-and-sharad-pawar-035137.html</w:t>
+      </w:r>
+    </w:p>
+    <w:p>
+      <w:pPr>
+        <w:pStyle w:val="Normal"/>
+      </w:pPr>
+      <w:r>
+        <w:rPr/>
+        <w:t>Content: महाराष्ट्राचे राज्यपाल सी.पी. राधाकृष्णन यांना एनडीएने उपराष्ट्रपतीपदाचे उमेदवार म्हणून घोषित केले आहे. हा महाराष्ट्रासाठी अभिमानाचा क्षण असल्याचे सांगत, मुख्यमंत्री देवेंद्र फडणवीस यांनी राज्यातील सर्व खासदारांना राधाकृष्णन यांना पाठिंबा देण्याचे आवाहन केले आहे. या आवाहनात त्यांनी उद्धव ठाकरे आणि शरद पवार यांच्या नेतृत्वाखालील पक्षांना उद्देशून अप्रत्यक्ष टोलाही लगावला आहे. जयदीप धनखड यांच्या राजीनाम्यानंतर रिक्त झालेल्या उपराष्ट्रपतीपदासाठी आता लवकरच निवडणूक होणार आहे. यासाठी एनडीएने राधाकृष्णन यांच्या नावाची घोषणा केली आहे. या निर्णयावर बोलताना फडणवीस म्हणाले की, मूळचे तामिळनाडूचे असले तरी, राधाकृष्णन हे महाराष्ट्राचे राज्यपाल आहेत. महत्त्वाचे म्हणजे, ते मुंबईचे मतदार असून त्यांनी महाराष्ट्रात विधानसभा निवडणुकीसाठी मतदान केले आहे. उपराष्ट्रपतीपदाचा फॉर्म भरताना ते महाराष्ट्राचे मतदार म्हणून पुरावा सादर करणार असल्याने, ही महाराष्ट्रासाठी विशेष आनंदाची बाब आहे, असे फडणवीस यांनी सांगितले. सर्व पक्षांनी मतभेद विसरून राधाकृष्णन यांना पाठिंबा द्यावा, असे आवाहन करताना फडणवीस यांनी विशेषतः उद्धव ठाकरे आणि शरद पवार यांच्यावर निशाणा साधला. "महाराष्ट्राची अस्मिता सांगणारे उद्धव ठाकरे यांची शिवसेना आणि शरद पवार यांचा राष्ट्रवादी या दोन्ही नेत्यांनी सी.पी. राधाकृष्णन यांना समर्थन दिले पाहिजे," असे सांगत त्यांनी दोन्ही नेत्यांना अप्रत्यक्ष टोला लगावला. आपल्या महाराष्ट्रातील एक मतदार उपराष्ट्रपती होत आहे, त्यामुळे सर्वांनी त्यांना मदत करावी, असे आवाहनही त्यांनी केले. या निवडणुकीमुळे महाराष्ट्राच्या राजकारणात एक नवीन अध्याय सुरू झाला असून, आता विरोधी पक्ष यावर कशी प्रतिक्रिया देतात, हे पाहणे महत्त्वाचे ठरेल.</w:t>
+      </w:r>
+    </w:p>
+    <w:p>
+      <w:pPr>
+        <w:pStyle w:val="Heading3"/>
+      </w:pPr>
+      <w:r>
+        <w:rPr/>
+        <w:t>Article 171</w:t>
+      </w:r>
+    </w:p>
+    <w:p>
+      <w:pPr>
+        <w:pStyle w:val="Normal"/>
+      </w:pPr>
+      <w:r>
+        <w:rPr/>
+        <w:t>Title: ‘Third Mumbai’ will open a new chapter of economic development: Maha CM</w:t>
+      </w:r>
+    </w:p>
+    <w:p>
+      <w:pPr>
+        <w:pStyle w:val="Normal"/>
+      </w:pPr>
+      <w:r>
+        <w:rPr/>
+        <w:t xml:space="preserve">URL: </w:t>
+      </w:r>
+      <w:r>
+        <w:t xml:space="preserve"> https://www.lokmattimes.com/national/third-mumbai-will-open-a-new-chapter-of-economic-development-maha-cm/</w:t>
+      </w:r>
+    </w:p>
+    <w:p>
+      <w:pPr>
+        <w:pStyle w:val="Normal"/>
+      </w:pPr>
+      <w:r>
+        <w:rPr/>
+        <w:t>Content: Marathi | Hindi FOLLOW US : City By IANS | Updated: August 18, 2025 17:00 IST2025-08-18T16:50:51+5:302025-08-18T17:00:12+5:30 Mumbai, Aug 18 Chief Minister Devendra Fadnavis on Monday said that a ‘Third Mumbai’ being developed in Raigad district will be a new chapter of economic development. The Chief Minister further stated that the state government is committed to development and it is working to create a 'Third Mumbai' in partnership with the private sector. An international university centre is being set up in 'Third Mumbai'.“A medical college will also be set up, and an innovation hub will be set up here. It will have all the research facilities. There will also be facilities for research in the field of quantum computing. There will be AI-based systems and research. 'Third Mumbai' will have good connectivity with the existing Mumbai. In addition to Coastal Road and Atal Setu, there will be a Worli-Shivadi link road, which is currently under construction. ‘Third Mumbai’ will do the work of further boosting the development of Mumbai. Private investors should take the initiative to invest in the development of this sector. Good development can only happen through private and government partnership. The work of granting all the necessary approvals to investors coming here will be completed quickly at the government level,” said the Chief Minister.The Chief Minister said that Maharashtra is an investment-friendly state. Work is currently underway for Ease of Doing Business. “We are working to ensure that there are no problems with investment. If any problem arises, it is being resolved promptly, he added.He appealed to investors to contribute to the development of the 'Third Mumbai'.Stating that the opening of a private bank office is very important for the economic progress of Mumbai and Maharashtra, Fadnavis said it is a matter of pride for the state. This confirms the skilled manpower, strong markets and investment-friendly environment in Maharashtra. This event underlines Maharashtra's leadership in the economic sector, he noted.Disclaimer: This post has been auto-published from an agency feed without any modifications to the text and has not been reviewed by an editorOpen in app The Chief Minister further stated that the state government is committed to development and it is working to create a 'Third Mumbai' in partnership with the private sector. An international university centre is being set up in 'Third Mumbai'. “A medical college will also be set up, and an innovation hub will be set up here. It will have all the research facilities. There will also be facilities for research in the field of quantum computing. There will be AI-based systems and research. 'Third Mumbai' will have good connectivity with the existing Mumbai. In addition to Coastal Road and Atal Setu, there will be a Worli-Shivadi link road, which is currently under construction. ‘Third Mumbai’ will do the work of further boosting the development of Mumbai. Private investors should take the initiative to invest in the development of this sector. Good development can only happen through private and government partnership. The work of granting all the necessary approvals to investors coming here will be completed quickly at the government level,” said the Chief Minister. The Chief Minister said that Maharashtra is an investment-friendly state. Work is currently underway for Ease of Doing Business. “We are working to ensure that there are no problems with investment. If any problem arises, it is being resolved promptly, he added. He appealed to investors to contribute to the development of the 'Third Mumbai'. Stating that the opening of a private bank office is very important for the economic progress of Mumbai and Maharashtra, Fadnavis said it is a matter of pride for the state. This confirms the skilled manpower, strong markets and investment-friendly environment in Maharashtra. This event underlines Maharashtra's leadership in the economic sector, he noted. Disclaimer: This post has been auto-published from an agency feed without any modifications to the text and has not been reviewed by an editor FOLLOW US : Copyright ©2025 Lokmat Media Pvt Ltd</w:t>
+      </w:r>
+    </w:p>
+    <w:p>
+      <w:pPr>
+        <w:pStyle w:val="Heading3"/>
+      </w:pPr>
+      <w:r>
+        <w:rPr/>
+        <w:t>Article 172</w:t>
+      </w:r>
+    </w:p>
+    <w:p>
+      <w:pPr>
+        <w:pStyle w:val="Normal"/>
+      </w:pPr>
+      <w:r>
+        <w:rPr/>
+        <w:t>Title: Mumbai: Iconic Sword of Raghuji Bhonsle Arrives from London; Bike Rally Cancelled Due to Rains, Grand Inauguration Tonight</w:t>
+      </w:r>
+    </w:p>
+    <w:p>
+      <w:pPr>
+        <w:pStyle w:val="Normal"/>
+      </w:pPr>
+      <w:r>
+        <w:rPr/>
+        <w:t xml:space="preserve">URL: </w:t>
+      </w:r>
+      <w:r>
+        <w:t xml:space="preserve"> https://www.lokmattimes.com/mumbai/mumbai-iconic-sword-of-raghuji-bhonsle-arrives-from-london-bike-rally-cancelled-due-to-rains-grand-inauguration-tonight-a525/</w:t>
+      </w:r>
+    </w:p>
+    <w:p>
+      <w:pPr>
+        <w:pStyle w:val="Normal"/>
+      </w:pPr>
+      <w:r>
+        <w:rPr/>
+        <w:t>Content: Marathi | Hindi FOLLOW US : City By Lokmat Times Desk | Updated: August 18, 2025 14:06 IST2025-08-18T14:04:03+5:302025-08-18T14:06:11+5:30 The much-awaited moment has finally arrived as the iconic sword of Shrimant Raje Raghuji Bhonsle reached Mumbai from London on Monday. The Maharashtra Government had recently secured the sword through an auction, bringing back a priceless piece of Maratha heritage. The historic relic was respectfully brought to the PL Deshpande Maharashtra Kala Academy in Prabhadevi, where it will be documented in detail — right from its journey in London to its arrival in Mumbai — before being displayed for citizens to witness. This marks a significant milestone in preserving and celebrating the glorious legacy of Chhatrapati Shivaji Maharaj. pic.twitter.com/SMTojFiUFG— Adv. Ashish Shelar - ॲड. आशिष शेलार (@ShelarAshish) August 18, 2025Cultural Affairs Minister Ashish Shelar, who has been actively leading the process, confirmed the sword’s arrival and said that devotees and citizens alike will soon have the opportunity to view it at the Kala Academy. While a grand welcome had been initially planned, heavy rains and severe traffic congestion in Mumbai since morning forced officials to cancel the bike rally that was to escort the sword from the airport. However, Shelar assured that the main inaugural ceremony, scheduled for Monday evening, will continue as planned without any changes to its timing.महत्त्वाची माहितीमुंबईत पावसाचा जोर वाढल्याने आणि सकाळ पासून सर्वत्र वाहतूक कोंडी झाल्यामुळे मुंबई विमानतळावरुन श्रीमंत रघुजी राजे भोसले यांची ऐतिहासिक तलवार आणताना काढण्यात येणारी बाईक रँली रद्द करण्यात आली आहे. संध्याकाळी मा. मुख्यमंत्री, उपमुख्यमंत्र्याच्या उपस्थितीत होणारा…— Adv. Ashish Shelar - ॲड. आशिष शेलार (@ShelarAshish) August 18, 2025Also Read: Maharashtra Government Brings Back Sword of Shrimant Raje Raghuji Bhonsle; Devendra Fadnavis, Eknath Shinde, and Ajit Pawar to Attend Darshan CeremonyThe formal inauguration of the sword will take place on Monday evening at the PL Deshpande Maharashtra Kala Academy. Chief Minister Devendra Fadnavis will unveil the legendary artifact in the presence of Deputy Chief Ministers Eknath Shinde and Ajit Pawar, along with other dignitaries. Descendant Shrimant Mudhoji Raje Bhonsle is also expected to attend this historic event. Calling it a once-in-a-lifetime cultural moment, Ashish Shelar appealed to people to join the celebration, highlighting that the sword’s return symbolizes immense pride for Maharashtra and a renewed tribute to Shivaji Maharaj’s enduring legacy.Open in app pic.twitter.com/SMTojFiUFG Cultural Affairs Minister Ashish Shelar, who has been actively leading the process, confirmed the sword’s arrival and said that devotees and citizens alike will soon have the opportunity to view it at the Kala Academy. While a grand welcome had been initially planned, heavy rains and severe traffic congestion in Mumbai since morning forced officials to cancel the bike rally that was to escort the sword from the airport. However, Shelar assured that the main inaugural ceremony, scheduled for Monday evening, will continue as planned without any changes to its timing. महत्त्वाची माहितीमुंबईत पावसाचा जोर वाढल्याने आणि सकाळ पासून सर्वत्र वाहतूक कोंडी झाल्यामुळे मुंबई विमानतळावरुन श्रीमंत रघुजी राजे भोसले यांची ऐतिहासिक तलवार आणताना काढण्यात येणारी बाईक रँली रद्द करण्यात आली आहे. संध्याकाळी मा. मुख्यमंत्री, उपमुख्यमंत्र्याच्या उपस्थितीत होणारा…— Adv. Ashish Shelar - ॲड. आशिष शेलार (@ShelarAshish) August 18, 2025Also Read: Maharashtra Government Brings Back Sword of Shrimant Raje Raghuji Bhonsle; Devendra Fadnavis, Eknath Shinde, and Ajit Pawar to Attend Darshan CeremonyThe formal inauguration of the sword will take place on Monday evening at the PL Deshpande Maharashtra Kala Academy. Chief Minister Devendra Fadnavis will unveil the legendary artifact in the presence of Deputy Chief Ministers Eknath Shinde and Ajit Pawar, along with other dignitaries. Descendant Shrimant Mudhoji Raje Bhonsle is also expected to attend this historic event. Calling it a once-in-a-lifetime cultural moment, Ashish Shelar appealed to people to join the celebration, highlighting that the sword’s return symbolizes immense pride for Maharashtra and a renewed tribute to Shivaji Maharaj’s enduring legacy.Open in app महत्त्वाची माहितीमुंबईत पावसाचा जोर वाढल्याने आणि सकाळ पासून सर्वत्र वाहतूक कोंडी झाल्यामुळे मुंबई विमानतळावरुन श्रीमंत रघुजी राजे भोसले यांची ऐतिहासिक तलवार आणताना काढण्यात येणारी बाईक रँली रद्द करण्यात आली आहे. संध्याकाळी मा. मुख्यमंत्री, उपमुख्यमंत्र्याच्या उपस्थितीत होणारा… Also Read: Maharashtra Government Brings Back Sword of Shrimant Raje Raghuji Bhonsle; Devendra Fadnavis, Eknath Shinde, and Ajit Pawar to Attend Darshan Ceremony The formal inauguration of the sword will take place on Monday evening at the PL Deshpande Maharashtra Kala Academy. Chief Minister Devendra Fadnavis will unveil the legendary artifact in the presence of Deputy Chief Ministers Eknath Shinde and Ajit Pawar, along with other dignitaries. Descendant Shrimant Mudhoji Raje Bhonsle is also expected to attend this historic event. Calling it a once-in-a-lifetime cultural moment, Ashish Shelar appealed to people to join the celebration, highlighting that the sword’s return symbolizes immense pride for Maharashtra and a renewed tribute to Shivaji Maharaj’s enduring legacy. FOLLOW US : Copyright ©2025 Lokmat Media Pvt Ltd</w:t>
+      </w:r>
+    </w:p>
+    <w:p>
+      <w:pPr>
+        <w:pStyle w:val="Heading3"/>
+      </w:pPr>
+      <w:r>
+        <w:rPr/>
+        <w:t>Article 173</w:t>
+      </w:r>
+    </w:p>
+    <w:p>
+      <w:pPr>
+        <w:pStyle w:val="Normal"/>
+      </w:pPr>
+      <w:r>
+        <w:rPr/>
+        <w:t>Title: How CP Radhakrishnan Broke The TabooÂ Around Modi And Changed The Narrative After 2002 Gujarat Episode</w:t>
+      </w:r>
+    </w:p>
+    <w:p>
+      <w:pPr>
+        <w:pStyle w:val="Normal"/>
+      </w:pPr>
+      <w:r>
+        <w:rPr/>
+        <w:t xml:space="preserve">URL: </w:t>
+      </w:r>
+      <w:r>
+        <w:t xml:space="preserve"> https://thecommunemag.com/how-cpr-broke-the-taboo-around-modi/</w:t>
+      </w:r>
+    </w:p>
+    <w:p>
+      <w:pPr>
+        <w:pStyle w:val="Normal"/>
+      </w:pPr>
+      <w:r>
+        <w:rPr/>
+        <w:t>Content: Despite a long list of contenders from within the BJP for the Vice Presidentâs post, Prime Minister Narendra Modi has nominated C.P. Radhakrishnan, fondly called CPR, the Governor of Maharashtra, signaling a decision driven by loyalty, legacy, and regional representation. Born in 1957 in Tiruppur, Tamil Nadu, Radhakrishnan holds a bachelor’s degree in business administration. His political journey began as a grassroots activist with the Rashtriya Swayamsevak Sangh (RSS), and by 1974, he had become a member of the state executive committee of the Bharatiya Jan Sangh, the BJPâs ideological predecessor. Radhakrishnanâs selection is seen as a reward not just for his unblemished reputation and cross-party goodwill but also for his unwavering loyalty during challenging times in BJPâs history. Following the 2002 Gujarat riots, the then-Chief Minister Modi faced immense political pressure even from his own party. EvenÂ then-PM Atal Bihari Vajpayee didn’t fully back Modi as the episode had cast Modi in negative light. It was only on Advani’s intervention that Vajpayee gave in allowed Modi to become the face of Gujarat elections in 2002. For that one year, many in the party distanced themselves and no BJP leader from any state would invite Modi for campaigns and rallies. However, Radhakrishnan, then an MP from Coimbatore, went against the tide by organizing a massive public rally for Modi at VOC park just three months after the riots. This bold move is widely regarded as a pivotal moment that helped rehabilitate Modiâs public image nationally. Modi has long valued loyalty as a cornerstone of leadership often prioritizing it over mere administrative performance and Radhakrishnanâs steadfast support during that turbulent period likely cemented his place as a trusted ally. . @SuryahSG always reminds me how loyalty should be and often gives Shri @CPRGuv as a perfect example. He told me that even after becoming the Honâble Governor of #Maharashtra, greater things awaits him. Today, heâs elevated as our @VPIndia! Truly inspiring, as he spoke aboutâ¦ pic.twitter.com/ZWfGYEmkTd — Yogesh R (@TheYogeshR) August 18, 2025 By nominating a leader from Tamil Nadu, the BJP sends a clear message of inclusivity and political reach into the southern states. Since assuming his role as Governor of Maharashtra, Radhakrishnan has made frequent visits to Tamil Nadu and Kerala, signaling increased political engagement in the South. His elevation is also seen as a calculated response to the DMK’s narrative in Tamil Nadu, aiming to project a strong southern face for the BJP at the national level. Radhakrishnan becomes only the second sitting Governor to be nominated for the Vice Presidency the first being Shankar Dayal Sharma in 1987. While P.C. Alexander was once considered for the Presidency in 2002, his name was eventually withdrawn in favor of Dr. A.P.J. Abdul Kalam. After taking charge as Governor on 31 July 2024, Radhakrishnan quickly set out on extensive state visits, engaging with a broad spectrum of society from elected officials and bureaucrats to business leaders and educators. As Chancellor of state universities, he was instrumental in enhancing educational quality and advocating for better living standards among tribal communities. He also gained a reputation for being accessible to opposition parties, giving due attention to concerns raised on matters ranging from law and order to financial irregularities. His administration made headway in resolving long-pending nominations to the Legislative Council, demonstrating a proactive approach to governance. Notably, he maintained cordial relations not only with Chief Minister Devendra Fadnavis but also with Deputy CMs Eknath Shinde and Ajit Pawar, fostering unprecedented cooperation with the entire cabinet. Reacting to his nomination, Fadnavis stated, âRadhakrishnanâs deep understanding of constitutional and legislative matters, shaped by years of experience as an MP and governor, makes him an outstanding choice for Vice President. As Maharashtrians, we feel proud to see him elevated to such a distinguished position.â</w:t>
+      </w:r>
+    </w:p>
+    <w:p>
+      <w:pPr>
+        <w:pStyle w:val="Heading3"/>
+      </w:pPr>
+      <w:r>
+        <w:rPr/>
+        <w:t>Article 174</w:t>
+      </w:r>
+    </w:p>
+    <w:p>
+      <w:pPr>
+        <w:pStyle w:val="Normal"/>
+      </w:pPr>
+      <w:r>
+        <w:rPr/>
+        <w:t>Title: पश्चिम महाराष्ट्रात शिंदेंना भाजपचा धक्का, आमदाराच्या भावासह ४० पदाधिकाऱ्यांचा शिवसेनेला जय महाराष्ट्र!</w:t>
+      </w:r>
+    </w:p>
+    <w:p>
+      <w:pPr>
+        <w:pStyle w:val="Normal"/>
+      </w:pPr>
+      <w:r>
+        <w:rPr/>
+        <w:t xml:space="preserve">URL: </w:t>
+      </w:r>
+      <w:r>
+        <w:t xml:space="preserve"> https://saamtv.esakal.com/maharashtra/solapur-political-news-bjp-strengthens-in-solapur-as-40-sena-leaders-join-with-shivaji-sawant-bdk97</w:t>
+      </w:r>
+    </w:p>
+    <w:p>
+      <w:pPr>
+        <w:pStyle w:val="Normal"/>
+      </w:pPr>
+      <w:r>
+        <w:rPr/>
+        <w:t>Content: शिवाजी सावंत यांनी शिंदे गटाला सोडचिठ्ठी देत भाजपमध्ये प्रवेश करण्याचा निर्णय घेतला. त्यांच्यासोबत माजी उपमहापौर दिलीप कोल्हे आणि ४० हून अधिक पदाधिकारी भाजपमध्ये प्रवेश करणार. शिंदे गटाच्या सोलापूरमधील बळावर मोठा परिणाम होणार. आगामी स्थानिक स्वराज्य संस्थांच्या निवडणुकीत भाजपचं बळकटीकरण होणार आहे. आगामी स्थानिक स्वराज्य संस्थांच्या निवडणुकांना अवघे काही महिने शिल्लक असताना राजकीय हालचालींना वेग आला आहे. तसेच फोडाफोडीचं राजकारण आणि पक्षप्रवेश होताना दिसत आहे. अशातच महायुतीमध्ये नाराज असलेले शिवसेना शिंदे गटाचे आमदार तानाजी सावंत यांच्या बंधूंनी शिवसेनेला जय महाराष्ट्र करत भाजपचं कमळ हाती घेण्याचं निश्चित केलं आहे. दोन दिवसांत भाजपमध्ये प्रवेश करणार असून, त्यांच्यासह अनेक समर्थक प्रवेश करणार आहेत. सोलापूरात शिंदेंच्या शिवसेनेचं संख्याबळ कमी आहे. शिंदेंचं सोलापुरात एकही आमदार नाही. दरम्यान, आगामी स्थानिक स्वराज्य संस्थांच्या निवडणुकांच्या पार्श्वभूमीवर शिवाजी सावंत यांनी शिदेंची साथ सोडल्यामुळे शिंदे गटाला जबरदस्त धक्का बसला आहे. दोन दिवसांत त्यांचा भाजपात पक्षप्रवेश होणार आहे. शिवाजी सावंत यांनी मुख्यमंत्री देवेंद्र फडणवीस यांची भेट घेतली. नंतर त्यांनी शिवसेना पदाधिकाऱ्यांशी चर्चा करून हा निर्णय घेतला. मुख्यमंत्री देवेंद्र फडणवीस यांच्या उपस्थितीत दोन दिवसात शिवाजी सावंत, माजी उपमहापौर दिलीप कोल्हे यांच्यासह शिवसेना पदाधिकारी, युवासेना, महिला आघाडीचे पदाधिकारी भाजप पक्षात प्रवेश करणार आहेत. जिल्ह्यातील शिवसेना शिंदे गटात अंतर्गत बंडाळी कंटाळून शिवाजी सावंतांनी हा निर्णय घेतला. त्यांच्यासह ४० पदाधिकाऱ्यांनी शिवसेना शिंदे गटाचा राजीनामा दिला. अंतर्गत गटबाजीचा मोठा फटका शिवसेना शिंदे गटाला बसला असून, आगामी सोलापूर महानगरपालिका, पंचायत आणि झेडपी निवडणुकीच्या पार्श्वभूमीवर भाजपाची ताकद वाढली आहे. सकाळ+चे सदस्य व्हा शॉपिंगसाठी 'सकाळ प्राईम डील्स'च्या भन्नाट ऑफर्स पाहण्यासाठी क्लिक करा. Read Marathi news and watch Live TV. Breaking news from Maharashtra, India, Pune, Mumbai, Politics, Entertainment, Sports, Lifestyle at SaamTV. Get Live Marathi news on Mobile. Download the Saam Tv app for Android and IOS. Follow Us Copyright © 2025 Sakal Media Group – All Rights Reserved Powered by Quintype</w:t>
+      </w:r>
+    </w:p>
+    <w:p>
+      <w:pPr>
+        <w:pStyle w:val="Heading3"/>
+      </w:pPr>
+      <w:r>
+        <w:rPr/>
+        <w:t>Article 175</w:t>
+      </w:r>
+    </w:p>
+    <w:p>
+      <w:pPr>
+        <w:pStyle w:val="Normal"/>
+      </w:pPr>
+      <w:r>
+        <w:rPr/>
+        <w:t>Title: सोलापुरात भाजपची शिंदेंच्या शिवसेनावर कुरघोडी; शिवाजी सावंतांनी शिवसेना सोडली, भाजप प्रवेश निश्चित</w:t>
+      </w:r>
+    </w:p>
+    <w:p>
+      <w:pPr>
+        <w:pStyle w:val="Normal"/>
+      </w:pPr>
+      <w:r>
+        <w:rPr/>
+        <w:t xml:space="preserve">URL: </w:t>
+      </w:r>
+      <w:r>
+        <w:t xml:space="preserve"> https://marathi.abplive.com/news/politics/solapur-shivaji-sawant-leaves-shiv-sena-and-bjp-entry-confirmed-devendra-fadnavis-bjp-attack-on-eknath-shinde-shiv-sena-in-solapur-1377928</w:t>
+      </w:r>
+    </w:p>
+    <w:p>
+      <w:pPr>
+        <w:pStyle w:val="Normal"/>
+      </w:pPr>
+      <w:r>
+        <w:rPr/>
+        <w:t>Content: सोलापूर : राज्यातील राजकारणात आगामी स्थानिक स्वराज्य संस्थांच्या निवडणुकांच्या अनुषंगाने राजकीय घडामोडी आणि पक्षप्रवेश होत आहेत. महायुतीमध्ये नाराज असलेले माजी मंत्री आणि शिवसेना आमदार तानाजी सावंत (Tanaji sawant) यांच्या भावाने शिंदेच्या शिवसेनेला जय महाराष्ट्र केला असून लवकरच त्यांचा भाजप (BJP) प्रवेश होत आहे. सोलापुरात भाजपकडून शिवसेना शिंदे गटाला मोठा धक्का देण्यात आला असून शिवसेना शिंदे गटाचे आमदार आणि माजी मंत्री नाताजी सावंत यांच्या भावाने शिवसेनेला जय महाराष्ट्र केला आहे. शिवसेना (Shivsena) शिंदे गटाचे संपर्क प्रमुख शिवाजी सावंत, माजी उपमहापौर दिलीप कोल्हे आपल्या गटासह लवकरच भाजपात प्रवेश करणार आहेत. त्यामुळे, आधीच शिंदेंच्या शिवसेनेचं संख्याबळ कमी असलेल्या किंवा एकही आमदार नसलेल्या सोलापूर जिल्ह्यात आगामी स्थानिक स्वराज्य संस्थांच्या निवडणुकांच्या पार्श्वभूमीवर शिवसेना शिंदे गटाला मोठा धक्का बसला आहे. शिवाजी सावंत हे शिवसेना शिंदे गटाचे आमदार तानाजी सावंत यांचे बंधू असून सोलापूर जिल्हा संपर्कप्रमुख पदाची जबाबदारी त्यांच्यावर देण्यात आली होती. तर, दिलीप कोल्हे हे सोलापूरचे माजी उपमहापौर राहिलेले आहेत. पक्षांतर्गत राजकारणाला कंटाळून शिवाजी सावंत आणि दिलीप कोल्हे यांनी काही दिवसांपूर्वी आपल्या पदाचा राजीनामा दिला होता. मात्र, आता येत्या दोन दिवसात समर्थकांसह हे दोन्ही पदाधिकारी व सोलापुरातील नेते भाजपमध्ये करणार प्रवेश आहेत. मुख्यमंत्री देवेंद्र फडणवीस यांच्या उपस्थितीत दोन दिवसात शिवाजी सावंत, माजी उपमहापौर दिलीप कोल्हे यांच्यासह शिवसेना पदाधिकारी, युवासेना, महिला आघाडीचे पदाधिकारी भाजपमध्ये प्रवेश करणार आहेत. जिल्ह्यात शिवसेना शिंदे गटाला अंतर्गत गटबाजीचा मोठा फटका बसला असून आगामी सोलापूर महानगरपालिका, पंचायत आणि झेडपी निवडणुकीच्या पार्श्वभूमीवर भाजपने शिवसेनेवर कुरघोडी केल्याचं दिसून येत आहे. दरम्यान, शिवसेना शिंदे गटाचे जिल्हाप्रमुख अमोल शिंदे यांनी भाजपमध्ये प्रवेश करणाऱ्या पदाधिकाऱ्यांचा सत्कार करत दिल्या घरी सुखी राहा, असा उपरोधिक टोला लगावला. शिवाजी सावंत आणि त्यांच्यासह जाणाऱ्या पदाधिकाऱ्यांनी वैयक्तिक निर्णय घेतल्याचे स्पष्टीकरण जिल्हाप्रमुख अमोल शिंदे यांच्याकडून देण्यात आलं आहे. शिवसेना शिंदे गटाचे आमदार तानाजी सावंत हे महायुती सरकारमध्ये मंत्री राहिले होते. विशेष म्हणजे शिवसेनेतील बंडामध्येही त्यांचा हिरिरीने सहभाग होता. मात्र, विधानसभा निवडणुकीनंतर त्यांना मंत्रिपदाची संधी न देण्यात आल्याने त्यांनी आपली नाराजी अनेकदा जाहीर केली आहे. विशेष म्हणजे अधिवेशनातही त्यांचा सक्रीय सहभाग दिसून आला नाही. आता, त्यांच्या भावाने शिवसेनेला जय महाराष्ट्र केला आहे. मोठी बातमी : पुण्यावरुन लग्नाला जाताना चारचाकी वाहून गेली, एकाचा मृत्यू, तिघांना वाचवलं We use cookies to improve your experience, analyze traffic, and personalize content. By clicking "Allow All Cookies", you agree to our use of cookies.</w:t>
+      </w:r>
+    </w:p>
+    <w:p>
+      <w:pPr>
+        <w:pStyle w:val="Heading3"/>
+      </w:pPr>
+      <w:r>
+        <w:rPr/>
+        <w:t>Article 176</w:t>
+      </w:r>
+    </w:p>
+    <w:p>
+      <w:pPr>
+        <w:pStyle w:val="Normal"/>
+      </w:pPr>
+      <w:r>
+        <w:rPr/>
+        <w:t>Title: राजधानीत पावसाचा कहर! मुंबई विद्यापीठाचा परीक्षांबाबत तडकाफडकी मोठा निर्णय!</w:t>
+      </w:r>
+    </w:p>
+    <w:p>
+      <w:pPr>
+        <w:pStyle w:val="Normal"/>
+      </w:pPr>
+      <w:r>
+        <w:rPr/>
+        <w:t xml:space="preserve">URL: </w:t>
+      </w:r>
+      <w:r>
+        <w:t xml:space="preserve"> https://www.tv9marathi.com/maharashtra/mumbai-university-postponed-its-all-exam-to-be-held-on-19-august-due-to-heavy-rain-marathi-news-1472932.html</w:t>
+      </w:r>
+    </w:p>
+    <w:p>
+      <w:pPr>
+        <w:pStyle w:val="Normal"/>
+      </w:pPr>
+      <w:r>
+        <w:rPr/>
+        <w:t>Content: By signing in or creating an account, you agree with Associated Broadcasting Company's Terms &amp; Conditions and Privacy Policy. Mumbai Exams Postponed : संपूर्ण राज्यात पावसाने अक्षरश: धुमाकूळ घातला आहे. नदी, नाले ओसंडून वाहात आहेत. मराठवाड्यात लाखो हेक्टरवरील पिकं पाण्याखाली गेले आहेत. पुढील काही तासांत पावसाचा जोर आणखी वाढण्याची शक्यता व्यक्त केली जात आहे. मुख्यमंत्री देवेंद्र फडणवीस यांनी पावसाचा आढावा घेतला असून स्थानिक प्रशासनाला योग्य त्या उपाययोजना करण्याचा आदेश दिला आहे. मुंबई, उपनगर परिसरातील शाळांनाही सुट्टी जाहीर करण्यात आली आहे. असे असतानच आता मुंबई विद्यापीठाचा मोठा निर्णय समोर आला आहे. विद्यापीठाने मुंबईतील पावसाची स्थिती लक्षात घेता हा निर्णय घेतला आहे. मिळालेल्या माहितीनुसार मुंबईतील अतिमुसळधार पावसाचा इशारा लक्षात घेता विद्यार्थीहित व संभाव्य गैरसोय टाळण्यासाठी मुंबई विद्यापीठाच्या 19 ऑगस्ट 2025 रोजीच्या सर्व परीक्षा पुढे ढकलण्यात आल्या आहेत. सुधारीत वेळापत्रकानुसार आता या परीक्षा 23 ऑगस्ट 2025 रोजी नियोजित वेळेनुसार होणार आहेत. 19 ऑगस्ट रोजी आयोजित असलेल्या परीक्षांमध्ये मास्टर ऑफ आर्ट कम्युनिकेशन जर्नालिझम सत्र ३, पीआर सत्र ३, टेलेव्हिजन स्टडीज सत्र ३, इलेक्ट्रॉनिक मीडिया सत्र ३, फिल्म स्टडीज सत्र ३, एमपीएड सत्र २, बीपीएड सत्र २, बीफार्म सत्र २, एमफार्म सत्र २, एमएड सत्र २, एमकॉम (ईकॉमर्स) सत्र ४, एमए (सीडीओई), बीई ( कम्प्युटर सायन्स अँड डिजाईन, ऑटोमेशन अँड रोबोटिक्स) यासह अन्य परीक्षांचा समावेश आहे. या परीक्षांना बसणाऱ्या सर्व संबंधित विद्यार्थी आणि महाविद्यालयांनी सुधारित वेळापत्रकाची नोंद घेण्याचे आवाहन संचालक परीक्षा व मूल्यमापन मंडळ डॉ. पूजा रौंदळे यांनी केले आहे. दुसरीकडे मुंबईत पुढील 12 तासांत पावसाचा जोर वाढणार असल्याचे बोलले जात आहे. तसेच येत्या 48 तासांसाठी मुंबईला रेड अलर्ट जारी करण्यात आलाय. उपनगरांतही पावसाने झोडपून काढले आहे. त्यामुळे मुंबई, पालघर जिल्हा, ठाणे महापालिका हद्द, मीरा भाईंदर, कल्याण डोंबिवली इथल्या शाळांना 19 ऑगस्ट रोजी सुट्टी जाहीर करण्यात आली आहे. तसेच अन्य जिल्ह्यांतील तसेच गाव खेड्यातील शाळांबाबत तेथील अधिकाऱ्यांनी तसेच मुख्याध्यापकांनी परिस्थितीचा आढावा घेऊन शाळांना सुट्टी देण्याबाबत निर्णय घ्यावा, असे राज्य सरकारने सांगितले आहे.</w:t>
+      </w:r>
+    </w:p>
+    <w:p>
+      <w:pPr>
+        <w:pStyle w:val="Heading3"/>
+      </w:pPr>
+      <w:r>
+        <w:rPr/>
+        <w:t>Article 177</w:t>
+      </w:r>
+    </w:p>
+    <w:p>
+      <w:pPr>
+        <w:pStyle w:val="Normal"/>
+      </w:pPr>
+      <w:r>
+        <w:rPr/>
+        <w:t>Title: Rohit Pawar: मंत्री संजय शिरसाटांनी केला ५ हजार कोटींचा घोटाळा; आमदार रोहित पवारांच्या आरोपाने खळबळ</w:t>
+      </w:r>
+    </w:p>
+    <w:p>
+      <w:pPr>
+        <w:pStyle w:val="Normal"/>
+      </w:pPr>
+      <w:r>
+        <w:rPr/>
+        <w:t xml:space="preserve">URL: </w:t>
+      </w:r>
+      <w:r>
+        <w:t xml:space="preserve"> https://deshdoot.com/rohit-pawar-alleges-sanjay-shirsat-over-5000-crore-worth-land-to-bivalkar-family/</w:t>
+      </w:r>
+    </w:p>
+    <w:p>
+      <w:pPr>
+        <w:pStyle w:val="Normal"/>
+      </w:pPr>
+      <w:r>
+        <w:rPr/>
+        <w:t>Content: मुंबई | Mumbaiमहायुतीतील आमदार मंत्र्यांच्या मागील शुक्ल काष्ट काही केल्या कमी होताना दिसत नाहीये. वादग्रस्त वक्तव्ये, घोटाळ्यांच्या आरोपाने महायुतीतील नेत्यांवर विरोधक चांगलेच टीका करताना दिसत आहे. आता राष्ट्रवादी काँग्रेस शरदचंद्र पवार पक्षाचे नेते तथा आमदार रोहित पवार सातत्याने महायुतीतील नेत्यांना टार्गेट करताना दिसत आहे. दरम्यान त्यांनी आपण पाच हजार कोटींचा घोटाळा उघडकीस आणणार असल्याचा इशारा दिला होता. या संदर्भातील आज पत्रकार परिषद घेत रोहित पवारांनी माहिती दिली आहे. राष्ट्रवादी शरद पवार गटाचे आमदार रोहित पवार यांनी सामाजिक न्यायमंत्री संजय शिरसाट यांच्यावर ५ हजार कोटी रुपयांच्या भ्रष्टाचाराचा खळबळजनक आरोप केला आहे. संजय शिरसाठ यांनी ५ हजार कोटी रुपयांची १५० एकर जमीन नवी मुंबईतील बिवलकर कुटुंबाला दिली. २०२४ साली सिडकोचे अध्यक्ष होताच संजय शिरसाट यांनी बिवलकर कुटुंबाला जमीन देण्याच्या आदेशावर सही केल्याचे रोहित पवार यांनी म्हटले आहे. नेमकं काय म्हणाले रोहित पवार?रोहित पवार पत्रकार परिषदेत म्हणाले की, गँग्स ऑफ गद्दार या विषयावर मी बोलणार आहे. ब्रिटिश काळात नवी मुंबईतील बिवलकर कुटुंबीयांनी मराठा साम्राज्या विरोधात इंग्रजांना मदत केली. त्याबदल्यात त्यांना चार हजार पेक्षा जास्त रोहा, पनवेल, अलिबाग या भागातील जमीन बक्षीस म्हणून देण्यात आली. १९५९ साली बिवलकर कुटुंबाने सिलिंग कायद्यातून स्वतःला वाचवून घेतले आणि चार हजार एकर जमीन वाचवली. मात्र १९७१ साली ही जमीन सरकारकडे जमा झाली. १९९० साली त्यांनी आपली जमीन परत मिळावी म्हणून मागणी केली. त्यावेळी तत्कालीन जिल्हाधिकारी यांनी ती जमीन माघारी देण्याचा अर्ज फेटाळला. त्यानंतर कोर्टात हा विषय सुरू होता. १९९० साली ते उच्च न्यायालयात गेले. २०१० साली अजून एक अपील केली होती, जी क्लब झाली. २०१४ मध्ये ऑक्टबरमध्ये उच्च न्यायालयाने बिवलकर कुटुंबाच्या बाजूने निकाल दिला.यामध्ये न्यायालयात जेव्हा युक्तीवाद सुरू होता तेव्हा शासन आणि सिडकोकडून जे वकील होते त्यांनी सिलिंग कायद्याचा मुद्दा प्रभावीपणे मांडला नव्हता. त्यामुळे बिवलकर कुटुंबाच्या बाजूने निकाल लागला. २०१५ साली ही गोष्ट सरकारच्या लक्षात आली. मग सर्वोच्च न्यायलयात योग्य वकीलांचा वापर करून याला स्थगिती आणली. १९८५ मध्ये हरकत का घेतली? तर १९७१ मध्ये नवी मुंबई प्रकल्पाची घोषणा झाली, ज्यामध्ये ९५ गावे अधिसूचित झाली. १९७२ मध्ये अधिसूचित जमिनी सिडकोकडे देण्याचा शासन निर्णय झाला. १९८३ मध्ये शासकिय हस्तांतरित करण्याचा निर्णय झाला. १९८३ ते ८५ दरम्यान या जमिनी संपादीत करण्यात आल्या. यामध्ये ७१ हेक्टर म्हणजे दीडशे एकर जमीन कलेक्टर व कोर्ट ऑफ वॉर्ड्स यांची होती जी बिवलकर कुटुंबाकडून हस्तांतरित झाली होती. भूसंपादित जमीनीचा फायदा मिळावा म्हणून बिवलकर कुटुंबाने हरकत घेतली होती. १९८७ मध्ये महसूल विभागाला हाताशी धरून बिवलकर कुटुंबाने जमीन ताब्यात घेण्याचा प्रयत्न केला. १९९० साली शरद पवार, दी. बा. पाटील यांनी साडे बारा टक्के योजना आणली. त्यावेळी मोठ्या प्रमाणात शेतकऱ्यांना पैसा मिळू लागला. त्यावेळी बिवलकर यांनी सरकारकडे आपली जमीन आहे. त्याबदल्यात साडे बारा टक्के योजनेचा फायदा द्या, अशी मागणी केली होती. त्यावेळी एमडी अनिल डिग्गीकर होते. त्यांनी ही मागणी फेटाळून लावली. त्यानंतर आलेल्या तीन एमडीनी बिवलकर कुटुंबाची मागणी फेटाळून लावली. त्यानंतर २३ फेब्रुवारी २०२४ साली विजय सिंघल एमडी झाले. त्यांच्याकडे ही जमीन ताब्यात देण्याची मागणी करण्यात. त्यांनी डोके चालवले आणि सिडको एमडी नेमण्याची मागणी केली. त्यानुसार ज्यांच्या घरात पैशांची बॅग सापडली त्यांना अध्यक्ष बनवले. मंत्री संजय सिरसाट यांनी जवळपास 61000 स्के मीटर जमीन बिवलकर कुटुंबाला देण्याचा निर्णय घेतला. विजय सिंघल हे नवीन एमडी झाले, त्यांनी देखील या कामासाठी नकार दिला. कदाचित सत्तेतील एका नेत्याने त्यांच्याशी संपर्क साधला आणि सिंघल यांनी एक कल्पन सुचवली की सिडकोला तुम्ही अध्यक्ष बसवा आणि जी कारवाई करायची ती करा. ही ५ हजार कोटींची जमीन व्यक्तीगत बिवलकरांना देऊन टाका जी सध्या सिडकोच्या ताब्यात आहे. म्हणजे सिडकोच्या ताब्यात असलेली दीडशे एकर जमीन यापैकी साडेबारा टक्के बिवलकरांना दिली तर बारा-साडेबारा एकर जमीन बिवलकरला देण्यासाठी अध्यक्ष नेमावा लागेल असा सल्ला तिथे असणाऱ्या अधिकाऱ्यांनी दिल्याचे आम्हाला कळाले. १ मार्च २०२४ रोजी नगर विकास विभागाने बिवलकर कुटुंबाला जमीन वाटप करण्यासाठी आलेले पत्र सिडकोला दिले. दिघेकरांनी ज्या अहवालात बिवलकर कुटुंबाला जमीन देऊ नये असे सांगितले होते तो अहवाल या पत्राला जोडण्यात आला. फडणवीसांनी राजीनामा घ्यावासंजय शिरसाट यांनी ते अध्यक्ष असताना हा निर्णय घेतला आहे. हा सरळसरळ भ्रष्टाचार केला आहे. सुप्रीम कोर्टाने नुकताच निकाल दिला आहे. झुडपी जंगल जमीन पुन्हा माघारी घेण्याचा निर्णय घेतला आहे. त्यामध्ये बिवलकर कुटुंबाची देखील जमीन येते. ती तत्काळ माघारी घ्यायला हवी. २० तारखेला सिडकोवर भव्य मोर्चा घेऊन मी जाणार आहे. सकाळी ११ वाजता मोर्चा होईल. देवेंद्र फडणवीस यांनी तत्काळ शिरसाट यांचा राजीनामा घ्यावा. जर शिरसाट यांच्यात हिंमत असेल तर त्यांनी पत्रकार परिषद घ्यावी आणि उत्तर द्यावे. संजय शिरसाट यांना १५ दिवस सिडको अध्यक्षपदी नेमून होताच त्यांनी १५० एकर जमीन बिवलकर कुटुंबाला दिली. त्यानंतर सरकार आल्यावर उर्वरित जमीन बिवलकर यांना देण्याचा प्रयत्न होता. संजय शिरसाट यांना १०० कोटी रुपयांचा मलिदा मिळाला असेल अशी आमचा संशय आहे. त्यांच्या पक्षाला सुद्धा चारशे ते पाचशे कोटी मिळाले असणार आहेत, असा आरोप देखील त्यांनी केला आहे. तर सुप्रीम कोर्टाच्या निर्णयानुसार स्पेशल टास्क फोर्स नेमा किंवा निवृत न्यायाधीशांच्या मार्फत या प्रकरणाची चौकशी करा, अशी मागणी देखील रोहित पवार यांनी केली आहे. आता या आरोपांवर संजय शिरसाट काय उत्तर देणार? हे पाहणे महत्त्वाचे ठरणार आहे. देशदूतच्या व्हाट्सॲप ग्रुपला जॉईन होण्यासाठी लिंकवर क्लिक करा</w:t>
+      </w:r>
+    </w:p>
+    <w:p>
+      <w:pPr>
+        <w:pStyle w:val="Heading3"/>
+      </w:pPr>
+      <w:r>
+        <w:rPr/>
+        <w:t>Article 178</w:t>
+      </w:r>
+    </w:p>
+    <w:p>
+      <w:pPr>
+        <w:pStyle w:val="Normal"/>
+      </w:pPr>
+      <w:r>
+        <w:rPr/>
+        <w:t>Title: NCP demands : राज्यात ओला दुष्काळ जाहीर करा अन्…; राष्ट्रवादी शरद पवार गटाची मागणी</w:t>
+      </w:r>
+    </w:p>
+    <w:p>
+      <w:pPr>
+        <w:pStyle w:val="Normal"/>
+      </w:pPr>
+      <w:r>
+        <w:rPr/>
+        <w:t xml:space="preserve">URL: </w:t>
+      </w:r>
+      <w:r>
+        <w:t xml:space="preserve"> https://deshdoot.com/heavy-rains-wreak-havoc-in-maharashtra-sharad-pawar-ncp-demands-wet-drought-declaration-and-farmer-relief/</w:t>
+      </w:r>
+    </w:p>
+    <w:p>
+      <w:pPr>
+        <w:pStyle w:val="Normal"/>
+      </w:pPr>
+      <w:r>
+        <w:rPr/>
+        <w:t>Content: मुंबई । Mumbai महाराष्ट्रात गेल्या काही तासांपासून मुसळधार पावसाने थैमान घातले आहे. आज सकाळपासून वरुणराजाने जोरदार हजेरी लावली असून, मुंबई, पुणे यासह राज्यातील 16 जिल्ह्यांमध्ये पावसाचा जोर वाढला आहे. हवामान खात्याने या जिल्ह्यांना रेड अलर्ट जारी केला आहे. प्रशासनाने नागरिकांना अत्यावश्यक कामाशिवाय घराबाहेर न पडण्याचे आवाहन केले आहे. पावसामुळे जनजीवन पूर्णपणे विस्कळीत झाले असून, प्रशासन आणि पोलिस यंत्रणा सतर्क झाल्या आहेत. राष्ट्रवादी काँग्रेस (शरद पवार गट) यांनी पावसामुळे झालेल्या नुकसानीवर चिंता व्यक्त केली आहे. गटाचे प्रदेशाध्यक्ष शशिकांत शिंदे यांनी माध्यमांशी बोलताना सांगितले की, विदर्भ, पश्चिम महाराष्ट्र, मराठवाडा आणि मुंबई परिसरात अतिवृष्टीमुळे शेतकऱ्यांचे मोठे नुकसान झाले आहे. “अनेक ठिकाणी पंचनामे झालेले नाहीत, आणि जिथे पंचनामे झाले, तिथे अद्याप मदत पोहोचलेली नाही,” असे शिंदे यांनी नमूद केले. त्यांनी राज्य सरकारकडे ओला दुष्काळ जाहीर करून शेतकऱ्यांना प्रति शेतकरी 50 हजार रुपयांची तातडीची मदत देण्याची मागणी केली आहे. शशिकांत शिंदे यांनी पावसानंतर शहरातील व्यवस्था कोलमडल्याबद्दल नाराजी व्यक्त केली. रस्त्यांवरील खड्डे, पाणी साचणे आणि वाहतूक कोंडी यामुळे नागरिकांचे हाल झाले आहेत. त्यांनी प्रशासनाच्या नियोजनावर प्रश्नचिन्ह उपस्थित करत सरकारने तातडीने उपाययोजना कराव्यात, असे आवाहन केले. राज्य सरकारने निवडणुकीपूर्वी शेतकऱ्यांना कर्जमाफीचे आश्वासन दिले होते. मात्र, अद्याप याबाबत कोणतीही ठोस कार्यवाही झालेली नाही. शशिकांत शिंदे यांनी यावर तीव्र नाराजी व्यक्त केली. “महायुती सरकारने कर्जमाफीची घोषणा केली होती. पण मुख्यमंत्री देवेंद्र फडणवीस म्हणतात, ‘वेळ आली तर कर्जमाफी करू,’ तर महसूलमंत्री चंद्रशेखर बावनकुळे यांनी सरसकट कर्जमाफी शक्य नसल्याचे सांगितले. ही परस्परविरोधी विधाने शेतकऱ्यांची दिशाभूल करत आहेत,” अशी टीका शिंदे यांनी केली. शशिकांत शिंदे यांनी सरकारला इशारा देताना म्हटले की, जर लवकरच सरसकट कर्जमाफी जाहीर झाली नाही, तर शेतकऱ्यांना सोबत घेऊन तीव्र आंदोलन उभारले जाईल. “शेतकऱ्यांचे प्रश्न सोडवण्यासाठी आम्ही रस्त्यावर उतरू,” असा निर्धार त्यांनी व्यक्त केला. पावसामुळे निर्माण झालेल्या परिस्थितीवर नियंत्रण ठेवण्यासाठी प्रशासनाने सर्व यंत्रणा कार्यान्वित केल्या आहेत. आपत्कालीन परिस्थितीत नागरिकांना तातडीने मदत मिळावी यासाठी नियंत्रण कक्ष स्थापन करण्यात आले आहेत. तरीही, पावसाचा जोर आणि नुकसानीचे प्रमाण पाहता सरकारवर तातडीने उपाययोजना करण्याचा दबाव वाढत आहे. हवामान खात्याने पुढील 24 तासांतही जोरदार पावसाचा इशारा दिला आहे. नागरिकांनी सतर्क राहावे आणि प्रशासनाच्या सूचनांचे पालन करावे, असे आवाहन करण्यात आले आहे. पावसामुळे निर्माण झालेल्या आव्हानांना तोंड देण्यासाठी सरकार आणि प्रशासनाने एकजुटीने काम करण्याची गरज आहे.</w:t>
+      </w:r>
+    </w:p>
+    <w:p>
+      <w:pPr>
+        <w:pStyle w:val="Heading3"/>
+      </w:pPr>
+      <w:r>
+        <w:rPr/>
+        <w:t>Article 179</w:t>
+      </w:r>
+    </w:p>
+    <w:p>
+      <w:pPr>
+        <w:pStyle w:val="Normal"/>
+      </w:pPr>
+      <w:r>
+        <w:rPr/>
+        <w:t>Title: Sanjay Raut : निसाकाचा संघर्ष उफाळला, अनिल कदमांनी साकडं घातलं आता संजय राऊत मैदानात</w:t>
+      </w:r>
+    </w:p>
+    <w:p>
+      <w:pPr>
+        <w:pStyle w:val="Normal"/>
+      </w:pPr>
+      <w:r>
+        <w:rPr/>
+        <w:t xml:space="preserve">URL: </w:t>
+      </w:r>
+      <w:r>
+        <w:t xml:space="preserve"> https://sarkarnama.esakal.com/maharashtra/uttar-maharashtra/niphad-sugar-factory-crisis-sanjay-raut-anil-kadam-memorandum-farmers-workers-protest-nashik-gs97</w:t>
+      </w:r>
+    </w:p>
+    <w:p>
+      <w:pPr>
+        <w:pStyle w:val="Normal"/>
+      </w:pPr>
+      <w:r>
+        <w:rPr/>
+        <w:t>Content: Nashik News : नाशिक जिल्हा मध्यवर्ती सहकारी बॅंकेने निफाड सहकारी साखर कारखान्याची (निसाका) उर्वरित जमीन व अन्य मालमत्ता तातडीने विक्री करण्याचे ठरवले आहे. जेएनपीटीला शंभर एकर जागा दिल्यानंतरही कर्ज न फिटल्याचे कारण देत जिल्हा बॅंकेने निसाकाची उर्वरित जागा विकण्याच्या हालचाली सुरु केल्या आहेत. याविरोधात शेतकरी, सभासद व कामगार एकवटले आहेत. त्यामुळे प्रदीर्घ काळानंतर निफाड सहकारी साखर कारखाना पुन्हा चर्चेत आला आहे. निफाड तालुक्याचे माजी आमदार अनिल कदम यांच्या नेतृत्वात कामगारांच्या मुलांच्या शिष्टमंडळाने आता थेट शिवसेना उद्धव बाळासाहेब ठाकरे पक्षाचे खासदार संजय राऊत यांना निसाका वाचविण्यासाठी साकडे घातले आहे. राऊत यांनीही निसाका बाबात सर्व घडामोडी जाणून घेतल्या आहेत. तसेच यासंदर्भात मुख्यमंत्री देवेंद्र फडणवीस यांच्याशी पत्रव्यवहार करणार असून संपूर्ण सहकार्य करण्याचे आश्वासन दिलं आहे. माजी आमदार अनिल कदम यांनी निसाका वाचविण्यासाठी पुढाकार घेतला असून शुक्रवारी नाशिकमध्ये संजय राऊत यांची त्यांनी भेट घेतली. यावेळी कदम यांच्यासमवेत नवनियुक्त शिवसेना तालुकाप्रमुख खंडू बोडके पाटील, निसाका कामगारांची मुले किरण वाघ, योगेश आढाव, नितीन निकम हेही उपस्थित होते. सत्तेचा दुरुपयोग करुन निसाका गिळंकृत करण्याचा डाव असून आपण यात लक्ष घालावे अशी विनंती शिष्टमंडळाने राऊत यांना केली. त्यानुसार राऊत हे आता निसाकाच्या मैदानात उतरणार आहेत. त्यामुळे अनेक राजकीय पुढाऱ्यांना न सोडवता आलेला प्रश्न संजय राऊत सोडवणार का याकडेही लक्ष लागलं आहे. निसाका भाडेकराराने दिल्यानंतर तीन हंगाम उलटले तरीही सुरू करण्यात आलेला नाही. सत्ताधाऱ्यांच्या कृपाशिर्वादाने नाशिक जिल्हा बँकेच्या माध्यमातून निसाकाची उर्वरित जमीन व इतर मालमत्ता गिळंकृत करण्याचा प्रयत्न सुरू आहे. सभासद व कामगार संघटनेने त्याविरोधात पुकारलेल्या लढ्याला माझा पूर्णपणे पाठिंबा असल्याचे अनिल कदम यांनी म्हटले आहे. 2022 मध्ये 25 वर्षाच्या भाडेपट्ट्याने निसाका चालवायला देण्यात आला होता. मात्र, चौथ्या हंगामातही तो बंद आहे. कारखान्यात झालेल्या अनेक गैरव्यवहारांची चर्चा कारखाना कार्यक्षेत्रात जोरात सुरू आहे. नाशिक जिल्हा मध्यवर्ती बँकेला ड्रायपोर्टसाठी जमीन विक्रीद्वारे 76 कोटी रुपये कर्जात जमा झाले असताना सुद्धा बँकेने कारखान्याची उर्वरित 100 एकर जमीन व मालमत्ता विक्रीचा घाट घातल्याचा आरोप होतो आहे. सरकारनामाचे सदस्य व्हा शॉपिंगसाठी 'सकाळ प्राईम डील्स'च्या भन्नाट ऑफर्स पाहण्यासाठी क्लिक करा. Read Latest Marathi Political News, Breaking Political News from Maharashtra, India, Pune &amp; Mumbai at Sarkarnama. To Get Live Political Marathi News on Mobile, Download the Sarkarnama Mobile App for Android and IOS. सरकारनामा आता सर्व सोशल मीडिया प्लॅटफॉर्मवर. ताज्या राजकीय घडामोडींसाठी फेसबुक, ट्विटर, इन्स्टाग्राम, शेअर चॅट, टेलिग्रामवर आणि व्हॉट्सॲप आम्हाला फॉलो करा. तसेच, सरकारनामा यूट्यूब चॅनेलला आजच सबस्क्राइब करा. Follow Us Copyright © 2025 Sakal Media Group – All Rights Reserved Powered by Quintype वेबसाईटवर ब्राउझिंगचा अनुभव सर्वोत्तम असावा, यासाठी आम्ही कुकीजचा वापर करतो. कुकीजमुळे तुम्हाला तुमच्या आवडत्या मजकुराची शिफारस करता येते. आमचे गोपनीयता आणि कुकीजसंदर्भातील धोरण तुम्हाला मान्य आहे.</w:t>
+      </w:r>
+    </w:p>
+    <w:p>
+      <w:pPr>
+        <w:pStyle w:val="Heading3"/>
+      </w:pPr>
+      <w:r>
+        <w:rPr/>
+        <w:t>Article 180</w:t>
+      </w:r>
+    </w:p>
+    <w:p>
+      <w:pPr>
+        <w:pStyle w:val="Normal"/>
+      </w:pPr>
+      <w:r>
+        <w:rPr/>
+        <w:t>Title: Demand to release list of property-holders affected due to road-widening in 5 days</w:t>
+      </w:r>
+    </w:p>
+    <w:p>
+      <w:pPr>
+        <w:pStyle w:val="Normal"/>
+      </w:pPr>
+      <w:r>
+        <w:rPr/>
+        <w:t xml:space="preserve">URL: </w:t>
+      </w:r>
+      <w:r>
+        <w:t xml:space="preserve"> https://www.lokmattimes.com/aurangabad/demand-to-release-list-of-property-holders-affected-due-to-road-widening-in-5-days/</w:t>
+      </w:r>
+    </w:p>
+    <w:p>
+      <w:pPr>
+        <w:pStyle w:val="Normal"/>
+      </w:pPr>
+      <w:r>
+        <w:rPr/>
+        <w:t>Content: Marathi | Hindi FOLLOW US : City By Lokmat Times Desk | Updated: August 18, 2025 23:10 IST2025-08-18T23:10:03+5:302025-08-18T23:10:03+5:30 Lokmat News Network Chhatrapati Sambhajinagar: Ajinkya Devgiri Pratishthan president Vinod Patil alleged that Chhatrapati Sambhajinagar Municipal Corporation (CSMC) administration, under the pretext of road widening, has been acting high-handedly for the past few days. Property owners with legal ownership rights are being rendered homeless. Not even a single rupee in compensation has been paid. The CSMC has not even kept a record of the properties demolished so far. “If the list of property owners whose structures were demolished is not published by civic administration within the next five days, a public agitation (Jan Andolan) will be launched,” warned Patil. Addressing a press conference in the city on Monday, Patil said that on Sunday he had met the Chief Minister Devendra Fadnavis. A detailed 50-minute discussion was held on the issue of road widening in the city. He informed that the municipal corporation is carrying out the work in an arbitrary manner. Even though the new development plan of the city has not yet been finalised, it is being implemented selectively. For which builders is this being done? How can the corporation demolish properties with legal ownership rights and those located in ‘gaothan’ areas? They didn’t even examine building permissions. Bulldozers were lined up and demolitions carried out. Patil said that we are not opposed to development, but strongly oppose the working style of the municipal corporation. He demanded that land acquisition must be done as per rules and only then should land be taken into possession. On the Patil’s memorandum itself, CM Fadnavis wrote, “Municipal Commissioner, verify immediately and take action.” Datta Bhange, Balu Autade, and others were present at the press conference. Compensation must be paid Patil told reporters that during the G-20 event, 50 feet of land was taken on both sides at Harsul, and compensation was paid for that land. Now, the remaining 50 feet must also be compensated. He demanded that cash compensation should be paid to all property owners whose structures have been demolished so far. He further alleged that the corporation had even misled the court. The court has directed that due legal process must be followed. FOLLOW US : Copyright ©2025 Lokmat Media Pvt Ltd</w:t>
+      </w:r>
+    </w:p>
+    <w:p>
+      <w:pPr>
+        <w:pStyle w:val="Heading3"/>
+      </w:pPr>
+      <w:r>
+        <w:rPr/>
+        <w:t>Article 181</w:t>
+      </w:r>
+    </w:p>
+    <w:p>
+      <w:pPr>
+        <w:pStyle w:val="Normal"/>
+      </w:pPr>
+      <w:r>
+        <w:rPr/>
+        <w:t>Title: Maharashtra Politics: Rohit Pawar Alleges ₹5,000-Crore Land Scam Against Minister Sanjay Shirsat</w:t>
+      </w:r>
+    </w:p>
+    <w:p>
+      <w:pPr>
+        <w:pStyle w:val="Normal"/>
+      </w:pPr>
+      <w:r>
+        <w:rPr/>
+        <w:t xml:space="preserve">URL: </w:t>
+      </w:r>
+      <w:r>
+        <w:t xml:space="preserve"> https://www.freepressjournal.in/mumbai/maharashtra-politics-rohit-pawar-alleges-5000-crore-land-scam-against-minister-sanjay-shirsat</w:t>
+      </w:r>
+    </w:p>
+    <w:p>
+      <w:pPr>
+        <w:pStyle w:val="Normal"/>
+      </w:pPr>
+      <w:r>
+        <w:rPr/>
+        <w:t>Content: After exposing a video of former Agriculture Minister Manikrao Kokate allegedly playing rummy during a legislative council session, NCP (SP) MLA Rohit Pawar has now leveled serious corruption charges against Maharashtra’s Social Justice Minister Sanjay Shirsat. Rs5,000-Crore Land Scam Claim Pawar accused Shirsat of facilitating a ₹5,000-crore land scam by allegedly allotting 150 acres of prime land in Navi Mumbai to the Bivalkar family shortly after assuming charge as chairman of CIDCO in February 2024. According to Pawar, the allotment was approved within just 15 days of Shirsat’s appointment. “Betrayal of Sons of the Soil” Speaking at a press conference, Pawar alleged, “By handing over land to the Bivalkar family, who once betrayed the Maratha Empire by siding with the British, Shirsat has betrayed the sons of the soil today. This is nothing but a direct act of corruption.” Long History of Land Disputes Pawar further stated that the Bivalkar family’s land disputes date back to the British era. He claimed that successive CIDCO managing directors had rejected their claims, but the decision was suddenly overturned this year under Shirsat’s leadership. Pawar also alleged that Shirsat personally benefited and that his party could have pocketed ₹400–500 crore in financial gains. Demand for Resignation and Probe The NCP leader demanded that Chief Minister Devendra Fadnavis seek Shirsat’s resignation and appoint either a Special Task Force or a retired judge to investigate the matter. Pawar announced that he would lead a protest march at CIDCO headquarters on August 20 to press for action. Opposition Extends Support Pawar added that Shiv Sena (UBT) leader Sanjay Raut and the Congress party had assured their support in the upcoming agitation.</w:t>
+      </w:r>
+    </w:p>
+    <w:p>
+      <w:pPr>
+        <w:pStyle w:val="Heading3"/>
+      </w:pPr>
+      <w:r>
+        <w:rPr/>
+        <w:t>Article 182</w:t>
+      </w:r>
+    </w:p>
+    <w:p>
+      <w:pPr>
+        <w:pStyle w:val="Normal"/>
+      </w:pPr>
+      <w:r>
+        <w:rPr/>
+        <w:t>Title: Sanjay Shirsat : मंत्री शिरसाट यांच्यावर ५ हजार कोटींच्या जमीन घोटाळ्याचा आरोप</w:t>
+      </w:r>
+    </w:p>
+    <w:p>
+      <w:pPr>
+        <w:pStyle w:val="Normal"/>
+      </w:pPr>
+      <w:r>
+        <w:rPr/>
+        <w:t xml:space="preserve">URL: </w:t>
+      </w:r>
+      <w:r>
+        <w:t xml:space="preserve"> https://pudhari.news/maharashtra/mumbai/minister-shirsat-accused-of-rs-5000-crore-land-scam-np88</w:t>
+      </w:r>
+    </w:p>
+    <w:p>
+      <w:pPr>
+        <w:pStyle w:val="Normal"/>
+      </w:pPr>
+      <w:r>
+        <w:rPr/>
+        <w:t>Content: Minister Shirsat accused of Rs 5,000 crore land scam मुंबई, पुढारी वृत्तसेवा : शिवसेनेचे नेते आणि राज्याचे सामाजिक न्याय मंत्री संजय शिरसाट पुन्हा अडचणीत आले आहेत. शिरसाट यांनी आपल्या सिडकोच्या अध्यक्षपदाच्या कार्यकाळात नवीन मुंबईतील बिवलकर कुटुंबाला ५ हजार कोटी रुपयांची १५० एकर जमीन देत मोठा आर्थिक फायदा मिळवल्याचा गंभीर आरोप राष्ट्रवादी शरद पवार गटाचे नेते रोहित पवार यांनी सोमवारी (दि. १८) पत्रकार परिषद घेऊन केला आहे. सन २०२४ मध्ये सिडकोचे अध्यक्ष होताच संजय शिरसाट यांनी बिवलकर कुटुंबाला जमीन देण्याच्या आदेशावर सही केली. मराठा साम्राज्यासोबत गद्दारी करणाऱ्या बिवलकर कुटुंबाला जमीन देऊन संजय शिरसाट यांनी स्थानिक भूमिपुत्रांशी गद्दारी केली आहे. इंग्रजांशी हातमिळवणी करणाऱ्या व्यक्तीशी हातमिळवणी संजय शिरसाट यांनी केली आहे. त्यामुळे त्यांचा मुख्यमंत्री देवेंद्र फडणवीस यांनी तात्काळ राजीनामा घ्यावा, अशी मागणीही रोहित पवार यांनी केली आहे. रोहित पवार पुढे म्हणाले की, ब्रिटिश काळात नवी मुंबईतील बिवलकर कुटुंबीयांनी मराठा साम्राज्याविरोधात इंग्रजांना मदत केली. त्या बदल्यात त्यांना रोहा, पनवेल, अलिबाग या भागातील चार हजार एकरपेक्षा जास्त जमीन बक्षीस म्हणून देण्यात आली. १९५९ साली बिवलकर कुटुंबाने सिलिंग कायद्यातून ही जमीन वाचविली. मात्र १९७१ साली ही जमीन सरकारकडे जमा झाली. १९९० साली त्यांनी आपली जमीन परत मिळावी म्हणून मागणी केली. त्यावेळी तत्कालीन जिल्हाधिकारी यांनी ती जमीन माघारी देण्याचा अर्ज फेटाळला. त्यानंतर कोर्टात हा विषय सुरू होता. दरम्यान, १९७१ मध्ये नवीन सिडकोने विविध कामांसाठी जमिनी घेण्याचा निर्णय घेतला. १९८३ साली या जमिनी ताब्यात घ्यायला सुरुवात झाली. १९८७ मध्ये महसूल विभागाला हाताशी धरून बिवलकर कुटुंबाने जमीन ताब्यात घेण्याचा प्रयत्न केला. १९९० साली शरद पवार, दी. बा. पाटील यांनी साडेबारा टक्के योजना आणली. त्यावेळी मोठ्या प्रमाणात शेतकऱ्यांना पैसा मिळू लागला. त्यावेळी बिवलकर यांनी सरकारकडे आपली जमीन आहे. त्या बदल्यात साडेबारा टक्के योजनेचा फायदा द्या, अशी मागणी केली होती. त्यावेळी एमडी अनिल डिग्गीकर होते. त्यांनी ही मागणी फेटाळून लावली. त्यानंतर आलेल्या तीन एमडींनी बिवलकर कुटुंबाची मागणी फेटाळून लावली. संजय राऊत यांच्याशीही माझे याविषयी बोलणे झाले आहे. त्यांनी आम्ही सोबत आहोत, असे सांगितले आहे. काँग्रेसही आंदोलनात सोबत असणार आहे. तब्बल पाच हजार कोटी रुपयांचा हा भ्रष्टाचार आहे. याबदल्यात शिरसाट यांनी आर्थिक व्यवहार केला आहे. मंत्री संजय शिरसाट यांचा थेट सहभाग या भ्रष्टाचारात आहे, असा आरोप रोहित पवार यांनी केला आहे. इंग्रजांशी हातमिळवणी करणाऱ्या व्यक्तीशी हातमिळवणी संजय शिरसाट यांनी केली आहे. त्यामुळे त्यांचा मुख्यमंत्री देवेंद्र फडणवीस यांनी तात्काळ राजीनामा घ्यावा. जर शिरसाट यांच्यात हिंमत असेल तर त्यांनी पत्रकार परिषद घ्यावी आणि उत्तर द्यावे. संजय शिरसाट यांना १५ दिवस सिडको अध्यक्षपदी नेमून होताच त्यांनी १५० एकर जमीन बिवलकर कुटुंबाला दिली. त्यानंतर सरकार आल्यावर उर्वरित जमीन विवलकर यांना देण्याचा प्रयत्न होता. संजय शिरसाट यांना १०० कोटी रुपयांचा मलिदा मिळाला असेल, असा आमचा संशय आहे. त्यांच्या पक्षालासुद्धा चारशे ते पाचशे कोटी मिळाले असणार आहेत, असा आरोपही त्यांनी केला आहे. सुप्रीम कोर्टाच्या निर्णयानुसार स्पेशल टास्क फोर्स नेमा किंवा निवृत न्यायाधीशांमार्फत या प्रकरणाची चौकशी करा, अशी मागणीही रोहित पवार यांनी केली आहे. 'Pudhari' is excited to announce the relaunch of its Android and iOS apps. Stay updated with the latest news at your fingertips. Android and iOS Download now and stay updated, anytime, anywhere. Pudhari Publications Private Limited</w:t>
+      </w:r>
+    </w:p>
+    <w:p>
+      <w:pPr>
+        <w:pStyle w:val="Heading3"/>
+      </w:pPr>
+      <w:r>
+        <w:rPr/>
+        <w:t>Article 183</w:t>
+      </w:r>
+    </w:p>
+    <w:p>
+      <w:pPr>
+        <w:pStyle w:val="Normal"/>
+      </w:pPr>
+      <w:r>
+        <w:rPr/>
+        <w:t>Title: To collect outstanding transportation fines, the Maha government is planning an amnesty scheme</w:t>
+      </w:r>
+    </w:p>
+    <w:p>
+      <w:pPr>
+        <w:pStyle w:val="Normal"/>
+      </w:pPr>
+      <w:r>
+        <w:rPr/>
+        <w:t xml:space="preserve">URL: </w:t>
+      </w:r>
+      <w:r>
+        <w:t xml:space="preserve"> https://assamtribune.com/national/to-collect-outstanding-transportation-fines-the-mahagovernment-is-planning-an-amnesty-scheme-1588536</w:t>
+      </w:r>
+    </w:p>
+    <w:p>
+      <w:pPr>
+        <w:pStyle w:val="Normal"/>
+      </w:pPr>
+      <w:r>
+        <w:rPr/>
+        <w:t>Content: A file image of Transport Minister Pratap Sarnaik (Photo: IANS) Mumbai, Aug 18: The Maharashtra government is set to roll out an Amnesty Scheme for one-time settlement of long-pending dues towards fines imposed for violation of transport rules. The outstanding arrears are estimated at around Rs 2,500 crore -- of which Rs 1,000 crore are from Mumbai alone, and Rs 1,500 crore from the rest of the state. Transport Minister Pratap Sarnaik confirmed the government’s move. He said, “The department is not planning a complete waiver of fines. Instead, the department plans to recover a part of the pending dues and write off the rest. A final call will be taken after consultation with Chief Minister Devendra Fadnavis.” The department sources said that the owners of the two-wheelers, three-wheelers, four-wheelers, and heavy vehicles are expected to get the relief through the government’s move. This initiative is also expected to help the cash-strapped state government to mobilise additional revenue to fund populist schemes like Ladki Bahin Yojana. According to department sources, pending dues towards fines in Mumbai from 2020 were Rs 1,817 crore, of which the department has recovered Rs 817 crore, but still there are pending arrears worth Rs 1,000 crore. In the rest of Maharashtra, the dues are worth Rs 1,500 crore. The Transport Commissioner Vivek Bhimanwar has forwarded the Amnesty Scheme proposal of one-time settlement to the Transport Secretary. It has been proposed to waive 75 per cent of the dues towards fine if the two and three-wheeler pay 25 per cent arrears at one go. If the vehicle owners pay the pending dues in 15 days, then 50 per cent dues may be written off. The government hopes to recover 50 per cent to 75 per cent dues by offering this one-time settlement. Further, the transport department is drafting a Standard Operating Procedure (SOP) for the recovery of fines from the vehicle owners. This was needed as even though the transport department fixes the fine amount, it is implemented by the police personnel deployed on traffic management duty. The department noticed that the friction was due to the arbitrary manner in which fines were imposed. Therefore, the transport department sources said that the SOP is being prepared to define the powers of the police personnel in the recovery of fines. The transport department’s move comes when the state government has introduced a slew of initiatives to promote environmentally friendly transportation. The government aims to increase the adoption of electric vehicles in the state with a target of having 10 per cent of electric vehicles on the road by the end of 2025. The government has already announced waiver of toll taxes for electric vehicle owners with a view to promoting the use of KD Eco-friendly transportation. (Sanjay Jog can be contacted at [email protected]) --IANS</w:t>
+      </w:r>
+    </w:p>
+    <w:p>
+      <w:pPr>
+        <w:pStyle w:val="Heading3"/>
+      </w:pPr>
+      <w:r>
+        <w:rPr/>
+        <w:t>Article 184</w:t>
+      </w:r>
+    </w:p>
+    <w:p>
+      <w:pPr>
+        <w:pStyle w:val="Normal"/>
+      </w:pPr>
+      <w:r>
+        <w:rPr/>
+        <w:t>Title: ‘Third Mumbai’ will open a new chapter of economic development: Maha CM</w:t>
+      </w:r>
+    </w:p>
+    <w:p>
+      <w:pPr>
+        <w:pStyle w:val="Normal"/>
+      </w:pPr>
+      <w:r>
+        <w:rPr/>
+        <w:t xml:space="preserve">URL: </w:t>
+      </w:r>
+      <w:r>
+        <w:t xml:space="preserve"> https://www.sakshipost.com/news/third-mumbai-will-open-new-chapter-economic-development-maha-cm-441953</w:t>
+      </w:r>
+    </w:p>
+    <w:p>
+      <w:pPr>
+        <w:pStyle w:val="Normal"/>
+      </w:pPr>
+      <w:r>
+        <w:rPr/>
+        <w:t>Content: Mumbai, Aug 18 (IANS) Chief Minister Devendra Fadnavis on Monday said that a ‘Third Mumbai’ being developed in Raigad district will be a new chapter of economic development. The Chief Minister further stated that the state government is committed to development and it is working to create a 'Third Mumbai' in partnership with the private sector. An international university centre is being set up in 'Third Mumbai'. “A medical college will also be set up, and an innovation hub will be set up here. It will have all the research facilities. There will also be facilities for research in the field of quantum computing. There will be AI-based systems and research. 'Third Mumbai' will have good connectivity with the existing Mumbai. In addition to Coastal Road and Atal Setu, there will be a Worli-Shivadi link road, which is currently under construction. ‘Third Mumbai’ will do the work of further boosting the development of Mumbai. Private investors should take the initiative to invest in the development of this sector. Good development can only happen through private and government partnership. The work of granting all the necessary approvals to investors coming here will be completed quickly at the government level,” said the Chief Minister. The Chief Minister said that Maharashtra is an investment-friendly state. Work is currently underway for Ease of Doing Business. “We are working to ensure that there are no problems with investment. If any problem arises, it is being resolved promptly, he added. He appealed to investors to contribute to the development of the 'Third Mumbai'. Stating that the opening of a private bank office is very important for the economic progress of Mumbai and Maharashtra, Fadnavis said it is a matter of pride for the state. This confirms the skilled manpower, strong markets and investment-friendly environment in Maharashtra. This event underlines Maharashtra's leadership in the economic sector, he noted. Disclaimer: This story has not been edited by the Sakshi Post team and is auto-generated from syndicated feed. Read More: News | Politics | Entertainment | Lifestyle | Sports | Photos | Videos | Tech | Live TV | e-Paper | Education | Sakshi | Y.S.R | About Us | Contact Us | Privacy Policy | Media Kit | SakshiTV Complaint Redressal © Copyright Sakshi Post 2025 All rights reserved. Powered by Yodasoft Technologies Pvt Ltd</w:t>
+      </w:r>
+    </w:p>
+    <w:p>
+      <w:pPr>
+        <w:pStyle w:val="Heading3"/>
+      </w:pPr>
+      <w:r>
+        <w:rPr/>
+        <w:t>Article 185</w:t>
+      </w:r>
+    </w:p>
+    <w:p>
+      <w:pPr>
+        <w:pStyle w:val="Normal"/>
+      </w:pPr>
+      <w:r>
+        <w:rPr/>
+        <w:t>Title: Maha govt waives Stamp Duty worth Rs 38.99 lakh for Tata Cancer Hospital in Raigad (Ld)</w:t>
+      </w:r>
+    </w:p>
+    <w:p>
+      <w:pPr>
+        <w:pStyle w:val="Normal"/>
+      </w:pPr>
+      <w:r>
+        <w:rPr/>
+        <w:t xml:space="preserve">URL: </w:t>
+      </w:r>
+      <w:r>
+        <w:t xml:space="preserve"> https://www.thehawk.in/news/india/maha-govt-waives-stamp-duty-worth-rs-3899-lakh-for-tata-cancer-hospital-in-raigad-ld</w:t>
+      </w:r>
+    </w:p>
+    <w:p>
+      <w:pPr>
+        <w:pStyle w:val="Normal"/>
+      </w:pPr>
+      <w:r>
+        <w:rPr/>
+        <w:t>Content: Mumbai, Aug 19 (IANS) The Maharashtra government on Tuesday waived Stamp Duty of Rs 38.99 lakh for the Tata Memorial Centre’s proposed cancer hospital in Raigad. The Cabinet meeting, chaired by Chief Minister Devendra Fadnavis gave approval for the proposal moved by the Revenue Department held by Chandrashekhar Bawankule. This initiative aims to combat the rising cancer burden and ensure affordable healthcare for rural and urban communities. The decision, made under the Maharashtra Stamp Act, will be formalised in the Gazette following consultation with the Law and Judiciary Department. “The state has allotted 10 hectares of land in Tambati, Khalapur taluka, for a 100-bed integrated Ayurvedic cancer hospital and research centre on a nominal lease of Re 1 per year for 30 years. "The facility will reserve 12 per cent of its beds for underprivileged families, government employees, and the general public at subsidised rates under health schemes. Affordable accommodation for one attendant per patient will also be provided,” said the release issued by Bawankule’s office. Minister Bawankule emphasised that this step will bolster Tata Memorial Centre’s efforts to expand cancer care, benefiting the public with quality healthcare services, and the Revenue Department remains dedicated to enabling transformative projects that benefit the citizens of Maharashtra. “The Integrated Ayurvedic Cancer Hospital is poised to become a beacon of hope, combining cutting-edge medical science with India’s rich Ayurvedic heritage.The initiative underscores the Maharashtra government’s commitment to promoting innovative and accessible healthcare solutions,” said Bawankule. The state Cabinet also approved the allotment of two-and-a-half hectares of land at Kasba Karveer in Kolhapur to the Savitribai Phule Mahila Sahakari Udyog Vasahat Limited, an organisation based in Kolhapur, for the establishment of a women's cooperative industrial estate. “The President of Savitribai Phule Mahila Sahakari Industrial Estate Limited in Kolhapur had demanded land for establishing a women's cooperative industrial estate. It will create opportunities for women entrepreneurs. Employment opportunities will also be available. "Keeping this objective in mind, the government land will be given as Occupant Class-2 without public auction by charging the amount as per the ready reckoner. For this, some terms and conditions have been laid down as per the policy already decided,” said the government release. Further, the Cabinet approved the regularisation of encroachment on government land in Vengurla-Sindhudurg district. The decision will provide relief to families who have been living in Camp Gawliwada in Vengurla for four to five generations. “Camp Gawliwada, S.N. 491, H.No. 1A/1, excluding the encroachment of a religious place, has encroached on a total area of 2.93.20 hectares, including construction and open areas of 42 local residents. This encroachment dates back to before 1905. It is also seen in the village records and crop survey. "Therefore, considering the houses, cowsheds and open areas here, it was approved to regularise the encroachments on land up to 1,500 square feet free of cost. But for encroached land exceeding 1,500 square feet, as per the provisions of the Revenue Department's government decision dated April 4, 2002, the encroachments will be regularised by charging two-and-a-half times the market price on 01.03.1989 and interest at the rate fixed by the government from time to time,” said the release. Moreover, the Cabinet cleared the regularisation of temporary service of 17 employees working on 29-day basis in various posts in Group-C category in the technical cadre of government medical colleges and hospitals in the state. “In various institutions under the Directorate, vacancies in the technical cadre due to retirement, death and other reasons were filled by the Employment Office or local level candidates with relevant educational qualifications on a temporary basis for 29 days. The services of these 17 employees were approved for regularisation subject to terms and conditions,” said the release. --IANS sj/rad</w:t>
+      </w:r>
+    </w:p>
+    <w:p>
+      <w:pPr>
+        <w:pStyle w:val="Heading3"/>
+      </w:pPr>
+      <w:r>
+        <w:rPr/>
+        <w:t>Article 186</w:t>
+      </w:r>
+    </w:p>
+    <w:p>
+      <w:pPr>
+        <w:pStyle w:val="Normal"/>
+      </w:pPr>
+      <w:r>
+        <w:rPr/>
+        <w:t>Title: महाराष्ट्र में भारी बारिश से सात लोगों की मौत, 200 ग्रामीण फंसे</w:t>
+      </w:r>
+    </w:p>
+    <w:p>
+      <w:pPr>
+        <w:pStyle w:val="Normal"/>
+      </w:pPr>
+      <w:r>
+        <w:rPr/>
+        <w:t xml:space="preserve">URL: </w:t>
+      </w:r>
+      <w:r>
+        <w:t xml:space="preserve"> https://hindi.theprint.in/india/seven-people-died-due-to-heavy-rains-in-maharashtra-200-villagers-stranded/856903/?amp</w:t>
+      </w:r>
+    </w:p>
+    <w:p>
+      <w:pPr>
+        <w:pStyle w:val="Normal"/>
+      </w:pPr>
+      <w:r>
+        <w:rPr/>
+        <w:t>Content: (तस्वीरों सहित) मुंबई, 18 अगस्त (भाषा) महाराष्ट्र के मुख्यमंत्री देवेंद्र फडणवीस ने सोमवार को कहा कि राज्य के कई हिस्सों में लगातार हो रही बारिश के कारण सात लोगों की मौत हो गई है। लगातार बारिश से नांदेड़ जिले में 200 से अधिक ग्रामीण फंस गए, जिसके कारण अधिकारियों को बचाव और राहत कार्यों के लिए सेना को तैनात करना पड़ा। राज्य सचिवालय में एक बैठक में बारिश की स्थिति की समीक्षा के बाद फडणवीस ने सोशल मीडिया मंच ‘एक्स’ पर पोस्ट किया, ‘‘अब तक सात लोगों की जान जा चुकी है। कोंकण में कुछ नदियों का जलस्तर खतरनाक स्तर तक पहुंच गया है और जलगांव में भारी नुकसान हुआ है।’’ उन्होंने कहा, ‘‘अलमाटी बांध पर कर्नाटक सरकार के साथ लगातार समन्वय जारी है..।’’ फडणवीस ने कहा कि उन्होंने मंत्रालय स्थित राज्य आपातकालीन परिचालन केंद्र में राज्य भर में वर्षा की स्थिति की समीक्षा की। उन्होंने कहा, ‘‘रत्नागिरी, रायगढ़ और हिंगोली में भारी बारिश दर्ज की गई है। मौसम विभाग ने 17-21 अगस्त तक भारी बारिश की चेतावनी दी है और पूरी तरह सतर्क रहने के निर्देश दिए गए हैं।’’ उन्होंने बताया कि छत्रपति संभाजीनगर मंडल में 800 गांव भारी बारिश से प्रभावित हैं। विदर्भ में लगभग दो लाख हेक्टेयर से ज़्यादा फसल बर्बाद होने की खबर है। फडणवीस ने कहा, ‘‘मुंबई में आठ घंटों में 170 मिलीमीटर बारिश हुई। यहां 14 जगहों पर जलभराव हुआ, लेकिन केवल दो जगहों पर यातायात बाधित हुआ। रेलवे और मेट्रो सेवाओं का परिचालन सुचारू हैं। अगले 10-12 घंटे बेहद अहम हैं। स्थानीय निकायों को अवकाश घोषित करने का अधिकार दिया गया है।’’ फडणवीस ने इससे पहले संवाददाताओं को बताया था कि मुंबई से करीब 600 किलोमीटर दूर नांदेड़ जिले के मुखेड़ तालुका से पांच लोग लापता बताए गए हैं। उन्होंने कहा कि तालुका में स्थित महाराष्ट्र और तेलंगाना के बीच अंतर-राज्यीय सिंचाई परियोजना लेंडी बांध के जल स्तर में उल्लेखनीय वृद्धि हुई है, जबकि लातूर, उदगीर और पड़ोसी कर्नाटक से बड़ी मात्रा में पानी इस क्षेत्र में छोड़ा जा रहा है। नांदेड़ के जिलाधिकारी राहुल कर्डिले ने ‘पीटीआई-भाषा’ को बताया कि जिला प्रशासन ने बाढ़ में फंसे लोगों को बचाने के लिए सैन्य दल को बुलाया है। उन्होंने बताया कि राज्य आपदा मोचन बल (एसडीआरएफ) ने रविवार को भारी बारिश के बीच मुखेड़ तालुका के रावनगांव और हसनाल गांवों में फंसे 21 लोगों को बचाया। अधिकारियों ने सोमवार को बताया कि महाराष्ट्र के मराठवाड़ा क्षेत्र के सात जिलों में पिछले पांच दिनों में छह लोगों की मौत हो गई, जबकि 205 पशुधन की हानि हुई है। मुंबई में भारी बारिश के कारण निचले इलाके जलमग्न हो जाने के बीच शिवसेना (उबाठा) नेता आदित्य ठाकरे ने सोमवार को आरोप लगाया कि एक घोटाले के कारण सड़कें खराब हो गई हैं और उन्होंने स्थिति से निपटने में बीएमसी की तैयारियों पर सवाल उठाये। ठाकरे ने सोशल मीडिया मंच ‘एक्स’ पर एक पोस्ट में कहा कि चुनाव नहीं हो पाने के कारण पिछले तीन सालों से बृहन्मुंबई नगर निगम (बीएमसी) पर राज्य सरकार का नियंत्रण है। यहां कोई निर्वाचित प्रतिनिधि नहीं है, लेकिन चुनाव न होने का मतलब जवाबदेही का अभाव भी है। भाषा यासिर सुरेश सुरेश यह खबर ‘भाषा’ न्यूज़ एजेंसी से ‘ऑटो-फीड’ द्वारा ली गई है. इसके कंटेंट के लिए दिप्रिंट जिम्मेदार नहीं है.</w:t>
+      </w:r>
+    </w:p>
+    <w:p>
+      <w:pPr>
+        <w:pStyle w:val="Heading3"/>
+      </w:pPr>
+      <w:r>
+        <w:rPr/>
+        <w:t>Article 187</w:t>
+      </w:r>
+    </w:p>
+    <w:p>
+      <w:pPr>
+        <w:pStyle w:val="Normal"/>
+      </w:pPr>
+      <w:r>
+        <w:rPr/>
+        <w:t>Title: महाराष्ट्र में मानसून का कहर: मुखेड तालुका में बादल फटने जैसी घटना, 200 से ज्यादा गांवों में बाढ़</w:t>
+      </w:r>
+    </w:p>
+    <w:p>
+      <w:pPr>
+        <w:pStyle w:val="Normal"/>
+      </w:pPr>
+      <w:r>
+        <w:rPr/>
+        <w:t xml:space="preserve">URL: </w:t>
+      </w:r>
+      <w:r>
+        <w:t xml:space="preserve"> https://hindi.dynamitenews.com/maharashtra/cloudburst-in-mukhed-taluka-in-maharashtra-flood-in-more-than-200-villages</w:t>
+      </w:r>
+    </w:p>
+    <w:p>
+      <w:pPr>
+        <w:pStyle w:val="Normal"/>
+      </w:pPr>
+      <w:r>
+        <w:rPr/>
+        <w:t>Content: मुख्यमंत्री देवेंद्र फडणवीस और इमरजेंसी मैनेजमेंट मिनिस्टर गिरीश महाजन ने हालात का जायजा लिया। नांदेड़ के मुखेड तालुका में बादल फटने जैसी घटना हुई, जिससे 200 से अधिक गांव बाढ़ की चपेट में आ गए। इसके साथ ही कई क्षेत्रों में फसलों को भारी नुकसान हुआ है। महाराष्ट्र में मानसून का कहर Maharashtra: महाराष्ट्र के विभिन्न हिस्सों में 18 अगस्त को भारी बारिश का सिलसिला जारी रहा। मुख्यमंत्री देवेंद्र फडणवीस ने मीडिया से बातचीत में कहा कि नांदेड़ के मुखेड तालुका में बादल फटने जैसी स्थिति उत्पन्न हुई, जिससे नदियों का जलस्तर बढ़ गया और कई गांव जलमग्न हो गए। नांदेड़ के अलावा, जलगांव जिले को सबसे अधिक नुकसान हुआ है। फडणवीस ने कहा कि एक लाख हेक्टर से अधिक फसलें प्रभावित हुई हैं, और 200 से ज्यादा गांव बाढ़ से प्रभावित हुए हैं। सीएम ने कहा कि मुंबई में भी बारिश का असर दिखा, जहां पिछले 6 घंटे में 170 मिमी बारिश दर्ज की गई। चेंबूर में 177 मिमी बारिश हुई, जिससे मुंबई में ट्रैफिक जाम और स्थानीय ट्रेन सेवा प्रभावित हुई। हालांकि, लोकल ट्रेनें बंद नहीं हुईं, लेकिन उनकी गति धीमी हो गई। बारिश के कारण बाढ़ और बचाव कार्य गिरीश महाजन ने बताया कि राज्य में भारी बारिश के कारण रेड अलर्ट घोषित किया गया है। नांदेड़, जलगांव और आसपास के क्षेत्र सबसे ज्यादा प्रभावित हुए हैं, और रेस्क्यू ऑपरेशन जारी है। राज्य सरकार ने विभिन्न एजेंसियों से मिलकर प्रभावित इलाकों से लोगों को सुरक्षित निकालने का काम तेज कर दिया है। फडणवीस ने कहा कि नांदेड़ में 206 मिमी वर्षा दर्ज की गई, जिसके बाद बाढ़ जैसी स्थिति उत्पन्न हुई। 150 से अधिक जानवर और 4 लोग बह गए हैं, जिनकी तलाश की जा रही है। सरकारी तैयारी और सहायता सीएम फडणवीस ने बताया कि आने वाले 2-3 दिनों में और अधिक बारिश होने का अनुमान है, जिसके मद्देनजर सरकार ने सभी आवश्यक राहत कार्यों की योजना बनाई है। उन्होंने कहा, "विभिन्न जिलों में बचाव कार्य जारी है, और हम सुनिश्चित कर रहे हैं कि सभी प्रभावित क्षेत्रों में लोग सुरक्षित रहें।" इसके अलावा सरकार ने जल स्तर पर कड़ी नजर रखी है, विशेष रूप से अंबा-जगबुडी नदी और वशिष्टी नदी पर, जिनका जलस्तर चेतावनी स्तर तक पहुंच चुका है। इसापूर और विष्णुपुरी बांध भी चेतावनी स्तर के पास पहुंच गए हैं, जबकि कोचंपाड बांध की स्थिति नियंत्रण में है। कृषि क्षेत्र में नुकसान अमरावती विभाग में लगभग 2 लाख हेक्टेयर कृषि भूमि को नुकसान होने का अनुमान है। फसलें बर्बाद हो गई हैं, और किसानों को भारी नुकसान उठाना पड़ा है। राहत और पुनर्वास कार्यों के लिए सरकार ने तत्परता से कदम उठाए हैं। मुंबई और अन्य जिलों की स्थिति मुंबई में भारी बारिश ने कई जगहों पर ट्रैफिक को धीमा कर दिया था। हालांकि, लोकल ट्रेन सेवा बाधित नहीं हुई, लेकिन इसकी गति धीमी हो गई। मंत्रालय ने कर्मचारियों से घर लौटने के लिए कहा और शाम 6 बजे के बाद हाई टाइड की चेतावनी दी गई। अगले दिनों की भविष्यवाणी मौसम विभाग के अनुसार, अगले कुछ दिनों में राज्य के विभिन्न हिस्सों में भारी बारिश होने की संभावना है। रेड अलर्ट जारी किया गया है और सरकार ने सभी आवश्यक सावधानियां बरतने के निर्देश दिए हैं। मुख्यमंत्री फडणवीस और गिरीश महाजन ने नागरिकों से सावधानी बरतने की अपील की है और कहा है कि राज्य सरकार हर संभव कदम उठाएगी ताकि प्रभावित क्षेत्रों में जल्द से जल्द राहत पहुंचाई जा सके।</w:t>
+      </w:r>
+    </w:p>
+    <w:p>
+      <w:pPr>
+        <w:pStyle w:val="Heading3"/>
+      </w:pPr>
+      <w:r>
+        <w:rPr/>
+        <w:t>Article 188</w:t>
+      </w:r>
+    </w:p>
+    <w:p>
+      <w:pPr>
+        <w:pStyle w:val="Normal"/>
+      </w:pPr>
+      <w:r>
+        <w:rPr/>
+        <w:t>Title: राज्यातील पूरस्थितीवर सरकारचे लक्ष, मदत कार्य सुरू – बावनकुळे</w:t>
+      </w:r>
+    </w:p>
+    <w:p>
+      <w:pPr>
+        <w:pStyle w:val="Normal"/>
+      </w:pPr>
+      <w:r>
+        <w:rPr/>
+        <w:t xml:space="preserve">URL: </w:t>
+      </w:r>
+      <w:r>
+        <w:t xml:space="preserve"> https://www.loksatta.com/nagpur/governments-attention-on-flood-situation-in-the-state-information-from-chandrashekhar-bawankule-amy-95-5313292/</w:t>
+      </w:r>
+    </w:p>
+    <w:p>
+      <w:pPr>
+        <w:pStyle w:val="Normal"/>
+      </w:pPr>
+      <w:r>
+        <w:rPr/>
+        <w:t>Content: नागपूर: राज्यात विविध ठिकाणी निर्माण झालेल्या पूरस्थितीवर राज्य सरकार सर्वतोपरी लक्ष ठेवून आहे. मुख्यमंत्री देवेंद्र फडणवीस आणि आपत्ती व्यवस्थापन मंत्री गिरीश महाजन यांच्या सूचनेनुसार राज्यातील पूरग्रस्त भागात तातडीची मदत पोहोचवली जात असल्याची माहिती राज्याचे महसूल मंत्री व नागपूर आणि अमरावती जिल्ह्याचे पालकमंत्री चंद्रशेखर बावनकुळे यांनी दिली. ते नागपूर येथील नियोजन भवनात प्रसार माध्यमांशी बोलत होते. पालकमंत्री बावनकुळे म्हणाले की, मुख्यमंत्री देवेंद्र फडणवीस, महसूल मंत्री, मदत पुनर्वसन मंत्री तसेच आपत्ती व्यवस्थापन मंत्री गिरीश महाजन यांच्या मार्गदर्शनाखाली पूरग्रस्त भागात मदत कार्य सुरू आहे. ज्या भागात रेड अलर्ट घोषित करण्यात आला आहे, त्या ठिकाणी सर्व यंत्रणा सतर्क ठेवण्यात आल्या आहेत. पंचनामे सुरू असून जिल्हाधिकारी व आपत्ती व्यवस्थापन विभागामार्फत नुकसान भरपाई देण्याच्या सूचना दिल्या आहेत. शिवाय मुंबईतील वॉर रूम मधून परिस्थितीवर लक्ष ठेवले जात असून आवश्यक तातडीची मदत पोहोचवली जात असल्याचे त्यांनी स्पष्ट केले. काँग्रेस नेते राहुल गांधी यांच्यावर टीका करताना बावनकुळे म्हणाले की, मतदार यादीचे पुनर्निरीक्षण ही सातत्याने सुरू राहणारी प्रक्रिया आहे. निवडणूक आयोगाकडे आक्षेप नोंदवण्याची वेळ असताना काँग्रेसने काहीच कारवाई केली नाही. मात्र आठ महिन्यांनंतर राहुल गांधी यांनी “वेड्यासारखी वक्तव्ये” करणे योग्य नाही. काँग्रेस पक्ष लयाला जात असताना विरोधकांकडून निवडणूक आयोग आणि ईव्हीएमवर सतत आरोप केले जात आहेत. लोकसभा निवडणुकीत विजय मिळाला तेव्हा ईव्हीएम चांगले, पण पराभव झाला की मशीन खराब असे म्हणणे चुकीचे आहे. स्थानिक स्वराज्य संस्थांच्या निवडणुका होऊ घातल्या आहेत. आक्षेप घ्यायचे असतील तर निवडणूक प्रक्रियेदरम्यान घ्यावेत, परंतु पराभवानंतर पुन्हा मतदार यादीवर दोषारोप करणे योग्य नाही, असेही बावनकुळे म्हणाले. शालार्थ आयडी प्रकरणी शिक्षकांना दिलासा देत बावनकुळे म्हणाले की, अनेकांनी कर्ज घेऊन संचालकांनी गैरव्यवहार केले आहेत. त्यात शिक्षकांचा काहीही दोष नाही. उलट शिक्षण संचालकांची संपत्ती जप्त केली पाहिजे. याबाबत मुख्यमंत्री, उपमुख्यमंत्री आणि शिक्षणमंत्री यांच्यासोबत चर्चा करून ठोस तोडगा काढला जाईल. पालकमंत्री पुढे म्हणाले की, २०२९ पर्यंत विकसित नागपूर हे आमचे स्वप्न असून विकसित महाराष्ट्रासोबत विकसित नागपूर साकार करण्यासाठी तीन टप्प्यात नियोजन करण्यात येईल. बचत गटाच्या माध्यमातून पशुधन विकासासह विविध योजना राबवल्या जातील. जिल्हा नियोजन समितीतून मुख्यमंत्री देवेंद्र फडणवीस यांनी नागपूरसाठी मोठा निधी उपलब्ध करून दिला आहे, असेही त्यांनी नमूद केले. स्वानंदी बेर्डे, दिवंगत अभिनेते लक्ष्मीकांत बेर्डे यांची लेक, हिने व्यवसाय क्षेत्रात पदार्पण केले आहे. तिने 'कांतप्रिया' नावाचा ज्वेलरी ब्रँड सुरू केला आहे. या ब्रँडचे नाव तिच्या आईवडिलांच्या नावांवरून ठेवले आहे. स्वानंदीने सोशल मीडियावर ही आनंदाची बातमी शेअर केली असून, तिच्या नव्या व्यवसायासाठी चाहत्यांनी आणि कलाकारांनी तिला शुभेच्छा दिल्या आहेत.</w:t>
+      </w:r>
+    </w:p>
+    <w:p>
+      <w:pPr>
+        <w:pStyle w:val="Heading3"/>
+      </w:pPr>
+      <w:r>
+        <w:rPr/>
+        <w:t>Article 189</w:t>
+      </w:r>
+    </w:p>
+    <w:p>
+      <w:pPr>
+        <w:pStyle w:val="Normal"/>
+      </w:pPr>
+      <w:r>
+        <w:rPr/>
+        <w:t>Title: ‘पीएम आवास’च्या तीस लाख घरांना मोफत वीज; राज्य सरकार देणार ५० हजारांचे अनुदान: मुख्यमंत्री</w:t>
+      </w:r>
+    </w:p>
+    <w:p>
+      <w:pPr>
+        <w:pStyle w:val="Normal"/>
+      </w:pPr>
+      <w:r>
+        <w:rPr/>
+        <w:t xml:space="preserve">URL: </w:t>
+      </w:r>
+      <w:r>
+        <w:t xml:space="preserve"> https://www.lokmat.com/maharashtra/free-electricity-to-three-lakh-houses-of-pm-awas-yojana-state-government-will-provide-subsidy-of-rs-50-thousand-chief-minister-a-a747/</w:t>
+      </w:r>
+    </w:p>
+    <w:p>
+      <w:pPr>
+        <w:pStyle w:val="Normal"/>
+      </w:pPr>
+      <w:r>
+        <w:rPr/>
+        <w:t>Content: हिंदी | English शनिवार २३ ऑगस्ट २०२५ FOLLOW US : शहरं व्हिडीओ सखी आणखी By ऑनलाइन लोकमत | Updated: August 18, 2025 14:35 IST2025-08-18T14:25:42+5:302025-08-18T14:35:20+5:30 लोकमत न्यूज नेटवर्क, साेलापूर: पंतप्रधान आवास याेजनेतून राज्यात ३० लाख घरे तयार हाेत आहेत. या प्रत्येक घरावर साेलर लावणार आहाेत. त्यामुळे या घरांना माेफत वीज मिळेल, असे राज्याचे मुख्यमंत्री देवेंद्र फडणवीस यांनी रविवारी सांगितले. प्रधानमंत्री आवास याेजनतून दहिणटे आणि शेळगी येथे बांधण्यात आलेल्या सदनिकांचे रविवारी मुख्यमंत्री फडणवीस यांच्या हस्ते वितरण झाले. या वेळी ते बाेलत हाेते. मुख्यमंत्री फडणवीस म्हणाले, केंद्र सरकारने मंजूर केलेल्या सर्व घरांना राज्य सरकार ५० हजार रुपयांचे अनुदान देणार आहे. साेलापूरने गृहनिर्माण प्रकल्प निर्मितीच्या बांधणीत एक चांगला पॅटर्न तयार केला आहे. गरीब, निममध्यमवर्गीयंसाठी चांगल्या पद्धतीच्या काॅलनी कशा तयार करता येतात याची दिशा साेलापूरने दाखवली आहे. राज्यात एकही बेघर राहू नये यादृष्टीने आणखी काम हाेईल. साेलापूर शहरात आयटी पार्क उभे करणार पुण्याच्या आयटी पार्कमध्ये तुम्ही साेलापूरकर काेण म्हणून आवाज दिला तर अर्धे लाेक हात वर करतात. सगळे साेलापूरकरच आहेत तिथे. परंतु, आता पालकमंत्री, जिल्हाधिकारी आणि मनपा आयुक्तांनी आयटी पार्कसाठी उत्तम जागा शाेधून काढावी. मी एमआयडीसीच्या माध्यमातून आयटी पार्क उभे करून देताे. जे पुण्यात आहे ते आपण साेलापुरात उभे करू, अशी ग्वाही मुख्यमंत्री देवेंद्र फडणवीस यांनी दिली. FOLLOW US : Copyright © 2025 Lokmat Media Pvt Ltd</w:t>
+      </w:r>
+    </w:p>
+    <w:p>
+      <w:pPr>
+        <w:pStyle w:val="Heading3"/>
+      </w:pPr>
+      <w:r>
+        <w:rPr/>
+        <w:t>Article 190</w:t>
+      </w:r>
+    </w:p>
+    <w:p>
+      <w:pPr>
+        <w:pStyle w:val="Normal"/>
+      </w:pPr>
+      <w:r>
+        <w:rPr/>
+        <w:t>Title: Maharashtra Government: शेतकऱ्यांना मिळणार गुड न्यूज: बळीराजासाठी सरकार मोठा निर्णय घेण्याच्या तयारीत</w:t>
+      </w:r>
+    </w:p>
+    <w:p>
+      <w:pPr>
+        <w:pStyle w:val="Normal"/>
+      </w:pPr>
+      <w:r>
+        <w:rPr/>
+        <w:t xml:space="preserve">URL: </w:t>
+      </w:r>
+      <w:r>
+        <w:t xml:space="preserve"> https://saamtv.esakal.com/maharashtra/sanjay-rathod-big-statement-on-loan-waiver-maharashtra-farmers-get-loan-waiver-minister-give-hint-in-award-ceremony-program-yavatmal-pusad-bbj88</w:t>
+      </w:r>
+    </w:p>
+    <w:p>
+      <w:pPr>
+        <w:pStyle w:val="Normal"/>
+      </w:pPr>
+      <w:r>
+        <w:rPr/>
+        <w:t>Content: राज्यातील शेतकरी कर्जमाफीच्या प्रतिक्षेत. शेतकरी व नेत्यांकडून वारंवार कर्जमाफीची मागणी. मंत्री संजय राठोड यांनी दिलासा देणारे विधान केलं. लवकरच शेतकऱ्यांना कर्जमाफी जाहीर होण्याची शक्यता. राज्यातील शेतकऱ्यांना कर्जमाफी देऊ, असे आश्वसान देत महायुती सरकार सत्तेत आले. मात्र अद्याप सरकारने बळीराजाची कर्जमाफीची मागणी पूर्ण केली नाहीये. कर्जमाफी करण्यात यावी ही मागणी शेतकऱ्यांसह शेतकरी नेत्यांनी वारंवार केलीय. पण त्याबाबत समिती नेमली जाणार मग घोषणा केली जाईल असं बतावणी करत मंत्री शेतकऱ्यांना चकवा देत आहेत. मात्र आता कर्जमाफी प्रकरणी मोठी अपडेट समोर आलीय. महायुतीमधील मृदा व जलसंधारण मंत्री संजय राठोड यांनी कर्जमाफीबाबत मोठी घोषणा केलीय. मुख्यमंत्री लवकरच राज्यातील बळीराजाची मागणी पूर्ण करणार आहेत, असे सुतोवाच मंत्री संजय राठोड यांनी केले आहे. पुसद येथे एका पुरस्कार सोहळ्याच्या कार्यक्रमात बोलताना त्यांनी विधान केलंय. यवतमाळच्या पुसद येथे हरितक्रांतीचे प्रणेते व माजी मुख्यमंत्री वसंतराव नाईक यांच्या 46 व्या स्मृतिदिनी कृषी गौरव पुरस्कार सोहळ्याचे आयोजन करण्यात आले होते. राज्यातील 13 शेतकऱ्यांना वसंतराव नाईक कृषी प्रतिष्ठानच्या वतीने कृषी गौरव पुरस्कार देण्यात आला. या कार्यक्रमाला मंत्री संजय राठोड हे उपस्थित होते. यावेळी त्यांनी शेतकऱ्यांच्या कर्जमाफीबाबत विधान केलं. कृषी गौरव पुरस्कार प्राप्त शेतकऱ्यांचे अभिनंदन करताना संजय राठोड म्हणाले, हा पुरस्कार नसून नव्या पिढीला दिलेला ठेवा आहे. मुख्यमंत्री आणि कृषीमंत्री कार्यक्रमाला येऊ शकले नाहीत, त्याबद्दल दिलगिरी व्यक्त करतो. पण संकटग्रस्त शेतकऱ्यांना कर्जमाफी देण्यासंदर्भात राज्य मंत्रिमंडळात चर्चा सुरूय. मुख्यमंत्री देवेंद्र फडणवीस हे लवकरच शेतकऱ्यांसाठी कर्जमाफीची घोषणा करतील. महायुतीच्या जाहीरनाम्यात कर्जमाफीचा उल्लेख आहे. राज्याच्या प्रमुखांकडून लवकरच याची घोषणा केली जाईल. दरम्यान मंत्री राठोड यांच्याआधी कृषीमंत्री दत्तात्रय भरणे यांनीही शेतकरी कर्जमाफीबाबत भाष्य केलं होतं. मीही शेतकरी पुत्र आहे. शेतकऱ्याच्या घरात माझा जन्म झाला आहे. सकाळी उठलो तरी मला शेती दिसते, त्यामुळे शेतकऱ्यांच्या अडचणी मला माहितीयेत. शेतकरी कर्जमाफीबाबत मुख्यमंत्री आणि दोन्ही उपमुख्यमंत्री योग्यवेळी निर्णय घेतील, असं कृषीमंत्री म्हणाले होते. कर्जमाफीबाबत समितीकडून काम केलं जात आहे. योग्य शेतकऱ्यांना कर्जमाफी मिळावी यासाठी समिती नेमण्यात आलीय, अशी माहिती मंत्री चंद्रशेखर बावनकुळे यांनी दिवसापूर्वी दिली होती. सकाळ+चे सदस्य व्हा शॉपिंगसाठी 'सकाळ प्राईम डील्स'च्या भन्नाट ऑफर्स पाहण्यासाठी क्लिक करा. Read Marathi news and watch Live TV. Breaking news from Maharashtra, India, Pune, Mumbai, Politics, Entertainment, Sports, Lifestyle at SaamTV. Get Live Marathi news on Mobile. Download the Saam Tv app for Android and IOS. Follow Us Copyright © 2025 Sakal Media Group – All Rights Reserved Powered by Quintype</w:t>
+      </w:r>
+    </w:p>
+    <w:p>
+      <w:pPr>
+        <w:pStyle w:val="Heading3"/>
+      </w:pPr>
+      <w:r>
+        <w:rPr/>
+        <w:t>Article 191</w:t>
       </w:r>
     </w:p>
     <w:p>
@@ -476,16 +2270,16 @@
       </w:pPr>
       <w:r>
         <w:rPr/>
-        <w:t>Article 145</w:t>
-      </w:r>
-    </w:p>
-    <w:p>
-      <w:pPr>
-        <w:pStyle w:val="Normal"/>
-      </w:pPr>
-      <w:r>
-        <w:rPr/>
-        <w:t>Title: महाराष्ट्र की ‘अस्मिता’ की बात करने वाले उपराष्ट्रपति पद के लिए राधाकृष्णन का समर्थन करें : फडणवीस</w:t>
+        <w:t>Article 192</w:t>
+      </w:r>
+    </w:p>
+    <w:p>
+      <w:pPr>
+        <w:pStyle w:val="Normal"/>
+      </w:pPr>
+      <w:r>
+        <w:rPr/>
+        <w:t>Title: देशभर में बारिश का कहर: मुंबई-बेहद जाम, दिल्ली में यमुना उफान पर, स्कूल-कॉलेज बंद</w:t>
       </w:r>
     </w:p>
     <w:p>
@@ -497,16 +2291,16 @@
         <w:t xml:space="preserve">URL: </w:t>
       </w:r>
       <w:r>
-        <w:t xml:space="preserve"> https://hindi.theprint.in/india/support-radhakrishnan-for-the-post-of-vice-president-who-talks-about-maharashtras-identity-fadnavis/856729/?amp</w:t>
-      </w:r>
-    </w:p>
-    <w:p>
-      <w:pPr>
-        <w:pStyle w:val="Normal"/>
-      </w:pPr>
-      <w:r>
-        <w:rPr/>
-        <w:t>Content: मुंबई, 18 अगस्त (भाषा) महाराष्ट्र के मुख्यमंत्री देवेन्द्र फडणवीस ने राज्य के विभिन्न दलों के सांसदों, खासकर शिवसेना (उबाठा) और राकांपा (एसपी) के सांसदों से उपराष्ट्रपति पद के लिए राज्यपाल सी.पी. राधाकृष्णन की उम्मीदवारी का समर्थन करने का सोमवार को आह्वान किया। सत्तारूढ़ राष्ट्रीय जनतांत्रिक गठबंधन (राजग) ने रविवार को 67 वर्षीय राधाकृष्णन को उपराष्ट्रपति पद के लिए अपना उम्मीदवार घोषित किया। उनका ताल्लुक तमिलनाडु की एक प्रमुख ओबीसी जाति से है और वह आरएसएस की पृष्ठभूमि से आने वाले भाजपा के अनुभवी नेता हैं। फडणवीस ने पत्रकारों से बात करते हुए कहा कि हालांकि राधाकृष्णन तमिलनाडु से हैं, लेकिन वह मुंबई में पंजीकृत मतदाता हैं और पिछले साल महाराष्ट्र विधानसभा चुनाव में उन्होंने यहां वोट डाला था। उन्होंने कहा, ‘जब वह उपराष्ट्रपति पद के लिए नामांकन दाखिल करेंगे, तो उसमें यह उल्लेख करेंगे कि वह मुंबई में पंजीकृत मतदाता हैं। यह महाराष्ट्र के लिए गर्व की बात है।’ फडणवीस ने कहा कि विपक्षी शिवसेना (उबाठा) और राष्ट्रवादी कांग्रेस पार्टी (एसपी) जैसे राजनीतिक दल महाराष्ट्र की ‘अस्मिता’ का समर्थन करते हैं, इसलिए उन्हें राधाकृष्णन की उम्मीदवारी का समर्थन करना चाहिए। एक प्रश्न के उत्तर में मुख्यमंत्री ने कहा कि वह शिवसेना (उबाठा) प्रमुख उद्धव ठाकरे और राकांपा (एसपी) प्रमुख शरद पवार से राधाकृष्णन का समर्थन करने का अनुरोध करेंगे, क्योंकि वह राज्य के राज्यपाल हैं और मुंबई के मतदाता हैं। भारत के उपराष्ट्रपति पद के लिए निर्वाचन मंडल में संसद के दोनों सदनों के सभी सदस्य शामिल होते हैं। शिवसेना (उबाठा) के पास नौ लोकसभा सदस्य और दो राज्यसभा सदस्य हैं, जबकि राकांपा (एसपी) के पास 10 लोकसभा सदस्य और दो राज्यसभा सदस्य हैं। राजग को 781 सांसदों वाले निर्वाचक मंडल में कम से कम 422 सदस्यों का समर्थन प्राप्त है, इसलिए विपक्ष के खिलाफ किसी भी मुकाबले में राधाकृष्णन की जीत लगभग तय है। बहुमत का आंकड़ा 391 है। इससे पहले दिन में फडणवीस ने मुंबई स्थित राजभवन में राधाकृष्णन से शिष्टाचार भेंट की। राधाकृष्णन बाद में दिल्ली के लिए रवाना हो गए। राजभवन की ओर से जारी एक विज्ञप्ति में कहा गया कि यहां हवाई अड्डे पर फडणवीस ने राज्य के सांस्कृतिक मामलों के मंत्री आशीष शेलार के साथ राज्यपाल को मराठा राजा छत्रपति शिवाजी महाराज के अप्रकाशित पत्रों की एक पुस्तक भेंट की। भाषा नोमान मनीषा मनीषा यह खबर ‘भाषा’ न्यूज़ एजेंसी से ‘ऑटो-फीड’ द्वारा ली गई है. इसके कंटेंट के लिए दिप्रिंट जिम्मेदार नहीं है.</w:t>
+        <w:t xml:space="preserve"> https://dainikdehat.com/india/rain-wreaks-havoc-across-the-country-mumbai-is-jam-packed-yamuna-is-in-spate-in-delhi-schools-and-colleges-are-closed/</w:t>
+      </w:r>
+    </w:p>
+    <w:p>
+      <w:pPr>
+        <w:pStyle w:val="Normal"/>
+      </w:pPr>
+      <w:r>
+        <w:rPr/>
+        <w:t>Content: पूरे देश में जारी मूसलाधार बारिश से जन-जीवन बुरी तरह प्रभावित हुआ है। दिल्ली से लेकर मुंबई और कश्मीर, हिमाचल व उत्तराखंड तक भारी बारिश ने तबाही मचा दी है। मुंबई में लगातार बारिश के कारण सड़कों पर जलभराव और ट्रैफिक जाम की स्थिति बन गई है। दिल्ली में हथिनी कुंड बैराज से लाखों क्यूसेक पानी छोड़े जाने के कारण यमुना खतरे के निशान से ऊपर बह रही है, जिससे बाढ़ जैसी स्थिति उत्पन्न हो गई है। सभी राज्यों की सरकारें और रेस्क्यू टीमें अलर्ट मोड पर हैं। मुंबई में भीषण हालातमहाराष्ट्र के कई जिलों में पिछले 24 घंटों से लगातार बारिश हो रही है। मुंबई के माटुंगा रेलवे स्टेशन पर जलभराव हो गया है, जबकि वेस्टर्न एक्सप्रेस हाईवे पर 5-6 किलोमीटर लंबा जाम लगा है। बांद्रा कोर्ट से अंधेरी नटराज स्टूडियो तक सड़कों पर भारी जाम देखा गया। मौसम विभाग की चेतावनी के कारण लोग जल्दी बाहर निकले, जिससे ट्रैफिक जाम और बढ़ गया। मुख्यमंत्री देवेंद्र फडणवीस ने राज्य की स्थिति का जायजा लिया। महाराष्ट्र में 15-16 जिलों में बारिश को लेकर रेड और ऑरेंज अलर्ट जारी किया गया है। कोंकण क्षेत्र में सबसे ज्यादा बारिश हो रही है। नदियों के जलस्तर पर निगरानी रखी जा रही है। नांदेड़ के मुखेड़ में बादल फटने जैसी घटना भी दर्ज हुई। NDRF और SDRF की रेस्क्यू टीमों को तैनात किया गया है। राज्य के 1 लाख हेक्टेयर से अधिक फसलें प्रभावित हुई हैं और 200 से अधिक गांव बाढ़ की चपेट में हैं। भारी बारिश के कारण 19 अगस्त को स्कूल-कॉलेज बंद किए गए हैं। दिल्ली में यमुना का जलस्तर खतरे के निशान से ऊपरदिल्ली में यमुना का जलस्तर लगातार बढ़ रहा है। शाम 6 बजे तक यमुना का जलस्तर 205.55 मीटर दर्ज किया गया। दिल्ली की सीएम रेखा गुप्ता और मंत्री प्रवेश साहिब सिंह वर्मा यमुना घाटों का निरीक्षण करने पहुंचे। रेखा गुप्ता ने कहा कि स्थिति फिलहाल नियंत्रण में है और ITO बैराज के सभी गेट खोल दिए गए हैं। यमुना के किनारे रहने वाले लोगों को अलर्ट किया गया है और सुरक्षित स्थानों पर स्थानांतरित किया जा रहा है। जलस्तर बढ़ने के कारण बसंत कुंज तक पानी पहुंच गया है। तेलंगाना में भी बाढ़तेलंगाना के मेदक जिले में पापन्नापेट मंडल के ऐडुपायाला स्थित दुर्गा भवानी देवालयम पूरी तरह पानी में डूब गया। मंदिर के चारों ओर जलभराव के कारण देवी की मूर्ति पूजा के लिए सुरक्षित स्थान पर ले जाई गई। राज्य में भारी बारिश से सिंगूर परियोजना का जलाशय लबालब भर गया है। गंगा और यमुना उफान परउत्तराखंड के पहाड़ों में लगातार बारिश से गंगा और यमुना नदियों का जलस्तर बढ़ गया है। ऋषिकेश से गंगा उफान पर है और हरिद्वार में कई स्थानों पर जलभराव देखा गया। बिहार और उत्तर प्रदेश में नदियों के किनारे के गांव बाढ़ की चपेट में हैं। Save my name, email, and website in this browser for the next time I comment. संस्थापक संपादक : स्व.राजरूप सिंह वर्मा,संपादक : गोविंद वर्माग्राम्य अंचलों में राष्ट्रीय चेतना उत्पन्न करने तथा स्वराज प्राप्ति के संदेश को गांव गांव तक पहुंचाने के उद्देश्य से सन् 1936 में देहात समाचार पत्र की स्थापना हुई। इसमें देहात के प्रसार प्रचार और विस्तार में चौधरी शेरसिंह (संस्थापक राजा महेन्द्रप्रताप प्रेम विद्यालय नारसन), चौधरी बलवंत सिंह (पूर्व अध्यक्ष जिला बोर्ड एवं पूर्व विधायक), श्री आर.डी विद्यार्थी एडवोकेट, पूर्व उप मुख्यमंत्री चौधरी नारायण सिंह, पूर्व राज्यपाल श्री वीरेन्द्र वर्मा आदि विशिष्ट जनों का महत्वपूर्ण योगदान रहा।</w:t>
       </w:r>
     </w:p>
     <w:p>
@@ -515,16 +2309,16 @@
       </w:pPr>
       <w:r>
         <w:rPr/>
-        <w:t>Article 146</w:t>
-      </w:r>
-    </w:p>
-    <w:p>
-      <w:pPr>
-        <w:pStyle w:val="Normal"/>
-      </w:pPr>
-      <w:r>
-        <w:rPr/>
-        <w:t>Title: महाराष्ट्र में मानसून का कहर: मुखेड तालुका में बादल फटने जैसी घटना, 200 से ज्यादा गांवों में बाढ़</w:t>
+        <w:t>Article 193</w:t>
+      </w:r>
+    </w:p>
+    <w:p>
+      <w:pPr>
+        <w:pStyle w:val="Normal"/>
+      </w:pPr>
+      <w:r>
+        <w:rPr/>
+        <w:t>Title: तिसरी मुंबई म्हणजे आर्थिक विकासाचा नवा अध्याय असेल! मुख्यमंत्री देवेंद्र फडणवीस यांचे प्रतिपादन</w:t>
       </w:r>
     </w:p>
     <w:p>
@@ -536,16 +2330,16 @@
         <w:t xml:space="preserve">URL: </w:t>
       </w:r>
       <w:r>
-        <w:t xml:space="preserve"> https://hindi.dynamitenews.com/maharashtra/cloudburst-in-mukhed-taluka-in-maharashtra-flood-in-more-than-200-villages</w:t>
-      </w:r>
-    </w:p>
-    <w:p>
-      <w:pPr>
-        <w:pStyle w:val="Normal"/>
-      </w:pPr>
-      <w:r>
-        <w:rPr/>
-        <w:t>Content: मुख्यमंत्री देवेंद्र फडणवीस और इमरजेंसी मैनेजमेंट मिनिस्टर गिरीश महाजन ने हालात का जायजा लिया। नांदेड़ के मुखेड तालुका में बादल फटने जैसी घटना हुई, जिससे 200 से अधिक गांव बाढ़ की चपेट में आ गए। इसके साथ ही कई क्षेत्रों में फसलों को भारी नुकसान हुआ है। महाराष्ट्र में मानसून का कहर Maharashtra: महाराष्ट्र के विभिन्न हिस्सों में 18 अगस्त को भारी बारिश का सिलसिला जारी रहा। मुख्यमंत्री देवेंद्र फडणवीस ने मीडिया से बातचीत में कहा कि नांदेड़ के मुखेड तालुका में बादल फटने जैसी स्थिति उत्पन्न हुई, जिससे नदियों का जलस्तर बढ़ गया और कई गांव जलमग्न हो गए। नांदेड़ के अलावा, जलगांव जिले को सबसे अधिक नुकसान हुआ है। फडणवीस ने कहा कि एक लाख हेक्टर से अधिक फसलें प्रभावित हुई हैं, और 200 से ज्यादा गांव बाढ़ से प्रभावित हुए हैं। सीएम ने कहा कि मुंबई में भी बारिश का असर दिखा, जहां पिछले 6 घंटे में 170 मिमी बारिश दर्ज की गई। चेंबूर में 177 मिमी बारिश हुई, जिससे मुंबई में ट्रैफिक जाम और स्थानीय ट्रेन सेवा प्रभावित हुई। हालांकि, लोकल ट्रेनें बंद नहीं हुईं, लेकिन उनकी गति धीमी हो गई। बारिश के कारण बाढ़ और बचाव कार्य गिरीश महाजन ने बताया कि राज्य में भारी बारिश के कारण रेड अलर्ट घोषित किया गया है। नांदेड़, जलगांव और आसपास के क्षेत्र सबसे ज्यादा प्रभावित हुए हैं, और रेस्क्यू ऑपरेशन जारी है। राज्य सरकार ने विभिन्न एजेंसियों से मिलकर प्रभावित इलाकों से लोगों को सुरक्षित निकालने का काम तेज कर दिया है। फडणवीस ने कहा कि नांदेड़ में 206 मिमी वर्षा दर्ज की गई, जिसके बाद बाढ़ जैसी स्थिति उत्पन्न हुई। 150 से अधिक जानवर और 4 लोग बह गए हैं, जिनकी तलाश की जा रही है। सरकारी तैयारी और सहायता सीएम फडणवीस ने बताया कि आने वाले 2-3 दिनों में और अधिक बारिश होने का अनुमान है, जिसके मद्देनजर सरकार ने सभी आवश्यक राहत कार्यों की योजना बनाई है। उन्होंने कहा, "विभिन्न जिलों में बचाव कार्य जारी है, और हम सुनिश्चित कर रहे हैं कि सभी प्रभावित क्षेत्रों में लोग सुरक्षित रहें।" इसके अलावा सरकार ने जल स्तर पर कड़ी नजर रखी है, विशेष रूप से अंबा-जगबुडी नदी और वशिष्टी नदी पर, जिनका जलस्तर चेतावनी स्तर तक पहुंच चुका है। इसापूर और विष्णुपुरी बांध भी चेतावनी स्तर के पास पहुंच गए हैं, जबकि कोचंपाड बांध की स्थिति नियंत्रण में है। कृषि क्षेत्र में नुकसान अमरावती विभाग में लगभग 2 लाख हेक्टेयर कृषि भूमि को नुकसान होने का अनुमान है। फसलें बर्बाद हो गई हैं, और किसानों को भारी नुकसान उठाना पड़ा है। राहत और पुनर्वास कार्यों के लिए सरकार ने तत्परता से कदम उठाए हैं। मुंबई और अन्य जिलों की स्थिति मुंबई में भारी बारिश ने कई जगहों पर ट्रैफिक को धीमा कर दिया था। हालांकि, लोकल ट्रेन सेवा बाधित नहीं हुई, लेकिन इसकी गति धीमी हो गई। मंत्रालय ने कर्मचारियों से घर लौटने के लिए कहा और शाम 6 बजे के बाद हाई टाइड की चेतावनी दी गई। अगले दिनों की भविष्यवाणी मौसम विभाग के अनुसार, अगले कुछ दिनों में राज्य के विभिन्न हिस्सों में भारी बारिश होने की संभावना है। रेड अलर्ट जारी किया गया है और सरकार ने सभी आवश्यक सावधानियां बरतने के निर्देश दिए हैं। मुख्यमंत्री फडणवीस और गिरीश महाजन ने नागरिकों से सावधानी बरतने की अपील की है और कहा है कि राज्य सरकार हर संभव कदम उठाएगी ताकि प्रभावित क्षेत्रों में जल्द से जल्द राहत पहुंचाई जा सके।</w:t>
+        <w:t xml:space="preserve"> https://marathi.freepressjournal.in/mumbai/mumbai-connectivity-coastal-road-atal-setu-worli-shivdi-link</w:t>
+      </w:r>
+    </w:p>
+    <w:p>
+      <w:pPr>
+        <w:pStyle w:val="Normal"/>
+      </w:pPr>
+      <w:r>
+        <w:rPr/>
+        <w:t>Content: मुंबई : मुंबई महानगर क्षेत्राच्या विकासासाठी रायगड जिल्ह्यात तिसरी मुंबई विकसित करण्यात येत आहे. ही तिसरी मुंबई म्हणजे आर्थिक विकासाचा नवा अध्याय असेल, असे प्रतिपादन मुख्यमंत्री देवेंद्र फडणवीस यांनी केले. वरळी येथे गोल्डमन सॅक्स या आंतरराष्ट्रीय गुंतवणूक बँकेच्या नव्या, विस्तारित मुंबई कार्यालयाचे उद्घाटन सोमवारी मुख्यमंत्री फडणवीस यांच्या हस्ते झाले. त्यावेळी मुख्यमंत्री फडणवीस बोलत होते. मुख्यमंत्री फडणवीस म्हणाले की, गोल्डमन सॅक्ससारख्या जागतिक वित्तसंस्थेचे नवे कार्यालय महाराष्ट्रात उघडले जाणे ही राज्यासाठी अभिमानास्पद बाब आहे. यामुळे महाराष्ट्रातील कुशल मनुष्यबळ, भक्कम बाजारपेठा आणि गुंतवणूक-अनुकूल वातावरणाची पुष्टी होते. 🔸Inauguration of Goldman Sachs’ new office in Mumbai at the hands of CM Devendra Fadnavis.🔸मुख्यमंत्री देवेंद्र फडणवीस यांच्या हस्ते 'गोल्डमन सॅक्स'च्या मुंबई येथील नवीन कार्यालयाचे उदघाटन.🔸मुख्यमंत्री देवेंद्र फडणवीस इनके करकमलों से 'गोल्डमन सैक्स' के मुंबई में नए कार्यालय… pic.twitter.com/dZxiih0HXl इनोवेशन हब होणार! वैद्यकीय महाविद्यालय उभारली जाणार असून या ठिकाणी इनोवेशन हब होणार आहे. त्यामध्ये संशोधनासाठीच्या सर्व सुविधा असतील. तसेच क्वांटम कम्प्युटिंग क्षेत्रातील संशोधन व 'एआय' आधारीत व्यवस्था असेल. तिसऱ्या मुंबईची सध्याच्या मुंबईसोबत कनेक्टिव्हिटी उत्तम असेल. कोस्टल रोड, अटल सेतूसोबतच सध्या काम सुरू असलेला वरळी-शिवडी लिंक रोड असेल. मुंबईच्या विकासाला आणखी गती देण्याचे काम ही तिसरी मुंबई करेल, असेही मुख्यमंत्री म्हणाले. © freepressjournal-marathi 2025</w:t>
       </w:r>
     </w:p>
     <w:p>
@@ -554,16 +2348,16 @@
       </w:pPr>
       <w:r>
         <w:rPr/>
-        <w:t>Article 147</w:t>
-      </w:r>
-    </w:p>
-    <w:p>
-      <w:pPr>
-        <w:pStyle w:val="Normal"/>
-      </w:pPr>
-      <w:r>
-        <w:rPr/>
-        <w:t>Title: मुंबई में 6-8 घंटे में 177 मिलीमीटर बारिश हुई: फडणवीस</w:t>
+        <w:t>Article 194</w:t>
+      </w:r>
+    </w:p>
+    <w:p>
+      <w:pPr>
+        <w:pStyle w:val="Normal"/>
+      </w:pPr>
+      <w:r>
+        <w:rPr/>
+        <w:t>Title: Mumbai Chawl Redevelopment | चाळ झाली आधुनिक वस्ती</w:t>
       </w:r>
     </w:p>
     <w:p>
@@ -575,16 +2369,16 @@
         <w:t xml:space="preserve">URL: </w:t>
       </w:r>
       <w:r>
-        <w:t xml:space="preserve"> https://www.ibc24.in/maharashtra/mumbai-received-177-mm-rainfall-in-6-8-hours-fadnavis-3213025.html</w:t>
-      </w:r>
-    </w:p>
-    <w:p>
-      <w:pPr>
-        <w:pStyle w:val="Normal"/>
-      </w:pPr>
-      <w:r>
-        <w:rPr/>
-        <w:t>Content: सवाल आपका है Home / Maharashtra / Mumbai received 177 mm rainfall in 6-8 hours: Fadnavis मुंबई, 18 अगस्त (भाषा) महाराष्ट्र के मुख्यमंत्री देवेंद्र फडणवीस ने कहा कि मुंबई में सोमवार को छह से आठ घंटे की अवधि में 177 मिलीमीटर बारिश हुई। उन्होंने नागरिकों से सभी एहतियात बरतने को कहा क्योंकि दिन में और अधिक बारिश होने और समुद्र में ऊंची लहरें उठने की आशंका है। मुख्यमंत्री फडणवीस ने बारिश और बाढ़ की स्थिति की समीक्षा के बाद यहां पत्रकारों से बात करते हुए कहा कि मुंबई महानगर में 14 स्थानों पर जलभराव देखा गया है। उन्होंने कहा कि उपनगरीय ट्रेन सेवाएं थोड़ी विलंबित हैं, लेकिन सुचारु रूप से चल रही हैं, जबकि इतनी भारी बारिश के बावजूद मेट्रो रेल सेवाएं प्रभावित नहीं हुई हैं और सामान्य रूप से चालू हैं। उन्होंने कहा, ‘‘दफ्तरों को निर्देश दिया गया है कि वे कर्मचारियों को शाम चार बजे के बाद घर जाने की अनुमति दें। शाम 6:30 बजे के बाद 3 से 4 मीटर तक के ज्वार (हाई टाइड) की आशंका है। मंगलवार को स्कूल बंद करने का निर्णय उचित समय पर लिया जाएगा। नागरिकों से अनुरोध है कि वे बिना आवश्यक कारण के घर से बाहर न निकलें।’’ मुख्यमंत्री ने कहा कि राज्यभर में लगभग 4 लाख हेक्टेयर में फसलें प्रभावित हुई हैं और जिलाधिकारियों को राहत और बचाव कार्यों से संबंधित निर्णय लेने के लिए अधिकृत किया गया है। फडणवीस ने कहा कि कर्नाटक राज्य से अलमट्टी बांध से पानी छोड़े जाने को लेकर बातचीत जारी है। इस बीच, मुंबई उपनगरीय जिले के प्रभारी मंत्री आशीष शेलार ने कहा कि उन्होंने बृहन्मुंबई महानगरपालिका (बीएमसी) की आपदा प्रबंधन इकाई के माध्यम से मुंबई महानगर की स्थिति की समीक्षा की है और वर्षा, जलभराव, विद्यालयों की स्थिति तथा सार्वजनिक परिवहन की स्थिति का जायजा लिया है। उन्होंने कहा, ‘‘लोकल ट्रेन सेवाएं कुछ व्यवधानों के साथ चालू रहीं, जबकि बेस्ट को दादर और मुंबई सेंट्रल जैसे प्रमुख (रेलवे) टर्मिनल पर यात्रियों के फंसे रहने पर अतिरिक्त बस सेवाएं संचालित करने का निर्देश दिया गया है।’’ मंत्री एवं भारतीय जनता पार्टी (भाजपा) के वरिष्ठ नेता ने कहा कि सभी शीर्ष नागरिक और पुलिस अधिकारी मौके पर मौजूद हैं। शेलार ने बताया कि शहर में लगभग 30 से 40 स्थानों पर पेड़ और उनकी शाखाएं गिर गई हैं और ऐसी बाधाओं को दूर करने और यातायात को तेजी से बहाल करने के निर्देश जारी किए गए हैं। उन्होंने कहा कि भारी बारिश के कारण दक्षिण मुंबई के नेपियन सी रोड पर एक पेड़ पर सुरक्षा दीवार गिरने से एक व्यक्ति घायल हो गया। शेलार ने कहा, ‘बीएमसी आयुक्त और मुंबई पुलिस आयुक्त ने लोगों से अपील की है कि वे जरूरत पड़ने पर ही अपने घरों से बाहर निकलें। दोपहर के सत्र में विद्यालयों और महाविद्यालयों में छुट्टियां घोषित कर दी गई हैं।’’ उन्होंने कहा कि शहर भर में पंपिंग स्टेशन बेहतर ढंग से काम कर रहे हैं और अधिकारी इस बात की समीक्षा कर रहे हैं कि पंपों की मदद से कितना पानी कम हो रहा है। भाषा अमित प्रशांत प्रशांत मुंबई, 18 अगस्त (भाषा) महाराष्ट्र के मुख्यमंत्री देवेंद्र फडणवीस ने कहा कि मुंबई में सोमवार को छह से आठ घंटे की अवधि में 177 मिलीमीटर बारिश हुई। उन्होंने नागरिकों से सभी एहतियात बरतने को कहा क्योंकि दिन में और अधिक बारिश होने और समुद्र में ऊंची लहरें उठने की आशंका है। मुख्यमंत्री फडणवीस ने बारिश और बाढ़ की स्थिति की समीक्षा के बाद यहां पत्रकारों से बात करते हुए कहा कि मुंबई महानगर में 14 स्थानों पर जलभराव देखा गया है। उन्होंने कहा कि उपनगरीय ट्रेन सेवाएं थोड़ी विलंबित हैं, लेकिन सुचारु रूप से चल रही हैं, जबकि इतनी भारी बारिश के बावजूद मेट्रो रेल सेवाएं प्रभावित नहीं हुई हैं और सामान्य रूप से चालू हैं। उन्होंने कहा, ‘‘दफ्तरों को निर्देश दिया गया है कि वे कर्मचारियों को शाम चार बजे के बाद घर जाने की अनुमति दें। शाम 6:30 बजे के बाद 3 से 4 मीटर तक के ज्वार (हाई टाइड) की आशंका है। मंगलवार को स्कूल बंद करने का निर्णय उचित समय पर लिया जाएगा। नागरिकों से अनुरोध है कि वे बिना आवश्यक कारण के घर से बाहर न निकलें।’’ मुख्यमंत्री ने कहा कि राज्यभर में लगभग 4 लाख हेक्टेयर में फसलें प्रभावित हुई हैं और जिलाधिकारियों को राहत और बचाव कार्यों से संबंधित निर्णय लेने के लिए अधिकृत किया गया है। फडणवीस ने कहा कि कर्नाटक राज्य से अलमट्टी बांध से पानी छोड़े जाने को लेकर बातचीत जारी है। इस बीच, मुंबई उपनगरीय जिले के प्रभारी मंत्री आशीष शेलार ने कहा कि उन्होंने बृहन्मुंबई महानगरपालिका (बीएमसी) की आपदा प्रबंधन इकाई के माध्यम से मुंबई महानगर की स्थिति की समीक्षा की है और वर्षा, जलभराव, विद्यालयों की स्थिति तथा सार्वजनिक परिवहन की स्थिति का जायजा लिया है। उन्होंने कहा, ‘‘लोकल ट्रेन सेवाएं कुछ व्यवधानों के साथ चालू रहीं, जबकि बेस्ट को दादर और मुंबई सेंट्रल जैसे प्रमुख (रेलवे) टर्मिनल पर यात्रियों के फंसे रहने पर अतिरिक्त बस सेवाएं संचालित करने का निर्देश दिया गया है।’’ मंत्री एवं भारतीय जनता पार्टी (भाजपा) के वरिष्ठ नेता ने कहा कि सभी शीर्ष नागरिक और पुलिस अधिकारी मौके पर मौजूद हैं। शेलार ने बताया कि शहर में लगभग 30 से 40 स्थानों पर पेड़ और उनकी शाखाएं गिर गई हैं और ऐसी बाधाओं को दूर करने और यातायात को तेजी से बहाल करने के निर्देश जारी किए गए हैं। उन्होंने कहा कि भारी बारिश के कारण दक्षिण मुंबई के नेपियन सी रोड पर एक पेड़ पर सुरक्षा दीवार गिरने से एक व्यक्ति घायल हो गया। शेलार ने कहा, ‘बीएमसी आयुक्त और मुंबई पुलिस आयुक्त ने लोगों से अपील की है कि वे जरूरत पड़ने पर ही अपने घरों से बाहर निकलें। दोपहर के सत्र में विद्यालयों और महाविद्यालयों में छुट्टियां घोषित कर दी गई हैं।’’ उन्होंने कहा कि शहर भर में पंपिंग स्टेशन बेहतर ढंग से काम कर रहे हैं और अधिकारी इस बात की समीक्षा कर रहे हैं कि पंपों की मदद से कितना पानी कम हो रहा है। भाषा अमित प्रशांत प्रशांत</w:t>
+        <w:t xml:space="preserve"> https://pudhari.news/sampadakiy/mumbai-chawl-redevelopment-displaced-workers-problem-sp96</w:t>
+      </w:r>
+    </w:p>
+    <w:p>
+      <w:pPr>
+        <w:pStyle w:val="Normal"/>
+      </w:pPr>
+      <w:r>
+        <w:rPr/>
+        <w:t>Content: मृणालिनी नानिवडेकर विस्थापित होणारे कामगार ही मुंबईतील मोठी समस्या. महानगराच्या समृद्धीत भर घालणार्‍या या वर्गाला न्याय देतानाच अतिरिक्त जागेचा वापर करून व्यावसायिक घरे बांधत महसूल उभा करणे हा उपक्रम स्तुत्य आहे. त्यास गैरव्यवहाराचे बोट न लागो, ही अपेक्षा! मुंबईतून कामगार देशोधडीला लागले, मराठी माणसांना खोल्या विकून विरारच्या पलीकडे जावे लागले, ही गेल्या दोन दशकांतली भळभळती वेदना. त्याचे राजकारण पेटवले गेले आणि बर्‍याच प्रमाणात यशस्वी झाले. विकासाची यात्रा विस्तारत गेली; पण त्यातला हक्काचा वाटा श्रमिकांना मिळालाच नाही. भोंग्यावर चालणारी मुंबई, गिरण्या, खानावळी सर्व साहित्यात तेवढे जिवंत राहिले. काळ बदलल्यावर संस्कृती बदलतेच; पण ती ज्याच्या घामावर, रक्तावर उभी असते त्याला विसरून चालत नसते. वरळीच्या बीडीडी चाळीचा युगानुकूल मेकओव्हर करून तेथे कामगारांना, मूळ निवासींना मिळालेली घरे हा या कायमच्या रडगाण्याला मिळालेला धक्कादायक विराम आहे. मुंबईत बदल घडताहेत आणि ते मूळ स्टेक होल्डर्सला लाभदायक ठरताहेत, हे पहिल्यांदाच दिसून आले. 200 चौरस फूट जागेत जीवन कंठणारे मुंबापुरीतले श्रमिक 500 चौरस फुटांच्या जागेत स्थलांतरित झाले, हे वास्तव आहे. एवढे चांगले काही घडते हा अनुभवच पूर्णत: नवा आहे. मुंबईत समाजवादी, साम्यवादी आणि शिवसेनेमुळे हिंदुत्ववादी चळवळ उभी झाली ती मुळात कामगारांचे प्रश्न हाती घेऊनच. मुंबईच्या मुख्य भूमीवर एकेकाळी गिरण्या दिमाखाने उभ्या होत्या, लाखो कष्टकर्‍यांना पोटाला लावत होत्या. यांत्रिकीकरणाच्या रेट्यात या गिरण्या मागे पडल्या, गिरणगाव ओस पडले आणि मुंबई मराठी माणसाची राहिली नाही. कारभार ठप्प पडल्यानंतर गिरण्या अवसायनात गेल्या, लिक्विडेट झाल्या; मग जमिनी विकल्या गेल्या. गिरण्यांच्या जमिनींवरचा निदान एक तृतीयांश भाग कामगारांसाठी, त्यांच्या घरांसाठी राखीव असावा, यासाठी कायदे झाले. न्यायालयाने त्यांचा आदर करत निवाडे दिले; पण हे निर्णय कागदावर राहिले. गिरण्यांच्या जागी उभे झाले मॉल, पंचतारांकित दिमाखदार मनोरंजन केंद्रे, यात कामगार हरवला, मुंबईकर कुठे नेऊन ठेवला, याच्या कहाण्या रंगल्या, राजकारणात हा मुद्दा कमालीचा महत्त्वपूर्ण होऊन बसला. हृदय विदीर्ण करणार्‍या चाकरमान्यांच्या मुंबई कहाणीला कुठे दिलाशाची किनारच लाभत नव्हती. विकासापासून दूर पडलेल्या या कामगाराला दिलासा देणारे काहीही घडत नव्हते, हे चित्र बदलू शकेल याचे संकेत बीडीडी चाळीच्या उद्घाटनानंतर मिळालेत. मोठमोठे प्रकल्प सुरू होतात; पण ते प्रत्यक्षात कधी येतील याचे वेळापत्रक कायम फसवे असते. ते जनतेला दिलासा देत नाही; कारण प्रकल्प पूर्ण झालेच तर पिढ्या संपलेल्या असतात. आता असे होणार नाही, हे बीडीडीच्या पुनर्विकासानंतर स्पष्ट झाले आहे. गेल्या काही वर्षांत समृद्धी महामार्ग असेल किंवा कोस्टल रोड; प्रकल्प निर्धारित वेळेत पूर्ण करण्याचा शासनाचा निर्धार स्पष्ट दिसतो. पुनर्वसन हे नवा प्रकल्प उभा राहण्याइतकेच महत्त्वाचे असते. मुंबई हे श्रीमानांच्या नव्हे, तर कामगारांच्या मालकीचे महानगर. चिंचोळ्या बेटावर उत्पादन वाढवण्यात हातभार लावणारे कामगार कुठे राहावेत याचे गोर्‍या साहेबाने कोष्टक ठरवले. कामगार मग ते गिरणीतले असोत, गोदीवरचे असोत किंवा प्रशासनातले कारकून, त्यांच्या निवासासाठी गोर्‍या साहेबाने बॉम्बे डेव्हलपमेंट डायरेक्टरेटच्या संस्था कामात घरे बांधली आणि ती राहायलाही दिली, त्याच या बीडीडी चाळी. कालौघात त्या जीर्ण झाल्या आणि मुंबईतील सर्वात मोठी समस्या असलेल्या घरांच्या कमतरतेत भर घालू लागल्या. या चाळींचा विकास करायचा आणि उपलब्ध जागा नव्याने विकसित करून विकायची, जुन्या रहिवाशांना जागा देऊन उरलेली जागा विकून त्याचा फायदा करून घ्यायचा ही योजना कार्यान्वित झाली आणि प्रत्यक्षात आली. काही हजार घरे मूळ रहिवाशांना देण्यात येणार आहेत. नवे काही मिळताना ते नव्या रूपात आणि मोठ्या स्वरूपात मिळणार असेल, तर शासन कल्याणकारी असल्याची द्वाही मिरवता येते. कोल्हापूरवासीयांची खंडपीठाची मागणी असो किंवा बीडीडीवासीयांची नव्या घरांची आस; जनतेच्या इच्छाआकांक्षांचा जेथे आदर होतो तेथे परिवर्तन घडते, असे जनतेला वाटते. मुंबईत मास हाऊसिंगचा प्रश्न अक्राळविक्राळ झाला आहे. पंतप्रधान नरेंद्र मोदी यांनी नागरिकांना हक्काचे घर मिळावे, यासाठी आवास योजना राबवली; पण ती मुंबईत कशी प्रत्यक्षात येईल हे योजनाकारांसमोरचे शिवधनुष्य पेलणे म्हणता येईल एवढे मोठे आव्हान होते. कामगार कालांतराने उंच चिमण्यांसमोर खुजे ठरतात. मुंबापुरीने हे अनुभवले. भारतात सरकारे प्रकल्प सुरू करतात; पण ते पूर्ण होत नाहीत. जनता आस लावून बसते. बीडीडीच्या चाळी एकूण 207. त्यात पंधरा हजारांवर कुटुंबे राहत असत. सुमारे 600 नवी घरे बांधून झाली आहेत. कुठल्याही खासगी विकसकाला न देता हा प्रकल्प म्हाडातर्फे पूर्णत्वाला नेला जातोय. म्हाडाला काम मिळेल आणि या पुनर्विकासातून जी जागा उपलब्ध होणार आहे ती विकून निधीही मिळणार आहे. यात जनतेचा आणि सरकारी उपक्रमाचाही लाभ. या चाळी मुंबईच्या संस्कृतीचे केंद्र होत्या. ‘चाळ नावाची वाचाळ वस्ती’ असली सांस्कृतिक समीकरणे उलगडणारी नाटके, मालिका यावरून बोध घेत तयार झाल्या. आता मिळालेली घरे विकून दूर जाऊ नका, असे मुख्यमंत्री देवेंद्र फडणवीस, उपमुख्यमंत्री अजित पवार यांनी कळवळून सांगितले. मुलींनाही वाटा द्या, असे ज्येष्ठ उपमुख्यमंत्री एकनाथ शिंदे यांनी आवर्जून सांगितले. हे सगळे बदल सामाजिक आहेत. पश्चिम महाराष्ट्रातून, कोकणातून गाठोडे बांधून आलेली मंडळी इथे वाढली. दोनाचे चार आणि चाराचे आठ येथे झाल्याने ताण वाढला. या परिस्थितीत आम्ही घर विकले हे समजून घेणे आवश्यक आहे. यापाठोपाठच धारावीची पुनर्विकास प्रक्रिया सुरू होणार आहे. तेथे म्हाडा नव्हे, तर विकसक वेगळा आहे. गरिबांना घरे देणे गरजेचे. ते करताना व्यवहार उत्तम असतील, गैर काही घडणार नाही हे बघणे सरकारची जबाबदारी आहे. येत्या दोन वर्षांत ग्रामीण आणि शहरी भागात काही लाख घरे बांधायचे उद्दिष्ट सरकारने डोळ्यांसमोर ठेवले आहे. चांगले काही घडते आहे, ते योग्य पद्धतीने होवो, हीच अपेक्षा! 'Pudhari' is excited to announce the relaunch of its Android and iOS apps. Stay updated with the latest news at your fingertips. Android and iOS Download now and stay updated, anytime, anywhere. Pudhari Publications Private Limited</w:t>
       </w:r>
     </w:p>
     <w:p>
@@ -593,16 +2387,16 @@
       </w:pPr>
       <w:r>
         <w:rPr/>
-        <w:t>Article 148</w:t>
-      </w:r>
-    </w:p>
-    <w:p>
-      <w:pPr>
-        <w:pStyle w:val="Normal"/>
-      </w:pPr>
-      <w:r>
-        <w:rPr/>
-        <w:t>Title: Amravati Politics: अमरावती के दरियापुर में कांग्रेस को बड़ा झटका, सलीम घनीवाला भाजपा में शामिल</w:t>
+        <w:t>Article 195</w:t>
+      </w:r>
+    </w:p>
+    <w:p>
+      <w:pPr>
+        <w:pStyle w:val="Normal"/>
+      </w:pPr>
+      <w:r>
+        <w:rPr/>
+        <w:t>Title: Heavy Rains Batter Mumbai: Red Alert Issued, Schools and Colleges Closed on August 19 in Thane and Palghar</w:t>
       </w:r>
     </w:p>
     <w:p>
@@ -614,16 +2408,16 @@
         <w:t xml:space="preserve">URL: </w:t>
       </w:r>
       <w:r>
-        <w:t xml:space="preserve"> https://navbharatlive.com/maharashtra/amravati/major-blow-to-congress-in-dariyapur-of-amravati-salim-ghaniwala-joins-bjp-1321794.html/amp</w:t>
-      </w:r>
-    </w:p>
-    <w:p>
-      <w:pPr>
-        <w:pStyle w:val="Normal"/>
-      </w:pPr>
-      <w:r>
-        <w:rPr/>
-        <w:t>Content: दरियापुर में कांग्रेस को बड़ा झटका (सौजन्यः सोशल मीडिया) Amravati News: दर्यापुर स्थित घनीवाला औद्योगिक समूह के निदेशक और कई वर्षों से कांग्रेस के प्रति समर्पित परिवार, सलीमसेठ घनीवाला, भाजपा में शामिल हो गए हैं। उनके भाजपा में शामिल होने को कांग्रेस के लिए एक बड़ा झटका माना जा रहा है। राजस्व मंत्री चंद्रशेखर बावनकुले, सांसद डॉ. अनिल बोंडे और विधायक राजेश वानखड़े की उपस्थिति में उन्होंने भव्य तरीके से पार्टी की सदस्यता ग्रहण की। पंडित दीनदयाल उपाध्याय, श्यामा प्रसाद मुखर्जी द्वारा दिए गए ‘पथ अंत्योदय प्रण अंत्योदय’ और प्रधानमंत्री नरेंद्र मोदी के ‘सबका साथ सबका विकास’ के साथ, सलीम सेठ घनीवाला मुख्यमंत्री देवेंद्र फडणवीस के विकासशील महाराष्ट्र के सपने को साकार करने के लिए भारतीय जनता पार्टी में शामिल हुए। पार्टी प्रवेश समारोह वरिष्ठ भाजपा नेता बालासाहेब वानखड़े, महासचिव गोपाल चंदन, श्रीराम नेहर, मनीष कोरपे, गोकुल भडंगे की पहल पर आयोजित किया गया। सलीम दरियापुर नगर परिषद की पूर्व उपाध्यक्ष जुबेदाबाई घनीवाला के पुत्र हैं और उनके पिता, वरिष्ठ सामाजिक कार्यकर्ता जिकरभाई घनीवाला, कई वर्षों तक कांग्रेस पार्टी के प्रति निष्ठावान रहे। हालांकि, सलीम घनीवाला प्रधानमंत्री नरेंद्र मोदी, मुख्यमंत्री देवेंद्र फडणवीस, पालकमंत्री चंद्रशेखर बावनकुले, सांसद डॉ. अनिल बोंडे के विचारों से प्रेरित होकर भारतीय जनता पार्टी में शामिल हुए। कंप्यूटर इंजीनियर घनीवाला आने वाले समय में उद्योग, शिक्षा, अल्पसंख्यकों के विकास, मुस्लिम समुदाय की लड़कियों को शिक्षा की मुख्यधारा में लाने के लिए विशेष प्रयास आदि मुद्दों पर ध्यान केंद्रित करते हुए काम करेंगे। घनीवाला के आने से दर्यापुर में कांग्रेस को बड़ा झटका लगा है। उनके नेतृत्व में आने वाले समय में भाजपा द्वारा इस क्षेत्र में अल्पसंख्यकों का एक बड़ा संगठन तैयार किया जाएगा। इसके साथ ही उन्हें भाजपा की ओर से कोई बड़ी जिम्मेदारी मिलने की भी संभावना है। तो उधर बुनियादी ढांचे के लिए लाखों रुपए की विकास निधि स्वीकृत की जाती है। इस निधि का उपयोग पेयजल, सड़क, सीवर, स्कूल, स्वास्थ्य केंद्र, प्रकाश व्यवस्था जैसी महत्वपूर्ण परियोजनाओं के लिए करने का प्रावधान है; लेकिन हकीकत में यह निधि स्थानीय राजनीति के कारण गांवों के विकास के बजाय फाइलों, बैठकों और राजनीतिक दांव-पेंचों में अटकी रहती है। कई ग्राम पंचायतों में अधूरे प्रोजेक्ट्स की एक लंबी फेहरिस्त देखने को मिल रही है। कई गांवों में स्वीकृत कार्य वर्षों से अधूरे पड़े हैं। कहीं जल आपूर्ति टैंकों का निर्माण और जलमार्ग बिछाने का काम अधूरा पड़ा है, तो कहीं सड़कों का डामरीकरण आधा-अधूरा पड़ा है। कुछ जगहों पर सीवरेज निर्माण की गुणवत्ता इतनी खराब है कि मानसून में घरों में पानी घुसने की तस्वीर सामने आती है। ये भी पढ़े: सर्वसमावेशक व संतुलित विकास को प्राथमिकता, जिला नियोजन समिति की बैठक दत्तात्रय भरणे का प्रतिपादन अगर गांव स्तर पर सही योजना और पारदर्शिता के साथ धन का उपयोग किया जाए, तो गांवों की सूरत बदलने में देर नहीं लगेगी। लेकिन स्थानीय राजनीति और ठेकेदारों के स्वार्थ इस प्रक्रिया में बाधा बन रहे हैं। सरपंच, ग्राम पंचायत सदस्यों, प्रशासन और ठेकेदारों के बीच मतभेद और राजनीतिक गुटबाजी धन के उपयोग में बाधा डालती है। कभी-कभी काम शुरू तो हो जाता है, लेकिन चुनाव नज़दीक आते ही ठेकेदार काम रोक देते हैं या प्रशासन भुगतान रोक देता है। इसका सीधा असर ग्रामीणों पर पड़ता है। धन स्वीकृत होने के बावजूद, कई गांवों में सड़कें कई सालों से अधूरी हैं, जलापूर्ति योजनाएं लागू नहीं हुई हैं। तो पैसा कहां जाता है, यही सवाल आम जनता पूछ रही है। Follow Us On © Copyright Navbharatlive 2025 All rights reserved.</w:t>
+        <w:t xml:space="preserve"> https://www.thehansindia.com/news/national/heavy-rains-batter-mumbai-red-alert-issued-schools-and-colleges-closed-on-august-19-in-thane-and-palghar-998357</w:t>
+      </w:r>
+    </w:p>
+    <w:p>
+      <w:pPr>
+        <w:pStyle w:val="Normal"/>
+      </w:pPr>
+      <w:r>
+        <w:rPr/>
+        <w:t>Content: Live Telangana Weatherman’s X Account Warns of 4-Day Flooding Rainfall The IMD has issued a red alert for Mumbai, soothsaying red alerts across several areas. Also, Maharashtra Chief Minister Devendra Fadnavis on Monday( August 18 2025) issued a statement regarding the extreme rainfall conditions that are affecting the state, with a particular focus on Mumbai due to the violent rain. Mumbai recorded 177 millimetres of rainfall within just 6 – 8 hours, egging the Chief Minister to prompt residers to take redundant preventives as further heavy showers are anticipated. Mumbai red alert was declared, Thane, and Raigad and the IMD red alert Mumbai in these areas." IndiGo Airline on Wednesday (August 19 2025) issued a travel alert to passengers who fly out of Mumbai because of heavy rain and flooding within the city. A number of routes leading connecting to airports are suffering waterlogging, resulting Palghar schools closed and operational difficulties. delays in arrivals and departures are anticipated, and passengers are advised to verify their flight status using their IndiGo app or the website. Mumbai weather update: The BMC has directed all businesses and private services across the Mumbai Metropolitan Region to instruct their workers to work from home and chorus from any unnecessary trip, as per their job conditions. Due to the heavy rain, with the exception of essential services in areas within the Brihanmumbai Municipal Corporation area, Municipal Corporation, acting as the District Disaster Management Authority, declared today anon-working day for all other government and semi-government services, as observed in Brihan-mumbai Municipal Corporation A number of areas of Mumbai were hit with more than 200 millimetres of rainfall within the last 24 hours and Vikhroli located in Mumbai's eastern suburbs noting the largest downpour of 255.5 mm, according to officials of the India Meteorological Department (IMD) announced on Tuesday. For the 24 hours that ended in 8.30 morning on Tuesday morning, it was reported that the Santacruz observatories (representative of the western suburbs) registered 238.2 mm of rainfall. © 2025 Hyderabad Media House Limited/The Hans India. All rights reserved. Powered by hocalwire.com</w:t>
       </w:r>
     </w:p>
     <w:p>
@@ -632,16 +2426,16 @@
       </w:pPr>
       <w:r>
         <w:rPr/>
-        <w:t>Article 149</w:t>
-      </w:r>
-    </w:p>
-    <w:p>
-      <w:pPr>
-        <w:pStyle w:val="Normal"/>
-      </w:pPr>
-      <w:r>
-        <w:rPr/>
-        <w:t>Title: नागपूरच्या राजे रघुजी भोसलेंची तलवार लंडनमधून मुंबईत, इतिहासाशी नवीन पिढीला जोडण्याचं कामं, मुख्यमंत्र्यांकडून कौतुक</w:t>
+        <w:t>Article 196</w:t>
+      </w:r>
+    </w:p>
+    <w:p>
+      <w:pPr>
+        <w:pStyle w:val="Normal"/>
+      </w:pPr>
+      <w:r>
+        <w:rPr/>
+        <w:t>Title: Surya Roshni to invest Rs 25 cr for biz expansion</w:t>
       </w:r>
     </w:p>
     <w:p>
@@ -653,16 +2447,16 @@
         <w:t xml:space="preserve">URL: </w:t>
       </w:r>
       <w:r>
-        <w:t xml:space="preserve"> https://mpbreakingnews.in/marathi/maharashtra/nagpurs-raja-raghuji-bhosales-sword-arrives-in-mumbai-from-london-02-692697</w:t>
-      </w:r>
-    </w:p>
-    <w:p>
-      <w:pPr>
-        <w:pStyle w:val="Normal"/>
-      </w:pPr>
-      <w:r>
-        <w:rPr/>
-        <w:t>Content: मुंबई– इतिहासाशी नवीन पिढीला जोडण्याची भूमिका श्रीमंत राजे रघुजी भोसले यांच्या ऐतिहासिक तलवारीने पार पाडली आहे. या तलवारीमुळे आपण इतिहासाशी जोडले गेलो आहे. नागपूरसह इतर ठिकाणी ही तलवार पोहोचेल आणि त्यामुळे आपल्या हिंदवी स्वराज्याचा विस्तार कसा झाला, हे नवीन पिढीपर्यंत पोहोचेल, असे प्रतिपादन मुख्यमंत्री देवेंद्र फडणवीस यांनी आज केले. मुख्यमंत्री देवेंद्र फडणीस यांच्या प्रमुख उपस्थितीत श्रीमंत सेना साहिब सुभा श्री राजे रघुजी भोसले यांच्या ऐतिहासिक तलवार प्रदर्शन आणि लोकार्पण सोहळा मुंबईत पु.ल.देशपांडे महाराष्ट्र कला अकादमी प्रभादेवी येथे पार पडला. यावेळी सांस्कृतिक कार्य मंत्री ॲड.आशिष शेलार, मुधोजी राजे भोसले आणि इतिहासप्रेमी मोठ्या संख्येनं उपस्थित होते. नागपूरच्या भोसल्यांचा इतिहास हा पराक्रमाचा इतिहास असून, तो जास्तीत जास्त लोकांपर्यंत पोहोचवण्याची गरज असल्याचे यावेळी मुख्यमंत्र्यांनी सांगितले. मुख्यमंत्री म्हणाले की, युनेस्कोचे १२ किल्ले, छत्रपती शिवाजी महाराजांचे वाघनखे, अशा विविध वारशांद्वारे आपण आपल्या इतिहासाशी पुन्हा जोडले जातो आहोत. हा दैदिप्यमान इतिहास पुढील पिढ्यांपर्यंत पोहोचवण्याचे हे प्रयत्न खरोखर कौतुकास्पद आहे. मराठा साम्राज्याच्या खुणा, वस्तू आणि वारसा परत मिळवण्याचा प्रयत्न सुरू राहील. पंतप्रधान नरेंद्र मोदी यांच्या नेतृत्वाखाली हजारो ऐतिहासिक वस्तू परत मिळवण्यात आल्या आहेत. त्याच धर्तीवर आपणही आपला वारसा परत आणू, असा विश्वास त्यांनी व्यक्त केला. इंग्रजांच्या काळात लुटून नेलेल्या आपल्याच शौर्याच्या, पराक्रमाच्या, मराठा साम्राज्याच्या वैभवाची साक्ष देणारी प्रथम रघुजी राजे भोसले यांची तलवार अखेर महाराष्ट्रात परत आली आहे. ही केवळ एक वस्तू नाही, तर आपल्या पिढ्यांना प्रेरणा देणारे स्वराज्याचे प्रतीक आहे, अशी प्रतिक्रिया सांस्कृतिक कार्यमंत्री आशिष शेलार यांनी दिली आहे. छत्रपती शिवाजी महाराजांच्या आदर्शावर उभे राहून रघुजी राजे भोसले यांनी मराठा साम्राज्य बंगालपासून ओडिसा, तेलंगणापर्यंत विस्तारले, याची आठवण करून देताना शेलार म्हणाले, ही तलवार परत मिळवणे म्हणजे केवळ शौर्याचे पुनरागमन नाही, तर सांस्कृतिक पुनर्जन्म आहे. यावेळी श्रीमंत रघुजी राजे भोसले यांचे वंशज मुधोजी राजे भोसले यांनीही आपले मनोगत व्यक्त केले. मुख्यमंत्र्यांच्या हस्ते “मराठ्यांचा दरारा” या पुस्तकांचे प्रकाशन करण्यात आले. MP Breaking Marathi News is a dedicated Marathi digital news platform by INTUITIVE NEWS &amp; MEDIA PRIVATE LIMITED. Launched as a subdomain of the leading Hindi news portal MP Breaking News, our goal is to deliver fast, accurate, and trustworthy news in Marathi.From politics to entertainment, sports to lifestyle—we bring updates from every segment, tailored for our Marathi-speaking audience. With a strong commitment to authenticity and speed, we aim to become your most reliable source of regional, national, and global news in Marathi. Contact us: mpbreakingnews (at) gmail.com Bhopal News Indore News Jabalpur News Gwalior News Play Store Apple Store © 2025 Intuitive News &amp; Media Pvt. Ltd. | Powered By Parshva Web Home | Contact Us | Policies | Terms and Conditions</w:t>
+        <w:t xml:space="preserve"> https://www.theweek.in/wire-updates/business/2025/08/18/dcm62-biz-briefs-3.html</w:t>
+      </w:r>
+    </w:p>
+    <w:p>
+      <w:pPr>
+        <w:pStyle w:val="Normal"/>
+      </w:pPr>
+      <w:r>
+        <w:rPr/>
+        <w:t>Content: Mumbai, Aug 18 (PTI) Surya Roshni on Monday announced an expansion into the wires and cables segment with a Rs 25 crore investment. The company, which is into lighting, fans, home appliances, steel, and PVC pipes, has introduced wires in two variants and seven colours, a statement said. Goldman Sachs moves into bigger facility in Mumbai Global financial services major Goldman Sachs on Monday announced that it has moved into a new office in central Mumbai, which is 50 per cent bigger than the earlier one. The US-headquartered firm, which has been serving clients since the 1980s and has invested over USD 8.5 billion in capital in India since 2006, said Maharashtra's Chief Minister Devendra Fadnavis inaugurated the new facility. Franklin Templeton MF's corporate debt fund crosses Rs 1,000 cr AUM Franklin Templeton Mutual Fund on Monday said its corporate debt fund has achieved the milestone of crossing Rs 1,000 crore of assets under management. The fund, which focuses on high-rated corporate bonds, has delivered a compounded annualised return of 8.56 per cent since inception in 1997, the company said in a statement. Boundless Ventures to raise Rs 200 cr fund Boundless Ventures on Monday announced that it is raising a Rs 200 crore early-stage fund to invest in artificial intelligence-focused startups. The fund has been launched by Natasha Malpani, who was earlier with Kae Capital, according to a statement. BHIM App users may get chance to feature in Kaun Banega Crorepati The National Payments Corporation of India (NPCI) on Monday said users of its BHIM App stand a chance to feature on the Amitabh Bachchan-hosted Kaun Banega Crorepati TV programme. The body has entered into a tie-up with Sony Entertainment Television under which the TV network is hosting an exclusive 'golden week' for the BHIM users, a statement said. Kotak Mahindra International gets license for investment, portfolio management in UAE Kotak Mahindra International, an arm of the private sector lender, on Monday said it has become the first Indian entity to get a license for investment and portfolio management in the UAE. It has received the license from Securities and Commodities Authority (SCA) - the capital markets regulator of the United Arab Emirates, according to a statement. Icra launches 'Second Party Opinion' for ESG debt framework Domestic rating agency Icra on Monday said it has launched Second Party Opinion (SPO) to provide an independent assessment of an issuer's ESG debt framework. It aims to enhance transparency, mitigate greenwashing risks, and build investor confidence through the service, a statement said. *PPFAS Mutual Fund appoints Tejas Soman as chief investment officer for debt segment* PPFAS Mutual Fund on Monday appointed Tejas Soman as its chief investment officer for the debt segment. Soman joins from SBI Funds Management, where he managed a range of fixed income portfolios, as per a statement. (This story has not been edited by THE WEEK and is auto-generated from PTI) Kerala weather update: Flood alert in Wayanad as shutters of Banasura Sagar dam raised again; orange alert in 3 districts on Aug 19 amid heavy rains This is Europe's secret weapon to influence Donald Trump to side with Zelenskyy against Russia 17 years of Virat Kohli: Here are 5 of his unique achievements in international cricket 'Coolie' vs 'War 2': Rajinikanth starrer joins ₹200 crore club on Day 5. How much did Hrithik Roshan-Jr NTR movie rake in? 100-year plan to reach a black hole? Italian scientist discusses tiny spacecraft that could achieve this feat | INTERVIEW Copyright © 2024 All rights reserved</w:t>
       </w:r>
     </w:p>
     <w:p>
@@ -671,16 +2465,16 @@
       </w:pPr>
       <w:r>
         <w:rPr/>
-        <w:t>Article 150</w:t>
-      </w:r>
-    </w:p>
-    <w:p>
-      <w:pPr>
-        <w:pStyle w:val="Normal"/>
-      </w:pPr>
-      <w:r>
-        <w:rPr/>
-        <w:t>Title: समाचार संध्या</w:t>
+        <w:t>Article 197</w:t>
+      </w:r>
+    </w:p>
+    <w:p>
+      <w:pPr>
+        <w:pStyle w:val="Normal"/>
+      </w:pPr>
+      <w:r>
+        <w:rPr/>
+        <w:t>Title: 'Third Mumbai' to boost metropolitan region development: Fadnavis</w:t>
       </w:r>
     </w:p>
     <w:p>
@@ -692,16 +2486,16 @@
         <w:t xml:space="preserve">URL: </w:t>
       </w:r>
       <w:r>
-        <w:t xml:space="preserve"> https://www.newsonair.gov.in/bulletins-detail/%E0%A4%B8%E0%A4%AE%E0%A4%BE%E0%A4%9A%E0%A4%BE%E0%A4%B0-%E0%A4%B8%E0%A4%82%E0%A4%A7%E0%A5%8D%E0%A4%AF%E0%A4%BE-508/</w:t>
-      </w:r>
-    </w:p>
-    <w:p>
-      <w:pPr>
-        <w:pStyle w:val="Normal"/>
-      </w:pPr>
-      <w:r>
-        <w:rPr/>
-        <w:t>Content: Download Mobile App Site Admin | August 18, 2025 10:12 PM मुख्य समाचार :- ******** प्रधानमंत्री नरेन्‍द्र मोदी और रूस के राष्ट्रपति व्लादिमीर पुतिन के साथ आज फ़ोन पर बातचीत हुई। सोशल मीडिया पर एक पोस्ट में श्री मोदी ने अमरीका के राष्ट्रपति डोनाल्ड ट्रंप के साथ अलास्का में हाल की मुलाकात के बारे में जानकारी साझा करने के लिए राष्ट्रपति पुतिन को धन्यवाद दिया। श्री मोदी ने कहा कि भारत यूक्रेन संघर्ष के शांतिपूर्ण समाधान का लगातार आह्वान करता रहा है। प्रधानमंत्री ने कहा कि भारत इस दिशा में किए जाने वाले सभी प्रयासों का समर्थन करता आया है। श्री मोदी ने कहा कि उन्‍हें आशा है कि आने वाले दिनों में भी राष्ट्रपति पुतिन के साथ उनकी बातचीत होती रहेगी। ******** अमरीका के राष्ट्रपति डोनाल्ड ट्रम्प ने कहा है कि यूक्रेन के राष्‍ट्रपति वोलोदिमीर जेलेंस्‍की अगर चाहे तो रूस के साथ युद्ध समाप्त कर सकते हैं। आज रात ज़ेलेंस्की के साथ मुलाक़ात से पहले उनका यह बयान आया है। श्री ट्रम्प ने 2014 में ओबामा प्रशासन के दौरान क्रीमिया पर रूस के कब्ज़े का भी हवाला दिया और यूक्रेन को उत्तरी अटलांटिक संधि संगठन-नाटो में शामिल करने की संभावना से इनकार किया। ******** विदेश मंत्री डॉ. एस. जयशंकर और चीन के विदेश मंत्री वांग यी के बीच आज नई दिल्‍ली में वार्ता हुई। इस दौरान अपने प्रारंभिक भाषण में डॉ. जयशंकर ने कहा कि भारत और चीन द्विपक्षीय संबंधों में कठिन दौर देखने के बाद अब आगे बढ़ना चाहते हैं। उन्होंने कहा कि दोनों देशों को तीन परस्पर मूल्यों – पारस्परिक सम्मान, पारस्परिक संवेदनशीलता और पारस्परिक हित – के सिद्धांतो को अपनाना चाहिए। उन्होंने कहा कि मतभेद को विवाद या प्रतिस्पर्धा में नहीं बदलना चाहिए। चीन के विदेश मंत्री कल विशेष प्रतिनिधि और राष्ट्रीय सुरक्षा सलाहकार अजीत डोभाल के साथ सीमा मुद्दों पर भी चर्चा करेंगे। ******** नेपाल, भारत की “पड़ोसी पहले” नीति के तहत एक प्राथमिकता वाला साझेदार है। भारत के विदेश सचिव विक्रम मिस्री ने नेपाल के विदेश सचिव अमृत बहादुर राय के निमंत्रण पर नेपाल की आधिकारिक यात्रा की। कल सुबह काठमांडू पहुँचे श्री मिस्री ने अपनी यात्रा के दौरान कई उच्च-स्तरीय बैठकें कीं। ******** वाणिज्य और उद्योग मंत्री पीयूष गोयल ने कहा है कि भारत ने संयुक्त अरब अमीरात, मॉरीशस, स्विट्जरलैंड, नॉर्वे, लिकटेंस्टीन, आइसलैंड और ब्रिटेन के साथ संतुलित, निष्पक्ष और समतामूलक मुक्त व्यापार समझौते किए हैं। उन्‍होंने कहा कि अन्य देशों के साथ भी इस प्रकार के समझौते करने की दिशा में तेज़ी से प्रगति हो रही है। ******** लोकसभा और राज्यसभा की कार्यवाही आज मतदाता सूची के विशेष गहन पुनरीक्षण के मुद्दे पर बाधित रही। लोकसभा की कार्यवाही दो बार स्‍थगित हुई, जबकि राज्यसभा की कार्यवाही एक बार स्थगित होने के बाद पूरे दिन के लिए स्थगित कर दी गई। लोकसभा में आज जब दूसरे स्थगन के बाद दोपहर 2 बजे कार्यवाही दोबारा हुई, तो अध्यक्ष ओम बिरला ने अंतरिक्ष यात्री और भारतीय वायु सेना के ग्रुप कैप्टन शुभांशु शुक्ला को अंतर्राष्ट्रीय अंतरिक्ष स्टेशन पर उनके ऐतिहासिक मिशन के लिए पूरे सदन की ओर से बधाई दी। ग्रुप कैप्टन श्री शुभांशु शुक्ला की उपलब्धि हमारे युवाओं के लिए बड़ी प्रेरणा है। आज भारत का अंतरिक्ष कार्यक्रम वैज्ञानिक विशेषता और विशिष्‍टता और विशिषणता से पूरे विश्व में अपने विशेष पहचान बना चुका है। श्री बिरला ने कहा कि कैप्टन शुक्ला ने एक्सिओम मिशन-4 के अंतर्गत अंतर्राष्ट्रीय अंतरिक्ष स्टेशन की यात्रा करने वाले पहले भारतीय बनकर इतिहास रच दिया। शोरगुल के बीच, विज्ञान और प्रौद्योगिकी मंत्री डॉ. जितेंद्र सिंह ने चर्चा की शुरुआत की और अंतरिक्ष यात्री शुभांशु शुक्ला की उपलब्धियों की सराहना की। उन्होंने कहा कि ग्रुप कैप्टन शुभांशु शुक्ला की उपलब्धि पर पूरा देश गर्व महसूस कर रहा है। हमारे चार एस्‍ट्रोनॉट थे जिनकी हेड एक 65 वर्षीय महिला थी प्रेगी विडसन। उसके अतिरिक्‍त एक पोलैंड के थे स्‍लोज और एक हंगरी के थे टिबर गाबू। लेकिन सबसे महत्वपूर्ण भूमिका और सबसे महत्वपूर्ण काम शुभांशु शुक्ला पर दिया गया था यह हमारी क्षमताओं की विश्वसनीयता थी। पीठासीन अधिकारी ने इस दौरान विरोध कर रहे सदस्यों से अपनी सीटों पर वापस जाने और इस विशेष चर्चा में भाग लेने की अपील की। जैसे ही विपक्षी सांसदों ने अपना विरोध जारी रखा, पीठासीन अधिकारी ने सदन की कार्यवाही दिन भर के लिए स्थगित कर दी। उधर, राज्यसभा में, जब सदन पहले स्थगन के बाद दोपहर 2 बजे मिला, तो राज्यसभा में विपक्ष के नेता मल्लिकार्जुन खड़गे ने विशेष गहन पुनरीक्षण का मुद्दा उठाया। इस पर प्रतिक्रिया देते हुए, सदन के नेता जेपी नड्डा ने कहा कि इस मानसून सत्र के पहले दिन से, सरकार ने दोहराया है कि वह नियमों के अंतर्गत किसी भी मुद्दे पर चर्चा के लिए तैयार है, लेकिन विपक्ष सहयोग नहीं कर रहा है और अपना गैरजिम्मेदाराना व्यवहार दिखा रहा है। विपक्षी सांसदों ने सदन से बहिर्गमन किया। बाद में, सदन ने विधायी कार्य शुरू किया और चर्चा के बाद भारतीय बंदरगाह विधेयक 2025 पारित किया। काम-काज पूरा करने के बाद, सभापति ने सदन को दिन भर के लिए स्थगित कर दिया। ******** अंतर्राष्ट्रीय अंतरिक्ष स्टेशन के एक्सिओम-4 अंतरिक्ष मिशन के पायलट ग्रुप कैप्टन शुभांशु शुक्ला ने आज नई दिल्ली में प्रधानमंत्री नरेन्‍द्र मोदी से उनके आवास पर मुलाकात की। श्री शुक्ला अंतर्राष्ट्रीय अंतरिक्ष स्टेशन की अपनी ऐतिहासिक यात्रा के बाद कल ही भारत लौटे हैं। एक सोशल मीडिया पोस्‍ट में श्री मोदी ने बताया कि उन्‍होंने अंतरिक्ष यात्री श्री शुक्‍ला के साथ अंतरिक्ष में उनके अनुभव सहित विभिन्‍न विषयों पर विस्‍तार से चर्चा की। श्री शुक्ला ने प्रधानमंत्री मोदी को एक्सिओम-4 मिशन पैच भेंट किया और उन्हें अंतर्राष्ट्रीय अंतरिक्ष स्टेशन से ली गई पृथ्वी की तस्वीरें भी दिखाईं। ******** संसद में आज भारतीय बंदरगाह विधेयक 2025 पारित कर दिया। राज्‍यसभा ने आज इसे मंजूरी दी। इस विधेयक का उद्देश्य प्रमुख बंदरगाहों सहित अन्‍य बंदरगाहों के प्रभावी प्रबंधन के लिए राज्य समुद्री बोर्डों की स्थापना कर उन्‍हें सशक्त बनाना है। पत्तन, पोत परिवहन और जलमार्ग मंत्री सर्बानंद सोनोवाल ने एक उत्तर में बताया कि यह विधेयक एक सुधारात्मक पहल है। उन्‍होंने कहा कि यह विधेयक सभी तटीय राज्यों और अन्य हितधारकों के साथ व्यापक विचार-विमर्श के बाद लाया गया है। ******** संसदीय कार्य मंत्री किरेन रिजिजू ने संसद की कार्यवाही बाधित करने के लिए विपक्ष की आलोचना की है। श्री रिजिजू ने आज संसद के बाहर संवाददाताओं से बातचीत में कहा कि कांग्रेस पार्टी को संवैधानिक संस्था का सम्मान करना चाहिए। इलेक्शन कमीशन ने कुछ काम जब करते हैं तो अगर उसको कोई विरोध करता है या कोई आपत्ति है तो इलेक्शन कमीशन को ही लिखना चाहिए और इलेक्शन कमीशन को अपील करना चाहिए अब इलेक्शन कमीशन ने जब कांग्रेस पार्टी से कुछ कागज सफाई मांगा है तो यह कांग्रेस पार्टी का दायित्व बनता है कि एक संवैधानिक संस्था को सम्मान करते हुए उसको जवाब दे। ******** प्रधानमंत्री नरेंद्र मोदी ने आज दिल्ली में अगली पीढ़ी के सुधारों की रूपरेखा पर चर्चा के लिए एक बैठक की अध्यक्षता की। सोशल मीडिया पोस्ट में उन्‍होंने कहा कि सरकार सभी क्षेत्रों में त्वरित सुधारों के लिए प्रतिबद्ध है। श्री मोदी ने कहा कि इससे जीवन के साथ ही व्यापार सुगमता और समृद्धि को बढ़ावा मिलेगा। बैठक में केंद्रीय मंत्री अमित शाह, राजनाथ सिंह और नितिन गडकरी भी शामिल थे। ******** राष्‍ट्रीय जनतांत्रिक गठबंधन- एनडीए के उपराष्ट्रपति पद के उम्मीदवार सीपी राधाकृष्णन बुधवार को नामांकन दाखिल करेंगे। श्री राधाकृष्णन ने आज शाम नई दिल्ली में एनडीए के संसदीय दल के नेताओं के साथ एक शिष्‍टाचार बैठक की। बैठक के बाद नई दिल्ली में मीडिया को जानकारी देते हुए संसदीय कार्य मंत्री किरेन रिजिजू ने कहा कि सभी एनडीए नेता नामांकन दाखिल करने के समय उपस्थित रहेंगे।श्री रिजिजू ने कहा कि एनडीए संसदीय दल की बैठक कल होगी। ******** सरकार ने सोशल मीडिया पर प्रसारित वीडियो में किए गए उन दावों का खंडन किया है जिसमें दावा किया गया था कि एयर चीफ मार्शल ए पी सिंह ऑपरेशन सिंदूर के दौरान लापता भारतीय पायलट शिवांगी सिंह के घर गए थे। प्रेस सूचना ब्यूरो की तथ्य जाँच इकाई ने इस दावे को झूठा बताते हुए कहा है कि ये वीडियो पाकिस्तान समर्थक प्रचारकों द्वारा शेयर किए जा रहे हैं। ******** महाराष्ट्र के मुख्यमंत्री देवेंद्र फडणवीस ने कहा है कि मुंबई में आज 177 मिलीमीटर वर्षा दर्ज की गई। इससे 14 स्थानों पर जलभराव हो गया। राज्‍य में बारिश और बाढ़ की स्थिति की समीक्षा करने के बाद पत्रकारों से बातचीत में श्री फडणवीस ने नागरिकों को सतर्क रहने को कहा। राज्य भर में चार लाख हेक्टेयर से अधिक की फसलें प्रभावित हुई हैं। इस बीच, मौसम विभाग ने मुंबई महानगर क्षेत्र के साथ-साथ रायगढ़ और पालघर के लिए बारिश का रेड अलर्ट जारी किया है। एक रिपोर्ट.. “मुंबई में लगातार तीन दिनों से हो रही भारी बारिश के कारण कई इलाकों में जलभराव की खबरें हैं और यातायात बाधित हुआ है। स्कूल और कॉलेजों की कक्षाएं रद्द की गईं। बीएमसी ने सभी पंपिंग स्टेशन सक्रिय रखे हैं। मुंबई के पालक मंत्री आशीष शेलार ने बारिश की स्थिति की समीक्षा की और बेस्ट को अतिरिक्त बसें चलाने का निर्देश दिया। ठाणे, रायगढ़, रत्नागिरी और पालघर में भी भारी बारिश से निचले क्षेत्रों में पानी भर गया है। भारतीय मौसम विभाग ने कल मुंबई, ठाणे, रायगढ़ और पालघर के लिए रेड अलर्ट तथा रत्नागिरी और सिंधुदुर्ग के लिए ऑरेंज अलर्ट जारी किया है। स्‍वीटी जैन आकाशवाणी समाचार मुम्‍बई।” ******** मौसम विभाग ने कल तटीय कर्नाटक, कोंकण, गोवा, गुजरात और उत्तरी आंतरिक कर्नाटक में तेज बारिश का रेड अलर्ट जारी किया है। विभाग ने छत्तीसगढ़, केरल, माहे, दक्षिणी आंतरिक कर्नाटक, तेलंगाना और विदर्भ में भी कल मूसलाधार बारिश का अनुमान व्‍यक्‍त किया है। ******** कजाखस्तान में एशियाई निशानेबाजी-राइफल/पिस्टल/शॉटगन चैंपियनशिप में भारत के कपिल ने जूनियर वर्ग में दस मीटर एयर पिस्‍टल स्‍पर्धा में स्‍वर्ण पदक हासिल किया। इसी स्‍पर्धा में भारत के जोनाथन एंथनी ने कांस्य पदक जीता। उधर सीनियर वर्ग में भारतीय पुरुष टीम ने 10 मीटर एयर पिस्टल स्पर्धा में रजत पदक हासिल किया। चीन की टीम ने स्वर्ण पदक जीता। ******** मुख्य समाचार एक बार फिर :- ******** 12 hours ago 12 hours ago 12 hours ago 10 hours ago 13 hours ago Privacy Policy | Copyright © 2025 News On Air. All rights reserved Last Updated: 22nd Aug 2025 | Visitors: 1480625</w:t>
+        <w:t xml:space="preserve"> https://www.newsdrum.in/business/third-mumbai-to-boost-metropolitan-region-development-fadnavis-9674858</w:t>
+      </w:r>
+    </w:p>
+    <w:p>
+      <w:pPr>
+        <w:pStyle w:val="Normal"/>
+      </w:pPr>
+      <w:r>
+        <w:rPr/>
+        <w:t>Content: Follow Us Mumbai, Aug 19 (PTI) Maharashtra Chief Minister Devendra Fadnavis has said his government is developing 'Third Mumbai' in neighbouring Raigad district to boost development in the Mumbai Metropolitan Region (MMR). This would mark a new chapter in the state's economic growth, Fadnavis said on Monday at the inauguration of the expanded office of global investment banking giant Goldman Sachs in Worli area here. The CM also held discussions with investors during the event. "The opening of Goldman Sachs' new facility is a matter of pride for the state. It reaffirms Maharashtra's skilled workforce, robust markets, and investor-friendly environment. This also underlines the state's leadership in the financial sector," he noted. "The state government is committed to development and is working with the private sector to build 'Third Mumbai'. The new city will host centres of international universities and will play a crucial role in the economic growth of both Mumbai and Maharashtra. The project will include medical colleges, innovation hubs, and research facilities," the CM said. Research in areas like quantum computing and AI-based systems will be a key feature, he added. Fadnavis assured that connectivity between Mumbai and 'Third Mumbai' would be seamless, supported by infrastructure projects like the Coastal Road, Atal Setu and the ongoing Worli-Sewri Link Road. Appealing to private investors to take an initiative in the development of the new city, the CM said, "Good development happens through public-private partnerships. All necessary clearances for incoming investors will be fast-tracked at the government level. Maharashtra is an investor-friendly state. We are continuously improving our ease-of-doing-business rankings." The state is ensuring no obstacles come in the way of investors, and if any issues arise, they are resolved promptly, he said. Kevin Sneader, president of Goldman Sachs, said opportunities in the Indian market are of great significance to the firm. Goldman Sachs India CEO Sanjay Chatterjee said the new office marks a milestone in the company's journey in India, adding the design of the new space focuses on collaboration, innovation, and employee well-being. A statement from the CM's Office said Goldman Sachs began its services in India in the 1980s and established full ownership presence in Mumbai in 2006. It currently offers investment banking, equity sales and trading, fixed income securities, asset management, and research services, the statement said. PTI MR BNM GK Subscribe to our Newsletter! Share this article If you liked this article share it with your friends.they will thank you later</w:t>
       </w:r>
     </w:p>
     <w:p>
@@ -710,16 +2504,16 @@
       </w:pPr>
       <w:r>
         <w:rPr/>
-        <w:t>Article 151</w:t>
-      </w:r>
-    </w:p>
-    <w:p>
-      <w:pPr>
-        <w:pStyle w:val="Normal"/>
-      </w:pPr>
-      <w:r>
-        <w:rPr/>
-        <w:t>Title: नवीन पिढीला इतिहासाशी जोडण्याचे कार्य सुरू – मुख्यमंत्री देवेंद्र फडणवीस</w:t>
+        <w:t>Article 198</w:t>
+      </w:r>
+    </w:p>
+    <w:p>
+      <w:pPr>
+        <w:pStyle w:val="Normal"/>
+      </w:pPr>
+      <w:r>
+        <w:rPr/>
+        <w:t>Title: Mumbai got 177mm rain in 6-8 hour period, says CM; all agencies asked to remain alert</w:t>
       </w:r>
     </w:p>
     <w:p>
@@ -731,16 +2525,16 @@
         <w:t xml:space="preserve">URL: </w:t>
       </w:r>
       <w:r>
-        <w:t xml:space="preserve"> https://mahasamvad.in/176229/</w:t>
-      </w:r>
-    </w:p>
-    <w:p>
-      <w:pPr>
-        <w:pStyle w:val="Normal"/>
-      </w:pPr>
-      <w:r>
-        <w:rPr/>
-        <w:t>Content: श्रीमंत राजे रघुजी भोसले यांच्या ऐतिहासिक तलवार प्रदर्शनाचे उद्घाटन व लोकार्पण सोहळा मुंबई, दि. १८: इतिहासाशी नवीन पिढीला जोडण्याची भूमिका श्रीमंत राजे रघुजी भोसले यांच्या ऐतिहासिक तलवारीने पार पाडली आहे. या तलवारीमुळे आपण इतिहासाशी जोडले गेलो आहे. नागपूरसह इतर ठिकाणी ही तलवार पोहोचेल आणि त्यामुळे आपल्या हिंदवी स्वराज्याचा विस्तार कसा झाला, हे नवीन पिढीपर्यंत पोहोचेल, असे प्रतिपादन मुख्यमंत्री देवेंद्र फडणवीस यांनी केले. मुख्यमंत्री देवेंद्र फडणीस यांच्या प्रमुख उपस्थितीत श्रीमंत सेना साहिब सुभा श्री राजे रघुजी भोसले यांच्या ऐतिहासिक तलवारीचे प्रदर्शन आणि लोकार्पण सोहळा पु.ल.देशपांडे महाराष्ट्र कला अकादमी प्रभादेवी येथे पार पडला. यावेळी सांस्कृतिक कार्य मंत्री ॲड.आशिष शेलार, मुधोजी राजे भोसले, आमदार श्रीकांत भारतीय, आमदार संजय उपाध्याय, आमदार राणा जगजितसिंह पाटील, आमदार संजय कुटे, सचिव डॉ.किरण कुलकर्णी, संचालक मीनल जोगळेकर, संचालक डॉ.तेजस गर्गे, नागरिक यांची मोठ्या संख्येने उपस्थिती होती. नागपूरच्या भोसल्यांचा इतिहास हा पराक्रमाचा इतिहास असून, तो जास्तीत जास्त लोकांपर्यंत पोहोचवण्याची गरज असल्याचे यावेळी मुख्यमंत्र्यांनी सांगितले. मुख्यमंत्री फडणवीस म्हणाले की, युनेस्को मानांकन १२ किल्ले, छत्रपती शिवाजी महाराजांची वाघनखे, अशा विविध वारशांद्वारे आपण आपल्या इतिहासाशी पुन्हा जोडले जात आहोत. हा देदिप्यमान इतिहास पुढील पिढ्यांपर्यंत पोहोचवण्याचे हे प्रयत्न खरोखर कौतुकास्पद आहेत. मराठा साम्राज्याच्या समृद्ध खुणा, वस्तू आणि वारसा परत मिळवण्याचा प्रयत्न सुरू राहील. प्रधानमंत्री नरेंद्र मोदी यांच्या नेतृत्वाखाली आपला समृद्ध वारसा असणाऱ्या हजारो ऐतिहासिक वस्तू परत मिळवण्यात आल्या आहेत. ही प्रक्रिया यापुढेही अशीच सुरु राहील, असा विश्वास त्यांनी व्यक्त केला. श्रीमंत रघुजी राजे भोसले यांची तलवार येणाऱ्या पिढ्यांना प्रेरणा देणारे स्वराज्याचे प्रतीक – मंत्री ॲड.आशिष शेलार ब्रिटिश काळात लुटून नेलेल्या आपल्याच शौर्याच्या, पराक्रमाच्या, मराठा साम्राज्याच्या वैभवाची साक्ष देणारी प्रथम रघुजी राजे भोसले यांची तलवार अखेर महाराष्ट्रात परत आली आहे. ही केवळ एक वस्तू नाही, तर आपल्या पिढ्यांना प्रेरणा देणारे स्वराज्याचे प्रतीक आहे, असे प्रतिपादन सांस्कृतिक कार्यमंत्री ॲड. आशिष शेलार यांनी केले. मंत्री ॲड. शेलार म्हणाले की, छत्रपती शिवाजी महाराजांच्या आदर्शावर उभे राहून रघुजी राजे भोसले यांनी मराठा साम्राज्य बंगाल, ओडिसा, तेलंगणापर्यंत विस्तारले. “ही तलवार परत मिळवणे म्हणजे सांस्कृतिक पुनर्जन्म आहे. उद्याच्या पिढ्यांना ही प्रेरणा देणारी घटना ठरणार आहे.” “छत्रपतींच्या गड-किल्ल्यांना जागतिक वारसा दर्जा मिळवून देणे असो, किंवा रघुजी राजे भोसले यांची तलवार परत आणणे असो, हीच खरी ‘विरासत से विकास तक’ची संकल्पना आहे. महाराष्ट्राची सांस्कृतिक परंपरा, शौर्य आणि गणेशोत्सवासारखे उत्सव जागतिक पातळीवर पोहोचवणे हा आमचा संकल्प आहे.” यावेळी श्रीमंत रघुजी राजे भोसले यांचे वंशज मुधोजी राजे भोसले यांनीही मनोगत व्यक्त केले. मुख्यमंत्र्यांच्या हस्ते ‘मराठ्यांचा दरारा’ या पुस्तकांचे प्रकाशन करण्यात आले. ००० संजय ओरके/विसंअ</w:t>
+        <w:t xml:space="preserve"> https://www.newsdrum.in/national/mumbai-got-177mm-rain-in-6-8-hour-period-says-cm-all-agencies-asked-to-remain-alert-9673094</w:t>
+      </w:r>
+    </w:p>
+    <w:p>
+      <w:pPr>
+        <w:pStyle w:val="Normal"/>
+      </w:pPr>
+      <w:r>
+        <w:rPr/>
+        <w:t>Content: Follow Us Mumbai, Aug 18 (PTI) Maharashtra Chief Minister Devendra Fadnavis said Mumbai received 177 millimetres of rain in just six to eight hours on Monday and asked citizens to take precautions since more showers are expected along with high tides. As per a statement issued by the chief minister's office, seven people have died in rain-related incidents across the state in the last two days. Fadnavis held a comprehensive review meeting at the State Disaster Management Cell in Mantralaya and instructed all departments and authorities to remain on high alert in view of the red alert issued by the India Meteorological Department, forecasting extremely heavy rainfall in several parts of the state between August 17 and 21. During the meeting, divisional commissioners presented updates on rainfall and damages in their respective regions, the statement said. Several rivers in the Konkan region have crossed danger marks, and Jalgaon has reported significant damage. Talks are on with Karnataka regarding the discharge of Allmatti dam water from that state, it was stated. In Mukhed taluka of Nanded district, the situation has been brought under control, while around 800 villages have been affected in the Chhatrapati Sambhajinagar division. Talking to reporters earlier, Fadnavis said, "Offices have been told to allow workers to leave for home at 4 pm. After 6.30 pm, 3m to 4m tides are expected. Citizens must not venture out without reason," he said. He said crops spread across 4 lakh hectares have been affected statewide, and district collectors have been authorised to take decisions regarding relief and rescue operations. During the meeting, Fadnavis directed the administration to exercise caution, citing that the next 10 to 12 hours are crucial for Mumbai. He also empowered local authorities and municipal corporations to declare school holidays based on tomorrow's weather forecast. The police have been instructed to remain alert at tourist spots, activate disaster response systems in landslide-prone areas, and ensure adequate provision of food, clean water, and bedding in relief shelters. Meanwhile, Mumbai suburban district guardian minister Ashish Shelar said he had reviewed the situation in the metropolis through the disaster management cell of the BMC and had taken stock of the rainfall, flooding, school conditions and public transport. "Local train services were functional with some disruptions, while BEST has been instructed to operate additional bus services if passengers are stranded at major (railway) terminals such as Dadar and Mumbai Central," he said. All top civic and police officials are on the ground, the minister and senior BJP leader said. Trees and branches have fallen in 30 to 40 locations in the city, and instructions have been issued to remove such hurdles and restore vehicular traffic speedily, Shelar informed. He said one person was injured at Napean Sea Road in south Mumbai after a protection wall fell on a tree due to heavy rains. Pumping stations are functioning optimally across the city, and authorities are reviewing how much water is receding with the help of the pumps, he said. PTI MR ND BNM ARU Subscribe to our Newsletter! Share this article If you liked this article share it with your friends.they will thank you later</w:t>
       </w:r>
     </w:p>
     <w:p>
@@ -749,16 +2543,16 @@
       </w:pPr>
       <w:r>
         <w:rPr/>
-        <w:t>Article 152</w:t>
-      </w:r>
-    </w:p>
-    <w:p>
-      <w:pPr>
-        <w:pStyle w:val="Normal"/>
-      </w:pPr>
-      <w:r>
-        <w:rPr/>
-        <w:t>Title: मुंबईत सर्व शासकीय-निमशासकीय कार्यालयांना सुट्टी जाहीर, फॉर्सबेरी जलाशयाजवळ चार तासात 109 मिमी पावसाची नोंद - MUMBAI RAIN UPDATES</w:t>
+        <w:t>Article 199</w:t>
+      </w:r>
+    </w:p>
+    <w:p>
+      <w:pPr>
+        <w:pStyle w:val="Normal"/>
+      </w:pPr>
+      <w:r>
+        <w:rPr/>
+        <w:t>Title: How much rain did Mumbai receive on Monday? Check area-wise list</w:t>
       </w:r>
     </w:p>
     <w:p>
@@ -770,16 +2564,16 @@
         <w:t xml:space="preserve">URL: </w:t>
       </w:r>
       <w:r>
-        <w:t xml:space="preserve"> https://www.etvbharat.com/mr/!state/mumbai-rain-news-all-government-semi-government-offices-in-mumbai-remain-closed-today-mumbai-local-tracks-under-water-amid-imd-red-alert-for-extremely-heavy-rainfall-maharashtra-news-mhs25081901225</w:t>
-      </w:r>
-    </w:p>
-    <w:p>
-      <w:pPr>
-        <w:pStyle w:val="Normal"/>
-      </w:pPr>
-      <w:r>
-        <w:rPr/>
-        <w:t>Content: महाराष्ट्र maharashtra ETV Bharat / state By ETV Bharat Marathi Team Published : August 19, 2025 at 10:02 AM IST Updated : August 19, 2025 at 11:51 AM IST मुंबई- सलग दुसऱ्या दिवशी भारतीय हवामान विभागानं मुंबई महानगराला रेड अलर्ट दिला आहे. त्यामुळे बृहन्मुंबई महानगरपालिकेकडून मुंबईतील सर्व शासकीय आणि निमशासकीय कार्यालयांना सुट्टी जाहीर करण्यात आली आहे. यापूर्वीच मुख्यमंत्री देवेंद्र फडणवीस यांनी अतिवृष्टीचा इशारा असल्यानं सुट्टी देण्याचे अधिकार स्थानिक स्वराज्य संस्थांना दिल्याचं स्पष्ट केलं होतं. मुंबईतील सर्व शासकीय, निमशासकीय कार्यालये यांना आज (19 ऑगस्ट 2025) खासगी कार्यालये आणि आस्थापनांनी आपल्या कर्मचाऱ्यांना घरी राहून कामकाज (वर्क फ्रॉम होम) करण्याच्या सूचना द्याव्यात, असे निर्देश ब हन्मुंबई महानगरपालिकेकडून देण्यात आले आहेत. भारतीय हवामान विभागानं आज (19 ऑगस्ट 2025) बृहन्मुंबई महानगरपालिका क्षेत्रात (मुंबई शहर आणि उपनगरे) अतिमुसळधार पावसाचा इशारा (रेड अलर्ट) दिला आहे. त्यानंतर सलग दुसऱ्या दिवशी मुंबईत मुसळधार पाऊस कोसळत आहे. मुंबईत अजूनही पाऊस सुरूच असून आज पहाटे 4 ते सकाळी 11 पर्यंत सरासरी 150 मिमी पेक्षा अधिक पाऊस झालेला आहे. उपनगरात हे प्रमाण अधिक आहे. मिठी नदीची उंची 3.9 मीटर इतकी वाढली असून कुर्ला क्रांतीनगर येथून 350 नागरिकांना सुरक्षित ठिकाणी स्थलांतरित करण्यात आले आहेत. मुख्यमंत्री देवेंद्र… खासगी कर्मचाऱ्यांना घरातून काम करण्याचे आवाहन- बृहन्मुंबई महानगरपालिका क्षेत्रातील अत्यावश्यक सेवा वगळता, इतर सर्व शासकीय, निमशासकीय कार्यालये तसेच बृहन्मुंबई महानगरपालिका कार्यालये यांना जिल्हा आपत्ती व्यवस्थापन प्राधिकरणाच्या अधिकाराखाली महानगरपालिकेकडून आज सुट्टी जाहीर करण्यात आली आहे. मुंबई महानगरातील सर्व खासगी कार्यालये, आस्थापना यांनी आपल्या कामकाजाच्या स्वरूपानुसार, कर्मचाऱ्यांना घरी राहून कामकाज (वर्क फ्रॉम होम) करण्याच्या आणि अनावश्यक प्रवास टाळण्याच्या सूचना तातडीने द्याव्यात, असे बृहन्मुंबई महानगरपालिकेतर्फे आवाहन करण्यात आलं आहे. 45 ते 55 किमी प्रतितास वेगानं वारे- गेल्या तीन दिवसांपासून सुरू असलेल्या मुसळधार पावसामुळं सलग दुसऱ्या दिवशी मुंबईची 'लाईफलाईन' विस्कळीत झाली आहे. पावसाचा जोर न ओसरल्यानं मंगळवारी सकाळी रेल्वेसेवा कोलमडली. घाटकोपर आणि माटुंगा स्थानकांदरम्यान रुळांवर पाणी साचल्यामुळं मध्य रेल्वे मार्गावरील वाहतूक अतिशय धिम्या गतीनं सुरू आहे. हार्बर रेल्वे मार्गावरील वाहतूकदेखील अर्धा तास उशीरानं धावत असल्यानं नोकरदारांना कामावर पोहोचण्यास उशीर होत आहे. मुंबई महानगरपालिकेनं दिलेल्या माहितीनुसार, मंगळवारी दिवसभर शहर आणि उपनगरात मुसळधार ते अतिमुसळधार पावसाची शक्यता आहे. या दरम्यान, 45 ते 55 किमी प्रतितास वेगानं वारे वाहतील. सकाळी 9.16 नंतर समुद्राला भरती येणार असल्यानं उंच लाटा उसळतील. त्यामुळं नागरिकांनी सतर्क राहावं, गरज असेल तरच घराबाहेर पडावं, असं आवाहन करण्यात आलं आहे. कुठे किती पाऊस? ​विक्रोळी : 255.5 मिमी ​भायखळा : 241.0 मिमी ​सांताक्रूझ : 288.2 मिमी ​जुहू : 221.5 मिमी ​वांद्रे : 211 मिमी ​कुलाबा : 110.4 मिमी ​महालक्ष्मी : 72.5 मिमी सखल भागांत पाणी साचलं- मंगळवारी सकाळपासूनच मुंबईतील सखल भागांमध्ये पाणी साचण्यास सुरुवात झाली. हिंदमाता, किंग्ज सर्कल, अंधेरी सबवे, वीरा देसाई मार्ग, कांदिवलीतील समता नगर, कांजुरमार्ग एलबीएस मार्ग, कुर्ला कमानी, साकीनाका मेट्रो पुलाखाली पाणी साचल्यामुळं रस्ते वाहतुकीवर विपरीत परिणाम झाला. पश्चिम द्रुतगती महामार्गावर सकाळपासून वाहनांच्या लांबच लांब रांगा लागल्यामुळं चालकांना प्रचंड मनस्ताप सहन करावा लागला. पूर्व द्रुतगती महामार्गावरही मुंबईच्या दिशेने जवळपास तीन किलोमीटरपर्यंत वाहनांच्या रांगा लागल्या होत्या. मुंबईत आज पहाटे 4 ते सकाळी 8 वाजेपर्यंत (4 तास) सर्वाधिक पावसाची नोंद झालेली ठिकाण (पावसाची नोंद मिलिमीटरमध्ये) पश्चिम उपनगरे शहर पूर्व उपनगरे हेही वाचा- मुंबई- सलग दुसऱ्या दिवशी भारतीय हवामान विभागानं मुंबई महानगराला रेड अलर्ट दिला आहे. त्यामुळे बृहन्मुंबई महानगरपालिकेकडून मुंबईतील सर्व शासकीय आणि निमशासकीय कार्यालयांना सुट्टी जाहीर करण्यात आली आहे. यापूर्वीच मुख्यमंत्री देवेंद्र फडणवीस यांनी अतिवृष्टीचा इशारा असल्यानं सुट्टी देण्याचे अधिकार स्थानिक स्वराज्य संस्थांना दिल्याचं स्पष्ट केलं होतं.मुंबईत अजूनही पाऊस सुरूच आहे. आज पहाटे 4 ते सकाळी 11 पर्यंत सरासरी 150 मिमी पेक्षाअधिक पाऊस झालेला आहे. उपनगरात हे प्रमाण अधिक आहे. मिठी नदीची उंची 3.9 मीटर इतकी वाढली आहे. कुर्ला क्रांतीनगर येथून 350 नागरिकांना सुरक्षित ठिकाणी स्थलांतरित करण्यात आले आहेत. मुख्यमंत्री देवेंद्र फडणवीस हे सातत्याने आढावा घेत असून महापालिका आयुक्त परिस्थितीवर लक्ष ठेवून असल्याचं मुख्यमंत्री कार्यालयानं एक्स मीडियातील पोस्टमध्ये म्हटलं आहे. रुळांवर पाणी साचल्यामुळं मध्य रेल्वे मार्गावरील वाहतूक अतिशय धिम्या गती (Source- ETV Bharat Reporter)मुंबईतील सर्व शासकीय, निमशासकीय कार्यालये यांना आज (19 ऑगस्ट 2025) खासगी कार्यालये आणि आस्थापनांनी आपल्या कर्मचाऱ्यांना घरी राहून कामकाज (वर्क फ्रॉम होम) करण्याच्या सूचना द्याव्यात, असे निर्देश ब हन्मुंबई महानगरपालिकेकडून देण्यात आले आहेत. भारतीय हवामान विभागानं आज (19 ऑगस्ट 2025) बृहन्मुंबई महानगरपालिका क्षेत्रात (मुंबई शहर आणि उपनगरे) अतिमुसळधार पावसाचा इशारा (रेड अलर्ट) दिला आहे. त्यानंतर सलग दुसऱ्या दिवशी मुंबईत मुसळधार पाऊस कोसळत आहे. मुंबईत अजूनही पाऊस सुरूच असून आज पहाटे 4 ते सकाळी 11 पर्यंत सरासरी 150 मिमी पेक्षा अधिक पाऊस झालेला आहे. उपनगरात हे प्रमाण अधिक आहे. मिठी नदीची उंची 3.9 मीटर इतकी वाढली असून कुर्ला क्रांतीनगर येथून 350 नागरिकांना सुरक्षित ठिकाणी स्थलांतरित करण्यात आले आहेत. मुख्यमंत्री देवेंद्र…— CMO Maharashtra (@CMOMaharashtra) August 19, 2025 खासगी कर्मचाऱ्यांना घरातून काम करण्याचे आवाहन- बृहन्मुंबई महानगरपालिका क्षेत्रातील अत्यावश्यक सेवा वगळता, इतर सर्व शासकीय, निमशासकीय कार्यालये तसेच बृहन्मुंबई महानगरपालिका कार्यालये यांना जिल्हा आपत्ती व्यवस्थापन प्राधिकरणाच्या अधिकाराखाली महानगरपालिकेकडून आज सुट्टी जाहीर करण्यात आली आहे. मुंबई महानगरातील सर्व खासगी कार्यालये, आस्थापना यांनी आपल्या कामकाजाच्या स्वरूपानुसार, कर्मचाऱ्यांना घरी राहून कामकाज (वर्क फ्रॉम होम) करण्याच्या आणि अनावश्यक प्रवास टाळण्याच्या सूचना तातडीने द्याव्यात, असे बृहन्मुंबई महानगरपालिकेतर्फे आवाहन करण्यात आलं आहे. 45 ते 55 किमी प्रतितास वेगानं वारे- गेल्या तीन दिवसांपासून सुरू असलेल्या मुसळधार पावसामुळं सलग दुसऱ्या दिवशी मुंबईची 'लाईफलाईन' विस्कळीत झाली आहे. पावसाचा जोर न ओसरल्यानं मंगळवारी सकाळी रेल्वेसेवा कोलमडली. घाटकोपर आणि माटुंगा स्थानकांदरम्यान रुळांवर पाणी साचल्यामुळं मध्य रेल्वे मार्गावरील वाहतूक अतिशय धिम्या गतीनं सुरू आहे. हार्बर रेल्वे मार्गावरील वाहतूकदेखील अर्धा तास उशीरानं धावत असल्यानं नोकरदारांना कामावर पोहोचण्यास उशीर होत आहे. मुंबई महानगरपालिकेनं दिलेल्या माहितीनुसार, मंगळवारी दिवसभर शहर आणि उपनगरात मुसळधार ते अतिमुसळधार पावसाची शक्यता आहे. या दरम्यान, 45 ते 55 किमी प्रतितास वेगानं वारे वाहतील. सकाळी 9.16 नंतर समुद्राला भरती येणार असल्यानं उंच लाटा उसळतील. त्यामुळं नागरिकांनी सतर्क राहावं, गरज असेल तरच घराबाहेर पडावं, असं आवाहन करण्यात आलं आहे.कुठे किती पाऊस?​विक्रोळी : 255.5 मिमी​भायखळा : 241.0 मिमी​सांताक्रूझ : 288.2 मिमी​जुहू : 221.5 मिमी​वांद्रे : 211 मिमी​कुलाबा : 110.4 मिमी​महालक्ष्मी : 72.5 मिमीसखल भागांत पाणी साचलं- मंगळवारी सकाळपासूनच मुंबईतील सखल भागांमध्ये पाणी साचण्यास सुरुवात झाली. हिंदमाता, किंग्ज सर्कल, अंधेरी सबवे, वीरा देसाई मार्ग, कांदिवलीतील समता नगर, कांजुरमार्ग एलबीएस मार्ग, कुर्ला कमानी, साकीनाका मेट्रो पुलाखाली पाणी साचल्यामुळं रस्ते वाहतुकीवर विपरीत परिणाम झाला. पश्चिम द्रुतगती महामार्गावर सकाळपासून वाहनांच्या लांबच लांब रांगा लागल्यामुळं चालकांना प्रचंड मनस्ताप सहन करावा लागला. पूर्व द्रुतगती महामार्गावरही मुंबईच्या दिशेने जवळपास तीन किलोमीटरपर्यंत वाहनांच्या रांगा लागल्या होत्या.मुंबईत आज पहाटे 4 ते सकाळी 8 वाजेपर्यंत (4 तास) सर्वाधिक पावसाची नोंद झालेली ठिकाण(पावसाची नोंद मिलिमीटरमध्ये)पश्चिम उपनगरेचिंचोली अग्निशमन केंद्र - 107वर्सोवा उदंचन केंद्र - 106दिंडोशी वसाहत महानगरपालिका शाळा - 97सुपारी टॅंक महानगरपालिका शाळा, वांद्रे - 95कांदिवली अग्निशमन केंद्र - 92शहरफॉर्सबेरी जलाशय, एफ दक्षिण कार्यालय - 109पर्जन्य जलवाहिन्या कार्यशाळा, दादर - 103बी नाडकर्णी महानगरपालिका शाळा, वडाळा - 99नायर रूग्णालय - 94सीआयडीएम, परळ -89पूर्व उपनगरे मुलुंड अग्निशमन केंद्र - 100गव्हाणपाडा अग्निशमन केंद्र - 95विना नगर महानगरपालिका शाळा - 93चेंबूर अग्निशमन केंद्र - 90इमारत प्रस्ताव कार्यालय, विक्रोळी - 87हेही वाचा-मुंबईत मुसळधार पावसानं हाहाकार: पावसाच्या पाण्यात अडकली बस; पोलिसांनी खांद्यावर घेत विद्यार्थ्यांना काढलं बाहेरमुसळधार पावसामुळे राज्यात सात जणांचा मत्यू; मुंबईत जनजीवन विस्कळित मुंबई- सलग दुसऱ्या दिवशी भारतीय हवामान विभागानं मुंबई महानगराला रेड अलर्ट दिला आहे. त्यामुळे बृहन्मुंबई महानगरपालिकेकडून मुंबईतील सर्व शासकीय आणि निमशासकीय कार्यालयांना सुट्टी जाहीर करण्यात आली आहे. यापूर्वीच मुख्यमंत्री देवेंद्र फडणवीस यांनी अतिवृष्टीचा इशारा असल्यानं सुट्टी देण्याचे अधिकार स्थानिक स्वराज्य संस्थांना दिल्याचं स्पष्ट केलं होतं. मुंबईतील सर्व शासकीय, निमशासकीय कार्यालये यांना आज (19 ऑगस्ट 2025) खासगी कार्यालये आणि आस्थापनांनी आपल्या कर्मचाऱ्यांना घरी राहून कामकाज (वर्क फ्रॉम होम) करण्याच्या सूचना द्याव्यात, असे निर्देश ब हन्मुंबई महानगरपालिकेकडून देण्यात आले आहेत. भारतीय हवामान विभागानं आज (19 ऑगस्ट 2025) बृहन्मुंबई महानगरपालिका क्षेत्रात (मुंबई शहर आणि उपनगरे) अतिमुसळधार पावसाचा इशारा (रेड अलर्ट) दिला आहे. त्यानंतर सलग दुसऱ्या दिवशी मुंबईत मुसळधार पाऊस कोसळत आहे. मुंबईत अजूनही पाऊस सुरूच असून आज पहाटे 4 ते सकाळी 11 पर्यंत सरासरी 150 मिमी पेक्षा अधिक पाऊस झालेला आहे. उपनगरात हे प्रमाण अधिक आहे. मिठी नदीची उंची 3.9 मीटर इतकी वाढली असून कुर्ला क्रांतीनगर येथून 350 नागरिकांना सुरक्षित ठिकाणी स्थलांतरित करण्यात आले आहेत. मुख्यमंत्री देवेंद्र… खासगी कर्मचाऱ्यांना घरातून काम करण्याचे आवाहन- बृहन्मुंबई महानगरपालिका क्षेत्रातील अत्यावश्यक सेवा वगळता, इतर सर्व शासकीय, निमशासकीय कार्यालये तसेच बृहन्मुंबई महानगरपालिका कार्यालये यांना जिल्हा आपत्ती व्यवस्थापन प्राधिकरणाच्या अधिकाराखाली महानगरपालिकेकडून आज सुट्टी जाहीर करण्यात आली आहे. मुंबई महानगरातील सर्व खासगी कार्यालये, आस्थापना यांनी आपल्या कामकाजाच्या स्वरूपानुसार, कर्मचाऱ्यांना घरी राहून कामकाज (वर्क फ्रॉम होम) करण्याच्या आणि अनावश्यक प्रवास टाळण्याच्या सूचना तातडीने द्याव्यात, असे बृहन्मुंबई महानगरपालिकेतर्फे आवाहन करण्यात आलं आहे. 45 ते 55 किमी प्रतितास वेगानं वारे- गेल्या तीन दिवसांपासून सुरू असलेल्या मुसळधार पावसामुळं सलग दुसऱ्या दिवशी मुंबईची 'लाईफलाईन' विस्कळीत झाली आहे. पावसाचा जोर न ओसरल्यानं मंगळवारी सकाळी रेल्वेसेवा कोलमडली. घाटकोपर आणि माटुंगा स्थानकांदरम्यान रुळांवर पाणी साचल्यामुळं मध्य रेल्वे मार्गावरील वाहतूक अतिशय धिम्या गतीनं सुरू आहे. हार्बर रेल्वे मार्गावरील वाहतूकदेखील अर्धा तास उशीरानं धावत असल्यानं नोकरदारांना कामावर पोहोचण्यास उशीर होत आहे. मुंबई महानगरपालिकेनं दिलेल्या माहितीनुसार, मंगळवारी दिवसभर शहर आणि उपनगरात मुसळधार ते अतिमुसळधार पावसाची शक्यता आहे. या दरम्यान, 45 ते 55 किमी प्रतितास वेगानं वारे वाहतील. सकाळी 9.16 नंतर समुद्राला भरती येणार असल्यानं उंच लाटा उसळतील. त्यामुळं नागरिकांनी सतर्क राहावं, गरज असेल तरच घराबाहेर पडावं, असं आवाहन करण्यात आलं आहे. कुठे किती पाऊस? ​विक्रोळी : 255.5 मिमी ​भायखळा : 241.0 मिमी ​सांताक्रूझ : 288.2 मिमी ​जुहू : 221.5 मिमी ​वांद्रे : 211 मिमी ​कुलाबा : 110.4 मिमी ​महालक्ष्मी : 72.5 मिमी सखल भागांत पाणी साचलं- मंगळवारी सकाळपासूनच मुंबईतील सखल भागांमध्ये पाणी साचण्यास सुरुवात झाली. हिंदमाता, किंग्ज सर्कल, अंधेरी सबवे, वीरा देसाई मार्ग, कांदिवलीतील समता नगर, कांजुरमार्ग एलबीएस मार्ग, कुर्ला कमानी, साकीनाका मेट्रो पुलाखाली पाणी साचल्यामुळं रस्ते वाहतुकीवर विपरीत परिणाम झाला. पश्चिम द्रुतगती महामार्गावर सकाळपासून वाहनांच्या लांबच लांब रांगा लागल्यामुळं चालकांना प्रचंड मनस्ताप सहन करावा लागला. पूर्व द्रुतगती महामार्गावरही मुंबईच्या दिशेने जवळपास तीन किलोमीटरपर्यंत वाहनांच्या रांगा लागल्या होत्या. मुंबईत आज पहाटे 4 ते सकाळी 8 वाजेपर्यंत (4 तास) सर्वाधिक पावसाची नोंद झालेली ठिकाण (पावसाची नोंद मिलिमीटरमध्ये) पश्चिम उपनगरे शहर पूर्व उपनगरे हेही वाचा- For All Latest Updates TAGGED: 'तान्हा पोळा' सणाची 219 वर्षांची ऐतिहासिक परंपरा; मन्या भाई, सोन्या भाई बाजारात दाखल, शेकडो कोटींची उलाढाल "महाराष्ट्रात त्रिदेवाचे सरकार, ब्रह्मा-विष्णू-महेशाचं सरकार", रुपाली चाकणकरांकडून देवाची उपमा "कालचा फक्त ट्रेलर होता, अजून पिक्चर बाकी आहे", नितेश राणे यांचा इशारा 'विश्वविजेत्या' ऑस्ट्रेलियाची घरातच जिरवली; आफ्रिकेनं दुसरा सामना जिंकत सलग पाचव्यांदा जिंकली मालिका काळजीपासून व्यापारापर्यंत सरोगसीच्या कायदेशीर आणि नैतिक गैरवापर उपाय करण्याची गरज Kawasaki KLX230R S 2026 भारतात 1.94 लाखात लॉंच फॅटी लिव्हरच्या समस्येनं त्रस्त आहात? आहारात समावेश करा 'ही' फळ होंडाची नवीन इलेक्ट्रिक मोटरसायकल 2 सप्टेंबरला होणार सादर पावसाळ्यातील आजारांपासून मुलांचा बचाव कसा करायचा? फॉलो करा या टिप्स Copyright © 2025 Ushodaya Enterprises Pvt. Ltd., All Rights Reserved.</w:t>
+        <w:t xml:space="preserve"> https://indianexpress.com/article/cities/mumbai/how-much-rain-did-mumbai-areas-receive-on-monday-check-list-bandra-juhu-chembur/</w:t>
+      </w:r>
+    </w:p>
+    <w:p>
+      <w:pPr>
+        <w:pStyle w:val="Normal"/>
+      </w:pPr>
+      <w:r>
+        <w:rPr/>
+        <w:t>Content: Mumbai reeled under constant showers on Monday, with several areas recording over 100 mm of rainfall in just nine hours, causing traffic snarls and flooding in low-lying zones. According to the Indian Institute of Tropical Meteorology, Mumbai received 211.6 mm of rainfall in the last 24 hours. The India Meteorological Department (IMD) has alerted to heavy to very heavy rain over the next three days. With a high tide expected on Monday and continuing into Tuesday. Maximum and minimum temperatures likely to be around 26°C and 24°C. NDRF teams and military units have been deployed for relief operations, including in Nanded’s Mukhed area, where five people went missing after a cloudburst. Vihar Lake, which is among the seven lakes that supply water to the city, started overflowing at 2.45 pm on Monday. Amid worsening flood and waterlogging issues across Maharashtra, Chief Minister Devendra Fadnavis convened a review meeting at the Mantralay control room. Vikhroli received the highest downpour at 135.5 mm, while Chembur, Santacruz, and Juhu also crossed the 120 mm mark, leaving the city struggling with waterlogging and transport disruptions. Tata Power Chembur (124 mm), Santacruz (123.9 mm), Juhu (123.5 mm), Bandra (102.5 mm), Byculla (88.5 mm), Colaba (45.2 mm) and Mahalaxmi (45 mm). Employees at the Mantralay were asked to leave early by 4 pm as a precautionary measure. District collectors are expected to take a call later this evening on possible school closures for Tuesday. In Mumbai, traffic disruptions were reported due to waterlogging. Both lanes of the Andheri subway were closed for the day, with diversions in place via Thackeray and Gokhale bridges. The Mumbai Traffic Police also reported waterlogging at Vakola bridge, Hyatt Junction, and Khar subway, leading to overcrowding. Stay updated with the latest - Click here to follow us on Instagram You May Like PM Modi thanked President Putin for his call and for sharing insights on his meeting with President Trump in Alaska. He also expressed India's support for a peaceful resolution of the Ukraine conflict and their continued exchanges in the future.</w:t>
       </w:r>
     </w:p>
     <w:p>
@@ -788,16 +2582,16 @@
       </w:pPr>
       <w:r>
         <w:rPr/>
-        <w:t>Article 153</w:t>
-      </w:r>
-    </w:p>
-    <w:p>
-      <w:pPr>
-        <w:pStyle w:val="Normal"/>
-      </w:pPr>
-      <w:r>
-        <w:rPr/>
-        <w:t>Title: सरदार रघुजी भोसले यांची ऐतिहासिक तलवार मुंबईत दाखल; मुख्यमंत्र्यांच्या हस्ते होणार लोकार्पण - RAGHUJI BHOSALE SWORD</w:t>
+        <w:t>Article 200</w:t>
+      </w:r>
+    </w:p>
+    <w:p>
+      <w:pPr>
+        <w:pStyle w:val="Normal"/>
+      </w:pPr>
+      <w:r>
+        <w:rPr/>
+        <w:t>Title: NCP (SP) targets Maha minister over Rs 5,000 cr scam in Navi Mumbai’s CIDCO land; demands his resignation</w:t>
       </w:r>
     </w:p>
     <w:p>
@@ -809,16 +2603,16 @@
         <w:t xml:space="preserve">URL: </w:t>
       </w:r>
       <w:r>
-        <w:t xml:space="preserve"> https://www.etvbharat.com/mr/!state/sword-of-maratha-commander-raghuji-bhosale-returns-to-mumbai-to-be-unveiled-at-exhibition-by-cm-fadnavis-maharashtra-news-mhs25081803521</w:t>
-      </w:r>
-    </w:p>
-    <w:p>
-      <w:pPr>
-        <w:pStyle w:val="Normal"/>
-      </w:pPr>
-      <w:r>
-        <w:rPr/>
-        <w:t>Content: महाराष्ट्र maharashtra ETV Bharat / state By ETV Bharat Marathi Team Published : August 18, 2025 at 3:59 PM IST मुंबई : काही दिवसांपूर्वी छत्रपती शिवाजी महाराज यांची वाघनखं महाराष्ट्रात दाखल झाल्यानंतर आता मराठा सैन्यातील महत्वाचे सरदार रघुजी भोसले यांची तलवार लंडनहून मुंबईत दाखल झालीय. सांस्कृतिक कार्य विभाग, पुरातत्त्व व वस्तुसंग्रहालये संचालनालय, सांस्कृतिक कार्य संचालनालय, पु.ल. देशपांडे कला अकादमीतर्फे आयोजित कार्यक्रमात मुख्यमंत्री देवेंद्र फडणवीस यांच्या हस्ते या ऐतिहासिक तलवारीचा लोकार्पण सोहळा पार पडणार आहे. 'सेना साहेब सुभा पराक्रम दर्शन' सोहळा : नागपूरकरच्या भोसले घराण्याचे संस्थापक आणि छत्रपती शाहू महाराजांच्या काळातील महत्त्वाचे सरदार रघुजी भोसले यांची ही तलवार राज्य सरकारनं लंडनमध्ये झालेल्या लिलावात मिळवली होती. सांस्कृतिक कार्यमंत्री आशिष शेलार यांनी सकाळी विमानतळ प्राधिकरणाकडून तलवारीचा ताबा घेतला. त्यानंतर विमानतळावरील छत्रपती शिवाजी महाराजांच्या पुतळ्याला अभिवादन करून ही तलवार पु. ल. देशपांडे कला अकादमीमध्ये आणण्यात आली. सांस्कृतिक कार्य विभाग, पुरातत्त्व व वस्तुसंग्रहालये संचालनालय, सांस्कृतिक कार्य संचालनालय, पु.ल. देशपांडे कला अकादमीतर्फे संध्याकाळी 6 वाजता 'सेना साहेब सुभा पराक्रम दर्शन' सोहळा आयोजित करण्यात आलाय. मुख्यमंत्र्यांच्या हस्ते होणार लोकार्पण : या कार्यक्रमात सरदार रघुजी भोसले यांच्या ऐतिहासिक तलवार प्रदर्शनाचं उद्घाटन आणि लोकार्पण मुख्यमंत्री देवेंद्र फडणवीस यांच्या हस्ते करण्यात येणार आहे. उपमुख्यमंत्री एकनाथ शिंदे, अजित पवार यांच्यासह भोसले यांचे वंशज मुधोजीराजे भोसले यावेळी उपस्थित राहणार आहेत. सांस्कृतिक कार्य विभागाचे सचिव डॉ. किरण कुलकर्णी, यांच्यासह स्थानिक खासदार अनिल देसाई, स्थानिक आमदार महेश सावंत यांनाही या कार्यक्रमाला आमंत्रित करण्यात आले आहे. प्रदर्शन सर्वांसाठी विनामूल्य असणार : "सरदार भोसले यांच्या तलवारीसोबत 12 वारसा मानांकित गडकिल्ल्यांच्या माहितीचं प्रदर्शन 19 ते 25 ऑगस्टदरम्यान सकाळी 11 ते सायं 7 या वेळेत पु. ल. देशपांडे महाराष्ट्र कला अकादमीच्या कला दालनात सुरू राहणार आहे. हे प्रदर्शन सर्वांसाठी विनामूल्य असणार असून त्यामध्ये आपल्या ऐतिहासिक वारशाची माहिती तरुण पिढीला मिळावी, असा प्रयत्न आहे," असं पुरातत्त्व व वस्तुसंग्रहालय संचालनालयाचे उपसंचालक हेमंत दळवी यांनी सांगितलं. महाराष्ट्र सरकारनं जिंकला लिलाव : दरम्यान, ऐतिहासिक दस्तऐवज असलेली ही तलवार लिलावात निघाल्याची बातमी 28 एप्रिल 2025 रोजी कळल्यानंतर सांस्कृतिक कार्यमंत्री आशिष शेलार यांनी तातडीनं मुख्यमंत्री देवेंद्र फडणवीस यांच्याशी चर्चा करुन तलवार शासनाला मिळावी, या दृष्टीनं नियोजन केलं. तसंच दूतावासाशी संपर्क करुन स्वतः मुख्यमंत्री देवेंद्र फडणवीस आणि मंत्री शेलार यांनी याबाबतचं नियोजन व संपर्क यंत्रणा उभी केली. तातडीनं एक मध्यस्थ उभा करुन या लिलावात शासनानं सहभाग घेतला आणि लिलाव जिंकला. ज्या मध्यस्थीनं हा लिलाव जिंकला होता, त्यांना लंडन येथे प्रत्यक्ष भेटून आणि कायदेशीर बाबी पूर्ण करुन आज मंत्री आशिष शेलार यांनी ही तलवार ताब्यात घेतली. तलवारीचं ऐतिहासिक महत्त्व : रघुजी भोसले प्रथम हे नागपूरकर भोसले घराण्याचे संस्थापक आणि छत्रपती शाहू महाराज यांच्या काळातील मराठा सैन्यातील एक महत्त्वाचे सरदार होते. रघुजी भोसले यांचं शौर्य आणि युद्धनीती यावर प्रसन्न होऊन छत्रपती शाहू महाराजांनी त्यांना 'सेनासाहिबसुभा' ही पदवी दिली होती. रघुजी भोसले प्रथम यांनी 1745 आणि 1755 मध्ये बंगालच्या नवाबाविरुद्ध युद्धमोहिमांचं नेतृत्व करून मराठा साम्राज्याचा बंगाल, ओडिशापर्यंत विस्तार केला. याचबरोबर त्यांनी त्यांच्या कारकिर्दीमध्ये चांदा, छत्तीसगड, संबळपूर याही प्रदेशांवर आपले वर्चस्व प्रस्थापित केलं. दक्षिण भारतातील कुड्डाप्पाचा नवाब, कर्नूलचा नवाब यांचाही पराभव करून दक्षिण भारतात आपला लष्करी आणि राजकीय दबदबा निर्माण केला. अठराव्या शतकातील एक अत्यंत धाडसी मराठा सेनानी म्हणून रघुजी भोसले यांच्याकडे बघितलं जातं. नागपूरकर भोसलेंच्या भौगोलिक सीमांमध्ये लोखंड, तांबे यांच्या खाणी मुबलक प्रमाणात उपलब्ध होत्या. यांचा वापर वस्तूंसोबतच शस्त्रे बनवण्यासाठीही केला जात असे. नागपूरकर भोसले घराण्यातील राजशस्त्रे निर्मिती आणि सौंदर्य यांचा अजोड मिलाफ आहे. तलवार लंडनमध्ये कशी गेली? : नागपूरकर भोसलेंची 1817 मध्ये सीताबर्डी येथे ईस्ट इंडिया कंपनीविरुद्ध लढाई झाली. या लढाईमध्ये ईस्ट इंडिया कंपनीचा विजय झाल्यावर कंपनीनं नागपूरकर भोसल्यांच्या खजिन्याची लूट केली. यामध्ये अनेक मौल्यवान वस्तू, दागिने तसंच शस्त्रांचाही समावेश होता. नागपूरचे संस्थान खालसा झाल्यावर ईस्ट इंडिया कंपनीला वेळोवेळी नजराणे आणि भेटीही मिळाल्या होत्या. दरम्यान, रघुजी भोसलेंची तलवार युद्धानंतरच्या लुटीमध्ये अथवा ब्रिटिशांना दिलेल्या भेटींमध्ये देशाबाहेर गेल्याची शक्यता आशिष शेलार यांनी वर्तवली होती. हेही वाचा : मुंबई : काही दिवसांपूर्वी छत्रपती शिवाजी महाराज यांची वाघनखं महाराष्ट्रात दाखल झाल्यानंतर आता मराठा सैन्यातील महत्वाचे सरदार रघुजी भोसले यांची तलवार लंडनहून मुंबईत दाखल झालीय. सांस्कृतिक कार्य विभाग, पुरातत्त्व व वस्तुसंग्रहालये संचालनालय, सांस्कृतिक कार्य संचालनालय, पु.ल. देशपांडे कला अकादमीतर्फे आयोजित कार्यक्रमात मुख्यमंत्री देवेंद्र फडणवीस यांच्या हस्ते या ऐतिहासिक तलवारीचा लोकार्पण सोहळा पार पडणार आहे.'सेना साहेब सुभा पराक्रम दर्शन' सोहळा : नागपूरकरच्या भोसले घराण्याचे संस्थापक आणि छत्रपती शाहू महाराजांच्या काळातील महत्त्वाचे सरदार रघुजी भोसले यांची ही तलवार राज्य सरकारनं लंडनमध्ये झालेल्या लिलावात मिळवली होती. सांस्कृतिक कार्यमंत्री आशिष शेलार यांनी सकाळी विमानतळ प्राधिकरणाकडून तलवारीचा ताबा घेतला. त्यानंतर विमानतळावरील छत्रपती शिवाजी महाराजांच्या पुतळ्याला अभिवादन करून ही तलवार पु. ल. देशपांडे कला अकादमीमध्ये आणण्यात आली. सांस्कृतिक कार्य विभाग, पुरातत्त्व व वस्तुसंग्रहालये संचालनालय, सांस्कृतिक कार्य संचालनालय, पु.ल. देशपांडे कला अकादमीतर्फे संध्याकाळी 6 वाजता 'सेना साहेब सुभा पराक्रम दर्शन' सोहळा आयोजित करण्यात आलाय. सरदार रघुजी भोसले यांची ऐतिहासिक तलवार मुंबईत दाखल (ETV Bharat Reporter)मुख्यमंत्र्यांच्या हस्ते होणार लोकार्पण : या कार्यक्रमात सरदार रघुजी भोसले यांच्या ऐतिहासिक तलवार प्रदर्शनाचं उद्घाटन आणि लोकार्पण मुख्यमंत्री देवेंद्र फडणवीस यांच्या हस्ते करण्यात येणार आहे. उपमुख्यमंत्री एकनाथ शिंदे, अजित पवार यांच्यासह भोसले यांचे वंशज मुधोजीराजे भोसले यावेळी उपस्थित राहणार आहेत. सांस्कृतिक कार्य विभागाचे सचिव डॉ. किरण कुलकर्णी, यांच्यासह स्थानिक खासदार अनिल देसाई, स्थानिक आमदार महेश सावंत यांनाही या कार्यक्रमाला आमंत्रित करण्यात आले आहे. प्रदर्शन सर्वांसाठी विनामूल्य असणार : "सरदार भोसले यांच्या तलवारीसोबत 12 वारसा मानांकित गडकिल्ल्यांच्या माहितीचं प्रदर्शन 19 ते 25 ऑगस्टदरम्यान सकाळी 11 ते सायं 7 या वेळेत पु. ल. देशपांडे महाराष्ट्र कला अकादमीच्या कला दालनात सुरू राहणार आहे. हे प्रदर्शन सर्वांसाठी विनामूल्य असणार असून त्यामध्ये आपल्या ऐतिहासिक वारशाची माहिती तरुण पिढीला मिळावी, असा प्रयत्न आहे," असं पुरातत्त्व व वस्तुसंग्रहालय संचालनालयाचे उपसंचालक हेमंत दळवी यांनी सांगितलं.सरदार रघुजी भोसले यांची ऐतिहासिक तलवार मुंबईत दाखल (ETV Bharat Reporter)महाराष्ट्र सरकारनं जिंकला लिलाव : दरम्यान, ऐतिहासिक दस्तऐवज असलेली ही तलवार लिलावात निघाल्याची बातमी 28 एप्रिल 2025 रोजी कळल्यानंतर सांस्कृतिक कार्यमंत्री आशिष शेलार यांनी तातडीनं मुख्यमंत्री देवेंद्र फडणवीस यांच्याशी चर्चा करुन तलवार शासनाला मिळावी, या दृष्टीनं नियोजन केलं. तसंच दूतावासाशी संपर्क करुन स्वतः मुख्यमंत्री देवेंद्र फडणवीस आणि मंत्री शेलार यांनी याबाबतचं नियोजन व संपर्क यंत्रणा उभी केली. तातडीनं एक मध्यस्थ उभा करुन या लिलावात शासनानं सहभाग घेतला आणि लिलाव जिंकला. ज्या मध्यस्थीनं हा लिलाव जिंकला होता, त्यांना लंडन येथे प्रत्यक्ष भेटून आणि कायदेशीर बाबी पूर्ण करुन आज मंत्री आशिष शेलार यांनी ही तलवार ताब्यात घेतली.तलवारीचं ऐतिहासिक महत्त्व : रघुजी भोसले प्रथम हे नागपूरकर भोसले घराण्याचे संस्थापक आणि छत्रपती शाहू महाराज यांच्या काळातील मराठा सैन्यातील एक महत्त्वाचे सरदार होते. रघुजी भोसले यांचं शौर्य आणि युद्धनीती यावर प्रसन्न होऊन छत्रपती शाहू महाराजांनी त्यांना 'सेनासाहिबसुभा' ही पदवी दिली होती. रघुजी भोसले प्रथम यांनी 1745 आणि 1755 मध्ये बंगालच्या नवाबाविरुद्ध युद्धमोहिमांचं नेतृत्व करून मराठा साम्राज्याचा बंगाल, ओडिशापर्यंत विस्तार केला. याचबरोबर त्यांनी त्यांच्या कारकिर्दीमध्ये चांदा, छत्तीसगड, संबळपूर याही प्रदेशांवर आपले वर्चस्व प्रस्थापित केलं. दक्षिण भारतातील कुड्डाप्पाचा नवाब, कर्नूलचा नवाब यांचाही पराभव करून दक्षिण भारतात आपला लष्करी आणि राजकीय दबदबा निर्माण केला. अठराव्या शतकातील एक अत्यंत धाडसी मराठा सेनानी म्हणून रघुजी भोसले यांच्याकडे बघितलं जातं. नागपूरकर भोसलेंच्या भौगोलिक सीमांमध्ये लोखंड, तांबे यांच्या खाणी मुबलक प्रमाणात उपलब्ध होत्या. यांचा वापर वस्तूंसोबतच शस्त्रे बनवण्यासाठीही केला जात असे. नागपूरकर भोसले घराण्यातील राजशस्त्रे निर्मिती आणि सौंदर्य यांचा अजोड मिलाफ आहे.तलवार लंडनमध्ये कशी गेली? : नागपूरकर भोसलेंची 1817 मध्ये सीताबर्डी येथे ईस्ट इंडिया कंपनीविरुद्ध लढाई झाली. या लढाईमध्ये ईस्ट इंडिया कंपनीचा विजय झाल्यावर कंपनीनं नागपूरकर भोसल्यांच्या खजिन्याची लूट केली. यामध्ये अनेक मौल्यवान वस्तू, दागिने तसंच शस्त्रांचाही समावेश होता. नागपूरचे संस्थान खालसा झाल्यावर ईस्ट इंडिया कंपनीला वेळोवेळी नजराणे आणि भेटीही मिळाल्या होत्या. दरम्यान, रघुजी भोसलेंची तलवार युद्धानंतरच्या लुटीमध्ये अथवा ब्रिटिशांना दिलेल्या भेटींमध्ये देशाबाहेर गेल्याची शक्यता आशिष शेलार यांनी वर्तवली होती. हेही वाचा :मुखेड तालुक्यात ढगफुटी सदृश्य पाऊस; लेंडी धरणाचं पाणी शिरलं गावात, एसडीआरएफ पथकाकडून मदत कार्य सुरूनाशिकला मोकाट कुत्र्यांचा विळखा, 6 महिन्यात 7 हजार जणांना घेतला चावा, तत्काळ बंदोबस्त करण्याची मागणीमुंबईत सकाळपासून मुसळधार पाऊस, दुपारच्या सर्व शाळांसह महाविद्यालयांना सुट्टी जाहीर मुंबई : काही दिवसांपूर्वी छत्रपती शिवाजी महाराज यांची वाघनखं महाराष्ट्रात दाखल झाल्यानंतर आता मराठा सैन्यातील महत्वाचे सरदार रघुजी भोसले यांची तलवार लंडनहून मुंबईत दाखल झालीय. सांस्कृतिक कार्य विभाग, पुरातत्त्व व वस्तुसंग्रहालये संचालनालय, सांस्कृतिक कार्य संचालनालय, पु.ल. देशपांडे कला अकादमीतर्फे आयोजित कार्यक्रमात मुख्यमंत्री देवेंद्र फडणवीस यांच्या हस्ते या ऐतिहासिक तलवारीचा लोकार्पण सोहळा पार पडणार आहे. 'सेना साहेब सुभा पराक्रम दर्शन' सोहळा : नागपूरकरच्या भोसले घराण्याचे संस्थापक आणि छत्रपती शाहू महाराजांच्या काळातील महत्त्वाचे सरदार रघुजी भोसले यांची ही तलवार राज्य सरकारनं लंडनमध्ये झालेल्या लिलावात मिळवली होती. सांस्कृतिक कार्यमंत्री आशिष शेलार यांनी सकाळी विमानतळ प्राधिकरणाकडून तलवारीचा ताबा घेतला. त्यानंतर विमानतळावरील छत्रपती शिवाजी महाराजांच्या पुतळ्याला अभिवादन करून ही तलवार पु. ल. देशपांडे कला अकादमीमध्ये आणण्यात आली. सांस्कृतिक कार्य विभाग, पुरातत्त्व व वस्तुसंग्रहालये संचालनालय, सांस्कृतिक कार्य संचालनालय, पु.ल. देशपांडे कला अकादमीतर्फे संध्याकाळी 6 वाजता 'सेना साहेब सुभा पराक्रम दर्शन' सोहळा आयोजित करण्यात आलाय. मुख्यमंत्र्यांच्या हस्ते होणार लोकार्पण : या कार्यक्रमात सरदार रघुजी भोसले यांच्या ऐतिहासिक तलवार प्रदर्शनाचं उद्घाटन आणि लोकार्पण मुख्यमंत्री देवेंद्र फडणवीस यांच्या हस्ते करण्यात येणार आहे. उपमुख्यमंत्री एकनाथ शिंदे, अजित पवार यांच्यासह भोसले यांचे वंशज मुधोजीराजे भोसले यावेळी उपस्थित राहणार आहेत. सांस्कृतिक कार्य विभागाचे सचिव डॉ. किरण कुलकर्णी, यांच्यासह स्थानिक खासदार अनिल देसाई, स्थानिक आमदार महेश सावंत यांनाही या कार्यक्रमाला आमंत्रित करण्यात आले आहे. प्रदर्शन सर्वांसाठी विनामूल्य असणार : "सरदार भोसले यांच्या तलवारीसोबत 12 वारसा मानांकित गडकिल्ल्यांच्या माहितीचं प्रदर्शन 19 ते 25 ऑगस्टदरम्यान सकाळी 11 ते सायं 7 या वेळेत पु. ल. देशपांडे महाराष्ट्र कला अकादमीच्या कला दालनात सुरू राहणार आहे. हे प्रदर्शन सर्वांसाठी विनामूल्य असणार असून त्यामध्ये आपल्या ऐतिहासिक वारशाची माहिती तरुण पिढीला मिळावी, असा प्रयत्न आहे," असं पुरातत्त्व व वस्तुसंग्रहालय संचालनालयाचे उपसंचालक हेमंत दळवी यांनी सांगितलं. महाराष्ट्र सरकारनं जिंकला लिलाव : दरम्यान, ऐतिहासिक दस्तऐवज असलेली ही तलवार लिलावात निघाल्याची बातमी 28 एप्रिल 2025 रोजी कळल्यानंतर सांस्कृतिक कार्यमंत्री आशिष शेलार यांनी तातडीनं मुख्यमंत्री देवेंद्र फडणवीस यांच्याशी चर्चा करुन तलवार शासनाला मिळावी, या दृष्टीनं नियोजन केलं. तसंच दूतावासाशी संपर्क करुन स्वतः मुख्यमंत्री देवेंद्र फडणवीस आणि मंत्री शेलार यांनी याबाबतचं नियोजन व संपर्क यंत्रणा उभी केली. तातडीनं एक मध्यस्थ उभा करुन या लिलावात शासनानं सहभाग घेतला आणि लिलाव जिंकला. ज्या मध्यस्थीनं हा लिलाव जिंकला होता, त्यांना लंडन येथे प्रत्यक्ष भेटून आणि कायदेशीर बाबी पूर्ण करुन आज मंत्री आशिष शेलार यांनी ही तलवार ताब्यात घेतली. तलवारीचं ऐतिहासिक महत्त्व : रघुजी भोसले प्रथम हे नागपूरकर भोसले घराण्याचे संस्थापक आणि छत्रपती शाहू महाराज यांच्या काळातील मराठा सैन्यातील एक महत्त्वाचे सरदार होते. रघुजी भोसले यांचं शौर्य आणि युद्धनीती यावर प्रसन्न होऊन छत्रपती शाहू महाराजांनी त्यांना 'सेनासाहिबसुभा' ही पदवी दिली होती. रघुजी भोसले प्रथम यांनी 1745 आणि 1755 मध्ये बंगालच्या नवाबाविरुद्ध युद्धमोहिमांचं नेतृत्व करून मराठा साम्राज्याचा बंगाल, ओडिशापर्यंत विस्तार केला. याचबरोबर त्यांनी त्यांच्या कारकिर्दीमध्ये चांदा, छत्तीसगड, संबळपूर याही प्रदेशांवर आपले वर्चस्व प्रस्थापित केलं. दक्षिण भारतातील कुड्डाप्पाचा नवाब, कर्नूलचा नवाब यांचाही पराभव करून दक्षिण भारतात आपला लष्करी आणि राजकीय दबदबा निर्माण केला. अठराव्या शतकातील एक अत्यंत धाडसी मराठा सेनानी म्हणून रघुजी भोसले यांच्याकडे बघितलं जातं. नागपूरकर भोसलेंच्या भौगोलिक सीमांमध्ये लोखंड, तांबे यांच्या खाणी मुबलक प्रमाणात उपलब्ध होत्या. यांचा वापर वस्तूंसोबतच शस्त्रे बनवण्यासाठीही केला जात असे. नागपूरकर भोसले घराण्यातील राजशस्त्रे निर्मिती आणि सौंदर्य यांचा अजोड मिलाफ आहे. तलवार लंडनमध्ये कशी गेली? : नागपूरकर भोसलेंची 1817 मध्ये सीताबर्डी येथे ईस्ट इंडिया कंपनीविरुद्ध लढाई झाली. या लढाईमध्ये ईस्ट इंडिया कंपनीचा विजय झाल्यावर कंपनीनं नागपूरकर भोसल्यांच्या खजिन्याची लूट केली. यामध्ये अनेक मौल्यवान वस्तू, दागिने तसंच शस्त्रांचाही समावेश होता. नागपूरचे संस्थान खालसा झाल्यावर ईस्ट इंडिया कंपनीला वेळोवेळी नजराणे आणि भेटीही मिळाल्या होत्या. दरम्यान, रघुजी भोसलेंची तलवार युद्धानंतरच्या लुटीमध्ये अथवा ब्रिटिशांना दिलेल्या भेटींमध्ये देशाबाहेर गेल्याची शक्यता आशिष शेलार यांनी वर्तवली होती. हेही वाचा : For All Latest Updates TAGGED: 'तान्हा पोळा' सणाची 219 वर्षांची ऐतिहासिक परंपरा; मन्या भाई, सोन्या भाई बाजारात दाखल, शेकडो कोटींची उलाढाल "महाराष्ट्रात त्रिदेवाचे सरकार, ब्रह्मा-विष्णू-महेशाचं सरकार", रुपाली चाकणकरांकडून देवाची उपमा "कालचा फक्त ट्रेलर होता, अजून पिक्चर बाकी आहे", नितेश राणे यांचा इशारा 'विश्वविजेत्या' ऑस्ट्रेलियाची घरातच जिरवली; आफ्रिकेनं दुसरा सामना जिंकत सलग पाचव्यांदा जिंकली मालिका काळजीपासून व्यापारापर्यंत सरोगसीच्या कायदेशीर आणि नैतिक गैरवापर उपाय करण्याची गरज Kawasaki KLX230R S 2026 भारतात 1.94 लाखात लॉंच फॅटी लिव्हरच्या समस्येनं त्रस्त आहात? आहारात समावेश करा 'ही' फळ होंडाची नवीन इलेक्ट्रिक मोटरसायकल 2 सप्टेंबरला होणार सादर पावसाळ्यातील आजारांपासून मुलांचा बचाव कसा करायचा? फॉलो करा या टिप्स Copyright © 2025 Ushodaya Enterprises Pvt. Ltd., All Rights Reserved.</w:t>
+        <w:t xml:space="preserve"> https://www.socialnews.xyz/2025/08/18/ncp-sp-targets-maha-minister-over-rs-5000-cr-scam-in-navi-mumbais-cidco-land-demands-his-resignation/</w:t>
+      </w:r>
+    </w:p>
+    <w:p>
+      <w:pPr>
+        <w:pStyle w:val="Normal"/>
+      </w:pPr>
+      <w:r>
+        <w:rPr/>
+        <w:t>Content: Home » National » NCP (SP) targets Maha minister over Rs 5,000 cr scam in Navi Mumbai’s CIDCO land; demands his resignation Posted By: Gopi August 18, 2025 Mumbai, Aug 18 (SocialNews.XYZ) NCP (SP) legislator Rohit Pawar on Monday alleged that the social justice minister and Shiv Sena leader Sanjay Shirsat is involved in a corruption worth Rs 5,000 crore as during his tenure as the chairman of state undertaking City and Industrial Development Corporation (CIDCO) gave 15 acre of land to one Bivalkar family in Navi Mumbai and betrayed the local landowners. He has demanded Minister Sirsat’s resignation and appealed to the Chief Minister Devendra Fadnavis to form a special task force headed by a retired judge to probe this scam. Sirsat held the post of CIDCO chairman during the tenure of the Chief Minister Eknath Shinde. Rohit Pawar’s move to target the minister Sirsat comes days after Shiv Sena (UBT) MP Sanjay Raut shared a video of of the latter purportedly showing him in possession of a big bag full of cash at his home, suggesting that Prime Minister Narendra Modi, Union Home Minister Amit Shah and Chief Minister Devendra Fadnavis should take a note of it. “The Bivalkar family’s proposal was rejected for years on account of every law, rule and judgment. But in the first meeting after becoming the CIDCO chairman, Sanjay Shirsat set aside all the rules and decided to give the 15 acres of land to the Bivalkar family. The market value of this land is about Rs 5,000 crore, and CIDCO could have built about 10,000 houses for the poor on this land,” said Rohit Pawar. Vijay Singhal, vice-chairman and managing director of CIDCO and Minister Shirsat did not reply despite attempts to reach them over the phone and message. According to Rohit Pawar, the story dates back to the British era when the Bivalkar family was awarded more than 4,000 acres of land for helping the British against the Maratha Empire in 15 villages of the present-day Roha, Panvel, Alibaug, Uran tehsils. “By claiming it as a personal gift, the lands were first saved from the Bombay Personal Inams Abolition Act, 1952 and later, before the land ceiling act in 1961, registering lands as reserved forest. However, in 1975, the Maharashtra Private Forest Acquisition Act came, under which their entire land went to the government. In 1985, the Bivalkar family objected to the Private Forest Acquisition Act, which the collector rejected in 1989. In 1990, they went to the High Court. In 2010, another appeal was filed, which was clubbed. In October 2014, the High Court ruled in favour of the Bivalkar family. After coming to know about it in 2015, the government appealed in the Supreme Court and the order was stayed,” he said. Following the scheme for Project Affected Persons (PAPs) of CIDCO, the family applied in 1993 for benefits under the 12.5 per cent scheme, as 150 acres of land with collector and court of wards was acquired by CIDCO. In 1994, CIDCO rejected this application. In 1995, 2010, and 2023, CIDCO rejected the application, said Rohit Pawar. “Despite CIDCO reports against giving 12.5 per cent land to the family, Sanjay Shirsat cleared the file in his first meeting as CIDCO chairman, whereby giving 61,000 square meters of land with a market value of Rs 5000 crore and a tripartite agreement on 8000 square meters of land has already been signed,” Rohit Pawar alleged. Meanwhile, the NCP (SP) will hold a protest led by the party’s state unit chief, Shashikant Shinde, on Wednesday at the CIDCO office. Source: IANS Gopi Adusumilli is a Programmer. He is the editor of SocialNews.XYZ and President of AGK Fire Inc. He enjoys designing websites, developing mobile applications and publishing news articles on current events from various authenticated news sources. When it comes to writing he likes to write about current world politics and Indian Movies. His future plans include developing SocialNews.XYZ into a News website that has no bias or judgment towards any. He can be reached at gopi@socialnews.xyzMail | Web | Twitter Gopi Adusumilli is a Programmer. He is the editor of SocialNews.XYZ and President of AGK Fire Inc. He enjoys designing websites, developing mobile applications and publishing news articles on current events from various authenticated news sources. When it comes to writing he likes to write about current world politics and Indian Movies. His future plans include developing SocialNews.XYZ into a News website that has no bias or judgment towards any. He can be reached at gopi@socialnews.xyz Copyright 2025 | AGK FIRE INC| Terms of Service / Privacy Policy | Contact Us</w:t>
       </w:r>
     </w:p>
     <w:p>
@@ -827,16 +2621,16 @@
       </w:pPr>
       <w:r>
         <w:rPr/>
-        <w:t>Article 154</w:t>
-      </w:r>
-    </w:p>
-    <w:p>
-      <w:pPr>
-        <w:pStyle w:val="Normal"/>
-      </w:pPr>
-      <w:r>
-        <w:rPr/>
-        <w:t>Title: मराठवाड्यात आज आणि उद्याही पावसाचे धुमशान, विभागीय आयुक्तांचा नागरिकांबरोबरच प्रशासनालाही सतर्कतेचा इशारा</w:t>
+        <w:t>Article 201</w:t>
+      </w:r>
+    </w:p>
+    <w:p>
+      <w:pPr>
+        <w:pStyle w:val="Normal"/>
+      </w:pPr>
+      <w:r>
+        <w:rPr/>
+        <w:t>Title: Maha govt plans amnesty scheme to recover pending transport fines</w:t>
       </w:r>
     </w:p>
     <w:p>
@@ -848,16 +2642,16 @@
         <w:t xml:space="preserve">URL: </w:t>
       </w:r>
       <w:r>
-        <w:t xml:space="preserve"> https://newstown.in/weather-alert-heavy-to-very-heavy-rain-predicted-on-18-1nd-19-august-2025-in-marathwada-region-by-imd-administration-on-alert/</w:t>
-      </w:r>
-    </w:p>
-    <w:p>
-      <w:pPr>
-        <w:pStyle w:val="Normal"/>
-      </w:pPr>
-      <w:r>
-        <w:rPr/>
-        <w:t>Content: छत्रपती संभाजीनगर (औरंगाबाद): मराठवाड्यातील आठही जिल्ह्यात आज मुसळधार ते अतिमुसळधार आणि उद्या धाराशिव (उस्मानाबाद) जिल्हा वगळता सातही जिल्ह्यांत मुसळधार पावसाचा इशारा भारतीय हवामान विभागाच्या मुंबई येथील प्रादेशिक हवामान केंद्राने दिला असून या इशाऱ्याच्या पार्श्वभूमीवर मराठवाड्यातील नागरिकांनी सतर्क राहण्याचे आवाहन विभागीय आयुक्त जितेंद्र पापळकर यांनी केले असून त्यांनी प्रशासनाला अलर्ट राहण्याचे निर्देशही दिले आहेत. मुंबईच्या प्रादेशिक हवामान केंद्राने आज (१८ ऑगस्ट) रोजी छत्रपती संभाजीनगर, जालना, बीड व लातूर जिल्ह्यांत मुसळधार ते अतिमुसळधार पावसाचा इशारा देत आँरेज अलर्ट दिला असून परभणी, हिंगोली, नांदेड आणि धाराशिव जिल्ह्यांत मुसळधार पावसाचा अंदाज व्यक्त करत यलो अलर्ट दिला आहे. उद्याही (१९ ऑगस्ट) धाराशिव (उस्मानाबाद) जिल्हा वगळता सर्व जिल्ह्यांत मुसळधार पावसाची शक्यता असून सातही जिल्ह्यांना यलो अलर्ट जारी केला आहे. राज्यात गेल्या काही दिवसांपासून सुरू असलेल्या मुसळधार पावसाच्या पार्श्वभूमीवर मुख्यमंत्री देवेंद्र फडणवीस यांनी आज व्हिडीओ कॉन्फरन्सद्वारे राज्यातील पूर परिस्थितीचा आढावा घेतला व झालेल्या नुकसानीचे योग्य प्रकारे पंचनामे करून शासनास अहवाल सादर करण्याच्या सूचना प्रशासनाला दिल्या आहेत. पर्यटन स्थळे, धबधबे व गर्दीची ठिकाणे येथे स्थानिक पोलीस प्रशासनाकडून नागरिकांची सुरक्षितता सुनिश्चित करून आवश्यक ती काळजी घेण्यात यावी, जिल्हाधिकाऱ्यांनी स्थानिक संभाव्य पूर परिस्थितीचा विचार करून जिल्ह्यातील सर्व शासकीय तसेच खाजगी शाळांना सुट्टी संदर्भातील निर्णय घ्यावा, स्थलांतरित नागरिकांच्या निवारा केंद्रांमध्ये योग्य सोयी-सुविधा, अन्न व वैद्यकीय सुविधा उपलब्ध करून देण्यात याव्यात. नागरिकांनी नदी, नाले, बंधारे, धरण परिसरात जाणे टाळावे व प्रशासनाने दिलेल्या सूचनांचे पालन करावे, तसेच अफवांवर विश्वास न ठेवता फक्त अधिकृत स्त्रोतांवरूनच माहिती घ्यावी असे निर्देशही मुख्यमंत्र्यांनी प्रशासनाला दिले आहेत. छत्रपती संभाजीनगर विभागात आज ३२.३० मि.मी. पावसाची नोंद झाली असून, विभागातील ५७ मंडळांमध्ये अतिवृष्टी झाली आहे.तसेच दि.१४.०८.२०२५ पुन १८.०८.२०२५ अतिवृष्टीमुळे झालेल्या नुकसानीबाबत जिल्ह्यांकडून प्राप्त प्राथमिक माहिती नुसार विभागातील एकूण १००४ गावे बाधित झालेली असून ६ जण ठार तर एक जण जखमी झाला आहे. मृतांमध्ये नांदेड जिल्ह्यातील ३, बीड जिल्ह्यातील २ आणि हिंगोली जिल्ह्यातील एका व्यक्तीचा समावेश आहे. अतिवृष्टीच्या तडाख्यात मराठवाड्यातील ३ लाख २९ हजार ५०९ शेतकरी बाधित झाले असून २ लाख ८० हजार ८६१ हेक्टर ०२ आर क्षेत्राचे नुकसान झाल्याचा प्राथमिक अंदाज आहे. त्यात (जिरायत-२ लाख ७२ हजार ५०७ हेक्टर ०२ आर जिरायती क्षेत्र, बागायत-८ हजार १५८ हेक्टर बागायती क्षेत्र तर १९६ हेक्टर फळपिकाच्या क्षेत्राचा समावेश आहे. अतिवृष्टीमुळे मराठवाड्यात २०५ जनावरे मृत्युमुखी पडली आहेत. त्यात दुधाळ मोठी ६९ जनावरे, दुधाळ लहान १०२ जनावरे, ओढकाम करणारी मोठी २८ जनावरे आणि ओढकाम करणाऱ्या लहान ०६ जनावरांचा समावेश आहे तर अंशतः पडझड झालेल्या घरांची संख्या एकूण ४८६ आहे. Your email address will not be published. Required fields are marked * Comment * Name * Email * Website Save my name, email, and website in this browser for the next time I comment. Δ लोकशाही मूल्ये आणि अभिव्यक्ती स्वातंत्र्याची पाठराखण करून भयमुक्त समाजाची जडणघडण हा न्यूजटाऊनचा सर्वोच्च हेतू आहे. Journalism Without Fear &amp; Favour ! असे बोधवाक्य घेऊन आम्ही भयमुक्त आणि चाटुगिरीमुक्त पत्रकारिता करत आहोत. आमच्या या प्रयत्नात आम्हाला तुमच्या आर्थिक योगदानाची आवश्यकता आहे. आपले स्वेच्छिक आर्थिक योगदान देण्यासाठी सोबत दिलेला क्यूआर कोड स्कॅन करून आपण योगदान देऊ शकता.</w:t>
+        <w:t xml:space="preserve"> https://www.socialnews.xyz/2025/08/18/maha-govt-plans-amnesty-scheme-to-recover-pending-transport-fines/</w:t>
+      </w:r>
+    </w:p>
+    <w:p>
+      <w:pPr>
+        <w:pStyle w:val="Normal"/>
+      </w:pPr>
+      <w:r>
+        <w:rPr/>
+        <w:t>Content: Home » National » Maha govt plans amnesty scheme to recover pending transport fines Posted By: Gopi August 18, 2025 Mumbai, Aug 18 (SocialNews.XYZ) The Maharashtra government is set to roll out an Amnesty Scheme for one-time settlement of long-pending dues towards fines imposed for violation of transport rules. The outstanding arrears are estimated at around Rs 2,500 crore -- of which Rs 1,000 crore are from Mumbai alone, and Rs 1,500 crore from the rest of the state. Transport Minister Pratap Sarnaik confirmed the government’s move. He said, “The department is not planning a complete waiver of fines. Instead, the department plans to recover a part of the pending dues and write off the rest. A final call will be taken after consultation with Chief Minister Devendra Fadnavis.” The department sources said that the owners of the two-wheelers, three-wheelers, four-wheelers, and heavy vehicles are expected to get the relief through the government’s move. This initiative is also expected to help the cash-strapped state government to mobilise additional revenue to fund populist schemes like Ladki Bahin Yojana. According to department sources, pending dues towards fines in Mumbai from 2020 were Rs 1,817 crore, of which the department has recovered Rs 817 crore, but still there are pending arrears worth Rs 1,000 crore. In the rest of Maharashtra, the dues are worth Rs 1,500 crore. The Transport Commissioner Vivek Bhimanwar has forwarded the Amnesty Scheme proposal of one-time settlement to the Transport Secretary. It has been proposed to waive 75 per cent of the dues towards fine if the two and three-wheeler pay 25 per cent arrears at one go. If the vehicle owners pay the pending dues in 15 days, then 50 per cent dues may be written off. The government hopes to recover 50 per cent to 75 per cent dues by offering this one-time settlement. Further, the transport department is drafting a Standard Operating Procedure (SOP) for the recovery of fines from the vehicle owners. This was needed as even though the transport department fixes the fine amount, it is implemented by the police personnel deployed on traffic management duty. The department noticed that the friction was due to the arbitrary manner in which fines were imposed. Therefore, the transport department sources said that the SOP is being prepared to define the powers of the police personnel in the recovery of fines. The transport department’s move comes when the state government has introduced a slew of initiatives to promote environmentally friendly transportation. The government aims to increase the adoption of electric vehicles in the state with a target of having 10 per cent of electric vehicles on the road by the end of 2025. The government has already announced waiver of toll taxes for electric vehicle owners with a view to promoting the use of KD Eco-friendly transportation. (Sanjay Jog can be contacted at sanjay.j@ians.in) Source: IANS Gopi Adusumilli is a Programmer. He is the editor of SocialNews.XYZ and President of AGK Fire Inc. He enjoys designing websites, developing mobile applications and publishing news articles on current events from various authenticated news sources. When it comes to writing he likes to write about current world politics and Indian Movies. His future plans include developing SocialNews.XYZ into a News website that has no bias or judgment towards any. He can be reached at gopi@socialnews.xyzMail | Web | Twitter Gopi Adusumilli is a Programmer. He is the editor of SocialNews.XYZ and President of AGK Fire Inc. He enjoys designing websites, developing mobile applications and publishing news articles on current events from various authenticated news sources. When it comes to writing he likes to write about current world politics and Indian Movies. His future plans include developing SocialNews.XYZ into a News website that has no bias or judgment towards any. He can be reached at gopi@socialnews.xyz Copyright 2025 | AGK FIRE INC| Terms of Service / Privacy Policy | Contact Us</w:t>
       </w:r>
     </w:p>
     <w:p>
@@ -866,16 +2660,16 @@
       </w:pPr>
       <w:r>
         <w:rPr/>
-        <w:t>Article 155</w:t>
-      </w:r>
-    </w:p>
-    <w:p>
-      <w:pPr>
-        <w:pStyle w:val="Normal"/>
-      </w:pPr>
-      <w:r>
-        <w:rPr/>
-        <w:t>Title: Aakar Patel| New Maharashtra Security Law Open To Abuse, Threatens Rights; Say ‘No’ To It</w:t>
+        <w:t>Article 202</w:t>
+      </w:r>
+    </w:p>
+    <w:p>
+      <w:pPr>
+        <w:pStyle w:val="Normal"/>
+      </w:pPr>
+      <w:r>
+        <w:rPr/>
+        <w:t>Title: CM to join Kawad yatra, TV center chowk shut for 5 hours</w:t>
       </w:r>
     </w:p>
     <w:p>
@@ -887,16 +2681,16 @@
         <w:t xml:space="preserve">URL: </w:t>
       </w:r>
       <w:r>
-        <w:t xml:space="preserve"> https://www.asianage.com/opinion/columnists/aakar-patel-new-maharashtra-security-law-open-to-abuse-threatens-rights-say-no-to-it-1898277</w:t>
-      </w:r>
-    </w:p>
-    <w:p>
-      <w:pPr>
-        <w:pStyle w:val="Normal"/>
-      </w:pPr>
-      <w:r>
-        <w:rPr/>
-        <w:t>Content: We celebrated Independence Day earlier this month, to mark the culmination of our freedom struggle. Independence and freedom from what? From alien rule and from all oppressive laws — no matter who imposes them on us. The governor of Maharashtra is currently examining a law passed by the state Assembly called the “Maharashtra Special Public Security Bill”. I have written to the governor, on behalf of Amnesty International India, and asked him to not sign it and instead to deny his assent. Framed as a counter-measure against those who have come to be called “Urban Naxals”, the bill threatens constitutionally and internationally protected human rights. “Naxalism” is seen as a decades-old rural and Communist-inspired movement. “Urban Naxalism” in the present context presumably refers to alleged support for this movement by intellectuals, academics and others. The term “Urban Naxalism” has no legal definition in Indian law. With its vague language, discriminatory focus, absence of judicial oversight, and high potential for misuse, the bill risks criminalising of legitimate dissent in one of our largest states. As may be expected, Maharashtra chief minister Devendra Fadnavis has asserted that the law will not be used to suppress government critics. However, if the term “Urban Naxalism” has no legal definition in India, then what is it? It is a rhetorical and politically charged phrase -- popularised in the media and political discourse, not jurisprudence. Its very vagueness allows it to be weaponised against civil society, often conflating peaceful dissent with sedition or terrorism. There is a troubling precedent. The Bhima Koregaon case, in which 16 activists were arrested under the Unlawful Activities (Prevention) Act, or UAPA, demonstrates how this label has been used to detain individuals for years without trial. Many of those accused were not linked to any act of violence, but merely to the expression of critical views, advocacy for marginalised communities, or the defence of civil liberties. Notably, the arrests began in 2018 during Mr Fadnavis’ earlier tenure as chief minister. Seven years later, trials have yet to commence, bail remains denied to six of the activists, and one of the accused, Father Stan Swamy, died in custody. The “Urban Naxal” narrative has dangerously blurred the line between non-violent political opposition and violent extremism. Such conflation is not only incompatible with India’s constitutional values but also violates its international legal obligations. The law has other troubling elements, such as discrimination. Its opening paragraphs identify “left-wing extremist organisations or similar organisations” as its focus. This singles out ideologies for criminalisation and violates Article 26 of the International Covenant on Civil and Political Rights, which guarantees equal protection under the law regardless of political opinion, and which India is a signatory to. Punishing membership of an organisation solely based on ideas without proof of incitement of or participation in violence is also violative of the human rights of Indians. The law defines “unlawful activity” using imprecise and subjective terms such as “menace to public order” or “tendency to interfere with the administration of law.” These definitions could encompass peaceful protest or civil disobedience, the foundational elements of our freedom struggle. Section 3 empowers the executive to declare organisations “unlawful”, with no provision for prompt and impartial judicial review. The advisory board tasked with reviewing such declarations comprises only government appointees, meaning that they will be kangaroo courts. Sections in the law permitting searches and seizures based on an officer’s “opinion” or “personal knowledge” strip away all judicial safeguards and open the door to arbitrary action. This violates the rights guaranteeing fair trial and due process in searches, protecting individuals against unlawful interference with one’s home, property and privacy. Section 14 prohibits appeals, while Section 17 provides blanket immunity to government officials, even in cases of abuse. Such clauses eliminate accountability. As has become the fashion, colonial-style oppression on jailing people is present in this law also. Section 15 renders all offences under the bill non-bailable and cognisable, despite the vagueness of their definitions. This facilitates prolonged pre-trial detention without judicial scrutiny. On top of everything else, the law isn’t needed: India already possesses very restrictive counter-terrorism and criminal laws, including the UAPA, MCOCA, and Bharatiya Nyaya Sanhita, which criminalise the same or similar alleged conduct. The new bill adds another weapon to suppress dissent, turning the legal process itself into punishment and further eroding civil liberties. If signed and enforced, the law under the guise of security represents a grave and unnecessary expansion of state power at the cost of fundamental rights. Far from safeguarding Maharashtra, it criminalises dissent, debate and accountability. The misuse of vague terms like “Urban Naxal” has already caused immense harm. Assenting to this bill would legitimize a framework that enables abuse and impunity over justice. This is why I have urged the governor, with the utmost respect, to withhold assent to the bill. The observation of Independence Day should not be restricted to the symbolism of flag-hoisting or salutes and long speeches. What should be observed is our continuing commitment to freedom, the protection of civil liberties, the preservation of human rights and access to justice. This law is a clear violation of all of these, and for this reason one hopes that it is not inflicted on Indians. The writer is the chair of Amnesty International India. Twitter: @aakar_patel</w:t>
+        <w:t xml:space="preserve"> https://www.lokmattimes.com/aurangabad/cm-to-join-kawad-yatra-tv-center-chowk-shut-for-5-hours/</w:t>
+      </w:r>
+    </w:p>
+    <w:p>
+      <w:pPr>
+        <w:pStyle w:val="Normal"/>
+      </w:pPr>
+      <w:r>
+        <w:rPr/>
+        <w:t>Content: Marathi | Hindi FOLLOW US : City By Lokmat Times Desk | Updated: August 18, 2025 20:40 IST2025-08-18T20:40:08+5:302025-08-18T20:40:08+5:30 Chhatrapati Sambhajinagar Thousands of devotees are expected to join the Kawad Yatra organized today by various organizations and political leaders. Chief Minister Devendra Fadnavis will also take part in the procession at TV Center Chowk after his arrival in the city this afternoon. To avoid traffic chaos, police will keep TV Center Chowk closed to all vehicles between 2 pm and 7 pm. Assistant commissioner of police Subhash Bhujang has urged citizens to use alternative routes. Routes closed for traffic: • Ip mess chowk to Tv center chowk • Sharad tea point to Tv center chowk • Annabhau sathe chowk to Tv center chowk • N-12 Visarjan well to Tv center chowk FOLLOW US : Copyright ©2025 Lokmat Media Pvt Ltd</w:t>
       </w:r>
     </w:p>
     <w:p>
@@ -905,16 +2699,16 @@
       </w:pPr>
       <w:r>
         <w:rPr/>
-        <w:t>Article 156</w:t>
-      </w:r>
-    </w:p>
-    <w:p>
-      <w:pPr>
-        <w:pStyle w:val="Normal"/>
-      </w:pPr>
-      <w:r>
-        <w:rPr/>
-        <w:t>Title: CM to inaugurate additional water supply scheme</w:t>
+        <w:t>Article 203</w:t>
+      </w:r>
+    </w:p>
+    <w:p>
+      <w:pPr>
+        <w:pStyle w:val="Normal"/>
+      </w:pPr>
+      <w:r>
+        <w:rPr/>
+        <w:t>Title: चुनाव के बाद होगा महामंडलों का वितरण, महायुति के इच्छुक नेताओं पर प्रदर्शन का दबाव</w:t>
       </w:r>
     </w:p>
     <w:p>
@@ -926,16 +2720,16 @@
         <w:t xml:space="preserve">URL: </w:t>
       </w:r>
       <w:r>
-        <w:t xml:space="preserve"> https://www.lokmattimes.com/aurangabad/cm-to-inaugurate-additional-water-supply-scheme/</w:t>
-      </w:r>
-    </w:p>
-    <w:p>
-      <w:pPr>
-        <w:pStyle w:val="Normal"/>
-      </w:pPr>
-      <w:r>
-        <w:rPr/>
-        <w:t>Content: Marathi | Hindi FOLLOW US : City By Lokmat Times Desk | Updated: August 18, 2025 21:00 IST2025-08-18T21:00:04+5:302025-08-18T21:00:04+5:30 Lokmat News Network Chhatrapati Sambhajinagar: The chief minister Devendra Fadnavis will today inaugurate the operation of 200 MLD of water on Tuesday evening (5 pm). With the intention that the city may receive an additional quantity of water, the 900-mm pipeline was laid between the Jayakwadi Dam and the city by spending Rs 200 crore. Accordingly, the water treatment plant of 26 MLD capacity was also built at Pharola. Accordingly the city will get an additional quantity of 26 MLD of water in their taps. Additional 26 MLD water supply from today Due to delays in the ₹2,740-crore new water supply scheme, the then Divisional Commissioner Sunil Kendrekar had initiated an alternative arrangement to ensure additional water supply to the city. At a cost of ₹200 crore, a 900 mm diameter pipeline was laid from Jayakwadi to Nakshatrawadi. Meanwhile, work on a 26 MLD-capacity water treatment plant has been underway for the past year. Two days ago, the trial run of this plant was successfully completed. From Tuesday onwards, the city will start receiving an additional 26 MLD of treated water. Until now, the city was receiving about 140–145 MLD of water through three pipelines of 1,200 mm, 900 mm, and 700 mm diameter. In the future, the 700 mm line will be completely phased out, and the plan is to supply 75 MLD through the 900 mm pipeline. Administrator camps at Pharola The administrator G Sreekanth personally inspected the trial run at the Pharola water treatment plant on Sunday. From Monday afternoon onwards, he camped at Pharola to monitor preparations. In the evening, a joint meeting of the Municipal Corporation, Police, and Maharashtra Jeevan Pradhikaran (MJP) officials was held on-site to finalise arrangements for Tuesday’s inauguration programme. At present, several city localities receive water only once in six to eight days. With the new arrangement, supply to these areas will be advanced by at least two to three days, claimed civic authorities. Starting today, the city will receive 160–165 MLD of water daily. Citizens are now keenly watching how effectively the municipal corporation manages distribution to ensure adequate and equitable water supply. FOLLOW US : Copyright ©2025 Lokmat Media Pvt Ltd</w:t>
+        <w:t xml:space="preserve"> https://navbharatlive.com/maharashtra/nagpur/distribution-of-maha-mandals-will-happen-after-the-elections-pressure-of-demonstration-on-the-aspiring-leaders-of-mahayuti-1322474.html</w:t>
+      </w:r>
+    </w:p>
+    <w:p>
+      <w:pPr>
+        <w:pStyle w:val="Normal"/>
+      </w:pPr>
+      <w:r>
+        <w:rPr/>
+        <w:t>Content: देवेंद्र फड़नवीस, एकनाथ शिंदे और अजित पवार Maharashtra Politics: नेताओं की नजरें अब महामंडलों के पदों पर टिकी हैं। हालांकि जानकारी के मुताबिक इन महामंडलों का वितरण आगामी स्थानीय निकाय चुनावों के बाद किया जाएगा। राज्य सरकार ने महामंडलों के वितरण का फॉर्मूला तय कर लिया है जिसमें भाजपा को 44%, शिंदे गुट को 33% और राष्ट्रवादी (अजित पवार) गुट को 23% महामंडल मिलेंगे। साथ ही यह साफ कर दिया गया है कि वितरण इन चुनावों में नेताओं के प्रदर्शन के आधार पर होगा जिसके कारण तीनों दलों में पदों के लिए जोरदार होड़ मची हुई है। सत्ता में रहने पर हर किसी को अपना हिस्सा चाहिए होता है और इसी उम्मीद में तीनों दलों के कई नेता पद की आस लगाए बैठे हैं। जिन विधायकों को मंत्री पद नहीं मिला, वे कम से कम एक अच्छे महामंडल की उम्मीद कर रहे हैं। वहीं पार्टी के अन्य नेता, जो जनप्रतिनिधि नहीं हैं लेकिन बड़े पदाधिकारी हैं, उनकी भी उम्मीदें बढ़ गई हैं। जब से राज्य में महायुति सरकार बनी है तब से महामंडलों के वितरण को लेकर अक्सर विवाद होता रहा है। सत्ता में सहयोगी छोटी पार्टियों को भी हिस्सा देना पड़ता है, इसलिए पहले उन्हें उनके कोटे के महामंडल दिए जाते हैं जिसके बाद ही पार्टी के भीतर विचार होता है। महामंडल देकर असंतोष को शांत करना एक आसान तरीका होता है, इसीलिए नेताओं को महामंडलों का लालच देकर उन्हें शांत रखा जाता है और उनकी परीक्षा भी ली जाती है। कई बार तो वितरण को लेकर भड़काव भी होता है क्योंकि महत्वपूर्ण और कम महत्वपूर्ण महामंडलों के बंटवारे पर पार्टी के भीतर और गठबंधन में विवाद हो जाता है। महामंडलों का वितरण सभी दलों के लिए सिरदर्द बन गया है। कई लोगों को महामंडल का वादा दिया जाता है लेकिन असल में कुछ ही लोगों को यह मिलता है। महामंडलों का महत्व समझकर उन्हें पार्टी के बल के अनुसार बांटा गया है। कुछ महामंडलों को कैबिनेट मंत्री का दर्जा होता है तो कुछ को राज्य मंत्री का, इसलिए बड़े और महत्वपूर्ण कैबिनेट स्तर के महामंडल पाने के लिए अभी भी खींचतान जारी है। Follow Us On © Copyright Navbharatlive 2025 All rights reserved.</w:t>
       </w:r>
     </w:p>
     <w:p>
@@ -944,16 +2738,16 @@
       </w:pPr>
       <w:r>
         <w:rPr/>
-        <w:t>Article 157</w:t>
-      </w:r>
-    </w:p>
-    <w:p>
-      <w:pPr>
-        <w:pStyle w:val="Normal"/>
-      </w:pPr>
-      <w:r>
-        <w:rPr/>
-        <w:t>Title: Eknath Shinde : एकनाथ शिंदेंना मोठा धक्का ! ‘या’ नेत्याने निवडणुकीच्या तोंडावर सोडली साथ</w:t>
+        <w:t>Article 204</w:t>
+      </w:r>
+    </w:p>
+    <w:p>
+      <w:pPr>
+        <w:pStyle w:val="Normal"/>
+      </w:pPr>
+      <w:r>
+        <w:rPr/>
+        <w:t>Title: मुंबई में कबूतरखानों पर विवाद, महापालिका ने नागरिकों से आपत्तियां और सुझाव मांगे</w:t>
       </w:r>
     </w:p>
     <w:p>
@@ -965,16 +2759,16 @@
         <w:t xml:space="preserve">URL: </w:t>
       </w:r>
       <w:r>
-        <w:t xml:space="preserve"> https://www.dainikprabhat.com/big-blow-to-eknath-shinde-big-leader-of-shiv-sena-shinde-group-will-join-bjp/</w:t>
-      </w:r>
-    </w:p>
-    <w:p>
-      <w:pPr>
-        <w:pStyle w:val="Normal"/>
-      </w:pPr>
-      <w:r>
-        <w:rPr/>
-        <w:t>Content: पुढील काही महिन्यांत राज्यात स्थानिक स्वराज्य संस्थांच्या निवडणुका होणार असून, या पार्श्वभूमीवर महाविकास आघाडी आणि महायुतीमधील घटक पक्षांनी निवडणूक तयारी सुरू केली आहे. याचवेळी पक्षांतरालाही वेग आला असून, अनेक नेते एका पक्षातून दुसऱ्या पक्षात प्रवेश करत आहेत. विशेषतः विधानसभा निवडणुकीनंतर महाविकास आघाडीतील काही दिग्गज नेत्यांनी महायुतीत प्रवेश केला आहे. या घडामोडींमध्ये आता एक मोठी बातमी समोर येत आहे. शिवसेना (शिंदे गट) ला सोलापूर जिल्ह्यात मोठा धक्का बसला आहे. शिवसेना शिंदे गटाचे जिल्हा संपर्क प्रमुख आणि आमदार तानाजी सावंत यांचे बंधू शिवाजी सावंत यांनी पक्षांतर्गत राजकारणाला कंटाळून आपल्या पदाचा राजीनामा देत भारतीय जनता पक्षात (भाजप) प्रवेश करण्याचा निर्णय घेतला आहे. येत्या दोन दिवसांत शिवाजी सावंत आपल्या समर्थकांसह भाजपमध्ये अधिकृतपणे प्रवेश करणार आहेत. काल मुख्यमंत्री देवेंद्र फडणवीस सोलापूर जिल्ह्याच्या दौऱ्यावर असताना शिवाजी सावंत यांनी त्यांची गुप्त भेट घेतली. या भेटीनंतर त्यांनी आज भाजपात प्रवेश करण्याची घोषणा केली. सूत्रांनुसार, फडणवीस यांच्या उपस्थितीत शिवाजी सावंत, माजी उपमहापौर दिलीप कोल्हे, तसेच शिवसेना, युवासेना आणि महिला आघाडीतील काही प्रमुख पदाधिकारी भाजपमध्ये प्रवेश करणार आहेत. सोलापूर जिल्ह्यात शिवसेना शिंदे गटाला अंतर्गत गटबाजीचा मोठा फटका बसला आहे. आगामी सोलापूर महानगरपालिका, पंचायत समिती आणि जिल्हा परिषद निवडणुकांच्या पार्श्वभूमीवर या पक्षांतरामुळे भाजपाची ताकद जिल्ह्यात वाढणार आहे. दरम्यान, शिवसेना शिंदे गटाचे जिल्हाप्रमुख अमोल शिंदे यांनी पक्षांतर करणाऱ्या पदाधिकाऱ्यांचा सत्कार करत “घरी सुखी राहा” असा उपरोधिक टोला लगावला आहे. त्यांनी या पक्षांतराला वैयक्तिक निर्णय ठरवत हा एकनाथ शिंदे यांच्यासाठी मोठा धक्का असल्याचे मान्य केले आहे. ईपेपर । राशी-भविष्य । विधानसभा निवडणुक । Trending</w:t>
+        <w:t xml:space="preserve"> https://mpbreakingnews.in/maharashtra/mumbai-municipal-corporation-pigeon-shelters-public-consultation-high-court-54-803921</w:t>
+      </w:r>
+    </w:p>
+    <w:p>
+      <w:pPr>
+        <w:pStyle w:val="Normal"/>
+      </w:pPr>
+      <w:r>
+        <w:rPr/>
+        <w:t>Content: मुंबई में कबूतरखानों को लेकर लंबे समय से जारी विवाद पर अब बृहन्मुंबई महानगरपालिका (बीएमसी) ने पहल की है। महापालिका ने नागरिकों से राय मांगी है कि कबूतरखानों में नियंत्रित तरीके से और तय समय पर कबूतरों को दाना डालने की अनुमति दी जाए या नहीं। सोमवार (18 अगस्त) से नागरिक अपनी आपत्तियां और सुझाव दर्ज करा सकते हैं। इस कदम का उद्देश्य है कि लोगों की राय लेकर इस मुद्दे का स्थायी समाधान निकाला जा सके। मुख्यमंत्री देवेंद्र फडणवीस ने पहले ही सुझाव दिया था कि कबूतरों को नियंत्रित ढंग से भोजन उपलब्ध कराया जाए। इसी संदर्भ में मुंबई हाईकोर्ट में हुई सुनवाई के दौरान बीएमसी ने कबूतरों को सुबह 6 से 8 बजे तक ही दाना डालने की सशर्त अनुमति देने की बात कही थी। हालांकि, अदालत ने निर्देश दिए थे कि यह निर्णय एकतरफा नहीं लिया जा सकता, बल्कि इसमें नागरिकों की राय को शामिल करना जरूरी है। इसी कारण अब महापालिका ने जनता से सुझाव और आपत्तियां आमंत्रित की हैं। महापालिका को इस विषय पर तीन आवेदन प्राप्त हुए हैं। इनमें दादर कबूतरखाना ट्रस्ट, यास्मिन भंसाली एंड कंपनी तथा पशु-पक्षी अधिकार कार्यकर्ता पल्लवी पाटिल के आवेदन शामिल हैं। ये सभी दस्तावेज बीएमसी की वेबसाइट (https://portal.mcgm.gov.in/irj/portal/anonymous?guest_user-english) पर देखे जा सकते हैं। नागरिक इन आवेदनों को देखकर 18 से 29 अगस्त के बीच suggestions@mcgm.gov.in ईमेल आईडी पर अपने सुझाव भेज सकते हैं। जो लोग लिखित में आपत्ति या सुझाव देना चाहें, वे परेल स्थित एफ दक्षिण वॉर्ड कार्यालय में ‘कार्यकारी स्वास्थ्य अधिकारी’ को सीधे भी जमा करा सकते हैं। मुंबई में फिलहाल 51 कबूतरखाने मौजूद हैं। इनमें से दादर का कबूतरखाना सबसे विवादास्पद रहा है। सर्वोच्च न्यायालय के निर्देश पर इसे दूसरी बार तिरपाल से ढककर बंद किया गया है। महापालिका का मानना है कि इस प्रक्रिया से न केवल कबूतरखानों को लेकर विवाद सुलझेगा, बल्कि पक्षियों की सुरक्षा और नागरिकों के स्वास्थ्य की रक्षा भी होगी। पारदर्शिता और लोगों की भागीदारी सुनिश्चित कर महापालिका इस मुद्दे पर टिकाऊ समाधान निकालने की दिशा में कदम बढ़ा रही है। MP Breaking News is the leading Hindi News portal in Madhya Pradesh, a digital news platform of INTUITIVE NEWS &amp; MEDIA PRIVATE LIMITED, providing news from every segment/category for its readers. Fast and Latest news updates with authenticating content are the prime objective that we seek towards creating a milestone for ourselves. Contact us: mpbreakingnews (at) gmail.com Bhopal News Indore News Jabalpur News Gwalior News Play Store Apple Store © 2025 Intuitive News &amp; Media Pvt. Ltd. | Powered By Parshva Web Home | Contact Us | Policies | Terms and Conditions</w:t>
       </w:r>
     </w:p>
     <w:p>
@@ -983,16 +2777,16 @@
       </w:pPr>
       <w:r>
         <w:rPr/>
-        <w:t>Article 158</w:t>
-      </w:r>
-    </w:p>
-    <w:p>
-      <w:pPr>
-        <w:pStyle w:val="Normal"/>
-      </w:pPr>
-      <w:r>
-        <w:rPr/>
-        <w:t>Title: Kokan Politics : शरद पवार गटाला धक्का; प्रदेश सरचिटणीस प्रशांत यादव भाजपाच्या वाटेवर</w:t>
+        <w:t>Article 205</w:t>
+      </w:r>
+    </w:p>
+    <w:p>
+      <w:pPr>
+        <w:pStyle w:val="Normal"/>
+      </w:pPr>
+      <w:r>
+        <w:rPr/>
+        <w:t>Title: CSMC Commissions New 26 MLD Water Scheme, Reduces Supply Gap For Residents</w:t>
       </w:r>
     </w:p>
     <w:p>
@@ -1004,16 +2798,16 @@
         <w:t xml:space="preserve">URL: </w:t>
       </w:r>
       <w:r>
-        <w:t xml:space="preserve"> https://www.marathi.hindusthanpost.com/politics/kokan-politics-sharad-pawar-group-suffers-setback-state-general-secretary-prashant-yadav-on-bjps-path/</w:t>
-      </w:r>
-    </w:p>
-    <w:p>
-      <w:pPr>
-        <w:pStyle w:val="Normal"/>
-      </w:pPr>
-      <w:r>
-        <w:rPr/>
-        <w:t>Content: कोकणात महायुतीची हालचाल वेग घेतेय आणि पवार गटाचे अस्तित्व धोक्यात आलंय. राष्ट्रवादी काँग्रेस (शरद पवार) पक्षाचे प्रदेश सरचिटणीस प्रशांत यादव भाजपामध्ये प्रवेश करणार असून या प्रवेशामुळे कोकणातील पवार गटाला मोठा धक्का बसल्याची राजकीय वर्तुळात चर्चा आहे. मुख्यमंत्री देवेंद्र फडणवीस (CM Devendra Fadnavis) आणि प्रदेशाध्यक्ष रवींद्र चव्हाण (Ravindra Chavan) यांच्या उपस्थितीत हा प्रवेश सोहळा पार पडणार आहे. (Kokan Politics) भाजपा (BJP) आणि शिंदे गटाने शिवसेनेला गळती लावलीच, पण आता पवार गटालाही गडगडवण्याची रणनीती आखल्याचे स्पष्ट होत आहे. प्रशांत यादव (Prashant Yadav) हे मूळचे शिंदे गटाचे ‘टार्गेट’ होते. मंत्री उदय सामंत (Uday Samant) आणि आमदार किरण सामंत (Kiran Samant) यांच्या सततच्या संपर्कात असतानाच भाजपा आमदार नितेश राणेंनी (Nitesh Rane) सामंतांना चकवून यादवांना आपल्या गळाला लावलं. या प्रवेशामुळे भाजपाने केवळ सामंतांना धक्का दिला नाही, तर राष्ट्रवादीचे विद्यमान आमदार शेखर निकम यांच्यासमोर २०२९ साठीचा उमेदवारही उभा केला आहे. (Kokan Politics) (हेही वाचा – Article 370 रद्द केल्यानंतरची सहा वर्ष; जम्मू-काश्मीरच्या विकासाला मिळतेय गती) मागील निवडणुकीत अवघ्या सहा हजार मतांनी पराभूत झालेले यादव आता भाजपाच्या खांद्यावर बसून पुढील पाच वर्षांत राजकीय ताकद मिळवतील आणि पुढील विधानसभा निवडणुकीत आमदार होतील, असा विश्वास नितेश राणेंनी (Nitesh Rane) व्यक्त केला आहे. त्याचबरोबर स्थानिक स्वराज्य संस्थांच्या निवडणुका भाजपा (BJP) स्वबळावर लढवणार असल्याचे संकेत राणेंनी दिले आहेत. (Kokan Politics) दरम्यान, महायुतीतल्या बेबनावालाही उघडं करत राणेंनी उदय सामंतांवर थेट हल्ला चढवला आहे. “आमदारांना २० कोटी मिळतात, मग केंद्रीय मंत्री नारायण राणेंना केवळ पाच कोटीच का?” — असा सवाल करत त्यांनी सामंतांना सरळ आव्हान दिलं. (Kokan Politics) यामुळे कोकणातील राजकारण अधिक तापलं असून समीकरणं आता स्पष्टपणे शिवसेना विरुद्ध भाजपा विरुद्ध अजितदादा अशी त्रिकोणी होत चालली आहेत. (Kokan Politics) हेही पहा – Check your inbox or spam folder to confirm your subscription. © Hindusthan Post All Rights Reserved</w:t>
+        <w:t xml:space="preserve"> https://www.freepressjournal.in/pune/csmc-commissions-new-26-mld-water-scheme-reduces-supply-gap-for-residents</w:t>
+      </w:r>
+    </w:p>
+    <w:p>
+      <w:pPr>
+        <w:pStyle w:val="Normal"/>
+      </w:pPr>
+      <w:r>
+        <w:rPr/>
+        <w:t>Content: The Chhatrapati Sambhajinagar Municipal Corporation (CSMC) on Tuesday commissioned the 26 MLD additional water scheme, reducing the supply gap for residents by two days. Earlier, residents received water after eight days; now, the interval will be reduced to five to six days, officials said. The scheme, originally scheduled for inauguration on August 15 last year, was delayed due to pending work at the water purification centre. Testing of the centre was completed two days ago. The official inauguration was expected on Tuesday but was postponed after heavy rains in Mumbai prevented Chief Minister Devendra Fadnavis and Deputy Chief Minister Eknath Shinde from attending. It will be rescheduled in the coming days, said CSMC Commissioner G Sreekanth. Maharashtra Jeevan Pradhikaran member secretary Amgothu Shree Ranganayak, superintending engineer Manisha Palande, Shrihari Constructions director Sachin Muley, GVPR director Shiva Reddy and other dignitaries were present. The 900 mm diameter pipeline established under the ambitious water supply scheme worth Rs 200 crore will help the residents of Chhatrapati Sambhajinagar.</w:t>
       </w:r>
     </w:p>
     <w:p>
@@ -1022,16 +2816,16 @@
       </w:pPr>
       <w:r>
         <w:rPr/>
-        <w:t>Article 159</w:t>
-      </w:r>
-    </w:p>
-    <w:p>
-      <w:pPr>
-        <w:pStyle w:val="Normal"/>
-      </w:pPr>
-      <w:r>
-        <w:rPr/>
-        <w:t>Title: Those who speak of Maharashtra 'asmita' should support Radhakrishnan for VP post: Fadnavis</w:t>
+        <w:t>Article 206</w:t>
+      </w:r>
+    </w:p>
+    <w:p>
+      <w:pPr>
+        <w:pStyle w:val="Normal"/>
+      </w:pPr>
+      <w:r>
+        <w:rPr/>
+        <w:t>Title: Maratha general Raghuji Bhonsle's sword brought to Mumbai</w:t>
       </w:r>
     </w:p>
     <w:p>
@@ -1043,16 +2837,16 @@
         <w:t xml:space="preserve">URL: </w:t>
       </w:r>
       <w:r>
-        <w:t xml:space="preserve"> https://www.newsdrum.in/national/those-who-speak-of-maharashtra-asmita-should-support-radhakrishnan-for-vp-post-fadnavis-9672630</w:t>
-      </w:r>
-    </w:p>
-    <w:p>
-      <w:pPr>
-        <w:pStyle w:val="Normal"/>
-      </w:pPr>
-      <w:r>
-        <w:rPr/>
-        <w:t>Content: Follow Us Mumbai, Aug 18 (PTI) Maharashtra Chief Minister Devendra Fadnavis on Monday called upon MPs from the state cutting across party lines, specially from the Shiv Sena (UBT) and NCP (SP), to support Governor CP Radhakrishnan's candidature for the post of vice president. The ruling National Democratic Alliance (NDA) on Sunday named Radhakrishnan (67), a seasoned BJP leader belonging to a key OBC caste from Tamil Nadu with an RSS background, as its vice-presidential candidate. Talking to reporters, Fadnavis said even though Radhakrishnan belongs to Tamil Nadu, he is a registered voter in Mumbai and cast his vote here in the last year's Maharashtra assembly polls. "When he files his nomination for the vice president's post, he will mention that he is a registered voter in Mumbai. It is a matter of great pride for Maharashtra," he said. Fadnavis said political parties like the opposition Shiv Sena (UBT) and NCP (SP), which espouse Maharashtra's "asmita" (pride), should support Radhakrishnan's candidature. Replying to a question, the CM said he would request Sena (UBT) head Uddhav Thackeray and NCP (SP) chief Sharad Pawar to support Radhakrishnan, considering he is the state's governor and a voter from Mumbai. The electoral college for poll to the post of Vice President of India consists of all members of both Houses of Parliament. The Shiv Sena (UBT) has nine Lok Sabha and two Rajya Sabha members, while the NCP (SP) has 10 Lok Sabha and two Rajya Sabha members. With the NDA enjoying the support of at least 422 members in the electoral college of 781 MPs, Radhakrishnan’s victory in any contest against the Opposition is a foregone conclusion. The majority mark is 391. Earlier in the day, Fadnavis paid a courtesy visit to Radhakrishnan at the Raj Bhavan in Mumbai. Radhakrishnan later left for New Delhi. At the airport here, Fadnavis, accompanied by state Cultural Affairs Minister Ashish Shelar, presented to the governor a book containing the unpublished letters of Maratha king Chhatrapati Shivaji Maharaj, a release from the Raj Bhavan said. BJP president J P Nadda on Sunday made the announcement about Radhakrishnan's candidature for the vice president's post following a meeting of the party's parliamentary board, which included Prime Minister Narendra Modi, and consultation with the party's allies. Nadda appealed for unanimous election of Radhakrishnan (67), an OBC leader and two-time former Lok Sabha member from Coimbatore, to the constitutional position, saying BJP leaders had spoken to the opposition parties over the last week and will reach out to them again. PTI MR GK Subscribe to our Newsletter! Share this article If you liked this article share it with your friends.they will thank you later</w:t>
+        <w:t xml:space="preserve"> https://www.theweek.in/wire-updates/national/2025/08/18/bom14-mh-maratha-sword.html</w:t>
+      </w:r>
+    </w:p>
+    <w:p>
+      <w:pPr>
+        <w:pStyle w:val="Normal"/>
+      </w:pPr>
+      <w:r>
+        <w:rPr/>
+        <w:t>Content: Mumbai, Aug 18 (PTI) The iconic sword of famous Maratha general Raghuji Bhonsle I, recently acquired by the Maharashtra Government in an auction in London, was brought to Mumbai on Monday morning and shifted to the P L Deshpande Academy, state Cultural Affairs Minister Ashish Shelar said. Talking to reporters, Shelar said that the sword, which was transported by a flight at the Chhatrapati Shivaji Maharaj International Airport around 10 am, was taken to the academy in the Prabhadevi area for safekeeping. The bike rally planned to escort the sword from the airport was cancelled owing to heavy rains and traffic congestion across the city since morning, he said, adding that a programme scheduled to take place in the evening in the presence of Chief Minister Devendra Fadnavis and Deputy Chief Ministers Eknath Shinde and Ajit Pawar, would be held at the designated time. The sword of Raghuji Bhonsle I, founder of the Nagpur Bhonsle dynasty and a prominent general in the Maratha army during the reign of Chhatrapati Shahu Maharaj, was acquired by the state government in an international auction earlier this year. The government had earlier stated that the iconic sword was reclaimed at an auction in London for Rs 47.15 lakh. The sword is believed to have been taken outside India during the 1817 Battle of Sitabuldi, when the British East India Company defeated the Nagpur Bhonsles. The news of the sword, an important historical artefact, being put up for auction surfaced on April 28. The embassy was contacted, and an intermediary was appointed to participate in the auction. Shelar had travelled to London to complete the legal formalities and personally take possession of the artefact. The minister described the acquisition as a "historic victory" for the state. A large number of Marathi-speaking citizens in London were present when the sword was handed over to Shelar. Deputy Director of the Archaeology Department, Hemant Dalvi, also accompanied the minister during the trip. Raghuji Bhonsle I (1695-1755), founder of the Nagpur Bhosale dynasty, was conferred the title "Senasahib Subha" by Chhatrapati Shahu Maharaj for his military skills. Bhonsle had led campaigns against the Nawab of Bengal in 1745 and 1755, extending Maratha influence to Bengal and Odisha. The sword is a fine example of the Maratha 'firang' style, with a straight, single-edged European-made blade, gold decorations on its Mulheri hilt, and an inscription in Devanagari near the hilt, reading "Shrimant Raghoji Bhonsle Senasahibsubha Firang". The state government said the weapon symbolises both Maratha military heritage and the craftsmanship of the period, making its return a significant cultural moment for Maharashtra. (This story has not been edited by THE WEEK and is auto-generated from PTI) Mumbai rain news: Railway confirm local trains delayed due to weather but cancellations... Durand Cup 2025 quarterfinal update: East Bengal win iconic Kolkata Derby; rookies Diamond Harbour FC shock Jamshedpur FC ‘MV Kairali-The Enduring Mystery’: After ‘2018’, Jude Anthany Joseph to adapt the 1979 MV Kairali tragedy Tariff relief hopes dashed? US team cancels India trip as trade dispute deepens When are Gamescom and PAX West? Major gaming events to see new video game launches soon Copyright © 2024 All rights reserved</w:t>
       </w:r>
     </w:p>
     <w:p>
@@ -1061,16 +2855,16 @@
       </w:pPr>
       <w:r>
         <w:rPr/>
-        <w:t>Article 160</w:t>
-      </w:r>
-    </w:p>
-    <w:p>
-      <w:pPr>
-        <w:pStyle w:val="Normal"/>
-      </w:pPr>
-      <w:r>
-        <w:rPr/>
-        <w:t>Title: NDA’s VP nominee CP Radhakrishnan meets PM Modi in Delhi</w:t>
+        <w:t>Article 207</w:t>
+      </w:r>
+    </w:p>
+    <w:p>
+      <w:pPr>
+        <w:pStyle w:val="Normal"/>
+      </w:pPr>
+      <w:r>
+        <w:rPr/>
+        <w:t>Title: Cases from 6 districts to be heard | ‘A dream comes true after 40-45 years of struggle’: CJI inaugurates HC bench in Kolhapur</w:t>
       </w:r>
     </w:p>
     <w:p>
@@ -1082,16 +2876,16 @@
         <w:t xml:space="preserve">URL: </w:t>
       </w:r>
       <w:r>
-        <w:t xml:space="preserve"> https://www.news9live.com/india/ndas-vp-nominee-cp-radhakrishnan-meets-pm-modi-in-delhi-2883321</w:t>
-      </w:r>
-    </w:p>
-    <w:p>
-      <w:pPr>
-        <w:pStyle w:val="Normal"/>
-      </w:pPr>
-      <w:r>
-        <w:rPr/>
-        <w:t>Content: New Delhi: CP Radhakrishnan, Maharashtra Governor and NDA’s nominee for Vice President, landed in Delhi on Monday morning and later met Prime Minister Narendra Modi. He was greeted at the airport by a group of senior ministers, including Kiren Rijiju, Pralhad Joshi, Bhupender Yadav, Ram Mohan Naidu, and Delhi CM Rekha Gupta. By evening, the BJP veteran will be introduced to NDA MPs as the ruling alliance prepares for the 9 September election. Before leaving Mumbai, Radhakrishnan visited Maharashtra Chief Minister Devendra Fadnavis. The announcement came on Sunday, when BJP president JP Nadda declared Radhakrishnan as the alliance’s choice after the party’s parliamentary board gave unanimous approval. At 68, he brings decades of political experience, having served twice in the Lok Sabha from Coimbatore and held gubernatorial posts in Jharkhand, Telangana, and Puducherry. However, CP Radhakrishna’s nomination was not welcomed by everyone. The Congress dismissed the nomination, labelling him “another RSS man.” INDIA bloc leaders argued that the ruling party had once again leaned on its Sangh Parivar roots to fill a top constitutional role. Both the Congress and Trinamool Congress underlined his RSS background, while the NDA countered that Radhakrishnan is widely respected as a soft-spoken, consensus-driven figure. Meanwhile, INDIA bloc is still deliberating on a “consensus” candidate to field in the Vice Presidential elections. Chandrapuram Ponnusamy Radhakrishnan is the 24th Governor of Maharashtra, a role he assumed in July 2024. Before that, he served in Jharkhand from February 2023 to July 2024, with additional charge of Telangana and Puducherry. His party colleagues recall his beginnings as a swayamsevak in the 1970s. Over the years, he climbed the ranks, eventually heading the Tamil Nadu BJP in 2004. A keen sportsman in his youth, he played table tennis and ran long-distance races. In political circles, he is sometimes called the “Vajpayee of Coimbatore”, a reference to his ability to win trust across party lines. He remains the only BJP leader from Tamil Nadu to win the Lok Sabha seat twice, in 1998 and 1999. Click for more latest India news. Also get top headlines and latest news from India and around the world at News9. Rajeshwari is a news junkie and passionate environmentalist who writes about climate change, wildlife, geopolitics, and their fascinating intersections. When not crafting thought-provoking pieces, she enjoys immersing herself in soulful music with a book in hand, driven by curiosity and love for the planet.</w:t>
+        <w:t xml:space="preserve"> https://indianexpress.com/article/cities/pune/cases-dream-struggle-cji-inaugurates-hc-bench-kolhapur-10195928/</w:t>
+      </w:r>
+    </w:p>
+    <w:p>
+      <w:pPr>
+        <w:pStyle w:val="Normal"/>
+      </w:pPr>
+      <w:r>
+        <w:rPr/>
+        <w:t>Content: Chief Justice of India B R Gavai inaugurated a circuit bench of the Bombay High Court in Kolhapur on Sunday and said that the dream of lawyers and citizens has finally come true after decades of struggle. “This is the day when the dream of lawyers and citizens for a high court has come true after a 40-45 years of struggle,” he said, highlighting the efforts and hardships that went into getting the high court bench in Kolhapur. Chief Minister Devendra Fadnavis, Deputy Chief Minister Eknath Shinde, state ministers Chandrakant Patil and Hasan Mushrif, Congress MP Shrimant Shahu Maharaj, Sangli MP Vishal Patil, MLC Satej Patil, Bombay High Court Chief Justice Alok Aradhe and local MLAs, representatives of various Advocates Bar Associations were present at the inaugural function. The Kolhapur bench is the fourth bench of the Bombay High Court. It has other benches at Nagpur, Aurangabad (now Chhatrapati Sambhajinagar), and neighbouring state of Goa. A notification for setting up of the Kolhapur circuit bench was issued by Bombay High Court Chief Justice Alok Aradhe on August 1. The bench has come up after demands from litigants and lawyers who have to travel over 300-350 km all the way to Mumbai. The bench, which will start functioning from Monday, will hear matters relating to PILs, civil writ petitions, first appeals, family court appeals and other civil and criminal cases from six districts— Kolhapur, Satara, Sangli, Solapur, Ratnagiri and Sindhudurg. Addressing a gathering after the inauguration, the CJI said, “Through the Kolhapur circuit bench, the common man will get social and financial justice. The circuit bench should soon make way for a Bombay High Court bench.” The CJI said the lawyers from six districts struggled for years to get the HC bench in Kolhapur. “The people and lawyers from these districts struggled for 40-45 years, demanding the high court. Some of the old-time lawyers have passed away. When a committee was formed to find out whether the HC bench could be set up, two judges gave conflicting reports. However, the report of judge Ranjit More who suggested setting up of the HC bench in Kolhapur was accepted. Finally, after 11 years the day has dawned,” he said. The CJI said that he pursued the matter after taking charge on May 14. “I have always believed that justice should reach the doorstep of the people..I had told the high court chief justice that the bench should be set up by August… We then decided that we should set up the Kolhapur bench a day after Independence Day. We decided that people should get freedom from their problems in getting justice and therefore the bench should be set up as soon as possible,” he said. The CJI praised the state government and the public works department for setting up the bench in a short period of time. “The building of the high court bench was set up in barely 20-25 days. The old grandeur of the building has been retained. The public works department led by Shivendraraje Bhosale has done outstanding work. This should actually make it to the Guinness Book of World Records… Those who said Maharashtra was behind in judicial infrastructure have been given a befitting reply,” he said. The CJI said that HC Chief Justice Alok Aradhe was not confident that the Kolhapur bench would be set up in August. “He (Aradhe) is possibly not aware of the Chief Minister and the Deputy Chief Minister. May be because of the newspaper reports which said Maharashtra was lagging in ensuring proper judicial infrastructure. He had doubts whether the Maharashtra government would be able to set up the bench by August 15. However, the CM assured us that it would be ready by August 15,” he said. “I am of the opinion that Maharashtra is not behind when it comes to judiciary’s infrastructure. Government is always behind the judiciary when it comes to infrastructure,” the CJI said. CJI Gavai stated that the Kohapur bench will ensure social and economic justice for the common man. “The Kolhapur bench will ensure social and economic justice for the common man. The setting up of the bench is a good opportunity for budding lawyers. A hostel should also be set up for them at the circuit bench.” Expressing happiness over the high court bench being set up on the land of Maratha ruler Chhatrapati Shahu Maharaj, the CJI said, “It was Chhatrapati Shahu Maharaj who had given 50 per cent reservation to the people from Backward Class for the first time. It was Shahu Maharaj who put a stop to devdasi system. Chhatrapati Shahu Maharaj had said that whatever wealth we have it is meant for others. And therefore we celebrate his birth anniversary as Social Justice Day.” Chief Minister Fadnavis, in his address, termed the setting up of the circuit bench of the high court in Kolhapur “historical”. “The 50 year old struggle of lawyers and people from Kolhapur, Sangli, Satara, Ratnagiri and Sindhudurg has finally culminated with the inauguration of the circuit bench of the high court in Kolhapur,” he said. Fadnavis said that in his first term as chief minister, the state cabinet had decided to set up the high court bench in Kolhapur on May 12, 2015. “When Prime Minister Narendra Modi visited Kolhapur for an event, a request to set up the bench in Kolhapur was placed before him. After that, Chandrakant Patil had led an all-party delegation to me pressing for the HC bench in Kolhapur. The state government then pursued the matter with the Bombay High Court. We told the HC that we were ready to set up the judicial infrastructure. However, things picked up after CJI Bhushan Gavai took charge. He himself personally monitored the progress of the circuit bench plan,” Fadnavis said. The Chief Minister said his government would soon bring in a law to ensure safety of advocates. “A demand has been repeatedly made to enact a law to ensure the safety of lawyers. Our government is positive about bringing in the legislation,” he said. With PTI inputs Manoj More has been working with the Indian Express since 1992. For the first 16 years, he worked on the desk, edited stories, made pages, wrote special stories and handled The Indian Express edition. In 31 years of his career, he has regularly written stories on a range of topics, primarily on civic issues like state of roads, choked drains, garbage problems, inadequate transport facilities and the like. He has also written aggressively on local gondaism. He has primarily written civic stories from Pimpri-Chinchwad, Khadki, Maval and some parts of Pune. He has also covered stories from Kolhapur, Satara, Solapur, Sangli, Ahmednagar and Latur. He has had maximum impact stories from Pimpri-Chinchwad industrial city which he has covered extensively for the last three decades. Manoj More has written over 20,000 stories. 10,000 of which are byline stories. Most of the stories pertain to civic issues and political ones. The biggest achievement of his career is getting a nearly two kilometre road done on Pune-Mumbai highway in Khadki in 2006. He wrote stories on the state of roads since 1997. In 10 years, nearly 200 two-wheeler riders had died in accidents due to the pathetic state of the road. The local cantonment board could not get the road redone as it lacked funds. The then PMC commissioner Pravin Pardeshi took the initiative, went out of his way and made the Khadki road by spending Rs 23 crore from JNNURM Funds. In the next 10 years after the road was made by the PMC, less than 10 citizens had died, effectively saving more than 100 lives. Manoj More's campaign against tree cutting on Pune-Mumbai highway in 1999 and Pune-Nashik highway in 2004 saved 2000 trees. During Covid, over 50 doctors were asked to pay Rs 30 lakh each for getting a job with PCMC. The PCMC administration alerted Manoj More who did a story on the subject, asking then corporators how much money they demanded....The story worked as doctors got the job without paying a single paisa. Manoj More has also covered the "Latur drought" situation in 2015 when a "Latur water train" created quite a buzz in Maharashtra. He also covered the Malin tragedy where over 150 villagers had died. Manoj More is on Facebook with 4.9k followers (Manoj More), on twitter manojmore91982 ... Read More Click here to join Express Pune WhatsApp channel and get a curated list of our stories You May Like US President Donald Trump, in a sharp rebuke of Volodymyr Zelenskyy, told the Ukrainian leader that Kyiv must abandon its aspirations of joining NATO, aligning with Moscow’s long-pressed demand. He pushed Zelenskyy to accept a peace deal, suggesting that he could end the ongoing war with Russia “almost immediately” if the concessions were made.</w:t>
       </w:r>
     </w:p>
     <w:p>
@@ -1100,16 +2894,16 @@
       </w:pPr>
       <w:r>
         <w:rPr/>
-        <w:t>Article 161</w:t>
-      </w:r>
-    </w:p>
-    <w:p>
-      <w:pPr>
-        <w:pStyle w:val="Normal"/>
-      </w:pPr>
-      <w:r>
-        <w:rPr/>
-        <w:t>Title: राज्यात पावसाचा हाहाकार! मुख्यमंत्री फडणवीस अॅक्टीव्ह मोडवर, सतर्क राहण्याचे आवाहन</w:t>
+        <w:t>Article 208</w:t>
+      </w:r>
+    </w:p>
+    <w:p>
+      <w:pPr>
+        <w:pStyle w:val="Normal"/>
+      </w:pPr>
+      <w:r>
+        <w:rPr/>
+        <w:t>Title: Maratha commander Raghuji Bhonsle s sword brought to Mumbai</w:t>
       </w:r>
     </w:p>
     <w:p>
@@ -1121,16 +2915,16 @@
         <w:t xml:space="preserve">URL: </w:t>
       </w:r>
       <w:r>
-        <w:t xml:space="preserve"> https://civicmirror.in/maharashtra/maharashtra-rain-cm-fadnavis-reviews-situation-16-districts-on-red-alert/</w:t>
-      </w:r>
-    </w:p>
-    <w:p>
-      <w:pPr>
-        <w:pStyle w:val="Normal"/>
-      </w:pPr>
-      <w:r>
-        <w:rPr/>
-        <w:t>Content: Share राज्यात पावसाने पुन्हा एकदा दमदार हजेरी लावली आहे. मुंबईसह संपूर्ण राज्यात मुसळधार पाऊस पडत आहे. त्यामुळे अनेक जिल्ह्याती गावांना पुराचा विळखा पडला आहे. तर मुंबईत मुसळधार कोसळणाऱ्या पावासामुळे संपूर्ण जनजीवन विस्कळीत झाले आहे. दरम्यान, मुख्यमंत्री देवेंद्र फडणवीस यांनी काही महत्त्वाच्या सूचना दिल्या आहेत. मुख्यमंत्री फडणवीस यांनी आपत्ती व्यवस्थापन विभागात जाऊन राज्यातील पावसाच्या परिस्थितीचा आढावा घेतला. यावेळी त्यांनी मुंबईतील पाऊस आणि त्याचसोबत महाराष्ट्रात झालेल्या पावसामुळे किती नुकसान झाले आहे याची देखील माहिती घेतली. त्यानंतर त्यांनी माध्यमांशी संवाद साधत नागरिकांना सतर्क राहण्याचे आवाहन केले. यावेळी मुंबईकरांसाठी पुढील १० ते १२ तास हे महत्वाचे आहेत, त्यांनी काळजी घ्यावी असे निर्देशही दिले. मुख्यमंत्री नेमकं काय म्हणाले?मुंबईचा जर आपण विचार केला तर आज सकाळी सहा वाजल्या पूर्वीच्या ४८ तासांमध्ये जवळपास २०० मिमी पाऊस पडला. तसंच आज सकाळी सहा वाजल्यापासून सहा ते आठ तासांत १७० मिमी पाऊस मुंबईत पडला आहे. यामध्ये चेंबूरमध्ये सर्वाधिक १७७ मिमी पाऊस पडला आहे. विशेषतः पावसाचा जोर हा शहरी भागात जास्त आहे. यांपैकी १४ ठिकाणी पाणी साचल आहे. यांपैकी दोनच ठिकाणी वाहतुक तांबवावी लागली बाकी ठिकाणी वाहतूक हळू हळू सुरु आहे. लोकल रेल्वे गाड्यांचा स्पीड काही ठिकाणी मंदावला आहे, पण त्या थांबलेल्या नाहीत. १ ऑगस्टपर्यंत राज्यात मुसळधार पावसाची शख्यता आहे. १५ ते १६ जिल्ह्यांना पावसाचा रेड आणि ऑरेंज अलर्ट देण्यात आला आहे. या सर्व जिल्ह्यांमध्ये सरकारकडून उपाययोजना केल्या जात आहेत. अतिवृष्टीमुळे महाराष्ट्रात काही ठिकाणी पिकांचं मोठं नुकसान झाले आहे. कोकण विभागात जास्त पाऊस झाला आहे. कोकणाला रेड अलर्ट देण्यात आला आहे. कुंडलिका, जगबुडीने इशारापातळी ओलांडली आहे. वशिष्ठी नदीच्या पाणी पातळीवर लक्ष ठेवून आहोत. नांदेड जिल्ह्यातील मुखेड तालुक्यात अतिवृष्टीने लेंडी धरणाच्या पाणी पातळीत मोठी वाढ झाली आहे. शिवाय लातूर, उदगीर आणि कर्नाटकातून मोठ्या प्रमाणात पाणी येत आहे. काल येथे झालेला पाऊस सुमारे २०६ मिमी इतका होता. त्यामुळे रावनगाव, भासवाडी, भिंगेली, हासनाळ येथील जनजीवन प्रभावित झाले आहे. रावनगाव येथे २२५ नागरिक पुराच्या पाण्यात अडकले असून त्यापैकी अत्यंत प्रतिकूल असलेल्या ठिकाणाहून नागरिकांना बाहेर काढण्यात आले आहे. उर्वरित नागरिकांना सुरक्षित स्थळी हलविण्याचे प्रयत्न सुरु असल्याची माहिती फडणवीस यांनी यावेळी दिली आहे. Read more Latest Town Talk - Where voices unite, stories flourish, and community thrives through open dialogue and meaningful connections. Company Trending Tags © Civic Mirror - Lexicon Broadcasting.</w:t>
+        <w:t xml:space="preserve"> https://www.indiaherald.com/Breaking/Read/994842382/Maratha-commander-Raghuji-Bhonsles-sword-brought-to-Mumbai</w:t>
+      </w:r>
+    </w:p>
+    <w:p>
+      <w:pPr>
+        <w:pStyle w:val="Normal"/>
+      </w:pPr>
+      <w:r>
+        <w:rPr/>
+        <w:t>Content: It is believed that this sword was taken out of India during the Sitabuldi war of 1817, when the british East india Company defeated the Marathas. The famous sword of the famous Maratha commander Raghuji Bhonsle I reached Mumbai on Monday. This sword was acquired by the maharashtra government in an auction held recently in London. State Cultural Affairs minister Ashish Shelar said that the sword will be kept in the P.L. Deshpande Academy, where the general public can also see the sword. Ashish Shelar said that the sword was brought by a plane to Chhatrapati shivaji Maharaj international airport at around 10 am. From there, the sword was taken to the P.L. Deshpande Academy in Prabhadevi. He said that due to heavy rains and traffic jams, the bike rally organized to take the sword from the airport was canceled. In the evening, a function in the presence of chief minister devendra fadnavis and Deputy Chief Ministers Eknath Shinde and Ajit Pawar will be held at a scheduled time. The sword of Raghuji Bhonsle I, founder of the nagpur Bhonsle dynasty and a prominent general of the maratha army during the reign of Chhatrapati Shahu Maharaj, was acquired by the maharashtra government in an international auction some time ago. The iconic sword was acquired for Rs 47.15 lakh at an auction in London. It is believed that the sword was taken out of india during the Battle of Sitabuldi in 1817, when the british East india Company defeated the Marathas. The news of the auction of this sword came to light on april 28. After this, the indian Embassy in london was contacted, and an intermediary was appointed to participate in the auction. Shelar said that he went to london to complete the legal formalities and personally take possession of the artefact. The minister described this acquisition as a historic victory for the state. A large number of Marathi-speaking citizens were present in london when the sword was handed over to Shelar. Deputy director of the Archaeology Department Hemant Dalvi also accompanied the minister during the visit. Raghuji Bhosale I (1695-1755), the founder of the nagpur Bhosale dynasty, was given the title of 'Senasaheb Subha' by Chhatrapati Shahu Maharaj for his military prowess. Bhosale led campaigns against the Nawab of bengal in 1745 and 1755, extending maratha influence to bengal and Odisha. The sword is an excellent example of the maratha 'Firang' style, with a straight, single-edged European-made blade, gold decoration on the Mulheri hilt, and an inscription in Devanagari near the hilt, which reads 'Srimant Raghoji Bhosale Senasaheb Subha Firang'. The state government said the weapon symbolises both maratha military heritage and the craftsmanship of that period. Its return has become an important cultural moment for Maharashtra. Empowering 140+ Indians within and abroad with entertainment, infotainment, credible, independent, issue based journalism oriented latest updates on politics, movies. India Herald Group of Publishers P LIMITED is MediaTech division of prestigious Kotii Group of Technological Ventures R&amp;D P LIMITED, Which is core purposed to be empowering 760+ crore people across 230+ countries of this wonderful world. India Herald Group of Publishers P LIMITED is New Generation Online Media Group, which brings wealthy knowledge of information from PRINT media and Candid yet Fluid presentation from electronic media together into digital media space for our users. With the help of dedicated journalists team of about 450+ years experience; India Herald Group of Publishers Private LIMITED is the first and only true digital online publishing media groups to have such a dedicated team. Dream of empowering over 1300 million Indians across the world to stay connected with their mother land [from Web, Phone, Tablet and other Smart devices] multiplies India Herald Group of Publishers Private LIMITED team energy to bring the best into all our media initiatives such as https://www.indiaherald.com</w:t>
       </w:r>
     </w:p>
     <w:p>
@@ -1139,16 +2933,16 @@
       </w:pPr>
       <w:r>
         <w:rPr/>
-        <w:t>Article 162</w:t>
-      </w:r>
-    </w:p>
-    <w:p>
-      <w:pPr>
-        <w:pStyle w:val="Normal"/>
-      </w:pPr>
-      <w:r>
-        <w:rPr/>
-        <w:t>Title: ﻿दरियापुर में कांग्रेस को बड़ा झटका, सलीम घाणीवाला भाजपा में शामिल</w:t>
+        <w:t>Article 209</w:t>
+      </w:r>
+    </w:p>
+    <w:p>
+      <w:pPr>
+        <w:pStyle w:val="Normal"/>
+      </w:pPr>
+      <w:r>
+        <w:rPr/>
+        <w:t>Title: मराठा सेनापति रघुजी भोंसले की तलवार मुंबई लाई गई</w:t>
       </w:r>
     </w:p>
     <w:p>
@@ -1160,16 +2954,16 @@
         <w:t xml:space="preserve">URL: </w:t>
       </w:r>
       <w:r>
-        <w:t xml:space="preserve"> https://www.ucnnews.live/politics/big-blow-to-congress-in-dariyapur-salim-ghaniwala-joins-bjp-1755509472280</w:t>
-      </w:r>
-    </w:p>
-    <w:p>
-      <w:pPr>
-        <w:pStyle w:val="Normal"/>
-      </w:pPr>
-      <w:r>
-        <w:rPr/>
-        <w:t>Content: admin News Admin अमरावती: दर्यापुर स्थित घाणीवाला ग्रुप ऑफ़ इंडस्ट्रीज के निदेशक और कई वर्षों से कांग्रेस के प्रति समर्पित परिवार, सलीम सेठ घाणीवाला, भाजपा में शामिल हो गए हैं। उनके भाजपा में शामिल होने को कांग्रेस के लिए एक बड़ा झटका माना जा रहा है। उन्होंने राजस्व मंत्री चंद्रशेखर बावनकुले और सांसद डॉ. अनिल बोंडे की उपस्थिति में भव्य तरीके से पार्टी की सदस्यता ग्रहण की। पंडित दीनदयाल उपाध्याय, श्यामा प्रसाद मुखर्जी द्वारा बताए गए 'पथ अंत्योदय प्रणंतोदय' और प्रधानमंत्री नरेंद्र मोदी के 'सबका साथ सबका विकास' के साथ-साथ मुख्यमंत्री देवेंद्र फडणवीस के विकासशील महाराष्ट्र के सपने को साकार करने के लिए सलीम सेठ घाणीवाला भारतीय जनता पार्टी में शामिल हुए। पार्टी प्रवेश समारोह वरिष्ठ भाजपा नेता बालासाहेब वानखड़े, महासचिव गोपाल चंदन, श्रीराम नेहर, मनीष कोरपे, गोकुल भडंगे की पहल पर आयोजित किया गया था। सलीम दर्यापुर नगर परिषद की पूर्व उपाध्यक्ष जुबेदाबाई घाणीवाला के पुत्र हैं और उनके पिता, वरिष्ठ सामाजिक कार्यकर्ता जिकरभाई घनीवाला कई वर्षों तक कांग्रेस पार्टी के प्रति वफादार रहे। हालाँकि, सलीम घाणीवाला प्रधानमंत्री नरेंद्र मोदी, मुख्यमंत्री देवेंद्र फडणवीस, पालकमंत्री चंद्रशेखर बावनकुले, सांसद डॉ अनिल बोंडे के विचारों से प्रेरित होकर भारतीय जनता पार्टी में शामिल हुए। घाणीवाला के आने से दरियापुर में कांग्रेस को बड़ा झटका लगा है। उनके नेतृत्व में आने वाले समय में भाजपा द्वारा इस क्षेत्र में एक बड़ा अल्पसंख्यक संगठन बनाया जाएगा। इसके साथ ही, उन्हें भाजपा की ओर से कोई बड़ी ज़िम्मेदारी मिलने की भी संभावना है। Copyright © All rights reserved</w:t>
+        <w:t xml:space="preserve"> https://hindi.theprint.in/india/maratha-commander-raghuji-bhosales-sword-brought-to-mumbai/856774/</w:t>
+      </w:r>
+    </w:p>
+    <w:p>
+      <w:pPr>
+        <w:pStyle w:val="Normal"/>
+      </w:pPr>
+      <w:r>
+        <w:rPr/>
+        <w:t>Content: मुंबई, 18 अगस्त (भाषा) लंदन में हाल में एक नीलामी में महाराष्ट्र सरकार द्वारा अधिग्रहित की गई प्रसिद्ध मराठा सेनापति रघुजी भोंसले प्रथम की मशहूर तलवार को सोमवार सुबह मुंबई लाया गया और पी.एल. देशपांडे अकादमी में स्थानांतरित कर दिया गया। संस्कृति मंत्री आशीष शेलार ने यह जानकारी दी। संवाददाताओं से बात करते हुए शेलार ने कहा कि छत्रपति शिवाजी महाराज अंतरराष्ट्रीय हवाई अड्डे पर सुबह 10 बजे के आसपास एक उड़ान द्वारा लायी गयी तलवार को सुरक्षित रखने के लिए प्रभादेवी क्षेत्र में अकादमी में ले जाया गया। उन्होंने कहा कि एक बाइक रैली के साथ हवाई अड्डे से तलवार को अकादमी ले जाये जाने की योजना थी लेकिन भारी बारिश और यातायात जाम के कारण इसे रद्द करना पड़ा। उन्होंने कहा कि मुख्यमंत्री देवेंद्र फडणवीस और उप मुख्यमंत्रियों एकनाथ शिंदे तथा अजित पवार की उपस्थिति में शाम को होने वाला एक कार्यक्रम निर्धारित समय पर आयोजित किया जाएगा। नागपुर भोंसले राजवंश के संस्थापक और छत्रपति शाहू महाराज के शासनकाल के दौरान मराठा सेना में एक प्रमुख सेनापति रहे रघुजी भोंसले प्रथम की तलवार को इस साल की शुरुआत में एक अंतरराष्ट्रीय नीलामी में राज्य सरकार ने अधिग्रहित किया था। सरकार ने पहले कहा था कि प्रतिष्ठित तलवार को लंदन में नीलामी में 47.15 लाख रुपये में पुनः प्राप्त किया गया था। माना जाता है कि तलवार को 1817 में सीताबुल्दी की लड़ाई के दौरान भारत के बाहर ले जाया गया था, जब ब्रिटिश ईस्ट इंडिया कंपनी ने नागपुर के भोंसले शासकों को हराया था। भाषा प्रशांत वैभव वैभव यह खबर ‘भाषा’ न्यूज़ एजेंसी से ‘ऑटो-फीड’ द्वारा ली गई है. इसके कंटेंट के लिए दिप्रिंट जिम्मेदार नहीं है. प्रिंट का विश्वास, डिजिटल की रफ़्तार हमें संपर्क करें: feedback@theprint.in Copyright © 2025 Printline Media Pvt. Ltd. All rights reserved.</w:t>
       </w:r>
     </w:p>
     <w:p>
@@ -1178,16 +2972,16 @@
       </w:pPr>
       <w:r>
         <w:rPr/>
-        <w:t>Article 163</w:t>
-      </w:r>
-    </w:p>
-    <w:p>
-      <w:pPr>
-        <w:pStyle w:val="Normal"/>
-      </w:pPr>
-      <w:r>
-        <w:rPr/>
-        <w:t>Title: शिवसेना शिंदे गुट को बड़ा झटका, बड़ा नेता छोड़ेगा एकनाथ शिंदे का साथ</w:t>
+        <w:t>Article 210</w:t>
+      </w:r>
+    </w:p>
+    <w:p>
+      <w:pPr>
+        <w:pStyle w:val="Normal"/>
+      </w:pPr>
+      <w:r>
+        <w:rPr/>
+        <w:t>Title: भाजप आमदाराचा डाव प्रशासनाने हाणून पाडला, आईच्या नावाने बांधलेले अम्मा स्मारक अवैध ठरवून हटवले</w:t>
       </w:r>
     </w:p>
     <w:p>
@@ -1199,16 +2993,16 @@
         <w:t xml:space="preserve">URL: </w:t>
       </w:r>
       <w:r>
-        <w:t xml:space="preserve"> https://mpbreakingnews.in/maharashtra/shivaji-sawant-bjp-solapur-eknath-shinde-54-804117</w:t>
-      </w:r>
-    </w:p>
-    <w:p>
-      <w:pPr>
-        <w:pStyle w:val="Normal"/>
-      </w:pPr>
-      <w:r>
-        <w:rPr/>
-        <w:t>Content: महाराष्ट्र में आने वाले कुछ महीनों में स्थानीय स्वराज संस्थाओं के चुनाव होने वाले हैं। इन चुनावों की तैयारियों में महाविकास आघाड़ी और महायुति के घटक दल पूरी तरह जुटे हुए हैं। इसी बीच दल-बदल की राजनीति भी तेज हो गई है। विधानसभा चुनाव के बाद महाविकास आघाड़ी के कई बड़े नेता महायुति में शामिल हो चुके हैं। अब शिवसेना शिंदे गुट को बड़ा धक्का लगा है। जानकारी के मुताबिक, शिवसेना शिंदे गुट के जिला संपर्क प्रमुख शिवाजी सावंत भाजपा में शामिल होने जा रहे हैं। खास बात यह है कि शिवाजी सावंत, शिंदे गुट के विधायक और मंत्री तानाजी सावंत के भाई हैं। पार्टी के अंदरूनी राजनीति से नाराज होकर उन्होंने पद से इस्तीफा दे दिया है और समर्थकों के साथ भाजपा में शामिल होने का निर्णय लिया है। अगले दो दिनों में उनका भाजपा प्रवेश कार्यक्रम तय है। माना जा रहा है कि सोलापुर दौरे पर आए उपमुख्यमंत्री देवेंद्र फडणवीस से गुप्त मुलाकात के बाद शिवाजी सावंत ने भाजपा में जाने का फैसला किया। बताया गया है कि फडणवीस की मौजूदगी में सावंत, पूर्व उपमहापौर दिलीप कोल्हे, शिवसेना और युवासेना के कई पदाधिकारी तथा महिला आघाड़ी से जुड़े कार्यकर्ता भाजपा में प्रवेश करेंगे। इस कदम से सोलापुर जिले में भाजपा की ताकत और मजबूत होने की संभावना है। इस घटनाक्रम पर शिवसेना शिंदे गुट के जिला प्रमुख अमोल शिंदे ने तीखी प्रतिक्रिया दी। उन्होंने भाजपा में जाने वाले नेताओं पर तंज कसते हुए कहा, “दिल्या घरी सुखी रहा।” साथ ही अमोल शिंदे ने यह भी कहा कि यह नेताओं का व्यक्तिगत निर्णय है, गुट पर इसका असर नहीं होगा। हालांकि राजनीतिक हलकों में इसे मुख्यमंत्री एकनाथ शिंदे के लिए बड़ा झटका माना जा रहा है। क्योंकि इस वजह से सोलापुर नगर निगम, पंचायत समिति और जिला परिषद चुनावों में भाजपा का दबदबा और बढ़ सकता है। MP Breaking News is the leading Hindi News portal in Madhya Pradesh, a digital news platform of INTUITIVE NEWS &amp; MEDIA PRIVATE LIMITED, providing news from every segment/category for its readers. Fast and Latest news updates with authenticating content are the prime objective that we seek towards creating a milestone for ourselves. Contact us: mpbreakingnews (at) gmail.com Bhopal News Indore News Jabalpur News Gwalior News Play Store Apple Store © 2025 Intuitive News &amp; Media Pvt. Ltd. | Powered By Parshva Web Home | Contact Us | Policies | Terms and Conditions</w:t>
+        <w:t xml:space="preserve"> https://sarkarnama.esakal.com/maharashtra/vidarbha/chandrapur-bjp-mla-kishor-jorgewar-faces-setback-as-administration-demolishes-illegal-amma-memorial-construction-as11-rc70</w:t>
+      </w:r>
+    </w:p>
+    <w:p>
+      <w:pPr>
+        <w:pStyle w:val="Normal"/>
+      </w:pPr>
+      <w:r>
+        <w:rPr/>
+        <w:t>Content: चंद्रपूर आमदार किशोर जोरगेवार यांच्या आईच्या नावाने बांधलेले अम्मा स्मारक अवैध ठरवून प्रशासनाने हटवले. "मी म्हणेल तो कायदा" अशी भूमिका घेणाऱ्या जोरगेवार यांना या कारवाईने मोठा धक्का बसला आहे. या निर्णयामुळे जिल्ह्यात जोरदार राजकीय चर्चा सुरू झाली असून त्यांच्या प्रतिमेला फटका बसला आहे. Chandrapur News : 'मी म्हणेल तो कायदा' म्हणणारे भाजपचे चंद्रपूरचे आमदार किशोर जोरगेवार यांना प्रशासनाने मोठा झटका दिला आहे. त्यांच्या आईच्या नावाने उभारण्यात येत असलेल्या अम्मा स्मारकाच्या बांधकामाला अवैध ठरवून ते हटवण्यात आले आहे. शहरातील सर्वाधिक वर्दळीच्या महात्मा गांधी चौकाचे नाव बदलून अम्मा जोरगेवार करण्याचा प्रस्ताव चंद्रपूर पालिकेला देण्यात आला होता. त्याविरोधात काँग्रेसच्या कार्यकर्त्यांनी आंदोलनाचा इशारा दिला आहे. सोबतच याच चौकात उभारल्या जात असलेले अम्मा स्मारक अवैध असल्याचीही तक्रार करण्यात आली होती. हे स्मारक महापालिकेच्या सात मजली इमारतीला लागून बांधले जात आहे. जोरगेवार यांच्या आई अम्मा जोरगेवार याचा चौकात टोपल्या विकायच्या. त्यामुळे त्यांनी या जागेची स्मारकासाठी निवड केली आहे. भर चौकात आणि व्यावसायिक इमारतीच्या शेजारी स्मारक उभारले जात असलेल्या या स्मारकाला येथील व्यापाऱ्यांचा विरोध केला होता. या विरोधात काँग्रेसच्या पदाधिकाऱ्यांनी महापालिका आयुक्तांना निवेदन देऊन यास विरोध केला होता. आयुक्तांनी अवैध स्मारक तोडण्याचे आश्वासन दिले दिले होते. तर नामकरण आणि स्मारकाचा मुद्दा संवेदनशील झाला होता. गोवा मुक्ती आंदोलनात शहीद झालेले बाबूराव थोरात तसेच स्वातंत्र्यासाठी लढा देणाऱ्यांचे शहरात कुठेच नाव दिसत नाही. मात्र आमदाराच्या आईच्या स्मारकाचे काम तातडीने केले जात असल्याची तक्रार मुख्यमंत्री देवेंद्र फडणवीस यांच्याकडे केली होती. हा शहीद व स्वातंत्र्य सैनिकांचा अपमान नाही का? असा उद्विग्न सवाल त्यांनी केला होता. शहीद बाबूराव थोरात यांचे पुत्र विजय थोरात यांनी मुख्यमंत्र्यांना लिहिलेल्या पत्रात त्यांनी स्वातंत्र्यवीर आणि शहिदांच्या नावाचीसुद्धा यादी जोडली. दरम्यान आमदार जोरगेवार यांच्या कार्यालयाच्यावतीने आमदारांनी गांधी चौकाचे नाव बदलण्याचा प्रस्ताव दिला नसल्याचा खुलासा केला होता. स्मारकाचा वाद चिघळत असल्याने भारतीय पुरातत्त्व विभागाने याची दखल घेतली. स्मारकाच्या शेजारी एक प्राचीन मंदिर आहे. त्याला केंद्रीय संरक्षित स्मारक म्हणून घोषित करण्यात आले आहे. नियामनुसार संरक्षित क्षेत्राच्या शंभर मीटर परिसरात इतर बांधकाम व अतिक्रमण करण्यास मनाई आहे. या नियमांचा दाखल देऊन पुरातत्त्व विभागाने महापालिकेला नोटीस बजावली होती. त्यात सात दिवसांच्या आत अतिक्रमण हटवण्याचे निर्देश देण्यात आले होते. त्यानुसार अम्मा स्मारकाचे अतिक्रमण हटवण्यात आले प्रश्न 1: प्रशासनाने कोणती कारवाई केली?👉 जोरगेवार यांच्या आईच्या नावाने उभारण्यात आलेले अम्मा स्मारक अवैध ठरवून हटवले. प्रश्न 2: या कारवाईमुळे काय परिणाम झाले?👉 जोरगेवार यांच्या राजकीय प्रतिमेला धक्का बसला असून जिल्ह्यात वादंग पेटला आहे. प्रश्न 3: जोरगेवार कोण आहेत?👉 किशोर जोरगेवार हे चंद्रपूरचे आमदार असून "मी म्हणेल तो कायदा" या विधानामुळे ते चर्चेत राहिले आहेत. सरकारनामाचे सदस्य व्हा शॉपिंगसाठी 'सकाळ प्राईम डील्स'च्या भन्नाट ऑफर्स पाहण्यासाठी क्लिक करा. Read Latest Marathi Political News, Breaking Political News from Maharashtra, India, Pune &amp; Mumbai at Sarkarnama. To Get Live Political Marathi News on Mobile, Download the Sarkarnama Mobile App for Android and IOS. सरकारनामा आता सर्व सोशल मीडिया प्लॅटफॉर्मवर. ताज्या राजकीय घडामोडींसाठी फेसबुक, ट्विटर, इन्स्टाग्राम, शेअर चॅट, टेलिग्रामवर आणि व्हॉट्सॲप आम्हाला फॉलो करा. तसेच, सरकारनामा यूट्यूब चॅनेलला आजच सबस्क्राइब करा. Follow Us Copyright © 2025 Sakal Media Group – All Rights Reserved Powered by Quintype वेबसाईटवर ब्राउझिंगचा अनुभव सर्वोत्तम असावा, यासाठी आम्ही कुकीजचा वापर करतो. कुकीजमुळे तुम्हाला तुमच्या आवडत्या मजकुराची शिफारस करता येते. आमचे गोपनीयता आणि कुकीजसंदर्भातील धोरण तुम्हाला मान्य आहे.</w:t>
       </w:r>
     </w:p>
     <w:p>
@@ -1217,16 +3011,16 @@
       </w:pPr>
       <w:r>
         <w:rPr/>
-        <w:t>Article 164</w:t>
-      </w:r>
-    </w:p>
-    <w:p>
-      <w:pPr>
-        <w:pStyle w:val="Normal"/>
-      </w:pPr>
-      <w:r>
-        <w:rPr/>
-        <w:t>Title: Mumbai News: चव्हाण ने कहा - श्रमिकों की एक साल में दो बार होगी वेतन वृद्धि</w:t>
+        <w:t>Article 211</w:t>
+      </w:r>
+    </w:p>
+    <w:p>
+      <w:pPr>
+        <w:pStyle w:val="Normal"/>
+      </w:pPr>
+      <w:r>
+        <w:rPr/>
+        <w:t>Title: महाराष्ट्र में यह क्या हुआ? एकनाथ शिंदे का साथ छोड़ BJP में शामिल हुए कई भरोसेमंद नेता, यह है शिकायत</w:t>
       </w:r>
     </w:p>
     <w:p>
@@ -1238,16 +3032,16 @@
         <w:t xml:space="preserve">URL: </w:t>
       </w:r>
       <w:r>
-        <w:t xml:space="preserve"> https://www.bhaskarhindi.com/city/mumbai/mumbai-news-chavan-said-workers-will-get-salary-hike-twice-in-a-year-1174137</w:t>
-      </w:r>
-    </w:p>
-    <w:p>
-      <w:pPr>
-        <w:pStyle w:val="Normal"/>
-      </w:pPr>
-      <w:r>
-        <w:rPr/>
-        <w:t>Content: Download App from Mumbai News. प्रदेश भाजपा अध्यक्ष रवींद्र चव्हाण ने कहा कि प्रधानमंत्री नरेंद्र मोदी ने श्रमिकों के कल्याण के बारे में सोचकर संबंधित कानून में बदलाव किया है। केंद्रीय वेतन अधिनियम सभी श्रमिकों पर लागू होगा। इससे श्रमिकों की प्रत्येक वर्ष में दो बार वेतन वृद्धि हो सकेगी। इसलिए श्रमिकों को भी अच्छी सेवा प्रदान करने पर ध्यान देना चाहिए। सोमवार को चव्हाण की मौजूदगी में मनसे के कामगार संगठन के कई पदाधिकारी भाजपा में शामिल हुए हैं। प्रदेश भाजपा कार्यक्रम में आयोजित कार्यक्रम में मनसे के कामगार संगठन के नीलेश कोलेकर, संजय गुणके, दत्ता भोसले, विवेकानंद कांबले, महेंद्र पांडे, रत्नाकर गांधी, राजेंद्र धूमल, वैभव कोकेरे, विनोद कांबले, लक्ष्मण चौगुले, प्रवीण पांडे समेत अन्य पदाधिकारी मौजूद थे। चव्हाण ने कहा कि मुख्यमंत्री देवेंद्र फडणवीस के नेतृत्व पर विश्वास जताते हुए मनसे कामगार संगठन के कई पदाधिकारी भाजपा में शामिल हुए हैं। मनसे को छोड़कर भाजपा में आए पदाधिकारियों का विश्वास नहीं टूटने देंगे। Created On : 18 Aug 2025 9:38 PM IST</w:t>
+        <w:t xml:space="preserve"> https://www.abplive.com/states/maharashtra/eknath-shinde-shiv-sena-solapur-leaders-join-bjp-amid-internal-feud-2997781</w:t>
+      </w:r>
+    </w:p>
+    <w:p>
+      <w:pPr>
+        <w:pStyle w:val="Normal"/>
+      </w:pPr>
+      <w:r>
+        <w:rPr/>
+        <w:t>Content: महाराष्ट्र के सोलापुर में उप मुख्यमंत्री और शिवसेना प्रमुख एकनाथ शिंदे को तगड़ा झटका लगा है. एकनाथ शिंदे गुट के कई पदाधिकारियों ने करीब 40 कार्यकर्ताओं के साथ मिलकर पार्टी छोड़ दी है. ये सभी सोमवार (18 अगस्त) को बीजेपी में शामिल हो गए हैं. नेताओं से जब इस पार्टी पलायन की वजह पूछी गई तो उन्होंने शिवसेना सोलापुर इकाई में आंतरिक कलह को जिम्मेदार बताया. न्यूज एजेंसी पीटीआई की रिपोर्ट के मुताबिक, शिवसेना के नेता रहे दिलीप कोल्हे ने जानकारी दी है कि उन्होंने और अन्य पदाधिकारियों ने 15 दिन पहले अपने पदों से इस्तीफा दे दिया था. नेता का कहना है कि उन्होंने सोलापुर जिले में पार्टी की स्थिति से उच्च अधिकारियों को अवगत करा दिया था. हालांकि, कोई एक्शन नहीं लिया गया. ऐसे में नाराजगी जाहिर करते हुए नेताओं ने इस्तीफा दे दिया है. दिलीप कोल्हे ने बताया कि उन्होंने पार्टी कार्यकर्ताओं की एक बैठक बुलाई और सभी ने सर्वसम्मति से बीजेपी में शामिल होने का फैसला लिया. उप मुख्यमंत्री एकनाथ शिंदे के नेतृत्व वाली शिवसेना, बीजेपी और अजित पवार के नेतृत्व वाली एनसीपी के साथ सत्ताधारी दल महायुति का हिस्सा है. बीजेपी नेता गणेश नाइक जबसे देवेंद्र फडणवीस की कैबिनेट में शामिल हुए हैं, एकनाथ शिंदे को लगातार चुनौती पर चुनौती देते आ रहे हैं. ठाणे की राजनीति पर गणेश नाइक ने नजर बनाकर रखी है. जबसे वे मंत्री बने हैं, तबसे उन्होंने एकनाथ शिंदे को घेरने का कोई मौका बर्बाद नहीं जाने दिया. एक बार फिर से बीजेपी के मंत्री ने शिवसेना प्रमुख पर धावा बोला है. 22 अगस्त को मंत्री गणेश नाइक ठाणे में जनता दरबार लगाने जा रहे हैं. उन्हें हाल ही में यह भी कहते सुना गया था कि मुख्यमंत्री पद के लिए एकनाथ शिंदे की लॉटरी लग गई थी. इसके जवाब में शिवसेना सांसद नरेश म्हस्के ने कहा कि गणेश नाइक एक वरिष्ठ नेता और मंत्री हैं, उन्हें ऐसे बयान देने से बचना चाहिए. हालांकि, इससे यह जरूर साबित होता है कि एकनाथ शिंदे और बीजेपी नेतृत्व के बीच में सबकुछ ठीक नहीं है. Source: IOCL We use cookies to improve your experience, analyze traffic, and personalize content. By clicking "Allow All Cookies", you agree to our use of cookies.</w:t>
       </w:r>
     </w:p>
     <w:p>
@@ -1256,16 +3050,16 @@
       </w:pPr>
       <w:r>
         <w:rPr/>
-        <w:t>Article 165</w:t>
-      </w:r>
-    </w:p>
-    <w:p>
-      <w:pPr>
-        <w:pStyle w:val="Normal"/>
-      </w:pPr>
-      <w:r>
-        <w:rPr/>
-        <w:t>Title: कौन लेगा CP राधाकृष्णन की जगह? BJP की एक खोज खत्म होते ही शुरू हुई दूसरी तलाश</w:t>
+        <w:t>Article 212</w:t>
+      </w:r>
+    </w:p>
+    <w:p>
+      <w:pPr>
+        <w:pStyle w:val="Normal"/>
+      </w:pPr>
+      <w:r>
+        <w:rPr/>
+        <w:t>Title: Maha govt signs MoUs worth Rs 42,000 crore and creation of 28,000 jobs</w:t>
       </w:r>
     </w:p>
     <w:p>
@@ -1277,16 +3071,16 @@
         <w:t xml:space="preserve">URL: </w:t>
       </w:r>
       <w:r>
-        <w:t xml:space="preserve"> https://navbharatlive.com/maharashtra/maharashtra-new-governor-who-will-replace-cp-radhakrishnan-bjp-new-search-begins-1321951.html</w:t>
-      </w:r>
-    </w:p>
-    <w:p>
-      <w:pPr>
-        <w:pStyle w:val="Normal"/>
-      </w:pPr>
-      <w:r>
-        <w:rPr/>
-        <w:t>Content: उपराष्ट्रपति पद के उम्मीदवार सीपी राधाकृष्णन, पीएम नरेंद्र मोदी, सीएम देवेंद्र फडणवीस (सोर्स: सोशल मीडिया) New Maharashtra Governor: भारत के उपराष्ट्रपति पद के लिए 9 सिंतबर को चुनाव होना है। इसके लिए भारतीय जनता पार्टी के नेतृत्व वाले एनडीए गठबंधन ने रविवार शाम को महाराष्ट्र के राज्यपाल सीपी राधाकृष्णन को अपना उम्मीदवार घोषित किया। अब सबकी निगाहें विपक्ष की ओर टिकी हुई हैं। विपक्षी गठबंधन ‘इंडिया’ भी इस चुनाव के लिए अपना उम्मीदवार उतार सकता है। पूर्व उपराष्ट्रपति जगदीप धनखड़ के इस्तीफे के बाद यह पद खाली हुआ था। जिसके बाद नए उपराष्ट्रपति के उम्मीदवार के लिए मंथन जारी था, जो सीपी राधाकृष्णन का नाम सामने आने के बाद पूरा हुआ। लेकिन भाजपा की एक तलाश खत्म होते ही दूसरी खोज शुरू हो गई है। सीपी राधाकृष्णन वर्तमान में महाराष्ट्र के राज्यपाल है। 21 अगस्त को उपराष्ट्रपति पद के लिए नामांकन भरने से पहले उन्हें राज्यपाल के पद से इस्तीफा देना होगा। इससे महाराष्ट्र के राज्यपाल का पद खाली हो जाएगा। ऐसे में भाजपा और एनडीए गठबंधन में अब राज्यपाल के लिए नए चेहरे की तलाश करनी होगी। सीपी राधाकृष्णन को पुष्पगुच्छ देते सीएम फडणवीस वैसे पूरे देश में संघ (RSS) की अच्छी पकड़ है, लेकिन महाराष्ट्र संघ के लिए खास है। क्योंकि इसका मुख्यालय नागपुर में है। ऐसे में महाराष्ट्र के राज्यपाल के लिए भाजपा ऐसे को ऐसे चेहरे की तलाश होगी जो साफ-सुथरी छवि वाला हो और संघ में अच्छी पैठ रखता हो, ताकि राज्य सरकार के साथ-साथ भाजपा और संघ में तालमेल बना रहे। यह भी पढ़ें:- ‘हम क्यों सपोर्ट करें…’, CP राधाकृष्णन की उम्मीदवारी पर बोले संजय राउत, बताया विपक्ष का गेमप्लान वहीं भाजपा का ध्यान चुनावी, राजनैतिक और जातिगत समीकरणों पर रहेगा। महाराष्ट्र में इसी साल निकाय चुनाव होने हैं। वहीं कुछ राज्यों में अलगे कुछ समय में विधानसभा चुनाव होने हैं। ऐसे में किसी भी नाम को सामने लाने से पहले जातिगत, राजनीतिक समीकरणों को साधने की काेशिश की जाएगी। जिससे न केवल महाराष्ट्र के निकाय चुनाव बल्कि अन्य राज्यों के विधानसभा चुनाव में भी पार्टी को फायदा हो सके। भाजपा अपने नए राष्ट्रीय अध्यक्ष की तलाश में भी जुटी हुई है। जेपी नड्डा का कार्यकाल खत्म हो चुका है, लेकिन नए अध्यक्ष के बनने तक वे इस पद पर बने रहेंगे। नए अध्यक्ष को लेकर भाजपा और राष्ट्रीय स्वयंसेवक संघ में मंथन जारी है। ऐसे में देखना अहम होगा कि पार्टी राष्ट्रीय अध्यक्ष के साथ-साथ महाराष्ट्र के राज्यपाल के लिए कौन सा चेहरा सामने लाती है। Follow Us On © Copyright Navbharatlive 2025 All rights reserved.</w:t>
+        <w:t xml:space="preserve"> https://www.thehawk.in/news/states-and-uts/maharashtra/maha-govt-signs-mous-worth-rs-42000-crore-and-creation-of-28000-jobs</w:t>
+      </w:r>
+    </w:p>
+    <w:p>
+      <w:pPr>
+        <w:pStyle w:val="Normal"/>
+      </w:pPr>
+      <w:r>
+        <w:rPr/>
+        <w:t>Content: Mumbai: The Maharashtra government signed 10 MoUs on Tuesday, worth Rs 42,000 crore, for solar industry projects, data centres, logistics, and real estate. The proposed investment is expected to create more than 28,000 jobs. These MoUs were signed in the presence of Chief Minister Devendra Fadnavis. “Maharashtra is emerging as the ‘Data Centre Capital’ and ‘Solar Energy Integration Capital’. Many companies are coming into this sector, and a big revolution is also going to happen in the manufacturing sector. The strategic agreement signed with the UK has opened new doors, and more investment is coming into India. This is a sign of the trust of investors and Prime Minister Narendra Modi in his leadership. Today, eight important Memoranda of Understanding (MoUs) and two strategic agreements have been signed for various investments, which will attract an investment of Rs 42,000 crore in the state and create more than 28,000 jobs,” said the Chief Minister. Fadnavis said that the investors have shown a very strong and positive commitment. “The entire government team will work with the investors from start to finish to ensure smooth investment in Maharashtra. The Hyperloop project is also gaining momentum, and now this project has moved forward again due to IIT Mumbai and IIT Madras,” he added. He said that the Hyperloop project will bring about a radical change in the logistics, transport and mobility sector, not only in the state but also in the entire country. The government inked another MoU for an investment of Rs 10,900 crore for the production of solar panels, which will create 8,308 jobs. While another MoU was signed with an investment of Rs 2,508 crore for the establishment of a data centre, to generate 1,000 jobs. Another MoU for the data centre sector with investment of Rs 2,564 crore, which will create another 1100 jobs, has also been signed. The state has also signed another MoU worth Rs 4300 crore for the steel industry, which will create another 1500 jobs, while also signing another MoU with another private firm worth Rs 4846 crore for a data centre, to create 2050 jobs. Furthermore, an MoU worth Rs 575 crore has also been signed in the industrial equipment sector, to create 3400 jobs. With another private firm, an MoU for investment of Rs 4700 crore in the green energy sector, to create 2,500 jobs has been signed. and Prestige Estate Project Ltd for investment of Investment agreement worth Rs 12500 crore for setting up a Data centre, logistics centre and also in the real estate sector development worth 12500 crore has been signed between another private firm and the state government, which will create 8700 jobs. In addition, an MoU has also been signed to collaborate in attracting UK and European investments in Maharashtra, and an agreement has been signed to set up a state-of-the-art transportation system at JNPT and Vadhavan Port. --IANS</w:t>
       </w:r>
     </w:p>
     <w:p>
@@ -1295,16 +3089,16 @@
       </w:pPr>
       <w:r>
         <w:rPr/>
-        <w:t>Article 166</w:t>
-      </w:r>
-    </w:p>
-    <w:p>
-      <w:pPr>
-        <w:pStyle w:val="Normal"/>
-      </w:pPr>
-      <w:r>
-        <w:rPr/>
-        <w:t>Title: Amravati Politics: अमरावती के दरियापुर में कांग्रेस को बड़ा झटका, सलीम घनीवाला भाजपा में शामिल</w:t>
+        <w:t>Article 213</w:t>
+      </w:r>
+    </w:p>
+    <w:p>
+      <w:pPr>
+        <w:pStyle w:val="Normal"/>
+      </w:pPr>
+      <w:r>
+        <w:rPr/>
+        <w:t>Title: Rains Wreak Havoc Across States, Toll In Kishtwar Cloudburst Touches 63</w:t>
       </w:r>
     </w:p>
     <w:p>
@@ -1316,16 +3110,16 @@
         <w:t xml:space="preserve">URL: </w:t>
       </w:r>
       <w:r>
-        <w:t xml:space="preserve"> https://navbharatlive.com/maharashtra/amravati/major-blow-to-congress-in-dariyapur-of-amravati-salim-ghaniwala-joins-bjp-1321794.html</w:t>
-      </w:r>
-    </w:p>
-    <w:p>
-      <w:pPr>
-        <w:pStyle w:val="Normal"/>
-      </w:pPr>
-      <w:r>
-        <w:rPr/>
-        <w:t>Content: दरियापुर में कांग्रेस को बड़ा झटका (सौजन्यः सोशल मीडिया) Amravati News: दर्यापुर स्थित घनीवाला औद्योगिक समूह के निदेशक और कई वर्षों से कांग्रेस के प्रति समर्पित परिवार, सलीमसेठ घनीवाला, भाजपा में शामिल हो गए हैं। उनके भाजपा में शामिल होने को कांग्रेस के लिए एक बड़ा झटका माना जा रहा है। राजस्व मंत्री चंद्रशेखर बावनकुले, सांसद डॉ. अनिल बोंडे और विधायक राजेश वानखड़े की उपस्थिति में उन्होंने भव्य तरीके से पार्टी की सदस्यता ग्रहण की। पंडित दीनदयाल उपाध्याय, श्यामा प्रसाद मुखर्जी द्वारा दिए गए ‘पथ अंत्योदय प्रण अंत्योदय’ और प्रधानमंत्री नरेंद्र मोदी के ‘सबका साथ सबका विकास’ के साथ, सलीम सेठ घनीवाला मुख्यमंत्री देवेंद्र फडणवीस के विकासशील महाराष्ट्र के सपने को साकार करने के लिए भारतीय जनता पार्टी में शामिल हुए। पार्टी प्रवेश समारोह वरिष्ठ भाजपा नेता बालासाहेब वानखड़े, महासचिव गोपाल चंदन, श्रीराम नेहर, मनीष कोरपे, गोकुल भडंगे की पहल पर आयोजित किया गया। सलीम दरियापुर नगर परिषद की पूर्व उपाध्यक्ष जुबेदाबाई घनीवाला के पुत्र हैं और उनके पिता, वरिष्ठ सामाजिक कार्यकर्ता जिकरभाई घनीवाला, कई वर्षों तक कांग्रेस पार्टी के प्रति निष्ठावान रहे। हालांकि, सलीम घनीवाला प्रधानमंत्री नरेंद्र मोदी, मुख्यमंत्री देवेंद्र फडणवीस, पालकमंत्री चंद्रशेखर बावनकुले, सांसद डॉ. अनिल बोंडे के विचारों से प्रेरित होकर भारतीय जनता पार्टी में शामिल हुए। कंप्यूटर इंजीनियर घनीवाला आने वाले समय में उद्योग, शिक्षा, अल्पसंख्यकों के विकास, मुस्लिम समुदाय की लड़कियों को शिक्षा की मुख्यधारा में लाने के लिए विशेष प्रयास आदि मुद्दों पर ध्यान केंद्रित करते हुए काम करेंगे। घनीवाला के आने से दर्यापुर में कांग्रेस को बड़ा झटका लगा है। उनके नेतृत्व में आने वाले समय में भाजपा द्वारा इस क्षेत्र में अल्पसंख्यकों का एक बड़ा संगठन तैयार किया जाएगा। इसके साथ ही उन्हें भाजपा की ओर से कोई बड़ी जिम्मेदारी मिलने की भी संभावना है। तो उधर बुनियादी ढांचे के लिए लाखों रुपए की विकास निधि स्वीकृत की जाती है। इस निधि का उपयोग पेयजल, सड़क, सीवर, स्कूल, स्वास्थ्य केंद्र, प्रकाश व्यवस्था जैसी महत्वपूर्ण परियोजनाओं के लिए करने का प्रावधान है; लेकिन हकीकत में यह निधि स्थानीय राजनीति के कारण गांवों के विकास के बजाय फाइलों, बैठकों और राजनीतिक दांव-पेंचों में अटकी रहती है। कई ग्राम पंचायतों में अधूरे प्रोजेक्ट्स की एक लंबी फेहरिस्त देखने को मिल रही है। कई गांवों में स्वीकृत कार्य वर्षों से अधूरे पड़े हैं। कहीं जल आपूर्ति टैंकों का निर्माण और जलमार्ग बिछाने का काम अधूरा पड़ा है, तो कहीं सड़कों का डामरीकरण आधा-अधूरा पड़ा है। कुछ जगहों पर सीवरेज निर्माण की गुणवत्ता इतनी खराब है कि मानसून में घरों में पानी घुसने की तस्वीर सामने आती है। ये भी पढ़े: सर्वसमावेशक व संतुलित विकास को प्राथमिकता, जिला नियोजन समिति की बैठक दत्तात्रय भरणे का प्रतिपादन अगर गांव स्तर पर सही योजना और पारदर्शिता के साथ धन का उपयोग किया जाए, तो गांवों की सूरत बदलने में देर नहीं लगेगी। लेकिन स्थानीय राजनीति और ठेकेदारों के स्वार्थ इस प्रक्रिया में बाधा बन रहे हैं। सरपंच, ग्राम पंचायत सदस्यों, प्रशासन और ठेकेदारों के बीच मतभेद और राजनीतिक गुटबाजी धन के उपयोग में बाधा डालती है। कभी-कभी काम शुरू तो हो जाता है, लेकिन चुनाव नज़दीक आते ही ठेकेदार काम रोक देते हैं या प्रशासन भुगतान रोक देता है। इसका सीधा असर ग्रामीणों पर पड़ता है। धन स्वीकृत होने के बावजूद, कई गांवों में सड़कें कई सालों से अधूरी हैं, जलापूर्ति योजनाएं लागू नहीं हुई हैं। तो पैसा कहां जाता है, यही सवाल आम जनता पूछ रही है। Follow Us On © Copyright Navbharatlive 2025 All rights reserved.</w:t>
+        <w:t xml:space="preserve"> https://www.etvbharat.com/en/!bharat/rains-wreak-havoc-across-states-over-200-stranded-in-worst-hit-maharashtra-toll-in-kishtwar-cloudburst-touches-63-enn25081807219</w:t>
+      </w:r>
+    </w:p>
+    <w:p>
+      <w:pPr>
+        <w:pStyle w:val="Normal"/>
+      </w:pPr>
+      <w:r>
+        <w:rPr/>
+        <w:t>Content: National ETV Bharat / bharat By ETV Bharat English Team Published : August 18, 2025 at 9:53 PM IST New Delhi/Mumbai: Heavy rains wreaked havoc across several states on Monday. Maharashtra was the worst-hit as 200 people were stranded and five reported missing prompting authorities to deploy the Army for rescue efforts even as multiple landslides in Himachal Pradesh led to closure of nearly 400 roads. In the cloudburst-hit village in Jammu and Kashmir’s Kishtwar district, two more bodies were recovered from the debris taking the death toll in the August 14 disaster to 63, as a search operation continued for the fifth day despite intermittent rains. In Mumbai, relentless downpours brought the city to a standstill, prompting the civic body to declare a holiday for schools and colleges. Several parts of the country's financial capital received more than 100 mm rainfall in nine hours on Monday. Incessant rains in Mumbai also resulted in hardships to those visiting a hospital in Chembur hit by waterlogging. Several people were seen carrying ailing kin on their backs to gain access to the Maa General Hospital, which is run by the Brihanmumbai Municipal Corporation (BMC). The situation was brought under control by evening, an official said. In Maharashtra's Nanded district, more than 200 people were stranded in floods amid incessant rains, forcing authorities to call the Army for rescue and relief efforts. Chief Minister Devendra Fadnavis said five persons are reported missing from Mukhed taluka of the district, around 600 km from Mumbai. Many flights were affected due to poor weather conditions in Mumbai, with some executing “go-arounds” and one flight diverted. The heavy downpour led to low visibility and increased congestion on access roads, causing inconvenience to both arriving and departing passengers, an airport official said. Fadnavis said Mumbai received 177 mm rain in six to eight hours on Monday and asked citizens to observe all precautions since more is expected through the day along with high tides. District collectors of Nanded, Latur, and Bidar are coordinating with each other to carry out rescue operations, he said. “One NDRF team, one military unit, and a police team are working in coordination for the rescue efforts. A military unit from Chhatrapati Sambhajinagar has also been dispatched,” Fadnavis said. As heavy rains lashed Mumbai on Monday, waterlogging was reported in several pockets, leading to traffic jams. In light of the incessant showers lashing Mumbai, the BMC declared a holiday for all schools and colleges in the city operating in the second shift (post 12 pm). Later, the civic body also announced holiday for all schools as well as colleges in the metropolis on Tuesday amid forecast of heavy rains. In Thane district, heavy downpours triggered a landslide in a hilly area in Kalyan damaging four houses, officials said. Nobody was injured. Authorities have declared a holiday for schools and colleges on Tuesday as the India Meteorological Department (IMD) issued a red alert for August 18-19 in Thane and Palghar districts. In the cloudburst-hit Chisoti village of J&amp;K, the rescue teams were working at multiple locations, especially the major impact spot near a langar (community kitchen) site, sifting through the rubble using machinery, including earth movers, and sniffer dogs. Two bodies, one of them of a woman, were recovered this afternoon, officials said. A total of 167 people were rescued, while the number of missing has dropped to 39 after a fresh revision of the list this morning, the officials said. #WhiteKnightCorps | #HADRUpdate on Relief Operations: 18 Aug 25#ChisotiVillage #KishtwarFive Relief Columns of #WhiteKnightCorps are engaged in rescue &amp; relief operations at Chisoti. Efforts have been further intensified with additional medical teams deployed.Despite… pic.twitter.com/MD93vuIz0L Army’s Jammu-based White Knight Corps, in a post on X, said five relief columns of the force are engaged in the rescue and relief operations and efforts have been further intensified with additional medical teams deployed. Lt Governor Manoj Sinha announced that 10 senior IAS and IPS officers -- two for each day -- will be posted at Chisoti for the next eight days. Meanwhile, moderate to heavy rains lashed several parts of Kashmir, prompting authorities to set up emergency control rooms in vulnerable parts of the valley, officials said. They said in the Warnov forest area of Lolab in Kupwara, torrential rains accompanied by thunder forced people to rush towards safer places, fearing a cloudburst. In Himachal Pradesh, heavy showers lashed parts of the state, triggering landslides at several places and prompting closure of 400 roads, including three national highways. However, no loss of life was reported, officials said. The Shimla-Mandi road was closed near Tatti-Pani in Sunni area of Shimla district due to scouring and sliding caused by Satluj river. Road connectivity to about 15 villages was snapped following a massive landslide on Aut-Largi-Sainj road near Pagal Nala in Kullu district, reports said. Travel Advisory ☔ The showers have not taken a break in Mumbai, and neither has the road congestion. Traffic towards the airport is currently slower in several areas. We recommend planning your commute in advance and checking your flight status before heading out. Our… The local meteorological office has issued a 'yellow' warning for heavy rains at isolated places in the state till August 24, except on August 21. A total of 400 roads -- including National Highway 3 (Mandi-Dharampur road), NH-305 (Aut-Sainj road) and NH-505 (Khab to Gramphoo) -- have been closed for traffic. Of these, 192 roads are in Mandi district and 86 in the adjoining Kullu, according to the State Emergency Operation Centre (SEOC). In the national capital, the IMD has predicted a thunderstorm with rain on Tuesday. In eastern part of the country, normal life was affected in Odisha as low-pressure induced rain lashed Malkangiri, Nabarangpur, Gajapati and Koraput districts, officials said. Due to continuous downpour over the last two days, many low-lying areas in Malkangiri district have been inundated by floodwaters. The Malkangiri district administration has been vigilant to ensure no loss of life or property. All schools and Anganwadi centres in Malkangiri and Nabarangpur districts have remained closed. In Koraput district, landslides were reported in Kakirigumma area, because of which vehicular movement on the road connecting Kakirigumma and Talameting, and Narayanpatna and Talagumandi was disrupted. In Jharkhand, a 'yellow' (be aware) alert of heavy rainfall has been issued for 11 districts from August 21, an IMD official said. Light to moderate rainfall is expected in major parts of the state till August 20. With Agency Inputs Also Read Mumbai Rains | Schools, Colleges Shut As Heavy Downpour Pummel City For Third Consecutive Day New Delhi/Mumbai: Heavy rains wreaked havoc across several states on Monday. Maharashtra was the worst-hit as 200 people were stranded and five reported missing prompting authorities to deploy the Army for rescue efforts even as multiple landslides in Himachal Pradesh led to closure of nearly 400 roads.In the cloudburst-hit village in Jammu and Kashmir’s Kishtwar district, two more bodies were recovered from the debris taking the death toll in the August 14 disaster to 63, as a search operation continued for the fifth day despite intermittent rains. In Mumbai, relentless downpours brought the city to a standstill, prompting the civic body to declare a holiday for schools and colleges. Several parts of the country's financial capital received more than 100 mm rainfall in nine hours on Monday.Incessant rains in Mumbai also resulted in hardships to those visiting a hospital in Chembur hit by waterlogging. Several people were seen carrying ailing kin on their backs to gain access to the Maa General Hospital, which is run by the Brihanmumbai Municipal Corporation (BMC). The situation was brought under control by evening, an official said.In Maharashtra's Nanded district, more than 200 people were stranded in floods amid incessant rains, forcing authorities to call the Army for rescue and relief efforts. Chief Minister Devendra Fadnavis said five persons are reported missing from Mukhed taluka of the district, around 600 km from Mumbai.Many flights were affected due to poor weather conditions in Mumbai, with some executing “go-arounds” and one flight diverted. The heavy downpour led to low visibility and increased congestion on access roads, causing inconvenience to both arriving and departing passengers, an airport official said.Fadnavis said Mumbai received 177 mm rain in six to eight hours on Monday and asked citizens to observe all precautions since more is expected through the day along with high tides.District collectors of Nanded, Latur, and Bidar are coordinating with each other to carry out rescue operations, he said. “One NDRF team, one military unit, and a police team are working in coordination for the rescue efforts. A military unit from Chhatrapati Sambhajinagar has also been dispatched,” Fadnavis said.As heavy rains lashed Mumbai on Monday, waterlogging was reported in several pockets, leading to traffic jams. In light of the incessant showers lashing Mumbai, the BMC declared a holiday for all schools and colleges in the city operating in the second shift (post 12 pm).Later, the civic body also announced holiday for all schools as well as colleges in the metropolis on Tuesday amid forecast of heavy rains. In Thane district, heavy downpours triggered a landslide in a hilly area in Kalyan damaging four houses, officials said. Nobody was injured.Authorities have declared a holiday for schools and colleges on Tuesday as the India Meteorological Department (IMD) issued a red alert for August 18-19 in Thane and Palghar districts. In the cloudburst-hit Chisoti village of J&amp;K, the rescue teams were working at multiple locations, especially the major impact spot near a langar (community kitchen) site, sifting through the rubble using machinery, including earth movers, and sniffer dogs.Two bodies, one of them of a woman, were recovered this afternoon, officials said. A total of 167 people were rescued, while the number of missing has dropped to 39 after a fresh revision of the list this morning, the officials said.#WhiteKnightCorps | #HADRUpdate on Relief Operations: 18 Aug 25#ChisotiVillage #KishtwarFive Relief Columns of #WhiteKnightCorps are engaged in rescue &amp; relief operations at Chisoti. Efforts have been further intensified with additional medical teams deployed.Despite… pic.twitter.com/MD93vuIz0L— White Knight Corps (@Whiteknight_IA) August 18, 2025 Army’s Jammu-based White Knight Corps, in a post on X, said five relief columns of the force are engaged in the rescue and relief operations and efforts have been further intensified with additional medical teams deployed.Lt Governor Manoj Sinha announced that 10 senior IAS and IPS officers -- two for each day -- will be posted at Chisoti for the next eight days. Meanwhile, moderate to heavy rains lashed several parts of Kashmir, prompting authorities to set up emergency control rooms in vulnerable parts of the valley, officials said.They said in the Warnov forest area of Lolab in Kupwara, torrential rains accompanied by thunder forced people to rush towards safer places, fearing a cloudburst.In Himachal Pradesh, heavy showers lashed parts of the state, triggering landslides at several places and prompting closure of 400 roads, including three national highways. However, no loss of life was reported, officials said.The Shimla-Mandi road was closed near Tatti-Pani in Sunni area of Shimla district due to scouring and sliding caused by Satluj river. Road connectivity to about 15 villages was snapped following a massive landslide on Aut-Largi-Sainj road near Pagal Nala in Kullu district, reports said.Travel Advisory ☔ The showers have not taken a break in Mumbai, and neither has the road congestion. Traffic towards the airport is currently slower in several areas. We recommend planning your commute in advance and checking your flight status before heading out. Our…— IndiGo (@IndiGo6E) August 18, 2025 The local meteorological office has issued a 'yellow' warning for heavy rains at isolated places in the state till August 24, except on August 21.A total of 400 roads -- including National Highway 3 (Mandi-Dharampur road), NH-305 (Aut-Sainj road) and NH-505 (Khab to Gramphoo) -- have been closed for traffic. Of these, 192 roads are in Mandi district and 86 in the adjoining Kullu, according to the State Emergency Operation Centre (SEOC).In the national capital, the IMD has predicted a thunderstorm with rain on Tuesday. In eastern part of the country, normal life was affected in Odisha as low-pressure induced rain lashed Malkangiri, Nabarangpur, Gajapati and Koraput districts, officials said.Due to continuous downpour over the last two days, many low-lying areas in Malkangiri district have been inundated by floodwaters. The Malkangiri district administration has been vigilant to ensure no loss of life or property. All schools and Anganwadi centres in Malkangiri and Nabarangpur districts have remained closed.In Koraput district, landslides were reported in Kakirigumma area, because of which vehicular movement on the road connecting Kakirigumma and Talameting, and Narayanpatna and Talagumandi was disrupted.In Jharkhand, a 'yellow' (be aware) alert of heavy rainfall has been issued for 11 districts from August 21, an IMD official said. Light to moderate rainfall is expected in major parts of the state till August 20. With Agency InputsAlso ReadMumbai Rains | Schools, Colleges Shut As Heavy Downpour Pummel City For Third Consecutive Day New Delhi/Mumbai: Heavy rains wreaked havoc across several states on Monday. Maharashtra was the worst-hit as 200 people were stranded and five reported missing prompting authorities to deploy the Army for rescue efforts even as multiple landslides in Himachal Pradesh led to closure of nearly 400 roads. In the cloudburst-hit village in Jammu and Kashmir’s Kishtwar district, two more bodies were recovered from the debris taking the death toll in the August 14 disaster to 63, as a search operation continued for the fifth day despite intermittent rains. In Mumbai, relentless downpours brought the city to a standstill, prompting the civic body to declare a holiday for schools and colleges. Several parts of the country's financial capital received more than 100 mm rainfall in nine hours on Monday. Incessant rains in Mumbai also resulted in hardships to those visiting a hospital in Chembur hit by waterlogging. Several people were seen carrying ailing kin on their backs to gain access to the Maa General Hospital, which is run by the Brihanmumbai Municipal Corporation (BMC). The situation was brought under control by evening, an official said. In Maharashtra's Nanded district, more than 200 people were stranded in floods amid incessant rains, forcing authorities to call the Army for rescue and relief efforts. Chief Minister Devendra Fadnavis said five persons are reported missing from Mukhed taluka of the district, around 600 km from Mumbai. Many flights were affected due to poor weather conditions in Mumbai, with some executing “go-arounds” and one flight diverted. The heavy downpour led to low visibility and increased congestion on access roads, causing inconvenience to both arriving and departing passengers, an airport official said. Fadnavis said Mumbai received 177 mm rain in six to eight hours on Monday and asked citizens to observe all precautions since more is expected through the day along with high tides. District collectors of Nanded, Latur, and Bidar are coordinating with each other to carry out rescue operations, he said. “One NDRF team, one military unit, and a police team are working in coordination for the rescue efforts. A military unit from Chhatrapati Sambhajinagar has also been dispatched,” Fadnavis said. As heavy rains lashed Mumbai on Monday, waterlogging was reported in several pockets, leading to traffic jams. In light of the incessant showers lashing Mumbai, the BMC declared a holiday for all schools and colleges in the city operating in the second shift (post 12 pm). Later, the civic body also announced holiday for all schools as well as colleges in the metropolis on Tuesday amid forecast of heavy rains. In Thane district, heavy downpours triggered a landslide in a hilly area in Kalyan damaging four houses, officials said. Nobody was injured. Authorities have declared a holiday for schools and colleges on Tuesday as the India Meteorological Department (IMD) issued a red alert for August 18-19 in Thane and Palghar districts. In the cloudburst-hit Chisoti village of J&amp;K, the rescue teams were working at multiple locations, especially the major impact spot near a langar (community kitchen) site, sifting through the rubble using machinery, including earth movers, and sniffer dogs. Two bodies, one of them of a woman, were recovered this afternoon, officials said. A total of 167 people were rescued, while the number of missing has dropped to 39 after a fresh revision of the list this morning, the officials said. #WhiteKnightCorps | #HADRUpdate on Relief Operations: 18 Aug 25#ChisotiVillage #KishtwarFive Relief Columns of #WhiteKnightCorps are engaged in rescue &amp; relief operations at Chisoti. Efforts have been further intensified with additional medical teams deployed.Despite… pic.twitter.com/MD93vuIz0L Army’s Jammu-based White Knight Corps, in a post on X, said five relief columns of the force are engaged in the rescue and relief operations and efforts have been further intensified with additional medical teams deployed. Lt Governor Manoj Sinha announced that 10 senior IAS and IPS officers -- two for each day -- will be posted at Chisoti for the next eight days. Meanwhile, moderate to heavy rains lashed several parts of Kashmir, prompting authorities to set up emergency control rooms in vulnerable parts of the valley, officials said. They said in the Warnov forest area of Lolab in Kupwara, torrential rains accompanied by thunder forced people to rush towards safer places, fearing a cloudburst. In Himachal Pradesh, heavy showers lashed parts of the state, triggering landslides at several places and prompting closure of 400 roads, including three national highways. However, no loss of life was reported, officials said. The Shimla-Mandi road was closed near Tatti-Pani in Sunni area of Shimla district due to scouring and sliding caused by Satluj river. Road connectivity to about 15 villages was snapped following a massive landslide on Aut-Largi-Sainj road near Pagal Nala in Kullu district, reports said. Travel Advisory ☔ The showers have not taken a break in Mumbai, and neither has the road congestion. Traffic towards the airport is currently slower in several areas. We recommend planning your commute in advance and checking your flight status before heading out. Our… The local meteorological office has issued a 'yellow' warning for heavy rains at isolated places in the state till August 24, except on August 21. A total of 400 roads -- including National Highway 3 (Mandi-Dharampur road), NH-305 (Aut-Sainj road) and NH-505 (Khab to Gramphoo) -- have been closed for traffic. Of these, 192 roads are in Mandi district and 86 in the adjoining Kullu, according to the State Emergency Operation Centre (SEOC). In the national capital, the IMD has predicted a thunderstorm with rain on Tuesday. In eastern part of the country, normal life was affected in Odisha as low-pressure induced rain lashed Malkangiri, Nabarangpur, Gajapati and Koraput districts, officials said. Due to continuous downpour over the last two days, many low-lying areas in Malkangiri district have been inundated by floodwaters. The Malkangiri district administration has been vigilant to ensure no loss of life or property. All schools and Anganwadi centres in Malkangiri and Nabarangpur districts have remained closed. In Koraput district, landslides were reported in Kakirigumma area, because of which vehicular movement on the road connecting Kakirigumma and Talameting, and Narayanpatna and Talagumandi was disrupted. In Jharkhand, a 'yellow' (be aware) alert of heavy rainfall has been issued for 11 districts from August 21, an IMD official said. Light to moderate rainfall is expected in major parts of the state till August 20. With Agency Inputs Also Read Mumbai Rains | Schools, Colleges Shut As Heavy Downpour Pummel City For Third Consecutive Day For All Latest Updates TAGGED: Odisha: Class II Girl Locked Inside School Overnight, Found Stuck In Window Railing; Headmaster Suspended Tour Bus Rollover Kills 5 On Interstate Highway In Western New York Putin And Zelenskyy Unlikely To Meet, Trump Says Getting Them Together 'Like Mixing Oil And Vinegar' Kilmar Abrego Garcia Is Freed From Tennessee Jail So He Can Rejoin Family In Maryland To Await Trial TN CM Stalin, Jharkhand CM Soren, Priyanka Gandhi To Participate In Rahul's Voter Adhikar Yatra From Raigarh to Everest: A Young Man's Environmental Crusade on Two Wheels Sowing Seeds Of Self-Reliance Samastipur's Organic Farming Icon Anju Kumari Makes Way To Rashtrapati Bhavan 'Horse Of Hunger' Rides To Srinagar Raj Bhawan With A Plea For Survival Gulab Jamun Fed To Donkey For Rain In Rajasthan Village Copyright © 2025 Ushodaya Enterprises Pvt. Ltd., All Rights Reserved.</w:t>
       </w:r>
     </w:p>
     <w:p>
@@ -1334,16 +3128,16 @@
       </w:pPr>
       <w:r>
         <w:rPr/>
-        <w:t>Article 167</w:t>
-      </w:r>
-    </w:p>
-    <w:p>
-      <w:pPr>
-        <w:pStyle w:val="Normal"/>
-      </w:pPr>
-      <w:r>
-        <w:rPr/>
-        <w:t>Title: राष्ट्रवादीचे प्रशांत यादव यांचा आज भाजप प्रवेश</w:t>
+        <w:t>Article 214</w:t>
+      </w:r>
+    </w:p>
+    <w:p>
+      <w:pPr>
+        <w:pStyle w:val="Normal"/>
+      </w:pPr>
+      <w:r>
+        <w:rPr/>
+        <w:t>Title: Maharashtra Rain Update: महाराष्ट्र में बारिश ने मचाई तबाही, अब तक सात लोगों की मौत, 200 ग्रामीण फंसे</w:t>
       </w:r>
     </w:p>
     <w:p>
@@ -1355,16 +3149,16 @@
         <w:t xml:space="preserve">URL: </w:t>
       </w:r>
       <w:r>
-        <w:t xml:space="preserve"> https://pudhari.news/maharashtra/kokan/ratnagiri/ncp-prashant-yadav-joins-bjp-today-dc95</w:t>
-      </w:r>
-    </w:p>
-    <w:p>
-      <w:pPr>
-        <w:pStyle w:val="Normal"/>
-      </w:pPr>
-      <w:r>
-        <w:rPr/>
-        <w:t>Content: चिपळूण ः राष्ट्रवादी काँग्रेस शरद पवार पक्षाचे प्रदेश सरचिटणीस व चिपळूण संगमेश्वर विधानसभा मतदारसंघात निवडणूक लढवून 90 हजार मते घेतलेले प्रशांत यादव यांचा आज भाजपात प्रवेश होणार आहे. मुंबईत नरिमन पॉइंट येथील भाजप कार्यासात दुपारी 3 वाजता मुख्यमंत्री देवेंद्र फडणवीस, प्रदेशाध्यक्ष आमदार रविंद्र चव्हाण यांच्या उपस्थितीत हा प्रवेश होणार आहे. यावेळी खासदार नारायण राणे, मस्य व बंदर विकास मंत्री नितेश राणे आदी मान्यवर उपस्थित राहणार आहेत. यावेळी चिपळूण संगमेश्वर विधानसभा मतदारसंघातून राष्ट्रवादी काँग्रेस शरद पवार पक्षाचे अनेक पदाधिकारी, कार्यकर्ते भाजपमध्ये प्रवेश करणार आहेत. विशेष म्हणजे अनेक मुस्लीम कार्यकर्ते देखील यावेळी प्रशांत यादव यांच्या नेतृत्वाखाली भाजपात दाखल होणार आहेत. खेर्डीचे सरपंच म्हणून प्रशांत यादव यांची सुरू झालेली राजकीय कारकिर्द आता चिपळूण मतदारसंघाचे नेते म्हणून पुढे आली. महायुतीचे आमदार शेखर निकम यांच्या विरोधात लढताना यादव यांनी 90 हजार मते घेतली. केवळ 6 हजार 800 मतांनी त्यांचा पराभव झाला. मात्र, आता ते सत्ताधारी पक्ष असलेल्या भाजपामध्ये प्रवेश करीत आहेत. त्यामुळे ते महायुतीतील महत्वाच्या पक्षात सामील होत असून त्यांना भाजपात मोठे पद मिळण्याची शक्यता आहे. रत्नागिरी जिल्ह्लासाठी भाजपला नव्या नेतृत्वाची गरज आहे. यामुळे यादव यांच्या पक्षप्रवेशाला अधिक महत्व आले आहे. आगामी स्थानिक स्वराज्य संस्थांच्या निवडणूकांच्या पार्श्वभूमीवर हा प्रवेश महत्वाचा मानला जात आहे. विकास कामांना गती मिळावी व कार्यकर्त्यांना न्याय मिळावा, या उद्देशाने आपला पक्षप्रवेश करत असल्याचे प्रशांत यादव यांनी सांगितले. 'Pudhari' is excited to announce the relaunch of its Android and iOS apps. Stay updated with the latest news at your fingertips. Android and iOS Download now and stay updated, anytime, anywhere. Pudhari Publications Private Limited</w:t>
+        <w:t xml:space="preserve"> https://www.ibc24.in/maharashtra/seven-people-died-due-to-rain-in-maharashtra-3213688.html</w:t>
+      </w:r>
+    </w:p>
+    <w:p>
+      <w:pPr>
+        <w:pStyle w:val="Normal"/>
+      </w:pPr>
+      <w:r>
+        <w:rPr/>
+        <w:t>Content: सवाल आपका है Home / Maharashtra / Seven people died due to rain in Maharashtra Maharashtra Rain Update/ Image Credit: IBC24 File मुंबई: Maharashtra Rain Update: महाराष्ट्र के मुख्यमंत्री देवेंद्र फडणवीस ने कहा कि, राज्य के कई हिस्सों में लगातार हो रही बारिश के कारण सात लोगों की मौत हो गई है। लगातार बारिश से नांदेड़ जिले में 200 से अधिक ग्रामीण फंस गए, जिसके कारण अधिकारियों को बचाव और राहत कार्यों के लिए सेना को तैनात करना पड़ा। राज्य सचिवालय में एक बैठक में बारिश की स्थिति की समीक्षा के बाद सीएम फडणवीस ने सोशल मीडिया मंच ‘एक्स’ पर पोस्ट किया, ‘‘अब तक सात लोगों की जान जा चुकी है। कोंकण में कुछ नदियों का जलस्तर खतरनाक स्तर तक पहुंच गया है और जलगांव में भारी नुकसान हुआ है।’’ उन्होंने कहा, ‘‘अलमाटी बांध पर कर्नाटक सरकार के साथ लगातार समन्वय जारी है।’’ यह भी पढ़ें: CP Radhakrishnan NDA Candidate: 20 अगस्त को नामांकन दाखिल करेंगे NDA के उप-राष्ट्रपति उम्मीदवार सीपी राधाकृष्णन.. विपक्ष से सहमति बनाने की कवायद जारी सीएम फडणवीस ने की बारिश की समीक्षा Maharashtra Rain Update: सीएम फडणवीस ने कहा कि उन्होंने मंत्रालय स्थित राज्य आपातकालीन परिचालन केंद्र में राज्य भर में वर्षा की स्थिति की समीक्षा की। उन्होंने कहा, ‘‘रत्नागिरी, रायगढ़ और हिंगोली में भारी बारिश दर्ज की गई है। मौसम विभाग ने 17-21 अगस्त तक भारी बारिश की चेतावनी दी है और पूरी तरह सतर्क रहने के निर्देश दिए गए हैं।’’ उन्होंने बताया कि छत्रपति संभाजीनगर मंडल में 800 गांव भारी बारिश से प्रभावित हैं। विदर्भ में लगभग दो लाख हेक्टेयर से ज़्यादा फसल बर्बाद होने की खबर है। फडणवीस ने कहा, ‘‘मुंबई में आठ घंटों में 170 मिलीमीटर बारिश हुई। यहां 14 जगहों पर जलभराव हुआ, लेकिन केवल दो जगहों पर यातायात बाधित हुआ। रेलवे और मेट्रो सेवाओं का परिचालन सुचारू हैं। अगले 10-12 घंटे बेहद अहम हैं। स्थानीय निकायों को अवकाश घोषित करने का अधिकार दिया गया है।’’ सीएम फडणवीस ने इससे पहले संवाददाताओं को बताया था कि मुंबई से करीब 600 किलोमीटर दूर नांदेड़ जिले के मुखेड़ तालुका से पांच लोग लापता बताए गए हैं। उन्होंने कहा कि तालुका में स्थित महाराष्ट्र और तेलंगाना के बीच अंतर-राज्यीय सिंचाई परियोजना लेंडी बांध के जल स्तर में उल्लेखनीय वृद्धि हुई है, जबकि लातूर, उदगीर और पड़ोसी कर्नाटक से बड़ी मात्रा में पानी इस क्षेत्र में छोड़ा जा रहा है। यह भी पढ़ें: CG Weather Update Today: छत्तीसगढ़ के इन इलाकों में होगी भारी बारिश, मौसम विभाग ने जारी किया अलर्ट, जानें क्या है आपके इलाके का हाल बाढ़ में फंसे लोगों के रेस्क्यू के लिए बुलाया गया सैन्य दल Maharashtra Rain Update: नांदेड़ के जिलाधिकारी राहुल कर्डिले ने बताया कि, जिला प्रशासन ने बाढ़ में फंसे लोगों को बचाने के लिए सैन्य दल को बुलाया है। उन्होंने बताया कि राज्य आपदा मोचन बल (एसडीआरएफ) ने रविवार को भारी बारिश के बीच मुखेड़ तालुका के रावनगांव और हसनाल गांवों में फंसे 21 लोगों को बचाया। अधिकारियों ने सोमवार को बताया कि महाराष्ट्र के मराठवाड़ा क्षेत्र के सात जिलों में पिछले पांच दिनों में छह लोगों की मौत हो गई, जबकि 205 पशुधन की हानि हुई है। मुंबई में भारी बारिश के कारण निचले इलाके जलमग्न हो जाने के बीच शिवसेना (उबाठा) नेता आदित्य ठाकरे ने सोमवार को आरोप लगाया कि एक घोटाले के कारण सड़कें खराब हो गई हैं और उन्होंने स्थिति से निपटने में बीएमसी की तैयारियों पर सवाल उठाये। ठाकरे ने सोशल मीडिया मंच ‘एक्स’ पर एक पोस्ट में कहा कि चुनाव नहीं हो पाने के कारण पिछले तीन सालों से बृहन्मुंबई नगर निगम (बीएमसी) पर राज्य सरकार का नियंत्रण है। यहां कोई निर्वाचित प्रतिनिधि नहीं है, लेकिन चुनाव न होने का मतलब जवाबदेही का अभाव भी है। मुंबई: Maharashtra Rain Update: महाराष्ट्र के मुख्यमंत्री देवेंद्र फडणवीस ने कहा कि, राज्य के कई हिस्सों में लगातार हो रही बारिश के कारण सात लोगों की मौत हो गई है। लगातार बारिश से नांदेड़ जिले में 200 से अधिक ग्रामीण फंस गए, जिसके कारण अधिकारियों को बचाव और राहत कार्यों के लिए सेना को तैनात करना पड़ा। राज्य सचिवालय में एक बैठक में बारिश की स्थिति की समीक्षा के बाद सीएम फडणवीस ने सोशल मीडिया मंच ‘एक्स’ पर पोस्ट किया, ‘‘अब तक सात लोगों की जान जा चुकी है। कोंकण में कुछ नदियों का जलस्तर खतरनाक स्तर तक पहुंच गया है और जलगांव में भारी नुकसान हुआ है।’’ उन्होंने कहा, ‘‘अलमाटी बांध पर कर्नाटक सरकार के साथ लगातार समन्वय जारी है।’’ यह भी पढ़ें: CP Radhakrishnan NDA Candidate: 20 अगस्त को नामांकन दाखिल करेंगे NDA के उप-राष्ट्रपति उम्मीदवार सीपी राधाकृष्णन.. विपक्ष से सहमति बनाने की कवायद जारी Maharashtra Rain Update: सीएम फडणवीस ने कहा कि उन्होंने मंत्रालय स्थित राज्य आपातकालीन परिचालन केंद्र में राज्य भर में वर्षा की स्थिति की समीक्षा की। उन्होंने कहा, ‘‘रत्नागिरी, रायगढ़ और हिंगोली में भारी बारिश दर्ज की गई है। मौसम विभाग ने 17-21 अगस्त तक भारी बारिश की चेतावनी दी है और पूरी तरह सतर्क रहने के निर्देश दिए गए हैं।’’ उन्होंने बताया कि छत्रपति संभाजीनगर मंडल में 800 गांव भारी बारिश से प्रभावित हैं। विदर्भ में लगभग दो लाख हेक्टेयर से ज़्यादा फसल बर्बाद होने की खबर है। फडणवीस ने कहा, ‘‘मुंबई में आठ घंटों में 170 मिलीमीटर बारिश हुई। यहां 14 जगहों पर जलभराव हुआ, लेकिन केवल दो जगहों पर यातायात बाधित हुआ। रेलवे और मेट्रो सेवाओं का परिचालन सुचारू हैं। अगले 10-12 घंटे बेहद अहम हैं। स्थानीय निकायों को अवकाश घोषित करने का अधिकार दिया गया है।’’ सीएम फडणवीस ने इससे पहले संवाददाताओं को बताया था कि मुंबई से करीब 600 किलोमीटर दूर नांदेड़ जिले के मुखेड़ तालुका से पांच लोग लापता बताए गए हैं। उन्होंने कहा कि तालुका में स्थित महाराष्ट्र और तेलंगाना के बीच अंतर-राज्यीय सिंचाई परियोजना लेंडी बांध के जल स्तर में उल्लेखनीय वृद्धि हुई है, जबकि लातूर, उदगीर और पड़ोसी कर्नाटक से बड़ी मात्रा में पानी इस क्षेत्र में छोड़ा जा रहा है। यह भी पढ़ें: CG Weather Update Today: छत्तीसगढ़ के इन इलाकों में होगी भारी बारिश, मौसम विभाग ने जारी किया अलर्ट, जानें क्या है आपके इलाके का हाल Maharashtra Rain Update: नांदेड़ के जिलाधिकारी राहुल कर्डिले ने बताया कि, जिला प्रशासन ने बाढ़ में फंसे लोगों को बचाने के लिए सैन्य दल को बुलाया है। उन्होंने बताया कि राज्य आपदा मोचन बल (एसडीआरएफ) ने रविवार को भारी बारिश के बीच मुखेड़ तालुका के रावनगांव और हसनाल गांवों में फंसे 21 लोगों को बचाया। अधिकारियों ने सोमवार को बताया कि महाराष्ट्र के मराठवाड़ा क्षेत्र के सात जिलों में पिछले पांच दिनों में छह लोगों की मौत हो गई, जबकि 205 पशुधन की हानि हुई है। मुंबई में भारी बारिश के कारण निचले इलाके जलमग्न हो जाने के बीच शिवसेना (उबाठा) नेता आदित्य ठाकरे ने सोमवार को आरोप लगाया कि एक घोटाले के कारण सड़कें खराब हो गई हैं और उन्होंने स्थिति से निपटने में बीएमसी की तैयारियों पर सवाल उठाये। ठाकरे ने सोशल मीडिया मंच ‘एक्स’ पर एक पोस्ट में कहा कि चुनाव नहीं हो पाने के कारण पिछले तीन सालों से बृहन्मुंबई नगर निगम (बीएमसी) पर राज्य सरकार का नियंत्रण है। यहां कोई निर्वाचित प्रतिनिधि नहीं है, लेकिन चुनाव न होने का मतलब जवाबदेही का अभाव भी है। I am a content writer at IBC24 and I have learned a lot here so far and I am learning many more things too. More than 3 years have passed since I started working here. My experience here has been very good.</w:t>
       </w:r>
     </w:p>
     <w:p>
@@ -1373,16 +3167,16 @@
       </w:pPr>
       <w:r>
         <w:rPr/>
-        <w:t>Article 168</w:t>
-      </w:r>
-    </w:p>
-    <w:p>
-      <w:pPr>
-        <w:pStyle w:val="Normal"/>
-      </w:pPr>
-      <w:r>
-        <w:rPr/>
-        <w:t>Title: महाराष्ट्र में यह क्या हुआ? एकनाथ शिंदे का साथ छोड़ BJP में शामिल हुए कई भरोसेमंद नेता, यह है शिकायत</w:t>
+        <w:t>Article 215</w:t>
+      </w:r>
+    </w:p>
+    <w:p>
+      <w:pPr>
+        <w:pStyle w:val="Normal"/>
+      </w:pPr>
+      <w:r>
+        <w:rPr/>
+        <w:t>Title: मुसळधार पावसामुळे मुंबईत जनजीवन विस्कळीत; उपमुख्यमंत्री पवार यांनी परिस्थितीचा घेतला आढावा - MUMBAI RAINS TODAY</w:t>
       </w:r>
     </w:p>
     <w:p>
@@ -1394,16 +3188,16 @@
         <w:t xml:space="preserve">URL: </w:t>
       </w:r>
       <w:r>
-        <w:t xml:space="preserve"> https://www.abplive.com/states/maharashtra/eknath-shinde-shiv-sena-solapur-leaders-join-bjp-amid-internal-feud-2997781</w:t>
-      </w:r>
-    </w:p>
-    <w:p>
-      <w:pPr>
-        <w:pStyle w:val="Normal"/>
-      </w:pPr>
-      <w:r>
-        <w:rPr/>
-        <w:t>Content: महाराष्ट्र के सोलापुर में उप मुख्यमंत्री और शिवसेना प्रमुख एकनाथ शिंदे को तगड़ा झटका लगा है. एकनाथ शिंदे गुट के कई पदाधिकारियों ने करीब 40 कार्यकर्ताओं के साथ मिलकर पार्टी छोड़ दी है. ये सभी सोमवार (18 अगस्त) को बीजेपी में शामिल हो गए हैं. नेताओं से जब इस पार्टी पलायन की वजह पूछी गई तो उन्होंने शिवसेना सोलापुर इकाई में आंतरिक कलह को जिम्मेदार बताया. न्यूज एजेंसी पीटीआई की रिपोर्ट के मुताबिक, शिवसेना के नेता रहे दिलीप कोल्हे ने जानकारी दी है कि उन्होंने और अन्य पदाधिकारियों ने 15 दिन पहले अपने पदों से इस्तीफा दे दिया था. नेता का कहना है कि उन्होंने सोलापुर जिले में पार्टी की स्थिति से उच्च अधिकारियों को अवगत करा दिया था. हालांकि, कोई एक्शन नहीं लिया गया. ऐसे में नाराजगी जाहिर करते हुए नेताओं ने इस्तीफा दे दिया है. दिलीप कोल्हे ने बताया कि उन्होंने पार्टी कार्यकर्ताओं की एक बैठक बुलाई और सभी ने सर्वसम्मति से बीजेपी में शामिल होने का फैसला लिया. उप मुख्यमंत्री एकनाथ शिंदे के नेतृत्व वाली शिवसेना, बीजेपी और अजित पवार के नेतृत्व वाली एनसीपी के साथ सत्ताधारी दल महायुति का हिस्सा है. बीजेपी नेता गणेश नाइक जबसे देवेंद्र फडणवीस की कैबिनेट में शामिल हुए हैं, एकनाथ शिंदे को लगातार चुनौती पर चुनौती देते आ रहे हैं. ठाणे की राजनीति पर गणेश नाइक ने नजर बनाकर रखी है. जबसे वे मंत्री बने हैं, तबसे उन्होंने एकनाथ शिंदे को घेरने का कोई मौका बर्बाद नहीं जाने दिया. एक बार फिर से बीजेपी के मंत्री ने शिवसेना प्रमुख पर धावा बोला है. 22 अगस्त को मंत्री गणेश नाइक ठाणे में जनता दरबार लगाने जा रहे हैं. उन्हें हाल ही में यह भी कहते सुना गया था कि मुख्यमंत्री पद के लिए एकनाथ शिंदे की लॉटरी लग गई थी. इसके जवाब में शिवसेना सांसद नरेश म्हस्के ने कहा कि गणेश नाइक एक वरिष्ठ नेता और मंत्री हैं, उन्हें ऐसे बयान देने से बचना चाहिए. हालांकि, इससे यह जरूर साबित होता है कि एकनाथ शिंदे और बीजेपी नेतृत्व के बीच में सबकुछ ठीक नहीं है. Source: IOCL We use cookies to improve your experience, analyze traffic, and personalize content. By clicking "Allow All Cookies", you agree to our use of cookies.</w:t>
+        <w:t xml:space="preserve"> https://www.etvbharat.com/mr/!state/mumbai-rains-updates-imd-red-alert-mumbai-city-suburbs-schools-and-colleges-remain-closed-today-mumbai-university-exams-postponed-to-23-august-maharashtra-rain-news-today-maharashtra-news-mhs25081900792</w:t>
+      </w:r>
+    </w:p>
+    <w:p>
+      <w:pPr>
+        <w:pStyle w:val="Normal"/>
+      </w:pPr>
+      <w:r>
+        <w:rPr/>
+        <w:t>Content: महाराष्ट्र maharashtra ETV Bharat / state By PTI Published : August 19, 2025 at 9:02 AM IST Updated : August 19, 2025 at 12:11 PM IST मुंबई- गेल्या काही दिवसांपासून मुंबईत सुरू असलेल्या मुसळधार पावसामुळे मुंबई महानगराची पिण्याच्या पाण्याची चिंता मिटली आहे. पिण्याच्या पाण्याचा एक प्रमुख स्रोत असलेला विहार तलाव सोमवारी दुपारी भरून वाहू लागल्याची माहिती बृहन्मुंबई महानगरपालिकेनं (बीएमसी) दिली. दुसरीकडं मुसळधार पावसामुळं ठिकठिकाणी पाणी साचल्यानं नागरिकांना त्रासाला सामोरं जावं लागत आहे. Live updates- Maharashtra Deputy CM Ajit Pawar visited Mantralaya’s disaster control room and took stock of the situation of heavy rains in Mumbai and other parts of the state(Source: Office of Ajit Pawar) pic.twitter.com/jFEtpVXank हार्बर मार्गावर काही ठिकाणी पाणी साचण्याची शक्यता - मध्य रेल्वेचे पीआरओ स्वप्नील निला म्हणाले, "मुंबईच्या मध्य रेल्वे आणि हार्बर रेल्वे मार्गावर पहाटे 5 वाजल्यानंतर मुसळधार पाऊस सुरू झाला. मिठी नदीची पाण्याची पातळी सुमारे 3.1 ते 3.2 मीटरपर्यंत पोहोचली आहे. पाऊस सुरूच राहिला तर हार्बर मार्गावर काही ठिकाणी पाणी साचण्याची शक्यता आहे. सध्या, मुख्य आणि हार्बर मार्गावरील रेल्वे सेवा सुमारे १५ मिनिटे उशिरानं धावत आहे. रेल्वे सेवा उशिरानं सुरू आहे. पण कुठेही रेल्वे थांबविण्यात आलेल्या नाहीत. मुसळधार पावसामुळे शाळा आणि महाविद्यालये बंद ठेवण्यात आली आहेत. त्यामुळे प्रवाशांची संख्याही कमी झाली आहे." मुंबईला पिण्याचं पाणी पुरवणाऱ्या सात जलाशयांपैकी विहार तलाव सहावा आहे. 2,769.8 कोटी लिटर साठवण क्षमता असलेला हा तलाव ओसंडून वाहत असल्यानं स्थानिक रहिवाशांना दिलासा मिळाला आहे. संजय गांधी राष्ट्रीय उद्यानात असलेला हा तलाव सोमवारी दुपारी 2.45 वाजल्यानंतर ओसंडून वाहत होता. गेल्या वर्षी 25 जुलैला हा तलाव भरून वाहत होता. मुंबई, ठाणे आणि नाशिक जिल्ह्यात असलेल्या भातसा, अप्पर वैतरणा, मध्य वैतरणा, तानसा, मोडक सागर, विहार आणि तुळशी या सात जलाशयांमधून मुंबईला 3,800 एमएलडी (प्रतिदिन लाखो लिटर) पाणी मिळतं. पवई तलावही या वर्षाच्या सुरुवातीलाच भरून वाहत होता. परंतु त्या तलावाचं पाणी पिण्यासाठी वापरलं जात नसल्याचं अधिकाऱ्यांनी सांगितलं. #WATCH | Maharhastra | Daily life affected as heavy rain continues to lash Mumbai; Visuals from Nala Sopara pic.twitter.com/twO8qJwg7W ठाण्यात काय आहे परिस्थिती? सोमवारी झालेल्या मुसळधार पावसामुळे ठाणे जिल्ह्यातील कल्याण येथील डोंगराळ भागात भूस्खलन झालं. चार घरांचे नुकसान झालं असलं तरी कोणीही जखमी झालेलं नाही, असे अधिकाऱ्यांनी सांगितलं. मुंबई महानगर प्रदेशात मुसळधार पावसामुळे ठाणे, पालघर आणि नवी मुंबईतील अनेक भागातील रस्ते पाण्याखाली गेल्यानं प्रचंड वाहतूक कोंडी झाली. #WATCH | Heavily waterlogged road at Matunga as Mumbai witnesses continuous downpour pic.twitter.com/mKWmYQDVIH ठाणे आणि पालघर जिल्ह्यांमध्ये शाळांना सुट्टी- भारतीय हवामान विभागानं (IMD) ठाणे आणि पालघर जिल्ह्यांमध्ये 18 आणि 19 ऑगस्टसाठी रेड अलर्ट जारी केला. त्यामुळे प्रशासनाकडून मंगळवारी शाळा आणि महाविद्यालयांना सुट्टी जाहीर करण्यात आली आहे. कल्याणमधील जय भवानी नगर परिसरातील नेतिवली टेकडीवर सोमवारी दुपारी भूस्खलन झाल्यानंतर रहिवाशांना सुरक्षिततेसाठी नेतिवली येथील महानगरपालिकेच्या शाळेत हलवण्यात आलं आहे. ठाणे शहरात दुपारी 4.30 वाजता 100 मिमीपेक्षा जास्त पाऊस पडला, असे ठाणे महानगरपालिकेच्या (TMC) आपत्ती व्यवस्थापन कक्षाचे प्रमुख यासीन तडवी यांनी सांगितलं. नवी मुंबईतील सेक्टर 28 मधील ब्लू डायमंड स्क्वेअर येथील एका नाल्यात दुपारी एक माणूस वाहून गेल्याचं अधिकाऱ्यांनी सांगितलं. #WATCH | Mumbai | CPRO Central Railway, Swapnil Nila, " heavy rain started after 5 am on mumbai's central railway and harbour railway lines... the water level of the mithi river is touching around 3.1-3.2 meters, which means if the rain continues, there is a possibility of… pic.twitter.com/R8MtaK7Sz9 मुख्यमंत्र्यांनी काय सांगितलं?- रत्नागिरी, रायगड आणि हिंगोली येथे मुसळधार पाऊस पडला आहे. हवामान विभागानं 17 ते 21 ऑगस्ट दरम्यान मुसळधार पावसाचा इशारा दिला. पूर्णपणे सतर्क राहण्याच्या सूचना देण्यात आल्या आहेत. छत्रपती संभाजीनगर विभागात 800 गावे मुसळधार पावसामुळे बाधित आहेत. विदर्भात सुमारे दोन लाख हेक्टरपेक्षा जास्त पिकांचे नुकसान झाल्याची नोंद आहे. मुखेडमधील परिस्थिती नियंत्रणात आहे. तर गडचिरोली, अकोला, चांदूर रेल्वे, मेहकर आणि वाशिम येथे परिस्थिती नियंत्रणात येत आहे. मुंबईत 8 तासांत 170 मिमी पाऊस पडल्यानंतर 14 ठिकाणी पाणी साचलं. स्थानिक स्वराज्य संस्थांना सुट्टी जाहीर करण्याचे अधिकार दिल्याचं मुख्यमंत्र्यांनी सांगितलं. Examination Rescheduled pic.twitter.com/SbAyH7ut1O हेही वाचा- मुंबई- गेल्या काही दिवसांपासून मुंबईत सुरू असलेल्या मुसळधार पावसामुळे मुंबई महानगराची पिण्याच्या पाण्याची चिंता मिटली आहे. पिण्याच्या पाण्याचा एक प्रमुख स्रोत असलेला विहार तलाव सोमवारी दुपारी भरून वाहू लागल्याची माहिती बृहन्मुंबई महानगरपालिकेनं (बीएमसी) दिली. दुसरीकडं मुसळधार पावसामुळं ठिकठिकाणी पाणी साचल्यानं नागरिकांना त्रासाला सामोरं जावं लागत आहे.Live updates- सतत सुरू असलेला मुसळधार पाऊस आणि शहरात पाणी साचल्यामुळे इंडिगो एअरलाइन्सनं मंगळवारी मुंबईहून उड्डाण करणाऱ्या प्रवाशांसाठी मार्गदर्शक सूचना जाहीर केल्या आहेत. विमानतळाकडे जाणाऱ्या अनेक मार्गांवर पाणी साचत असल्यानं वाहतूक मंदावली. आहे. त्यामुळे प्रवाशांनी इंडिगो अॅप किंवा वेबसाइटद्वारे त्यांच्या फ्लाइटची स्थिती तपासण्याचा विमान कंपनीकडून सल्ला देण्यात आला आहे.रेल्वे रुळावर पाणी साचल्यामुळे मध्य रेल्वेनं हार्बर लाईनवरील लोकल रेल्वे सेवा स्थगित केल्या आहेत. मुख्य मार्गावरील जलद सेवांनाही फटका बसल्याचं रेल्वे अधिकाऱ्यांनी सांगितलं. उपमुख्यमंत्री अजित पवार यांनी मंत्रालयाच्या आपत्ती नियंत्रण कक्षाला भेट दिली. त्यांनी मुंबई आणि राज्यातील इतर भागात झालेल्या मुसळधार पावसाच्या परिस्थितीचा आढावा घेतला.Maharashtra Deputy CM Ajit Pawar visited Mantralaya’s disaster control room and took stock of the situation of heavy rains in Mumbai and other parts of the state(Source: Office of Ajit Pawar) pic.twitter.com/jFEtpVXank— ANI (@ANI) August 19, 2025 हार्बर मार्गावर काही ठिकाणी पाणी साचण्याची शक्यता - मध्य रेल्वेचे पीआरओ स्वप्नील निला म्हणाले, "मुंबईच्या मध्य रेल्वे आणि हार्बर रेल्वे मार्गावर पहाटे 5 वाजल्यानंतर मुसळधार पाऊस सुरू झाला. मिठी नदीची पाण्याची पातळी सुमारे 3.1 ते 3.2 मीटरपर्यंत पोहोचली आहे. पाऊस सुरूच राहिला तर हार्बर मार्गावर काही ठिकाणी पाणी साचण्याची शक्यता आहे. सध्या, मुख्य आणि हार्बर मार्गावरील रेल्वे सेवा सुमारे १५ मिनिटे उशिरानं धावत आहे. रेल्वे सेवा उशिरानं सुरू आहे. पण कुठेही रेल्वे थांबविण्यात आलेल्या नाहीत. मुसळधार पावसामुळे शाळा आणि महाविद्यालये बंद ठेवण्यात आली आहेत. त्यामुळे प्रवाशांची संख्याही कमी झाली आहे."मुंबईला पिण्याचं पाणी पुरवणाऱ्या सात जलाशयांपैकी विहार तलाव सहावा आहे. 2,769.8 कोटी लिटर साठवण क्षमता असलेला हा तलाव ओसंडून वाहत असल्यानं स्थानिक रहिवाशांना दिलासा मिळाला आहे. संजय गांधी राष्ट्रीय उद्यानात असलेला हा तलाव सोमवारी दुपारी 2.45 वाजल्यानंतर ओसंडून वाहत होता. गेल्या वर्षी 25 जुलैला हा तलाव भरून वाहत होता. मुंबई, ठाणे आणि नाशिक जिल्ह्यात असलेल्या भातसा, अप्पर वैतरणा, मध्य वैतरणा, तानसा, मोडक सागर, विहार आणि तुळशी या सात जलाशयांमधून मुंबईला 3,800 एमएलडी (प्रतिदिन लाखो लिटर) पाणी मिळतं. पवई तलावही या वर्षाच्या सुरुवातीलाच भरून वाहत होता. परंतु त्या तलावाचं पाणी पिण्यासाठी वापरलं जात नसल्याचं अधिकाऱ्यांनी सांगितलं.#WATCH | Maharhastra | Daily life affected as heavy rain continues to lash Mumbai; Visuals from Nala Sopara pic.twitter.com/twO8qJwg7W— ANI (@ANI) August 19, 2025 ठाण्यात काय आहे परिस्थिती? सोमवारी झालेल्या मुसळधार पावसामुळे ठाणे जिल्ह्यातील कल्याण येथील डोंगराळ भागात भूस्खलन झालं. चार घरांचे नुकसान झालं असलं तरी कोणीही जखमी झालेलं नाही, असे अधिकाऱ्यांनी सांगितलं. मुंबई महानगर प्रदेशात मुसळधार पावसामुळे ठाणे, पालघर आणि नवी मुंबईतील अनेक भागातील रस्ते पाण्याखाली गेल्यानं प्रचंड वाहतूक कोंडी झाली.#WATCH | Heavily waterlogged road at Matunga as Mumbai witnesses continuous downpour pic.twitter.com/mKWmYQDVIH— ANI (@ANI) August 19, 2025 ठाणे आणि पालघर जिल्ह्यांमध्ये शाळांना सुट्टी- भारतीय हवामान विभागानं (IMD) ठाणे आणि पालघर जिल्ह्यांमध्ये 18 आणि 19 ऑगस्टसाठी रेड अलर्ट जारी केला. त्यामुळे प्रशासनाकडून मंगळवारी शाळा आणि महाविद्यालयांना सुट्टी जाहीर करण्यात आली आहे. कल्याणमधील जय भवानी नगर परिसरातील नेतिवली टेकडीवर सोमवारी दुपारी भूस्खलन झाल्यानंतर रहिवाशांना सुरक्षिततेसाठी नेतिवली येथील महानगरपालिकेच्या शाळेत हलवण्यात आलं आहे. ठाणे शहरात दुपारी 4.30 वाजता 100 मिमीपेक्षा जास्त पाऊस पडला, असे ठाणे महानगरपालिकेच्या (TMC) आपत्ती व्यवस्थापन कक्षाचे प्रमुख यासीन तडवी यांनी सांगितलं. नवी मुंबईतील सेक्टर 28 मधील ब्लू डायमंड स्क्वेअर येथील एका नाल्यात दुपारी एक माणूस वाहून गेल्याचं अधिकाऱ्यांनी सांगितलं. #WATCH | Mumbai | CPRO Central Railway, Swapnil Nila, " heavy rain started after 5 am on mumbai's central railway and harbour railway lines... the water level of the mithi river is touching around 3.1-3.2 meters, which means if the rain continues, there is a possibility of… pic.twitter.com/R8MtaK7Sz9— ANI (@ANI) August 19, 2025 मुख्यमंत्र्यांनी काय सांगितलं?- रत्नागिरी, रायगड आणि हिंगोली येथे मुसळधार पाऊस पडला आहे. हवामान विभागानं 17 ते 21 ऑगस्ट दरम्यान मुसळधार पावसाचा इशारा दिला. पूर्णपणे सतर्क राहण्याच्या सूचना देण्यात आल्या आहेत. छत्रपती संभाजीनगर विभागात 800 गावे मुसळधार पावसामुळे बाधित आहेत. विदर्भात सुमारे दोन लाख हेक्टरपेक्षा जास्त पिकांचे नुकसान झाल्याची नोंद आहे. मुखेडमधील परिस्थिती नियंत्रणात आहे. तर गडचिरोली, अकोला, चांदूर रेल्वे, मेहकर आणि वाशिम येथे परिस्थिती नियंत्रणात येत आहे. मुंबईत 8 तासांत 170 मिमी पाऊस पडल्यानंतर 14 ठिकाणी पाणी साचलं. स्थानिक स्वराज्य संस्थांना सुट्टी जाहीर करण्याचे अधिकार दिल्याचं मुख्यमंत्र्यांनी सांगितलं.Examination Rescheduled pic.twitter.com/SbAyH7ut1O— University of Mumbai (@Uni_Mumbai) August 18, 2025 अनेक भागात सुरू असलेल्या संततधार पावसात सात जणांना आपला जीव गमवावा लागला आहे, अशी माहिती मुख्यमंत्री देवेंद्र फडणवीस यांनी सोमवारी दिली. अलमट्टी धरणाबाबत कर्नाटक सरकारशी सतत समन्वय सुरू आहे. कोणताही तात्काळ धोका नसला तरी सतर्क राहण्याचे निर्देश देण्यात आले आहेत, अशी पोस्ट मुख्यमंत्र्यांनी 'एक्स' मीडियावर केली आहे.हेही वाचा-मुंबईत मुसळधार पावसानं हाहाकार: पावसाच्या पाण्यात अडकली बस; पोलिसांनी खांद्यावर घेत विद्यार्थ्यांना काढलं बाहेरपूरस्थितीचा सामना करण्यासाठी सरकारकडून सर्वतोपरी प्रयत्न, अतिवृष्टीचा धोका लक्षात घेऊन लोकांनी खबरदारी घ्यावी, मुख्यमंत्र्यांचं आवाहन मुंबई- गेल्या काही दिवसांपासून मुंबईत सुरू असलेल्या मुसळधार पावसामुळे मुंबई महानगराची पिण्याच्या पाण्याची चिंता मिटली आहे. पिण्याच्या पाण्याचा एक प्रमुख स्रोत असलेला विहार तलाव सोमवारी दुपारी भरून वाहू लागल्याची माहिती बृहन्मुंबई महानगरपालिकेनं (बीएमसी) दिली. दुसरीकडं मुसळधार पावसामुळं ठिकठिकाणी पाणी साचल्यानं नागरिकांना त्रासाला सामोरं जावं लागत आहे. Live updates- Maharashtra Deputy CM Ajit Pawar visited Mantralaya’s disaster control room and took stock of the situation of heavy rains in Mumbai and other parts of the state(Source: Office of Ajit Pawar) pic.twitter.com/jFEtpVXank हार्बर मार्गावर काही ठिकाणी पाणी साचण्याची शक्यता - मध्य रेल्वेचे पीआरओ स्वप्नील निला म्हणाले, "मुंबईच्या मध्य रेल्वे आणि हार्बर रेल्वे मार्गावर पहाटे 5 वाजल्यानंतर मुसळधार पाऊस सुरू झाला. मिठी नदीची पाण्याची पातळी सुमारे 3.1 ते 3.2 मीटरपर्यंत पोहोचली आहे. पाऊस सुरूच राहिला तर हार्बर मार्गावर काही ठिकाणी पाणी साचण्याची शक्यता आहे. सध्या, मुख्य आणि हार्बर मार्गावरील रेल्वे सेवा सुमारे १५ मिनिटे उशिरानं धावत आहे. रेल्वे सेवा उशिरानं सुरू आहे. पण कुठेही रेल्वे थांबविण्यात आलेल्या नाहीत. मुसळधार पावसामुळे शाळा आणि महाविद्यालये बंद ठेवण्यात आली आहेत. त्यामुळे प्रवाशांची संख्याही कमी झाली आहे." मुंबईला पिण्याचं पाणी पुरवणाऱ्या सात जलाशयांपैकी विहार तलाव सहावा आहे. 2,769.8 कोटी लिटर साठवण क्षमता असलेला हा तलाव ओसंडून वाहत असल्यानं स्थानिक रहिवाशांना दिलासा मिळाला आहे. संजय गांधी राष्ट्रीय उद्यानात असलेला हा तलाव सोमवारी दुपारी 2.45 वाजल्यानंतर ओसंडून वाहत होता. गेल्या वर्षी 25 जुलैला हा तलाव भरून वाहत होता. मुंबई, ठाणे आणि नाशिक जिल्ह्यात असलेल्या भातसा, अप्पर वैतरणा, मध्य वैतरणा, तानसा, मोडक सागर, विहार आणि तुळशी या सात जलाशयांमधून मुंबईला 3,800 एमएलडी (प्रतिदिन लाखो लिटर) पाणी मिळतं. पवई तलावही या वर्षाच्या सुरुवातीलाच भरून वाहत होता. परंतु त्या तलावाचं पाणी पिण्यासाठी वापरलं जात नसल्याचं अधिकाऱ्यांनी सांगितलं. #WATCH | Maharhastra | Daily life affected as heavy rain continues to lash Mumbai; Visuals from Nala Sopara pic.twitter.com/twO8qJwg7W ठाण्यात काय आहे परिस्थिती? सोमवारी झालेल्या मुसळधार पावसामुळे ठाणे जिल्ह्यातील कल्याण येथील डोंगराळ भागात भूस्खलन झालं. चार घरांचे नुकसान झालं असलं तरी कोणीही जखमी झालेलं नाही, असे अधिकाऱ्यांनी सांगितलं. मुंबई महानगर प्रदेशात मुसळधार पावसामुळे ठाणे, पालघर आणि नवी मुंबईतील अनेक भागातील रस्ते पाण्याखाली गेल्यानं प्रचंड वाहतूक कोंडी झाली. #WATCH | Heavily waterlogged road at Matunga as Mumbai witnesses continuous downpour pic.twitter.com/mKWmYQDVIH ठाणे आणि पालघर जिल्ह्यांमध्ये शाळांना सुट्टी- भारतीय हवामान विभागानं (IMD) ठाणे आणि पालघर जिल्ह्यांमध्ये 18 आणि 19 ऑगस्टसाठी रेड अलर्ट जारी केला. त्यामुळे प्रशासनाकडून मंगळवारी शाळा आणि महाविद्यालयांना सुट्टी जाहीर करण्यात आली आहे. कल्याणमधील जय भवानी नगर परिसरातील नेतिवली टेकडीवर सोमवारी दुपारी भूस्खलन झाल्यानंतर रहिवाशांना सुरक्षिततेसाठी नेतिवली येथील महानगरपालिकेच्या शाळेत हलवण्यात आलं आहे. ठाणे शहरात दुपारी 4.30 वाजता 100 मिमीपेक्षा जास्त पाऊस पडला, असे ठाणे महानगरपालिकेच्या (TMC) आपत्ती व्यवस्थापन कक्षाचे प्रमुख यासीन तडवी यांनी सांगितलं. नवी मुंबईतील सेक्टर 28 मधील ब्लू डायमंड स्क्वेअर येथील एका नाल्यात दुपारी एक माणूस वाहून गेल्याचं अधिकाऱ्यांनी सांगितलं. #WATCH | Mumbai | CPRO Central Railway, Swapnil Nila, " heavy rain started after 5 am on mumbai's central railway and harbour railway lines... the water level of the mithi river is touching around 3.1-3.2 meters, which means if the rain continues, there is a possibility of… pic.twitter.com/R8MtaK7Sz9 मुख्यमंत्र्यांनी काय सांगितलं?- रत्नागिरी, रायगड आणि हिंगोली येथे मुसळधार पाऊस पडला आहे. हवामान विभागानं 17 ते 21 ऑगस्ट दरम्यान मुसळधार पावसाचा इशारा दिला. पूर्णपणे सतर्क राहण्याच्या सूचना देण्यात आल्या आहेत. छत्रपती संभाजीनगर विभागात 800 गावे मुसळधार पावसामुळे बाधित आहेत. विदर्भात सुमारे दोन लाख हेक्टरपेक्षा जास्त पिकांचे नुकसान झाल्याची नोंद आहे. मुखेडमधील परिस्थिती नियंत्रणात आहे. तर गडचिरोली, अकोला, चांदूर रेल्वे, मेहकर आणि वाशिम येथे परिस्थिती नियंत्रणात येत आहे. मुंबईत 8 तासांत 170 मिमी पाऊस पडल्यानंतर 14 ठिकाणी पाणी साचलं. स्थानिक स्वराज्य संस्थांना सुट्टी जाहीर करण्याचे अधिकार दिल्याचं मुख्यमंत्र्यांनी सांगितलं. Examination Rescheduled pic.twitter.com/SbAyH7ut1O हेही वाचा- For All Latest Updates TAGGED: गेमिंगसाठी सर्वोत्तम स्मार्टफोन्स: प्रीमियम वैशिष्ट्यांसह उत्कृष्ट पर्याय ऑनलाईन गेमिंग विधेयकाला राष्ट्रपती मुर्मू यांची मंजुरी, कायदा मोडल्यास काय शिक्षा होईल? काय आहे आजचा शुभ मुहूर्त, योग आणि राहूकाळ, वाचा पंचांग मंत्र्यांचे अवैध धंद्यांवरील छाप्याचे पोलीस दलात पडसाद, कणकवली पोलीस निरीक्षक अतुल जाधव निलंबित बापरे! चक्क कुत्र्याचा बिबट्यावर हल्ला, 200 मीटर नेलं फरफटत Kawasaki KLX230R S 2026 भारतात 1.94 लाखात लॉंच फॅटी लिव्हरच्या समस्येनं त्रस्त आहात? आहारात समावेश करा 'ही' फळ होंडाची नवीन इलेक्ट्रिक मोटरसायकल 2 सप्टेंबरला होणार सादर पावसाळ्यातील आजारांपासून मुलांचा बचाव कसा करायचा? फॉलो करा या टिप्स Copyright © 2025 Ushodaya Enterprises Pvt. Ltd., All Rights Reserved.</w:t>
       </w:r>
     </w:p>
     <w:p>
@@ -1412,16 +3206,16 @@
       </w:pPr>
       <w:r>
         <w:rPr/>
-        <w:t>Article 169</w:t>
-      </w:r>
-    </w:p>
-    <w:p>
-      <w:pPr>
-        <w:pStyle w:val="Normal"/>
-      </w:pPr>
-      <w:r>
-        <w:rPr/>
-        <w:t>Title: Uddhav Thackeray: मनसेसोबत युती महापालिका निवडणुकीत घातक ठरणार; उद्धव ठाकरेंना 'या' नेत्यानं केलं सावध?</w:t>
+        <w:t>Article 216</w:t>
+      </w:r>
+    </w:p>
+    <w:p>
+      <w:pPr>
+        <w:pStyle w:val="Normal"/>
+      </w:pPr>
+      <w:r>
+        <w:rPr/>
+        <w:t>Title: Will Bajirao Mastani Come Alive in Movie Halls Today?</w:t>
       </w:r>
     </w:p>
     <w:p>
@@ -1433,16 +3227,16 @@
         <w:t xml:space="preserve">URL: </w:t>
       </w:r>
       <w:r>
-        <w:t xml:space="preserve"> https://sarkarnama.esakal.com/maharashtra/vidarbha/mns-alliance-risk-municipal-elections-uddhav-thackeray-warning-dk88-rc70</w:t>
-      </w:r>
-    </w:p>
-    <w:p>
-      <w:pPr>
-        <w:pStyle w:val="Normal"/>
-      </w:pPr>
-      <w:r>
-        <w:rPr/>
-        <w:t>Content: Nagpur News : हिंदी भाषिक, मुस्लिम व इतर अल्पसंख्याक समाजाविरोधात सातत्याने वक्तव्य आणि परप्रांतीयांना मारहाण करणाऱ्या महाराष्ट्र नवनिर्माण सेनेसोबत मुंबई व उपनगरातील दहा महानगरपालिका उद्धव सेनेला युती करणे परवडणार नाही असा सल्ला देऊन युती केल्यास हिंदी भाषिक, दलित व अल्पसंख्य मतदार शिवसेनेच्या विरोधात जाण्याची भीती उद्धव ठाकरेंच्या (Uddhav Thackeray) शिवसेना पक्षाचे माजी प्रवक्ते किशोर तिवारी यांनी व्यक्त केली आहे. एका मीडियावरील डिबेटमध्ये संजय राऊत यांच्या विरोधात वक्तव्य केल्यानंतर तिवारी यांची उद्धव सेनेतून हकालपट्टी करण्यात आली आहे. उद्धव ठाकरे यांच्या शिवसेनेचे माजी पदाधिकारी या नात्याने त्यांनी उद्धव ठाकरे यांना पत्र लिहिले आहे. यात त्यांनी मनेसोबतची युती उद्धव सेनेसाठी घातक ठरेल असाही इशारा दिला आहे. महाविकास आघाडी व इंडिया आघाडीचा प्रमुख कणा असलेला हा मतदार वर्ग जर दुरावला, तर त्याचा थेट फायदा भाजपाला होऊ शकतो. त्यामुळे शिवसेनेची संधी धोक्यात येईल. ते पुढे म्हणाले, गेल्या लोकसभा व विधानसभा निवडणुकीत शिवसेनेला मिळालेला विजय हा अल्पसंख्य व हिंदी भाषिक मतदारांच्या पाठिंब्यामुळे शक्य झाला. मात्र, मनसेसोबत (MNS) युती केल्यास हाच मतदार वर्ग नाराज होऊन विरोधात जाऊ शकतो. त्यामुळे या निर्णयाचा पुनर्विचार करावा. भाषावाद आणि प्रांतवादावर आधारित राजकारण देशहितासाठी धोकादायक आहे मनसेसोबत युती झाल्यास शिवसेना सैनिकांतही नाराजी वाढेल, असे स्पष्ट करून तिवारींनी या विषयावर उघड चर्चा व्हावी, अशी मागणी केली आहे. मराठी बोलत नसल्याच्या कारणावरून गुजरात राजस्थान उत्तर प्रदेशच्या महाराष्ट्रातील व्यवसायिकांना बेदम मारहाण केली जात आहे. लाऊड स्पीकरवरील अजानच्या कारणावरून मुस्लिमांना धमकी दिली जात आहे. शांतताप्रिय महाराष्ट्रात मनसे नागरिकांच्या मनात दहशत निर्माण करत असतानाही त्यांच्यासोबत युती करणे म्हणजे स्वतःहून पायावर कुऱ्हाड मारून घेण्यासारखे आहे. त्यामुळे ही युती टाळण्याचे आवाहन किशोर तिवारी यांनी केले आहे. किशोर तिवारी शेतकऱ्यांचे नेते म्हणून ओळखले जातात. विदर्भातील त्यातही यवतमाळ जिल्ह्यातील कर्जबाजारी शेतकऱ्यांच्या आत्महत्येचा विषय त्यांनी सातत्याने लावून धरला होता. त्यांच्यामुळे तत्कालीन केंद्र सरकाराला याची दखल घ्यावी लागली होती. पंतप्रधान मनमोहनसिंग यांच्या कार्यकाळात झालेल्या शेतकऱ्यांच्या कर्जमाफीत तिवारी यांचा खारीचा वाटा आहे. देवेंद्र फडणवीस मुख्यमंत्री असताना भाजप-सेना युतीच्या कार्यकाळात ते पाच वर्षे वसंतराव नाईक शेतकरी मिशनचे अध्यक्ष होते. भाजप-शिवसेना युती तुटल्यानंतर ते शिवसेनेत दाखल झाले होते. पक्षाचे प्रवक्ता म्हणून त्यांना विविध हिंदी बातम्यांच्या चॅनेलवरील डिबेटमध्ये सहभागी होत असत. सरकारनामाचे सदस्य व्हा शॉपिंगसाठी 'सकाळ प्राईम डील्स'च्या भन्नाट ऑफर्स पाहण्यासाठी क्लिक करा. Read Latest Marathi Political News, Breaking Political News from Maharashtra, India, Pune &amp; Mumbai at Sarkarnama. To Get Live Political Marathi News on Mobile, Download the Sarkarnama Mobile App for Android and IOS. सरकारनामा आता सर्व सोशल मीडिया प्लॅटफॉर्मवर. ताज्या राजकीय घडामोडींसाठी फेसबुक, ट्विटर, इन्स्टाग्राम, शेअर चॅट, टेलिग्रामवर आणि व्हॉट्सॲप आम्हाला फॉलो करा. तसेच, सरकारनामा यूट्यूब चॅनेलला आजच सबस्क्राइब करा. Follow Us Copyright © 2025 Sakal Media Group – All Rights Reserved Powered by Quintype वेबसाईटवर ब्राउझिंगचा अनुभव सर्वोत्तम असावा, यासाठी आम्ही कुकीजचा वापर करतो. कुकीजमुळे तुम्हाला तुमच्या आवडत्या मजकुराची शिफारस करता येते. आमचे गोपनीयता आणि कुकीजसंदर्भातील धोरण तुम्हाला मान्य आहे.</w:t>
+        <w:t xml:space="preserve"> https://caleidoscope.in/art-culture/will-bajirao-mastani-come-alive-in-movie-halls-today</w:t>
+      </w:r>
+    </w:p>
+    <w:p>
+      <w:pPr>
+        <w:pStyle w:val="Normal"/>
+      </w:pPr>
+      <w:r>
+        <w:rPr/>
+        <w:t>Content: Author – Shirish Shinde Romantic stories in any art form sell and Bollywood has been encashing on the topic ever since its birth. It has churned out classics, run-of-the-mill hits, and numerous potboilers. And as long as they entertain and enrich viewers’ experience, one should not have a problem. However, the cultural atmosphere is vitiated, when they start courting controversies. To counter that, Central Board of Film Certification (CBFC), a panel of experts, watch the movie and decide whether the depiction of a particular theme is right or wrong. It is then up to the board to certify the movie and decide if it deserves an A or U or an A/U certificate. But of late, the trend has changed a bit, for many movies have drawn the strict scrutiny of not just the board but political parties or an individual, if the theme or the plot has, by any means, hurt their sentiments. Such controversies may have some substance or they may be stage-managed. The latest one to face protest is Sanjay Leela Bhansali’s period drama Bajirao Mastani. The depiction of great Maratha warrior, Bajirao I and his wife Kashibai, from the epic film is mired in controversy. The descendants of the Peshwa and the Chhatrasal dynasties, along with a local MLA, recently protested in front of Shaniwarwada in Pune, alleging the wrong portrayal of the leading characters in the songs released by the production company. Further, BJP MLA Medha Kulkarni recently met chief minister Devendra Fadnavis in Nagpur and requested him to intervene in the matter. She was quoted by an English daily saying, “The film songs have distorted the history of Bajirao Peshwa. This amounts to a crime. Hence, historians must take a look at the film before its release.” Defending Kulkarni’s stand, Shiv Sena, and its MLA Pratap Sarnaik, have also sought similar action. Sarnaik said, “Bajirao Peshwa had played an important role in Maharashtra’s history. Bhansali did not give a thought to the Marathi culture and the Peshwa’s legacy before making the film.” They have objected to the song ‘Pinga,’ in which Deepika Padukone and Priyanka Chopra as Mastani and Kashibai respectively, are seen dancing together. The descendants have called it a vulgar display. Udaysinh Peshwa alleged that the movie shows just one aspect of Bajirao’s life. He has also objected to a scene, where Bajirao pours water over Kashibai’s head. Udaysinh said, “Those are private moments. How can they become public? While taking the cinematic liberty, the dignity of a person should be maintained.” The descendants of Mastani have also expressed their reservations against a dialogue in the film. Upset over the manner the film shows Bajirao dancing in a song sequence, Kulkarni in her letter to Fadnavis stated, “Bajirao has been shown dancing. However, Bajirao Peshwa in his life of 41 years fought 21 battles and won all of them. It is an insult to his stature. A Pune court has also been moved requesting a ban on the film. In a letter to Bhansali following the release of the song ‘Pinga,’ Mohini Karkarey, a descendant of the Peshwas, stated that Kashibai was suffering from arthritis. “How could she dance?” Further, there are many theories about the life of Mastani. One among them is that Mastani was the daughter Maharaja Chhatrasal of Bundelkhand, present-day Madhya Pradesh. Her mother Ruhaani Bai, a Persian-Muslim, was a dancer at the Hyderabad Nizam’s darbar. When Mohammad Khan Bangash attacked Bundelkhand in 1728, Chhattrasal sought Bajirao’s help, who was on a military campaign in the region. Bajirao helped Chhatrasal, who gave Bajirao his daughter in marriage. Some sources also said that Mastani was Hyderabad Nizam’s daughter. Chhatrasal had defeated the Nizam in 1698. Nizam extended a friendly gesture to Chhatrasal by marrying off his daughter to the Bundela king. However, the theory that Mastani was Chhatrasal and Ruhaani Bai’s daughter has been accepted. It is said that Mastani was Bajirao’s courtesan. However, she was his legal wife. Mastani had learned skills needed to become a warrior and was a good singer and dancer. She also used to go with Bajirao on his military campaigns. However, Bajirao’s first wife, Kashibai, and his other family members were against this marriage. They were not happy with this relationship as Bajirao used to neglect Kashibai. Later, the warrior king built a separate palace for Mastani elsewhere in Pune. Soon after Bajirao’s death in 1740, when he was on a campaign in Madhya Pradesh, Mastani also passed away near Pune. There are theories about her death, too. Unable to bear the loss of her beloved, she ended her life. One theory says she committed sati. In this backdrop, Sanjay Leela Bhansali has created this film. As there has been no response from his side to the controversy so far, it is assumed that he is relying on the certification provided by the CBFC. Legally, the film has been cleared for public screenings. However, Bajirao and Mastani’s descendants and the BJP-Shiv Sena have raised objections to the epic, thus putting its smooth release in doubt. Tomb of Real Bajirao Mastani Meanwhile, a press release issued on December 17 by the Kothrud, Pune branch of the Bharatiya Janata Party, stated that a petition had been submitted to the owner of the City Pride multiplex, Kothrud, to not screen the movie releasing on Friday in the city. They told the multiplex owner that the film had distorted the history about the architect of Maratha empire, Bajirao Peshwa. “There is a growing sentiment that our idols are being defamed. The movie hall owner should respect this sentiment and not screen the film, failing which they will solely be responsible for any loss,” stated the release. Factfile: https://en.wikipedia.org/wiki/Bajirao_I Image credits: The copyright for the images used in this article belong to their respective owners. Best known credits are given under the image. For changing the image credit or to get the image removed from Caleidoscope, please contact us. Save my name, email, and website in this browser for the next time I comment. Δ This site includes Amazon affiliate links, which may earn us a small commission at no extra cost to you. © Caleidoscope - 2025</w:t>
       </w:r>
     </w:p>
     <w:p>
@@ -1451,16 +3245,16 @@
       </w:pPr>
       <w:r>
         <w:rPr/>
-        <w:t>Article 170</w:t>
-      </w:r>
-    </w:p>
-    <w:p>
-      <w:pPr>
-        <w:pStyle w:val="Normal"/>
-      </w:pPr>
-      <w:r>
-        <w:rPr/>
-        <w:t>Title: Jalgaon mob lynching Case: जामनेर मॉब लिंचिंग: युवकाच्या हत्येत मंत्री गिरीश महाजनांच्या ड्रायव्हरचा मुलगा मास्टर माईंड?</w:t>
+        <w:t>Article 217</w:t>
+      </w:r>
+    </w:p>
+    <w:p>
+      <w:pPr>
+        <w:pStyle w:val="Normal"/>
+      </w:pPr>
+      <w:r>
+        <w:rPr/>
+        <w:t>Title: Red alert in Mumbai; BMC shuts all afternoon schools, colleges</w:t>
       </w:r>
     </w:p>
     <w:p>
@@ -1472,16 +3266,16 @@
         <w:t xml:space="preserve">URL: </w:t>
       </w:r>
       <w:r>
-        <w:t xml:space="preserve"> https://sarkarnama.esakal.com/maharashtra/uttar-maharashtra/maharashtra-news-jalgaon-jamner-mob-lynching-girish-mahajan-driver-son-mastermind-youth-killed-mm76-sd67</w:t>
-      </w:r>
-    </w:p>
-    <w:p>
-      <w:pPr>
-        <w:pStyle w:val="Normal"/>
-      </w:pPr>
-      <w:r>
-        <w:rPr/>
-        <w:t>Content: जामनेर हत्याकांड – अल्पसंख्यांक युवकाच्या अपहरणानंतर झालेल्या हत्येच्या प्रकरणाला राजकीय वळण मिळाले असून पोलिस तपासावर गंभीर प्रश्न उपस्थित झाले आहेत. गिरीश महाजन यांच्यावर आरोप – समाजवादी पार्टीचे आमदार अबू आझमी यांनी थेट जलसंपदा मंत्री गिरीश महाजन यांच्या ड्रायव्हरच्या मुलासह भाजप कार्यकर्त्यांवर हत्येत सहभागाचा आरोप केला. राजकीय प्रतिक्रिया – काँग्रेस, राष्ट्रवादी (शरद पवार गट) आणि समाजवादी पक्षासह अनेक विरोधी नेत्यांनी पीडित कुटुंबीयांची भेट घेऊन सरकारवर तपास दडपण्याचा आरोप केला आहे. Jalgaon News: जामनेर (जळगाव): येथील अल्पसंख्यांक समाजाच्या युवकाचा जमावाकडून अपहरण करून खून करण्यात आल्याची घटना चार दिवसापूर्वी घडली आहे. या प्रकरणात विरोधी पक्षाच्या विविध नेत्यांनी पोलिसांच्या तपासावर गंभीर आरोप केले होते. आता मात्र थेट जलसंपदा मंत्री गिरीश महाजन यांच्यावर गंभीर आरोप करण्यात आले आहेत. समाजवादी पार्टीचे नेते अबू आझमी यांनीही या प्रकरणात उडी घेतली आहे. काँग्रेस आणि राष्ट्रवादी काँग्रेस शरदचंद्र पवार पक्षासह विविध राजकीय पक्षांच्या नेत्यांनी पीडित कुटुंबीयांची भेट घेतली होती. आता समाजवादी पार्टीचे आमदार आझमी यांनीही जामनेर येथे पिडीत कुटुंबाची भेट घेतली. आझमी यांनी थेट मुख्यमंत्री देवेंद्र फडणवीस यांना या प्रकरणात ओढले आहे. संबंधित युवकाच्या हत्येचा मास्टरमाइंड मंत्री गिरीश महाजन यांच्या ड्रायव्हरचा मुलगा आहे. भाजपच्या काही कार्यकर्त्यांचाही त्यात सहभाग आहे, असा गंभीर आरोप आझमी यांनी केला. जामनेर हा जलसंपदा मंत्री महाजन यांचा मतदारसंघ आहे. या प्रकरणातील तपासात पोलिसांवर यापूर्वीच गंभीर आरोप करण्यात आले आहेत. पोलीस पीडित कुटुंबीयांना अतिशय वाईट वागणूक देत असल्याचा आरोप यापूर्वी काँग्रेसच्या प्रदेशाध्यक्ष हर्षवर्धन सपकाळ यांनी केला होता. या पार्श्वभूमीवर आमदार आझमी यांनी मंत्री महाजन हे मुख्यमंत्र्यांचे जवळचे आहेत. अशा परिस्थितीत मुख्यमंत्री देवेंद्र फडणवीस या प्रकरणात लक्ष घालतील का? पीडित कुटुंबीयांना न्याय देतील का? असे प्रश्न करून मुख्यमंत्र्यांनी यामध्ये पिढी त्यांना न्याय द्यावा, अशी मागणी आझमी यांनी केली. गेल्या आठवड्यात झालेल्या 21 वर्षीय युवकाच्या हत्येला आता राजकीय वळण मिळाले आहे. विरोधी पक्षाच्या विविध नेत्यांनी पीडित कुटुंबीयांची भेट घेऊन याबाबत प्रशासन आणि तपासावर प्रश्नचिन्ह निर्माण केले आहे. जमावाकडून अतिशय क्रूर पद्धतीने या युवकाची हत्या झाली. त्या दृष्टीने हा तपास आयपीएस अधिकाऱ्यांकडे सोपविण्याची गरज आहे. याबाबत राज्य शासनाने एसआयटीची घोषणा करणे अपेक्षित आहे. मात्र तसे काहीही घडलेले नाही. त्यामुळे या प्रकरणात राज्य सरकार काही लपविण्याचा प्रयत्न तर करत नाही ना? असा प्रश्न विरोधी पक्षांनी उपस्थित केला होता. आता याबाबत प्रकरणाची धागेदोरे आमदार आझमी यांनी थेट मंत्री गिरीश महाजन यांच्या ड्रायव्हरच्या मुलासह भाजप कार्यकर्त्यांवर आरोप केला आहे. त्यामुळे आझमी यांच्या आरोपांनी या प्रकरणाला पुन्हा एकदा राजकीय फोडणी मिळण्याची चिन्हे आहेत. पोलीस भरतीच्या ऑनलाईन फॉर्मबाबत माहिती घेण्यासाठी सुलेमान खान हा जामनेरला आला होता.तो एका कॅफेमध्ये एका 17 वर्षीय मुलीसोबत बसला होता. पोलिस ठाण्याच्या जवळच असलेल्या त्या कॅफेमध्ये 10-15 स्थानिक तरुण आले आणि त्यांनी दोघांना तिथून जबरदस्तीने घेऊन गेले. सुलेमानला जंगलात नेऊन दीर्घकाळ अमानुष मारहाण करण्यात आली. यात त्याचा मृत्यू झाला. त्याचा मृतदेह गावात नेऊन त्याच्या घरासमोर टाकण्यात आला. त्यावेळी त्याची आई, बहीण आणि वडील घराबाहेर आले असता, त्यांनाही मारहाण करण्यात आली. Q1: जामनेर प्रकरणात काय घडले?👉 अल्पसंख्यांक युवकाचे अपहरण करून त्याचा जमावाकडून खून करण्यात आला. Q2: गिरीश महाजन यांच्यावर कोणता आरोप झाला आहे?👉 त्यांच्या ड्रायव्हरच्या मुलासह भाजप कार्यकर्ते या प्रकरणातील मास्टरमाइंड असल्याचा आरोप करण्यात आला. Q3: विरोधकांची मागणी काय आहे?👉 तपास आयपीएस अधिकाऱ्याकडे सोपवून एसआयटी स्थापन करण्याची मागणी झाली आहे. Q4: या प्रकरणाला राजकीय वळण का मिळाले?👉 कारण विविध विरोधी नेत्यांनी मुख्यमंत्री फडणवीस व गिरीश महाजन यांना थेट या प्रकरणात जबाबदार धरले आहे. सरकारनामाचे सदस्य व्हा शॉपिंगसाठी 'सकाळ प्राईम डील्स'च्या भन्नाट ऑफर्स पाहण्यासाठी क्लिक करा. Read Latest Marathi Political News, Breaking Political News from Maharashtra, India, Pune &amp; Mumbai at Sarkarnama. To Get Live Political Marathi News on Mobile, Download the Sarkarnama Mobile App for Android and IOS. सरकारनामा आता सर्व सोशल मीडिया प्लॅटफॉर्मवर. ताज्या राजकीय घडामोडींसाठी फेसबुक, ट्विटर, इन्स्टाग्राम, शेअर चॅट, टेलिग्रामवर आणि व्हॉट्सॲप आम्हाला फॉलो करा. तसेच, सरकारनामा यूट्यूब चॅनेलला आजच सबस्क्राइब करा. Follow Us Copyright © 2025 Sakal Media Group – All Rights Reserved Powered by Quintype वेबसाईटवर ब्राउझिंगचा अनुभव सर्वोत्तम असावा, यासाठी आम्ही कुकीजचा वापर करतो. कुकीजमुळे तुम्हाला तुमच्या आवडत्या मजकुराची शिफारस करता येते. आमचे गोपनीयता आणि कुकीजसंदर्भातील धोरण तुम्हाला मान्य आहे.</w:t>
+        <w:t xml:space="preserve"> https://www.newsbytesapp.com/news/india/mumbai-rain-havoc-to-continue-for-next-4-days/story</w:t>
+      </w:r>
+    </w:p>
+    <w:p>
+      <w:pPr>
+        <w:pStyle w:val="Normal"/>
+      </w:pPr>
+      <w:r>
+        <w:rPr/>
+        <w:t>Content: The Brihanmumbai Municipal Corporation (BMC) has ordered the closure of all afternoon-shift schools and colleges in Mumbai due to heavy rainfall. The India Meteorological Department (IMD) has issued a 'red' alert for the city and its suburbs, predicting further heavy rainfall in the coming hours. Waterlogging on roads and reduced visibility have been reported across the city. Disruptions The heavy rainfall has also impacted traffic in the city. The Andheri subway is closed for vehicular movement, with traffic diverted via Thackeray and Gokhale bridges. Waterlogging at Vakola Bridge, Hyatt Junction, and Khar subway has also slowed down traffic. Suburban trains witnessed minor delays while metro services remained unaffected. Safety measures Maharashtra Chief Minister Devendra Fadnavis has urged citizens to stay indoors as more rain and high tides are expected. He advised offices to release employees by 4:00pm. The IMD's latest forecast has issued a red alert for Mumbai, Thane, and Raigad districts for the next two days due to the heavy rainfall. Additional impact In addition to Mumbai, a cloudburst in Nanded district's Mukhed taluka has caused flooding. Five people are missing from the area, and search operations are underway, CM Fadnavis confirmed. He confirmed that the Lendi dam's water level has risen significantly due to heavy rains, affecting normal life in nearby areas. Travel advisory The Chhatrapati Shivaji Maharaj International Airport in Mumbai has advised passengers to check their flight status due to the heavy rainfall. The airport also suggested allowing extra travel time to reach the airport. Roads across Lower Parel, Chunnabhatti, and King's Circle were severely waterlogged amid the downpour, affecting daily life and transportation across these areas.</w:t>
       </w:r>
     </w:p>
     <w:p>
@@ -1490,16 +3284,16 @@
       </w:pPr>
       <w:r>
         <w:rPr/>
-        <w:t>Article 171</w:t>
-      </w:r>
-    </w:p>
-    <w:p>
-      <w:pPr>
-        <w:pStyle w:val="Normal"/>
-      </w:pPr>
-      <w:r>
-        <w:rPr/>
-        <w:t>Title: Ashish Shelar: मुंबईत जोरदार पाऊस! पावसाचा आढावा घेतल्यानंतर मंत्री शेलार म्हणाले, 'अत्यंत गरज असल्यास...'</w:t>
+        <w:t>Article 218</w:t>
+      </w:r>
+    </w:p>
+    <w:p>
+      <w:pPr>
+        <w:pStyle w:val="Normal"/>
+      </w:pPr>
+      <w:r>
+        <w:rPr/>
+        <w:t>Title: Nanded Rain: नांदेड़ में भारी बारिश के बाद 200 लोग बाढ़ में फंसे! बादल फटने से 5 लापता, रेस्क्यू के लिए सेना बुलाई गई</w:t>
       </w:r>
     </w:p>
     <w:p>
@@ -1511,16 +3305,16 @@
         <w:t xml:space="preserve">URL: </w:t>
       </w:r>
       <w:r>
-        <w:t xml:space="preserve"> https://www.jaimaharashtranews.com/politics/mumbai-rain-updates-ashish-shelar-reviewed-the-rainfall-and-said-stay-safe-at-home/40069</w:t>
-      </w:r>
-    </w:p>
-    <w:p>
-      <w:pPr>
-        <w:pStyle w:val="Normal"/>
-      </w:pPr>
-      <w:r>
-        <w:rPr/>
-        <w:t>Content: Friday, August 22, 2025 06:50:12 PM भाजप नेते आणि सांस्कृतिक मंत्री आशिष शेलार यांनी मुंबईतील पावसाच्या परिस्थितीचा आढावा घेतला आहे. 'सीसीटीव्हीच्या माध्यमातून मी मुंबईतील प्रमुख चौकांबाबत परिस्थितीचा आढावा घेतला', असे शेलार म्हणाले. Ishwari Kuge Monday, August 18 2025 04:32:25 PM मुंबई: मागील दोन दिवसांपासून मुंबईसह राज्यभरात मुसळधार पाऊस आहे. तसेच, मुंबईत धुवाधार पाऊस असल्याने जनजीवन विस्खळीत झाले आहे. यादरम्यान, राज्यात अनेक ठिकाणी मुसळधार पावसाने थैमान घातले आहे. भाजप नेते आणि सांस्कृतिक मंत्री आशिष शेलार यांनी मुंबईतील पावसाच्या परिस्थितीचा आढावा घेतला आहे. 'मुंबई महानगर पालिका प्रशासन, मुंबई पोलीस असो, इतर यंत्रणा असो किंवा त्यांचे अधिकारी हे ऑन-साईट जागेवर आहेत. उपनगरीय लोकल रेल्वे काही ठिकाणी उशिराने धावत आहेत. मात्र, लोकल रेल्वे पूर्णपणे बंद नाही पडले', अशी माहिती यावेळी शेलारांनी दिली. काय म्हणाले आशिष शेलार? भाजप नेते आणि सांस्कृतिक मंत्री आशिष शेलार यांनी मुंबईतील पावसाच्या परिस्थितीचा आढावा घेतला आहे. ते म्हणाले की, 'मुंबई महानगर पालिकेच्या मुख्यालयातील आपत्कालीन कक्ष याठिकाणी मी स्वत: आलो. यादरम्यान, मी आयुक्त, अतिरिक्त आयुक्त आणि आपत्ती व्यवस्थापनाचे प्रमुख यांच्याकडून मी त्या ठिकाणाची सर्व माहिती घेतली, बैठक घेतली. यासह, सीसीटीव्हीच्या माध्यमातून मी मुंबईतील प्रमुख चौकांबाबत काय परिस्थिती आहे, त्याचा आढावा घेतला'. मंत्री शेलार यांनी मुंबईतील प्रमुख चौक, रेल्वे वाहतूक सेवा आणि शाळा-महाविद्यालयांच्या स्थितीचा, आदींचा आढावा घेतला आहे. यादरम्यान, मंत्री शेलारांनी प्रतिक्रिया दिली की, 'मुंबईसाठी हवामान विभागाने रेड अलर्ट जारी केल्याने, मुख्यमंत्री देवेंद्र फडणवीस स्वत: या परिस्थितीवर लक्ष ठेवून आहेत. तसेच, शेलार यांनी मुंबईकरांना आवाहन केले की, 'अत्यंत गरज असेल तर घराबाहेर पडावे आणि शक्य असेल तर घरातच सुरक्षित राहावे'. Monday, August 18 2025 03:08:44 PM 5 राज्यातील राजकारणात अनेक नवनव्या घडामोडी घडत असतात. अशातच, एक मोठी बातमी समोर आली आहे. शरद पवार गटाच्या एका खासदाराने पंतप्रधान नरेंद्र मोदींनी भेट घेतली आहे. Ishwari Kuge Friday, August 22 2025 04:33:42 PM मागील काही दिवसांपसून राजकारणात अनेक नवनव्या घडामोडी घडत आहेत. उपराष्ट्रपतीपदासाठी एनडीए आणि इंडिया आघाडी यांच्याकडून उमेदवारांची नावे समोर आली आहेत. Ishwari Kuge Friday, August 22 2025 04:10:16 PM बारवी धरणातून नवी मुंबईला पाणीपुरवठा करणारी मोठी जलवाहिनी निळजे रेल्वे ओव्हरब्रीजजवळ अचानक फुटली. यामुळे पाणी सुमारे 60 फूट उंच हवेत उडाले. तसेच शेकडो लिटर पाणी वाया गेले. Jai Maharashtra News Friday, August 22 2025 03:30:06 PM जीएसबी सेवा मंडळाने त्यांच्या आगामी गणेशोत्सवासाठी तब्बल 474.46 कोटींची विमा पॉलिसी मिळवली आहे. ही रक्कम गेल्या वर्षीच्या 400 कोटींच्या विमा पॉलिसीपेक्षा जास्त आहे. Jai Maharashtra News Friday, August 22 2025 02:41:48 PM मुंबई इंडियंसने इंग्लंडच्या द हंड्रेड लीगमधील ओवल इन्विंसिबल्स टीममध्ये 49% हिस्सा खरेदी केला; पुढील सीझनपासून टीमचे नाव MI London केले जाणार. Avantika parab Friday, August 22 2025 12:27:28 PM दिन घन्टा मिनेट पुणे नाशिक नागपूर संभाजीनगर कोल्हापुर जय महाराष्ट्र मुनाफा वितरण नगर्ने सञ्चार माध्यम हो । प्रबन्ध सञ्चालक: आमोद नाथ प्याकुरेल प्रबन्ध सञ्चालक: आमोद नाथ प्याकुरेल । प्रधान सम्पादक: अजय भद्र खनाल सूचना विभाग दर्ता नं. ३४३४-२०७८/७९ । हाँडीगाउँ, काठमाडौँ । फोन नं. +९७७ ०१ ५९१६७८८ सूचना विभाग दर्ता नं. ३४३४-२०७८/७९ । हाँडीगाउँ, काठमाडौँ । फोन नं. +९७७ ०१ ५९१६७८८ info@jaimaharashtranews.com</w:t>
+        <w:t xml:space="preserve"> https://hindi.moneycontrol.com/india/heavy-rains-in-maharashtra-nanded-leave-over-200-stranded-in-flood-waters-five-people-missing-article-2104052.html</w:t>
+      </w:r>
+    </w:p>
+    <w:p>
+      <w:pPr>
+        <w:pStyle w:val="Normal"/>
+      </w:pPr>
+      <w:r>
+        <w:rPr/>
+        <w:t>Content: Nanded Rain News: महाराष्ट्र के नांदेड़ जिले में भारी बारिश के बीच विभिन्न गांवों में 200 से अधिक लोग फंस गए हैं। इसके बाद अधिकारियों को बचाव और राहत कार्यों के लिए भारतीय सेना की मदद लेनी पड़ रही है। मौसम विभाग (IMD) ने सोमवार और मंगलवार को भारी बारिश का अनुमान जताते हुए नांदेड़ जिले के लिए 'येलो अलर्ट' जारी किया है। इस बीच, नांदेड़ में बादल फटने से कम से कम 5 लोगों के लापता होने की भी खबर सामने आ रही है। महाराष्ट्र की राजधानी मुंबई समेत राज्य के कई जिलों में पिछले तीन दिनों से मूसलाधार बारिश हो रही है। नांदेड़ के जिलाधिकारी राहुल कार्डिले ने न्यूज एजेंसी पीटीआई कहा कि जिला प्रशासन ने बाढ़ में फंसे लोगों को बचाने के लिए भारतीय सेना की एक टुकड़ी बुलाई है। उन्होंने कहा, "नांदेड़ के मुखेड इलाके में 15 सदस्यों वाली सेना की एक टुकड़ी तैनात की जाएगी। बांधों से पानी छोड़ा जा रहा है। मैंने पड़ोसी राज्य तेलंगाना के सिंचाई विभाग के सचिव से फोन पर बात की है।" जिलाधिकारी ने बताया कि राज्य आपदा मोचन बल (SDRF) ने रविवार को भारी बारिश के बीच मुखेड तालुका के रावणगांव और हसनाल गांवों में फंसे 21 लोगों को बचाया। उन्होंने बताया कि तालुका के रावणगांव, हसनाल, भासवाडी और भिंगोली गांवों में 200 से अधिक लोग फंसे हुए हैं। फिलहाल, उन्हें बचाने के प्रयास जारी हैं। उन्होंने कहा, "जरूरत पड़ने पर लातूर में तैनात बचाव दलों को हम यहां बुलाएंगे। बांधों से पानी छोड़ा जा रहा है। हमें हदगांव, हिमायतनगर और किनवट में टीम की जरूरत पड़ सकती है। गोदावरी बेसिन के किनारे बसे गांवों को अलर्ट कर दिया गया है।" रविवार को छत्रपति संभाजीनगर, जालना, नांदेड़ और परभणी जिलों के 80 राजस्व मंडलों में 65 मिलीमीटर से अधिक बारिश हुई। नांदेड़ के मार्खेल सर्कल में सबसे अधिक 154.75 मिलीमीटर बारिश हुई। बादल फटने से 5 लोग लापता 'इंडियन एक्सप्रेस' के मुताबिक, महाराष्ट्र के मुख्यमंत्री देवेंद्र फडणवीस ने सोमवार को पुष्टि की है कि राज्य के मराठवाड़ा क्षेत्र के नांदेड़ जिले से पांच लोग लापता हैं। उन्होंने बताया कि नांदेड़ जिले के मुखेड़ तालुका में भारी बारिश के कारण लेंडी बांध का जलस्तर काफी बढ़ गया है। इसके अलावा, लातूर, उदगीर और कर्नाटक से भारी मात्रा में पानी आ रहा है। रविवार को यहां लगभग 206 मिमी बारिश दर्ज की गई। इसके कारण रावनगांव, भसवाड़ी, भिंगेली और हसनाल में मूसलाधार बारिश से सामान्य जनजीवन प्रभावित हुआ है। अखबार ने बताया कि रावनगांव में 225 नागरिक बाढ़ के पानी में फंसे हुए हैं। सबसे ज्यादा प्रभावित जगहों से लोगों को निकाला गया है। बाकी नागरिकों को सुरक्षित स्थानों पर पहुंचाने के प्रयास जारी हैं। हसनाल से आठ नागरिकों को निकाला गया है। भसवाड़ी में 20 और भिंगेली में 40 नागरिक फंसे हुए हैं। फडणवीस ने पत्रकारों को बताया कि दोनों क्षेत्रों के नागरिक सुरक्षित हैं। मुख्यमंत्री ने द इंडियन एक्सप्रेस को बताया, "5 नागरिक लापता हैं और उनकी तलाश जारी है। मैं खुद नांदेड़ के जिला कलेक्टर के लगातार संपर्क में हूं। नांदेड़, लातूर और बीदर के तीनों जिला कलेक्टर एक-दूसरे के संपर्क में हैं। वे बचाव अभियान चला रहे हैं।" ये भी पढ़ें- Mumbai Rains: मुंबई में मूसलाधार बारिश का कहर! सभी स्कूल-कॉलेज बंद, सड़कें जलमग्न, फ्लाइट भी प्रभावित उन्होंने आगे कहा, "राष्ट्रीय आपदा प्रतिक्रिया बल (NDRF), भारतीय सेना और मुंबई पुलिस की एक-एक टीम बचाव कार्यों का समन्वय कर रही है। छत्रपति संभाजीनगर से भारतीय सेना की एक टुकड़ी भी रवाना हो गई है। स्थानीय प्रशासन को प्रभावित क्षेत्रों में लगातार रहने और समन्वय करने के लिए कहा गया है।" First Published: Aug 18, 2025 3:30 PM हिंदी में शेयर बाजार, स्टॉक मार्केट न्यूज़, बिजनेस न्यूज़, पर्सनल फाइनेंस और अन्य देश से जुड़ी खबरें सबसे पहले मनीकंट्रोल हिंदी पर पढ़ें. डेली मार्केट अपडेट के लिए Moneycontrol App डाउनलोड करें।</w:t>
       </w:r>
     </w:p>
     <w:p>
@@ -1529,16 +3323,16 @@
       </w:pPr>
       <w:r>
         <w:rPr/>
-        <w:t>Article 172</w:t>
-      </w:r>
-    </w:p>
-    <w:p>
-      <w:pPr>
-        <w:pStyle w:val="Normal"/>
-      </w:pPr>
-      <w:r>
-        <w:rPr/>
-        <w:t>Title: राज्यात ‘ओला दुष्काळ’ जाहीर करा, एकरी ५० हजार रुपयांची मदत द्या -शशिकांत शिंदे</w:t>
+        <w:t>Article 219</w:t>
+      </w:r>
+    </w:p>
+    <w:p>
+      <w:pPr>
+        <w:pStyle w:val="Normal"/>
+      </w:pPr>
+      <w:r>
+        <w:rPr/>
+        <w:t>Title: Mumbai reels under 177 mm rain in 8 hours; flights hit, schools shut as red alert issued</w:t>
       </w:r>
     </w:p>
     <w:p>
@@ -1550,16 +3344,16 @@
         <w:t xml:space="preserve">URL: </w:t>
       </w:r>
       <w:r>
-        <w:t xml:space="preserve"> https://politicalmaharashtra.in/declare-wet-drought-in-the-state-provide-assistance-of-rs-50000-per-acre-shashikant-shinde-97623/</w:t>
-      </w:r>
-    </w:p>
-    <w:p>
-      <w:pPr>
-        <w:pStyle w:val="Normal"/>
-      </w:pPr>
-      <w:r>
-        <w:rPr/>
-        <w:t>Content: सातारा: राज्यात सुरू असलेल्या मुसळधार पावसामुळे निर्माण झालेल्या पूरस्थिती आणि शेतीत झालेल्या नुकसानीच्या पार्श्वभूमीवर राष्ट्रवादी काँग्रेस (शरदचंद्र पवार गट) पक्षाने सरकारने तात्काळ ‘ओला दुष्काळ’ जाहीर करावा, अशी मागणी केली आहे. पक्षाचे प्रदेशाध्यक्ष शशिकांत शिंदे यांनी पत्रकार परिषद घेऊन ही मागणी लावून धरली. हेही वाचा…‘भाजप कार्यालयातूनच मतदान घ्या, मतदान केंद्र कशाला?’-बच्चू कडूंचा हल्लाबोल शेतकऱ्यांना तात्काळ मदतीची मागणी शशिकांत शिंदे यांनी म्हटले आहे की, राज्यात विदर्भ, मराठवाडा आणि पश्चिम महाराष्ट्रातील अनेक भागांमध्ये अतिवृष्टी झाली आहे. यामुळे शेती पिकांचे मोठे नुकसान झाले असून, अनेक ठिकाणी जनावरेही पुरात वाहून गेली आहेत. मात्र, अद्यापही नुकसानीचे पंचनामे पूर्ण झालेले नाहीत, आणि ज्या ठिकाणी पंचनामे झाले आहेत, त्यांना मदत मिळालेली नाही. या पार्श्वभूमीवर, शिंदे यांनी राज्य सरकारने तात्काळ ‘ओला दुष्काळ’ जाहीर करावा आणि नुकसानग्रस्त शेतकऱ्यांना प्रति एकर ५० हजार रुपयांची आर्थिक मदत द्यावी, अशी मागणी केली आहे. तसेच, या विषयावर चर्चा करण्यासाठी विशेष अधिवेशन बोलावण्यात यावे, असेही त्यांनी म्हटले आहे. हेही वाचा…आयोगाने ‘मत चोरी’चे आरोप फेटाळले, ११ प्रश्नांनावर हाताची घडी तोंडावर बोट? कर्जमाफीवरून सरकारवर टीका महायुती सरकारने कर्जमाफीची घोषणा केली होती, पण आता मुख्यमंत्री देवेंद्र फडणवीस ‘वेळ आल्यास कर्जमाफी करू’ असे म्हणत आहेत, तर महसूलमंत्री चंद्रशेखर बावनकुळे ‘सरसकट कर्जमाफी करता येणार नाही’ असे सांगत आहेत. यावरून शिंदे यांनी सरकारवर जोरदार टीका केली. जर सरकारने लवकरच सरसकट कर्जमाफीची घोषणा केली नाही, तर शेतकऱ्यांच्या बाजूने मोठे आंदोलन उभारण्याचा इशाराही त्यांनी दिला आहे. हेही वाचा…शरद पवारांना…,’मराठी माणूस’आठवला की फक्त ‘मुंबई’? पावसाचा आढावा घेण्यासाठी मुख्यमंत्री ‘आपत्ती व्यवस्थापन’मध्ये राज्यातील पावसाळी परिस्थितीचा आढावा घेण्यासाठी मुख्यमंत्री देवेंद्र फडणवीस यांनी ‘आपत्ती व्यवस्थापन’ विभागाला भेट दिली. यावेळी त्यांनी कंट्रोल रूममधून विविध जिल्ह्यांच्या जिल्हाधिकाऱ्यांशी आणि विभागीय आयुक्तांशी संवाद साधून परिस्थितीची माहिती घेतली. येत्या काही दिवसांत राज्यात पावसाचा जोर वाढणार असल्यामुळे काही जिल्ह्यांसाठी रेड आणि ऑरेंज अलर्ट जारी करण्यात आल्याचे त्यांनी सांगितले. तसेच, तापी, हतनूर, अंबा आणि वशिष्ठी नद्यांच्या पाणीपातळीवर लक्ष ठेवले जात असल्याचेही मुख्यमंत्र्यांनी स्पष्ट केले. दरम्यान, मुंबई आणि परिसरात पुढील काही तास अतिमुसळधार पाऊस पडण्याची शक्यता लक्षात घेता, मंत्री आदिती तटकरे यांनी नागरिकांना आवश्यक ती काळजी घेण्याचे आणि घराबाहेर न पडण्याचे आवाहन केले आहे. आपत्कालीन परिस्थितीत मदतीसाठी बृहन्मुंबई महानगरपालिकेच्या हेल्पलाइनशी संपर्क साधण्याचे आवाहनही त्यांनी केले. हेही वाचा… You must be logged in to post a comment.</w:t>
+        <w:t xml:space="preserve"> https://www.newindianexpress.com/nation/2025/Aug/18/mumbai-rains-flight-operations-hit-schools-colleges-shut-as-imd-issues-red-alert</w:t>
+      </w:r>
+    </w:p>
+    <w:p>
+      <w:pPr>
+        <w:pStyle w:val="Normal"/>
+      </w:pPr>
+      <w:r>
+        <w:rPr/>
+        <w:t>Content: MUMBAI: The IMD issued a 'red alert', forecasting extremely heavy rains at isolated places in Mumbai and neighbouring areas on Monday, prompting the city civic body to declare a holiday for all schools and colleges, officials said. A Mumbai airport spokesperson said nine flights conducted "go arounds" before finally landing, while one flight was diverted to Surat (in Gujarat) till 12 noon due to the heavy rains. The Brihanmumbai Municipal Corporation (BMC) appealed to residents to step out only if necessary, and the IMD asked fishermen not to venture into the Arabian Sea. Roads in several areas got inundated after the heavy downpour for the third consecutive day on Monday. Some low-lying areas like the Andheri Subway and Lokhandwala Complex witnessed water accumulation at a few locations, affecting traffic movement. Local trains, considered as the lifeline of the metropolis, were running late by 8 to 10 minutes and there was no suspension of services, according to officials. Maharashtra Chief Minister Devendra Fadnavis said Mumbai received 177 millimetres of rain in a 6-8 hour period on Monday and asked citizens to observe all precautions since more is expected through the day along with high tides. "Offices have been told to allow workers to leave for home at 4pm. After 6.30 pm, 3m to 4m tides are expected. The decision on closure of schools on Tuesday will be taken at an appropriate time. Citizens must not venture out without reason," he said. The CM said crops spread across 4 lakh hectares have been affected statewide and district collectors have been authorized to take decisions regarding relief and rescue operations. Talks are on with Karnataka regarding discharge of Allmatti dam water from that state, Fadnavis said. More than 200 villagers were stranded in the Nanded district of the state after the incessant rains, five persons are reported missing from Mukhed taluka of Nanded district, around 600 km from Mumbai, CM Fadnavis said. The suburban services on the Central Railway route were affected as water accumulated on tracks in a few low-lying areas on the Harbour Line, and due to failure of track changing points between Kurla and Tilak Nagar stations, as per the officials. The blinding rain in some parts of the city affected visibility and slowed down vehicular movement, as per motorists. There was no diversion of any routes of bus services of the Brihanmumbai Electric Supply and Transport (BEST) undertaking, the officials said. The India Meteorological Department (IMD) issued a red alert for Mumbai, and neighbouring Thane and Raigad districts, forecasting heavy to very heavy rainfall at a few places and extremely heavy showers at isolated locations on Monday and Tuesday. It also issued a red alert for Ratnagiri district on Monday, and an orange alert for Sindhudurg on Monday and Tuesday. BMC Commissioner Bhushan Gagrani announced that all educational institutions would remain shut for the afternoon session, citing the safety of students amid continuous downpour since morning. The civic body, in a statement, appealed to the people to step out only if necessary. It also appealed to residents to contact its disaster control helpline 1916 in case of emergencies or for official updates. Heavy rains have been lashing Mumbai since Saturday. After the heavy downpour overnight on Monday, the rain intensity further increased from 9 am, a civic official said. The island city, eastern and western suburbs recorded an average rainfall of 37 mm, 39 mm and 29 mm, respectively, in just one hour from 9 am. Chembur in the eastern suburbs recorded the highest rainfall of 65 mm, followed by 50 mm in Shivaji Nagar in the one-hour period, the official said. In the 24 hours ending at 8 am on Monday, the island city recorded an average rainfall of 54.58 mm, the eastern suburbs received 72.61 mm, while the western suburbs recorded 65.86 mm rain, according to officials. Several areas recorded more than 100 mm rainfall during the period, they said. Army called in to rescue over 200 stranded after heavy rains in Nanded More than 200 people were stranded in different villages amid heavy rains in Maharashtra's Nanded district, prompting authorities to deploy the Indian Army for rescue and relief efforts. The India Meteorological Department (IMD) has issued a yellow alert for Nanded district, forecasting heavy rains on Monday and Tuesday. Talking to PTI, Nanded collector Rahul Kardile said the district administration has called in a unit of the Indian Army to rescue people stranded in the floods. "An Army team of 15 members will be deployed in the Mukhed area of Nanded. Water discharge from dams is also underway. I have also called the irrigation department secretary of neighbouring Telangana state and requested them to manage water discharge from Pochampad Dam in their jurisdiction if needed," he said. The State Disaster Response Force (SDRF) rescued 21 people stranded in Ravangaon and Hasnal villages of Mukhed taluka amid heavy rains on Sunday, the collector said. He said more than 200 people are stranded in Ravangaon, Hasnal, Bhaswadi and Bhigeli villages of the taluka, and efforts are underway to rescue them. "If needed, we can rope in rescue teams deployed in Latur. Water is being discharged from dams, and we may need teams in Hadgaon, Himayatnagar and Kinwat. An alert has been given to the villages on the banks of the Godavari basin," he added. Fadnavis held a comprehensive review meeting at the State Disaster Management Cell in Mantralaya and instructed all departments and authorities to remain on high alert in view of the red alert issued by the India Meteorological Department, forecasting extremely heavy rainfall in several parts of the state between August 17 and 21. During the meeting, divisional commissioners presented updates on rainfall and damages in their respective regions, the statement said. Several rivers in the Konkan region have crossed danger marks, and Jalgaon has reported significant damage. Talks are on with Karnataka regarding the discharge of Allmatti dam water from that state, it was stated. In Mukhed taluka of Nanded district, the situation has been brought under control, while around 800 villages have been affected in the Chhatrapati Sambhajinagar division. The police have been instructed to remain alert at tourist spots, activate disaster response systems in landslide-prone areas, and ensure adequate provision of food, clean water, and bedding in relief shelters. Meanwhile, Mumbai suburban district guardian minister Ashish Shelar said he had reviewed the situation in the metropolis through the disaster management cell of the BMC and had taken stock of the rainfall, flooding, school conditions and public transport. "Local train services were functional with some disruptions, while BEST has been instructed to operate additional bus services if passengers are stranded at major (railway) terminals such as Dadar and Mumbai Central," he said. All top civic and police officials are on the ground, the minister and senior BJP leader said. Trees and branches have fallen in 30 to 40 locations in the city, and instructions have been issued to remove such hurdles and restore vehicular traffic speedily, Shelar informed. He said one person was injured at Napean Sea Road in south Mumbai after a protection wall fell on a tree due to heavy rains. Pumping stations are functioning optimally across the city, and authorities are reviewing how much water is receding with the help of the pumps, he said. Follow The New Indian Express channel on WhatsApp Download the TNIE app to stay with us and follow the latest Copyright - newindianexpress.com 2024. All rights reserved.</w:t>
       </w:r>
     </w:p>
     <w:p>
@@ -1568,16 +3362,16 @@
       </w:pPr>
       <w:r>
         <w:rPr/>
-        <w:t>Article 173</w:t>
-      </w:r>
-    </w:p>
-    <w:p>
-      <w:pPr>
-        <w:pStyle w:val="Normal"/>
-      </w:pPr>
-      <w:r>
-        <w:rPr/>
-        <w:t>Title: ‘गँग्स ऑफ गद्दार’: शिंदेचा मंत्री ‘रोहित पवारांच्या’ निशाण्यावर</w:t>
+        <w:t>Article 220</w:t>
+      </w:r>
+    </w:p>
+    <w:p>
+      <w:pPr>
+        <w:pStyle w:val="Normal"/>
+      </w:pPr>
+      <w:r>
+        <w:rPr/>
+        <w:t>Title: 18.08.2025 : मुख्यमंत्री देवेंद्र फडणवीस व सांस्कृतिक कार्य मंत्री आशिष शेलार यांनी घेतली राज्यपालांची भेट</w:t>
       </w:r>
     </w:p>
     <w:p>
@@ -1589,16 +3383,16 @@
         <w:t xml:space="preserve">URL: </w:t>
       </w:r>
       <w:r>
-        <w:t xml:space="preserve"> https://politicalmaharashtra.in/gangs-of-traitors-shindes-minister-targeted-by-rohit-pawar-97619/</w:t>
-      </w:r>
-    </w:p>
-    <w:p>
-      <w:pPr>
-        <w:pStyle w:val="Normal"/>
-      </w:pPr>
-      <w:r>
-        <w:rPr/>
-        <w:t>Content: पुणे: राष्ट्रवादी काँग्रेस (शरदचंद्र पवार गट) पक्षाचे आमदार रोहित पवार यांनी राज्याचे सामाजिक न्यायमंत्री संजय शिरसाट यांच्यावर ५००० कोटी रुपयांच्या मोठ्या भ्रष्टाचाराचा खळबळजनक आरोप केला आहे. नवी मुंबईतील बिवलकर कुटुंबाला बेकायदेशीरपणे १५० एकर जमीन देण्याच्या निर्णयावरून हा आरोप करण्यात आला आहे. रोहित पवार यांनी या प्रकरणी मुख्यमंत्री देवेंद्र फडणवीस यांच्याकडे शिरसाट यांचा तात्काळ राजीनामा घेण्याची मागणी केली आहे. हेही वाचा…‘भाजप कार्यालयातूनच मतदान घ्या, मतदान केंद्र कशाला?’-बच्चू कडूंचा हल्लाबोल नेमकं प्रकरण काय? रोहित पवार यांनी पत्रकार परिषदेत ‘गँग्स ऑफ गद्दार’ असा उल्लेख करत हा विषय मांडला. त्यांनी सांगितले की, ब्रिटिश काळात मराठा साम्राज्याशी गद्दारी करणाऱ्या बिवलकर कुटुंबाला इंग्रजांनी रोहा, पनवेल आणि अलिबागमध्ये ४००० एकरपेक्षा जास्त जमीन बक्षीस म्हणून दिली होती. १९७१ साली ही जमीन सरकारने ताब्यात घेतली. त्यानंतर १९९० पासून बिवलकर कुटुंब ही जमीन परत मिळवण्यासाठी प्रयत्न करत होते, पण तत्कालीन जिल्हाधिकारी आणि सिडकोच्या अधिकाऱ्यांनी त्यांचे अर्ज वारंवार फेटाळले. रोहित पवारांच्या म्हणण्यानुसार, फेब्रुवारी २०२४ मध्ये संजय शिरसाट यांनी सिडकोचे अध्यक्षपद स्वीकारल्यानंतर अवघ्या १५ दिवसांत त्यांनी बिवलकर कुटुंबाला ६१००० स्केअर मीटर जमीन परत देण्याच्या आदेशावर स्वाक्षरी केली. पवारांनी याला स्थानिक भूमीपुत्रांशी केलेली गद्दारी संबोधले आहे. हेही वाचा…महाराष्ट्राच्या राज्यपालांचा ‘राजभवना’तून ‘उपराष्ट्रपती भवना’कडे प्रवास,होणार? संजय शिरसाट यांनी तात्काळ राजीनामा द्यावा. या प्रकरणाची चौकशी करण्यासाठी विशेष कृती दल नेमावा किंवा निवृत्त न्यायाधीशांमार्फत चौकशी करावी. रोहित पवार यांनी दावा केला आहे की, या ५००० कोटींच्या भ्रष्टाचारात संजय शिरसाट यांनी आर्थिक व्यवहार केले आहेत. त्यांना १०० कोटींचा मलिदा मिळाला असल्याचा आणि त्यांच्या पक्षालाही ४०० ते ५०० कोटी रुपये मिळाले असण्याचा संशय त्यांनी व्यक्त केला. त्यांनी या प्रकरणात शिवसेना (उद्धव बाळासाहेब ठाकरे) आणि काँग्रेस पक्षाचाही पाठिंबा असल्याचे सांगितले असून, येत्या २० तारखेला सिडकोवर भव्य मोर्चा काढणार असल्याचे जाहीर केले आहे. सध्या या आरोपांवर संजय शिरसाट यांनी कोणतीही प्रतिक्रिया दिलेली नाही. आता त्यांच्या भूमिकेकडे आणि सरकार यावर काय कारवाई करते, याकडे सर्वांचे लक्ष लागले आहे. हेही वाचा… You must be logged in to post a comment.</w:t>
+        <w:t xml:space="preserve"> https://rajbhavan-maharashtra.gov.in/18-08-2025-%E0%A4%AE%E0%A5%81%E0%A4%96%E0%A5%8D%E0%A4%AF%E0%A4%AE%E0%A4%82%E0%A4%A4%E0%A5%8D%E0%A4%B0%E0%A5%80-%E0%A4%A6%E0%A5%87%E0%A4%B5%E0%A5%87%E0%A4%82%E0%A4%A6%E0%A5%8D%E0%A4%B0-%E0%A4%AB/</w:t>
+      </w:r>
+    </w:p>
+    <w:p>
+      <w:pPr>
+        <w:pStyle w:val="Normal"/>
+      </w:pPr>
+      <w:r>
+        <w:rPr/>
+        <w:t>Content: मुख्यमंत्री देवेंद्र फडणवीस व सांस्कृतिक कार्य मंत्री आशिष शेलार यांनी घेतली राज्यपालांची भेट मुख्यमंत्री देवेंद्र फडणवीस यांनी सोमवार, दि. १८ राज्यपाल सी. पी. राधाकृष्णन यांची राजभवन मुंबई येथे सदिच्छा भेट घेतली. छत्रपती शिवाजी महाराज आंतरराष्ट्रीय विमानतळ मुंबई येथे मुख्यमंत्र्यांसह सांस्कृतिक कार्य मंत्री आशिष शेलार यांनी राज्यपालांना छत्रपती शिवाजी महाराज यांच्या दुर्मिळ पत्रांचे पुस्तक भेट दिले. मालकीची सामग्री राजभवन महाराष्ट्र विकसित आणि होस्ट केलेले राष्ट्रीय सूचना विज्ञान केंद्र,इलेक्ट्रॉनिक्स आणि माहिती तंत्रज्ञान मंत्रालय, भारत सरकार शेवटचे अद्यावत: Aug 21, 2025</w:t>
       </w:r>
     </w:p>
     <w:p>
@@ -1607,16 +3401,16 @@
       </w:pPr>
       <w:r>
         <w:rPr/>
-        <w:t>Article 174</w:t>
-      </w:r>
-    </w:p>
-    <w:p>
-      <w:pPr>
-        <w:pStyle w:val="Normal"/>
-      </w:pPr>
-      <w:r>
-        <w:rPr/>
-        <w:t>Title: Ahead of Civic Polls, Hitendra Thakur Backs Loyalists: ‘My Karyakarta Is With Me, They Ensure Our Party Wins</w:t>
+        <w:t>Article 221</w:t>
+      </w:r>
+    </w:p>
+    <w:p>
+      <w:pPr>
+        <w:pStyle w:val="Normal"/>
+      </w:pPr>
+      <w:r>
+        <w:rPr/>
+        <w:t>Title: CM Devendra Fadnavis : हिंदवी स्वराज्याचा इतिहास नवीन पिढीपर्यंत पोहोचेल; श्रीमंत राजे रघुजी भोसले यांच्या तलवारीचे स्वागत</w:t>
       </w:r>
     </w:p>
     <w:p>
@@ -1628,16 +3422,16 @@
         <w:t xml:space="preserve">URL: </w:t>
       </w:r>
       <w:r>
-        <w:t xml:space="preserve"> https://www.lokmattimes.com/maharashtra/ahead-of-civic-polls-hitendra-thakur-backs-loyalists-my-karyakarta-is-with-me-they-ensure-our-party-wins-a475/</w:t>
-      </w:r>
-    </w:p>
-    <w:p>
-      <w:pPr>
-        <w:pStyle w:val="Normal"/>
-      </w:pPr>
-      <w:r>
-        <w:rPr/>
-        <w:t>Content: Marathi | Hindi FOLLOW US : City By Lokmat Times Desk | Updated: August 18, 2025 13:07 IST2025-08-18T13:07:01+5:302025-08-18T13:07:42+5:30 Vasai witnessed a unique mix of festivity and politics on Saturday as a banner recalling Devendra Fadnavis’ famous line “Mi Punha Yenaar” was spotted during the Dahi Handi celebrations. The phrase, which translates to “I will return,” had an added twist this time — “Ghasun Nahi, Thasun Yenaar” (will come back with a bang). The display came against the backdrop of recent Enforcement Directorate (ED) raids in Vasai-Virar, defections of senior leaders to the BJP, and Bahujan Vikas Aghadi’s (BVA) stinging loss in all three assembly constituencies in the last polls. Despite these setbacks, BVA President Hitendra Thakur struck a confident tone. “My karyakarta is with me. It’s they who makes sure that our party wins and not the one who has left our party,” Thakur said. Thakur further asserted that the BVA would stage a stronger comeback in the upcoming elections. “We will win more seats than what we won in the last edition of polls, and it will be more than 90% of seats,” he declared. Thakur further asserted that the BVA would stage a stronger comeback in the upcoming elections. “We will win more seats than what we won in the last edition of polls, and it will be more than 90% of seats,” he declared. On the contentious issue of including 29 villages into the Vasai Virar City Municipal Corporation (VVCMC), Thakur clarified that it was never on the BVA’s agenda. “We believed in the overall development of Vasai Taluka. Gram panchayats had budgets in lakhs, but it was our party that spent crores for development. Those who gave false hopes to the villagers are answerable,” he remarked. The controversy comes as the region gears up for the next assembly polls. In the previous elections, the BVA, which had dominated Vasai since 1990, suffered a shocking defeat in Vasai, Nalasopara, and Boisar. Thakur himself, a six-term MLA, lost Vasai by just 3,153 votes to BJP’s newcomer Sneha Dube, who secured 77,553 votes. Right before that election, Thakur had alleged that BJP national secretary general Vinod Tawde was distributing money during a meeting with Nallasopara candidate Rajan Naik. Though Tawde denied the charge, the controversy sparked a fresh debate on “cash-for-vote” politics. FOLLOW US : Copyright ©2025 Lokmat Media Pvt Ltd</w:t>
+        <w:t xml:space="preserve"> https://www.esakal.com/mumbai/legacy-of-hindavi-swarajya-rajarshi-raghuji-bhosales-sword-welcomed-history-cm-devendra-fadnavis-pjp78</w:t>
+      </w:r>
+    </w:p>
+    <w:p>
+      <w:pPr>
+        <w:pStyle w:val="Normal"/>
+      </w:pPr>
+      <w:r>
+        <w:rPr/>
+        <w:t>Content: मुंबई - ‘इतिहासाशी नवीन पिढीला जोडण्याची भूमिका श्रीमंत राजे रघुजी भोसले यांच्या ऐतिहासिक तलवारीने पार पाडली आहे. या तलवारीमुळे आपण इतिहासाशी जोडले गेलो आहे. नागपूरसह इतर ठिकाणी ही तलवार पोहोचेल आणि त्यामुळे आपल्या हिंदवी स्वराज्याचा विस्तार कसा झाला, हे नवीन पिढीपर्यंत पोहोचेल,’ असे प्रतिपादन मुख्यमंत्री देवेंद्र फडणवीस यांनी सोमवारी केले. Follow Us Copyright © 2025 - Sakal Media Pvt Ltd - All rights reserved. Powered by Quintype</w:t>
       </w:r>
     </w:p>
     <w:p>
@@ -1646,7 +3440,514 @@
       </w:pPr>
       <w:r>
         <w:rPr/>
-        <w:t>Article 175</w:t>
+        <w:t>Article 222</w:t>
+      </w:r>
+    </w:p>
+    <w:p>
+      <w:pPr>
+        <w:pStyle w:val="Normal"/>
+      </w:pPr>
+      <w:r>
+        <w:rPr/>
+        <w:t>Title: Maharashtra Rain: राज्यात पावसाचा हाहाकार! १६ जिल्ह्यांना रेड- ऑरेंज अलर्ट, मुख्यमंत्र्यांकडून सतर्क राहण्याचे आवाहन</w:t>
+      </w:r>
+    </w:p>
+    <w:p>
+      <w:pPr>
+        <w:pStyle w:val="Normal"/>
+      </w:pPr>
+      <w:r>
+        <w:rPr/>
+        <w:t xml:space="preserve">URL: </w:t>
+      </w:r>
+      <w:r>
+        <w:t xml:space="preserve"> https://saamtv.esakal.com/mumbai-pune/maharashtra-floods-cm-fadnavis-reviews-situation-ndrf-and-army-deployed-16-districts-on-red-alert-latest-news-pvm91</w:t>
+      </w:r>
+    </w:p>
+    <w:p>
+      <w:pPr>
+        <w:pStyle w:val="Normal"/>
+      </w:pPr>
+      <w:r>
+        <w:rPr/>
+        <w:t>Content: महाराष्ट्रातील १६ जिल्ह्यांना पावसाचा रेड अलर्ट देण्यात आला. मुख्यमंत्र्यांनी पावसाची परिस्थितीचा आढावा घेतला. नांदेड, लातूर आणि उदगीर परिसरात पूरस्थिती गंभीर आहे. एनडीआरएफ, लष्कर आणि पोलिसांनी बचावकार्य सुरू केले आहे. मुंबईसह संपूर्ण राज्यात मुसळधार पाऊस पडत आहे. या पावसामुळे अनेक जिल्ह्यांमधील जनजिवन विस्कळीत झाले आहे. याच पावासाचा आढावा मुख्यमंत्री देवेंद्र फडणवीस यांनी घेतला. मुख्यमंत्र्यांनी आपत्ती व्यवस्थापन विभागात जाऊन राज्यातील पावसाच्या परिस्थितीचा आढावा घेतला. यावेळी त्यांनी मुंबईतील पाऊस आणि त्याचसोबत महाराष्ट्रात झालेल्या पावसामुळे किती नुकसान झाले आहे याची देखील माहिती घेतली. त्यानंतर त्यांनी माध्यमांशी संवाद साधत राज्यातील पावसाची परिस्थिती आणि सरकारकडून केल्या जाणाऱ्या उपाययोजनांची माहिती दिली. मुख्यमंत्र्यांनी सांगितले की, ' २१ ऑगस्टपर्यंत राज्यात मुसळधार पावसाची शख्यता आहे. १५ ते १६ जिल्ह्यांना पावसाचा रेड आणि ऑरेंज अलर्ट देण्यात आला आहे. या सर्व जिल्ह्यांमध्ये सरकारकडून उपाययोजना केल्या जात आहेत. अतिवृष्टीमुळे महाराष्ट्रात काही ठिकाणी पिकांचं मोठं नुकसान झाले आहे. कोकण विभागात जास्त पाऊस झाला आहे. कोकणाला रेड अलर्ट देण्यात आला आहे. कुंडलिका, जगबुडीने इशारापातळी ओलांडली आहे. वशिष्ठी नदीच्या पाणी पातळीवर लक्ष ठेवून आहोत.' मुख्यमंत्र्यांनी पुढे सांगितले की, 'नांदेड जिल्ह्यातील मुखेड तालुक्यात अतिवृष्टीने लेंडी धरणाच्या पाणी पातळीत मोठी वाढ झाली आहे. शिवाय लातूर, उदगीर आणि कर्नाटकातून मोठ्या प्रमाणात पाणी येत आहे. काल येथे झालेला पाऊस सुमारे २०६ मिमी इतका होता. त्यामुळे रावनगाव, भासवाडी, भिंगेली, हासनाळ येथील जनजीवन प्रभावित झाले आहे. रावनगाव येथे २२५ नागरिक पुराच्या पाण्यात अडकले असून त्यापैकी अत्यंत प्रतिकूल असलेल्या ठिकाणाहून नागरिकांना बाहेर काढण्यात आले आहे. उर्वरित नागरिकांना सुरक्षित स्थळी हलविण्याचे प्रयत्न सुरु आहेत.' तसंच, 'हसनाळ येथे ८ नागरिकांना बाहेर काढण्यात आले आहे. भासवाडी येथे २० नागरिक अडकले असून ते सुरक्षित आहेत. भिंगेली येथे ४० नागरिक अडकले असून ते देखील सुरक्षित आहेत. ५ नागरिक बेपत्ता असून त्यांचा शोध घेतला जात आहे. मी स्वत: नांदेड जिल्हाधिकार्‍यांशी सातत्याने संपर्कात असून नांदेड, लातूर आणि बिदर असे तिन्ही जिल्हाधिकारी एकमेकांशी संपर्कात राहून बचावकार्य करत आहेत.' 'एनडीआरएफची १ टीम, एक लष्करी पथक आणि पोलिसांची टीम समन्वयातून बचाव कार्य करत आहेत. छत्रपती संभाजीनगर येथून सैन्याची एक तुकडी सुद्धा रवाना झाली आहे. स्थानिक प्रशासनाला सातत्याने प्रभावित भागात राहून समन्वय साधण्यास सांगण्यात आले आहे.', असे देखील मुख्यमंत्र्यांनी यावेळी सांगितले. दरम्यान, राज्यातील अनेक जिल्ह्यांना पावसाचा रेड आणि ऑरेंज अलर्ट देण्यात आला आहे. या जिल्ह्यातील सर्व नागरिकांनी आणि शेतकऱ्यांनी काळजी घेण्याचे आणि सतर्क राहण्याचे आवाहन करण्यात आले आहे. सकाळ+चे सदस्य व्हा शॉपिंगसाठी 'सकाळ प्राईम डील्स'च्या भन्नाट ऑफर्स पाहण्यासाठी क्लिक करा. Read Marathi news and watch Live TV. Breaking news from Maharashtra, India, Pune, Mumbai, Politics, Entertainment, Sports, Lifestyle at SaamTV. Get Live Marathi news on Mobile. Download the Saam Tv app for Android and IOS. Follow Us Copyright © 2025 Sakal Media Group – All Rights Reserved Powered by Quintype</w:t>
+      </w:r>
+    </w:p>
+    <w:p>
+      <w:pPr>
+        <w:pStyle w:val="Heading3"/>
+      </w:pPr>
+      <w:r>
+        <w:rPr/>
+        <w:t>Article 223</w:t>
+      </w:r>
+    </w:p>
+    <w:p>
+      <w:pPr>
+        <w:pStyle w:val="Normal"/>
+      </w:pPr>
+      <w:r>
+        <w:rPr/>
+        <w:t>Title: राष्ट्रीय: मुंबई में भारी बारिश के बीच सुचारू रूप से चल रही मेट्रो, सीएम फडणवीस ने की तारीफ</w:t>
+      </w:r>
+    </w:p>
+    <w:p>
+      <w:pPr>
+        <w:pStyle w:val="Normal"/>
+      </w:pPr>
+      <w:r>
+        <w:rPr/>
+        <w:t xml:space="preserve">URL: </w:t>
+      </w:r>
+      <w:r>
+        <w:t xml:space="preserve"> https://www.bhaskarhindi.com/other/news-1174019</w:t>
+      </w:r>
+    </w:p>
+    <w:p>
+      <w:pPr>
+        <w:pStyle w:val="Normal"/>
+      </w:pPr>
+      <w:r>
+        <w:rPr/>
+        <w:t>Content: Download App from मुंबई, 18 अगस्त (आईएएनएस)। मुंबई में भारी बारिश के बीच मेट्रो सेवाएं सुचारू रूप से चल रही हैं। महा मुंबई मेट्रो ऑपरेशन कॉर्पोरेशन लिमिटेड ने सोमवार को सोशल मीडिया प्लेटफॉर्म एक्स पर एक पोस्ट शेयर कर इसकी जानकारी दी है। मौसम विभाग ने मुंबई और आसपास के जिलों के लिए रेड अलर्ट जारी किया है। आईएमडी ने मुंबई समेत कई इलाकों में भारी से बहुत भारी बारिश का अनुमान जताया है। शहर के कई इलाकों में जलभराव की खबर है, जिससे सड़क यातायात धीमा हो गया है।हालांकि, महा मुंबई मेट्रो ऑपरेशन कॉर्पोरेशन लिमिटेड ने एक्स पर पोस्ट शेयर कर बताया कि येलो लाइन 2ए और रेड लाइन 7 पर मेट्रो सेवाएं निर्धारित समय पर चल रही हैं। आपातकालीन स्थिति में यात्रियों को किसी भी असुविधा से बचाने के लिए अतिरिक्त सेवाओं के लिए ट्रेनें स्टैंडबाय पर तैयार हैं।मुंबई मेट्रो ने बयान में आगे कहा, "चाहे आप ऑफिस जा रहे हों, स्कूल से लौट रहे हों, या अपनों से मिलने जा रहे हों, हम आपके सुरक्षित और विश्वसनीय यात्रा के लिए पूरी तरह तैयार हैं। सहायता के लिए हमारे हेल्पलाइन नंबर (1800 889 0505) या (1800 889 0808) पर संपर्क करें। सभी सुरक्षित रहें और सुरक्षित यात्रा करें।"इस बीच, सीएम देवेंद्र फडणवीस ने मुंबई मेट्रो की तारीफ की। उन्होंने कहा, "महाराष्ट्र में पिछले दो दिनों के बीच भारी बारिश हुई है और कई जिलों में रेड तथा ऑरेंज अलर्ट जारी किया है। इसके बावजूद मुंबई मेट्रो सुचारू रूप से चल रही है। हमने बार-बार कहा है कि भारी बारिश के बावजूद मेट्रो लोगों के लिए काफी कारगर है। इस समय भी मेट्रो अपने समय पर चल रही है।"सीएम देवेंद्र फडणवीस के बयान पर मुंबई मेट्रो ने कहा, "बारिश हो या धूप, मुंबई रुकती नहीं और न ही हम। आज की भारी बारिश के बावजूद मुंबई के प्रति हमारी प्रतिबद्धता कभी डगमगाती नहीं। महाराष्ट्र के मुख्यमंत्री फडणवीस ने राज्य में मूसलाधार बारिश के बावजूद शहर को गतिमान रखने के लिए मेट्रो सेवाओं की सराहना की। हम उनके प्रोत्साहन भरे शब्दों के लिए आभार व्यक्त करते हैं। हम इस शहर को विश्वसनीयता, सुरक्षा और देखभाल के साथ सेवा देने के अपने मिशन में दृढ़ रहने का वचन देते हैं।"अस्वीकरण: यह न्यूज़ ऑटो फ़ीड्स द्वारा स्वतः प्रकाशित हुई खबर है। इस न्यूज़ में BhaskarHindi.com टीम के द्वारा किसी भी तरह का कोई बदलाव या परिवर्तन (एडिटिंग) नहीं किया गया है| इस न्यूज की एवं न्यूज में उपयोग में ली गई सामग्रियों की सम्पूर्ण जवाबदारी केवल और केवल न्यूज़ एजेंसी की है एवं इस न्यूज में दी गई जानकारी का उपयोग करने से पहले संबंधित क्षेत्र के विशेषज्ञों (वकील / इंजीनियर / ज्योतिष / वास्तुशास्त्री / डॉक्टर / न्यूज़ एजेंसी / अन्य विषय एक्सपर्ट) की सलाह जरूर लें। अतः संबंधित खबर एवं उपयोग में लिए गए टेक्स्ट मैटर, फोटो, विडियो एवं ऑडिओ को लेकर BhaskarHindi.com न्यूज पोर्टल की कोई भी जिम्मेदारी नहीं है| मौसम विभाग ने मुंबई और आसपास के जिलों के लिए रेड अलर्ट जारी किया है। आईएमडी ने मुंबई समेत कई इलाकों में भारी से बहुत भारी बारिश का अनुमान जताया है। शहर के कई इलाकों में जलभराव की खबर है, जिससे सड़क यातायात धीमा हो गया है। हालांकि, महा मुंबई मेट्रो ऑपरेशन कॉर्पोरेशन लिमिटेड ने एक्स पर पोस्ट शेयर कर बताया कि येलो लाइन 2ए और रेड लाइन 7 पर मेट्रो सेवाएं निर्धारित समय पर चल रही हैं। आपातकालीन स्थिति में यात्रियों को किसी भी असुविधा से बचाने के लिए अतिरिक्त सेवाओं के लिए ट्रेनें स्टैंडबाय पर तैयार हैं। मुंबई मेट्रो ने बयान में आगे कहा, "चाहे आप ऑफिस जा रहे हों, स्कूल से लौट रहे हों, या अपनों से मिलने जा रहे हों, हम आपके सुरक्षित और विश्वसनीय यात्रा के लिए पूरी तरह तैयार हैं। सहायता के लिए हमारे हेल्पलाइन नंबर (1800 889 0505) या (1800 889 0808) पर संपर्क करें। सभी सुरक्षित रहें और सुरक्षित यात्रा करें।" इस बीच, सीएम देवेंद्र फडणवीस ने मुंबई मेट्रो की तारीफ की। उन्होंने कहा, "महाराष्ट्र में पिछले दो दिनों के बीच भारी बारिश हुई है और कई जिलों में रेड तथा ऑरेंज अलर्ट जारी किया है। इसके बावजूद मुंबई मेट्रो सुचारू रूप से चल रही है। हमने बार-बार कहा है कि भारी बारिश के बावजूद मेट्रो लोगों के लिए काफी कारगर है। इस समय भी मेट्रो अपने समय पर चल रही है।" सीएम देवेंद्र फडणवीस के बयान पर मुंबई मेट्रो ने कहा, "बारिश हो या धूप, मुंबई रुकती नहीं और न ही हम। आज की भारी बारिश के बावजूद मुंबई के प्रति हमारी प्रतिबद्धता कभी डगमगाती नहीं। महाराष्ट्र के मुख्यमंत्री फडणवीस ने राज्य में मूसलाधार बारिश के बावजूद शहर को गतिमान रखने के लिए मेट्रो सेवाओं की सराहना की। हम उनके प्रोत्साहन भरे शब्दों के लिए आभार व्यक्त करते हैं। हम इस शहर को विश्वसनीयता, सुरक्षा और देखभाल के साथ सेवा देने के अपने मिशन में दृढ़ रहने का वचन देते हैं।" अस्वीकरण: यह न्यूज़ ऑटो फ़ीड्स द्वारा स्वतः प्रकाशित हुई खबर है। इस न्यूज़ में BhaskarHindi.com टीम के द्वारा किसी भी तरह का कोई बदलाव या परिवर्तन (एडिटिंग) नहीं किया गया है| इस न्यूज की एवं न्यूज में उपयोग में ली गई सामग्रियों की सम्पूर्ण जवाबदारी केवल और केवल न्यूज़ एजेंसी की है एवं इस न्यूज में दी गई जानकारी का उपयोग करने से पहले संबंधित क्षेत्र के विशेषज्ञों (वकील / इंजीनियर / ज्योतिष / वास्तुशास्त्री / डॉक्टर / न्यूज़ एजेंसी / अन्य विषय एक्सपर्ट) की सलाह जरूर लें। अतः संबंधित खबर एवं उपयोग में लिए गए टेक्स्ट मैटर, फोटो, विडियो एवं ऑडिओ को लेकर BhaskarHindi.com न्यूज पोर्टल की कोई भी जिम्मेदारी नहीं है| Created On : 18 Aug 2025 5:21 PM IST</w:t>
+      </w:r>
+    </w:p>
+    <w:p>
+      <w:pPr>
+        <w:pStyle w:val="Heading3"/>
+      </w:pPr>
+      <w:r>
+        <w:rPr/>
+        <w:t>Article 224</w:t>
+      </w:r>
+    </w:p>
+    <w:p>
+      <w:pPr>
+        <w:pStyle w:val="Normal"/>
+      </w:pPr>
+      <w:r>
+        <w:rPr/>
+        <w:t>Title: Rain wreaks havoc in Maharashtra, brings Mumbai to a standstill</w:t>
+      </w:r>
+    </w:p>
+    <w:p>
+      <w:pPr>
+        <w:pStyle w:val="Normal"/>
+      </w:pPr>
+      <w:r>
+        <w:rPr/>
+        <w:t xml:space="preserve">URL: </w:t>
+      </w:r>
+      <w:r>
+        <w:t xml:space="preserve"> https://www.thehindu.com/news/national/maharashtra/rain-wreaks-havoc-in-maharashtra-brings-mumbai-to-a-standstill/article69948564.ece</w:t>
+      </w:r>
+    </w:p>
+    <w:p>
+      <w:pPr>
+        <w:pStyle w:val="Normal"/>
+      </w:pPr>
+      <w:r>
+        <w:rPr/>
+        <w:t>Content: August 19, 2025e-Paper The View From India Looking at World Affairs from the Indian perspective. First Day First Show News and reviews from the world of cinema and streaming. Today's Cache Your download of the top 5 technology stories of the day. Science For All The weekly newsletter from science writers takes the jargon out of science and puts the fun in! Data Point Decoding the headlines with facts, figures, and numbers Health Matters Ramya Kannan writes to you on getting to good health, and staying there The Hindu On Books Books of the week, reviews, excerpts, new titles and features. August 19, 2025e-Paper Updated - August 19, 2025 11:28 am IST - Mumbai People, including children, and vehicles wade through waterlogged Veera Desai Road at Andheri West after heavy rainfall, in Mumbai on August 18, 2025. | Photo Credit: ANI At least seven people lost their lives, five have been reported missing, over 800 villages were affected, and four lakh hectares of cropland were destroyed due to heavy rainfall in Maharashtra. Rescue and relief operations were underway in at least four villages, even as 206 villagers were rescued by the National Disaster Response Force (NDRF), State Disaster Response Force (SDRF), and the armed forces in Nanded district. Several houses were damaged, and livestock was lost due to heavy rainfall. The downpour brought Mumbai to a standstill after 177 mm of rain was reported within six hours on Monday (August 18, 2025). Chief Minister Devendra Fadnavis held a review meeting of all State government officials at the disaster control headquarters in the State Secretariat and ordered the preparedness of the administrative machinery. “Between August 18 and August 21, there are chances of heavy rainfall. Around 16 districts are on red or orange alert,” Mr. Fadnavis said after the briefing. At several places, including Mumbai and Thane, schools and colleges announced a holiday on Tuesday (August 19, 2025) in view of the red alert. Panchanamas have been ordered in several districts. The Maharashtra government is also in touch with the governments of Telangana and Karnataka in order to discharge excess water from dams to avoid flooding in Maharashtra. The situation at Almatti dam is being reviewed closely, Mr. Fadnavis said. Due to the heavy downpour of over 200 mm since Sunday (August 17, 2025) evening, and 177 mm within six hours on Monday (August 18, 2025), life was affected in the financial capital. Several flights were diverted, schools shut, buses rerouted, and local trains delayed. The Brihanmumbai Metropolitan Corporation (BMC) announced a holiday for schools and colleges only by noon on Monday (August 18, 2025), leading to chaos as most schools assemble in the morning. Severe waterlogging was reported in several low-lying areas as vehicles remained stuck in traffic snarls for hours, leading to transport disruptions. The India Meteorological Department (IMD) issued a red alert for the city and its neighbouring districts. Authorities appealed to citizens to avoid unnecessary travel. Offices were asked to let employees leave early. The rains triggered several incidents. A protection wall constructed by the Mumbai Metropolitan Region Development Authority collapsed in Chembur’s New Ashok Nagar on Sunday (August 18, 2025), damaging seven shanties but causing no injuries. In another incident, a school bus carrying six children and two staff members was stranded in knee-deep water in Matunga for more than half an hour before being rescued by the police. Local train services, considered Mumbai’s lifeline, were running late by 10-20 minutes, with waterlogging on some Central Railway and Harbour Line tracks causing delays. Bus services of the Brihanmumbai Electric Supply and Transport (BEST) undertaking were diverted at several locations, including Chembur, Sion, Wadala, and Hindmata. At Chhatrapati Shivaji Maharaj International Airport, nine flights had to attempt “go-arounds” before landing, while one was diverted to Surat till noon. Airlines, including IndiGo, SpiceJet, and Akasa Air, advised passengers to leave early for the airport and check flight updates regularly. Over two days, seven people lost their lives due to rain and rain-related incidents. Of them, six casualties were from Marathwada. In Nanded, three people died, while two people died in Beed and one in Hingoli. “Maximum number of places on red alert are in Konkan (coastal Maharashtra). Several rivers in the State have crossed danger level. In Chhatrapati Sambhajinagar division, Beed, Nanded, and Latur are on high alert. Flooding is likely there. In Mukhed in Nanded, there was a cloudburst-like situation with 206 mm rainfall in a short span. 150 cattle are likely to have died. Five people have been swept away. Many people were stuck. NDRF, SDRF, military have reached for rescue operations; 206 people have been rescued from one village. Rescue operations are on in four other villages. In Chhatrapati Sambhajinagar region alone, 800 villages have been affected, one lakh hectares of farmland has been affected. In Nagpur region, Chandrapur and Gadchiroli are on orange alert, and south Gadchiroli has a flood-like situation. In Amravati region, Akola has a flood-like situation. Two lakh hectares of cropland has been affected in this region,” Mr. Fadnavis said. The IMD has forecast heavy to very heavy rainfall at a few places, and extremely heavy showers at isolated locations in Mumbai, Thane, and Raigad till Tuesday (August 19, 2025). Ratnagiri was also placed on red alert, while Palghar, Sindhudurg, Aurangabad, Hingoli, Jalgaon, Jalna, Nanded, and Parbhani remained under orange alert. Published - August 18, 2025 10:38 pm IST Maharashtra / Mumbai / rains / weather / weather news Copyright© 2025, THG PUBLISHING PVT LTD. or its affiliated companies. All rights reserved. BACK TO TOP Terms &amp; conditions | Institutional Subscriber Comments have to be in English, and in full sentences. They cannot be abusive or personal. Please abide by our community guidelines for posting your comments. We have migrated to a new commenting platform. If you are already a registered user of The Hindu and logged in, you may continue to engage with our articles. If you do not have an account please register and login to post comments. Users can access their older comments by logging into their accounts on Vuukle.</w:t>
+      </w:r>
+    </w:p>
+    <w:p>
+      <w:pPr>
+        <w:pStyle w:val="Heading3"/>
+      </w:pPr>
+      <w:r>
+        <w:rPr/>
+        <w:t>Article 225</w:t>
+      </w:r>
+    </w:p>
+    <w:p>
+      <w:pPr>
+        <w:pStyle w:val="Normal"/>
+      </w:pPr>
+      <w:r>
+        <w:rPr/>
+        <w:t>Title: LGEC 2025: 'लाडकी बहीण' योजनेमुळे महाराष्ट्रातील अर्थव्यवस्थेला चालनाच मिळाली; सुनील तटकरेंनी समजावलं 'गणित'</w:t>
+      </w:r>
+    </w:p>
+    <w:p>
+      <w:pPr>
+        <w:pStyle w:val="Normal"/>
+      </w:pPr>
+      <w:r>
+        <w:rPr/>
+        <w:t xml:space="preserve">URL: </w:t>
+      </w:r>
+      <w:r>
+        <w:t xml:space="preserve"> https://www.lokmat.com/international/lgec-2025-ladki-bahin-scheme-has-given-a-boost-to-the-economy-of-maharashtra-sunil-tatkare-rahul-narvekar-explained-a-a629/</w:t>
+      </w:r>
+    </w:p>
+    <w:p>
+      <w:pPr>
+        <w:pStyle w:val="Normal"/>
+      </w:pPr>
+      <w:r>
+        <w:rPr/>
+        <w:t>Content: हिंदी | English शनिवार २३ ऑगस्ट २०२५ FOLLOW US : शहरं व्हिडीओ सखी आणखी By ऑनलाइन लोकमत | Updated: August 18, 2025 21:31 IST2025-08-18T20:57:40+5:302025-08-18T21:31:05+5:30 लंडन - महाराष्ट्रात सर्व क्षेत्रात गुंतवणूक येत आहे. राज्यातील जनतेकडून गुंतवणुकीला पोषक वातावरण असल्याने अर्थव्यवस्था २-३ पटीने पुढे जात आहे. त्यात 'लाडकी बहीण' योजनेत महिलांना मिळालेला पैसा बाजारात येत आहे. त्यातून अर्थव्यवस्थेला चालनाच मिळत आहे, असं मत माजी अर्थमंत्री सुनील तटकरे यांनी मांडले. लंडन येथील 'लोकमत ग्लोबल इकॉनोमिक कन्व्हेन्शन' मध्ये 'महाराष्ट्र इकोनॉमी पॉवर हाऊस ऑफ इंडिया' या चर्चासत्रात ते बोलत होते. लोकमत समूहाचे 'एडिटर इन चीफ' राजेंद्र दर्डा यांनी 'लाडकी बहीण' योजनेबाबत उपस्थित पॅनेलिस्टला प्रश्न विचारला. महाराष्ट्रावर ७ लाख कोटींचे कर्ज असताना 'लाडकी बहीण'सारख्या योजनांवर मोठ्या प्रमाणात पैसे खर्च होत आहेत. त्यातून महाराष्ट्राच्या अर्थव्यवस्थेला सरकार पुढे कसं नेणार असं त्यांनी विचारले. यावर सुनील तटकरे म्हणाले की, महाराष्ट्रावर सात लाख कोटींचे कर्ज झाले असले तरी देशाच्या जीडीपीच्या तुलनेत महाराष्ट्राची कर्जाची मर्यादा खूप कमी आहे. मागील १०-१२ वर्षात महाराष्ट्राने मोठ्या प्रमाणात पायाभूत सुविधा निर्माण केल्या आहेत. त्यातूनच अर्थव्यवस्थेत वाढ होत आहे. गेल्या १२-१३ महिन्यात लाडकी बहीण योजनेतून किमान ५० हजार कोटी महाराष्ट्राच्या ग्रामीण भागात मिळाले आहेत. हे पैसेही बाजारात आले. ते साधारण तिप्पट धरले, तर दीड लाख कोटींची गुंतवणूक महाराष्ट्रात आली. याचा अर्थ लावला तर लाडकी बहीण योजनेवर टीका करणाऱ्यांना खरे उत्तर मिळेल. महाराष्ट्रात सर्व क्षेत्रात ज्याप्रकारे गुंतवणूक येत आहे आणि गुंतवणुकीला पोषक वातावरण राहते तेव्हा अर्थव्यवस्था २-३ पटीने पुढे जाते. राज्यात आर्थिक गुंतवणुकीला राज्यातील जनतेने पूरक वातावरण ठेवले आहे असं त्यांनी सांगितले. विधानसभेचे अध्यक्ष राहुल नार्वेकर यांनीही या विषयाकडे बघण्याचा वेगळा दृष्टिकोन दिला. ते म्हणाले, कल्याणकारी राज्याचं धोरण समजणं आवश्यक आहे. महाराष्ट्र एक कल्याणकारी राज्य आहे. कल्याणकारी राज्यात केवळ आकडे पाहून चालत नाही, तर सामाजिक निर्देशांकही महत्त्वाचा असतो. लाडकी बहीणसारखी योजना ही सामाजिक दृष्टीकोनातून आवश्यक आहे. त्यामुळे अशा योजना आपण आणल्या नाहीत आणि केवळ आकडेवारी पाहत राहिलो तर आपली जी मूळ जबाबदारी आहे त्यावर आपण काम करू शकत नाही. कुठल्याही अर्थव्यवस्थेत राजकोषीय असमतोल कमी करायचा असेल तर आपल्याला महसूल जमा करण्यासोबतच भांडवल उभारणं गरजेचे आहे. कृषी उत्पादन हे भांडवल उभं करण्याची संधी आहे, याकडे त्यांनी लक्ष वेधलं. कृषीसोबतच पर्यटनाला चालना दिल्यास भांडवली महसूल वाढेल. महाराष्ट्राला हे माहिती झाले आहे. त्यामुळे सरकार कृषी, पर्यटन या सर्व क्षेत्रावर लक्ष केंद्रित करत आहेत. जलयुक्त शिवार ही महत्त्वाची योजना आहे. त्यातून शेतकऱ्यांना संधी मिळत आहे. कृषी अर्थव्यवस्थेला त्यातून चालना मिळत आहे. त्यातून भांडवल उभं राहणार आहे. त्यामुळे खर्च करण्यात काही अडचण नाही. हा पैसा जनतेच्या भल्यासाठी खर्च होतोय. निधीतील कमतरता दूर करण्यासाठी राज्याकडे धोरणे आहेत. राज्य योग्य प्रकारे त्यावर काम करत आहे, अशी मुद्देसुद मांडणी राहुल नार्वेकर यांनी केली. दरम्यान, देवेंद्र फडणवीस यांच्या नेतृत्वाखाली सध्या नदी जोड प्रकल्प मोठ्या प्रमाणात राज्यात सुरू आहे. त्यातून येणाऱ्या काळात अनेक जमिनी सिंचनाखाली येतील. बऱ्याच भागातील दुष्काळ संपुष्टात येतील. त्यामुळे शेतकरी कर्जमाफी आणि अन्य सिंचन प्रकल्पातील पैसे वाचतील. त्यातून अर्थव्यवस्था वाढेल. त्यामुळे सरकारला निधीची कमतरता भासणार नाही, असा विश्वास मंत्री अतुल सावे यांनी व्यक्त केला. FOLLOW US : Copyright © 2025 Lokmat Media Pvt Ltd</w:t>
+      </w:r>
+    </w:p>
+    <w:p>
+      <w:pPr>
+        <w:pStyle w:val="Heading3"/>
+      </w:pPr>
+      <w:r>
+        <w:rPr/>
+        <w:t>Article 226</w:t>
+      </w:r>
+    </w:p>
+    <w:p>
+      <w:pPr>
+        <w:pStyle w:val="Normal"/>
+      </w:pPr>
+      <w:r>
+        <w:rPr/>
+        <w:t>Title: Those who speak of Maharashtra 'asmita' should support Radhakrishnan for VP post Fadnavis</w:t>
+      </w:r>
+    </w:p>
+    <w:p>
+      <w:pPr>
+        <w:pStyle w:val="Normal"/>
+      </w:pPr>
+      <w:r>
+        <w:rPr/>
+        <w:t xml:space="preserve">URL: </w:t>
+      </w:r>
+      <w:r>
+        <w:t xml:space="preserve"> https://www.theweek.in/wire-updates/national/2025/08/18/bom25-mh-governor-ld-fadnavis.html</w:t>
+      </w:r>
+    </w:p>
+    <w:p>
+      <w:pPr>
+        <w:pStyle w:val="Normal"/>
+      </w:pPr>
+      <w:r>
+        <w:rPr/>
+        <w:t>Content: Mumbai, Aug 18 (PTI) Maharashtra Chief Minister Devendra Fadnavis on Monday called upon MPs from the state cutting across party lines, specially from the Shiv Sena (UBT) and NCP (SP), to support Governor CP Radhakrishnan's candidature for the post of vice president. The ruling National Democratic Alliance (NDA) on Sunday named Radhakrishnan (67), a seasoned BJP leader belonging to a key OBC caste from Tamil Nadu with an RSS background, as its vice-presidential candidate. Talking to reporters, Fadnavis said even though Radhakrishnan belongs to Tamil Nadu, he is a registered voter in Mumbai and cast his vote here in the last year's Maharashtra assembly polls. "When he files his nomination for the vice president's post, he will mention that he is a registered voter in Mumbai. It is a matter of great pride for Maharashtra," he said. Fadnavis said political parties like the opposition Shiv Sena (UBT) and NCP (SP), which espouse Maharashtra's "asmita" (pride), should support Radhakrishnan's candidature. Replying to a question, the CM said he would request Sena (UBT) head Uddhav Thackeray and NCP (SP) chief Sharad Pawar to support Radhakrishnan, considering he is the state's governor and a voter from Mumbai. The electoral college for poll to the post of Vice President of India consists of all members of both Houses of Parliament. The Shiv Sena (UBT) has nine Lok Sabha and two Rajya Sabha members, while the NCP (SP) has 10 Lok Sabha and two Rajya Sabha members. With the NDA enjoying the support of at least 422 members in the electoral college of 781 MPs, Radhakrishnan’s victory in any contest against the Opposition is a foregone conclusion. The majority mark is 391. Earlier in the day, Fadnavis paid a courtesy visit to Radhakrishnan at the Raj Bhavan in Mumbai. Radhakrishnan later left for New Delhi. At the airport here, Fadnavis, accompanied by state Cultural Affairs Minister Ashish Shelar, presented to the governor a book containing the unpublished letters of Maratha king Chhatrapati Shivaji Maharaj, a release from the Raj Bhavan said. BJP president J P Nadda on Sunday made the announcement about Radhakrishnan's candidature for the vice president's post following a meeting of the party's parliamentary board, which included Prime Minister Narendra Modi, and consultation with the party's allies. Nadda appealed for unanimous election of Radhakrishnan (67), an OBC leader and two-time former Lok Sabha member from Coimbatore, to the constitutional position, saying BJP leaders had spoken to the opposition parties over the last week and will reach out to them again. (This story has not been edited by THE WEEK and is auto-generated from PTI) Kerala weather update: Flood warning in Wayanad as shutters of Banasura Sagar dam raised again; orange alert in 3 districts on Aug 19 amid heavy rains 17 years of Virat Kohli: Here are 5 of his unique achievements in international cricket What is Zakir Khan's net worth? Comedian becomes first Indian to perform Hindi show at Madison Square Garden | VIDEO How the middle class will gain from GST regime overhaul 100-year plan to reach a black hole? Italian scientist discusses tiny spacecraft that could achieve this feat | INTERVIEW Copyright © 2024 All rights reserved</w:t>
+      </w:r>
+    </w:p>
+    <w:p>
+      <w:pPr>
+        <w:pStyle w:val="Heading3"/>
+      </w:pPr>
+      <w:r>
+        <w:rPr/>
+        <w:t>Article 227</w:t>
+      </w:r>
+    </w:p>
+    <w:p>
+      <w:pPr>
+        <w:pStyle w:val="Normal"/>
+      </w:pPr>
+      <w:r>
+        <w:rPr/>
+        <w:t>Title: मुंबई में भारी बारिश का कहर, 19 अगस्त को बंद रहेंगे सभी स्कूल-कॉलेज</w:t>
+      </w:r>
+    </w:p>
+    <w:p>
+      <w:pPr>
+        <w:pStyle w:val="Normal"/>
+      </w:pPr>
+      <w:r>
+        <w:rPr/>
+        <w:t xml:space="preserve">URL: </w:t>
+      </w:r>
+      <w:r>
+        <w:t xml:space="preserve"> https://hindi.news24online.com/india/mumbai-and-jammu-kashmir-heavy-rain-rain-school-and-college-closed/1288306/</w:t>
+      </w:r>
+    </w:p>
+    <w:p>
+      <w:pPr>
+        <w:pStyle w:val="Normal"/>
+      </w:pPr>
+      <w:r>
+        <w:rPr/>
+        <w:t>Content: ---विज्ञापन--- मुंबई में भारी बारिश को लेकर रेड अलर्ट जारी किया गया है। मौसम विभाग की चेतावनी के बाद मुंबई में 19 अगस्त को सभी स्कूल- कॉलेज बंद रहेंगे। वहीं जम्मू-कश्मीर में भी भारी बारिश के 19 अगस्त को स्कूल बंद रहेंगे। IMD ने दोनों ही राज्यों के कई जिलों में रेड और ऑरेंज अलर्ट जारी किया है। 🚨 Holiday issued for Thane on 18 &amp; 19 August, 2025 for all schools/colleges amid heavy rains. #MumbaiRains pic.twitter.com/2MJwNuj951 महाराष्ट्र सरकार में मंत्री गिरीश महाजन का कहना है कि मुंबई में भारी बारिश हो रही है। बारिश से राज्य के कई जिलों में आम जनजीवन प्रभावित हुआ है। मौसम विभाग ने 5 से 6 जिलों में रेड और ऑरेंज अलर्ट जारी किया है। भारी बारिश से नांदेड़ जिला ज्यादा प्रभावित हुआ है। लोगों को जलमग्न इलाकों से निकाला जा रहा है। एसडीआरएफ की टीमें भी बुलाई गई हैं। स्थानीय प्रशासन भी काम कर रहा है। #WATCH | मुंबई: महाराष्ट्र सरकार में मंत्री गिरीश महाजन ने मुंबई में हो रही भारी बारिश पर कहा, "राज्य में भारी बारिश हो रही है। कल दोपहर से ही बारिश शुरू हो गई थी। 5-6 जिले ऐसे हैं जहां बारिश के लिए रेड और ऑरेंज अलर्ट है। नांदेड़ में भारी बारिश हुई है, जलमग्न इलाकों से लोगों को… pic.twitter.com/M1oltxSBko नांदेड़ के मुखेड़ तालुका में भारी बारिश के कारण 5 लोग लापता हो गए हैं। जिले के रावन गांव में 225 लोग बाढ़ के पानी में फंसे हुए हैं, जिन्हें सुरक्षित निकाला जा रहा है। कर्नाटक और तेलंगाना के बांधों से पानी छोड़े जाने के कारण सीमावर्ती जिलों में हालात और बिगड़ गए हैं। महाराष्ट्र सरकार ने मुखेड़ तालुका में राहत बचाव कार्य शुरू कर दिया है। #WATCH | मुंबई: महाराष्ट्र के मुख्यमंत्री देवेंद्र फडणवीस ने महाराष्ट्र में हो रही भारी बारिश पर कहा, "पिछले 2 दिनों में महाराष्ट्र में भारी बारिश हुई है, कई जिलों में रेड और ऑरेंज अलर्ट हैं। महाराष्ट्र के आधे जिलों में अगले 3 दिनों के लिए रेड और ऑरेंज अलर्ट हैं… हम पड़ोसी… pic.twitter.com/o2LcASMUz4 मुख्यमंत्री देवेंद्र फडणवीस ने कहा कि अगले 12 घंटे अहम हैं। जिन इलाकों में रेड अलर्ट जारी किया गया है, वहां नागरिक जरूरी काम होने पर ही घर से बाहर निकलें। समुद्र तट, नदियों और झरनों पर जाते समय भी बेहद सावधानी बरतने की जरूरत है। ये भी पढ़ें: Kishtwar Cloudburst: 70 लोग अब भी लापता, 62 की मौत, 100 से ज्यादा जख्मी, पांचवें दिन भी जारी राहत-बचाव कार्य भारत मौसम विज्ञान विभाग (IMD) ने 18 से 21 अगस्त तक मुंबई समेत कई जिलों में भारी बारिश की संभावना जताई है। इसे देखते हुए 16 जिलों में कुछ में रेड अलर्ट और कुछ में ऑरेंज अलर्ट घोषित किया गया है। hindi.news24online.com पर पढ़ें ताजा देश, राष्ट्रीय समाचार (National News), खेल, मनोरंजन, धर्म, लाइफ़स्टाइल, हेल्थ, शिक्षा से जुड़ी हर खबर। ब्रेकिंग न्यूज और हर खबर की अपडेट के लिए न्यूज 24 ऐप डाउनलोड कर अपना अनुभव शानदार बनाएं। ---विज्ञापन--- ---विज्ञापन--- B.A.G Convergence Limited Film City, Sector 16A, Noida, Uttar Pradesh 201301 Phone: 0120 - 4602424/6652424 Email: info@bagnetwork.in</w:t>
+      </w:r>
+    </w:p>
+    <w:p>
+      <w:pPr>
+        <w:pStyle w:val="Heading3"/>
+      </w:pPr>
+      <w:r>
+        <w:rPr/>
+        <w:t>Article 228</w:t>
+      </w:r>
+    </w:p>
+    <w:p>
+      <w:pPr>
+        <w:pStyle w:val="Normal"/>
+      </w:pPr>
+      <w:r>
+        <w:rPr/>
+        <w:t>Title: मानसून में हाल बेहाल, भारी बारिश से इस राज्य में जगह-जगह भरा पानी, स्कूल-कॉलेज किए बंद</w:t>
+      </w:r>
+    </w:p>
+    <w:p>
+      <w:pPr>
+        <w:pStyle w:val="Normal"/>
+      </w:pPr>
+      <w:r>
+        <w:rPr/>
+        <w:t xml:space="preserve">URL: </w:t>
+      </w:r>
+      <w:r>
+        <w:t xml:space="preserve"> https://www.patrika.com/national-news/heavy-rain-alert-in-mumbai-monsoon-gained-momentum-know-imd-weather-update-19874723</w:t>
+      </w:r>
+    </w:p>
+    <w:p>
+      <w:pPr>
+        <w:pStyle w:val="Normal"/>
+      </w:pPr>
+      <w:r>
+        <w:rPr/>
+        <w:t>Content: ताजा खबरें राज्य मौसम बिहार चुनाव 2025 कुलिश जन्मशती वर्ष पत्रिका स्पेशल राष्ट्रीय मनोरंजन ज्योतिष स्वास्थ्य खेल धर्म राजनीति विश्व OTT शिक्षा ओपिनियन ऑटो टेक गैजेट लाइफस्टाइल ब्यूटी महिला बिजनेस क्राइम जॉब्स ई-पेपर मेरी खबर शॉर्ट्स ई-पेपर भारत • Devika Chatraj • Aug 19, 2025 देश भर में मानसून ने एक बार फिर उग्र रूप धारण कर लिया है। खासकर महाराष्ट्र में भारी बारिश ने हाहाकार मचा दिया है, जिसके चलते कई इलाकों में बाढ़ जैसे हालात बन गए हैं। मुंबई, पुणे, रायगढ़, रत्नागिरी और कोल्हापुर जैसे जिलों में लगातार हो रही मूसलाधार बारिश ने जनजीवन को पूरी तरह प्रभावित किया है। भारतीय मौसम विज्ञान विभाग (IMD) ने मुंबई और कोंकण क्षेत्र के लिए रेड अलर्ट जारी किया है, जिसमें अगले 48 घंटों तक अत्यधिक भारी बारिश की चेतावनी दी गई है। मुंबई में रविवार रात से शुरू हुई भारी बारिश ने शहर की रफ्तार थाम दी है। सड़कों, रेलवे स्टेशनों और एयरपोर्ट तक पानी भर गया है, जिससे यातायात बुरी तरह प्रभावित हुआ है। अंधेरी सबवे, वकोला ब्रिज और खर सबवे जैसे निचले इलाकों में जलजमाव के कारण यातायात ठप हो गया। बृहन्मुंबई महानगर पालिका (BMC) ने 19 अगस्त को सभी सरकारी और निजी स्कूल-कॉलेजों में छुट्टी की घोषणा की है। मुंबई पुलिस और आपदा प्रबंधन टीमें राहत कार्य में जुटी हैं। मुख्यमंत्री देवेंद्र फडणवीस ने आपात बैठक कर सभी एजेंसियों को हाई अलर्ट पर रहने के निर्देश दिए हैं। पुणे में भारी बारिश के बीच इंद्रायणी नदी पर बना एक पुराना पुल ढह गया, जिसमें कम से कम छह लोगों की मौत हो गई। बुलढाणा, नांदेड़ और जलगांव जैसे जिलों में नदियां खतरे के निशान से ऊपर बह रही हैं, जिससे कई मार्गों पर यातायात बंद है। बीड जिले में बेमौसम बारिश ने केला, अनार और प्याज जैसी फसलों को भारी नुकसान पहुंचाया है। दिल्ली-एनसीआर: दिल्ली में रुक-रुक कर बारिश हो रही है, जिससे जलभराव और ट्रैफिक जाम की समस्या बनी हुई है। IMD के अनुसार, 20 अगस्त तक हल्की बारिश का दौर जारी रहेगा। हिमाचल प्रदेश: भारी बारिश और भूस्खलन से चंडीगढ़-मनाली हाईवे बंद है। मंडी जिले में चार स्कूल बंद किए गए हैं, और 449 सड़कें अवरुद्ध हैं। उत्तराखंड: गंगोत्री-यमुनोत्री हाईवे पर भूस्खलन और मलबे के कारण यातायात प्रभावित है। उत्तर प्रदेश: लखनऊ, प्रयागराज और वाराणसी सहित 18 जिलों में बाढ़ का कहर है। गंगा और यमुना नदियां उफान पर हैं, और 22 जिलों में स्कूल बंद किए गए हैं। जम्मू-कश्मीर: भारी बारिश और बादल फटने की घटनाओं के कारण सभी शैक्षणिक संस्थान बंद हैं। कठुआ में सात लोगों की मौत की खबर है। कर्नाटक: बेंगलुरु में भारी बारिश के कारण येलो अलर्ट जारी है। कई इलाकों में बाढ़ जैसे हालात हैं, और प्राइमरी स्कूल बंद हैं। झारखंड: जमशेदपुर में स्वर्णरेखा और खरकई नदियों का जलस्तर बढ़ने से स्कूल बंद किए गए हैं। मौसम विभाग ने अगले 72 घंटों के लिए महाराष्ट्र, गोवा, गुजरात, हिमाचल प्रदेश, उत्तराखंड, और पूर्वोत्तर राज्यों में भारी से अति भारी बारिश की चेतावनी जारी की है। बंगाल की खाड़ी में बने कम दबाव के क्षेत्र के कारण मानसून और सक्रिय हो गया है। खबर शेयर करें: संबंधित विषय: #WeatherNews Weather Forecast मौसम समाचार Published on: 19 Aug 2025 09:05 am DOWNLOAD ON Play Store DOWNLOAD ON App Store Trending Topics Bihar Elections 2025 PM Modi Asia Cup 2025 Top Categories राष्ट्रीय मनोरंजन स्वास्थ्य राजस्थान मध्य प्रदेश Legal Privacy Policy Statutory provisions on reporting (sexual offenses) This website follows the DNPA’s code of conduct Code of Conduct About Us Grievance Policy RSS Copyright © 2025 Patrika Group. All Rights Reserved.</w:t>
+      </w:r>
+    </w:p>
+    <w:p>
+      <w:pPr>
+        <w:pStyle w:val="Heading3"/>
+      </w:pPr>
+      <w:r>
+        <w:rPr/>
+        <w:t>Article 229</w:t>
+      </w:r>
+    </w:p>
+    <w:p>
+      <w:pPr>
+        <w:pStyle w:val="Normal"/>
+      </w:pPr>
+      <w:r>
+        <w:rPr/>
+        <w:t>Title: Mumbai Rains: भारी बारिश का कहर, 7 की मौत, आदित्य ठाकरे ने BMC पर लगाए आरोप</w:t>
+      </w:r>
+    </w:p>
+    <w:p>
+      <w:pPr>
+        <w:pStyle w:val="Normal"/>
+      </w:pPr>
+      <w:r>
+        <w:rPr/>
+        <w:t xml:space="preserve">URL: </w:t>
+      </w:r>
+      <w:r>
+        <w:t xml:space="preserve"> https://www.thesandeshwahak.com/mumbai-rains-heavy-rain-wreaks-havoc-7-dead-aditya-thackeray-blames-bmc/</w:t>
+      </w:r>
+    </w:p>
+    <w:p>
+      <w:pPr>
+        <w:pStyle w:val="Normal"/>
+      </w:pPr>
+      <w:r>
+        <w:rPr/>
+        <w:t>Content: Welcome, Login to your account. Recover your password. A password will be e-mailed to you. Trending The Sandesh Wahak - Hamari khabar sachi khabar Sandesh Wahak Digital Desk: महाराष्ट्र के मुंबई और कई अन्य जिलों में लगातार हो रही भारी बारिश ने जनजीवन बुरी तरह अस्त-व्यस्त कर दिया है। मुंबई, ठाणे, पालघर और नवी मुंबई के कई इलाकों में सड़कों पर भीषण जलभराव के कारण स्थिति बिगड़ गई है। इस बीच, मुख्यमंत्री देवेंद्र फडणवीस ने पुष्टि की है कि अब तक राज्य में बारिश से संबंधित घटनाओं में 7 लोगों की मौत हो चुकी है। भारत मौसम विज्ञान विभाग (आईएमडी) ने ठाणे और पालघर जिलों के लिए सोमवार, 18 अगस्त, 2025 और मंगलवार, 19 अगस्त, 2025 के लिए ‘रेड अलर्ट’ जारी किया है, जिसके चलते इन जिलों में स्कूल और कॉलेज बंद कर दिए गए हैं। बाफिला घोटाला: तीन हजार करोड़ से ऊपर का भूमि घोटाला, FIR… Uttarakhand: चमोली में आधी रात फटा बादल, एक की मौत, मलबे में… नांदेड़ जिले में 200 से अधिक लोग बाढ़ में फंस गए थे, जिन्हें निकालने के लिए सेना को बुलाना पड़ा। वहीं, कल्याण के जय भवानी नगर इलाके में नेतिवली पहाड़ी पर भूस्खलन हुआ, जिसके बाद स्थानीय निवासियों को पास के एक नगरपालिका स्कूल में शिफ्ट किया गया। मुख्यमंत्री फडणवीस ने मंत्रालय स्थित आपातकालीन केंद्र से हालात की समीक्षा करते हुए बताया कि रत्नागिरी, रायगढ़ और हिंगोली जिलों में भी भारी बारिश हुई है। मराठवाड़ा क्षेत्र में पिछले पांच दिनों में 6 लोगों की मौत और 205 पशुधन की हानि की खबर है। इस बीच, शिवसेना (यूबीटी) नेता आदित्य ठाकरे ने जलभराव के लिए बीएमसी (बृहन्मुंबई महानगरपालिका) पर सवाल उठाए। उन्होंने आरोप लगाया कि एक घोटाले के चलते मुंबई की सड़कों की हालत खराब है और चुनाव न होने की वजह से तीन साल से बीएमसी पर राज्य सरकार का नियंत्रण है, जिससे जवाबदेही का अभाव बना हुआ है। वहीं, मुख्यमंत्री ने जनता को भरोसा दिलाया कि सभी एजेंसियां मिलकर स्थिति पर लगातार नजर रख रही हैं और बचाव कार्य जारी हैं। Also Read: फतेहपुर बवाल की रिपोर्ट ने बढ़ाई हलचल,लापरवाही बरतने वाले अफसरों पर गिरेगी गाज Get real time updates directly on you device, subscribe now. Prev Post फतेहपुर बवाल की रिपोर्ट ने बढ़ाई हलचल,लापरवाही बरतने वाले अफसरों पर गिरेगी गाज Next Post उपराष्ट्रपति चुनाव को लेकर सियासी हलचल तेज, इंडिया ब्लॉक आज करेगा अपने उम्मीदवार के नाम का ऐलान बाफिला घोटाला: तीन हजार करोड़ से ऊपर का भूमि घोटाला, FIR सिर्फ एक धारा में दर्ज Uttarakhand: चमोली में आधी रात फटा बादल, एक की मौत, मलबे में दबे कई घर, सड़कें बंद राजस्थान में जल्द होंगे पंचायत और शहरी निकाय चुनाव, हाईकोर्ट ने दिया 6 महीने का… Weather Update: लखनऊ में फिर सक्रिय हुआ मॉनसून, अगले 3 दिनों तक भारी बारिश का अलर्ट बाफिला घोटाला: तीन हजार करोड़ से ऊपर का भूमि घोटाला,… Uttarakhand: चमोली में आधी रात फटा बादल, एक की मौत,… राजस्थान में जल्द होंगे पंचायत और शहरी निकाय चुनाव,… Weather Update: लखनऊ में फिर सक्रिय हुआ मॉनसून, अगले 3… बाराबंकी में खाद की कालाबाजारी, एक ही परिवार को बेची गई… मदरसे के हित के लिए जिला शिक्षा कार्यालय के द्वार हमेशा… Hathras News: 25 करोड़ के छात्रवृत्ति घोटाले में पूर्व… राजनीति UP Politics: अखिलेश यादव पर बरसीं पूजा पाल, बोलीं- आपकी पत्नी ने भी दिया बीजेपी को… राहुल गांधी की वोटर अधिकार यात्रा मुंगेर पहुंची, मुस्लिम विद्वानों से… ‘करियर बर्बाद करने की कोशिश’, तेज प्रताप यादव आज करेंगे… Lucknow News: मायावती ने 130वें संविधान संशोधन विधेयक का किया विरोध,… क्राइम / करप्शन बाफिला घोटाला: तीन हजार करोड़ से ऊपर का भूमि घोटाला, FIR सिर्फ एक धारा में… Hathras News: 25 करोड़ के छात्रवृत्ति घोटाले में पूर्व… मुजफ्फरनगर डबल मर्डर केस: 16 साल से फरार 40-40 हजार के दो… सिद्धार्थनगर पुलिस का बड़ा एक्शन, 24 घंटे में दो चोर…</w:t>
+      </w:r>
+    </w:p>
+    <w:p>
+      <w:pPr>
+        <w:pStyle w:val="Heading3"/>
+      </w:pPr>
+      <w:r>
+        <w:rPr/>
+        <w:t>Article 230</w:t>
+      </w:r>
+    </w:p>
+    <w:p>
+      <w:pPr>
+        <w:pStyle w:val="Normal"/>
+      </w:pPr>
+      <w:r>
+        <w:rPr/>
+        <w:t>Title: Ganesh Naik, Eknath Shinde, Thane, Maharashtra Politics</w:t>
+      </w:r>
+    </w:p>
+    <w:p>
+      <w:pPr>
+        <w:pStyle w:val="Normal"/>
+      </w:pPr>
+      <w:r>
+        <w:rPr/>
+        <w:t xml:space="preserve">URL: </w:t>
+      </w:r>
+      <w:r>
+        <w:t xml:space="preserve"> https://mpbreakingnews.in/maharashtra/ganesh-naik-eknath-shinde-thane-maharashtra-politics-54-804112</w:t>
+      </w:r>
+    </w:p>
+    <w:p>
+      <w:pPr>
+        <w:pStyle w:val="Normal"/>
+      </w:pPr>
+      <w:r>
+        <w:rPr/>
+        <w:t>Content: महाराष्ट्र की सियासत एक बार फिर गरमा गई है। राज्य के वन मंत्री और भाजपा विधायक गणेश नाइक ने उपमुख्यमंत्री एकनाथ शिंदे पर कटाक्ष किया है। नाइक ने एक कार्यक्रम में कहा कि शिंदे ने तो लॉटरी जीत ली है। उनका इशारा 2022 की उस सियासी हलचल की ओर था जब शिंदे ने बगावत कर उद्धव ठाकरे की सरकार गिराई थी और मुख्यमंत्री की कुर्सी तक पहुंचे थे। नाइक ने कहा कि हर किसी को लॉटरी नहीं मिलती, लेकिन शिंदे ने किस्मत से पाई। अब देखने की बात यह है कि कोई अपना पद कैसे हासिल करता है और उसे कैसे बनाए रखता है, क्योंकि जनता सब कुछ देखती है। कार्यक्रम में नाइक ने यह भी घोषणा की कि वे ठाणे में जनता दरबार लगाएंगे। उन्होंने बताया कि 22 अगस्त को ठाणे में लोग अपनी शिकायतें लेकर आ सकेंगे और समाधान की मांग करेंगे। इससे पहले 19 और 20 अगस्त को नवी मुंबई और जव्हार में भी ऐसे ही जनता दरबार आयोजित होंगे। नाइक ने कहा कि जनता की सेवा के लिए सत्ता आवश्यक है और सत्ता तभी मिलती है जब जनहित के लिए काम किया जाए। इस दौरान उन्होंने स्पष्ट किया कि राजनीति में बने रहने का असली आधार जनता का विश्वास ही होता है। नाइक ने अपने पुराने कार्यकाल का जिक्र करते हुए कहा कि जब वे ठाणे जिले के संरक्षक मंत्री थे, तब स्वर्गीय विष्णु सावरा, दिवंगत भाजपा सांसद चिंतामन वांगा और एकनाथ शिंदे डीपीडीसी (जिला योजना एवं विकास परिषद) के सदस्य थे। इस कार्यक्रम में पालघर और बोईसर से शिवसेना के विधायक भी शामिल हुए। साथ ही, पालघर के भाजपा सांसद हेमंत सवारा भी मौजूद रहे। गौरतलब है कि गणेश नाइक पहले भी शिंदे पर हमला बोल चुके हैं। जुलाई में उन्होंने आरोप लगाया था कि बाहरी लोग नवी मुंबई के संसाधनों का दोहन कर रहे हैं। इस बार की टिप्पणी पर शिवसेना ने पलटवार किया और कहा कि नाइक नवी मुंबई में अपनी घटती राजनीतिक पकड़ से चिंतित हैं और इसी कारण ध्यान भटकाने की कोशिश कर रहे हैं। बता दें कि 2022 में बगावत कर शिंदे मुख्यमंत्री बने थे, लेकिन 2024 में भाजपा के ज्यादा सीटें जीतने के बाद उन्हें उपमुख्यमंत्री पद से संतोष करना पड़ा, जबकि देवेंद्र फडणवीस फिर से सत्ता में लौट आए। MP Breaking News is the leading Hindi News portal in Madhya Pradesh, a digital news platform of INTUITIVE NEWS &amp; MEDIA PRIVATE LIMITED, providing news from every segment/category for its readers. Fast and Latest news updates with authenticating content are the prime objective that we seek towards creating a milestone for ourselves. Contact us: mpbreakingnews (at) gmail.com Bhopal News Indore News Jabalpur News Gwalior News Play Store Apple Store © 2025 Intuitive News &amp; Media Pvt. Ltd. | Powered By Parshva Web Home | Contact Us | Policies | Terms and Conditions</w:t>
+      </w:r>
+    </w:p>
+    <w:p>
+      <w:pPr>
+        <w:pStyle w:val="Heading3"/>
+      </w:pPr>
+      <w:r>
+        <w:rPr/>
+        <w:t>Article 231</w:t>
+      </w:r>
+    </w:p>
+    <w:p>
+      <w:pPr>
+        <w:pStyle w:val="Normal"/>
+      </w:pPr>
+      <w:r>
+        <w:rPr/>
+        <w:t>Title: Heavy rains lash Mumbai; red alert issued, Vihar Lake overflows, CM urges caution</w:t>
+      </w:r>
+    </w:p>
+    <w:p>
+      <w:pPr>
+        <w:pStyle w:val="Normal"/>
+      </w:pPr>
+      <w:r>
+        <w:rPr/>
+        <w:t xml:space="preserve">URL: </w:t>
+      </w:r>
+      <w:r>
+        <w:t xml:space="preserve"> https://www.thehindu.com/news/cities/mumbai/mumbai-rain-updates-august-18-2025/article69946286.ece</w:t>
+      </w:r>
+    </w:p>
+    <w:p>
+      <w:pPr>
+        <w:pStyle w:val="Normal"/>
+      </w:pPr>
+      <w:r>
+        <w:rPr/>
+        <w:t>Content: August 18, 2025e-Paper The View From India Looking at World Affairs from the Indian perspective. First Day First Show News and reviews from the world of cinema and streaming. Today's Cache Your download of the top 5 technology stories of the day. Science For All The weekly newsletter from science writers takes the jargon out of science and puts the fun in! Data Point Decoding the headlines with facts, figures, and numbers Health Matters Ramya Kannan writes to you on getting to good health, and staying there The Hindu On Books Books of the week, reviews, excerpts, new titles and features. August 18, 2025e-Paper Updated - August 18, 2025 10:42 pm IST - Mumbai A man pushes his bike in a flooded street in Dadar after heavy rains lash parts of Mumbai on August 18, 2025 | Photo Credit: Emmanual Yogini A relentless downpour paralysed parts of Mumbai on Monday (August 18, 2025), flooding roads, disrupting transport and forcing schools to shut. Authorities issued a red alert as the city received 177 mm of rain in just a few hours, with Chief Minister Devendra Fadnavis urging people to stay indoors. Mumbai and its suburbs reeled under heavy rainfall on Monday (August 18, 2025), leading to severe waterlogging, transport disruptions and flight delays, as the India Meteorological Department (IMD) issued a red alert for the city and neighbouring districts. Authorities appealed to citizens to avoid unnecessary travel, while schools were shut and offices asked to let employees leave early. The IMD has forecast heavy to very heavy rainfall at a few places and extremely heavy showers at isolated locations in Mumbai, Thane and Raigad till Tuesday (August 19, 2025). Ratnagiri was also placed on red alert, while Palghar, Sindhudurg, Aurangabad, Hingoli, Jalgaon, Jalna, Nanded and Parbhani remained under orange alert. Amid the continuous downpour, Vihar Lake, one of the seven reservoirs supplying water to the city, overflowed at 2:45 p.m. on Monday (August 18, 2025). Six of the seven lakes have already reached full capacity this monsoon, with overall water stock in the reservoirs at 91.18%. Officials said this ensures an adequate supply for the metropolis. The rains triggered several incidents. A protection wall constructed by the Mumbai Metropolitan Region Development Authority (MMRDA) collapsed in Chembur’s New Ashok Nagar on Sunday (August 17, 2025), damaging seven shanties but causing no injuries. In another incident, a school bus carrying six children and two staffers was stranded in knee-deep water in Matunga for more than half an hour before being rescued by police. Local train services, considered Mumbai’s lifeline, were running late by 10–20 minutes, with waterlogging on some Central Railway and Harbour Line tracks causing delays. Bus services of the Brihanmumbai Electric Supply and Transport (BEST) undertaking were diverted at several locations, including Chembur, Sion, Wadala and Hindmata. An AC local train runs on flooded railway tracks after heavy rains lash parts of Mumbai on August 18, 2025 | Photo Credit: Emmanual Yogini At Chhatrapati Shivaji Maharaj International Airport, 10 flights had to attempt “go-arounds” before landing, while one was diverted to Surat till noon. Airlines including IndiGo, SpiceJet and Akasa Air advised passengers to leave early for the airport and check flight updates regularly. BMC Commissioner Bhushan Gagrani announced closure of all schools and colleges for the afternoon session. Morning-shift schools were asked to follow normal closing schedules. Offices were advised to let employees leave by 4 p.m. to avoid being stranded ahead of a predicted high tide of three to four metres. A government official said that the decision for early dispersal of offices was made as most staffers live in the suburbs of Mumbai and neighbouring districts. “If some employees leave early, it will reduce the load on evening local train services, which often face disruptions during heavy rains,” he added. The General Administration Department issued an order on Monday (August 18, 2025) afternoon, making the decision applicable to all government officials and staff working at Mantralaya and other offices in Mumbai city and suburbs. Private establishments were also advised to let employees leave by 4 p.m. to avoid being stranded ahead of a predicted high tide of three to four metres. In the evening, the District Disaster Management Authority of the BMC declared a holiday for all government, private and municipal schools and colleges in Mumbai city and suburbs for August 19 as the IMD has issued a red alert warning and extremely heavy rainfall for Tuesday (August 19, 2025). Chief Minister Devendra Fadnavis said Mumbai recorded 177 mm of rain in just six to eight hours. After chairing a review meeting with the State Disaster Management Cell, he said, “The next 10–12 hours are crucial for Mumbai. Citizens must not venture out unnecessarily. Offices have been told to allow workers to leave early as high tides of up to four metres are expected after 6.30 p.m.” The Chief Minister’s Office confirmed that seven people had died in rain-related incidents across Maharashtra in the past two days, and crops spread over four lakh hectares had been damaged. “Several rivers in Konkan have crossed danger marks, and Jalgaon has reported significant damage. Around 800 villages in Chhatrapati Sambhajinagar division are affected. District collectors have been authorised to take immediate decisions on relief and rescue operations,” Mr. Fadnavis added. Mumbai Suburban Guardian Minister Ashish Shelar also reviewed the situation at the BMC’s disaster control room. “Local train services are functional with some disruptions, while BEST has been instructed to operate additional buses if passengers are stranded at major railway stations such as Dadar and Mumbai Central,” he said. Mr. Shelar added that civic and police teams were working on the ground to clear obstructions caused by fallen trees and branches at over 30 locations. “Pumping stations are functioning optimally across the city, and we are monitoring how quickly water is receding in low-lying areas. Citizens’ safety remains our top priority,” he said. Officials said the police have been instructed to remain vigilant in tourist and landslide-prone areas, while relief shelters have been equipped with food, clean water and bedding. With forecasts predicting more downpours, authorities reiterated appeals to citizens to remain indoors unless absolutely necessary. Published - August 18, 2025 11:37 am IST Mumbai / rains Copyright© 2025, THG PUBLISHING PVT LTD. or its affiliated companies. All rights reserved. BACK TO TOP Terms &amp; conditions | Institutional Subscriber Comments have to be in English, and in full sentences. They cannot be abusive or personal. Please abide by our community guidelines for posting your comments. We have migrated to a new commenting platform. If you are already a registered user of The Hindu and logged in, you may continue to engage with our articles. If you do not have an account please register and login to post comments. Users can access their older comments by logging into their accounts on Vuukle.</w:t>
+      </w:r>
+    </w:p>
+    <w:p>
+      <w:pPr>
+        <w:pStyle w:val="Heading3"/>
+      </w:pPr>
+      <w:r>
+        <w:rPr/>
+        <w:t>Article 232</w:t>
+      </w:r>
+    </w:p>
+    <w:p>
+      <w:pPr>
+        <w:pStyle w:val="Normal"/>
+      </w:pPr>
+      <w:r>
+        <w:rPr/>
+        <w:t>Title: Pune Can Get Underground Road Network To Beat Traffic Woes</w:t>
+      </w:r>
+    </w:p>
+    <w:p>
+      <w:pPr>
+        <w:pStyle w:val="Normal"/>
+      </w:pPr>
+      <w:r>
+        <w:rPr/>
+        <w:t xml:space="preserve">URL: </w:t>
+      </w:r>
+      <w:r>
+        <w:t xml:space="preserve"> https://trak.in/stories/pune-can-get-underground-road-network-to-beat-traffic-woes/</w:t>
+      </w:r>
+    </w:p>
+    <w:p>
+      <w:pPr>
+        <w:pStyle w:val="Normal"/>
+      </w:pPr>
+      <w:r>
+        <w:rPr/>
+        <w:t>Content: Saturday, August 23, 2025 Mohul Ghosh Aug 19, 2025 Nowadays, traffic congestion has become a growing concern for daily commuters and office-goers in Pune’s central areas. Pune Plans Construction Of An Underground Road Network Considering the situation, a proposal to develop an underground road network in the city has been tabled in order to address this issue. But now, Maharashtra Chief Minister Devendra Fadnavis has instructed the administration to move forward with this plan. In this regard, they have held a high-level meeting that was recently held in Pune in the presence of CM Fadnavis to discuss infrastructural measures for the city’s overall development. This meeting was attended by the Deputy CM Ajit Pawar, Union Minister Murlidhar Mohol, Higher and Technical Education Minister Chandrakant Patil, Minister of State for Home Yogesh Kadam, and local MLA Hemant Rasane, among others. CM Fadnavis directed officials to focus on underground road projects in Pune’s central areas to reduce long-term traffic congestion during the discussions. Following this directive, the projects such as the proposed underground road from Shaniwarwada to Swargate and Sarasbaug to Shaniwarwada are expected to gain momentum. Considering Short-term and Long-term Measures To Improve Traffic Management It appears that the Pune Municipal Commissioner Nawal Kishore Ram has also extended his support to the underground road initiative. He has already conducted a review of the traffic situation in Kasba Peth constituency along with MLA Hemant Rasane and DCP Rishikesh Raut on Thursday. Considering all these latest initiatives, Pune Municipal Corporation (PMC) appears to be working on both short-term and long-term measures to improve the city’s traffic management presently. This underground road network could transform Pune’s urban mobility and provide major relief to citizens struggling with traffic bottlenecks in key city areas after its implementation. They have conducted a high-level review convened in Pune recently including senior state officials and urban development experts which was focused on long-term traffic solutions for the city. In its derivative, the Maharashtra administration has instructed the Pune Municipal Corporation (PMC) to prioritise underground road projects in central locations where traffic congestion impacts daily commuters, office-goers, and commercial transport. A senior PMC traffic official said, “by diverting traffic underground, Pune can reduce congestion, lower emissions, and ensure safer, faster commutes.” In coordination with local law enforcement, they can ensure that project planning integrates real-time traffic management with future infrastructure upgrades. The broader benefits of subterranean corridors is also suggested by the Urban mobility experts. This would not only help with easing daily traffic but these projects can facilitate emergency services, public transport efficiency, and equitable access for all commuters, including pedestrians and cyclists. Previous article Next article Get latest news and views related to startups, tech and business Access to capital has always been a significant challenge for startups. Traditional investment methods often leave small investors and new businesses at a disadvantage, with high barriers to entry and exclusive networks favoring established companies. Guru4Invest is changing this dynamic by leveraging cutting-edge artificial intelligence (AI) to level the playing field. The platform democratizes investment […] As disease rates rise and medical technology develops, treatment costs climb. It’s essential to understand that medical costs are not exclusively associated with hospitals. The cost of prescription drugs, diagnostic procedures, ambulance and operating room fees, consultations with doctors, and other costs are also constantly increasing. All of them could put a big strain on […] In its latest update Apple said that it is preparing for the iOS 16.2 update for iPhones across the world. Notably, like the previous release, there are a couple of changes coming for the iPhones. iOS 16.2 Update Release Date So far, Apple has not announced a release date for iOS 16.2 update. Reportedly, the […] Around 300 workers at Microsoft Corp.’s ZeniMax Studios have commenced the process of forming a union which is said to be the first at the software giant in the US. Here, Microsoft Corp.’s ZeniMax Studios known for popular video games including Skyrim and Fallout. Forming Union In Microsoft Corp Moreover, the quality assurance employees at […] Get latest news and views related to startups, tech and business Trak.in is a mission to uncover the truth: We are India’s leading news portal, covering business, technology, ecommerce, startups, and mobile ecosystem. © 2024 - Trak.in - Indian Business of Tech, Mobile &amp; Startups. All Rights Reserved. Part of Awesome Websites.</w:t>
+      </w:r>
+    </w:p>
+    <w:p>
+      <w:pPr>
+        <w:pStyle w:val="Heading3"/>
+      </w:pPr>
+      <w:r>
+        <w:rPr/>
+        <w:t>Article 233</w:t>
+      </w:r>
+    </w:p>
+    <w:p>
+      <w:pPr>
+        <w:pStyle w:val="Normal"/>
+      </w:pPr>
+      <w:r>
+        <w:rPr/>
+        <w:t>Title: Rainfall Alert: All schools and colleges closed due to heavy rains, IMD issued red alert</w:t>
+      </w:r>
+    </w:p>
+    <w:p>
+      <w:pPr>
+        <w:pStyle w:val="Normal"/>
+      </w:pPr>
+      <w:r>
+        <w:rPr/>
+        <w:t xml:space="preserve">URL: </w:t>
+      </w:r>
+      <w:r>
+        <w:t xml:space="preserve"> https://www.informalnewz.com/rainfall-alert-all-schools-and-colleges-closed-due-to-heavy-rains-imd-issued-red-alert/</w:t>
+      </w:r>
+    </w:p>
+    <w:p>
+      <w:pPr>
+        <w:pStyle w:val="Normal"/>
+      </w:pPr>
+      <w:r>
+        <w:rPr/>
+        <w:t>Content: Mumbai Rains: On Monday, Mumbai recorded 177 mm of rain in 6-8 hours. Vikhroli received 139.5 mm, Santacruz 129.1 mm, and Juhu 128.5 mm of rain. In view of the bad weather, the Maharashtra government has declared a holiday in all schools and colleges in Mumbai, Thane, Palghar, Raigad, Ratnagiri and Sindhudurg Mumbai Rains: The continuous torrential rain in Mumbai and its surrounding areas has disrupted life. Under this, the Indian Meteorological Department (IMD) has issued a red alert. There is heavy waterlogging on the roads, which is hindering traffic. Traffic has come to a complete halt due to waterlogging in many parts of the city including Andheri subway. Andheri subway had to be closed for more than 6 hours, due to which people had to use other routes. Rain has also affected flights. Indigo Airlines issued an advisory for passengers and said that flights are running late due to waterlogging and traffic jams on the roads leading to the airport. To avoid any trouble, officials have urged people to stay at home. In view of the bad weather, the Maharashtra government has declared a holiday for all schools and colleges in Mumbai, Thane, Palghar, Raigad, Ratnagiri and Sindhudurg. This decision has been taken to ensure the safety of students and staff. #WATCH | Maharashtra: Waterlogging seen as heavy rain lashes Mumbai. Visuals from Andheri Subway. pic.twitter.com/UCS5khQm2Y — ANI (@ANI) August 19, 2025 High-tide threat On Monday, Mumbai recorded 177 mm of rain in 6-8 hours. Vikhroli received 139.5 mm, Santacruz 129.1 mm, and Juhu 128.5 mm. The city is expected to witness waves as high as 3.74 metres at 9:17 am today. This high-tide and continuous rain can worsen the situation, as during this time the water level in the sea rises and drainage becomes difficult. IndiGo issued advisory Heavy rains have also affected flights. IndiGo Airlines has issued a travel advisory for passengers. It states that due to heavy rains in Mumbai, many roads leading to the airport have been waterlogged and traffic has slowed down, causing delays in both departure and arrival of flights. The airline has advised passengers that if they have a flight, they should leave a little earlier and keep checking the flight status on the app or website. The airline has also apologized for the inconvenience. Indigo Airlines issues a travel advisory. Tweets, “With Mumbai drenched in heavy showers, several routes to the airport are witnessing waterlogging and sluggish traffic. This has, in turn, led to operational challenges, with delays in both departures and arrivals and we truly… pic.twitter.com/rL1MGJrn0W — ANI (@ANI) August 19, 2025 The government and administration are on alert Maharashtra Chief Minister Devendra Fadnavis held a review meeting and directed officials to remain on high alert. He has also appealed to people not to leave their homes without any reason. BMC has advised citizens to use helpline number 1916 for any emergency. INFORMALNEWZ brings the Latest News &amp; Top Breaking headlines on Politics and Current Affairs. Up-to-date news coverage, aggregated from sources all over the world by informal Newz. Find latest news coverage of breaking news events, trending topics, and compelling articles. Contact us: informalnewz@gmail.com © - 2025 - informalnewz | Izon web Pvt. Ltd. All Rights Reserved. Contact Us - Izon Web Pvt. Ltd. Hno. 789, Basement, Dlf Phase 4 Sector 43, Gurgaon, Haryana -122009, Call: +91-9110801499, 0124-4941700</w:t>
+      </w:r>
+    </w:p>
+    <w:p>
+      <w:pPr>
+        <w:pStyle w:val="Heading3"/>
+      </w:pPr>
+      <w:r>
+        <w:rPr/>
+        <w:t>Article 234</w:t>
+      </w:r>
+    </w:p>
+    <w:p>
+      <w:pPr>
+        <w:pStyle w:val="Normal"/>
+      </w:pPr>
+      <w:r>
+        <w:rPr/>
+        <w:t>Title: ABP Majha Top 10 Headlines : ABP माझा टॉप 10 हेडलाईन्स | 18 ऑगस्ट 2025 | सोमवार</w:t>
+      </w:r>
+    </w:p>
+    <w:p>
+      <w:pPr>
+        <w:pStyle w:val="Normal"/>
+      </w:pPr>
+      <w:r>
+        <w:rPr/>
+        <w:t xml:space="preserve">URL: </w:t>
+      </w:r>
+      <w:r>
+        <w:t xml:space="preserve"> https://marathi.abplive.com/news/maharashtra/abp-majha-top-10-headlines-18-august-2025-monday-latest-marathi-news-update-maharashtra-politics-marathi-news-1378004</w:t>
+      </w:r>
+    </w:p>
+    <w:p>
+      <w:pPr>
+        <w:pStyle w:val="Normal"/>
+      </w:pPr>
+      <w:r>
+        <w:rPr/>
+        <w:t>Content: ABP माझा टॉप 10 हेडलाईन्स | 18 ऑगस्ट 2025 | सोमवार 1. मुंबई-ठाण्यासह राज्यभरात पावसाचे धुमशान, मराठवाड्यात ढगफुटीसदृश्य पावसामुळे जनजीवन विस्कळीत, पुढचे 48 तास महत्त्वाचे https://tinyurl.com/3yxwhfdn मुंबई ठाण्याला पुढील 48 तासांसाठी रेड अलर्ट, पाणी साचल्यानं मुंबईसह, नवी मुंबईतील शाळा, महाविद्यालयांना आज सुट्टी, तर ठाण्यातील शाळांना उद्याही सुट्टी https://tinyurl.com/46j4csv8 2. मराठवाड्यात पावसाचं थैमान, आतापर्यंत 6 जणांचा मृत्यू, अनेक गावांमध्ये नद्यांचं पाणी शिरलं, लातूर, नांदेडमधून शेकडो नागरिकांचं स्थलांतर, मुखेडमध्ये कमरेइतक्या पाण्यातून अंत्ययात्रा https://tinyurl.com/5n8v73ca मराठवाड्यात घरादाराची पडझड, गुरं ढोरं वाहून गेली, अनेकांचा मृत्यू, कोणत्या जिल्ह्यात किती नुकसान? https://tinyurl.com/5cj7nnvx 3. मुंबईत संध्याकाळी समुद्राला भरती, नागरिकांनी घराबाहेर पडताना काळजी घ्यावी, पावसाच्या थैमानानंतर मुख्यमंत्री देवेंद्र फडणवीसांचे आवाहन, राज्याच्या आपत्ती व्यवस्थापन समितीकडून आढावा https://tinyurl.com/sc4jexn6 मुंबईच्या चेंबूरमध्ये मुसळधार, इमारतींचा तळ मजला पाण्यात, चेंबूरमध्ये भिंत कोसळली, रस्ते, रेल्वे, हवाई वाहतुकीवर परिणाम https://tinyurl.com/m727xp9w 4. कोकणाला मुसळधार पावसानं झोडपलं, जगबुडी आणि नारंगी नद्या धोक्याच्या पातळीवर, नदीकाठची गावं पाण्याच्या विळख्यात https://tinyurl.com/mryjkpfz रायगड, रत्नागिरी, सिंधुदुर्ग आणि पालघर जिल्ह्याला उद्या रेड अलर्ट, मच्छिमारांना समुद्रान न जाण्याचं आवाहन https://tinyurl.com/2hmc49zd 5. मुंबईतील बेस्ट पतसंस्थेच्या निवडणुकीपूर्वी आर्थिक गुन्हे शाखेची 21 संचालकांना नोटीस, तर मतदारांच्या घरी पाचशेच्या नोटा असणारी पाकिटं पोहोचल्याचा मनसेचा आरोप https://tinyurl.com/yck87ame 6. आपण स्वदेशीचा नारा देतोय, पण आधी शेतकऱ्यांवरील बंधनं हटवा, मंत्री छगन भुजबळांचा महायुती सरकारलाच उपरोधिक सल्ला, कृषिमंत्री म्हणून शरद पवारांनी केलेल्या कामाचं भुजबळांकडून कौतुक https://tinyurl.com/46jtrnc2 7. वाल्मिक कराडच्या निर्दोषमुक्तीसाठी वकिलांचा पावणे दोन तास युक्तिवाद; तर उज्ज्वल निकमांचे सव्वा तासात सडेतोड उत्तर, पुरावेच मांडले, संतोष देशमुख प्रकरणात आजची सुनावणी पूर्ण, आता 30 ऑगस्टच्या सुनावणीची प्रतीक्षा https://tinyurl.com/bd8v5r3e 8. पोलिसांवर मारहाण अन् शिवीगाळ केल्याचा आरोप करणाऱ्या पुण्यातील तीन मुलींविरोधात सरकारी कामकाजात अडथळा आणल्याप्रकरणी गुन्हा दाखल https://tinyurl.com/37ea6r8k पोलीस कस्टडीमध्ये असताना पोलिसांनीच सोन्याचे दागिने घेतल्याचा आरोप, नागपूरमधील घटनेचे न्यायालयाकडून चौकशीचे आदेश https://tinyurl.com/tezvt4a4 9. उपराष्ट्रपतीपदाची निवडणूक बिनविरोध होण्याची शक्यता मावळली, इंडिया आघाडीकडून तामिळनाडूतून उमेदवार देण्यासाठी हालचाली सुरू https://tinyurl.com/3xkx5764 महाराष्ट्राचे राज्यपाल सीपी राधाकृष्णन यांना उपराष्ट्रपतीपदाची उमेदवारी जाहीर,भाजपनं पुन्हा जुना पॅटर्न वापरला, एनडीएचं संख्याबळ किती? https://tinyurl.com/2d8uazdm 10. भारतीय संघ आशिया कपमध्ये 14 सप्टेंबरचा पाकिस्तानविरुद्धचा सामना खेळणार नाही, माजी क्रिकेटपटू आणि भाजप नेता केदार जाधवचा दावा https://tinyurl.com/2rtsfvf4 सूर्यकुमार यादवसह 11 खेळाडूंची संघात जागा पक्की, राखीव 4 जागेसाठी 7 खेळाडू रेसमध्ये, BCCI लवकरच करणार संघाची घोषणा https://tinyurl.com/sjmukpny एबीपी माझा स्पेशल मुंबईत अचानक इतका पाऊस का पडतोय? हवामान तज्ज्ञांनी कारण उलगडून सांगितलं https://tinyurl.com/b2dfvmmp एबीपी माझा Whatsapp Channel- https://whatsapp.com/channel/0029Va9dq2u6buMTUrb4GM0w We use cookies to improve your experience, analyze traffic, and personalize content. By clicking "Allow All Cookies", you agree to our use of cookies.</w:t>
+      </w:r>
+    </w:p>
+    <w:p>
+      <w:pPr>
+        <w:pStyle w:val="Heading3"/>
+      </w:pPr>
+      <w:r>
+        <w:rPr/>
+        <w:t>Article 235</w:t>
       </w:r>
     </w:p>
     <w:p>
@@ -1667,3097 +3968,16 @@
         <w:t xml:space="preserve">URL: </w:t>
       </w:r>
       <w:r>
-        <w:t xml:space="preserve"> https://www.socialnews.xyz/2025/08/18/maha-cm-asks-agencies-to-be-on-alert-mode-after-heavy-rainfall-and-flash-floods/amp/</w:t>
-      </w:r>
-    </w:p>
-    <w:p>
-      <w:pPr>
-        <w:pStyle w:val="Normal"/>
-      </w:pPr>
-      <w:r>
-        <w:rPr/>
-        <w:t>Content: Mumbai, Aug 18 (SocialNews.XYZ) Maharashtra Chief Minister Devendra Fadnavis on Monday reviewed the rainfall situation across the state at the State Emergency Operation Centre in Mantralaya and asked all agencies to be on alert mode. CM Fadnavis, who was accompanied by the minister of disaster management, Girish Mahajan and Minister of Information Technology Ashish Shelar, told reporters that seven people have died in various incidents in the state in the last two days due to heavy rains and flash floods. Some rivers in Konkan have crossed the danger levels, and there has been major damage in Jalgaon. He said that the government has been in continuous communication with the Karnataka government regarding water levels in the Almatti dam and the discharge of water. Although there is no danger at present, he has ordered the administration to be on alert. The situation in Mukhed from Nanded district has been under control, and special attention has been given to Vishnupuri. According to the Chief Minister, 800 villages in Chhatrapati Sambhajinagar division have been affected. The administration is on alert in South Gadchiroli. The situation is returning to normal in Akola, Chandur Railway, Mehkar and Washim. According to preliminary estimates, crops have been damaged in an area of 2 lakh hectares in Vidarbha. “Mumbai has received 170 mm of rain in just eight hours since this morning. Traffic was affected at some places in the city due to waterlogging. Railways, metro and other transport are running smoothly. The next 10 to 12 hours are very important for Mumbai,” said the Chief Minister. He added that the local administration and municipalities have been given delegated powers to declare holidays for schools, keeping in mind the weather forecast for tomorrow. In the meeting, the Divisional Commissioners presented information about the rainfall in their respective divisions. Ratnagiri, Raigad and Hingoli districts have received more rainfall, and the Meteorological Department has warned of heavy rainfall between August 17 and 21. Therefore, the Chief Minister ordered the administration to be alert for the next few days, said the government release. He also appealed to the citizens to mention the exact time while sending SMS alerts, take the alerts seriously and take care of themselves. He clarified that there is no need to approach the Mantralaya for urgent help, as the funds and powers have been given at the local level. He said that the administration has been asked to provide assistance for house collapses and to conduct Panchnamas properly. He also instructed the administration to stay in constant touch with other states before the danger level of rivers increases. The Chief Minister asked the police to remain alert, especially at the tourist places, and the government machinery should be operational in advance in landslide areas, and adequate facilities of food, clean water and clothing should be provided at the shelter centres. Source: IANS Gopi Adusumilli is a Programmer. He is the editor of SocialNews.XYZ and President of AGK Fire Inc. He enjoys designing websites, developing mobile applications and publishing news articles on current events from various authenticated news sources. When it comes to writing he likes to write about current world politics and Indian Movies. His future plans include developing SocialNews.XYZ into a News website that has no bias or judgment towards any. He can be reached at gopi@socialnews.xyz This website uses cookies.</w:t>
-      </w:r>
-    </w:p>
-    <w:p>
-      <w:pPr>
-        <w:pStyle w:val="Heading3"/>
-      </w:pPr>
-      <w:r>
-        <w:rPr/>
-        <w:t>Article 176</w:t>
-      </w:r>
-    </w:p>
-    <w:p>
-      <w:pPr>
-        <w:pStyle w:val="Normal"/>
-      </w:pPr>
-      <w:r>
-        <w:rPr/>
-        <w:t>Title: NCP (SP) targets Maha minister over Rs 5,000 cr scam in Navi Mumbai’s CIDCO land; demands his resignation</w:t>
-      </w:r>
-    </w:p>
-    <w:p>
-      <w:pPr>
-        <w:pStyle w:val="Normal"/>
-      </w:pPr>
-      <w:r>
-        <w:rPr/>
-        <w:t xml:space="preserve">URL: </w:t>
-      </w:r>
-      <w:r>
-        <w:t xml:space="preserve"> https://www.socialnews.xyz/2025/08/18/ncp-sp-targets-maha-minister-over-rs-5000-cr-scam-in-navi-mumbais-cidco-land-demands-his-resignation/?utm_source=rss&amp;utm_medium=rss&amp;utm_campaign=ncp-sp-targets-maha-minister-over-rs-5000-cr-scam-in-navi-mumbais-cidco-land-demands-his-resignation</w:t>
-      </w:r>
-    </w:p>
-    <w:p>
-      <w:pPr>
-        <w:pStyle w:val="Normal"/>
-      </w:pPr>
-      <w:r>
-        <w:rPr/>
-        <w:t>Content: Home » National » NCP (SP) targets Maha minister over Rs 5,000 cr scam in Navi Mumbai’s CIDCO land; demands his resignation Posted By: Gopi August 18, 2025 Mumbai, Aug 18 (SocialNews.XYZ) NCP (SP) legislator Rohit Pawar on Monday alleged that the social justice minister and Shiv Sena leader Sanjay Shirsat is involved in a corruption worth Rs 5,000 crore as during his tenure as the chairman of state undertaking City and Industrial Development Corporation (CIDCO) gave 15 acre of land to one Bivalkar family in Navi Mumbai and betrayed the local landowners. He has demanded Minister Sirsat’s resignation and appealed to the Chief Minister Devendra Fadnavis to form a special task force headed by a retired judge to probe this scam. Sirsat held the post of CIDCO chairman during the tenure of the Chief Minister Eknath Shinde. Rohit Pawar’s move to target the minister Sirsat comes days after Shiv Sena (UBT) MP Sanjay Raut shared a video of of the latter purportedly showing him in possession of a big bag full of cash at his home, suggesting that Prime Minister Narendra Modi, Union Home Minister Amit Shah and Chief Minister Devendra Fadnavis should take a note of it. “The Bivalkar family’s proposal was rejected for years on account of every law, rule and judgment. But in the first meeting after becoming the CIDCO chairman, Sanjay Shirsat set aside all the rules and decided to give the 15 acres of land to the Bivalkar family. The market value of this land is about Rs 5,000 crore, and CIDCO could have built about 10,000 houses for the poor on this land,” said Rohit Pawar. Vijay Singhal, vice-chairman and managing director of CIDCO and Minister Shirsat did not reply despite attempts to reach them over the phone and message. According to Rohit Pawar, the story dates back to the British era when the Bivalkar family was awarded more than 4,000 acres of land for helping the British against the Maratha Empire in 15 villages of the present-day Roha, Panvel, Alibaug, Uran tehsils. “By claiming it as a personal gift, the lands were first saved from the Bombay Personal Inams Abolition Act, 1952 and later, before the land ceiling act in 1961, registering lands as reserved forest. However, in 1975, the Maharashtra Private Forest Acquisition Act came, under which their entire land went to the government. In 1985, the Bivalkar family objected to the Private Forest Acquisition Act, which the collector rejected in 1989. In 1990, they went to the High Court. In 2010, another appeal was filed, which was clubbed. In October 2014, the High Court ruled in favour of the Bivalkar family. After coming to know about it in 2015, the government appealed in the Supreme Court and the order was stayed,” he said. Following the scheme for Project Affected Persons (PAPs) of CIDCO, the family applied in 1993 for benefits under the 12.5 per cent scheme, as 150 acres of land with collector and court of wards was acquired by CIDCO. In 1994, CIDCO rejected this application. In 1995, 2010, and 2023, CIDCO rejected the application, said Rohit Pawar. “Despite CIDCO reports against giving 12.5 per cent land to the family, Sanjay Shirsat cleared the file in his first meeting as CIDCO chairman, whereby giving 61,000 square meters of land with a market value of Rs 5000 crore and a tripartite agreement on 8000 square meters of land has already been signed,” Rohit Pawar alleged. Meanwhile, the NCP (SP) will hold a protest led by the party’s state unit chief, Shashikant Shinde, on Wednesday at the CIDCO office. Source: IANS Gopi Adusumilli is a Programmer. He is the editor of SocialNews.XYZ and President of AGK Fire Inc. He enjoys designing websites, developing mobile applications and publishing news articles on current events from various authenticated news sources. When it comes to writing he likes to write about current world politics and Indian Movies. His future plans include developing SocialNews.XYZ into a News website that has no bias or judgment towards any. He can be reached at gopi@socialnews.xyzMail | Web | Twitter Gopi Adusumilli is a Programmer. He is the editor of SocialNews.XYZ and President of AGK Fire Inc. He enjoys designing websites, developing mobile applications and publishing news articles on current events from various authenticated news sources. When it comes to writing he likes to write about current world politics and Indian Movies. His future plans include developing SocialNews.XYZ into a News website that has no bias or judgment towards any. He can be reached at gopi@socialnews.xyz Copyright 2025 | AGK FIRE INC| Terms of Service / Privacy Policy | Contact Us</w:t>
-      </w:r>
-    </w:p>
-    <w:p>
-      <w:pPr>
-        <w:pStyle w:val="Heading3"/>
-      </w:pPr>
-      <w:r>
-        <w:rPr/>
-        <w:t>Article 177</w:t>
-      </w:r>
-    </w:p>
-    <w:p>
-      <w:pPr>
-        <w:pStyle w:val="Normal"/>
-      </w:pPr>
-      <w:r>
-        <w:rPr/>
-        <w:t>Title: NDA से उपराष्ट्रपति पद के उम्मीदवार चुने जाने पर C.P Radhakrishnan को PM मोदी ने दी बधाई</w:t>
-      </w:r>
-    </w:p>
-    <w:p>
-      <w:pPr>
-        <w:pStyle w:val="Normal"/>
-      </w:pPr>
-      <w:r>
-        <w:rPr/>
-        <w:t xml:space="preserve">URL: </w:t>
-      </w:r>
-      <w:r>
-        <w:t xml:space="preserve"> https://www.primetvindia.com/pm-modi-congratulated-c-p-radhakrishnan/</w:t>
-      </w:r>
-    </w:p>
-    <w:p>
-      <w:pPr>
-        <w:pStyle w:val="Normal"/>
-      </w:pPr>
-      <w:r>
-        <w:rPr/>
-        <w:t>Content: FOLLOW US ON : C.P Radhakrishnan: एनडीए की ओर से देश के अगले उपराष्ट्रपति पद के लिए महाराष्ट्र के राज्यपाल सीपी राधाकृष्णन को उम्मीदवार बनाया गया है।राष्ट्रीय जनतांत्रिक गठबंधन (NDA) में शामिल सभी दलों ने शीर्ष नेतृत्व के इस फैसले का स्वागत किया है।प्रधानमंत्री नरेंद्र मोदी ने सीपी राधाकृष्णन को उपराष्ट्रपति का उम्मीदवार चुने जाने के एनडीए के इस फैसले का स्वागत किया है। Read More: Breaking News: वोट चोरी विवाद पर गरमाई सियासत! CEC के खिलाफ महाभियोग प्रस्ताव की तैयारी में विपक्ष पीएम मोदी ने सोशल मीडिया पर की एक पोस्ट में कहा कि,सीपी राधाकृष्णन ने सार्वजनिक सेवा के लंबे दौर में अपनी विनम्रता,बुद्धिमत्ता और समर्पण से अलग पहचान बनाई है।विभिन्न पदों पर रहते हुए उन्होंन हमेशा जनसेवा और समाज के वंचित वर्गों के सशक्तिकरण का प्रयास किया तमिलनाडु में उन्होंने जमीनी स्तर पर महत्वपूर्ण कार्य किए हैं तथा विभिन्न राज्यों के सांसद और राज्यपाल के रुप में उनका अनुभव बहुत ही समृद्ध रहा है। पीएम मोदी ने कहा,राज्यपाल के रुप में सेवाकाल के दौरान सीपी राधाकृष्णन ने हमेशा आम नागरिकों की समस्याओं के समाधान का प्रयास किया है इस आधार पर उन्हें विधायी और संवैधानिक मामलों का भी व्यापक अनुभव है।पीएम मोदी ने भरोसा जताते हुए कहा कि,सीपी राधाकृष्णम एक सशक्त और प्रेरक उपराष्ट्रपति साबित होंगे।महाराष्ट्र के मुख्यमंत्री देवेंद्र फडणवीस ने राज्यपाल और एनडीए की ओर से उपराष्ट्रपति पद के लिए घोषित उम्मीदवार सीपी राधाकृष्णन से राजभवन में मुलाकात कर उन्हें बधाई दी है। महाराष्ट्र मुख्यमंत्री कार्यालय ने इस मुलाकात की तस्वीरें सोशल मीडिया के प्लेटफॉर्म एक्स पर शेयर की।जिसमें तस्वीरें शेयर कर लिखा-कोल्हापुर से वापस लौटने पर मुख्यमंत्री देवेंद्र फडणवीस ने मुंबई के राजभवन में राज्यपाल सीपी राधाकृष्णन को भारत के उपराष्ट्रपति पद के लिए राष्ट्रीय जनतांत्रिक गठबंधन (एनडीए) के उम्मीदवार घोषित किए जाने पर बधाई दी। आपको बता दें कि,सीपी राधाकृष्णन इस वक्त महाराष्ट्र के राज्यपाल हैं।पूर्व उपराष्ट्रपति जगदीप धनखड़ के इस्तीफे के बाद उपराष्ट्रपति का पद रिक्त हुआ था।भारतीय जनता पार्टी के राष्ट्रीय अध्यक्ष जेपी नड्डा ने प्रेस कॉन्फ्रेंस कर कहा कि,महाराष्ट्र के राज्यपाल सीपी राधाकृष्णन उपराष्ट्रपति चुनाव के लिए एनडीए उम्मीदवार होंगे। जेपी नड्डा ने कहा कि,आप सभी जानते हैं आज भाजपा संसदीय बोर्ड की उपराष्ट्रपति पद के उम्मीदवार के चयन के लिए बैठक हुई।भाजपा का लक्ष्य सभी दलों के साथ समन्वय स्थापित करके उपराष्ट्रपति चुनाव सर्वसम्मति से कराना है।पिछले एक सप्ताह में हमारे द्वारा एनडीए सहयोगियों और विपक्षी दलों से संपर्क किया गया है। सीपी राधाकृष्णन ने 31 जुलाई 2024 को महाराष्ट्र के राज्यपाल के रूप में शपथ ली।अपनी नियुक्ति से पहले,उन्होंने लगभग डेढ़ वर्ष तक झारखंड के राज्यपाल के रूप में कार्य किया इस दौरान उन्होंने कुछ समय के लिए तेलंगाना के राज्यपाल और पुडुचेरी के उपराज्यपाल का अतिरिक्त कार्यभार भी संभाला।चार दशकों से अधिक के अनुभव के साथ राधाकृष्णन तमिलनाडु की राजनीति और सार्वजनिक जीवन में एक सम्मानित नाम हैं। Read More: Bhadrapad Amavasya 2025: 22 या 23 अगस्त कब है भाद्रपद अमावस्या? जानें सही तारीख और समय Top Section State Connect with us Subscribe on Youtube Download APP Sign in to your account Remember me</w:t>
-      </w:r>
-    </w:p>
-    <w:p>
-      <w:pPr>
-        <w:pStyle w:val="Heading3"/>
-      </w:pPr>
-      <w:r>
-        <w:rPr/>
-        <w:t>Article 178</w:t>
-      </w:r>
-    </w:p>
-    <w:p>
-      <w:pPr>
-        <w:pStyle w:val="Normal"/>
-      </w:pPr>
-      <w:r>
-        <w:rPr/>
-        <w:t>Title: अन्वयार्थ : राजकीयीकरणाचा उत्सवी अधर्म</w:t>
-      </w:r>
-    </w:p>
-    <w:p>
-      <w:pPr>
-        <w:pStyle w:val="Normal"/>
-      </w:pPr>
-      <w:r>
-        <w:rPr/>
-        <w:t xml:space="preserve">URL: </w:t>
-      </w:r>
-      <w:r>
-        <w:t xml:space="preserve"> https://www.loksatta.com/sampadkiya/columns/dahi-handi-2025-political-grip-on-dahi-handi-festival-10-thar-human-pyramid-25-lakh-cash-prize-zws-70-5314039/</w:t>
-      </w:r>
-    </w:p>
-    <w:p>
-      <w:pPr>
-        <w:pStyle w:val="Normal"/>
-      </w:pPr>
-      <w:r>
-        <w:rPr/>
-        <w:t>Content: ‘दहीहंडी उत्सव नेहमीप्रमाणेच उत्साहात साजरा झाला. दिवसभर पाऊस असल्याने गोविंदांनी या पारंपरिक उत्सवाचा आनंद लुटला’ इतका साधासरळ हा उत्सव राहिलेला नाही, उलट त्याचे बाजारीकरण आणि राजकीयीकरण वर्षागणिक वाढते आहे, हेच यंदाही दिसले. अलीकडे दहीहंड्या फोडण्यासाठी पाच लाखांपासून २५ लाखांपर्यंतच्या बक्षिसांची खैरात करण्यात येते. जेवढी बक्षिसाची रक्कम जास्त तेवढी हंडीची उंची अधिक. त्यासाठी थर लावण्याच्या जीवघेण्या स्पर्धेत यंदा दोघांचा जीव गेला तर ३०० च्या आसपास गोविंदा जखमी झाले. हंडी बांधताना पडून एका गोविंदाचा मृत्यू झाला तर अन्य एक चक्कर येऊन पडल्यामुळे दगावला. दरवर्षी गोविंदा जखमी होण्याचे प्रमाण वाढू लागले आहे. न्यायालयाने १४ वर्षांखालील मुलांना गोविंदामध्ये सहभागी होण्यास बंदी केली आहे. दहीहंडीची ‘साहसी खेळ’ अशी भलामण करणाऱ्या राजकीय नेत्यांनाही, सरकारतर्फे तसा नियम करावा लागलेला आहे. तरीही लहान मुले मानवी मनोऱ्यात दिसत होती. काही ठिकाणी सर्वात वरच्या थरावर लहान मुलांना चढवण्यात येते. ही मुले संयोजकांना सलाम ठोकतात. पोलिसांसमक्ष सारे सुरू होते. पण पोलिसांनी आणि उपस्थित नेत्यांनीही बघ्याचीच भूमिका घेतली. हंडी लावताना उंचावरून पडून यापूर्वी जखमी झालेले अनेक जण कायमचे जायबंदी झाले. मंडळे या युवकांची नंतर काळजी घेतातच असे नाही. त्यांच्या घरच्यांनाच सारे सोसावे लागते. जखमींपैकी अद्याप सहा -सात जण अत्यवस्थ आहेत. वास्तविक हे विकतचे दुखणे. पण नेत्यांचेच त्याला अभय. ध्वनिप्रदूषणाच्या मर्यादेचे सर्रासपणे उल्लंघन केले जाते. अगदी मुख्यमंत्री देवेंद्र फडणवीस आणि उपमुख्यमंत्री एकनाथ शिंदे यांनी भेटी दिल्या त्या दहीहंडीच्या ठिकाणी आवाजाच्या मर्यादेचे पालन केले गेले नाही, अशी टीका होत आहे. मुख्यमंत्री व उपमुख्यमंत्री भेटी देतात तेथेच नियमांचे उल्लंन होत असल्यास अन्यत्र होणाऱ्या गोंगाटाबद्दल न बोललेलेच बरे. सणासुदीसाठी रस्ते बंद करू नयेत, असे न्यायालयाचे आदेश असले तरी पोलिसांनीच रस्ते रोखून धरले होते. दहीहंडी की तमाशा, असे म्हणण्याची वेळ या उत्सवाचे पावित्र्य घालवून टाकणाऱ्यांनी आणली आहे. व्यासपीठावर बीभत्स नृत्ये करून करमणूक करण्याचा चुकीचा पायंडा पडला आहे. दुय्यम दर्जाच्या नट्यांना लाखो रुपये मोजून नाचण्यासाठी आणायचे व त्यांनी उत्तान नृत्ये करायची ही कुठली संस्कृती ? पण दाद मिळते म्हणून असे कायर्क्रम आयोजित केले जाऊ लागले. दहीहंडी म्हणजे गर्दी, तीही बहुतांश तरुणांची गर्दी. या तरुणांना सरकार आणखी काही देऊ शकत नाही, म्हणून अशा कानठळी उत्सवांना सवलती देते. आयोजकही छोटेमोठे नेतेच. त्यांचीही सोय होते. यातून रात्री १० ते १२ या वेळेत हंड्या फोडण्याचा नवीनच प्रकार उदयास आला आहे. दिवसभर नाच-गाण्यांचा धांगडधिंगा सुरू असतो. सरकारी यंत्रणा साऱ्यांकडे कानाडोळा करते. २५ लाखांचे पारितोषिक देण्यासाठी मंडळांकडे एवढे पैसे येतात कुठून ? वर्गणीसाठी व्यापारी, दुकानदारांना धमकावले जाते का, हा साधा प्रश्नही कुणालाच पडत नाही. मुंबई, ठाण्याचे हे लोण आता पुणे व हळूहळू पुढे सरकू लागले आहे. गणेशोत्सवासाठी प्रसिद्ध असलेल्या पुण्यातही विविध मंडळे आता दहीहंड्या आयोजित करू लागली आहेत. मुंबईसारखी दहीहंडीला गर्दी पुण्यातही होऊ लागली. तीही इतकी की, चेंगराचेंगरीसारखे नकोसे प्रसंग आता अशा उत्सवांमध्येही घडणार की काय, ही भीती बळावते. रखडलेल्या महानगरपालिकेच्या निवडणुका लवकरच अपेक्षित आहेत. यामुळे यंदा जरा जास्तच उत्साह जाणवला. इच्छुकांनी जास्तीत जास्त लोकांपर्यंत पोहचण्यासाठी या सणाचा वापर करून घेतला. हंड्यांची संख्या आणि बक्षिसांची रक्कमही वाढली. जागोजागी छोट्यामोठ्या नेत्यांच्या छब्या झळकत होत्या. लवकरच गणेशोत्सवाला सुरुवात होईल. राजकीय आशीर्वादामुळे मंडळेही निर्ढावली आहेत. रस्त्यावर खड्डा केल्यास दंड आकारण्याची शिक्षा ठोठावण्याचे पालिकेने जाहीर करताच सत्ताधारी पक्षच खोडा घालतात. ठाण्यात तर महानगरपालिकेच्या मुख्यालयासमोर भर रस्त्यात कमान उभारण्यात आली आहे. महानगरपालिकेला त्याचे काहीही देणेघेणे नाही. गणेशोत्सवानंतर दांडियाचा गोंधळ सुरू होईल. मुख्यमंत्री, उपमुख्यमंत्रीच प्रोत्साहन देत असल्यास शासकीय यंत्रणा मूग गिळून गप्प बसण्याशिवाय काहीही करू शकत नाही. मंडळेच उद्याोगपतींच्या दावणीला बांधली जाणार असल्यास त्यांना बाजारी स्वरूप येणारच. सामान्य जनता संघटित विरोध करू शकत नसल्याने राजकीय नेते सोकावतात. एकट्यादुकट्याने विरोध केल्यास ‘हिंदूंचेच उत्सव दिसतात का?’ यासारख्या प्रतिप्रश्नाने राजकीयीकरणाच्या उत्सवी अधर्माला वाव मिळत राहातो. Ganesh Chaturthi Mahashubh Yog: दरवर्षी १० दिवसांसाठी सुख-समृद्धी देणारे भगवान गणेश पृथ्वीवर येतात आणि आपल्या भक्तांमध्ये राहतात. गणपती बाप्पा भक्तांचे विघ्न दूर करतात आणि त्यांना सुख-समृद्धीचे आशीर्वाद देतात. या वर्षी गणेश चतुर्थीला एक-दोन नव्हे तर पाच अतिशय शुभ योग तयार होत आहेत. सुख आणि समृद्धीचा दाता गणपती बाप्पा येताच ते ५ राशीच्या लोकांवर धनाचा वर्षाव करेल.</w:t>
-      </w:r>
-    </w:p>
-    <w:p>
-      <w:pPr>
-        <w:pStyle w:val="Heading3"/>
-      </w:pPr>
-      <w:r>
-        <w:rPr/>
-        <w:t>Article 179</w:t>
-      </w:r>
-    </w:p>
-    <w:p>
-      <w:pPr>
-        <w:pStyle w:val="Normal"/>
-      </w:pPr>
-      <w:r>
-        <w:rPr/>
-        <w:t>Title: ‘शिंदेंच्या सेनेला’ दे धक्का : या आमदार बंधूंनी सोडला पक्ष</w:t>
-      </w:r>
-    </w:p>
-    <w:p>
-      <w:pPr>
-        <w:pStyle w:val="Normal"/>
-      </w:pPr>
-      <w:r>
-        <w:rPr/>
-        <w:t xml:space="preserve">URL: </w:t>
-      </w:r>
-      <w:r>
-        <w:t xml:space="preserve"> https://politicalmaharashtra.in/a-blow-to-shindes-army-these-mla-brothers-left-the-party-97625/</w:t>
-      </w:r>
-    </w:p>
-    <w:p>
-      <w:pPr>
-        <w:pStyle w:val="Normal"/>
-      </w:pPr>
-      <w:r>
-        <w:rPr/>
-        <w:t>Content: सोलापूर: आगामी स्थानिक स्वराज्य संस्थांच्या निवडणुकीच्या तोंडावर महाराष्ट्राच्या राजकारणात पक्षांतराला वेग आला आहे. याच पार्श्वभूमीवर शिवसेना (शिंदे गट) पक्षाला सोलापूरमध्ये मोठा धक्का बसला आहे. पक्षाचे जिल्हा संपर्क प्रमुख असलेले शिवाजी सावंत, जे आमदार तानाजी सावंत यांचे सख्खे बंधू आहेत, ते आपल्या समर्थकांसह भाजपमध्ये प्रवेश करणार आहेत. हेही वाचा…आयोगाने ‘मत चोरी’चे आरोप फेटाळले, ११ प्रश्नांनावर हाताची घडी तोंडावर बोट? शिवाजी सावंत यांनी मुख्यमंत्री देवेंद्र फडणवीस यांची गुप्त भेट घेतल्यानंतर हा निर्णय जाहीर केला. पक्षांतर्गत गटबाजीला कंटाळून त्यांनी पदाचा राजीनामा दिला असल्याचे सांगितले जात आहे. त्यांच्यासोबत माजी उपमहापौर दिलीप कोल्हे आणि शिवसेना, युवासेना तसेच महिला आघाडीचे अनेक पदाधिकारी भाजपमध्ये जाणार आहेत. येत्या दोन दिवसांत मुख्यमंत्र्यांच्या उपस्थितीत हा प्रवेश सोहळा होणार आहे. हेही वाचा…राज्यात ‘ओला दुष्काळ’ जाहीर करा, एकरी ५० हजार रुपयांची मदत द्या -शशिकांत शिंदे पक्षांतराची कारणे आणि राजकीय समीकरणे सोलापूर जिल्ह्यात शिवसेना शिंदे गटात अंतर्गत गटबाजी मोठ्या प्रमाणात वाढली आहे. याच गटबाजीला कंटाळून शिवाजी सावंत यांनी हा निर्णय घेतल्याचे म्हटले जाते. आगामी सोलापूर महानगरपालिका, पंचायत समिती आणि जिल्हा परिषद निवडणुकांमध्ये भाजपला या प्रवेशामुळे अधिक बळ मिळण्याची शक्यता आहे.यावर प्रतिक्रिया देताना शिवसेना शिंदे गटाचे जिल्हाप्रमुख अमोल शिंदे यांनी भाजपमध्ये प्रवेश करणाऱ्या पदाधिकाऱ्यांवर उपरोधिक टीका केली. ‘दिल्या घरी सुखी राहा’ अशा शब्दांत त्यांनी आपला संताप व्यक्त केला. हा निर्णय वैयक्तिक असल्याचे सांगत, त्यांनी या प्रकाराकडे दुर्लक्ष करण्याचा प्रयत्न केला. आमदार तानाजी सावंत यांचे बंधूच भाजपमध्ये गेल्याने हा एकनाथ शिंदे यांच्या नेतृत्वाखालील शिवसेनेसाठी सोलापूर जिल्ह्यात मोठा धक्का मानला जात आहे. यामुळे आगामी निवडणुकांमध्ये महायुतीच्या घटक पक्षांमध्ये सोलापूरमध्ये नवे राजकीय समीकरण तयार होण्याची शक्यता आहे. हेही वाचा… You must be logged in to post a comment.</w:t>
-      </w:r>
-    </w:p>
-    <w:p>
-      <w:pPr>
-        <w:pStyle w:val="Heading3"/>
-      </w:pPr>
-      <w:r>
-        <w:rPr/>
-        <w:t>Article 180</w:t>
-      </w:r>
-    </w:p>
-    <w:p>
-      <w:pPr>
-        <w:pStyle w:val="Normal"/>
-      </w:pPr>
-      <w:r>
-        <w:rPr/>
-        <w:t>Title: Nagpur News - Latest Updates and Breaking Headlines</w:t>
-      </w:r>
-    </w:p>
-    <w:p>
-      <w:pPr>
-        <w:pStyle w:val="Normal"/>
-      </w:pPr>
-      <w:r>
-        <w:rPr/>
-        <w:t xml:space="preserve">URL: </w:t>
-      </w:r>
-      <w:r>
-        <w:t xml:space="preserve"> https://www.nagpurtoday.in/historic-sword-of-raje-raghuji-bhonsle-arrives-in-mumbai-to-royal-welcome/08181446</w:t>
-      </w:r>
-    </w:p>
-    <w:p>
-      <w:pPr>
-        <w:pStyle w:val="Normal"/>
-      </w:pPr>
-      <w:r>
-        <w:rPr/>
-        <w:t>Content: Mumbai/Nagpur: The historic sword of Shrimant Raje Raghuji Bhonsle arrived in Mumbai from London on Monday, August 18, where it was given a grand welcome by the Government of Maharashtra at the Mumbai International Airport. Later in the evening, it will be ceremoniously unveiled in the presence of Chief Minister Devendra Fadnavis. The sword is remarkable for several reasons. Most medieval Maratha weapons lacked decorative embellishment or inscriptions of their makers or owners. This sword is a rare exception, bearing both intricate ornamentation and the owner’s name. The presence of its European-made blade further points to the flourishing international arms trade in 18th-century India. The legendary sword of Shrimant Raje Raghuji Bhonsle was recently secured by the Government of Maharashtra through an auction in London. Cultural Affairs Minister Ashish Shelar, who took possession of the sword in London, formally received the historic sword at the Mumbai International Airport. The Departments of Cultural Affairs, Archaeology and Museums, and the Directorate of Cultural Affairs, along with PL Deshpande Maharashtra Kala Academy, at 6 p.m., have organised the ‘Sena Saheb Subha Parakram Darshan’ ceremony, said the release issued by Minister Shelar’s office. During the programme, the exhibition and inauguration of the historic sword of Shrimant Raje Raghuji Bhonsle will be done by Chief Minister Devendra Fadnavis. Deputy Chief Ministers Eknath Shinde and Ajit Pawar, Minister for Cultural Affairs and IT and Guardian Minister of Suburban District Ashish Shelar will be present. Shrimant Mudhoji Raje Bhonsle, descendant of Shrimant Raje Raghuji Bhonsle, will also grace the occasion with his special presence. The event will also be attended by Dr Kiran Kulkarni, Secretary, Department of Cultural Affairs, local MP Anil Desai, and MLA Mahesh Sawant, among others. An exhibition showcasing the legendary sword of Shrimant Sena Saheb Subha Raghuji Raje Bhonsle, brought from England, along with insights into 12 heritage forts, will be held from August 19 to August 25, 2025, between 11 a.m. and 7 p.m. at the Art Gallery of PL Deshpande Maharashtra Kala Academy, Prabhadevi, Mumbai. The exhibition will be open to all, free of cost. Raghuji Bhosale I (1695-14 February 1755) was the founder of the Nagpur Bhonsle dynasty and a prominent commander in the Maratha Army during Chhatrapati Shahu Maharaj’s reign. Recognised as one of the most daring Maratha commanders of the 18th century, Raghuji Bhonsle’s Nagpur kingdom was rich in iron and copper deposits, used not only for manufacturing goods but also for crafting weapons. The royal weaponry of the Nagpur Bhonsles represented a perfect blend of craftsmanship and elegance.</w:t>
-      </w:r>
-    </w:p>
-    <w:p>
-      <w:pPr>
-        <w:pStyle w:val="Heading3"/>
-      </w:pPr>
-      <w:r>
-        <w:rPr/>
-        <w:t>Article 181</w:t>
-      </w:r>
-    </w:p>
-    <w:p>
-      <w:pPr>
-        <w:pStyle w:val="Normal"/>
-      </w:pPr>
-      <w:r>
-        <w:rPr/>
-        <w:t>Title: Maharashtra govt brings back iconic sword of Maratha commander Raghuji Raje Bhonsle auctioned for Rs 47.15 lakh to Mumbai</w:t>
-      </w:r>
-    </w:p>
-    <w:p>
-      <w:pPr>
-        <w:pStyle w:val="Normal"/>
-      </w:pPr>
-      <w:r>
-        <w:rPr/>
-        <w:t xml:space="preserve">URL: </w:t>
-      </w:r>
-      <w:r>
-        <w:t xml:space="preserve"> https://www.deccanherald.com/india/maharashtra/maharashtra-govt-brings-back-iconic-sword-of-maratha-commander-raghuji-raje-bhonsle-auctioned-for-rs-4715-lakh-to-mumbai-3685565</w:t>
-      </w:r>
-    </w:p>
-    <w:p>
-      <w:pPr>
-        <w:pStyle w:val="Normal"/>
-      </w:pPr>
-      <w:r>
-        <w:rPr/>
-        <w:t>Content: Follow Us : 🚨 BIG BREAKINGThe legendary sword of Maratha general Raghuji Bhonsle I is set to RETURN from London to Maharashtra on Aug 18 — over 250 years after it left India 🚩 pic.twitter.com/ftfOBGimrC Congratulations @Dev_Fadnavis for acquisition of Raghoji Bhonsle’s sword in an auction in the UK. Raghoji led Maratha forces to Trichinopoly (Tiruchirapalli), Odisha and Bengal)Along with Raghunathrao Peshwa’s sword ~ who led Maratha forces to Lahore and Attock ~ Maharashtra can… pic.twitter.com/uYZzPruxzp 🚩आपल्या मराठा साम्राज्यातील एक मौलिक आणि ऐतिहासिक ठेव असलेली, नागपूरच्या भोसले घराण्याचे संस्थापक राजे रघुजी भोसले यांची ऐतिहासिक तलवार ही लिलावात निघाली होती. ती राज्य सरकारने 29 एप्रिल रोजी खरेदी केल्यानंतर, आज त्याचा प्रत्यक्ष ताबा राज्य सरकारकडे आला आहे.माझे सहकारी आणि… pic.twitter.com/gnE4SZORtX Hon’ble Minister of Culture, Adv. Ashish Shelar @ShelarAshish, Government of Maharashtra, received the historically significant 18th-century sword of Raghuji Raje Bhosale, in London today. The sword, re-purchased by Government of Maharashtra, will be handed over to Directorate… https://t.co/yiZY9gGfOC pic.twitter.com/W7pQmAboGi And finally, the day arrived!The iconic sword of the legendary Raghuji Raje Bhonsle has reached Mumbai from London and was brought with due reverence to PL Deshpande Maharashtra Kala Academy, Prabhadevi. Following due procedures, the sword will be thoroughly documented from its… pic.twitter.com/Bq314cP2TD</w:t>
-      </w:r>
-    </w:p>
-    <w:p>
-      <w:pPr>
-        <w:pStyle w:val="Heading3"/>
-      </w:pPr>
-      <w:r>
-        <w:rPr/>
-        <w:t>Article 182</w:t>
-      </w:r>
-    </w:p>
-    <w:p>
-      <w:pPr>
-        <w:pStyle w:val="Normal"/>
-      </w:pPr>
-      <w:r>
-        <w:rPr/>
-        <w:t>Title: मराठा सेनापति रघुजी भोंसले की तलवार मुंबई लाई गई</w:t>
-      </w:r>
-    </w:p>
-    <w:p>
-      <w:pPr>
-        <w:pStyle w:val="Normal"/>
-      </w:pPr>
-      <w:r>
-        <w:rPr/>
-        <w:t xml:space="preserve">URL: </w:t>
-      </w:r>
-      <w:r>
-        <w:t xml:space="preserve"> https://hindi.theprint.in/india/maratha-commander-raghuji-bhosales-sword-brought-to-mumbai/856774/</w:t>
-      </w:r>
-    </w:p>
-    <w:p>
-      <w:pPr>
-        <w:pStyle w:val="Normal"/>
-      </w:pPr>
-      <w:r>
-        <w:rPr/>
-        <w:t>Content: मुंबई, 18 अगस्त (भाषा) लंदन में हाल में एक नीलामी में महाराष्ट्र सरकार द्वारा अधिग्रहित की गई प्रसिद्ध मराठा सेनापति रघुजी भोंसले प्रथम की मशहूर तलवार को सोमवार सुबह मुंबई लाया गया और पी.एल. देशपांडे अकादमी में स्थानांतरित कर दिया गया। संस्कृति मंत्री आशीष शेलार ने यह जानकारी दी। संवाददाताओं से बात करते हुए शेलार ने कहा कि छत्रपति शिवाजी महाराज अंतरराष्ट्रीय हवाई अड्डे पर सुबह 10 बजे के आसपास एक उड़ान द्वारा लायी गयी तलवार को सुरक्षित रखने के लिए प्रभादेवी क्षेत्र में अकादमी में ले जाया गया। उन्होंने कहा कि एक बाइक रैली के साथ हवाई अड्डे से तलवार को अकादमी ले जाये जाने की योजना थी लेकिन भारी बारिश और यातायात जाम के कारण इसे रद्द करना पड़ा। उन्होंने कहा कि मुख्यमंत्री देवेंद्र फडणवीस और उप मुख्यमंत्रियों एकनाथ शिंदे तथा अजित पवार की उपस्थिति में शाम को होने वाला एक कार्यक्रम निर्धारित समय पर आयोजित किया जाएगा। नागपुर भोंसले राजवंश के संस्थापक और छत्रपति शाहू महाराज के शासनकाल के दौरान मराठा सेना में एक प्रमुख सेनापति रहे रघुजी भोंसले प्रथम की तलवार को इस साल की शुरुआत में एक अंतरराष्ट्रीय नीलामी में राज्य सरकार ने अधिग्रहित किया था। सरकार ने पहले कहा था कि प्रतिष्ठित तलवार को लंदन में नीलामी में 47.15 लाख रुपये में पुनः प्राप्त किया गया था। माना जाता है कि तलवार को 1817 में सीताबुल्दी की लड़ाई के दौरान भारत के बाहर ले जाया गया था, जब ब्रिटिश ईस्ट इंडिया कंपनी ने नागपुर के भोंसले शासकों को हराया था। भाषा प्रशांत वैभव वैभव यह खबर ‘भाषा’ न्यूज़ एजेंसी से ‘ऑटो-फीड’ द्वारा ली गई है. इसके कंटेंट के लिए दिप्रिंट जिम्मेदार नहीं है. प्रिंट का विश्वास, डिजिटल की रफ़्तार हमें संपर्क करें: feedback@theprint.in Copyright © 2025 Printline Media Pvt. Ltd. All rights reserved.</w:t>
-      </w:r>
-    </w:p>
-    <w:p>
-      <w:pPr>
-        <w:pStyle w:val="Heading3"/>
-      </w:pPr>
-      <w:r>
-        <w:rPr/>
-        <w:t>Article 183</w:t>
-      </w:r>
-    </w:p>
-    <w:p>
-      <w:pPr>
-        <w:pStyle w:val="Normal"/>
-      </w:pPr>
-      <w:r>
-        <w:rPr/>
-        <w:t>Title: सिमट गई स्मार्ट सिटी योजना…7 प्रोजेक्ट अब भी अधूरे, NMC पर बढ़ रहा आर्थिक बोझ</w:t>
-      </w:r>
-    </w:p>
-    <w:p>
-      <w:pPr>
-        <w:pStyle w:val="Normal"/>
-      </w:pPr>
-      <w:r>
-        <w:rPr/>
-        <w:t xml:space="preserve">URL: </w:t>
-      </w:r>
-      <w:r>
-        <w:t xml:space="preserve"> https://navbharatlive.com/maharashtra/nagpur/nagpur-smart-city-scheme-7-projects-are-still-incomplete-financial-burden-on-nmc-1322638.html</w:t>
-      </w:r>
-    </w:p>
-    <w:p>
-      <w:pPr>
-        <w:pStyle w:val="Normal"/>
-      </w:pPr>
-      <w:r>
-        <w:rPr/>
-        <w:t>Content: प्रतीकात्मक तस्वीर (सोर्स: साेशल मीडिया) Nagpur Smart City Scheme: देशभर में 100 स्मार्ट सिटी बनाने की योजना में नागपुर सिटी को भी शामिल किया गया। लंबे समय तक इसके तहत कुछ कार्यों के टेंडर भी जारी किए गए। यहां तक कि कई बार इसे समय विस्तार दिया गया किंतु अब केंद्र सरकार ने निर्णय लेकर स्मार्ट सिटी योजना ही बंद कर दी। केंद्र सरकार की ओर से भले ही योजना बंद करने की घोषणा की गई हो किंतु इसके तहत चल रहे कार्य का आर्थिक बोझ मनपा पर पड़ने जा रहा है। यही कारण है कि मनपा पर अब वित्तीय समस्या से दो-चार होने की नौबत है। बताया जाता है कि स्मार्ट सिटी प्रोजेक्ट पिछले साल 31 दिसंबर से मनपा को हस्तांतरित हो गया। इस प्रोजेक्ट में 47 में से 7 प्रोजेक्ट अधूरे हैं। इन 7 प्रोजेक्ट का भार अब मनपा के कंधों पर आ गया है। स्मार्ट सिटी प्रोजेक्ट के तहत पूर्व नागपुर के पारडी, भरतवाड़ा और पुनापुर इलाकों में 1,730 एकड़ जमीन पर कई प्रोजेक्ट प्रस्तावित किए गए थे। नागपुर स्मार्ट एंड सस्टेनेबल सिटी डेवलपमेंट कॉरपोरेशन लिमिटेड को स्मार्ट सिटी योजना के लिए केंद्र सरकार से 741.63 करोड़ रुपये प्राप्त हुए। इनमें मुख्य रूप से 2 योजनाएं शामिल हैं। पहली योजना में 524 करोड़ रुपये की स्मार्ट एंड सेफ सिटी योजना शामिल है। इसमें सीसीटीवी निगरानी, कमांड एंड कंट्रोल सेंटर और ट्रैफिक निगरानी प्रणाली सहित 17 स्मार्ट समाधान शामिल हैं। दूसरी योजना में 741.62 करोड़ रुपये की लागत से पारडी, भांडेवाड़ी, भरतवाड़ा, पूनापुर में 1,743 एकड़ भूमि का पुनर्विकास शामिल था। मुख्यमंत्री देवेंद्र फडणवीस ने स्मार्ट एंड सेफ सिटी के लिए राज्य सरकार से 400 करोड़ रुपये प्रदान करके इस योजना को बढ़ावा दिया, जबकि केंद्रीय स्मार्ट सिटीज फंड से 124 करोड़ रुपये प्राप्त हुए। 7 अधूरी योजनाओं में से 6 प्रगति पर हैं। इनमें से अधिकांश सड़क निर्माण कार्य हैं। नागपुर सुधार प्रन्यास द्वारा भूमि के लिए अनापत्ति प्रमाणपत्र जारी करने से इनकार करने के कारण पुनर्वास रुका हुआ है। पूरी हो चुकीं 39 योजनाओं के हस्तांतरण की प्रक्रिया पहले से ही चल रही है। स्मार्ट सॉल्यूशंस घटक के तहत शहर में 3,698 सीसीटीवी कैमरे लगाए गए हैं। इन योजनाओं के हस्तांतरण की प्रक्रिया शुरू हो चुकी है। मनपा ने केलट्रॉन को 5 साल की अवधि के लिए सीसीटीवी कैमरों के संचालन और रखरखाव की जिम्मेदारी सौंपी है। अधिकारियों ने बताया कि इसके लिए मनपा कंपनी को सालाना 25 करोड़ रुपये का भुगतान करेगा। इसके अलावा, रोबोटिक ड्रेनेज स्वच्छता प्रणाली पर निर्णय अभी लंबित है। इस प्रणाली के रखरखाव और मरम्मत के लिए 7 साल का अनुबंध भी प्रस्तावित है। यह भी पढ़ें:- महाराष्ट्र में बारिश-बाढ़ से हाहाकार, मुंबई-नांदेड़ में मची तबाही, मराठवाड़ा में 7 की मौत बताया जाता है कि नागरिकों को एक ही स्थान पर मनपा, राज्य और केंद्र सरकार की सेवाएं प्रदान करने के लिए 2018 में लगाए गए 65 स्मार्ट कियोस्क, प्रमुख विभागों से जुड़े न होने के कारण धूल खा रहे हैं। स्मार्ट सिटी कंपनी यह सुनिश्चित करने में विफल रही है कि ये कियोस्क नागरिकों के लिए उपयोगी बने रहेंगे और करदाताओं के पैसे से लगाए गए कियोस्क कई जगहों पर बंद भी हो चुके हैं। इन सभी योजनाओं के हस्तांतरण के बाद मनपा के सामने स्मार्ट सिटी में मूलभूत ढांचे को बनाए रखने की एक बड़ी चुनौती होगी। Follow Us On © Copyright Navbharatlive 2025 All rights reserved.</w:t>
-      </w:r>
-    </w:p>
-    <w:p>
-      <w:pPr>
-        <w:pStyle w:val="Heading3"/>
-      </w:pPr>
-      <w:r>
-        <w:rPr/>
-        <w:t>Article 184</w:t>
-      </w:r>
-    </w:p>
-    <w:p>
-      <w:pPr>
-        <w:pStyle w:val="Normal"/>
-      </w:pPr>
-      <w:r>
-        <w:rPr/>
-        <w:t>Title: Lendi Dam Flood Situation: नांदेडमधील ‘लेंडी’ धरणावरील घळभरणी; ९ गावांमध्ये प्रचंड हानी!</w:t>
-      </w:r>
-    </w:p>
-    <w:p>
-      <w:pPr>
-        <w:pStyle w:val="Normal"/>
-      </w:pPr>
-      <w:r>
-        <w:rPr/>
-        <w:t xml:space="preserve">URL: </w:t>
-      </w:r>
-      <w:r>
-        <w:t xml:space="preserve"> https://www.loksatta.com/maharashtra/nanded-lendi-dam-flood-massive-damage-in-nine-villages-css-98-5312665/</w:t>
-      </w:r>
-    </w:p>
-    <w:p>
-      <w:pPr>
-        <w:pStyle w:val="Normal"/>
-      </w:pPr>
-      <w:r>
-        <w:rPr/>
-        <w:t>Content: नांदेड : मुखेड तालुक्याच्या काही भागांत रविवारी रात्री तुफान पाऊस झाल्यानंतर वेगवेगळ्या गावांमध्ये सोमवारी सकाळपासून आपत्ती निवारण पथक व महसूल यंत्रणेकडून मदतकार्य सुरू झाले. या अतिवृष्टीत लेंडी धरणाच्या बुडीत क्षेत्रातील ९ गावांना जबर तडाखा बसल्यानंतर अलीकडे या धरणावर सुरू झालेल्या घळभरणीच्या कामामुळे आपत्ती ओढविली आणि प्रचंड हानी झाली असल्याचे त्या भागातील कार्यकर्ते राजीव पाटील रावणगावकर यांनी सांगितले. शासन दप्तरी वरील गावांचे पुनर्वसन झाल्याची नोंद असली, तरी गेल्या मे महिन्यात धरणावरील घळभरणीचे काम सुरू होण्यापूर्वी प्रकल्पग्रस्तांनी त्यास हरकत घेतली होती. अनेक कुटुंबांना पुनर्वसनाच्या ठिकाणी घरे बांधता आली नाहीत. त्यांनी संबंधित यंत्रणेकडे मुदत मागितली होती. संबंधित गावांतील लोकांचे स्थलांतर झाल्याशिवाय घळभरणीचे काम सुरू करू नका, अशी विनंती तेव्हा करण्यात आली. पण प्रशासनाने आम्हाला दाद दिली नाही, असा आरोप रावणगावकर यांनी केला. एकंदर घटना नैसर्गिक आपत्तीची असली, तरी प्रशासकीय असंवेदनशीलतेमुळे वरील गावांतील अनेक कुटुंबांना अतिवृष्टी तसेच गावांमध्ये शिरलेल्या पाण्याचा तडाखा बसल्याचे सांगितले जात आहे. मुखेड येथून मिळालेल्या माहितीनुसार या तालुक्यातील रावणगाव, दोन्ही भाटापूर, भासवाडी, हसनाळ, भेंडेगाव, रावी, भिंगोली, कोळनूर इत्यादी गावे रविवार-सोमवारदरम्यानच्या मुसळधार पावसामुळे मोठ्या प्रमाणावर बाधित झाली. लेंडी प्रकल्पाचे कार्यकारी अभियंता विवेकानंद तिडके यांनी दिलेल्या माहितीनुसार अवघ्या ५-६ तासांत सुमारे सव्वादोनशे मि.मी. पाऊस झाला. तसेच लातूर, उद्गीर आणि कर्नाटक भागातून मोठ्या प्रमाणावर पाणी आल्यामुळे लेंडी नदीच्या पाणी पातळीत ८ मीटरने वाढ झाल्यामुळे वरील गावांमध्ये पाणी शिरले. घळभरणीचे काम सुरू करण्यापूर्वी आवश्यक त्या पूर्वसूचना देण्यात आल्या होत्या, असे तिडके यांनी स्पष्ट केले असले, तरी राजकीय आणि प्रशासकीय पातळीवरील घाईगडबडीमुळे लेंडी धरणाच्या बुडीत क्षेत्रांतील गावांना मोठा तडाखा बसल्याचे दिसून आले. रविवारच्या मध्यरात्रीनंतर मुखेड तालुक्याच्या काही भागात अचानक ढगफुटीसदृश पाऊस झाल्यानंतर वेगवेगळ्या गावांमध्ये निर्माण झालेल्या गंभीर परिस्थितीची माहिती सोमवारी सकाळी जिल्हा मुख्यालयी प्राप्त होताच वेगवेगळ्या विभागांच्या यंत्रणा सक्रिय झाल्या. मुखेड मतदारसंघाचे आमदार डॉ.तुषार राठोड रविवारी मुंबईकडे रवाना झाले होते. आपल्या मतदारसंघातील परिस्थितीची माहिती मिळाल्यानंतर त्यांनी तहसीलदार व इतर अधिकार्‍यांना आवश्यक त्या सूचना दिल्या. नांदेडचे खासदार प्रा.रवींद्र चव्हाण सोमवारी सकाळीच मुखेड तालुक्यातील पूर परिस्थिती आणि आपत्तीची पाहणी करण्यासाठी रवाना झाल्याचे सांगण्यात आले. मुख्यमंत्री देवेंद्र फडणवीस यवतमाळ जिल्ह्यातील एका कार्यक्रमाला जाण्यासाठी सोमवारी दुपारी नांदेडला येणार होते. पण त्यांचा दौरा रद्द झाल्याचा निरोप सकाळीच प्राप्त झाला. मुख्यमंत्र्यांचा दौरा रद्द झाल्यामुळे जिल्हाधिकारी व अन्य संबंधित अधिकार्‍यांना मुखेड तालुक्यातील परिस्थिती आणि मदत कार्याकडे लक्ष केंद्रीत करता आले. घरात पाणी आले, बघता बघता टोंगळ्यापर्यंत आले.. हातात तीन महिन्याचे बाळ (नातू) घेऊन काही वस्तू, पैसे ठेवलेले शोधावे म्हटले तर पाणी कमरेपर्यंत आले. घराच्या पुढे पाणी खूप असल्याने मागचा दरवाजा तोडेपर्यत पाणी डोक्यापर्यंत आले… दरवाजा निघाला म्हणून आम्ही कुटुंबिय वाचलो… बाळाला डोक्यावर घेऊन माळावर पोहोचलो… धो पाऊस आणि पुढे मरण या परिस्थितीत रात्र काढली. चार म्हशी मरण पावल्या… धरण करण्याच्या अगोदर आमचे पुनर्वसन का केले नाही? मरणाच्या दारात सोडणाऱ्या सरकारकडून आता कोणत्या अपेक्षा? Surya Mahadasha: ज्योतिषशास्त्रात सूर्यदेवाला वडील, मान-सन्मान, प्रतिष्ठा, आत्मविश्वास आणि सरकारी नोकरी, प्रशासन यांचे कारक मानले जाते. सूर्यदेव साधारणपणे ३० दिवसांनी एका राशीतून दुसऱ्या राशीत प्रवेश करतात. सिंह राशीवर सूर्यदेवाचे आधिपत्य असते. मेष राशीत सूर्यदेव उच्च असतात, तर तूळ राशीत नीच असतात.</w:t>
-      </w:r>
-    </w:p>
-    <w:p>
-      <w:pPr>
-        <w:pStyle w:val="Heading3"/>
-      </w:pPr>
-      <w:r>
-        <w:rPr/>
-        <w:t>Article 185</w:t>
-      </w:r>
-    </w:p>
-    <w:p>
-      <w:pPr>
-        <w:pStyle w:val="Normal"/>
-      </w:pPr>
-      <w:r>
-        <w:rPr/>
-        <w:t>Title: भर पावसात शक्तिपीठ विरोधात आजऱ्यात शेतकऱ्यांचे आंदोलन; महामार्ग होऊ न देण्याचा निर्धार…</w:t>
-      </w:r>
-    </w:p>
-    <w:p>
-      <w:pPr>
-        <w:pStyle w:val="Normal"/>
-      </w:pPr>
-      <w:r>
-        <w:rPr/>
-        <w:t xml:space="preserve">URL: </w:t>
-      </w:r>
-      <w:r>
-        <w:t xml:space="preserve"> https://www.loksatta.com/maharashtra/kolhapur-ajara-farmers-march-in-heavy-rain-against-shaktipeeth-highway-ocd-94-5313564/</w:t>
-      </w:r>
-    </w:p>
-    <w:p>
-      <w:pPr>
-        <w:pStyle w:val="Normal"/>
-      </w:pPr>
-      <w:r>
-        <w:rPr/>
-        <w:t>Content: कोल्हापूर : दिवसभर मुसळधार पाऊस असतानाही आजरा येथे प्रस्तावित शक्तिपीठ महामार्गाला विरोध दर्शवण्यासाठी शेतकरी रस्त्यावर उतरले. कोणत्याही परिस्थितीत शक्तिपीठ महामार्ग होऊ न देण्याचा निर्धार यावेळी शेतकऱ्यांनी व्यक्त केला. गणेशोत्सवानंतर शक्तिपीठ विरोधातील लढा आणखी तीव्र केला जाईल, असा इशारा काँग्रेसचे विधान परिषदेतील गटनेते सतेज पाटील यांनी दिला. आजरा, गडहिंग्लज, चंदगड, भुदरगड तालुक्यातील शेतकरी सहभागी झालेला मोर्चा आजरा शहरातील शिवतीर्थ ते आजरा तहसील कार्यालया पर्यंत निघाला. माजी खासदार राजू शेट्टी, जिल्हा काँग्रेसचे अध्यक्ष आमदार सतेज पाटील, विजय देवणे, संपत देसाई यांनी मोर्चाचे नेतृत्व केले. गेल्या चार दिवसापासून आजरा शहरासह तालुक्यात पावसाचा जोर वाढला आहे. या परिस्थितीतही शक्तिपीठ महामार्ग विरोधी कृती समितीने शक्तिपीठ विरोधात मोर्चाची हात दिली होती. मुसळधार पावसामुळे मोर्चाला कितपत प्रतिसाद मिळणार असे वातावरण होते. तथापि या आंदोलनाला शेतकरी नागरिक यांनी उत्स्फूर्त प्रतिसाद दिला. शिवतीर्थावरील छत्रपती शिवाजी महाराज यांच्या पुतळ्याला पुष्पहार घालून मोर्चाला सुरुवात झाली. शेती कामासाठी वापरण्यात येणार इरले डोक्यावर घेऊन महिलाही सहभागी झाल्या होत्या. एकच जिद्द शक्तिपीठ रद्द, जमीन आमच्या हक्काची नाही कुणाच्या बापाची, भाजप सरकारचा निषेध असो अशा घोषणांनी मोर्चाचा मार्ग दणाणून गेला. छत्रपती संभाजी चौकातून मोर्चा आजरा तहसील कार्यालया जवळ आला. यावेळी मान्यवरांनी आपले मनोगत व्यक्त केले. आमदार सतेज पाटील म्हणाले, यापूर्वीही अनेक प्रकल्प झाले आहेत त्या प्रकल्पांना आम्ही कधीही विरोध केला नाही. मात्र शक्तिपीठ महामार्ग हा ठेकेदारासाठी होत असल्यामुळे याला आमचा विरोध आहे. यापूर्वी देशाच्या स्वातंत्र्याची लढाई झाली, आता शेतीच्या रक्षणासाठी पुन्हा एकदा स्वातंत्र्याची लढाई लढावी लागेल. शेतकऱ्यांनी पैसे मिळण्याचे आमिषाला बळी पडू नये. शेतीमुळे समाजात आपण ताठ मानेने उभे आहोत. गणेशोत्सवानंतर शक्तिपीठ विरोधातील लढा आणखी तीव्र केला जाईल. हजारो एकर शेती उद्योजकांच्या घशात घालण्यासाठी शेतकऱ्यांकडून शेती काढून घेण्याचे षडयंत्र रचले जात आहे. गरज नसलेल्या शक्तीपीठ विरोधात ताकतीने सर्वजण एकसंघ राहू या. माजी खासदार राजू शेट्टी म्हणाले, शेतकऱ्यांनी कष्टाने सिंचनाखाली आणलेल्या जमिनी चोरांना देणार नाही. केवळ जमिनी जाणाऱ्यांना नव्हे तर अनेक शेतकऱ्यांना शक्तीपीठ महामार्गाचा फटका बसणार आहे. या शक्तिपीठाच्या माध्यमातून अनेक प्रश्न निर्माण होणार आहेत. शक्तिपीठामुळे कोल्हापूर शहरासह ग्रामीण भागाला महापुराचा फटका बसणार आहे. शक्तिपीठच्या माध्यमातून इको सेन्सिटिव्ह झोन मध्ये उत्खनन करून बॉक्साइड तस्करी करण्याचा डाव आहे. मुख्यमंत्री देवेंद्र फडणवीस यांच्या ड्रीम प्रोजेक्टसाठी आमचा बळी का? अदानींनी गडचिरोलीत अडीच हजार एकर जंगलात उत्खनन केले आहे, हे खनिज वाहतुकीसाठी शक्तीपीठाचा अट्टा सुरू आहे, असा आरोप त्यांनी केला. जिल्ह्याचे नेते मंत्री हसन मुश्रीफ यांनी शक्तिपीठाच्या संदर्भात आपली नेमकी भूमिका स्पष्ट करावी, असे आव्हान देऊन ठाकरे शिवसेनेचे सहसंपर्कप्रमुख विजय देवणे म्हणाले, शक्तिपीठाच्या समर्थनात सरकारने जमा केलेले सातबारा हे बाधित शेतकऱ्यांचे नाहीत. संपत देसाई म्हणाले, शेतकऱ्यांचा शक्तिपीठाला विरोध आहे. आमदार शिवाजीराव पाटील हे शक्तिपीठ चंदगड तालुक्यात नेऊन शेतकऱ्यांना उध्वस्त करत आहेत. शक्तिपीठ विरोधी आंदोलन चिरडण्याचे काम सुरू आहे. या शक्तीपीठाला बारा जिल्ह्यातून विरोध सुरू आहे. संजय तर्डेकर म्हणाले, शक्तिपीठ महामार्गामुळे अनेक गावांचे विभाजन होणार आहे. भागाच्या विकासासाठी रेल्वे मार्गांचे जाळे व्हावे. तानाजी देसाई म्हणाले, शेती उध्वस्त झाली तर लोकांनी जगायचे कसे? शक्तिपीठ महामार्गाचे सर्वेक्षण सर्वांनी हाणून पाडावे. राजेंद्र गड्डयान्नावर म्हणाले, मुख्यमंत्री फडणवीस यांच्या ड्रीम प्रोजेक्टचे स्वप्न साऱ्यांनी मिळून धुळीस मिळवूया. राहुल देसाई म्हणाले, आम्ही विकासाच्या आड नाही मात्र शेतकऱ्यांच्या उरावर बसून विकास नको. उद्धव ठाकरे शिवसेनेचे जिल्हाप्रमुख सुनील शिंत्रे म्हणाले, आम्हाला शक्तिपीठ नको तर कर्जमाफी द्या. यावेळी कॉ. सम्राट मोरे, शिवाजी गुरव, अमर चव्हाण कॉ. अतुल दिघे, संभाजी सरदेसाई यांनी मनोगत व्यक्त केली. यावेळी मुकुंद देसाई, अंजना रेडेकर, प्रकाश पाटील, उमेश आपटे, विद्याधर गुरबे, गोपाळ पाटील, सत्यजित जाधव, दिग्विजय कुराडे, अभिषेक शिंपी, संभाजी पाटील, शामराव देसाई, प्रकाश वास्कर, रियाज शमनजी, प्रभाकर कोरे, रवींद्र भाटले, संजय सावंत, नौशाद बुड्ढेखान, प्रभाकर खांडेकर, सुभाष देसाई, रणजीत देसाई, विक्रम देसाई, अनिल फडके, अल्बर्ट डिसूजा, धनाजी राणे, सचिन घोरपडे, कॉ. संजय घाटगे, राजू होलम, शांताराम पाटील, किरण कांबळे, संकेत सावंत, उत्तम देसाई, आरिफ खेडेकर, निवृत्ती कांबळे यांच्यासह कार्यकर्ते सहभागी झाले होते. Ganesh Chaturthi Mahashubh Yog: दरवर्षी १० दिवसांसाठी सुख-समृद्धी देणारे भगवान गणेश पृथ्वीवर येतात आणि आपल्या भक्तांमध्ये राहतात. गणपती बाप्पा भक्तांचे विघ्न दूर करतात आणि त्यांना सुख-समृद्धीचे आशीर्वाद देतात. या वर्षी गणेश चतुर्थीला एक-दोन नव्हे तर पाच अतिशय शुभ योग तयार होत आहेत. सुख आणि समृद्धीचा दाता गणपती बाप्पा येताच ते ५ राशीच्या लोकांवर धनाचा वर्षाव करेल.</w:t>
-      </w:r>
-    </w:p>
-    <w:p>
-      <w:pPr>
-        <w:pStyle w:val="Heading3"/>
-      </w:pPr>
-      <w:r>
-        <w:rPr/>
-        <w:t>Article 186</w:t>
-      </w:r>
-    </w:p>
-    <w:p>
-      <w:pPr>
-        <w:pStyle w:val="Normal"/>
-      </w:pPr>
-      <w:r>
-        <w:rPr/>
-        <w:t>Title: पालकमंत्री ऍड आशिष शेलार यांनी घेतला आपात्कालीन व्यवस्थापनाचा आढावा</w:t>
-      </w:r>
-    </w:p>
-    <w:p>
-      <w:pPr>
-        <w:pStyle w:val="Normal"/>
-      </w:pPr>
-      <w:r>
-        <w:rPr/>
-        <w:t xml:space="preserve">URL: </w:t>
-      </w:r>
-      <w:r>
-        <w:t xml:space="preserve"> https://www.loksatta.com/mumbai/guardian-minister-adv-ashish-shelar-reviewed-emergency-management-mumbai-print-news-amy-95-5313321/</w:t>
-      </w:r>
-    </w:p>
-    <w:p>
-      <w:pPr>
-        <w:pStyle w:val="Normal"/>
-      </w:pPr>
-      <w:r>
-        <w:rPr/>
-        <w:t>Content: मुंबई :मुंबईत सुरू असलेल्या अतिवृष्टीच्या पार्श्वभूमीवर मुंबईचे पालकमंत्री आशिष शेलार यांनी मुंबई महापालिका मुख्यालयातील आपात्कालीन व्यवस्थापनाचा आढावा घेतला. नागरिकांनी घाबरून न जाता प्रशासनाच्या सूचनांचे पालन करत काळजी घ्यावी, असे आवाहन त्यांनी यावेळी केले. पालकमंत्री आशिष शेलार यांनी सोमवारी मुंबई महानगरपालिकेच्या आपत्कालीन व्यवस्थापन कक्षाला भेट देऊन आयुक्त भूषण गगराणी, अतिरिक्त आयुक्त तसेच आपत्ती व्यवस्थापन विभाग प्रमुखांसोबत बैठक घेतली. या बैठकीत सीसीटिव्हीच्या माध्यमातून मुंबईतील प्रमुख चौकांची परिस्थिती, शाळा–महाविद्यालयांतील हालचाली, उपनगरीय रेल्वेची स्थिती, तसेच सखल व डोंगराळ भागांतील परिस्थितीचा सविस्तर आढावा घेण्यात आला. मुंबईत सुरू असलेल्या अतिवृष्टीमुळे नागरिकांना त्रास होऊ नये म्हणून सर्व आपात्कालीन यंत्रणा सज्ज आहेत, अशी माहिती शेलार यांनी यावेळी प्रसारमाध्यमाना दिली. उपनगरीय रेल्वे वाहतूक धीमी असली तरी ती बंद झालेली नाही. रेल्वे बंद होऊ नयेत यासाठी स्थानिक स्तरावर आवश्यक त्या व्यवस्था चोख करण्याचे निर्देश पालकमंत्री शेलार यांनी अधिकाऱ्यांना दिले. याशिवाय, सीएसएमटी, दादर, कुर्ला यांसारख्या महत्त्वाच्या स्थानकांवर प्रवाशांची संख्या वाढल्यास प्रवासी वाहतूक सुरळीत करण्यासाठी बेस्टच्या बसेसची तात्काळ व्यवस्था करावी, असेही निर्देश त्यांनी यावेळी दिले. मुंबईतील दुपारच्या सत्रातील शाळा व महाविद्यालयांना सुट्टी जाहीर करण्यात आली असून सर्व विद्यार्थ्यांना सुरक्षितपणे घरी पोहोचविण्याचे निर्देशही प्रशासकीय यंत्रणांना देण्यात आले आहेत. काही भागांत झाडे व फांद्या पडल्याच्या तक्रारी समोर आल्याने पथकांना तत्काळ कटर्ससह घटनास्थळी जाऊन वाहतूक सुरळीत करण्याचे आदेश दिले गेले आहेत. शिवाय विविध ठिकाणी ताचपुरती पंपिंग स्टेशन्स उभारून साचलेले पाणी समुद्राकडे वळविण्याचीही व्यवस्था करण्यात आली आहे. हवामान खात्याने आज आणि उद्याचा अतिवृष्टीचा आणि सतर्कतेचा इशारा दिला असून, त्यानुसार मुख्यमंत्री देवेंद्र फडणवीस यांच्या सोबत झालेल्या बैठकीत राज्य सरकार आवश्यक त्या उपाययोजना ठरवेल, असे पालकमंत्री शेलार यांनी सांगितले. नागरिकांच्या सुरक्षिततेसाठी प्रशासन रात्रंदिवस कार्यरत असून, अफवांवर विश्वास न ठेवता अधिकृत माहितीनुसारच निर्णय घेण्याचे आवाहन त्यांनी पुन्हा एकदा केले. सर्वोच्च न्यायालयाने भटक्या कुत्र्यांच्या समस्येवर महत्त्वपूर्ण आदेश दिले आहेत. दिल्ली एनसीआरमधील भटक्या कुत्र्यांना निवारा केंद्रांमध्ये ठेवण्याचे निर्देश दिले होते, परंतु आता हे निर्देश देशभर लागू असतील. रस्त्यावर भटक्या कुत्र्यांना खाऊ घालण्यावर बंदी घालण्यात आली आहे. कुत्र्यांचे निबिजीकरण व लसीकरण करून त्यांना सोडण्यात येईल. प्राणीप्रेमींना कुत्रे दत्तक घेण्याची परवानगी आहे. सर्व याचिकांची एकत्रित सुनावणी होईल.</w:t>
-      </w:r>
-    </w:p>
-    <w:p>
-      <w:pPr>
-        <w:pStyle w:val="Heading3"/>
-      </w:pPr>
-      <w:r>
-        <w:rPr/>
-        <w:t>Article 187</w:t>
-      </w:r>
-    </w:p>
-    <w:p>
-      <w:pPr>
-        <w:pStyle w:val="Normal"/>
-      </w:pPr>
-      <w:r>
-        <w:rPr/>
-        <w:t>Title: दाऊद टोळीशी संबंधीत कारखान्यातून ९२ कोटींचा एमडी जप्त; मुंबई डीआरआयची कारवाई</w:t>
-      </w:r>
-    </w:p>
-    <w:p>
-      <w:pPr>
-        <w:pStyle w:val="Normal"/>
-      </w:pPr>
-      <w:r>
-        <w:rPr/>
-        <w:t xml:space="preserve">URL: </w:t>
-      </w:r>
-      <w:r>
-        <w:t xml:space="preserve"> https://www.loksatta.com/mumbai/md-worth-rs-92-crore-seized-from-factory-linked-to-dawood-gang-mumbai-print-news-amy-95-5313544/</w:t>
-      </w:r>
-    </w:p>
-    <w:p>
-      <w:pPr>
-        <w:pStyle w:val="Normal"/>
-      </w:pPr>
-      <w:r>
-        <w:rPr/>
-        <w:t>Content: मुंबई : महसूल गुप्तवार्ता संचालनालयाने (डीआरआय) भोपाळमधील हुजूर तालुक्यातील जगदीशपूर भागात चालणाऱ्या कारखान्यातून ६१ किलो २०० ग्रॅम मेफेड्रोन (द्रव स्वरूपात) जप्त करण्यात आला. काळ्या बाजारात त्याची किंमत ९२ कोटी रुपये आहे. या कारखान्यामागिल सूत्रधार सलिम डोला असून त्याचे कुख्यात दाऊद इब्राहिम याच्याशी घनिष्ठ संबंध असल्याचे अधिकाऱ्याऱ्यांनी सांगितले. या कारखान्यासाठी सूरत व मुंबईतून हवाला मार्फत पैसे जात होते. याप्रकरणी आतापर्यंत सात जणांना अटक करण्यात आली आहे. डीआरआयने ऑपरेशन क्रिस्टल ब्रेक नावाने विशेष मोहिम राबवून भोपाळ मेफेड्रोन (एमडी) केली. या कारवाईत मध्यप्रदेश, महाराष्ट्र, गुजरात आणि उत्तरप्रदेश अशा अनेक राज्यांमध्ये एकाचवेळी छापेमारी करून सात जणांना अटक करण्यात आली आहे. डीआरआयकडून मिळालेल्या माहितीनूसार, १६ ऑगस्टला भोपाळ जिल्ह्यातील हुजूरमधील जावदिशपूर (इस्लामनगर) येथे कारखान्यावर छापा टाकण्यात आला. या कारवाईत ६१ किलो २०० ग्रॅम द्रव स्वरूपातील एमडी जप्त करण्यात आला. आंतरराष्ट्रीय बाजारात त्याची किंमत सुमारे ९२ कोटी रुपये आहे. याशिवाय या कारवाईत ५४१ किलो ५३० ग्रॅम कच्चा माल जप्त करण्यात आला. यात मिथिलीन डायक्लोराईड, अॅसिटोन, मोनोमिथाईल अमाईन, हायड्रोक्लोरिक अॅसिड आणि 2-ब्रोमो यांच्या समावेश आहे. याशिवाय एमडी निर्मितीसाठी लागणारी उपकरणेही डीआरआयने जप्त केली आहेत. कोणालाही संशय येऊ नये, यासाठी कारखाना चारही बाजूंनी झाकून ठेवण्यात आला होता. या कारवाईत दोन रसायनशास्त्राचे चांगले ज्ञान असलेल्या दोन आरोपींना अटक करण्यात आले आहे. त्यानंतर उत्तरप्रदेशातील बस्ती येथे एका महत्त्वाच्या आरोपीला अटक करण्यात आली. तो भिवंडी (मुंबई) येथून भोपाळला कच्चा माल पुरवण्याचे काम पाहत होता. याशिवाय, मुंबईतील दोन पुरवठादार व रसायन वाहतूक करणाऱ्याला अटक करण्यात आली. प्राथमिक तपासात असे उघड झाले की सूरत व मुंबई येथून हवाला मार्गे पैसे भोपाळला पाठवले जात होते. याप्रकरणी सूरतमधूनही एकाला अटक करण्यात आली. एमडी तयार करण्यासाठी लागणारे कच्चे साहित्य भिवंडी येथून डोलाच्या सूचनेनुसार पाठवले जात होते. मार्च ते जुलै २०२५ या कालावधीत भोपाळ येथील कारखान्यास तब्बल ४०० किलो कच्चा माल पुरवण्यात आल्याचे उघड झाले आहे. याप्रकरणी अटक करण्यात आलेल्या सात आरोपींमध्ये प्रशांत थोरात, वीरन शहा आणि अझरुद्दीन इद्रीसी यांचा समावेश आहे. तपासादरम्यान उघड झाले की, फेब्रुवारी २०२५ मध्ये तुर्की येथून सलिम डोला याने या टोळीतील आरोपींना संपर्क साधला आणि रसायने खरेदी करण्यासाठी मोठी रक्कम देऊ केली. त्यानंतर वीरन शहा या रसायने पुरवायचा. त्यासाठी त्याला दोन हजार रुपये प्रतिकिलो कमिशन मिळत होते. त्याच आमीषामुळे तो या टोळीत सहभागी झाला. शहा दर महिन्याला एक विशिष्ठ रसायन पुरवत होता. मार्चमध्ये ५० किलो, एप्रिलमध्ये १०० किलो, मेमध्ये ५० किलो, जूनमध्ये १०० किलो व जुलैमध्ये १०० किलो रसायनाचा पुरवठा केल्याच्या नोंदी सापडल्या आहेत. दाऊदचा विश्वासू डोलाच्या सूचनेनुसार हे रसायन बिनबिल पुरवले जात होते आणि खोटे दस्तऐवज तयार करण्यात येत होते. डीआरआयच्या मुंबई विभागीय कक्षाने शनिवारी अझरुद्दीन इद्रिशीची चौकशी केली असता त्याने गुन्ह्यांतील सहभागाबाबत कबुली दिली. भिवंडी येथून कच्चा माल वाहतूक करण्यासाठी त्याला आश्रफ रैन नावाच्या व्यक्तीकडून आर्थिक लाभ देण्यात आला होता. त्याला भिवंडीतील अंजूर फाटा परिसरातून रसायन घेऊन मिनी ट्रकमधून भोपाळ येथे पोहोचवण्याचे काम दिले गेले होते. Surya Mahadasha: ज्योतिषशास्त्रात सूर्यदेवाला वडील, मान-सन्मान, प्रतिष्ठा, आत्मविश्वास आणि सरकारी नोकरी, प्रशासन यांचे कारक मानले जाते. सूर्यदेव साधारणपणे ३० दिवसांनी एका राशीतून दुसऱ्या राशीत प्रवेश करतात. सिंह राशीवर सूर्यदेवाचे आधिपत्य असते. मेष राशीत सूर्यदेव उच्च असतात, तर तूळ राशीत नीच असतात.</w:t>
-      </w:r>
-    </w:p>
-    <w:p>
-      <w:pPr>
-        <w:pStyle w:val="Heading3"/>
-      </w:pPr>
-      <w:r>
-        <w:rPr/>
-        <w:t>Article 188</w:t>
-      </w:r>
-    </w:p>
-    <w:p>
-      <w:pPr>
-        <w:pStyle w:val="Normal"/>
-      </w:pPr>
-      <w:r>
-        <w:rPr/>
-        <w:t>Title: धार्मिक भावना आणि परंपरेचा आदर करूनच कुलस्वामिनी तुळजाभवानी मंदिर जीर्णोद्धाराचे काम; सांस्कृतिक कार्यमंत्री ॲड. आशिष शेलार यांचे प्रतिपादन</w:t>
-      </w:r>
-    </w:p>
-    <w:p>
-      <w:pPr>
-        <w:pStyle w:val="Normal"/>
-      </w:pPr>
-      <w:r>
-        <w:rPr/>
-        <w:t xml:space="preserve">URL: </w:t>
-      </w:r>
-      <w:r>
-        <w:t xml:space="preserve"> https://www.loksatta.com/mumbai/ashish-shelars-statement-regarding-the-renovation-work-of-kulswamini-tuljabhawani-temple-mumbai-print-news-amy-95-5313829/</w:t>
-      </w:r>
-    </w:p>
-    <w:p>
-      <w:pPr>
-        <w:pStyle w:val="Normal"/>
-      </w:pPr>
-      <w:r>
-        <w:rPr/>
-        <w:t>Content: मुंबई : कुलस्वामिनी तुळजाभवानी मंदिराचा जीर्णोद्धार करताना परंपरागत वास्तूंच्या संवर्धनात शासन कोणत्याही प्रकारचा तडजोडीचा मार्ग स्वीकारणार नाही. या ठिकाणचे पुरातत्त्व व स्थापत्यशास्त्रीय मूल्य आहे. हे आस्थेचे, श्रद्धेचे आणि निष्ठेचे स्थान आहे. त्यामुळे धार्मिक भावना आणि परंपरेचा आदर करूनच मंदिर जीर्णोद्धाराची कामे केली जातील, असे सांस्कृतिक कार्य मंत्री ॲड.आशिष शेलार यांनी सोमवारी येथे सांगितले. कुलस्वामिनी तुळजाभवानी मंदिराच्या जीर्णोद्धारासंदर्भात ॲड.शेलार यांच्या अध्यक्षतेखाली प्रभादेवी येथील पु ल देशपांडे महाराष्ट्र कला अकादमीत बैठक झाली. या बैठकीस आमदार राणा जगजितसिंह पाटील, आमदार श्रीकांत भारतीय, सांस्कृतिक कार्य विभागाचे सचिव डॉ.किरण कुलकर्णी, धाराशिवचे जिल्हाधिकारी पुजारा, पुरातत्व व वस्तुसंग्रहालयाचे संचालक डॉ.तेजस गर्गे, तसेच मंदिराचे महंत, पुजारी आणि भारतीय पुरातत्व विभागाच्या श्रीलक्ष्मी दूरदृश्य प्रणालीद्वारे उपस्थित होत्या. गाभाऱ्याच्या मजबुतीकरणासोबतच धार्मिक परंपरा आणि श्रद्धेला बाधा न आणता उपाय शोधण्यावर शासनाचा भर आहे. मंदिराच्या कळसाबाबत तसेच गाभाऱ्याच्या दुरुस्तीबाबत पुरातत्त्व सर्वेक्षण विभाग (एएसआय) आणि आयआयटीतील तज्ज्ञांची मदत घेण्यात यावी. त्याचबरोबर अत्याधुनिक तंत्रज्ञानासाठी बाह्य तज्ज्ञांची मदत घेतली जावी. याबाबतचा संपूर्ण अहवाल एक महिन्यात तयार करण्यात यावा, अशा सूचना शेलार यांनी या बैठकीत वरिष्ठ अधिकाऱ्यांना दिल्या. दरम्यान, मंदिर परिसरातील अन्य सुरू असलेली कामे थांबविण्याची आवश्यकता नसल्याचेही शेलार यांनी स्पष्ट केले. कुलस्वामिनीचे हे परंपरागत, धार्मिक आणि सांस्कृतिक स्थान आहे. त्यामुळे श्रद्धा, परंपरा आणि विज्ञान यांचा समन्वय साधत संवर्धनाची दिशा ठरवली जावी. संवाद आणि समन्वयातून या विषयावर निर्णय घेतला जावा. याबाबतचा अंतिम अहवाल प्राप्त झाल्यानंतर तो मुख्यमंत्री देवेंद्र फडणवीस यांना मान्यतेने पुढील दिशा ठरविली जाणार असल्याचे शेलार यांनी नमूद केले. High Blood Pressure Foods: उच्च रक्तदाब ही एक गंभीर आणि झपाट्याने वाढणारी आरोग्य समस्या आहे. त्याचे मुख्य कारण म्हणजे चुकीचा आहार, बिघडलेली जीवनशैली व सततचा ताण. जास्त मीठ खाणे, तळलेले व प्रोसेस्ड फूड (प्रक्रिया केलेले अन्न) जास्त खाणे, पुरेशी झोप न घेणे, शारीरिक हालचालींचा अभाव आणि मानसिक ताण या सगळ्या गोष्टी उच्च रक्तदाबाचा धोका वाढवतात.</w:t>
-      </w:r>
-    </w:p>
-    <w:p>
-      <w:pPr>
-        <w:pStyle w:val="Heading3"/>
-      </w:pPr>
-      <w:r>
-        <w:rPr/>
-        <w:t>Article 189</w:t>
-      </w:r>
-    </w:p>
-    <w:p>
-      <w:pPr>
-        <w:pStyle w:val="Normal"/>
-      </w:pPr>
-      <w:r>
-        <w:rPr/>
-        <w:t>Title: Nagpur News - Latest Updates and Breaking Headlines</w:t>
-      </w:r>
-    </w:p>
-    <w:p>
-      <w:pPr>
-        <w:pStyle w:val="Normal"/>
-      </w:pPr>
-      <w:r>
-        <w:rPr/>
-        <w:t xml:space="preserve">URL: </w:t>
-      </w:r>
-      <w:r>
-        <w:t xml:space="preserve"> https://www.nagpurtoday.in/great-news-for-youth-it-park-will-be-set-up-at-this-place-chief-ministers-announcement/08181712</w:t>
-      </w:r>
-    </w:p>
-    <w:p>
-      <w:pPr>
-        <w:pStyle w:val="Normal"/>
-      </w:pPr>
-      <w:r>
-        <w:rPr/>
-        <w:t>Content: सोलापूर : सोलापूर जिल्ह्यातील तरुणांसाठी रोजगाराच्या असंख्य संधींचा मार्ग मोकळा करणारा निर्णय मुख्यमंत्री देवेंद्र फडणवीस यांनी घेतला आहे. त्यांनी सोलापुरात आयटी पार्क स्थापन होणार असल्याचे जाहीर केले. त्यामुळे नोकरीच्या शोधात तरुणांना मुंबई-पुण्यासारख्या शहरांकडे स्थलांतर करण्याची गरज राहणार नाही. सोलापूर दौऱ्यावर असताना मुख्यमंत्र्यांनी ही घोषणा केली. जिल्हा प्रशासनाने योग्य ठिकाण निश्चित केल्यावर महाराष्ट्र औद्योगिक विकास महामंडळाच्या माध्यमातून आयटी पार्क उभारले जाणार आहे, असे त्यांनी स्पष्ट केले. या पार्कमुळे हजारो युवक-युवतींना रोजगार मिळणार असून आयटी कंपन्या, स्टार्टअप्स आणि तंत्रज्ञान क्षेत्रातील उद्योगांना उत्तेजन मिळणार आहे. सोलापूरमध्ये आधीच रस्ते व विमानतळ सुविधा विकसित झाल्याने औद्योगिक वाढीसाठी योग्य पायाभूत सुविधा उपलब्ध असल्याचेही फडणवीस म्हणाले. सोलापूरच्या सर्वांगीण विकासासाठी पावले- मुख्यमंत्र्यांनी आयटी पार्कसोबतच इतरही महत्वाचे प्रकल्प जाहीर केले. शहरातील बंद जलवाहिनी योजना सुरू करण्यात आली असून सांडपाणी शुद्धीकरण प्रकल्पाला गती देण्यात आली आहे. नागरिकांना शुद्ध पाणी मिळावे यासाठी 850 कोटींच्या जल वितरण वाहिनी प्रकल्पालाही मंजुरी देण्यात आली आहे. तसेच, सोलापूर विमानतळाचा विस्तार लवकरच सुरू होईल, असेही त्यांनी सांगितले. या सर्व उपक्रमांमुळे शहराच्या विकासाला नवे बळ मिळेल. प्रधानमंत्री आवास योजनेतून हजारो घरकुलं- सोलापुरातील नागरिकांना परवडणाऱ्या घरांची सोय व्हावी यासाठी प्रधानमंत्री आवास योजना (शहरी) अंतर्गत 1,348 घरांचे वितरण करण्यात आले. पीपीपी मॉडेलवर उभारलेल्या या घरांना केंद्र सरकारकडून थेट आर्थिक सहाय्य मिळाले असून सर्वसामान्यांना कमी किमतीत घरकुल उपलब्ध झाले आहे. या योजनेअंतर्गत सोलापुरात तब्बल 48 हजार घरांचे नियोजन करण्यात आले असून आतापर्यंत 25 हजार घरांचे बांधकाम पूर्ण झाले आहे आणि 20 हजारांहून अधिक घरांचे वितरण झाले आहे. उर्वरित घरांची कामे वेगाने सुरू आहेत. पंतप्रधान नरेंद्र मोदी यांनी या योजनासाठी 1,000 कोटी रुपयांचा निधी उपलब्ध करून दिला असून गरीबांना स्वतःच्या घराचे स्वप्न पूर्ण करण्याची ही मोठी मदत ठरणार आहे.</w:t>
-      </w:r>
-    </w:p>
-    <w:p>
-      <w:pPr>
-        <w:pStyle w:val="Heading3"/>
-      </w:pPr>
-      <w:r>
-        <w:rPr/>
-        <w:t>Article 190</w:t>
-      </w:r>
-    </w:p>
-    <w:p>
-      <w:pPr>
-        <w:pStyle w:val="Normal"/>
-      </w:pPr>
-      <w:r>
-        <w:rPr/>
-        <w:t>Title: पुण्यातील उड्डाणपूल खुले करा अन्यथा…! काँग्रेसचा इशारा</w:t>
-      </w:r>
-    </w:p>
-    <w:p>
-      <w:pPr>
-        <w:pStyle w:val="Normal"/>
-      </w:pPr>
-      <w:r>
-        <w:rPr/>
-        <w:t xml:space="preserve">URL: </w:t>
-      </w:r>
-      <w:r>
-        <w:t xml:space="preserve"> https://www.loksatta.com/pune/pune-congress-demand-to-open-bridges-to-avoid-traffic-jams-in-the-city-pune-print-news-css-98-5314845/</w:t>
-      </w:r>
-    </w:p>
-    <w:p>
-      <w:pPr>
-        <w:pStyle w:val="Normal"/>
-      </w:pPr>
-      <w:r>
-        <w:rPr/>
-        <w:t>Content: पुणे : ‘वाहनचालकांना होणारा त्रास कमी करून रस्त्यांवर होणारी वाहतूक कोंडी सोडविण्यासाठी गणेशखिंड रस्त्यावरील सावित्रीबाई फुले पुणे विद्यापीठ चौकात तसेच सिंहगड रस्त्यावर उड्डाणपूल उभारण्यात आले आहे. या उड्डाणपुलाच्या कामामुळे गेल्या अनेक महिन्यांपासून या भागातून ये- जा करणाऱ्या वाहन चालकांना वाहतूक कोंडीचा त्रास सहन करावा लागत आहे. या दोन्ही उड्डाणपूलांची कामे पूर्ण झालेली आहेत. मात्र ते वाहतुकीसाठी सुरू केले जात नसल्याने नागरिकांना आणि वाहनचालकांना त्रास सहन करावा लागतो. महापालिकेच्या दिरंगाई मुळे या भागात वाहतुकीची कोंडी होत असून त्याचा मनस्ताप वाहनचालकांना होतो. पुणे विद्यापीठ चौकातील उड्डाणपुलासह सिंहगड रस्त्यांवरील काम पूर्ण झालेल्या उड्डाणपुलाचा भाग तातडीने खुला करावा,’ अशी मागणी काँग्रसचे प्रदेश उपाध्यक्ष आणि माजी आमदार मोहन जोशी यांनी केली आहे. वाहतूक कोंडी सोडविण्यासाठी गणेशखिंड रस्त्यांसह सिंहगड रस्त्याला उड्डाणपूल उभारण्यात आले आहेत. या दोन्ही उड्डाणपुलांची कामे पूर्ण झाली आहेत. मात्र, या दोन्ही पुलाचे उद्घाटन मुख्यमंत्री देवेंद्र फडणवीस यांच्या हस्ते करण्याचा हट्ट शहर भाजपमधील पदाधिकाऱ्यांनी धरला आहे. त्यामुळे काम पूर्ण झाल्यानंतरही हे दोन्ही उड्डाणपूल सुरू केले जात नसल्याची जोरदार चर्चा आहे. या पार्श्वभूमीवर काँग्रेसचे प्रदेश उपाध्यक्ष जोशी यांनी महापालिका आयुक्त नवल किशोर राम यांची भेट घेऊन त्यांना हे दोन्ही उड्डाणपूल सुरू करण्याची विनंती केली आहे. हे दोन्ही उड्डाणपूल सुुरू करण्यासाठी भाजपच्या ‘इव्हेंट’ ची वाट पाहत बसू नका, वाहनचालकांचा त्रास कमी करण्यासाठी तातडीने हे पूल सुरू करावेत, असे पत्र जोशी यांनी महापालिका आयुक्तांना दिले आहे. स्थानिक स्वराज्य संस्थांच्या निवडणुका डोळ्यांसमोर ठेवून कामाचे श्रेय घेण्यासाठी काम पूर्ण झाल्यानंतरही हे दोन्ही पूल सुरू केले जात नसल्याची तक्रार जोशी यांनी केली. महापालिका आयुक्तांनी तातडीने यामध्ये लक्ष घालून हे दोन्ही उड्डाणपूल वाहतुकीसाठी खुले न केल्यास काँग्रेसला आंदोलन करावे लागेल, असा इशारा जोशी यांनी दिला आहे. माजी आमदार मोहन जोशी म्हणाले, सत्ताधाऱ्यांना उड्डाणपूल उद्घाटनानिमित्त एक ‘इव्हेंट’ करून स्थानिक स्वराज्य संस्थांच्या निवडणुकीत राजकारण साधायचे आहे. या वृत्तीला काँग्रेस पक्षाचा विरोध आहे. प्रशासनाने हे पूल तातडीने वाहतुकीसाठी सुरू करावेत. राज्यात भाजपचे सरकार आहे. नागरिकांना त्रास होऊ नये म्हणून भाजप सरकार किती कार्यतत्पर आहे हे दाखविण्याचा प्रयत्न सतत केला जातो. मग या दोन्ही उड्डाणपूलांची कामे पूर्ण झालेली असतानाही त्याचे उद्घाटन ठराविक नेत्याच्या हस्ते करण्याचा हट्ट का धरला जात आहे? अशी विचारणा देखील जोशी यांनी केली आहे. स्वानंदी बेर्डे, दिवंगत अभिनेते लक्ष्मीकांत बेर्डे यांची लेक, हिने व्यवसाय क्षेत्रात पदार्पण केले आहे. तिने 'कांतप्रिया' नावाचा ज्वेलरी ब्रँड सुरू केला आहे. या ब्रँडचे नाव तिच्या आईवडिलांच्या नावांवरून ठेवले आहे. स्वानंदीने सोशल मीडियावर ही आनंदाची बातमी शेअर केली असून, तिच्या नव्या व्यवसायासाठी चाहत्यांनी आणि कलाकारांनी तिला शुभेच्छा दिल्या आहेत.</w:t>
-      </w:r>
-    </w:p>
-    <w:p>
-      <w:pPr>
-        <w:pStyle w:val="Heading3"/>
-      </w:pPr>
-      <w:r>
-        <w:rPr/>
-        <w:t>Article 191</w:t>
-      </w:r>
-    </w:p>
-    <w:p>
-      <w:pPr>
-        <w:pStyle w:val="Normal"/>
-      </w:pPr>
-      <w:r>
-        <w:rPr/>
-        <w:t>Title: Nagpur Accident : नागपुरातील हिट अँड रन प्रकरणाचा AI तंत्रज्ञानाच्या मदतीने उलगडा; राज्यातील पहिलाच प्रयोग, चालकाला उत्तर प्रदेशमधून अटक</w:t>
-      </w:r>
-    </w:p>
-    <w:p>
-      <w:pPr>
-        <w:pStyle w:val="Normal"/>
-      </w:pPr>
-      <w:r>
-        <w:rPr/>
-        <w:t xml:space="preserve">URL: </w:t>
-      </w:r>
-      <w:r>
-        <w:t xml:space="preserve"> https://marathi.abplive.com/crime/nagpur-hit-and-run-accident-news-update-case-solved-with-the-help-of-ai-technology-first-experiment-in-the-state-driver-arrested-from-uttar-pradesh-1377914</w:t>
-      </w:r>
-    </w:p>
-    <w:p>
-      <w:pPr>
-        <w:pStyle w:val="Normal"/>
-      </w:pPr>
-      <w:r>
-        <w:rPr/>
-        <w:t>Content: Nagpur Hit And Run Accident : नागपुरात गेल्या आठवड्यात एक दुर्दैवी अपघात (Nagpur Hit And Run) झाला होता. ज्यामध्ये एका भरधाव ट्रकने दुचाकीला धडक दिल्याने प्रवासी महिलेचा जागीच मृत्यू झाला होता. मात्र अशावेळी मृत पावलेल्या पत्नीचा मृतदेह घरी नेण्यासाठी महामार्गावर कुणीही मदतीसाठी पुढे न आल्याने हतबल पतीने अखेर दुचाकीवर पत्नीचा मृतदेह ठेवून घर गाठले. या घटनेचा व्हिव्हिओ समाज माध्यमांवर प्रचंड व्हायरल झाला. दरम्यान, या प्रकरणाची माहिती पोलिसांना मिळाल्यानंतर त्यांनी पुढील तपास सुरु केला. मात्र, पीडित पती अमित यादवजवळ धडक मारून पळ काढणाऱ्या ट्रकबद्दल विशेष माहिती नव्हती. फक्त ट्रकवर लाल मार्किंग (Hit And Run Accident) आहे, इतकीच त्याने माहिती दिली. या माहितीच्या आधारावर नागपूर पोलिसांनी AI तंत्रज्ञानाचा वापर करून या हिट अँड रन प्रकरणाचा उलघडा केला आहे. विशेष म्हणजे AI तंत्रज्ञानाचा (AI Technology) वापर करून हिट अँड रन प्रकरणाचा उलघडा करणारा हा राज्यातील पहिलाच गुन्हा असून त्यात नागपूर ग्रामीण पोलिसांना यश आले आहे. मिळालेल्या माहितीनुसार, अपघातानंतर पीडित पती अमित यादवजवळ धडक मारून पळ काढणाऱ्या ट्रकबद्दल विशेष माहिती नव्हती. फक्त ट्रकवर लाल मार्किंग आहे, इतकीच त्याने माहिती पोलिसांना दिली. त्यानंतर नागपूर ग्रामीण पोलिसांनी AI तंत्रज्ञानाचा वापर करत मार्वल या सरकारी संस्थेची मदत घेतली. यासाठी तीन टोल प्लाझा वरील 12 तासांचा सीसीटीव्ही डेटा गोळा करून आईच्या दोन अल्गोरिदमचा वापर केला गेला. सोबतच ट्रकची स्पीड आणि लाल मार्क असलेल्या ट्रकच्या आधारावा अपघातात सहभागी असलेला ट्रक शोधून काढण्यात आला. त्यानंतर त्या ट्रक चालकाला उत्तर प्रदेश येथील फारुकाबाद येथून अटक करण्यात आलीय. AI तंत्रज्ञानाचा वापर करून अशाप्रकारे हिट अँड रन प्रकरणाचा उलघडा होणारे हे राज्यातील पहिले प्रकरण आहे. मुख्यमंत्री देवेंद्र फडणवीस यांनी 2024 मध्ये मार्वल संस्थेची सुरवात केली होती. या गुन्ह्याच्या तपासासंदर्भात नागपूर ग्रामीणचे पोलीस अधिक्षक हर्ष पोतदार यांनी माहिती देत अशाप्रकारे हिट अँड रन प्रकरणाचा उलघडा होणारे हे राज्यातील पहिले प्रकरण असल्याचे सांगितलं. आणखी वाचा We use cookies to improve your experience, analyze traffic, and personalize content. By clicking "Allow All Cookies", you agree to our use of cookies.</w:t>
-      </w:r>
-    </w:p>
-    <w:p>
-      <w:pPr>
-        <w:pStyle w:val="Heading3"/>
-      </w:pPr>
-      <w:r>
-        <w:rPr/>
-        <w:t>Article 192</w:t>
-      </w:r>
-    </w:p>
-    <w:p>
-      <w:pPr>
-        <w:pStyle w:val="Normal"/>
-      </w:pPr>
-      <w:r>
-        <w:rPr/>
-        <w:t>Title: Thane News: वजनदार नगरसेवक सुरक्षित, नवख्यांना धक्का; बदलापूर पालिकेच्या प्रारूप प्रभाग रचनेत मोठी उलथापालथ</w:t>
-      </w:r>
-    </w:p>
-    <w:p>
-      <w:pPr>
-        <w:pStyle w:val="Normal"/>
-      </w:pPr>
-      <w:r>
-        <w:rPr/>
-        <w:t xml:space="preserve">URL: </w:t>
-      </w:r>
-      <w:r>
-        <w:t xml:space="preserve"> https://www.loksatta.com/thane/big-change-in-the-draft-ward-structure-of-badlapur-municipal-council-ssb-93-5314359/</w:t>
-      </w:r>
-    </w:p>
-    <w:p>
-      <w:pPr>
-        <w:pStyle w:val="Normal"/>
-      </w:pPr>
-      <w:r>
-        <w:rPr/>
-        <w:t>Content: बदलापूरः गेल्या अनेक दिवसांपासून चर्चेत असणारी आणि प्रसिद्धीपूर्वीच वादात सापडलेली कुळगाव बदलापूर नगरपालिकेची प्रारूप प्रभाग रचना अखेर सोमवारी जाहीर करण्यात आली. यापूर्वीच्या चर्चांप्रमाणे या यादीत नदी ओलांडून प्रभाग क्रमांक दोनची रचना करण्यात आली आहे. तर मांजर्ली, मोहनानंदनगर सारख्या एकाच प्रभागात राहणाऱ्या परिसराला तीन वेगवेगळ्या प्रभागात विभाजीत करण्यात आले आहे. अनेक वजनदार माजी नगरसेवकांचे प्रभाग सुरक्षित झाल्याची चर्चा असून भाजपच्या दोन महत्वाच्या माजी नगरसेवकांची कोंडी झाल्याची चर्चा आहे. या प्रभाग रचनेवर २०२२ च्या रचनेची छाप आहे. या प्रभाग रचनेवर ३१ ऑगस्टपर्यंत सूचना आणि हरकती मांडता येणार आहे.कुळगाव बदलापूर नगरपालिकेची प्रारूप प्रभाग रचना सोमवारी जाहीर करण्यात आली. शहराची एकूण लोकसंख्या १ लाख ७४ हजार २२६ इतकी आहे. शहरातील नगरसेवकांची संख्या ४९ असणार आहे. शहरात एकूण २४ प्रभाग असून त्यातील प्रभाग क्रमांक १५ हा एक प्रभाग तीन सदस्यीय असणार आहे. तर इतर २३ प्रभाग दोन सदस्यीय असणार आहेत. प्रभागातील सरासरी लोकसंख्या साडे सहा हजार इतकी आहे. बदलापूर पश्चिमेत ११ तर पूर्व भागात १३ प्रभाग आहेत. अनेक प्रभागांचे सीमांकन करताना २०२२ च्या तुलनेत किंचीत बदल करण्यात आले आहेत. लोकसंख्येच्या आधारावर प्रभाग क्रमांक १६ हा सर्वात लहान प्रभाग ठरला आहे. या प्रारूप प्रभाग रचना यापूर्वीच फुटल्याची चर्चा शहरात रंगली होती. स्थानिक आमदार किसन कथोरे यांनी यात मोठ्या प्रमाणावर घोटाळा झाल्याचा आरोप केला होता. नदी, राज्यमार्ग यांच्या सीमा ओलांडून प्रभार रचना करण्यात आल्याचे दिसून आल्याचा आरोप त्यांनी केला होता. त्याप्रमाणे प्रभाग क्रमांक दोन हा द्वीसदस्यीय प्रभाग मोहनानंद नगर ते थेट बदलापूर गावापर्यंत विस्तारला आहे. भौगोलिकदृष्ट्या हे जवळपास चार किलोमीटरचे अंतर आहे. तर पूर्वेतील प्रभाग क्रमांक १५, २१ आणि २४ हे यात प्रभागातून राज्यमार्ग जातो आहे. प्रभाग तीन मुख्य नाला ओलांडून जातो आहे. काही प्रभागात प्रगणन गट बदलल्याने आरक्षणात बदल झाले आहेत. त्याचा फायदा सत्तेतील काही उमेदवारांना होणार आहे. भाजप आमदार किसन कथोरे या प्रारूप प्रभाग रचनेवर आक्षेप घेत असले तरी काही भाजपचे माजी नगरसेवक आणि इच्छुक नगरसेवकांनी खासगीत प्रभार रचनेवर समाधान व्यक्त केले आहे. तर शिवसेना आणि राष्ट्रवादी काँग्रसच्या गोटात समाधानाचे वातावरण आहे. अनेक वजनदार माजी नगरसेवक आणि पदाधिकारी यात सुरक्षित झाल्याची चर्चा आहे. तर नवख्या माजी नगरसेवक आणि उमेदवारांचे मात्र अस्तित्व धोक्यात आले आहे. बदलापूर पश्चिमेतील नगराध्यक्ष पदाच्या स्पर्धेत असलेल्या भाजपच्या दोन दिग्गज माजी नगरसेवकांना प्रारूप प्रभाग रचनेत धक्का बसला आहे. त्यामुळे ते यावर आक्षेप घेण्याच्या तयारीत आहेत. पूर्व भागात भाजप पदाधिकाऱ्यांत समाधान आहे. शिवसेनेच्या वतीने यावर कोणतीही प्रतिक्रिया देण्यात आलेली नाही. अभ्यास सुरू असून लवकरच त्यावर बोलू अशी प्रतिक्रिया काही शिवसेनेच्या पदाधिकाऱ्यांनी दिली आहे. मी सांगितल्याप्रमाणे फुटलेली प्रभाग रचना अधिकृतपणे जाहीर झाली. याबाबत लवकरच मुख्यमंत्री देवेंद्र फडणवीस यांनी भेट घेणार आहे. मी सांगितलेले आक्षेपाचे मुद्दे प्रारूप रचनेत दिसून येत आहेत. यात गैरप्रकार झालेला आहे. – किसन कथोरे, आमदार, मुरबाड. Surya Mahadasha: ज्योतिषशास्त्रात सूर्यदेवाला वडील, मान-सन्मान, प्रतिष्ठा, आत्मविश्वास आणि सरकारी नोकरी, प्रशासन यांचे कारक मानले जाते. सूर्यदेव साधारणपणे ३० दिवसांनी एका राशीतून दुसऱ्या राशीत प्रवेश करतात. सिंह राशीवर सूर्यदेवाचे आधिपत्य असते. मेष राशीत सूर्यदेव उच्च असतात, तर तूळ राशीत नीच असतात.</w:t>
-      </w:r>
-    </w:p>
-    <w:p>
-      <w:pPr>
-        <w:pStyle w:val="Heading3"/>
-      </w:pPr>
-      <w:r>
-        <w:rPr/>
-        <w:t>Article 193</w:t>
-      </w:r>
-    </w:p>
-    <w:p>
-      <w:pPr>
-        <w:pStyle w:val="Normal"/>
-      </w:pPr>
-      <w:r>
-        <w:rPr/>
-        <w:t>Title: पुणे : स्थानिक आमदाराच्या हस्तक्षेपामुळे लोकमान्य नगरमधील ८०३ कुटुंबियांच्या घराचा स्वप्नभंग ?</w:t>
-      </w:r>
-    </w:p>
-    <w:p>
-      <w:pPr>
-        <w:pStyle w:val="Normal"/>
-      </w:pPr>
-      <w:r>
-        <w:rPr/>
-        <w:t xml:space="preserve">URL: </w:t>
-      </w:r>
-      <w:r>
-        <w:t xml:space="preserve"> https://www.loksatta.com/pune/pune-lokmanya-nagar-redevelopment-project-of-803-houses-stalled-due-to-interference-of-local-mla-pune-print-news-css-98-5312737/</w:t>
-      </w:r>
-    </w:p>
-    <w:p>
-      <w:pPr>
-        <w:pStyle w:val="Normal"/>
-      </w:pPr>
-      <w:r>
-        <w:rPr/>
-        <w:t>Content: पुणे : लोकमान्यनगरचा पुनर्विकास सुरळीतपणे सुरू होत असताना स्थानिक आमदाराच्या हस्तक्षेपामुळे या प्रक्रियेला तात्पुरती स्थगिती मिळाली आहे. त्यामुळे लोकमान्य नगरमधील ८०३ कुटुंबियांच्या घराचा स्वप्नभंग झाला आहे. त्याविरोधात लोकमान्यनगर बचाव कृती समितीच्या वतीने तसेच रहिवाशांनी रस्त्यावर उतरून रविवारी जोरदार निदर्शने केली. दरम्यान, कोणताही हस्तक्षेप करण्यात आलेला नसून परिसराचा एकात्मिक विकास करण्यासाठी हा प्रस्ताव असल्याचा दावा आमदार हेमंत रासने यांनी केला. लोकमान्यनगर येथे सन १९६० ते १९६४ या चार वर्षांच्या कालावधीत ५३ इमारती उभ्या राहिल्या आहेत. सध्या या ठिकाणी ८०३ फ्लॅटधारक आहेत. त्या काळात या सर्व इमारती लोड बेरिंगच्या करण्यात आल्या होत्या. या इमारतींची मोठ्या प्रमाणावर दुरवस्थ झाली आहे. काही ठिकाणी सिमेंट प्लास्टर पडले असून भिंतींमध्ये झाडे उगवली आहेत. स्लॅब पडले असून काही स्लॅब गळत आहेत. काही ठिकाणी भिंतींना चिरा पडल्या आहेत. या सर्व इमारती काॅपरेटिव्ह सोसायटी रजिस्टर झाल्या असून त्यांचे प्राॅपर्टी कार्ड आणि नोंदणी प्रक्रियाही पूर्ण झाली आहे. सेल डीड, लीज डीड, कनव्हेन्स डीडही झाले आहेत. म्हाडाकडून या इमारतींचा पुनर्विकास केला जाणार आहे. मात्र म्हाडाच्या अनागोंदी कारभारामुळे ‘कोणी नवीन घर देता का घर’ अशी लोकमान्य नगरवासियांची अवस्था झाली आहे, असा आरोप लोकमान्य नगर बचाव कृती समितीकडून करण्यात आला. स्थानिक आमदारांनी हस्तक्षेप करून पुनर्विकासाला तात्पुरती स्थगिती दिल्याचेही समितीकडून सांगण्यात आले. लोकमान्यनगर येथील काही सोसायट्यांनी स्वत:चा विकासक नेमण्याची प्रक्रिया केली होती. म्हाडानेही यातील काही इमारतींच्या पुनर्विकासाला मान्यता दिली होती तर कायदेशीर कागदपत्रे देऊनही म्हाडाने अद्यापही काही इमारतींना मान्यता दिलेली नाही. अन्य काही सोसायट्यांच्या पदाधिकाऱ्यांची बांधकाम व्यावसायिकांबरोबर पुनर्विकासाची चर्चा सुरू झाली आहे, असा दावाही बचाव समितीकडून करण्यात आला. कसबा मतदारसंघातून आमदार झाल्यानंतर मतदारसंघात वेगवेगळे चौदा प्रकल्प राबविण्यात येणार आहेत. लोकमान्यनगर येथील म्हाडाच्या वसाहतींचे एकात्मिक विकास व्हावा, हा त्यापैकी एक महत्त्वाचा प्रकल्प आहे. साडेसोळा एकरमध्ये या वसाहती असून येथे अनेक पायाभूत सुविधांची वानवा आहे. आमदार झाल्यानंतर पाणीपुरवठ्यासह सांडपाणी व्यवस्थापनाची कामेही येथे मी केली आहेत. पायाभूत सुविधा उपलब्ध व्हाव्यात आणि एकूणच सर्व परिसराच सर्वांगिण, सुनियोजित विकास व्हावा, यासाठी सर्व इमारतींचा एकाच वेळी पुनर्विकास व्हावा, असा प्रस्ताव देण्यात आला आहे. त्याला मुख्यमंत्री देवेंद्र फडणवीस यांनीही मान्यता दिली आहे. त्यामुळे या मध्ये हस्तक्षेप करण्याचा प्रश्नच येत नाही, असे आमदार हेमंत रासने यांनी ‘लोकसत्ता’शी बोलताना स्पष्ट केले. सर्वोच्च न्यायालयाने भटक्या कुत्र्यांच्या समस्येवर महत्त्वपूर्ण आदेश दिले आहेत. दिल्ली एनसीआरमधील भटक्या कुत्र्यांना निवारा केंद्रांमध्ये ठेवण्याचे निर्देश दिले होते, परंतु आता हे निर्देश देशभर लागू असतील. रस्त्यावर भटक्या कुत्र्यांना खाऊ घालण्यावर बंदी घालण्यात आली आहे. कुत्र्यांचे निबिजीकरण व लसीकरण करून त्यांना सोडण्यात येईल. प्राणीप्रेमींना कुत्रे दत्तक घेण्याची परवानगी आहे. सर्व याचिकांची एकत्रित सुनावणी होईल.</w:t>
-      </w:r>
-    </w:p>
-    <w:p>
-      <w:pPr>
-        <w:pStyle w:val="Heading3"/>
-      </w:pPr>
-      <w:r>
-        <w:rPr/>
-        <w:t>Article 194</w:t>
-      </w:r>
-    </w:p>
-    <w:p>
-      <w:pPr>
-        <w:pStyle w:val="Normal"/>
-      </w:pPr>
-      <w:r>
-        <w:rPr/>
-        <w:t>Title: त्र्यंबकेश्वर मंदिर प्रशासन काही बोध घेणार का ?…भाविकांना कायमच सुरक्षारक्षकांकडून त्रास</w:t>
-      </w:r>
-    </w:p>
-    <w:p>
-      <w:pPr>
-        <w:pStyle w:val="Normal"/>
-      </w:pPr>
-      <w:r>
-        <w:rPr/>
-        <w:t xml:space="preserve">URL: </w:t>
-      </w:r>
-      <w:r>
-        <w:t xml:space="preserve"> https://www.loksatta.com/nashik/scuffle-between-devotees-and-security-guards-at-trimbakeshwar-temple-raises-concerns-about-devotee-safety-again-sud-02-5312804/</w:t>
-      </w:r>
-    </w:p>
-    <w:p>
-      <w:pPr>
-        <w:pStyle w:val="Normal"/>
-      </w:pPr>
-      <w:r>
-        <w:rPr/>
-        <w:t>Content: नाशिक : बारा ज्योतिर्लिंगापैकी एक असलेल्या श्री क्षेत्र त्र्यंबकेश्वर येथे शनिवारी भाविक आणि सुरक्षारक्षक यांच्यात झालेल्या धक्काबुक्कीच्या प्रकारामुळे त्र्यंबकेश्वर येथील भाविकांच्या सुरक्षेचा मुद्दा पुन्हा ऐरणीवर आला आहे. शनिवारच्या प्रकारामुळे भाविकांकडून देवस्थान व्यवस्थापनाविरुध्द संताप व्यक्त करण्यात येत आहे. देवस्थानच्या सुरक्षारक्षकांकडून भाविकांना कायमच त्रास दिला जात असतानाही व्यवस्थापनाकडून त्यांच्याविरुध्द कोणतीही कारवाई केली जात नसल्याचे भाविकांचे म्हणणे आहे. दुसरीकडे, श्रावण महिना आणि लागोपाठच्या सुट्ट्या यामुळे दर्शनासाठी गर्दी होणार हे माहीत असतानाही देवस्थानकडून कोणतेही नियोजन करण्यात न आल्याने अबालवृध्दांसह भाविकांची आबाळ झाली. श्रावणात शिवभक्तीला विशेष महत्व आहे. त्र्यंबकेश्ववर मंदिरात दर्शनासाठी देशभरातून भाविक येत आहेत. १५ ऑगस्टपासून सलग तीन दिवस सुट्ट्या आल्याने शुक्रवारपासून भाविकांच्या गर्दीत अधिकच वाढ झाली. गर्दी वाढल्यास मंदिर व्यवस्थापनाकडून व्यवस्थित नियोजन केले जात नसल्याचे याआधीही दिसून आले आहे. शनिवारी पुन्हा तोच अनुभव आला. दुपारच्या सुमारास अचानक गर्दी वाढली. यामध्ये दक्षिण भारतीय भाविकांची संख्या अधिक होती. देवस्थान परिसरात दर्शन रांगेत होणारी गर्दी पाहता काही विश्वस्तांनी कुठल्याही प्रकारची पूर्वसुचना किंवा चर्चा न करता भाविकांच्या सोयीसाठी मुखदर्शन सुरू केले. उत्तर दरवाजा बंद केला गेला. हा दरवाजा बंद झाल्याने भाविकांचा संताप झाला. रांगेत चार ते पाच हजार भाविक असतांना दरवाजा का बंद केला, अशी ओरड करत काही भाविकांनी सुरक्षारक्षकांशी वाद घातला. गाभाऱ्यापर्यंत न नेता मंदिराच्या आवारात असलेल्या शिवमूर्ती, शिवलिंगाचे दर्शन सुरू केले. यामुळे काही भाविकांना देवस्थानच्या आवारात प्रवेश मिळाला. परंतु, पुढे दर्शन न घेता बाहेर काढून देण्यात आले. आपली फसवणूक होत असल्याचे भाविकांच्या लक्षात आले. दुसरीकडे विश्वस्थांच्या ओळखीतील काहींना गर्दी असतांनाही गाभाऱ्यापर्यंत जाता येत होते. याला काहींनी विरोध करायचा प्रयत्न केला. भाविकांच्या भावना लक्षात घेता देवस्थानने मुखदर्शन बंद करण्यासाठी दरवाजा बंद केला. आणि बाहेरील भाविकांनी त्यास विरोध केल्याने गोंधळ झाला. या सर्व प्रकाराविषयी भाविकांनी तीव्र नाराजी व्यक्त केली आहे. दीपक पाटील या भाविकाने त्याचा अनुभव मांडला. याआधी मी दोनवेळा त्र्यंबकेश्वर येथे दर्शनासाठी गेलो होतो. पहिल्यांदा मुख्यमंत्री देवेंद्र फडणवीस दर्शनासाठी आल्याने भाविकांना काहीवेळ थांबवून ठेवण्यात आले होते. दुसऱ्या वेळेस म्हणजे ज्या दिवशी धक्काबुक्कीचा प्रकार घडला, तेव्हा गर्दी असल्याने दर्शन न घेता परत फिरावे लागल्याचे त्यांनी सांगितले. राजेंद्र जोशी या भाविकाने देणगी दर्शनावर नाराजी व्यक्ती केली. भाविकांच्या श्रध्देवर पैसे कमविले जात असलल्याची टीका त्यांनी केली. विजय मोरे यांनी देवस्थानने देणगी दर्शन पध्दत कायमची बंद करण्याची मागणी केली. सामान्य माणसांना योग्य पध्दतीने दर्शन मिळेल, अशी व्यवस्था करणे आवश्यक असल्याचे त्यांनी सांगितले. भाविकांच्या तक्रारींची कोणतीही दखलर देवस्थानच्या वतीने घेण्यात येत नसल्याने भाविकांनी नाराजी व्यक्त केली आहे. त्र्यंबकेश्वर देवस्थानच्या सुरक्षारक्षकांकडून भाविकांना कायमच अरेरावी केली जाते. याआधीही अशा काही घटना घडल्या आहेत. एकदा नाशिक येथील एक वकील आपल्या आईला घेऊन दर्शनासाठी आले होते. दर्शन रांगेत सुरक्षा रक्षकांनी त्यांच्या आईला धक्का दिल्याने त्या पडल्या. याबाबत वकिलांनी जाब विचारण्याचा प्रयत्न केला असता त्यांनाही सुरक्षारक्षकांनी अरेरावी केली. त्या प्रकरणातही देवस्थानच्या वतीने सुरक्षा रक्षकांची पाठराखण करण्यात आली होती. स्वानंदी बेर्डे, दिवंगत अभिनेते लक्ष्मीकांत बेर्डे यांची लेक, हिने व्यवसाय क्षेत्रात पदार्पण केले आहे. तिने 'कांतप्रिया' नावाचा ज्वेलरी ब्रँड सुरू केला आहे. या ब्रँडचे नाव तिच्या आईवडिलांच्या नावांवरून ठेवले आहे. स्वानंदीने सोशल मीडियावर ही आनंदाची बातमी शेअर केली असून, तिच्या नव्या व्यवसायासाठी चाहत्यांनी आणि कलाकारांनी तिला शुभेच्छा दिल्या आहेत.</w:t>
-      </w:r>
-    </w:p>
-    <w:p>
-      <w:pPr>
-        <w:pStyle w:val="Heading3"/>
-      </w:pPr>
-      <w:r>
-        <w:rPr/>
-        <w:t>Article 195</w:t>
-      </w:r>
-    </w:p>
-    <w:p>
-      <w:pPr>
-        <w:pStyle w:val="Normal"/>
-      </w:pPr>
-      <w:r>
-        <w:rPr/>
-        <w:t>Title: Sambhajinagar News : आता शहरवासीयांना मिळणार अतिरिक्त २६ एमएलडी पाणी</w:t>
-      </w:r>
-    </w:p>
-    <w:p>
-      <w:pPr>
-        <w:pStyle w:val="Normal"/>
-      </w:pPr>
-      <w:r>
-        <w:rPr/>
-        <w:t xml:space="preserve">URL: </w:t>
-      </w:r>
-      <w:r>
-        <w:t xml:space="preserve"> https://pudhari.news/amp/story/maharashtra/marathwada/chhatrapati-sambhajinagar/now-city-residents-will-get-additional-26-mld-of-water-np88</w:t>
-      </w:r>
-    </w:p>
-    <w:p>
-      <w:pPr>
-        <w:pStyle w:val="Normal"/>
-      </w:pPr>
-      <w:r>
-        <w:rPr/>
-        <w:t>Content: Now city residents will get additional 26 MLD of water छत्रपती संभाजीनगर, पुढारी वृत्तसेवा : शहराचा पाणीपुरवठा सुरळीत करण्यासाठी ९०० मिमी व्यासाची जलवाहिनी पूर्ण क्षमतेने (७५ एमएलडी) पाणीपुरवठा सुरू केला जाणार आहे. यामुळे शहराला अतिरिक्त २६ एमएलडी पाणी मिळणार असून, या पाण्याचे आज (दि.१९) मुख्यमंत्री देवेंद्र फडणवीस यांच्या हस्ते फारोळा जलशुद्धीकरण केंद्रात जलपूजन होणार आहे. या वाढीव पाण्यामुळे शहरातील पाण्याचा खंड एक दिवसाने कमी होणार आहे. फारोळा जलशुद्धीकरण केंद्रामध्ये राज्य शासनाच्या १९२ कोटी रुपयांच्या योजनेतून २६ एमएलडी क्षमतेचे नवे जलशुद्धीकरण केंद्र तयार करण्यात आले आहे. या केंद्राच्या कामासाठी मागील सहा महिन्यांपासून महाराष्ट्र जीवन प्राधिकरण आणि महापालिका प्रशासनाकडून सतत कंत्राटदार एजन्सीकडे पाठपुरवठा केला जात होता. गेल्या महिन्याभरात प्रशासक जी. श्रीकांत यांनी ४ वेळा फारोळा जलशुद्धीकरण केंद्राचा दौरा केला. कामाची पाणी करून कंत्राटदाराला सूचना केल्या. या नव्या जलशुद्धीकरण केंद्राची चाचणी यशस्वी झाली असून, नक्षत्रवाडी येथील एमबीआरमध्ये पाणी आले आहे. फारोळा येथील दोन पंप सुरू ठेवण्यात आले आहे. नक्षत्रवाडीच्या एमबीआरमधून पाणी वितरण केले जात आहे. मनपा प्रशासक जी. श्रीकांत यांच्यासह वरिष्ठ अधिकारी आणि महाराष्ट्र जीवन प्राधिकरणाचे अधिकारी फारोळा येथे तळ ठोकून आहेत. सध्या शहराला ५६ दललि, १०० दललि योजनेतून १३३ एमएलडी पाणी मिळत आहे. आता ९०० तून ६८ एमएलडी मिळणार आहे. शहरातील ६० टक्के वसाहतींना सध्या ५ दिवसांआड, २० टक्के वसाहतींना ७ ते ८ दिवसांआड आणि उर्वरित २० टक्के वसाहतींना १० ते १२ दिवसांआड पाणीपुरावठा होतो, तेथे आता एक दिवसाने खंडकाळ कमी होणार आहे. शहराला पाणीपुरवठा करणाऱ्या जुन्या दोन्ही योजनेचे ३० जलकुंभ आहेत. या जलकुंभाची पाणी साठवण क्षमता साधारणपणे ६० लाख लिटर इतकी आहे. एमजेपीने ५३ पैकी ४ जलकुंभ मनपाच्या ताब्यात दिले असून, उर्वरित ६ जलकुंभांची महापालिकेला प्रतीक्षा आहे. 'Pudhari' is excited to announce the relaunch of its Android and iOS apps. Stay updated with the latest news at your fingertips. Android and iOS Download now and stay updated, anytime, anywhere. Pudhari Publications Private Limited</w:t>
-      </w:r>
-    </w:p>
-    <w:p>
-      <w:pPr>
-        <w:pStyle w:val="Heading3"/>
-      </w:pPr>
-      <w:r>
-        <w:rPr/>
-        <w:t>Article 196</w:t>
-      </w:r>
-    </w:p>
-    <w:p>
-      <w:pPr>
-        <w:pStyle w:val="Normal"/>
-      </w:pPr>
-      <w:r>
-        <w:rPr/>
-        <w:t>Title: kolhapur | सर्किट बेंचचे स्वप्न साकारले; न्यायाचे दरवाजे खुले झाले!</w:t>
-      </w:r>
-    </w:p>
-    <w:p>
-      <w:pPr>
-        <w:pStyle w:val="Normal"/>
-      </w:pPr>
-      <w:r>
-        <w:rPr/>
-        <w:t xml:space="preserve">URL: </w:t>
-      </w:r>
-      <w:r>
-        <w:t xml:space="preserve"> https://pudhari.news/amp/story/maharashtra/kolhapur/circuit-bench-dream-realized-doors-of-justice-now-open-ap84</w:t>
-      </w:r>
-    </w:p>
-    <w:p>
-      <w:pPr>
-        <w:pStyle w:val="Normal"/>
-      </w:pPr>
-      <w:r>
-        <w:rPr/>
-        <w:t>Content: प्रवीण मस्के कोल्हापूर : तब्बल साडेचार दशकांच्या सातत्यपूर्ण लढ्याला यश आले आणि अखेर कोल्हापुरात उच्च न्यायालयाचे खंडपीठ स्थापन झाले. हा फक्त एक प्रशासकीय निर्णय नसून, कोल्हापूरसह संपूर्ण पश्चिम महाराष्ट्रासाठी सुवर्णाक्षरांनी लिहिला जाईल, असा ऐतिहासिक क्षण आहे. दीर्घ प्रतीक्षेनंतर अखेर हे स्वप्न साकारले असून कोल्हापूर, सांगली, सातारा, सोलापूर, रत्नागिरी व सिंधुदुर्ग जिल्ह्यातील जनता, वकील व पक्षकारांचा प्रचंड भार हलका होण्याची शक्यता आहे. आता त्यांना मुंबई किंवा औरंगाबादला जाण्याचा त्रास होणार नाही. वेळ, पैसा व श्रम याची बचत होऊन न्यायप्रवेश अधिक सुलभ व वेगवान झाला आहे. मुंबई उच्च न्यायालयाचे मुख्यालय मुंबईत असून छत्रपती संभाजीनगर व नागपूर येथे आधीच खंडपीठे आहेत. पश्चिम महाराष्ट्र, कोकण व मराठवाडा या भागातील नागरिकांना न्यायालयीन कामकाजासाठी हजारो कि.मी. दूरवरचा प्रवास करावा लागत होता. अनेकदा धरणे, मोर्चे, आंदोलने, उपोषणे अशा विविध माध्यमांतून शासनावर दबाव आणण्यात आला. परंतु, प्रत्येक वेळी आश्वासने मिळूनही निर्णय पुढे ढकलला गेला. या संघर्षाला माध्यमांनी साथ दिली. विशेषतः दै. ‘पुढारी’चे मुख्य संपादक डॉ. प्रतापसिंह जाधव यांनी संपादकीय, बातम्या व लोकजागृतीच्या माध्यमातून या प्रश्नाला सतत जिवंत ठेवले. खंडपीठाची चळवळ कोल्हापूरच्या जनआंदोलनाचे स्वरूप घेऊ शकली, त्यामागे त्यांचे मोलाचे योगदान आहे. उद्घाटन सोहळ्यात दस्तरखुद्द राज्याचे मुख्यमंत्री देवेंद्र फडणवीस यांनी त्यांच्या खंडपीठ आंदोलनातील कार्याचा गौरव केला. कोल्हापुरात उच्च न्यायालयाचे सर्किट बेंचचे रविवारी (दि.17) भारताचे सरन्यायाधीश भूषण गवई यांच्या हस्ते उद्घाटन झाले. हा दिवस कोल्हापूरकरांसह सहा जिल्ह्यांतील जनतेच्या अभिमानाचा ठरला. उद्घाटन सोहळ्यात सरन्यायाधीश गवई यांनी आतापर्यंतचे सर्वात जास्त वेळ (53 मिनिटे) भाषण करून कोल्हापूरकरांनी दिलेल्या सन्मानाबद्दल कृतज्ञता व्यक्त केली. सर्किट बेंचची स्थापना हा केवळ कोल्हापुरांचा नव्हे, तर संपूर्ण पश्चिम महाराष्ट्राचा विजय आहे. दीर्घ प्रतीक्षेनंतर लोकशाहीतील न्यायप्रवेशाचा उजेड दाराशी पोहोचला आहे. सरन्यायाधीश गवई यांचे दीर्घ भाषण केवळ औपचारिक नव्हते, तर कोल्हापूरकरांच्या उत्स्फूर्त प्रतिसादास दिलेली दाद होती. त्यांच्या प्रत्येक शब्दातून कोल्हापूरच्या खंडपीठाच्या न्याय्य लढ्याचा गौरव झळकला. जनतेने केलेले आदरातिथ्य व आत्मियता यांनी हा सोहळा अधिकच संस्मरणीय बनवला. जनतेचा उत्स्फूर्त प्रतिसाद, वकिलांचा आनंद व उपस्थितांच्या डोळ्यांतील आनंदाश्रू या ऐतिहासिक क्षणाचा आनंद प्रत्येकाच्या चेहर्‍यावर ओसंडून वाहत होता. * न्यायालयीन प्रकरणांचा निपटारा जलदगतीने व्हावा * न्यायमूर्ती, वकिलांसाठी आवश्यक सुविधा मिळाव्यात * न्यायालयीन कामकाज तंत्रज्ञानाधारित व पारदर्शक व्हावे * वकील, पक्षकारांसाठी पार्किंग, वाहतूक नियोजन करावे 'Pudhari' is excited to announce the relaunch of its Android and iOS apps. Stay updated with the latest news at your fingertips. Android and iOS Download now and stay updated, anytime, anywhere. Pudhari Publications Private Limited</w:t>
-      </w:r>
-    </w:p>
-    <w:p>
-      <w:pPr>
-        <w:pStyle w:val="Heading3"/>
-      </w:pPr>
-      <w:r>
-        <w:rPr/>
-        <w:t>Article 197</w:t>
-      </w:r>
-    </w:p>
-    <w:p>
-      <w:pPr>
-        <w:pStyle w:val="Normal"/>
-      </w:pPr>
-      <w:r>
-        <w:rPr/>
-        <w:t>Title: Latest</w:t>
-      </w:r>
-    </w:p>
-    <w:p>
-      <w:pPr>
-        <w:pStyle w:val="Normal"/>
-      </w:pPr>
-      <w:r>
-        <w:rPr/>
-        <w:t xml:space="preserve">URL: </w:t>
-      </w:r>
-      <w:r>
-        <w:t xml:space="preserve"> https://www.daijiworld.com/index.php/news/newsDisplay?newsID=1289652</w:t>
-      </w:r>
-    </w:p>
-    <w:p>
-      <w:pPr>
-        <w:pStyle w:val="Normal"/>
-      </w:pPr>
-      <w:r>
-        <w:rPr/>
-        <w:t>Content: Daijiworld Media Network - Mumbai Mumbai, Aug 18: Maharashtra Chief Minister Devendra Fadnavis on Monday announced that the upcoming urban and economic hub being developed in Raigad district — dubbed ‘Third Mumbai’ — will mark a transformative phase in the state's growth story. Speaking at an investor-focused event, Fadnavis outlined a bold vision for the project, describing it as a next-generation centre of innovation, research, and infrastructure that will complement and expand Mumbai’s existing economic influence. “The ‘Third Mumbai’ will not just be an extension of the city — it will be a futuristic hub for medical, technological, and educational advancement,” said the Chief Minister. “A medical college, an international university centre, and a full-fledged innovation hub with facilities for quantum computing and AI-based research are being planned.” Fadnavis emphasized that the project would thrive on robust public-private partnerships. He called on private investors to take advantage of the state's fast-track approval systems and reiterated Maharashtra’s status as a business-friendly destination. “We are committed to creating an ecosystem where investment can flourish without bureaucratic hurdles,” he assured. Connectivity is expected to be a key strength of ‘Third Mumbai’. The hub will be linked to the existing city through major infrastructure projects including the Coastal Road, the Atal Setu, and the under-construction Worli-Shivadi link road — enabling seamless integration with Mumbai’s commercial core. Positioning Maharashtra as a leader in Ease of Doing Business, Fadnavis said: “Our goal is to make sure investors encounter no roadblocks. When issues arise, we are resolving them immediately.” He also underscored the symbolic and strategic importance of the private banking sector’s involvement in the state, calling the opening of a new private bank office a “milestone for Maharashtra’s economic momentum.” According to him, this reflects the state’s skilled workforce, robust market base, and supportive regulatory environment. As development begins to take shape in Raigad, the ‘Third Mumbai’ is being projected not only as a physical expansion but also as a statement of Maharashtra’s intent to lead the next era of economic and technological innovation in India. Disclaimer: Please write your correct name and email address. Kindly do not post any personal, abusive, defamatory, infringing, obscene, indecent, discriminatory or unlawful or similar comments. Daijiworld.com will not be responsible for any defamatory message posted under this article. Please note that sending false messages to insult, defame, intimidate, mislead or deceive people or to intentionally cause public disorder is punishable under law. It is obligatory on Daijiworld to provide the IP address and other details of senders of such comments, to the authority concerned upon request. Hence, sending offensive comments using daijiworld will be purely at your own risk, and in no way will Daijiworld.com be held responsible.</w:t>
-      </w:r>
-    </w:p>
-    <w:p>
-      <w:pPr>
-        <w:pStyle w:val="Heading3"/>
-      </w:pPr>
-      <w:r>
-        <w:rPr/>
-        <w:t>Article 198</w:t>
-      </w:r>
-    </w:p>
-    <w:p>
-      <w:pPr>
-        <w:pStyle w:val="Normal"/>
-      </w:pPr>
-      <w:r>
-        <w:rPr/>
-        <w:t>Title: kolhapur | सर्किट बेंचचे स्वप्न साकारले; न्यायाचे दरवाजे खुले झाले!</w:t>
-      </w:r>
-    </w:p>
-    <w:p>
-      <w:pPr>
-        <w:pStyle w:val="Normal"/>
-      </w:pPr>
-      <w:r>
-        <w:rPr/>
-        <w:t xml:space="preserve">URL: </w:t>
-      </w:r>
-      <w:r>
-        <w:t xml:space="preserve"> https://pudhari.news/maharashtra/kolhapur/circuit-bench-dream-realized-doors-of-justice-now-open-ap84</w:t>
-      </w:r>
-    </w:p>
-    <w:p>
-      <w:pPr>
-        <w:pStyle w:val="Normal"/>
-      </w:pPr>
-      <w:r>
-        <w:rPr/>
-        <w:t>Content: प्रवीण मस्के कोल्हापूर : तब्बल साडेचार दशकांच्या सातत्यपूर्ण लढ्याला यश आले आणि अखेर कोल्हापुरात उच्च न्यायालयाचे खंडपीठ स्थापन झाले. हा फक्त एक प्रशासकीय निर्णय नसून, कोल्हापूरसह संपूर्ण पश्चिम महाराष्ट्रासाठी सुवर्णाक्षरांनी लिहिला जाईल, असा ऐतिहासिक क्षण आहे. दीर्घ प्रतीक्षेनंतर अखेर हे स्वप्न साकारले असून कोल्हापूर, सांगली, सातारा, सोलापूर, रत्नागिरी व सिंधुदुर्ग जिल्ह्यातील जनता, वकील व पक्षकारांचा प्रचंड भार हलका होण्याची शक्यता आहे. आता त्यांना मुंबई किंवा औरंगाबादला जाण्याचा त्रास होणार नाही. वेळ, पैसा व श्रम याची बचत होऊन न्यायप्रवेश अधिक सुलभ व वेगवान झाला आहे. मुंबई उच्च न्यायालयाचे मुख्यालय मुंबईत असून छत्रपती संभाजीनगर व नागपूर येथे आधीच खंडपीठे आहेत. पश्चिम महाराष्ट्र, कोकण व मराठवाडा या भागातील नागरिकांना न्यायालयीन कामकाजासाठी हजारो कि.मी. दूरवरचा प्रवास करावा लागत होता. अनेकदा धरणे, मोर्चे, आंदोलने, उपोषणे अशा विविध माध्यमांतून शासनावर दबाव आणण्यात आला. परंतु, प्रत्येक वेळी आश्वासने मिळूनही निर्णय पुढे ढकलला गेला. या संघर्षाला माध्यमांनी साथ दिली. विशेषतः दै. ‘पुढारी’चे मुख्य संपादक डॉ. प्रतापसिंह जाधव यांनी संपादकीय, बातम्या व लोकजागृतीच्या माध्यमातून या प्रश्नाला सतत जिवंत ठेवले. खंडपीठाची चळवळ कोल्हापूरच्या जनआंदोलनाचे स्वरूप घेऊ शकली, त्यामागे त्यांचे मोलाचे योगदान आहे. उद्घाटन सोहळ्यात दस्तरखुद्द राज्याचे मुख्यमंत्री देवेंद्र फडणवीस यांनी त्यांच्या खंडपीठ आंदोलनातील कार्याचा गौरव केला. कोल्हापुरात उच्च न्यायालयाचे सर्किट बेंचचे रविवारी (दि.17) भारताचे सरन्यायाधीश भूषण गवई यांच्या हस्ते उद्घाटन झाले. हा दिवस कोल्हापूरकरांसह सहा जिल्ह्यांतील जनतेच्या अभिमानाचा ठरला. उद्घाटन सोहळ्यात सरन्यायाधीश गवई यांनी आतापर्यंतचे सर्वात जास्त वेळ (53 मिनिटे) भाषण करून कोल्हापूरकरांनी दिलेल्या सन्मानाबद्दल कृतज्ञता व्यक्त केली. सर्किट बेंचची स्थापना हा केवळ कोल्हापुरांचा नव्हे, तर संपूर्ण पश्चिम महाराष्ट्राचा विजय आहे. दीर्घ प्रतीक्षेनंतर लोकशाहीतील न्यायप्रवेशाचा उजेड दाराशी पोहोचला आहे. सरन्यायाधीश गवई यांचे दीर्घ भाषण केवळ औपचारिक नव्हते, तर कोल्हापूरकरांच्या उत्स्फूर्त प्रतिसादास दिलेली दाद होती. त्यांच्या प्रत्येक शब्दातून कोल्हापूरच्या खंडपीठाच्या न्याय्य लढ्याचा गौरव झळकला. जनतेने केलेले आदरातिथ्य व आत्मियता यांनी हा सोहळा अधिकच संस्मरणीय बनवला. जनतेचा उत्स्फूर्त प्रतिसाद, वकिलांचा आनंद व उपस्थितांच्या डोळ्यांतील आनंदाश्रू या ऐतिहासिक क्षणाचा आनंद प्रत्येकाच्या चेहर्‍यावर ओसंडून वाहत होता. * न्यायालयीन प्रकरणांचा निपटारा जलदगतीने व्हावा * न्यायमूर्ती, वकिलांसाठी आवश्यक सुविधा मिळाव्यात * न्यायालयीन कामकाज तंत्रज्ञानाधारित व पारदर्शक व्हावे * वकील, पक्षकारांसाठी पार्किंग, वाहतूक नियोजन करावे 'Pudhari' is excited to announce the relaunch of its Android and iOS apps. Stay updated with the latest news at your fingertips. Android and iOS Download now and stay updated, anytime, anywhere. Pudhari Publications Private Limited</w:t>
-      </w:r>
-    </w:p>
-    <w:p>
-      <w:pPr>
-        <w:pStyle w:val="Heading3"/>
-      </w:pPr>
-      <w:r>
-        <w:rPr/>
-        <w:t>Article 199</w:t>
-      </w:r>
-    </w:p>
-    <w:p>
-      <w:pPr>
-        <w:pStyle w:val="Normal"/>
-      </w:pPr>
-      <w:r>
-        <w:rPr/>
-        <w:t>Title: Vice Presidential Election: सीपी राधाकृष्णन को NDA उम्मीदवार बनाने पर कांग्रेस को लगी मिर्ची, INDI गठबंधन कैंडिडेट पर खोले पत्ते</w:t>
-      </w:r>
-    </w:p>
-    <w:p>
-      <w:pPr>
-        <w:pStyle w:val="Normal"/>
-      </w:pPr>
-      <w:r>
-        <w:rPr/>
-        <w:t xml:space="preserve">URL: </w:t>
-      </w:r>
-      <w:r>
-        <w:t xml:space="preserve"> https://www.republicbharat.com/india/congress-angry-cp-radhakrishnan-nda-vice-presidential-candidate-opened-cards-on-indi-alliance-meeting</w:t>
-      </w:r>
-    </w:p>
-    <w:p>
-      <w:pPr>
-        <w:pStyle w:val="Normal"/>
-      </w:pPr>
-      <w:r>
-        <w:rPr/>
-        <w:t>Content: अपडेटेड 18 August 2025 at 14:06 IST उपराष्ट्रपति चुनाव के लिए NDA ने अपने उम्मीदवार के नाम का ऐलान कर दिया है। महाराष्ट्र के राज्यपाल और बीजेपी के वरिष्ठ नेता सीपी राधाकृष्णन को एनडीए ने मैदान में उतारा है। उनके नाम की घोषणा BJP अध्यक्ष जेपी नेड्डा ने रविवार देर शाम की। टीडीपी, जनसेना और JDU अब तक तीन पार्टियों ने CP राधाकृष्णन की उम्मीदनवारी का स्वागत किया। अब सवाल उठ रहा है कि कांग्रेस की अगुवाई वाले INDIA अलायंस की ओर से उपराष्ट्रपति चुनाव के लिए उम्मीदवार कौन होगी? वहींं, कांग्रेस की ओर से सीपी राधाकृष्णन के नाम पर सवाल भी उठाए गए हैं। NDA द्वारा उपराष्ट्रपति चुनाव के लिए सीपी राधाकृष्णन को उम्मीदवार बनाए जाने के बाद अब इस बात की चर्चा शुरू हो गई है कि INDI गठबंधन का कैंडिडेट कौन होगा? जेपी नड्डा ने प्रेस कॉन्फ्रेंस कर सीपी राधाकृष्णन के नाम की घोषणा की। जानकारी के मुताबिक, राधाकृष्णन 21 अगस्त को नामांकन दाखिल करेंगे, जिसमें NDA शासित राज्यों के सभी मुख्यमंत्री और उपमुख्यमंत्री शामिल होंगे। वहीं, सीपी राधाकृष्णन के नाम की घोषणा के बाद कांग्रेस की प्रतिक्रिया आई है। कांग्रेस सांसद मणिकम टैगोर ने NDA द्वारा महाराष्ट्र के राज्यपाल सी.पी. राधाकृष्णन को उपराष्ट्रपति पद का उम्मीदवार घोषित किए जाने पर कहा, "INDIA गठबंधन के नेता बैठक करेंगे और INDIA गठबंधन के रुख और उम्मीदवार के बारे में फैसला करेंगे। हम सभी जानते हैं कि सी.पी. राधाकृष्णन की पृष्ठभूमि RSS से जुड़ी है। वह गर्व से RSS का बैच पहनते हैं और तमिलनाडु से सांसद रहे हैं, भाजपा प्रमुख रहे हैं, इसलिए तमिलनाडु से उनका जुड़ाव है और वह वर्तमान में महाराष्ट्र के राज्यपाल हैं, लेकिन उनके RSS से जुड़ाव को भुलाया नहीं जा सकता।" इधर दिल्ली के रवाना होने से पहले उपराष्ट्रपति पद के उम्मीदवार, महाराष्ट्र के राज्यपाल सी.पी. राधाकृष्णन ने महाराष्ट्र के मुख्यमंत्री देवेंद्र फडणवीस से मुलाकात की। वहीं, शिवसेना सांसद नरेश म्हस्के ने राधाकृष्णन को उपराष्ट्रपति पद के लिए अपना उम्मीदवार घोषित करने पर कहा, "हमारे पार्टी प्रमुख एकनाथ शिंदे ने कल ही घोषणा की है कि हम सभी NDA की घोषणा के साथ हैं और हम उनका समर्थन करते हैं..." बता दें कि जगदीप धनखड़ ने 21 जुलाई की रात अचानक उपराष्ट्रपति पद से इस्तीफा दे दिया था। 74 वर्षीय धनखड़ का कार्यकाल 10 अगस्त 2027 तक था, मगर उन्होंने स्वास्थ्य कारणों का हवाला देकर बीच में ही अपने पद से इस्तीफा दे दिया। अब उपराष्ट्रपति चुनाव के लिए 9 सितंबर को मतदान होगा और उसी दिन मतगणना होगी। नामांकन की अंतिम तारीख 21 अगस्त है, जबकि उम्मीदवारी वापस लेने की अंतिम तारीख 25 अगस्त है। ऐसे में INDIA गठबंधन को भी जल्द से जल्द अपने उम्मीदवार के नाम की घोषणा करने होगी, ऐसे में सबकी नजरे INDI ब्लॉक की बैठक पर टिकी है। यह भी पढ़ें: कौन हैं CP राधाकृष्‍णन? जिन्हें NDA ने बनाया उपराष्ट्रपति उम्मीदवार, जानें कैसा रहा 40 सालों का राजनीतिक सफर Published By : Rupam Kumari पब्लिश्ड 18 August 2025 at 14:06 IST This site is part of Republic World Vernacular © 2025 Republic. All rights reserved.</w:t>
-      </w:r>
-    </w:p>
-    <w:p>
-      <w:pPr>
-        <w:pStyle w:val="Heading3"/>
-      </w:pPr>
-      <w:r>
-        <w:rPr/>
-        <w:t>Article 200</w:t>
-      </w:r>
-    </w:p>
-    <w:p>
-      <w:pPr>
-        <w:pStyle w:val="Normal"/>
-      </w:pPr>
-      <w:r>
-        <w:rPr/>
-        <w:t>Title: VIDEO: महाराष्ट्र में भारी बारिश के बीच एक्शन में डिप्टी CM अजित पवार, मंत्रालय के आपदा नियंत्रण कक्ष का किया दौरा; मुंबई-राज्य के अन्य हिस्सों की स्थिति का लिया जायजा</w:t>
-      </w:r>
-    </w:p>
-    <w:p>
-      <w:pPr>
-        <w:pStyle w:val="Normal"/>
-      </w:pPr>
-      <w:r>
-        <w:rPr/>
-        <w:t xml:space="preserve">URL: </w:t>
-      </w:r>
-      <w:r>
-        <w:t xml:space="preserve"> https://hindi.latestly.com/india/maharashtra-deputy-cm-ajit-pawar-visits-mantralaya-disaster-control-room-to-review-heavy-rain-situation-2732241.html</w:t>
-      </w:r>
-    </w:p>
-    <w:p>
-      <w:pPr>
-        <w:pStyle w:val="Normal"/>
-      </w:pPr>
-      <w:r>
-        <w:rPr/>
-        <w:t>Content: Mumbai Heavy Rain: मुंबई, ठाणे सहित महाराष्ट्र के अन्य जिलों में भारी बारिश जारी है. जिससे कई इलाकों में जनजीवन अस्त-व्यस्त हो गया है, राज्य में जारी भारी बारिश के बीच मंगलवार को महाराष्ट्र के डिप्टी सीएम अजित पवार (DCM Ajit Pawar) मंत्रालय के आपदा नियंत्रण कक्ष (Disaster Control Room) का दौरा करने पहुंचे. जहां डिप्टी सीएम ने मुंबई और राज्य के अन्य हिस्सों में भारी बारिश की स्थिति का जायजा लिया. उनके दौरे का वीडियो भी सामने आया हैं, जिनमें देखा जा सकता है कि वे अधिकारियों के साथ स्थिति का निरीक्षण कर रहे हैं. इस दौरान आपदा नियंत्रण कक्ष के अधिकारी उन्हें प्रदेश की मौजूदा स्थिति की जानकारी दे रहे थे. यह भी पढ़े: Mumbai Heavy Rain: भारी बारिश से मुंबई हुई पानी-पानी, सरकारी कार्यालयों में BMC का छुट्टी का ऐलान, प्राइवेट ऑफिस को वर्क फ्रॉम होम की सलाह अजित पवार ने आपदा नियंत्रण कक्ष का किया दौरा मुंबई, ठाणे, पालघर, नवी मुंबई, रायगढ़ में बारिश जारी है. नवी मुंबई को छोड़कर बाकी सभी जिलों के लिए IMD ने आज के लिए रेड अलर्ट जारी किया है. हालांकि, IMD की ओर से कल यानी बुधवार, 20 अगस्त को भी भारी बारिश को लेकर एक और अलर्ट जारी किया गया है. महाराष्ट्र के मुख्यमंत्री देवेंद्र फडणवीस ने मंगलवार को कहा कि राज्य में हो रही भारी बारिश से निपटने के लिए पूरी व्यवस्था की जा रही है और प्रशासन स्थिति पर नजर बनाए हुए है. Copyright © Latestly.com All Rights Reserved.</w:t>
-      </w:r>
-    </w:p>
-    <w:p>
-      <w:pPr>
-        <w:pStyle w:val="Heading3"/>
-      </w:pPr>
-      <w:r>
-        <w:rPr/>
-        <w:t>Article 201</w:t>
-      </w:r>
-    </w:p>
-    <w:p>
-      <w:pPr>
-        <w:pStyle w:val="Normal"/>
-      </w:pPr>
-      <w:r>
-        <w:rPr/>
-        <w:t>Title: मुंबई में कबूतरखानों पर विवाद, महापालिका ने नागरिकों से आपत्तियां और सुझाव मांगे</w:t>
-      </w:r>
-    </w:p>
-    <w:p>
-      <w:pPr>
-        <w:pStyle w:val="Normal"/>
-      </w:pPr>
-      <w:r>
-        <w:rPr/>
-        <w:t xml:space="preserve">URL: </w:t>
-      </w:r>
-      <w:r>
-        <w:t xml:space="preserve"> https://mpbreakingnews.in/maharashtra/mumbai-municipal-corporation-pigeon-shelters-public-consultation-high-court-54-803921</w:t>
-      </w:r>
-    </w:p>
-    <w:p>
-      <w:pPr>
-        <w:pStyle w:val="Normal"/>
-      </w:pPr>
-      <w:r>
-        <w:rPr/>
-        <w:t>Content: मुंबई में कबूतरखानों को लेकर लंबे समय से जारी विवाद पर अब बृहन्मुंबई महानगरपालिका (बीएमसी) ने पहल की है। महापालिका ने नागरिकों से राय मांगी है कि कबूतरखानों में नियंत्रित तरीके से और तय समय पर कबूतरों को दाना डालने की अनुमति दी जाए या नहीं। सोमवार (18 अगस्त) से नागरिक अपनी आपत्तियां और सुझाव दर्ज करा सकते हैं। इस कदम का उद्देश्य है कि लोगों की राय लेकर इस मुद्दे का स्थायी समाधान निकाला जा सके। मुख्यमंत्री देवेंद्र फडणवीस ने पहले ही सुझाव दिया था कि कबूतरों को नियंत्रित ढंग से भोजन उपलब्ध कराया जाए। इसी संदर्भ में मुंबई हाईकोर्ट में हुई सुनवाई के दौरान बीएमसी ने कबूतरों को सुबह 6 से 8 बजे तक ही दाना डालने की सशर्त अनुमति देने की बात कही थी। हालांकि, अदालत ने निर्देश दिए थे कि यह निर्णय एकतरफा नहीं लिया जा सकता, बल्कि इसमें नागरिकों की राय को शामिल करना जरूरी है। इसी कारण अब महापालिका ने जनता से सुझाव और आपत्तियां आमंत्रित की हैं। महापालिका को इस विषय पर तीन आवेदन प्राप्त हुए हैं। इनमें दादर कबूतरखाना ट्रस्ट, यास्मिन भंसाली एंड कंपनी तथा पशु-पक्षी अधिकार कार्यकर्ता पल्लवी पाटिल के आवेदन शामिल हैं। ये सभी दस्तावेज बीएमसी की वेबसाइट (https://portal.mcgm.gov.in/irj/portal/anonymous?guest_user-english) पर देखे जा सकते हैं। नागरिक इन आवेदनों को देखकर 18 से 29 अगस्त के बीच suggestions@mcgm.gov.in ईमेल आईडी पर अपने सुझाव भेज सकते हैं। जो लोग लिखित में आपत्ति या सुझाव देना चाहें, वे परेल स्थित एफ दक्षिण वॉर्ड कार्यालय में ‘कार्यकारी स्वास्थ्य अधिकारी’ को सीधे भी जमा करा सकते हैं। मुंबई में फिलहाल 51 कबूतरखाने मौजूद हैं। इनमें से दादर का कबूतरखाना सबसे विवादास्पद रहा है। सर्वोच्च न्यायालय के निर्देश पर इसे दूसरी बार तिरपाल से ढककर बंद किया गया है। महापालिका का मानना है कि इस प्रक्रिया से न केवल कबूतरखानों को लेकर विवाद सुलझेगा, बल्कि पक्षियों की सुरक्षा और नागरिकों के स्वास्थ्य की रक्षा भी होगी। पारदर्शिता और लोगों की भागीदारी सुनिश्चित कर महापालिका इस मुद्दे पर टिकाऊ समाधान निकालने की दिशा में कदम बढ़ा रही है। MP Breaking News is the leading Hindi News portal in Madhya Pradesh, a digital news platform of INTUITIVE NEWS &amp; MEDIA PRIVATE LIMITED, providing news from every segment/category for its readers. Fast and Latest news updates with authenticating content are the prime objective that we seek towards creating a milestone for ourselves. Contact us: mpbreakingnews (at) gmail.com Bhopal News Indore News Jabalpur News Gwalior News Play Store Apple Store © 2025 Intuitive News &amp; Media Pvt. Ltd. | Powered By Parshva Web Home | Contact Us | Policies | Terms and Conditions</w:t>
-      </w:r>
-    </w:p>
-    <w:p>
-      <w:pPr>
-        <w:pStyle w:val="Heading3"/>
-      </w:pPr>
-      <w:r>
-        <w:rPr/>
-        <w:t>Article 202</w:t>
-      </w:r>
-    </w:p>
-    <w:p>
-      <w:pPr>
-        <w:pStyle w:val="Normal"/>
-      </w:pPr>
-      <w:r>
-        <w:rPr/>
-        <w:t>Title: 'संवैधानिक संस्थाओं को कर रहे हैं नष्ट...' भाजपा सांसद निशिकांत दुबे ने राहुल गांधी पर साधा निशाना</w:t>
-      </w:r>
-    </w:p>
-    <w:p>
-      <w:pPr>
-        <w:pStyle w:val="Normal"/>
-      </w:pPr>
-      <w:r>
-        <w:rPr/>
-        <w:t xml:space="preserve">URL: </w:t>
-      </w:r>
-      <w:r>
-        <w:t xml:space="preserve"> https://www.timesnowhindi.com/india/constitutional-institutions-are-being-destroyed-nishikant-dubey-slams-rahul-gandhi-as-sc-dismisses-plea-challenging-2024-maharashtra-polls-article-152485768</w:t>
-      </w:r>
-    </w:p>
-    <w:p>
-      <w:pPr>
-        <w:pStyle w:val="Normal"/>
-      </w:pPr>
-      <w:r>
-        <w:rPr/>
-        <w:t>Content: Theme Login to get the latest articles, videos, gallery and a lot more… Updated Aug 19, 2025, 09:40 IST निशिकांत दुबे ने कांग्रेस नेता राहुल गांधी पर साधा निशाना Nishikant Dubey: भाजपा सांसद निशिकांत दुबे ने मंगलवार को सुप्रीम कोर्ट द्वारा 2024 के महाराष्ट्र विधानसभा चुनावों में विसंगतियों का आरोप लगाने वाली याचिका खारिज करने के बाद राहुल गांधी और कांग्रेस पर निशाना साधा। निशिकांत दुबे ने आरोप लगाया कि कांग्रेस संवैधानिक संस्थाओं को नष्ट कर रही है। भाजपा सांसद ने X पर लिखा कि कल सुप्रीम कोर्ट ने महाराष्ट्र विधानसभा चुनाव को लेकर राहुल गांधी द्वारा लगाए गए वोट चोरी और देशद्रोहियों से सांठगांठ के आरोपों को खारिज कर दिया। कोर्ट ने कहा कि इस याचिका से अदालत का समय बर्बाद हुआ है। सुप्रीम कोर्ट को मतदाता सूची, मतदाताओं और मतदान प्रक्रिया में कोई विसंगति नहीं मिली। एक्स पोस्ट में लिखा गया है कि कांग्रेस का खेल बांग्लादेशी और संवैधानिक संस्थाओं को नष्ट करने पर आधारित है, तो सुप्रीम कोर्ट क्या है? अगर राहुल गांधी कुछ कहते हैं, तो वही सच है, किसी खाते या बहीखाते की जरूरत नहीं है। इससे पहले, राहुल गांधी ने महाराष्ट्र चुनावों में बार-बार वोट चोरी का आरोप लगाया था और राज्य में मतदाताओं की संख्या में असामान्य वृद्धि का आरोप लगाया था खासकर मुख्यमंत्री देवेंद्र फडणवीस की दक्षिण-पश्चिम नागपुर सीट पर। दुबे की यह टिप्पणी सोमवार को सुप्रीम कोर्ट द्वारा नवंबर 2024 में होने वाले महाराष्ट्र विधानसभा चुनावों में विसंगतियों का आरोप लगाने वाली याचिका को खारिज करने के बाद आई है। न्यायमूर्ति एम.एम. सुंदरेश और न्यायमूर्ति एन.कोटिस्वर सिंह की पीठ ने बॉम्बे उच्च न्यायालय के जून 2025 के आदेश के खिलाफ चेतन चंद्रकांत अहिरे द्वारा दायर याचिका को खारिज कर दिया। अहिरे ने इस आरोप के आधार पर चुनाव परिणामों को शून्य घोषित करने की मांग की कि शाम छह बजे मतदान समाप्त होने के बाद लगभग 75 लाख फर्जी मतदाताओं ने वोट डाले। उन्होंने मांग की कि मतदान प्रक्रिया में कथित उल्लंघन के कारण राज्य के सभी 288 विधानसभा क्षेत्रों के परिणामों को रद्द कर दिया जाए। याचिकाकर्ता ने आधिकारिक समय के बाहर डाले गए मतों का निर्वाचन क्षेत्रवार ब्यौरा देने तथा सफल उम्मीदवारों के निर्वाचन प्रमाण-पत्र रद्द करने की भी मांग की। उच्च न्यायालय ने उनकी याचिका को यह कहते हुए खारिज कर दिया था कि याचिका पूरी तरह से एक अखबार की रिपोर्ट पर आधारित है, इसमें काल्पनिक और निराधार दावे हैं और यह कानून की प्रक्रिया का घोर दुरुपयोग है। देश और दुनिया की ताजा ख़बरें (Hindi News) पढ़ें हिंदी में और देखें छोटी बड़ी सभी न्यूज़ Times Now Navbharat Live TV पर। देश (India News) अपडेट और चुनाव (Elections) की ताजा समाचार के लिए जुड़े रहे Times Now Navbharat से। शशांक शेखर मिश्रा टाइम्स नाउ नवभारत डिजिटल (www.timesnowhindi.com) में बतौर कॉपी एडिटर काम कर रहे हैं। इन्हें पत्रकारिता में करीब 5 वर्षों का अनुभव है...और देखें hindi news india Manipur FMR: नई एफएमआर नीति के तहत 42,000 म्यांमार नागरिकों की हुई बायोमेट्रिक मैपिंग शेल्टर होम में होंगे सिर्फ आक्रामक और रेबीज वाले कुत्ते, Dog पकड़ने के दौरान जो बनेंगे बाधा, उनपर लगेगा जुर्माना; SC का बड़ा फैसला संसद भवन की सुरक्षा में चूक : पेड़ के सहारे चढ़कर दीवार फांद गया शख्स, नई पार्लियामेंट के गरुड़ द्वार तक पहुंचा, पकड़ा गया सुप्रीम कोर्ट में कांग्रेस पार्टी की मान्यता रद्द करने की मांग, बिहार में वोटर लिस्ट पर भारी घमासान प्रधानमंत्री मोदी का आज बिहार और पश्चिम बंगाल दौरा, करेंगे कई विकास परियोजनाओं का शिलान्यास Follow Us : © 2025 Bennett, Coleman &amp; Company Limited</w:t>
-      </w:r>
-    </w:p>
-    <w:p>
-      <w:pPr>
-        <w:pStyle w:val="Heading3"/>
-      </w:pPr>
-      <w:r>
-        <w:rPr/>
-        <w:t>Article 203</w:t>
-      </w:r>
-    </w:p>
-    <w:p>
-      <w:pPr>
-        <w:pStyle w:val="Normal"/>
-      </w:pPr>
-      <w:r>
-        <w:rPr/>
-        <w:t>Title: शिवसेना एकनाथ शिंदे गुट को बड़ा झटका, शिवाजी सावंत भाजपा में होगें शामिल</w:t>
-      </w:r>
-    </w:p>
-    <w:p>
-      <w:pPr>
-        <w:pStyle w:val="Normal"/>
-      </w:pPr>
-      <w:r>
-        <w:rPr/>
-        <w:t xml:space="preserve">URL: </w:t>
-      </w:r>
-      <w:r>
-        <w:t xml:space="preserve"> https://paliwalwani.com/maharastra/shiv-sena-eknath-shinde-faction-is-a-big-shock-shivaji-sawant-will-be-involved-in-bjp</w:t>
-      </w:r>
-    </w:p>
-    <w:p>
-      <w:pPr>
-        <w:pStyle w:val="Normal"/>
-      </w:pPr>
-      <w:r>
-        <w:rPr/>
-        <w:t>Content: महाराष्ट्र. महाराष्ट्र में आने वाले कुछ महीनों में स्वराज संस्थाओं के चुनाव होने वाले हैं. इन चुनावों की तैयारियों में महाविकास आघाड़ी और महायुति के घटक दल पूरी तरह जुटे हुए हैं. इसी बीच दल-बदल की राजनीति भी तेज हो गई है. विधानसभा चुनाव के बाद महाविकास आघाड़ी के कई बड़े नेता महायुति में शामिल हो चुके हैं. अब शिवसेना शिंदे गुट को बड़ा धक्का लगा है. जानकारी के मुताबिक शिवसेना शिंदे गुट के जिला संपर्क प्रमुख शिवाजी सावंत भाजपा में शामिल होने जा रहे हैं. खास बात यह है कि शिवाजी सावंत, शिंदे गुट के विधायक और मंत्री तानाजी सावंत के भाई हैं. पार्टी के अंदरूनी राजनीति से नाराज होकर उन्होंने पद से इस्तीफा दे दिया है और समर्थकों के साथ भाजपा में शामिल होने का निर्णय लिया है. अगले दो दिनों में उनका भाजपा प्रवेश कार्यक्रम तय है. माना जा रहा है कि सोलापुर दौरे पर आए मुख्यमंत्री देवेंद्र फडणवीस से गुप्त मुलाकात के बाद शिवाजी सावंत ने भाजपा में जाने का फैसला किया. बताया गया है कि फडणवीस की मौजूदगी में सावंत, पूर्व उपमहापौर दिलीप कोल्हे, शिवसेना और युवासेना के कई पदाधिकारी तथा महिला आघाड़ी से जुड़े कार्यकर्ता भाजपा में प्रवेश करेंगे. इस कदम से सोलापुर जिले में भाजपा की ताकत और मजबूत होने की संभावना है. इस घटनाक्रम पर शिवसेना शिंदे गुट के जिला प्रमुख अमोल शिंदे ने तीखी प्रतिक्रिया दी. उन्होंने भाजपा में जाने वाले नेताओं पर तंज कसते हुए कहा, “दिल्या घरी सुखी रहा...” साथ ही अमोल शिंदे ने यह भी कहा कि यह नेताओं का व्यक्तिगत निर्णय है, गुट पर इसका असर नहीं होगा. हालांकि राजनीतिक हलकों में इसे उपमुख्यमंत्री एकनाथ शिंदे के लिए बड़ा झटका माना जा रहा है, क्योंकि इस वजह से सोलापुर नगर निगम, पंचायत समिति और जिला परिषद चुनावों में भाजपा का दबदबा और बढ़ सकता है.</w:t>
-      </w:r>
-    </w:p>
-    <w:p>
-      <w:pPr>
-        <w:pStyle w:val="Heading3"/>
-      </w:pPr>
-      <w:r>
-        <w:rPr/>
-        <w:t>Article 204</w:t>
-      </w:r>
-    </w:p>
-    <w:p>
-      <w:pPr>
-        <w:pStyle w:val="Normal"/>
-      </w:pPr>
-      <w:r>
-        <w:rPr/>
-        <w:t>Title: Pravin Darekar: राज्य सहकारी संघाच्या अध्यक्षपदी आमदार प्रवीण दरेकर</w:t>
-      </w:r>
-    </w:p>
-    <w:p>
-      <w:pPr>
-        <w:pStyle w:val="Normal"/>
-      </w:pPr>
-      <w:r>
-        <w:rPr/>
-        <w:t xml:space="preserve">URL: </w:t>
-      </w:r>
-      <w:r>
-        <w:t xml:space="preserve"> https://pudhari.news/maharashtra/pune/pravin-darekar-elected-cooperative-president-maharashtra-ac90</w:t>
-      </w:r>
-    </w:p>
-    <w:p>
-      <w:pPr>
-        <w:pStyle w:val="Normal"/>
-      </w:pPr>
-      <w:r>
-        <w:rPr/>
-        <w:t>Content: उपाध्यक्षपदी अर्जुनराव बोरुडे, मानद सचिवपदी रामदास मोरे तीनही पदाधिका-यांची निवड बिनविरोध पुणे : महाराष्ट्र राज्य सहकारी संघाच्या अध्यक्षपदी भाजपचे विधान परिषदेतील गटनेते आमदार प्रवीण दरेकर यांची बिनविरोध निवड झाली आहे. उपाध्यक्षपदी अर्जुनराव बोरुडे (अहिल्यानगर) तर मानद सचिवपदी रामदास मोरे यांचीही बिनविरोध निवड झालेली आहे. राज्यात शिक्षण-प्रशिक्षणासाठी गेल्या 107 वर्षांपासून राज्य सहकारी संघ कार्यरत आहे. संघाच्या पंचवार्षिक निवडणुकीत आमदार दरेकर आणि मजूर फेडरेशनचे अध्यक्ष संजीव कुसाळकर यांच्या पॅनलने 21 पैकी 20 जागा जिंकल्या होत्या. त्यामुळे पदाधिकाऱ्यांची निवडणूक बिनविरोध होणे अपेक्षित होते. नवनिर्वाचित संचालक मंडळाची बैठक निवडणूक निर्णय अधिकारी व जिल्हा उपनिबंधक ( पुणे ग्रामीण) प्रकाश जगताप यांच्या उपस्थितीत सोमवारी (दि.१८) दुपारी दोन वाजता मुख्यालयात झाली. या बैठकीमध्ये तिन्ही पदांसाठी एकच उमेदवारांचे नाव आले. त्यानुसार पदाधिकाऱ्यांची निवड बिनविरोध घोषित करण्यात आली. पदाधिकाऱ्यांच्या निवडीनंतर कार्यकर्त्यांनी फटाक्यांच्या आतषबाजी आणि ढोल ताशांचा गजर करीत जल्लोष साजरा केला. सत्काराला उत्तर देताना अध्यक्ष आ. प्रवीण दरेकर म्हणाले, राज्याच्या सहकार चळवळीने ग्रामीण अर्थकारणाच्या विकासात मोलाचे योगदान दिले आहे. महात्मा गांधींच्या उपस्थितीत राज्य सहकारी संघाची स्थापना झाली आणि १०७ वर्षे या संघास झाली आहेत. या संघाची वैभवशाली परंपरा असून पूर्वीचे गतवैभव प्राप्त करून देण्यास माझे प्राधान्य राहील. सहकार चळवळ वाढून त्याचा फायदा सर्वसामान्य लोकांना होण्यासाठी मुख्यमंत्री देवेंद्र फडणवीस, उपमुख्यमंत्री एकनाथ शिंदे, अजित पवार नेहमीच आग्रही आहेत. मी ज्या ज्या सहकारी संस्थेत काम केले, तेथे सहकार चळवळ आणि संस्था वाढीस प्राधान्य दिले. सहकाराने अनेकांना मोठे केले. पण आज चळवळीची अवस्था वाईट आहे. त्यामुळे शिक्षण-प्रशिक्षणातून सहकारी संघासाठी काहीतरी उत्तम करूयात. त्यासाठी संघाच्या सर्व संचालकांनी आपले योगदान दयावे, अशी अपेक्षा व्यक्त केली. 'Pudhari' is excited to announce the relaunch of its Android and iOS apps. Stay updated with the latest news at your fingertips. Android and iOS Download now and stay updated, anytime, anywhere. Pudhari Publications Private Limited</w:t>
-      </w:r>
-    </w:p>
-    <w:p>
-      <w:pPr>
-        <w:pStyle w:val="Heading3"/>
-      </w:pPr>
-      <w:r>
-        <w:rPr/>
-        <w:t>Article 205</w:t>
-      </w:r>
-    </w:p>
-    <w:p>
-      <w:pPr>
-        <w:pStyle w:val="Normal"/>
-      </w:pPr>
-      <w:r>
-        <w:rPr/>
-        <w:t>Title: ३१ खासदार निवडून आले तेव्हा मतदारयाद्या बरोबर होत्या का ?</w:t>
-      </w:r>
-    </w:p>
-    <w:p>
-      <w:pPr>
-        <w:pStyle w:val="Normal"/>
-      </w:pPr>
-      <w:r>
-        <w:rPr/>
-        <w:t xml:space="preserve">URL: </w:t>
-      </w:r>
-      <w:r>
-        <w:t xml:space="preserve"> https://www.lokmat.com/nagpur/were-the-voter-lists-correct-when-31-mps-were-elected-a-a1000/</w:t>
-      </w:r>
-    </w:p>
-    <w:p>
-      <w:pPr>
-        <w:pStyle w:val="Normal"/>
-      </w:pPr>
-      <w:r>
-        <w:rPr/>
-        <w:t>Content: हिंदी | English शुक्रवार २२ ऑगस्ट २०२५ FOLLOW US : शहरं व्हिडीओ सखी आणखी By ऑनलाइन लोकमत | Updated: August 18, 2025 13:07 IST2025-08-18T13:05:00+5:302025-08-18T13:07:35+5:30 लोकमत न्यूज नेटवर्कनागपूर : ज्या ठिकाणी भाजप निवडून येते त्याच ठिकाणी काँग्रेस पक्षाला आक्षेप असतो. महाराष्ट्रात जेव्हा काँग्रेसचे ३१ खासदार निवडून आले, तेव्हा कुठलाही आक्षेप त्यांनी घेतला नाही. त्यावेळी मतदार याद्या बरोबर होत्या का, असा सवाल महसूलमंत्री चंद्रशेखर बावनकुळे यांनी केला आहे. नागपुरात रविवारी ते प्रसारमाध्यमांशी बोलत होते. निवडणुकीच्या काळात मतदार याद्या जाहीर होतात. त्यावेळी सर्वच पक्षांना आक्षेप घेण्यासाठी वेळ दिला जातो. विधानसभा निवडणुकीत महाराष्ट्रात एक लाख बूथवर याद्या लावल्या होत्या. त्यावेळी काँग्रेसच्या कुठल्याही नेत्याने आक्षेप घेतला नाही. निवडणुकीच्या काळातही आक्षेप घेतले नाही. मात्र, निवडणुका झाल्यावर सात महिन्यांनंतर राहुल गांधी यांनी आक्षेप घेतला. विधानसभा निवडणुका ज्या मतदान याद्यांवर झाल्या त्याच याद्यांवर आगामी स्थानिक स्वराज्य संस्थांच्या निवडणुका होणार आहेत. त्यामुळे काँग्रेस नेत्यांचे काही आक्षेप असतील तर ते त्यांनी आत्ताच निवडणूक आयोगाकडे मांडावे. नाहीतर पुन्हा निवडणूक हरल्यानंतर अपयशाचे खापर मतदार यादीवर फोडू नये, असे आवाहन बावनकुळे यांनी केले. कामठी विधानसभा मतदारसंघामध्ये १७ हजार बूथ लावून आम्ही नवीन मतदार नोंदणी केली. त्यात ३४ हजार मतदार वाढले. मतांची वाढ होणे म्हणजे मतदार यादी चुकीची आहे असे होत नाही. राहुल गांधींना शंका असेल तर आगामी स्थानिक स्वराज्य संस्थांच्या निवडणुकांमध्ये मतदार याद्या तपासून घ्याव्यात, यासाठी त्यांनी महाराष्ट्रातील त्यांच्या कार्यकर्त्यांना कामाला लावावे, असे बावनकुळे म्हणाले. महायुती शक्य नाही तेथे मैत्रीपूर्ण लढती होणारमुख्यमंत्री देवेंद्र फडणवीस, प्रदेशाध्यक्ष रवींद्र चव्हाण व मी महाराष्ट्रामध्ये प्रवास करीत असताना स्थानिक स्वराज्य संस्था निवडणूक महायुतीतच लढण्याच्या सूचना दिल्या आहेत. परंतु, जिथे शक्य नाही तिथे लढत मैत्रीपूर्ण करून महायुतीला धक्का बसणार नाही याची काळजी स्थानिक नेत्यांनी घ्यायची आहे, असे त्यांनी स्पष्ट केले. सरासरीपेक्षा जास्त पाऊस, पंचनामे होणारराज्यात ज्या ज्या ठिकाणी सरासरीपेक्षा जास्त पाऊस पडलेला आहे, त्या त्या ठिकाणी पंचनामे करून एसडीआरएफ व एनडीआरएफ यांच्या निकषांनुसार नुकसान भरपाई देण्याच्या सूचना देण्यात आल्या आहेत. नंदुरबारसह अनेक आदिवासी जिल्ह्यांमध्ये धर्मातराच्या उद्देशाने बांधलेले अनधिकृत चर्च हटवण्याचे निर्देश संबंधित जिल्हा दंडाधिकाऱ्यांना देण्यात आले, असेही त्यांनी यावेळी सांगितले. FOLLOW US : Copyright © 2025 Lokmat Media Pvt Ltd</w:t>
-      </w:r>
-    </w:p>
-    <w:p>
-      <w:pPr>
-        <w:pStyle w:val="Heading3"/>
-      </w:pPr>
-      <w:r>
-        <w:rPr/>
-        <w:t>Article 206</w:t>
-      </w:r>
-    </w:p>
-    <w:p>
-      <w:pPr>
-        <w:pStyle w:val="Normal"/>
-      </w:pPr>
-      <w:r>
-        <w:rPr/>
-        <w:t>Title: बेस्टच्या पतपेढीची निवडणूक ८३ टक्के मतदान, ठाकरे बंधू आणि भाजपसाठी प्रतिष्ठेची लढाई, आज निकाल</w:t>
-      </w:r>
-    </w:p>
-    <w:p>
-      <w:pPr>
-        <w:pStyle w:val="Normal"/>
-      </w:pPr>
-      <w:r>
-        <w:rPr/>
-        <w:t xml:space="preserve">URL: </w:t>
-      </w:r>
-      <w:r>
-        <w:t xml:space="preserve"> https://www.loksatta.com/mumbai/mumbai-best-bus-credit-society-polls-result-today-bjp-vs-thackeray-brothers-mumbai-print-news-css-98-5314138/</w:t>
-      </w:r>
-    </w:p>
-    <w:p>
-      <w:pPr>
-        <w:pStyle w:val="Normal"/>
-      </w:pPr>
-      <w:r>
-        <w:rPr/>
-        <w:t>Content: मुंबई : दि बेस्ट एम्प्लॉईज को-ऑप. क्रेडिट सोसायटी लि.ची पंचवार्षिक निवडणूक सोमवारी पार पडली. भर पावसाताही कामगारांनी प्रचंड प्रतिसाद दिला व तब्बल ८३ टक्के मतदान झाले. ही निवडणूक ठाकरे बंधू आणि भाजप यांच्यासाठी प्रतिष्ठेची आहे. ही निवडणूक म्हणजे मुंबई महापालिका निवडणूकीची रंगीत तालीमच समजली जाते आहे. बेस्ट कामगारांच्या पतपेढीची पंचवार्षिक निवडणूक तब्बल नऊ वर्षांनी पार पडली. या निवडणुकीत ज्या पॅनलची सत्ता येते त्या कामगार संघटना बेस्ट उपक्रमात बलवान समजल्या जातात. त्यामुळे या निवडणूकीला महत्व आहे. मुंबई महापालिका निवडणूकीच्या तोंडावर या निवडणूकीला खूप महत्व निर्माण झाले आहे. शिवसेना (ठाकरे) आणि महाराष्ट्र नवनिर्माण सेना हे दोन्ही पक्ष या निवडणुकीच्या निमित्ताने पुन्हा एकत्र आले व दोन्हीकडच्या उमेदवारांचे एकच उत्कर्ष पॅनेल या निवडणुकीसाठी उतरवण्यात आले होते. त्यांना आव्हान देण्यासाठी आमदार प्रविण दरेकर व प्रसाद लाड यांची श्रमिक उत्कर्ष सभा, मत्सव्यवसाय मंत्री नितेश राणे यांची समर्थ बेस्ट कामगार संघटना यांनीही आपले पॅनल उभे केले होते. निवडणूक प्रचार जसा रंगात आला तशी ही निवडणूक ठाकरे बंधू विरुद्ध प्रसाद लाड अशीच झाली. सोमवारी सकाळी ९ ते ५ ही मतदानाची वेळ होती. मात्र सोमवारी पावसामुळे मतदानावर परिणाम होईल अशी शक्यता वर्तवली जात होती. त्यामुळे मतदानाची वेळ संध्याकाळी साडे सहापर्यंत वाढवण्यात आली होती. तब्बल ८३ टक्के सभासदांनी मतदान केले. भरघोस मतदान झाल्यामुळे आताच्या बेस्ट कामगार सेनेच्या पॅनलला धोका असल्याची चर्चा आहे. आज मतमोजणी बेस्ट उपक्रमाची सर्व आगरे आणि बेस्टची कार्यालये अशा ३५ केंद्रावर ही निवडणूक पार पडली. पतपेढीच्या १५,१२३ सभासदांपैकी १२,६५६ सभासदांनी मतदान केले. मंगळवारी वडाळा आगारात मतमोजणी होणार आहे. आमदार प्रसाद लाड हे या निवडणुकीसाठी पूर्ण ताकदीने मैदानात उतरले होते. शिवसेनेने (ठाकरे)देखील आपली सगळी यंत्रणा, विभागप्रमुख, नगरसेवक कामाला लावले होते. निवडणुकीच्या आधीच संचालक मंडळाला आर्थिक गुन्हे शाखेने नोटीस बजावल्यामुळे आधीच ठाकरे यांचे पॅनल वादात सापडले होते. लाड यांच्या श्रमिक उत्कर्ष सभा पॅनलने पैशाची पाकिटे वाटल्याचा आरोप मनसेचे संदीप देशपांडे यांनी केला होता. या निवडणुकीत प्रसाद लाड यांचे जसे पॅनल होते तसेच माजी नगरसेवक सुनील गणचार्य यांचे भाजप कामगार संघांचेही पॅनल होते आणि कामगार नेते शशांक राव यांचेही पॅनल होते. राव हे सध्या भाजपमध्ये आहेत. त्यामुळे भाजपची मते विभागली जातील अशीही चर्चा आहे. तर ठाकरे बंधुंच्या युतीचा किती फायदा होईल ते यानिमित्ताने समोर येणार आहेच. पण अत्यंत कमी सभासद असलेल्या मनसेसाठी ही निवडणूक फायद्याची ठरणार आहे. Surya Mahadasha: ज्योतिषशास्त्रात सूर्यदेवाला वडील, मान-सन्मान, प्रतिष्ठा, आत्मविश्वास आणि सरकारी नोकरी, प्रशासन यांचे कारक मानले जाते. सूर्यदेव साधारणपणे ३० दिवसांनी एका राशीतून दुसऱ्या राशीत प्रवेश करतात. सिंह राशीवर सूर्यदेवाचे आधिपत्य असते. मेष राशीत सूर्यदेव उच्च असतात, तर तूळ राशीत नीच असतात.</w:t>
-      </w:r>
-    </w:p>
-    <w:p>
-      <w:pPr>
-        <w:pStyle w:val="Heading3"/>
-      </w:pPr>
-      <w:r>
-        <w:rPr/>
-        <w:t>Article 207</w:t>
-      </w:r>
-    </w:p>
-    <w:p>
-      <w:pPr>
-        <w:pStyle w:val="Normal"/>
-      </w:pPr>
-      <w:r>
-        <w:rPr/>
-        <w:t>Title: हवामानाचा अंदाज: आजही पावसाचा कहर? मुंबई, पुण्यासह 7 जिल्ह्यांना रेड अलर्ट; गडचिरोलीसह 4 जिल्ह्यांना यलो अलर्ट</w:t>
-      </w:r>
-    </w:p>
-    <w:p>
-      <w:pPr>
-        <w:pStyle w:val="Normal"/>
-      </w:pPr>
-      <w:r>
-        <w:rPr/>
-        <w:t xml:space="preserve">URL: </w:t>
-      </w:r>
-      <w:r>
-        <w:t xml:space="preserve"> https://thefocusindia.com/national-news/maharashtra-weather-red-alert-mumbai-pune-7-districts-281414/amp/</w:t>
-      </w:r>
-    </w:p>
-    <w:p>
-      <w:pPr>
-        <w:pStyle w:val="Normal"/>
-      </w:pPr>
-      <w:r>
-        <w:rPr/>
-        <w:t>Content: विशेष प्रतिनिधी मुंबई : मुंबई, मराठवाड्यासह थेट विदर्भापर्यंत रविवारी रात्रीपासून पावसाने धूमशान घातले. आता आज मंगळवार, 19 ऑगस्ट रोजीही मुंबई पुण्यासह एकूण सात जिल्ह्यांना हवामान विभागाने रेड अलर्ट जाहीर केलाय. तर विदर्भातल्या गडचिरोलीसह चार जिल्ह्यांना यलो अलर्ट देण्यात आलाय. मुख्यमंत्री देवेंद्र फडणवीस यांनी आज महाराष्ट्रातल्या पूरस्थितीचा आढावा घेतला. तूर्तास तरी पूरस्थिती आटोक्यात असून, जवळपास एक हजार हेक्टरवरील शेतपिकाचे नुकसान झाल्याचा प्राथमिक अंदाज त्यांनी वर्तवला. पुढील 3-4 तासांत छत्रपती संभाजीनगर, जालना, परभणी, हिंगोली, नांदेड, जळगाव, मुंबई, ठाणे, रायगड आणि रत्नागिरी जिल्ह्यात काही ठिकाणी मध्यम ते जोरदार पाऊस पडण्याची शक्यता आहे. वादळी वारे मेघगर्जनेसह विजांचा कडकडाट होण्याची शक्यता असल्याची माहिती प्रशासनातर्फे देण्यात आली असून, राज्यात उद्याही अनेक ठिकाणी जोरदार पाऊस होण्याची शक्यता हवामान विभागाने वर्तवली आहे. 7 जिल्ह्यांना रेड, 4 ऑरेंज अलर्ट हवामान विभागाने सात जिल्ह्यांना रेड अलर्ट जारी केलाय. त्यात पालघर, ठाणे, मुंबई, रायगड, नाशिक घाट, पुणे घाट, सातारा घाट माथ्याचा समावेश आहे. येथे उद्या काही ठिकाणी मुसळधार ते अति मुसळधार पावसाची शक्यता वर्तवण्यात आली असून, दुर्गम ठिकाणी अति मुसळधार पावसाची भीती व्यक्त करण्यात आलीय. हवामान विभागाने चार जिल्ह्यांना ऑरेंज अलर्ट जारी केलाय. त्यात रत्नागिरी, सिंधुदुर्ग, कोल्हापूर घाट, गडचिरोलीचा समावेश आहे. या भागात काही ठिकाणी मुसळधार ते अति मुसळधार पाऊस होण्याची शक्यता आहे. 25 जिल्ह्यांना यलो अलर्ट हवामान विभागाने जवळपास 25 जिल्ह्यांना यलो अलर्ट जारी केलाय. त्यात धुळे, नंदुरबार, जळगाव, नाशिक, अहिल्यानगर, पुणे, सातारा, सांगली, छत्रपती संभाजीनगर, जालना, परभणी, बीड, हिंगोली, नांदेड, लातूर, अकोला, अमरावती, भंडारा, बुलढाणा, चंद्रपूर, गोंदिया, नागपूर, वर्धा, वाशीम, यवतमाळचा समावेश आहे. या जिल्ह्यात काही ठिकाणी जोरदार वादळ आणि विजांच्या कडकडाटासह मुसळधार पाऊस होऊ शकतो. या काळात वाऱ्याचा वेग साधारणतः 30-40 किमी प्रतितास राहील. महत्वाच्या बातम्या Technical by Swaraj IT Services</w:t>
-      </w:r>
-    </w:p>
-    <w:p>
-      <w:pPr>
-        <w:pStyle w:val="Heading3"/>
-      </w:pPr>
-      <w:r>
-        <w:rPr/>
-        <w:t>Article 208</w:t>
-      </w:r>
-    </w:p>
-    <w:p>
-      <w:pPr>
-        <w:pStyle w:val="Normal"/>
-      </w:pPr>
-      <w:r>
-        <w:rPr/>
-        <w:t>Title: Trending</w:t>
-      </w:r>
-    </w:p>
-    <w:p>
-      <w:pPr>
-        <w:pStyle w:val="Normal"/>
-      </w:pPr>
-      <w:r>
-        <w:rPr/>
-        <w:t xml:space="preserve">URL: </w:t>
-      </w:r>
-      <w:r>
-        <w:t xml:space="preserve"> https://thefocusindia.com/maharashtra-news/shivaji-sawants-admission-to-bjp-is-certain-281398/</w:t>
-      </w:r>
-    </w:p>
-    <w:p>
-      <w:pPr>
-        <w:pStyle w:val="Normal"/>
-      </w:pPr>
-      <w:r>
-        <w:rPr/>
-        <w:t>Content: विशेष प्रतिनिधि सोलापूर : स्थानिक स्वराज्य संस्थांच्या निवडणुकीच्या पार्श्वभूमीवर राज्यातील राजकारण चांगलच तापलं आहे. अनेक राजकीय घडामोडी आणि पक्षप्रवेश होत आहेत. अशातच सोलापूरात भाजपकडून शिवसेना शिंदे गटाला मोठा धक्का देण्यात आला आहे. Shivaji Sawant माजी मंत्री आणि शिवसेना आमदार तानाजी सावंत यांच्या भावाने शिंदेंच्या शिवसेनेला राम राम ठोकला आहे. शिंदे गटाचे संपर्क प्रमुख शिवाजी सावंत आणि माजी उपमहापौर दिलीप कोल्हे लवकरच आपल्या गटासह भाजपात प्रवेश करणार आहेत. शिवसेना शिंदे गटाचे आमदार टणजी सावंत हे महायुटी सरकार मध्ये मंत्री राहिलेहॉटे. इतकंच नाही तर शिवसेनेतील बंडामध्येही त्यांचा मोठा सहभाग होता. मात्र विधानसभा निवडणुकीनंतर त्यांना मंत्रिपदाची संधि न देण्यात आल्याने त्यांनी त्यांची नाराजी अनेक वेळा जाहीर देखील केली आहे. या अधिवेशनातही त्यांचा सक्रिय सहभाग दिसला नव्हता. मात्र आता त्यांच्या भावानेच शिवसेनेला राम राम केला आहे. शिवाजी सावंत हे शिवसेना शिंदे गटाचे आमदार तानाजी सावंत यांचे बंधु असले तरी त्यांच्यावर सोलापूर जिल्हा संपर्कप्रमुख पदाची जबाबदारी देखील सोपवण्यात आली होती. त्यामुळे आता मुळातच शिंदेंच्या शिवसेनेचं संख्याबळ कमी असलेल्या किंवा एकही आमदार नसलेल्या सोलापूर जिल्ह्यात आगामी स्थानिक स्वराज्य संस्थांच्या निवडणुकीच्या पार्श्वभूमीवर शिंदे गटाला चांगलाच धक्का बसला आहे. Shivaji Sawant तानाजी सावंत हे सोलापूर जिल्ह्याचे संपर्कप्रमुख म्हणून काम पाहत होते तर, दिलीप कोल्हे हे देखील सोलापूरचे माजी उपमहापौर राहिलेले आहेत. पक्षांतर्गत राजकारणाला कंटाळून शिवाजी सावंत आणि दिलीप कोल्हे या दोघांनी काही दिवसांपूर्वीच राजीनामा दिला होता. मात्र, आता येत्या दोन दिवसांत आपल्या समर्थकांसाह हे दोन्ही पदाधिकारी व नेते भाजपामध्ये प्रवेश करणार आहेत. मुख्यमंत्री देवेंद्र फडणवीस यांच्या उपस्थितीत दोन दिवसांत शिवाजी सावंत, माजी महापौर दिलीप कोल्हे यांच्यासह शिवसेना पदाधिकारी, युवसेना, महिला आघाडीचे पदाधिकारी भाजपमध्ये प्रवेश करणार आहेत. शिवसेना शिंदे गटाला सोलापूर जिल्ह्यात अंतर्गत गटबाजीचा मोठा फटका बसला आहे. त्यामुळे आगामी सोलापूर महानगरपालिका, पंचायत आणि झेडपी निवडणुकीच्या पार्श्वभूमीवर शिंदे गटाला चांगली रणनीती आखावी लागणार आहे. Shivaji Sawant दरम्यान, शिवसेना शिंदे गटाचे जिल्हाप्रमुख अमोल शिंदे यांनी भाजपामध्ये प्रवेश करणाऱ्या पदाधिकाऱ्यांना खडे बोल सुनावले आहेत. ‘भाजपामध्ये प्रवेश करणाऱ्या सगळ्या पदाधिकाऱ्यांचा सत्कार, दिल्या घरी सुखी रहा’ अशा शब्दात त्यांनी तानाजी सावंत व इतर पदाधिकाऱ्यांना चांगलाच टोला लगावला आहे. तसेच, शिवाजी सावंत आणि त्यांच्यासोबत जाणाऱ्या पदाधिकाऱ्यांनी वैयक्तिक निर्णय घेतल्याच स्पष्टीकरण जिल्हाप्रमुख अमोल शिंदे यांच्याकडून देण्यात आलं आहे. महत्वाच्या बातम्या To be published, comments must be reviewed by the administrator.* ajit pawar Amit Shah BJP chief minister CHINA congress CORONA delhi devendra fadnavis eknath shinde election government INDIA karnataka maharashtra modi mumbai NARENDRA MODI pakistan pm modi pune Rahul gandhi sanjay raut sharad pawar Shiv Sena supreme court uddhav thackeray Uttar Pradesh कोरोना व्हायरस पंतप्रधान नरेंद्र मोदी ‘द फोकस इंडिया’, ज्योतिनगर, औरंगाबाद (महाराष्ट्र) Email : thefocusindia123@gmail.com Our website uses cookies to improve your experience. Learn more Download App</w:t>
-      </w:r>
-    </w:p>
-    <w:p>
-      <w:pPr>
-        <w:pStyle w:val="Heading3"/>
-      </w:pPr>
-      <w:r>
-        <w:rPr/>
-        <w:t>Article 209</w:t>
-      </w:r>
-    </w:p>
-    <w:p>
-      <w:pPr>
-        <w:pStyle w:val="Normal"/>
-      </w:pPr>
-      <w:r>
-        <w:rPr/>
-        <w:t>Title: ‘Third Mumbai’ will open a new chapter of economic development: Maha CM</w:t>
-      </w:r>
-    </w:p>
-    <w:p>
-      <w:pPr>
-        <w:pStyle w:val="Normal"/>
-      </w:pPr>
-      <w:r>
-        <w:rPr/>
-        <w:t xml:space="preserve">URL: </w:t>
-      </w:r>
-      <w:r>
-        <w:t xml:space="preserve"> https://www.lokmattimes.com/national/third-mumbai-will-open-a-new-chapter-of-economic-development-maha-cm/</w:t>
-      </w:r>
-    </w:p>
-    <w:p>
-      <w:pPr>
-        <w:pStyle w:val="Normal"/>
-      </w:pPr>
-      <w:r>
-        <w:rPr/>
-        <w:t>Content: Marathi | Hindi FOLLOW US : City By IANS | Updated: August 18, 2025 17:00 IST2025-08-18T16:50:51+5:302025-08-18T17:00:12+5:30 Mumbai, Aug 18 Chief Minister Devendra Fadnavis on Monday said that a ‘Third Mumbai’ being developed in Raigad district will be a new chapter of economic development. The Chief Minister further stated that the state government is committed to development and it is working to create a 'Third Mumbai' in partnership with the private sector. An international university centre is being set up in 'Third Mumbai'.“A medical college will also be set up, and an innovation hub will be set up here. It will have all the research facilities. There will also be facilities for research in the field of quantum computing. There will be AI-based systems and research. 'Third Mumbai' will have good connectivity with the existing Mumbai. In addition to Coastal Road and Atal Setu, there will be a Worli-Shivadi link road, which is currently under construction. ‘Third Mumbai’ will do the work of further boosting the development of Mumbai. Private investors should take the initiative to invest in the development of this sector. Good development can only happen through private and government partnership. The work of granting all the necessary approvals to investors coming here will be completed quickly at the government level,” said the Chief Minister.The Chief Minister said that Maharashtra is an investment-friendly state. Work is currently underway for Ease of Doing Business. “We are working to ensure that there are no problems with investment. If any problem arises, it is being resolved promptly, he added.He appealed to investors to contribute to the development of the 'Third Mumbai'.Stating that the opening of a private bank office is very important for the economic progress of Mumbai and Maharashtra, Fadnavis said it is a matter of pride for the state. This confirms the skilled manpower, strong markets and investment-friendly environment in Maharashtra. This event underlines Maharashtra's leadership in the economic sector, he noted.Disclaimer: This post has been auto-published from an agency feed without any modifications to the text and has not been reviewed by an editorOpen in app The Chief Minister further stated that the state government is committed to development and it is working to create a 'Third Mumbai' in partnership with the private sector. An international university centre is being set up in 'Third Mumbai'. “A medical college will also be set up, and an innovation hub will be set up here. It will have all the research facilities. There will also be facilities for research in the field of quantum computing. There will be AI-based systems and research. 'Third Mumbai' will have good connectivity with the existing Mumbai. In addition to Coastal Road and Atal Setu, there will be a Worli-Shivadi link road, which is currently under construction. ‘Third Mumbai’ will do the work of further boosting the development of Mumbai. Private investors should take the initiative to invest in the development of this sector. Good development can only happen through private and government partnership. The work of granting all the necessary approvals to investors coming here will be completed quickly at the government level,” said the Chief Minister. The Chief Minister said that Maharashtra is an investment-friendly state. Work is currently underway for Ease of Doing Business. “We are working to ensure that there are no problems with investment. If any problem arises, it is being resolved promptly, he added. He appealed to investors to contribute to the development of the 'Third Mumbai'. Stating that the opening of a private bank office is very important for the economic progress of Mumbai and Maharashtra, Fadnavis said it is a matter of pride for the state. This confirms the skilled manpower, strong markets and investment-friendly environment in Maharashtra. This event underlines Maharashtra's leadership in the economic sector, he noted. Disclaimer: This post has been auto-published from an agency feed without any modifications to the text and has not been reviewed by an editor FOLLOW US : Copyright ©2025 Lokmat Media Pvt Ltd</w:t>
-      </w:r>
-    </w:p>
-    <w:p>
-      <w:pPr>
-        <w:pStyle w:val="Heading3"/>
-      </w:pPr>
-      <w:r>
-        <w:rPr/>
-        <w:t>Article 210</w:t>
-      </w:r>
-    </w:p>
-    <w:p>
-      <w:pPr>
-        <w:pStyle w:val="Normal"/>
-      </w:pPr>
-      <w:r>
-        <w:rPr/>
-        <w:t>Title: ट्रंप और ज़ेलेंस्की की मुलाक़ात, सीज़फ़ायर को लेकर दोनों नेताओं ने क्या कहा?</w:t>
-      </w:r>
-    </w:p>
-    <w:p>
-      <w:pPr>
-        <w:pStyle w:val="Normal"/>
-      </w:pPr>
-      <w:r>
-        <w:rPr/>
-        <w:t xml:space="preserve">URL: </w:t>
-      </w:r>
-      <w:r>
-        <w:t xml:space="preserve"> https://www.bbc.com/hindi/live/c23pr7x3kmgt</w:t>
-      </w:r>
-    </w:p>
-    <w:p>
-      <w:pPr>
-        <w:pStyle w:val="Normal"/>
-      </w:pPr>
-      <w:r>
-        <w:rPr/>
-        <w:t>Content: बीते शुक्रवार को अलास्का में रूसी राष्ट्रपति से मिलने के बाद अमेरिकी राष्ट्रपति ट्रंप ने यूक्रेनी राष्ट्रपति वोलोदिमिर ज़ेलेंस्की और यूरोपीय नेताओं से व्हाइट हाउस मुलाक़ात की. आनंद मणि त्रिपाठी और अभय कुमार सिंह इमेज स्रोत, Getty Images बीते शुक्रवार को अलास्का में रूसी राष्ट्रपति से मिलने के बाद अमेरिकी राष्ट्रपति ट्रंप ने यूक्रेनी राष्ट्रपति वोलोदिमिर ज़ेलेंस्की और यूरोपीय नेताओं से व्हाइट हाउस मुलाक़ात की. इस बार दोनों नेताओं में अधिक तालमेल दिखा और इस बार ज़ेलेंस्की सूट पहने हुए दिखे. इसे लेकर एक पत्रकार ने उनसे सवाल भी किया. पत्रकारों के साथ मुख़ातिब होने के दौरान अधिकांश सवालों पर ट्रंप ही बोलते रहे. सीज़ फ़ायर को लेकर ट्रंप ने कहा, “किसी भी शांति समझौते के हिस्से के रूप में अमेरिका यूक्रेन को सुरक्षा गारंटी देने में शामिल होगा और इसे सुनिश्चित करेगा.” उन्होंने कहा कि सीज़फ़ायर ख़त्म करने के बारे में बातचीत करने के लिए युद्धविराम की जरूरत नहीं है. ट्रंप ने कहा कि बातचीत खत्म होने के बाद वो पुतिन को फ़ोन करेंगे. ज़ेलेंस्की ने संकेत दिया कि वह अमेरिका और रूस के नेताओं के साथ बैठक के पक्ष में हैं और कहा कि यूक्रेनी लोग युद्ध को ‘कूटनीतिक तरीके’ से समाप्त करने की ट्रंप की योजना का समर्थन करते हैं. हालांकि अमेरिका की ओर से सुरक्षा की गारंटी के सवाल पर ज़ेलेंस्की ने कहा, “एक मज़बूत यूक्रेनी सेना चाहिए. इसके लिए हथियार, लोग, ट्रेनिंग मिशन और ख़ुफ़िया जानकारी सब ज़रूरी हैं.” व्हाइट हाउस में आज का दिन गहमागहमी भरा रहने वाला है. ट्रंप ज़ेलेंस्की के साथ आए यूरोपीय नेताओं से डिनर पर मिलेंगे. इसके बाद उनके साथ एक बहुपक्षीय मीटिंग होगी और आखिर में ज़ेलेंस्की प्रेस को संबोधित करेंगे. इमेज स्रोत, X/@DrSJaishankar चीन के विदेश मंत्री वांग यी सोमवार को भारत के दो दिन के दौरे पर पहुंचे हैं. दौरे के पहले दिन विदेश मंत्री एस. जयशंकर ने दिल्ली में वांग यी के साथ द्विपक्षीय बैठक की. शुरुआती संबोधन के दौरान जयशंकर ने कहा, "मैं आपका और आपके प्रतिनिधिमंडल का भारत में स्वागत करता हूं, जब आप भारत और चीन के विशेष प्रतिनिधियों के बीच 24वें दौर की बातचीत के लिए अपने दौरे की शुरुआत कर रहे हैं." उन्होंने आगे कहा, ''यह अक्तूबर 2024 में कज़ान में हमारे नेताओं की मुलाकात के बाद किसी चीनी मंत्री की पहली यात्रा है. यह अवसर हमें द्विपक्षीय संबंधों की समीक्षा करने का मौक़ा देता है. साथ ही यह वैश्विक हालात और आपसी हित से जुड़े कुछ मुद्दों पर विचार-विमर्श करने का सही समय भी है. जयशंकर ने यह भी कहा कि भारत और चीन के रिश्तों ने एक कठिन दौर देखा है और अब दोनों देश आगे बढ़ना चाहते हैं. न्यूज़ एजेंसी एएनआई के मुताबिक़, चीन के विदेश मंत्री वांग यी ने वार्ता में कहा "हमने सीमा क्षेत्रों में शांति और स्थिरता बनाए रखी है." उन्होंने आगे कहा, "हमने सहयोग बढ़ाने और चीन-भारत संबंधों में सुधार और विकास की गति को और मज़बूत करने का भरोसा साझा किया है, ताकि हम एक-दूसरे की सफलता में योगदान दे सकें और एशिया, साथ ही दुनिया को आवश्यक स्थिरता दे सकें." बैठक के बाद एक्स पोस्ट में एस. जयशंकर ने कहा, "मुझे भरोसा है कि आज की बातचीत भारत और चीन के बीच स्थिर और सहयोगपूर्ण रिश्ते बनाने में मदद करेगी." बता दें कि वांग यी का यह दौरा प्रधानमंत्री नरेंद्र मोदी की प्रस्तावित चीन यात्रा से कुछ दिन पहले हो रहा है, जहां प्रधानमंत्री शंघाई सहयोग संगठन (एससीओ) के वार्षिक शिखर सम्मेलन में शामिल होंगे. इमेज स्रोत, RIA NOVOSTI VIA REUTERS व्हाइट हाउस में यूक्रेन के राष्ट्रपति ज़ेलेंस्की, अमेरिकी राष्ट्रपति डोनाल्ड ट्रंप और यूरोपीय नेताओं की बैठक की तैयारियों के बीच रूसी राष्ट्रपति व्लादिमीर पुतिन अपनी कूटनीतिक गतिविधियों में व्यस्त रहे. क्रेमलिन के मुताबिक़, पुतिन ने अलास्का में हुए शिखर सम्मेलन के "नतीजों" की जानकारी देते हुए आज कई देशों के नेताओं से फ़ोन पर बातचीत की. इनमें भारत के प्रधानमंत्री नरेंद्र मोदी, ब्राज़ील के राष्ट्रपति लुईस इनासियो लूला डा सिल्वा, दक्षिण अफ्रीका के राष्ट्रपति सिरिल रामाफ़ोसा और ताजिकिस्तान के राष्ट्रपति एमोमाली रहमोन शामिल हैं. इमेज स्रोत, DIPR/Karnataka कर्नाटक सरकार ने साफ़ किया है कि धर्मस्थला मामले में आगे की कार्रवाई का फ़ैसला स्पेशल इन्वेस्टिगेशन टीम (एसआईटी) पर छोड़ा गया है. यह मामला उस पूर्व सफाईकर्मी के दावे से जुड़ा है, जिसने दावा किया था कि उसने सैकड़ों लड़कियों और महिलाओं के शव दफ़नाए थे. गृह मंत्री जी. परमेश्वर ने सोमवार को विधानसभा में कहा, "निष्पक्ष जांच की जा रही है. और कितने शव निकाले जाएंगे, यह सवाल पूछा गया है. उस (पूर्व सफाईकर्मी) ने जो भी कहा है उसकी जांच होगी. आगे बढ़ना है या नहीं, यह एसआईटी तय करेगी. हमने एसआईटी को यह आज़ादी दी है कि वही फ़ैसला करे." बीजेपी नेताओं ने इस बात पर सवाल उठाए हैं कि पूर्व सफाईकर्मी की तरफ़ से बताए गए 17 स्थानों पर खुदाई की गई, लेकिन सिर्फ दो जगहों पर ही कुछ कंकाल के अवशेष मिले. बीजेपी नेताओं ने पूरे मामले को "करोड़ों अनुयायियों वाले एक हिंदू धर्मस्थल के ख़िलाफ़ बदनाम करने का अभियान" बताया. विधानसभा की कार्यवाही उस समय स्थगित करनी पड़ी जब बीजेपी विधायक सुनील कुमार ने कहा कि सरकार ने एसआईटी इसलिए बनाई है ताकि इस बदनाम करने वाले अभियान को बढ़ावा दिया जा सके. उप मुख्यमंत्री डी.के. शिवकुमार ने हस्तक्षेप करते हुए कहा कि उन्हें भी लगता है कि श्री क्षेत्र धर्मस्थला के ख़िलाफ़ कोई साज़िश है. लेकिन उन्होंने बीजेपी से अपील की "इसमें राजनीति न करें. राजनीति में धर्म होना चाहिए. धर्म में राजनीति नहीं." गृह मंत्री जी. परमेश्वर ने कहा कि जिन दो स्थानों से अवशेष मिले हैं उन्हें फ़ॉरेंसिक जांच के लिए भेजा गया है. साथ ही सभी स्थानों से मिट्टी के नमूने भी एसआईटी ने इकट्ठा किए हैं और उन्हें भी फ़ॉरेंसिक जांच के लिए भेजा गया है. उन्होंने कहा, "जांच सिर्फ़ फ़ॉरेंसिक रिपोर्ट आने के बाद ही शुरू होगी. वह (पूर्व सफाईकर्मी) तब एक खोपड़ी भी लेकर आया था. उसे भी फ़ॉरेंसिक जांच के लिए भेजा गया है." गृह मंत्री जी. परमेश्वर ने बताया कि पूर्व सफाईकर्मी न तो गिरफ़्तार है और न ही उसे गिरफ़्तार किया जा सकता है. उन्होंने कहा, "वह विटनेस प्रोटेक्शन एक्ट के तहत सुरक्षित है, जो एक केंद्रीय क़ानून है और राज्य ने भी इसे अपनाया है. प्रिंसिपल डिस्ट्रिक्ट जज की अध्यक्षता में बनी समिति ने कई शर्तें तय की हैं, जिनमें सुरक्षा भी शामिल है, जिन्हें पालन करना ज़रूरी है. यह आदेश 60 दिनों के लिए लागू है." परमेश्वर ने विधानसभा में एसआईटी बनाने के फ़ैसले का बचाव करते हुए कहा, "एक बार जांच पूरी हो जाने के बाद और मान लीजिए इसमें कुछ भी नकारात्मक नहीं निकलता, तो इससे केवल धर्मस्थला में आस्था ही और मज़बूत होगी. सरकार न तो किसी को बचाएगी और न ही किसी को निशाना बनाएगी. हम पद्मविभूषण वीरेंद्र हेगड़े का बहुत सम्मान करते हैं. मैं विपक्ष से सहयोग की अपील करता हूँ. हम कुछ भी नहीं छुपाएँगे. इस मामले में हमारा इकलौता मक़सद सच सामने लाना है." इमेज स्रोत, AFP via Getty Images बीबीसी की रिपोर्ट के अनुसार, आने वाले सप्ताहों में 30 से 50 गंभीर रूप से बीमार और घायल फ़लस्तीनी बच्चों को ग़ज़ा से इलाज के लिए ब्रिटेन लाया जाएगा. यह पहला समूह होगा जिसे विदेश कार्यालय, गृह कार्यालय और स्वास्थ्य विभाग के अभियान के तहत इलाज के लिए ब्रिटेन भेजा जाएगा. इन बच्चों का चयन विश्व स्वास्थ्य संगठन करेगा. वे अपने परिवार के सदस्यों के साथ तीसरे देश के रास्ते यात्रा करेंगे, जहां उनका बायोमेट्रिक डेटा दर्ज किया जाएगा. ब्रिटेन सरकार ने यह कदम कुछ सांसदों के आग्रह के बाद उठाया है. सांसदों ने सरकार को पत्र लिखकर कहा था कि ग़ज़ा में बीमार और घायल बच्चों को "बिना देरी" ब्रिटेन लाया जाए. इस लेख में Google YouTube से मिली सामग्री शामिल है. कुछ भी लोड होने से पहले हम आपकी इजाज़त मांगते हैं क्योंकि उनमें कुकीज़ और दूसरी तकनीकों का इस्तेमाल किया गया हो सकता है. आप स्वीकार करने से पहले Google YouTube cookie policy और को पढ़ना चाहेंगे. इस सामग्री को देखने के लिए 'अनुमति देंऔर जारी रखें' को चुनें. पोस्ट YouTube समाप्त सामग्री् उपलब्ध नहीं है इमेज स्रोत, REUTERS/ STATE EMERGENCY SERVICE OF UKRAINE यूक्रेनी अधिकारियों ने बताया कि रूस के हमलों में 10 लोगों की मौत हुई है. यूक्रेन के राष्ट्रपति वोलोदिमीर ज़ेलेंस्की ने इस हमले को "जानबूझकर उठाया गया क़दम बताया है ताकि यूक्रेन पर दबाव बनाए रखा जाए और कूटनीतिक प्रयासों को नीचा दिखाया जाए." यूक्रेन की वायुसेना ने कहा कि रूस ने 140 ड्रोन और 4 मिसाइल दागीं, जिनमें से 88 को मार गिराया गया. यूक्रेनी अधिकारियों का कहना है कि हमले में एक फ़्यूल और एनर्जी इंफ़्रास्ट्रक्चर को निशाना बनाया गया. ज़ेलेंस्की का कहना है कि यह हमला यूक्रेन की अंतरराष्ट्रीय साझेदारी पर भी किया गया था, क्योंकि जिस इंफ़्रास्ट्रक्चर को निशाना बनाया गया वह अज़रबैजान की कंपनी का है. इमेज स्रोत, Getty Images प्रधानमंत्री नरेंद्र मोदी ने एक्स पर जानकारी दी है कि उनकी रूस के राष्ट्रपति व्लादिमीर पुतिन से फोन पर बातचीत हुई है. यह बातचीत हाल ही में अलास्का के एंकोरेज में अमेरिकी राष्ट्रपति डोनाल्ड ट्रंप और पुतिन के बीच हुई मुलाक़ात से जुड़ी थी. प्रधानमंत्री मोदी ने अपनी पोस्ट में लिखा, "अपने मित्र राष्ट्रपति पुतिन को कॉल करने और अलास्का में राष्ट्रपति ट्रंप के साथ हुई हालिया मुलाक़ात पर विचार साझा करने के लिए धन्यवाद. भारत हमेशा से यूक्रेन संघर्ष का शांतिपूर्ण समाधान चाहता है और इस दिशा में हर कोशिश का समर्थन करता है. आने वाले दिनों में हमारी बातचीत जारी रहने की उम्मीद है." अलास्का में ट्रंप और पुतिन की आमने-सामने मुलाक़ात करीब तीन घंटे चली थी. हालांकि इस बैठक से न तो युद्धविराम पर सहमति बनी और न ही कोई औपचारिक समझौता हुआ. दोनों नेताओं ने बस इतना कहा था कि ‘कुछ प्रगति’ हुई है. इमेज स्रोत, ABDUL MAJEED/AFP via Getty Images पाकिस्तान में प्राकृतिक आपदाओं से निपटने वाले संस्थान नेशनल डिज़ास्टर मैनेजमेंट अथॉरिटी (एनडीएमए) के चेयरमैन लेफ़्टिनेंट जनरल इनाम हैदर ने बताया कि मौजूदा मानसून सीज़न में अब तक 670 से अधिक लोग मारे जा चुके हैं और 80 से 90 लोग अब भी लापता हैं. एक प्रेस कॉन्फ्रेंस में उन्होंने कहा, "मानसून के दौरान अलग-अलग घटनाओं में अब तक लगभग 670 लोग मारे गए हैं जबकि एक हज़ार से अधिक लोग घायल हुए हैं." लेफ्टिनेंट जनरल इनाम हैदर ने बताया, "80 से 90 लोग अब भी लापता हैं. अगर इनका जल्द पता नहीं चला तो इन्हें भी मृतकों की लिस्ट में शामिल करना पड़ेगा." एनडीएमए प्रमुख के अनुसार मानसून की बारिश का सिलसिला 23 अगस्त तक जारी रहेगा और इस दौरान हालात और बिगड़ सकते हैं. उन्होंने चेतावनी दी, "क्लाउड बर्स्ट जैसी घटनाएं और हो सकती हैं." उन्होंने यह भी बताया कि 23 अगस्त से महीने के अंत तक और सितंबर के पहले दस दिनों में मानसून के दो और चरण आने की संभावना है. उन्होंने कहा, "दस सितंबर के बाद हालात धीरे-धीरे सुधरने लगेंगे और सितंबर के अंत तक सामान्य हो जाएंगे." इमेज स्रोत, TWITTER.COM/AIMIM_NATIONAL एआईएमआईएम प्रमुख और हैदराबाद से सांसद असदुद्दीन ओवैसी ने सोशल मीडिया पर ब्लूमबर्ग की एक रिपोर्ट शेयर करते हुए मोदी सरकार से सवाल किए हैं. ब्लूमबर्ग की रिपोर्ट के मुताबिक़, भारत की बड़ी कंपनियां जैसे अदानी ग्रुप, रिलायंस इंडस्ट्रीज और जेएसडब्ल्यू ग्रुप चीनी कंपनियों के साथ तकनीकी ट्रांसफर के लिए डील कर रही हैं. ओवैसी ने इसे शेयर करते हुए लिखा, "क्या यही वजह है कि मोदी सरकार चीन के साथ दोस्ती बढ़ाने की इतनी जल्दी में है?" उन्होंने लिखा, "हाल ही में एनएसए (अजीत डोभाल) और विदेश मंत्री (एस जयशंकर) चीन गए थे. मोदी सरकार देश को बताए कि हमारे सैनिक अब तक पूर्वी लद्दाख के बफ़र जोन में गश्त क्यों नहीं कर पा रहे, जहां वे 2020 तक जाते थे? अन्य इलाकों में गश्त करने से पहले हमें चीन को सूचना क्यों देनी पड़ती है, जबकि यह भारतीय क्षेत्र है? सीमा पर अब तक डी-एस्केलेशन क्यों नहीं हुआ?" इससे पहले एक और पोस्ट में, एक न्यूज़ रिपोर्ट शेयर करते हुए ओवैसी ने चीन और पाकिस्तान के रिश्तों का मुद्दा भी उठाया. उन्होंने लिखा, "चीन ने पाकिस्तान को हथियार और लड़ाकू विमान दिए, जो ऑपरेशन सिंदूर में हमारे सैनिकों के ख़िलाफ़ इस्तेमाल हुए. चीन ने पाकिस्तान को इंटेलिजेंस और सैटेलाइट इनपुट भी दिए. हमारी सरकार इसे लेकर चीन से कड़ा विरोध क्यों नहीं जताती?" उन्होंने सवाल उठाया, "प्रधानमंत्री ने दलाई लामा को जन्मदिन की शुभकामनाएं दीं तो बीजिंग ने इसका विरोध किया. लेकिन हमारी सरकार चुप रही. क्या यह हमारे राष्ट्रीय सम्मान और गरिमा का सवाल नहीं है?" ओवैसी ने कहा कि चीन भारत की आर्थिक वृद्धि में लगातार बाधा डाल रहा है और 2020 से व्यापार घाटा और बढ़ा है. इसके बावजूद सरकार की चिंता दिखाई नहीं देती. बिहार राज्य शिक्षक पात्रता परीक्षा (एसटीईटी) आयोजित करने की मांग को लेकर सोमवार को पटना में अभ्यर्थियों ने विरोध प्रदर्शन किया. अभ्यर्थी पिछले कई सालों से परीक्षा की मांग को लेकर आंदोलन कर रहे हैं. सोमवार को भी राज्यभर से बड़ी संख्या में अभ्यर्थी पटना पहुंचे. प्रदर्शन में छात्र 'एसटीईटी नहीं तो वोट नहीं' लिखी तख़्तियां लेकर आए थे. ये अभ्यर्थी मुख्यमंत्री आवास का घेराव करना चाहते थे, लेकिन पटना पुलिस ने उन्हें डाकबंगला चौराहे पर ही रोक दिया. इसके लिए बैरिकेडिंग लगाई गई थी. अभ्यर्थियों के नहीं मानने पर पुलिस और छात्रों के बीच धक्का-मुक्की हुई. हालांकि पुलिस अधिकारियों का कहना है कि बल प्रयोग नहीं किया गया. पटना डीएसपी लॉ एंड ऑर्डर कृष्ण मुरारी प्रसाद ने न्यूज़ एजेंसी एएनआई से कहा, "बल का प्रयोग नहीं किया गया है. उनके प्रतिनिधिमंडल मिलने के लिए जा चुके हैं. तो और लोगों को वापस चले जाना चाहिए. पूर्व में भी इनके प्रतिनिधिमंडल को मिलवाया गया है. ये अड़े हुए हैं कि हमारी मांग को पूरा किया जाए.'' ''अगर वे धरना देना चाहते हैं तो गर्दनीबाग़ में दें. लेकिन डाकबंगला चौराहा जाम करना, व्यवस्था को प्रभावित करना, इससे स्कूल के बच्चे जाम में फंस जाते हैं. ये मुख्य मार्ग है, लोगों को फ्लाइट लेनी होती है. ऐसे में ये कतई स्वीकार्य नहीं है." महाराष्ट्र में पिछले दो दिनों से मूसलाधार बारिश हो रही है. कई ज़िलों में रेड और ऑरेंज अलर्ट जारी है. राज्य के मुख्यमंत्री देवेंद्र फडणवीस का कहना है कि यह स्थिति 21 अगस्त तक बनी रह सकती है. उन्होंने बताया कि राज्य के लगभग आधे ज़िलों में कहीं रेड अलर्ट है तो कहीं ऑरेंज अलर्ट. मुख्यमंत्री फडणवीस ने न्यूज़ एजेंसी एएनआई से बातचीत में कहा, ''जहां-जहां नुकसान हो रहा है, वहां मदद पहुंचाने की कोशिश की जा रही है. पड़ोसी राज्यों तेलंगाना और कर्नाटक के साथ भी बातचीत की गई है, ताकि वहां से डिस्चार्ज होने वाले पानी को सही तरीके से नियंत्रित किया जा सके और बाढ़ की स्थिति पैदा न हो.'' मुख्यमंत्री फडणवीस का कहना है कि ख़ास तौर से कोंकण क्षेत्र में बाढ़ नियंत्रण के लिए अतिरिक्त व्यवस्था की गई है. उनके मुताबिक़, लगभग 4 लाख हेक्टेयर ज़मीन पर किसानों की बुवाई को नुकसान पहुंचा है और इसका आकलन कर उन्हें मदद दी जाएगी. उन्होंने कहा, ''नांदेड़ के मुकर्रमाबाद में कल 206 मिमी बारिश दर्ज की गई. इसके कारण क्लाउडबर्स्ट जैसी स्थिति बनी और कई लोग फंस गए. अब तक 206 लोगों को सुरक्षित निकाला जा चुका है और बाकी को भी निकाला जा रहा है. एनडीआरएफ और सेना की टीमें वहां मौजूद हैं.'' इमेज स्रोत, Getty Images मुंबई में कैसे हैं हालात? मुख्यमंत्री ने बताया कि मुंबई में भी बड़े पैमाने पर बारिश हुई है. पिछले आठ घंटों में 177 मिमी बारिश दर्ज की गई है और अगले 8 से 10 घंटों में और बारिश होने की आशंका है. उन्होंने कहा, ''मुंबई में अगले दो-तीन दिन तक बारिश जारी रहने की संभावना है. हाईटाइड की चेतावनी को देखते हुए भी एहतियात बरतने के निर्देश दिए गए हैं. शहर में अब तक 14 जगहों पर जलभराव हुआ, लेकिन 12 जगहों पर ट्रैफ़िक चालू है. केवल दो जगह ट्रैफ़िक बंद रहा.'' ''लोकल ट्रेन सेवाएं भी पूरी तरह से बंद नहीं हुई हैं. ट्रेनें देरी से चल रही हैं, लेकिन यातायात जारी है." इमेज स्रोत, Getty Images वॉशिंगटन पहुंचने के कुछ घंटे बाद वोलोदिमीर ज़ेलेंस्की ने एक्स पर पोस्ट कर व्हाइट हाउस बुलाने के लिए अमेरिकी राष्ट्रपति डोनाल्ड ट्रंप का धन्यवाद किया. उन्होंने लिखा, "हम सब चाहते हैं कि यह युद्ध जल्द और भरोसेमंद तरीके से ख़त्म हो. और शांति स्थायी होनी चाहिए." ज़ेलेंस्की ने कहा, "मुझे भरोसा है कि हम यूक्रेन की रक्षा करेंगे, सुरक्षा सुनिश्चित करेंगे और हमारे लोग हमेशा राष्ट्रपति ट्रंप, अमेरिका के सभी लोगों और हर साझेदार के समर्थन और मदद के लिए आभारी रहेंगे." अभी तक बीबीसी संवाददाता आनंद मणि त्रिपाठी आप तक ख़बरें पहुंचा रहे थे. अब से रात 10 बजे तक बीबीसी संवाददाता अभय कुमार सिंह आप तक अहम ख़बरें पहुंचाएंगे. बीबीसी हिंदी के पन्ने पर लगी कुछ अहम ख़बरें पढ़ने के लिए नीचे दिए गए लिंक्स पर क्लिक करें. -बेट‍ियों को जायदाद में हक़ देने के फ़ैसले पर आद‍िवासी समुदाय में क्‍यों मची है हलचल? -रूस-यूक्रेन युद्ध: ज़ेलेंस्की और ट्रंप की मुलाक़ात पर 'ताकतवर' पुतिन का साया -सत्ता का जुनून और 'त्रासदी', कहानी ईरान की शहज़ादी अशरफ़ पहलवी की -राहुल गांधी के आरोपों पर चुनाव आयोग ने दिए जवाब, क्या अब बंद हो जाएँगे सवाल? -सी पी राधाकृष्णन कौन हैं जिन्हें एनडीए ने बनाया उप राष्ट्रपति पद का उम्मीदवार इमेज स्रोत, Getty Images भारतीय मौसम विभाग (आईएमडी) ने सोमवार को मुंबई और आसपास के क्षेत्रों में भारी बारिश को लेकर रेड अलर्ट जारी किया है. पिछले तीन दिनों से हो रही लगातार बारिश के कारण कई इलाकों में जलभराव की स्थिति है और सड़कें प्रभावित हुई हैं. भारी बारिश की चेतावनी के बाद बृहन्मुंबई नगर निगम (बीएमसी) ने सभी स्कूलों और कॉलेजों को बंद रखने का निर्णय लिया है. बीएमसी ने नागरिकों से अपील की है कि वे केवल आवश्यक होने पर ही घर से बाहर निकलें. आईएमडी के आंकड़ों के अनुसार, सोमवार सुबह साढ़े आठ बजे से साढ़े 11 बजे के बीच मुंबई के कई इलाकों में भारी बारिश दर्ज की गई. इमेज स्रोत, Reuters म्यांमार में तख़्तापलट के बाद सैन्य सरकार के प्रमुख जनरल मिन ऑन्ग ह्लाइंग ने घोषणा की है कि वहां 28 दिसंबर को आम चुनाव होंगे. यह चुनाव 2021 के तख़्तापलट के बाद पहली बार हो रहा है. उस साल सेना ने सत्ता पर कब्ज़ा कर लिया था और लोकतांत्रिक रूप से निर्वाचित नेता आंग सान सू ची को क़ैद कर दिया था. सैन्य प्रशासन के प्रमुख ह्लाइंग ने कहा है कि चुनाव "स्वतंत्र और निष्पक्ष" होंगे, लेकिन अंतरराष्ट्रीय स्तर पर इस दावे को खारिज कर दिया गया है. आलोचकों का कहना है कि यह चुनाव केवल दिखावा है, जिसका इस्तेमाल सेना अपनी सत्ता मजबूत करने के लिए कर रही है. म्यांमार 2021 से गृहयुद्ध जैसी स्थिति में है, जहां सेना और जातीय सशस्त्र समूहों के बीच घातक संघर्ष जारी है. इनमें से कई समूहों ने साफ़ कर दिया है कि वे अपने इलाक़ों में मतदान की अनुमति नहीं देंगे. -म्यांमारः जनरल ह्लाइंग जिन्होंने आंग सान सू ची को गिरफ़्तार कर हथियाई सत्ता इमेज स्रोत, Reuters अमेरिका में राष्ट्रपति डोनाल्ड ट्रंप और राष्ट्रपति वोलोदिमीर ज़ेलेंस्की की व्हाइट हाउस में होने वाली बैठक से कुछ घंटे पहले रूस ने यूक्रेन के कस्बों और शहरों पर हमले किए है. मेयर इहोर तेरेखोव ने बताया कि खारकीएव में एक अपार्टमेंट ब्लॉक पर हुए एक रूसी ड्रोन हमले में एक बच्चे सहित कम से कम चार लोगों की मौत हो गई. उन्होंने बताया, "इमारत का एक हिस्सा ढह गया है और मलबे के नीचे और लोगों के दबे होने की आशंका है." स्थानीय अधिकारी इवान फेडोरोव ने बताया कि ज़ापोरिज़िया क्षेत्र में ग्लाइड बमों के प्रयोग से किए गए रूसी हमले में एक व्यक्ति की मौत हो गई और छह लोग घायल हो गए. इसमें दो बच्चे भी शामिल हैं. यूक्रेन की एयर फ़ोर्स ने कहा है कि रूस ने चार मिसाइलें और 140 ड्रोनों से पूरी रात यूक्रेन पर हमला किया. एयर फ़ोर्स ने दावा किया है कि 25 अलग-अलग जगहों पर उन्होंने 88 ड्रोन गिराए. इमेज स्रोत, Reuters ऑस्ट्रेलिया की एक अदालत ने कोविड-19 महामारी के दौरान 1,820 से अधिक ग्राउंड वर्करों को अवैध रूप से बर्खास्त करने के मामले में क़्वांटास एयरलाइन पर 5.9 करोड़ डॉलर का जुर्माना लगाया है. ऑस्ट्रेलियन ट्रांसपोर्ट वर्कर्स यूनियन ने इस फ़ैसले का स्वागत किया और कहा कि फ़ेयर वर्क एक्ट के तहत किसी ऑस्ट्रेलियाई कंपनी पर लगाया गया यह अब तक का सबसे बड़ा जुर्माना है. संघीय न्यायालय के न्यायाधीश माइकल ली ने कहा कि यह सज़ा अन्य कंपनियों के लिए एक उदाहरण बनेगी. क़्वांटास एयरलाइन ने जुर्माना भरने पर सहमति जताई है. कंपनी ने स्वीकार किया कि इस निर्णय से उसे उन कार्यों के लिए जवाबदेह ठहराया गया है, जिनसे कर्मचारियों को नुकसान हुआ. क़्वांटास ग्रुप की सीईओ वेनेसा हडसन ने कहा, “हम 1,820 ग्राउंड हैंडलिंग कर्मचारियों और उनके परिवारों से माफ़ी मांगते हैं, जिन्हें यह कष्ट सहना पड़ा.” इमेज स्रोत, Getty Images मुख्य चुनाव आयुक्त ज्ञानेश कुमार की प्रेस कॉन्फ्रेंस को लेकर चुनाव विश्लेषक और राजनीतिक कार्यकर्ता योगेंद्र यादव ने सवाल उठाए हैं. उन्होंने एक्स पर दस सवालों को पोस्ट करते हुए लिखा, "प्रेस कॉन्फ्रेंस में ये दस सवाल पूछे गए लेकिन इनका कोई सीधा जवाब नहीं मिला है." ये हैं वो दस सवाल मुख्य चुनाव आयुक्त ज्ञानेश कुमार ने रविवार को नई दिल्ली में प्रेस कॉन्फ्रेंस में कहा कि विपक्ष बिहार में स्पेशल इंटेंसिव रिवीज़न (एसआईआर) पर 'भ्रम फैलाने की कोशिश' कर रहा है. उन्होंने कहा, "ज़मीनी स्तर पर सभी मतदाता, सभी राजनीतिक दल और सभी बूथ लेवल ऑफिसर्स मिलकर पारदर्शी तरीके से काम कर रहे हैं." -बिहार में वोटर लिस्ट रिवीज़न पर योगेंद्र यादव बोले- 'ये तीन चीज़ें भारत में 75 साल के इतिहास में कभी नहीं हुईं' इमेज स्रोत, ALOK PUTUL छत्तीसगढ़ के माओवाद प्रभावित बीजापुर ज़िले में संदिग्ध माओवादियों के हमले में डिस्ट्रिक्ट रिज़र्व गार्ड के एक जवान की मौत हो गई, जबकि तीन जवान गंभीर रूप से घायल हो गए. बस्तर पुलिस के एक अधिकारी ने कहा, " डिस्ट्रिक्ट रिज़र्व गार्ड की एक टीम माओवादियों के ख़िलाफ़ ऑपरेशन के लिए इंद्रावती नेशनल पार्क इलाके में निकली हुई थी, जहां सोमवार की सुबह भोपालपटनम क्षेत्र के चिल्ला मरका गांव के पास, कुछ जवान माओवादियों द्वारा किए गए आईईडी विस्फोट की चपेट में आ गए." पुलिस के अनुसार इस विस्फोट में डिस्ट्रिक्ट रिज़र्व गार्ड के एक जवान दिनेश नाग की मौके पर ही मौत हो गई, जबकि तीन जवान गंभीर रूप से घायल हो गए. घायल जवानों को आरंभिक उपचार के बाद, घटनास्थल से निकाला गया है. तीनों जवान खतरे से बाहर हैं. सुरक्षाबलों की अतिरिक्त टीम घटनास्थल के लिए रवाना की गई है. छत्तीसगढ़ में पिछले डेढ़ साल से माओवादियों के ख़िलाफ़ सघन अभियान चल रहा है. देश के गृहमंत्री अमित शाह ने छत्तीसगढ़ समेत पूरे देश से 31 मार्च 2026 तक माओवाद को खत्म करने की समय सीमा तय की है बीबीसी के लिए कलेक्टिव न्यूज़रूम की ओर से प्रकाशित © 2025 BBC. बाहरी साइटों की सामग्री के लिए बीबीसी ज़िम्मेदार नहीं है. बाहरी साइटों का लिंक देने की हमारी नीति के बारे में पढ़ें.</w:t>
-      </w:r>
-    </w:p>
-    <w:p>
-      <w:pPr>
-        <w:pStyle w:val="Heading3"/>
-      </w:pPr>
-      <w:r>
-        <w:rPr/>
-        <w:t>Article 211</w:t>
-      </w:r>
-    </w:p>
-    <w:p>
-      <w:pPr>
-        <w:pStyle w:val="Normal"/>
-      </w:pPr>
-      <w:r>
-        <w:rPr/>
-        <w:t>Title: Mumbai: Iconic Sword of Raghuji Bhonsle Arrives from London; Bike Rally Cancelled Due to Rains, Grand Inauguration Tonight</w:t>
-      </w:r>
-    </w:p>
-    <w:p>
-      <w:pPr>
-        <w:pStyle w:val="Normal"/>
-      </w:pPr>
-      <w:r>
-        <w:rPr/>
-        <w:t xml:space="preserve">URL: </w:t>
-      </w:r>
-      <w:r>
-        <w:t xml:space="preserve"> https://www.lokmattimes.com/mumbai/mumbai-iconic-sword-of-raghuji-bhonsle-arrives-from-london-bike-rally-cancelled-due-to-rains-grand-inauguration-tonight-a525/</w:t>
-      </w:r>
-    </w:p>
-    <w:p>
-      <w:pPr>
-        <w:pStyle w:val="Normal"/>
-      </w:pPr>
-      <w:r>
-        <w:rPr/>
-        <w:t>Content: Marathi | Hindi FOLLOW US : City By Lokmat Times Desk | Updated: August 18, 2025 14:06 IST2025-08-18T14:04:03+5:302025-08-18T14:06:11+5:30 The much-awaited moment has finally arrived as the iconic sword of Shrimant Raje Raghuji Bhonsle reached Mumbai from London on Monday. The Maharashtra Government had recently secured the sword through an auction, bringing back a priceless piece of Maratha heritage. The historic relic was respectfully brought to the PL Deshpande Maharashtra Kala Academy in Prabhadevi, where it will be documented in detail — right from its journey in London to its arrival in Mumbai — before being displayed for citizens to witness. This marks a significant milestone in preserving and celebrating the glorious legacy of Chhatrapati Shivaji Maharaj. pic.twitter.com/SMTojFiUFG— Adv. Ashish Shelar - ॲड. आशिष शेलार (@ShelarAshish) August 18, 2025Cultural Affairs Minister Ashish Shelar, who has been actively leading the process, confirmed the sword’s arrival and said that devotees and citizens alike will soon have the opportunity to view it at the Kala Academy. While a grand welcome had been initially planned, heavy rains and severe traffic congestion in Mumbai since morning forced officials to cancel the bike rally that was to escort the sword from the airport. However, Shelar assured that the main inaugural ceremony, scheduled for Monday evening, will continue as planned without any changes to its timing.महत्त्वाची माहितीमुंबईत पावसाचा जोर वाढल्याने आणि सकाळ पासून सर्वत्र वाहतूक कोंडी झाल्यामुळे मुंबई विमानतळावरुन श्रीमंत रघुजी राजे भोसले यांची ऐतिहासिक तलवार आणताना काढण्यात येणारी बाईक रँली रद्द करण्यात आली आहे. संध्याकाळी मा. मुख्यमंत्री, उपमुख्यमंत्र्याच्या उपस्थितीत होणारा…— Adv. Ashish Shelar - ॲड. आशिष शेलार (@ShelarAshish) August 18, 2025Also Read: Maharashtra Government Brings Back Sword of Shrimant Raje Raghuji Bhonsle; Devendra Fadnavis, Eknath Shinde, and Ajit Pawar to Attend Darshan CeremonyThe formal inauguration of the sword will take place on Monday evening at the PL Deshpande Maharashtra Kala Academy. Chief Minister Devendra Fadnavis will unveil the legendary artifact in the presence of Deputy Chief Ministers Eknath Shinde and Ajit Pawar, along with other dignitaries. Descendant Shrimant Mudhoji Raje Bhonsle is also expected to attend this historic event. Calling it a once-in-a-lifetime cultural moment, Ashish Shelar appealed to people to join the celebration, highlighting that the sword’s return symbolizes immense pride for Maharashtra and a renewed tribute to Shivaji Maharaj’s enduring legacy.Open in app pic.twitter.com/SMTojFiUFG Cultural Affairs Minister Ashish Shelar, who has been actively leading the process, confirmed the sword’s arrival and said that devotees and citizens alike will soon have the opportunity to view it at the Kala Academy. While a grand welcome had been initially planned, heavy rains and severe traffic congestion in Mumbai since morning forced officials to cancel the bike rally that was to escort the sword from the airport. However, Shelar assured that the main inaugural ceremony, scheduled for Monday evening, will continue as planned without any changes to its timing. महत्त्वाची माहितीमुंबईत पावसाचा जोर वाढल्याने आणि सकाळ पासून सर्वत्र वाहतूक कोंडी झाल्यामुळे मुंबई विमानतळावरुन श्रीमंत रघुजी राजे भोसले यांची ऐतिहासिक तलवार आणताना काढण्यात येणारी बाईक रँली रद्द करण्यात आली आहे. संध्याकाळी मा. मुख्यमंत्री, उपमुख्यमंत्र्याच्या उपस्थितीत होणारा…— Adv. Ashish Shelar - ॲड. आशिष शेलार (@ShelarAshish) August 18, 2025Also Read: Maharashtra Government Brings Back Sword of Shrimant Raje Raghuji Bhonsle; Devendra Fadnavis, Eknath Shinde, and Ajit Pawar to Attend Darshan CeremonyThe formal inauguration of the sword will take place on Monday evening at the PL Deshpande Maharashtra Kala Academy. Chief Minister Devendra Fadnavis will unveil the legendary artifact in the presence of Deputy Chief Ministers Eknath Shinde and Ajit Pawar, along with other dignitaries. Descendant Shrimant Mudhoji Raje Bhonsle is also expected to attend this historic event. Calling it a once-in-a-lifetime cultural moment, Ashish Shelar appealed to people to join the celebration, highlighting that the sword’s return symbolizes immense pride for Maharashtra and a renewed tribute to Shivaji Maharaj’s enduring legacy.Open in app महत्त्वाची माहितीमुंबईत पावसाचा जोर वाढल्याने आणि सकाळ पासून सर्वत्र वाहतूक कोंडी झाल्यामुळे मुंबई विमानतळावरुन श्रीमंत रघुजी राजे भोसले यांची ऐतिहासिक तलवार आणताना काढण्यात येणारी बाईक रँली रद्द करण्यात आली आहे. संध्याकाळी मा. मुख्यमंत्री, उपमुख्यमंत्र्याच्या उपस्थितीत होणारा… Also Read: Maharashtra Government Brings Back Sword of Shrimant Raje Raghuji Bhonsle; Devendra Fadnavis, Eknath Shinde, and Ajit Pawar to Attend Darshan Ceremony The formal inauguration of the sword will take place on Monday evening at the PL Deshpande Maharashtra Kala Academy. Chief Minister Devendra Fadnavis will unveil the legendary artifact in the presence of Deputy Chief Ministers Eknath Shinde and Ajit Pawar, along with other dignitaries. Descendant Shrimant Mudhoji Raje Bhonsle is also expected to attend this historic event. Calling it a once-in-a-lifetime cultural moment, Ashish Shelar appealed to people to join the celebration, highlighting that the sword’s return symbolizes immense pride for Maharashtra and a renewed tribute to Shivaji Maharaj’s enduring legacy. FOLLOW US : Copyright ©2025 Lokmat Media Pvt Ltd</w:t>
-      </w:r>
-    </w:p>
-    <w:p>
-      <w:pPr>
-        <w:pStyle w:val="Heading3"/>
-      </w:pPr>
-      <w:r>
-        <w:rPr/>
-        <w:t>Article 212</w:t>
-      </w:r>
-    </w:p>
-    <w:p>
-      <w:pPr>
-        <w:pStyle w:val="Normal"/>
-      </w:pPr>
-      <w:r>
-        <w:rPr/>
-        <w:t>Title: राज्यात अतिवृष्टीच्या पार्श्वभूमीवर मुख्यमंत्री देवेंद्र फडणवीस यांचे सर्व यंत्रणांना सतर्कतेचे निर्देश</w:t>
-      </w:r>
-    </w:p>
-    <w:p>
-      <w:pPr>
-        <w:pStyle w:val="Normal"/>
-      </w:pPr>
-      <w:r>
-        <w:rPr/>
-        <w:t xml:space="preserve">URL: </w:t>
-      </w:r>
-      <w:r>
-        <w:t xml:space="preserve"> https://mahasamvad.in/176121/</w:t>
-      </w:r>
-    </w:p>
-    <w:p>
-      <w:pPr>
-        <w:pStyle w:val="Normal"/>
-      </w:pPr>
-      <w:r>
-        <w:rPr/>
-        <w:t>Content: मुख्यमंत्र्यांकडून राज्यातील पर्जन्यस्थितीचा आढावा मुंबई, दि. १८: मुख्यमंत्री देवेंद्र फडणवीस यांनी आज मंत्रालयातील राज्य आपत्ती व्यवस्थापन कक्षात संपूर्ण राज्यातील पावसाच्या स्थितीचा आढावा घेतला. यावेळी आपत्ती व्यवस्थापन मंत्री गिरीश महाजन, माहिती व तंत्रज्ञान मंत्री ॲड आशिष शेलार, मुख्य सचिव राजेशकुमार, जलसंपदा विभागाचे अपर मुख्य सचिव दीपक कपूर, आपत्ती व्यवस्थापन अपर मुख्य सचिव सोनिया सेठी, कृषी विभागाचे प्रधान सचिव विकासचंद्र रस्तोगी, सार्वजनिक बांधकाम विभागाचे सचिव संजय दशपुते तसेच वरिष्ठ अधिकारी उपस्थित होते. यावेळी सर्व विभागीय आयुक्त, जिल्हाधिकारी दूरदृश्य संवाद प्रणालीद्वारे बैठकीत सहभागी झाले. बैठकीत विभागीय आयुक्तांनी आपल्या विभागातील पावसाबाबतची माहिती सादर केली. रत्नागिरी, रायगड आणि हिंगोली जिल्ह्यांत अधिक पाऊस झाला असून, हवामान खात्याने 17 ते 21 ऑगस्टदरम्यान अतिवृष्टीचा इशारा दिला आहे. त्यामुळे पुढील काही दिवस सतर्क राहण्याचे आदेश मुख्यमंत्र्यांनी दिले. मागील दोन दिवसांत राज्यात विविध घटनांमध्ये सात जणांचा मृत्यू झाला आहे. कोकणातील काही नद्यांनी धोकापातळी ओलांडली असून जळगावमध्ये मोठे नुकसान झाले आहे. अलमट्टीबाबत कर्नाटक सरकारशी सातत्याने संपर्क ठेवला जात असून, सध्या धोका नसला तरी यंत्रणा सतर्क ठेवण्याचे आदेश मुख्यमंत्री यांनी दिले. मुखेडमधील परिस्थिती नियंत्रणात आली असून, विष्णूपुरीकडे विशेष लक्ष देण्याचे निर्देश देण्यात आले आहेत. छत्रपती संभाजीनगर विभागातील 800 गावे बाधित झाली आहेत. दक्षिण गडचिरोलीत प्रशासन सतर्क आहे. अकोला, चांदूर रेल्वे, मेहकर, वाशिम येथे परिस्थिती पूर्वपदावर येत आहे. विदर्भात प्राथमिक अंदाजानुसार 2 लाख हेक्टर क्षेत्रावर पिकांचे नुकसान झाले आहे. मुंबईत आज सकाळपासून अवघ्या आठ तासांत 170 मिमी पाऊस झाला आहे. शहरात पाणी तुंबल्यामुळे दोन ठिकाणी वाहतूक प्रभावित झाली. रेल्वे, मेट्रो व इतर वाहतूक सुरळीत सुरू आहे. पुढील 10 ते 12 तास मुंबईसाठी अत्यंत महत्त्वाचे असून, प्रशासनाने काळजी घेण्याचे आदेश मुख्यमंत्र्यांनी दिले आहेत. उद्याच्या हवामानाचा अंदाज लक्षात घेऊन शाळांना सुटी जाहीर करण्याचा अधिकार स्थानिक प्रशासन व महापालिकांना देण्यात आला आहे. मुख्यमंत्र्यांनी नागरिकांना दिलेल्या सूचनांमध्ये, एसएमएस ॲलर्ट पाठवताना वेळेचा अचूक उल्लेख करावा, येणारे अलर्ट गांभीर्याने घ्यावेत, स्वतःची काळजी घ्यावी, असे आवाहन करण्यात आले. तातडीच्या मदतीसाठी मंत्रालय गाठण्याची गरज नाही, स्थानिक पातळीवरच निधी व अधिकार देण्यात आले आहेत, असे त्यांनी स्पष्ट केले. घरांच्या पडझडीसाठीची मदत, पंचनामे योग्य पद्धतीने करण्याचे निर्देशही देण्यात आले. धोक्याची पातळी वाढण्यापूर्वी अन्य राज्यांशी संपर्क साधण्यास सांगण्यात आले. पर्यटन स्थळांच्या ठिकाणी पोलिसांनी सतर्क रहावे, दरडी कोसळणाऱ्या भागात आधीच यंत्रणा कार्यरत करावी, तसेच निवारा केंद्रात भोजन, शुद्ध पाणी व पांघरूण यांची पुरेशी सोय करावी, असे आदेश मुख्यमंत्री फडणवीस यांनी दिले. ००० बी.सी.झंवर/विसंअ/</w:t>
-      </w:r>
-    </w:p>
-    <w:p>
-      <w:pPr>
-        <w:pStyle w:val="Heading3"/>
-      </w:pPr>
-      <w:r>
-        <w:rPr/>
-        <w:t>Article 213</w:t>
-      </w:r>
-    </w:p>
-    <w:p>
-      <w:pPr>
-        <w:pStyle w:val="Normal"/>
-      </w:pPr>
-      <w:r>
-        <w:rPr/>
-        <w:t>Title: राजधानीत पावसाचा कहर! मुंबई विद्यापीठाचा परीक्षांबाबत तडकाफडकी मोठा निर्णय!</w:t>
-      </w:r>
-    </w:p>
-    <w:p>
-      <w:pPr>
-        <w:pStyle w:val="Normal"/>
-      </w:pPr>
-      <w:r>
-        <w:rPr/>
-        <w:t xml:space="preserve">URL: </w:t>
-      </w:r>
-      <w:r>
-        <w:t xml:space="preserve"> https://www.tv9marathi.com/maharashtra/mumbai-university-postponed-its-all-exam-to-be-held-on-19-august-due-to-heavy-rain-marathi-news-1472932.html</w:t>
-      </w:r>
-    </w:p>
-    <w:p>
-      <w:pPr>
-        <w:pStyle w:val="Normal"/>
-      </w:pPr>
-      <w:r>
-        <w:rPr/>
-        <w:t>Content: By signing in or creating an account, you agree with Associated Broadcasting Company's Terms &amp; Conditions and Privacy Policy. Mumbai Exams Postponed : संपूर्ण राज्यात पावसाने अक्षरश: धुमाकूळ घातला आहे. नदी, नाले ओसंडून वाहात आहेत. मराठवाड्यात लाखो हेक्टरवरील पिकं पाण्याखाली गेले आहेत. पुढील काही तासांत पावसाचा जोर आणखी वाढण्याची शक्यता व्यक्त केली जात आहे. मुख्यमंत्री देवेंद्र फडणवीस यांनी पावसाचा आढावा घेतला असून स्थानिक प्रशासनाला योग्य त्या उपाययोजना करण्याचा आदेश दिला आहे. मुंबई, उपनगर परिसरातील शाळांनाही सुट्टी जाहीर करण्यात आली आहे. असे असतानच आता मुंबई विद्यापीठाचा मोठा निर्णय समोर आला आहे. विद्यापीठाने मुंबईतील पावसाची स्थिती लक्षात घेता हा निर्णय घेतला आहे. मिळालेल्या माहितीनुसार मुंबईतील अतिमुसळधार पावसाचा इशारा लक्षात घेता विद्यार्थीहित व संभाव्य गैरसोय टाळण्यासाठी मुंबई विद्यापीठाच्या 19 ऑगस्ट 2025 रोजीच्या सर्व परीक्षा पुढे ढकलण्यात आल्या आहेत. सुधारीत वेळापत्रकानुसार आता या परीक्षा 23 ऑगस्ट 2025 रोजी नियोजित वेळेनुसार होणार आहेत. 19 ऑगस्ट रोजी आयोजित असलेल्या परीक्षांमध्ये मास्टर ऑफ आर्ट कम्युनिकेशन जर्नालिझम सत्र ३, पीआर सत्र ३, टेलेव्हिजन स्टडीज सत्र ३, इलेक्ट्रॉनिक मीडिया सत्र ३, फिल्म स्टडीज सत्र ३, एमपीएड सत्र २, बीपीएड सत्र २, बीफार्म सत्र २, एमफार्म सत्र २, एमएड सत्र २, एमकॉम (ईकॉमर्स) सत्र ४, एमए (सीडीओई), बीई ( कम्प्युटर सायन्स अँड डिजाईन, ऑटोमेशन अँड रोबोटिक्स) यासह अन्य परीक्षांचा समावेश आहे. या परीक्षांना बसणाऱ्या सर्व संबंधित विद्यार्थी आणि महाविद्यालयांनी सुधारित वेळापत्रकाची नोंद घेण्याचे आवाहन संचालक परीक्षा व मूल्यमापन मंडळ डॉ. पूजा रौंदळे यांनी केले आहे. दुसरीकडे मुंबईत पुढील 12 तासांत पावसाचा जोर वाढणार असल्याचे बोलले जात आहे. तसेच येत्या 48 तासांसाठी मुंबईला रेड अलर्ट जारी करण्यात आलाय. उपनगरांतही पावसाने झोडपून काढले आहे. त्यामुळे मुंबई, पालघर जिल्हा, ठाणे महापालिका हद्द, मीरा भाईंदर, कल्याण डोंबिवली इथल्या शाळांना 19 ऑगस्ट रोजी सुट्टी जाहीर करण्यात आली आहे. तसेच अन्य जिल्ह्यांतील तसेच गाव खेड्यातील शाळांबाबत तेथील अधिकाऱ्यांनी तसेच मुख्याध्यापकांनी परिस्थितीचा आढावा घेऊन शाळांना सुट्टी देण्याबाबत निर्णय घ्यावा, असे राज्य सरकारने सांगितले आहे.</w:t>
-      </w:r>
-    </w:p>
-    <w:p>
-      <w:pPr>
-        <w:pStyle w:val="Heading3"/>
-      </w:pPr>
-      <w:r>
-        <w:rPr/>
-        <w:t>Article 214</w:t>
-      </w:r>
-    </w:p>
-    <w:p>
-      <w:pPr>
-        <w:pStyle w:val="Normal"/>
-      </w:pPr>
-      <w:r>
-        <w:rPr/>
-        <w:t>Title: Maharashtra Rain Update : शाळांना सुट्टी आहे की नाही? नेमका निर्णय काय? फडणवीसांनीच संभ्रम संपवला; सगळं सांगितलं!</w:t>
-      </w:r>
-    </w:p>
-    <w:p>
-      <w:pPr>
-        <w:pStyle w:val="Normal"/>
-      </w:pPr>
-      <w:r>
-        <w:rPr/>
-        <w:t xml:space="preserve">URL: </w:t>
-      </w:r>
-      <w:r>
-        <w:t xml:space="preserve"> https://www.tv9marathi.com/photo-gallery/maharashtra-rain-update-mumbai-rain-school-and-college-holiday-decision-will-be-taken-after-weather-forecast-1472649.html</w:t>
-      </w:r>
-    </w:p>
-    <w:p>
-      <w:pPr>
-        <w:pStyle w:val="Normal"/>
-      </w:pPr>
-      <w:r>
-        <w:rPr/>
-        <w:t>Content: By signing in or creating an account, you agree with Associated Broadcasting Company's Terms &amp; Conditions and Privacy Policy. सध्या संपूर्ण महाराष्ट्रात तुफान पाऊस पडतोय. कोकण, पश्चिम महाराष्ट्र, मराठवाडा, विदर्भासह मुंबईलाही पावसाने झोडपून काढले आहे. मुंबईत तर रस्त्यांवर पाणी तुंबले असून काही रस्ते बंद करण्यात आले आहेत. लोकल सेवा मंदावली असून रस्त्यांवरील ट्रॅफिकही स्लो झाले आहे. दरम्यान, आता मुंबई, उपनगरांत तुफान पाऊस कोसळत असल्याने शाळा, महाविद्यालये बंद असणार की चालू राहणार? असा प्रश्न पालक तसेच विद्यार्थ्यांकडून विचारला जात आहे. याबाबत आता खुद्द मुख्यमंत्री देवेंद्र फडणवीस यांनीच माहिती देत संभ्रम संपवला आहे. मुंबई तसेच संपूर्ण महाराष्ट्रात होत असलेल्या पावसाचा फडणवीस यांनी आढावा घेतला आहे. मुंबईत पुढच्या दहा ते बारा तासांत पावसाचा जोर वाढणार असल्याचे फडणवीस यांनी सांगितले आहे. तसेच मुंईला रेड अलर्ट देण्यात आल्याचंही त्यांनी नमूद केलं असून नागरिकांनी योग्य ती काळजी घ्यावी असे आवाहन केले आहे. सध्या मुंबईतील पावसाची स्थिती लक्षात घेता आम्ही मंत्रालयातील कर्मचाऱ्यांना लवकर घरी सोडण्याचा आदेश दिला आहे, अशीही माहिती फडणवीस यांनी दिली. तसेच आजच्या पावसाची स्थिती लक्षात घेता दुपारच्या सत्रातील शाळांना सुट्टी देण्याचा आदेश महापालिकेने दिल्याचेही फडणवीसांनी सांगितले. तसेच, आगामी 10 ते 12 तासांत मुंबईत पावसाचा जोर वाढणार आहे. समुद्रात तीन ते चार मीटर उंचीच्या लाटा उसळणार आहेत. त्यामुळे संध्याकाळी आलेल्या हवामान खात्याचा अंदाज लक्षात घेऊन शाळांना सुट्टी द्यायची की नाही हे ठरवले जाईल. संध्याकाळी मुंबई पालिकेकडून तसे आदेश देण्यात येतील, अशी माहिती फडणवीसांनी दिलेली आहे.</w:t>
-      </w:r>
-    </w:p>
-    <w:p>
-      <w:pPr>
-        <w:pStyle w:val="Heading3"/>
-      </w:pPr>
-      <w:r>
-        <w:rPr/>
-        <w:t>Article 215</w:t>
-      </w:r>
-    </w:p>
-    <w:p>
-      <w:pPr>
-        <w:pStyle w:val="Normal"/>
-      </w:pPr>
-      <w:r>
-        <w:rPr/>
-        <w:t>Title: School Closed Tomorrow : आदेश आला! पावसामुळे असणार शाळा बंद; कुठे-कुठे सुट्टी जाहीर? जाणून घ्या</w:t>
-      </w:r>
-    </w:p>
-    <w:p>
-      <w:pPr>
-        <w:pStyle w:val="Normal"/>
-      </w:pPr>
-      <w:r>
-        <w:rPr/>
-        <w:t xml:space="preserve">URL: </w:t>
-      </w:r>
-      <w:r>
-        <w:t xml:space="preserve"> https://www.tv9marathi.com/maharashtra/maharashtra-rain-update-government-declared-school-holiday-for-mumbai-thane-kalyan-dombivli-palghar-district-1472791.html/amp</w:t>
-      </w:r>
-    </w:p>
-    <w:p>
-      <w:pPr>
-        <w:pStyle w:val="Normal"/>
-      </w:pPr>
-      <w:r>
-        <w:rPr/>
-        <w:t>Content: Maharashtra, Mumbai, Thane, Palghar School Closed Tomorrow : पावसाने राज्यात अक्षरश: धुमाकुळ घातला आहे. कोकण, मध्य महाराष्ट्र, पश्चिम महाराष्ट्र, मराठवाडा, विदर्भ अशा सर्वच ठिकाणी पावसाची तुफान बॅटिंग चालू आहे. या मुसळधार पावसामुळे मराठवाड्यासह राज्याच्या इतरही भागात लाखो हेक्टरवरील पीक पाण्याखाली गेले आहे. तर मुंबई आणि उपनगरातील अनेक रस्ते जलमय झाले आहेत. या पावसामुळे मुंबईची लोकलही स्लो झाली आहे. अनेक गाड्या उशिराने धावत आहेत. दरम्यान, सध्याची पावसाची स्थिती लक्षात घेऊन शाळांबाबत मोठा निर्णय घेण्यात आला आहे. राज्यात अनेक जिल्ह्यांत शाळा बंद असणार आहेत. मुंबईत पुढचे 12 तास मुसळधार पाऊस असणार आहे. तसेच पुढच्या 48 तासांत मुंबईला रेड अलर्ट जारी करण्यात आला आहे. दुसरीकडे उपनगरांतही आगामी तासांत पावसाचा जोर वाढण्याची शक्यता व्यक्त करण्यात आली आहे. त्यामुळेच त्या-त्या जिल्हा प्रशासनांनी शाळा बंद ठेवण्याचा मोठा निर्णय घेतला आहे. सध्याचा पाऊस पाहता आणि विद्यार्थ्यांची सुरक्षा लक्षात घेता अनेक जिल्ह्यांत शाळा बंद ठेवण्यात आल्या आहेत. तसा सरकारी आदेश निघाला आहे. मिळालेल्या माहितीनुसार सध्या घेण्यात आलेल्या निर्णयानुसार ठाण्याच्या मनपा हद्दीतील सर्व शाळा बंद असणार आहेत. तसेच कल्याण डोंबिवलीतील शाळाही पावसामुळे बंद ठेवण्याचा आदेश देण्यात आला आहे. पालघर जिल्ह्यातील सर्व शाळांना उद्या सुट्टी जाहीर करण्यात आली आहे. मीरा भाईंदर पालिका हद्दीतही मुसळधार पाऊस चालू आहे. हवामान खात्याने या भागाला रेड अलर्ट जारी केला आहे. हीच बाब लक्षात घेता मीरा भाईंदरचे अतिरिक्त आयुक्त संभाजी पानपट्टे यांनी मीरा-भाईंदरमधील प्राथमिक, माध्यमिक शाळांना पत्रक सुट्टी जाहीर केली आहे. तसे पत्रक त्यांनी काढले आहे. मुंबईतील सध्याची पावसाची स्थिती पाहता मुंबई महापालिका परिक्षेत्रातील खासगी, विनाअनुदानित, खासगी अनुदानित अशा सर्वच प्रकारच्या माध्यमिक व प्रथामिक शाळांना 19 ऑगस्ट रोजी सुट्टी जाहीर करण्यात आली आहे. दरम्यान, याआधी मुख्यमंत्री देवेंद्र फडणवीस यांनी माध्यमांशी बोलताना हवामान विभागाकडून देण्यात आलेल्या माहितीचा विचार करून शाळांना सुट्टी जाहीर करायची की नाही, हे ठरवले जाईल असे सांगितले होते. त्यानंतर आता काही जिल्ह्यांतील शाळांना सुट्टी देण्याचा निर्णय घेण्यात आला आहे. Copyright © 2025 TV9Marathi. All rights reserved.</w:t>
-      </w:r>
-    </w:p>
-    <w:p>
-      <w:pPr>
-        <w:pStyle w:val="Heading3"/>
-      </w:pPr>
-      <w:r>
-        <w:rPr/>
-        <w:t>Article 216</w:t>
-      </w:r>
-    </w:p>
-    <w:p>
-      <w:pPr>
-        <w:pStyle w:val="Normal"/>
-      </w:pPr>
-      <w:r>
-        <w:rPr/>
-        <w:t>Title: पावसाचा रुद्रावतार! मुंबईच्या रस्त्यांवर पाणीच पाणी; वाहतूककोंडीमुळे प्रवासी त्रस्त, रेल्वे वाहतुकीचे तीनतेरा</w:t>
-      </w:r>
-    </w:p>
-    <w:p>
-      <w:pPr>
-        <w:pStyle w:val="Normal"/>
-      </w:pPr>
-      <w:r>
-        <w:rPr/>
-        <w:t xml:space="preserve">URL: </w:t>
-      </w:r>
-      <w:r>
-        <w:t xml:space="preserve"> https://marathi.freepressjournal.in/mumbai/mumbai-rains-waterlogging-traffic-disruption</w:t>
-      </w:r>
-    </w:p>
-    <w:p>
-      <w:pPr>
-        <w:pStyle w:val="Normal"/>
-      </w:pPr>
-      <w:r>
-        <w:rPr/>
-        <w:t>Content: मुंबई : कधी दमदार, तर कधी अधूनमधून बरसणाऱ्या वरुणराजाचा खरा रुद्रावतार सोमवारी (दि.१९) नागरिकांना अनुभवायला मिळाला. रविवार रात्रीपासून दमदार बरसणाऱ्या पावसाचा जोर सोमवारी पहाटेपासून वाढला आणि मुंबई, ठाणे, पालघर, नवी मुंबईसह राज्यातील अनेक भागांना त्याने अक्षरशः झोडपून काढले. मराठवाडा, लातूर, रायगड, कोकणात पावसाने थैमान घातले. आता मंगळवारीही तब्बल १५ जिल्ह्यांना रेड आणि ऑरेंज अलर्ट देण्यात आला आहे. मुंबई, ठाणे, पालघर, रायगड आणि नाशिक जिल्ह्याला रेड अलर्ट देण्यात आल्यामुळे मुंबई, ठाणे, पालघर, कल्याणमध्ये मंगळवारीही शाळांना सुट्ट्या जाहीर करण्यात आल्या आहेत. मुंबईला पाणीपुरवठा करणाऱ्या धरणांपैकी विहार तलाव ओसंडून वाहू लागला. दरम्यान, राज्यात गेल्या पाच दिवसांत हिंगोली २, नांदेड ३ आणि बीडमध्ये एक जण असे एकूण ७ जणांचा पावसामुळे घडलेल्या दुर्घटनांमध्ये मृत्यू झाला आहे. राज्यात पावसाचा जोर वाढला असून २१ ऑगस्टपर्यंत पावसाचा जोर कायम असणार आहे. त्यामुळे राज्याला पुढचे तीन दिवस धोक्याचे असणार आहेत. पश्चिम बंगालच्या उपसागरात कमी दाबाचे क्षेत्र निर्माण होऊन ते तीव्र झाले आहे तसेच मान्सूनही सक्रिय झाला आहे. पूर्व-पश्चिम अशी द्रोणीय परिस्थिती निर्माण झाल्यामुळे कोकण ते उत्तर केरळपर्यंतच्या किनारपट्टी भागात अतिमुसळधार पाऊस बरसत आहे. मुंबई शहर तसेच उपनगर, ठाणे, पालघर, नवी मुंबई तसेच रायगड जिल्ह्यात पावसाची कोसळधार कायम असल्यामुळे जनजीवन विस्कळीत झाले आहे. मुंबईच्या सखल भागात पाणी साचल्याने रेल्वे तसेच रस्ते वाहतुकीवर मोठा परिणाम झाला. पूर्व आणि पश्चिम द्रुतगती मार्गावर वाहतूककोंडी झाल्याने प्रवाशांना एकाच जागेवर किमान १ तास थांबावे लागले. वांद्रेकडून बोरिवलीच्या दिशेने जाणाऱ्या मार्गावर वाहनांच्या लांबच लांब रांगा लागल्या होत्या. तसेच जोरदार पावसामुळे दृश्यमानता कमी झाल्यामुळे तसेच रस्त्यावरील खड्ड्यांमुळे पश्चिम द्रुतगती मार्गावर कामावरून घरी परतणाऱ्या मुंबईकरांची वाहतूक कोंडीमुळे अडचण झाली. दुपारनंतर पावसाचा जोर आणखीन वाढल्याने महानगरातील सर्व शाळा आणि महाविद्यालयांना दुपारच्या सत्रानंतर सुट्टी जाहीर करण्यात आली. तसेच महापालिकेसह शासकीय कर्मचाऱ्यांनाही लवकर घरी जाण्याचे आदेश देण्यात आले. Salute to @MumbaiPolice ❤️🙏When a school bus got stranded in Matunga’s flooded roads, little children were scared and anxious. But our police heroes rushed in, rescued them, took them safely to the station.#MumbaiRain pic.twitter.com/Fi7a2HJxJM मुंबईत गेल्या दोन दिवसांपासून संततधार पाऊस कोसळत असून सलग तिसऱ्या दिवशीही पावसाचा जोर कायम आहे. पहाटेपासून कोसळत असलेल्या पावसामुळे अनेक भागातील वाहतुकीवर परिणाम झाल्याने प्रवाशांची प्रचंड गैरसोय झाली. अंधेरी भुयारी मार्गात पाणी साचल्याने तेथील वाहतूक बंद करण्यात आली. तसेच, हिंदमाता, किंग्ज सर्कल, मानखुर्द, वडाळा आदी विविध भागांत गुडघाभर पाणी साचल्याने नागरिकांना वाट काढताना मोठी कसरत करावी लागली. दरम्यान, महत्त्वाचे काम असेल तरच बाहेर पडावे, असे आवाहन मुख्यमंत्री देवेंद्र फडणवीस यांनी नागरिकांना केले आहे. ठाणे जिल्ह्यालाही पावसाने चौफेर झोडपून काढले. ठाण्यातील कल्याण, डोंबिवली, बदलापूर, अंबरनाथ, टिटवाळा या स्थानकांवर मुसळधार ते अतिमुसळधार पाऊस पडत असून कळवा पूर्व येथे शाळेतील मुलांना घरी पाठवण्यासाठी अक्षरशः बोटीचा वापर करावा लागला. Heavy rains lash Thane ..Kalwa East reels under waist-deep water, locals use boats to ferry schoolkids after schools shut for the afternoon. Residents allege no immediate help from authorities. #ThaneRains #MumbaiRains pic.twitter.com/a31bLAsCC4 सतत बरसणाऱ्या पावसामुळे शेतपिकांचे नुकसान झाले असून तातडीने पंचनामे करण्याचे आदेश मुख्यमंत्री देवेंद्र फडणवीस यांनी दिले आहेत. राज्यातील १५ जिल्ह्यांमध्ये अतिमुसळधार पावसामुळे पूरस्थिती निर्माण झाली आहे. अनेक भाग जलमय झाले असून राज्यात शेतीचे मोठ्या प्रमाणात नुकसान झाले आहे. मराठवाडा विभागात बीड, लातूर, नांदेडमध्ये पूरस्थिती निर्माण झाली होती. महाराष्ट्रात चार लाख हेक्टरवरील पिके बाधित झाल्याचे मुख्यमंत्र्यांनी सांगितले. मुख्यमंत्री देवेंद्र फडणवीस यांनी सोमवारी मंत्रालयातील राज्य आपत्ती व्यवस्थापन कक्षात संपूर्ण राज्यातील पावसाच्या स्थितीचा आढावा घेतला. यावेळी आपत्ती व्यवस्थापन मंत्री गिरीश महाजन, माहिती तंत्रज्ञान मंत्री अॅड. आशिष शेलार, मुख्य सचिव राजेशकुमार, जलसंपदा विभागाचे अपर मुख्य सचिव दीपक कपूर, आपत्ती व्यवस्थापन अपर मुख्य सचिव सोनिया सेठी, कृषी विभागाचे प्रधान सचिव विकासचंद्र रस्तोगी, सार्वजनिक बांधकाम विभागाचे सचिव संजय दशपुते तसेच वरिष्ठ अधिकारी उपस्थित होते. यावेळी सर्व विभागीय आयुक्त, जिल्हाधिकारी दूरदृश्य संवाद प्रणालीद्वारे बैठकीत सहभागी झाले. आंबा घाटात दरड कोसळली रत्नागिरी, सिंधदुर्ग जिल्ह्यात मुसळधार पावसामुळे नागरिकांचे हाल होत असून संगमेश्वरमध्ये सलग तिसऱ्या दिवशी आंबा घाटात दरड कोसळल्यामुळे वाहतूक ठप्प झाली. पावसाचा जोर कायम असल्यामुळे दरड हटवण्याचे काम युद्धपातळीवर सुरू असले तरी डोंगराचा काही भाग अद्यापही कोसळत असल्यामुळे वाहतूक पूर्ववत करण्यात अडचणी येत आहेत. दापोलीत नद्या, नाल्यांना पूर आल्याने गावांमध्ये जाणारे मार्ग बंद करण्यात आले आहेत. मराठवाड्यात ६ जणांचा मृत्यू मुसळधार पावसामुळे उद्भवलेल्या पूरस्थितीमुळे मराठवाड्यात ६ जणांचा मृत्यू झाला आहे. यात नांदेड जिल्ह्यातील ३, बीडमधील २ आणि हिंगोलीतील एका व्यक्तीचा समावेश आहे. नांदेड जिल्ह्यातील मुखेड येथे ढगफुटी झाल्यामुळे लष्कराला पाचारण करण्यात आले आहे. एसडीआरफची २ पथके नांदेडमध्ये कार्यरत आहेत. एनडीआरएफचे पथक बीडमध्ये मदतकार्य करत आहे. रायगडमध्ये पावसाचा कहर रायगड जिल्ह्यात गेल्या चार दिवसांपासून सुरू असलेल्या पावसामुळे जनजीवन विस्कळीत झाले असतानाच, सोमवारी तीन नद्यांनी धोक्याची पातळी ओलांडली आहे. सावित्री नदी (महाड), अंबा नदी (रोहा) आणि कुंडलिका (रोहा) या तीन नद्यांनी धोक्याची पातळी ओलांडल्याने सतर्कतेचा इशारा देण्यात आला आहे. पेण तालुक्यातील कामार्लीमधील हेटवणे धरणाचे सहा दरवाजे उघडण्यात आले आहेत. मुसळधार पावसामुळे महाड, पोलादपूर तालुक्यांत अनेक ठिकाणी पाणी भरले आहे. शेतातील पिके झाली आडवी; बळीराजा संकटात मराठवाड्यासह राज्यातील अनेक जिल्ह्यांमध्ये झालेल्या मुसळधार पावसामुळे शेतकऱ्यांचे प्रचंड नुकसान झाले असून शेतकऱ्यांची उभी पिके आडवी झाली आहेत. शेतकऱ्यांच्या फळबागासुद्धा दमदार पावसामुळे आणि पाण्याच्या प्रवाहामुळे आडव्या झाल्या आहेत. गणेशोत्सव ऐन तोंडावर आल्याने फुलबागांचे प्रचंड नुकसान झाल्याने बळीराजा संकटात सापडला आहे. तसेच पालेभाज्या, कोथिंबीर, टोमॅटोची पिके पावसाच्या पाण्यात तरंगत असल्यामुळे आता गणपतीदरम्यान प्रचंड महागाईचा सामना करावा लागणार आहे. सलाम खाकी वर्दीला ! माटुंगा पोलीस ठाण्याजवळील डॉन बॉस्को शाळेची बस मुसळधार पावसाच्या पाण्यात अडकली. या बसमध्ये सहा लहान मुले, दोन महिला कर्मचारी आणि बसचालक जवळपास तासभर पाण्यात अडकून पडले होते. यावेळी वरिष्ठ पोलीस निरीक्षक रवींद्र पवार यांच्यासह माटुंगा पोलीस घटनास्थळी दाखल होऊन सर्व मुलांना खाद्यांवर घेत सुरक्षित बाहेर काढले. सदैव मुंबईकरांच्या रक्षणासाठी धावून जाणाऱ्या मुंबई पोलिसांच्या या कृतीचे राज्यभर कौतुक होत असून अनेकांनी त्यांच्या खाकी वर्दीला सलाम ठोकला आहे. मुंबईतील पावसाची भीषणता आणि दक्ष पोलीस दल…!नैसर्गिक आपत्ती असो की मानवनिर्मित…. पोलिसकाका मुंबईत तुमच्यामुळंच आम्ही सुरक्षित आहोत, असंच ही शाळेतली चिमुकली मुलं या पोलीस कर्मचाऱ्याला म्हणत असतील ना! म्हणूनच महाराष्ट्र पोलीस दल सदैव आदरास पात्र ठरतं….!#Mumbairain pic.twitter.com/6oLxdowAkf मुंबई, ठाणे, पालघर, नवी मुंबईत आजही शाळांना सुट्ट्या तब्बल सात ते आठ जिल्ह्यांना मंगळवारी रेड अलर्ट जारी करण्यात आला आहे. त्यामुळे मुंबईसह ठाणे, पालघर, नवी मुंबई, कल्याण आणि बुलढाण्यात मंगळवारीही शाळांना सुट्टी जाहीर करण्यात आली आहे. सर्व खासगी तसेच सरकारी शाळा आणि महाविद्यालये बंद ठेवण्याचे आदेश जिल्हाधिकाऱ्यांनी दिले आहेत. नांदेडमध्ये ढगफुटीसदृश पाऊस; ५ जण बेपत्ता रविवारी नांदेड जिल्ह्यात २०६ मिमी पावसाची नोंद झाली असून ढगफुटीसदृश स्थिती निर्माण झाल्याने सुमारे ८०० गावांना फटका बसला. त्यामुळे एनडीआरएफ टीमच्या मदतीला अखेर लष्कराला पाचारण करण्यात आले. रावणगाव, भासवाडी, भिंगेली, हासनाळ येथील जनजीवन विस्कळीत झाले असून पाच लोक बेपत्ता आहेत. १५० हून अधिक जनावरांचा मृत्यू झाला आहे. रावणगाव येथे पुराच्या पाण्यात अडकलेल्या २५० नागरिकांना शासकीय इमारती, शाळांमध्ये स्थलांतर केले आहे. हासनाळ येथे ८ नागरिकांना बाहेर काढण्यात आले आहे. भासवाडी येथे २९ नागरिक अडकले असून, ते सुरक्षित आहेत. भिंगेली येथे ४० नागरिक अडकले असून, ते सुरक्षित आहेत. मुंबईत ९ विमानांचे लँडिंग रद्द मुंबईत सोमवारी कोसळलेल्या मुसळधार पावसाचा फटका हवाई वाहतुकीलाही बसला. धुव्वाधार पाऊस आणि खराब हवामानामुळे नऊ विमानांचे लैंडिंग रद्द करण्यात आले. मुंबईतील छत्रपती शिवाजी महाराज आंतरराष्ट्रीय विमानतळावर सहा विमानांना गो-अराऊंड करण्यात आले. रेल्वेसेवा विस्कळीत; प्रवाशांचे हाल मध्य रेल्वेच्या मुख्य आणि हार्बर मार्गावर विविध ठिकाणी रेल्वे रुळांवर पाणी साचल्याने लोकल सेवा विस्कळीत झाली. लोकलचा खोळंबा झाल्याने प्रवाशांना रुळावरून चालत नजीकचे रेल्वे स्थानक गाठावे लागले, तर पावसामुळे लोकलचे वेळापत्रक बिघडल्याने इच्छित स्थळी पोचण्यास अधिक वेळ लागल्याने प्रवाशांचे हाल झाले. हार्बर मार्गावर मानखुर्द, गोवंडी, कुर्ला, टिळक नगर स्थानकांदरम्यान रेल्वे रुळावर पाणी भरले होते. त्यामुळे हार्बर रेल्वेसेवा १० ते १५ मिनिटे उशिराने सुरू होती. पश्चिम रेल्वेही ५ ते १० मिनिटांच्या उशिराने धावत होती. #MumbaiRain #MumbaiLocals pic.twitter.com/Fz0bogWDEO पुढील तीन दिवस अतिवृष्टीचे विहार तलाव 'ओव्हरफ्लो' मुंबई, ठाणे, पालघर, रायगड, नाशिकला 'रेड अलर्ट' राज्यातील १५ जिल्ह्यांत रेड आणि ऑरेंज अलर्ट नागरिकांनी घराबाहेर पडू नये : मुख्यमंत्र्यांचे निर्देश नांदेडमध्ये पुराच्या पाण्यात २५० लोक अडकले १५० हून अधिक जनावरांचा मृत्यू गेल्या पाच दिवसांत पावसाचे ७ बळी © freepressjournal-marathi 2025</w:t>
-      </w:r>
-    </w:p>
-    <w:p>
-      <w:pPr>
-        <w:pStyle w:val="Heading3"/>
-      </w:pPr>
-      <w:r>
-        <w:rPr/>
-        <w:t>Article 217</w:t>
-      </w:r>
-    </w:p>
-    <w:p>
-      <w:pPr>
-        <w:pStyle w:val="Normal"/>
-      </w:pPr>
-      <w:r>
-        <w:rPr/>
-        <w:t>Title: Maharashtra Rain Update : मोठा निर्णय! अतिवृष्टीमुळे विद्यार्थ्यांना सुट्टी जाहीर; 'या' जिल्ह्यांमध्ये शाळा राहणार बंद, जाणून घ्या</w:t>
-      </w:r>
-    </w:p>
-    <w:p>
-      <w:pPr>
-        <w:pStyle w:val="Normal"/>
-      </w:pPr>
-      <w:r>
-        <w:rPr/>
-        <w:t xml:space="preserve">URL: </w:t>
-      </w:r>
-      <w:r>
-        <w:t xml:space="preserve"> https://www.jaimaharashtranews.com/maharashtra-marathi-news/due-to-heavy-rain-government-declared-holiday-for-students-in-mumbai-thane-kalyan-dombivli-palghar-district/40074</w:t>
-      </w:r>
-    </w:p>
-    <w:p>
-      <w:pPr>
-        <w:pStyle w:val="Normal"/>
-      </w:pPr>
-      <w:r>
-        <w:rPr/>
-        <w:t>Content: Friday, August 22, 2025 06:51:29 PM मागील काही दिवसांपासून मुंबईसह राज्यभरात मुसळधार पाऊस आहे. यादरम्यान, राज्यातील काही जिल्ह्यात रेड, ऑरेंज अलर्ट जारी केले आहे. मुंबईत तुफान पाऊस सुरू असल्याने मुंबईतील जनजीवन विस्खळीत झाले आहे. Ishwari Kuge Monday, August 18 2025 07:42:30 PM मुंबई: मागील काही दिवसांपासून मुंबईसह राज्यभरात मुसळधार पाऊस आहे. यादरम्यान, राज्यातील काही जिल्ह्यात रेड, ऑरेंज आणि येलो अलर्ट जारी केले आहे. यासह, हवामान विभागाने पुढील काही दिवसात जोरदार पाऊस होणार असल्याची शक्तया वर्तवली आहे. मुंबईत तुफान पाऊस सुरू असल्याने मुंबईतील जनजीवन विस्खळीत झाले आहे. अशातच, एक मोठी अपडेट समोर आली आहे. पावसाची सध्याची स्थिती लक्षात घेऊन जिल्हा प्रशासनांनी शाळा बंद ठेवण्याचा मोठा निर्णय घेतला आहे. त्यामुळे, राज्यातील अनेक जिल्ह्यात शाळा बंद असणार आहेत. हवामान खात्याने दिलेल्या माहितीनुसार, पुढील 12 तासात मुंबईमध्ये जोरदार पाऊस होण्याची शक्यता आहे. यासह, मुंबईला रेड अलर्टही देण्यात आले आहे. मुंबईसह, उपनगरातही तुफान पाऊस होणार अशी माहिती समोर आली आहे. विद्यार्थ्यांच्या सुरक्षा कारणात्सव जिल्हा प्रशासनांनी शाळा बंद ठेवण्याचा मोठा निर्णय घेतला आहे. हेही वाचा: School Student Stuck in Bus : बसमध्ये अडकलेल्या लहानग्यांना गुढघाभर पाण्यातून काढले बाहेर, पोलिसांच्या कृतीचे कौतुक, Video Viral कोणत्या शाळा बंद असतील? मिळालेल्या माहितीनुसार, ठाण्याच्या मनपा हद्दीतील सर्व शाळा बंद असणार आहे. यासह, पावसामुळे कल्याण-डोंबिवलीतील शाळाही बंद ठेवण्याचा आदेश देण्यात आला आहे. तसेच, मंगळवारी पालघर जिल्ह्यातील सर्व शाळांना सुट्टी जाहीर करण्यात आली आहे. मीरा भाईंदर पालिका हद्दीतही धुवाधार पाऊस सुरू आहे. हवामान खात्याने मीरा भाईंदर भागात रेड अलर्ट जारी केला आहे. त्यामुळे, मीरा भाईंदरचे अतिरिक्त आयुक्त संभाजी पानपट्टे यांनी मीरा-भाईंदरमधील प्राथमिक, माध्यमिक शाळांना पत्रक सुट्टी जाहीर केली आहे. हेही वाचा: Devendra Fadanvis on Rain Update : मुंबईला रेड अलर्ट ! मुख्यमंत्री देवेंद्र फडणवीस यांनी पावसाबद्दल दिली महत्त्वाची अपडेट मुख्यमंत्री फडणवीसांची प्रतिक्रिया जिल्हा प्रशासनांनी शाळा बंद ठेवण्याचा मोठा निर्णय घेतला आहे. यावर, मुख्यमंत्री फडणवीस म्हणाले की, 'हवामान खात्याने दिलेल्या माहितीचा विचार करून शाळांना सुट्टी जाहीर करायची की नाही याचा निर्णय घेतला जाईल, असे सांगण्यात आले होते. यानंतर, आता काही जिल्ह्यातील शाळांना सुट्टी जाहीर करण्याचा निर्णय घेण्यात आला आहे'. Monday, August 18 2025 07:29:49 PM 5 राज्यातील राजकारणात अनेक नवनव्या घडामोडी घडत असतात. अशातच, एक मोठी बातमी समोर आली आहे. शरद पवार गटाच्या एका खासदाराने पंतप्रधान नरेंद्र मोदींनी भेट घेतली आहे. Ishwari Kuge Friday, August 22 2025 04:33:42 PM मागील काही दिवसांपसून राजकारणात अनेक नवनव्या घडामोडी घडत आहेत. उपराष्ट्रपतीपदासाठी एनडीए आणि इंडिया आघाडी यांच्याकडून उमेदवारांची नावे समोर आली आहेत. Ishwari Kuge Friday, August 22 2025 04:10:16 PM बारवी धरणातून नवी मुंबईला पाणीपुरवठा करणारी मोठी जलवाहिनी निळजे रेल्वे ओव्हरब्रीजजवळ अचानक फुटली. यामुळे पाणी सुमारे 60 फूट उंच हवेत उडाले. तसेच शेकडो लिटर पाणी वाया गेले. Jai Maharashtra News Friday, August 22 2025 03:30:06 PM जीएसबी सेवा मंडळाने त्यांच्या आगामी गणेशोत्सवासाठी तब्बल 474.46 कोटींची विमा पॉलिसी मिळवली आहे. ही रक्कम गेल्या वर्षीच्या 400 कोटींच्या विमा पॉलिसीपेक्षा जास्त आहे. Jai Maharashtra News Friday, August 22 2025 02:41:48 PM मुंबई इंडियंसने इंग्लंडच्या द हंड्रेड लीगमधील ओवल इन्विंसिबल्स टीममध्ये 49% हिस्सा खरेदी केला; पुढील सीझनपासून टीमचे नाव MI London केले जाणार. Avantika parab Friday, August 22 2025 12:27:28 PM दिन घन्टा मिनेट पुणे नाशिक नागपूर संभाजीनगर कोल्हापुर जय महाराष्ट्र मुनाफा वितरण नगर्ने सञ्चार माध्यम हो । प्रबन्ध सञ्चालक: आमोद नाथ प्याकुरेल प्रबन्ध सञ्चालक: आमोद नाथ प्याकुरेल । प्रधान सम्पादक: अजय भद्र खनाल सूचना विभाग दर्ता नं. ३४३४-२०७८/७९ । हाँडीगाउँ, काठमाडौँ । फोन नं. +९७७ ०१ ५९१६७८८ सूचना विभाग दर्ता नं. ३४३४-२०७८/७९ । हाँडीगाउँ, काठमाडौँ । फोन नं. +९७७ ०१ ५९१६७८८ info@jaimaharashtranews.com</w:t>
-      </w:r>
-    </w:p>
-    <w:p>
-      <w:pPr>
-        <w:pStyle w:val="Heading3"/>
-      </w:pPr>
-      <w:r>
-        <w:rPr/>
-        <w:t>Article 218</w:t>
-      </w:r>
-    </w:p>
-    <w:p>
-      <w:pPr>
-        <w:pStyle w:val="Normal"/>
-      </w:pPr>
-      <w:r>
-        <w:rPr/>
-        <w:t>Title: Rohit Pawar: मंत्री संजय शिरसाटांनी केला ५ हजार कोटींचा घोटाळा; आमदार रोहित पवारांच्या आरोपाने खळबळ</w:t>
-      </w:r>
-    </w:p>
-    <w:p>
-      <w:pPr>
-        <w:pStyle w:val="Normal"/>
-      </w:pPr>
-      <w:r>
-        <w:rPr/>
-        <w:t xml:space="preserve">URL: </w:t>
-      </w:r>
-      <w:r>
-        <w:t xml:space="preserve"> https://deshdoot.com/rohit-pawar-alleges-sanjay-shirsat-over-5000-crore-worth-land-to-bivalkar-family/</w:t>
-      </w:r>
-    </w:p>
-    <w:p>
-      <w:pPr>
-        <w:pStyle w:val="Normal"/>
-      </w:pPr>
-      <w:r>
-        <w:rPr/>
-        <w:t>Content: मुंबई | Mumbaiमहायुतीतील आमदार मंत्र्यांच्या मागील शुक्ल काष्ट काही केल्या कमी होताना दिसत नाहीये. वादग्रस्त वक्तव्ये, घोटाळ्यांच्या आरोपाने महायुतीतील नेत्यांवर विरोधक चांगलेच टीका करताना दिसत आहे. आता राष्ट्रवादी काँग्रेस शरदचंद्र पवार पक्षाचे नेते तथा आमदार रोहित पवार सातत्याने महायुतीतील नेत्यांना टार्गेट करताना दिसत आहे. दरम्यान त्यांनी आपण पाच हजार कोटींचा घोटाळा उघडकीस आणणार असल्याचा इशारा दिला होता. या संदर्भातील आज पत्रकार परिषद घेत रोहित पवारांनी माहिती दिली आहे. राष्ट्रवादी शरद पवार गटाचे आमदार रोहित पवार यांनी सामाजिक न्यायमंत्री संजय शिरसाट यांच्यावर ५ हजार कोटी रुपयांच्या भ्रष्टाचाराचा खळबळजनक आरोप केला आहे. संजय शिरसाठ यांनी ५ हजार कोटी रुपयांची १५० एकर जमीन नवी मुंबईतील बिवलकर कुटुंबाला दिली. २०२४ साली सिडकोचे अध्यक्ष होताच संजय शिरसाट यांनी बिवलकर कुटुंबाला जमीन देण्याच्या आदेशावर सही केल्याचे रोहित पवार यांनी म्हटले आहे. नेमकं काय म्हणाले रोहित पवार?रोहित पवार पत्रकार परिषदेत म्हणाले की, गँग्स ऑफ गद्दार या विषयावर मी बोलणार आहे. ब्रिटिश काळात नवी मुंबईतील बिवलकर कुटुंबीयांनी मराठा साम्राज्या विरोधात इंग्रजांना मदत केली. त्याबदल्यात त्यांना चार हजार पेक्षा जास्त रोहा, पनवेल, अलिबाग या भागातील जमीन बक्षीस म्हणून देण्यात आली. १९५९ साली बिवलकर कुटुंबाने सिलिंग कायद्यातून स्वतःला वाचवून घेतले आणि चार हजार एकर जमीन वाचवली. मात्र १९७१ साली ही जमीन सरकारकडे जमा झाली. १९९० साली त्यांनी आपली जमीन परत मिळावी म्हणून मागणी केली. त्यावेळी तत्कालीन जिल्हाधिकारी यांनी ती जमीन माघारी देण्याचा अर्ज फेटाळला. त्यानंतर कोर्टात हा विषय सुरू होता. १९९० साली ते उच्च न्यायालयात गेले. २०१० साली अजून एक अपील केली होती, जी क्लब झाली. २०१४ मध्ये ऑक्टबरमध्ये उच्च न्यायालयाने बिवलकर कुटुंबाच्या बाजूने निकाल दिला.यामध्ये न्यायालयात जेव्हा युक्तीवाद सुरू होता तेव्हा शासन आणि सिडकोकडून जे वकील होते त्यांनी सिलिंग कायद्याचा मुद्दा प्रभावीपणे मांडला नव्हता. त्यामुळे बिवलकर कुटुंबाच्या बाजूने निकाल लागला. २०१५ साली ही गोष्ट सरकारच्या लक्षात आली. मग सर्वोच्च न्यायलयात योग्य वकीलांचा वापर करून याला स्थगिती आणली. १९८५ मध्ये हरकत का घेतली? तर १९७१ मध्ये नवी मुंबई प्रकल्पाची घोषणा झाली, ज्यामध्ये ९५ गावे अधिसूचित झाली. १९७२ मध्ये अधिसूचित जमिनी सिडकोकडे देण्याचा शासन निर्णय झाला. १९८३ मध्ये शासकिय हस्तांतरित करण्याचा निर्णय झाला. १९८३ ते ८५ दरम्यान या जमिनी संपादीत करण्यात आल्या. यामध्ये ७१ हेक्टर म्हणजे दीडशे एकर जमीन कलेक्टर व कोर्ट ऑफ वॉर्ड्स यांची होती जी बिवलकर कुटुंबाकडून हस्तांतरित झाली होती. भूसंपादित जमीनीचा फायदा मिळावा म्हणून बिवलकर कुटुंबाने हरकत घेतली होती. १९८७ मध्ये महसूल विभागाला हाताशी धरून बिवलकर कुटुंबाने जमीन ताब्यात घेण्याचा प्रयत्न केला. १९९० साली शरद पवार, दी. बा. पाटील यांनी साडे बारा टक्के योजना आणली. त्यावेळी मोठ्या प्रमाणात शेतकऱ्यांना पैसा मिळू लागला. त्यावेळी बिवलकर यांनी सरकारकडे आपली जमीन आहे. त्याबदल्यात साडे बारा टक्के योजनेचा फायदा द्या, अशी मागणी केली होती. त्यावेळी एमडी अनिल डिग्गीकर होते. त्यांनी ही मागणी फेटाळून लावली. त्यानंतर आलेल्या तीन एमडीनी बिवलकर कुटुंबाची मागणी फेटाळून लावली. त्यानंतर २३ फेब्रुवारी २०२४ साली विजय सिंघल एमडी झाले. त्यांच्याकडे ही जमीन ताब्यात देण्याची मागणी करण्यात. त्यांनी डोके चालवले आणि सिडको एमडी नेमण्याची मागणी केली. त्यानुसार ज्यांच्या घरात पैशांची बॅग सापडली त्यांना अध्यक्ष बनवले. मंत्री संजय सिरसाट यांनी जवळपास 61000 स्के मीटर जमीन बिवलकर कुटुंबाला देण्याचा निर्णय घेतला. विजय सिंघल हे नवीन एमडी झाले, त्यांनी देखील या कामासाठी नकार दिला. कदाचित सत्तेतील एका नेत्याने त्यांच्याशी संपर्क साधला आणि सिंघल यांनी एक कल्पन सुचवली की सिडकोला तुम्ही अध्यक्ष बसवा आणि जी कारवाई करायची ती करा. ही ५ हजार कोटींची जमीन व्यक्तीगत बिवलकरांना देऊन टाका जी सध्या सिडकोच्या ताब्यात आहे. म्हणजे सिडकोच्या ताब्यात असलेली दीडशे एकर जमीन यापैकी साडेबारा टक्के बिवलकरांना दिली तर बारा-साडेबारा एकर जमीन बिवलकरला देण्यासाठी अध्यक्ष नेमावा लागेल असा सल्ला तिथे असणाऱ्या अधिकाऱ्यांनी दिल्याचे आम्हाला कळाले. १ मार्च २०२४ रोजी नगर विकास विभागाने बिवलकर कुटुंबाला जमीन वाटप करण्यासाठी आलेले पत्र सिडकोला दिले. दिघेकरांनी ज्या अहवालात बिवलकर कुटुंबाला जमीन देऊ नये असे सांगितले होते तो अहवाल या पत्राला जोडण्यात आला. फडणवीसांनी राजीनामा घ्यावासंजय शिरसाट यांनी ते अध्यक्ष असताना हा निर्णय घेतला आहे. हा सरळसरळ भ्रष्टाचार केला आहे. सुप्रीम कोर्टाने नुकताच निकाल दिला आहे. झुडपी जंगल जमीन पुन्हा माघारी घेण्याचा निर्णय घेतला आहे. त्यामध्ये बिवलकर कुटुंबाची देखील जमीन येते. ती तत्काळ माघारी घ्यायला हवी. २० तारखेला सिडकोवर भव्य मोर्चा घेऊन मी जाणार आहे. सकाळी ११ वाजता मोर्चा होईल. देवेंद्र फडणवीस यांनी तत्काळ शिरसाट यांचा राजीनामा घ्यावा. जर शिरसाट यांच्यात हिंमत असेल तर त्यांनी पत्रकार परिषद घ्यावी आणि उत्तर द्यावे. संजय शिरसाट यांना १५ दिवस सिडको अध्यक्षपदी नेमून होताच त्यांनी १५० एकर जमीन बिवलकर कुटुंबाला दिली. त्यानंतर सरकार आल्यावर उर्वरित जमीन बिवलकर यांना देण्याचा प्रयत्न होता. संजय शिरसाट यांना १०० कोटी रुपयांचा मलिदा मिळाला असेल अशी आमचा संशय आहे. त्यांच्या पक्षाला सुद्धा चारशे ते पाचशे कोटी मिळाले असणार आहेत, असा आरोप देखील त्यांनी केला आहे. तर सुप्रीम कोर्टाच्या निर्णयानुसार स्पेशल टास्क फोर्स नेमा किंवा निवृत न्यायाधीशांच्या मार्फत या प्रकरणाची चौकशी करा, अशी मागणी देखील रोहित पवार यांनी केली आहे. आता या आरोपांवर संजय शिरसाट काय उत्तर देणार? हे पाहणे महत्त्वाचे ठरणार आहे. देशदूतच्या व्हाट्सॲप ग्रुपला जॉईन होण्यासाठी लिंकवर क्लिक करा</w:t>
-      </w:r>
-    </w:p>
-    <w:p>
-      <w:pPr>
-        <w:pStyle w:val="Heading3"/>
-      </w:pPr>
-      <w:r>
-        <w:rPr/>
-        <w:t>Article 219</w:t>
-      </w:r>
-    </w:p>
-    <w:p>
-      <w:pPr>
-        <w:pStyle w:val="Normal"/>
-      </w:pPr>
-      <w:r>
-        <w:rPr/>
-        <w:t>Title: शिंदे गटाचे आमदार तानाजी सावंतांचे बंधू भाजपच्या वाटेवर</w:t>
-      </w:r>
-    </w:p>
-    <w:p>
-      <w:pPr>
-        <w:pStyle w:val="Normal"/>
-      </w:pPr>
-      <w:r>
-        <w:rPr/>
-        <w:t xml:space="preserve">URL: </w:t>
-      </w:r>
-      <w:r>
-        <w:t xml:space="preserve"> https://pcbtoday.in/%E0%A4%B6%E0%A4%BF%E0%A4%82%E0%A4%A6%E0%A5%87-%E0%A4%97%E0%A4%9F%E0%A4%BE%E0%A4%9A%E0%A5%87-%E0%A4%86%E0%A4%AE%E0%A4%A6%E0%A4%BE%E0%A4%B0-%E0%A4%A4%E0%A4%BE%E0%A4%A8%E0%A4%BE%E0%A4%9C%E0%A5%80/</w:t>
-      </w:r>
-    </w:p>
-    <w:p>
-      <w:pPr>
-        <w:pStyle w:val="Normal"/>
-      </w:pPr>
-      <w:r>
-        <w:rPr/>
-        <w:t>Content: सोलापूर,दि . १८ . पीसीबी – आगामी स्थानिक स्वराज्य संस्थांच्या निवडणुकीच्या तोंडावर महाराष्ट्राच्या राजकारणात पक्षांतराला वेग आला आहे. याच पार्श्वभूमीवर शिवसेना (शिंदे गट) पक्षाला सोलापूरमध्ये मोठा धक्का बसला आहे. पक्षाचे जिल्हा संपर्क प्रमुख असलेले शिवाजी सावंत, जे आमदार तानाजी सावंत यांचे सख्खे बंधू आहेत, ते आपल्या समर्थकांसह भाजपमध्ये प्रवेश करणार आहेत. शिवाजी सावंत यांनी मुख्यमंत्री देवेंद्र फडणवीस यांची गुप्त भेट घेतल्यानंतर हा निर्णय जाहीर केला. पक्षांतर्गत गटबाजीला कंटाळून त्यांनी पदाचा राजीनामा दिला असल्याचे सांगितले जात आहे. त्यांच्यासोबत माजी उपमहापौर दिलीप कोल्हे आणि शिवसेना, युवासेना तसेच महिला आघाडीचे अनेक पदाधिकारी भाजपमध्ये जाणार आहेत. येत्या दोन दिवसांत मुख्यमंत्र्यांच्या उपस्थितीत हा प्रवेश सोहळा होणार आहे. सोलापूर जिल्ह्यात शिवसेना शिंदे गटात अंतर्गत गटबाजी मोठ्या प्रमाणात वाढली आहे. याच गटबाजीला कंटाळून शिवाजी सावंत यांनी हा निर्णय घेतल्याचे म्हटले जाते. आगामी सोलापूर महानगरपालिका, पंचायत समिती आणि जिल्हा परिषद निवडणुकांमध्ये भाजपला या प्रवेशामुळे अधिक बळ मिळण्याची शक्यता आहे.यावर प्रतिक्रिया देताना शिवसेना शिंदे गटाचे जिल्हाप्रमुख अमोल शिंदे यांनी भाजपमध्ये प्रवेश करणाऱ्या पदाधिकाऱ्यांवर उपरोधिक टीका केली. ‘दिल्या घरी सुखी राहा’ अशा शब्दांत त्यांनी आपला संताप व्यक्त केला. हा निर्णय वैयक्तिक असल्याचे सांगत, त्यांनी या प्रकाराकडे दुर्लक्ष करण्याचा प्रयत्न केला. आमदार तानाजी सावंत यांचे बंधूच भाजपमध्ये गेल्याने हा एकनाथ शिंदे यांच्या नेतृत्वाखालील शिवसेनेसाठी सोलापूर जिल्ह्यात मोठा धक्का मानला जात आहे. यामुळे आगामी निवडणुकांमध्ये महायुतीच्या घटक पक्षांमध्ये सोलापूरमध्ये नवे राजकीय समीकरण तयार होण्याची शक्यता आहे.</w:t>
-      </w:r>
-    </w:p>
-    <w:p>
-      <w:pPr>
-        <w:pStyle w:val="Heading3"/>
-      </w:pPr>
-      <w:r>
-        <w:rPr/>
-        <w:t>Article 220</w:t>
-      </w:r>
-    </w:p>
-    <w:p>
-      <w:pPr>
-        <w:pStyle w:val="Normal"/>
-      </w:pPr>
-      <w:r>
-        <w:rPr/>
-        <w:t>Title: Ekanath Shinde Shivsena : शिंदे गटाला धक्का; आमदाराचा भाऊ व 40 पदाधिकाऱ्यांचा पक्षप्रवेश</w:t>
-      </w:r>
-    </w:p>
-    <w:p>
-      <w:pPr>
-        <w:pStyle w:val="Normal"/>
-      </w:pPr>
-      <w:r>
-        <w:rPr/>
-        <w:t xml:space="preserve">URL: </w:t>
-      </w:r>
-      <w:r>
-        <w:t xml:space="preserve"> https://www.lokshahi.com/news/mla-tanaji-sawants-brother-shivaji-sawant-has-decided-to-quit-the-group-and-join-the-bjp</w:t>
-      </w:r>
-    </w:p>
-    <w:p>
-      <w:pPr>
-        <w:pStyle w:val="Normal"/>
-      </w:pPr>
-      <w:r>
-        <w:rPr/>
-        <w:t>Content: आगामी स्थानिक स्वराज्य संस्थांच्या निवडणुकांच्या पार्श्वभूमीवर सोलापूरच्या राजकारणात मोठे हालचाल सुरू आहेत. शिवसेना शिंदे गटासाठी धक्कादायक घडामोड घडली असून, आमदार तानाजी सावंत यांचे भाऊ शिवाजी सावंत यांनी गटाला सोडचिठ्ठी देत भाजपमध्ये प्रवेश करण्याचा निर्णय घेतला आहे. त्यांच्यासोबत माजी उपमहापौर दिलीप कोल्हे आणि तब्बल 40 पदाधिकारी भाजपचा झेंडा हाती घेणार आहेत. शिवाजी सावंत यांनी नुकतीच उपमुख्यमंत्री देवेंद्र फडणवीस यांची भेट घेतली. त्यानंतर स्थानिक पातळीवरील शिवसेना पदाधिकाऱ्यांशी चर्चा करून त्यांनी हा निर्णय पक्का केला. दोन दिवसांत औपचारिक पक्षप्रवेश होणार असून, युवासेना, महिला आघाडी आणि शिवसेना शाखांतील अनेक कार्यकर्तेही भाजपमध्ये सामील होणार आहेत. सोलापुरात शिवसेना शिंदे गटाचे संख्याबळ आधीच मर्यादित आहे. गटाकडे येथे एकही आमदार नाही. अशा परिस्थितीत शिवाजी सावंतांसारख्या स्थानिक प्रभावी नेत्याने गटाचा निरोप घेतल्यामुळे शिंदे गटाच्या संघटनेला मोठा धक्का बसला आहे. अंतर्गत गटबाजी आणि मतभेद यामुळे हा निर्णय झाल्याचे समजते. या घडामोडीमुळे भाजपची ताकद वाढली असून, सोलापूर महानगरपालिका, जिल्हा परिषद व पंचायत समिती निवडणुकांत त्यांना याचा फायदा होण्याची शक्यता व्यक्त केली जात आहे. दुसरीकडे, शिंदे गटाच्या अडचणी अधिक वाढल्या आहेत. Lokshahi Marathi Ⓒcopyright2022</w:t>
-      </w:r>
-    </w:p>
-    <w:p>
-      <w:pPr>
-        <w:pStyle w:val="Heading3"/>
-      </w:pPr>
-      <w:r>
-        <w:rPr/>
-        <w:t>Article 221</w:t>
-      </w:r>
-    </w:p>
-    <w:p>
-      <w:pPr>
-        <w:pStyle w:val="Normal"/>
-      </w:pPr>
-      <w:r>
-        <w:rPr/>
-        <w:t>Title: NCP demands : राज्यात ओला दुष्काळ जाहीर करा अन्…; राष्ट्रवादी शरद पवार गटाची मागणी</w:t>
-      </w:r>
-    </w:p>
-    <w:p>
-      <w:pPr>
-        <w:pStyle w:val="Normal"/>
-      </w:pPr>
-      <w:r>
-        <w:rPr/>
-        <w:t xml:space="preserve">URL: </w:t>
-      </w:r>
-      <w:r>
-        <w:t xml:space="preserve"> https://deshdoot.com/heavy-rains-wreak-havoc-in-maharashtra-sharad-pawar-ncp-demands-wet-drought-declaration-and-farmer-relief/</w:t>
-      </w:r>
-    </w:p>
-    <w:p>
-      <w:pPr>
-        <w:pStyle w:val="Normal"/>
-      </w:pPr>
-      <w:r>
-        <w:rPr/>
-        <w:t>Content: मुंबई । Mumbai महाराष्ट्रात गेल्या काही तासांपासून मुसळधार पावसाने थैमान घातले आहे. आज सकाळपासून वरुणराजाने जोरदार हजेरी लावली असून, मुंबई, पुणे यासह राज्यातील 16 जिल्ह्यांमध्ये पावसाचा जोर वाढला आहे. हवामान खात्याने या जिल्ह्यांना रेड अलर्ट जारी केला आहे. प्रशासनाने नागरिकांना अत्यावश्यक कामाशिवाय घराबाहेर न पडण्याचे आवाहन केले आहे. पावसामुळे जनजीवन पूर्णपणे विस्कळीत झाले असून, प्रशासन आणि पोलिस यंत्रणा सतर्क झाल्या आहेत. राष्ट्रवादी काँग्रेस (शरद पवार गट) यांनी पावसामुळे झालेल्या नुकसानीवर चिंता व्यक्त केली आहे. गटाचे प्रदेशाध्यक्ष शशिकांत शिंदे यांनी माध्यमांशी बोलताना सांगितले की, विदर्भ, पश्चिम महाराष्ट्र, मराठवाडा आणि मुंबई परिसरात अतिवृष्टीमुळे शेतकऱ्यांचे मोठे नुकसान झाले आहे. “अनेक ठिकाणी पंचनामे झालेले नाहीत, आणि जिथे पंचनामे झाले, तिथे अद्याप मदत पोहोचलेली नाही,” असे शिंदे यांनी नमूद केले. त्यांनी राज्य सरकारकडे ओला दुष्काळ जाहीर करून शेतकऱ्यांना प्रति शेतकरी 50 हजार रुपयांची तातडीची मदत देण्याची मागणी केली आहे. शशिकांत शिंदे यांनी पावसानंतर शहरातील व्यवस्था कोलमडल्याबद्दल नाराजी व्यक्त केली. रस्त्यांवरील खड्डे, पाणी साचणे आणि वाहतूक कोंडी यामुळे नागरिकांचे हाल झाले आहेत. त्यांनी प्रशासनाच्या नियोजनावर प्रश्नचिन्ह उपस्थित करत सरकारने तातडीने उपाययोजना कराव्यात, असे आवाहन केले. राज्य सरकारने निवडणुकीपूर्वी शेतकऱ्यांना कर्जमाफीचे आश्वासन दिले होते. मात्र, अद्याप याबाबत कोणतीही ठोस कार्यवाही झालेली नाही. शशिकांत शिंदे यांनी यावर तीव्र नाराजी व्यक्त केली. “महायुती सरकारने कर्जमाफीची घोषणा केली होती. पण मुख्यमंत्री देवेंद्र फडणवीस म्हणतात, ‘वेळ आली तर कर्जमाफी करू,’ तर महसूलमंत्री चंद्रशेखर बावनकुळे यांनी सरसकट कर्जमाफी शक्य नसल्याचे सांगितले. ही परस्परविरोधी विधाने शेतकऱ्यांची दिशाभूल करत आहेत,” अशी टीका शिंदे यांनी केली. शशिकांत शिंदे यांनी सरकारला इशारा देताना म्हटले की, जर लवकरच सरसकट कर्जमाफी जाहीर झाली नाही, तर शेतकऱ्यांना सोबत घेऊन तीव्र आंदोलन उभारले जाईल. “शेतकऱ्यांचे प्रश्न सोडवण्यासाठी आम्ही रस्त्यावर उतरू,” असा निर्धार त्यांनी व्यक्त केला. पावसामुळे निर्माण झालेल्या परिस्थितीवर नियंत्रण ठेवण्यासाठी प्रशासनाने सर्व यंत्रणा कार्यान्वित केल्या आहेत. आपत्कालीन परिस्थितीत नागरिकांना तातडीने मदत मिळावी यासाठी नियंत्रण कक्ष स्थापन करण्यात आले आहेत. तरीही, पावसाचा जोर आणि नुकसानीचे प्रमाण पाहता सरकारवर तातडीने उपाययोजना करण्याचा दबाव वाढत आहे. हवामान खात्याने पुढील 24 तासांतही जोरदार पावसाचा इशारा दिला आहे. नागरिकांनी सतर्क राहावे आणि प्रशासनाच्या सूचनांचे पालन करावे, असे आवाहन करण्यात आले आहे. पावसामुळे निर्माण झालेल्या आव्हानांना तोंड देण्यासाठी सरकार आणि प्रशासनाने एकजुटीने काम करण्याची गरज आहे.</w:t>
-      </w:r>
-    </w:p>
-    <w:p>
-      <w:pPr>
-        <w:pStyle w:val="Heading3"/>
-      </w:pPr>
-      <w:r>
-        <w:rPr/>
-        <w:t>Article 222</w:t>
-      </w:r>
-    </w:p>
-    <w:p>
-      <w:pPr>
-        <w:pStyle w:val="Normal"/>
-      </w:pPr>
-      <w:r>
-        <w:rPr/>
-        <w:t>Title: MSRTC और पुलिस की पहल, गढ़चिरौली के आदिवासी गांव को मिला पहला सार्वजनिक परिवहन, ग्रामीणों ने लहराया तिरंगा</w:t>
-      </w:r>
-    </w:p>
-    <w:p>
-      <w:pPr>
-        <w:pStyle w:val="Normal"/>
-      </w:pPr>
-      <w:r>
-        <w:rPr/>
-        <w:t xml:space="preserve">URL: </w:t>
-      </w:r>
-      <w:r>
-        <w:t xml:space="preserve"> https://hindi.mid-day.com/news/india-news/photo/initiative-of-msrtc-and-police-tribal-village-of-gadchiroli-gets-first-public-transport-1558</w:t>
-      </w:r>
-    </w:p>
-    <w:p>
-      <w:pPr>
-        <w:pStyle w:val="Normal"/>
-      </w:pPr>
-      <w:r>
-        <w:rPr/>
-        <w:t>Content: अंबेशरी गांव जिला मुख्यालय से करीब 100 किलोमीटर और कटेदरी से 21 किलोमीटर दूर स्थित है. अब तक यह गांव सड़क और परिवहन की कमी के कारण मुख्यधारा से लगभग कटा हुआ था. (Pic/Gadchiroli Police) लंबे इंतजार के बाद 18 अगस्त 2025 को गढ़चिरौली पुलिस अधीक्षक नीलोत्पल के मार्गदर्शन और कटेदरी चौकी के सहायक पुलिस निरीक्षक अजय भोसले की अगुवाई में इस पहल को साकार किया गया. बस सेवा का शुभारंभ स्थानीय निवासियों के लिए उत्सव से कम नहीं रहा. ग्रामीणों ने पारंपरिक वाद्ययंत्रों की धुन, आदिवासी नृत्य और स्कूली बच्चों द्वारा तिरंगा लहराकर बस का स्वागत किया. आज़ादी के बाद पहली बार गांव में बस पहुँचने की खुशी ग्रामीणों के चेहरों पर साफ झलक रही थी. यह बस गढ़चिरौली से चलकर छतगांव, धनोरा, यरकद, मुरूमगांव, खेड़ेगांव, मंगेवाड़ा, जयसिंगटोला और मालेवाड़ा जैसे गांवों से होती हुई अंबेशरी तक जाएगी. इससे 15 से अधिक गांवों के लोग सीधे इस सेवा से जुड़ पाएँगे. अधिकारियों का मानना है कि इस पहल से न केवल ग्रामीणों को शिक्षा, स्वास्थ्य और सरकारी योजनाओं तक पहुँच आसान होगी, बल्कि बच्चों की स्कूल जाने की दैनिक पैदल दूरी भी काफी हद तक कम होगी. गढ़चिरौली पुलिस ने हाल के वर्षों में दूरस्थ और माओवादी प्रभावित इलाकों को जोड़ने के लिए कई विकासात्मक पहल की हैं. पुलिस के सहयोग से अब तक 507 मोबाइल टावर लगाए जा चुके हैं, 420 किलोमीटर नई सड़कें और 60 पुलों का निर्माण भी कराया गया है. इससे स्थानीय लोगों का भरोसा बढ़ा है और प्रशासन से उनकी दूरी कम हुई है. इस वर्ष की शुरुआत में भी गढ़चिरौली से कटेदारी, गट्टा से वंगेत्री और मरकानार से अहेरी के बीच बस सेवाएँ शुरू की गई थीं. अंबेशरी की यह बस सेवा उसी श्रृंखला की एक अहम कड़ी है. उद्घाटन समारोह में अतिरिक्त पुलिस अधीक्षक (संचालन) एम. रमेश, अतिरिक्त पुलिस अधीक्षक (प्रशासन) गोकुल राज जी., उप-विभागीय पुलिस अधिकारी (धनोरा) जगदीश पांडे और उप पुलिस अधीक्षक (संचालन) विशाल नागरगोजे सहित कई वरिष्ठ अधिकारी मौजूद रहे. ADVERTISEMENT ADVERTISEMENT दादर में ‘जनआक्रोश आंदोलन’ से गरजे उद्धव ठाकरे, शिंदे-फडणवीस सरकार पर जमकर बरसे समुद्र के बीच 2500 किलो ड्रग्स, इंडियन नेवी ने किया जब्त क्या उद्धव ठाकरे फिर से भाजपा के साथ हाथ मिलाएंगे? मुलाकात ने बढ़ाई अटकलें नाशिक के उगले दंपत्ति को मिला CM देवेंद्र फडणवीस के साथ शासकीय पूजा का सम्मान दादर में ‘जनआक्रोश आंदोलन’ से गरजे उद्धव ठाकरे, शिंदे-फडणवीस सरकार पर जमकर बरसे BAPS संस्था के डॉ. ज्ञानवत्सल स्वामी को अमेरिका में किया सम्मान, देखें तस्वीरें समुद्र के बीच 2500 किलो ड्रग्स, इंडियन नेवी ने किया जब्त पाकिस्तान में `रामायण`: कराची में महाकाव्य का प्रदर्शन, देखें तस्वीरें ADVERTISEMENT ADVERTISEMENT ADVERTISEMENT</w:t>
-      </w:r>
-    </w:p>
-    <w:p>
-      <w:pPr>
-        <w:pStyle w:val="Heading3"/>
-      </w:pPr>
-      <w:r>
-        <w:rPr/>
-        <w:t>Article 223</w:t>
-      </w:r>
-    </w:p>
-    <w:p>
-      <w:pPr>
-        <w:pStyle w:val="Normal"/>
-      </w:pPr>
-      <w:r>
-        <w:rPr/>
-        <w:t>Title: महाराष्ट्रातील खासदारांनी राधाकृष्णन यांना समर्थन द्यावे:मुख्यमंत्री देवेंद्र फडणवीसांचे आवाहन; ठाकरे गट अन् शरद पवार गटाला लगावला टोला</w:t>
-      </w:r>
-    </w:p>
-    <w:p>
-      <w:pPr>
-        <w:pStyle w:val="Normal"/>
-      </w:pPr>
-      <w:r>
-        <w:rPr/>
-        <w:t xml:space="preserve">URL: </w:t>
-      </w:r>
-      <w:r>
-        <w:t xml:space="preserve"> https://divyamarathi.bhaskar.com/local/maharashtra/mumbai/news/c-p-radhakrishnan-vice-president-candidate-fadnavis-urges-support-135703533.html</w:t>
-      </w:r>
-    </w:p>
-    <w:p>
-      <w:pPr>
-        <w:pStyle w:val="Normal"/>
-      </w:pPr>
-      <w:r>
-        <w:rPr/>
-        <w:t>Content: महाराष्ट्राचे राज्यपाल सी. पी. राधाकृष्णन यांना एनडीएने उपराष्ट्रपतीपदाचा उमेदवार म्हणून घोषित केले आहे. ही महाराष्ट्रासाठी अभिमानाची गोष्ट असल्याचे मुख्यमंत्री देवेंद्र फडणवीस यांनी म्हटले आहे. मूळचे तामिळनाडूचे असले तरी, सी. पी. राधाकृष्णन हे महारा जयदीप धनखड यांच्या राजीनाम्यानंतर रिक्त झालेल्या उपराष्ट्रपतीपदासाठी आता लवकरच निवडणूक होणार आहे. या निवडणुकीसाठी एनडीएकडून महाराष्ट्राचे राज्यपाल सी.पी. राधाकृष्णन यांना उमेदवारी देण्यात आली आहे. रविवारी झालेल्या एनडीएच्या महत्त्वाच्या बैठकीत हा निर्णय घेण्यात आला, या बैठकीला पंतप्रधान नरेंद्र मोदी यांच्यासह भाजपचे आणि मित्रपक्षांचे वरिष्ठ नेते उपस्थित होते. या बैठकीनंतर उपराष्ट्रपती पदाचे उमेदवार म्हणून सी. पी. राधाकृष्णन यांच्या नावाची घोषणा करण्यात आली. ते सध्या महाराष्ट्राचे राज्यपाल म्हणून जबाबदारी सांभाळत आहेत. नेमके काय म्हणाले मुख्यमंत्री देवेंद्र फडणवीस? महाराष्ट्राचे राज्यपाल सी. पी. राधाकृष्णन यांना उपराष्ट्रपती पदाचा उमेदवार म्हणून एनडीएने घोषित केले, ही आपल्या सर्वांसाठी आनंदाची गोष्ट आहे. सी. पी. राधाकृष्णन हे मूळचे तमिळनाडूचे असले, तरी महाराष्ट्राचे राज्यपाल आणि मतदार असल्याचे फडणवीस म्हणालेत. विधानसभेच्या निवडणुकीत त्यांनी महाराष्ट्रात मतदान केले आहे. मुंबईतील मतदारयादीत त्यांचे नाव आहे. ते उपराष्ट्रपती पदाचा फॉर्म भरताना, त्यात कुठले मतदार आहेत, याचा पुरावा लावावा लागतो. त्यात ते महाराष्ट्राचे उमेदवार किंवा महाराष्ट्राचे मतदार म्हणून हा पुरावा लावणार आहे. त्यामुळे महाराष्ट्रासाठी ही विशेष आनंदाची गोष्ट आहे, असे ते म्हणाले. ठाकरे गट, शरद पवारांच्या एनसीपीला टोला यावेळी बोलताना देवेंद्र फडणवीस यांनी महाराष्ट्रातील सर्व खासदारांना राधाकृष्णन यांच्या बाजूने मतदान करण्याचे आवाहन केले. ते म्हणाले, सर्व पक्षांनी आपआपसातील मतभेद विसरून, विशेषत: महाराष्ट्राची अस्मिता सांगणारे उद्धव ठाकरे यांची शिवसेना, शरद पवार यांचा राष्ट्रवादी या दोन्ही नेत्यांनी सी. पी. राधाकृष्णन यांना समर्थन दिले पाहिजे, असे म्हणत देवेंद्र फडणवीस यांनी उद्धव ठाकरे आणि शरद पवार यांना टोला लगावला. आपल्या महाराष्ट्रातील एक मतदार उपराष्ट्रपती होतोय, त्याकरिता सगळ्यांनी त्यांना मदत केली पाहिजे, असे आवाहन मुख्यमंत्री देवेंद्र फडणवीस यांनी केले. , असे आवाहनही त्यांनी केले. हे ही वाचा... मुख्यमंत्री देवेंद्र फडणवीसांकडून राज्यातील पावसाचा आढावा:मराठवाड्यात 800 गावे बाधित, कोकण व विदर्भात रेड अलर्ट मुख्यमंत्री देवेंद्र फडणवीस यांनी कंट्रोलमधून राज्यातील पावसाच्या परिस्थितीचा आढावा घेतला. राज्यभरातील जिल्हाधिकारी, विभागीय आयुक्त यांच्याशी मुख्यमंत्र्यांनी संवाद साधला. संपूर्ण महाराष्ट्रात 4 लाख हेक्टर पिके पावसामुळे बाधित झालेली आहेत. यवतमाळ, नांदेड, वर्धा, बीड, वाशीम या परिसरात जास्त नुकसान झालेले आहे. नुकसानग्रस्त भागातील उपाययोजनांसाठी जिल्हाधिकाऱ्यांना अधिकार देण्यात आलेले आहेत, अशी माहिती मुख्यमंत्री देवेंद्र फडणवीस यांनी दिली. सविस्तर वाचा... सीपी राधाकृष्णन वयाच्या 16 व्या वर्षी RSS मध्ये सामील:2 वेळा खासदार, तमिळनाडू भाजप अध्यक्ष होते; कॉलेजमध्ये टेबल टेनिस चॅम्पियन होते महाराष्ट्राचे राज्यपाल सी.पी. राधाकृष्णन हे उपराष्ट्रपती पदासाठी एनडीएचे उमेदवार असतील. रविवारी झालेल्या भाजप संसदीय पक्षाच्या बैठकीत त्यांच्या नावावर एकमत झाले. नड्डा यांनी पत्रकार परिषदेत राधाकृष्णन यांचे नाव जाहीर केले. राधाकृष्णन हे जुलै २०२४ पासून महाराष्ट्राचे राज्यपाल आहेत. याआधी ते झारखंडचे राज्यपाल होते आणि तेलंगणा आणि पुद्दुचेरीचा अतिरिक्त कार्यभारही त्यांनी सांभाळला होता. २० ऑक्टोबर १९५७ रोजी तामिळनाडूतील तिरुपूर येथे जन्मलेल्या राधाकृष्णन यांनी बीबीएचे शिक्षण घेतले. सविस्तर वाचा... Copyright © 2024-25 DB Corp ltd., All Rights Reserved This website follows the DNPA Code of Ethics.</w:t>
-      </w:r>
-    </w:p>
-    <w:p>
-      <w:pPr>
-        <w:pStyle w:val="Heading3"/>
-      </w:pPr>
-      <w:r>
-        <w:rPr/>
-        <w:t>Article 224</w:t>
-      </w:r>
-    </w:p>
-    <w:p>
-      <w:pPr>
-        <w:pStyle w:val="Normal"/>
-      </w:pPr>
-      <w:r>
-        <w:rPr/>
-        <w:t>Title: Demand to release list of property-holders affected due to road-widening in 5 days</w:t>
-      </w:r>
-    </w:p>
-    <w:p>
-      <w:pPr>
-        <w:pStyle w:val="Normal"/>
-      </w:pPr>
-      <w:r>
-        <w:rPr/>
-        <w:t xml:space="preserve">URL: </w:t>
-      </w:r>
-      <w:r>
-        <w:t xml:space="preserve"> https://www.lokmattimes.com/aurangabad/demand-to-release-list-of-property-holders-affected-due-to-road-widening-in-5-days/</w:t>
-      </w:r>
-    </w:p>
-    <w:p>
-      <w:pPr>
-        <w:pStyle w:val="Normal"/>
-      </w:pPr>
-      <w:r>
-        <w:rPr/>
-        <w:t>Content: Marathi | Hindi FOLLOW US : City By Lokmat Times Desk | Updated: August 18, 2025 23:10 IST2025-08-18T23:10:03+5:302025-08-18T23:10:03+5:30 Lokmat News Network Chhatrapati Sambhajinagar: Ajinkya Devgiri Pratishthan president Vinod Patil alleged that Chhatrapati Sambhajinagar Municipal Corporation (CSMC) administration, under the pretext of road widening, has been acting high-handedly for the past few days. Property owners with legal ownership rights are being rendered homeless. Not even a single rupee in compensation has been paid. The CSMC has not even kept a record of the properties demolished so far. “If the list of property owners whose structures were demolished is not published by civic administration within the next five days, a public agitation (Jan Andolan) will be launched,” warned Patil. Addressing a press conference in the city on Monday, Patil said that on Sunday he had met the Chief Minister Devendra Fadnavis. A detailed 50-minute discussion was held on the issue of road widening in the city. He informed that the municipal corporation is carrying out the work in an arbitrary manner. Even though the new development plan of the city has not yet been finalised, it is being implemented selectively. For which builders is this being done? How can the corporation demolish properties with legal ownership rights and those located in ‘gaothan’ areas? They didn’t even examine building permissions. Bulldozers were lined up and demolitions carried out. Patil said that we are not opposed to development, but strongly oppose the working style of the municipal corporation. He demanded that land acquisition must be done as per rules and only then should land be taken into possession. On the Patil’s memorandum itself, CM Fadnavis wrote, “Municipal Commissioner, verify immediately and take action.” Datta Bhange, Balu Autade, and others were present at the press conference. Compensation must be paid Patil told reporters that during the G-20 event, 50 feet of land was taken on both sides at Harsul, and compensation was paid for that land. Now, the remaining 50 feet must also be compensated. He demanded that cash compensation should be paid to all property owners whose structures have been demolished so far. He further alleged that the corporation had even misled the court. The court has directed that due legal process must be followed. FOLLOW US : Copyright ©2025 Lokmat Media Pvt Ltd</w:t>
-      </w:r>
-    </w:p>
-    <w:p>
-      <w:pPr>
-        <w:pStyle w:val="Heading3"/>
-      </w:pPr>
-      <w:r>
-        <w:rPr/>
-        <w:t>Article 225</w:t>
-      </w:r>
-    </w:p>
-    <w:p>
-      <w:pPr>
-        <w:pStyle w:val="Normal"/>
-      </w:pPr>
-      <w:r>
-        <w:rPr/>
-        <w:t>Title: Mumbai Rain Mayhem: City Comes To Standstill As Life Thrown Out Of Gear; MonoRail Gets Stuck</w:t>
-      </w:r>
-    </w:p>
-    <w:p>
-      <w:pPr>
-        <w:pStyle w:val="Normal"/>
-      </w:pPr>
-      <w:r>
-        <w:rPr/>
-        <w:t xml:space="preserve">URL: </w:t>
-      </w:r>
-      <w:r>
-        <w:t xml:space="preserve"> https://www.etvbharat.com/en/!state/mumbai-rains-update-august-19-govt-semi-govt-offices-shut-bmc-urges-wfh-for-pvt-employees-enn25081901231</w:t>
-      </w:r>
-    </w:p>
-    <w:p>
-      <w:pPr>
-        <w:pStyle w:val="Normal"/>
-      </w:pPr>
-      <w:r>
-        <w:rPr/>
-        <w:t>Content: National ETV Bharat / state By ETV Bharat English Team Published : August 19, 2025 at 9:58 AM IST Updated : August 19, 2025 at 8:05 PM IST Mumbai: Heavy rains lashed Mumbai, forcing India's commercial capital to come to a standstill. The suburban trains, which is the lifeline of the megacity, came to a halt due to the downpour. All the areas, including Dadar, Hindmata, Sion, Kurla, Chunabhatti, and Andheri, were waterlogged as normal life was thrown out of gear. The city recorded 300 mm of rains in the last 24 hours. The Maharashtra government is on an alert mode with Chief Minister Devendra Fadnavis saying that alerts are issued after every three hours. Mono Rail Gets Stuck A Monorail train came to a halt between Mysore Colony and Bhakti Park stations with fire brigade and other agencies carrying out a rescue operation using cranes, officials said. The train, which runs on an elevated track, was stuck for at least one hour, they said. The train suffered "a minor power supply issue", Mumbai Monorail said in a release. Three snorkel vehicles of the Mumbai fire brigade have been deployed at the spot and the passengers will be rescued by cutting the window glass, officials said. Fadnavis ordered an inqury into the incident while asserting that the highest priority will given to safety of passengers. In post on X, Fadnavis said, "Due to some technical reason, a monorail is stuck between Chembur and Bhakti Park. Mumbai Metropolitan Regional Development Authority, the fire brigade, and the municipal corporation, all agencies have reached the spot. The highest priority is being given to the safety of all passengers. Therefore, no one should worry or panic. All passengers will be safely evacuated. I request everyone to remain patient. I am in contact with the MMRDA Commissioner, the Municipal Commissioner, the police, and all relevant agencies. An inquiry will also be conducted into why this incident occurred." Local Trains Affected The Central Railway on Tuesday suspended its local train services on the harbour line between Chhatrapati Shivaji Maharaj Terminus (CSMT) and Kurla stations due to submergence of tracks in a section after heavy rains, officials said. It had suspended the services on its main line between CSMT and Thane stations as the rail tracks got waterlogged, they said. However, later in the evening, the services between CSTM and Thane resumed. The trains on the Western Railway were delayed since morning due to the accumulation of water on tracks at some locations following the incessant rains. 400 persons shifted as Mithi river swells Nearly 400 persons from Mumbai's Kurla area were shifted to safer locations as the Mithi river in the city swelled after torrential rains on Tuesday, Maharashtra Chief Minister's Office said. Maharashtra Deputy Chief Minister Eknath Shinde reviewed the situation and said the civic chief told him that the city received nearly 200 mm rainfall in just six hours. The Mithi river in Mumbai has swelled after continuous heavy rain for the last few days and as a result, some areas along its banks witnessed water-logging, according to officials. A video of the Mithi river, possibly shot from a bridge near the Powai lake, showed the furious flow of the water. The swelling of the Mithi river and high tide generally lead to waterlogging in the downstream thickly populated areas like Kurla and Sakinaka, besides railway tracks and areas near the Mumbai airport. "In Mumbai, the rain continues unabated, with an average of more than 150 mm of rainfall recorded from 4 AM to 11 AM today. The suburbs have seen even higher amounts. The water level of the Mithi River has risen to 3.9 meters, and 350 residents from Kurla Krantinagar have been relocated to safer places," the CMO said in a post on X. "Chief Minister Devendra Fadnavis is continuously reviewing the situation, and the Municipal Commissioner is keeping a close watch on the circumstances," it added. Authorities have appealed to residents in vulnerable stretches near the Mithi river to remain alert and avoid venturing into the flooded zones. "Due to the excessive rains, the Brihanmumbai Municipal Corporation (BMC) officials have shifted some 300 persons to safer locations as a precautionary measure," Deputy CM Shinde told reporters. "Mumbai and MMR (Mumbai Metropolitan Region) received heavy rainfall. I spoke to BMC commissioner Bhushan Gagarani who told me that in six hours, nearly 200 mm rainfall was recorded in Mumbai. In 24 hours, the downpour was 300 mm. I came here to review the Mithi river's situation. Its bed has swollen and officials are working to ease the flow," he said. As many as 525 pumps, 10 mini pumping stations and six main pumping stations were operational to drain out the water, Shinde said. Mumbai, Thane, Kalyan Dombivali, Vasai- Virar are seeing an absolute collapse of governance. While the rains are battering the cities, the MET dept had sent out red alerts to the Govt. Instead of doing the photo ops today, the Ministers should have ensured that the Municipal… Bombay HC functions till only 12.30 PM The Bombay High Court on Tuesday functioned only till 12.30 pm due to incessant rains in the city. Normally, the HC functions from 11 am to 5 pm. In a notice issued in the morning, the high court said due to heavy rains and bad weather forecast as well as difficulties for advocates and staff members in commuting, all courts will function only till 12.30 pm. Government, Semi-Government Offices Shut All government and semi-government offices in Mumbai remained closed on Tuesday due to heavy rains. The BMC has appealed to all private establishments across Mumbai to allow their employees to work from home and avoid unnecessary travel. The Brihanmumbai Municipal Corporation (BMC), in a statement on Tuesday morning, announced the closure of all government and semi-government offices as a precautionary measure, in view of the continuous heavy rains in the city and suburbs and the 'red alert' issued by the IMD. The statement said the decision applies to all BMC offices and state-run establishments, excluding essential services. "Considering the red alert for very heavy rainfall in Mumbai city and suburbs, all government, semi-government, and BMC offices (excluding essential services) will remain closed today," the BMC said. 'We Are Giving Alerts After Every 3 Hours' Maharashtra CM Devendra Fadnavis said that the state government is giving alerts after every three hours. "We had given a red alert on Monday. Around 300 mm rain has lashed Mumbai. The level of the Mithi river is going down," Fadnavis said. Aaditya Hits Out At Maharashtra Government Shiv Sena (UBT) MLA Aaditya Thackeray in a post on X said, "Mumbai, Thane, Kalyan Dombivali, Vasai- Virar are seeing an absolute collapse of governance. While the rains are battering the cities, the MET dept had sent out red alerts to the Govt. Instead of doing the photo ops today, the Ministers should have ensured that the Municipal Corporations are ready to tackle the heavy rains." "Pumps should have been placed in advance. Pumps’ capacity and efficiency needs to be checked. A lot of pumps are falling short of capacity or fuel across the city. Now: The State Government must financially compensate all those in these cities where floods entered the homes of people. Release a report on new flooding spots and why these were created. Spot the new flooding spots on the new infra works and penalise the contractors for shoddy works," he added. Rains Lashed Even On Monday In the 24-hour period ending at 8 am on Tuesday, the island city, eastern and western suburbs recorded an average rainfall of 186.43 mm, 208.78 mm and 238.19 mm, respectively, an official said. In the forecast for Tuesday, India Meteorological Department (IMD) predicted "very heavy to extremely heavy" rainfall in the city and suburbs of Mumbai with occasional gusty winds reaching 45-55 kmph. Rainfall during the early morning hours and late evening could lead to traffic snarls as there was 3.75 metre high tide at 9.16 am and of 3.14 metre to occur at 8.53 pm. People complained of waterlogging on railway tracks in low-lying areas of Dadar, Matunga, Parel and Sion. The railway authorities, however, claimed the water was below the track level and hence train movement was unaffected though the services were delayed. Waterlogging was also reported at Hindmata, Andheri Subway and in some parts of the Eastern Express Highway, Mumbai-Gujarat highway and the Eastern Freeway. To make the situation worse, there was an early morning technical snag in the signalling system between Ambivali and Shahad stations on the Mumbai suburban network. Local trains on the Central Railway's main line were running late by 10 minutes and on the harbour line trains by 5 minutes late around 8 am, as per a CR spokesperson. A Western Railway spokesperson said their suburban services were running a little late due to poor visibility. Also Read Mumbai: Heavy rains lashed Mumbai, forcing India's commercial capital to come to a standstill. The suburban trains, which is the lifeline of the megacity, came to a halt due to the downpour. All the areas, including Dadar, Hindmata, Sion, Kurla, Chunabhatti, and Andheri, were waterlogged as normal life was thrown out of gear. The city recorded 300 mm of rains in the last 24 hours. The Maharashtra government is on an alert mode with Chief Minister Devendra Fadnavis saying that alerts are issued after every three hours. Mono Rail Gets Stuck A Monorail train came to a halt between Mysore Colony and Bhakti Park stations with fire brigade and other agencies carrying out a rescue operation using cranes, officials said. The train, which runs on an elevated track, was stuck for at least one hour, they said. Heavy rains have lashed Mumbai throwing life out of gear (ANI)The train suffered "a minor power supply issue", Mumbai Monorail said in a release. Three snorkel vehicles of the Mumbai fire brigade have been deployed at the spot and the passengers will be rescued by cutting the window glass, officials said.Fadnavis ordered an inqury into the incident while asserting that the highest priority will given to safety of passengers. In post on X, Fadnavis said, "Due to some technical reason, a monorail is stuck between Chembur and Bhakti Park. Mumbai Metropolitan Regional Development Authority, the fire brigade, and the municipal corporation, all agencies have reached the spot. The highest priority is being given to the safety of all passengers. Therefore, no one should worry or panic. All passengers will be safely evacuated. I request everyone to remain patient. I am in contact with the MMRDA Commissioner, the Municipal Commissioner, the police, and all relevant agencies. An inquiry will also be conducted into why this incident occurred." Mumbai Monorail got stuck between Mysore Colony and Bhakti Park stations (ETV Bharat)Local Trains Affected The Central Railway on Tuesday suspended its local train services on the harbour line between Chhatrapati Shivaji Maharaj Terminus (CSMT) and Kurla stations due to submergence of tracks in a section after heavy rains, officials said. It had suspended the services on its main line between CSMT and Thane stations as the rail tracks got waterlogged, they said. However, later in the evening, the services between CSTM and Thane resumed. The trains on the Western Railway were delayed since morning due to the accumulation of water on tracks at some locations following the incessant rains.400 persons shifted as Mithi river swellsNearly 400 persons from Mumbai's Kurla area were shifted to safer locations as the Mithi river in the city swelled after torrential rains on Tuesday, Maharashtra Chief Minister's Office said. Maharashtra Deputy Chief Minister Eknath Shinde reviewed the situation and said the civic chief told him that the city received nearly 200 mm rainfall in just six hours.The Mithi river in Mumbai has swelled after continuous heavy rain for the last few days and as a result, some areas along its banks witnessed water-logging, according to officials. A video of the Mithi river, possibly shot from a bridge near the Powai lake, showed the furious flow of the water. The swelling of the Mithi river and high tide generally lead to waterlogging in the downstream thickly populated areas like Kurla and Sakinaka, besides railway tracks and areas near the Mumbai airport.Commuters make way through a waterlogged road amid rainfall, at Sion, in Mumbai, (PTI)"In Mumbai, the rain continues unabated, with an average of more than 150 mm of rainfall recorded from 4 AM to 11 AM today. The suburbs have seen even higher amounts. The water level of the Mithi River has risen to 3.9 meters, and 350 residents from Kurla Krantinagar have been relocated to safer places," the CMO said in a post on X."Chief Minister Devendra Fadnavis is continuously reviewing the situation, and the Municipal Commissioner is keeping a close watch on the circumstances," it added. Authorities have appealed to residents in vulnerable stretches near the Mithi river to remain alert and avoid venturing into the flooded zones."Due to the excessive rains, the Brihanmumbai Municipal Corporation (BMC) officials have shifted some 300 persons to safer locations as a precautionary measure," Deputy CM Shinde told reporters."Mumbai and MMR (Mumbai Metropolitan Region) received heavy rainfall. I spoke to BMC commissioner Bhushan Gagarani who told me that in six hours, nearly 200 mm rainfall was recorded in Mumbai. In 24 hours, the downpour was 300 mm. I came here to review the Mithi river's situation. Its bed has swollen and officials are working to ease the flow," he said.As many as 525 pumps, 10 mini pumping stations and six main pumping stations were operational to drain out the water, Shinde said.Mumbai, Thane, Kalyan Dombivali, Vasai- Virar are seeing an absolute collapse of governance. While the rains are battering the cities, the MET dept had sent out red alerts to the Govt. Instead of doing the photo ops today, the Ministers should have ensured that the Municipal…— Aaditya Thackeray (@AUThackeray) August 19, 2025 Bombay HC functions till only 12.30 PMThe Bombay High Court on Tuesday functioned only till 12.30 pm due to incessant rains in the city. Normally, the HC functions from 11 am to 5 pm. In a notice issued in the morning, the high court said due to heavy rains and bad weather forecast as well as difficulties for advocates and staff members in commuting, all courts will function only till 12.30 pm.Government, Semi-Government Offices ShutAll government and semi-government offices in Mumbai remained closed on Tuesday due to heavy rains. The BMC has appealed to all private establishments across Mumbai to allow their employees to work from home and avoid unnecessary travel.The Brihanmumbai Municipal Corporation (BMC), in a statement on Tuesday morning, announced the closure of all government and semi-government offices as a precautionary measure, in view of the continuous heavy rains in the city and suburbs and the 'red alert' issued by the IMD. The statement said the decision applies to all BMC offices and state-run establishments, excluding essential services. "Considering the red alert for very heavy rainfall in Mumbai city and suburbs, all government, semi-government, and BMC offices (excluding essential services) will remain closed today," the BMC said.'We Are Giving Alerts After Every 3 Hours' Maharashtra CM Devendra Fadnavis said that the state government is giving alerts after every three hours. "We had given a red alert on Monday. Around 300 mm rain has lashed Mumbai. The level of the Mithi river is going down," Fadnavis said.Aaditya Hits Out At Maharashtra GovernmentShiv Sena (UBT) MLA Aaditya Thackeray in a post on X said, "Mumbai, Thane, Kalyan Dombivali, Vasai- Virar are seeing an absolute collapse of governance. While the rains are battering the cities, the MET dept had sent out red alerts to the Govt. Instead of doing the photo ops today, the Ministers should have ensured that the Municipal Corporations are ready to tackle the heavy rains." "Pumps should have been placed in advance. Pumps’ capacity and efficiency needs to be checked. A lot of pumps are falling short of capacity or fuel across the city. Now: The State Government must financially compensate all those in these cities where floods entered the homes of people. Release a report on new flooding spots and why these were created. Spot the new flooding spots on the new infra works and penalise the contractors for shoddy works," he added.Rains Lashed Even On MondayIn the 24-hour period ending at 8 am on Tuesday, the island city, eastern and western suburbs recorded an average rainfall of 186.43 mm, 208.78 mm and 238.19 mm, respectively, an official said. In the forecast for Tuesday, India Meteorological Department (IMD) predicted "very heavy to extremely heavy" rainfall in the city and suburbs of Mumbai with occasional gusty winds reaching 45-55 kmph.Rainfall during the early morning hours and late evening could lead to traffic snarls as there was 3.75 metre high tide at 9.16 am and of 3.14 metre to occur at 8.53 pm. People complained of waterlogging on railway tracks in low-lying areas of Dadar, Matunga, Parel and Sion.The railway authorities, however, claimed the water was below the track level and hence train movement was unaffected though the services were delayed. Waterlogging was also reported at Hindmata, Andheri Subway and in some parts of the Eastern Express Highway, Mumbai-Gujarat highway and the Eastern Freeway.To make the situation worse, there was an early morning technical snag in the signalling system between Ambivali and Shahad stations on the Mumbai suburban network. Local trains on the Central Railway's main line were running late by 10 minutes and on the harbour line trains by 5 minutes late around 8 am, as per a CR spokesperson. A Western Railway spokesperson said their suburban services were running a little late due to poor visibility.Also ReadIMD Forecast: Red Alert In Mumbai, Heavy Rain Warning For Telangana, Odisha, Andhra And GujaratMumbai Rains | Schools, Colleges Shut As Heavy Downpour Pummel City For Third Consecutive DayHeavy Showers With Gusty Winds Predicted In Mumbai Mumbai: Heavy rains lashed Mumbai, forcing India's commercial capital to come to a standstill. The suburban trains, which is the lifeline of the megacity, came to a halt due to the downpour. All the areas, including Dadar, Hindmata, Sion, Kurla, Chunabhatti, and Andheri, were waterlogged as normal life was thrown out of gear. The city recorded 300 mm of rains in the last 24 hours. The Maharashtra government is on an alert mode with Chief Minister Devendra Fadnavis saying that alerts are issued after every three hours. Mono Rail Gets Stuck A Monorail train came to a halt between Mysore Colony and Bhakti Park stations with fire brigade and other agencies carrying out a rescue operation using cranes, officials said. The train, which runs on an elevated track, was stuck for at least one hour, they said. The train suffered "a minor power supply issue", Mumbai Monorail said in a release. Three snorkel vehicles of the Mumbai fire brigade have been deployed at the spot and the passengers will be rescued by cutting the window glass, officials said. Fadnavis ordered an inqury into the incident while asserting that the highest priority will given to safety of passengers. In post on X, Fadnavis said, "Due to some technical reason, a monorail is stuck between Chembur and Bhakti Park. Mumbai Metropolitan Regional Development Authority, the fire brigade, and the municipal corporation, all agencies have reached the spot. The highest priority is being given to the safety of all passengers. Therefore, no one should worry or panic. All passengers will be safely evacuated. I request everyone to remain patient. I am in contact with the MMRDA Commissioner, the Municipal Commissioner, the police, and all relevant agencies. An inquiry will also be conducted into why this incident occurred." Local Trains Affected The Central Railway on Tuesday suspended its local train services on the harbour line between Chhatrapati Shivaji Maharaj Terminus (CSMT) and Kurla stations due to submergence of tracks in a section after heavy rains, officials said. It had suspended the services on its main line between CSMT and Thane stations as the rail tracks got waterlogged, they said. However, later in the evening, the services between CSTM and Thane resumed. The trains on the Western Railway were delayed since morning due to the accumulation of water on tracks at some locations following the incessant rains. 400 persons shifted as Mithi river swells Nearly 400 persons from Mumbai's Kurla area were shifted to safer locations as the Mithi river in the city swelled after torrential rains on Tuesday, Maharashtra Chief Minister's Office said. Maharashtra Deputy Chief Minister Eknath Shinde reviewed the situation and said the civic chief told him that the city received nearly 200 mm rainfall in just six hours. The Mithi river in Mumbai has swelled after continuous heavy rain for the last few days and as a result, some areas along its banks witnessed water-logging, according to officials. A video of the Mithi river, possibly shot from a bridge near the Powai lake, showed the furious flow of the water. The swelling of the Mithi river and high tide generally lead to waterlogging in the downstream thickly populated areas like Kurla and Sakinaka, besides railway tracks and areas near the Mumbai airport. "In Mumbai, the rain continues unabated, with an average of more than 150 mm of rainfall recorded from 4 AM to 11 AM today. The suburbs have seen even higher amounts. The water level of the Mithi River has risen to 3.9 meters, and 350 residents from Kurla Krantinagar have been relocated to safer places," the CMO said in a post on X. "Chief Minister Devendra Fadnavis is continuously reviewing the situation, and the Municipal Commissioner is keeping a close watch on the circumstances," it added. Authorities have appealed to residents in vulnerable stretches near the Mithi river to remain alert and avoid venturing into the flooded zones. "Due to the excessive rains, the Brihanmumbai Municipal Corporation (BMC) officials have shifted some 300 persons to safer locations as a precautionary measure," Deputy CM Shinde told reporters. "Mumbai and MMR (Mumbai Metropolitan Region) received heavy rainfall. I spoke to BMC commissioner Bhushan Gagarani who told me that in six hours, nearly 200 mm rainfall was recorded in Mumbai. In 24 hours, the downpour was 300 mm. I came here to review the Mithi river's situation. Its bed has swollen and officials are working to ease the flow," he said. As many as 525 pumps, 10 mini pumping stations and six main pumping stations were operational to drain out the water, Shinde said. Mumbai, Thane, Kalyan Dombivali, Vasai- Virar are seeing an absolute collapse of governance. While the rains are battering the cities, the MET dept had sent out red alerts to the Govt. Instead of doing the photo ops today, the Ministers should have ensured that the Municipal… Bombay HC functions till only 12.30 PM The Bombay High Court on Tuesday functioned only till 12.30 pm due to incessant rains in the city. Normally, the HC functions from 11 am to 5 pm. In a notice issued in the morning, the high court said due to heavy rains and bad weather forecast as well as difficulties for advocates and staff members in commuting, all courts will function only till 12.30 pm. Government, Semi-Government Offices Shut All government and semi-government offices in Mumbai remained closed on Tuesday due to heavy rains. The BMC has appealed to all private establishments across Mumbai to allow their employees to work from home and avoid unnecessary travel. The Brihanmumbai Municipal Corporation (BMC), in a statement on Tuesday morning, announced the closure of all government and semi-government offices as a precautionary measure, in view of the continuous heavy rains in the city and suburbs and the 'red alert' issued by the IMD. The statement said the decision applies to all BMC offices and state-run establishments, excluding essential services. "Considering the red alert for very heavy rainfall in Mumbai city and suburbs, all government, semi-government, and BMC offices (excluding essential services) will remain closed today," the BMC said. 'We Are Giving Alerts After Every 3 Hours' Maharashtra CM Devendra Fadnavis said that the state government is giving alerts after every three hours. "We had given a red alert on Monday. Around 300 mm rain has lashed Mumbai. The level of the Mithi river is going down," Fadnavis said. Aaditya Hits Out At Maharashtra Government Shiv Sena (UBT) MLA Aaditya Thackeray in a post on X said, "Mumbai, Thane, Kalyan Dombivali, Vasai- Virar are seeing an absolute collapse of governance. While the rains are battering the cities, the MET dept had sent out red alerts to the Govt. Instead of doing the photo ops today, the Ministers should have ensured that the Municipal Corporations are ready to tackle the heavy rains." "Pumps should have been placed in advance. Pumps’ capacity and efficiency needs to be checked. A lot of pumps are falling short of capacity or fuel across the city. Now: The State Government must financially compensate all those in these cities where floods entered the homes of people. Release a report on new flooding spots and why these were created. Spot the new flooding spots on the new infra works and penalise the contractors for shoddy works," he added. Rains Lashed Even On Monday In the 24-hour period ending at 8 am on Tuesday, the island city, eastern and western suburbs recorded an average rainfall of 186.43 mm, 208.78 mm and 238.19 mm, respectively, an official said. In the forecast for Tuesday, India Meteorological Department (IMD) predicted "very heavy to extremely heavy" rainfall in the city and suburbs of Mumbai with occasional gusty winds reaching 45-55 kmph. Rainfall during the early morning hours and late evening could lead to traffic snarls as there was 3.75 metre high tide at 9.16 am and of 3.14 metre to occur at 8.53 pm. People complained of waterlogging on railway tracks in low-lying areas of Dadar, Matunga, Parel and Sion. The railway authorities, however, claimed the water was below the track level and hence train movement was unaffected though the services were delayed. Waterlogging was also reported at Hindmata, Andheri Subway and in some parts of the Eastern Express Highway, Mumbai-Gujarat highway and the Eastern Freeway. To make the situation worse, there was an early morning technical snag in the signalling system between Ambivali and Shahad stations on the Mumbai suburban network. Local trains on the Central Railway's main line were running late by 10 minutes and on the harbour line trains by 5 minutes late around 8 am, as per a CR spokesperson. A Western Railway spokesperson said their suburban services were running a little late due to poor visibility. Also Read For All Latest Updates TAGGED: Odisha: UP Man Detained While Climbing Puri Jagannath temple China's Wang Meets Pak Army Chief Munir; Discusses Regional Security, Counter-Terrorism Class XII Student Attacks Teacher With Sharp Weapon In Haryana's Bhiwani Karnataka Girl, 9, Skips School In Protest Against Lack Of Playground Compound; Writes To PM Modi, CM Siddaramaiah Fantasy Apps Suspend Money Games After Govt Passes Online Gaming Bill Jammu Kashmir Boy Finds Voice After 8 Years Of Silence, Courtesy Of Army Doctor Village Of Flute Makers In Bihar Symbolizes Social Interdependence On Janamashtmi Interview | Vocalist Jashan Bhumkar On Reimagining Raag Megh Malhar As A Modern Indie-Pop Song For Monsoon Empty Tables In Kashmir: Employment and Business Suffer After Rotten Meat Seizures Copyright © 2025 Ushodaya Enterprises Pvt. Ltd., All Rights Reserved.</w:t>
-      </w:r>
-    </w:p>
-    <w:p>
-      <w:pPr>
-        <w:pStyle w:val="Heading3"/>
-      </w:pPr>
-      <w:r>
-        <w:rPr/>
-        <w:t>Article 226</w:t>
-      </w:r>
-    </w:p>
-    <w:p>
-      <w:pPr>
-        <w:pStyle w:val="Normal"/>
-      </w:pPr>
-      <w:r>
-        <w:rPr/>
-        <w:t>Title: To collect outstanding transportation fines, the Maha government is planning an amnesty scheme</w:t>
-      </w:r>
-    </w:p>
-    <w:p>
-      <w:pPr>
-        <w:pStyle w:val="Normal"/>
-      </w:pPr>
-      <w:r>
-        <w:rPr/>
-        <w:t xml:space="preserve">URL: </w:t>
-      </w:r>
-      <w:r>
-        <w:t xml:space="preserve"> https://assamtribune.com/national/to-collect-outstanding-transportation-fines-the-mahagovernment-is-planning-an-amnesty-scheme-1588536</w:t>
-      </w:r>
-    </w:p>
-    <w:p>
-      <w:pPr>
-        <w:pStyle w:val="Normal"/>
-      </w:pPr>
-      <w:r>
-        <w:rPr/>
-        <w:t>Content: A file image of Transport Minister Pratap Sarnaik (Photo: IANS) Mumbai, Aug 18: The Maharashtra government is set to roll out an Amnesty Scheme for one-time settlement of long-pending dues towards fines imposed for violation of transport rules. The outstanding arrears are estimated at around Rs 2,500 crore -- of which Rs 1,000 crore are from Mumbai alone, and Rs 1,500 crore from the rest of the state. Transport Minister Pratap Sarnaik confirmed the government’s move. He said, “The department is not planning a complete waiver of fines. Instead, the department plans to recover a part of the pending dues and write off the rest. A final call will be taken after consultation with Chief Minister Devendra Fadnavis.” The department sources said that the owners of the two-wheelers, three-wheelers, four-wheelers, and heavy vehicles are expected to get the relief through the government’s move. This initiative is also expected to help the cash-strapped state government to mobilise additional revenue to fund populist schemes like Ladki Bahin Yojana. According to department sources, pending dues towards fines in Mumbai from 2020 were Rs 1,817 crore, of which the department has recovered Rs 817 crore, but still there are pending arrears worth Rs 1,000 crore. In the rest of Maharashtra, the dues are worth Rs 1,500 crore. The Transport Commissioner Vivek Bhimanwar has forwarded the Amnesty Scheme proposal of one-time settlement to the Transport Secretary. It has been proposed to waive 75 per cent of the dues towards fine if the two and three-wheeler pay 25 per cent arrears at one go. If the vehicle owners pay the pending dues in 15 days, then 50 per cent dues may be written off. The government hopes to recover 50 per cent to 75 per cent dues by offering this one-time settlement. Further, the transport department is drafting a Standard Operating Procedure (SOP) for the recovery of fines from the vehicle owners. This was needed as even though the transport department fixes the fine amount, it is implemented by the police personnel deployed on traffic management duty. The department noticed that the friction was due to the arbitrary manner in which fines were imposed. Therefore, the transport department sources said that the SOP is being prepared to define the powers of the police personnel in the recovery of fines. The transport department’s move comes when the state government has introduced a slew of initiatives to promote environmentally friendly transportation. The government aims to increase the adoption of electric vehicles in the state with a target of having 10 per cent of electric vehicles on the road by the end of 2025. The government has already announced waiver of toll taxes for electric vehicle owners with a view to promoting the use of KD Eco-friendly transportation. (Sanjay Jog can be contacted at [email protected]) --IANS</w:t>
-      </w:r>
-    </w:p>
-    <w:p>
-      <w:pPr>
-        <w:pStyle w:val="Heading3"/>
-      </w:pPr>
-      <w:r>
-        <w:rPr/>
-        <w:t>Article 227</w:t>
-      </w:r>
-    </w:p>
-    <w:p>
-      <w:pPr>
-        <w:pStyle w:val="Normal"/>
-      </w:pPr>
-      <w:r>
-        <w:rPr/>
-        <w:t>Title: Maha govt waives Stamp Duty worth Rs 38.99 lakh for Tata Cancer Hospital in Raigad (Ld)</w:t>
-      </w:r>
-    </w:p>
-    <w:p>
-      <w:pPr>
-        <w:pStyle w:val="Normal"/>
-      </w:pPr>
-      <w:r>
-        <w:rPr/>
-        <w:t xml:space="preserve">URL: </w:t>
-      </w:r>
-      <w:r>
-        <w:t xml:space="preserve"> https://www.thehawk.in/news/india/maha-govt-waives-stamp-duty-worth-rs-3899-lakh-for-tata-cancer-hospital-in-raigad-ld</w:t>
-      </w:r>
-    </w:p>
-    <w:p>
-      <w:pPr>
-        <w:pStyle w:val="Normal"/>
-      </w:pPr>
-      <w:r>
-        <w:rPr/>
-        <w:t>Content: Mumbai, Aug 19 (IANS) The Maharashtra government on Tuesday waived Stamp Duty of Rs 38.99 lakh for the Tata Memorial Centre’s proposed cancer hospital in Raigad. The Cabinet meeting, chaired by Chief Minister Devendra Fadnavis gave approval for the proposal moved by the Revenue Department held by Chandrashekhar Bawankule. This initiative aims to combat the rising cancer burden and ensure affordable healthcare for rural and urban communities. The decision, made under the Maharashtra Stamp Act, will be formalised in the Gazette following consultation with the Law and Judiciary Department. “The state has allotted 10 hectares of land in Tambati, Khalapur taluka, for a 100-bed integrated Ayurvedic cancer hospital and research centre on a nominal lease of Re 1 per year for 30 years. "The facility will reserve 12 per cent of its beds for underprivileged families, government employees, and the general public at subsidised rates under health schemes. Affordable accommodation for one attendant per patient will also be provided,” said the release issued by Bawankule’s office. Minister Bawankule emphasised that this step will bolster Tata Memorial Centre’s efforts to expand cancer care, benefiting the public with quality healthcare services, and the Revenue Department remains dedicated to enabling transformative projects that benefit the citizens of Maharashtra. “The Integrated Ayurvedic Cancer Hospital is poised to become a beacon of hope, combining cutting-edge medical science with India’s rich Ayurvedic heritage.The initiative underscores the Maharashtra government’s commitment to promoting innovative and accessible healthcare solutions,” said Bawankule. The state Cabinet also approved the allotment of two-and-a-half hectares of land at Kasba Karveer in Kolhapur to the Savitribai Phule Mahila Sahakari Udyog Vasahat Limited, an organisation based in Kolhapur, for the establishment of a women's cooperative industrial estate. “The President of Savitribai Phule Mahila Sahakari Industrial Estate Limited in Kolhapur had demanded land for establishing a women's cooperative industrial estate. It will create opportunities for women entrepreneurs. Employment opportunities will also be available. "Keeping this objective in mind, the government land will be given as Occupant Class-2 without public auction by charging the amount as per the ready reckoner. For this, some terms and conditions have been laid down as per the policy already decided,” said the government release. Further, the Cabinet approved the regularisation of encroachment on government land in Vengurla-Sindhudurg district. The decision will provide relief to families who have been living in Camp Gawliwada in Vengurla for four to five generations. “Camp Gawliwada, S.N. 491, H.No. 1A/1, excluding the encroachment of a religious place, has encroached on a total area of 2.93.20 hectares, including construction and open areas of 42 local residents. This encroachment dates back to before 1905. It is also seen in the village records and crop survey. "Therefore, considering the houses, cowsheds and open areas here, it was approved to regularise the encroachments on land up to 1,500 square feet free of cost. But for encroached land exceeding 1,500 square feet, as per the provisions of the Revenue Department's government decision dated April 4, 2002, the encroachments will be regularised by charging two-and-a-half times the market price on 01.03.1989 and interest at the rate fixed by the government from time to time,” said the release. Moreover, the Cabinet cleared the regularisation of temporary service of 17 employees working on 29-day basis in various posts in Group-C category in the technical cadre of government medical colleges and hospitals in the state. “In various institutions under the Directorate, vacancies in the technical cadre due to retirement, death and other reasons were filled by the Employment Office or local level candidates with relevant educational qualifications on a temporary basis for 29 days. The services of these 17 employees were approved for regularisation subject to terms and conditions,” said the release. --IANS sj/rad</w:t>
-      </w:r>
-    </w:p>
-    <w:p>
-      <w:pPr>
-        <w:pStyle w:val="Heading3"/>
-      </w:pPr>
-      <w:r>
-        <w:rPr/>
-        <w:t>Article 228</w:t>
-      </w:r>
-    </w:p>
-    <w:p>
-      <w:pPr>
-        <w:pStyle w:val="Normal"/>
-      </w:pPr>
-      <w:r>
-        <w:rPr/>
-        <w:t>Title: महाराष्ट्र में भारी बारिश से सात लोगों की मौत, 200 ग्रामीण फंसे</w:t>
-      </w:r>
-    </w:p>
-    <w:p>
-      <w:pPr>
-        <w:pStyle w:val="Normal"/>
-      </w:pPr>
-      <w:r>
-        <w:rPr/>
-        <w:t xml:space="preserve">URL: </w:t>
-      </w:r>
-      <w:r>
-        <w:t xml:space="preserve"> https://hindi.theprint.in/india/seven-people-died-due-to-heavy-rains-in-maharashtra-200-villagers-stranded/856903/</w:t>
-      </w:r>
-    </w:p>
-    <w:p>
-      <w:pPr>
-        <w:pStyle w:val="Normal"/>
-      </w:pPr>
-      <w:r>
-        <w:rPr/>
-        <w:t>Content: (तस्वीरों सहित) मुंबई, 18 अगस्त (भाषा) महाराष्ट्र के मुख्यमंत्री देवेंद्र फडणवीस ने सोमवार को कहा कि राज्य के कई हिस्सों में लगातार हो रही बारिश के कारण सात लोगों की मौत हो गई है। लगातार बारिश से नांदेड़ जिले में 200 से अधिक ग्रामीण फंस गए, जिसके कारण अधिकारियों को बचाव और राहत कार्यों के लिए सेना को तैनात करना पड़ा। राज्य सचिवालय में एक बैठक में बारिश की स्थिति की समीक्षा के बाद फडणवीस ने सोशल मीडिया मंच ‘एक्स’ पर पोस्ट किया, ‘‘अब तक सात लोगों की जान जा चुकी है। कोंकण में कुछ नदियों का जलस्तर खतरनाक स्तर तक पहुंच गया है और जलगांव में भारी नुकसान हुआ है।’’ उन्होंने कहा, ‘‘अलमाटी बांध पर कर्नाटक सरकार के साथ लगातार समन्वय जारी है..।’’ फडणवीस ने कहा कि उन्होंने मंत्रालय स्थित राज्य आपातकालीन परिचालन केंद्र में राज्य भर में वर्षा की स्थिति की समीक्षा की। उन्होंने कहा, ‘‘रत्नागिरी, रायगढ़ और हिंगोली में भारी बारिश दर्ज की गई है। मौसम विभाग ने 17-21 अगस्त तक भारी बारिश की चेतावनी दी है और पूरी तरह सतर्क रहने के निर्देश दिए गए हैं।’’ उन्होंने बताया कि छत्रपति संभाजीनगर मंडल में 800 गांव भारी बारिश से प्रभावित हैं। विदर्भ में लगभग दो लाख हेक्टेयर से ज़्यादा फसल बर्बाद होने की खबर है। फडणवीस ने कहा, ‘‘मुंबई में आठ घंटों में 170 मिलीमीटर बारिश हुई। यहां 14 जगहों पर जलभराव हुआ, लेकिन केवल दो जगहों पर यातायात बाधित हुआ। रेलवे और मेट्रो सेवाओं का परिचालन सुचारू हैं। अगले 10-12 घंटे बेहद अहम हैं। स्थानीय निकायों को अवकाश घोषित करने का अधिकार दिया गया है।’’ फडणवीस ने इससे पहले संवाददाताओं को बताया था कि मुंबई से करीब 600 किलोमीटर दूर नांदेड़ जिले के मुखेड़ तालुका से पांच लोग लापता बताए गए हैं। उन्होंने कहा कि तालुका में स्थित महाराष्ट्र और तेलंगाना के बीच अंतर-राज्यीय सिंचाई परियोजना लेंडी बांध के जल स्तर में उल्लेखनीय वृद्धि हुई है, जबकि लातूर, उदगीर और पड़ोसी कर्नाटक से बड़ी मात्रा में पानी इस क्षेत्र में छोड़ा जा रहा है। नांदेड़ के जिलाधिकारी राहुल कर्डिले ने ‘पीटीआई-भाषा’ को बताया कि जिला प्रशासन ने बाढ़ में फंसे लोगों को बचाने के लिए सैन्य दल को बुलाया है। उन्होंने बताया कि राज्य आपदा मोचन बल (एसडीआरएफ) ने रविवार को भारी बारिश के बीच मुखेड़ तालुका के रावनगांव और हसनाल गांवों में फंसे 21 लोगों को बचाया। अधिकारियों ने सोमवार को बताया कि महाराष्ट्र के मराठवाड़ा क्षेत्र के सात जिलों में पिछले पांच दिनों में छह लोगों की मौत हो गई, जबकि 205 पशुधन की हानि हुई है। मुंबई में भारी बारिश के कारण निचले इलाके जलमग्न हो जाने के बीच शिवसेना (उबाठा) नेता आदित्य ठाकरे ने सोमवार को आरोप लगाया कि एक घोटाले के कारण सड़कें खराब हो गई हैं और उन्होंने स्थिति से निपटने में बीएमसी की तैयारियों पर सवाल उठाये। ठाकरे ने सोशल मीडिया मंच ‘एक्स’ पर एक पोस्ट में कहा कि चुनाव नहीं हो पाने के कारण पिछले तीन सालों से बृहन्मुंबई नगर निगम (बीएमसी) पर राज्य सरकार का नियंत्रण है। यहां कोई निर्वाचित प्रतिनिधि नहीं है, लेकिन चुनाव न होने का मतलब जवाबदेही का अभाव भी है। भाषा यासिर सुरेश सुरेश यह खबर ‘भाषा’ न्यूज़ एजेंसी से ‘ऑटो-फीड’ द्वारा ली गई है. इसके कंटेंट के लिए दिप्रिंट जिम्मेदार नहीं है. प्रिंट का विश्वास, डिजिटल की रफ़्तार हमें संपर्क करें: feedback@theprint.in Copyright © 2025 Printline Media Pvt. Ltd. All rights reserved.</w:t>
-      </w:r>
-    </w:p>
-    <w:p>
-      <w:pPr>
-        <w:pStyle w:val="Heading3"/>
-      </w:pPr>
-      <w:r>
-        <w:rPr/>
-        <w:t>Article 229</w:t>
-      </w:r>
-    </w:p>
-    <w:p>
-      <w:pPr>
-        <w:pStyle w:val="Normal"/>
-      </w:pPr>
-      <w:r>
-        <w:rPr/>
-        <w:t>Title: तिसरी मुंबई आर्थिक विकासाचा नवा अध्याय – मुख्यमंत्री देवेंद्र फडणवीस</w:t>
-      </w:r>
-    </w:p>
-    <w:p>
-      <w:pPr>
-        <w:pStyle w:val="Normal"/>
-      </w:pPr>
-      <w:r>
-        <w:rPr/>
-        <w:t xml:space="preserve">URL: </w:t>
-      </w:r>
-      <w:r>
-        <w:t xml:space="preserve"> https://mahasamvad.in/176127/</w:t>
-      </w:r>
-    </w:p>
-    <w:p>
-      <w:pPr>
-        <w:pStyle w:val="Normal"/>
-      </w:pPr>
-      <w:r>
-        <w:rPr/>
-        <w:t>Content: गोल्डमन सॅक्सच्या नव्या मुंबई कार्यालयाचे मुख्यमंत्र्यांच्या हस्ते उद्घाटन मुंबई, दि. १८: मुंबई महानगरक्षेत्राच्या विकासासाठी रायगड जिल्ह्यात तिसरी मुंबई विकसित करण्यात येत आहे. ही तिसरी मुंबई म्हणजे आर्थिक विकासाचा नवा अध्याय असेल, असे प्रतिपादन मुख्यमंत्री देवेंद्र फडणवीस यांनी केले. वरळी येथे गोल्डमन सॅक्स या आंतरराष्ट्रीय गुंतवणूक बँकेच्या नव्या, विस्तारित मुंबई कार्यालयाचे उद्घाटन आज मुख्यमंत्री फडणवीस यांच्या हस्ते झाले. त्यावेळी गुंतवणूकदारांशी चर्चा करताना मुख्यमंत्री फडणवीस बोलत होते. मुख्यमंत्री फडणवीस म्हणाले की, गोल्डमन सॅक्ससारख्या जागतिक वित्तसंस्थेचे नवे कार्यालय महाराष्ट्रात उघडले जाणे, ही राज्यासाठी अभिमानास्पद बाब आहे. यामुळे महाराष्ट्रातील कुशल मनुष्यबळ, भक्कम बाजारपेठा आणि गुंतवणूक-अनुकूल वातावरणाची पुष्टी होते. ही घटना महाराष्ट्राच्या आर्थिक क्षेत्रातील नेतृत्वाला अधोरेखित करणारी आहे. महाराष्ट्र शासन विकासासाठी कटिबद्ध असून, खासगी क्षेत्रासोबत भागीदारीतून ‘तिसरी मुंबई’ घडवण्यासाठी कार्यरत आहे. तिसऱ्या मुंबईमध्ये आंतरराष्ट्रीय विद्यापीठांची केंद्रे उभारण्यात येत आहेत. मुंबई आणि महाराष्ट्राच्या आर्थिक प्रगतीसाठी हे अत्यंत महत्त्वाचे पाऊल आहे. वैद्यकीय महाविद्यालये उभारली जाणार असून या ठिकाणी इनोवेशन हब होणार आहे. त्यामध्ये संशोधनासाठीच्या सर्व सुविधा असतील. तसेच क्वांटम कम्प्युटिंग क्षेत्रातील संशोधन व ‘एआय’ आधारीत व्यवस्था असेल. तिसऱ्या मुंबईची सध्याच्या मुंबईसोबत कनेक्टिव्हिटी उत्तम असेल. कोस्टल रोड, अटल सेतूसोबतच सध्या काम सुरू असलेला वरळी – शिवडी लिंक रोड असेल, मुंबईच्या विकासाला आणखी गती देण्याचे काम ही तिसरी मुंबई करेल, असेही मुख्यमंत्री म्हणाले. या क्षेत्राच्या विकासामध्ये खासगी गुंतवणूकदारांनी गुंतवणुकीसाठी पुढाकार घ्यावा. खासगी आणि सरकारी भागीदारीतूनच चांगला विकास होतो. येथे येणाऱ्या गुंतवणुकदारांना लागणाऱ्या सर्व मंजुऱ्या देण्याचे काम शासनस्तरावरून जलद पूर्ण करण्यात येईल. महाराष्ट्र गुंतवणूक स्नेही राज्य आहे. इज ऑफ ड्यूइंग बिसनेससाठी सध्या काम सुरू आहे. गुंतवणूकदारांना कोणत्याही अडचणी येणार नाहीत यासाठी आम्ही काम करत आहोत. कोणतीही अडचण आल्यास ती तत्परतेने सोडवण्यात येत आहे. त्यामुळे तिसऱ्या मुंबईच्या विकासात गुंतवणुकदारांनी योगदान द्यावे, असे आवाहनही त्यांनी केले. यावेळी मुख्यमंत्र्यांनी गोल्डमन सॅक्सचे नव्या कार्यालयासाठी अभिनंदन केले. गोल्डमन सॅक्सचे अध्यक्ष केविन स्नेडर म्हणाले की, भारतीय बाजारपेठेतील संधी आमच्यासाठी अत्यंत महत्त्वाच्या आहेत. गोल्डमन सॅक्स इंडियाचे मुख्य कार्यकारी अधिकारी संजय चॅटर्जी म्हणाले की, हे नवे कार्यालय आमच्या भारतातील प्रवासातील एक मैलाचा दगड आहे. या नव्या जागेच्या रचनेत सहकार्य, नवोपक्रम आणि कर्मचाऱ्यांच्या कल्याणावर भर देण्यात आला आहे. या कार्यालयाची थोडक्यात माहिती या कार्यालयात जागतिक दर्जाच्या सुविधा उपलब्ध आहेत, जसे की – गोल्डमन सॅक्सची भारतातली कामगिरी २०२१ पासून Dealogic नुसार भारतात गुंतवणूक बँक म्हणून मान्यता. २०२४ पासून आयपीओ आणि ब्लॉक ट्रेड्सद्वारे $10 अब्जांहून अधिक निधी उभारणारे प्रकल्प पूर्ण. यामध्ये भारतातील सर्वात मोठ्या आयपीओ आणि ब्लॉक ट्रेडचा समावेश. २००६ पासून भारतात $8.5 अब्जांहून अधिक भांडवली गुंतवणूक. गोल्डमन सॅक्सने भारतात आपली सेवा १९८० च्या दशकात सुरू केली होती. २००६ मध्ये मुंबईत पूर्ण मालकीची उपस्थिती प्रस्थापित केली. सध्या कंपनी भारतात गुंतवणूक बँकिंग, इक्विटी विक्री आणि ट्रेडिंग, फिक्स्ड इनकम सिक्युरिटीज, अ‍ॅसेट मॅनेजमेंट आणि संशोधन अशा विविध सेवा पुरवते. ००० हेमंतकुमार चव्हाण/विसंअ/</w:t>
-      </w:r>
-    </w:p>
-    <w:p>
-      <w:pPr>
-        <w:pStyle w:val="Heading3"/>
-      </w:pPr>
-      <w:r>
-        <w:rPr/>
-        <w:t>Article 230</w:t>
-      </w:r>
-    </w:p>
-    <w:p>
-      <w:pPr>
-        <w:pStyle w:val="Normal"/>
-      </w:pPr>
-      <w:r>
-        <w:rPr/>
-        <w:t>Title: Mumbai Chawl Redevelopment | चाळ झाली आधुनिक वस्ती</w:t>
-      </w:r>
-    </w:p>
-    <w:p>
-      <w:pPr>
-        <w:pStyle w:val="Normal"/>
-      </w:pPr>
-      <w:r>
-        <w:rPr/>
-        <w:t xml:space="preserve">URL: </w:t>
-      </w:r>
-      <w:r>
-        <w:t xml:space="preserve"> https://pudhari.news/sampadakiy/mumbai-chawl-redevelopment-displaced-workers-problem-sp96</w:t>
-      </w:r>
-    </w:p>
-    <w:p>
-      <w:pPr>
-        <w:pStyle w:val="Normal"/>
-      </w:pPr>
-      <w:r>
-        <w:rPr/>
-        <w:t>Content: मृणालिनी नानिवडेकर विस्थापित होणारे कामगार ही मुंबईतील मोठी समस्या. महानगराच्या समृद्धीत भर घालणार्‍या या वर्गाला न्याय देतानाच अतिरिक्त जागेचा वापर करून व्यावसायिक घरे बांधत महसूल उभा करणे हा उपक्रम स्तुत्य आहे. त्यास गैरव्यवहाराचे बोट न लागो, ही अपेक्षा! मुंबईतून कामगार देशोधडीला लागले, मराठी माणसांना खोल्या विकून विरारच्या पलीकडे जावे लागले, ही गेल्या दोन दशकांतली भळभळती वेदना. त्याचे राजकारण पेटवले गेले आणि बर्‍याच प्रमाणात यशस्वी झाले. विकासाची यात्रा विस्तारत गेली; पण त्यातला हक्काचा वाटा श्रमिकांना मिळालाच नाही. भोंग्यावर चालणारी मुंबई, गिरण्या, खानावळी सर्व साहित्यात तेवढे जिवंत राहिले. काळ बदलल्यावर संस्कृती बदलतेच; पण ती ज्याच्या घामावर, रक्तावर उभी असते त्याला विसरून चालत नसते. वरळीच्या बीडीडी चाळीचा युगानुकूल मेकओव्हर करून तेथे कामगारांना, मूळ निवासींना मिळालेली घरे हा या कायमच्या रडगाण्याला मिळालेला धक्कादायक विराम आहे. मुंबईत बदल घडताहेत आणि ते मूळ स्टेक होल्डर्सला लाभदायक ठरताहेत, हे पहिल्यांदाच दिसून आले. 200 चौरस फूट जागेत जीवन कंठणारे मुंबापुरीतले श्रमिक 500 चौरस फुटांच्या जागेत स्थलांतरित झाले, हे वास्तव आहे. एवढे चांगले काही घडते हा अनुभवच पूर्णत: नवा आहे. मुंबईत समाजवादी, साम्यवादी आणि शिवसेनेमुळे हिंदुत्ववादी चळवळ उभी झाली ती मुळात कामगारांचे प्रश्न हाती घेऊनच. मुंबईच्या मुख्य भूमीवर एकेकाळी गिरण्या दिमाखाने उभ्या होत्या, लाखो कष्टकर्‍यांना पोटाला लावत होत्या. यांत्रिकीकरणाच्या रेट्यात या गिरण्या मागे पडल्या, गिरणगाव ओस पडले आणि मुंबई मराठी माणसाची राहिली नाही. कारभार ठप्प पडल्यानंतर गिरण्या अवसायनात गेल्या, लिक्विडेट झाल्या; मग जमिनी विकल्या गेल्या. गिरण्यांच्या जमिनींवरचा निदान एक तृतीयांश भाग कामगारांसाठी, त्यांच्या घरांसाठी राखीव असावा, यासाठी कायदे झाले. न्यायालयाने त्यांचा आदर करत निवाडे दिले; पण हे निर्णय कागदावर राहिले. गिरण्यांच्या जागी उभे झाले मॉल, पंचतारांकित दिमाखदार मनोरंजन केंद्रे, यात कामगार हरवला, मुंबईकर कुठे नेऊन ठेवला, याच्या कहाण्या रंगल्या, राजकारणात हा मुद्दा कमालीचा महत्त्वपूर्ण होऊन बसला. हृदय विदीर्ण करणार्‍या चाकरमान्यांच्या मुंबई कहाणीला कुठे दिलाशाची किनारच लाभत नव्हती. विकासापासून दूर पडलेल्या या कामगाराला दिलासा देणारे काहीही घडत नव्हते, हे चित्र बदलू शकेल याचे संकेत बीडीडी चाळीच्या उद्घाटनानंतर मिळालेत. मोठमोठे प्रकल्प सुरू होतात; पण ते प्रत्यक्षात कधी येतील याचे वेळापत्रक कायम फसवे असते. ते जनतेला दिलासा देत नाही; कारण प्रकल्प पूर्ण झालेच तर पिढ्या संपलेल्या असतात. आता असे होणार नाही, हे बीडीडीच्या पुनर्विकासानंतर स्पष्ट झाले आहे. गेल्या काही वर्षांत समृद्धी महामार्ग असेल किंवा कोस्टल रोड; प्रकल्प निर्धारित वेळेत पूर्ण करण्याचा शासनाचा निर्धार स्पष्ट दिसतो. पुनर्वसन हे नवा प्रकल्प उभा राहण्याइतकेच महत्त्वाचे असते. मुंबई हे श्रीमानांच्या नव्हे, तर कामगारांच्या मालकीचे महानगर. चिंचोळ्या बेटावर उत्पादन वाढवण्यात हातभार लावणारे कामगार कुठे राहावेत याचे गोर्‍या साहेबाने कोष्टक ठरवले. कामगार मग ते गिरणीतले असोत, गोदीवरचे असोत किंवा प्रशासनातले कारकून, त्यांच्या निवासासाठी गोर्‍या साहेबाने बॉम्बे डेव्हलपमेंट डायरेक्टरेटच्या संस्था कामात घरे बांधली आणि ती राहायलाही दिली, त्याच या बीडीडी चाळी. कालौघात त्या जीर्ण झाल्या आणि मुंबईतील सर्वात मोठी समस्या असलेल्या घरांच्या कमतरतेत भर घालू लागल्या. या चाळींचा विकास करायचा आणि उपलब्ध जागा नव्याने विकसित करून विकायची, जुन्या रहिवाशांना जागा देऊन उरलेली जागा विकून त्याचा फायदा करून घ्यायचा ही योजना कार्यान्वित झाली आणि प्रत्यक्षात आली. काही हजार घरे मूळ रहिवाशांना देण्यात येणार आहेत. नवे काही मिळताना ते नव्या रूपात आणि मोठ्या स्वरूपात मिळणार असेल, तर शासन कल्याणकारी असल्याची द्वाही मिरवता येते. कोल्हापूरवासीयांची खंडपीठाची मागणी असो किंवा बीडीडीवासीयांची नव्या घरांची आस; जनतेच्या इच्छाआकांक्षांचा जेथे आदर होतो तेथे परिवर्तन घडते, असे जनतेला वाटते. मुंबईत मास हाऊसिंगचा प्रश्न अक्राळविक्राळ झाला आहे. पंतप्रधान नरेंद्र मोदी यांनी नागरिकांना हक्काचे घर मिळावे, यासाठी आवास योजना राबवली; पण ती मुंबईत कशी प्रत्यक्षात येईल हे योजनाकारांसमोरचे शिवधनुष्य पेलणे म्हणता येईल एवढे मोठे आव्हान होते. कामगार कालांतराने उंच चिमण्यांसमोर खुजे ठरतात. मुंबापुरीने हे अनुभवले. भारतात सरकारे प्रकल्प सुरू करतात; पण ते पूर्ण होत नाहीत. जनता आस लावून बसते. बीडीडीच्या चाळी एकूण 207. त्यात पंधरा हजारांवर कुटुंबे राहत असत. सुमारे 600 नवी घरे बांधून झाली आहेत. कुठल्याही खासगी विकसकाला न देता हा प्रकल्प म्हाडातर्फे पूर्णत्वाला नेला जातोय. म्हाडाला काम मिळेल आणि या पुनर्विकासातून जी जागा उपलब्ध होणार आहे ती विकून निधीही मिळणार आहे. यात जनतेचा आणि सरकारी उपक्रमाचाही लाभ. या चाळी मुंबईच्या संस्कृतीचे केंद्र होत्या. ‘चाळ नावाची वाचाळ वस्ती’ असली सांस्कृतिक समीकरणे उलगडणारी नाटके, मालिका यावरून बोध घेत तयार झाल्या. आता मिळालेली घरे विकून दूर जाऊ नका, असे मुख्यमंत्री देवेंद्र फडणवीस, उपमुख्यमंत्री अजित पवार यांनी कळवळून सांगितले. मुलींनाही वाटा द्या, असे ज्येष्ठ उपमुख्यमंत्री एकनाथ शिंदे यांनी आवर्जून सांगितले. हे सगळे बदल सामाजिक आहेत. पश्चिम महाराष्ट्रातून, कोकणातून गाठोडे बांधून आलेली मंडळी इथे वाढली. दोनाचे चार आणि चाराचे आठ येथे झाल्याने ताण वाढला. या परिस्थितीत आम्ही घर विकले हे समजून घेणे आवश्यक आहे. यापाठोपाठच धारावीची पुनर्विकास प्रक्रिया सुरू होणार आहे. तेथे म्हाडा नव्हे, तर विकसक वेगळा आहे. गरिबांना घरे देणे गरजेचे. ते करताना व्यवहार उत्तम असतील, गैर काही घडणार नाही हे बघणे सरकारची जबाबदारी आहे. येत्या दोन वर्षांत ग्रामीण आणि शहरी भागात काही लाख घरे बांधायचे उद्दिष्ट सरकारने डोळ्यांसमोर ठेवले आहे. चांगले काही घडते आहे, ते योग्य पद्धतीने होवो, हीच अपेक्षा! 'Pudhari' is excited to announce the relaunch of its Android and iOS apps. Stay updated with the latest news at your fingertips. Android and iOS Download now and stay updated, anytime, anywhere. Pudhari Publications Private Limited</w:t>
-      </w:r>
-    </w:p>
-    <w:p>
-      <w:pPr>
-        <w:pStyle w:val="Heading3"/>
-      </w:pPr>
-      <w:r>
-        <w:rPr/>
-        <w:t>Article 231</w:t>
-      </w:r>
-    </w:p>
-    <w:p>
-      <w:pPr>
-        <w:pStyle w:val="Normal"/>
-      </w:pPr>
-      <w:r>
-        <w:rPr/>
-        <w:t>Title: Heavy Rains Batter Mumbai: Red Alert Issued, Schools and Colleges Closed on August 19 in Thane and Palghar</w:t>
-      </w:r>
-    </w:p>
-    <w:p>
-      <w:pPr>
-        <w:pStyle w:val="Normal"/>
-      </w:pPr>
-      <w:r>
-        <w:rPr/>
-        <w:t xml:space="preserve">URL: </w:t>
-      </w:r>
-      <w:r>
-        <w:t xml:space="preserve"> https://www.thehansindia.com/news/national/heavy-rains-batter-mumbai-red-alert-issued-schools-and-colleges-closed-on-august-19-in-thane-and-palghar-998357</w:t>
-      </w:r>
-    </w:p>
-    <w:p>
-      <w:pPr>
-        <w:pStyle w:val="Normal"/>
-      </w:pPr>
-      <w:r>
-        <w:rPr/>
-        <w:t>Content: Live Telangana Weatherman’s X Account Warns of 4-Day Flooding Rainfall The IMD has issued a red alert for Mumbai, soothsaying red alerts across several areas. Also, Maharashtra Chief Minister Devendra Fadnavis on Monday( August 18 2025) issued a statement regarding the extreme rainfall conditions that are affecting the state, with a particular focus on Mumbai due to the violent rain. Mumbai recorded 177 millimetres of rainfall within just 6 – 8 hours, egging the Chief Minister to prompt residers to take redundant preventives as further heavy showers are anticipated. Mumbai red alert was declared, Thane, and Raigad and the IMD red alert Mumbai in these areas." IndiGo Airline on Wednesday (August 19 2025) issued a travel alert to passengers who fly out of Mumbai because of heavy rain and flooding within the city. A number of routes leading connecting to airports are suffering waterlogging, resulting Palghar schools closed and operational difficulties. delays in arrivals and departures are anticipated, and passengers are advised to verify their flight status using their IndiGo app or the website. Mumbai weather update: The BMC has directed all businesses and private services across the Mumbai Metropolitan Region to instruct their workers to work from home and chorus from any unnecessary trip, as per their job conditions. Due to the heavy rain, with the exception of essential services in areas within the Brihanmumbai Municipal Corporation area, Municipal Corporation, acting as the District Disaster Management Authority, declared today anon-working day for all other government and semi-government services, as observed in Brihan-mumbai Municipal Corporation A number of areas of Mumbai were hit with more than 200 millimetres of rainfall within the last 24 hours and Vikhroli located in Mumbai's eastern suburbs noting the largest downpour of 255.5 mm, according to officials of the India Meteorological Department (IMD) announced on Tuesday. For the 24 hours that ended in 8.30 morning on Tuesday morning, it was reported that the Santacruz observatories (representative of the western suburbs) registered 238.2 mm of rainfall. © 2025 Hyderabad Media House Limited/The Hans India. All rights reserved. Powered by hocalwire.com</w:t>
-      </w:r>
-    </w:p>
-    <w:p>
-      <w:pPr>
-        <w:pStyle w:val="Heading3"/>
-      </w:pPr>
-      <w:r>
-        <w:rPr/>
-        <w:t>Article 232</w:t>
-      </w:r>
-    </w:p>
-    <w:p>
-      <w:pPr>
-        <w:pStyle w:val="Normal"/>
-      </w:pPr>
-      <w:r>
-        <w:rPr/>
-        <w:t>Title: Surya Roshni to invest Rs 25 cr for biz expansion</w:t>
-      </w:r>
-    </w:p>
-    <w:p>
-      <w:pPr>
-        <w:pStyle w:val="Normal"/>
-      </w:pPr>
-      <w:r>
-        <w:rPr/>
-        <w:t xml:space="preserve">URL: </w:t>
-      </w:r>
-      <w:r>
-        <w:t xml:space="preserve"> https://www.theweek.in/wire-updates/business/2025/08/18/dcm62-biz-briefs-3.html</w:t>
-      </w:r>
-    </w:p>
-    <w:p>
-      <w:pPr>
-        <w:pStyle w:val="Normal"/>
-      </w:pPr>
-      <w:r>
-        <w:rPr/>
-        <w:t>Content: Mumbai, Aug 18 (PTI) Surya Roshni on Monday announced an expansion into the wires and cables segment with a Rs 25 crore investment. The company, which is into lighting, fans, home appliances, steel, and PVC pipes, has introduced wires in two variants and seven colours, a statement said. Goldman Sachs moves into bigger facility in Mumbai Global financial services major Goldman Sachs on Monday announced that it has moved into a new office in central Mumbai, which is 50 per cent bigger than the earlier one. The US-headquartered firm, which has been serving clients since the 1980s and has invested over USD 8.5 billion in capital in India since 2006, said Maharashtra's Chief Minister Devendra Fadnavis inaugurated the new facility. Franklin Templeton MF's corporate debt fund crosses Rs 1,000 cr AUM Franklin Templeton Mutual Fund on Monday said its corporate debt fund has achieved the milestone of crossing Rs 1,000 crore of assets under management. The fund, which focuses on high-rated corporate bonds, has delivered a compounded annualised return of 8.56 per cent since inception in 1997, the company said in a statement. Boundless Ventures to raise Rs 200 cr fund Boundless Ventures on Monday announced that it is raising a Rs 200 crore early-stage fund to invest in artificial intelligence-focused startups. The fund has been launched by Natasha Malpani, who was earlier with Kae Capital, according to a statement. BHIM App users may get chance to feature in Kaun Banega Crorepati The National Payments Corporation of India (NPCI) on Monday said users of its BHIM App stand a chance to feature on the Amitabh Bachchan-hosted Kaun Banega Crorepati TV programme. The body has entered into a tie-up with Sony Entertainment Television under which the TV network is hosting an exclusive 'golden week' for the BHIM users, a statement said. Kotak Mahindra International gets license for investment, portfolio management in UAE Kotak Mahindra International, an arm of the private sector lender, on Monday said it has become the first Indian entity to get a license for investment and portfolio management in the UAE. It has received the license from Securities and Commodities Authority (SCA) - the capital markets regulator of the United Arab Emirates, according to a statement. Icra launches 'Second Party Opinion' for ESG debt framework Domestic rating agency Icra on Monday said it has launched Second Party Opinion (SPO) to provide an independent assessment of an issuer's ESG debt framework. It aims to enhance transparency, mitigate greenwashing risks, and build investor confidence through the service, a statement said. *PPFAS Mutual Fund appoints Tejas Soman as chief investment officer for debt segment* PPFAS Mutual Fund on Monday appointed Tejas Soman as its chief investment officer for the debt segment. Soman joins from SBI Funds Management, where he managed a range of fixed income portfolios, as per a statement. (This story has not been edited by THE WEEK and is auto-generated from PTI) Kerala weather update: Flood warning in Wayanad as shutters of Banasura Sagar dam raised again; orange alert in 3 districts on Aug 19 amid heavy rains This is Europe's secret weapon to influence Donald Trump to side with Zelenskyy against Russia 17 years of Virat Kohli: Here are 5 of his unique achievements in international cricket What is Zakir Khan's net worth? Comedian becomes first Indian to perform Hindi show at Madison Square Garden | VIDEO 100-year plan to reach a black hole? Italian scientist discusses tiny spacecraft that could achieve this feat | INTERVIEW Copyright © 2024 All rights reserved</w:t>
-      </w:r>
-    </w:p>
-    <w:p>
-      <w:pPr>
-        <w:pStyle w:val="Heading3"/>
-      </w:pPr>
-      <w:r>
-        <w:rPr/>
-        <w:t>Article 233</w:t>
-      </w:r>
-    </w:p>
-    <w:p>
-      <w:pPr>
-        <w:pStyle w:val="Normal"/>
-      </w:pPr>
-      <w:r>
-        <w:rPr/>
-        <w:t>Title: ‘Third Mumbai’ will open a new chapter of economic development: Maha CM</w:t>
-      </w:r>
-    </w:p>
-    <w:p>
-      <w:pPr>
-        <w:pStyle w:val="Normal"/>
-      </w:pPr>
-      <w:r>
-        <w:rPr/>
-        <w:t xml:space="preserve">URL: </w:t>
-      </w:r>
-      <w:r>
-        <w:t xml:space="preserve"> https://www.socialnews.xyz/2025/08/18/third-mumbai-will-open-a-new-chapter-of-economic-development-maha-cm/</w:t>
-      </w:r>
-    </w:p>
-    <w:p>
-      <w:pPr>
-        <w:pStyle w:val="Normal"/>
-      </w:pPr>
-      <w:r>
-        <w:rPr/>
-        <w:t>Content: Home » National » ‘Third Mumbai’ will open a new chapter of economic development: Maha CM Posted By: Gopi August 18, 2025 Mumbai, Aug 18 (SocialNews.XYZ) Chief Minister Devendra Fadnavis on Monday said that a ‘Third Mumbai’ being developed in Raigad district will be a new chapter of economic development. The Chief Minister further stated that the state government is committed to development and it is working to create a 'Third Mumbai' in partnership with the private sector. An international university centre is being set up in 'Third Mumbai'. “A medical college will also be set up, and an innovation hub will be set up here. It will have all the research facilities. There will also be facilities for research in the field of quantum computing. There will be AI-based systems and research. 'Third Mumbai' will have good connectivity with the existing Mumbai. In addition to Coastal Road and Atal Setu, there will be a Worli-Shivadi link road, which is currently under construction. ‘Third Mumbai’ will do the work of further boosting the development of Mumbai. Private investors should take the initiative to invest in the development of this sector. Good development can only happen through private and government partnership. The work of granting all the necessary approvals to investors coming here will be completed quickly at the government level,” said the Chief Minister. The Chief Minister said that Maharashtra is an investment-friendly state. Work is currently underway for Ease of Doing Business. “We are working to ensure that there are no problems with investment. If any problem arises, it is being resolved promptly, he added. He appealed to investors to contribute to the development of the 'Third Mumbai'. Stating that the opening of a private bank office is very important for the economic progress of Mumbai and Maharashtra, Fadnavis said it is a matter of pride for the state. This confirms the skilled manpower, strong markets and investment-friendly environment in Maharashtra. This event underlines Maharashtra's leadership in the economic sector, he noted. Source: IANS Gopi Adusumilli is a Programmer. He is the editor of SocialNews.XYZ and President of AGK Fire Inc. He enjoys designing websites, developing mobile applications and publishing news articles on current events from various authenticated news sources. When it comes to writing he likes to write about current world politics and Indian Movies. His future plans include developing SocialNews.XYZ into a News website that has no bias or judgment towards any. He can be reached at gopi@socialnews.xyzMail | Web | Twitter Gopi Adusumilli is a Programmer. He is the editor of SocialNews.XYZ and President of AGK Fire Inc. He enjoys designing websites, developing mobile applications and publishing news articles on current events from various authenticated news sources. When it comes to writing he likes to write about current world politics and Indian Movies. His future plans include developing SocialNews.XYZ into a News website that has no bias or judgment towards any. He can be reached at gopi@socialnews.xyz Copyright 2025 | AGK FIRE INC| Terms of Service / Privacy Policy | Contact Us</w:t>
-      </w:r>
-    </w:p>
-    <w:p>
-      <w:pPr>
-        <w:pStyle w:val="Heading3"/>
-      </w:pPr>
-      <w:r>
-        <w:rPr/>
-        <w:t>Article 234</w:t>
-      </w:r>
-    </w:p>
-    <w:p>
-      <w:pPr>
-        <w:pStyle w:val="Normal"/>
-      </w:pPr>
-      <w:r>
-        <w:rPr/>
-        <w:t>Title: Maha CM asks agencies to be on alert mode after heavy rainfall and flash floods</w:t>
-      </w:r>
-    </w:p>
-    <w:p>
-      <w:pPr>
-        <w:pStyle w:val="Normal"/>
-      </w:pPr>
-      <w:r>
-        <w:rPr/>
-        <w:t xml:space="preserve">URL: </w:t>
-      </w:r>
-      <w:r>
-        <w:t xml:space="preserve"> https://www.socialnews.xyz/2025/08/18/maha-cm-asks-agencies-to-be-on-alert-mode-after-heavy-rainfall-and-flash-floods/</w:t>
-      </w:r>
-    </w:p>
-    <w:p>
-      <w:pPr>
-        <w:pStyle w:val="Normal"/>
-      </w:pPr>
-      <w:r>
-        <w:rPr/>
-        <w:t>Content: Home » National » Maha CM asks agencies to be on alert mode after heavy rainfall and flash floods Posted By: Gopi August 18, 2025 Mumbai, Aug 18 (SocialNews.XYZ) Maharashtra Chief Minister Devendra Fadnavis on Monday reviewed the rainfall situation across the state at the State Emergency Operation Centre in Mantralaya and asked all agencies to be on alert mode. CM Fadnavis, who was accompanied by the minister of disaster management, Girish Mahajan and Minister of Information Technology Ashish Shelar, told reporters that seven people have died in various incidents in the state in the last two days due to heavy rains and flash floods. Some rivers in Konkan have crossed the danger levels, and there has been major damage in Jalgaon. He said that the government has been in continuous communication with the Karnataka government regarding water levels in the Almatti dam and the discharge of water. Although there is no danger at present, he has ordered the administration to be on alert. The situation in Mukhed from Nanded district has been under control, and special attention has been given to Vishnupuri. According to the Chief Minister, 800 villages in Chhatrapati Sambhajinagar division have been affected. The administration is on alert in South Gadchiroli. The situation is returning to normal in Akola, Chandur Railway, Mehkar and Washim. According to preliminary estimates, crops have been damaged in an area of 2 lakh hectares in Vidarbha. “Mumbai has received 170 mm of rain in just eight hours since this morning. Traffic was affected at some places in the city due to waterlogging. Railways, metro and other transport are running smoothly. The next 10 to 12 hours are very important for Mumbai,” said the Chief Minister. He added that the local administration and municipalities have been given delegated powers to declare holidays for schools, keeping in mind the weather forecast for tomorrow. In the meeting, the Divisional Commissioners presented information about the rainfall in their respective divisions. Ratnagiri, Raigad and Hingoli districts have received more rainfall, and the Meteorological Department has warned of heavy rainfall between August 17 and 21. Therefore, the Chief Minister ordered the administration to be alert for the next few days, said the government release. He also appealed to the citizens to mention the exact time while sending SMS alerts, take the alerts seriously and take care of themselves. He clarified that there is no need to approach the Mantralaya for urgent help, as the funds and powers have been given at the local level. He said that the administration has been asked to provide assistance for house collapses and to conduct Panchnamas properly. He also instructed the administration to stay in constant touch with other states before the danger level of rivers increases. The Chief Minister asked the police to remain alert, especially at the tourist places, and the government machinery should be operational in advance in landslide areas, and adequate facilities of food, clean water and clothing should be provided at the shelter centres. Source: IANS Gopi Adusumilli is a Programmer. He is the editor of SocialNews.XYZ and President of AGK Fire Inc. He enjoys designing websites, developing mobile applications and publishing news articles on current events from various authenticated news sources. When it comes to writing he likes to write about current world politics and Indian Movies. His future plans include developing SocialNews.XYZ into a News website that has no bias or judgment towards any. He can be reached at gopi@socialnews.xyzMail | Web | Twitter Gopi Adusumilli is a Programmer. He is the editor of SocialNews.XYZ and President of AGK Fire Inc. He enjoys designing websites, developing mobile applications and publishing news articles on current events from various authenticated news sources. When it comes to writing he likes to write about current world politics and Indian Movies. His future plans include developing SocialNews.XYZ into a News website that has no bias or judgment towards any. He can be reached at gopi@socialnews.xyz Copyright 2025 | AGK FIRE INC| Terms of Service / Privacy Policy | Contact Us</w:t>
-      </w:r>
-    </w:p>
-    <w:p>
-      <w:pPr>
-        <w:pStyle w:val="Heading3"/>
-      </w:pPr>
-      <w:r>
-        <w:rPr/>
-        <w:t>Article 235</w:t>
-      </w:r>
-    </w:p>
-    <w:p>
-      <w:pPr>
-        <w:pStyle w:val="Normal"/>
-      </w:pPr>
-      <w:r>
-        <w:rPr/>
-        <w:t>Title: CM to join Kawad yatra, TV center chowk shut for 5 hours</w:t>
-      </w:r>
-    </w:p>
-    <w:p>
-      <w:pPr>
-        <w:pStyle w:val="Normal"/>
-      </w:pPr>
-      <w:r>
-        <w:rPr/>
-        <w:t xml:space="preserve">URL: </w:t>
-      </w:r>
-      <w:r>
-        <w:t xml:space="preserve"> https://www.lokmattimes.com/aurangabad/cm-to-join-kawad-yatra-tv-center-chowk-shut-for-5-hours/</w:t>
-      </w:r>
-    </w:p>
-    <w:p>
-      <w:pPr>
-        <w:pStyle w:val="Normal"/>
-      </w:pPr>
-      <w:r>
-        <w:rPr/>
-        <w:t>Content: Marathi | Hindi FOLLOW US : City By Lokmat Times Desk | Updated: August 18, 2025 20:40 IST2025-08-18T20:40:08+5:302025-08-18T20:40:08+5:30 Chhatrapati Sambhajinagar Thousands of devotees are expected to join the Kawad Yatra organized today by various organizations and political leaders. Chief Minister Devendra Fadnavis will also take part in the procession at TV Center Chowk after his arrival in the city this afternoon. To avoid traffic chaos, police will keep TV Center Chowk closed to all vehicles between 2 pm and 7 pm. Assistant commissioner of police Subhash Bhujang has urged citizens to use alternative routes. Routes closed for traffic: • Ip mess chowk to Tv center chowk • Sharad tea point to Tv center chowk • Annabhau sathe chowk to Tv center chowk • N-12 Visarjan well to Tv center chowk FOLLOW US : Copyright ©2025 Lokmat Media Pvt Ltd</w:t>
-      </w:r>
-    </w:p>
-    <w:p>
-      <w:pPr>
-        <w:pStyle w:val="Heading3"/>
-      </w:pPr>
-      <w:r>
-        <w:rPr/>
-        <w:t>Article 236</w:t>
-      </w:r>
-    </w:p>
-    <w:p>
-      <w:pPr>
-        <w:pStyle w:val="Normal"/>
-      </w:pPr>
-      <w:r>
-        <w:rPr/>
-        <w:t>Title: चुनाव के बाद होगा महामंडलों का वितरण, महायुति के इच्छुक नेताओं पर प्रदर्शन का दबाव</w:t>
-      </w:r>
-    </w:p>
-    <w:p>
-      <w:pPr>
-        <w:pStyle w:val="Normal"/>
-      </w:pPr>
-      <w:r>
-        <w:rPr/>
-        <w:t xml:space="preserve">URL: </w:t>
-      </w:r>
-      <w:r>
-        <w:t xml:space="preserve"> https://navbharatlive.com/maharashtra/nagpur/distribution-of-maha-mandals-will-happen-after-the-elections-pressure-of-demonstration-on-the-aspiring-leaders-of-mahayuti-1322474.html</w:t>
-      </w:r>
-    </w:p>
-    <w:p>
-      <w:pPr>
-        <w:pStyle w:val="Normal"/>
-      </w:pPr>
-      <w:r>
-        <w:rPr/>
-        <w:t>Content: देवेंद्र फड़नवीस, एकनाथ शिंदे और अजित पवार Maharashtra Politics: नेताओं की नजरें अब महामंडलों के पदों पर टिकी हैं। हालांकि जानकारी के मुताबिक इन महामंडलों का वितरण आगामी स्थानीय निकाय चुनावों के बाद किया जाएगा। राज्य सरकार ने महामंडलों के वितरण का फॉर्मूला तय कर लिया है जिसमें भाजपा को 44%, शिंदे गुट को 33% और राष्ट्रवादी (अजित पवार) गुट को 23% महामंडल मिलेंगे। साथ ही यह साफ कर दिया गया है कि वितरण इन चुनावों में नेताओं के प्रदर्शन के आधार पर होगा जिसके कारण तीनों दलों में पदों के लिए जोरदार होड़ मची हुई है। सत्ता में रहने पर हर किसी को अपना हिस्सा चाहिए होता है और इसी उम्मीद में तीनों दलों के कई नेता पद की आस लगाए बैठे हैं। जिन विधायकों को मंत्री पद नहीं मिला, वे कम से कम एक अच्छे महामंडल की उम्मीद कर रहे हैं। वहीं पार्टी के अन्य नेता, जो जनप्रतिनिधि नहीं हैं लेकिन बड़े पदाधिकारी हैं, उनकी भी उम्मीदें बढ़ गई हैं। जब से राज्य में महायुति सरकार बनी है तब से महामंडलों के वितरण को लेकर अक्सर विवाद होता रहा है। सत्ता में सहयोगी छोटी पार्टियों को भी हिस्सा देना पड़ता है, इसलिए पहले उन्हें उनके कोटे के महामंडल दिए जाते हैं जिसके बाद ही पार्टी के भीतर विचार होता है। महामंडल देकर असंतोष को शांत करना एक आसान तरीका होता है, इसीलिए नेताओं को महामंडलों का लालच देकर उन्हें शांत रखा जाता है और उनकी परीक्षा भी ली जाती है। कई बार तो वितरण को लेकर भड़काव भी होता है क्योंकि महत्वपूर्ण और कम महत्वपूर्ण महामंडलों के बंटवारे पर पार्टी के भीतर और गठबंधन में विवाद हो जाता है। महामंडलों का वितरण सभी दलों के लिए सिरदर्द बन गया है। कई लोगों को महामंडल का वादा दिया जाता है लेकिन असल में कुछ ही लोगों को यह मिलता है। महामंडलों का महत्व समझकर उन्हें पार्टी के बल के अनुसार बांटा गया है। कुछ महामंडलों को कैबिनेट मंत्री का दर्जा होता है तो कुछ को राज्य मंत्री का, इसलिए बड़े और महत्वपूर्ण कैबिनेट स्तर के महामंडल पाने के लिए अभी भी खींचतान जारी है। Follow Us On © Copyright Navbharatlive 2025 All rights reserved.</w:t>
-      </w:r>
-    </w:p>
-    <w:p>
-      <w:pPr>
-        <w:pStyle w:val="Heading3"/>
-      </w:pPr>
-      <w:r>
-        <w:rPr/>
-        <w:t>Article 237</w:t>
-      </w:r>
-    </w:p>
-    <w:p>
-      <w:pPr>
-        <w:pStyle w:val="Normal"/>
-      </w:pPr>
-      <w:r>
-        <w:rPr/>
-        <w:t>Title: Mumbai Rain Red Alert : पावसामुळे आतापर्यंत 7 जणांचा मृत्यू; साचलेल्या पाण्यामुळे प्रवाशांचे हाल अन् राजकारणही तापलं</w:t>
-      </w:r>
-    </w:p>
-    <w:p>
-      <w:pPr>
-        <w:pStyle w:val="Normal"/>
-      </w:pPr>
-      <w:r>
-        <w:rPr/>
-        <w:t xml:space="preserve">URL: </w:t>
-      </w:r>
-      <w:r>
-        <w:t xml:space="preserve"> https://sarkarnama.esakal.com/mumbai/mumbai-rain-red-alert-heavy-rainfall-maharashtra-floods-bmc-pune-schooll-jap93</w:t>
-      </w:r>
-    </w:p>
-    <w:p>
-      <w:pPr>
-        <w:pStyle w:val="Normal"/>
-      </w:pPr>
-      <w:r>
-        <w:rPr/>
-        <w:t>Content: Mumbai Rain Red Alert : कालपासून मुंबईसह राज्यभरात पावसाने चांगलाच जोर धरला आहे. मुसळधार पावसामुळे दादरच्या हिंदमाता परिसरात पाणी साचलं आहे. मागील 2-3 दिवसांपासून सतत पडणाऱ्या मुसळधार पावसामुळे जनजीवन विस्कळीत झालं आहे. अशातच आता मुंबईत आज देखील हवामान विभागाकडून रेड अलर्ट देण्यात आला आहे. मुंबईसह पुण्यात देखील मुसळधार पावसाला सुरूवात झाली आहे. अशातच भारतीय हवामान खात्याकडून मुंबईसह, पुणे, सातारा, सांगली, कोल्हापूर, कोकण, मराठवाडा, विदर्भाला जोरदार पावसाचा इशारा दिला आहे. मुंबई महापालिका प्रशासनाने अति महत्वाच्या कामाशिवाय घराबाहेर पडू नका अशा सूचना दिल्या आहेत. मुंबईसह ठाणे आणि पालघर जिल्ह्यांमध्ये 18 व 19 ऑगस्टसाठी हवामान विभागाने रेड अलर्ट जारी केल्यामुळे या जिल्ह्यातील शाळांना आणि महाविद्यालयांना सुट्टी देण्यात आली आहे. मुंबईसह राज्यभरात पावसाने थैमान घातलं आहे. नांदेड जिल्ह्यात पावसाच्या पाण्यात अडकलेल्या लोकांच्या बचावासाठी सैन्याला पाचारण करण्यात आलं आहे. दरम्यान, राज्यात आतापर्यंत 7 जणांचा मृत्यू झाल्याची माहिती मुख्यमंत्री देवेंद्र फडणवीस यांनी दिली आहे. तर पावसाच्या पाण्यामुळे आता राज्यातील राजकारण देखील तापलं आहे. पावसामुळे मुंबईकरांचे हाल होत आहेत. या पार्श्वभूमीवर ठाकरेंच्या शिवसेनेचे आमदार आदित्य ठाकरे यांनी एकनाथ शिंदेवर हल्लाबोल केला आहे. फेकनाथ मिंधे ह्यांच्या रस्ते घोटाळ्यामुळे मुंबईच्या रस्त्यांची आज दुरवस्था झाल्याचा आरोप त्यांनी केला आहे. एका घोटाळ्यामुळे मुंबईतील रस्त्यांची अवस्था वाईट आहे आणि पावसात लोकांना अडचणी येत आहेत. निवडणुका न घेतल्यामुळे गेल्या तीन वर्षांपासून राज्य सरकार बीएमसीवर नियंत्रण ठेवत आहे आणि त्यात जबाबदारीचा अभाव असल्याचं आदित्य ठाकरे यांनी म्हटलं आहे. त्यामुळे आता पावसाच्या पाण्यावरून राज्यातील राजकारण देखील तापल्याचं दिसत आहे. दरम्यान, आज दुपारी राज्य मंत्रिमंडळाची महत्वाची बैठक पार पडणार आहे. यात अतिवृष्टी संदर्भात काही मोठे निर्णय घेतले जाण्याची शक्यता आहे. सरकारनामाचे सदस्य व्हा शॉपिंगसाठी 'सकाळ प्राईम डील्स'च्या भन्नाट ऑफर्स पाहण्यासाठी क्लिक करा. Read Latest Marathi Political News, Breaking Political News from Maharashtra, India, Pune &amp; Mumbai at Sarkarnama. To Get Live Political Marathi News on Mobile, Download the Sarkarnama Mobile App for Android and IOS. सरकारनामा आता सर्व सोशल मीडिया प्लॅटफॉर्मवर. ताज्या राजकीय घडामोडींसाठी फेसबुक, ट्विटर, इन्स्टाग्राम, शेअर चॅट, टेलिग्रामवर आणि व्हॉट्सॲप आम्हाला फॉलो करा. तसेच, सरकारनामा यूट्यूब चॅनेलला आजच सबस्क्राइब करा. Follow Us Copyright © 2025 Sakal Media Group – All Rights Reserved Powered by Quintype वेबसाईटवर ब्राउझिंगचा अनुभव सर्वोत्तम असावा, यासाठी आम्ही कुकीजचा वापर करतो. कुकीजमुळे तुम्हाला तुमच्या आवडत्या मजकुराची शिफारस करता येते. आमचे गोपनीयता आणि कुकीजसंदर्भातील धोरण तुम्हाला मान्य आहे.</w:t>
-      </w:r>
-    </w:p>
-    <w:p>
-      <w:pPr>
-        <w:pStyle w:val="Heading3"/>
-      </w:pPr>
-      <w:r>
-        <w:rPr/>
-        <w:t>Article 238</w:t>
-      </w:r>
-    </w:p>
-    <w:p>
-      <w:pPr>
-        <w:pStyle w:val="Normal"/>
-      </w:pPr>
-      <w:r>
-        <w:rPr/>
-        <w:t>Title: राज्यात ओला दुष्काळ जाहीर करा, विशेष अधिवेशन बोलवा; मुसळधार पावसानंतर शरद पवारांच्या राष्ट्रवादीचा मागणी</w:t>
-      </w:r>
-    </w:p>
-    <w:p>
-      <w:pPr>
-        <w:pStyle w:val="Normal"/>
-      </w:pPr>
-      <w:r>
-        <w:rPr/>
-        <w:t xml:space="preserve">URL: </w:t>
-      </w:r>
-      <w:r>
-        <w:t xml:space="preserve"> https://marathi.abplive.com/news/politics/sharad-pawar-ncp-demands-after-heavy-rains-declaring-a-wet-drought-in-the-state-calling-a-special-session-shashikant-shinde-1377947</w:t>
-      </w:r>
-    </w:p>
-    <w:p>
-      <w:pPr>
-        <w:pStyle w:val="Normal"/>
-      </w:pPr>
-      <w:r>
-        <w:rPr/>
-        <w:t>Content: सातारा : राज्यात मुसळधार पाऊस सुरू असून मुंबईसह (mumbai) विविध जिल्ह्यात पावसाने धुमाकूळ घातला आहे. पावसामुळे जनजीवन विस्कळीत झाले असून मुंबईतील रस्त्यांना वाहत्या नद्यांचे रुप आल्याचं दिसून येत आहे. मराठवाडा, विदर्भात मुसळधार पावसामुळे (Rain) शेती पिकांचे आणि बळीराजाचे मोठं नुकसान झालं आहे. नदीच्या प्रवाहात जनावरे वाहून गेली असून शेतातही पाणीच पाणी झाल्याने बळीराजाला अतिवृष्टीचा फटका बसल्याचं चित्र दिसून येत आहे. त्याच पार्श्वभूमीवर राज्यात ओला दुष्काळ जाहीर करावा, अशी मागणी शरद पवारांच्या राष्ट्रवादी काँग्रेसचे प्रदेशाध्यक्ष शशिकांत शिंदे (Shashikant shinde) यांनी केली आहे. तसेच, सरकारने विशेष अधिवेशन बोलवून शेतकऱ्यांना मदत द्यावी, असेही त्यांनी म्हटलं आहे. राज्यात ओला दुष्काळ जाहीर करावा या मागणीसाठी तात्काळ विशेष अधिवेशन घेण्याची मागणी शरद पवार पक्षाचे प्रदेशाध्यक्ष शशिकांत शिंदे यांनी केला आहे. राज्यात विदर्भ, मराठवाडा तसेच पश्चिम महाराष्ट्रातील अनेक भागात अतिवृष्टी झाली आहे. मात्र, अद्याप पंचनामे देखील झालेले नाहीत. ज्या ठिकाणचे पंचनामे झाले आहेत त्यांना अद्याप मदत झालेली नाही. त्यामुळे, राज्य सरकारने तात्काळ ओला दुष्काळ जाहीर करुन एकरी 50 हजारांची मदत करावी, अशी मागणी आमदार शशिकांत शिंदे यांनी केली आहे. महायुती सरकारची घोषणाच कर्जमाफीची होती. मात्र, मुख्यमंत्री देवेंद्र फडणवीस म्हणतायत वेळ आली तर कर्जमाफी करू, महसूलमंत्री चंद्रशेखर बावनकुळे यांनी सरसकट कर्जमाफी करता येत नाही, असं वक्तव्य केलं आहे. त्यामुळे, जर सरकारने लवकरच सरसकट कर्जमाफीची घोषणा केली नाही तर आम्ही शेतकऱ्यांना सोबत घेऊन मोठं आंदोलन उभारू, असा इशारा शशिकांत शिंदे यांनी दिला आहे. दरम्यान, मुख्यमंत्री देवेंद्र फडणवीस हे राज्यातील पावसाचा आढावा घेण्यासाठी आपत्ती व्यवस्थापन विभागात येऊन पाहणी केली. राज्यातील विविध भागात जी अतिवृष्टी होत आहे त्यात कंट्रोल रुममधून संवाद साधला. यावेळी, विभागीय आयुक्त, जिल्हाधिकारी उपलब्ध होते. राज्यात दोन दिवसांपासून अतिवृष्टी होते आहे, 18 ते 21 ऑगस्टमध्ये पाऊस अधिक असणार आहे. त्यामुळे, काही जिल्ह्यात रेड अलर्ट आणि ऑरेंज अलर्ट आहे. अंबा जगबुडी नदी इशारा पातळीपर्यंत पोहचली आहे, वशिष्टी नदीवर देखील लक्ष ठेऊन आहे. तापी आणि हतनूरला अधिक पाणी आल्याने रावेरमध्ये पाणी शिरलंय. तसेच, जळगाव सर्वाधिक अफेक्टेड आहे, पुणे जिल्ह्यात सर्वच धरणात चांगले पाणी आहे, अशी माहिती मुख्यमंत्र्‍यांनी दिली. भारतीय हवामान खात्याने दिलेल्या सूचनेनुसार मुंबई महानगर व परिसरात पुढील 3-4 तास अतिमुसळधार पाऊस पडण्याची दाट शक्यता आहे. या पार्श्वभूमीवर सर्व मुंबईकरांना कळकळीची विनंती, आपण सर्वांनी आवश्यक ती काळजी घ्यावी, शक्यतो घराबाहेर जाणे टाळावे. आपत्कालीन परिस्थितीत मदतीसाठी बृहन्मुंबई महानगरपालिकेच्या मुख्य नियंत्रण कक्षातील 1916 या मदत सेवा क्रमांकावर संपर्क साधावा, असे आवाहन मंत्री आदिती तटकरे यांनी केले आहे. We use cookies to improve your experience, analyze traffic, and personalize content. By clicking "Allow All Cookies", you agree to our use of cookies.</w:t>
-      </w:r>
-    </w:p>
-    <w:p>
-      <w:pPr>
-        <w:pStyle w:val="Heading3"/>
-      </w:pPr>
-      <w:r>
-        <w:rPr/>
-        <w:t>Article 239</w:t>
-      </w:r>
-    </w:p>
-    <w:p>
-      <w:pPr>
-        <w:pStyle w:val="Normal"/>
-      </w:pPr>
-      <w:r>
-        <w:rPr/>
-        <w:t>Title: सिडको जमिन वाटप प्रकरणावरून राजकारण तापले; पवारांचा शिरसाठांवर घणाघाती हल्ला</w:t>
-      </w:r>
-    </w:p>
-    <w:p>
-      <w:pPr>
-        <w:pStyle w:val="Normal"/>
-      </w:pPr>
-      <w:r>
-        <w:rPr/>
-        <w:t xml:space="preserve">URL: </w:t>
-      </w:r>
-      <w:r>
-        <w:t xml:space="preserve"> https://civicmirror.in/maharashtra/politics-heats-up-over-cidco-land-allocation-issue-pawar-attacks-shirsath/</w:t>
-      </w:r>
-    </w:p>
-    <w:p>
-      <w:pPr>
-        <w:pStyle w:val="Normal"/>
-      </w:pPr>
-      <w:r>
-        <w:rPr/>
-        <w:t>Content: Share मुंबई : आमदार रोहित पवार यांनी सामाजिक न्यायमंत्री संजय शिरसाठ यांच्यावर तब्बल ५ हजार कोटी रुपयांच्या भ्रष्टाचाराचा गंभीर आरोप केला आहे. पवार यांच्या म्हणण्यानुसार, शिरसाठ यांनी २०२४ मध्ये सिडकोचे अध्यक्ष झाल्यानंतर नवी मुंबईतील १५ एकर जमीन बिवलकर कुटुंबाला दिली. यामुळे स्थानिक भूमिपुत्रांशी गद्दारी झाल्याचे पवार यांनी म्हटले आहे. पवार यांनी असा आरोप केला आहे की, मराठा साम्राज्यासोबत गद्दारी करणाऱ्या बिवलकर कुटुंबाला जमीन देऊन शिरसाठ यांनी इतिहासातील गद्दारांशी हातमिळवणी केली आहे. इंग्रजांशी हातमिळवणी करणाऱ्या व्यक्तींना जमीन देणे म्हणजे आजच्या गद्दारांची इतिहासातील गद्दारांशी हातमिळवणी असल्याचे त्यांनी म्हटले. या पार्श्वभूमीवर पवार यांनी मुख्यमंत्री देवेंद्र फडणवीस यांना आवाहन केले आहे की, संजय शिरसाठ यांचा तत्काळ राजीनामा घ्यावा आणि या प्रकरणाची चौकशी करण्यासाठी स्पेशल टास्कफोर्स नेमावी किंवा निवृत्त न्यायाधीशांमार्फत चौकशी करावी. रोहित पवार यांच्या या आरोपामुळे राजकीय वर्तुळात मोठी खळबळ उडाली असून सत्य काय आहे हे जाणून घेण्यासाठी राजकीय नेत्यांमध्ये उत्सुकता निर्माण झाली आहे. पवार यांनी पत्रकार परिषदेतून या भ्रष्टाचाराचा मोठा पर्दाफाश करण्याचा इशारा दिला आहे. महायुती सरकारमधील मंत्र्यांवर सातत्याने गंभीर आरोप होत असल्याने राज्यातील राजकारण पुन्हा तापले आहे. Read more Latest Town Talk - Where voices unite, stories flourish, and community thrives through open dialogue and meaningful connections. Company Trending Tags © Civic Mirror - Lexicon Broadcasting.</w:t>
-      </w:r>
-    </w:p>
-    <w:p>
-      <w:pPr>
-        <w:pStyle w:val="Heading3"/>
-      </w:pPr>
-      <w:r>
-        <w:rPr/>
-        <w:t>Article 240</w:t>
-      </w:r>
-    </w:p>
-    <w:p>
-      <w:pPr>
-        <w:pStyle w:val="Normal"/>
-      </w:pPr>
-      <w:r>
-        <w:rPr/>
-        <w:t>Title: महाराष्ट्र विधानसभा चुनाव को लेकर सुप्रीम कोर्ट का बड़ा फैसला, खारिज की परिणाम रद्द करने वाली याचिका</w:t>
-      </w:r>
-    </w:p>
-    <w:p>
-      <w:pPr>
-        <w:pStyle w:val="Normal"/>
-      </w:pPr>
-      <w:r>
-        <w:rPr/>
-        <w:t xml:space="preserve">URL: </w:t>
-      </w:r>
-      <w:r>
-        <w:t xml:space="preserve"> https://hindi.news24online.com/india/supreme-court-rejects-maharashtra-assembly-election-2024-result-cancellation-petition/1288385/</w:t>
-      </w:r>
-    </w:p>
-    <w:p>
-      <w:pPr>
-        <w:pStyle w:val="Normal"/>
-      </w:pPr>
-      <w:r>
-        <w:rPr/>
-        <w:t>Content: ---विज्ञापन--- Maharashtra Assembly Election News: महाराष्ट्र विधानसभा चुनाव 2024 की वैधता को चुनौती देने वाली याचिका को सुप्रीम कोर्ट ने खारिज कर दिया है। चेतन चंद्रकांत अहिरे ने याचिका दायर करके विधानसभा चुनाव 2024 के परिणामों को रद्द करने की मांग की थी। उनका आरोप था कि लगभग 75 लाख फर्जी मतदाताओं ने शाम 6 बजे मतदान समाप्त होने के बाद भी वोट डाले थे। हाई कोर्ट से याचिका खारिज होने के बाद चेतन चंद्रकांत अहिरे ने सुप्रीम कोर्ट का दरवाजा खटखटाया था। जस्टिस MM सुंद्रेश और जस्टिस NK सिंह की बेंच ने हाईकोर्ट के फैसले को सही ठहराते हुए अपील खारिज कर दी। यह भी पढ़ें: ‘बंगाल में भी ऐसे मामले ममता बनर्जी ने पकड़े’, राहुल गांधी के चुनाव फिक्सिंग के आरोपों पर बोले TMC नेता बता दें कि महाराष्ट्र विधानसभा चुनाव 2024 में वोटर लिस्ट में हेरफेर के आरोप लगाए गए थे। मतगणना में अंतर होने का दावा किया गया था। इलेक्ट्रॉनिक वोटिंग मशीन (EVM) में गड़बड़ी का दावा किया गया था। चेतन चंद्रकांत अहिरे और प्रकाश आंबेडकर ने सवाल उठाए थे। दोनों ने आरोप लगाया कि मतदान का समय खत्म हो गया था, लेकिन 6 बजे के बाद भी वोट डलवाए गए। वे वोटर फर्जी हो सकते हैं। इसलिए चुनाव परिणाम रद्द किया जाए। यह मांग लेकर दोनों हाई कोर्ट पहुंचे, लेकिन याचिका खारिज हो गई। हाई कोर्ट के फैसले को सुप्रीम कोर्ट में चुनौती दी गई, लेकिन वहां भी याचिका खारिज हो गई। यह भी पढ़ें: ‘महाराष्ट्र चुनाव में कोई गड़बड़ी नहीं’, कांग्रेस की आपत्तियों पर EC का जवाब, 6 सीटों पर कही ये बात चेतन और प्रकाश ने वोट काउंटिंग पर भी सवाल उठाए। दावा किया कि मतगणना में लाखों वोटों का अंतर था, लेकिन चुनाव आयोग ने इस दावे को सिरे से खारिज करके आरोपों को निराधार बताया। प्रकाश आंबेडकर ने EVM मे हेरफेर होने का दावा भी किया था। कांग्रेस नेता राहुल गांधी और अन्य विपक्षी नेताओं ने इसी गड़बड़ी पर बवाल किया। महाराष्ट्र की मतदाता सूची में 5 महीने में ही करोड़ों वोटर जुड़ने पर सवाल उठाए और पूछा कि 5 सालों से इतने वोटर नहीं बढ़े, 5 महीने में कैसे बढ़ गए? यह भी पढ़ें: महाराष्ट्र में इस बार जीतकर विधायक बने भाई-बहन; बाप-बेटे, ससुर-दामाद… जानें कितनों के बीच पारिवारिक रिश्ते? चुनाव आयोग ने आरोपों को भ्रामक, निराधार और तथ्यहीन बताया था। महाराष्ट्र के मुख्यमंत्री देवेंद्र फडणवीस ने राहुल गांधी के आरोपों को बेबुनियाद और झूठ बताया। hindi.news24online.com पर पढ़ें ताजा देश, राष्ट्रीय समाचार (National News), खेल, मनोरंजन, धर्म, लाइफ़स्टाइल, हेल्थ, शिक्षा से जुड़ी हर खबर। ब्रेकिंग न्यूज और हर खबर की अपडेट के लिए न्यूज 24 ऐप डाउनलोड कर अपना अनुभव शानदार बनाएं। ---विज्ञापन--- ---विज्ञापन--- B.A.G Convergence Limited Film City, Sector 16A, Noida, Uttar Pradesh 201301 Phone: 0120 - 4602424/6652424 Email: info@bagnetwork.in</w:t>
-      </w:r>
-    </w:p>
-    <w:p>
-      <w:pPr>
-        <w:pStyle w:val="Heading3"/>
-      </w:pPr>
-      <w:r>
-        <w:rPr/>
-        <w:t>Article 241</w:t>
-      </w:r>
-    </w:p>
-    <w:p>
-      <w:pPr>
-        <w:pStyle w:val="Normal"/>
-      </w:pPr>
-      <w:r>
-        <w:rPr/>
-        <w:t>Title: Cases from 6 districts to be heard | ‘A dream comes true after 40-45 years of struggle’: CJI inaugurates HC bench in Kolhapur</w:t>
-      </w:r>
-    </w:p>
-    <w:p>
-      <w:pPr>
-        <w:pStyle w:val="Normal"/>
-      </w:pPr>
-      <w:r>
-        <w:rPr/>
-        <w:t xml:space="preserve">URL: </w:t>
-      </w:r>
-      <w:r>
-        <w:t xml:space="preserve"> https://indianexpress.com/article/cities/pune/cases-dream-struggle-cji-inaugurates-hc-bench-kolhapur-10195928/</w:t>
-      </w:r>
-    </w:p>
-    <w:p>
-      <w:pPr>
-        <w:pStyle w:val="Normal"/>
-      </w:pPr>
-      <w:r>
-        <w:rPr/>
-        <w:t>Content: Chief Justice of India B R Gavai inaugurated a circuit bench of the Bombay High Court in Kolhapur on Sunday and said that the dream of lawyers and citizens has finally come true after decades of struggle. “This is the day when the dream of lawyers and citizens for a high court has come true after a 40-45 years of struggle,” he said, highlighting the efforts and hardships that went into getting the high court bench in Kolhapur. Chief Minister Devendra Fadnavis, Deputy Chief Minister Eknath Shinde, state ministers Chandrakant Patil and Hasan Mushrif, Congress MP Shrimant Shahu Maharaj, Sangli MP Vishal Patil, MLC Satej Patil, Bombay High Court Chief Justice Alok Aradhe and local MLAs, representatives of various Advocates Bar Associations were present at the inaugural function. The Kolhapur bench is the fourth bench of the Bombay High Court. It has other benches at Nagpur, Aurangabad (now Chhatrapati Sambhajinagar), and neighbouring state of Goa. A notification for setting up of the Kolhapur circuit bench was issued by Bombay High Court Chief Justice Alok Aradhe on August 1. The bench has come up after demands from litigants and lawyers who have to travel over 300-350 km all the way to Mumbai. The bench, which will start functioning from Monday, will hear matters relating to PILs, civil writ petitions, first appeals, family court appeals and other civil and criminal cases from six districts— Kolhapur, Satara, Sangli, Solapur, Ratnagiri and Sindhudurg. Addressing a gathering after the inauguration, the CJI said, “Through the Kolhapur circuit bench, the common man will get social and financial justice. The circuit bench should soon make way for a Bombay High Court bench.” The CJI said the lawyers from six districts struggled for years to get the HC bench in Kolhapur. “The people and lawyers from these districts struggled for 40-45 years, demanding the high court. Some of the old-time lawyers have passed away. When a committee was formed to find out whether the HC bench could be set up, two judges gave conflicting reports. However, the report of judge Ranjit More who suggested setting up of the HC bench in Kolhapur was accepted. Finally, after 11 years the day has dawned,” he said. The CJI said that he pursued the matter after taking charge on May 14. “I have always believed that justice should reach the doorstep of the people..I had told the high court chief justice that the bench should be set up by August… We then decided that we should set up the Kolhapur bench a day after Independence Day. We decided that people should get freedom from their problems in getting justice and therefore the bench should be set up as soon as possible,” he said. The CJI praised the state government and the public works department for setting up the bench in a short period of time. “The building of the high court bench was set up in barely 20-25 days. The old grandeur of the building has been retained. The public works department led by Shivendraraje Bhosale has done outstanding work. This should actually make it to the Guinness Book of World Records… Those who said Maharashtra was behind in judicial infrastructure have been given a befitting reply,” he said. The CJI said that HC Chief Justice Alok Aradhe was not confident that the Kolhapur bench would be set up in August. “He (Aradhe) is possibly not aware of the Chief Minister and the Deputy Chief Minister. May be because of the newspaper reports which said Maharashtra was lagging in ensuring proper judicial infrastructure. He had doubts whether the Maharashtra government would be able to set up the bench by August 15. However, the CM assured us that it would be ready by August 15,” he said. “I am of the opinion that Maharashtra is not behind when it comes to judiciary’s infrastructure. Government is always behind the judiciary when it comes to infrastructure,” the CJI said. CJI Gavai stated that the Kohapur bench will ensure social and economic justice for the common man. “The Kolhapur bench will ensure social and economic justice for the common man. The setting up of the bench is a good opportunity for budding lawyers. A hostel should also be set up for them at the circuit bench.” Expressing happiness over the high court bench being set up on the land of Maratha ruler Chhatrapati Shahu Maharaj, the CJI said, “It was Chhatrapati Shahu Maharaj who had given 50 per cent reservation to the people from Backward Class for the first time. It was Shahu Maharaj who put a stop to devdasi system. Chhatrapati Shahu Maharaj had said that whatever wealth we have it is meant for others. And therefore we celebrate his birth anniversary as Social Justice Day.” Chief Minister Fadnavis, in his address, termed the setting up of the circuit bench of the high court in Kolhapur “historical”. “The 50 year old struggle of lawyers and people from Kolhapur, Sangli, Satara, Ratnagiri and Sindhudurg has finally culminated with the inauguration of the circuit bench of the high court in Kolhapur,” he said. Fadnavis said that in his first term as chief minister, the state cabinet had decided to set up the high court bench in Kolhapur on May 12, 2015. “When Prime Minister Narendra Modi visited Kolhapur for an event, a request to set up the bench in Kolhapur was placed before him. After that, Chandrakant Patil had led an all-party delegation to me pressing for the HC bench in Kolhapur. The state government then pursued the matter with the Bombay High Court. We told the HC that we were ready to set up the judicial infrastructure. However, things picked up after CJI Bhushan Gavai took charge. He himself personally monitored the progress of the circuit bench plan,” Fadnavis said. The Chief Minister said his government would soon bring in a law to ensure safety of advocates. “A demand has been repeatedly made to enact a law to ensure the safety of lawyers. Our government is positive about bringing in the legislation,” he said. With PTI inputs Manoj More has been working with the Indian Express since 1992. For the first 16 years, he worked on the desk, edited stories, made pages, wrote special stories and handled The Indian Express edition. In 31 years of his career, he has regularly written stories on a range of topics, primarily on civic issues like state of roads, choked drains, garbage problems, inadequate transport facilities and the like. He has also written aggressively on local gondaism. He has primarily written civic stories from Pimpri-Chinchwad, Khadki, Maval and some parts of Pune. He has also covered stories from Kolhapur, Satara, Solapur, Sangli, Ahmednagar and Latur. He has had maximum impact stories from Pimpri-Chinchwad industrial city which he has covered extensively for the last three decades. Manoj More has written over 20,000 stories. 10,000 of which are byline stories. Most of the stories pertain to civic issues and political ones. The biggest achievement of his career is getting a nearly two kilometre road done on Pune-Mumbai highway in Khadki in 2006. He wrote stories on the state of roads since 1997. In 10 years, nearly 200 two-wheeler riders had died in accidents due to the pathetic state of the road. The local cantonment board could not get the road redone as it lacked funds. The then PMC commissioner Pravin Pardeshi took the initiative, went out of his way and made the Khadki road by spending Rs 23 crore from JNNURM Funds. In the next 10 years after the road was made by the PMC, less than 10 citizens had died, effectively saving more than 100 lives. Manoj More's campaign against tree cutting on Pune-Mumbai highway in 1999 and Pune-Nashik highway in 2004 saved 2000 trees. During Covid, over 50 doctors were asked to pay Rs 30 lakh each for getting a job with PCMC. The PCMC administration alerted Manoj More who did a story on the subject, asking then corporators how much money they demanded....The story worked as doctors got the job without paying a single paisa. Manoj More has also covered the "Latur drought" situation in 2015 when a "Latur water train" created quite a buzz in Maharashtra. He also covered the Malin tragedy where over 150 villagers had died. Manoj More is on Facebook with 4.9k followers (Manoj More), on twitter manojmore91982 ... Read More Click here to join Express Pune WhatsApp channel and get a curated list of our stories You May Like US President Donald Trump, in a sharp rebuke of Volodymyr Zelenskyy, told the Ukrainian leader that Kyiv must abandon its aspirations of joining NATO, aligning with Moscow’s long-pressed demand. He pushed Zelenskyy to accept a peace deal, suggesting that he could end the ongoing war with Russia “almost immediately” if the concessions were made.</w:t>
-      </w:r>
-    </w:p>
-    <w:p>
-      <w:pPr>
-        <w:pStyle w:val="Heading3"/>
-      </w:pPr>
-      <w:r>
-        <w:rPr/>
-        <w:t>Article 242</w:t>
-      </w:r>
-    </w:p>
-    <w:p>
-      <w:pPr>
-        <w:pStyle w:val="Normal"/>
-      </w:pPr>
-      <w:r>
-        <w:rPr/>
-        <w:t>Title: Maratha general Raghuji Bhonsle's sword brought to Mumbai</w:t>
-      </w:r>
-    </w:p>
-    <w:p>
-      <w:pPr>
-        <w:pStyle w:val="Normal"/>
-      </w:pPr>
-      <w:r>
-        <w:rPr/>
-        <w:t xml:space="preserve">URL: </w:t>
-      </w:r>
-      <w:r>
-        <w:t xml:space="preserve"> https://english.metrovaartha.com/news/mumbai/maratha-general-raghuji-bhonsles-sword-brought-to-mumbai</w:t>
-      </w:r>
-    </w:p>
-    <w:p>
-      <w:pPr>
-        <w:pStyle w:val="Normal"/>
-      </w:pPr>
-      <w:r>
-        <w:rPr/>
-        <w:t>Content: Mumbai | The iconic sword of famous Maratha general Raghuji Bhonsle I, recently acquired by the Maharashtra Government in an auction in London, was brought to Mumbai on Monday morning and shifted to the P L Deshpande Academy, state Cultural Affairs Minister Ashish Shelar said. Talking to reporters, Shelar said that the sword, which was transported by a flight at the Chhatrapati Shivaji Maharaj International Airport around 10 am, was taken to the academy in the Prabhadevi area for safekeeping. The bike rally planned to escort the sword from the airport was cancelled owing to heavy rains and traffic congestion across the city since morning, he said, adding that a programme scheduled to take place in the evening in the presence of Chief Minister Devendra Fadnavis and Deputy Chief Ministers Eknath Shinde and Ajit Pawar, would be held at the designated time. The sword of Raghuji Bhonsle I, founder of the Nagpur Bhonsle dynasty and a prominent general in the Maratha army during the reign of Chhatrapati Shahu Maharaj, was acquired by the state government in an international auction earlier this year. The government had earlier stated that the iconic sword was reclaimed at an auction in London for Rs 47.15 lakh. The sword is believed to have been taken outside India during the 1817 Battle of Sitabuldi, when the British East India Company defeated the Nagpur Bhonsles. The news of the sword, an important historical artefact, being put up for auction surfaced on April 28. The embassy was contacted, and an intermediary was appointed to participate in the auction. Shelar had travelled to London to complete the legal formalities and personally take possession of the artefact. The minister described the acquisition as a "historic victory" for the state. A large number of Marathi-speaking citizens in London were present when the sword was handed over to Shelar. Deputy Director of the Archaeology Department, Hemant Dalvi, also accompanied the minister during the trip. Raghuji Bhonsle I (1695-1755), founder of the Nagpur Bhosale dynasty, was conferred the title "Senasahib Subha" by Chhatrapati Shahu Maharaj for his military skills. Bhonsle had led campaigns against the Nawab of Bengal in 1745 and 1755, extending Maratha influence to Bengal and Odisha. The sword is a fine example of the Maratha 'firang' style, with a straight, single-edged European-made blade, gold decorations on its Mulheri hilt, and an inscription in Devanagari near the hilt, reading "Shrimant Raghoji Bhonsle Senasahibsubha Firang". The state government said the weapon symbolises both Maratha military heritage and the craftsmanship of the period, making its return a significant cultural moment for Maharashtra. Follow Us © metrovaartha-en 2025 Powered by Quintype</w:t>
-      </w:r>
-    </w:p>
-    <w:p>
-      <w:pPr>
-        <w:pStyle w:val="Heading3"/>
-      </w:pPr>
-      <w:r>
-        <w:rPr/>
-        <w:t>Article 243</w:t>
-      </w:r>
-    </w:p>
-    <w:p>
-      <w:pPr>
-        <w:pStyle w:val="Normal"/>
-      </w:pPr>
-      <w:r>
-        <w:rPr/>
-        <w:t>Title: Maratha commander Raghuji Bhonsle s sword brought to Mumbai</w:t>
-      </w:r>
-    </w:p>
-    <w:p>
-      <w:pPr>
-        <w:pStyle w:val="Normal"/>
-      </w:pPr>
-      <w:r>
-        <w:rPr/>
-        <w:t xml:space="preserve">URL: </w:t>
-      </w:r>
-      <w:r>
-        <w:t xml:space="preserve"> https://www.indiaherald.com/Breaking/Read/994842382/Maratha-commander-Raghuji-Bhonsles-sword-brought-to-Mumbai</w:t>
-      </w:r>
-    </w:p>
-    <w:p>
-      <w:pPr>
-        <w:pStyle w:val="Normal"/>
-      </w:pPr>
-      <w:r>
-        <w:rPr/>
-        <w:t>Content: It is believed that this sword was taken out of India during the Sitabuldi war of 1817, when the british East india Company defeated the Marathas. The famous sword of the famous Maratha commander Raghuji Bhonsle I reached Mumbai on Monday. This sword was acquired by the maharashtra government in an auction held recently in London. State Cultural Affairs minister Ashish Shelar said that the sword will be kept in the P.L. Deshpande Academy, where the general public can also see the sword. Ashish Shelar said that the sword was brought by a plane to Chhatrapati shivaji Maharaj international airport at around 10 am. From there, the sword was taken to the P.L. Deshpande Academy in Prabhadevi. He said that due to heavy rains and traffic jams, the bike rally organized to take the sword from the airport was canceled. In the evening, a function in the presence of chief minister devendra fadnavis and Deputy Chief Ministers Eknath Shinde and Ajit Pawar will be held at a scheduled time. The sword of Raghuji Bhonsle I, founder of the nagpur Bhonsle dynasty and a prominent general of the maratha army during the reign of Chhatrapati Shahu Maharaj, was acquired by the maharashtra government in an international auction some time ago. The iconic sword was acquired for Rs 47.15 lakh at an auction in London. It is believed that the sword was taken out of india during the Battle of Sitabuldi in 1817, when the british East india Company defeated the Marathas. The news of the auction of this sword came to light on april 28. After this, the indian Embassy in london was contacted, and an intermediary was appointed to participate in the auction. Shelar said that he went to london to complete the legal formalities and personally take possession of the artefact. The minister described this acquisition as a historic victory for the state. A large number of Marathi-speaking citizens were present in london when the sword was handed over to Shelar. Deputy director of the Archaeology Department Hemant Dalvi also accompanied the minister during the visit. Raghuji Bhosale I (1695-1755), the founder of the nagpur Bhosale dynasty, was given the title of 'Senasaheb Subha' by Chhatrapati Shahu Maharaj for his military prowess. Bhosale led campaigns against the Nawab of bengal in 1745 and 1755, extending maratha influence to bengal and Odisha. The sword is an excellent example of the maratha 'Firang' style, with a straight, single-edged European-made blade, gold decoration on the Mulheri hilt, and an inscription in Devanagari near the hilt, which reads 'Srimant Raghoji Bhosale Senasaheb Subha Firang'. The state government said the weapon symbolises both maratha military heritage and the craftsmanship of that period. Its return has become an important cultural moment for Maharashtra. Empowering 140+ Indians within and abroad with entertainment, infotainment, credible, independent, issue based journalism oriented latest updates on politics, movies. India Herald Group of Publishers P LIMITED is MediaTech division of prestigious Kotii Group of Technological Ventures R&amp;D P LIMITED, Which is core purposed to be empowering 760+ crore people across 230+ countries of this wonderful world. India Herald Group of Publishers P LIMITED is New Generation Online Media Group, which brings wealthy knowledge of information from PRINT media and Candid yet Fluid presentation from electronic media together into digital media space for our users. With the help of dedicated journalists team of about 450+ years experience; India Herald Group of Publishers Private LIMITED is the first and only true digital online publishing media groups to have such a dedicated team. Dream of empowering over 1300 million Indians across the world to stay connected with their mother land [from Web, Phone, Tablet and other Smart devices] multiplies India Herald Group of Publishers Private LIMITED team energy to bring the best into all our media initiatives such as https://www.indiaherald.com</w:t>
-      </w:r>
-    </w:p>
-    <w:p>
-      <w:pPr>
-        <w:pStyle w:val="Heading3"/>
-      </w:pPr>
-      <w:r>
-        <w:rPr/>
-        <w:t>Article 244</w:t>
-      </w:r>
-    </w:p>
-    <w:p>
-      <w:pPr>
-        <w:pStyle w:val="Normal"/>
-      </w:pPr>
-      <w:r>
-        <w:rPr/>
-        <w:t>Title: Ganesh Naik, Eknath Shinde, Thane, Maharashtra Politics</w:t>
-      </w:r>
-    </w:p>
-    <w:p>
-      <w:pPr>
-        <w:pStyle w:val="Normal"/>
-      </w:pPr>
-      <w:r>
-        <w:rPr/>
-        <w:t xml:space="preserve">URL: </w:t>
-      </w:r>
-      <w:r>
-        <w:t xml:space="preserve"> https://mpbreakingnews.in/maharashtra/ganesh-naik-eknath-shinde-thane-maharashtra-politics-54-804112</w:t>
-      </w:r>
-    </w:p>
-    <w:p>
-      <w:pPr>
-        <w:pStyle w:val="Normal"/>
-      </w:pPr>
-      <w:r>
-        <w:rPr/>
-        <w:t>Content: महाराष्ट्र की सियासत एक बार फिर गरमा गई है। राज्य के वन मंत्री और भाजपा विधायक गणेश नाइक ने उपमुख्यमंत्री एकनाथ शिंदे पर कटाक्ष किया है। नाइक ने एक कार्यक्रम में कहा कि शिंदे ने तो लॉटरी जीत ली है। उनका इशारा 2022 की उस सियासी हलचल की ओर था जब शिंदे ने बगावत कर उद्धव ठाकरे की सरकार गिराई थी और मुख्यमंत्री की कुर्सी तक पहुंचे थे। नाइक ने कहा कि हर किसी को लॉटरी नहीं मिलती, लेकिन शिंदे ने किस्मत से पाई। अब देखने की बात यह है कि कोई अपना पद कैसे हासिल करता है और उसे कैसे बनाए रखता है, क्योंकि जनता सब कुछ देखती है। कार्यक्रम में नाइक ने यह भी घोषणा की कि वे ठाणे में जनता दरबार लगाएंगे। उन्होंने बताया कि 22 अगस्त को ठाणे में लोग अपनी शिकायतें लेकर आ सकेंगे और समाधान की मांग करेंगे। इससे पहले 19 और 20 अगस्त को नवी मुंबई और जव्हार में भी ऐसे ही जनता दरबार आयोजित होंगे। नाइक ने कहा कि जनता की सेवा के लिए सत्ता आवश्यक है और सत्ता तभी मिलती है जब जनहित के लिए काम किया जाए। इस दौरान उन्होंने स्पष्ट किया कि राजनीति में बने रहने का असली आधार जनता का विश्वास ही होता है। नाइक ने अपने पुराने कार्यकाल का जिक्र करते हुए कहा कि जब वे ठाणे जिले के संरक्षक मंत्री थे, तब स्वर्गीय विष्णु सावरा, दिवंगत भाजपा सांसद चिंतामन वांगा और एकनाथ शिंदे डीपीडीसी (जिला योजना एवं विकास परिषद) के सदस्य थे। इस कार्यक्रम में पालघर और बोईसर से शिवसेना के विधायक भी शामिल हुए। साथ ही, पालघर के भाजपा सांसद हेमंत सवारा भी मौजूद रहे। गौरतलब है कि गणेश नाइक पहले भी शिंदे पर हमला बोल चुके हैं। जुलाई में उन्होंने आरोप लगाया था कि बाहरी लोग नवी मुंबई के संसाधनों का दोहन कर रहे हैं। इस बार की टिप्पणी पर शिवसेना ने पलटवार किया और कहा कि नाइक नवी मुंबई में अपनी घटती राजनीतिक पकड़ से चिंतित हैं और इसी कारण ध्यान भटकाने की कोशिश कर रहे हैं। बता दें कि 2022 में बगावत कर शिंदे मुख्यमंत्री बने थे, लेकिन 2024 में भाजपा के ज्यादा सीटें जीतने के बाद उन्हें उपमुख्यमंत्री पद से संतोष करना पड़ा, जबकि देवेंद्र फडणवीस फिर से सत्ता में लौट आए। MP Breaking News is the leading Hindi News portal in Madhya Pradesh, a digital news platform of INTUITIVE NEWS &amp; MEDIA PRIVATE LIMITED, providing news from every segment/category for its readers. Fast and Latest news updates with authenticating content are the prime objective that we seek towards creating a milestone for ourselves. Contact us: mpbreakingnews (at) gmail.com Bhopal News Indore News Jabalpur News Gwalior News Play Store Apple Store © 2025 Intuitive News &amp; Media Pvt. Ltd. | Powered By Parshva Web Home | Contact Us | Policies | Terms and Conditions</w:t>
-      </w:r>
-    </w:p>
-    <w:p>
-      <w:pPr>
-        <w:pStyle w:val="Heading3"/>
-      </w:pPr>
-      <w:r>
-        <w:rPr/>
-        <w:t>Article 245</w:t>
-      </w:r>
-    </w:p>
-    <w:p>
-      <w:pPr>
-        <w:pStyle w:val="Normal"/>
-      </w:pPr>
-      <w:r>
-        <w:rPr/>
-        <w:t>Title: मराठा सेनापति रघुजी भोंसले की तलवार मुंबई लाई गई, लंदन में हुई नीलामी में महाराष्ट्र सरकार ने हासिल की</w:t>
-      </w:r>
-    </w:p>
-    <w:p>
-      <w:pPr>
-        <w:pStyle w:val="Normal"/>
-      </w:pPr>
-      <w:r>
-        <w:rPr/>
-        <w:t xml:space="preserve">URL: </w:t>
-      </w:r>
-      <w:r>
-        <w:t xml:space="preserve"> https://samarsaleel.com/%E0%A4%AE%E0%A4%B0%E0%A4%BE%E0%A4%A0%E0%A4%BE-%E0%A4%B8%E0%A5%87%E0%A4%A8%E0%A4%BE%E0%A4%AA%E0%A4%A4%E0%A4%BF-%E0%A4%B0%E0%A4%98%E0%A5%81%E0%A4%9C%E0%A5%80-%E0%A4%AD%E0%A5%8B%E0%A4%82%E0%A4%B8/490978</w:t>
-      </w:r>
-    </w:p>
-    <w:p>
-      <w:pPr>
-        <w:pStyle w:val="Normal"/>
-      </w:pPr>
-      <w:r>
-        <w:rPr/>
-        <w:t>Content: August 18, 2025 मुंबई: प्रसिद्ध मराठा सेनापति रघुजी भोंसले प्रथम की प्रसिद्ध तलवार सोमवार को मुंबई पहुंच गई। इस तलवार को महराष्ट्र सरकार ने हाल ही में लंदन में आयोजित हुई नीलामी में हासिल किया। राज्य के सांस्कृतिक मामलों के मंत्री आशीष शेलार ने बताया कि तलवार को पी.एल. देशपांडे अकादमी में रखा जाएगा, जहां आम लोग भी तलवार देख सकेंगे। बारिश के कारण बाइक रैली रद्द की गई आशीष शेलार ने कहा कि तलवार को सुबह लगभग 10 बजे छत्रपति शिवाजी महाराज अंतरराष्ट्रीय हवाई अड्डे पर एक विमान से लाया गया। वहां से तलवार को प्रभादेवी स्थित पी.एल. देशपांडे अकादमी ले जाया गया। उन्होंने बताया कि भारी बारिश और यातायात जाम के कारण तलवार को हवाई अड्डे से ले जाने के लिए आयोजित बाइक रैली रद्द कर दी गई। शाम को मुख्यमंत्री देवेंद्र फडणवीस और उपमुख्यमंत्री एकनाथ शिंदे तथा अजित पवार की उपस्थिति में होने वाला एक कार्यक्रम निर्धारित समय पर आयोजित किया जाएगा। 1817 में भारत से बाहर गई ये ऐतिहासिक तलवार नागपुर भोंसले राजवंश के संस्थापक और छत्रपति शाहू महाराज के शासनकाल में मराठा सेना के एक प्रमुख सेनापति रहे रघुजी भोंसले प्रथम की तलवार को कुछ समय पहले एक अंतरराष्ट्रीय नीलामी में महाराष्ट्र सरकार ने हासिल किया था। इस प्रतिष्ठित तलवार को लंदन में एक नीलामी में 47.15 लाख रुपये में अधिग्रहित किया गया था। ऐसा माना जाता है कि यह तलवार 1817 के सीताबुल्दी युद्ध के दौरान भारत से बाहर ले जाई गई थी, जब ब्रिटिश ईस्ट इंडिया कंपनी ने मराठाओं को हराया था। महाराष्ट्र के मंत्री तलवार लेने खुद लंदन गए इस तलवार की नीलामी की खबर 28 अप्रैल को सामने आई। जिसके बाद लंदन स्थित भारतीय दूतावास से संपर्क किया गया और नीलामी में भाग लेने के लिए एक मध्यस्थ नियुक्त किया गया। शेल्लार ने बताया कि कानूनी औपचारिकताएं पूरी करने और व्यक्तिगत रूप से कलाकृति को अपने कब्जे में लेने के लिए वे खुद लंदन गए थे। मंत्री ने इस अधिग्रहण को राज्य के लिए एक ऐतिहासिक जीत बताया। शेल्लार को तलवार सौंपे जाने के समय लंदन में बड़ी संख्या में मराठी भाषी नागरिक मौजूद रहे। पुरातत्व विभाग के उप निदेशक हेमंत दलवी भी इस यात्रा के दौरान मंत्री के साथ थे। August 22, 2025 August 22, 2025 August 22, 2025 नई दिल्ली: उत्तर रेलवे के छह मंडलों में पटरियों की देखरेख करने वाली महिला कर्मचारियों ...</w:t>
-      </w:r>
-    </w:p>
-    <w:p>
-      <w:pPr>
-        <w:pStyle w:val="Heading3"/>
-      </w:pPr>
-      <w:r>
-        <w:rPr/>
-        <w:t>Article 246</w:t>
-      </w:r>
-    </w:p>
-    <w:p>
-      <w:pPr>
-        <w:pStyle w:val="Normal"/>
-      </w:pPr>
-      <w:r>
-        <w:rPr/>
-        <w:t>Title: राज्यभरात ‘कोसळ’धार, पावसाने मराठवाड्याला झोडपले, तब्बल १२०० गावांना अतिवृष्टीचा फटका</w:t>
-      </w:r>
-    </w:p>
-    <w:p>
-      <w:pPr>
-        <w:pStyle w:val="Normal"/>
-      </w:pPr>
-      <w:r>
-        <w:rPr/>
-        <w:t xml:space="preserve">URL: </w:t>
-      </w:r>
-      <w:r>
-        <w:t xml:space="preserve"> https://civicmirror.in/maharashtra/kosal-torrential-rains-hit-marathwada-1200-villages-affected-by-heavy-rains/</w:t>
-      </w:r>
-    </w:p>
-    <w:p>
-      <w:pPr>
-        <w:pStyle w:val="Normal"/>
-      </w:pPr>
-      <w:r>
-        <w:rPr/>
-        <w:t>Content: Share राज्यात मुसळधार पाऊस सुरू असून मुंबईसह विविध जिल्ह्यात पावसाने धुमाकूळ घातला आहे. मराठवाडा, विदर्भात मुसळधार पावसामुळे शेती पिकांचे आणि बळीराजाचे मोठे नुकसान झाले आहे. नदीच्या प्रवाहात जनावरे वाहून गेली असून शेतातही पाणीच पाणी झाल्याने बळीराजाला अतिवृष्टीचा फटका बसल्याचे चित्र दिसून येत आहे. राज्यात ४ लाख हेक्टर शेती पावसामुळे बाधित झाली आहे. यवतमाळ, नांदेड, वर्धा, बीड आणि वाशीम येथे सर्वाधिक नुकसान झाले असून, विशेषतः मराठवाड्यातील १२०० गावांचा संपर्क तुटला असून पिकांचे प्रचंड नुकसान झाले आहे. गेल्या तीन दिवसांपासून छत्रपती संभाजीनगर जिल्ह्यात पावसाचा थैमान पाहायला मिळत आहे. जिल्ह्यातील नारेगाव पिसादेवी परिसरात झालेल्या ढगफुटी सदृश्य पावसामुळे जनजीवन विस्कळीत झाले होते. पुराचे पाणी ओसरत असले तरीही नुकसान मात्र मोठ्या प्रमाणात झाले आहे. जिल्ह्यातील नऊ मंडळांत अतिवृष्टीची नोंद करण्यात आली आहे. तर काल झालेल्या जोरदार पावसामुळे सोयगाव तालुक्यातील सोना नदीला पूर आला आहे. तर जायकवाडी क्षेत्रात होत असलेल्या पावसामुळे पाण्याची आवक वाढली आहे. बीड जिल्ह्यात दोघे वाहून गेलेबीड जिल्ह्यातदेखील जोरदार पावसामुळे नदी-नाल्यांना पूर आला आहे. कळंब तालुक्यातील सुबराव शंकर लांडगे (वय ६०) हे भोपला शिवारातून घरी परतताना वाहून गेले. त्यांचा रात्रीपर्यंत शोध सुरू होता. तसेच बीड तालुक्यातील राजाभाऊ टिंगरे हे पोतरा येथे पुरात वाहून गेले होते. मात्र त्यांना शोधमोहिमेनंतर सुखरूप वाचवण्यात यश आले. हिंगोली जिल्ह्यात पिकांचे प्रचंड नुकसानजिल्ह्यात १६ ऑगस्टला ऑरेंज अलर्ट जारी करण्यात आला होता आणि दुपारनंतर मुसळधार पावसाला सुरुवात झाली होती. त्यामुळे जिल्ह्यातील कयाधू नदी त्याचबरोबर मराठवाडा आणि विदर्भाच्या सीमेवर असलेल्या पैनगंगा नदीला पूर आल्याने नदीकाठच्या शेतामध्ये मोठ्या प्रमाणात पाणी शिरले होते. शासनाने नुकसानग्रस्त शेतीचे पंचनामे करून नुकसान भरपाई द्यावी अशी मागणी शेतकऱ्यांकडून केली जात आहे. तसेच इसापूर धरणाचे १३ दरवाजे एक मीटरने उघडले असून, ४३ हजार २०७ क्यूसेक इतक्या पाण्याचा पैनगंगा नदीपत्रात विसर्ग सुरू आहे. परभणी जिल्ह्याला रेड अलर्टमागील दोन दिवसांपासून परभणी जिल्ह्यासह शहरात मुसळधार पाऊस सुरू आहे. तर १४ आणि १५ ऑगस्टला झालेल्या ढगफुटी सदृश पावसामुळे शेतकऱ्यांचे अतोनात नुकसान झाले आहे. जिल्ह्यातील पिंगळी, लिमला, कातनेश्वर, आणि राव राजुर या चार मंडळात सर्वाधिक पाऊस झाल्याने अतिवृष्टीची नोंद करण्यात आली. अजुनही रेड अलर्ट जारी असल्याने नदीकाठी असलेल्या शेतकऱ्यांना सतर्कतेचा इशारा जिल्हाधिकाऱ्यांनी दिला आहे. लातूरच्या जळकोट तालुक्यात अनेक गावांचा तुटला संपर्कलातूर जिल्ह्यात दोन दिवस झालेल्या संततधार पावसामुळे तीरू नदीला पूर आला आहे. या पुरामुळे जळकोट तालुक्यात अनेक गावांचा सपर्क तुटल्याचे चित्र पाहायला मिळाले. जळकोट तालुक्यातील अतनुरच्या पुलावरून पाणी वाहत असल्याने शिवाजीनगर तांडा, मेवापूर, चिंचोली, अतनुर, गव्हान, रावनकोळा, गुत्ती या गावात जाणाऱ्या लोकांची तारांबळ उडाली. ५ ते ८ तास या पुलावरून पाणी वाहत असल्याने वाहने अडकून पडल्याचे चित्र पाहायला मिळाले. मुखेडमध्ये ढगफुटीपावसाचा सर्वाधिक फटका हा नांदेड जिल्ह्याला बसला आहे. जिल्ह्यातील मुखेडमध्ये ढगफुटी झाली आहे. मुखेड आणि मुक्राबादचा परिसर यामुळे बाधित झाला आहे. या भागात तब्बल २०६ मिलिमीटर पावसाची नोंद झाली आहे. हा पाऊस म्हणजे ढगफुटी म्हटले जाते. या पावसाने संपूर्ण परिसरात हाहाकार माजला असून तब्बल ८०० गावांना याचा फटका बसला. इथे मदत आणि बचाव कार्य सुरू आहे. शिवाय सैन्यालाही मदतीसाठी पाचारण करण्यात आले आहे.या ढगफूटीत पाच लोक बेपत्ता झाले आहे. त्याचबरोबर २०० जनावरे वाहून गेली आहेत. अनेक गावामध्ये लोक अडकून पडले आहेत. एनडीआरएफची टीम घटनास्थळी दाखल झाली आहे. याच परिसरातील रावणगावला सर्वात जास्त फटका बसला आहे. या गावात अडकलेल्या २५० लोकांना सुखरूप बाहेर काढण्यात आले आहे. याशिवाय अन्य शेजारच्या ४ गावातून लोकांना सुखरूप बाहेर काढण्याचे काम सुरू आहे. कोकण-विदर्भात रेड अलर्टमराठवाडा, विदर्भ, खानदेशासह पश्चिम महाराष्ट्रातील अनेक जिल्ह्यांत सोमवारी मुसळधार ते अतिमुसळधार पावसाचा इशारा देण्यात आला आहे. त्यामुळे गरज असेल तरच घराबाहेर पडण्याचे आवाहन प्रशासनातर्फे केले जात आहे. मुख्यमंत्री देवेंद्र फडणवीस यांनी राज्यातील पावसाच्या परिस्थितीचा कंट्रोल रूममधून आढावा घेतला. जिल्हाधिकारी आणि विभागीय आयुक्तांशी संवाद साधताना त्यांनी सांगितले की, राज्यात ४ लाख हेक्टर शेती पावसामुळे बाधित झाली आहे. यवतमाळ, नांदेड, वर्धा, बीड आणि वाशीम येथे सर्वाधिक नुकसान झाले असून, नुकसानग्रस्त भागात उपाययोजनांसाठी जिल्हाधिकाऱ्यांना विशेष अधिकार देण्यात आले आहेत. अमरावतीत २ लाख हेक्टर शेतीचे नुकसान झाले. राज्यात ओला दुष्काळ जाहीर कराराज्यात मुसळधार पाऊस सुरू असून मुंबईसह विविध जिल्ह्यात पावसाने धुमाकूळ घातला आहे. मराठवाडा, विदर्भात मुसळधार पावसामुळे शेती पिकांचे आणि बळीराजाचे मोठे नुकसान झाले आहे. नदीच्या प्रवाहात जनावरे वाहून गेली असून शेतातही पाणीच पाणी झाल्याने बळीराजाला अतिवृष्टीचा फटका बसल्याचे चित्र दिसून येत आहे. त्याच पार्श्वभूमीवर राज्यात ओला दुष्काळ जाहीर करावा, अशी मागणी शरद पवारांच्या राष्ट्रवादी काँग्रेसचे प्रदेशाध्यक्ष शशिकांत शिंदे यांनी केली आहे. तसेच, सरकारने विशेष अधिवेशन बोलवून शेतकऱ्यांना मदत द्यावी, असेही त्यांनी म्हटले आहे. राज्यात ओला दुष्काळ जाहीर करावा या मागणीसाठी तात्काळ विशेष अधिवेशन घेण्याची मागणी शरद पवार पक्षाचे प्रदेशाध्यक्ष शशिकांत शिंदे यांनी केला आहे. राज्यात विदर्भ, मराठवाडा तसेच पश्चिम महाराष्ट्रातील अनेक भागात अतिवृष्टी झाली आहे. मात्र, अद्याप पंचनामे देखील झालेले नाहीत. ज्या ठिकाणचे पंचनामे झाले आहेत त्यांना अद्याप मदत झालेली नाही. त्यामुळे, राज्य सरकारने तत्काळ ओला दुष्काळ जाहीर करुन एकरी ५० हजारांची मदत करावी, अशी मागणी आमदार शशिकांत शिंदे यांनी केली आहे. १५ जिल्ह्यांत रेड आणि ऑरेंज अलर्ट, नागरिकांनी घराबाहेर पडू नये: मुख्यमंत्री फडणवीसराज्यात मागील दोन दिवसांत अनेक भागांत अतिवृष्टीचा जोर वाढला आहे. सध्या १५ जिल्ह्यांमध्ये रेड आणि ऑरेंज अलर्ट जारी करण्यात आला असून, कोकणात विशेष मदतीचे निर्देश देण्यात आले आहेत. हिप्परगी धरण पूर्ण भरल्याने त्याचा विसर्ग करण्याचे आदेश कर्नाटक सरकारला दिले आहेत. तसेच, इसाठपूर आणि विष्णुपुरी धरणांचा विसर्ग वाढवण्यात आला आहे. मुंबईत पुढील १०-१२ तास अतिवृष्टीचा इशारा देण्यात आला असून, संध्याकाळी साडेसहा नंतर हाय टाइड आहे. नागरिकांनी आवश्यकतेनुसारच बाहेर पडावे, तसेच ज्या भागात रेड अलर्ट आहे, त्या ठिकाणी विशेष काळजी घ्यावी, असे आवाहन करण्यात आले आहे. समुद्रकिनाऱ्यावर ४ मीटरपर्यंत लाटा येण्याचा अंदाज आहे. त्यामुळे नागरिकांनी समुद्र किनारी जाण्याचे टाळावे. नुकसानभरपाई देण्याचे अधिकार जिल्हाधिकाऱ्यांना देण्यात आले आहेत. शाळांना सुट्टीबाबत निर्णय हवामानाचा अंदाज पाहून घेतला जाईल, असेही मुख्यमंत्र्यांनी सांगितले. Read more Latest Town Talk - Where voices unite, stories flourish, and community thrives through open dialogue and meaningful connections. Company Trending Tags © Civic Mirror - Lexicon Broadcasting.</w:t>
-      </w:r>
-    </w:p>
-    <w:p>
-      <w:pPr>
-        <w:pStyle w:val="Heading3"/>
-      </w:pPr>
-      <w:r>
-        <w:rPr/>
-        <w:t>Article 247</w:t>
-      </w:r>
-    </w:p>
-    <w:p>
-      <w:pPr>
-        <w:pStyle w:val="Normal"/>
-      </w:pPr>
-      <w:r>
-        <w:rPr/>
-        <w:t>Title: How CP Radhakrishnan Broke The Taboo Around Modi And Changed The Narrative After 2002 Gujarat Episode</w:t>
-      </w:r>
-    </w:p>
-    <w:p>
-      <w:pPr>
-        <w:pStyle w:val="Normal"/>
-      </w:pPr>
-      <w:r>
-        <w:rPr/>
-        <w:t xml:space="preserve">URL: </w:t>
-      </w:r>
-      <w:r>
-        <w:t xml:space="preserve"> https://thecommunemag.com/how-cpr-broke-the-taboo-around-modi/</w:t>
-      </w:r>
-    </w:p>
-    <w:p>
-      <w:pPr>
-        <w:pStyle w:val="Normal"/>
-      </w:pPr>
-      <w:r>
-        <w:rPr/>
-        <w:t>Content: Despite a long list of contenders from within the BJP for the Vice President’s post, Prime Minister Narendra Modi has nominated C.P. Radhakrishnan, fondly called CPR, the Governor of Maharashtra, signaling a decision driven by loyalty, legacy, and regional representation. Born in 1957 in Tiruppur, Tamil Nadu, Radhakrishnan holds a bachelor’s degree in business administration. His political journey began as a grassroots activist with the Rashtriya Swayamsevak Sangh (RSS), and by 1974, he had become a member of the state executive committee of the Bharatiya Jan Sangh, the BJP’s ideological predecessor. Radhakrishnan’s selection is seen as a reward not just for his unblemished reputation and cross-party goodwill but also for his unwavering loyalty during challenging times in BJP’s history. Following the 2002 Gujarat riots, the then-Chief Minister Modi faced immense political pressure even from his own party. Even then-PM Atal Bihari Vajpayee didn’t fully back Modi as the episode had cast Modi in negative light. It was only on Advani’s intervention that Vajpayee gave in allowed Modi to become the face of Gujarat elections in 2002. For that one year, many in the party distanced themselves and no BJP leader from any state would invite Modi for campaigns and rallies. However, Radhakrishnan, then an MP from Coimbatore, went against the tide by organizing a massive public rally for Modi at VOC park just three months after the riots. This bold move is widely regarded as a pivotal moment that helped rehabilitate Modi’s public image nationally. Modi has long valued loyalty as a cornerstone of leadership often prioritizing it over mere administrative performance and Radhakrishnan’s steadfast support during that turbulent period likely cemented his place as a trusted ally. . @SuryahSG always reminds me how loyalty should be and often gives Shri @CPRGuv as a perfect example. He told me that even after becoming the Hon’ble Governor of #Maharashtra, greater things awaits him. Today, he’s elevated as our @VPIndia! Truly inspiring, as he spoke about… pic.twitter.com/ZWfGYEmkTd — Yogesh R (@TheYogeshR) August 18, 2025 By nominating a leader from Tamil Nadu, the BJP sends a clear message of inclusivity and political reach into the southern states. Since assuming his role as Governor of Maharashtra, Radhakrishnan has made frequent visits to Tamil Nadu and Kerala, signaling increased political engagement in the South. His elevation is also seen as a calculated response to the DMK’s narrative in Tamil Nadu, aiming to project a strong southern face for the BJP at the national level. Radhakrishnan becomes only the second sitting Governor to be nominated for the Vice Presidency the first being Shankar Dayal Sharma in 1987. While P.C. Alexander was once considered for the Presidency in 2002, his name was eventually withdrawn in favor of Dr. A.P.J. Abdul Kalam. After taking charge as Governor on 31 July 2024, Radhakrishnan quickly set out on extensive state visits, engaging with a broad spectrum of society from elected officials and bureaucrats to business leaders and educators. As Chancellor of state universities, he was instrumental in enhancing educational quality and advocating for better living standards among tribal communities. He also gained a reputation for being accessible to opposition parties, giving due attention to concerns raised on matters ranging from law and order to financial irregularities. His administration made headway in resolving long-pending nominations to the Legislative Council, demonstrating a proactive approach to governance. Notably, he maintained cordial relations not only with Chief Minister Devendra Fadnavis but also with Deputy CMs Eknath Shinde and Ajit Pawar, fostering unprecedented cooperation with the entire cabinet. Reacting to his nomination, Fadnavis stated, “Radhakrishnan’s deep understanding of constitutional and legislative matters, shaped by years of experience as an MP and governor, makes him an outstanding choice for Vice President. As Maharashtrians, we feel proud to see him elevated to such a distinguished position.”</w:t>
-      </w:r>
-    </w:p>
-    <w:p>
-      <w:pPr>
-        <w:pStyle w:val="Heading3"/>
-      </w:pPr>
-      <w:r>
-        <w:rPr/>
-        <w:t>Article 248</w:t>
-      </w:r>
-    </w:p>
-    <w:p>
-      <w:pPr>
-        <w:pStyle w:val="Normal"/>
-      </w:pPr>
-      <w:r>
-        <w:rPr/>
-        <w:t>Title: राजनीति: सरकार मुंबई में जलभराव की समस्या को दूर करने के लिए गंभीरता से काम कर रही भाजपा नेता रामकदम</w:t>
-      </w:r>
-    </w:p>
-    <w:p>
-      <w:pPr>
-        <w:pStyle w:val="Normal"/>
-      </w:pPr>
-      <w:r>
-        <w:rPr/>
-        <w:t xml:space="preserve">URL: </w:t>
-      </w:r>
-      <w:r>
-        <w:t xml:space="preserve"> https://www.bhaskarhindi.com/other/bjp-leader-ram-kadam-1174256</w:t>
-      </w:r>
-    </w:p>
-    <w:p>
-      <w:pPr>
-        <w:pStyle w:val="Normal"/>
-      </w:pPr>
-      <w:r>
-        <w:rPr/>
-        <w:t>Content: Download App from मुंबई, 19 अगस्त (आईएएनएस)। भाजपा नेता रामकदम ने मुंबई में हो रही भारी बारिश को लेकर चिंता जाहिर की। उन्होंने बताया कि उनकी सरकार मुंबई की बारिश को लेकर चिंतित है और हम स्थिति को सामान्य को बनाने में जुटे हैं। लेकिन, इस समस्या के निदान में कुछ तकनीकी समस्याएं हैं, जिस वजह से विलंब हो जाता है।उन्होंने बताया कि मुंबई समुद्र के किनारे बसा हुआ शहर है। निश्चित तौर पर हम उस बारिश के पानी को समुद्र में प्रवाहित नहीं कर सकते हैं। इस वजह से आमतौर पर मुंबई में जलभराव की समस्या पैदा होती है। लेकिन, अब हमारी सरकार इस समस्या को लेकर संजीदा है। हम निश्चित तौर पर निकट भविष्य में इसका निदान खोज लेंगे।रामकदम ने मुंबई में भारी बारिश से पैदा हुई चुनौतियों को भी रेखांकित किया और कहा कि लोगों को कई तरह की समस्याओं का सामना करना पड़ रहा है। यातायात के साधन प्रभावित हुए हैं। बारिश की वजह से रेलवे की सेवा भी प्रभावित हुई है। इस वजह से लोगों को व्यापक स्तर पर आवागमन करने में समस्या हो रही है। इसके अलावा, नांदेड में बादल फटने से आम जनजीवन अस्त-व्यस्त हो गया है। वहां पर सेना के जवान पहुंच चुके हैं, जो स्थिति को सामान्य बनाने में जुटे हैं। मुख्यमंत्री देवेंद्र फडणवीस भी अधिकारियों से संपर्क बनाए हुए हैं। इस वजह से स्कूलों को बंद करने का निर्देश दिया गया है। फिलहाल, स्थिति सामान्य बनी हुई है।इसके अलावा, उन्होंने संजय राउत की ओर से गृह मंत्री को लिखे पत्र पर प्रतिक्रिया देते हुए कहा कि संजय राउत मानसिक रूप से कुंठित हो चुके हैं। वे हर रोज सुबह प्रेसवार्ता करके बेकार के मुद्दों पर अपनी बात रखते हैं। ऐसी स्थिति में मैं समझता हूं कि हमें उनकी किसी भी बात पर ध्यान नहीं देना चाहिए, क्योंकि उनकी बात में ऐसी कोई भी गंभीरता नहीं रहती है जिस पर ध्यान दिया जाए। संजय राउत की ओर से लगाए गए आरोप पूरी तरह से बेबुनियाद होते हैं। इसके अलावा, एकनाथ शिंदे ने संजय राउत को जो झटका दिया है, उससे वे उबर नहीं पाए हैं। इसी वजह से उनकी गाड़ी घूम फिरकर एकनाथ शिंदे पर आकर टिक जाती है।भाजपा नेता ने बताया कि जब से संजय राउत राहुल गांधी की गोद में जाकर बैठे हैं, तब से उनकी आदत हो चुकी है कि वे हमें लेकर तरह-तरह के आरोप लगाते रहते हैं। अगर उनके पास अपने आरोपों को लेकर किसी भी प्रकार का प्रमाण है, तो वे उसे हमारे बीच प्रस्तुत करें। लेकिन, जिस तरह से वे रोज सुबह प्रेसवार्ता करके उल्टी सीधी बातें करते रहते हैं, उसे किसी भी कीमत पर स्वीकार नहीं किया जा सकता है।साथ ही, उन्होंने कांग्रेस नेता राहुल गांधी की वोट अधिकार यात्रा की टिप्पणी की। उन्होंने कहा कि राहुल गांधी मौजूदा समय में बिहार में एक ऐसे व्यक्ति (तेजस्वी यादव) के साथ यात्रा कर रहे हैं, जिनका नाम दो अलग-अलग जगहों में दर्ज है। ऐसी स्थिति में आप इसे क्या कहेंगे? मतदाता सूची में जो व्यक्ति दो बार नाम लिखवाता है और वह व्यक्ति राहुल गांधी के साथ मिलकर वोट अधिकार यात्रा में शामिल हो रहा है, यह हास्यास्पद है।उन्होंने कहा कि राहुल गांधी लगातार आरोप लगा रहे हैं। अगर उनके पास कोई सबूत है, तो उसे पेश करें। वे उल्टे-सीधे आरोप लगाकर मनोरंजन कर रहे हैं। बाबासाहेब अंबेडकर ने जो संवैधानिक संस्थाओं का निर्माण किया है, वे उसे ध्वस्त करने की कोशिश कर रहे हैं। अगर आपके पास अपने आरोपों को लेकर सबूत है, तो उसे पेश कीजिए। इसके अलावा, अगर आपको चुनाव आयोग पर भरोसा नहीं है, तो न्यायपालिका के पास जाइए। लेकिन, आपको न्यायपालिका पर भरोसा नहीं है।उन्होंने शुभांशु शुक्ला की उपलब्धि को भारत के लिए गर्व का विषय बताया। उन्होंने बताया कि प्रधानमंत्री नरेंद्र मोदी ने उनसे मुलाकात भी की। प्रधानमंत्री अपनी व्यस्तता के बीच भी मुलाकात करने का समय निकाल लेते हैं।अस्वीकरण: यह न्यूज़ ऑटो फ़ीड्स द्वारा स्वतः प्रकाशित हुई खबर है। इस न्यूज़ में BhaskarHindi.com टीम के द्वारा किसी भी तरह का कोई बदलाव या परिवर्तन (एडिटिंग) नहीं किया गया है| इस न्यूज की एवं न्यूज में उपयोग में ली गई सामग्रियों की सम्पूर्ण जवाबदारी केवल और केवल न्यूज़ एजेंसी की है एवं इस न्यूज में दी गई जानकारी का उपयोग करने से पहले संबंधित क्षेत्र के विशेषज्ञों (वकील / इंजीनियर / ज्योतिष / वास्तुशास्त्री / डॉक्टर / न्यूज़ एजेंसी / अन्य विषय एक्सपर्ट) की सलाह जरूर लें। अतः संबंधित खबर एवं उपयोग में लिए गए टेक्स्ट मैटर, फोटो, विडियो एवं ऑडिओ को लेकर BhaskarHindi.com न्यूज पोर्टल की कोई भी जिम्मेदारी नहीं है| उन्होंने बताया कि मुंबई समुद्र के किनारे बसा हुआ शहर है। निश्चित तौर पर हम उस बारिश के पानी को समुद्र में प्रवाहित नहीं कर सकते हैं। इस वजह से आमतौर पर मुंबई में जलभराव की समस्या पैदा होती है। लेकिन, अब हमारी सरकार इस समस्या को लेकर संजीदा है। हम निश्चित तौर पर निकट भविष्य में इसका निदान खोज लेंगे। रामकदम ने मुंबई में भारी बारिश से पैदा हुई चुनौतियों को भी रेखांकित किया और कहा कि लोगों को कई तरह की समस्याओं का सामना करना पड़ रहा है। यातायात के साधन प्रभावित हुए हैं। बारिश की वजह से रेलवे की सेवा भी प्रभावित हुई है। इस वजह से लोगों को व्यापक स्तर पर आवागमन करने में समस्या हो रही है। इसके अलावा, नांदेड में बादल फटने से आम जनजीवन अस्त-व्यस्त हो गया है। वहां पर सेना के जवान पहुंच चुके हैं, जो स्थिति को सामान्य बनाने में जुटे हैं। मुख्यमंत्री देवेंद्र फडणवीस भी अधिकारियों से संपर्क बनाए हुए हैं। इस वजह से स्कूलों को बंद करने का निर्देश दिया गया है। फिलहाल, स्थिति सामान्य बनी हुई है। इसके अलावा, उन्होंने संजय राउत की ओर से गृह मंत्री को लिखे पत्र पर प्रतिक्रिया देते हुए कहा कि संजय राउत मानसिक रूप से कुंठित हो चुके हैं। वे हर रोज सुबह प्रेसवार्ता करके बेकार के मुद्दों पर अपनी बात रखते हैं। ऐसी स्थिति में मैं समझता हूं कि हमें उनकी किसी भी बात पर ध्यान नहीं देना चाहिए, क्योंकि उनकी बात में ऐसी कोई भी गंभीरता नहीं रहती है जिस पर ध्यान दिया जाए। संजय राउत की ओर से लगाए गए आरोप पूरी तरह से बेबुनियाद होते हैं। इसके अलावा, एकनाथ शिंदे ने संजय राउत को जो झटका दिया है, उससे वे उबर नहीं पाए हैं। इसी वजह से उनकी गाड़ी घूम फिरकर एकनाथ शिंदे पर आकर टिक जाती है। भाजपा नेता ने बताया कि जब से संजय राउत राहुल गांधी की गोद में जाकर बैठे हैं, तब से उनकी आदत हो चुकी है कि वे हमें लेकर तरह-तरह के आरोप लगाते रहते हैं। अगर उनके पास अपने आरोपों को लेकर किसी भी प्रकार का प्रमाण है, तो वे उसे हमारे बीच प्रस्तुत करें। लेकिन, जिस तरह से वे रोज सुबह प्रेसवार्ता करके उल्टी सीधी बातें करते रहते हैं, उसे किसी भी कीमत पर स्वीकार नहीं किया जा सकता है। साथ ही, उन्होंने कांग्रेस नेता राहुल गांधी की वोट अधिकार यात्रा की टिप्पणी की। उन्होंने कहा कि राहुल गांधी मौजूदा समय में बिहार में एक ऐसे व्यक्ति (तेजस्वी यादव) के साथ यात्रा कर रहे हैं, जिनका नाम दो अलग-अलग जगहों में दर्ज है। ऐसी स्थिति में आप इसे क्या कहेंगे? मतदाता सूची में जो व्यक्ति दो बार नाम लिखवाता है और वह व्यक्ति राहुल गांधी के साथ मिलकर वोट अधिकार यात्रा में शामिल हो रहा है, यह हास्यास्पद है। उन्होंने कहा कि राहुल गांधी लगातार आरोप लगा रहे हैं। अगर उनके पास कोई सबूत है, तो उसे पेश करें। वे उल्टे-सीधे आरोप लगाकर मनोरंजन कर रहे हैं। बाबासाहेब अंबेडकर ने जो संवैधानिक संस्थाओं का निर्माण किया है, वे उसे ध्वस्त करने की कोशिश कर रहे हैं। अगर आपके पास अपने आरोपों को लेकर सबूत है, तो उसे पेश कीजिए। इसके अलावा, अगर आपको चुनाव आयोग पर भरोसा नहीं है, तो न्यायपालिका के पास जाइए। लेकिन, आपको न्यायपालिका पर भरोसा नहीं है। उन्होंने शुभांशु शुक्ला की उपलब्धि को भारत के लिए गर्व का विषय बताया। उन्होंने बताया कि प्रधानमंत्री नरेंद्र मोदी ने उनसे मुलाकात भी की। प्रधानमंत्री अपनी व्यस्तता के बीच भी मुलाकात करने का समय निकाल लेते हैं। अस्वीकरण: यह न्यूज़ ऑटो फ़ीड्स द्वारा स्वतः प्रकाशित हुई खबर है। इस न्यूज़ में BhaskarHindi.com टीम के द्वारा किसी भी तरह का कोई बदलाव या परिवर्तन (एडिटिंग) नहीं किया गया है| इस न्यूज की एवं न्यूज में उपयोग में ली गई सामग्रियों की सम्पूर्ण जवाबदारी केवल और केवल न्यूज़ एजेंसी की है एवं इस न्यूज में दी गई जानकारी का उपयोग करने से पहले संबंधित क्षेत्र के विशेषज्ञों (वकील / इंजीनियर / ज्योतिष / वास्तुशास्त्री / डॉक्टर / न्यूज़ एजेंसी / अन्य विषय एक्सपर्ट) की सलाह जरूर लें। अतः संबंधित खबर एवं उपयोग में लिए गए टेक्स्ट मैटर, फोटो, विडियो एवं ऑडिओ को लेकर BhaskarHindi.com न्यूज पोर्टल की कोई भी जिम्मेदारी नहीं है| Created On : 19 Aug 2025 11:49 AM IST</w:t>
-      </w:r>
-    </w:p>
-    <w:p>
-      <w:pPr>
-        <w:pStyle w:val="Heading3"/>
-      </w:pPr>
-      <w:r>
-        <w:rPr/>
-        <w:t>Article 249</w:t>
-      </w:r>
-    </w:p>
-    <w:p>
-      <w:pPr>
-        <w:pStyle w:val="Normal"/>
-      </w:pPr>
-      <w:r>
-        <w:rPr/>
-        <w:t>Title: “जामनेरमधील हत्याकांडात भाजप कार्यकर्ते…” अबू आझमींचा आरोप</w:t>
-      </w:r>
-    </w:p>
-    <w:p>
-      <w:pPr>
-        <w:pStyle w:val="Normal"/>
-      </w:pPr>
-      <w:r>
-        <w:rPr/>
-        <w:t xml:space="preserve">URL: </w:t>
-      </w:r>
-      <w:r>
-        <w:t xml:space="preserve"> https://www.loksatta.com/nashik/abu-azmi-alleges-bjp-workers-involved-in-jalgaon-mob-lynching-case-of-suleman-pathan-vsd-99-5314556/</w:t>
-      </w:r>
-    </w:p>
-    <w:p>
-      <w:pPr>
-        <w:pStyle w:val="Normal"/>
-      </w:pPr>
-      <w:r>
-        <w:rPr/>
-        <w:t>Content: जळगाव : अल्पवयीन मुलीसोबत सायबर कॅफेत बसल्याच्या संशयावरून जामनेर शहरात जमावाने केलेल्या मारहाणीत एका तरूणाचा गेल्या आठवड्यात मृत्यू झाला होता. या प्रकरणी पोलिसांनी आतापर्यंत नऊ संशयितांना अटक केली असताना, समाजवादी पक्षाचे नेते आमदार अबू आझमी यांनी सर्व संशयित हे भाजपचे कार्यकर्ते असल्याचा खळबळजनक आरोप केला आहे. मंत्री गिरीश महाजन यांच्या चालकाचा मुलगाही त्यात सहभागी असल्याचे त्यांनी म्हटले आहे. बेटावद खुर्द येथील रहिवाशी असलेला तरूण सुलेमान पठाण हा त्याच्या आई-वडिलांचा एकुलता मुलगा होता. जामनेर शहरातील एका सायबर कॅफेत तो एका अल्पवयीन मुलीसोबत बसल्याची माहिती त्याच्या गावातील काही तरूणांना मिळाली होती. त्यानुसार, तरूणांच्या टोळक्याने कॅफेवर जाऊन सुलेमानला बेदम मारहाण केली. तेवढ्यावरच न थांबता त्याला बसस्थानकावर तसेच बेटावद येथे गेल्यानंतर त्याच्या घराजवळही मारहाण केली. जमावाच्या मारहाणीत डोक्याला मार लागल्याने गंभीर जखमी झालेला सुलेमान घरी गेल्यानंतर पाणी प्यायला. त्यानंतर भोवळ येऊन त्याचा मृत्यू झाला. मृत सुलेमानचे वडील रहीम पठाण यांनी तक्रार दिल्यानंतर जामनेर पोलीस ठाण्यात १० ते १२ जणांच्या विरोधात मॉब लिचिंगसह खुनाचा गुन्हा दाखल झाला आहे. सुलेमानच्या मृत्युस कारणीभूत ठरलेल्या जमावातील संशयितांपैकी नऊ जणांना पोलिसांनी आतापर्यंत अटक देखील केली आहे. दरम्यान, या प्रकरणाची विशेष तपास पथकाकडून चौकशी करण्याची मागणी मृत सुलेमानच्या नातेवाईकांकडून केली जात आहे. त्या बाबतीत लवकरच निर्णय घेण्यात येईल, अशी घोषणा जळगावचे पोलीस अधीक्षक डॉ. महेश्वर रेड्डी यांनी यापूर्वीच केली आहे. या पार्श्वभूमीवर, काँग्रेसचे प्रदेशाध्यक्ष हर्षवर्धन सपकाळ यांच्यानंतर समाजवादी पक्षाचे नेते आमदार अबू आझमी यांनी बेटावद (ता. जामनेर) येथे मृत सुलेमानच्या कुटुंबियांची सोमवारी भेट घेतली. पैकी आमदार आझमी यांनी जळगावमध्ये पत्रकारांशी संवाद साधला. जामनेर शहरात एका मुलीसोबत बसल्याच्या संशयावरून जमावाने सुलेमान पठाणला बेदम मारहाण केली. वास्तविक त्यास पोलिसांच्या ताब्यात देता आले असते, कायदा हातात घेण्याची काहीच गरज नव्हती. हे सर्व दिवसाढवळ्या घडत असेल तर सरकार काय करत आहे, असा प्रश्न आझमी यांनी उपस्थित केला. गिरीश महाजन हे मंत्री असून, मुख्यमंत्री देवेंद्र फडणवीस यांच्या जवळचे आहेत. सुलेमानच्या मृत्यूस कारणीभूत ठरलेल्या जमावात त्यांचे म्हणजे भाजपचे कार्यकर्ते होते. विशेष म्हणजे महाजन यांच्या मोटारीच्या चालकाचा मुलगाही संशयितांमध्ये सामील आहे. त्यामुळे कसा काय न्याय मिळेल, अशी शंका अबू आझमी यांनी व्यक्त केली. या प्रकरणाची निवृत्त न्यायाधीशाचा समावेश असलेल्या विशेष तपास पथकाकडून चौकशी करण्यात यावी. तसेच जमावाच्या मारहाणीत मृत्यू झालेल्या सुलेमानच्या कुटुंबियांना २५ लाख रूपयांची मदत तत्काळ करावी. पठाण कुटुंबातील एका व्यक्तीला शासकीय नोकरी द्यावी, अशी मागणीही आमदार आझमी यांनी केली. मराठी अभिनेत्री अमृता देशमुखने टीव्ही इंडस्ट्रीतील टीआरपीच्या शर्यतीबद्दल आणि कलाकारांच्या निवडीबद्दल तिच्या युट्यूब चॅनेलवर एक व्हिडीओ शेअर केला आहे. तिने सांगितले की, टीव्ही इंडस्ट्रीमध्ये अनेकदा प्रोजेक्टसाठी आधीच मुख्य भूमिकांमध्ये काम केलेले कलाकार निवडले जातात. ऑडिशन देण्याच्या वेदनादायी अनुभवांबद्दलही तिने भाष्य केले. चॅनेल्सना त्यांच्या निवडलेल्या कलाकारांवरच भरवसा असतो, ज्यामुळे नवीन कलाकारांना संधी मिळणे कठीण होते.</w:t>
-      </w:r>
-    </w:p>
-    <w:p>
-      <w:pPr>
-        <w:pStyle w:val="Heading3"/>
-      </w:pPr>
-      <w:r>
-        <w:rPr/>
-        <w:t>Article 250</w:t>
-      </w:r>
-    </w:p>
-    <w:p>
-      <w:pPr>
-        <w:pStyle w:val="Normal"/>
-      </w:pPr>
-      <w:r>
-        <w:rPr/>
-        <w:t>Title: सीपी राधाकृष्णन के उपराष्ट्रपति उम्मीदवार बनाने पर कांग्रेस को लगी मिर्ची; INDI ब्लॉक भी जल्द कर सकता है प्रत्याशी का ऐलान</w:t>
-      </w:r>
-    </w:p>
-    <w:p>
-      <w:pPr>
-        <w:pStyle w:val="Normal"/>
-      </w:pPr>
-      <w:r>
-        <w:rPr/>
-        <w:t xml:space="preserve">URL: </w:t>
-      </w:r>
-      <w:r>
-        <w:t xml:space="preserve"> https://sudarshannews.in/news-detail.aspx?id=131383</w:t>
-      </w:r>
-    </w:p>
-    <w:p>
-      <w:pPr>
-        <w:pStyle w:val="Normal"/>
-      </w:pPr>
-      <w:r>
-        <w:rPr/>
-        <w:t>Content: सुदर्शन के राष्ट्रवादी पत्रकारिता को सहयोग करे आगामी उपराष्ट्रपति चुनाव के लिए राष्ट्रीय जनतांत्रिक गठबंधन (NDA) ने अपने उम्मीदवार का नाम साफ कर दिया है। महाराष्ट्र के राज्यपाल और भारतीय जनता पार्टी (BJP) के वरिष्ठ नेता सी.पी. राधाकृष्णन को इस पद की दौड़ में उतारा गया है। उनकी घोषणा रविवार देर शाम पार्टी अध्यक्ष जेपी नड्डा ने की। टीडीपी, जनसेना और जेडीयू जैसे सहयोगी दलों ने राधाकृष्णन की उम्मीदवारी का स्वागत किया है। जानकारी के मुताबिक, 21 अगस्त को वह नामांकन दाखिल करेंगे, जिसमें एनडीए शासित राज्यों के मुख्यमंत्री और उपमुख्यमंत्री मौजूद रहेंगे। घोषणा के बाद कांग्रेस की ओर से प्रतिक्रिया सामने आई है। कांग्रेस सांसद मणिकम टैगोर ने कहा कि INDI गठबंधन अपने उम्मीदवार को लेकर बैठक करेगा। उन्होंने यह भी याद दिलाया कि राधाकृष्णन की पृष्ठभूमि राष्ट्रीय स्वयंसेवक संघ (RSS) से जुड़ी रही है। नामांकन से पहले सी.पी. राधाकृष्णन ने मुंबई में मुख्यमंत्री देवेंद्र फडणवीस से मुलाकात की। इस दौरान शिवसेना (शिंदे गुट) के सांसद नरेश म्हस्के ने साफ किया कि उनकी पार्टी एनडीए के फैसले के साथ खड़ी है और राधाकृष्णन को समर्थन देगी। उपराष्ट्रपति चुनाव की पूरी प्रक्रिया गौरतलब है कि मौजूदा उपराष्ट्रपति जगदीप धनखड़ ने स्वास्थ्य कारणों से 21 जुलाई को पद से इस्तीफा दे दिया था, जबकि उनका कार्यकाल 2027 तक था। अब नए उपराष्ट्रपति के चुनाव के लिए 9 सितंबर को मतदान और परिणाम की घोषणा होगी। नामांकन की अंतिम तारीख 21 अगस्त और उम्मीदवार वापस लेने की अंतिम तारीख 25 अगस्त तय की गई है। ऐसे में सभी की नजरें अब INDI गठबंधन की रणनीति पर टिकी हैं। ताज़ा खबरों की अपडेट अपने मोबाइल पर पाने के लिए डाउनलोड करे सुदर्शन न्यूज़ का मोबाइल एप्प UNWMOC में शामिल हुईं 15 देशों की प्रतिनिधि, रक्षा मंत्री राजनाथ सिंह ने महिलाओं की बढ़ती भागीदारी को बताया शांति मिशनों की सफलता की कुंजी मालदा से मुर्शिदाबाद तक वोटर लिस्ट में विस्फोटक बढ़ोतरी, बंगाल के मुस्लिम बहुल जिलों में मतदाता बनने की होड़, चुनाव आयोग ने बढ़ाई निगरानी त्योहारों में घर लौटना हुआ मुश्किल, यात्रियों की बढ़ी टेंशन... दिवाली और छठ पर्व पर UP-बिहार जाने वाली सभी ट्रेनों की रिजर्वेशन खुलते ही सीटें भर गईं '25 हज़ार और 2 लाख रुपये जमा करो वरना सुनवाई से बाहर...', डॉग लवर्स और NGO पर सुप्रीम कोर्ट की सख्ती असम में बांग्लादेशी घुसपैठ पर CM हिमंता बिस्वा सरमा का प्रहार, अब 18 साल से ऊपर के लोगों का नहीं बनेगा आधार कार्ड कॉपीराइट © 2020 सुदर्शन न्यूज | सभी अधिकार सुरक्षित।</w:t>
-      </w:r>
-    </w:p>
-    <w:p>
-      <w:pPr>
-        <w:pStyle w:val="Heading3"/>
-      </w:pPr>
-      <w:r>
-        <w:rPr/>
-        <w:t>Article 251</w:t>
-      </w:r>
-    </w:p>
-    <w:p>
-      <w:pPr>
-        <w:pStyle w:val="Normal"/>
-      </w:pPr>
-      <w:r>
-        <w:rPr/>
-        <w:t>Title: महाराष्ट्र में भारी बारिश से सात लोगों की मौत, 200 ग्रामीण फंसे</w:t>
-      </w:r>
-    </w:p>
-    <w:p>
-      <w:pPr>
-        <w:pStyle w:val="Normal"/>
-      </w:pPr>
-      <w:r>
-        <w:rPr/>
-        <w:t xml:space="preserve">URL: </w:t>
-      </w:r>
-      <w:r>
-        <w:t xml:space="preserve"> https://hindi.theprint.in/india/seven-people-died-due-to-heavy-rains-in-maharashtra-200-villagers-stranded/856903/?amp</w:t>
-      </w:r>
-    </w:p>
-    <w:p>
-      <w:pPr>
-        <w:pStyle w:val="Normal"/>
-      </w:pPr>
-      <w:r>
-        <w:rPr/>
-        <w:t>Content: (तस्वीरों सहित) मुंबई, 18 अगस्त (भाषा) महाराष्ट्र के मुख्यमंत्री देवेंद्र फडणवीस ने सोमवार को कहा कि राज्य के कई हिस्सों में लगातार हो रही बारिश के कारण सात लोगों की मौत हो गई है। लगातार बारिश से नांदेड़ जिले में 200 से अधिक ग्रामीण फंस गए, जिसके कारण अधिकारियों को बचाव और राहत कार्यों के लिए सेना को तैनात करना पड़ा। राज्य सचिवालय में एक बैठक में बारिश की स्थिति की समीक्षा के बाद फडणवीस ने सोशल मीडिया मंच ‘एक्स’ पर पोस्ट किया, ‘‘अब तक सात लोगों की जान जा चुकी है। कोंकण में कुछ नदियों का जलस्तर खतरनाक स्तर तक पहुंच गया है और जलगांव में भारी नुकसान हुआ है।’’ उन्होंने कहा, ‘‘अलमाटी बांध पर कर्नाटक सरकार के साथ लगातार समन्वय जारी है..।’’ फडणवीस ने कहा कि उन्होंने मंत्रालय स्थित राज्य आपातकालीन परिचालन केंद्र में राज्य भर में वर्षा की स्थिति की समीक्षा की। उन्होंने कहा, ‘‘रत्नागिरी, रायगढ़ और हिंगोली में भारी बारिश दर्ज की गई है। मौसम विभाग ने 17-21 अगस्त तक भारी बारिश की चेतावनी दी है और पूरी तरह सतर्क रहने के निर्देश दिए गए हैं।’’ उन्होंने बताया कि छत्रपति संभाजीनगर मंडल में 800 गांव भारी बारिश से प्रभावित हैं। विदर्भ में लगभग दो लाख हेक्टेयर से ज़्यादा फसल बर्बाद होने की खबर है। फडणवीस ने कहा, ‘‘मुंबई में आठ घंटों में 170 मिलीमीटर बारिश हुई। यहां 14 जगहों पर जलभराव हुआ, लेकिन केवल दो जगहों पर यातायात बाधित हुआ। रेलवे और मेट्रो सेवाओं का परिचालन सुचारू हैं। अगले 10-12 घंटे बेहद अहम हैं। स्थानीय निकायों को अवकाश घोषित करने का अधिकार दिया गया है।’’ फडणवीस ने इससे पहले संवाददाताओं को बताया था कि मुंबई से करीब 600 किलोमीटर दूर नांदेड़ जिले के मुखेड़ तालुका से पांच लोग लापता बताए गए हैं। उन्होंने कहा कि तालुका में स्थित महाराष्ट्र और तेलंगाना के बीच अंतर-राज्यीय सिंचाई परियोजना लेंडी बांध के जल स्तर में उल्लेखनीय वृद्धि हुई है, जबकि लातूर, उदगीर और पड़ोसी कर्नाटक से बड़ी मात्रा में पानी इस क्षेत्र में छोड़ा जा रहा है। नांदेड़ के जिलाधिकारी राहुल कर्डिले ने ‘पीटीआई-भाषा’ को बताया कि जिला प्रशासन ने बाढ़ में फंसे लोगों को बचाने के लिए सैन्य दल को बुलाया है। उन्होंने बताया कि राज्य आपदा मोचन बल (एसडीआरएफ) ने रविवार को भारी बारिश के बीच मुखेड़ तालुका के रावनगांव और हसनाल गांवों में फंसे 21 लोगों को बचाया। अधिकारियों ने सोमवार को बताया कि महाराष्ट्र के मराठवाड़ा क्षेत्र के सात जिलों में पिछले पांच दिनों में छह लोगों की मौत हो गई, जबकि 205 पशुधन की हानि हुई है। मुंबई में भारी बारिश के कारण निचले इलाके जलमग्न हो जाने के बीच शिवसेना (उबाठा) नेता आदित्य ठाकरे ने सोमवार को आरोप लगाया कि एक घोटाले के कारण सड़कें खराब हो गई हैं और उन्होंने स्थिति से निपटने में बीएमसी की तैयारियों पर सवाल उठाये। ठाकरे ने सोशल मीडिया मंच ‘एक्स’ पर एक पोस्ट में कहा कि चुनाव नहीं हो पाने के कारण पिछले तीन सालों से बृहन्मुंबई नगर निगम (बीएमसी) पर राज्य सरकार का नियंत्रण है। यहां कोई निर्वाचित प्रतिनिधि नहीं है, लेकिन चुनाव न होने का मतलब जवाबदेही का अभाव भी है। भाषा यासिर सुरेश सुरेश यह खबर ‘भाषा’ न्यूज़ एजेंसी से ‘ऑटो-फीड’ द्वारा ली गई है. इसके कंटेंट के लिए दिप्रिंट जिम्मेदार नहीं है.</w:t>
-      </w:r>
-    </w:p>
-    <w:p>
-      <w:pPr>
-        <w:pStyle w:val="Heading3"/>
-      </w:pPr>
-      <w:r>
-        <w:rPr/>
-        <w:t>Article 252</w:t>
-      </w:r>
-    </w:p>
-    <w:p>
-      <w:pPr>
-        <w:pStyle w:val="Normal"/>
-      </w:pPr>
-      <w:r>
-        <w:rPr/>
-        <w:t>Title: 'Third Mumbai' to boost metropolitan region development: Fadnavis</w:t>
-      </w:r>
-    </w:p>
-    <w:p>
-      <w:pPr>
-        <w:pStyle w:val="Normal"/>
-      </w:pPr>
-      <w:r>
-        <w:rPr/>
-        <w:t xml:space="preserve">URL: </w:t>
-      </w:r>
-      <w:r>
-        <w:t xml:space="preserve"> https://www.millenniumpost.in/nation/third-mumbai-to-boost-metropolitan-region-development-fadnavis-623625</w:t>
-      </w:r>
-    </w:p>
-    <w:p>
-      <w:pPr>
-        <w:pStyle w:val="Normal"/>
-      </w:pPr>
-      <w:r>
-        <w:rPr/>
-        <w:t>Content: Mumbai: Maharashtra Chief Minister Devendra Fadnavis has said his government is developing 'Third Mumbai' in neighbouring Raigad district to boost development in the Mumbai Metropolitan Region (MMR). This would mark a new chapter in the state's economic growth, Fadnavis said on Monday at the inauguration of the expanded office of global investment banking giant Goldman Sachs in Worli area here. The CM also held discussions with investors during the event. "The opening of Goldman Sachs' new facility is a matter of pride for the state. It reaffirms Maharashtra's skilled workforce, robust markets, and investor-friendly environment. This also underlines the state's leadership in the financial sector," he noted. "The state government is committed to development and is working with the private sector to build 'Third Mumbai'. The new city will host centres of international universities and will play a crucial role in the economic growth of both Mumbai and Maharashtra. The project will include medical colleges, innovation hubs, and research facilities," the CM said. Research in areas like quantum computing and AI-based systems will be a key feature, he added. Fadnavis assured that connectivity between Mumbai and 'Third Mumbai' would be seamless, supported by infrastructure projects like the Coastal Road, Atal Setu and the ongoing Worli-Sewri Link Road. Appealing to private investors to take an initiative in the development of the new city, the CM said, "Good development happens through public-private partnerships. All necessary clearances for incoming investors will be fast-tracked at the government level. Maharashtra is an investor-friendly state. We are continuously improving our ease-of-doing-business rankings." The state is ensuring no obstacles come in the way of investors, and if any issues arise, they are resolved promptly, he said. Kevin Sneader, president of Goldman Sachs, said opportunities in the Indian market are of great significance to the firm. Goldman Sachs India CEO Sanjay Chatterjee said the new office marks a milestone in the company's journey in India, adding the design of the new space focuses on collaboration, innovation, and employee well-being. A statement from the CM's Office said Goldman Sachs began its services in India in the 1980s and established full ownership presence in Mumbai in 2006. It currently offers investment banking, equity sales and trading, fixed income securities, asset management, and research services, the statement said. © Copyrights 2022. All rights reserved. Powered By Hocalwire</w:t>
-      </w:r>
-    </w:p>
-    <w:p>
-      <w:pPr>
-        <w:pStyle w:val="Heading3"/>
-      </w:pPr>
-      <w:r>
-        <w:rPr/>
-        <w:t>Article 253</w:t>
-      </w:r>
-    </w:p>
-    <w:p>
-      <w:pPr>
-        <w:pStyle w:val="Normal"/>
-      </w:pPr>
-      <w:r>
-        <w:rPr/>
-        <w:t>Title: Maha govt signs MoUs worth Rs 42,000 crore and creation of 28,000 jobs</w:t>
-      </w:r>
-    </w:p>
-    <w:p>
-      <w:pPr>
-        <w:pStyle w:val="Normal"/>
-      </w:pPr>
-      <w:r>
-        <w:rPr/>
-        <w:t xml:space="preserve">URL: </w:t>
-      </w:r>
-      <w:r>
-        <w:t xml:space="preserve"> https://www.thehawk.in/news/states-and-uts/maharashtra/maha-govt-signs-mous-worth-rs-42000-crore-and-creation-of-28000-jobs</w:t>
-      </w:r>
-    </w:p>
-    <w:p>
-      <w:pPr>
-        <w:pStyle w:val="Normal"/>
-      </w:pPr>
-      <w:r>
-        <w:rPr/>
-        <w:t>Content: Mumbai: The Maharashtra government signed 10 MoUs on Tuesday, worth Rs 42,000 crore, for solar industry projects, data centres, logistics, and real estate. The proposed investment is expected to create more than 28,000 jobs. These MoUs were signed in the presence of Chief Minister Devendra Fadnavis. “Maharashtra is emerging as the ‘Data Centre Capital’ and ‘Solar Energy Integration Capital’. Many companies are coming into this sector, and a big revolution is also going to happen in the manufacturing sector. The strategic agreement signed with the UK has opened new doors, and more investment is coming into India. This is a sign of the trust of investors and Prime Minister Narendra Modi in his leadership. Today, eight important Memoranda of Understanding (MoUs) and two strategic agreements have been signed for various investments, which will attract an investment of Rs 42,000 crore in the state and create more than 28,000 jobs,” said the Chief Minister. Fadnavis said that the investors have shown a very strong and positive commitment. “The entire government team will work with the investors from start to finish to ensure smooth investment in Maharashtra. The Hyperloop project is also gaining momentum, and now this project has moved forward again due to IIT Mumbai and IIT Madras,” he added. He said that the Hyperloop project will bring about a radical change in the logistics, transport and mobility sector, not only in the state but also in the entire country. The government inked another MoU for an investment of Rs 10,900 crore for the production of solar panels, which will create 8,308 jobs. While another MoU was signed with an investment of Rs 2,508 crore for the establishment of a data centre, to generate 1,000 jobs. Another MoU for the data centre sector with investment of Rs 2,564 crore, which will create another 1100 jobs, has also been signed. The state has also signed another MoU worth Rs 4300 crore for the steel industry, which will create another 1500 jobs, while also signing another MoU with another private firm worth Rs 4846 crore for a data centre, to create 2050 jobs. Furthermore, an MoU worth Rs 575 crore has also been signed in the industrial equipment sector, to create 3400 jobs. With another private firm, an MoU for investment of Rs 4700 crore in the green energy sector, to create 2,500 jobs has been signed. and Prestige Estate Project Ltd for investment of Investment agreement worth Rs 12500 crore for setting up a Data centre, logistics centre and also in the real estate sector development worth 12500 crore has been signed between another private firm and the state government, which will create 8700 jobs. In addition, an MoU has also been signed to collaborate in attracting UK and European investments in Maharashtra, and an agreement has been signed to set up a state-of-the-art transportation system at JNPT and Vadhavan Port. --IANS</w:t>
-      </w:r>
-    </w:p>
-    <w:p>
-      <w:pPr>
-        <w:pStyle w:val="Heading3"/>
-      </w:pPr>
-      <w:r>
-        <w:rPr/>
-        <w:t>Article 254</w:t>
-      </w:r>
-    </w:p>
-    <w:p>
-      <w:pPr>
-        <w:pStyle w:val="Normal"/>
-      </w:pPr>
-      <w:r>
-        <w:rPr/>
-        <w:t>Title: NCP (SP) targets Maha minister over Rs 5,000 cr scam in Navi Mumbai’s CIDCO land; demands his resignation</w:t>
-      </w:r>
-    </w:p>
-    <w:p>
-      <w:pPr>
-        <w:pStyle w:val="Normal"/>
-      </w:pPr>
-      <w:r>
-        <w:rPr/>
-        <w:t xml:space="preserve">URL: </w:t>
-      </w:r>
-      <w:r>
-        <w:t xml:space="preserve"> https://www.sakshipost.com/news/ncp-sp-targets-maha-minister-over-rs-5000-cr-scam-navi-mumbai-s-cidco-land-demands-his</w:t>
-      </w:r>
-    </w:p>
-    <w:p>
-      <w:pPr>
-        <w:pStyle w:val="Normal"/>
-      </w:pPr>
-      <w:r>
-        <w:rPr/>
-        <w:t>Content: Mumbai, Aug 18 (IANS) NCP (SP) legislator Rohit Pawar on Monday alleged that the social justice minister and Shiv Sena leader Sanjay Shirsat is involved in a corruption worth Rs 5,000 crore as during his tenure as the chairman of state undertaking City and Industrial Development Corporation (CIDCO) gave 15 acre of land to one Bivalkar family in Navi Mumbai and betrayed the local landowners. He has demanded Minister Sirsat’s resignation and appealed to the Chief Minister Devendra Fadnavis to form a special task force headed by a retired judge to probe this scam. Sirsat held the post of CIDCO chairman during the tenure of the Chief Minister Eknath Shinde. Rohit Pawar’s move to target the minister Sirsat comes days after Shiv Sena (UBT) MP Sanjay Raut shared a video of of the latter purportedly showing him in possession of a big bag full of cash at his home, suggesting that Prime Minister Narendra Modi, Union Home Minister Amit Shah and Chief Minister Devendra Fadnavis should take a note of it. “The Bivalkar family’s proposal was rejected for years on account of every law, rule and judgment. But in the first meeting after becoming the CIDCO chairman, Sanjay Shirsat set aside all the rules and decided to give the 15 acres of land to the Bivalkar family. The market value of this land is about Rs 5,000 crore, and CIDCO could have built about 10,000 houses for the poor on this land,” said Rohit Pawar. Vijay Singhal, vice-chairman and managing director of CIDCO and Minister Shirsat did not reply despite attempts to reach them over the phone and message. According to Rohit Pawar, the story dates back to the British era when the Bivalkar family was awarded more than 4,000 acres of land for helping the British against the Maratha Empire in 15 villages of the present-day Roha, Panvel, Alibaug, Uran tehsils. “By claiming it as a personal gift, the lands were first saved from the Bombay Personal Inams Abolition Act, 1952 and later, before the land ceiling act in 1961, registering lands as reserved forest. However, in 1975, the Maharashtra Private Forest Acquisition Act came, under which their entire land went to the government. In 1985, the Bivalkar family objected to the Private Forest Acquisition Act, which the collector rejected in 1989. In 1990, they went to the High Court. In 2010, another appeal was filed, which was clubbed. In October 2014, the High Court ruled in favour of the Bivalkar family. After coming to know about it in 2015, the government appealed in the Supreme Court and the order was stayed,” he said. Following the scheme for Project Affected Persons (PAPs) of CIDCO, the family applied in 1993 for benefits under the 12.5 per cent scheme, as 150 acres of land with collector and court of wards was acquired by CIDCO. In 1994, CIDCO rejected this application. In 1995, 2010, and 2023, CIDCO rejected the application, said Rohit Pawar. “Despite CIDCO reports against giving 12.5 per cent land to the family, Sanjay Shirsat cleared the file in his first meeting as CIDCO chairman, whereby giving 61,000 square meters of land with a market value of Rs 5000 crore and a tripartite agreement on 8000 square meters of land has already been signed,” Rohit Pawar alleged. Meanwhile, the NCP (SP) will hold a protest led by the party’s state unit chief, Shashikant Shinde, on Wednesday at the CIDCO office. Disclaimer: This story has not been edited by the Sakshi Post team and is auto-generated from syndicated feed. Read More: News | Politics | Entertainment | Lifestyle | Sports | Photos | Videos | Tech | Live TV | e-Paper | Education | Sakshi | Y.S.R | About Us | Contact Us | Privacy Policy | Media Kit | SakshiTV Complaint Redressal © Copyright Sakshi Post 2025 All rights reserved. Powered by Yodasoft Technologies Pvt Ltd</w:t>
+        <w:t xml:space="preserve"> https://www.lokmattimes.com/national/maha-cm-asks-agencies-to-be-on-alert-mode-after-heavy-rainfall-and-flash-floods/</w:t>
+      </w:r>
+    </w:p>
+    <w:p>
+      <w:pPr>
+        <w:pStyle w:val="Normal"/>
+      </w:pPr>
+      <w:r>
+        <w:rPr/>
+        <w:t>Content: Marathi | Hindi FOLLOW US : City By IANS | Updated: August 18, 2025 17:50 IST2025-08-18T17:41:45+5:302025-08-18T17:50:12+5:30 Mumbai, Aug 18 Maharashtra Chief Minister Devendra Fadnavis on Monday reviewed the rainfall situation across the state at the State Emergency Operation Centre in Mantralaya and asked all agencies to be on alert mode. CM Fadnavis, who was accompanied by the minister of disaster management, Girish Mahajan and Minister of Information Technology Ashish Shelar, told reporters that seven people have died in various incidents in the state in the last two days due to heavy rains and flash floods.Some rivers in Konkan have crossed the danger levels, and there has been major damage in Jalgaon.He said that the government has been in continuous communication with the Karnataka government regarding water levels in the Almatti dam and the discharge of water. Although there is no danger at present, he has ordered the administration to be on alert. The situation in Mukhed from Nanded district has been under control, and special attention has been given to Vishnupuri.According to the Chief Minister, 800 villages in Chhatrapati Sambhajinagar division have been affected. The administration is on alert in South Gadchiroli. The situation is returning to normal in Akola, Chandur Railway, Mehkar and Washim.According to preliminary estimates, crops have been damaged in an area of 2 lakh hectares in Vidarbha.“Mumbai has received 170 mm of rain in just eight hours since this morning. Traffic was affected at some places in the city due to waterlogging. Railways, metro and other transport are running smoothly. The next 10 to 12 hours are very important for Mumbai,” said the Chief Minister.He added that the local administration and municipalities have been given delegated powers to declare holidays for schools, keeping in mind the weather forecast for tomorrow.In the meeting, the Divisional Commissioners presented information about the rainfall in their respective divisions. Ratnagiri, Raigad and Hingoli districts have received more rainfall, and the Meteorological Department has warned of heavy rainfall between August 17 and 21.Therefore, the Chief Minister ordered the administration to be alert for the next few days, said the government release.He also appealed to the citizens to mention the exact time while sending SMS alerts, take the alerts seriously and take care of themselves. He clarified that there is no need to approach the Mantralaya for urgent help, as the funds and powers have been given at the local level.He said that the administration has been asked to provide assistance for house collapses and to conduct Panchnamas properly. He also instructed the administration to stay in constant touch with other states before the danger level of rivers increases.The Chief Minister asked the police to remain alert, especially at the tourist places, and the government machinery should be operational in advance in landslide areas, and adequate facilities of food, clean water and clothing should be provided at the shelter centres.Disclaimer: This post has been auto-published from an agency feed without any modifications to the text and has not been reviewed by an editorOpen in app CM Fadnavis, who was accompanied by the minister of disaster management, Girish Mahajan and Minister of Information Technology Ashish Shelar, told reporters that seven people have died in various incidents in the state in the last two days due to heavy rains and flash floods. Some rivers in Konkan have crossed the danger levels, and there has been major damage in Jalgaon. He said that the government has been in continuous communication with the Karnataka government regarding water levels in the Almatti dam and the discharge of water. Although there is no danger at present, he has ordered the administration to be on alert. The situation in Mukhed from Nanded district has been under control, and special attention has been given to Vishnupuri. According to the Chief Minister, 800 villages in Chhatrapati Sambhajinagar division have been affected. The administration is on alert in South Gadchiroli. The situation is returning to normal in Akola, Chandur Railway, Mehkar and Washim. According to preliminary estimates, crops have been damaged in an area of 2 lakh hectares in Vidarbha. “Mumbai has received 170 mm of rain in just eight hours since this morning. Traffic was affected at some places in the city due to waterlogging. Railways, metro and other transport are running smoothly. The next 10 to 12 hours are very important for Mumbai,” said the Chief Minister. He added that the local administration and municipalities have been given delegated powers to declare holidays for schools, keeping in mind the weather forecast for tomorrow. In the meeting, the Divisional Commissioners presented information about the rainfall in their respective divisions. Ratnagiri, Raigad and Hingoli districts have received more rainfall, and the Meteorological Department has warned of heavy rainfall between August 17 and 21. Therefore, the Chief Minister ordered the administration to be alert for the next few days, said the government release. He also appealed to the citizens to mention the exact time while sending SMS alerts, take the alerts seriously and take care of themselves. He clarified that there is no need to approach the Mantralaya for urgent help, as the funds and powers have been given at the local level. He said that the administration has been asked to provide assistance for house collapses and to conduct Panchnamas properly. He also instructed the administration to stay in constant touch with other states before the danger level of rivers increases. The Chief Minister asked the police to remain alert, especially at the tourist places, and the government machinery should be operational in advance in landslide areas, and adequate facilities of food, clean water and clothing should be provided at the shelter centres. Disclaimer: This post has been auto-published from an agency feed without any modifications to the text and has not been reviewed by an editor FOLLOW US : Copyright ©2025 Lokmat Media Pvt Ltd</w:t>
       </w:r>
     </w:p>
     <w:sectPr>

--- a/Output/Devendra Fadnavis/Devendra Fadnavis_chunk_2.docx
+++ b/Output/Devendra Fadnavis/Devendra Fadnavis_chunk_2.docx
@@ -8,6 +8,396 @@
       </w:pPr>
       <w:r>
         <w:rPr/>
+        <w:t>Article 116</w:t>
+      </w:r>
+    </w:p>
+    <w:p>
+      <w:pPr>
+        <w:pStyle w:val="Normal"/>
+      </w:pPr>
+      <w:r>
+        <w:rPr/>
+        <w:t>Title: CM फडणवीस ने खेला ‘मराठी अस्मिता’ का दांव, उपराष्ट्रपति चुनाव में उद्धव-पवार पर बना दबाव</w:t>
+      </w:r>
+    </w:p>
+    <w:p>
+      <w:pPr>
+        <w:pStyle w:val="Normal"/>
+      </w:pPr>
+      <w:r>
+        <w:rPr/>
+        <w:t xml:space="preserve">URL: </w:t>
+      </w:r>
+      <w:r>
+        <w:t xml:space="preserve"> https://navbharatlive.com/maharashtra/political-battle-over-nda-candidate-radhakrishnan-cm-fadnavis-seeks-support-from-uddhav-thackeray-and-sharad-pawar-1321873.html/amp</w:t>
+      </w:r>
+    </w:p>
+    <w:p>
+      <w:pPr>
+        <w:pStyle w:val="Normal"/>
+      </w:pPr>
+      <w:r>
+        <w:rPr/>
+        <w:t>Content: सीएम फडणवीस, उद्धव ठाकरे, शरद पवार (pic credit; social media) Maharashtra Politics: उपराष्ट्रपति चुनाव को लेकर महाराष्ट्र में सियासत गरमा गई है। भारतीय जनता पार्टी (भाजपा) ने राष्ट्रीय जनतांत्रिक गठबंधन (एनडीए) की ओर से महाराष्ट्र के राज्यपाल सी.पी. राधाकृष्णन को उम्मीदवार घोषित किया है। तमिलनाडु से ताल्लुक रखने वाले राधाकृष्णन सोमवार (18 अगस्त) को दिल्ली पहुंचे और प्रधानमंत्री नरेंद्र मोदी से मुलाकात की। इस बीच महाराष्ट्र के मुख्यमंत्री देवेंद्र फडणवीस ने चुनावी जंग में ‘मराठी अस्मिता’ का दांव चल दिया है। उन्होंने राज्य के सभी सांसदों से अपील की कि वे राधाकृष्णन की उम्मीदवारी का समर्थन करें। फडणवीस ने कहा कि शिवसेना (यूबीटी) और एनसीपी (एसपी) जैसी पार्टियां जब-तब महाराष्ट्र की अस्मिता की बात करती हैं, तो अब उन्हें भी इस उम्मीदवार के समर्थन में आगे आना चाहिए। सीएम फडणवीस ने दावा किया कि राधाकृष्णन केवल महाराष्ट्र के राज्यपाल ही नहीं बल्कि मुंबई में पंजीकृत मतदाता भी हैं। उन्होंने कहा, “भले ही राधाकृष्णन का मूल निवास तमिलनाडु में है, लेकिन वे मुंबई में वोट डालते हैं। पिछले विधानसभा चुनाव में उन्होंने मुंबई से ही मतदान किया था। यह महाराष्ट्र के लिए गर्व की बात है कि देश के सर्वोच्च संवैधानिक पदों में से एक पर यहां के मतदाता को उम्मीदवार बनाया गया है।” यह भी पढ़ें- दिल्ली की राजनीति में महाराष्ट्र की गूंज, CP राधाकृष्णन होंगे NDA के उपराष्ट्रपति दावेदार मुख्यमंत्री ने स्पष्ट किया कि नामांकन दाखिल करते समय राधाकृष्णन इस तथ्य का उल्लेख भी करेंगे। यही वजह है कि उन्होंने विपक्षी नेताओं उद्धव ठाकरे और शरद पवार से समर्थन की अपील की है। उपराष्ट्रपति चुनाव में निर्वाचन मंडल में लोकसभा और राज्यसभा के सभी सांसद शामिल होते हैं। वर्तमान में निर्वाचन मंडल की कुल संख्या 781 है, जिसमें बहुमत का आंकड़ा 391 है। एनडीए के पास पहले से ही लगभग 422 सांसदों का समर्थन मौजूद है। ऐसे में विपक्ष चाहे तो उम्मीदवार उतार सकता है, लेकिन राधाकृष्णन की जीत लगभग तय मानी जा रही है। शिवसेना (यूबीटी) के पास लोकसभा में नौ और राज्यसभा में दो सांसद हैं, जबकि एनसीपी (एसपी) के पास लोकसभा में 10 और राज्यसभा में दो सांसद हैं। इनकी संख्या नतीजे को प्रभावित करने में सक्षम नहीं है, लेकिन राजनीतिक संदेश और ‘मराठी अस्मिता’ का मुद्दा इसे खास बना देता है। जगदीप धनखड़ के अचानक इस्तीफे के बाद उपराष्ट्रपति का पद खाली हुआ है। निर्वाचन आयोग ने इस पद के लिए 9 सितंबर को मतदान की घोषणा की है। भाजपा और एनडीए पहले ही इसे औपचारिक मुकाबला मान रहे हैं। अब निगाहें इस बात पर टिकी हैं कि उद्धव ठाकरे और शरद पवार फडणवीस की अपील को किस तरह लेते हैं—क्या वे ‘मराठी अस्मिता’ के नाम पर समर्थन देंगे या फिर विपक्षी एकजुटता बनाए रखेंगे। Follow Us On © Copyright Navbharatlive 2025 All rights reserved.</w:t>
+      </w:r>
+    </w:p>
+    <w:p>
+      <w:pPr>
+        <w:pStyle w:val="Heading3"/>
+      </w:pPr>
+      <w:r>
+        <w:rPr/>
+        <w:t>Article 117</w:t>
+      </w:r>
+    </w:p>
+    <w:p>
+      <w:pPr>
+        <w:pStyle w:val="Normal"/>
+      </w:pPr>
+      <w:r>
+        <w:rPr/>
+        <w:t>Title: Mumbai News: चव्हाण ने कहा - श्रमिकों की एक साल में दो बार होगी वेतन वृद्धि</w:t>
+      </w:r>
+    </w:p>
+    <w:p>
+      <w:pPr>
+        <w:pStyle w:val="Normal"/>
+      </w:pPr>
+      <w:r>
+        <w:rPr/>
+        <w:t xml:space="preserve">URL: </w:t>
+      </w:r>
+      <w:r>
+        <w:t xml:space="preserve"> https://www.bhaskarhindi.com/city/mumbai/mumbai-news-chavan-said-workers-will-get-salary-hike-twice-in-a-year-1174137</w:t>
+      </w:r>
+    </w:p>
+    <w:p>
+      <w:pPr>
+        <w:pStyle w:val="Normal"/>
+      </w:pPr>
+      <w:r>
+        <w:rPr/>
+        <w:t>Content: Download App from Mumbai News. प्रदेश भाजपा अध्यक्ष रवींद्र चव्हाण ने कहा कि प्रधानमंत्री नरेंद्र मोदी ने श्रमिकों के कल्याण के बारे में सोचकर संबंधित कानून में बदलाव किया है। केंद्रीय वेतन अधिनियम सभी श्रमिकों पर लागू होगा। इससे श्रमिकों की प्रत्येक वर्ष में दो बार वेतन वृद्धि हो सकेगी। इसलिए श्रमिकों को भी अच्छी सेवा प्रदान करने पर ध्यान देना चाहिए। सोमवार को चव्हाण की मौजूदगी में मनसे के कामगार संगठन के कई पदाधिकारी भाजपा में शामिल हुए हैं। प्रदेश भाजपा कार्यक्रम में आयोजित कार्यक्रम में मनसे के कामगार संगठन के नीलेश कोलेकर, संजय गुणके, दत्ता भोसले, विवेकानंद कांबले, महेंद्र पांडे, रत्नाकर गांधी, राजेंद्र धूमल, वैभव कोकेरे, विनोद कांबले, लक्ष्मण चौगुले, प्रवीण पांडे समेत अन्य पदाधिकारी मौजूद थे। चव्हाण ने कहा कि मुख्यमंत्री देवेंद्र फडणवीस के नेतृत्व पर विश्वास जताते हुए मनसे कामगार संगठन के कई पदाधिकारी भाजपा में शामिल हुए हैं। मनसे को छोड़कर भाजपा में आए पदाधिकारियों का विश्वास नहीं टूटने देंगे। Created On : 18 Aug 2025 9:38 PM IST</w:t>
+      </w:r>
+    </w:p>
+    <w:p>
+      <w:pPr>
+        <w:pStyle w:val="Heading3"/>
+      </w:pPr>
+      <w:r>
+        <w:rPr/>
+        <w:t>Article 118</w:t>
+      </w:r>
+    </w:p>
+    <w:p>
+      <w:pPr>
+        <w:pStyle w:val="Normal"/>
+      </w:pPr>
+      <w:r>
+        <w:rPr/>
+        <w:t>Title: नांदेड़ में भारी बारिश के कारण पांच लोग लापता, कई व्यक्ति फंसे : मुख्यमंत्री फडणवीस</w:t>
+      </w:r>
+    </w:p>
+    <w:p>
+      <w:pPr>
+        <w:pStyle w:val="Normal"/>
+      </w:pPr>
+      <w:r>
+        <w:rPr/>
+        <w:t xml:space="preserve">URL: </w:t>
+      </w:r>
+      <w:r>
+        <w:t xml:space="preserve"> https://www.ibc24.in/maharashtra/five-people-missing-several-stranded-due-to-heavy-rains-in-nanded-cm-fadnavis-3212983.html</w:t>
+      </w:r>
+    </w:p>
+    <w:p>
+      <w:pPr>
+        <w:pStyle w:val="Normal"/>
+      </w:pPr>
+      <w:r>
+        <w:rPr/>
+        <w:t>Content: सवाल आपका है Home / Maharashtra / Five people missing, several stranded due to heavy rains in Nanded: CM Fadnavis मुंबई, 18 अगस्त (भाषा) महाराष्ट्र के मुख्यमंत्री देवेंद्र फडणवीस ने सोमवार को बताया कि नांदेड़ जिले के मुखेड तालुका में भारी बारिश के कारण पांच लोग लापता हैं और कई अन्य व्यक्ति फंसे हुए हैं। मुख्यमंत्री ने बताया कि मुंबई से 600 किलोमीटर से अधिक दूर तालुका में स्थित लेंडी बांध के जलस्तर में उल्लेखनीय वृद्धि हुई है, जबकि लातूर, उदगीर और पड़ोसी कर्नाटक से बड़ी मात्रा में इस क्षेत्र में पानी छोड़ा जा रहा है। लेंडी बांध महाराष्ट्र और तेलंगाना के बीच एक अंतरराज्यीय सिंचाई परियोजना है। फडणवीस ने सोशल मीडिया मंच ‘एक्स’ पर एक पोस्ट में कहा, ‘‘कल यहां लगभग 206 मिमी बारिश हुई। परिणामस्वरूप, रावणगांव, भसवाडी, भिंगेली और हसनाल में दैनिक जीवन प्रभावित हुआ है। मुखेड तालुका के रावणगांव में बाढ़ के पानी में 225 लोग फंसे हुए है। वहीं, फंसे हुए कुछ लोगों को सुरक्षित स्थानों पर पहुंचाया गया है। शेष नागरिकों को सुरक्षित स्थानों पर पहुंचाने के प्रयास जारी हैं।’’ मुख्यमंत्री ने बताया कि हसनाल में आठ नागरिकों को बचा लिया गया है, जबकि भसवाडी में 20 लोग फंसे हुए हैं, हालांकि वे सुरक्षित हैं। वहीं, भिंगेली में 40 व्यक्ति फंसे हुए हैं और वे भी सुरक्षित हैं। उन्होंने बताया कि पांच लोग लापता हैं और उनकी तलाश की जा रही है। मुख्यमंत्री ने कहा कि वह नांदेड़, लातूर और बीदर (कर्नाटक) के जिलाधिकारियों के साथ लगातार संपर्क में हैं और सभी अधिकारी राहत एवं बचाव कार्यों के लिए एक-दूसरे के साथ समन्वय कर रहे हैं। मुख्यमंत्री ने दोपहर को मंत्रालय नियंत्रण कक्ष से राज्य भर में बाढ़ और बारिश की स्थिति की समीक्षा की। उन्होंने कहा, ‘‘राष्ट्रीय आपदा मोचन बल (एनडीआरएफ) की एक टीम, एक सैन्य इकाई और एक पुलिस दल समन्वय के साथ राहत एवं बचाव कार्यों में लगे हुए हैं। छत्रपति संभाजीनगर से एक सैन्य इकाई भी भेजी गई है। स्थानीय प्रशासन को प्रभावित क्षेत्रों में रहने और लगातार समन्वय करने के निर्देश दिए गए हैं।’’ इससे पहले दिन में नांदेड़ के जिलाधिकारी राहुल कार्डिले ने ‘पीटीआई-भाषा’ को बताया कि नांदेड़ के मुखेड इलाके में 15 सदस्यों वाली सेना की एक टुकड़ी तैनात की जाएगी। उन्होंने कहा, ‘‘बांधों से पानी छोड़ा जा रहा है। मैंने पड़ोसी राज्य तेलंगाना के सिंचाई विभाग के सचिव से फोन पर बात की है और उनसे अनुरोध किया कि वे जरूरत पड़ने पर अपने अधिकार क्षेत्र में पोचम्पाद बांध से पानी छोड़ने का प्रबंध करें। राज्य आपदा प्रतिक्रिया बल (एसडीआरएफ) ने रविवार को भारी बारिश के बीच मुखेड तालुका के रावणगांव और हसनाल गांवों में फंसे 21 लोगों को बचाया।’’ भाषा प्रीति दिलीप दिलीप मुंबई, 18 अगस्त (भाषा) महाराष्ट्र के मुख्यमंत्री देवेंद्र फडणवीस ने सोमवार को बताया कि नांदेड़ जिले के मुखेड तालुका में भारी बारिश के कारण पांच लोग लापता हैं और कई अन्य व्यक्ति फंसे हुए हैं। मुख्यमंत्री ने बताया कि मुंबई से 600 किलोमीटर से अधिक दूर तालुका में स्थित लेंडी बांध के जलस्तर में उल्लेखनीय वृद्धि हुई है, जबकि लातूर, उदगीर और पड़ोसी कर्नाटक से बड़ी मात्रा में इस क्षेत्र में पानी छोड़ा जा रहा है। लेंडी बांध महाराष्ट्र और तेलंगाना के बीच एक अंतरराज्यीय सिंचाई परियोजना है। फडणवीस ने सोशल मीडिया मंच ‘एक्स’ पर एक पोस्ट में कहा, ‘‘कल यहां लगभग 206 मिमी बारिश हुई। परिणामस्वरूप, रावणगांव, भसवाडी, भिंगेली और हसनाल में दैनिक जीवन प्रभावित हुआ है। मुखेड तालुका के रावणगांव में बाढ़ के पानी में 225 लोग फंसे हुए है। वहीं, फंसे हुए कुछ लोगों को सुरक्षित स्थानों पर पहुंचाया गया है। शेष नागरिकों को सुरक्षित स्थानों पर पहुंचाने के प्रयास जारी हैं।’’ मुख्यमंत्री ने बताया कि हसनाल में आठ नागरिकों को बचा लिया गया है, जबकि भसवाडी में 20 लोग फंसे हुए हैं, हालांकि वे सुरक्षित हैं। वहीं, भिंगेली में 40 व्यक्ति फंसे हुए हैं और वे भी सुरक्षित हैं। उन्होंने बताया कि पांच लोग लापता हैं और उनकी तलाश की जा रही है। मुख्यमंत्री ने कहा कि वह नांदेड़, लातूर और बीदर (कर्नाटक) के जिलाधिकारियों के साथ लगातार संपर्क में हैं और सभी अधिकारी राहत एवं बचाव कार्यों के लिए एक-दूसरे के साथ समन्वय कर रहे हैं। मुख्यमंत्री ने दोपहर को मंत्रालय नियंत्रण कक्ष से राज्य भर में बाढ़ और बारिश की स्थिति की समीक्षा की। उन्होंने कहा, ‘‘राष्ट्रीय आपदा मोचन बल (एनडीआरएफ) की एक टीम, एक सैन्य इकाई और एक पुलिस दल समन्वय के साथ राहत एवं बचाव कार्यों में लगे हुए हैं। छत्रपति संभाजीनगर से एक सैन्य इकाई भी भेजी गई है। स्थानीय प्रशासन को प्रभावित क्षेत्रों में रहने और लगातार समन्वय करने के निर्देश दिए गए हैं।’’ इससे पहले दिन में नांदेड़ के जिलाधिकारी राहुल कार्डिले ने ‘पीटीआई-भाषा’ को बताया कि नांदेड़ के मुखेड इलाके में 15 सदस्यों वाली सेना की एक टुकड़ी तैनात की जाएगी। उन्होंने कहा, ‘‘बांधों से पानी छोड़ा जा रहा है। मैंने पड़ोसी राज्य तेलंगाना के सिंचाई विभाग के सचिव से फोन पर बात की है और उनसे अनुरोध किया कि वे जरूरत पड़ने पर अपने अधिकार क्षेत्र में पोचम्पाद बांध से पानी छोड़ने का प्रबंध करें। राज्य आपदा प्रतिक्रिया बल (एसडीआरएफ) ने रविवार को भारी बारिश के बीच मुखेड तालुका के रावणगांव और हसनाल गांवों में फंसे 21 लोगों को बचाया।’’ भाषा प्रीति दिलीप दिलीप</w:t>
+      </w:r>
+    </w:p>
+    <w:p>
+      <w:pPr>
+        <w:pStyle w:val="Heading3"/>
+      </w:pPr>
+      <w:r>
+        <w:rPr/>
+        <w:t>Article 119</w:t>
+      </w:r>
+    </w:p>
+    <w:p>
+      <w:pPr>
+        <w:pStyle w:val="Normal"/>
+      </w:pPr>
+      <w:r>
+        <w:rPr/>
+        <w:t>Title: NDA’s VP nominee CP Radhakrishnan meets PM Modi in Delhi</w:t>
+      </w:r>
+    </w:p>
+    <w:p>
+      <w:pPr>
+        <w:pStyle w:val="Normal"/>
+      </w:pPr>
+      <w:r>
+        <w:rPr/>
+        <w:t xml:space="preserve">URL: </w:t>
+      </w:r>
+      <w:r>
+        <w:t xml:space="preserve"> https://www.news9live.com/india/ndas-vp-nominee-cp-radhakrishnan-meets-pm-modi-in-delhi-2883321</w:t>
+      </w:r>
+    </w:p>
+    <w:p>
+      <w:pPr>
+        <w:pStyle w:val="Normal"/>
+      </w:pPr>
+      <w:r>
+        <w:rPr/>
+        <w:t>Content: New Delhi: CP Radhakrishnan, Maharashtra Governor and NDA’s nominee for Vice President, landed in Delhi on Monday morning and later met Prime Minister Narendra Modi. He was greeted at the airport by a group of senior ministers, including Kiren Rijiju, Pralhad Joshi, Bhupender Yadav, Ram Mohan Naidu, and Delhi CM Rekha Gupta. By evening, the BJP veteran will be introduced to NDA MPs as the ruling alliance prepares for the 9 September election. Before leaving Mumbai, Radhakrishnan visited Maharashtra Chief Minister Devendra Fadnavis. The announcement came on Sunday, when BJP president JP Nadda declared Radhakrishnan as the alliance’s choice after the party’s parliamentary board gave unanimous approval. At 68, he brings decades of political experience, having served twice in the Lok Sabha from Coimbatore and held gubernatorial posts in Jharkhand, Telangana, and Puducherry. However, CP Radhakrishna’s nomination was not welcomed by everyone. The Congress dismissed the nomination, labelling him “another RSS man.” INDIA bloc leaders argued that the ruling party had once again leaned on its Sangh Parivar roots to fill a top constitutional role. Both the Congress and Trinamool Congress underlined his RSS background, while the NDA countered that Radhakrishnan is widely respected as a soft-spoken, consensus-driven figure. Meanwhile, INDIA bloc is still deliberating on a “consensus” candidate to field in the Vice Presidential elections. Chandrapuram Ponnusamy Radhakrishnan is the 24th Governor of Maharashtra, a role he assumed in July 2024. Before that, he served in Jharkhand from February 2023 to July 2024, with additional charge of Telangana and Puducherry. His party colleagues recall his beginnings as a swayamsevak in the 1970s. Over the years, he climbed the ranks, eventually heading the Tamil Nadu BJP in 2004. A keen sportsman in his youth, he played table tennis and ran long-distance races. In political circles, he is sometimes called the “Vajpayee of Coimbatore”, a reference to his ability to win trust across party lines. He remains the only BJP leader from Tamil Nadu to win the Lok Sabha seat twice, in 1998 and 1999. Click for more latest India news. Also get top headlines and latest news from India and around the world at News9. Rajeshwari is a news junkie and passionate environmentalist who writes about climate change, wildlife, geopolitics, and their fascinating intersections. When not crafting thought-provoking pieces, she enjoys immersing herself in soulful music with a book in hand, driven by curiosity and love for the planet.</w:t>
+      </w:r>
+    </w:p>
+    <w:p>
+      <w:pPr>
+        <w:pStyle w:val="Heading3"/>
+      </w:pPr>
+      <w:r>
+        <w:rPr/>
+        <w:t>Article 120</w:t>
+      </w:r>
+    </w:p>
+    <w:p>
+      <w:pPr>
+        <w:pStyle w:val="Normal"/>
+      </w:pPr>
+      <w:r>
+        <w:rPr/>
+        <w:t>Title: राष्ट्रवादीचे प्रशांत यादव यांचा आज भाजप प्रवेश</w:t>
+      </w:r>
+    </w:p>
+    <w:p>
+      <w:pPr>
+        <w:pStyle w:val="Normal"/>
+      </w:pPr>
+      <w:r>
+        <w:rPr/>
+        <w:t xml:space="preserve">URL: </w:t>
+      </w:r>
+      <w:r>
+        <w:t xml:space="preserve"> https://pudhari.news/maharashtra/kokan/ratnagiri/ncp-prashant-yadav-joins-bjp-today-dc95</w:t>
+      </w:r>
+    </w:p>
+    <w:p>
+      <w:pPr>
+        <w:pStyle w:val="Normal"/>
+      </w:pPr>
+      <w:r>
+        <w:rPr/>
+        <w:t>Content: चिपळूण ः राष्ट्रवादी काँग्रेस शरद पवार पक्षाचे प्रदेश सरचिटणीस व चिपळूण संगमेश्वर विधानसभा मतदारसंघात निवडणूक लढवून 90 हजार मते घेतलेले प्रशांत यादव यांचा आज भाजपात प्रवेश होणार आहे. मुंबईत नरिमन पॉइंट येथील भाजप कार्यासात दुपारी 3 वाजता मुख्यमंत्री देवेंद्र फडणवीस, प्रदेशाध्यक्ष आमदार रविंद्र चव्हाण यांच्या उपस्थितीत हा प्रवेश होणार आहे. यावेळी खासदार नारायण राणे, मस्य व बंदर विकास मंत्री नितेश राणे आदी मान्यवर उपस्थित राहणार आहेत. यावेळी चिपळूण संगमेश्वर विधानसभा मतदारसंघातून राष्ट्रवादी काँग्रेस शरद पवार पक्षाचे अनेक पदाधिकारी, कार्यकर्ते भाजपमध्ये प्रवेश करणार आहेत. विशेष म्हणजे अनेक मुस्लीम कार्यकर्ते देखील यावेळी प्रशांत यादव यांच्या नेतृत्वाखाली भाजपात दाखल होणार आहेत. खेर्डीचे सरपंच म्हणून प्रशांत यादव यांची सुरू झालेली राजकीय कारकिर्द आता चिपळूण मतदारसंघाचे नेते म्हणून पुढे आली. महायुतीचे आमदार शेखर निकम यांच्या विरोधात लढताना यादव यांनी 90 हजार मते घेतली. केवळ 6 हजार 800 मतांनी त्यांचा पराभव झाला. मात्र, आता ते सत्ताधारी पक्ष असलेल्या भाजपामध्ये प्रवेश करीत आहेत. त्यामुळे ते महायुतीतील महत्वाच्या पक्षात सामील होत असून त्यांना भाजपात मोठे पद मिळण्याची शक्यता आहे. रत्नागिरी जिल्ह्लासाठी भाजपला नव्या नेतृत्वाची गरज आहे. यामुळे यादव यांच्या पक्षप्रवेशाला अधिक महत्व आले आहे. आगामी स्थानिक स्वराज्य संस्थांच्या निवडणूकांच्या पार्श्वभूमीवर हा प्रवेश महत्वाचा मानला जात आहे. विकास कामांना गती मिळावी व कार्यकर्त्यांना न्याय मिळावा, या उद्देशाने आपला पक्षप्रवेश करत असल्याचे प्रशांत यादव यांनी सांगितले. 'Pudhari' is excited to announce the relaunch of its Android and iOS apps. Stay updated with the latest news at your fingertips. Android and iOS Download now and stay updated, anytime, anywhere. Pudhari Publications Private Limited</w:t>
+      </w:r>
+    </w:p>
+    <w:p>
+      <w:pPr>
+        <w:pStyle w:val="Heading3"/>
+      </w:pPr>
+      <w:r>
+        <w:rPr/>
+        <w:t>Article 121</w:t>
+      </w:r>
+    </w:p>
+    <w:p>
+      <w:pPr>
+        <w:pStyle w:val="Normal"/>
+      </w:pPr>
+      <w:r>
+        <w:rPr/>
+        <w:t>Title: Ashish Shelar: मुंबईत जोरदार पाऊस! पावसाचा आढावा घेतल्यानंतर मंत्री शेलार म्हणाले, 'अत्यंत गरज असल्यास...'</w:t>
+      </w:r>
+    </w:p>
+    <w:p>
+      <w:pPr>
+        <w:pStyle w:val="Normal"/>
+      </w:pPr>
+      <w:r>
+        <w:rPr/>
+        <w:t xml:space="preserve">URL: </w:t>
+      </w:r>
+      <w:r>
+        <w:t xml:space="preserve"> https://www.jaimaharashtranews.com/maharashtra-marathi-news/mumbai-rain-updates-ashish-shelar-reviewed-the-rainfall-and-said-stay-safe-at-home/40069</w:t>
+      </w:r>
+    </w:p>
+    <w:p>
+      <w:pPr>
+        <w:pStyle w:val="Normal"/>
+      </w:pPr>
+      <w:r>
+        <w:rPr/>
+        <w:t>Content: Tuesday, August 26, 2025 08:28:31 AM भाजप नेते आणि सांस्कृतिक मंत्री आशिष शेलार यांनी मुंबईतील पावसाच्या परिस्थितीचा आढावा घेतला आहे. 'सीसीटीव्हीच्या माध्यमातून मी मुंबईतील प्रमुख चौकांबाबत परिस्थितीचा आढावा घेतला', असे शेलार म्हणाले. Ishwari Kuge Monday, August 18 2025 04:32:25 PM मुंबई: मागील दोन दिवसांपासून मुंबईसह राज्यभरात मुसळधार पाऊस आहे. तसेच, मुंबईत धुवाधार पाऊस असल्याने जनजीवन विस्खळीत झाले आहे. यादरम्यान, राज्यात अनेक ठिकाणी मुसळधार पावसाने थैमान घातले आहे. भाजप नेते आणि सांस्कृतिक मंत्री आशिष शेलार यांनी मुंबईतील पावसाच्या परिस्थितीचा आढावा घेतला आहे. 'मुंबई महानगर पालिका प्रशासन, मुंबई पोलीस असो, इतर यंत्रणा असो किंवा त्यांचे अधिकारी हे ऑन-साईट जागेवर आहेत. उपनगरीय लोकल रेल्वे काही ठिकाणी उशिराने धावत आहेत. मात्र, लोकल रेल्वे पूर्णपणे बंद नाही पडले', अशी माहिती यावेळी शेलारांनी दिली. काय म्हणाले आशिष शेलार? भाजप नेते आणि सांस्कृतिक मंत्री आशिष शेलार यांनी मुंबईतील पावसाच्या परिस्थितीचा आढावा घेतला आहे. ते म्हणाले की, 'मुंबई महानगर पालिकेच्या मुख्यालयातील आपत्कालीन कक्ष याठिकाणी मी स्वत: आलो. यादरम्यान, मी आयुक्त, अतिरिक्त आयुक्त आणि आपत्ती व्यवस्थापनाचे प्रमुख यांच्याकडून मी त्या ठिकाणाची सर्व माहिती घेतली, बैठक घेतली. यासह, सीसीटीव्हीच्या माध्यमातून मी मुंबईतील प्रमुख चौकांबाबत काय परिस्थिती आहे, त्याचा आढावा घेतला'. मंत्री शेलार यांनी मुंबईतील प्रमुख चौक, रेल्वे वाहतूक सेवा आणि शाळा-महाविद्यालयांच्या स्थितीचा, आदींचा आढावा घेतला आहे. यादरम्यान, मंत्री शेलारांनी प्रतिक्रिया दिली की, 'मुंबईसाठी हवामान विभागाने रेड अलर्ट जारी केल्याने, मुख्यमंत्री देवेंद्र फडणवीस स्वत: या परिस्थितीवर लक्ष ठेवून आहेत. तसेच, शेलार यांनी मुंबईकरांना आवाहन केले की, 'अत्यंत गरज असेल तर घराबाहेर पडावे आणि शक्य असेल तर घरातच सुरक्षित राहावे'. Monday, August 18 2025 03:08:44 PM 5 मराठा आरक्षण नेते मनोज जरांगे पाटील आणि त्यांच्या समर्थकांनी पुन्हा एकदा मराठा आरक्षण आंदोलन तीव्र केले आहे. Rashmi Mane Monday, August 25 2025 06:53:39 PM मुख्यमंत्री देवेंद्र फडणवीस, प्रदेशाध्यक्ष रविंद्र चव्हाण यांच्या उपस्थितीत साटम यांच्या नावाची घोषणा करण्यात आली आहे. Shamal Sawant Monday, August 25 2025 09:54:03 AM काही भागांमध्ये आज ऑरेंज आणि येलो अलर्टचा इशारा भारतीय हवामान विभागाकडून देण्यात आला. पुढील दोन दिवसात राज्यात परत एकदा पावसाचा जोर असेल. Shamal Sawant Monday, August 25 2025 07:22:54 AM मराठी चित्रपटसृष्टीतील प्रसिद्ध दिग्दर्शक महेश कोठारे यांचा मुलगा आदिनाथ कोठारे एका दमदार भूमिकेत दिसणार आहे. मोठ्या पडद्यावर बराच काळ काम केल्यानंतर, लवकरच आदिनाथ कोठारे छोट्या पडद्यावर पुनरागमन करणा Ishwari Kuge Sunday, August 24 2025 09:12:20 PM नवसाचा मानला जाणारा गणपती म्हणजे लालबागच्यआ राजाची पहिली झलक समोर आली आहे. Shamal Sawant Sunday, August 24 2025 07:12:04 PM दिन घन्टा मिनेट पुणे नाशिक नागपूर संभाजीनगर कोल्हापुर जय महाराष्ट्र मुनाफा वितरण नगर्ने सञ्चार माध्यम हो । प्रबन्ध सञ्चालक: आमोद नाथ प्याकुरेल प्रबन्ध सञ्चालक: आमोद नाथ प्याकुरेल । प्रधान सम्पादक: अजय भद्र खनाल सूचना विभाग दर्ता नं. ३४३४-२०७८/७९ । हाँडीगाउँ, काठमाडौँ । फोन नं. +९७७ ०१ ५९१६७८८ सूचना विभाग दर्ता नं. ३४३४-२०७८/७९ । हाँडीगाउँ, काठमाडौँ । फोन नं. +९७७ ०१ ५९१६७८८ info@jaimaharashtranews.com</w:t>
+      </w:r>
+    </w:p>
+    <w:p>
+      <w:pPr>
+        <w:pStyle w:val="Heading3"/>
+      </w:pPr>
+      <w:r>
+        <w:rPr/>
+        <w:t>Article 122</w:t>
+      </w:r>
+    </w:p>
+    <w:p>
+      <w:pPr>
+        <w:pStyle w:val="Normal"/>
+      </w:pPr>
+      <w:r>
+        <w:rPr/>
+        <w:t>Title: Aaplaawajnews</w:t>
+      </w:r>
+    </w:p>
+    <w:p>
+      <w:pPr>
+        <w:pStyle w:val="Normal"/>
+      </w:pPr>
+      <w:r>
+        <w:rPr/>
+        <w:t xml:space="preserve">URL: </w:t>
+      </w:r>
+      <w:r>
+        <w:t xml:space="preserve"> https://aaplaawajnews.com/2025/34070/</w:t>
+      </w:r>
+    </w:p>
+    <w:p>
+      <w:pPr>
+        <w:pStyle w:val="Normal"/>
+      </w:pPr>
+      <w:r>
+        <w:rPr/>
+        <w:t>Content: उत्तम कुटे पिंपरीःलोकसभा,विधानसभेनंतर आगामी स्थानिक स्वराज्य संस्था निवडणूक सुद्धा राज्यात महायुती म्हणूनच लढणार असल्याचे जाहीर भाजप आणि मुख्यमंत्री देवेंद्र फडणवीस यांनीही जाहीर केले आहे. त्यामागे त्यांचे ग्रामीण भागात तळागाळापर्यंत घट्ट पाय रोवणे आणि मिशन २०२९ हे उद्दिष्ट आहे. त्याचवेळी मित्रपक्ष राष्ट्रवादी आणि शिवसेनेची ताकद रोखत त्यांच्या नेत्यांच्या महत्वकांक्षेला आळा घालणे हा भाजप,त्यांचे चाणक्य पंतप्रधान नरेंद्र मोदी,गृहमंत्री अमित शाह आणि फडणवीसांची सुप्त खेळी असल्याची चर्चा आहे. भाजपने यापूर्वीच एकसंध शिवसेनेचा शिडीसारखा वापर करीत त्यांच्याबरोबरच्या २५ वर्षाच्या युती काळात ग्रामीण भागात बऱ्यापैकी पाय रोवले आहेत. मात्र,त्यावर ते शंभर टक्के समाधानी नाहीत.त्यांना पूर्ण तेथे पाय रोवायचे आहेत.त्यासाठी आगामी स्थानिक स्वराज्य संस्था निवडणूक हा प्रबळ आणि रामबाण उपाय त्यांना वाटतो आहे.सध्या त्यांची शहरी भागात हुकूमत निर्माण झाली असून ती गाव भागात तेवढी नाही.ती तयार करण्यासाठी त्यांना तेथे ताकद असलेल्या मित्रपक्ष राष्ट्रवादी आणि शिवसेनेची गरज आहे. राज्यातील सत्तेत येण्याचा पल्ला त्यांनी २०१४ ला जसा शिवसेनेच्या मदतीने गेल्या २५ वर्षात हळूहळ वाटचाल करीत गाठला तसाच तो त्यांना आता स्थानिक च्या निवडणुकीत ग्रामीण महाराष्ट्रात घट्ट पाय रोवण्यासाठी शिवसेना व राष्ट्रवादीच्या मदतीने गाठाय़चा आहे.कारण या दोन्ही पक्षांची तेथे चांगली ताकद आहे.तिचा उपयोग शिडीसारखा करून घेत भाजपला स्थानिक मध्येही पूर्ण कमळ त्यांना फुलवायचे आहे.त्यासाठीच त्यांनी महायुती म्हणून स्थानिक ची निवडणूक लढण्याची हाळी दिली आहे.त्यामागे भविष्याचाही विचार आहे.त्यासाठी दोन पावले मागे घेण्यासही ते कचरणार नाहीत. जसे शिवसेना फोडल्याला बळ दिल्यानंतर आपल्यापेक्षा निम्मी आमदारांची संख्या असूनही त्यांनी शिवसेनेचे एकनाथ शिंदे यांना मुख्यमंत्री करण्याची धूर्त चाल खेळली होती. त्यामुळेच त्यांचे २०१९ च्या १०५ चे आमदार हे २०२४ ला १३२ वर गेले.त्यातूनच पुन्हा फडणवीस मुख्यमंत्री झाले. म्हणजे त्यांनी शिवसेनेला आवळा देऊन कोहळा काढला. आताही स्थानिक ला युती करण्यामागे भाजपची धूर्त खेळी आहे.शहरात पूर्ण ताकद तयार केलेल्या भाजपला ती आता ग्रामीणमध्ये करायची आहे.उदाहरणच द्यायचे झाले,तर पुणे जिल्ह्यातील पुणे आणि पिंपरी-चिंचवड या दोन्ही महापालिकांत त्यांनी सत्ता मिळवली.पूर्वी तेथे राष्ट्रवादी सत्तेत होती.आता त्यांनी ती राष्ट्रवादीची असलेल्या जिल्हा परिषद,तालुका पंचायत,नगरपालिका,नगरपरिषद आणि बाजार समित्यांपर्यंत आणायची आहे.त्यासाठी ते महायुती म्हणून लढणार असल्याचा राजकीय जाणकारांचाही अंदाज आहे.एकदा गावखेड्यापर्यंत सत्ता आली,की २०२९ ला स्वबळावर राज्यात सत्तेत त्यांना येता येणार आहे.स्थानिकच्या महायुतीमागे हे ही मोठे कारण आहे.तोपर्यंत ते दोन्ही मित्रपक्षांना सांभाळून घेणारच नाही,तर त्यांना गोंजारून त्यांच्या चुकाही पोटात घालणार आहे.जसे विधीमंडळात रमी जुगार खेळणारे राष्ट्रवादीचे माणिक कोकाटे,घरात नोटांची बंडले असेलेली सुटकेस सापडलेले आणि टेंड़र घोटाळ्याचा आरोप झालेले शिवसेनेचे संजय सिरसाट,याच पक्षाचे योगेश कदम या मंत्र्यांच्या चुका त्यांनी माफ केल्या आहेत.मात्र,१४५ हा जादूई आकडा राज्यात विधानसभेमध्ये मिळण्याची खात्री होताच या चुका अक्षम्य समजून त्यावर त्यावेळी ते कडक कारवाईही ते करू शकतात. कारण युऊज आणि थ्रो ही त्यांची पॉलिसीच आहे.त्यामुळे ते एकट्याने सत्तेत येणार याची खात्री होताच वा स्वबळावर सत्तेत येताच ते महायुती तोडूही शकतात.त्यासाठी त्यांच्यामागे ईडी,सीबीआय,इन्कम टॅक्स ची चौकशी लावून हे कारण मित्रक्षपक्षांच्या हातात त्यासाठी देण्यासही कमी करणार नाहीत.कारण राजकारणात काहीही होऊ शकते शिवसेनेशी असलेली २५ वर्षाची युती त्यांनी अशीच तोडली होती. Designed by AMG</w:t>
+      </w:r>
+    </w:p>
+    <w:p>
+      <w:pPr>
+        <w:pStyle w:val="Heading3"/>
+      </w:pPr>
+      <w:r>
+        <w:rPr/>
+        <w:t>Article 123</w:t>
+      </w:r>
+    </w:p>
+    <w:p>
+      <w:pPr>
+        <w:pStyle w:val="Normal"/>
+      </w:pPr>
+      <w:r>
+        <w:rPr/>
+        <w:t>Title: मुंबई में 19 अगस्त को भी जारी रहेगा बारिश का कहर, मौसम विभाग ने दी बड़ी चेतावनी, जारी किया रेड अलर्ट</w:t>
+      </w:r>
+    </w:p>
+    <w:p>
+      <w:pPr>
+        <w:pStyle w:val="Normal"/>
+      </w:pPr>
+      <w:r>
+        <w:rPr/>
+        <w:t xml:space="preserve">URL: </w:t>
+      </w:r>
+      <w:r>
+        <w:t xml:space="preserve"> https://hindi.asianetnews.com/national-news/mumbai-braces-for-more-heavy-rain-on-19-august-imd-issued-red-and-orange-alert/articleshow-9knobps</w:t>
+      </w:r>
+    </w:p>
+    <w:p>
+      <w:pPr>
+        <w:pStyle w:val="Normal"/>
+      </w:pPr>
+      <w:r>
+        <w:rPr/>
+        <w:t>Content: Mumbai Heavy Rain Alert: देश के कई राज्यों में भारी बारिश का सिलसिला जारी है। महाराष्ट्र और कर्नाटक के कई हिस्सों में तो हालात काफी मुश्किल बने हुए हैं। खासकर मुंबई में बारिश ने जनजीवन को अस्त-व्यस्त कर दिया है। ऐसे में लोगों को आज भी राहत मिलने के आसार नहीं हैं। मौसम विभाग ने मुंबई के लिए रेड अलर्ट जारी किया है। मौसम विभाग के अनुसार, बंगाल की खाड़ी में बने निम्न दबाव क्षेत्र की वजह से आने वाले 3 से 4 दिनों तक मॉनसून दक्षिणी प्रायद्वीपीय और मध्य भारत में सक्रिय रहेगा। 19 अगस्त को कोंकण, गोवा, मध्य महाराष्ट्र के घाट क्षेत्र, तटीय कर्नाटक और गुजरात में अति भारी बारिश की संभावना जताई गई है। देश के कई राज्यों में इस समय तेज बारिश का कहर देखने को मिल रहा है। भारतीय मौसम विभाग ने आज कई इलाकों में रेड और ऑरेंज अलर्ट जारी किया है। गुजरात, कोंकण मध्य महाराष्ट्र के घाट क्षेत्र, उत्तर अंदरूनी कर्नाटक और तटीय कर्नाटक के कुछ हिस्सों में आज रेड अलर्ट जारी किया गया है। वहीं, छत्तीसगढ़, विदर्भ, तेलंगाना, दक्षिणी कर्नाटक और केरल में मौसम विभाग ने ऑरेंज अलर्ट जारी किया है। मौसम विभाग के अनुसार, बंगाल की खाड़ी के उत्तर-पश्चिम और पश्चिम-मध्य हिस्से में बना दबाव क्षेत्र धीरे-धीरे उत्तर-पश्चिम दिशा की ओर बढ़ रहा है। सोमवार देर रात यह ओडिशा से लगभग 30 किलोमीटर दक्षिण और कलिंगपट्टनम से करीब 110 किलोमीटर उत्तर-पूर्व में केंद्रित था। संभावना है कि यह दबाव क्षेत्र आज ओडिशा और आंध्र प्रदेश के तट से टकराएगा। इसके असर से इन तटीय इलाकों में तेज हवाएं और भारी बारिश देखने को मिलेगी। यह भी पढ़ें: ISS से लौटे भारतीय अंतरिक्ष यात्री शुभांशु शुक्ला ने की पीएम मोदी से मुलाकात, Axiom-4 Mission की Earth Photos की चर्चा महाराष्ट्र में बारिश ने सबसे ज्यादा असर दिखाया है। सीएम देवेंद्र फडणवीस ने जानकारी दी कि लगातार बारिश से अब तक 7 लोगों की मौत हो चुकी है। नांदेड़ जिले में 200 से ज्यादा लोग फंस गए, जिन्हें निकालने के लिए सेना की मदद ली गई। कोंकण की कई नदियां खतरे के निशान पर पहुंच गई हैं और जलगांव जिले में भी भारी नुकसान हुआ है। मुंबई में भी लगातार बारिश से हालात बिगड़ गए हैं। शहर लगभग थम सा गया है। इसी वजह से BMC ने आज सभी स्कूल और कॉलेज बंद रखने का फैसला किया है। इसके अलावा पालघर, ठाणे, रायगढ़, रत्नागिरी और सिंधुदुर्ग जिलों के सभी स्कूल-कॉलेजों में भी छुट्टी घोषित कर दी गई है।</w:t>
+      </w:r>
+    </w:p>
+    <w:p>
+      <w:pPr>
+        <w:pStyle w:val="Heading3"/>
+      </w:pPr>
+      <w:r>
+        <w:rPr/>
+        <w:t>Article 124</w:t>
+      </w:r>
+    </w:p>
+    <w:p>
+      <w:pPr>
+        <w:pStyle w:val="Normal"/>
+      </w:pPr>
+      <w:r>
+        <w:rPr/>
+        <w:t>Title: महाराष्ट्र में मौसम बरपा रहा कहर: नांदेड़ में फटा बादल, बारिश के चलते 15 से 16 जिलो में अलर्ट, CM फडणवीस ने फसलों से लेकर लोकल ट्रेनों के बारे में दिया ये बड़ा अपडेट</w:t>
+      </w:r>
+    </w:p>
+    <w:p>
+      <w:pPr>
+        <w:pStyle w:val="Normal"/>
+      </w:pPr>
+      <w:r>
+        <w:rPr/>
+        <w:t xml:space="preserve">URL: </w:t>
+      </w:r>
+      <w:r>
+        <w:t xml:space="preserve"> https://www.bhaskarhindi.com/politics/devendra-fadnavis-cloudburst-nanded-maharashtra-news-maharashtra-1174025</w:t>
+      </w:r>
+    </w:p>
+    <w:p>
+      <w:pPr>
+        <w:pStyle w:val="Normal"/>
+      </w:pPr>
+      <w:r>
+        <w:rPr/>
+        <w:t>Content: Download App from डिजिटल डेस्क, मुंबई। महाराष्ट्र के नांदेड़ में सोमवार को बादल फटने की घटना सामने आई है। इस घटना को लेकर मुख्यमंत्री देवेंद्र फडणवीस ने मीडिया से चर्चा की। इस दौरान उन्होंने बताया कि नांदेड़ के तालुका में बादल फटने की घटना हुई है। मौके पर NDRF और SDRF की मदद ली जा रही हैं। उन्होंने कहा कि कुछ जगहों पर फसलों को भी काफी नुकसान हुआ है। नदियों के जलस्तर पर विशेष ध्यान दिया जा रहा है। 1 लाख हेक्टर से ज्यादा फसलों को नुकसान पहुंचा। 200 से ज्यादा गांव बाढ़ की चपेट में हैं। उन्होंने बताया कि मुंबई के कुछ जगहों पर 170 mm से ज्यादा बारिश हुई। सीएम ने कहा कि लोकल ट्रेनें बंद नहीं हुईं लेकिन उनकी गति धीमी हो गई। नांदेड में बादल फटने के बाद रेस्क्यू अभियान जारी इस संबंध में महाराष्ट्र के इमरजेंसी मैनेंजमेंट मिनिस्टर गिरीश महाजन ने बताया कि बीते 24 घंटे से राज्य में बारिश हो रही है। 4-5 लोग नहीं मिल रहे हैं। छानबीन जारी है। वो भी मिल जाएंगे। कुछ जिलों में रेड अलर्ट है। कही ऑरेंज अलर्ट भी है। नांदेड़ में ज्यादा बारिश हुई है। गांव पानी से घिरे हैं और रेस्क्यू जारी है। एक जगह सेना को भी लगाया गया है। मुख्यमंत्री ने कहा कि राज्य के अलग-अलग हिस्सों में भारी बारिश के संदर्भ में कंट्रोल रूम से संवाद साधा गया। 18 से 21 अगस्त के बीच और अधिक बारिश होने की संभावना है। अंबा-जगबुडी नदी चेतावनी स्तर तक पहुंच गई है। वशिष्टी नदी पर भी कड़ी नजर रखी जा रही है। तापी और हतनूर में अधिक पानी आने से रावेर क्षेत्र में पानी घुस गया है। जलगांव सबसे अधिक प्रभावित जिला है। यह भी पढ़े -दिल्ली लाल किले पर सिख सरपंच के साथ दुर्व्यवहार, भाजपा नेता ने ज्वाइंट कमिश्नर से की शिकायत सीएम देवेंद्र फडणवीस ने कही ये बात Created On : 18 Aug 2025 5:32 PM IST</w:t>
+      </w:r>
+    </w:p>
+    <w:p>
+      <w:pPr>
+        <w:pStyle w:val="Heading3"/>
+      </w:pPr>
+      <w:r>
+        <w:rPr/>
+        <w:t>Article 125</w:t>
+      </w:r>
+    </w:p>
+    <w:p>
+      <w:pPr>
+        <w:pStyle w:val="Normal"/>
+      </w:pPr>
+      <w:r>
+        <w:rPr/>
+        <w:t>Title: Amravati Politics: अमरावती के दरियापुर में कांग्रेस को बड़ा झटका, सलीम घनीवाला भाजपा में शामिल</w:t>
+      </w:r>
+    </w:p>
+    <w:p>
+      <w:pPr>
+        <w:pStyle w:val="Normal"/>
+      </w:pPr>
+      <w:r>
+        <w:rPr/>
+        <w:t xml:space="preserve">URL: </w:t>
+      </w:r>
+      <w:r>
+        <w:t xml:space="preserve"> https://navbharatlive.com/maharashtra/amravati/major-blow-to-congress-in-dariyapur-of-amravati-salim-ghaniwala-joins-bjp-1321794.html/amp</w:t>
+      </w:r>
+    </w:p>
+    <w:p>
+      <w:pPr>
+        <w:pStyle w:val="Normal"/>
+      </w:pPr>
+      <w:r>
+        <w:rPr/>
+        <w:t>Content: दरियापुर में कांग्रेस को बड़ा झटका (सौजन्यः सोशल मीडिया) Amravati News: दर्यापुर स्थित घनीवाला औद्योगिक समूह के निदेशक और कई वर्षों से कांग्रेस के प्रति समर्पित परिवार, सलीमसेठ घनीवाला, भाजपा में शामिल हो गए हैं। उनके भाजपा में शामिल होने को कांग्रेस के लिए एक बड़ा झटका माना जा रहा है। राजस्व मंत्री चंद्रशेखर बावनकुले, सांसद डॉ. अनिल बोंडे और विधायक राजेश वानखड़े की उपस्थिति में उन्होंने भव्य तरीके से पार्टी की सदस्यता ग्रहण की। पंडित दीनदयाल उपाध्याय, श्यामा प्रसाद मुखर्जी द्वारा दिए गए ‘पथ अंत्योदय प्रण अंत्योदय’ और प्रधानमंत्री नरेंद्र मोदी के ‘सबका साथ सबका विकास’ के साथ, सलीम सेठ घनीवाला मुख्यमंत्री देवेंद्र फडणवीस के विकासशील महाराष्ट्र के सपने को साकार करने के लिए भारतीय जनता पार्टी में शामिल हुए। पार्टी प्रवेश समारोह वरिष्ठ भाजपा नेता बालासाहेब वानखड़े, महासचिव गोपाल चंदन, श्रीराम नेहर, मनीष कोरपे, गोकुल भडंगे की पहल पर आयोजित किया गया। सलीम दरियापुर नगर परिषद की पूर्व उपाध्यक्ष जुबेदाबाई घनीवाला के पुत्र हैं और उनके पिता, वरिष्ठ सामाजिक कार्यकर्ता जिकरभाई घनीवाला, कई वर्षों तक कांग्रेस पार्टी के प्रति निष्ठावान रहे। हालांकि, सलीम घनीवाला प्रधानमंत्री नरेंद्र मोदी, मुख्यमंत्री देवेंद्र फडणवीस, पालकमंत्री चंद्रशेखर बावनकुले, सांसद डॉ. अनिल बोंडे के विचारों से प्रेरित होकर भारतीय जनता पार्टी में शामिल हुए। कंप्यूटर इंजीनियर घनीवाला आने वाले समय में उद्योग, शिक्षा, अल्पसंख्यकों के विकास, मुस्लिम समुदाय की लड़कियों को शिक्षा की मुख्यधारा में लाने के लिए विशेष प्रयास आदि मुद्दों पर ध्यान केंद्रित करते हुए काम करेंगे। घनीवाला के आने से दर्यापुर में कांग्रेस को बड़ा झटका लगा है। उनके नेतृत्व में आने वाले समय में भाजपा द्वारा इस क्षेत्र में अल्पसंख्यकों का एक बड़ा संगठन तैयार किया जाएगा। इसके साथ ही उन्हें भाजपा की ओर से कोई बड़ी जिम्मेदारी मिलने की भी संभावना है। तो उधर बुनियादी ढांचे के लिए लाखों रुपए की विकास निधि स्वीकृत की जाती है। इस निधि का उपयोग पेयजल, सड़क, सीवर, स्कूल, स्वास्थ्य केंद्र, प्रकाश व्यवस्था जैसी महत्वपूर्ण परियोजनाओं के लिए करने का प्रावधान है; लेकिन हकीकत में यह निधि स्थानीय राजनीति के कारण गांवों के विकास के बजाय फाइलों, बैठकों और राजनीतिक दांव-पेंचों में अटकी रहती है। कई ग्राम पंचायतों में अधूरे प्रोजेक्ट्स की एक लंबी फेहरिस्त देखने को मिल रही है। कई गांवों में स्वीकृत कार्य वर्षों से अधूरे पड़े हैं। कहीं जल आपूर्ति टैंकों का निर्माण और जलमार्ग बिछाने का काम अधूरा पड़ा है, तो कहीं सड़कों का डामरीकरण आधा-अधूरा पड़ा है। कुछ जगहों पर सीवरेज निर्माण की गुणवत्ता इतनी खराब है कि मानसून में घरों में पानी घुसने की तस्वीर सामने आती है। ये भी पढ़े: सर्वसमावेशक व संतुलित विकास को प्राथमिकता, जिला नियोजन समिति की बैठक दत्तात्रय भरणे का प्रतिपादन अगर गांव स्तर पर सही योजना और पारदर्शिता के साथ धन का उपयोग किया जाए, तो गांवों की सूरत बदलने में देर नहीं लगेगी। लेकिन स्थानीय राजनीति और ठेकेदारों के स्वार्थ इस प्रक्रिया में बाधा बन रहे हैं। सरपंच, ग्राम पंचायत सदस्यों, प्रशासन और ठेकेदारों के बीच मतभेद और राजनीतिक गुटबाजी धन के उपयोग में बाधा डालती है। कभी-कभी काम शुरू तो हो जाता है, लेकिन चुनाव नज़दीक आते ही ठेकेदार काम रोक देते हैं या प्रशासन भुगतान रोक देता है। इसका सीधा असर ग्रामीणों पर पड़ता है। धन स्वीकृत होने के बावजूद, कई गांवों में सड़कें कई सालों से अधूरी हैं, जलापूर्ति योजनाएं लागू नहीं हुई हैं। तो पैसा कहां जाता है, यही सवाल आम जनता पूछ रही है। Follow Us On © Copyright Navbharatlive 2025 All rights reserved.</w:t>
+      </w:r>
+    </w:p>
+    <w:p>
+      <w:pPr>
+        <w:pStyle w:val="Heading3"/>
+      </w:pPr>
+      <w:r>
+        <w:rPr/>
         <w:t>Article 126</w:t>
       </w:r>
     </w:p>
@@ -17,7 +407,7 @@
       </w:pPr>
       <w:r>
         <w:rPr/>
-        <w:t>Title: BJP ने शिंदे गुट में लगाई सेंध! कट्टर शिवसैनिक छोड़ेंगे पार्टी, निकाय चुनाव से पहले दिया बड़ा झटका</w:t>
+        <w:t>Title: शिवसेना शिंदे गुट को बड़ा झटका, बड़ा नेता छोड़ेगा एकनाथ शिंदे का साथ</w:t>
       </w:r>
     </w:p>
     <w:p>
@@ -29,16 +419,16 @@
         <w:t xml:space="preserve">URL: </w:t>
       </w:r>
       <w:r>
-        <w:t xml:space="preserve"> https://www.patrika.com/mumbai-news/maharashtra-politics-bjp-gives-setback-to-eknath-shinde-shiv-sena-before-civic-polls-19873589</w:t>
-      </w:r>
-    </w:p>
-    <w:p>
-      <w:pPr>
-        <w:pStyle w:val="Normal"/>
-      </w:pPr>
-      <w:r>
-        <w:rPr/>
-        <w:t>Content: ताजा खबरें राज्य मौसम बिहार चुनाव 2025 कुलिश जन्मशती वर्ष पत्रिका स्पेशल राष्ट्रीय मनोरंजन ज्योतिष स्वास्थ्य खेल धर्म राजनीति विश्व OTT शिक्षा ओपिनियन ऑटो टेक गैजेट लाइफस्टाइल ब्यूटी महिला बिजनेस क्राइम जॉब्स ई-पेपर मेरी खबर शॉर्ट्स ई-पेपर मुंबई • Dinesh Dubey • Aug 18, 2025 महाराष्ट्र में इस साल के अंत तक स्थानीय निकाय चुनाव का बिगुल बज सकता है। इससे पहले सत्तारूढ़ महायुति और विपक्षी महाविकास आघाड़ी गठबंधन के घटक दलों ने अपनी-अपनी चुनावी तैयारियां तेज कर दी हैं। इसी बीच दल-बदल की राजनीति भी तेज हो गई है। कई नेता अपने राजनीतिक समीकरणों के आधार पर एक पार्टी से दूसरी पार्टी में जा रहे हैं। इस बीच शिवसेना एकनाथ शिंदे गुट को बड़ा झटका लगा है। शिंदे सेना के जिला संपर्क प्रमुख शिवाजी सावंत अपने समर्थकों के साथ भाजपा में शामिल होने जा रहे हैं। शिवाजी सावंत शिंदे गुट के विधायक और पूर्व मंत्री तानाजी सावंत के भाई हैं। बताया जा रहा है कि पार्टी की अंदरूनी गुटबाजी से नाराज होकर उन्होंने कुछ दिन पहले अपने पद से इस्तीफा दिया और अब भाजपा जॉइन करने का फैसला लिया है। जानकारी के मुताबिक, अगले दो दिनों में शिवाजी सावंत औपचारिक रूप से अपने समर्थकों के साथ भाजपा में प्रवेश करेंगे। खबर है कि मुख्यमंत्री देवेंद्र फडणवीस रविवार को सोलापुर दौरे पर थे, उसी दौरान शिवाजी सावंत ने उनसे गुप्त मुलाकात की। इस मुलाकात के बाद ही उन्होंने भाजपा में शामिल होने की घोषणा की। दो दिन बाद भाजपा के वरिष्ठ नेता फडणवीस की मौजूदगी में शिवाजी सावंत, पूर्व उपमहापौर दिलीप कोल्हे, शिवसेना पदाधिकारी, युवासेना और महिला विंग के कई पदाधिकारी भाजपा में शामिल होंगे। ये भी पढ़ें सोलापुर जिले में शिंदे गुट को आंतरिक गुटबाजी का बड़ा नुकसान उठाना पड़ रहा है। इस दल-बदल के बाद सोलापुर महानगरपालिका, पंचायत समिति और जिला परिषद चुनावों में भाजपा की ताकत और बढ़ेगी। इस पर प्रतिक्रिया देते हुए शिवसेना शिंदे गुट के जिला प्रमुख अमोल शिंदे ने कहा कि यह शिवाजी सावंत और उनके साथियों का व्यक्तिगत निर्णय है। हालांकि सोलापुर जिले में इसे एकनाथ शिंदे के लिए बड़ा झटका माना जा रहा है। जिले में शिंदे सेना की स्थिती पहले से ही बहुत मजबूत नहीं है। गौरतलब है कि शिवसेना में बगावत के दौरान तानाजी सावंत ने सक्रिय भूमिका निभाई थी। जब शिवसेना प्रमुख एकनाथ शिंदे 2022 में राज्य के सीएम बने थे तो उन्हें भी मंत्री बनाया गया था, लेकिन फडणवीस सरकार में उन्हें कैबिनेट में जगह नहीं मिली, इस पर उन्होंने कई बार अपनी नाराजगी भी जाहिर की है। खबर शेयर करें: Updated on: 18 Aug 2025 06:24 pm Published on: 18 Aug 2025 06:19 pm DOWNLOAD ON Play Store DOWNLOAD ON App Store Trending Topics Bihar Elections 2025 PM Modi Asia Cup 2025 Top Categories राष्ट्रीय मनोरंजन स्वास्थ्य राजस्थान मध्य प्रदेश Legal Privacy Policy Statutory provisions on reporting (sexual offenses) This website follows the DNPA’s code of conduct Code of Conduct About Us Grievance Policy RSS Copyright © 2025 Patrika Group. All Rights Reserved.</w:t>
+        <w:t xml:space="preserve"> https://mpbreakingnews.in/maharashtra/shivaji-sawant-bjp-solapur-eknath-shinde-54-804117</w:t>
+      </w:r>
+    </w:p>
+    <w:p>
+      <w:pPr>
+        <w:pStyle w:val="Normal"/>
+      </w:pPr>
+      <w:r>
+        <w:rPr/>
+        <w:t>Content: महाराष्ट्र में आने वाले कुछ महीनों में स्थानीय स्वराज संस्थाओं के चुनाव होने वाले हैं। इन चुनावों की तैयारियों में महाविकास आघाड़ी और महायुति के घटक दल पूरी तरह जुटे हुए हैं। इसी बीच दल-बदल की राजनीति भी तेज हो गई है। विधानसभा चुनाव के बाद महाविकास आघाड़ी के कई बड़े नेता महायुति में शामिल हो चुके हैं। अब शिवसेना शिंदे गुट को बड़ा धक्का लगा है। जानकारी के मुताबिक, शिवसेना शिंदे गुट के जिला संपर्क प्रमुख शिवाजी सावंत भाजपा में शामिल होने जा रहे हैं। खास बात यह है कि शिवाजी सावंत, शिंदे गुट के विधायक और मंत्री तानाजी सावंत के भाई हैं। पार्टी के अंदरूनी राजनीति से नाराज होकर उन्होंने पद से इस्तीफा दे दिया है और समर्थकों के साथ भाजपा में शामिल होने का निर्णय लिया है। अगले दो दिनों में उनका भाजपा प्रवेश कार्यक्रम तय है। माना जा रहा है कि सोलापुर दौरे पर आए उपमुख्यमंत्री देवेंद्र फडणवीस से गुप्त मुलाकात के बाद शिवाजी सावंत ने भाजपा में जाने का फैसला किया। बताया गया है कि फडणवीस की मौजूदगी में सावंत, पूर्व उपमहापौर दिलीप कोल्हे, शिवसेना और युवासेना के कई पदाधिकारी तथा महिला आघाड़ी से जुड़े कार्यकर्ता भाजपा में प्रवेश करेंगे। इस कदम से सोलापुर जिले में भाजपा की ताकत और मजबूत होने की संभावना है। इस घटनाक्रम पर शिवसेना शिंदे गुट के जिला प्रमुख अमोल शिंदे ने तीखी प्रतिक्रिया दी। उन्होंने भाजपा में जाने वाले नेताओं पर तंज कसते हुए कहा, “दिल्या घरी सुखी रहा।” साथ ही अमोल शिंदे ने यह भी कहा कि यह नेताओं का व्यक्तिगत निर्णय है, गुट पर इसका असर नहीं होगा। हालांकि राजनीतिक हलकों में इसे मुख्यमंत्री एकनाथ शिंदे के लिए बड़ा झटका माना जा रहा है। क्योंकि इस वजह से सोलापुर नगर निगम, पंचायत समिति और जिला परिषद चुनावों में भाजपा का दबदबा और बढ़ सकता है। MP Breaking News is the leading Hindi News portal in Madhya Pradesh, a digital news platform of INTUITIVE NEWS &amp; MEDIA PRIVATE LIMITED, providing news from every segment/category for its readers. Fast and Latest news updates with authenticating content are the prime objective that we seek towards creating a milestone for ourselves. Contact us: mpbreakingnews (at) gmail.com Bhopal News Indore News Jabalpur News Gwalior News Play Store Apple Store © 2025 Intuitive News &amp; Media Pvt. Ltd. | Powered By Parshva Web Home | Contact Us | Policies | Terms and Conditions</w:t>
       </w:r>
     </w:p>
     <w:p>
@@ -56,6 +446,1254 @@
       </w:pPr>
       <w:r>
         <w:rPr/>
+        <w:t>Title: Nagpur News - Latest Updates and Breaking Headlines</w:t>
+      </w:r>
+    </w:p>
+    <w:p>
+      <w:pPr>
+        <w:pStyle w:val="Normal"/>
+      </w:pPr>
+      <w:r>
+        <w:rPr/>
+        <w:t xml:space="preserve">URL: </w:t>
+      </w:r>
+      <w:r>
+        <w:t xml:space="preserve"> https://www.nagpurtoday.in/historic-sword-of-raje-raghuji-bhonsle-arrives-in-mumbai-to-royal-welcome/08181446</w:t>
+      </w:r>
+    </w:p>
+    <w:p>
+      <w:pPr>
+        <w:pStyle w:val="Normal"/>
+      </w:pPr>
+      <w:r>
+        <w:rPr/>
+        <w:t>Content: Mumbai/Nagpur: The historic sword of Shrimant Raje Raghuji Bhonsle arrived in Mumbai from London on Monday, August 18, where it was given a grand welcome by the Government of Maharashtra at the Mumbai International Airport. Later in the evening, it will be ceremoniously unveiled in the presence of Chief Minister Devendra Fadnavis. The sword is remarkable for several reasons. Most medieval Maratha weapons lacked decorative embellishment or inscriptions of their makers or owners. This sword is a rare exception, bearing both intricate ornamentation and the owner’s name. The presence of its European-made blade further points to the flourishing international arms trade in 18th-century India. The legendary sword of Shrimant Raje Raghuji Bhonsle was recently secured by the Government of Maharashtra through an auction in London. Cultural Affairs Minister Ashish Shelar, who took possession of the sword in London, formally received the historic sword at the Mumbai International Airport. The Departments of Cultural Affairs, Archaeology and Museums, and the Directorate of Cultural Affairs, along with PL Deshpande Maharashtra Kala Academy, at 6 p.m., have organised the ‘Sena Saheb Subha Parakram Darshan’ ceremony, said the release issued by Minister Shelar’s office. During the programme, the exhibition and inauguration of the historic sword of Shrimant Raje Raghuji Bhonsle will be done by Chief Minister Devendra Fadnavis. Deputy Chief Ministers Eknath Shinde and Ajit Pawar, Minister for Cultural Affairs and IT and Guardian Minister of Suburban District Ashish Shelar will be present. Shrimant Mudhoji Raje Bhonsle, descendant of Shrimant Raje Raghuji Bhonsle, will also grace the occasion with his special presence. The event will also be attended by Dr Kiran Kulkarni, Secretary, Department of Cultural Affairs, local MP Anil Desai, and MLA Mahesh Sawant, among others. An exhibition showcasing the legendary sword of Shrimant Sena Saheb Subha Raghuji Raje Bhonsle, brought from England, along with insights into 12 heritage forts, will be held from August 19 to August 25, 2025, between 11 a.m. and 7 p.m. at the Art Gallery of PL Deshpande Maharashtra Kala Academy, Prabhadevi, Mumbai. The exhibition will be open to all, free of cost. Raghuji Bhosale I (1695-14 February 1755) was the founder of the Nagpur Bhonsle dynasty and a prominent commander in the Maratha Army during Chhatrapati Shahu Maharaj’s reign. Recognised as one of the most daring Maratha commanders of the 18th century, Raghuji Bhonsle’s Nagpur kingdom was rich in iron and copper deposits, used not only for manufacturing goods but also for crafting weapons. The royal weaponry of the Nagpur Bhonsles represented a perfect blend of craftsmanship and elegance.</w:t>
+      </w:r>
+    </w:p>
+    <w:p>
+      <w:pPr>
+        <w:pStyle w:val="Heading3"/>
+      </w:pPr>
+      <w:r>
+        <w:rPr/>
+        <w:t>Article 128</w:t>
+      </w:r>
+    </w:p>
+    <w:p>
+      <w:pPr>
+        <w:pStyle w:val="Normal"/>
+      </w:pPr>
+      <w:r>
+        <w:rPr/>
+        <w:t>Title: ३१ खासदार निवडून आले तेव्हा मतदारयाद्या बरोबर होत्या का ?</w:t>
+      </w:r>
+    </w:p>
+    <w:p>
+      <w:pPr>
+        <w:pStyle w:val="Normal"/>
+      </w:pPr>
+      <w:r>
+        <w:rPr/>
+        <w:t xml:space="preserve">URL: </w:t>
+      </w:r>
+      <w:r>
+        <w:t xml:space="preserve"> https://www.lokmat.com/nagpur/were-the-voter-lists-correct-when-31-mps-were-elected-a-a1000/</w:t>
+      </w:r>
+    </w:p>
+    <w:p>
+      <w:pPr>
+        <w:pStyle w:val="Normal"/>
+      </w:pPr>
+      <w:r>
+        <w:rPr/>
+        <w:t>Content: हिंदी | English मंगळवार २६ ऑगस्ट २०२५ FOLLOW US : शहरं व्हिडीओ सखी आणखी By ऑनलाइन लोकमत | Updated: August 18, 2025 13:07 IST2025-08-18T13:05:00+5:302025-08-18T13:07:35+5:30 लोकमत न्यूज नेटवर्कनागपूर : ज्या ठिकाणी भाजप निवडून येते त्याच ठिकाणी काँग्रेस पक्षाला आक्षेप असतो. महाराष्ट्रात जेव्हा काँग्रेसचे ३१ खासदार निवडून आले, तेव्हा कुठलाही आक्षेप त्यांनी घेतला नाही. त्यावेळी मतदार याद्या बरोबर होत्या का, असा सवाल महसूलमंत्री चंद्रशेखर बावनकुळे यांनी केला आहे. नागपुरात रविवारी ते प्रसारमाध्यमांशी बोलत होते. निवडणुकीच्या काळात मतदार याद्या जाहीर होतात. त्यावेळी सर्वच पक्षांना आक्षेप घेण्यासाठी वेळ दिला जातो. विधानसभा निवडणुकीत महाराष्ट्रात एक लाख बूथवर याद्या लावल्या होत्या. त्यावेळी काँग्रेसच्या कुठल्याही नेत्याने आक्षेप घेतला नाही. निवडणुकीच्या काळातही आक्षेप घेतले नाही. मात्र, निवडणुका झाल्यावर सात महिन्यांनंतर राहुल गांधी यांनी आक्षेप घेतला. विधानसभा निवडणुका ज्या मतदान याद्यांवर झाल्या त्याच याद्यांवर आगामी स्थानिक स्वराज्य संस्थांच्या निवडणुका होणार आहेत. त्यामुळे काँग्रेस नेत्यांचे काही आक्षेप असतील तर ते त्यांनी आत्ताच निवडणूक आयोगाकडे मांडावे. नाहीतर पुन्हा निवडणूक हरल्यानंतर अपयशाचे खापर मतदार यादीवर फोडू नये, असे आवाहन बावनकुळे यांनी केले. कामठी विधानसभा मतदारसंघामध्ये १७ हजार बूथ लावून आम्ही नवीन मतदार नोंदणी केली. त्यात ३४ हजार मतदार वाढले. मतांची वाढ होणे म्हणजे मतदार यादी चुकीची आहे असे होत नाही. राहुल गांधींना शंका असेल तर आगामी स्थानिक स्वराज्य संस्थांच्या निवडणुकांमध्ये मतदार याद्या तपासून घ्याव्यात, यासाठी त्यांनी महाराष्ट्रातील त्यांच्या कार्यकर्त्यांना कामाला लावावे, असे बावनकुळे म्हणाले. महायुती शक्य नाही तेथे मैत्रीपूर्ण लढती होणारमुख्यमंत्री देवेंद्र फडणवीस, प्रदेशाध्यक्ष रवींद्र चव्हाण व मी महाराष्ट्रामध्ये प्रवास करीत असताना स्थानिक स्वराज्य संस्था निवडणूक महायुतीतच लढण्याच्या सूचना दिल्या आहेत. परंतु, जिथे शक्य नाही तिथे लढत मैत्रीपूर्ण करून महायुतीला धक्का बसणार नाही याची काळजी स्थानिक नेत्यांनी घ्यायची आहे, असे त्यांनी स्पष्ट केले. सरासरीपेक्षा जास्त पाऊस, पंचनामे होणारराज्यात ज्या ज्या ठिकाणी सरासरीपेक्षा जास्त पाऊस पडलेला आहे, त्या त्या ठिकाणी पंचनामे करून एसडीआरएफ व एनडीआरएफ यांच्या निकषांनुसार नुकसान भरपाई देण्याच्या सूचना देण्यात आल्या आहेत. नंदुरबारसह अनेक आदिवासी जिल्ह्यांमध्ये धर्मातराच्या उद्देशाने बांधलेले अनधिकृत चर्च हटवण्याचे निर्देश संबंधित जिल्हा दंडाधिकाऱ्यांना देण्यात आले, असेही त्यांनी यावेळी सांगितले. FOLLOW US : Copyright © 2025 Lokmat Media Pvt Ltd</w:t>
+      </w:r>
+    </w:p>
+    <w:p>
+      <w:pPr>
+        <w:pStyle w:val="Heading3"/>
+      </w:pPr>
+      <w:r>
+        <w:rPr/>
+        <w:t>Article 129</w:t>
+      </w:r>
+    </w:p>
+    <w:p>
+      <w:pPr>
+        <w:pStyle w:val="Normal"/>
+      </w:pPr>
+      <w:r>
+        <w:rPr/>
+        <w:t>Title: Teacher Recruitment Scam: बोगस शालार्थ आयडी घोटाळ्यातील संचालकांची मालमत्ता जप्त होणार !</w:t>
+      </w:r>
+    </w:p>
+    <w:p>
+      <w:pPr>
+        <w:pStyle w:val="Normal"/>
+      </w:pPr>
+      <w:r>
+        <w:rPr/>
+        <w:t xml:space="preserve">URL: </w:t>
+      </w:r>
+      <w:r>
+        <w:t xml:space="preserve"> https://pudhari.news/maharashtra/vidarbha/nagpur/bogus-teacher-scam-school-id-fraud-directors-property-to-be-seized-ng81</w:t>
+      </w:r>
+    </w:p>
+    <w:p>
+      <w:pPr>
+        <w:pStyle w:val="Normal"/>
+      </w:pPr>
+      <w:r>
+        <w:rPr/>
+        <w:t>Content: नागपूर : शालार्थ आयडी घोटाळ्यात शिक्षकांचा काहीही दोष नाही, उलट ज्या शाळा संचालकांनी पैसे घेतले,फसवणूक करीत बदमाशी केली त्यांची मालमत्ता जप्त केली जाणार असल्याचे संकेत आहेत. या संदर्भात शिक्षण मंत्री दादा भुसे यांच्याशी चर्चा झाली असल्याची माहिती महसूल मंत्री चंद्रशेखर बावनकुळे यांनी दिली. नियोजन भवन येथे बावनकुळे प्रसार माध्यमांशी बोलत होते. बावनकुळे म्हणाले की, शाळा संचालकांनी शिक्षकांची नियुक्ती करण्याच्या आधी त्यांना प्रलोभन देत खोट्या पद्धतीने शालार्थ आय डी तयार केले आणि त्यांची नियुक्ती केली आहे. अनेक शिक्षकांनी तर नोकरीसाठी कर्ज घेतले आहे. मात्र शाळा संचालकांनी गैरव्यवहार केले आहेत. त्यात शिक्षकांचा काहीही दोष नाही. शासन त्यांना वाऱ्यावर सोडणार नाही. याबाबत मुख्यमंत्री देवेंद्र फडणवीस, उपमुख्यमंत्री एकनाथ शिंदे , उपमुख्यमंत्री अजित पवार आणि शिक्षणमंत्री दादा भुसे यांच्यासोबत चर्चा करून ठोस तोडगा काढला जाईल. उलट ज्या शाळा संचालकांनी बदमाशी केली आहे त्यांची मालमत्ता जप्त केली पाहिजे. या संदर्भात पुन्हा एकदा शिक्षण मंत्री दादा भुसे यांच्या सोबत चर्चा केली जाईल असेही स्पष्ट केले. पूरग्रस्त भागात तातडीची मदत राज्यात विविध ठिकाणी निर्माण झालेल्या पूरस्थितीवर राज्य सरकार सर्वतोपरी लक्ष ठेवून आहे. मुख्यमंत्री देवेंद्र फडणवीस आणि आपत्ती व्यवस्थापन मंत्री गिरीश महाजन यांच्या मार्गदर्शनाखाली पूरग्रस्त भागात मदत कार्य सुरू आहे. ज्या भागात रेड अलर्ट घोषित करण्यात आला आहे, त्या ठिकाणी सर्व यंत्रणा सतर्क आहेत. पंचनामे सुरू असून जिल्हाधिकारी व आपत्ती व्यवस्थापन विभागामार्फत नुकसान भरपाई देण्याच्या सूचना दिल्या आहेत. शिवाय मुंबईतील वॉर रूम मधून परिस्थितीवर लक्ष ठेवले जात असून आवश्यक तातडीची मदत पोहोचवली जात असल्याचे त्यांनी स्पष्ट केले. 'Pudhari' is excited to announce the relaunch of its Android and iOS apps. Stay updated with the latest news at your fingertips. Android and iOS Download now and stay updated, anytime, anywhere. Pudhari Publications Private Limited</w:t>
+      </w:r>
+    </w:p>
+    <w:p>
+      <w:pPr>
+        <w:pStyle w:val="Heading3"/>
+      </w:pPr>
+      <w:r>
+        <w:rPr/>
+        <w:t>Article 130</w:t>
+      </w:r>
+    </w:p>
+    <w:p>
+      <w:pPr>
+        <w:pStyle w:val="Normal"/>
+      </w:pPr>
+      <w:r>
+        <w:rPr/>
+        <w:t>Title: Sambhajinagar News : आता शहरवासीयांना मिळणार अतिरिक्त २६ एमएलडी पाणी</w:t>
+      </w:r>
+    </w:p>
+    <w:p>
+      <w:pPr>
+        <w:pStyle w:val="Normal"/>
+      </w:pPr>
+      <w:r>
+        <w:rPr/>
+        <w:t xml:space="preserve">URL: </w:t>
+      </w:r>
+      <w:r>
+        <w:t xml:space="preserve"> https://pudhari.news/amp/story/maharashtra/marathwada/chhatrapati-sambhajinagar/now-city-residents-will-get-additional-26-mld-of-water-np88</w:t>
+      </w:r>
+    </w:p>
+    <w:p>
+      <w:pPr>
+        <w:pStyle w:val="Normal"/>
+      </w:pPr>
+      <w:r>
+        <w:rPr/>
+        <w:t>Content: Now city residents will get additional 26 MLD of water छत्रपती संभाजीनगर, पुढारी वृत्तसेवा : शहराचा पाणीपुरवठा सुरळीत करण्यासाठी ९०० मिमी व्यासाची जलवाहिनी पूर्ण क्षमतेने (७५ एमएलडी) पाणीपुरवठा सुरू केला जाणार आहे. यामुळे शहराला अतिरिक्त २६ एमएलडी पाणी मिळणार असून, या पाण्याचे आज (दि.१९) मुख्यमंत्री देवेंद्र फडणवीस यांच्या हस्ते फारोळा जलशुद्धीकरण केंद्रात जलपूजन होणार आहे. या वाढीव पाण्यामुळे शहरातील पाण्याचा खंड एक दिवसाने कमी होणार आहे. फारोळा जलशुद्धीकरण केंद्रामध्ये राज्य शासनाच्या १९२ कोटी रुपयांच्या योजनेतून २६ एमएलडी क्षमतेचे नवे जलशुद्धीकरण केंद्र तयार करण्यात आले आहे. या केंद्राच्या कामासाठी मागील सहा महिन्यांपासून महाराष्ट्र जीवन प्राधिकरण आणि महापालिका प्रशासनाकडून सतत कंत्राटदार एजन्सीकडे पाठपुरवठा केला जात होता. गेल्या महिन्याभरात प्रशासक जी. श्रीकांत यांनी ४ वेळा फारोळा जलशुद्धीकरण केंद्राचा दौरा केला. कामाची पाणी करून कंत्राटदाराला सूचना केल्या. या नव्या जलशुद्धीकरण केंद्राची चाचणी यशस्वी झाली असून, नक्षत्रवाडी येथील एमबीआरमध्ये पाणी आले आहे. फारोळा येथील दोन पंप सुरू ठेवण्यात आले आहे. नक्षत्रवाडीच्या एमबीआरमधून पाणी वितरण केले जात आहे. मनपा प्रशासक जी. श्रीकांत यांच्यासह वरिष्ठ अधिकारी आणि महाराष्ट्र जीवन प्राधिकरणाचे अधिकारी फारोळा येथे तळ ठोकून आहेत. सध्या शहराला ५६ दललि, १०० दललि योजनेतून १३३ एमएलडी पाणी मिळत आहे. आता ९०० तून ६८ एमएलडी मिळणार आहे. शहरातील ६० टक्के वसाहतींना सध्या ५ दिवसांआड, २० टक्के वसाहतींना ७ ते ८ दिवसांआड आणि उर्वरित २० टक्के वसाहतींना १० ते १२ दिवसांआड पाणीपुरावठा होतो, तेथे आता एक दिवसाने खंडकाळ कमी होणार आहे. शहराला पाणीपुरवठा करणाऱ्या जुन्या दोन्ही योजनेचे ३० जलकुंभ आहेत. या जलकुंभाची पाणी साठवण क्षमता साधारणपणे ६० लाख लिटर इतकी आहे. एमजेपीने ५३ पैकी ४ जलकुंभ मनपाच्या ताब्यात दिले असून, उर्वरित ६ जलकुंभांची महापालिकेला प्रतीक्षा आहे. 'Pudhari' is excited to announce the relaunch of its Android and iOS apps. Stay updated with the latest news at your fingertips. Android and iOS Download now and stay updated, anytime, anywhere. Pudhari Publications Private Limited</w:t>
+      </w:r>
+    </w:p>
+    <w:p>
+      <w:pPr>
+        <w:pStyle w:val="Heading3"/>
+      </w:pPr>
+      <w:r>
+        <w:rPr/>
+        <w:t>Article 131</w:t>
+      </w:r>
+    </w:p>
+    <w:p>
+      <w:pPr>
+        <w:pStyle w:val="Normal"/>
+      </w:pPr>
+      <w:r>
+        <w:rPr/>
+        <w:t>Title: kolhapur | सर्किट बेंचचे स्वप्न साकारले; न्यायाचे दरवाजे खुले झाले!</w:t>
+      </w:r>
+    </w:p>
+    <w:p>
+      <w:pPr>
+        <w:pStyle w:val="Normal"/>
+      </w:pPr>
+      <w:r>
+        <w:rPr/>
+        <w:t xml:space="preserve">URL: </w:t>
+      </w:r>
+      <w:r>
+        <w:t xml:space="preserve"> https://pudhari.news/amp/story/maharashtra/kolhapur/circuit-bench-dream-realized-doors-of-justice-now-open-ap84</w:t>
+      </w:r>
+    </w:p>
+    <w:p>
+      <w:pPr>
+        <w:pStyle w:val="Normal"/>
+      </w:pPr>
+      <w:r>
+        <w:rPr/>
+        <w:t>Content: प्रवीण मस्के कोल्हापूर : तब्बल साडेचार दशकांच्या सातत्यपूर्ण लढ्याला यश आले आणि अखेर कोल्हापुरात उच्च न्यायालयाचे खंडपीठ स्थापन झाले. हा फक्त एक प्रशासकीय निर्णय नसून, कोल्हापूरसह संपूर्ण पश्चिम महाराष्ट्रासाठी सुवर्णाक्षरांनी लिहिला जाईल, असा ऐतिहासिक क्षण आहे. दीर्घ प्रतीक्षेनंतर अखेर हे स्वप्न साकारले असून कोल्हापूर, सांगली, सातारा, सोलापूर, रत्नागिरी व सिंधुदुर्ग जिल्ह्यातील जनता, वकील व पक्षकारांचा प्रचंड भार हलका होण्याची शक्यता आहे. आता त्यांना मुंबई किंवा औरंगाबादला जाण्याचा त्रास होणार नाही. वेळ, पैसा व श्रम याची बचत होऊन न्यायप्रवेश अधिक सुलभ व वेगवान झाला आहे. मुंबई उच्च न्यायालयाचे मुख्यालय मुंबईत असून छत्रपती संभाजीनगर व नागपूर येथे आधीच खंडपीठे आहेत. पश्चिम महाराष्ट्र, कोकण व मराठवाडा या भागातील नागरिकांना न्यायालयीन कामकाजासाठी हजारो कि.मी. दूरवरचा प्रवास करावा लागत होता. अनेकदा धरणे, मोर्चे, आंदोलने, उपोषणे अशा विविध माध्यमांतून शासनावर दबाव आणण्यात आला. परंतु, प्रत्येक वेळी आश्वासने मिळूनही निर्णय पुढे ढकलला गेला. या संघर्षाला माध्यमांनी साथ दिली. विशेषतः दै. ‘पुढारी’चे मुख्य संपादक डॉ. प्रतापसिंह जाधव यांनी संपादकीय, बातम्या व लोकजागृतीच्या माध्यमातून या प्रश्नाला सतत जिवंत ठेवले. खंडपीठाची चळवळ कोल्हापूरच्या जनआंदोलनाचे स्वरूप घेऊ शकली, त्यामागे त्यांचे मोलाचे योगदान आहे. उद्घाटन सोहळ्यात दस्तरखुद्द राज्याचे मुख्यमंत्री देवेंद्र फडणवीस यांनी त्यांच्या खंडपीठ आंदोलनातील कार्याचा गौरव केला. कोल्हापुरात उच्च न्यायालयाचे सर्किट बेंचचे रविवारी (दि.17) भारताचे सरन्यायाधीश भूषण गवई यांच्या हस्ते उद्घाटन झाले. हा दिवस कोल्हापूरकरांसह सहा जिल्ह्यांतील जनतेच्या अभिमानाचा ठरला. उद्घाटन सोहळ्यात सरन्यायाधीश गवई यांनी आतापर्यंतचे सर्वात जास्त वेळ (53 मिनिटे) भाषण करून कोल्हापूरकरांनी दिलेल्या सन्मानाबद्दल कृतज्ञता व्यक्त केली. सर्किट बेंचची स्थापना हा केवळ कोल्हापुरांचा नव्हे, तर संपूर्ण पश्चिम महाराष्ट्राचा विजय आहे. दीर्घ प्रतीक्षेनंतर लोकशाहीतील न्यायप्रवेशाचा उजेड दाराशी पोहोचला आहे. सरन्यायाधीश गवई यांचे दीर्घ भाषण केवळ औपचारिक नव्हते, तर कोल्हापूरकरांच्या उत्स्फूर्त प्रतिसादास दिलेली दाद होती. त्यांच्या प्रत्येक शब्दातून कोल्हापूरच्या खंडपीठाच्या न्याय्य लढ्याचा गौरव झळकला. जनतेने केलेले आदरातिथ्य व आत्मियता यांनी हा सोहळा अधिकच संस्मरणीय बनवला. जनतेचा उत्स्फूर्त प्रतिसाद, वकिलांचा आनंद व उपस्थितांच्या डोळ्यांतील आनंदाश्रू या ऐतिहासिक क्षणाचा आनंद प्रत्येकाच्या चेहर्‍यावर ओसंडून वाहत होता. * न्यायालयीन प्रकरणांचा निपटारा जलदगतीने व्हावा * न्यायमूर्ती, वकिलांसाठी आवश्यक सुविधा मिळाव्यात * न्यायालयीन कामकाज तंत्रज्ञानाधारित व पारदर्शक व्हावे * वकील, पक्षकारांसाठी पार्किंग, वाहतूक नियोजन करावे 'Pudhari' is excited to announce the relaunch of its Android and iOS apps. Stay updated with the latest news at your fingertips. Android and iOS Download now and stay updated, anytime, anywhere. Pudhari Publications Private Limited</w:t>
+      </w:r>
+    </w:p>
+    <w:p>
+      <w:pPr>
+        <w:pStyle w:val="Heading3"/>
+      </w:pPr>
+      <w:r>
+        <w:rPr/>
+        <w:t>Article 132</w:t>
+      </w:r>
+    </w:p>
+    <w:p>
+      <w:pPr>
+        <w:pStyle w:val="Normal"/>
+      </w:pPr>
+      <w:r>
+        <w:rPr/>
+        <w:t>Title: kolhapur | सर्किट बेंचचे स्वप्न साकारले; न्यायाचे दरवाजे खुले झाले!</w:t>
+      </w:r>
+    </w:p>
+    <w:p>
+      <w:pPr>
+        <w:pStyle w:val="Normal"/>
+      </w:pPr>
+      <w:r>
+        <w:rPr/>
+        <w:t xml:space="preserve">URL: </w:t>
+      </w:r>
+      <w:r>
+        <w:t xml:space="preserve"> https://pudhari.news/maharashtra/kolhapur/circuit-bench-dream-realized-doors-of-justice-now-open-ap84</w:t>
+      </w:r>
+    </w:p>
+    <w:p>
+      <w:pPr>
+        <w:pStyle w:val="Normal"/>
+      </w:pPr>
+      <w:r>
+        <w:rPr/>
+        <w:t>Content: प्रवीण मस्के कोल्हापूर : तब्बल साडेचार दशकांच्या सातत्यपूर्ण लढ्याला यश आले आणि अखेर कोल्हापुरात उच्च न्यायालयाचे खंडपीठ स्थापन झाले. हा फक्त एक प्रशासकीय निर्णय नसून, कोल्हापूरसह संपूर्ण पश्चिम महाराष्ट्रासाठी सुवर्णाक्षरांनी लिहिला जाईल, असा ऐतिहासिक क्षण आहे. दीर्घ प्रतीक्षेनंतर अखेर हे स्वप्न साकारले असून कोल्हापूर, सांगली, सातारा, सोलापूर, रत्नागिरी व सिंधुदुर्ग जिल्ह्यातील जनता, वकील व पक्षकारांचा प्रचंड भार हलका होण्याची शक्यता आहे. आता त्यांना मुंबई किंवा औरंगाबादला जाण्याचा त्रास होणार नाही. वेळ, पैसा व श्रम याची बचत होऊन न्यायप्रवेश अधिक सुलभ व वेगवान झाला आहे. मुंबई उच्च न्यायालयाचे मुख्यालय मुंबईत असून छत्रपती संभाजीनगर व नागपूर येथे आधीच खंडपीठे आहेत. पश्चिम महाराष्ट्र, कोकण व मराठवाडा या भागातील नागरिकांना न्यायालयीन कामकाजासाठी हजारो कि.मी. दूरवरचा प्रवास करावा लागत होता. अनेकदा धरणे, मोर्चे, आंदोलने, उपोषणे अशा विविध माध्यमांतून शासनावर दबाव आणण्यात आला. परंतु, प्रत्येक वेळी आश्वासने मिळूनही निर्णय पुढे ढकलला गेला. या संघर्षाला माध्यमांनी साथ दिली. विशेषतः दै. ‘पुढारी’चे मुख्य संपादक डॉ. प्रतापसिंह जाधव यांनी संपादकीय, बातम्या व लोकजागृतीच्या माध्यमातून या प्रश्नाला सतत जिवंत ठेवले. खंडपीठाची चळवळ कोल्हापूरच्या जनआंदोलनाचे स्वरूप घेऊ शकली, त्यामागे त्यांचे मोलाचे योगदान आहे. उद्घाटन सोहळ्यात दस्तरखुद्द राज्याचे मुख्यमंत्री देवेंद्र फडणवीस यांनी त्यांच्या खंडपीठ आंदोलनातील कार्याचा गौरव केला. कोल्हापुरात उच्च न्यायालयाचे सर्किट बेंचचे रविवारी (दि.17) भारताचे सरन्यायाधीश भूषण गवई यांच्या हस्ते उद्घाटन झाले. हा दिवस कोल्हापूरकरांसह सहा जिल्ह्यांतील जनतेच्या अभिमानाचा ठरला. उद्घाटन सोहळ्यात सरन्यायाधीश गवई यांनी आतापर्यंतचे सर्वात जास्त वेळ (53 मिनिटे) भाषण करून कोल्हापूरकरांनी दिलेल्या सन्मानाबद्दल कृतज्ञता व्यक्त केली. सर्किट बेंचची स्थापना हा केवळ कोल्हापुरांचा नव्हे, तर संपूर्ण पश्चिम महाराष्ट्राचा विजय आहे. दीर्घ प्रतीक्षेनंतर लोकशाहीतील न्यायप्रवेशाचा उजेड दाराशी पोहोचला आहे. सरन्यायाधीश गवई यांचे दीर्घ भाषण केवळ औपचारिक नव्हते, तर कोल्हापूरकरांच्या उत्स्फूर्त प्रतिसादास दिलेली दाद होती. त्यांच्या प्रत्येक शब्दातून कोल्हापूरच्या खंडपीठाच्या न्याय्य लढ्याचा गौरव झळकला. जनतेने केलेले आदरातिथ्य व आत्मियता यांनी हा सोहळा अधिकच संस्मरणीय बनवला. जनतेचा उत्स्फूर्त प्रतिसाद, वकिलांचा आनंद व उपस्थितांच्या डोळ्यांतील आनंदाश्रू या ऐतिहासिक क्षणाचा आनंद प्रत्येकाच्या चेहर्‍यावर ओसंडून वाहत होता. * न्यायालयीन प्रकरणांचा निपटारा जलदगतीने व्हावा * न्यायमूर्ती, वकिलांसाठी आवश्यक सुविधा मिळाव्यात * न्यायालयीन कामकाज तंत्रज्ञानाधारित व पारदर्शक व्हावे * वकील, पक्षकारांसाठी पार्किंग, वाहतूक नियोजन करावे 'Pudhari' is excited to announce the relaunch of its Android and iOS apps. Stay updated with the latest news at your fingertips. Android and iOS Download now and stay updated, anytime, anywhere. Pudhari Publications Private Limited</w:t>
+      </w:r>
+    </w:p>
+    <w:p>
+      <w:pPr>
+        <w:pStyle w:val="Heading3"/>
+      </w:pPr>
+      <w:r>
+        <w:rPr/>
+        <w:t>Article 133</w:t>
+      </w:r>
+    </w:p>
+    <w:p>
+      <w:pPr>
+        <w:pStyle w:val="Normal"/>
+      </w:pPr>
+      <w:r>
+        <w:rPr/>
+        <w:t>Title: Vice Presidential Election: सीपी राधाकृष्णन को NDA उम्मीदवार बनाने पर कांग्रेस को लगी मिर्ची, INDI गठबंधन कैंडिडेट पर खोले पत्ते</w:t>
+      </w:r>
+    </w:p>
+    <w:p>
+      <w:pPr>
+        <w:pStyle w:val="Normal"/>
+      </w:pPr>
+      <w:r>
+        <w:rPr/>
+        <w:t xml:space="preserve">URL: </w:t>
+      </w:r>
+      <w:r>
+        <w:t xml:space="preserve"> https://www.republicbharat.com/india/congress-angry-cp-radhakrishnan-nda-vice-presidential-candidate-opened-cards-on-indi-alliance-meeting</w:t>
+      </w:r>
+    </w:p>
+    <w:p>
+      <w:pPr>
+        <w:pStyle w:val="Normal"/>
+      </w:pPr>
+      <w:r>
+        <w:rPr/>
+        <w:t>Content: अपडेटेड 18 August 2025 at 14:06 IST उपराष्ट्रपति चुनाव के लिए NDA ने अपने उम्मीदवार के नाम का ऐलान कर दिया है। महाराष्ट्र के राज्यपाल और बीजेपी के वरिष्ठ नेता सीपी राधाकृष्णन को एनडीए ने मैदान में उतारा है। उनके नाम की घोषणा BJP अध्यक्ष जेपी नेड्डा ने रविवार देर शाम की। टीडीपी, जनसेना और JDU अब तक तीन पार्टियों ने CP राधाकृष्णन की उम्मीदनवारी का स्वागत किया। अब सवाल उठ रहा है कि कांग्रेस की अगुवाई वाले INDIA अलायंस की ओर से उपराष्ट्रपति चुनाव के लिए उम्मीदवार कौन होगी? वहींं, कांग्रेस की ओर से सीपी राधाकृष्णन के नाम पर सवाल भी उठाए गए हैं। NDA द्वारा उपराष्ट्रपति चुनाव के लिए सीपी राधाकृष्णन को उम्मीदवार बनाए जाने के बाद अब इस बात की चर्चा शुरू हो गई है कि INDI गठबंधन का कैंडिडेट कौन होगा? जेपी नड्डा ने प्रेस कॉन्फ्रेंस कर सीपी राधाकृष्णन के नाम की घोषणा की। जानकारी के मुताबिक, राधाकृष्णन 21 अगस्त को नामांकन दाखिल करेंगे, जिसमें NDA शासित राज्यों के सभी मुख्यमंत्री और उपमुख्यमंत्री शामिल होंगे। वहीं, सीपी राधाकृष्णन के नाम की घोषणा के बाद कांग्रेस की प्रतिक्रिया आई है। कांग्रेस सांसद मणिकम टैगोर ने NDA द्वारा महाराष्ट्र के राज्यपाल सी.पी. राधाकृष्णन को उपराष्ट्रपति पद का उम्मीदवार घोषित किए जाने पर कहा, "INDIA गठबंधन के नेता बैठक करेंगे और INDIA गठबंधन के रुख और उम्मीदवार के बारे में फैसला करेंगे। हम सभी जानते हैं कि सी.पी. राधाकृष्णन की पृष्ठभूमि RSS से जुड़ी है। वह गर्व से RSS का बैच पहनते हैं और तमिलनाडु से सांसद रहे हैं, भाजपा प्रमुख रहे हैं, इसलिए तमिलनाडु से उनका जुड़ाव है और वह वर्तमान में महाराष्ट्र के राज्यपाल हैं, लेकिन उनके RSS से जुड़ाव को भुलाया नहीं जा सकता।" इधर दिल्ली के रवाना होने से पहले उपराष्ट्रपति पद के उम्मीदवार, महाराष्ट्र के राज्यपाल सी.पी. राधाकृष्णन ने महाराष्ट्र के मुख्यमंत्री देवेंद्र फडणवीस से मुलाकात की। वहीं, शिवसेना सांसद नरेश म्हस्के ने राधाकृष्णन को उपराष्ट्रपति पद के लिए अपना उम्मीदवार घोषित करने पर कहा, "हमारे पार्टी प्रमुख एकनाथ शिंदे ने कल ही घोषणा की है कि हम सभी NDA की घोषणा के साथ हैं और हम उनका समर्थन करते हैं..." बता दें कि जगदीप धनखड़ ने 21 जुलाई की रात अचानक उपराष्ट्रपति पद से इस्तीफा दे दिया था। 74 वर्षीय धनखड़ का कार्यकाल 10 अगस्त 2027 तक था, मगर उन्होंने स्वास्थ्य कारणों का हवाला देकर बीच में ही अपने पद से इस्तीफा दे दिया। अब उपराष्ट्रपति चुनाव के लिए 9 सितंबर को मतदान होगा और उसी दिन मतगणना होगी। नामांकन की अंतिम तारीख 21 अगस्त है, जबकि उम्मीदवारी वापस लेने की अंतिम तारीख 25 अगस्त है। ऐसे में INDIA गठबंधन को भी जल्द से जल्द अपने उम्मीदवार के नाम की घोषणा करने होगी, ऐसे में सबकी नजरे INDI ब्लॉक की बैठक पर टिकी है। यह भी पढ़ें: कौन हैं CP राधाकृष्‍णन? जिन्हें NDA ने बनाया उपराष्ट्रपति उम्मीदवार, जानें कैसा रहा 40 सालों का राजनीतिक सफर Published By : Rupam Kumari पब्लिश्ड 18 August 2025 at 14:06 IST This site is part of Republic World Vernacular © 2025 Republic. All rights reserved.</w:t>
+      </w:r>
+    </w:p>
+    <w:p>
+      <w:pPr>
+        <w:pStyle w:val="Heading3"/>
+      </w:pPr>
+      <w:r>
+        <w:rPr/>
+        <w:t>Article 134</w:t>
+      </w:r>
+    </w:p>
+    <w:p>
+      <w:pPr>
+        <w:pStyle w:val="Normal"/>
+      </w:pPr>
+      <w:r>
+        <w:rPr/>
+        <w:t>Title: महाराष्ट्र की ‘अस्मिता’ की बात करने वाले उपराष्ट्रपति पद के लिए राधाकृष्णन का समर्थन करें : फडणवीस</w:t>
+      </w:r>
+    </w:p>
+    <w:p>
+      <w:pPr>
+        <w:pStyle w:val="Normal"/>
+      </w:pPr>
+      <w:r>
+        <w:rPr/>
+        <w:t xml:space="preserve">URL: </w:t>
+      </w:r>
+      <w:r>
+        <w:t xml:space="preserve"> https://hindi.theprint.in/india/support-radhakrishnan-for-the-post-of-vice-president-who-talks-about-maharashtras-identity-fadnavis/856729/</w:t>
+      </w:r>
+    </w:p>
+    <w:p>
+      <w:pPr>
+        <w:pStyle w:val="Normal"/>
+      </w:pPr>
+      <w:r>
+        <w:rPr/>
+        <w:t>Content: मुंबई, 18 अगस्त (भाषा) महाराष्ट्र के मुख्यमंत्री देवेन्द्र फडणवीस ने राज्य के विभिन्न दलों के सांसदों, खासकर शिवसेना (उबाठा) और राकांपा (एसपी) के सांसदों से उपराष्ट्रपति पद के लिए राज्यपाल सी.पी. राधाकृष्णन की उम्मीदवारी का समर्थन करने का सोमवार को आह्वान किया। सत्तारूढ़ राष्ट्रीय जनतांत्रिक गठबंधन (राजग) ने रविवार को 67 वर्षीय राधाकृष्णन को उपराष्ट्रपति पद के लिए अपना उम्मीदवार घोषित किया। उनका ताल्लुक तमिलनाडु की एक प्रमुख ओबीसी जाति से है और वह आरएसएस की पृष्ठभूमि से आने वाले भाजपा के अनुभवी नेता हैं। फडणवीस ने पत्रकारों से बात करते हुए कहा कि हालांकि राधाकृष्णन तमिलनाडु से हैं, लेकिन वह मुंबई में पंजीकृत मतदाता हैं और पिछले साल महाराष्ट्र विधानसभा चुनाव में उन्होंने यहां वोट डाला था। उन्होंने कहा, ‘जब वह उपराष्ट्रपति पद के लिए नामांकन दाखिल करेंगे, तो उसमें यह उल्लेख करेंगे कि वह मुंबई में पंजीकृत मतदाता हैं। यह महाराष्ट्र के लिए गर्व की बात है।’ फडणवीस ने कहा कि विपक्षी शिवसेना (उबाठा) और राष्ट्रवादी कांग्रेस पार्टी (एसपी) जैसे राजनीतिक दल महाराष्ट्र की ‘अस्मिता’ का समर्थन करते हैं, इसलिए उन्हें राधाकृष्णन की उम्मीदवारी का समर्थन करना चाहिए। एक प्रश्न के उत्तर में मुख्यमंत्री ने कहा कि वह शिवसेना (उबाठा) प्रमुख उद्धव ठाकरे और राकांपा (एसपी) प्रमुख शरद पवार से राधाकृष्णन का समर्थन करने का अनुरोध करेंगे, क्योंकि वह राज्य के राज्यपाल हैं और मुंबई के मतदाता हैं। भारत के उपराष्ट्रपति पद के लिए निर्वाचन मंडल में संसद के दोनों सदनों के सभी सदस्य शामिल होते हैं। शिवसेना (उबाठा) के पास नौ लोकसभा सदस्य और दो राज्यसभा सदस्य हैं, जबकि राकांपा (एसपी) के पास 10 लोकसभा सदस्य और दो राज्यसभा सदस्य हैं। राजग को 781 सांसदों वाले निर्वाचक मंडल में कम से कम 422 सदस्यों का समर्थन प्राप्त है, इसलिए विपक्ष के खिलाफ किसी भी मुकाबले में राधाकृष्णन की जीत लगभग तय है। बहुमत का आंकड़ा 391 है। इससे पहले दिन में फडणवीस ने मुंबई स्थित राजभवन में राधाकृष्णन से शिष्टाचार भेंट की। राधाकृष्णन बाद में दिल्ली के लिए रवाना हो गए। राजभवन की ओर से जारी एक विज्ञप्ति में कहा गया कि यहां हवाई अड्डे पर फडणवीस ने राज्य के सांस्कृतिक मामलों के मंत्री आशीष शेलार के साथ राज्यपाल को मराठा राजा छत्रपति शिवाजी महाराज के अप्रकाशित पत्रों की एक पुस्तक भेंट की। भाषा नोमान मनीषा मनीषा यह खबर ‘भाषा’ न्यूज़ एजेंसी से ‘ऑटो-फीड’ द्वारा ली गई है. इसके कंटेंट के लिए दिप्रिंट जिम्मेदार नहीं है. प्रिंट का विश्वास, डिजिटल की रफ़्तार हमें संपर्क करें: feedback@theprint.in Copyright © 2025 Printline Media Pvt. Ltd. All rights reserved.</w:t>
+      </w:r>
+    </w:p>
+    <w:p>
+      <w:pPr>
+        <w:pStyle w:val="Heading3"/>
+      </w:pPr>
+      <w:r>
+        <w:rPr/>
+        <w:t>Article 135</w:t>
+      </w:r>
+    </w:p>
+    <w:p>
+      <w:pPr>
+        <w:pStyle w:val="Normal"/>
+      </w:pPr>
+      <w:r>
+        <w:rPr/>
+        <w:t>Title: कौन लेगा CP राधाकृष्णन की जगह? BJP की एक खोज खत्म होते ही शुरू हुई दूसरी तलाश</w:t>
+      </w:r>
+    </w:p>
+    <w:p>
+      <w:pPr>
+        <w:pStyle w:val="Normal"/>
+      </w:pPr>
+      <w:r>
+        <w:rPr/>
+        <w:t xml:space="preserve">URL: </w:t>
+      </w:r>
+      <w:r>
+        <w:t xml:space="preserve"> https://navbharatlive.com/maharashtra/maharashtra-new-governor-who-will-replace-cp-radhakrishnan-bjp-new-search-begins-1321951.html</w:t>
+      </w:r>
+    </w:p>
+    <w:p>
+      <w:pPr>
+        <w:pStyle w:val="Normal"/>
+      </w:pPr>
+      <w:r>
+        <w:rPr/>
+        <w:t>Content: उपराष्ट्रपति पद के उम्मीदवार सीपी राधाकृष्णन, पीएम नरेंद्र मोदी, सीएम देवेंद्र फडणवीस (सोर्स: सोशल मीडिया) New Maharashtra Governor: भारत के उपराष्ट्रपति पद के लिए 9 सिंतबर को चुनाव होना है। इसके लिए भारतीय जनता पार्टी के नेतृत्व वाले एनडीए गठबंधन ने रविवार शाम को महाराष्ट्र के राज्यपाल सीपी राधाकृष्णन को अपना उम्मीदवार घोषित किया। अब सबकी निगाहें विपक्ष की ओर टिकी हुई हैं। विपक्षी गठबंधन ‘इंडिया’ भी इस चुनाव के लिए अपना उम्मीदवार उतार सकता है। पूर्व उपराष्ट्रपति जगदीप धनखड़ के इस्तीफे के बाद यह पद खाली हुआ था। जिसके बाद नए उपराष्ट्रपति के उम्मीदवार के लिए मंथन जारी था, जो सीपी राधाकृष्णन का नाम सामने आने के बाद पूरा हुआ। लेकिन भाजपा की एक तलाश खत्म होते ही दूसरी खोज शुरू हो गई है। सीपी राधाकृष्णन वर्तमान में महाराष्ट्र के राज्यपाल है। 21 अगस्त को उपराष्ट्रपति पद के लिए नामांकन भरने से पहले उन्हें राज्यपाल के पद से इस्तीफा देना होगा। इससे महाराष्ट्र के राज्यपाल का पद खाली हो जाएगा। ऐसे में भाजपा और एनडीए गठबंधन में अब राज्यपाल के लिए नए चेहरे की तलाश करनी होगी। सीपी राधाकृष्णन को पुष्पगुच्छ देते सीएम फडणवीस वैसे पूरे देश में संघ (RSS) की अच्छी पकड़ है, लेकिन महाराष्ट्र संघ के लिए खास है। क्योंकि इसका मुख्यालय नागपुर में है। ऐसे में महाराष्ट्र के राज्यपाल के लिए भाजपा ऐसे को ऐसे चेहरे की तलाश होगी जो साफ-सुथरी छवि वाला हो और संघ में अच्छी पैठ रखता हो, ताकि राज्य सरकार के साथ-साथ भाजपा और संघ में तालमेल बना रहे। यह भी पढ़ें:- ‘हम क्यों सपोर्ट करें…’, CP राधाकृष्णन की उम्मीदवारी पर बोले संजय राउत, बताया विपक्ष का गेमप्लान वहीं भाजपा का ध्यान चुनावी, राजनैतिक और जातिगत समीकरणों पर रहेगा। महाराष्ट्र में इसी साल निकाय चुनाव होने हैं। वहीं कुछ राज्यों में अलगे कुछ समय में विधानसभा चुनाव होने हैं। ऐसे में किसी भी नाम को सामने लाने से पहले जातिगत, राजनीतिक समीकरणों को साधने की काेशिश की जाएगी। जिससे न केवल महाराष्ट्र के निकाय चुनाव बल्कि अन्य राज्यों के विधानसभा चुनाव में भी पार्टी को फायदा हो सके। भाजपा अपने नए राष्ट्रीय अध्यक्ष की तलाश में भी जुटी हुई है। जेपी नड्डा का कार्यकाल खत्म हो चुका है, लेकिन नए अध्यक्ष के बनने तक वे इस पद पर बने रहेंगे। नए अध्यक्ष को लेकर भाजपा और राष्ट्रीय स्वयंसेवक संघ में मंथन जारी है। ऐसे में देखना अहम होगा कि पार्टी राष्ट्रीय अध्यक्ष के साथ-साथ महाराष्ट्र के राज्यपाल के लिए कौन सा चेहरा सामने लाती है। Follow Us On © Copyright Navbharatlive 2025 All rights reserved.</w:t>
+      </w:r>
+    </w:p>
+    <w:p>
+      <w:pPr>
+        <w:pStyle w:val="Heading3"/>
+      </w:pPr>
+      <w:r>
+        <w:rPr/>
+        <w:t>Article 136</w:t>
+      </w:r>
+    </w:p>
+    <w:p>
+      <w:pPr>
+        <w:pStyle w:val="Normal"/>
+      </w:pPr>
+      <w:r>
+        <w:rPr/>
+        <w:t>Title: Farmers Loan Waiver: बावनकुळेंनंतर महायुती सरकारमधील 'या' मंत्र्याची कर्जमाफीबाबत मोठी अपडेट; म्हणाले,'CM फडणवीस लवकरच...'</w:t>
+      </w:r>
+    </w:p>
+    <w:p>
+      <w:pPr>
+        <w:pStyle w:val="Normal"/>
+      </w:pPr>
+      <w:r>
+        <w:rPr/>
+        <w:t xml:space="preserve">URL: </w:t>
+      </w:r>
+      <w:r>
+        <w:t xml:space="preserve"> https://sarkarnama.esakal.com/maharashtra/vidarbha/sanjay-rathod-update-farmer-loan-waiver-devendra-fadnavis-dk88</w:t>
+      </w:r>
+    </w:p>
+    <w:p>
+      <w:pPr>
+        <w:pStyle w:val="Normal"/>
+      </w:pPr>
+      <w:r>
+        <w:rPr/>
+        <w:t>Content: थोडक्यात बातमी: महायुती सरकारनं शेतकरी कर्जमाफीचं आश्वासन दिलं होतं, मात्र ८ महिने उलटूनही निर्णय प्रलंबित आहे. मंत्री संजय राठोड यांनी राज्य मंत्रिमंडळात कर्जमाफीवर चर्चा सुरू असल्याचं सांगितलं आणि मुख्यमंत्री देवेंद्र फडणवीस लवकरच घोषणा करतील असे संकेत दिले. शेतकऱ्यांची कर्जमाफीची मागणी तीव्र होत असून विरोधकांकडून सरकारवर सातत्याने दबाव टाकला जात आहे. Yavatmal News : महायुतीनं विधानसभा निवडणुकीआधी शेतकरी कर्जमाफीचं आश्वासन दिलं होतं.पण महायुतीचं सरकार येऊन आता आठ महिन्यांचा कालावधी लोटला आहे. मात्र,अद्याप कर्जमाफी (Loan Waiver Farmers) करण्याबाबत सरकारनं कोणताही मोठा निर्णय घेतलेला नाही.त्याचमुळे विरोधकांकडून सातत्यानं सरकारवर धारेवर धरले जाते. याचदरम्यान,काही दिवसांपूर्वी भाजप नेते आणि मंत्री चंद्रशेखर बावनकुळे यांनी कर्जमाफीविषयीचे संकेत दिले होते. आता एकनाथ शिंदेंच्या मंत्र्यांनं आता मोठं विधान केल्याचं समोर आलं आहे. After Chandrashekhar Bawankule, Minister Sanjay Rathod confirmed that Maharashtra CM Devendra Fadnavis will soon announce a major farmer loan waiver. Get the latest updates on MahaYuti government’s decision एकीकडे राज्यातील शेतकरी वर्गाचं सरकारच्या कर्जमाफीच्या घोषणेकडे लक्ष लागलेले असताना मृदा आणि जलसंधारण मंत्री संजय राठोड यांनी मोठं विधान केलं आहे.कर्जमाफीसंदर्भात राज्य मंत्रिमंडळात चर्चा सुरू असल्याची मोठी अपडेट दिली आहे. तसेच मुख्यमंत्री देवेंद्र फडणवीस हे लवकरच शेतकऱ्यांसाठी कर्जमाफीची घोषणा करणार असल्याचं राठोड यांनी म्हटलं आहे. माजी मुख्यमंत्री व हरितक्रांतीचे प्रणेते वसंतराव नाईक यांच्या 46 व्या स्मृतीदिनानिमित्त यवतमाळ जिल्ह्यातील पुसदमध्ये एका विशेष कार्यक्रमाचं आयोजन करण्यात आले होते.याच कार्यक्रमात मृद व जलसंधारण मंत्री संजय राठोड यांनी शेतकऱ्यांच्या कर्जमाफीबाबत मोठं विधान केलं आहे. मंत्री संजय राठोड म्हणाले,संकटग्रस्त शेतकऱ्यांना कर्जमाफी देण्यासंदर्भात राज्य मंत्रिमंडळात चर्चा सुरू असून मुख्यमंत्री देवेंद्र फडणवीस हे लवकरच शेतकऱ्यांसाठी कर्जमाफीची घोषणा करतील. महायुतीच्या जाहीरनाम्यात कर्जमाफीचा उल्लेख आहे.राज्याच्या प्रमुखांकडून लवकरच याबाबत घोषणा करण्यात येईल,असे संकेत राठोड यांनी या कार्यक्रमात दिले. या कार्यक्रमाला मुख्यमंत्री आणि कृषिमंत्री उपस्थित राहू शकले नाही याबद्दलही राठोड यांनी दिलगिरी व्यक्त केली. यावेळी हा कृषिसन्मान हा पुरस्कार नसून नव्या पिढीसाठी ठेवा असल्याचंही नमूद केलं होतं. मंत्री चंद्रशेखर बावनकुळे यांनी कर्जमाफीबाबत सूचक वक्तव्य केलं आहे. त्यामुळे शेतकऱ्यांच्या आशा पल्लवित झाल्या आहेत. यावेळी बावनकुळे यांनी सरसकट कर्जमाफी होणार नाही. फक्त गरजूंसाठी होईल, असं म्हणाले आहेत. तसेच फार्महाऊस आणि बंगले बांधणाऱ्यांना कर्जमाफी कशाला? असा सवालही चंद्रशेखर बावनकुळे यांनी केला आहे. यामुळे सरकार राज्यात गरीब शेतकऱ्यांसाठी सरकार कर्जमाफी करण्याच्या तयारीत असल्याचं बोललं जात आहेत. राज्यात गेल्या काही दिवसांपासून शेतकरी कर्जमाफीची चर्चा आहे. राज्यभरातील शेतकऱ्यांकडून कर्जमाफीची मागणी केली जात आहे. कर्जमाफीसाठी विरोधी पक्षांकडून सरकारला सातत्याने घेरलं जात आहे. माजी आमदार बच्चू कडू यांच्याकडून विविध शहरांमध्ये मोर्चा काढला जात आहे. विधिमंडळाच्या पावसाळी अधिवेशनातही विरोधकांनी महायुती सरकारला घेरताना कर्जमाफी कधी करणार? असा जाब विचारला होता. त्याला उत्तर सरकारनं कर्जमाफी करावी का आणि ती कशी करावी? याबाबतचा अभ्यास करण्यासाठी एक समिती नेमली असल्याची माहिती सभागृहात दिली होती. या समितीचा कर्जमाफीबाबतचा अहवाल आल्यानंतर सरकार कर्जमाफीबाबत अंतिम निर्णय घेईल,असंही सभागृहात सत्ताधारी पक्षाकडून सांगण्यात आलं होतं. प्रश्न 1: महायुती सरकारनं शेतकऱ्यांना काय आश्वासन दिलं होतं?👉 शेतकरी कर्जमाफीचं आश्वासन दिलं होतं. प्रश्न 2: मंत्री संजय राठोड यांनी काय विधान केलं?👉 कर्जमाफीवर मंत्रिमंडळात चर्चा सुरू असून लवकरच घोषणा होईल, असे ते म्हणाले. प्रश्न 3: विरोधक सरकारवर का टीका करत आहेत?👉 कारण आठ महिने झाले तरी कर्जमाफीचा निर्णय झालेला नाही. प्रश्न 4: कर्जमाफीसाठी सरकारनं काय पावले उचलली आहेत?👉 कर्जमाफीबाबत अभ्यास करण्यासाठी एक समिती नेमली आहे. सरकारनामाचे सदस्य व्हा शॉपिंगसाठी 'सकाळ प्राईम डील्स'च्या भन्नाट ऑफर्स पाहण्यासाठी क्लिक करा. Read Latest Marathi Political News, Breaking Political News from Maharashtra, India, Pune &amp; Mumbai at Sarkarnama. To Get Live Political Marathi News on Mobile, Download the Sarkarnama Mobile App for Android and IOS. सरकारनामा आता सर्व सोशल मीडिया प्लॅटफॉर्मवर. ताज्या राजकीय घडामोडींसाठी फेसबुक, ट्विटर, इन्स्टाग्राम, शेअर चॅट, टेलिग्रामवर आणि व्हॉट्सॲप आम्हाला फॉलो करा. तसेच, सरकारनामा यूट्यूब चॅनेलला आजच सबस्क्राइब करा. Follow Us Copyright © 2025 Sakal Media Group – All Rights Reserved Powered by Quintype वेबसाईटवर ब्राउझिंगचा अनुभव सर्वोत्तम असावा, यासाठी आम्ही कुकीजचा वापर करतो. कुकीजमुळे तुम्हाला तुमच्या आवडत्या मजकुराची शिफारस करता येते. आमचे गोपनीयता आणि कुकीजसंदर्भातील धोरण तुम्हाला मान्य आहे.</w:t>
+      </w:r>
+    </w:p>
+    <w:p>
+      <w:pPr>
+        <w:pStyle w:val="Heading3"/>
+      </w:pPr>
+      <w:r>
+        <w:rPr/>
+        <w:t>Article 137</w:t>
+      </w:r>
+    </w:p>
+    <w:p>
+      <w:pPr>
+        <w:pStyle w:val="Normal"/>
+      </w:pPr>
+      <w:r>
+        <w:rPr/>
+        <w:t>Title: Shiv Sena, NCP support Maha Governor’s nomination for Vice President</w:t>
+      </w:r>
+    </w:p>
+    <w:p>
+      <w:pPr>
+        <w:pStyle w:val="Normal"/>
+      </w:pPr>
+      <w:r>
+        <w:rPr/>
+        <w:t xml:space="preserve">URL: </w:t>
+      </w:r>
+      <w:r>
+        <w:t xml:space="preserve"> https://www.indianewsstream.com/shiv-sena-ncp-support-maha-governors-nomination-for-vice-president/</w:t>
+      </w:r>
+    </w:p>
+    <w:p>
+      <w:pPr>
+        <w:pStyle w:val="Normal"/>
+      </w:pPr>
+      <w:r>
+        <w:rPr/>
+        <w:t>Content: Mumbai: BJP allies Shiv Sena and NCP have extended their support to the nomination of Maharashtra Governor C.P. Radhakrishnan as the NDA candidate for the upcoming Vice President’s election. Shiv Sena chief and Deputy Chief Minister Eknath Shinde, in his post on X, said, “On behalf of the Shiv Sena party, I announce support for the candidacy of the respected Radhakrishnan, who has long experience in parliamentary work as a Member of Parliament and deep knowledge of administrative work as a Governor.” He further stated, “By selecting the Honourable Governor of Maharashtra, Shri @CPRGuv ji, as the candidate for the post of Vice President, the National Democratic Alliance under the leadership of Prime Minister @narendramodi has duly honored an experienced, wise, honest, and patriotic personality in the political field. Also, heartfelt congratulations on the nomination for the Vice President post. Since his victory in this election is certain, I extend my best wishes that his tenure as Vice President be successful and that his career be remarkable for the bright future of the country.” NCP President and Deputy Chief Minister Ajit Pawar also took to X and said, “Congratulations to incumbent Maharashtra Governor Shri C.P. Radhakrishnan ji on being announced as NDA’s candidate for the Vice Presidential election. I am sure once elected, his long standing experience and dedication will only enrich this high constitutional office. Wishing him the very best.” Praful Patel, NCP’s Working President and MP, also took to X to announce the party’s support for Governor Radhakrishnan’s nomination. “On behalf of my party, the Nationalist Congress Party, and myself, we wholeheartedly welcome and support the decision of Hon’ble Prime Minister Shri Narendra Modi ji and the NDA in nominating such an experienced and respected leader, whose contributions in public life make him most suited for this august office. Heartiest congratulations to Hon’ble Governor of Maharashtra, Shri CP Radhakrishnan ji, on being declared as the NDA’s Vice Presidential candidate,” he said. Earlier, Chief Minister Devendra Fadnavis met Governor Radhakrishnan at the Raj Bhavan and greeted and congratulated him on being announced as the National Democratic Alliance (NDA) candidate for the Vice President of India. IANS New Delhi: As Union Home Minister Amit Shah cited Arvind Kejriwal’s case to defend the bill to oust jailed Ministers and CMs, the former Delhi Chief Minister on Monday demanded... New Delhi: Congress leader Jairam Ramesh on Monday took objection to Home Minister Amit Shah’s remarks on the Opposition’s Vice-Presidential candidate B. Sudershan Reddy, in which he accused the latter... New Delhi: Union Minister Kiren Rijiju has strongly criticised activist and former Planning Commission member Syeda Saiyidain Hameed for her recent comments suggesting that Bangladeshis have a right to live... Thiruvananthapuram: The Kerala Pradesh Congress Committee (KPCC) on Monday suspended MLA Rahul Mamkootathil from the party’s primary membership for six months following allegations of sexual misconduct. The first action by... Katihar (Bihar): Congress leader Rahul Gandhi on Sunday once again targeted the Election Commission of India over alleged bias and wrongdoings in electoral roll revision in Bihar, saying the poll... New Delhi: Prime Minister Narendra Modi on Saturday said that the growth and resilience the world sees in the Indian economy is owing to macro-stability and robust reforms across the... Mumbai: Nationalist Congress Party (SP) chief Sharad Pawar on Friday joined the Leader of Opposition in Lok Sabha Rahul Gandhi's charges of “vote chori”, saying that the party has begun... New Delhi: The Supreme Court on Friday directed both the Muslim and Hindu parties in the Shahi Jama Masjid–Sri Harihar Temple dispute in Uttar Pradesh's Sambhal to maintain the status... New Delhi: The Congress on Friday welcomed the Supreme Court’s verdict on the Bihar Special Intensive Revision (SIR), saying it has safeguarded democracy from what it termed as a “brutal... Patna: Ahead of Prime Minister Narendra Modi’s public meeting in Bodh Gaya on Friday, Leader of Opposition in the Bihar Assembly Tejashwi Yadav launched a scathing attack on the BJP... New Delhi: The Congress on Thursday hit out at the government over its “complete silence” on the escalating Israel-Palestine conflict, after Israel announced a full-scale military operation to capture Gaza... New Delhi: The curtains fell on the 18th Lok Sabha on Thursday as Speaker Om Birla adjourned the House sine die, bringing an end to a session marked by legislative... Massive crowd welcomes Rahul Gandhi as ‘Voter Adhikar Yatra’ kicks off in Bihar Shiv Sena(UBT)’s ‘Saamana’ sees motive behind PM’s RSS praise Dhaka: Bangladesh’s Chief Adviser Muhammad Yunus said on Monday that the country is ready to hold polls in the first half of February, next year. He stated that the interim government will be replaced by… Mysuru (Karnataka): Former Karnataka minister and senior Congress legislator Tanveer Sait, responding to BJP leaders’ demand the state government revoke its decision to invite Booker awardee Banu Mushtaq to inaugurate the historic Dussehra festivities in… New Delhi: As Union Home Minister Amit Shah cited Arvind Kejriwal’s case to defend the bill to oust jailed Ministers and CMs, the former Delhi Chief Minister on Monday demanded action against those who implicate… New Delhi: Prime Minister Narendra Modi and his counterpart from Fiji, Sitiveni Rabuka on Monday acknowledged India’s growing engagement with the Pacific Island Countries carried out under the Act East policy through the Forum for… New Delhi: Calling for a fight against the social evil of dowry, National Commission for Women (NCW) Chairperson, Vijaya Rahatkar, said on Monday that the panel is preparing to speak to the shocked family of… Srinagar: Former Jammu and Kashmir (J&amp;amp;K) Chief Minister and President of Peoples Democratic Party (PDP), Mehbooba Mufti, on Monday led a peaceful protest in Srinagar demanding the return of Kashmiri prisoners lodged in jails outside… © 2021 – India News Stream. All Rights Reserved. Design and develop by Starkviz Technologies Email us at</w:t>
+      </w:r>
+    </w:p>
+    <w:p>
+      <w:pPr>
+        <w:pStyle w:val="Heading3"/>
+      </w:pPr>
+      <w:r>
+        <w:rPr/>
+        <w:t>Article 138</w:t>
+      </w:r>
+    </w:p>
+    <w:p>
+      <w:pPr>
+        <w:pStyle w:val="Normal"/>
+      </w:pPr>
+      <w:r>
+        <w:rPr/>
+        <w:t>Title: 'संवैधानिक संस्थाओं को कर रहे हैं नष्ट...' भाजपा सांसद निशिकांत दुबे ने राहुल गांधी पर साधा निशाना</w:t>
+      </w:r>
+    </w:p>
+    <w:p>
+      <w:pPr>
+        <w:pStyle w:val="Normal"/>
+      </w:pPr>
+      <w:r>
+        <w:rPr/>
+        <w:t xml:space="preserve">URL: </w:t>
+      </w:r>
+      <w:r>
+        <w:t xml:space="preserve"> https://www.timesnowhindi.com/india/constitutional-institutions-are-being-destroyed-nishikant-dubey-slams-rahul-gandhi-as-sc-dismisses-plea-challenging-2024-maharashtra-polls-article-152485768</w:t>
+      </w:r>
+    </w:p>
+    <w:p>
+      <w:pPr>
+        <w:pStyle w:val="Normal"/>
+      </w:pPr>
+      <w:r>
+        <w:rPr/>
+        <w:t>Content: Theme Login to get the latest articles, videos, gallery and a lot more… Updated Aug 19, 2025, 09:40 IST निशिकांत दुबे ने कांग्रेस नेता राहुल गांधी पर साधा निशाना Nishikant Dubey: भाजपा सांसद निशिकांत दुबे ने मंगलवार को सुप्रीम कोर्ट द्वारा 2024 के महाराष्ट्र विधानसभा चुनावों में विसंगतियों का आरोप लगाने वाली याचिका खारिज करने के बाद राहुल गांधी और कांग्रेस पर निशाना साधा। निशिकांत दुबे ने आरोप लगाया कि कांग्रेस संवैधानिक संस्थाओं को नष्ट कर रही है। भाजपा सांसद ने X पर लिखा कि कल सुप्रीम कोर्ट ने महाराष्ट्र विधानसभा चुनाव को लेकर राहुल गांधी द्वारा लगाए गए वोट चोरी और देशद्रोहियों से सांठगांठ के आरोपों को खारिज कर दिया। कोर्ट ने कहा कि इस याचिका से अदालत का समय बर्बाद हुआ है। सुप्रीम कोर्ट को मतदाता सूची, मतदाताओं और मतदान प्रक्रिया में कोई विसंगति नहीं मिली। एक्स पोस्ट में लिखा गया है कि कांग्रेस का खेल बांग्लादेशी और संवैधानिक संस्थाओं को नष्ट करने पर आधारित है, तो सुप्रीम कोर्ट क्या है? अगर राहुल गांधी कुछ कहते हैं, तो वही सच है, किसी खाते या बहीखाते की जरूरत नहीं है। इससे पहले, राहुल गांधी ने महाराष्ट्र चुनावों में बार-बार वोट चोरी का आरोप लगाया था और राज्य में मतदाताओं की संख्या में असामान्य वृद्धि का आरोप लगाया था खासकर मुख्यमंत्री देवेंद्र फडणवीस की दक्षिण-पश्चिम नागपुर सीट पर। दुबे की यह टिप्पणी सोमवार को सुप्रीम कोर्ट द्वारा नवंबर 2024 में होने वाले महाराष्ट्र विधानसभा चुनावों में विसंगतियों का आरोप लगाने वाली याचिका को खारिज करने के बाद आई है। न्यायमूर्ति एम.एम. सुंदरेश और न्यायमूर्ति एन.कोटिस्वर सिंह की पीठ ने बॉम्बे उच्च न्यायालय के जून 2025 के आदेश के खिलाफ चेतन चंद्रकांत अहिरे द्वारा दायर याचिका को खारिज कर दिया। अहिरे ने इस आरोप के आधार पर चुनाव परिणामों को शून्य घोषित करने की मांग की कि शाम छह बजे मतदान समाप्त होने के बाद लगभग 75 लाख फर्जी मतदाताओं ने वोट डाले। उन्होंने मांग की कि मतदान प्रक्रिया में कथित उल्लंघन के कारण राज्य के सभी 288 विधानसभा क्षेत्रों के परिणामों को रद्द कर दिया जाए। याचिकाकर्ता ने आधिकारिक समय के बाहर डाले गए मतों का निर्वाचन क्षेत्रवार ब्यौरा देने तथा सफल उम्मीदवारों के निर्वाचन प्रमाण-पत्र रद्द करने की भी मांग की। उच्च न्यायालय ने उनकी याचिका को यह कहते हुए खारिज कर दिया था कि याचिका पूरी तरह से एक अखबार की रिपोर्ट पर आधारित है, इसमें काल्पनिक और निराधार दावे हैं और यह कानून की प्रक्रिया का घोर दुरुपयोग है। देश और दुनिया की ताजा ख़बरें (Hindi News) पढ़ें हिंदी में और देखें छोटी बड़ी सभी न्यूज़ Times Now Navbharat Live TV पर। देश (India News) अपडेट और चुनाव (Elections) की ताजा समाचार के लिए जुड़े रहे Times Now Navbharat से। शशांक शेखर मिश्रा टाइम्स नाउ नवभारत डिजिटल (www.timesnowhindi.com) में बतौर कॉपी एडिटर काम कर रहे हैं। इन्हें पत्रकारिता में करीब 5 वर्षों का अनुभव है...और देखें hindi news india आज की ताजा खबर Live 26 अगस्त: अमेरिका ने भारत पर अतिरिक्त 25% टैरिफ लगाने का नोटिस किया जारी, मीराबाई चानू ने कॉमनवेल्थ वेटलिफ्टिंग चैंपियनशिप में जीता गोल्ड मेडल 'दुकानों के बाहर 'स्वदेशी' के बोर्ड लगाएं...' अमेरिकी टैरिफ के बढ़ते खतरे के बीच पीएम मोदी का 'नया कदम' राहुल के सामने तेजस्वी का गुणगान, राजद नेता को बताया 'जननायक', रिश्ते के 'खटास' को दूर करना चाहते हैं पप्पू यादव? प्रेमानंद महाराज पुत्र समान...विवादित टिप्पणी पर जगद्गुरु स्वामी रामभद्राचार्य ने दी सफाई, कहा- मिलने पर लगा लूंगा गले धर्मांतरण के धंधे का काला सच – ED ने जब्त की 13 करोड़ की संपत्ति Follow Us : © 2025 Bennett, Coleman &amp; Company Limited</w:t>
+      </w:r>
+    </w:p>
+    <w:p>
+      <w:pPr>
+        <w:pStyle w:val="Heading3"/>
+      </w:pPr>
+      <w:r>
+        <w:rPr/>
+        <w:t>Article 139</w:t>
+      </w:r>
+    </w:p>
+    <w:p>
+      <w:pPr>
+        <w:pStyle w:val="Normal"/>
+      </w:pPr>
+      <w:r>
+        <w:rPr/>
+        <w:t>Title: उपराष्ट्रपतीपदाचे उमेदवार राधाकृष्णन यांना पाठिंबा द्या; देवेंद्र फडणवीस यांची शरद पवार आणि उद्धव ठाकरे यांना साद</w:t>
+      </w:r>
+    </w:p>
+    <w:p>
+      <w:pPr>
+        <w:pStyle w:val="Normal"/>
+      </w:pPr>
+      <w:r>
+        <w:rPr/>
+        <w:t xml:space="preserve">URL: </w:t>
+      </w:r>
+      <w:r>
+        <w:t xml:space="preserve"> https://marathi.freepressjournal.in/maharashtra/cp-radhakrishnan-vice-president-candidate-fadnavis-appeal-pawar-thackeray</w:t>
+      </w:r>
+    </w:p>
+    <w:p>
+      <w:pPr>
+        <w:pStyle w:val="Normal"/>
+      </w:pPr>
+      <w:r>
+        <w:rPr/>
+        <w:t>Content: मुंबई : महाराष्ट्राचे राज्यपाल सी.पी. राधाकृष्णन हे रालोआचे उपराष्ट्रपतीपदाचे उमेदवार आहेत. सी. पी. राधाकृष्णन हे महाराष्ट्रातील असून ते मुंबईतील मतदार आहेत. महाराष्ट्रातील व्यक्ती उपराष्ट्रपतीपदी विराजमान होणार ही सगळ्यांसाठी अभिमानास्पद बाब आहे. जवळपास सगळेच खासदार त्यांना मतदान करणार असून महाराष्ट्राची अस्मिता सांगणारे राष्ट्रवादीचे अध्यक्ष शरद पवार आणि शिवसेनेचे पक्षप्रमुख उद्धव ठाकरे यांनाही आवाहन करणार आहे की, त्यांच्या खासदारांनी राधाकृष्णन यांना मतदान करावे, यासाठी दोघांशी संवाद साधणार असल्याचे मुख्यमंत्री देवेंद्र फडणवीस यांनी सांगितले. जगदीप यांच्या धनखड राजीनाम्यानंतर उपराष्ट्रपतीपदासाठी निवडणूक प्रक्रिया सुरू झाली आहे. उपराष्ट्रपतीपदाच्या निवडणुकीसाठी अर्ज भरण्याची अंतिम मुदत ही २१ ऑगस्ट आहे. रविवार १७ ऑगस्ट रोजी भाजप मुख्यालयात पंतप्रधान नरेंद्र मोदी आणि भाजप अध्यक्ष जेपी नड्डा यांच्या उपस्थितीत महत्त्वाची बैठक पार पडली. या बैठकीनंतर जेपी नड्डा यांनी महाराष्ट्राचे राज्यपाल सी. पी. राधाकृष्णन यांच्या नावाची उपराष्ट्रपतीपदाचे उमेदवार म्हणून घोषणा केली आहे. त्यामुळे आता सी. पी. राधाकृष्णन हे रालोआचे उपराष्ट्रपतीपदाचे उमेदवार आहेत. ही निवडणूक लवकरच पार पडणार असून देशाला नवीन उपराष्ट्रपती मिळणार आहे. दरम्यान जगदीप धनखड यांनी अलीकडेच उपराष्ट्रपतीपदाचा राजीनामा दिली आहे. महाराष्ट्राचे मा. राज्यपाल सीपी राधाकृष्णन यांचे नाव रालोआचे उपराष्ट्रपतीपदाचे उमेदवार म्हणून जाहीर झाल्यानंतर ते आज दिल्लीला रवाना झाले. तत्पूर्वी मुख्यमंत्री देवेंद्र फडणवीस यांनी आज सकाळी राजभवन, मुंबई येथे जाऊन त्यांची भेट घेतली आणि त्यांना शुभेच्छा दिल्या.@Dev_Fadnavis… pic.twitter.com/r5DuBnXtRh मुख्यमंत्र्यांनी घेतली भेट महाराष्ट्राचे राज्यपाल सी. पी. राधाकृष्णन यांचे नाव रालोआचे उपराष्ट्रपतीपदाचे उमेदवार म्हणून जाहीर झाल्यानंतर ते सोमवारी दिल्लीला रवाना झाले. त्याआधी मुख्यमंत्री देवेंद्र फडणवीस यांनी सोमवारी सकाळी राजभवन येथे जाऊन त्यांची भेट घेऊन त्यांना शुभेच्छा दिल्या. © freepressjournal-marathi 2025</w:t>
+      </w:r>
+    </w:p>
+    <w:p>
+      <w:pPr>
+        <w:pStyle w:val="Heading3"/>
+      </w:pPr>
+      <w:r>
+        <w:rPr/>
+        <w:t>Article 140</w:t>
+      </w:r>
+    </w:p>
+    <w:p>
+      <w:pPr>
+        <w:pStyle w:val="Normal"/>
+      </w:pPr>
+      <w:r>
+        <w:rPr/>
+        <w:t>Title: Pravin Darekar: राज्य सहकारी संघाच्या अध्यक्षपदी आमदार प्रवीण दरेकर</w:t>
+      </w:r>
+    </w:p>
+    <w:p>
+      <w:pPr>
+        <w:pStyle w:val="Normal"/>
+      </w:pPr>
+      <w:r>
+        <w:rPr/>
+        <w:t xml:space="preserve">URL: </w:t>
+      </w:r>
+      <w:r>
+        <w:t xml:space="preserve"> https://pudhari.news/maharashtra/pune/pravin-darekar-elected-cooperative-president-maharashtra-ac90</w:t>
+      </w:r>
+    </w:p>
+    <w:p>
+      <w:pPr>
+        <w:pStyle w:val="Normal"/>
+      </w:pPr>
+      <w:r>
+        <w:rPr/>
+        <w:t>Content: उपाध्यक्षपदी अर्जुनराव बोरुडे, मानद सचिवपदी रामदास मोरे तीनही पदाधिका-यांची निवड बिनविरोध पुणे : महाराष्ट्र राज्य सहकारी संघाच्या अध्यक्षपदी भाजपचे विधान परिषदेतील गटनेते आमदार प्रवीण दरेकर यांची बिनविरोध निवड झाली आहे. उपाध्यक्षपदी अर्जुनराव बोरुडे (अहिल्यानगर) तर मानद सचिवपदी रामदास मोरे यांचीही बिनविरोध निवड झालेली आहे. राज्यात शिक्षण-प्रशिक्षणासाठी गेल्या 107 वर्षांपासून राज्य सहकारी संघ कार्यरत आहे. संघाच्या पंचवार्षिक निवडणुकीत आमदार दरेकर आणि मजूर फेडरेशनचे अध्यक्ष संजीव कुसाळकर यांच्या पॅनलने 21 पैकी 20 जागा जिंकल्या होत्या. त्यामुळे पदाधिकाऱ्यांची निवडणूक बिनविरोध होणे अपेक्षित होते. नवनिर्वाचित संचालक मंडळाची बैठक निवडणूक निर्णय अधिकारी व जिल्हा उपनिबंधक ( पुणे ग्रामीण) प्रकाश जगताप यांच्या उपस्थितीत सोमवारी (दि.१८) दुपारी दोन वाजता मुख्यालयात झाली. या बैठकीमध्ये तिन्ही पदांसाठी एकच उमेदवारांचे नाव आले. त्यानुसार पदाधिकाऱ्यांची निवड बिनविरोध घोषित करण्यात आली. पदाधिकाऱ्यांच्या निवडीनंतर कार्यकर्त्यांनी फटाक्यांच्या आतषबाजी आणि ढोल ताशांचा गजर करीत जल्लोष साजरा केला. सत्काराला उत्तर देताना अध्यक्ष आ. प्रवीण दरेकर म्हणाले, राज्याच्या सहकार चळवळीने ग्रामीण अर्थकारणाच्या विकासात मोलाचे योगदान दिले आहे. महात्मा गांधींच्या उपस्थितीत राज्य सहकारी संघाची स्थापना झाली आणि १०७ वर्षे या संघास झाली आहेत. या संघाची वैभवशाली परंपरा असून पूर्वीचे गतवैभव प्राप्त करून देण्यास माझे प्राधान्य राहील. सहकार चळवळ वाढून त्याचा फायदा सर्वसामान्य लोकांना होण्यासाठी मुख्यमंत्री देवेंद्र फडणवीस, उपमुख्यमंत्री एकनाथ शिंदे, अजित पवार नेहमीच आग्रही आहेत. मी ज्या ज्या सहकारी संस्थेत काम केले, तेथे सहकार चळवळ आणि संस्था वाढीस प्राधान्य दिले. सहकाराने अनेकांना मोठे केले. पण आज चळवळीची अवस्था वाईट आहे. त्यामुळे शिक्षण-प्रशिक्षणातून सहकारी संघासाठी काहीतरी उत्तम करूयात. त्यासाठी संघाच्या सर्व संचालकांनी आपले योगदान दयावे, अशी अपेक्षा व्यक्त केली. 'Pudhari' is excited to announce the relaunch of its Android and iOS apps. Stay updated with the latest news at your fingertips. Android and iOS Download now and stay updated, anytime, anywhere. Pudhari Publications Private Limited</w:t>
+      </w:r>
+    </w:p>
+    <w:p>
+      <w:pPr>
+        <w:pStyle w:val="Heading3"/>
+      </w:pPr>
+      <w:r>
+        <w:rPr/>
+        <w:t>Article 141</w:t>
+      </w:r>
+    </w:p>
+    <w:p>
+      <w:pPr>
+        <w:pStyle w:val="Normal"/>
+      </w:pPr>
+      <w:r>
+        <w:rPr/>
+        <w:t>Title: Mumbai: Iconic Sword of Raghuji Bhonsle Arrives from London; Bike Rally Cancelled Due to Rains, Grand Inauguration Tonight</w:t>
+      </w:r>
+    </w:p>
+    <w:p>
+      <w:pPr>
+        <w:pStyle w:val="Normal"/>
+      </w:pPr>
+      <w:r>
+        <w:rPr/>
+        <w:t xml:space="preserve">URL: </w:t>
+      </w:r>
+      <w:r>
+        <w:t xml:space="preserve"> https://www.lokmattimes.com/mumbai/mumbai-iconic-sword-of-raghuji-bhonsle-arrives-from-london-bike-rally-cancelled-due-to-rains-grand-inauguration-tonight-a525/</w:t>
+      </w:r>
+    </w:p>
+    <w:p>
+      <w:pPr>
+        <w:pStyle w:val="Normal"/>
+      </w:pPr>
+      <w:r>
+        <w:rPr/>
+        <w:t>Content: Marathi | Hindi FOLLOW US : City By Lokmat Times Desk | Updated: August 18, 2025 14:06 IST2025-08-18T14:04:03+5:302025-08-18T14:06:11+5:30 The much-awaited moment has finally arrived as the iconic sword of Shrimant Raje Raghuji Bhonsle reached Mumbai from London on Monday. The Maharashtra Government had recently secured the sword through an auction, bringing back a priceless piece of Maratha heritage. The historic relic was respectfully brought to the PL Deshpande Maharashtra Kala Academy in Prabhadevi, where it will be documented in detail — right from its journey in London to its arrival in Mumbai — before being displayed for citizens to witness. This marks a significant milestone in preserving and celebrating the glorious legacy of Chhatrapati Shivaji Maharaj. pic.twitter.com/SMTojFiUFG— Adv. Ashish Shelar - ॲड. आशिष शेलार (@ShelarAshish) August 18, 2025Cultural Affairs Minister Ashish Shelar, who has been actively leading the process, confirmed the sword’s arrival and said that devotees and citizens alike will soon have the opportunity to view it at the Kala Academy. While a grand welcome had been initially planned, heavy rains and severe traffic congestion in Mumbai since morning forced officials to cancel the bike rally that was to escort the sword from the airport. However, Shelar assured that the main inaugural ceremony, scheduled for Monday evening, will continue as planned without any changes to its timing.महत्त्वाची माहितीमुंबईत पावसाचा जोर वाढल्याने आणि सकाळ पासून सर्वत्र वाहतूक कोंडी झाल्यामुळे मुंबई विमानतळावरुन श्रीमंत रघुजी राजे भोसले यांची ऐतिहासिक तलवार आणताना काढण्यात येणारी बाईक रँली रद्द करण्यात आली आहे. संध्याकाळी मा. मुख्यमंत्री, उपमुख्यमंत्र्याच्या उपस्थितीत होणारा…— Adv. Ashish Shelar - ॲड. आशिष शेलार (@ShelarAshish) August 18, 2025Also Read: Maharashtra Government Brings Back Sword of Shrimant Raje Raghuji Bhonsle; Devendra Fadnavis, Eknath Shinde, and Ajit Pawar to Attend Darshan CeremonyThe formal inauguration of the sword will take place on Monday evening at the PL Deshpande Maharashtra Kala Academy. Chief Minister Devendra Fadnavis will unveil the legendary artifact in the presence of Deputy Chief Ministers Eknath Shinde and Ajit Pawar, along with other dignitaries. Descendant Shrimant Mudhoji Raje Bhonsle is also expected to attend this historic event. Calling it a once-in-a-lifetime cultural moment, Ashish Shelar appealed to people to join the celebration, highlighting that the sword’s return symbolizes immense pride for Maharashtra and a renewed tribute to Shivaji Maharaj’s enduring legacy.Open in app pic.twitter.com/SMTojFiUFG Cultural Affairs Minister Ashish Shelar, who has been actively leading the process, confirmed the sword’s arrival and said that devotees and citizens alike will soon have the opportunity to view it at the Kala Academy. While a grand welcome had been initially planned, heavy rains and severe traffic congestion in Mumbai since morning forced officials to cancel the bike rally that was to escort the sword from the airport. However, Shelar assured that the main inaugural ceremony, scheduled for Monday evening, will continue as planned without any changes to its timing. महत्त्वाची माहितीमुंबईत पावसाचा जोर वाढल्याने आणि सकाळ पासून सर्वत्र वाहतूक कोंडी झाल्यामुळे मुंबई विमानतळावरुन श्रीमंत रघुजी राजे भोसले यांची ऐतिहासिक तलवार आणताना काढण्यात येणारी बाईक रँली रद्द करण्यात आली आहे. संध्याकाळी मा. मुख्यमंत्री, उपमुख्यमंत्र्याच्या उपस्थितीत होणारा…— Adv. Ashish Shelar - ॲड. आशिष शेलार (@ShelarAshish) August 18, 2025Also Read: Maharashtra Government Brings Back Sword of Shrimant Raje Raghuji Bhonsle; Devendra Fadnavis, Eknath Shinde, and Ajit Pawar to Attend Darshan CeremonyThe formal inauguration of the sword will take place on Monday evening at the PL Deshpande Maharashtra Kala Academy. Chief Minister Devendra Fadnavis will unveil the legendary artifact in the presence of Deputy Chief Ministers Eknath Shinde and Ajit Pawar, along with other dignitaries. Descendant Shrimant Mudhoji Raje Bhonsle is also expected to attend this historic event. Calling it a once-in-a-lifetime cultural moment, Ashish Shelar appealed to people to join the celebration, highlighting that the sword’s return symbolizes immense pride for Maharashtra and a renewed tribute to Shivaji Maharaj’s enduring legacy.Open in app महत्त्वाची माहितीमुंबईत पावसाचा जोर वाढल्याने आणि सकाळ पासून सर्वत्र वाहतूक कोंडी झाल्यामुळे मुंबई विमानतळावरुन श्रीमंत रघुजी राजे भोसले यांची ऐतिहासिक तलवार आणताना काढण्यात येणारी बाईक रँली रद्द करण्यात आली आहे. संध्याकाळी मा. मुख्यमंत्री, उपमुख्यमंत्र्याच्या उपस्थितीत होणारा… Also Read: Maharashtra Government Brings Back Sword of Shrimant Raje Raghuji Bhonsle; Devendra Fadnavis, Eknath Shinde, and Ajit Pawar to Attend Darshan Ceremony The formal inauguration of the sword will take place on Monday evening at the PL Deshpande Maharashtra Kala Academy. Chief Minister Devendra Fadnavis will unveil the legendary artifact in the presence of Deputy Chief Ministers Eknath Shinde and Ajit Pawar, along with other dignitaries. Descendant Shrimant Mudhoji Raje Bhonsle is also expected to attend this historic event. Calling it a once-in-a-lifetime cultural moment, Ashish Shelar appealed to people to join the celebration, highlighting that the sword’s return symbolizes immense pride for Maharashtra and a renewed tribute to Shivaji Maharaj’s enduring legacy. FOLLOW US : Copyright ©2025 Lokmat Media Pvt Ltd</w:t>
+      </w:r>
+    </w:p>
+    <w:p>
+      <w:pPr>
+        <w:pStyle w:val="Heading3"/>
+      </w:pPr>
+      <w:r>
+        <w:rPr/>
+        <w:t>Article 142</w:t>
+      </w:r>
+    </w:p>
+    <w:p>
+      <w:pPr>
+        <w:pStyle w:val="Normal"/>
+      </w:pPr>
+      <w:r>
+        <w:rPr/>
+        <w:t>Title: How CP Radhakrishnan Broke The TabooÂ Around Modi And Changed The Narrative After 2002 Gujarat Episode</w:t>
+      </w:r>
+    </w:p>
+    <w:p>
+      <w:pPr>
+        <w:pStyle w:val="Normal"/>
+      </w:pPr>
+      <w:r>
+        <w:rPr/>
+        <w:t xml:space="preserve">URL: </w:t>
+      </w:r>
+      <w:r>
+        <w:t xml:space="preserve"> https://thecommunemag.com/how-cpr-broke-the-taboo-around-modi/</w:t>
+      </w:r>
+    </w:p>
+    <w:p>
+      <w:pPr>
+        <w:pStyle w:val="Normal"/>
+      </w:pPr>
+      <w:r>
+        <w:rPr/>
+        <w:t>Content: Despite a long list of contenders from within the BJP for the Vice Presidentâs post, Prime Minister Narendra Modi has nominated C.P. Radhakrishnan, fondly called CPR, the Governor of Maharashtra, signaling a decision driven by loyalty, legacy, and regional representation. Born in 1957 in Tiruppur, Tamil Nadu, Radhakrishnan holds a bachelor’s degree in business administration. His political journey began as a grassroots activist with the Rashtriya Swayamsevak Sangh (RSS), and by 1974, he had become a member of the state executive committee of the Bharatiya Jan Sangh, the BJPâs ideological predecessor. Radhakrishnanâs selection is seen as a reward not just for his unblemished reputation and cross-party goodwill but also for his unwavering loyalty during challenging times in BJPâs history. Following the 2002 Gujarat riots, the then-Chief Minister Modi faced immense political pressure even from his own party. EvenÂ then-PM Atal Bihari Vajpayee didn’t fully back Modi as the episode had cast Modi in negative light. It was only on Advani’s intervention that Vajpayee gave in allowed Modi to become the face of Gujarat elections in 2002. For that one year, many in the party distanced themselves and no BJP leader from any state would invite Modi for campaigns and rallies. However, Radhakrishnan, then an MP from Coimbatore, went against the tide by organizing a massive public rally for Modi at VOC park just three months after the riots. This bold move is widely regarded as a pivotal moment that helped rehabilitate Modiâs public image nationally. Modi has long valued loyalty as a cornerstone of leadership often prioritizing it over mere administrative performance and Radhakrishnanâs steadfast support during that turbulent period likely cemented his place as a trusted ally. . @SuryahSG always reminds me how loyalty should be and often gives Shri @CPRGuv as a perfect example. He told me that even after becoming the Honâble Governor of #Maharashtra, greater things awaits him. Today, heâs elevated as our @VPIndia! Truly inspiring, as he spoke aboutâ¦ pic.twitter.com/ZWfGYEmkTd — Yogesh R (@TheYogeshR) August 18, 2025 By nominating a leader from Tamil Nadu, the BJP sends a clear message of inclusivity and political reach into the southern states. Since assuming his role as Governor of Maharashtra, Radhakrishnan has made frequent visits to Tamil Nadu and Kerala, signaling increased political engagement in the South. His elevation is also seen as a calculated response to the DMK’s narrative in Tamil Nadu, aiming to project a strong southern face for the BJP at the national level. Radhakrishnan becomes only the second sitting Governor to be nominated for the Vice Presidency the first being Shankar Dayal Sharma in 1987. While P.C. Alexander was once considered for the Presidency in 2002, his name was eventually withdrawn in favor of Dr. A.P.J. Abdul Kalam. After taking charge as Governor on 31 July 2024, Radhakrishnan quickly set out on extensive state visits, engaging with a broad spectrum of society from elected officials and bureaucrats to business leaders and educators. As Chancellor of state universities, he was instrumental in enhancing educational quality and advocating for better living standards among tribal communities. He also gained a reputation for being accessible to opposition parties, giving due attention to concerns raised on matters ranging from law and order to financial irregularities. His administration made headway in resolving long-pending nominations to the Legislative Council, demonstrating a proactive approach to governance. Notably, he maintained cordial relations not only with Chief Minister Devendra Fadnavis but also with Deputy CMs Eknath Shinde and Ajit Pawar, fostering unprecedented cooperation with the entire cabinet. Reacting to his nomination, Fadnavis stated, âRadhakrishnanâs deep understanding of constitutional and legislative matters, shaped by years of experience as an MP and governor, makes him an outstanding choice for Vice President. As Maharashtrians, we feel proud to see him elevated to such a distinguished position.â</w:t>
+      </w:r>
+    </w:p>
+    <w:p>
+      <w:pPr>
+        <w:pStyle w:val="Heading3"/>
+      </w:pPr>
+      <w:r>
+        <w:rPr/>
+        <w:t>Article 143</w:t>
+      </w:r>
+    </w:p>
+    <w:p>
+      <w:pPr>
+        <w:pStyle w:val="Normal"/>
+      </w:pPr>
+      <w:r>
+        <w:rPr/>
+        <w:t>Title: राजधानीत पावसाचा कहर! मुंबई विद्यापीठाचा परीक्षांबाबत तडकाफडकी मोठा निर्णय!</w:t>
+      </w:r>
+    </w:p>
+    <w:p>
+      <w:pPr>
+        <w:pStyle w:val="Normal"/>
+      </w:pPr>
+      <w:r>
+        <w:rPr/>
+        <w:t xml:space="preserve">URL: </w:t>
+      </w:r>
+      <w:r>
+        <w:t xml:space="preserve"> https://www.tv9marathi.com/maharashtra/mumbai-university-postponed-its-all-exam-to-be-held-on-19-august-due-to-heavy-rain-marathi-news-1472932.html</w:t>
+      </w:r>
+    </w:p>
+    <w:p>
+      <w:pPr>
+        <w:pStyle w:val="Normal"/>
+      </w:pPr>
+      <w:r>
+        <w:rPr/>
+        <w:t>Content: By signing in or creating an account, you agree with Associated Broadcasting Company's Terms &amp; Conditions and Privacy Policy. Mumbai Exams Postponed : संपूर्ण राज्यात पावसाने अक्षरश: धुमाकूळ घातला आहे. नदी, नाले ओसंडून वाहात आहेत. मराठवाड्यात लाखो हेक्टरवरील पिकं पाण्याखाली गेले आहेत. पुढील काही तासांत पावसाचा जोर आणखी वाढण्याची शक्यता व्यक्त केली जात आहे. मुख्यमंत्री देवेंद्र फडणवीस यांनी पावसाचा आढावा घेतला असून स्थानिक प्रशासनाला योग्य त्या उपाययोजना करण्याचा आदेश दिला आहे. मुंबई, उपनगर परिसरातील शाळांनाही सुट्टी जाहीर करण्यात आली आहे. असे असतानच आता मुंबई विद्यापीठाचा मोठा निर्णय समोर आला आहे. विद्यापीठाने मुंबईतील पावसाची स्थिती लक्षात घेता हा निर्णय घेतला आहे. मिळालेल्या माहितीनुसार मुंबईतील अतिमुसळधार पावसाचा इशारा लक्षात घेता विद्यार्थीहित व संभाव्य गैरसोय टाळण्यासाठी मुंबई विद्यापीठाच्या 19 ऑगस्ट 2025 रोजीच्या सर्व परीक्षा पुढे ढकलण्यात आल्या आहेत. सुधारीत वेळापत्रकानुसार आता या परीक्षा 23 ऑगस्ट 2025 रोजी नियोजित वेळेनुसार होणार आहेत. 19 ऑगस्ट रोजी आयोजित असलेल्या परीक्षांमध्ये मास्टर ऑफ आर्ट कम्युनिकेशन जर्नालिझम सत्र ३, पीआर सत्र ३, टेलेव्हिजन स्टडीज सत्र ३, इलेक्ट्रॉनिक मीडिया सत्र ३, फिल्म स्टडीज सत्र ३, एमपीएड सत्र २, बीपीएड सत्र २, बीफार्म सत्र २, एमफार्म सत्र २, एमएड सत्र २, एमकॉम (ईकॉमर्स) सत्र ४, एमए (सीडीओई), बीई ( कम्प्युटर सायन्स अँड डिजाईन, ऑटोमेशन अँड रोबोटिक्स) यासह अन्य परीक्षांचा समावेश आहे. या परीक्षांना बसणाऱ्या सर्व संबंधित विद्यार्थी आणि महाविद्यालयांनी सुधारित वेळापत्रकाची नोंद घेण्याचे आवाहन संचालक परीक्षा व मूल्यमापन मंडळ डॉ. पूजा रौंदळे यांनी केले आहे. दुसरीकडे मुंबईत पुढील 12 तासांत पावसाचा जोर वाढणार असल्याचे बोलले जात आहे. तसेच येत्या 48 तासांसाठी मुंबईला रेड अलर्ट जारी करण्यात आलाय. उपनगरांतही पावसाने झोडपून काढले आहे. त्यामुळे मुंबई, पालघर जिल्हा, ठाणे महापालिका हद्द, मीरा भाईंदर, कल्याण डोंबिवली इथल्या शाळांना 19 ऑगस्ट रोजी सुट्टी जाहीर करण्यात आली आहे. तसेच अन्य जिल्ह्यांतील तसेच गाव खेड्यातील शाळांबाबत तेथील अधिकाऱ्यांनी तसेच मुख्याध्यापकांनी परिस्थितीचा आढावा घेऊन शाळांना सुट्टी देण्याबाबत निर्णय घ्यावा, असे राज्य सरकारने सांगितले आहे.</w:t>
+      </w:r>
+    </w:p>
+    <w:p>
+      <w:pPr>
+        <w:pStyle w:val="Heading3"/>
+      </w:pPr>
+      <w:r>
+        <w:rPr/>
+        <w:t>Article 144</w:t>
+      </w:r>
+    </w:p>
+    <w:p>
+      <w:pPr>
+        <w:pStyle w:val="Normal"/>
+      </w:pPr>
+      <w:r>
+        <w:rPr/>
+        <w:t>Title: पश्चिम महाराष्ट्रात शिंदेंना भाजपचा धक्का, आमदाराच्या भावासह ४० पदाधिकाऱ्यांचा शिवसेनेला जय महाराष्ट्र!</w:t>
+      </w:r>
+    </w:p>
+    <w:p>
+      <w:pPr>
+        <w:pStyle w:val="Normal"/>
+      </w:pPr>
+      <w:r>
+        <w:rPr/>
+        <w:t xml:space="preserve">URL: </w:t>
+      </w:r>
+      <w:r>
+        <w:t xml:space="preserve"> https://saamtv.esakal.com/maharashtra/solapur-political-news-bjp-strengthens-in-solapur-as-40-sena-leaders-join-with-shivaji-sawant-bdk97</w:t>
+      </w:r>
+    </w:p>
+    <w:p>
+      <w:pPr>
+        <w:pStyle w:val="Normal"/>
+      </w:pPr>
+      <w:r>
+        <w:rPr/>
+        <w:t>Content: शिवाजी सावंत यांनी शिंदे गटाला सोडचिठ्ठी देत भाजपमध्ये प्रवेश करण्याचा निर्णय घेतला. त्यांच्यासोबत माजी उपमहापौर दिलीप कोल्हे आणि ४० हून अधिक पदाधिकारी भाजपमध्ये प्रवेश करणार. शिंदे गटाच्या सोलापूरमधील बळावर मोठा परिणाम होणार. आगामी स्थानिक स्वराज्य संस्थांच्या निवडणुकीत भाजपचं बळकटीकरण होणार आहे. आगामी स्थानिक स्वराज्य संस्थांच्या निवडणुकांना अवघे काही महिने शिल्लक असताना राजकीय हालचालींना वेग आला आहे. तसेच फोडाफोडीचं राजकारण आणि पक्षप्रवेश होताना दिसत आहे. अशातच महायुतीमध्ये नाराज असलेले शिवसेना शिंदे गटाचे आमदार तानाजी सावंत यांच्या बंधूंनी शिवसेनेला जय महाराष्ट्र करत भाजपचं कमळ हाती घेण्याचं निश्चित केलं आहे. दोन दिवसांत भाजपमध्ये प्रवेश करणार असून, त्यांच्यासह अनेक समर्थक प्रवेश करणार आहेत. सोलापूरात शिंदेंच्या शिवसेनेचं संख्याबळ कमी आहे. शिंदेंचं सोलापुरात एकही आमदार नाही. दरम्यान, आगामी स्थानिक स्वराज्य संस्थांच्या निवडणुकांच्या पार्श्वभूमीवर शिवाजी सावंत यांनी शिदेंची साथ सोडल्यामुळे शिंदे गटाला जबरदस्त धक्का बसला आहे. दोन दिवसांत त्यांचा भाजपात पक्षप्रवेश होणार आहे. शिवाजी सावंत यांनी मुख्यमंत्री देवेंद्र फडणवीस यांची भेट घेतली. नंतर त्यांनी शिवसेना पदाधिकाऱ्यांशी चर्चा करून हा निर्णय घेतला. मुख्यमंत्री देवेंद्र फडणवीस यांच्या उपस्थितीत दोन दिवसात शिवाजी सावंत, माजी उपमहापौर दिलीप कोल्हे यांच्यासह शिवसेना पदाधिकारी, युवासेना, महिला आघाडीचे पदाधिकारी भाजप पक्षात प्रवेश करणार आहेत. जिल्ह्यातील शिवसेना शिंदे गटात अंतर्गत बंडाळी कंटाळून शिवाजी सावंतांनी हा निर्णय घेतला. त्यांच्यासह ४० पदाधिकाऱ्यांनी शिवसेना शिंदे गटाचा राजीनामा दिला. अंतर्गत गटबाजीचा मोठा फटका शिवसेना शिंदे गटाला बसला असून, आगामी सोलापूर महानगरपालिका, पंचायत आणि झेडपी निवडणुकीच्या पार्श्वभूमीवर भाजपाची ताकद वाढली आहे. सकाळ+चे सदस्य व्हा शॉपिंगसाठी 'सकाळ प्राईम डील्स'च्या भन्नाट ऑफर्स पाहण्यासाठी क्लिक करा. Read Marathi news and watch Live TV. Breaking news from Maharashtra, India, Pune, Mumbai, Politics, Entertainment, Sports, Lifestyle at SaamTV. Get Live Marathi news on Mobile. Download the Saam Tv app for Android and IOS. Follow Us Copyright © 2025 Sakal Media Group – All Rights Reserved Powered by Quintype</w:t>
+      </w:r>
+    </w:p>
+    <w:p>
+      <w:pPr>
+        <w:pStyle w:val="Heading3"/>
+      </w:pPr>
+      <w:r>
+        <w:rPr/>
+        <w:t>Article 145</w:t>
+      </w:r>
+    </w:p>
+    <w:p>
+      <w:pPr>
+        <w:pStyle w:val="Normal"/>
+      </w:pPr>
+      <w:r>
+        <w:rPr/>
+        <w:t>Title: Maharashtra Rain Update : मोठा निर्णय! अतिवृष्टीमुळे विद्यार्थ्यांना सुट्टी जाहीर; 'या' जिल्ह्यांमध्ये शाळा राहणार बंद, जाणून घ्या</w:t>
+      </w:r>
+    </w:p>
+    <w:p>
+      <w:pPr>
+        <w:pStyle w:val="Normal"/>
+      </w:pPr>
+      <w:r>
+        <w:rPr/>
+        <w:t xml:space="preserve">URL: </w:t>
+      </w:r>
+      <w:r>
+        <w:t xml:space="preserve"> https://www.jaimaharashtranews.com/maharashtra-marathi-news/due-to-heavy-rain-government-declared-holiday-for-students-in-mumbai-thane-kalyan-dombivli-palghar-district/40074</w:t>
+      </w:r>
+    </w:p>
+    <w:p>
+      <w:pPr>
+        <w:pStyle w:val="Normal"/>
+      </w:pPr>
+      <w:r>
+        <w:rPr/>
+        <w:t>Content: Tuesday, August 26, 2025 08:29:18 AM मागील काही दिवसांपासून मुंबईसह राज्यभरात मुसळधार पाऊस आहे. यादरम्यान, राज्यातील काही जिल्ह्यात रेड, ऑरेंज अलर्ट जारी केले आहे. मुंबईत तुफान पाऊस सुरू असल्याने मुंबईतील जनजीवन विस्खळीत झाले आहे. Ishwari Kuge Monday, August 18 2025 07:42:30 PM मुंबई: मागील काही दिवसांपासून मुंबईसह राज्यभरात मुसळधार पाऊस आहे. यादरम्यान, राज्यातील काही जिल्ह्यात रेड, ऑरेंज आणि येलो अलर्ट जारी केले आहे. यासह, हवामान विभागाने पुढील काही दिवसात जोरदार पाऊस होणार असल्याची शक्तया वर्तवली आहे. मुंबईत तुफान पाऊस सुरू असल्याने मुंबईतील जनजीवन विस्खळीत झाले आहे. अशातच, एक मोठी अपडेट समोर आली आहे. पावसाची सध्याची स्थिती लक्षात घेऊन जिल्हा प्रशासनांनी शाळा बंद ठेवण्याचा मोठा निर्णय घेतला आहे. त्यामुळे, राज्यातील अनेक जिल्ह्यात शाळा बंद असणार आहेत. हवामान खात्याने दिलेल्या माहितीनुसार, पुढील 12 तासात मुंबईमध्ये जोरदार पाऊस होण्याची शक्यता आहे. यासह, मुंबईला रेड अलर्टही देण्यात आले आहे. मुंबईसह, उपनगरातही तुफान पाऊस होणार अशी माहिती समोर आली आहे. विद्यार्थ्यांच्या सुरक्षा कारणात्सव जिल्हा प्रशासनांनी शाळा बंद ठेवण्याचा मोठा निर्णय घेतला आहे. हेही वाचा: School Student Stuck in Bus : बसमध्ये अडकलेल्या लहानग्यांना गुढघाभर पाण्यातून काढले बाहेर, पोलिसांच्या कृतीचे कौतुक, Video Viral कोणत्या शाळा बंद असतील? मिळालेल्या माहितीनुसार, ठाण्याच्या मनपा हद्दीतील सर्व शाळा बंद असणार आहे. यासह, पावसामुळे कल्याण-डोंबिवलीतील शाळाही बंद ठेवण्याचा आदेश देण्यात आला आहे. तसेच, मंगळवारी पालघर जिल्ह्यातील सर्व शाळांना सुट्टी जाहीर करण्यात आली आहे. मीरा भाईंदर पालिका हद्दीतही धुवाधार पाऊस सुरू आहे. हवामान खात्याने मीरा भाईंदर भागात रेड अलर्ट जारी केला आहे. त्यामुळे, मीरा भाईंदरचे अतिरिक्त आयुक्त संभाजी पानपट्टे यांनी मीरा-भाईंदरमधील प्राथमिक, माध्यमिक शाळांना पत्रक सुट्टी जाहीर केली आहे. हेही वाचा: Devendra Fadanvis on Rain Update : मुंबईला रेड अलर्ट ! मुख्यमंत्री देवेंद्र फडणवीस यांनी पावसाबद्दल दिली महत्त्वाची अपडेट मुख्यमंत्री फडणवीसांची प्रतिक्रिया जिल्हा प्रशासनांनी शाळा बंद ठेवण्याचा मोठा निर्णय घेतला आहे. यावर, मुख्यमंत्री फडणवीस म्हणाले की, 'हवामान खात्याने दिलेल्या माहितीचा विचार करून शाळांना सुट्टी जाहीर करायची की नाही याचा निर्णय घेतला जाईल, असे सांगण्यात आले होते. यानंतर, आता काही जिल्ह्यातील शाळांना सुट्टी जाहीर करण्याचा निर्णय घेण्यात आला आहे'. Monday, August 18 2025 07:29:49 PM 5 मराठा आरक्षण नेते मनोज जरांगे पाटील आणि त्यांच्या समर्थकांनी पुन्हा एकदा मराठा आरक्षण आंदोलन तीव्र केले आहे. Rashmi Mane Monday, August 25 2025 06:53:39 PM मुख्यमंत्री देवेंद्र फडणवीस, प्रदेशाध्यक्ष रविंद्र चव्हाण यांच्या उपस्थितीत साटम यांच्या नावाची घोषणा करण्यात आली आहे. Shamal Sawant Monday, August 25 2025 09:54:03 AM काही भागांमध्ये आज ऑरेंज आणि येलो अलर्टचा इशारा भारतीय हवामान विभागाकडून देण्यात आला. पुढील दोन दिवसात राज्यात परत एकदा पावसाचा जोर असेल. Shamal Sawant Monday, August 25 2025 07:22:54 AM मराठी चित्रपटसृष्टीतील प्रसिद्ध दिग्दर्शक महेश कोठारे यांचा मुलगा आदिनाथ कोठारे एका दमदार भूमिकेत दिसणार आहे. मोठ्या पडद्यावर बराच काळ काम केल्यानंतर, लवकरच आदिनाथ कोठारे छोट्या पडद्यावर पुनरागमन करणा Ishwari Kuge Sunday, August 24 2025 09:12:20 PM नवसाचा मानला जाणारा गणपती म्हणजे लालबागच्यआ राजाची पहिली झलक समोर आली आहे. Shamal Sawant Sunday, August 24 2025 07:12:04 PM दिन घन्टा मिनेट पुणे नाशिक नागपूर संभाजीनगर कोल्हापुर जय महाराष्ट्र मुनाफा वितरण नगर्ने सञ्चार माध्यम हो । प्रबन्ध सञ्चालक: आमोद नाथ प्याकुरेल प्रबन्ध सञ्चालक: आमोद नाथ प्याकुरेल । प्रधान सम्पादक: अजय भद्र खनाल सूचना विभाग दर्ता नं. ३४३४-२०७८/७९ । हाँडीगाउँ, काठमाडौँ । फोन नं. +९७७ ०१ ५९१६७८८ सूचना विभाग दर्ता नं. ३४३४-२०७८/७९ । हाँडीगाउँ, काठमाडौँ । फोन नं. +९७७ ०१ ५९१६७८८ info@jaimaharashtranews.com</w:t>
+      </w:r>
+    </w:p>
+    <w:p>
+      <w:pPr>
+        <w:pStyle w:val="Heading3"/>
+      </w:pPr>
+      <w:r>
+        <w:rPr/>
+        <w:t>Article 146</w:t>
+      </w:r>
+    </w:p>
+    <w:p>
+      <w:pPr>
+        <w:pStyle w:val="Normal"/>
+      </w:pPr>
+      <w:r>
+        <w:rPr/>
+        <w:t>Title: Rohit Pawar: मंत्री संजय शिरसाटांनी केला ५ हजार कोटींचा घोटाळा; आमदार रोहित पवारांच्या आरोपाने खळबळ</w:t>
+      </w:r>
+    </w:p>
+    <w:p>
+      <w:pPr>
+        <w:pStyle w:val="Normal"/>
+      </w:pPr>
+      <w:r>
+        <w:rPr/>
+        <w:t xml:space="preserve">URL: </w:t>
+      </w:r>
+      <w:r>
+        <w:t xml:space="preserve"> https://deshdoot.com/rohit-pawar-alleges-sanjay-shirsat-over-5000-crore-worth-land-to-bivalkar-family/</w:t>
+      </w:r>
+    </w:p>
+    <w:p>
+      <w:pPr>
+        <w:pStyle w:val="Normal"/>
+      </w:pPr>
+      <w:r>
+        <w:rPr/>
+        <w:t>Content: मुंबई | Mumbaiमहायुतीतील आमदार मंत्र्यांच्या मागील शुक्ल काष्ट काही केल्या कमी होताना दिसत नाहीये. वादग्रस्त वक्तव्ये, घोटाळ्यांच्या आरोपाने महायुतीतील नेत्यांवर विरोधक चांगलेच टीका करताना दिसत आहे. आता राष्ट्रवादी काँग्रेस शरदचंद्र पवार पक्षाचे नेते तथा आमदार रोहित पवार सातत्याने महायुतीतील नेत्यांना टार्गेट करताना दिसत आहे. दरम्यान त्यांनी आपण पाच हजार कोटींचा घोटाळा उघडकीस आणणार असल्याचा इशारा दिला होता. या संदर्भातील आज पत्रकार परिषद घेत रोहित पवारांनी माहिती दिली आहे. राष्ट्रवादी शरद पवार गटाचे आमदार रोहित पवार यांनी सामाजिक न्यायमंत्री संजय शिरसाट यांच्यावर ५ हजार कोटी रुपयांच्या भ्रष्टाचाराचा खळबळजनक आरोप केला आहे. संजय शिरसाठ यांनी ५ हजार कोटी रुपयांची १५० एकर जमीन नवी मुंबईतील बिवलकर कुटुंबाला दिली. २०२४ साली सिडकोचे अध्यक्ष होताच संजय शिरसाट यांनी बिवलकर कुटुंबाला जमीन देण्याच्या आदेशावर सही केल्याचे रोहित पवार यांनी म्हटले आहे. नेमकं काय म्हणाले रोहित पवार?रोहित पवार पत्रकार परिषदेत म्हणाले की, गँग्स ऑफ गद्दार या विषयावर मी बोलणार आहे. ब्रिटिश काळात नवी मुंबईतील बिवलकर कुटुंबीयांनी मराठा साम्राज्या विरोधात इंग्रजांना मदत केली. त्याबदल्यात त्यांना चार हजार पेक्षा जास्त रोहा, पनवेल, अलिबाग या भागातील जमीन बक्षीस म्हणून देण्यात आली. १९५९ साली बिवलकर कुटुंबाने सिलिंग कायद्यातून स्वतःला वाचवून घेतले आणि चार हजार एकर जमीन वाचवली. मात्र १९७१ साली ही जमीन सरकारकडे जमा झाली. १९९० साली त्यांनी आपली जमीन परत मिळावी म्हणून मागणी केली. त्यावेळी तत्कालीन जिल्हाधिकारी यांनी ती जमीन माघारी देण्याचा अर्ज फेटाळला. त्यानंतर कोर्टात हा विषय सुरू होता. १९९० साली ते उच्च न्यायालयात गेले. २०१० साली अजून एक अपील केली होती, जी क्लब झाली. २०१४ मध्ये ऑक्टबरमध्ये उच्च न्यायालयाने बिवलकर कुटुंबाच्या बाजूने निकाल दिला.यामध्ये न्यायालयात जेव्हा युक्तीवाद सुरू होता तेव्हा शासन आणि सिडकोकडून जे वकील होते त्यांनी सिलिंग कायद्याचा मुद्दा प्रभावीपणे मांडला नव्हता. त्यामुळे बिवलकर कुटुंबाच्या बाजूने निकाल लागला. २०१५ साली ही गोष्ट सरकारच्या लक्षात आली. मग सर्वोच्च न्यायलयात योग्य वकीलांचा वापर करून याला स्थगिती आणली. १९८५ मध्ये हरकत का घेतली? तर १९७१ मध्ये नवी मुंबई प्रकल्पाची घोषणा झाली, ज्यामध्ये ९५ गावे अधिसूचित झाली. १९७२ मध्ये अधिसूचित जमिनी सिडकोकडे देण्याचा शासन निर्णय झाला. १९८३ मध्ये शासकिय हस्तांतरित करण्याचा निर्णय झाला. १९८३ ते ८५ दरम्यान या जमिनी संपादीत करण्यात आल्या. यामध्ये ७१ हेक्टर म्हणजे दीडशे एकर जमीन कलेक्टर व कोर्ट ऑफ वॉर्ड्स यांची होती जी बिवलकर कुटुंबाकडून हस्तांतरित झाली होती. भूसंपादित जमीनीचा फायदा मिळावा म्हणून बिवलकर कुटुंबाने हरकत घेतली होती. १९८७ मध्ये महसूल विभागाला हाताशी धरून बिवलकर कुटुंबाने जमीन ताब्यात घेण्याचा प्रयत्न केला. १९९० साली शरद पवार, दी. बा. पाटील यांनी साडे बारा टक्के योजना आणली. त्यावेळी मोठ्या प्रमाणात शेतकऱ्यांना पैसा मिळू लागला. त्यावेळी बिवलकर यांनी सरकारकडे आपली जमीन आहे. त्याबदल्यात साडे बारा टक्के योजनेचा फायदा द्या, अशी मागणी केली होती. त्यावेळी एमडी अनिल डिग्गीकर होते. त्यांनी ही मागणी फेटाळून लावली. त्यानंतर आलेल्या तीन एमडीनी बिवलकर कुटुंबाची मागणी फेटाळून लावली. त्यानंतर २३ फेब्रुवारी २०२४ साली विजय सिंघल एमडी झाले. त्यांच्याकडे ही जमीन ताब्यात देण्याची मागणी करण्यात. त्यांनी डोके चालवले आणि सिडको एमडी नेमण्याची मागणी केली. त्यानुसार ज्यांच्या घरात पैशांची बॅग सापडली त्यांना अध्यक्ष बनवले. मंत्री संजय सिरसाट यांनी जवळपास 61000 स्के मीटर जमीन बिवलकर कुटुंबाला देण्याचा निर्णय घेतला. विजय सिंघल हे नवीन एमडी झाले, त्यांनी देखील या कामासाठी नकार दिला. कदाचित सत्तेतील एका नेत्याने त्यांच्याशी संपर्क साधला आणि सिंघल यांनी एक कल्पन सुचवली की सिडकोला तुम्ही अध्यक्ष बसवा आणि जी कारवाई करायची ती करा. ही ५ हजार कोटींची जमीन व्यक्तीगत बिवलकरांना देऊन टाका जी सध्या सिडकोच्या ताब्यात आहे. म्हणजे सिडकोच्या ताब्यात असलेली दीडशे एकर जमीन यापैकी साडेबारा टक्के बिवलकरांना दिली तर बारा-साडेबारा एकर जमीन बिवलकरला देण्यासाठी अध्यक्ष नेमावा लागेल असा सल्ला तिथे असणाऱ्या अधिकाऱ्यांनी दिल्याचे आम्हाला कळाले. १ मार्च २०२४ रोजी नगर विकास विभागाने बिवलकर कुटुंबाला जमीन वाटप करण्यासाठी आलेले पत्र सिडकोला दिले. दिघेकरांनी ज्या अहवालात बिवलकर कुटुंबाला जमीन देऊ नये असे सांगितले होते तो अहवाल या पत्राला जोडण्यात आला. फडणवीसांनी राजीनामा घ्यावासंजय शिरसाट यांनी ते अध्यक्ष असताना हा निर्णय घेतला आहे. हा सरळसरळ भ्रष्टाचार केला आहे. सुप्रीम कोर्टाने नुकताच निकाल दिला आहे. झुडपी जंगल जमीन पुन्हा माघारी घेण्याचा निर्णय घेतला आहे. त्यामध्ये बिवलकर कुटुंबाची देखील जमीन येते. ती तत्काळ माघारी घ्यायला हवी. २० तारखेला सिडकोवर भव्य मोर्चा घेऊन मी जाणार आहे. सकाळी ११ वाजता मोर्चा होईल. देवेंद्र फडणवीस यांनी तत्काळ शिरसाट यांचा राजीनामा घ्यावा. जर शिरसाट यांच्यात हिंमत असेल तर त्यांनी पत्रकार परिषद घ्यावी आणि उत्तर द्यावे. संजय शिरसाट यांना १५ दिवस सिडको अध्यक्षपदी नेमून होताच त्यांनी १५० एकर जमीन बिवलकर कुटुंबाला दिली. त्यानंतर सरकार आल्यावर उर्वरित जमीन बिवलकर यांना देण्याचा प्रयत्न होता. संजय शिरसाट यांना १०० कोटी रुपयांचा मलिदा मिळाला असेल अशी आमचा संशय आहे. त्यांच्या पक्षाला सुद्धा चारशे ते पाचशे कोटी मिळाले असणार आहेत, असा आरोप देखील त्यांनी केला आहे. तर सुप्रीम कोर्टाच्या निर्णयानुसार स्पेशल टास्क फोर्स नेमा किंवा निवृत न्यायाधीशांच्या मार्फत या प्रकरणाची चौकशी करा, अशी मागणी देखील रोहित पवार यांनी केली आहे. आता या आरोपांवर संजय शिरसाट काय उत्तर देणार? हे पाहणे महत्त्वाचे ठरणार आहे. देशदूतच्या व्हाट्सॲप ग्रुपला जॉईन होण्यासाठी लिंकवर क्लिक करा</w:t>
+      </w:r>
+    </w:p>
+    <w:p>
+      <w:pPr>
+        <w:pStyle w:val="Heading3"/>
+      </w:pPr>
+      <w:r>
+        <w:rPr/>
+        <w:t>Article 147</w:t>
+      </w:r>
+    </w:p>
+    <w:p>
+      <w:pPr>
+        <w:pStyle w:val="Normal"/>
+      </w:pPr>
+      <w:r>
+        <w:rPr/>
+        <w:t>Title: Mumbai Rain Red Alert : पावसामुळे आतापर्यंत 7 जणांचा मृत्यू; साचलेल्या पाण्यामुळे प्रवाशांचे हाल अन् राजकारणही तापलं</w:t>
+      </w:r>
+    </w:p>
+    <w:p>
+      <w:pPr>
+        <w:pStyle w:val="Normal"/>
+      </w:pPr>
+      <w:r>
+        <w:rPr/>
+        <w:t xml:space="preserve">URL: </w:t>
+      </w:r>
+      <w:r>
+        <w:t xml:space="preserve"> https://sarkarnama.esakal.com/mumbai/mumbai-rain-red-alert-heavy-rainfall-maharashtra-floods-bmc-pune-schooll-jap93</w:t>
+      </w:r>
+    </w:p>
+    <w:p>
+      <w:pPr>
+        <w:pStyle w:val="Normal"/>
+      </w:pPr>
+      <w:r>
+        <w:rPr/>
+        <w:t>Content: Mumbai Rain Red Alert : कालपासून मुंबईसह राज्यभरात पावसाने चांगलाच जोर धरला आहे. मुसळधार पावसामुळे दादरच्या हिंदमाता परिसरात पाणी साचलं आहे. मागील 2-3 दिवसांपासून सतत पडणाऱ्या मुसळधार पावसामुळे जनजीवन विस्कळीत झालं आहे. अशातच आता मुंबईत आज देखील हवामान विभागाकडून रेड अलर्ट देण्यात आला आहे. मुंबईसह पुण्यात देखील मुसळधार पावसाला सुरूवात झाली आहे. अशातच भारतीय हवामान खात्याकडून मुंबईसह, पुणे, सातारा, सांगली, कोल्हापूर, कोकण, मराठवाडा, विदर्भाला जोरदार पावसाचा इशारा दिला आहे. मुंबई महापालिका प्रशासनाने अति महत्वाच्या कामाशिवाय घराबाहेर पडू नका अशा सूचना दिल्या आहेत. मुंबईसह ठाणे आणि पालघर जिल्ह्यांमध्ये 18 व 19 ऑगस्टसाठी हवामान विभागाने रेड अलर्ट जारी केल्यामुळे या जिल्ह्यातील शाळांना आणि महाविद्यालयांना सुट्टी देण्यात आली आहे. मुंबईसह राज्यभरात पावसाने थैमान घातलं आहे. नांदेड जिल्ह्यात पावसाच्या पाण्यात अडकलेल्या लोकांच्या बचावासाठी सैन्याला पाचारण करण्यात आलं आहे. दरम्यान, राज्यात आतापर्यंत 7 जणांचा मृत्यू झाल्याची माहिती मुख्यमंत्री देवेंद्र फडणवीस यांनी दिली आहे. तर पावसाच्या पाण्यामुळे आता राज्यातील राजकारण देखील तापलं आहे. पावसामुळे मुंबईकरांचे हाल होत आहेत. या पार्श्वभूमीवर ठाकरेंच्या शिवसेनेचे आमदार आदित्य ठाकरे यांनी एकनाथ शिंदेवर हल्लाबोल केला आहे. फेकनाथ मिंधे ह्यांच्या रस्ते घोटाळ्यामुळे मुंबईच्या रस्त्यांची आज दुरवस्था झाल्याचा आरोप त्यांनी केला आहे. एका घोटाळ्यामुळे मुंबईतील रस्त्यांची अवस्था वाईट आहे आणि पावसात लोकांना अडचणी येत आहेत. निवडणुका न घेतल्यामुळे गेल्या तीन वर्षांपासून राज्य सरकार बीएमसीवर नियंत्रण ठेवत आहे आणि त्यात जबाबदारीचा अभाव असल्याचं आदित्य ठाकरे यांनी म्हटलं आहे. त्यामुळे आता पावसाच्या पाण्यावरून राज्यातील राजकारण देखील तापल्याचं दिसत आहे. दरम्यान, आज दुपारी राज्य मंत्रिमंडळाची महत्वाची बैठक पार पडणार आहे. यात अतिवृष्टी संदर्भात काही मोठे निर्णय घेतले जाण्याची शक्यता आहे. सरकारनामाचे सदस्य व्हा शॉपिंगसाठी 'सकाळ प्राईम डील्स'च्या भन्नाट ऑफर्स पाहण्यासाठी क्लिक करा. Read Latest Marathi Political News, Breaking Political News from Maharashtra, India, Pune &amp; Mumbai at Sarkarnama. To Get Live Political Marathi News on Mobile, Download the Sarkarnama Mobile App for Android and IOS. सरकारनामा आता सर्व सोशल मीडिया प्लॅटफॉर्मवर. ताज्या राजकीय घडामोडींसाठी फेसबुक, ट्विटर, इन्स्टाग्राम, शेअर चॅट, टेलिग्रामवर आणि व्हॉट्सॲप आम्हाला फॉलो करा. तसेच, सरकारनामा यूट्यूब चॅनेलला आजच सबस्क्राइब करा. Follow Us Copyright © 2025 Sakal Media Group – All Rights Reserved Powered by Quintype वेबसाईटवर ब्राउझिंगचा अनुभव सर्वोत्तम असावा, यासाठी आम्ही कुकीजचा वापर करतो. कुकीजमुळे तुम्हाला तुमच्या आवडत्या मजकुराची शिफारस करता येते. आमचे गोपनीयता आणि कुकीजसंदर्भातील धोरण तुम्हाला मान्य आहे.</w:t>
+      </w:r>
+    </w:p>
+    <w:p>
+      <w:pPr>
+        <w:pStyle w:val="Heading3"/>
+      </w:pPr>
+      <w:r>
+        <w:rPr/>
+        <w:t>Article 148</w:t>
+      </w:r>
+    </w:p>
+    <w:p>
+      <w:pPr>
+        <w:pStyle w:val="Normal"/>
+      </w:pPr>
+      <w:r>
+        <w:rPr/>
+        <w:t>Title: Ekanath Shinde Shivsena : शिंदे गटाला धक्का; आमदाराचा भाऊ व 40 पदाधिकाऱ्यांचा पक्षप्रवेश</w:t>
+      </w:r>
+    </w:p>
+    <w:p>
+      <w:pPr>
+        <w:pStyle w:val="Normal"/>
+      </w:pPr>
+      <w:r>
+        <w:rPr/>
+        <w:t xml:space="preserve">URL: </w:t>
+      </w:r>
+      <w:r>
+        <w:t xml:space="preserve"> https://www.lokshahi.com/news/mla-tanaji-sawants-brother-shivaji-sawant-has-decided-to-quit-the-group-and-join-the-bjp</w:t>
+      </w:r>
+    </w:p>
+    <w:p>
+      <w:pPr>
+        <w:pStyle w:val="Normal"/>
+      </w:pPr>
+      <w:r>
+        <w:rPr/>
+        <w:t>Content: आगामी स्थानिक स्वराज्य संस्थांच्या निवडणुकांच्या पार्श्वभूमीवर सोलापूरच्या राजकारणात मोठे हालचाल सुरू आहेत. शिवसेना शिंदे गटासाठी धक्कादायक घडामोड घडली असून, आमदार तानाजी सावंत यांचे भाऊ शिवाजी सावंत यांनी गटाला सोडचिठ्ठी देत भाजपमध्ये प्रवेश करण्याचा निर्णय घेतला आहे. त्यांच्यासोबत माजी उपमहापौर दिलीप कोल्हे आणि तब्बल 40 पदाधिकारी भाजपचा झेंडा हाती घेणार आहेत. शिवाजी सावंत यांनी नुकतीच उपमुख्यमंत्री देवेंद्र फडणवीस यांची भेट घेतली. त्यानंतर स्थानिक पातळीवरील शिवसेना पदाधिकाऱ्यांशी चर्चा करून त्यांनी हा निर्णय पक्का केला. दोन दिवसांत औपचारिक पक्षप्रवेश होणार असून, युवासेना, महिला आघाडी आणि शिवसेना शाखांतील अनेक कार्यकर्तेही भाजपमध्ये सामील होणार आहेत. सोलापुरात शिवसेना शिंदे गटाचे संख्याबळ आधीच मर्यादित आहे. गटाकडे येथे एकही आमदार नाही. अशा परिस्थितीत शिवाजी सावंतांसारख्या स्थानिक प्रभावी नेत्याने गटाचा निरोप घेतल्यामुळे शिंदे गटाच्या संघटनेला मोठा धक्का बसला आहे. अंतर्गत गटबाजी आणि मतभेद यामुळे हा निर्णय झाल्याचे समजते. या घडामोडीमुळे भाजपची ताकद वाढली असून, सोलापूर महानगरपालिका, जिल्हा परिषद व पंचायत समिती निवडणुकांत त्यांना याचा फायदा होण्याची शक्यता व्यक्त केली जात आहे. दुसरीकडे, शिंदे गटाच्या अडचणी अधिक वाढल्या आहेत. Lokshahi Marathi Ⓒcopyright2022</w:t>
+      </w:r>
+    </w:p>
+    <w:p>
+      <w:pPr>
+        <w:pStyle w:val="Heading3"/>
+      </w:pPr>
+      <w:r>
+        <w:rPr/>
+        <w:t>Article 149</w:t>
+      </w:r>
+    </w:p>
+    <w:p>
+      <w:pPr>
+        <w:pStyle w:val="Normal"/>
+      </w:pPr>
+      <w:r>
+        <w:rPr/>
+        <w:t>Title: NCP demands : राज्यात ओला दुष्काळ जाहीर करा अन्…; राष्ट्रवादी शरद पवार गटाची मागणी</w:t>
+      </w:r>
+    </w:p>
+    <w:p>
+      <w:pPr>
+        <w:pStyle w:val="Normal"/>
+      </w:pPr>
+      <w:r>
+        <w:rPr/>
+        <w:t xml:space="preserve">URL: </w:t>
+      </w:r>
+      <w:r>
+        <w:t xml:space="preserve"> https://deshdoot.com/heavy-rains-wreak-havoc-in-maharashtra-sharad-pawar-ncp-demands-wet-drought-declaration-and-farmer-relief/</w:t>
+      </w:r>
+    </w:p>
+    <w:p>
+      <w:pPr>
+        <w:pStyle w:val="Normal"/>
+      </w:pPr>
+      <w:r>
+        <w:rPr/>
+        <w:t>Content: मुंबई । Mumbai महाराष्ट्रात गेल्या काही तासांपासून मुसळधार पावसाने थैमान घातले आहे. आज सकाळपासून वरुणराजाने जोरदार हजेरी लावली असून, मुंबई, पुणे यासह राज्यातील 16 जिल्ह्यांमध्ये पावसाचा जोर वाढला आहे. हवामान खात्याने या जिल्ह्यांना रेड अलर्ट जारी केला आहे. प्रशासनाने नागरिकांना अत्यावश्यक कामाशिवाय घराबाहेर न पडण्याचे आवाहन केले आहे. पावसामुळे जनजीवन पूर्णपणे विस्कळीत झाले असून, प्रशासन आणि पोलिस यंत्रणा सतर्क झाल्या आहेत. राष्ट्रवादी काँग्रेस (शरद पवार गट) यांनी पावसामुळे झालेल्या नुकसानीवर चिंता व्यक्त केली आहे. गटाचे प्रदेशाध्यक्ष शशिकांत शिंदे यांनी माध्यमांशी बोलताना सांगितले की, विदर्भ, पश्चिम महाराष्ट्र, मराठवाडा आणि मुंबई परिसरात अतिवृष्टीमुळे शेतकऱ्यांचे मोठे नुकसान झाले आहे. “अनेक ठिकाणी पंचनामे झालेले नाहीत, आणि जिथे पंचनामे झाले, तिथे अद्याप मदत पोहोचलेली नाही,” असे शिंदे यांनी नमूद केले. त्यांनी राज्य सरकारकडे ओला दुष्काळ जाहीर करून शेतकऱ्यांना प्रति शेतकरी 50 हजार रुपयांची तातडीची मदत देण्याची मागणी केली आहे. शशिकांत शिंदे यांनी पावसानंतर शहरातील व्यवस्था कोलमडल्याबद्दल नाराजी व्यक्त केली. रस्त्यांवरील खड्डे, पाणी साचणे आणि वाहतूक कोंडी यामुळे नागरिकांचे हाल झाले आहेत. त्यांनी प्रशासनाच्या नियोजनावर प्रश्नचिन्ह उपस्थित करत सरकारने तातडीने उपाययोजना कराव्यात, असे आवाहन केले. राज्य सरकारने निवडणुकीपूर्वी शेतकऱ्यांना कर्जमाफीचे आश्वासन दिले होते. मात्र, अद्याप याबाबत कोणतीही ठोस कार्यवाही झालेली नाही. शशिकांत शिंदे यांनी यावर तीव्र नाराजी व्यक्त केली. “महायुती सरकारने कर्जमाफीची घोषणा केली होती. पण मुख्यमंत्री देवेंद्र फडणवीस म्हणतात, ‘वेळ आली तर कर्जमाफी करू,’ तर महसूलमंत्री चंद्रशेखर बावनकुळे यांनी सरसकट कर्जमाफी शक्य नसल्याचे सांगितले. ही परस्परविरोधी विधाने शेतकऱ्यांची दिशाभूल करत आहेत,” अशी टीका शिंदे यांनी केली. शशिकांत शिंदे यांनी सरकारला इशारा देताना म्हटले की, जर लवकरच सरसकट कर्जमाफी जाहीर झाली नाही, तर शेतकऱ्यांना सोबत घेऊन तीव्र आंदोलन उभारले जाईल. “शेतकऱ्यांचे प्रश्न सोडवण्यासाठी आम्ही रस्त्यावर उतरू,” असा निर्धार त्यांनी व्यक्त केला. पावसामुळे निर्माण झालेल्या परिस्थितीवर नियंत्रण ठेवण्यासाठी प्रशासनाने सर्व यंत्रणा कार्यान्वित केल्या आहेत. आपत्कालीन परिस्थितीत नागरिकांना तातडीने मदत मिळावी यासाठी नियंत्रण कक्ष स्थापन करण्यात आले आहेत. तरीही, पावसाचा जोर आणि नुकसानीचे प्रमाण पाहता सरकारवर तातडीने उपाययोजना करण्याचा दबाव वाढत आहे. हवामान खात्याने पुढील 24 तासांतही जोरदार पावसाचा इशारा दिला आहे. नागरिकांनी सतर्क राहावे आणि प्रशासनाच्या सूचनांचे पालन करावे, असे आवाहन करण्यात आले आहे. पावसामुळे निर्माण झालेल्या आव्हानांना तोंड देण्यासाठी सरकार आणि प्रशासनाने एकजुटीने काम करण्याची गरज आहे.</w:t>
+      </w:r>
+    </w:p>
+    <w:p>
+      <w:pPr>
+        <w:pStyle w:val="Heading3"/>
+      </w:pPr>
+      <w:r>
+        <w:rPr/>
+        <w:t>Article 150</w:t>
+      </w:r>
+    </w:p>
+    <w:p>
+      <w:pPr>
+        <w:pStyle w:val="Normal"/>
+      </w:pPr>
+      <w:r>
+        <w:rPr/>
+        <w:t>Title: MSRTC और पुलिस की पहल, गढ़चिरौली के आदिवासी गांव को मिला पहला सार्वजनिक परिवहन, ग्रामीणों ने लहराया तिरंगा</w:t>
+      </w:r>
+    </w:p>
+    <w:p>
+      <w:pPr>
+        <w:pStyle w:val="Normal"/>
+      </w:pPr>
+      <w:r>
+        <w:rPr/>
+        <w:t xml:space="preserve">URL: </w:t>
+      </w:r>
+      <w:r>
+        <w:t xml:space="preserve"> https://hindi.mid-day.com/news/india-news/photo/initiative-of-msrtc-and-police-tribal-village-of-gadchiroli-gets-first-public-transport-1558</w:t>
+      </w:r>
+    </w:p>
+    <w:p>
+      <w:pPr>
+        <w:pStyle w:val="Normal"/>
+      </w:pPr>
+      <w:r>
+        <w:rPr/>
+        <w:t>Content: अंबेशरी गांव जिला मुख्यालय से करीब 100 किलोमीटर और कटेदरी से 21 किलोमीटर दूर स्थित है. अब तक यह गांव सड़क और परिवहन की कमी के कारण मुख्यधारा से लगभग कटा हुआ था. (Pic/Gadchiroli Police) लंबे इंतजार के बाद 18 अगस्त 2025 को गढ़चिरौली पुलिस अधीक्षक नीलोत्पल के मार्गदर्शन और कटेदरी चौकी के सहायक पुलिस निरीक्षक अजय भोसले की अगुवाई में इस पहल को साकार किया गया. बस सेवा का शुभारंभ स्थानीय निवासियों के लिए उत्सव से कम नहीं रहा. ग्रामीणों ने पारंपरिक वाद्ययंत्रों की धुन, आदिवासी नृत्य और स्कूली बच्चों द्वारा तिरंगा लहराकर बस का स्वागत किया. आज़ादी के बाद पहली बार गांव में बस पहुँचने की खुशी ग्रामीणों के चेहरों पर साफ झलक रही थी. यह बस गढ़चिरौली से चलकर छतगांव, धनोरा, यरकद, मुरूमगांव, खेड़ेगांव, मंगेवाड़ा, जयसिंगटोला और मालेवाड़ा जैसे गांवों से होती हुई अंबेशरी तक जाएगी. इससे 15 से अधिक गांवों के लोग सीधे इस सेवा से जुड़ पाएँगे. अधिकारियों का मानना है कि इस पहल से न केवल ग्रामीणों को शिक्षा, स्वास्थ्य और सरकारी योजनाओं तक पहुँच आसान होगी, बल्कि बच्चों की स्कूल जाने की दैनिक पैदल दूरी भी काफी हद तक कम होगी. गढ़चिरौली पुलिस ने हाल के वर्षों में दूरस्थ और माओवादी प्रभावित इलाकों को जोड़ने के लिए कई विकासात्मक पहल की हैं. पुलिस के सहयोग से अब तक 507 मोबाइल टावर लगाए जा चुके हैं, 420 किलोमीटर नई सड़कें और 60 पुलों का निर्माण भी कराया गया है. इससे स्थानीय लोगों का भरोसा बढ़ा है और प्रशासन से उनकी दूरी कम हुई है. इस वर्ष की शुरुआत में भी गढ़चिरौली से कटेदारी, गट्टा से वंगेत्री और मरकानार से अहेरी के बीच बस सेवाएँ शुरू की गई थीं. अंबेशरी की यह बस सेवा उसी श्रृंखला की एक अहम कड़ी है. उद्घाटन समारोह में अतिरिक्त पुलिस अधीक्षक (संचालन) एम. रमेश, अतिरिक्त पुलिस अधीक्षक (प्रशासन) गोकुल राज जी., उप-विभागीय पुलिस अधिकारी (धनोरा) जगदीश पांडे और उप पुलिस अधीक्षक (संचालन) विशाल नागरगोजे सहित कई वरिष्ठ अधिकारी मौजूद रहे. ADVERTISEMENT ADVERTISEMENT दादर में ‘जनआक्रोश आंदोलन’ से गरजे उद्धव ठाकरे, शिंदे-फडणवीस सरकार पर जमकर बरसे समुद्र के बीच 2500 किलो ड्रग्स, इंडियन नेवी ने किया जब्त क्या उद्धव ठाकरे फिर से भाजपा के साथ हाथ मिलाएंगे? मुलाकात ने बढ़ाई अटकलें नाशिक के उगले दंपत्ति को मिला CM देवेंद्र फडणवीस के साथ शासकीय पूजा का सम्मान न्यूयॉर्क में सम्मेलन में रोहन डिसूज़ा ने लिया हिस्सा, कहा- `साहस चाहिए` दादर में ‘जनआक्रोश आंदोलन’ से गरजे उद्धव ठाकरे, शिंदे-फडणवीस सरकार पर जमकर बरसे BAPS संस्था के डॉ. ज्ञानवत्सल स्वामी को अमेरिका में किया सम्मान, देखें तस्वीरें समुद्र के बीच 2500 किलो ड्रग्स, इंडियन नेवी ने किया जब्त ADVERTISEMENT ADVERTISEMENT ADVERTISEMENT</w:t>
+      </w:r>
+    </w:p>
+    <w:p>
+      <w:pPr>
+        <w:pStyle w:val="Heading3"/>
+      </w:pPr>
+      <w:r>
+        <w:rPr/>
+        <w:t>Article 151</w:t>
+      </w:r>
+    </w:p>
+    <w:p>
+      <w:pPr>
+        <w:pStyle w:val="Normal"/>
+      </w:pPr>
+      <w:r>
+        <w:rPr/>
+        <w:t>Title: Uddhav Thackeray: मनसेसोबत युती महापालिका निवडणुकीत घातक ठरणार; उद्धव ठाकरेंना 'या' नेत्यानं केलं सावध?</w:t>
+      </w:r>
+    </w:p>
+    <w:p>
+      <w:pPr>
+        <w:pStyle w:val="Normal"/>
+      </w:pPr>
+      <w:r>
+        <w:rPr/>
+        <w:t xml:space="preserve">URL: </w:t>
+      </w:r>
+      <w:r>
+        <w:t xml:space="preserve"> https://sarkarnama.esakal.com/maharashtra/vidarbha/mns-alliance-risk-municipal-elections-uddhav-thackeray-warning-dk88-rc70</w:t>
+      </w:r>
+    </w:p>
+    <w:p>
+      <w:pPr>
+        <w:pStyle w:val="Normal"/>
+      </w:pPr>
+      <w:r>
+        <w:rPr/>
+        <w:t>Content: Nagpur News : हिंदी भाषिक, मुस्लिम व इतर अल्पसंख्याक समाजाविरोधात सातत्याने वक्तव्य आणि परप्रांतीयांना मारहाण करणाऱ्या महाराष्ट्र नवनिर्माण सेनेसोबत मुंबई व उपनगरातील दहा महानगरपालिका उद्धव सेनेला युती करणे परवडणार नाही असा सल्ला देऊन युती केल्यास हिंदी भाषिक, दलित व अल्पसंख्य मतदार शिवसेनेच्या विरोधात जाण्याची भीती उद्धव ठाकरेंच्या (Uddhav Thackeray) शिवसेना पक्षाचे माजी प्रवक्ते किशोर तिवारी यांनी व्यक्त केली आहे. एका मीडियावरील डिबेटमध्ये संजय राऊत यांच्या विरोधात वक्तव्य केल्यानंतर तिवारी यांची उद्धव सेनेतून हकालपट्टी करण्यात आली आहे. उद्धव ठाकरे यांच्या शिवसेनेचे माजी पदाधिकारी या नात्याने त्यांनी उद्धव ठाकरे यांना पत्र लिहिले आहे. यात त्यांनी मनेसोबतची युती उद्धव सेनेसाठी घातक ठरेल असाही इशारा दिला आहे. महाविकास आघाडी व इंडिया आघाडीचा प्रमुख कणा असलेला हा मतदार वर्ग जर दुरावला, तर त्याचा थेट फायदा भाजपाला होऊ शकतो. त्यामुळे शिवसेनेची संधी धोक्यात येईल. ते पुढे म्हणाले, गेल्या लोकसभा व विधानसभा निवडणुकीत शिवसेनेला मिळालेला विजय हा अल्पसंख्य व हिंदी भाषिक मतदारांच्या पाठिंब्यामुळे शक्य झाला. मात्र, मनसेसोबत (MNS) युती केल्यास हाच मतदार वर्ग नाराज होऊन विरोधात जाऊ शकतो. त्यामुळे या निर्णयाचा पुनर्विचार करावा. भाषावाद आणि प्रांतवादावर आधारित राजकारण देशहितासाठी धोकादायक आहे मनसेसोबत युती झाल्यास शिवसेना सैनिकांतही नाराजी वाढेल, असे स्पष्ट करून तिवारींनी या विषयावर उघड चर्चा व्हावी, अशी मागणी केली आहे. मराठी बोलत नसल्याच्या कारणावरून गुजरात राजस्थान उत्तर प्रदेशच्या महाराष्ट्रातील व्यवसायिकांना बेदम मारहाण केली जात आहे. लाऊड स्पीकरवरील अजानच्या कारणावरून मुस्लिमांना धमकी दिली जात आहे. शांतताप्रिय महाराष्ट्रात मनसे नागरिकांच्या मनात दहशत निर्माण करत असतानाही त्यांच्यासोबत युती करणे म्हणजे स्वतःहून पायावर कुऱ्हाड मारून घेण्यासारखे आहे. त्यामुळे ही युती टाळण्याचे आवाहन किशोर तिवारी यांनी केले आहे. किशोर तिवारी शेतकऱ्यांचे नेते म्हणून ओळखले जातात. विदर्भातील त्यातही यवतमाळ जिल्ह्यातील कर्जबाजारी शेतकऱ्यांच्या आत्महत्येचा विषय त्यांनी सातत्याने लावून धरला होता. त्यांच्यामुळे तत्कालीन केंद्र सरकाराला याची दखल घ्यावी लागली होती. पंतप्रधान मनमोहनसिंग यांच्या कार्यकाळात झालेल्या शेतकऱ्यांच्या कर्जमाफीत तिवारी यांचा खारीचा वाटा आहे. देवेंद्र फडणवीस मुख्यमंत्री असताना भाजप-सेना युतीच्या कार्यकाळात ते पाच वर्षे वसंतराव नाईक शेतकरी मिशनचे अध्यक्ष होते. भाजप-शिवसेना युती तुटल्यानंतर ते शिवसेनेत दाखल झाले होते. पक्षाचे प्रवक्ता म्हणून त्यांना विविध हिंदी बातम्यांच्या चॅनेलवरील डिबेटमध्ये सहभागी होत असत. सरकारनामाचे सदस्य व्हा शॉपिंगसाठी 'सकाळ प्राईम डील्स'च्या भन्नाट ऑफर्स पाहण्यासाठी क्लिक करा. Read Latest Marathi Political News, Breaking Political News from Maharashtra, India, Pune &amp; Mumbai at Sarkarnama. To Get Live Political Marathi News on Mobile, Download the Sarkarnama Mobile App for Android and IOS. सरकारनामा आता सर्व सोशल मीडिया प्लॅटफॉर्मवर. ताज्या राजकीय घडामोडींसाठी फेसबुक, ट्विटर, इन्स्टाग्राम, शेअर चॅट, टेलिग्रामवर आणि व्हॉट्सॲप आम्हाला फॉलो करा. तसेच, सरकारनामा यूट्यूब चॅनेलला आजच सबस्क्राइब करा. Follow Us Copyright © 2025 Sakal Media Group – All Rights Reserved Powered by Quintype वेबसाईटवर ब्राउझिंगचा अनुभव सर्वोत्तम असावा, यासाठी आम्ही कुकीजचा वापर करतो. कुकीजमुळे तुम्हाला तुमच्या आवडत्या मजकुराची शिफारस करता येते. आमचे गोपनीयता आणि कुकीजसंदर्भातील धोरण तुम्हाला मान्य आहे.</w:t>
+      </w:r>
+    </w:p>
+    <w:p>
+      <w:pPr>
+        <w:pStyle w:val="Heading3"/>
+      </w:pPr>
+      <w:r>
+        <w:rPr/>
+        <w:t>Article 152</w:t>
+      </w:r>
+    </w:p>
+    <w:p>
+      <w:pPr>
+        <w:pStyle w:val="Normal"/>
+      </w:pPr>
+      <w:r>
+        <w:rPr/>
+        <w:t>Title: Sanjay Raut : निसाकाचा संघर्ष उफाळला, अनिल कदमांनी साकडं घातलं आता संजय राऊत मैदानात</w:t>
+      </w:r>
+    </w:p>
+    <w:p>
+      <w:pPr>
+        <w:pStyle w:val="Normal"/>
+      </w:pPr>
+      <w:r>
+        <w:rPr/>
+        <w:t xml:space="preserve">URL: </w:t>
+      </w:r>
+      <w:r>
+        <w:t xml:space="preserve"> https://sarkarnama.esakal.com/maharashtra/uttar-maharashtra/niphad-sugar-factory-crisis-sanjay-raut-anil-kadam-memorandum-farmers-workers-protest-nashik-gs97</w:t>
+      </w:r>
+    </w:p>
+    <w:p>
+      <w:pPr>
+        <w:pStyle w:val="Normal"/>
+      </w:pPr>
+      <w:r>
+        <w:rPr/>
+        <w:t>Content: Nashik News : नाशिक जिल्हा मध्यवर्ती सहकारी बॅंकेने निफाड सहकारी साखर कारखान्याची (निसाका) उर्वरित जमीन व अन्य मालमत्ता तातडीने विक्री करण्याचे ठरवले आहे. जेएनपीटीला शंभर एकर जागा दिल्यानंतरही कर्ज न फिटल्याचे कारण देत जिल्हा बॅंकेने निसाकाची उर्वरित जागा विकण्याच्या हालचाली सुरु केल्या आहेत. याविरोधात शेतकरी, सभासद व कामगार एकवटले आहेत. त्यामुळे प्रदीर्घ काळानंतर निफाड सहकारी साखर कारखाना पुन्हा चर्चेत आला आहे. निफाड तालुक्याचे माजी आमदार अनिल कदम यांच्या नेतृत्वात कामगारांच्या मुलांच्या शिष्टमंडळाने आता थेट शिवसेना उद्धव बाळासाहेब ठाकरे पक्षाचे खासदार संजय राऊत यांना निसाका वाचविण्यासाठी साकडे घातले आहे. राऊत यांनीही निसाका बाबात सर्व घडामोडी जाणून घेतल्या आहेत. तसेच यासंदर्भात मुख्यमंत्री देवेंद्र फडणवीस यांच्याशी पत्रव्यवहार करणार असून संपूर्ण सहकार्य करण्याचे आश्वासन दिलं आहे. माजी आमदार अनिल कदम यांनी निसाका वाचविण्यासाठी पुढाकार घेतला असून शुक्रवारी नाशिकमध्ये संजय राऊत यांची त्यांनी भेट घेतली. यावेळी कदम यांच्यासमवेत नवनियुक्त शिवसेना तालुकाप्रमुख खंडू बोडके पाटील, निसाका कामगारांची मुले किरण वाघ, योगेश आढाव, नितीन निकम हेही उपस्थित होते. सत्तेचा दुरुपयोग करुन निसाका गिळंकृत करण्याचा डाव असून आपण यात लक्ष घालावे अशी विनंती शिष्टमंडळाने राऊत यांना केली. त्यानुसार राऊत हे आता निसाकाच्या मैदानात उतरणार आहेत. त्यामुळे अनेक राजकीय पुढाऱ्यांना न सोडवता आलेला प्रश्न संजय राऊत सोडवणार का याकडेही लक्ष लागलं आहे. निसाका भाडेकराराने दिल्यानंतर तीन हंगाम उलटले तरीही सुरू करण्यात आलेला नाही. सत्ताधाऱ्यांच्या कृपाशिर्वादाने नाशिक जिल्हा बँकेच्या माध्यमातून निसाकाची उर्वरित जमीन व इतर मालमत्ता गिळंकृत करण्याचा प्रयत्न सुरू आहे. सभासद व कामगार संघटनेने त्याविरोधात पुकारलेल्या लढ्याला माझा पूर्णपणे पाठिंबा असल्याचे अनिल कदम यांनी म्हटले आहे. 2022 मध्ये 25 वर्षाच्या भाडेपट्ट्याने निसाका चालवायला देण्यात आला होता. मात्र, चौथ्या हंगामातही तो बंद आहे. कारखान्यात झालेल्या अनेक गैरव्यवहारांची चर्चा कारखाना कार्यक्षेत्रात जोरात सुरू आहे. नाशिक जिल्हा मध्यवर्ती बँकेला ड्रायपोर्टसाठी जमीन विक्रीद्वारे 76 कोटी रुपये कर्जात जमा झाले असताना सुद्धा बँकेने कारखान्याची उर्वरित 100 एकर जमीन व मालमत्ता विक्रीचा घाट घातल्याचा आरोप होतो आहे. सरकारनामाचे सदस्य व्हा शॉपिंगसाठी 'सकाळ प्राईम डील्स'च्या भन्नाट ऑफर्स पाहण्यासाठी क्लिक करा. Read Latest Marathi Political News, Breaking Political News from Maharashtra, India, Pune &amp; Mumbai at Sarkarnama. To Get Live Political Marathi News on Mobile, Download the Sarkarnama Mobile App for Android and IOS. सरकारनामा आता सर्व सोशल मीडिया प्लॅटफॉर्मवर. ताज्या राजकीय घडामोडींसाठी फेसबुक, ट्विटर, इन्स्टाग्राम, शेअर चॅट, टेलिग्रामवर आणि व्हॉट्सॲप आम्हाला फॉलो करा. तसेच, सरकारनामा यूट्यूब चॅनेलला आजच सबस्क्राइब करा. Follow Us Copyright © 2025 Sakal Media Group – All Rights Reserved Powered by Quintype वेबसाईटवर ब्राउझिंगचा अनुभव सर्वोत्तम असावा, यासाठी आम्ही कुकीजचा वापर करतो. कुकीजमुळे तुम्हाला तुमच्या आवडत्या मजकुराची शिफारस करता येते. आमचे गोपनीयता आणि कुकीजसंदर्भातील धोरण तुम्हाला मान्य आहे.</w:t>
+      </w:r>
+    </w:p>
+    <w:p>
+      <w:pPr>
+        <w:pStyle w:val="Heading3"/>
+      </w:pPr>
+      <w:r>
+        <w:rPr/>
+        <w:t>Article 153</w:t>
+      </w:r>
+    </w:p>
+    <w:p>
+      <w:pPr>
+        <w:pStyle w:val="Normal"/>
+      </w:pPr>
+      <w:r>
+        <w:rPr/>
+        <w:t>Title: 22-kg Golden Kalash Installed at Sant Dnyaneshwar Temple, Crafted by Shripad Shankar Nagarkar Jewellers Pune</w:t>
+      </w:r>
+    </w:p>
+    <w:p>
+      <w:pPr>
+        <w:pStyle w:val="Normal"/>
+      </w:pPr>
+      <w:r>
+        <w:rPr/>
+        <w:t xml:space="preserve">URL: </w:t>
+      </w:r>
+      <w:r>
+        <w:t xml:space="preserve"> https://www.tribuneindia.com/news/business/22-kg-golden-kalash-installed-at-sant-dnyaneshwar-temple-crafted-by-shripad-shankar-nagarkar-jewellers-pune/</w:t>
+      </w:r>
+    </w:p>
+    <w:p>
+      <w:pPr>
+        <w:pStyle w:val="Normal"/>
+      </w:pPr>
+      <w:r>
+        <w:rPr/>
+        <w:t>Content: VMPL Pune (Maharashtra) [India], August 19: A 22-kg golden kalash, crafted by city-based Shripad Shankar Nagarkar Jewellers, was installed atop the samadhi temple of Sant Dnyaneshwar Maharaj at Alandi in a grand ceremony attended by political leaders, trustees and devotees. The kalash, made entirely from devotees' contributions, was consecrated with rituals, taken in a traditional nagar pradakshina, and later handed over by the Nagarkar family to the Sant Dnyaneshwar Maharaj Sansthan Committee. Chief Minister Devendra Fadnavis, Deputy CM Eknath Shinde, Rural Development Minister Jaykumar Gore, Legislative Council Deputy Chairperson Dr Neelam Gorhe, District and Sessions Judge Mahendra Mahajan, MP Shrirang Barne, MLAs Uma Khapre, Bapusaheb Pathare and Mahesh Landge, and temple trustees including Yogi Niranjannath and Adv. Rajendra Umap, were present. CM Fadnavis and other dignitaries also felicitated Vasant Nagarkar, Prasad Nagarkar and Pushkar Nagarkar for their craftsmanship. Temple officials said the Nagarkar family was formally entrusted with the responsibility of creating the kalash on August 8. Over six days, a team of 22-25 artisans worked on two sections -- the spire and the urn -- to complete the structure using 22 kg of pure gold. "This is not just an ornament for the temple but a spiritual crown for Maharashtra's cultural and devotional traditions," said Vasant Nagarkar, adding that the family considered the opportunity a blessing from Sant Dnyaneshwar. The installation coincided with the 750th birth anniversary year of Sant Dnyaneshwar Maharaj, making the moment even more significant for devotees. "The golden kalash symbolizes faith, tradition and devotion, and will remain etched in Maharashtra's spiritual history," said Prasad Nagarkar. (ADVERTORIAL DISCLAIMER: The above press release has been provided by VMPL. ANI will not be responsible in any way for the content of the same) (This content is sourced from a syndicated feed and is published as received. The Tribune assumes no responsibility or liability for its accuracy, completeness, or content.) Take your experience further with Premium access.Thought-provoking Opinions, Expert Analysis, In-depth Insights and other Member Only Benefits Already a Member? Sign In Now The Tribune, now published from Chandigarh, started publication on February 2, 1881, in Lahore (now in Pakistan). It was started by Sardar Dyal Singh Majithia, a public-spirited philanthropist, and is run by a trust comprising five eminent persons as trustees.The Tribune, the largest selling English daily in North India, publishes news and views without any bias or prejudice of any kind. Restraint and moderation, rather than agitational language and partisanship, are the hallmarks of the newspaper. It is an independent newspaper in the real sense of the term.The Tribune has two sister publications, Punjabi Tribune (in Punjabi) and Dainik Tribune (in Hindi). Remembering Sardar Dyal Singh Majithia</w:t>
+      </w:r>
+    </w:p>
+    <w:p>
+      <w:pPr>
+        <w:pStyle w:val="Heading3"/>
+      </w:pPr>
+      <w:r>
+        <w:rPr/>
+        <w:t>Article 154</w:t>
+      </w:r>
+    </w:p>
+    <w:p>
+      <w:pPr>
+        <w:pStyle w:val="Normal"/>
+      </w:pPr>
+      <w:r>
+        <w:rPr/>
+        <w:t>Title: Demand to release list of property-holders affected due to road-widening in 5 days</w:t>
+      </w:r>
+    </w:p>
+    <w:p>
+      <w:pPr>
+        <w:pStyle w:val="Normal"/>
+      </w:pPr>
+      <w:r>
+        <w:rPr/>
+        <w:t xml:space="preserve">URL: </w:t>
+      </w:r>
+      <w:r>
+        <w:t xml:space="preserve"> https://www.lokmattimes.com/aurangabad/demand-to-release-list-of-property-holders-affected-due-to-road-widening-in-5-days/</w:t>
+      </w:r>
+    </w:p>
+    <w:p>
+      <w:pPr>
+        <w:pStyle w:val="Normal"/>
+      </w:pPr>
+      <w:r>
+        <w:rPr/>
+        <w:t>Content: Marathi | Hindi FOLLOW US : City By Lokmat Times Desk | Updated: August 18, 2025 23:10 IST2025-08-18T23:10:03+5:302025-08-18T23:10:03+5:30 Lokmat News Network Chhatrapati Sambhajinagar: Ajinkya Devgiri Pratishthan president Vinod Patil alleged that Chhatrapati Sambhajinagar Municipal Corporation (CSMC) administration, under the pretext of road widening, has been acting high-handedly for the past few days. Property owners with legal ownership rights are being rendered homeless. Not even a single rupee in compensation has been paid. The CSMC has not even kept a record of the properties demolished so far. “If the list of property owners whose structures were demolished is not published by civic administration within the next five days, a public agitation (Jan Andolan) will be launched,” warned Patil. Addressing a press conference in the city on Monday, Patil said that on Sunday he had met the Chief Minister Devendra Fadnavis. A detailed 50-minute discussion was held on the issue of road widening in the city. He informed that the municipal corporation is carrying out the work in an arbitrary manner. Even though the new development plan of the city has not yet been finalised, it is being implemented selectively. For which builders is this being done? How can the corporation demolish properties with legal ownership rights and those located in ‘gaothan’ areas? They didn’t even examine building permissions. Bulldozers were lined up and demolitions carried out. Patil said that we are not opposed to development, but strongly oppose the working style of the municipal corporation. He demanded that land acquisition must be done as per rules and only then should land be taken into possession. On the Patil’s memorandum itself, CM Fadnavis wrote, “Municipal Commissioner, verify immediately and take action.” Datta Bhange, Balu Autade, and others were present at the press conference. Compensation must be paid Patil told reporters that during the G-20 event, 50 feet of land was taken on both sides at Harsul, and compensation was paid for that land. Now, the remaining 50 feet must also be compensated. He demanded that cash compensation should be paid to all property owners whose structures have been demolished so far. He further alleged that the corporation had even misled the court. The court has directed that due legal process must be followed. FOLLOW US : Copyright ©2025 Lokmat Media Pvt Ltd</w:t>
+      </w:r>
+    </w:p>
+    <w:p>
+      <w:pPr>
+        <w:pStyle w:val="Heading3"/>
+      </w:pPr>
+      <w:r>
+        <w:rPr/>
+        <w:t>Article 155</w:t>
+      </w:r>
+    </w:p>
+    <w:p>
+      <w:pPr>
+        <w:pStyle w:val="Normal"/>
+      </w:pPr>
+      <w:r>
+        <w:rPr/>
+        <w:t>Title: Maharashtra Politics: Rohit Pawar Alleges ₹5,000-Crore Land Scam Against Minister Sanjay Shirsat</w:t>
+      </w:r>
+    </w:p>
+    <w:p>
+      <w:pPr>
+        <w:pStyle w:val="Normal"/>
+      </w:pPr>
+      <w:r>
+        <w:rPr/>
+        <w:t xml:space="preserve">URL: </w:t>
+      </w:r>
+      <w:r>
+        <w:t xml:space="preserve"> https://www.freepressjournal.in/mumbai/maharashtra-politics-rohit-pawar-alleges-5000-crore-land-scam-against-minister-sanjay-shirsat</w:t>
+      </w:r>
+    </w:p>
+    <w:p>
+      <w:pPr>
+        <w:pStyle w:val="Normal"/>
+      </w:pPr>
+      <w:r>
+        <w:rPr/>
+        <w:t>Content: After exposing a video of former Agriculture Minister Manikrao Kokate allegedly playing rummy during a legislative council session, NCP (SP) MLA Rohit Pawar has now leveled serious corruption charges against Maharashtra’s Social Justice Minister Sanjay Shirsat. Rs5,000-Crore Land Scam Claim Pawar accused Shirsat of facilitating a ₹5,000-crore land scam by allegedly allotting 150 acres of prime land in Navi Mumbai to the Bivalkar family shortly after assuming charge as chairman of CIDCO in February 2024. According to Pawar, the allotment was approved within just 15 days of Shirsat’s appointment. “Betrayal of Sons of the Soil” Speaking at a press conference, Pawar alleged, “By handing over land to the Bivalkar family, who once betrayed the Maratha Empire by siding with the British, Shirsat has betrayed the sons of the soil today. This is nothing but a direct act of corruption.” Long History of Land Disputes Pawar further stated that the Bivalkar family’s land disputes date back to the British era. He claimed that successive CIDCO managing directors had rejected their claims, but the decision was suddenly overturned this year under Shirsat’s leadership. Pawar also alleged that Shirsat personally benefited and that his party could have pocketed ₹400–500 crore in financial gains. Demand for Resignation and Probe The NCP leader demanded that Chief Minister Devendra Fadnavis seek Shirsat’s resignation and appoint either a Special Task Force or a retired judge to investigate the matter. Pawar announced that he would lead a protest march at CIDCO headquarters on August 20 to press for action. Opposition Extends Support Pawar added that Shiv Sena (UBT) leader Sanjay Raut and the Congress party had assured their support in the upcoming agitation.</w:t>
+      </w:r>
+    </w:p>
+    <w:p>
+      <w:pPr>
+        <w:pStyle w:val="Heading3"/>
+      </w:pPr>
+      <w:r>
+        <w:rPr/>
+        <w:t>Article 156</w:t>
+      </w:r>
+    </w:p>
+    <w:p>
+      <w:pPr>
+        <w:pStyle w:val="Normal"/>
+      </w:pPr>
+      <w:r>
+        <w:rPr/>
+        <w:t>Title: Sanjay Shirsat : मंत्री शिरसाट यांच्यावर ५ हजार कोटींच्या जमीन घोटाळ्याचा आरोप</w:t>
+      </w:r>
+    </w:p>
+    <w:p>
+      <w:pPr>
+        <w:pStyle w:val="Normal"/>
+      </w:pPr>
+      <w:r>
+        <w:rPr/>
+        <w:t xml:space="preserve">URL: </w:t>
+      </w:r>
+      <w:r>
+        <w:t xml:space="preserve"> https://pudhari.news/maharashtra/mumbai/minister-shirsat-accused-of-rs-5000-crore-land-scam-np88</w:t>
+      </w:r>
+    </w:p>
+    <w:p>
+      <w:pPr>
+        <w:pStyle w:val="Normal"/>
+      </w:pPr>
+      <w:r>
+        <w:rPr/>
+        <w:t>Content: Minister Shirsat accused of Rs 5,000 crore land scam मुंबई, पुढारी वृत्तसेवा : शिवसेनेचे नेते आणि राज्याचे सामाजिक न्याय मंत्री संजय शिरसाट पुन्हा अडचणीत आले आहेत. शिरसाट यांनी आपल्या सिडकोच्या अध्यक्षपदाच्या कार्यकाळात नवीन मुंबईतील बिवलकर कुटुंबाला ५ हजार कोटी रुपयांची १५० एकर जमीन देत मोठा आर्थिक फायदा मिळवल्याचा गंभीर आरोप राष्ट्रवादी शरद पवार गटाचे नेते रोहित पवार यांनी सोमवारी (दि. १८) पत्रकार परिषद घेऊन केला आहे. सन २०२४ मध्ये सिडकोचे अध्यक्ष होताच संजय शिरसाट यांनी बिवलकर कुटुंबाला जमीन देण्याच्या आदेशावर सही केली. मराठा साम्राज्यासोबत गद्दारी करणाऱ्या बिवलकर कुटुंबाला जमीन देऊन संजय शिरसाट यांनी स्थानिक भूमिपुत्रांशी गद्दारी केली आहे. इंग्रजांशी हातमिळवणी करणाऱ्या व्यक्तीशी हातमिळवणी संजय शिरसाट यांनी केली आहे. त्यामुळे त्यांचा मुख्यमंत्री देवेंद्र फडणवीस यांनी तात्काळ राजीनामा घ्यावा, अशी मागणीही रोहित पवार यांनी केली आहे. रोहित पवार पुढे म्हणाले की, ब्रिटिश काळात नवी मुंबईतील बिवलकर कुटुंबीयांनी मराठा साम्राज्याविरोधात इंग्रजांना मदत केली. त्या बदल्यात त्यांना रोहा, पनवेल, अलिबाग या भागातील चार हजार एकरपेक्षा जास्त जमीन बक्षीस म्हणून देण्यात आली. १९५९ साली बिवलकर कुटुंबाने सिलिंग कायद्यातून ही जमीन वाचविली. मात्र १९७१ साली ही जमीन सरकारकडे जमा झाली. १९९० साली त्यांनी आपली जमीन परत मिळावी म्हणून मागणी केली. त्यावेळी तत्कालीन जिल्हाधिकारी यांनी ती जमीन माघारी देण्याचा अर्ज फेटाळला. त्यानंतर कोर्टात हा विषय सुरू होता. दरम्यान, १९७१ मध्ये नवीन सिडकोने विविध कामांसाठी जमिनी घेण्याचा निर्णय घेतला. १९८३ साली या जमिनी ताब्यात घ्यायला सुरुवात झाली. १९८७ मध्ये महसूल विभागाला हाताशी धरून बिवलकर कुटुंबाने जमीन ताब्यात घेण्याचा प्रयत्न केला. १९९० साली शरद पवार, दी. बा. पाटील यांनी साडेबारा टक्के योजना आणली. त्यावेळी मोठ्या प्रमाणात शेतकऱ्यांना पैसा मिळू लागला. त्यावेळी बिवलकर यांनी सरकारकडे आपली जमीन आहे. त्या बदल्यात साडेबारा टक्के योजनेचा फायदा द्या, अशी मागणी केली होती. त्यावेळी एमडी अनिल डिग्गीकर होते. त्यांनी ही मागणी फेटाळून लावली. त्यानंतर आलेल्या तीन एमडींनी बिवलकर कुटुंबाची मागणी फेटाळून लावली. संजय राऊत यांच्याशीही माझे याविषयी बोलणे झाले आहे. त्यांनी आम्ही सोबत आहोत, असे सांगितले आहे. काँग्रेसही आंदोलनात सोबत असणार आहे. तब्बल पाच हजार कोटी रुपयांचा हा भ्रष्टाचार आहे. याबदल्यात शिरसाट यांनी आर्थिक व्यवहार केला आहे. मंत्री संजय शिरसाट यांचा थेट सहभाग या भ्रष्टाचारात आहे, असा आरोप रोहित पवार यांनी केला आहे. इंग्रजांशी हातमिळवणी करणाऱ्या व्यक्तीशी हातमिळवणी संजय शिरसाट यांनी केली आहे. त्यामुळे त्यांचा मुख्यमंत्री देवेंद्र फडणवीस यांनी तात्काळ राजीनामा घ्यावा. जर शिरसाट यांच्यात हिंमत असेल तर त्यांनी पत्रकार परिषद घ्यावी आणि उत्तर द्यावे. संजय शिरसाट यांना १५ दिवस सिडको अध्यक्षपदी नेमून होताच त्यांनी १५० एकर जमीन बिवलकर कुटुंबाला दिली. त्यानंतर सरकार आल्यावर उर्वरित जमीन विवलकर यांना देण्याचा प्रयत्न होता. संजय शिरसाट यांना १०० कोटी रुपयांचा मलिदा मिळाला असेल, असा आमचा संशय आहे. त्यांच्या पक्षालासुद्धा चारशे ते पाचशे कोटी मिळाले असणार आहेत, असा आरोपही त्यांनी केला आहे. सुप्रीम कोर्टाच्या निर्णयानुसार स्पेशल टास्क फोर्स नेमा किंवा निवृत न्यायाधीशांमार्फत या प्रकरणाची चौकशी करा, अशी मागणीही रोहित पवार यांनी केली आहे. 'Pudhari' is excited to announce the relaunch of its Android and iOS apps. Stay updated with the latest news at your fingertips. Android and iOS Download now and stay updated, anytime, anywhere. Pudhari Publications Private Limited</w:t>
+      </w:r>
+    </w:p>
+    <w:p>
+      <w:pPr>
+        <w:pStyle w:val="Heading3"/>
+      </w:pPr>
+      <w:r>
+        <w:rPr/>
+        <w:t>Article 157</w:t>
+      </w:r>
+    </w:p>
+    <w:p>
+      <w:pPr>
+        <w:pStyle w:val="Normal"/>
+      </w:pPr>
+      <w:r>
+        <w:rPr/>
+        <w:t>Title: Mumbai Rain Mayhem: City Comes To Standstill As Life Thrown Out Of Gear; MonoRail Gets Stuck</w:t>
+      </w:r>
+    </w:p>
+    <w:p>
+      <w:pPr>
+        <w:pStyle w:val="Normal"/>
+      </w:pPr>
+      <w:r>
+        <w:rPr/>
+        <w:t xml:space="preserve">URL: </w:t>
+      </w:r>
+      <w:r>
+        <w:t xml:space="preserve"> https://www.etvbharat.com/en/!state/mumbai-rains-update-august-19-govt-semi-govt-offices-shut-bmc-urges-wfh-for-pvt-employees-enn25081901231</w:t>
+      </w:r>
+    </w:p>
+    <w:p>
+      <w:pPr>
+        <w:pStyle w:val="Normal"/>
+      </w:pPr>
+      <w:r>
+        <w:rPr/>
+        <w:t>Content: National ETV Bharat / state By ETV Bharat English Team Published : August 19, 2025 at 9:58 AM IST Updated : August 19, 2025 at 8:05 PM IST Mumbai: Heavy rains lashed Mumbai, forcing India's commercial capital to come to a standstill. The suburban trains, which is the lifeline of the megacity, came to a halt due to the downpour. All the areas, including Dadar, Hindmata, Sion, Kurla, Chunabhatti, and Andheri, were waterlogged as normal life was thrown out of gear. The city recorded 300 mm of rains in the last 24 hours. The Maharashtra government is on an alert mode with Chief Minister Devendra Fadnavis saying that alerts are issued after every three hours. Mono Rail Gets Stuck A Monorail train came to a halt between Mysore Colony and Bhakti Park stations with fire brigade and other agencies carrying out a rescue operation using cranes, officials said. The train, which runs on an elevated track, was stuck for at least one hour, they said. The train suffered "a minor power supply issue", Mumbai Monorail said in a release. Three snorkel vehicles of the Mumbai fire brigade have been deployed at the spot and the passengers will be rescued by cutting the window glass, officials said. Fadnavis ordered an inqury into the incident while asserting that the highest priority will given to safety of passengers. In post on X, Fadnavis said, "Due to some technical reason, a monorail is stuck between Chembur and Bhakti Park. Mumbai Metropolitan Regional Development Authority, the fire brigade, and the municipal corporation, all agencies have reached the spot. The highest priority is being given to the safety of all passengers. Therefore, no one should worry or panic. All passengers will be safely evacuated. I request everyone to remain patient. I am in contact with the MMRDA Commissioner, the Municipal Commissioner, the police, and all relevant agencies. An inquiry will also be conducted into why this incident occurred." Local Trains Affected The Central Railway on Tuesday suspended its local train services on the harbour line between Chhatrapati Shivaji Maharaj Terminus (CSMT) and Kurla stations due to submergence of tracks in a section after heavy rains, officials said. It had suspended the services on its main line between CSMT and Thane stations as the rail tracks got waterlogged, they said. However, later in the evening, the services between CSTM and Thane resumed. The trains on the Western Railway were delayed since morning due to the accumulation of water on tracks at some locations following the incessant rains. 400 persons shifted as Mithi river swells Nearly 400 persons from Mumbai's Kurla area were shifted to safer locations as the Mithi river in the city swelled after torrential rains on Tuesday, Maharashtra Chief Minister's Office said. Maharashtra Deputy Chief Minister Eknath Shinde reviewed the situation and said the civic chief told him that the city received nearly 200 mm rainfall in just six hours. The Mithi river in Mumbai has swelled after continuous heavy rain for the last few days and as a result, some areas along its banks witnessed water-logging, according to officials. A video of the Mithi river, possibly shot from a bridge near the Powai lake, showed the furious flow of the water. The swelling of the Mithi river and high tide generally lead to waterlogging in the downstream thickly populated areas like Kurla and Sakinaka, besides railway tracks and areas near the Mumbai airport. "In Mumbai, the rain continues unabated, with an average of more than 150 mm of rainfall recorded from 4 AM to 11 AM today. The suburbs have seen even higher amounts. The water level of the Mithi River has risen to 3.9 meters, and 350 residents from Kurla Krantinagar have been relocated to safer places," the CMO said in a post on X. "Chief Minister Devendra Fadnavis is continuously reviewing the situation, and the Municipal Commissioner is keeping a close watch on the circumstances," it added. Authorities have appealed to residents in vulnerable stretches near the Mithi river to remain alert and avoid venturing into the flooded zones. "Due to the excessive rains, the Brihanmumbai Municipal Corporation (BMC) officials have shifted some 300 persons to safer locations as a precautionary measure," Deputy CM Shinde told reporters. "Mumbai and MMR (Mumbai Metropolitan Region) received heavy rainfall. I spoke to BMC commissioner Bhushan Gagarani who told me that in six hours, nearly 200 mm rainfall was recorded in Mumbai. In 24 hours, the downpour was 300 mm. I came here to review the Mithi river's situation. Its bed has swollen and officials are working to ease the flow," he said. As many as 525 pumps, 10 mini pumping stations and six main pumping stations were operational to drain out the water, Shinde said. Mumbai, Thane, Kalyan Dombivali, Vasai- Virar are seeing an absolute collapse of governance. While the rains are battering the cities, the MET dept had sent out red alerts to the Govt. Instead of doing the photo ops today, the Ministers should have ensured that the Municipal… Bombay HC functions till only 12.30 PM The Bombay High Court on Tuesday functioned only till 12.30 pm due to incessant rains in the city. Normally, the HC functions from 11 am to 5 pm. In a notice issued in the morning, the high court said due to heavy rains and bad weather forecast as well as difficulties for advocates and staff members in commuting, all courts will function only till 12.30 pm. Government, Semi-Government Offices Shut All government and semi-government offices in Mumbai remained closed on Tuesday due to heavy rains. The BMC has appealed to all private establishments across Mumbai to allow their employees to work from home and avoid unnecessary travel. The Brihanmumbai Municipal Corporation (BMC), in a statement on Tuesday morning, announced the closure of all government and semi-government offices as a precautionary measure, in view of the continuous heavy rains in the city and suburbs and the 'red alert' issued by the IMD. The statement said the decision applies to all BMC offices and state-run establishments, excluding essential services. "Considering the red alert for very heavy rainfall in Mumbai city and suburbs, all government, semi-government, and BMC offices (excluding essential services) will remain closed today," the BMC said. 'We Are Giving Alerts After Every 3 Hours' Maharashtra CM Devendra Fadnavis said that the state government is giving alerts after every three hours. "We had given a red alert on Monday. Around 300 mm rain has lashed Mumbai. The level of the Mithi river is going down," Fadnavis said. Aaditya Hits Out At Maharashtra Government Shiv Sena (UBT) MLA Aaditya Thackeray in a post on X said, "Mumbai, Thane, Kalyan Dombivali, Vasai- Virar are seeing an absolute collapse of governance. While the rains are battering the cities, the MET dept had sent out red alerts to the Govt. Instead of doing the photo ops today, the Ministers should have ensured that the Municipal Corporations are ready to tackle the heavy rains." "Pumps should have been placed in advance. Pumps’ capacity and efficiency needs to be checked. A lot of pumps are falling short of capacity or fuel across the city. Now: The State Government must financially compensate all those in these cities where floods entered the homes of people. Release a report on new flooding spots and why these were created. Spot the new flooding spots on the new infra works and penalise the contractors for shoddy works," he added. Rains Lashed Even On Monday In the 24-hour period ending at 8 am on Tuesday, the island city, eastern and western suburbs recorded an average rainfall of 186.43 mm, 208.78 mm and 238.19 mm, respectively, an official said. In the forecast for Tuesday, India Meteorological Department (IMD) predicted "very heavy to extremely heavy" rainfall in the city and suburbs of Mumbai with occasional gusty winds reaching 45-55 kmph. Rainfall during the early morning hours and late evening could lead to traffic snarls as there was 3.75 metre high tide at 9.16 am and of 3.14 metre to occur at 8.53 pm. People complained of waterlogging on railway tracks in low-lying areas of Dadar, Matunga, Parel and Sion. The railway authorities, however, claimed the water was below the track level and hence train movement was unaffected though the services were delayed. Waterlogging was also reported at Hindmata, Andheri Subway and in some parts of the Eastern Express Highway, Mumbai-Gujarat highway and the Eastern Freeway. To make the situation worse, there was an early morning technical snag in the signalling system between Ambivali and Shahad stations on the Mumbai suburban network. Local trains on the Central Railway's main line were running late by 10 minutes and on the harbour line trains by 5 minutes late around 8 am, as per a CR spokesperson. A Western Railway spokesperson said their suburban services were running a little late due to poor visibility. Also Read Mumbai: Heavy rains lashed Mumbai, forcing India's commercial capital to come to a standstill. The suburban trains, which is the lifeline of the megacity, came to a halt due to the downpour. All the areas, including Dadar, Hindmata, Sion, Kurla, Chunabhatti, and Andheri, were waterlogged as normal life was thrown out of gear. The city recorded 300 mm of rains in the last 24 hours. The Maharashtra government is on an alert mode with Chief Minister Devendra Fadnavis saying that alerts are issued after every three hours. Mono Rail Gets Stuck A Monorail train came to a halt between Mysore Colony and Bhakti Park stations with fire brigade and other agencies carrying out a rescue operation using cranes, officials said. The train, which runs on an elevated track, was stuck for at least one hour, they said. Heavy rains have lashed Mumbai throwing life out of gear (ANI)The train suffered "a minor power supply issue", Mumbai Monorail said in a release. Three snorkel vehicles of the Mumbai fire brigade have been deployed at the spot and the passengers will be rescued by cutting the window glass, officials said.Fadnavis ordered an inqury into the incident while asserting that the highest priority will given to safety of passengers. In post on X, Fadnavis said, "Due to some technical reason, a monorail is stuck between Chembur and Bhakti Park. Mumbai Metropolitan Regional Development Authority, the fire brigade, and the municipal corporation, all agencies have reached the spot. The highest priority is being given to the safety of all passengers. Therefore, no one should worry or panic. All passengers will be safely evacuated. I request everyone to remain patient. I am in contact with the MMRDA Commissioner, the Municipal Commissioner, the police, and all relevant agencies. An inquiry will also be conducted into why this incident occurred." Mumbai Monorail got stuck between Mysore Colony and Bhakti Park stations (ETV Bharat)Local Trains Affected The Central Railway on Tuesday suspended its local train services on the harbour line between Chhatrapati Shivaji Maharaj Terminus (CSMT) and Kurla stations due to submergence of tracks in a section after heavy rains, officials said. It had suspended the services on its main line between CSMT and Thane stations as the rail tracks got waterlogged, they said. However, later in the evening, the services between CSTM and Thane resumed. The trains on the Western Railway were delayed since morning due to the accumulation of water on tracks at some locations following the incessant rains.400 persons shifted as Mithi river swellsNearly 400 persons from Mumbai's Kurla area were shifted to safer locations as the Mithi river in the city swelled after torrential rains on Tuesday, Maharashtra Chief Minister's Office said. Maharashtra Deputy Chief Minister Eknath Shinde reviewed the situation and said the civic chief told him that the city received nearly 200 mm rainfall in just six hours.The Mithi river in Mumbai has swelled after continuous heavy rain for the last few days and as a result, some areas along its banks witnessed water-logging, according to officials. A video of the Mithi river, possibly shot from a bridge near the Powai lake, showed the furious flow of the water. The swelling of the Mithi river and high tide generally lead to waterlogging in the downstream thickly populated areas like Kurla and Sakinaka, besides railway tracks and areas near the Mumbai airport.Commuters make way through a waterlogged road amid rainfall, at Sion, in Mumbai, (PTI)"In Mumbai, the rain continues unabated, with an average of more than 150 mm of rainfall recorded from 4 AM to 11 AM today. The suburbs have seen even higher amounts. The water level of the Mithi River has risen to 3.9 meters, and 350 residents from Kurla Krantinagar have been relocated to safer places," the CMO said in a post on X."Chief Minister Devendra Fadnavis is continuously reviewing the situation, and the Municipal Commissioner is keeping a close watch on the circumstances," it added. Authorities have appealed to residents in vulnerable stretches near the Mithi river to remain alert and avoid venturing into the flooded zones."Due to the excessive rains, the Brihanmumbai Municipal Corporation (BMC) officials have shifted some 300 persons to safer locations as a precautionary measure," Deputy CM Shinde told reporters."Mumbai and MMR (Mumbai Metropolitan Region) received heavy rainfall. I spoke to BMC commissioner Bhushan Gagarani who told me that in six hours, nearly 200 mm rainfall was recorded in Mumbai. In 24 hours, the downpour was 300 mm. I came here to review the Mithi river's situation. Its bed has swollen and officials are working to ease the flow," he said.As many as 525 pumps, 10 mini pumping stations and six main pumping stations were operational to drain out the water, Shinde said.Mumbai, Thane, Kalyan Dombivali, Vasai- Virar are seeing an absolute collapse of governance. While the rains are battering the cities, the MET dept had sent out red alerts to the Govt. Instead of doing the photo ops today, the Ministers should have ensured that the Municipal…— Aaditya Thackeray (@AUThackeray) August 19, 2025 Bombay HC functions till only 12.30 PMThe Bombay High Court on Tuesday functioned only till 12.30 pm due to incessant rains in the city. Normally, the HC functions from 11 am to 5 pm. In a notice issued in the morning, the high court said due to heavy rains and bad weather forecast as well as difficulties for advocates and staff members in commuting, all courts will function only till 12.30 pm.Government, Semi-Government Offices ShutAll government and semi-government offices in Mumbai remained closed on Tuesday due to heavy rains. The BMC has appealed to all private establishments across Mumbai to allow their employees to work from home and avoid unnecessary travel.The Brihanmumbai Municipal Corporation (BMC), in a statement on Tuesday morning, announced the closure of all government and semi-government offices as a precautionary measure, in view of the continuous heavy rains in the city and suburbs and the 'red alert' issued by the IMD. The statement said the decision applies to all BMC offices and state-run establishments, excluding essential services. "Considering the red alert for very heavy rainfall in Mumbai city and suburbs, all government, semi-government, and BMC offices (excluding essential services) will remain closed today," the BMC said.'We Are Giving Alerts After Every 3 Hours' Maharashtra CM Devendra Fadnavis said that the state government is giving alerts after every three hours. "We had given a red alert on Monday. Around 300 mm rain has lashed Mumbai. The level of the Mithi river is going down," Fadnavis said.Aaditya Hits Out At Maharashtra GovernmentShiv Sena (UBT) MLA Aaditya Thackeray in a post on X said, "Mumbai, Thane, Kalyan Dombivali, Vasai- Virar are seeing an absolute collapse of governance. While the rains are battering the cities, the MET dept had sent out red alerts to the Govt. Instead of doing the photo ops today, the Ministers should have ensured that the Municipal Corporations are ready to tackle the heavy rains." "Pumps should have been placed in advance. Pumps’ capacity and efficiency needs to be checked. A lot of pumps are falling short of capacity or fuel across the city. Now: The State Government must financially compensate all those in these cities where floods entered the homes of people. Release a report on new flooding spots and why these were created. Spot the new flooding spots on the new infra works and penalise the contractors for shoddy works," he added.Rains Lashed Even On MondayIn the 24-hour period ending at 8 am on Tuesday, the island city, eastern and western suburbs recorded an average rainfall of 186.43 mm, 208.78 mm and 238.19 mm, respectively, an official said. In the forecast for Tuesday, India Meteorological Department (IMD) predicted "very heavy to extremely heavy" rainfall in the city and suburbs of Mumbai with occasional gusty winds reaching 45-55 kmph.Rainfall during the early morning hours and late evening could lead to traffic snarls as there was 3.75 metre high tide at 9.16 am and of 3.14 metre to occur at 8.53 pm. People complained of waterlogging on railway tracks in low-lying areas of Dadar, Matunga, Parel and Sion.The railway authorities, however, claimed the water was below the track level and hence train movement was unaffected though the services were delayed. Waterlogging was also reported at Hindmata, Andheri Subway and in some parts of the Eastern Express Highway, Mumbai-Gujarat highway and the Eastern Freeway.To make the situation worse, there was an early morning technical snag in the signalling system between Ambivali and Shahad stations on the Mumbai suburban network. Local trains on the Central Railway's main line were running late by 10 minutes and on the harbour line trains by 5 minutes late around 8 am, as per a CR spokesperson. A Western Railway spokesperson said their suburban services were running a little late due to poor visibility.Also ReadIMD Forecast: Red Alert In Mumbai, Heavy Rain Warning For Telangana, Odisha, Andhra And GujaratMumbai Rains | Schools, Colleges Shut As Heavy Downpour Pummel City For Third Consecutive DayHeavy Showers With Gusty Winds Predicted In Mumbai Mumbai: Heavy rains lashed Mumbai, forcing India's commercial capital to come to a standstill. The suburban trains, which is the lifeline of the megacity, came to a halt due to the downpour. All the areas, including Dadar, Hindmata, Sion, Kurla, Chunabhatti, and Andheri, were waterlogged as normal life was thrown out of gear. The city recorded 300 mm of rains in the last 24 hours. The Maharashtra government is on an alert mode with Chief Minister Devendra Fadnavis saying that alerts are issued after every three hours. Mono Rail Gets Stuck A Monorail train came to a halt between Mysore Colony and Bhakti Park stations with fire brigade and other agencies carrying out a rescue operation using cranes, officials said. The train, which runs on an elevated track, was stuck for at least one hour, they said. The train suffered "a minor power supply issue", Mumbai Monorail said in a release. Three snorkel vehicles of the Mumbai fire brigade have been deployed at the spot and the passengers will be rescued by cutting the window glass, officials said. Fadnavis ordered an inqury into the incident while asserting that the highest priority will given to safety of passengers. In post on X, Fadnavis said, "Due to some technical reason, a monorail is stuck between Chembur and Bhakti Park. Mumbai Metropolitan Regional Development Authority, the fire brigade, and the municipal corporation, all agencies have reached the spot. The highest priority is being given to the safety of all passengers. Therefore, no one should worry or panic. All passengers will be safely evacuated. I request everyone to remain patient. I am in contact with the MMRDA Commissioner, the Municipal Commissioner, the police, and all relevant agencies. An inquiry will also be conducted into why this incident occurred." Local Trains Affected The Central Railway on Tuesday suspended its local train services on the harbour line between Chhatrapati Shivaji Maharaj Terminus (CSMT) and Kurla stations due to submergence of tracks in a section after heavy rains, officials said. It had suspended the services on its main line between CSMT and Thane stations as the rail tracks got waterlogged, they said. However, later in the evening, the services between CSTM and Thane resumed. The trains on the Western Railway were delayed since morning due to the accumulation of water on tracks at some locations following the incessant rains. 400 persons shifted as Mithi river swells Nearly 400 persons from Mumbai's Kurla area were shifted to safer locations as the Mithi river in the city swelled after torrential rains on Tuesday, Maharashtra Chief Minister's Office said. Maharashtra Deputy Chief Minister Eknath Shinde reviewed the situation and said the civic chief told him that the city received nearly 200 mm rainfall in just six hours. The Mithi river in Mumbai has swelled after continuous heavy rain for the last few days and as a result, some areas along its banks witnessed water-logging, according to officials. A video of the Mithi river, possibly shot from a bridge near the Powai lake, showed the furious flow of the water. The swelling of the Mithi river and high tide generally lead to waterlogging in the downstream thickly populated areas like Kurla and Sakinaka, besides railway tracks and areas near the Mumbai airport. "In Mumbai, the rain continues unabated, with an average of more than 150 mm of rainfall recorded from 4 AM to 11 AM today. The suburbs have seen even higher amounts. The water level of the Mithi River has risen to 3.9 meters, and 350 residents from Kurla Krantinagar have been relocated to safer places," the CMO said in a post on X. "Chief Minister Devendra Fadnavis is continuously reviewing the situation, and the Municipal Commissioner is keeping a close watch on the circumstances," it added. Authorities have appealed to residents in vulnerable stretches near the Mithi river to remain alert and avoid venturing into the flooded zones. "Due to the excessive rains, the Brihanmumbai Municipal Corporation (BMC) officials have shifted some 300 persons to safer locations as a precautionary measure," Deputy CM Shinde told reporters. "Mumbai and MMR (Mumbai Metropolitan Region) received heavy rainfall. I spoke to BMC commissioner Bhushan Gagarani who told me that in six hours, nearly 200 mm rainfall was recorded in Mumbai. In 24 hours, the downpour was 300 mm. I came here to review the Mithi river's situation. Its bed has swollen and officials are working to ease the flow," he said. As many as 525 pumps, 10 mini pumping stations and six main pumping stations were operational to drain out the water, Shinde said. Mumbai, Thane, Kalyan Dombivali, Vasai- Virar are seeing an absolute collapse of governance. While the rains are battering the cities, the MET dept had sent out red alerts to the Govt. Instead of doing the photo ops today, the Ministers should have ensured that the Municipal… Bombay HC functions till only 12.30 PM The Bombay High Court on Tuesday functioned only till 12.30 pm due to incessant rains in the city. Normally, the HC functions from 11 am to 5 pm. In a notice issued in the morning, the high court said due to heavy rains and bad weather forecast as well as difficulties for advocates and staff members in commuting, all courts will function only till 12.30 pm. Government, Semi-Government Offices Shut All government and semi-government offices in Mumbai remained closed on Tuesday due to heavy rains. The BMC has appealed to all private establishments across Mumbai to allow their employees to work from home and avoid unnecessary travel. The Brihanmumbai Municipal Corporation (BMC), in a statement on Tuesday morning, announced the closure of all government and semi-government offices as a precautionary measure, in view of the continuous heavy rains in the city and suburbs and the 'red alert' issued by the IMD. The statement said the decision applies to all BMC offices and state-run establishments, excluding essential services. "Considering the red alert for very heavy rainfall in Mumbai city and suburbs, all government, semi-government, and BMC offices (excluding essential services) will remain closed today," the BMC said. 'We Are Giving Alerts After Every 3 Hours' Maharashtra CM Devendra Fadnavis said that the state government is giving alerts after every three hours. "We had given a red alert on Monday. Around 300 mm rain has lashed Mumbai. The level of the Mithi river is going down," Fadnavis said. Aaditya Hits Out At Maharashtra Government Shiv Sena (UBT) MLA Aaditya Thackeray in a post on X said, "Mumbai, Thane, Kalyan Dombivali, Vasai- Virar are seeing an absolute collapse of governance. While the rains are battering the cities, the MET dept had sent out red alerts to the Govt. Instead of doing the photo ops today, the Ministers should have ensured that the Municipal Corporations are ready to tackle the heavy rains." "Pumps should have been placed in advance. Pumps’ capacity and efficiency needs to be checked. A lot of pumps are falling short of capacity or fuel across the city. Now: The State Government must financially compensate all those in these cities where floods entered the homes of people. Release a report on new flooding spots and why these were created. Spot the new flooding spots on the new infra works and penalise the contractors for shoddy works," he added. Rains Lashed Even On Monday In the 24-hour period ending at 8 am on Tuesday, the island city, eastern and western suburbs recorded an average rainfall of 186.43 mm, 208.78 mm and 238.19 mm, respectively, an official said. In the forecast for Tuesday, India Meteorological Department (IMD) predicted "very heavy to extremely heavy" rainfall in the city and suburbs of Mumbai with occasional gusty winds reaching 45-55 kmph. Rainfall during the early morning hours and late evening could lead to traffic snarls as there was 3.75 metre high tide at 9.16 am and of 3.14 metre to occur at 8.53 pm. People complained of waterlogging on railway tracks in low-lying areas of Dadar, Matunga, Parel and Sion. The railway authorities, however, claimed the water was below the track level and hence train movement was unaffected though the services were delayed. Waterlogging was also reported at Hindmata, Andheri Subway and in some parts of the Eastern Express Highway, Mumbai-Gujarat highway and the Eastern Freeway. To make the situation worse, there was an early morning technical snag in the signalling system between Ambivali and Shahad stations on the Mumbai suburban network. Local trains on the Central Railway's main line were running late by 10 minutes and on the harbour line trains by 5 minutes late around 8 am, as per a CR spokesperson. A Western Railway spokesperson said their suburban services were running a little late due to poor visibility. Also Read For All Latest Updates TAGGED: US Issues Draft Notice To Implement 50% Tariffs On Indian Products Effective August 27 Trump: US Has 'Incredible Cards' To Destroy China But Won't Use Them Punjab Police Foil Pakistan ISI-Backed Conspiracy; One Arrested With 4 Grenades, RDX-Based IED SAD Asks US Govt To Take Humanitarian View Of Indian Truck Driver Arrested Over Accident Trump Fires Fed Governor Lisa Cook, Opening New Front In Fight For Control Over Central Bank From Raigarh to Everest: A Young Man's Environmental Crusade on Two Wheels Sowing Seeds Of Self-Reliance Samastipur's Organic Farming Icon Anju Kumari Makes Way To Rashtrapati Bhavan 'Horse Of Hunger' Rides To Srinagar Raj Bhawan With A Plea For Survival Gulab Jamun Fed To Donkey For Rain In Rajasthan Village Copyright © 2025 Ushodaya Enterprises Pvt. Ltd., All Rights Reserved.</w:t>
+      </w:r>
+    </w:p>
+    <w:p>
+      <w:pPr>
+        <w:pStyle w:val="Heading3"/>
+      </w:pPr>
+      <w:r>
+        <w:rPr/>
+        <w:t>Article 158</w:t>
+      </w:r>
+    </w:p>
+    <w:p>
+      <w:pPr>
+        <w:pStyle w:val="Normal"/>
+      </w:pPr>
+      <w:r>
+        <w:rPr/>
+        <w:t>Title: Maharashtra govt brings back iconic sword of Maratha commander Raghuji Raje Bhonsle auctioned for Rs 47.15 lakh to Mumbai</w:t>
+      </w:r>
+    </w:p>
+    <w:p>
+      <w:pPr>
+        <w:pStyle w:val="Normal"/>
+      </w:pPr>
+      <w:r>
+        <w:rPr/>
+        <w:t xml:space="preserve">URL: </w:t>
+      </w:r>
+      <w:r>
+        <w:t xml:space="preserve"> https://www.deccanherald.com/india/maharashtra/maharashtra-govt-brings-back-iconic-sword-of-maratha-commander-raghuji-raje-bhonsle-auctioned-for-rs-4715-lakh-to-mumbai-3685565</w:t>
+      </w:r>
+    </w:p>
+    <w:p>
+      <w:pPr>
+        <w:pStyle w:val="Normal"/>
+      </w:pPr>
+      <w:r>
+        <w:rPr/>
+        <w:t>Content: Follow Us : 🚨 BIG BREAKINGThe legendary sword of Maratha general Raghuji Bhonsle I is set to RETURN from London to Maharashtra on Aug 18 — over 250 years after it left India 🚩 pic.twitter.com/ftfOBGimrC Congratulations @Dev_Fadnavis for acquisition of Raghoji Bhonsle’s sword in an auction in the UK. Raghoji led Maratha forces to Trichinopoly (Tiruchirapalli), Odisha and Bengal)Along with Raghunathrao Peshwa’s sword ~ who led Maratha forces to Lahore and Attock ~ Maharashtra can… pic.twitter.com/uYZzPruxzp 🚩आपल्या मराठा साम्राज्यातील एक मौलिक आणि ऐतिहासिक ठेव असलेली, नागपूरच्या भोसले घराण्याचे संस्थापक राजे रघुजी भोसले यांची ऐतिहासिक तलवार ही लिलावात निघाली होती. ती राज्य सरकारने 29 एप्रिल रोजी खरेदी केल्यानंतर, आज त्याचा प्रत्यक्ष ताबा राज्य सरकारकडे आला आहे.माझे सहकारी आणि… pic.twitter.com/gnE4SZORtX Hon’ble Minister of Culture, Adv. Ashish Shelar @ShelarAshish, Government of Maharashtra, received the historically significant 18th-century sword of Raghuji Raje Bhosale, in London today. The sword, re-purchased by Government of Maharashtra, will be handed over to Directorate… https://t.co/yiZY9gGfOC pic.twitter.com/W7pQmAboGi And finally, the day arrived!The iconic sword of the legendary Raghuji Raje Bhonsle has reached Mumbai from London and was brought with due reverence to PL Deshpande Maharashtra Kala Academy, Prabhadevi. Following due procedures, the sword will be thoroughly documented from its… pic.twitter.com/Bq314cP2TD</w:t>
+      </w:r>
+    </w:p>
+    <w:p>
+      <w:pPr>
+        <w:pStyle w:val="Heading3"/>
+      </w:pPr>
+      <w:r>
+        <w:rPr/>
+        <w:t>Article 159</w:t>
+      </w:r>
+    </w:p>
+    <w:p>
+      <w:pPr>
+        <w:pStyle w:val="Normal"/>
+      </w:pPr>
+      <w:r>
+        <w:rPr/>
         <w:t>Title: महाराष्ट्र में भारी बारिश से सात लोगों की मौत, 200 ग्रामीण फंसे</w:t>
       </w:r>
     </w:p>
@@ -86,16 +1724,16 @@
       </w:pPr>
       <w:r>
         <w:rPr/>
-        <w:t>Article 128</w:t>
-      </w:r>
-    </w:p>
-    <w:p>
-      <w:pPr>
-        <w:pStyle w:val="Normal"/>
-      </w:pPr>
-      <w:r>
-        <w:rPr/>
-        <w:t>Title: महाराष्ट्र में मानसून का कहर: मुखेड तालुका में बादल फटने जैसी घटना, 200 से ज्यादा गांवों में बाढ़</w:t>
+        <w:t>Article 160</w:t>
+      </w:r>
+    </w:p>
+    <w:p>
+      <w:pPr>
+        <w:pStyle w:val="Normal"/>
+      </w:pPr>
+      <w:r>
+        <w:rPr/>
+        <w:t>Title: राज्यातील पूरस्थितीवर सरकारचे लक्ष, मदत कार्य सुरू – बावनकुळे</w:t>
       </w:r>
     </w:p>
     <w:p>
@@ -107,16 +1745,16 @@
         <w:t xml:space="preserve">URL: </w:t>
       </w:r>
       <w:r>
-        <w:t xml:space="preserve"> https://hindi.dynamitenews.com/maharashtra/cloudburst-in-mukhed-taluka-in-maharashtra-flood-in-more-than-200-villages</w:t>
-      </w:r>
-    </w:p>
-    <w:p>
-      <w:pPr>
-        <w:pStyle w:val="Normal"/>
-      </w:pPr>
-      <w:r>
-        <w:rPr/>
-        <w:t>Content: मुख्यमंत्री देवेंद्र फडणवीस और इमरजेंसी मैनेजमेंट मिनिस्टर गिरीश महाजन ने हालात का जायजा लिया। नांदेड़ के मुखेड तालुका में बादल फटने जैसी घटना हुई, जिससे 200 से अधिक गांव बाढ़ की चपेट में आ गए। इसके साथ ही कई क्षेत्रों में फसलों को भारी नुकसान हुआ है। महाराष्ट्र में मानसून का कहर Maharashtra: महाराष्ट्र के विभिन्न हिस्सों में 18 अगस्त को भारी बारिश का सिलसिला जारी रहा। मुख्यमंत्री देवेंद्र फडणवीस ने मीडिया से बातचीत में कहा कि नांदेड़ के मुखेड तालुका में बादल फटने जैसी स्थिति उत्पन्न हुई, जिससे नदियों का जलस्तर बढ़ गया और कई गांव जलमग्न हो गए। नांदेड़ के अलावा, जलगांव जिले को सबसे अधिक नुकसान हुआ है। फडणवीस ने कहा कि एक लाख हेक्टर से अधिक फसलें प्रभावित हुई हैं, और 200 से ज्यादा गांव बाढ़ से प्रभावित हुए हैं। सीएम ने कहा कि मुंबई में भी बारिश का असर दिखा, जहां पिछले 6 घंटे में 170 मिमी बारिश दर्ज की गई। चेंबूर में 177 मिमी बारिश हुई, जिससे मुंबई में ट्रैफिक जाम और स्थानीय ट्रेन सेवा प्रभावित हुई। हालांकि, लोकल ट्रेनें बंद नहीं हुईं, लेकिन उनकी गति धीमी हो गई। बारिश के कारण बाढ़ और बचाव कार्य गिरीश महाजन ने बताया कि राज्य में भारी बारिश के कारण रेड अलर्ट घोषित किया गया है। नांदेड़, जलगांव और आसपास के क्षेत्र सबसे ज्यादा प्रभावित हुए हैं, और रेस्क्यू ऑपरेशन जारी है। राज्य सरकार ने विभिन्न एजेंसियों से मिलकर प्रभावित इलाकों से लोगों को सुरक्षित निकालने का काम तेज कर दिया है। फडणवीस ने कहा कि नांदेड़ में 206 मिमी वर्षा दर्ज की गई, जिसके बाद बाढ़ जैसी स्थिति उत्पन्न हुई। 150 से अधिक जानवर और 4 लोग बह गए हैं, जिनकी तलाश की जा रही है। सरकारी तैयारी और सहायता सीएम फडणवीस ने बताया कि आने वाले 2-3 दिनों में और अधिक बारिश होने का अनुमान है, जिसके मद्देनजर सरकार ने सभी आवश्यक राहत कार्यों की योजना बनाई है। उन्होंने कहा, "विभिन्न जिलों में बचाव कार्य जारी है, और हम सुनिश्चित कर रहे हैं कि सभी प्रभावित क्षेत्रों में लोग सुरक्षित रहें।" इसके अलावा सरकार ने जल स्तर पर कड़ी नजर रखी है, विशेष रूप से अंबा-जगबुडी नदी और वशिष्टी नदी पर, जिनका जलस्तर चेतावनी स्तर तक पहुंच चुका है। इसापूर और विष्णुपुरी बांध भी चेतावनी स्तर के पास पहुंच गए हैं, जबकि कोचंपाड बांध की स्थिति नियंत्रण में है। कृषि क्षेत्र में नुकसान अमरावती विभाग में लगभग 2 लाख हेक्टेयर कृषि भूमि को नुकसान होने का अनुमान है। फसलें बर्बाद हो गई हैं, और किसानों को भारी नुकसान उठाना पड़ा है। राहत और पुनर्वास कार्यों के लिए सरकार ने तत्परता से कदम उठाए हैं। मुंबई और अन्य जिलों की स्थिति मुंबई में भारी बारिश ने कई जगहों पर ट्रैफिक को धीमा कर दिया था। हालांकि, लोकल ट्रेन सेवा बाधित नहीं हुई, लेकिन इसकी गति धीमी हो गई। मंत्रालय ने कर्मचारियों से घर लौटने के लिए कहा और शाम 6 बजे के बाद हाई टाइड की चेतावनी दी गई। अगले दिनों की भविष्यवाणी मौसम विभाग के अनुसार, अगले कुछ दिनों में राज्य के विभिन्न हिस्सों में भारी बारिश होने की संभावना है। रेड अलर्ट जारी किया गया है और सरकार ने सभी आवश्यक सावधानियां बरतने के निर्देश दिए हैं। मुख्यमंत्री फडणवीस और गिरीश महाजन ने नागरिकों से सावधानी बरतने की अपील की है और कहा है कि राज्य सरकार हर संभव कदम उठाएगी ताकि प्रभावित क्षेत्रों में जल्द से जल्द राहत पहुंचाई जा सके।</w:t>
+        <w:t xml:space="preserve"> https://www.loksatta.com/nagpur/governments-attention-on-flood-situation-in-the-state-information-from-chandrashekhar-bawankule-amy-95-5313292/</w:t>
+      </w:r>
+    </w:p>
+    <w:p>
+      <w:pPr>
+        <w:pStyle w:val="Normal"/>
+      </w:pPr>
+      <w:r>
+        <w:rPr/>
+        <w:t>Content: नागपूर: राज्यात विविध ठिकाणी निर्माण झालेल्या पूरस्थितीवर राज्य सरकार सर्वतोपरी लक्ष ठेवून आहे. मुख्यमंत्री देवेंद्र फडणवीस आणि आपत्ती व्यवस्थापन मंत्री गिरीश महाजन यांच्या सूचनेनुसार राज्यातील पूरग्रस्त भागात तातडीची मदत पोहोचवली जात असल्याची माहिती राज्याचे महसूल मंत्री व नागपूर आणि अमरावती जिल्ह्याचे पालकमंत्री चंद्रशेखर बावनकुळे यांनी दिली. ते नागपूर येथील नियोजन भवनात प्रसार माध्यमांशी बोलत होते. पालकमंत्री बावनकुळे म्हणाले की, मुख्यमंत्री देवेंद्र फडणवीस, महसूल मंत्री, मदत पुनर्वसन मंत्री तसेच आपत्ती व्यवस्थापन मंत्री गिरीश महाजन यांच्या मार्गदर्शनाखाली पूरग्रस्त भागात मदत कार्य सुरू आहे. ज्या भागात रेड अलर्ट घोषित करण्यात आला आहे, त्या ठिकाणी सर्व यंत्रणा सतर्क ठेवण्यात आल्या आहेत. पंचनामे सुरू असून जिल्हाधिकारी व आपत्ती व्यवस्थापन विभागामार्फत नुकसान भरपाई देण्याच्या सूचना दिल्या आहेत. शिवाय मुंबईतील वॉर रूम मधून परिस्थितीवर लक्ष ठेवले जात असून आवश्यक तातडीची मदत पोहोचवली जात असल्याचे त्यांनी स्पष्ट केले. काँग्रेस नेते राहुल गांधी यांच्यावर टीका करताना बावनकुळे म्हणाले की, मतदार यादीचे पुनर्निरीक्षण ही सातत्याने सुरू राहणारी प्रक्रिया आहे. निवडणूक आयोगाकडे आक्षेप नोंदवण्याची वेळ असताना काँग्रेसने काहीच कारवाई केली नाही. मात्र आठ महिन्यांनंतर राहुल गांधी यांनी “वेड्यासारखी वक्तव्ये” करणे योग्य नाही. काँग्रेस पक्ष लयाला जात असताना विरोधकांकडून निवडणूक आयोग आणि ईव्हीएमवर सतत आरोप केले जात आहेत. लोकसभा निवडणुकीत विजय मिळाला तेव्हा ईव्हीएम चांगले, पण पराभव झाला की मशीन खराब असे म्हणणे चुकीचे आहे. स्थानिक स्वराज्य संस्थांच्या निवडणुका होऊ घातल्या आहेत. आक्षेप घ्यायचे असतील तर निवडणूक प्रक्रियेदरम्यान घ्यावेत, परंतु पराभवानंतर पुन्हा मतदार यादीवर दोषारोप करणे योग्य नाही, असेही बावनकुळे म्हणाले. शालार्थ आयडी प्रकरणी शिक्षकांना दिलासा देत बावनकुळे म्हणाले की, अनेकांनी कर्ज घेऊन संचालकांनी गैरव्यवहार केले आहेत. त्यात शिक्षकांचा काहीही दोष नाही. उलट शिक्षण संचालकांची संपत्ती जप्त केली पाहिजे. याबाबत मुख्यमंत्री, उपमुख्यमंत्री आणि शिक्षणमंत्री यांच्यासोबत चर्चा करून ठोस तोडगा काढला जाईल. पालकमंत्री पुढे म्हणाले की, २०२९ पर्यंत विकसित नागपूर हे आमचे स्वप्न असून विकसित महाराष्ट्रासोबत विकसित नागपूर साकार करण्यासाठी तीन टप्प्यात नियोजन करण्यात येईल. बचत गटाच्या माध्यमातून पशुधन विकासासह विविध योजना राबवल्या जातील. जिल्हा नियोजन समितीतून मुख्यमंत्री देवेंद्र फडणवीस यांनी नागपूरसाठी मोठा निधी उपलब्ध करून दिला आहे, असेही त्यांनी नमूद केले. Ganesh Chaturthi Mahashubh Yog: दरवर्षी १० दिवसांसाठी सुख-समृद्धी देणारे भगवान गणेश पृथ्वीवर येतात आणि आपल्या भक्तांमध्ये राहतात. गणपती बाप्पा भक्तांचे विघ्न दूर करतात आणि त्यांना सुख-समृद्धीचे आशीर्वाद देतात. या वर्षी गणेश चतुर्थीला एक-दोन नव्हे तर पाच अतिशय शुभ योग तयार होत आहेत. सुख आणि समृद्धीचा दाता गणपती बाप्पा येताच ते ५ राशीच्या लोकांवर धनाचा वर्षाव करेल.</w:t>
       </w:r>
     </w:p>
     <w:p>
@@ -125,16 +1763,16 @@
       </w:pPr>
       <w:r>
         <w:rPr/>
-        <w:t>Article 129</w:t>
-      </w:r>
-    </w:p>
-    <w:p>
-      <w:pPr>
-        <w:pStyle w:val="Normal"/>
-      </w:pPr>
-      <w:r>
-        <w:rPr/>
-        <w:t>Title: Mumbai News: चव्हाण ने कहा - श्रमिकों की एक साल में दो बार होगी वेतन वृद्धि</w:t>
+        <w:t>Article 161</w:t>
+      </w:r>
+    </w:p>
+    <w:p>
+      <w:pPr>
+        <w:pStyle w:val="Normal"/>
+      </w:pPr>
+      <w:r>
+        <w:rPr/>
+        <w:t>Title: ‘पीएम आवास’च्या तीस लाख घरांना मोफत वीज; राज्य सरकार देणार ५० हजारांचे अनुदान: मुख्यमंत्री</w:t>
       </w:r>
     </w:p>
     <w:p>
@@ -146,16 +1784,16 @@
         <w:t xml:space="preserve">URL: </w:t>
       </w:r>
       <w:r>
-        <w:t xml:space="preserve"> https://www.bhaskarhindi.com/city/mumbai/mumbai-news-chavan-said-workers-will-get-salary-hike-twice-in-a-year-1174137</w:t>
-      </w:r>
-    </w:p>
-    <w:p>
-      <w:pPr>
-        <w:pStyle w:val="Normal"/>
-      </w:pPr>
-      <w:r>
-        <w:rPr/>
-        <w:t>Content: Download App from Mumbai News. प्रदेश भाजपा अध्यक्ष रवींद्र चव्हाण ने कहा कि प्रधानमंत्री नरेंद्र मोदी ने श्रमिकों के कल्याण के बारे में सोचकर संबंधित कानून में बदलाव किया है। केंद्रीय वेतन अधिनियम सभी श्रमिकों पर लागू होगा। इससे श्रमिकों की प्रत्येक वर्ष में दो बार वेतन वृद्धि हो सकेगी। इसलिए श्रमिकों को भी अच्छी सेवा प्रदान करने पर ध्यान देना चाहिए। सोमवार को चव्हाण की मौजूदगी में मनसे के कामगार संगठन के कई पदाधिकारी भाजपा में शामिल हुए हैं। प्रदेश भाजपा कार्यक्रम में आयोजित कार्यक्रम में मनसे के कामगार संगठन के नीलेश कोलेकर, संजय गुणके, दत्ता भोसले, विवेकानंद कांबले, महेंद्र पांडे, रत्नाकर गांधी, राजेंद्र धूमल, वैभव कोकेरे, विनोद कांबले, लक्ष्मण चौगुले, प्रवीण पांडे समेत अन्य पदाधिकारी मौजूद थे। चव्हाण ने कहा कि मुख्यमंत्री देवेंद्र फडणवीस के नेतृत्व पर विश्वास जताते हुए मनसे कामगार संगठन के कई पदाधिकारी भाजपा में शामिल हुए हैं। मनसे को छोड़कर भाजपा में आए पदाधिकारियों का विश्वास नहीं टूटने देंगे। Created On : 18 Aug 2025 9:38 PM IST</w:t>
+        <w:t xml:space="preserve"> https://www.lokmat.com/maharashtra/free-electricity-to-three-lakh-houses-of-pm-awas-yojana-state-government-will-provide-subsidy-of-rs-50-thousand-chief-minister-a-a747/</w:t>
+      </w:r>
+    </w:p>
+    <w:p>
+      <w:pPr>
+        <w:pStyle w:val="Normal"/>
+      </w:pPr>
+      <w:r>
+        <w:rPr/>
+        <w:t>Content: हिंदी | English मंगळवार २६ ऑगस्ट २०२५ FOLLOW US : शहरं व्हिडीओ सखी आणखी By ऑनलाइन लोकमत | Updated: August 18, 2025 14:35 IST2025-08-18T14:25:42+5:302025-08-18T14:35:20+5:30 लोकमत न्यूज नेटवर्क, साेलापूर: पंतप्रधान आवास याेजनेतून राज्यात ३० लाख घरे तयार हाेत आहेत. या प्रत्येक घरावर साेलर लावणार आहाेत. त्यामुळे या घरांना माेफत वीज मिळेल, असे राज्याचे मुख्यमंत्री देवेंद्र फडणवीस यांनी रविवारी सांगितले. प्रधानमंत्री आवास याेजनतून दहिणटे आणि शेळगी येथे बांधण्यात आलेल्या सदनिकांचे रविवारी मुख्यमंत्री फडणवीस यांच्या हस्ते वितरण झाले. या वेळी ते बाेलत हाेते. मुख्यमंत्री फडणवीस म्हणाले, केंद्र सरकारने मंजूर केलेल्या सर्व घरांना राज्य सरकार ५० हजार रुपयांचे अनुदान देणार आहे. साेलापूरने गृहनिर्माण प्रकल्प निर्मितीच्या बांधणीत एक चांगला पॅटर्न तयार केला आहे. गरीब, निममध्यमवर्गीयंसाठी चांगल्या पद्धतीच्या काॅलनी कशा तयार करता येतात याची दिशा साेलापूरने दाखवली आहे. राज्यात एकही बेघर राहू नये यादृष्टीने आणखी काम हाेईल. साेलापूर शहरात आयटी पार्क उभे करणार पुण्याच्या आयटी पार्कमध्ये तुम्ही साेलापूरकर काेण म्हणून आवाज दिला तर अर्धे लाेक हात वर करतात. सगळे साेलापूरकरच आहेत तिथे. परंतु, आता पालकमंत्री, जिल्हाधिकारी आणि मनपा आयुक्तांनी आयटी पार्कसाठी उत्तम जागा शाेधून काढावी. मी एमआयडीसीच्या माध्यमातून आयटी पार्क उभे करून देताे. जे पुण्यात आहे ते आपण साेलापुरात उभे करू, अशी ग्वाही मुख्यमंत्री देवेंद्र फडणवीस यांनी दिली. FOLLOW US : Copyright © 2025 Lokmat Media Pvt Ltd</w:t>
       </w:r>
     </w:p>
     <w:p>
@@ -164,16 +1802,16 @@
       </w:pPr>
       <w:r>
         <w:rPr/>
-        <w:t>Article 130</w:t>
-      </w:r>
-    </w:p>
-    <w:p>
-      <w:pPr>
-        <w:pStyle w:val="Normal"/>
-      </w:pPr>
-      <w:r>
-        <w:rPr/>
-        <w:t>Title: Why Eknath Shinde is covering little distance despite frequent visits to Delhi</w:t>
+        <w:t>Article 162</w:t>
+      </w:r>
+    </w:p>
+    <w:p>
+      <w:pPr>
+        <w:pStyle w:val="Normal"/>
+      </w:pPr>
+      <w:r>
+        <w:rPr/>
+        <w:t>Title: Maharashtra Government: शेतकऱ्यांना मिळणार गुड न्यूज: बळीराजासाठी सरकार मोठा निर्णय घेण्याच्या तयारीत</w:t>
       </w:r>
     </w:p>
     <w:p>
@@ -185,16 +1823,16 @@
         <w:t xml:space="preserve">URL: </w:t>
       </w:r>
       <w:r>
-        <w:t xml:space="preserve"> https://indianexpress.com/article/political-pulse/why-eknath-shinde-is-covering-little-distance-despite-frequent-visits-to-delhi-10197218/</w:t>
-      </w:r>
-    </w:p>
-    <w:p>
-      <w:pPr>
-        <w:pStyle w:val="Normal"/>
-      </w:pPr>
-      <w:r>
-        <w:rPr/>
-        <w:t>Content: Shubhangi Khapre AS his ties with the Maharashtra BJP leadership continue to face turbulence, Deputy Chief Minister Eknath Shinde’s frequent flying trips to Delhi have not gone unnoticed. However, the law of diminishing returns may have caught up with Shinde now. The state BJP appears to have dug its heels in, in response to the “pressure tactics” by the Shiv Sena chief, whose visits to Delhi are usually followed by photographs of him with Prime Minister Narendra Modi and Union Home Minister Amit Shah. The latest such meeting was of Shinde and his entire family with Modi and Shah on August 6, within days of a previous visit by the Deputy CM to Delhi. Days later, the Sena’s demand for guardian ministership of Raigad and Nashik districts for its leaders Bharat Gogawale and Dadasaheb Bhuse was snubbed by CM Devendra Fadnavis. The two consequently stayed away from the Independence Day events in their respective districts, with NCP minister Aditi Tatkare hoisting the Tricolour at Raigad and BJP minister Girish Mahajan doing so at Nashik. Gogawale took a leaf out of Shinde’s book and headed to Delhi, but his reported attempt at an audience with the central leadership went in vain. Shinde himself spent the Independence Day in Kashmir, in what was seen as a protest gesture by him. He also skipped a recent Cabinet meeting. Asked about his trips to Delhi, Shinde recently said: “I often visit the Capital during Parliament sessions. Since we are alliance partners in the NDA, we discuss important issues related to Parliament. I also place before central leaders important issues related to Maharashtra.” Shinde’s son Shrikant Shinde is an MP. However, a senior BJP functionary said Shinde’s strategy was now transparent. “He flies to Delhi whenever the Shiv Sena feels it is at the receiving end of a slight. He tries to defuse challenges on the home turf by getting an audience with the central leadership.” Senior Sena leader Sanjay Shirsat said it was wrong to read meanings into Shinde’s Delhi visits. “Shinde is the Sena chief and the Deputy CM of Maharashtra. So, his visits to Delhi and meetings with top leaders are natural.” Since the Mahayuti’s return to power, Shinde has been at odds with the state BJP leadership. First, he held out hoping he would be made CM again, like in the previous government – in recognition of his role in splitting the Shiv Sena and delivering the numbers to the BJP to come to power. But the BJP did not budge. Shinde was then unhappy with the portfolios that came his way, his unease compounded by the apparently easier chemistry between Fadnavis and his other Deputy CM, Ajit Pawar of the NCP. Fadnavis has refused to lie low in the face of Shinde’s Delhi outreach. A day after Independence Day events, he toured the Mumbai and Thane regions participating in Dahi Handi celebrations; Thane is Shinde’s home turf. BJP minister Ganesh Naik added to the provocation by declaring that there should be “only lotus (the BJP’s poll symbol)” in Thane. Naik, whose rivalry with Shinde is well-known, also said at a recent public event: “Eknath Shinde won a lottery (when he became CM)… What matters is how a person achieves a position and retains it. In his case, he could not.” Another BJP leader, MLC Parinay Phuke, recently declared himself “the father of the Shiv Sena”, leading to the party seeking an apology from him. Over in coastal Konkan too, the feud between the Sena and BJP for political upmanship has intensified. BJP minister Nitish Rane and Sena minister Uday Samant are at loggerheads over control of Sindhudurg and Ratnagiri. The Konkan region was earlier the stronghold of the undivided Sena, particularly its then leader Narayan Rane. Now, Rane and his sons including Nitish are in the BJP. NCP leaders claim the reason Pawar is better placed than Shinde in the power sweepstakes is that he has been quick to act against ministers straying out of line, be it Dhananjay Munde, who was once his close associate, or Manikrao Kokate. In comparison, BJP insiders speak about Shinde’s “reluctance” to act against ministers, attributing this to his “insecurity” that it may lead to a revolt within the Sena. Sena leaders, on the other hand, see charges against the party’s ministers as a deliberate ploy to undermine his stature. A senior Sena MP, requesting anonymity, said: “Why are only Shiv Sena ministers targeted over corruption? Why is the Opposition not exposing any misdeeds of BJP ministers? It is obvious the Opposition is being fed material by insiders to target Sena ministers.”</w:t>
+        <w:t xml:space="preserve"> https://saamtv.esakal.com/maharashtra/sanjay-rathod-big-statement-on-loan-waiver-maharashtra-farmers-get-loan-waiver-minister-give-hint-in-award-ceremony-program-yavatmal-pusad-bbj88</w:t>
+      </w:r>
+    </w:p>
+    <w:p>
+      <w:pPr>
+        <w:pStyle w:val="Normal"/>
+      </w:pPr>
+      <w:r>
+        <w:rPr/>
+        <w:t>Content: राज्यातील शेतकरी कर्जमाफीच्या प्रतिक्षेत. शेतकरी व नेत्यांकडून वारंवार कर्जमाफीची मागणी. मंत्री संजय राठोड यांनी दिलासा देणारे विधान केलं. लवकरच शेतकऱ्यांना कर्जमाफी जाहीर होण्याची शक्यता. राज्यातील शेतकऱ्यांना कर्जमाफी देऊ, असे आश्वसान देत महायुती सरकार सत्तेत आले. मात्र अद्याप सरकारने बळीराजाची कर्जमाफीची मागणी पूर्ण केली नाहीये. कर्जमाफी करण्यात यावी ही मागणी शेतकऱ्यांसह शेतकरी नेत्यांनी वारंवार केलीय. पण त्याबाबत समिती नेमली जाणार मग घोषणा केली जाईल असं बतावणी करत मंत्री शेतकऱ्यांना चकवा देत आहेत. मात्र आता कर्जमाफी प्रकरणी मोठी अपडेट समोर आलीय. महायुतीमधील मृदा व जलसंधारण मंत्री संजय राठोड यांनी कर्जमाफीबाबत मोठी घोषणा केलीय. मुख्यमंत्री लवकरच राज्यातील बळीराजाची मागणी पूर्ण करणार आहेत, असे सुतोवाच मंत्री संजय राठोड यांनी केले आहे. पुसद येथे एका पुरस्कार सोहळ्याच्या कार्यक्रमात बोलताना त्यांनी विधान केलंय. यवतमाळच्या पुसद येथे हरितक्रांतीचे प्रणेते व माजी मुख्यमंत्री वसंतराव नाईक यांच्या 46 व्या स्मृतिदिनी कृषी गौरव पुरस्कार सोहळ्याचे आयोजन करण्यात आले होते. राज्यातील 13 शेतकऱ्यांना वसंतराव नाईक कृषी प्रतिष्ठानच्या वतीने कृषी गौरव पुरस्कार देण्यात आला. या कार्यक्रमाला मंत्री संजय राठोड हे उपस्थित होते. यावेळी त्यांनी शेतकऱ्यांच्या कर्जमाफीबाबत विधान केलं. कृषी गौरव पुरस्कार प्राप्त शेतकऱ्यांचे अभिनंदन करताना संजय राठोड म्हणाले, हा पुरस्कार नसून नव्या पिढीला दिलेला ठेवा आहे. मुख्यमंत्री आणि कृषीमंत्री कार्यक्रमाला येऊ शकले नाहीत, त्याबद्दल दिलगिरी व्यक्त करतो. पण संकटग्रस्त शेतकऱ्यांना कर्जमाफी देण्यासंदर्भात राज्य मंत्रिमंडळात चर्चा सुरूय. मुख्यमंत्री देवेंद्र फडणवीस हे लवकरच शेतकऱ्यांसाठी कर्जमाफीची घोषणा करतील. महायुतीच्या जाहीरनाम्यात कर्जमाफीचा उल्लेख आहे. राज्याच्या प्रमुखांकडून लवकरच याची घोषणा केली जाईल. दरम्यान मंत्री राठोड यांच्याआधी कृषीमंत्री दत्तात्रय भरणे यांनीही शेतकरी कर्जमाफीबाबत भाष्य केलं होतं. मीही शेतकरी पुत्र आहे. शेतकऱ्याच्या घरात माझा जन्म झाला आहे. सकाळी उठलो तरी मला शेती दिसते, त्यामुळे शेतकऱ्यांच्या अडचणी मला माहितीयेत. शेतकरी कर्जमाफीबाबत मुख्यमंत्री आणि दोन्ही उपमुख्यमंत्री योग्यवेळी निर्णय घेतील, असं कृषीमंत्री म्हणाले होते. कर्जमाफीबाबत समितीकडून काम केलं जात आहे. योग्य शेतकऱ्यांना कर्जमाफी मिळावी यासाठी समिती नेमण्यात आलीय, अशी माहिती मंत्री चंद्रशेखर बावनकुळे यांनी दिवसापूर्वी दिली होती. सकाळ+चे सदस्य व्हा शॉपिंगसाठी 'सकाळ प्राईम डील्स'च्या भन्नाट ऑफर्स पाहण्यासाठी क्लिक करा. Read Marathi news and watch Live TV. Breaking news from Maharashtra, India, Pune, Mumbai, Politics, Entertainment, Sports, Lifestyle at SaamTV. Get Live Marathi news on Mobile. Download the Saam Tv app for Android and IOS. Follow Us Copyright © 2025 Sakal Media Group – All Rights Reserved Powered by Quintype</w:t>
       </w:r>
     </w:p>
     <w:p>
@@ -203,16 +1841,16 @@
       </w:pPr>
       <w:r>
         <w:rPr/>
-        <w:t>Article 131</w:t>
-      </w:r>
-    </w:p>
-    <w:p>
-      <w:pPr>
-        <w:pStyle w:val="Normal"/>
-      </w:pPr>
-      <w:r>
-        <w:rPr/>
-        <w:t>Title: NDA’s VP nominee CP Radhakrishnan meets PM Modi in Delhi</w:t>
+        <w:t>Article 163</w:t>
+      </w:r>
+    </w:p>
+    <w:p>
+      <w:pPr>
+        <w:pStyle w:val="Normal"/>
+      </w:pPr>
+      <w:r>
+        <w:rPr/>
+        <w:t>Title: कोल्हापुर में शुरू हुई बॉम्बे हाईकोर्ट की नई खंडपीठ, सीजेआई बोले– महाराष्ट्र न्यायिक ढांचे में आगे</w:t>
       </w:r>
     </w:p>
     <w:p>
@@ -224,16 +1862,16 @@
         <w:t xml:space="preserve">URL: </w:t>
       </w:r>
       <w:r>
-        <w:t xml:space="preserve"> https://www.news9live.com/india/ndas-vp-nominee-cp-radhakrishnan-meets-pm-modi-in-delhi-2883321</w:t>
-      </w:r>
-    </w:p>
-    <w:p>
-      <w:pPr>
-        <w:pStyle w:val="Normal"/>
-      </w:pPr>
-      <w:r>
-        <w:rPr/>
-        <w:t>Content: New Delhi: CP Radhakrishnan, Maharashtra Governor and NDA’s nominee for Vice President, landed in Delhi on Monday morning and later met Prime Minister Narendra Modi. He was greeted at the airport by a group of senior ministers, including Kiren Rijiju, Pralhad Joshi, Bhupender Yadav, Ram Mohan Naidu, and Delhi CM Rekha Gupta. By evening, the BJP veteran will be introduced to NDA MPs as the ruling alliance prepares for the 9 September election. Before leaving Mumbai, Radhakrishnan visited Maharashtra Chief Minister Devendra Fadnavis. The announcement came on Sunday, when BJP president JP Nadda declared Radhakrishnan as the alliance’s choice after the party’s parliamentary board gave unanimous approval. At 68, he brings decades of political experience, having served twice in the Lok Sabha from Coimbatore and held gubernatorial posts in Jharkhand, Telangana, and Puducherry. However, CP Radhakrishna’s nomination was not welcomed by everyone. The Congress dismissed the nomination, labelling him “another RSS man.” INDIA bloc leaders argued that the ruling party had once again leaned on its Sangh Parivar roots to fill a top constitutional role. Both the Congress and Trinamool Congress underlined his RSS background, while the NDA countered that Radhakrishnan is widely respected as a soft-spoken, consensus-driven figure. Meanwhile, INDIA bloc is still deliberating on a “consensus” candidate to field in the Vice Presidential elections. Chandrapuram Ponnusamy Radhakrishnan is the 24th Governor of Maharashtra, a role he assumed in July 2024. Before that, he served in Jharkhand from February 2023 to July 2024, with additional charge of Telangana and Puducherry. His party colleagues recall his beginnings as a swayamsevak in the 1970s. Over the years, he climbed the ranks, eventually heading the Tamil Nadu BJP in 2004. A keen sportsman in his youth, he played table tennis and ran long-distance races. In political circles, he is sometimes called the “Vajpayee of Coimbatore”, a reference to his ability to win trust across party lines. He remains the only BJP leader from Tamil Nadu to win the Lok Sabha seat twice, in 1998 and 1999. Click for more latest India news. Also get top headlines and latest news from India and around the world at News9. Rajeshwari is a news junkie and passionate environmentalist who writes about climate change, wildlife, geopolitics, and their fascinating intersections. When not crafting thought-provoking pieces, she enjoys immersing herself in soulful music with a book in hand, driven by curiosity and love for the planet.</w:t>
+        <w:t xml:space="preserve"> https://mpbreakingnews.in/maharashtra/bombay-high-court-kolhapur-bench-cji-b-r-gavai-maharashtra-government-54-803927</w:t>
+      </w:r>
+    </w:p>
+    <w:p>
+      <w:pPr>
+        <w:pStyle w:val="Normal"/>
+      </w:pPr>
+      <w:r>
+        <w:rPr/>
+        <w:t>Content: भारत के प्रधान न्यायाधीश (सीजेआई) बी. आर. गवई ने रविवार को कोल्हापुर में बॉम्बे हाईकोर्ट की नई सर्किट पीठ का उद्घाटन किया। इस मौके पर महाराष्ट्र के मुख्यमंत्री देवेंद्र फडणवीस और उपमुख्यमंत्री एकनाथ शिंदे भी मौजूद थे। सीजेआई गवई ने कहा कि महाराष्ट्र सरकार न्यायपालिका के लिए बुनियादी ढांचा उपलब्ध कराने में हमेशा अग्रणी रही है। उन्होंने उन टिप्पणियों को गलत ठहराया, जिनमें कहा गया था कि राज्य सरकार इस मामले में पीछे है। सीजेआई ने कहा कि फडणवीस और शिंदे की अगुवाई में सरकार ने कम समय में कोर्ट भवन तैयार कर यह साबित किया है कि वह न्यायपालिका के साथ खड़ी है। सीजेआई गवई ने कहा कि उनका हमेशा से मानना रहा है कि कोल्हापुर में एक पीठ होनी चाहिए, ताकि आम नागरिकों को अपने अधिकारों की लड़ाई के लिए मुंबई नहीं जाना पड़े। उन्होंने यह भी स्पष्ट किया कि हालांकि कुछ वकील पुणे में भी पीठ की मांग कर रहे हैं, लेकिन यह संभव नहीं है, क्योंकि यह मांग केवल कुछ वकीलों की है, आम लोगों की नहीं। कोल्हापुर में चौथी पीठ की स्थापना कई सालों से उठ रही मांगों के बाद हुई है, जिससे litigants और वकीलों को बड़ी राहत मिलेगी। अब उन्हें याचिकाओं की सुनवाई के लिए 380 किलोमीटर दूर मुंबई नहीं जाना पड़ेगा। वर्तमान में बंबई हाईकोर्ट की मुख्य पीठ मुंबई में है और इसकी तीन अन्य पीठें नागपुर, औरंगाबाद (छत्रपति संभाजीनगर) और गोवा में हैं। अब कोल्हापुर की चौथी पीठ 18 अगस्त से कार्य करना शुरू करेगी। एक अगस्त को बंबई हाईकोर्ट के मुख्य न्यायाधीश आलोक अराधे ने इसकी अधिसूचना जारी की थी। कोल्हापुर पीठ में एक खंडपीठ और दो एकल पीठें होंगी। इसके अधिकार क्षेत्र में छह जिले – सतारा, सांगली, सोलापुर, कोल्हापुर, रत्नागिरि और सिंधुदुर्ग शामिल होंगे। नई खंडपीठ में जस्टिस एम. एस. कार्णिक और जस्टिस शर्मिला देशमुख शामिल होंगे। जस्टिस एस. जी. डिगे आपराधिक मामलों जैसे आपराधिक अपील, पुनरीक्षण आवेदन, जमानत याचिका आदि की सुनवाई करेंगे। वहीं जस्टिस एस. जी. चपलगांवकर दीवानी मामलों जैसे रिट याचिकाओं, दीवानी अपीलों और अन्य सिविल मामलों की सुनवाई करेंगे। उम्मीद जताई जा रही है कि इस नई पीठ से न केवल वकीलों और वादियों पर से बोझ कम होगा, बल्कि जनहित याचिकाओं और अन्य मामलों का निपटारा भी तेजी से होगा। MP Breaking News is the leading Hindi News portal in Madhya Pradesh, a digital news platform of INTUITIVE NEWS &amp; MEDIA PRIVATE LIMITED, providing news from every segment/category for its readers. Fast and Latest news updates with authenticating content are the prime objective that we seek towards creating a milestone for ourselves. Contact us: mpbreakingnews (at) gmail.com Bhopal News Indore News Jabalpur News Gwalior News Play Store Apple Store © 2025 Intuitive News &amp; Media Pvt. Ltd. | Powered By Parshva Web Home | Contact Us | Policies | Terms and Conditions</w:t>
       </w:r>
     </w:p>
     <w:p>
@@ -242,16 +1880,16 @@
       </w:pPr>
       <w:r>
         <w:rPr/>
-        <w:t>Article 132</w:t>
-      </w:r>
-    </w:p>
-    <w:p>
-      <w:pPr>
-        <w:pStyle w:val="Normal"/>
-      </w:pPr>
-      <w:r>
-        <w:rPr/>
-        <w:t>Title: Shivaji Sawant : शिवाजी सावंतांचा भाजपा प्रवेश निश्चित !</w:t>
+        <w:t>Article 164</w:t>
+      </w:r>
+    </w:p>
+    <w:p>
+      <w:pPr>
+        <w:pStyle w:val="Normal"/>
+      </w:pPr>
+      <w:r>
+        <w:rPr/>
+        <w:t>Title: देशभर में बारिश का कहर: मुंबई-बेहद जाम, दिल्ली में यमुना उफान पर, स्कूल-कॉलेज बंद</w:t>
       </w:r>
     </w:p>
     <w:p>
@@ -263,16 +1901,16 @@
         <w:t xml:space="preserve">URL: </w:t>
       </w:r>
       <w:r>
-        <w:t xml:space="preserve"> https://thefocusindia.com/maharashtra-news/shivaji-sawants-admission-to-bjp-is-certain-281398/amp/</w:t>
-      </w:r>
-    </w:p>
-    <w:p>
-      <w:pPr>
-        <w:pStyle w:val="Normal"/>
-      </w:pPr>
-      <w:r>
-        <w:rPr/>
-        <w:t>Content: विशेष प्रतिनिधि सोलापूर : स्थानिक स्वराज्य संस्थांच्या निवडणुकीच्या पार्श्वभूमीवर राज्यातील राजकारण चांगलच तापलं आहे. अनेक राजकीय घडामोडी आणि पक्षप्रवेश होत आहेत. अशातच सोलापूरात भाजपकडून शिवसेना शिंदे गटाला मोठा धक्का देण्यात आला आहे. Shivaji Sawant माजी मंत्री आणि शिवसेना आमदार तानाजी सावंत यांच्या भावाने शिंदेंच्या शिवसेनेला राम राम ठोकला आहे. शिंदे गटाचे संपर्क प्रमुख शिवाजी सावंत आणि माजी उपमहापौर दिलीप कोल्हे लवकरच आपल्या गटासह भाजपात प्रवेश करणार आहेत. शिवसेना शिंदे गटाचे आमदार टणजी सावंत हे महायुटी सरकार मध्ये मंत्री राहिलेहॉटे. इतकंच नाही तर शिवसेनेतील बंडामध्येही त्यांचा मोठा सहभाग होता. मात्र विधानसभा निवडणुकीनंतर त्यांना मंत्रिपदाची संधि न देण्यात आल्याने त्यांनी त्यांची नाराजी अनेक वेळा जाहीर देखील केली आहे. या अधिवेशनातही त्यांचा सक्रिय सहभाग दिसला नव्हता. मात्र आता त्यांच्या भावानेच शिवसेनेला राम राम केला आहे. शिवाजी सावंत हे शिवसेना शिंदे गटाचे आमदार तानाजी सावंत यांचे बंधु असले तरी त्यांच्यावर सोलापूर जिल्हा संपर्कप्रमुख पदाची जबाबदारी देखील सोपवण्यात आली होती. त्यामुळे आता मुळातच शिंदेंच्या शिवसेनेचं संख्याबळ कमी असलेल्या किंवा एकही आमदार नसलेल्या सोलापूर जिल्ह्यात आगामी स्थानिक स्वराज्य संस्थांच्या निवडणुकीच्या पार्श्वभूमीवर शिंदे गटाला चांगलाच धक्का बसला आहे. Shivaji Sawant तानाजी सावंत हे सोलापूर जिल्ह्याचे संपर्कप्रमुख म्हणून काम पाहत होते तर, दिलीप कोल्हे हे देखील सोलापूरचे माजी उपमहापौर राहिलेले आहेत. पक्षांतर्गत राजकारणाला कंटाळून शिवाजी सावंत आणि दिलीप कोल्हे या दोघांनी काही दिवसांपूर्वीच राजीनामा दिला होता. मात्र, आता येत्या दोन दिवसांत आपल्या समर्थकांसाह हे दोन्ही पदाधिकारी व नेते भाजपामध्ये प्रवेश करणार आहेत. मुख्यमंत्री देवेंद्र फडणवीस यांच्या उपस्थितीत दोन दिवसांत शिवाजी सावंत, माजी महापौर दिलीप कोल्हे यांच्यासह शिवसेना पदाधिकारी, युवसेना, महिला आघाडीचे पदाधिकारी भाजपमध्ये प्रवेश करणार आहेत. शिवसेना शिंदे गटाला सोलापूर जिल्ह्यात अंतर्गत गटबाजीचा मोठा फटका बसला आहे. त्यामुळे आगामी सोलापूर महानगरपालिका, पंचायत आणि झेडपी निवडणुकीच्या पार्श्वभूमीवर शिंदे गटाला चांगली रणनीती आखावी लागणार आहे. Shivaji Sawant दरम्यान, शिवसेना शिंदे गटाचे जिल्हाप्रमुख अमोल शिंदे यांनी भाजपामध्ये प्रवेश करणाऱ्या पदाधिकाऱ्यांना खडे बोल सुनावले आहेत. ‘भाजपामध्ये प्रवेश करणाऱ्या सगळ्या पदाधिकाऱ्यांचा सत्कार, दिल्या घरी सुखी रहा’ अशा शब्दात त्यांनी तानाजी सावंत व इतर पदाधिकाऱ्यांना चांगलाच टोला लगावला आहे. तसेच, शिवाजी सावंत आणि त्यांच्यासोबत जाणाऱ्या पदाधिकाऱ्यांनी वैयक्तिक निर्णय घेतल्याच स्पष्टीकरण जिल्हाप्रमुख अमोल शिंदे यांच्याकडून देण्यात आलं आहे. महत्वाच्या बातम्या Technical by Swaraj IT Services</w:t>
+        <w:t xml:space="preserve"> https://dainikdehat.com/india/rain-wreaks-havoc-across-the-country-mumbai-is-jam-packed-yamuna-is-in-spate-in-delhi-schools-and-colleges-are-closed/</w:t>
+      </w:r>
+    </w:p>
+    <w:p>
+      <w:pPr>
+        <w:pStyle w:val="Normal"/>
+      </w:pPr>
+      <w:r>
+        <w:rPr/>
+        <w:t>Content: पूरे देश में जारी मूसलाधार बारिश से जन-जीवन बुरी तरह प्रभावित हुआ है। दिल्ली से लेकर मुंबई और कश्मीर, हिमाचल व उत्तराखंड तक भारी बारिश ने तबाही मचा दी है। मुंबई में लगातार बारिश के कारण सड़कों पर जलभराव और ट्रैफिक जाम की स्थिति बन गई है। दिल्ली में हथिनी कुंड बैराज से लाखों क्यूसेक पानी छोड़े जाने के कारण यमुना खतरे के निशान से ऊपर बह रही है, जिससे बाढ़ जैसी स्थिति उत्पन्न हो गई है। सभी राज्यों की सरकारें और रेस्क्यू टीमें अलर्ट मोड पर हैं। मुंबई में भीषण हालातमहाराष्ट्र के कई जिलों में पिछले 24 घंटों से लगातार बारिश हो रही है। मुंबई के माटुंगा रेलवे स्टेशन पर जलभराव हो गया है, जबकि वेस्टर्न एक्सप्रेस हाईवे पर 5-6 किलोमीटर लंबा जाम लगा है। बांद्रा कोर्ट से अंधेरी नटराज स्टूडियो तक सड़कों पर भारी जाम देखा गया। मौसम विभाग की चेतावनी के कारण लोग जल्दी बाहर निकले, जिससे ट्रैफिक जाम और बढ़ गया। मुख्यमंत्री देवेंद्र फडणवीस ने राज्य की स्थिति का जायजा लिया। महाराष्ट्र में 15-16 जिलों में बारिश को लेकर रेड और ऑरेंज अलर्ट जारी किया गया है। कोंकण क्षेत्र में सबसे ज्यादा बारिश हो रही है। नदियों के जलस्तर पर निगरानी रखी जा रही है। नांदेड़ के मुखेड़ में बादल फटने जैसी घटना भी दर्ज हुई। NDRF और SDRF की रेस्क्यू टीमों को तैनात किया गया है। राज्य के 1 लाख हेक्टेयर से अधिक फसलें प्रभावित हुई हैं और 200 से अधिक गांव बाढ़ की चपेट में हैं। भारी बारिश के कारण 19 अगस्त को स्कूल-कॉलेज बंद किए गए हैं। दिल्ली में यमुना का जलस्तर खतरे के निशान से ऊपरदिल्ली में यमुना का जलस्तर लगातार बढ़ रहा है। शाम 6 बजे तक यमुना का जलस्तर 205.55 मीटर दर्ज किया गया। दिल्ली की सीएम रेखा गुप्ता और मंत्री प्रवेश साहिब सिंह वर्मा यमुना घाटों का निरीक्षण करने पहुंचे। रेखा गुप्ता ने कहा कि स्थिति फिलहाल नियंत्रण में है और ITO बैराज के सभी गेट खोल दिए गए हैं। यमुना के किनारे रहने वाले लोगों को अलर्ट किया गया है और सुरक्षित स्थानों पर स्थानांतरित किया जा रहा है। जलस्तर बढ़ने के कारण बसंत कुंज तक पानी पहुंच गया है। तेलंगाना में भी बाढ़तेलंगाना के मेदक जिले में पापन्नापेट मंडल के ऐडुपायाला स्थित दुर्गा भवानी देवालयम पूरी तरह पानी में डूब गया। मंदिर के चारों ओर जलभराव के कारण देवी की मूर्ति पूजा के लिए सुरक्षित स्थान पर ले जाई गई। राज्य में भारी बारिश से सिंगूर परियोजना का जलाशय लबालब भर गया है। गंगा और यमुना उफान परउत्तराखंड के पहाड़ों में लगातार बारिश से गंगा और यमुना नदियों का जलस्तर बढ़ गया है। ऋषिकेश से गंगा उफान पर है और हरिद्वार में कई स्थानों पर जलभराव देखा गया। बिहार और उत्तर प्रदेश में नदियों के किनारे के गांव बाढ़ की चपेट में हैं। Save my name, email, and website in this browser for the next time I comment. संस्थापक संपादक : स्व.राजरूप सिंह वर्मा,संपादक : गोविंद वर्माग्राम्य अंचलों में राष्ट्रीय चेतना उत्पन्न करने तथा स्वराज प्राप्ति के संदेश को गांव गांव तक पहुंचाने के उद्देश्य से सन् 1936 में देहात समाचार पत्र की स्थापना हुई। इसमें देहात के प्रसार प्रचार और विस्तार में चौधरी शेरसिंह (संस्थापक राजा महेन्द्रप्रताप प्रेम विद्यालय नारसन), चौधरी बलवंत सिंह (पूर्व अध्यक्ष जिला बोर्ड एवं पूर्व विधायक), श्री आर.डी विद्यार्थी एडवोकेट, पूर्व उप मुख्यमंत्री चौधरी नारायण सिंह, पूर्व राज्यपाल श्री वीरेन्द्र वर्मा आदि विशिष्ट जनों का महत्वपूर्ण योगदान रहा।</w:t>
       </w:r>
     </w:p>
     <w:p>
@@ -281,16 +1919,16 @@
       </w:pPr>
       <w:r>
         <w:rPr/>
-        <w:t>Article 133</w:t>
-      </w:r>
-    </w:p>
-    <w:p>
-      <w:pPr>
-        <w:pStyle w:val="Normal"/>
-      </w:pPr>
-      <w:r>
-        <w:rPr/>
-        <w:t>Title: राष्ट्रवादीचे प्रशांत यादव यांचा आज भाजप प्रवेश</w:t>
+        <w:t>Article 165</w:t>
+      </w:r>
+    </w:p>
+    <w:p>
+      <w:pPr>
+        <w:pStyle w:val="Normal"/>
+      </w:pPr>
+      <w:r>
+        <w:rPr/>
+        <w:t>Title: मुंबई झोपडपट्टीमुक्त होणार का? जलद पुनर्विकासाचा मुख्यमंत्र्यांनी काय सांगितला प्लॅन?</w:t>
       </w:r>
     </w:p>
     <w:p>
@@ -302,16 +1940,16 @@
         <w:t xml:space="preserve">URL: </w:t>
       </w:r>
       <w:r>
-        <w:t xml:space="preserve"> https://pudhari.news/maharashtra/kokan/ratnagiri/ncp-prashant-yadav-joins-bjp-today-dc95</w:t>
-      </w:r>
-    </w:p>
-    <w:p>
-      <w:pPr>
-        <w:pStyle w:val="Normal"/>
-      </w:pPr>
-      <w:r>
-        <w:rPr/>
-        <w:t>Content: चिपळूण ः राष्ट्रवादी काँग्रेस शरद पवार पक्षाचे प्रदेश सरचिटणीस व चिपळूण संगमेश्वर विधानसभा मतदारसंघात निवडणूक लढवून 90 हजार मते घेतलेले प्रशांत यादव यांचा आज भाजपात प्रवेश होणार आहे. मुंबईत नरिमन पॉइंट येथील भाजप कार्यासात दुपारी 3 वाजता मुख्यमंत्री देवेंद्र फडणवीस, प्रदेशाध्यक्ष आमदार रविंद्र चव्हाण यांच्या उपस्थितीत हा प्रवेश होणार आहे. यावेळी खासदार नारायण राणे, मस्य व बंदर विकास मंत्री नितेश राणे आदी मान्यवर उपस्थित राहणार आहेत. यावेळी चिपळूण संगमेश्वर विधानसभा मतदारसंघातून राष्ट्रवादी काँग्रेस शरद पवार पक्षाचे अनेक पदाधिकारी, कार्यकर्ते भाजपमध्ये प्रवेश करणार आहेत. विशेष म्हणजे अनेक मुस्लीम कार्यकर्ते देखील यावेळी प्रशांत यादव यांच्या नेतृत्वाखाली भाजपात दाखल होणार आहेत. खेर्डीचे सरपंच म्हणून प्रशांत यादव यांची सुरू झालेली राजकीय कारकिर्द आता चिपळूण मतदारसंघाचे नेते म्हणून पुढे आली. महायुतीचे आमदार शेखर निकम यांच्या विरोधात लढताना यादव यांनी 90 हजार मते घेतली. केवळ 6 हजार 800 मतांनी त्यांचा पराभव झाला. मात्र, आता ते सत्ताधारी पक्ष असलेल्या भाजपामध्ये प्रवेश करीत आहेत. त्यामुळे ते महायुतीतील महत्वाच्या पक्षात सामील होत असून त्यांना भाजपात मोठे पद मिळण्याची शक्यता आहे. रत्नागिरी जिल्ह्लासाठी भाजपला नव्या नेतृत्वाची गरज आहे. यामुळे यादव यांच्या पक्षप्रवेशाला अधिक महत्व आले आहे. आगामी स्थानिक स्वराज्य संस्थांच्या निवडणूकांच्या पार्श्वभूमीवर हा प्रवेश महत्वाचा मानला जात आहे. विकास कामांना गती मिळावी व कार्यकर्त्यांना न्याय मिळावा, या उद्देशाने आपला पक्षप्रवेश करत असल्याचे प्रशांत यादव यांनी सांगितले. 'Pudhari' is excited to announce the relaunch of its Android and iOS apps. Stay updated with the latest news at your fingertips. Android and iOS Download now and stay updated, anytime, anywhere. Pudhari Publications Private Limited</w:t>
+        <w:t xml:space="preserve"> https://www.tendernama.com/mahatender/mumbai/will-mumbai-become-slum-free-what-is-the-chief-ministers-plan-for-rapid-redevelopment</w:t>
+      </w:r>
+    </w:p>
+    <w:p>
+      <w:pPr>
+        <w:pStyle w:val="Normal"/>
+      </w:pPr>
+      <w:r>
+        <w:rPr/>
+        <w:t>Content: मुंबई (Mumbai): मुंबई स्लम-फ्री करायची असेल, पुनर्विकास वेगाने करायचा असेल, तर आपल्याला दशकानुदशके चालणारे प्रकल्प नकोत. प्रकल्प सुरू करून वर्ष-सव्वावर्षात प्लॉट तयार करून पुढील एका वर्षात पुनर्वसन इमारत उभी करावी, तरच स्लम-फ्री मुंबईचे स्वप्न साकार होईल. तसेच नव्या कल्पना, नवे तंत्रज्ञान आणि नवनिर्मितीच्या दृष्टिकोनातून हे परिवर्तन साध्य होऊ शकत असल्याचे प्रतिपादन मुख्यमंत्री देवेंद्र फडणवीस (Devendra Fadnavis) यांनी केले. मुख्यमंत्री फडणवीस यांच्या उपस्थितीत क्रेडाई-एमसीएचआयचे अध्यक्ष म्हणून सुखराज नाहर यांनी कार्यभार स्वीकारला. यावेळी झालेल्या क्रेडाई-एमसीएचआय आयोजित ‘चेंज ऑफ गार्ड’ सोहळ्यात मुख्यमंत्री बोलत होते. यावेळी क्रेडाईचे माजी अध्यक्ष डॉमिनिक रोमल, सचिव ऋषी मेहता, माजी सचिव धवल अजमेरा, मुख्य कार्यकारी अधिकारी केवल वलांभिया तसेच रिअल इस्टेट व्यवसायातील मान्यवर उपस्थित होते. फडणवीस म्हणाले की, सध्या मुंबईत पुनर्विकास मोठ्या प्रमाणावर सुरू आहे. बीडीडी चाळ पुनर्विकासाचा पहिला टप्पा लोकांना सुपूर्द केला आहे. यामध्ये जवळपास १०० वर्षं १६१ चौ. फूट घरात राहणाऱ्यांना आता ५०० चौ. फूट जागा मिळत आहे. हा आशियातील सर्वात मोठा शहरी पुनर्विकास प्रकल्प आहे. मुंबईत पुनर्विकासाबरोबरच स्लम पुनर्विकास हा दुसरा मोठा संधीचा मार्ग आहे. तसेच क्लस्टर डेव्हलपमेंट देखील नवीन संधी निर्माण करत आहे. आज मुंबईत जगातील सर्वोत्तम वास्तुकला, आयकॉनिक इमारती, उत्कृष्ट सुविधा दिसत असल्याचे त्यांनी सांगितले. फडणवीस म्हणाले की, जगभरात उपलब्ध असलेली नवीन तंत्रज्ञान मुंबईत आणायला हवीत. आज बांधकाम क्षेत्रात अशा तंत्रज्ञानामुळे ८० मजली इमारत केवळ १२० दिवसांत बांधली जाऊ शकते. आज मुंबईत मोठ्या प्रमाणात पायाभूत सुविधेची कामे सुरू आहेत. सध्या बांद्रा–वर्सोवा सी-लिंक प्रकल्प ६० टक्के पूर्ण झाला आहे आणि पुढील दोन वर्षांत तो पूर्ण होईल. यासोबत सी-लिंकला दहिसरपर्यंत आणि नंतर भाईंदरपर्यंत वाढवण्याचे काम सुरू आहे. त्याचबरोबर वेस्टर्न एक्सप्रेस-वे हा मुंबईतील ६० टक्के वाहतूक उचलत आहे. त्याला समांतर अशी जोडणी सी-लिंकपासून भायंदर -विरारपर्यंत तयार होत असून तो पुढे वाढवण पोर्टपर्यंत करण्यात येणार आहे. या सर्वामुळे उत्तरेकडील संपूर्ण भाग रिअल इस्टेट उद्योगासाठी खुला होणार असल्याचे मुख्यमंत्र्यांनी सांगितले. महाराष्ट्र हे रेरा लागू करणारे पहिले राज्य असल्याचे सांगत फडणवीस म्हणाले की, एमसीएचआयने दिलेल्या अनेक योग्य सूचनांमुळे आम्ही रेरा कायद्यामध्ये सुधारणा केल्या आणि रेरा कायदा अधिक कार्यक्षम बनवला. रेरा लागू झाल्यामुळे लोकांचा रिअल इस्टेट उद्योगावरचा विश्वास वाढला आहे. रेरा अस्तित्वात आल्यानंतर क्रेडाई एमसीएचआयने दरवर्षी प्रदर्शन आयोजित करण्याची परंपरा सुरू केली, ज्यामध्ये नियामक, वित्तीय संस्था आणि रिअल इस्टेट क्षेत्र एकत्र येतात, त्यामुळे ग्राहकांना विश्वासार्ह व्यवहाराची संधी मिळते. मुंबईत एमसीएचआयचे प्रदर्शन हे देशातील सर्वोत्तम प्रदर्शनांपैकी एक असून यामुळे ग्राहकांशी नातेसंबंध अधिक घट्ट झाले असल्याचे गौरवोद्गार मुख्यमंत्र्यांनी काढले. मुंबईसाठी नवीन विकास आराखडा तयार करतेवेळी मुंबईच्या विविधतेमुळे आणि किनारपट्टीवरील शहर असल्याने येथे सीआरझेड, लष्कर, नौदल, वन विभाग अशा अनेक नियमांचा प्रभाव आहे. या सर्व अडचणींमधून एक विकास आराखडा तयार करणे आवश्यक होते. यामध्ये संपूर्ण उद्योगक्षेत्र एकत्र आले आणि क्रेडाई-एमसीएचआयने या प्रक्रियेत अग्रणी भूमिका बजावली आहे, असे फडणवीस यांनी सांगितले. मुख्यमंत्री म्हणाले की, अटल सेतूमुळे तिसरी मुंबई उभारण्याची संधी खुली झाली आहे. तिसऱ्या मुंबईत एज्यु सिटी उभारण्यात येणार आहे. ही नवीन मुंबई विमानतळापासून काही मिनिटांच्या अंतरावर असेल. केंद्र सरकारने परदेशी विद्यापीठांना भारतात येण्याची परवानगी दिल्यामुळे जागतिक दर्जाचे शिक्षण येथे देता येणार आहे. येथे ३०० एकर जमिनीवर जगातील सर्वोच्च १२ विद्यापीठांना वसवण्याची योजना असून त्यांना जमिन आणि काही सामायिक पायाभूत सुविधा शासनाकडून दिल्या जातील. आज सात विद्यापीठांशी सामंजस्य करार झाले आहेत, त्यापैकी काही विद्यापीठ आपली कॅम्पसेस सुरू करत आहेत. एकूण एक लाख निवासी विद्यार्थी येथे राहतील, त्यामुळे येथे प्रचंड आर्थिक आणि सामाजिक चैतन्य निर्माण होणार असल्याचेही त्यांनी यावेळी सांगितले. © tendernama 2025</w:t>
       </w:r>
     </w:p>
     <w:p>
@@ -320,16 +1958,16 @@
       </w:pPr>
       <w:r>
         <w:rPr/>
-        <w:t>Article 134</w:t>
-      </w:r>
-    </w:p>
-    <w:p>
-      <w:pPr>
-        <w:pStyle w:val="Normal"/>
-      </w:pPr>
-      <w:r>
-        <w:rPr/>
-        <w:t>Title: Ashish Shelar: मुंबईत जोरदार पाऊस! पावसाचा आढावा घेतल्यानंतर मंत्री शेलार म्हणाले, 'अत्यंत गरज असल्यास...'</w:t>
+        <w:t>Article 166</w:t>
+      </w:r>
+    </w:p>
+    <w:p>
+      <w:pPr>
+        <w:pStyle w:val="Normal"/>
+      </w:pPr>
+      <w:r>
+        <w:rPr/>
+        <w:t>Title: Mumbai Chawl Redevelopment | चाळ झाली आधुनिक वस्ती</w:t>
       </w:r>
     </w:p>
     <w:p>
@@ -341,16 +1979,16 @@
         <w:t xml:space="preserve">URL: </w:t>
       </w:r>
       <w:r>
-        <w:t xml:space="preserve"> https://www.jaimaharashtranews.com/maharashtra-marathi-news/mumbai-rain-updates-ashish-shelar-reviewed-the-rainfall-and-said-stay-safe-at-home/40069</w:t>
-      </w:r>
-    </w:p>
-    <w:p>
-      <w:pPr>
-        <w:pStyle w:val="Normal"/>
-      </w:pPr>
-      <w:r>
-        <w:rPr/>
-        <w:t>Content: Monday, August 25, 2025 08:31:49 AM भाजप नेते आणि सांस्कृतिक मंत्री आशिष शेलार यांनी मुंबईतील पावसाच्या परिस्थितीचा आढावा घेतला आहे. 'सीसीटीव्हीच्या माध्यमातून मी मुंबईतील प्रमुख चौकांबाबत परिस्थितीचा आढावा घेतला', असे शेलार म्हणाले. Ishwari Kuge Monday, August 18 2025 04:32:25 PM मुंबई: मागील दोन दिवसांपासून मुंबईसह राज्यभरात मुसळधार पाऊस आहे. तसेच, मुंबईत धुवाधार पाऊस असल्याने जनजीवन विस्खळीत झाले आहे. यादरम्यान, राज्यात अनेक ठिकाणी मुसळधार पावसाने थैमान घातले आहे. भाजप नेते आणि सांस्कृतिक मंत्री आशिष शेलार यांनी मुंबईतील पावसाच्या परिस्थितीचा आढावा घेतला आहे. 'मुंबई महानगर पालिका प्रशासन, मुंबई पोलीस असो, इतर यंत्रणा असो किंवा त्यांचे अधिकारी हे ऑन-साईट जागेवर आहेत. उपनगरीय लोकल रेल्वे काही ठिकाणी उशिराने धावत आहेत. मात्र, लोकल रेल्वे पूर्णपणे बंद नाही पडले', अशी माहिती यावेळी शेलारांनी दिली. काय म्हणाले आशिष शेलार? भाजप नेते आणि सांस्कृतिक मंत्री आशिष शेलार यांनी मुंबईतील पावसाच्या परिस्थितीचा आढावा घेतला आहे. ते म्हणाले की, 'मुंबई महानगर पालिकेच्या मुख्यालयातील आपत्कालीन कक्ष याठिकाणी मी स्वत: आलो. यादरम्यान, मी आयुक्त, अतिरिक्त आयुक्त आणि आपत्ती व्यवस्थापनाचे प्रमुख यांच्याकडून मी त्या ठिकाणाची सर्व माहिती घेतली, बैठक घेतली. यासह, सीसीटीव्हीच्या माध्यमातून मी मुंबईतील प्रमुख चौकांबाबत काय परिस्थिती आहे, त्याचा आढावा घेतला'. मंत्री शेलार यांनी मुंबईतील प्रमुख चौक, रेल्वे वाहतूक सेवा आणि शाळा-महाविद्यालयांच्या स्थितीचा, आदींचा आढावा घेतला आहे. यादरम्यान, मंत्री शेलारांनी प्रतिक्रिया दिली की, 'मुंबईसाठी हवामान विभागाने रेड अलर्ट जारी केल्याने, मुख्यमंत्री देवेंद्र फडणवीस स्वत: या परिस्थितीवर लक्ष ठेवून आहेत. तसेच, शेलार यांनी मुंबईकरांना आवाहन केले की, 'अत्यंत गरज असेल तर घराबाहेर पडावे आणि शक्य असेल तर घरातच सुरक्षित राहावे'. Monday, August 18 2025 03:08:44 PM 5 मराठी चित्रपटसृष्टीतील प्रसिद्ध दिग्दर्शक महेश कोठारे यांचा मुलगा आदिनाथ कोठारे एका दमदार भूमिकेत दिसणार आहे. मोठ्या पडद्यावर बराच काळ काम केल्यानंतर, लवकरच आदिनाथ कोठारे छोट्या पडद्यावर पुनरागमन करणा Ishwari Kuge Sunday, August 24 2025 09:12:20 PM नवसाचा मानला जाणारा गणपती म्हणजे लालबागच्यआ राजाची पहिली झलक समोर आली आहे. Shamal Sawant Sunday, August 24 2025 07:12:04 PM पंतप्रधान मोदींनी सुरू केलेल्या लखपती दीदी योजनेला चांगला प्रतिसाद मिळाला. अशातच, मुख्यमंत्री फडणवीसांनी लखपती दीदी योजनेबाबत वक्तव्य केले आहे. Ishwari Kuge Sunday, August 24 2025 05:23:11 PM राज्यातील राजकारणात अनेक नवनवीन घडामोडी घडत आहेत. अशातच, मनसे अध्यक्ष राज ठाकरेंनी मतचोरीच्या वादावर भाष्य केले. पुण्यातील पदाधिकाऱ्यांच्या बैठकीत बोलताना राज ठाकरे म्हणाले की, आपली मतं चोरली जात आहे. Ishwari Kuge Sunday, August 24 2025 04:15:07 PM क्रिकेटजगतातून एक महत्त्वाची बातमी समोर आली आहे. 9 सप्टेंबर 2025 पासून आशिया कप 2025 सुरू होणार आहे. मात्र, आशिया कप 2025 सुरू होण्यापूर्वीच बीसीसीआयला मोठा धक्का बसला आहे. Ishwari Kuge Sunday, August 24 2025 03:56:44 PM दिन घन्टा मिनेट पुणे नाशिक नागपूर संभाजीनगर कोल्हापुर जय महाराष्ट्र मुनाफा वितरण नगर्ने सञ्चार माध्यम हो । प्रबन्ध सञ्चालक: आमोद नाथ प्याकुरेल प्रबन्ध सञ्चालक: आमोद नाथ प्याकुरेल । प्रधान सम्पादक: अजय भद्र खनाल सूचना विभाग दर्ता नं. ३४३४-२०७८/७९ । हाँडीगाउँ, काठमाडौँ । फोन नं. +९७७ ०१ ५९१६७८८ सूचना विभाग दर्ता नं. ३४३४-२०७८/७९ । हाँडीगाउँ, काठमाडौँ । फोन नं. +९७७ ०१ ५९१६७८८ info@jaimaharashtranews.com</w:t>
+        <w:t xml:space="preserve"> https://pudhari.news/sampadakiy/mumbai-chawl-redevelopment-displaced-workers-problem-sp96</w:t>
+      </w:r>
+    </w:p>
+    <w:p>
+      <w:pPr>
+        <w:pStyle w:val="Normal"/>
+      </w:pPr>
+      <w:r>
+        <w:rPr/>
+        <w:t>Content: मृणालिनी नानिवडेकर विस्थापित होणारे कामगार ही मुंबईतील मोठी समस्या. महानगराच्या समृद्धीत भर घालणार्‍या या वर्गाला न्याय देतानाच अतिरिक्त जागेचा वापर करून व्यावसायिक घरे बांधत महसूल उभा करणे हा उपक्रम स्तुत्य आहे. त्यास गैरव्यवहाराचे बोट न लागो, ही अपेक्षा! मुंबईतून कामगार देशोधडीला लागले, मराठी माणसांना खोल्या विकून विरारच्या पलीकडे जावे लागले, ही गेल्या दोन दशकांतली भळभळती वेदना. त्याचे राजकारण पेटवले गेले आणि बर्‍याच प्रमाणात यशस्वी झाले. विकासाची यात्रा विस्तारत गेली; पण त्यातला हक्काचा वाटा श्रमिकांना मिळालाच नाही. भोंग्यावर चालणारी मुंबई, गिरण्या, खानावळी सर्व साहित्यात तेवढे जिवंत राहिले. काळ बदलल्यावर संस्कृती बदलतेच; पण ती ज्याच्या घामावर, रक्तावर उभी असते त्याला विसरून चालत नसते. वरळीच्या बीडीडी चाळीचा युगानुकूल मेकओव्हर करून तेथे कामगारांना, मूळ निवासींना मिळालेली घरे हा या कायमच्या रडगाण्याला मिळालेला धक्कादायक विराम आहे. मुंबईत बदल घडताहेत आणि ते मूळ स्टेक होल्डर्सला लाभदायक ठरताहेत, हे पहिल्यांदाच दिसून आले. 200 चौरस फूट जागेत जीवन कंठणारे मुंबापुरीतले श्रमिक 500 चौरस फुटांच्या जागेत स्थलांतरित झाले, हे वास्तव आहे. एवढे चांगले काही घडते हा अनुभवच पूर्णत: नवा आहे. मुंबईत समाजवादी, साम्यवादी आणि शिवसेनेमुळे हिंदुत्ववादी चळवळ उभी झाली ती मुळात कामगारांचे प्रश्न हाती घेऊनच. मुंबईच्या मुख्य भूमीवर एकेकाळी गिरण्या दिमाखाने उभ्या होत्या, लाखो कष्टकर्‍यांना पोटाला लावत होत्या. यांत्रिकीकरणाच्या रेट्यात या गिरण्या मागे पडल्या, गिरणगाव ओस पडले आणि मुंबई मराठी माणसाची राहिली नाही. कारभार ठप्प पडल्यानंतर गिरण्या अवसायनात गेल्या, लिक्विडेट झाल्या; मग जमिनी विकल्या गेल्या. गिरण्यांच्या जमिनींवरचा निदान एक तृतीयांश भाग कामगारांसाठी, त्यांच्या घरांसाठी राखीव असावा, यासाठी कायदे झाले. न्यायालयाने त्यांचा आदर करत निवाडे दिले; पण हे निर्णय कागदावर राहिले. गिरण्यांच्या जागी उभे झाले मॉल, पंचतारांकित दिमाखदार मनोरंजन केंद्रे, यात कामगार हरवला, मुंबईकर कुठे नेऊन ठेवला, याच्या कहाण्या रंगल्या, राजकारणात हा मुद्दा कमालीचा महत्त्वपूर्ण होऊन बसला. हृदय विदीर्ण करणार्‍या चाकरमान्यांच्या मुंबई कहाणीला कुठे दिलाशाची किनारच लाभत नव्हती. विकासापासून दूर पडलेल्या या कामगाराला दिलासा देणारे काहीही घडत नव्हते, हे चित्र बदलू शकेल याचे संकेत बीडीडी चाळीच्या उद्घाटनानंतर मिळालेत. मोठमोठे प्रकल्प सुरू होतात; पण ते प्रत्यक्षात कधी येतील याचे वेळापत्रक कायम फसवे असते. ते जनतेला दिलासा देत नाही; कारण प्रकल्प पूर्ण झालेच तर पिढ्या संपलेल्या असतात. आता असे होणार नाही, हे बीडीडीच्या पुनर्विकासानंतर स्पष्ट झाले आहे. गेल्या काही वर्षांत समृद्धी महामार्ग असेल किंवा कोस्टल रोड; प्रकल्प निर्धारित वेळेत पूर्ण करण्याचा शासनाचा निर्धार स्पष्ट दिसतो. पुनर्वसन हे नवा प्रकल्प उभा राहण्याइतकेच महत्त्वाचे असते. मुंबई हे श्रीमानांच्या नव्हे, तर कामगारांच्या मालकीचे महानगर. चिंचोळ्या बेटावर उत्पादन वाढवण्यात हातभार लावणारे कामगार कुठे राहावेत याचे गोर्‍या साहेबाने कोष्टक ठरवले. कामगार मग ते गिरणीतले असोत, गोदीवरचे असोत किंवा प्रशासनातले कारकून, त्यांच्या निवासासाठी गोर्‍या साहेबाने बॉम्बे डेव्हलपमेंट डायरेक्टरेटच्या संस्था कामात घरे बांधली आणि ती राहायलाही दिली, त्याच या बीडीडी चाळी. कालौघात त्या जीर्ण झाल्या आणि मुंबईतील सर्वात मोठी समस्या असलेल्या घरांच्या कमतरतेत भर घालू लागल्या. या चाळींचा विकास करायचा आणि उपलब्ध जागा नव्याने विकसित करून विकायची, जुन्या रहिवाशांना जागा देऊन उरलेली जागा विकून त्याचा फायदा करून घ्यायचा ही योजना कार्यान्वित झाली आणि प्रत्यक्षात आली. काही हजार घरे मूळ रहिवाशांना देण्यात येणार आहेत. नवे काही मिळताना ते नव्या रूपात आणि मोठ्या स्वरूपात मिळणार असेल, तर शासन कल्याणकारी असल्याची द्वाही मिरवता येते. कोल्हापूरवासीयांची खंडपीठाची मागणी असो किंवा बीडीडीवासीयांची नव्या घरांची आस; जनतेच्या इच्छाआकांक्षांचा जेथे आदर होतो तेथे परिवर्तन घडते, असे जनतेला वाटते. मुंबईत मास हाऊसिंगचा प्रश्न अक्राळविक्राळ झाला आहे. पंतप्रधान नरेंद्र मोदी यांनी नागरिकांना हक्काचे घर मिळावे, यासाठी आवास योजना राबवली; पण ती मुंबईत कशी प्रत्यक्षात येईल हे योजनाकारांसमोरचे शिवधनुष्य पेलणे म्हणता येईल एवढे मोठे आव्हान होते. कामगार कालांतराने उंच चिमण्यांसमोर खुजे ठरतात. मुंबापुरीने हे अनुभवले. भारतात सरकारे प्रकल्प सुरू करतात; पण ते पूर्ण होत नाहीत. जनता आस लावून बसते. बीडीडीच्या चाळी एकूण 207. त्यात पंधरा हजारांवर कुटुंबे राहत असत. सुमारे 600 नवी घरे बांधून झाली आहेत. कुठल्याही खासगी विकसकाला न देता हा प्रकल्प म्हाडातर्फे पूर्णत्वाला नेला जातोय. म्हाडाला काम मिळेल आणि या पुनर्विकासातून जी जागा उपलब्ध होणार आहे ती विकून निधीही मिळणार आहे. यात जनतेचा आणि सरकारी उपक्रमाचाही लाभ. या चाळी मुंबईच्या संस्कृतीचे केंद्र होत्या. ‘चाळ नावाची वाचाळ वस्ती’ असली सांस्कृतिक समीकरणे उलगडणारी नाटके, मालिका यावरून बोध घेत तयार झाल्या. आता मिळालेली घरे विकून दूर जाऊ नका, असे मुख्यमंत्री देवेंद्र फडणवीस, उपमुख्यमंत्री अजित पवार यांनी कळवळून सांगितले. मुलींनाही वाटा द्या, असे ज्येष्ठ उपमुख्यमंत्री एकनाथ शिंदे यांनी आवर्जून सांगितले. हे सगळे बदल सामाजिक आहेत. पश्चिम महाराष्ट्रातून, कोकणातून गाठोडे बांधून आलेली मंडळी इथे वाढली. दोनाचे चार आणि चाराचे आठ येथे झाल्याने ताण वाढला. या परिस्थितीत आम्ही घर विकले हे समजून घेणे आवश्यक आहे. यापाठोपाठच धारावीची पुनर्विकास प्रक्रिया सुरू होणार आहे. तेथे म्हाडा नव्हे, तर विकसक वेगळा आहे. गरिबांना घरे देणे गरजेचे. ते करताना व्यवहार उत्तम असतील, गैर काही घडणार नाही हे बघणे सरकारची जबाबदारी आहे. येत्या दोन वर्षांत ग्रामीण आणि शहरी भागात काही लाख घरे बांधायचे उद्दिष्ट सरकारने डोळ्यांसमोर ठेवले आहे. चांगले काही घडते आहे, ते योग्य पद्धतीने होवो, हीच अपेक्षा! 'Pudhari' is excited to announce the relaunch of its Android and iOS apps. Stay updated with the latest news at your fingertips. Android and iOS Download now and stay updated, anytime, anywhere. Pudhari Publications Private Limited</w:t>
       </w:r>
     </w:p>
     <w:p>
@@ -359,16 +1997,16 @@
       </w:pPr>
       <w:r>
         <w:rPr/>
-        <w:t>Article 135</w:t>
-      </w:r>
-    </w:p>
-    <w:p>
-      <w:pPr>
-        <w:pStyle w:val="Normal"/>
-      </w:pPr>
-      <w:r>
-        <w:rPr/>
-        <w:t>Title: Uddhav Thackeray: मनसेसोबत युती महापालिका निवडणुकीत घातक ठरणार; उद्धव ठाकरेंना 'या' नेत्यानं केलं सावध?</w:t>
+        <w:t>Article 167</w:t>
+      </w:r>
+    </w:p>
+    <w:p>
+      <w:pPr>
+        <w:pStyle w:val="Normal"/>
+      </w:pPr>
+      <w:r>
+        <w:rPr/>
+        <w:t>Title: 'Third Mumbai' to boost metropolitan region development: Fadnavis</w:t>
       </w:r>
     </w:p>
     <w:p>
@@ -380,16 +2018,16 @@
         <w:t xml:space="preserve">URL: </w:t>
       </w:r>
       <w:r>
-        <w:t xml:space="preserve"> https://sarkarnama.esakal.com/maharashtra/vidarbha/mns-alliance-risk-municipal-elections-uddhav-thackeray-warning-dk88-rc70</w:t>
-      </w:r>
-    </w:p>
-    <w:p>
-      <w:pPr>
-        <w:pStyle w:val="Normal"/>
-      </w:pPr>
-      <w:r>
-        <w:rPr/>
-        <w:t>Content: Nagpur News : हिंदी भाषिक, मुस्लिम व इतर अल्पसंख्याक समाजाविरोधात सातत्याने वक्तव्य आणि परप्रांतीयांना मारहाण करणाऱ्या महाराष्ट्र नवनिर्माण सेनेसोबत मुंबई व उपनगरातील दहा महानगरपालिका उद्धव सेनेला युती करणे परवडणार नाही असा सल्ला देऊन युती केल्यास हिंदी भाषिक, दलित व अल्पसंख्य मतदार शिवसेनेच्या विरोधात जाण्याची भीती उद्धव ठाकरेंच्या (Uddhav Thackeray) शिवसेना पक्षाचे माजी प्रवक्ते किशोर तिवारी यांनी व्यक्त केली आहे. एका मीडियावरील डिबेटमध्ये संजय राऊत यांच्या विरोधात वक्तव्य केल्यानंतर तिवारी यांची उद्धव सेनेतून हकालपट्टी करण्यात आली आहे. उद्धव ठाकरे यांच्या शिवसेनेचे माजी पदाधिकारी या नात्याने त्यांनी उद्धव ठाकरे यांना पत्र लिहिले आहे. यात त्यांनी मनेसोबतची युती उद्धव सेनेसाठी घातक ठरेल असाही इशारा दिला आहे. महाविकास आघाडी व इंडिया आघाडीचा प्रमुख कणा असलेला हा मतदार वर्ग जर दुरावला, तर त्याचा थेट फायदा भाजपाला होऊ शकतो. त्यामुळे शिवसेनेची संधी धोक्यात येईल. ते पुढे म्हणाले, गेल्या लोकसभा व विधानसभा निवडणुकीत शिवसेनेला मिळालेला विजय हा अल्पसंख्य व हिंदी भाषिक मतदारांच्या पाठिंब्यामुळे शक्य झाला. मात्र, मनसेसोबत (MNS) युती केल्यास हाच मतदार वर्ग नाराज होऊन विरोधात जाऊ शकतो. त्यामुळे या निर्णयाचा पुनर्विचार करावा. भाषावाद आणि प्रांतवादावर आधारित राजकारण देशहितासाठी धोकादायक आहे मनसेसोबत युती झाल्यास शिवसेना सैनिकांतही नाराजी वाढेल, असे स्पष्ट करून तिवारींनी या विषयावर उघड चर्चा व्हावी, अशी मागणी केली आहे. मराठी बोलत नसल्याच्या कारणावरून गुजरात राजस्थान उत्तर प्रदेशच्या महाराष्ट्रातील व्यवसायिकांना बेदम मारहाण केली जात आहे. लाऊड स्पीकरवरील अजानच्या कारणावरून मुस्लिमांना धमकी दिली जात आहे. शांतताप्रिय महाराष्ट्रात मनसे नागरिकांच्या मनात दहशत निर्माण करत असतानाही त्यांच्यासोबत युती करणे म्हणजे स्वतःहून पायावर कुऱ्हाड मारून घेण्यासारखे आहे. त्यामुळे ही युती टाळण्याचे आवाहन किशोर तिवारी यांनी केले आहे. किशोर तिवारी शेतकऱ्यांचे नेते म्हणून ओळखले जातात. विदर्भातील त्यातही यवतमाळ जिल्ह्यातील कर्जबाजारी शेतकऱ्यांच्या आत्महत्येचा विषय त्यांनी सातत्याने लावून धरला होता. त्यांच्यामुळे तत्कालीन केंद्र सरकाराला याची दखल घ्यावी लागली होती. पंतप्रधान मनमोहनसिंग यांच्या कार्यकाळात झालेल्या शेतकऱ्यांच्या कर्जमाफीत तिवारी यांचा खारीचा वाटा आहे. देवेंद्र फडणवीस मुख्यमंत्री असताना भाजप-सेना युतीच्या कार्यकाळात ते पाच वर्षे वसंतराव नाईक शेतकरी मिशनचे अध्यक्ष होते. भाजप-शिवसेना युती तुटल्यानंतर ते शिवसेनेत दाखल झाले होते. पक्षाचे प्रवक्ता म्हणून त्यांना विविध हिंदी बातम्यांच्या चॅनेलवरील डिबेटमध्ये सहभागी होत असत. सरकारनामाचे सदस्य व्हा शॉपिंगसाठी 'सकाळ प्राईम डील्स'च्या भन्नाट ऑफर्स पाहण्यासाठी क्लिक करा. Read Latest Marathi Political News, Breaking Political News from Maharashtra, India, Pune &amp; Mumbai at Sarkarnama. To Get Live Political Marathi News on Mobile, Download the Sarkarnama Mobile App for Android and IOS. सरकारनामा आता सर्व सोशल मीडिया प्लॅटफॉर्मवर. ताज्या राजकीय घडामोडींसाठी फेसबुक, ट्विटर, इन्स्टाग्राम, शेअर चॅट, टेलिग्रामवर आणि व्हॉट्सॲप आम्हाला फॉलो करा. तसेच, सरकारनामा यूट्यूब चॅनेलला आजच सबस्क्राइब करा. Follow Us Copyright © 2025 Sakal Media Group – All Rights Reserved Powered by Quintype वेबसाईटवर ब्राउझिंगचा अनुभव सर्वोत्तम असावा, यासाठी आम्ही कुकीजचा वापर करतो. कुकीजमुळे तुम्हाला तुमच्या आवडत्या मजकुराची शिफारस करता येते. आमचे गोपनीयता आणि कुकीजसंदर्भातील धोरण तुम्हाला मान्य आहे.</w:t>
+        <w:t xml:space="preserve"> https://www.newsdrum.in/business/third-mumbai-to-boost-metropolitan-region-development-fadnavis-9674858</w:t>
+      </w:r>
+    </w:p>
+    <w:p>
+      <w:pPr>
+        <w:pStyle w:val="Normal"/>
+      </w:pPr>
+      <w:r>
+        <w:rPr/>
+        <w:t>Content: Follow Us Mumbai, Aug 19 (PTI) Maharashtra Chief Minister Devendra Fadnavis has said his government is developing 'Third Mumbai' in neighbouring Raigad district to boost development in the Mumbai Metropolitan Region (MMR). This would mark a new chapter in the state's economic growth, Fadnavis said on Monday at the inauguration of the expanded office of global investment banking giant Goldman Sachs in Worli area here. The CM also held discussions with investors during the event. "The opening of Goldman Sachs' new facility is a matter of pride for the state. It reaffirms Maharashtra's skilled workforce, robust markets, and investor-friendly environment. This also underlines the state's leadership in the financial sector," he noted. "The state government is committed to development and is working with the private sector to build 'Third Mumbai'. The new city will host centres of international universities and will play a crucial role in the economic growth of both Mumbai and Maharashtra. The project will include medical colleges, innovation hubs, and research facilities," the CM said. Research in areas like quantum computing and AI-based systems will be a key feature, he added. Fadnavis assured that connectivity between Mumbai and 'Third Mumbai' would be seamless, supported by infrastructure projects like the Coastal Road, Atal Setu and the ongoing Worli-Sewri Link Road. Appealing to private investors to take an initiative in the development of the new city, the CM said, "Good development happens through public-private partnerships. All necessary clearances for incoming investors will be fast-tracked at the government level. Maharashtra is an investor-friendly state. We are continuously improving our ease-of-doing-business rankings." The state is ensuring no obstacles come in the way of investors, and if any issues arise, they are resolved promptly, he said. Kevin Sneader, president of Goldman Sachs, said opportunities in the Indian market are of great significance to the firm. Goldman Sachs India CEO Sanjay Chatterjee said the new office marks a milestone in the company's journey in India, adding the design of the new space focuses on collaboration, innovation, and employee well-being. A statement from the CM's Office said Goldman Sachs began its services in India in the 1980s and established full ownership presence in Mumbai in 2006. It currently offers investment banking, equity sales and trading, fixed income securities, asset management, and research services, the statement said. PTI MR BNM GK Subscribe to our Newsletter! Share this article If you liked this article share it with your friends.they will thank you later</w:t>
       </w:r>
     </w:p>
     <w:p>
@@ -398,16 +2036,16 @@
       </w:pPr>
       <w:r>
         <w:rPr/>
-        <w:t>Article 136</w:t>
-      </w:r>
-    </w:p>
-    <w:p>
-      <w:pPr>
-        <w:pStyle w:val="Normal"/>
-      </w:pPr>
-      <w:r>
-        <w:rPr/>
-        <w:t>Title: To collect outstanding transportation fines, the Maha government is planning an amnesty scheme</w:t>
+        <w:t>Article 168</w:t>
+      </w:r>
+    </w:p>
+    <w:p>
+      <w:pPr>
+        <w:pStyle w:val="Normal"/>
+      </w:pPr>
+      <w:r>
+        <w:rPr/>
+        <w:t>Title: How much rain did Mumbai receive on Monday? Check area-wise list</w:t>
       </w:r>
     </w:p>
     <w:p>
@@ -419,16 +2057,16 @@
         <w:t xml:space="preserve">URL: </w:t>
       </w:r>
       <w:r>
-        <w:t xml:space="preserve"> https://assamtribune.com/national/to-collect-outstanding-transportation-fines-the-mahagovernment-is-planning-an-amnesty-scheme-1588536</w:t>
-      </w:r>
-    </w:p>
-    <w:p>
-      <w:pPr>
-        <w:pStyle w:val="Normal"/>
-      </w:pPr>
-      <w:r>
-        <w:rPr/>
-        <w:t>Content: A file image of Transport Minister Pratap Sarnaik (Photo: IANS) Mumbai, Aug 18: The Maharashtra government is set to roll out an Amnesty Scheme for one-time settlement of long-pending dues towards fines imposed for violation of transport rules. The outstanding arrears are estimated at around Rs 2,500 crore -- of which Rs 1,000 crore are from Mumbai alone, and Rs 1,500 crore from the rest of the state. Transport Minister Pratap Sarnaik confirmed the government’s move. He said, “The department is not planning a complete waiver of fines. Instead, the department plans to recover a part of the pending dues and write off the rest. A final call will be taken after consultation with Chief Minister Devendra Fadnavis.” The department sources said that the owners of the two-wheelers, three-wheelers, four-wheelers, and heavy vehicles are expected to get the relief through the government’s move. This initiative is also expected to help the cash-strapped state government to mobilise additional revenue to fund populist schemes like Ladki Bahin Yojana. According to department sources, pending dues towards fines in Mumbai from 2020 were Rs 1,817 crore, of which the department has recovered Rs 817 crore, but still there are pending arrears worth Rs 1,000 crore. In the rest of Maharashtra, the dues are worth Rs 1,500 crore. The Transport Commissioner Vivek Bhimanwar has forwarded the Amnesty Scheme proposal of one-time settlement to the Transport Secretary. It has been proposed to waive 75 per cent of the dues towards fine if the two and three-wheeler pay 25 per cent arrears at one go. If the vehicle owners pay the pending dues in 15 days, then 50 per cent dues may be written off. The government hopes to recover 50 per cent to 75 per cent dues by offering this one-time settlement. Further, the transport department is drafting a Standard Operating Procedure (SOP) for the recovery of fines from the vehicle owners. This was needed as even though the transport department fixes the fine amount, it is implemented by the police personnel deployed on traffic management duty. The department noticed that the friction was due to the arbitrary manner in which fines were imposed. Therefore, the transport department sources said that the SOP is being prepared to define the powers of the police personnel in the recovery of fines. The transport department’s move comes when the state government has introduced a slew of initiatives to promote environmentally friendly transportation. The government aims to increase the adoption of electric vehicles in the state with a target of having 10 per cent of electric vehicles on the road by the end of 2025. The government has already announced waiver of toll taxes for electric vehicle owners with a view to promoting the use of KD Eco-friendly transportation. (Sanjay Jog can be contacted at [email protected]) --IANS</w:t>
+        <w:t xml:space="preserve"> https://indianexpress.com/article/cities/mumbai/how-much-rain-did-mumbai-areas-receive-on-monday-check-list-bandra-juhu-chembur-10196732/</w:t>
+      </w:r>
+    </w:p>
+    <w:p>
+      <w:pPr>
+        <w:pStyle w:val="Normal"/>
+      </w:pPr>
+      <w:r>
+        <w:rPr/>
+        <w:t>Content: Mumbai reeled under constant showers on Monday, with several areas recording over 100 mm of rainfall in just nine hours, causing traffic snarls and flooding in low-lying zones. According to the Indian Institute of Tropical Meteorology, Mumbai received 211.6 mm of rainfall in the last 24 hours. The India Meteorological Department (IMD) has alerted to heavy to very heavy rain over the next three days. With a high tide expected on Monday and continuing into Tuesday. Maximum and minimum temperatures likely to be around 26°C and 24°C. NDRF teams and military units have been deployed for relief operations, including in Nanded’s Mukhed area, where five people went missing after a cloudburst. Vihar Lake, which is among the seven lakes that supply water to the city, started overflowing at 2.45 pm on Monday. Amid worsening flood and waterlogging issues across Maharashtra, Chief Minister Devendra Fadnavis convened a review meeting at the Mantralay control room. Vikhroli received the highest downpour at 135.5 mm, while Chembur, Santacruz, and Juhu also crossed the 120 mm mark, leaving the city struggling with waterlogging and transport disruptions. Tata Power Chembur (124 mm), Santacruz (123.9 mm), Juhu (123.5 mm), Bandra (102.5 mm), Byculla (88.5 mm), Colaba (45.2 mm) and Mahalaxmi (45 mm). Employees at the Mantralay were asked to leave early by 4 pm as a precautionary measure. District collectors are expected to take a call later this evening on possible school closures for Tuesday. In Mumbai, traffic disruptions were reported due to waterlogging. Both lanes of the Andheri subway were closed for the day, with diversions in place via Thackeray and Gokhale bridges. The Mumbai Traffic Police also reported waterlogging at Vakola bridge, Hyatt Junction, and Khar subway, leading to overcrowding. Stay updated with the latest - Click here to follow us on Instagram You May Like PM Modi thanked President Putin for his call and for sharing insights on his meeting with President Trump in Alaska. He also expressed India's support for a peaceful resolution of the Ukraine conflict and their continued exchanges in the future.</w:t>
       </w:r>
     </w:p>
     <w:p>
@@ -437,7 +2075,46 @@
       </w:pPr>
       <w:r>
         <w:rPr/>
-        <w:t>Article 137</w:t>
+        <w:t>Article 169</w:t>
+      </w:r>
+    </w:p>
+    <w:p>
+      <w:pPr>
+        <w:pStyle w:val="Normal"/>
+      </w:pPr>
+      <w:r>
+        <w:rPr/>
+        <w:t>Title: Ahead of Civic Polls, Hitendra Thakur Backs Loyalists: ‘My Karyakarta Is With Me, They Ensure Our Party Wins</w:t>
+      </w:r>
+    </w:p>
+    <w:p>
+      <w:pPr>
+        <w:pStyle w:val="Normal"/>
+      </w:pPr>
+      <w:r>
+        <w:rPr/>
+        <w:t xml:space="preserve">URL: </w:t>
+      </w:r>
+      <w:r>
+        <w:t xml:space="preserve"> https://www.lokmattimes.com/maharashtra/ahead-of-civic-polls-hitendra-thakur-backs-loyalists-my-karyakarta-is-with-me-they-ensure-our-party-wins-a475/</w:t>
+      </w:r>
+    </w:p>
+    <w:p>
+      <w:pPr>
+        <w:pStyle w:val="Normal"/>
+      </w:pPr>
+      <w:r>
+        <w:rPr/>
+        <w:t>Content: Marathi | Hindi FOLLOW US : City By Lokmat Times Desk | Updated: August 18, 2025 13:07 IST2025-08-18T13:07:01+5:302025-08-18T13:07:42+5:30 Vasai witnessed a unique mix of festivity and politics on Saturday as a banner recalling Devendra Fadnavis’ famous line “Mi Punha Yenaar” was spotted during the Dahi Handi celebrations. The phrase, which translates to “I will return,” had an added twist this time — “Ghasun Nahi, Thasun Yenaar” (will come back with a bang). The display came against the backdrop of recent Enforcement Directorate (ED) raids in Vasai-Virar, defections of senior leaders to the BJP, and Bahujan Vikas Aghadi’s (BVA) stinging loss in all three assembly constituencies in the last polls. Despite these setbacks, BVA President Hitendra Thakur struck a confident tone. “My karyakarta is with me. It’s they who makes sure that our party wins and not the one who has left our party,” Thakur said. Thakur further asserted that the BVA would stage a stronger comeback in the upcoming elections. “We will win more seats than what we won in the last edition of polls, and it will be more than 90% of seats,” he declared. Thakur further asserted that the BVA would stage a stronger comeback in the upcoming elections. “We will win more seats than what we won in the last edition of polls, and it will be more than 90% of seats,” he declared. On the contentious issue of including 29 villages into the Vasai Virar City Municipal Corporation (VVCMC), Thakur clarified that it was never on the BVA’s agenda. “We believed in the overall development of Vasai Taluka. Gram panchayats had budgets in lakhs, but it was our party that spent crores for development. Those who gave false hopes to the villagers are answerable,” he remarked. The controversy comes as the region gears up for the next assembly polls. In the previous elections, the BVA, which had dominated Vasai since 1990, suffered a shocking defeat in Vasai, Nalasopara, and Boisar. Thakur himself, a six-term MLA, lost Vasai by just 3,153 votes to BJP’s newcomer Sneha Dube, who secured 77,553 votes. Right before that election, Thakur had alleged that BJP national secretary general Vinod Tawde was distributing money during a meeting with Nallasopara candidate Rajan Naik. Though Tawde denied the charge, the controversy sparked a fresh debate on “cash-for-vote” politics. FOLLOW US : Copyright ©2025 Lokmat Media Pvt Ltd</w:t>
+      </w:r>
+    </w:p>
+    <w:p>
+      <w:pPr>
+        <w:pStyle w:val="Heading3"/>
+      </w:pPr>
+      <w:r>
+        <w:rPr/>
+        <w:t>Article 170</w:t>
       </w:r>
     </w:p>
     <w:p>
@@ -476,16 +2153,16 @@
       </w:pPr>
       <w:r>
         <w:rPr/>
-        <w:t>Article 138</w:t>
-      </w:r>
-    </w:p>
-    <w:p>
-      <w:pPr>
-        <w:pStyle w:val="Normal"/>
-      </w:pPr>
-      <w:r>
-        <w:rPr/>
-        <w:t>Title: Ahead of Civic Polls, Hitendra Thakur Backs Loyalists: ‘My Karyakarta Is With Me, They Ensure Our Party Wins</w:t>
+        <w:t>Article 171</w:t>
+      </w:r>
+    </w:p>
+    <w:p>
+      <w:pPr>
+        <w:pStyle w:val="Normal"/>
+      </w:pPr>
+      <w:r>
+        <w:rPr/>
+        <w:t>Title: CM to join Kawad yatra, TV center chowk shut for 5 hours</w:t>
       </w:r>
     </w:p>
     <w:p>
@@ -497,16 +2174,16 @@
         <w:t xml:space="preserve">URL: </w:t>
       </w:r>
       <w:r>
-        <w:t xml:space="preserve"> https://www.lokmattimes.com/maharashtra/ahead-of-civic-polls-hitendra-thakur-backs-loyalists-my-karyakarta-is-with-me-they-ensure-our-party-wins-a475/</w:t>
-      </w:r>
-    </w:p>
-    <w:p>
-      <w:pPr>
-        <w:pStyle w:val="Normal"/>
-      </w:pPr>
-      <w:r>
-        <w:rPr/>
-        <w:t>Content: Marathi | Hindi FOLLOW US : City By Lokmat Times Desk | Updated: August 18, 2025 13:07 IST2025-08-18T13:07:01+5:302025-08-18T13:07:42+5:30 Vasai witnessed a unique mix of festivity and politics on Saturday as a banner recalling Devendra Fadnavis’ famous line “Mi Punha Yenaar” was spotted during the Dahi Handi celebrations. The phrase, which translates to “I will return,” had an added twist this time — “Ghasun Nahi, Thasun Yenaar” (will come back with a bang). The display came against the backdrop of recent Enforcement Directorate (ED) raids in Vasai-Virar, defections of senior leaders to the BJP, and Bahujan Vikas Aghadi’s (BVA) stinging loss in all three assembly constituencies in the last polls. Despite these setbacks, BVA President Hitendra Thakur struck a confident tone. “My karyakarta is with me. It’s they who makes sure that our party wins and not the one who has left our party,” Thakur said. Thakur further asserted that the BVA would stage a stronger comeback in the upcoming elections. “We will win more seats than what we won in the last edition of polls, and it will be more than 90% of seats,” he declared. Thakur further asserted that the BVA would stage a stronger comeback in the upcoming elections. “We will win more seats than what we won in the last edition of polls, and it will be more than 90% of seats,” he declared. On the contentious issue of including 29 villages into the Vasai Virar City Municipal Corporation (VVCMC), Thakur clarified that it was never on the BVA’s agenda. “We believed in the overall development of Vasai Taluka. Gram panchayats had budgets in lakhs, but it was our party that spent crores for development. Those who gave false hopes to the villagers are answerable,” he remarked. The controversy comes as the region gears up for the next assembly polls. In the previous elections, the BVA, which had dominated Vasai since 1990, suffered a shocking defeat in Vasai, Nalasopara, and Boisar. Thakur himself, a six-term MLA, lost Vasai by just 3,153 votes to BJP’s newcomer Sneha Dube, who secured 77,553 votes. Right before that election, Thakur had alleged that BJP national secretary general Vinod Tawde was distributing money during a meeting with Nallasopara candidate Rajan Naik. Though Tawde denied the charge, the controversy sparked a fresh debate on “cash-for-vote” politics. FOLLOW US : Copyright ©2025 Lokmat Media Pvt Ltd</w:t>
+        <w:t xml:space="preserve"> https://www.lokmattimes.com/aurangabad/cm-to-join-kawad-yatra-tv-center-chowk-shut-for-5-hours/</w:t>
+      </w:r>
+    </w:p>
+    <w:p>
+      <w:pPr>
+        <w:pStyle w:val="Normal"/>
+      </w:pPr>
+      <w:r>
+        <w:rPr/>
+        <w:t>Content: Marathi | Hindi FOLLOW US : City By Lokmat Times Desk | Updated: August 18, 2025 20:40 IST2025-08-18T20:40:08+5:302025-08-18T20:40:08+5:30 Chhatrapati Sambhajinagar Thousands of devotees are expected to join the Kawad Yatra organized today by various organizations and political leaders. Chief Minister Devendra Fadnavis will also take part in the procession at TV Center Chowk after his arrival in the city this afternoon. To avoid traffic chaos, police will keep TV Center Chowk closed to all vehicles between 2 pm and 7 pm. Assistant commissioner of police Subhash Bhujang has urged citizens to use alternative routes. Routes closed for traffic: • Ip mess chowk to Tv center chowk • Sharad tea point to Tv center chowk • Annabhau sathe chowk to Tv center chowk • N-12 Visarjan well to Tv center chowk FOLLOW US : Copyright ©2025 Lokmat Media Pvt Ltd</w:t>
       </w:r>
     </w:p>
     <w:p>
@@ -515,16 +2192,16 @@
       </w:pPr>
       <w:r>
         <w:rPr/>
-        <w:t>Article 139</w:t>
-      </w:r>
-    </w:p>
-    <w:p>
-      <w:pPr>
-        <w:pStyle w:val="Normal"/>
-      </w:pPr>
-      <w:r>
-        <w:rPr/>
-        <w:t>Title: मुंबई में 19 अगस्त को भी जारी रहेगा बारिश का कहर, मौसम विभाग ने दी बड़ी चेतावनी, जारी किया रेड अलर्ट</w:t>
+        <w:t>Article 172</w:t>
+      </w:r>
+    </w:p>
+    <w:p>
+      <w:pPr>
+        <w:pStyle w:val="Normal"/>
+      </w:pPr>
+      <w:r>
+        <w:rPr/>
+        <w:t>Title: Maha govt plans amnesty scheme to recover pending transport fines</w:t>
       </w:r>
     </w:p>
     <w:p>
@@ -536,16 +2213,16 @@
         <w:t xml:space="preserve">URL: </w:t>
       </w:r>
       <w:r>
-        <w:t xml:space="preserve"> https://hindi.asianetnews.com/national-news/mumbai-braces-for-more-heavy-rain-on-19-august-imd-issued-red-and-orange-alert/articleshow-9knobps</w:t>
-      </w:r>
-    </w:p>
-    <w:p>
-      <w:pPr>
-        <w:pStyle w:val="Normal"/>
-      </w:pPr>
-      <w:r>
-        <w:rPr/>
-        <w:t>Content: Mumbai Heavy Rain Alert: देश के कई राज्यों में भारी बारिश का सिलसिला जारी है। महाराष्ट्र और कर्नाटक के कई हिस्सों में तो हालात काफी मुश्किल बने हुए हैं। खासकर मुंबई में बारिश ने जनजीवन को अस्त-व्यस्त कर दिया है। ऐसे में लोगों को आज भी राहत मिलने के आसार नहीं हैं। मौसम विभाग ने मुंबई के लिए रेड अलर्ट जारी किया है। मौसम विभाग के अनुसार, बंगाल की खाड़ी में बने निम्न दबाव क्षेत्र की वजह से आने वाले 3 से 4 दिनों तक मॉनसून दक्षिणी प्रायद्वीपीय और मध्य भारत में सक्रिय रहेगा। 19 अगस्त को कोंकण, गोवा, मध्य महाराष्ट्र के घाट क्षेत्र, तटीय कर्नाटक और गुजरात में अति भारी बारिश की संभावना जताई गई है। देश के कई राज्यों में इस समय तेज बारिश का कहर देखने को मिल रहा है। भारतीय मौसम विभाग ने आज कई इलाकों में रेड और ऑरेंज अलर्ट जारी किया है। गुजरात, कोंकण मध्य महाराष्ट्र के घाट क्षेत्र, उत्तर अंदरूनी कर्नाटक और तटीय कर्नाटक के कुछ हिस्सों में आज रेड अलर्ट जारी किया गया है। वहीं, छत्तीसगढ़, विदर्भ, तेलंगाना, दक्षिणी कर्नाटक और केरल में मौसम विभाग ने ऑरेंज अलर्ट जारी किया है। मौसम विभाग के अनुसार, बंगाल की खाड़ी के उत्तर-पश्चिम और पश्चिम-मध्य हिस्से में बना दबाव क्षेत्र धीरे-धीरे उत्तर-पश्चिम दिशा की ओर बढ़ रहा है। सोमवार देर रात यह ओडिशा से लगभग 30 किलोमीटर दक्षिण और कलिंगपट्टनम से करीब 110 किलोमीटर उत्तर-पूर्व में केंद्रित था। संभावना है कि यह दबाव क्षेत्र आज ओडिशा और आंध्र प्रदेश के तट से टकराएगा। इसके असर से इन तटीय इलाकों में तेज हवाएं और भारी बारिश देखने को मिलेगी। यह भी पढ़ें: ISS से लौटे भारतीय अंतरिक्ष यात्री शुभांशु शुक्ला ने की पीएम मोदी से मुलाकात, Axiom-4 Mission की Earth Photos की चर्चा महाराष्ट्र में बारिश ने सबसे ज्यादा असर दिखाया है। सीएम देवेंद्र फडणवीस ने जानकारी दी कि लगातार बारिश से अब तक 7 लोगों की मौत हो चुकी है। नांदेड़ जिले में 200 से ज्यादा लोग फंस गए, जिन्हें निकालने के लिए सेना की मदद ली गई। कोंकण की कई नदियां खतरे के निशान पर पहुंच गई हैं और जलगांव जिले में भी भारी नुकसान हुआ है। मुंबई में भी लगातार बारिश से हालात बिगड़ गए हैं। शहर लगभग थम सा गया है। इसी वजह से BMC ने आज सभी स्कूल और कॉलेज बंद रखने का फैसला किया है। इसके अलावा पालघर, ठाणे, रायगढ़, रत्नागिरी और सिंधुदुर्ग जिलों के सभी स्कूल-कॉलेजों में भी छुट्टी घोषित कर दी गई है।</w:t>
+        <w:t xml:space="preserve"> https://www.socialnews.xyz/2025/08/18/maha-govt-plans-amnesty-scheme-to-recover-pending-transport-fines/</w:t>
+      </w:r>
+    </w:p>
+    <w:p>
+      <w:pPr>
+        <w:pStyle w:val="Normal"/>
+      </w:pPr>
+      <w:r>
+        <w:rPr/>
+        <w:t>Content: Home » National » Maha govt plans amnesty scheme to recover pending transport fines Posted By: Gopi August 18, 2025 Mumbai, Aug 18 (SocialNews.XYZ) The Maharashtra government is set to roll out an Amnesty Scheme for one-time settlement of long-pending dues towards fines imposed for violation of transport rules. The outstanding arrears are estimated at around Rs 2,500 crore -- of which Rs 1,000 crore are from Mumbai alone, and Rs 1,500 crore from the rest of the state. Transport Minister Pratap Sarnaik confirmed the government’s move. He said, “The department is not planning a complete waiver of fines. Instead, the department plans to recover a part of the pending dues and write off the rest. A final call will be taken after consultation with Chief Minister Devendra Fadnavis.” The department sources said that the owners of the two-wheelers, three-wheelers, four-wheelers, and heavy vehicles are expected to get the relief through the government’s move. This initiative is also expected to help the cash-strapped state government to mobilise additional revenue to fund populist schemes like Ladki Bahin Yojana. According to department sources, pending dues towards fines in Mumbai from 2020 were Rs 1,817 crore, of which the department has recovered Rs 817 crore, but still there are pending arrears worth Rs 1,000 crore. In the rest of Maharashtra, the dues are worth Rs 1,500 crore. The Transport Commissioner Vivek Bhimanwar has forwarded the Amnesty Scheme proposal of one-time settlement to the Transport Secretary. It has been proposed to waive 75 per cent of the dues towards fine if the two and three-wheeler pay 25 per cent arrears at one go. If the vehicle owners pay the pending dues in 15 days, then 50 per cent dues may be written off. The government hopes to recover 50 per cent to 75 per cent dues by offering this one-time settlement. Further, the transport department is drafting a Standard Operating Procedure (SOP) for the recovery of fines from the vehicle owners. This was needed as even though the transport department fixes the fine amount, it is implemented by the police personnel deployed on traffic management duty. The department noticed that the friction was due to the arbitrary manner in which fines were imposed. Therefore, the transport department sources said that the SOP is being prepared to define the powers of the police personnel in the recovery of fines. The transport department’s move comes when the state government has introduced a slew of initiatives to promote environmentally friendly transportation. The government aims to increase the adoption of electric vehicles in the state with a target of having 10 per cent of electric vehicles on the road by the end of 2025. The government has already announced waiver of toll taxes for electric vehicle owners with a view to promoting the use of KD Eco-friendly transportation. (Sanjay Jog can be contacted at sanjay.j@ians.in) Source: IANS Gopi Adusumilli is a Programmer. He is the editor of SocialNews.XYZ and President of AGK Fire Inc. He enjoys designing websites, developing mobile applications and publishing news articles on current events from various authenticated news sources. When it comes to writing he likes to write about current world politics and Indian Movies. His future plans include developing SocialNews.XYZ into a News website that has no bias or judgment towards any. He can be reached at gopi@socialnews.xyzMail | Web | Twitter Gopi Adusumilli is a Programmer. He is the editor of SocialNews.XYZ and President of AGK Fire Inc. He enjoys designing websites, developing mobile applications and publishing news articles on current events from various authenticated news sources. When it comes to writing he likes to write about current world politics and Indian Movies. His future plans include developing SocialNews.XYZ into a News website that has no bias or judgment towards any. He can be reached at gopi@socialnews.xyz Copyright 2025 | AGK FIRE INC| Terms of Service / Privacy Policy | Contact Us</w:t>
       </w:r>
     </w:p>
     <w:p>
@@ -554,16 +2231,16 @@
       </w:pPr>
       <w:r>
         <w:rPr/>
-        <w:t>Article 140</w:t>
-      </w:r>
-    </w:p>
-    <w:p>
-      <w:pPr>
-        <w:pStyle w:val="Normal"/>
-      </w:pPr>
-      <w:r>
-        <w:rPr/>
-        <w:t>Title: महाराष्ट्र में मौसम बरपा रहा कहर: नांदेड़ में फटा बादल, बारिश के चलते 15 से 16 जिलो में अलर्ट, CM फडणवीस ने फसलों से लेकर लोकल ट्रेनों के बारे में दिया ये बड़ा अपडेट</w:t>
+        <w:t>Article 173</w:t>
+      </w:r>
+    </w:p>
+    <w:p>
+      <w:pPr>
+        <w:pStyle w:val="Normal"/>
+      </w:pPr>
+      <w:r>
+        <w:rPr/>
+        <w:t>Title: चुनाव के बाद होगा महामंडलों का वितरण, महायुति के इच्छुक नेताओं पर प्रदर्शन का दबाव</w:t>
       </w:r>
     </w:p>
     <w:p>
@@ -575,16 +2252,16 @@
         <w:t xml:space="preserve">URL: </w:t>
       </w:r>
       <w:r>
-        <w:t xml:space="preserve"> https://www.bhaskarhindi.com/politics/devendra-fadnavis-cloudburst-nanded-maharashtra-news-maharashtra-1174025</w:t>
-      </w:r>
-    </w:p>
-    <w:p>
-      <w:pPr>
-        <w:pStyle w:val="Normal"/>
-      </w:pPr>
-      <w:r>
-        <w:rPr/>
-        <w:t>Content: Download App from डिजिटल डेस्क, मुंबई। महाराष्ट्र के नांदेड़ में सोमवार को बादल फटने की घटना सामने आई है। इस घटना को लेकर मुख्यमंत्री देवेंद्र फडणवीस ने मीडिया से चर्चा की। इस दौरान उन्होंने बताया कि नांदेड़ के तालुका में बादल फटने की घटना हुई है। मौके पर NDRF और SDRF की मदद ली जा रही हैं। उन्होंने कहा कि कुछ जगहों पर फसलों को भी काफी नुकसान हुआ है। नदियों के जलस्तर पर विशेष ध्यान दिया जा रहा है। 1 लाख हेक्टर से ज्यादा फसलों को नुकसान पहुंचा। 200 से ज्यादा गांव बाढ़ की चपेट में हैं। उन्होंने बताया कि मुंबई के कुछ जगहों पर 170 mm से ज्यादा बारिश हुई। सीएम ने कहा कि लोकल ट्रेनें बंद नहीं हुईं लेकिन उनकी गति धीमी हो गई। नांदेड में बादल फटने के बाद रेस्क्यू अभियान जारी इस संबंध में महाराष्ट्र के इमरजेंसी मैनेंजमेंट मिनिस्टर गिरीश महाजन ने बताया कि बीते 24 घंटे से राज्य में बारिश हो रही है। 4-5 लोग नहीं मिल रहे हैं। छानबीन जारी है। वो भी मिल जाएंगे। कुछ जिलों में रेड अलर्ट है। कही ऑरेंज अलर्ट भी है। नांदेड़ में ज्यादा बारिश हुई है। गांव पानी से घिरे हैं और रेस्क्यू जारी है। एक जगह सेना को भी लगाया गया है। मुख्यमंत्री ने कहा कि राज्य के अलग-अलग हिस्सों में भारी बारिश के संदर्भ में कंट्रोल रूम से संवाद साधा गया। 18 से 21 अगस्त के बीच और अधिक बारिश होने की संभावना है। अंबा-जगबुडी नदी चेतावनी स्तर तक पहुंच गई है। वशिष्टी नदी पर भी कड़ी नजर रखी जा रही है। तापी और हतनूर में अधिक पानी आने से रावेर क्षेत्र में पानी घुस गया है। जलगांव सबसे अधिक प्रभावित जिला है। यह भी पढ़े -दिल्ली लाल किले पर सिख सरपंच के साथ दुर्व्यवहार, भाजपा नेता ने ज्वाइंट कमिश्नर से की शिकायत सीएम देवेंद्र फडणवीस ने कही ये बात Created On : 18 Aug 2025 5:32 PM IST</w:t>
+        <w:t xml:space="preserve"> https://navbharatlive.com/maharashtra/nagpur/distribution-of-maha-mandals-will-happen-after-the-elections-pressure-of-demonstration-on-the-aspiring-leaders-of-mahayuti-1322474.html</w:t>
+      </w:r>
+    </w:p>
+    <w:p>
+      <w:pPr>
+        <w:pStyle w:val="Normal"/>
+      </w:pPr>
+      <w:r>
+        <w:rPr/>
+        <w:t>Content: देवेंद्र फड़नवीस, एकनाथ शिंदे और अजित पवार Maharashtra Politics: नेताओं की नजरें अब महामंडलों के पदों पर टिकी हैं। हालांकि जानकारी के मुताबिक इन महामंडलों का वितरण आगामी स्थानीय निकाय चुनावों के बाद किया जाएगा। राज्य सरकार ने महामंडलों के वितरण का फॉर्मूला तय कर लिया है जिसमें भाजपा को 44%, शिंदे गुट को 33% और राष्ट्रवादी (अजित पवार) गुट को 23% महामंडल मिलेंगे। साथ ही यह साफ कर दिया गया है कि वितरण इन चुनावों में नेताओं के प्रदर्शन के आधार पर होगा जिसके कारण तीनों दलों में पदों के लिए जोरदार होड़ मची हुई है। सत्ता में रहने पर हर किसी को अपना हिस्सा चाहिए होता है और इसी उम्मीद में तीनों दलों के कई नेता पद की आस लगाए बैठे हैं। जिन विधायकों को मंत्री पद नहीं मिला, वे कम से कम एक अच्छे महामंडल की उम्मीद कर रहे हैं। वहीं पार्टी के अन्य नेता, जो जनप्रतिनिधि नहीं हैं लेकिन बड़े पदाधिकारी हैं, उनकी भी उम्मीदें बढ़ गई हैं। जब से राज्य में महायुति सरकार बनी है तब से महामंडलों के वितरण को लेकर अक्सर विवाद होता रहा है। सत्ता में सहयोगी छोटी पार्टियों को भी हिस्सा देना पड़ता है, इसलिए पहले उन्हें उनके कोटे के महामंडल दिए जाते हैं जिसके बाद ही पार्टी के भीतर विचार होता है। महामंडल देकर असंतोष को शांत करना एक आसान तरीका होता है, इसीलिए नेताओं को महामंडलों का लालच देकर उन्हें शांत रखा जाता है और उनकी परीक्षा भी ली जाती है। कई बार तो वितरण को लेकर भड़काव भी होता है क्योंकि महत्वपूर्ण और कम महत्वपूर्ण महामंडलों के बंटवारे पर पार्टी के भीतर और गठबंधन में विवाद हो जाता है। महामंडलों का वितरण सभी दलों के लिए सिरदर्द बन गया है। कई लोगों को महामंडल का वादा दिया जाता है लेकिन असल में कुछ ही लोगों को यह मिलता है। महामंडलों का महत्व समझकर उन्हें पार्टी के बल के अनुसार बांटा गया है। कुछ महामंडलों को कैबिनेट मंत्री का दर्जा होता है तो कुछ को राज्य मंत्री का, इसलिए बड़े और महत्वपूर्ण कैबिनेट स्तर के महामंडल पाने के लिए अभी भी खींचतान जारी है। Follow Us On © Copyright Navbharatlive 2025 All rights reserved.</w:t>
       </w:r>
     </w:p>
     <w:p>
@@ -593,16 +2270,16 @@
       </w:pPr>
       <w:r>
         <w:rPr/>
-        <w:t>Article 141</w:t>
-      </w:r>
-    </w:p>
-    <w:p>
-      <w:pPr>
-        <w:pStyle w:val="Normal"/>
-      </w:pPr>
-      <w:r>
-        <w:rPr/>
-        <w:t>Title: Amravati Politics: अमरावती के दरियापुर में कांग्रेस को बड़ा झटका, सलीम घनीवाला भाजपा में शामिल</w:t>
+        <w:t>Article 174</w:t>
+      </w:r>
+    </w:p>
+    <w:p>
+      <w:pPr>
+        <w:pStyle w:val="Normal"/>
+      </w:pPr>
+      <w:r>
+        <w:rPr/>
+        <w:t>Title: 'उपराष्ट्रपती'साठी महाराष्ट्राच्या राज्यपालांचे नाव; फडणवीसांचे खासदारांना आवाहन, पवार-ठाकरेंना टोला</w:t>
       </w:r>
     </w:p>
     <w:p>
@@ -614,16 +2291,16 @@
         <w:t xml:space="preserve">URL: </w:t>
       </w:r>
       <w:r>
-        <w:t xml:space="preserve"> https://navbharatlive.com/maharashtra/amravati/major-blow-to-congress-in-dariyapur-of-amravati-salim-ghaniwala-joins-bjp-1321794.html/amp</w:t>
-      </w:r>
-    </w:p>
-    <w:p>
-      <w:pPr>
-        <w:pStyle w:val="Normal"/>
-      </w:pPr>
-      <w:r>
-        <w:rPr/>
-        <w:t>Content: दरियापुर में कांग्रेस को बड़ा झटका (सौजन्यः सोशल मीडिया) Amravati News: दर्यापुर स्थित घनीवाला औद्योगिक समूह के निदेशक और कई वर्षों से कांग्रेस के प्रति समर्पित परिवार, सलीमसेठ घनीवाला, भाजपा में शामिल हो गए हैं। उनके भाजपा में शामिल होने को कांग्रेस के लिए एक बड़ा झटका माना जा रहा है। राजस्व मंत्री चंद्रशेखर बावनकुले, सांसद डॉ. अनिल बोंडे और विधायक राजेश वानखड़े की उपस्थिति में उन्होंने भव्य तरीके से पार्टी की सदस्यता ग्रहण की। पंडित दीनदयाल उपाध्याय, श्यामा प्रसाद मुखर्जी द्वारा दिए गए ‘पथ अंत्योदय प्रण अंत्योदय’ और प्रधानमंत्री नरेंद्र मोदी के ‘सबका साथ सबका विकास’ के साथ, सलीम सेठ घनीवाला मुख्यमंत्री देवेंद्र फडणवीस के विकासशील महाराष्ट्र के सपने को साकार करने के लिए भारतीय जनता पार्टी में शामिल हुए। पार्टी प्रवेश समारोह वरिष्ठ भाजपा नेता बालासाहेब वानखड़े, महासचिव गोपाल चंदन, श्रीराम नेहर, मनीष कोरपे, गोकुल भडंगे की पहल पर आयोजित किया गया। सलीम दरियापुर नगर परिषद की पूर्व उपाध्यक्ष जुबेदाबाई घनीवाला के पुत्र हैं और उनके पिता, वरिष्ठ सामाजिक कार्यकर्ता जिकरभाई घनीवाला, कई वर्षों तक कांग्रेस पार्टी के प्रति निष्ठावान रहे। हालांकि, सलीम घनीवाला प्रधानमंत्री नरेंद्र मोदी, मुख्यमंत्री देवेंद्र फडणवीस, पालकमंत्री चंद्रशेखर बावनकुले, सांसद डॉ. अनिल बोंडे के विचारों से प्रेरित होकर भारतीय जनता पार्टी में शामिल हुए। कंप्यूटर इंजीनियर घनीवाला आने वाले समय में उद्योग, शिक्षा, अल्पसंख्यकों के विकास, मुस्लिम समुदाय की लड़कियों को शिक्षा की मुख्यधारा में लाने के लिए विशेष प्रयास आदि मुद्दों पर ध्यान केंद्रित करते हुए काम करेंगे। घनीवाला के आने से दर्यापुर में कांग्रेस को बड़ा झटका लगा है। उनके नेतृत्व में आने वाले समय में भाजपा द्वारा इस क्षेत्र में अल्पसंख्यकों का एक बड़ा संगठन तैयार किया जाएगा। इसके साथ ही उन्हें भाजपा की ओर से कोई बड़ी जिम्मेदारी मिलने की भी संभावना है। तो उधर बुनियादी ढांचे के लिए लाखों रुपए की विकास निधि स्वीकृत की जाती है। इस निधि का उपयोग पेयजल, सड़क, सीवर, स्कूल, स्वास्थ्य केंद्र, प्रकाश व्यवस्था जैसी महत्वपूर्ण परियोजनाओं के लिए करने का प्रावधान है; लेकिन हकीकत में यह निधि स्थानीय राजनीति के कारण गांवों के विकास के बजाय फाइलों, बैठकों और राजनीतिक दांव-पेंचों में अटकी रहती है। कई ग्राम पंचायतों में अधूरे प्रोजेक्ट्स की एक लंबी फेहरिस्त देखने को मिल रही है। कई गांवों में स्वीकृत कार्य वर्षों से अधूरे पड़े हैं। कहीं जल आपूर्ति टैंकों का निर्माण और जलमार्ग बिछाने का काम अधूरा पड़ा है, तो कहीं सड़कों का डामरीकरण आधा-अधूरा पड़ा है। कुछ जगहों पर सीवरेज निर्माण की गुणवत्ता इतनी खराब है कि मानसून में घरों में पानी घुसने की तस्वीर सामने आती है। ये भी पढ़े: सर्वसमावेशक व संतुलित विकास को प्राथमिकता, जिला नियोजन समिति की बैठक दत्तात्रय भरणे का प्रतिपादन अगर गांव स्तर पर सही योजना और पारदर्शिता के साथ धन का उपयोग किया जाए, तो गांवों की सूरत बदलने में देर नहीं लगेगी। लेकिन स्थानीय राजनीति और ठेकेदारों के स्वार्थ इस प्रक्रिया में बाधा बन रहे हैं। सरपंच, ग्राम पंचायत सदस्यों, प्रशासन और ठेकेदारों के बीच मतभेद और राजनीतिक गुटबाजी धन के उपयोग में बाधा डालती है। कभी-कभी काम शुरू तो हो जाता है, लेकिन चुनाव नज़दीक आते ही ठेकेदार काम रोक देते हैं या प्रशासन भुगतान रोक देता है। इसका सीधा असर ग्रामीणों पर पड़ता है। धन स्वीकृत होने के बावजूद, कई गांवों में सड़कें कई सालों से अधूरी हैं, जलापूर्ति योजनाएं लागू नहीं हुई हैं। तो पैसा कहां जाता है, यही सवाल आम जनता पूछ रही है। Follow Us On © Copyright Navbharatlive 2025 All rights reserved.</w:t>
+        <w:t xml:space="preserve"> https://marathi.oneindia.com/maharashtra/devendra-fadnavis-urges-mps-to-support-radhakrishnan-targets-uddhav-thackeray-and-sharad-pawar-035137.html?ref_source=OI-MR&amp;ref_medium=Home-Page&amp;ref_campaign=News-Cards</w:t>
+      </w:r>
+    </w:p>
+    <w:p>
+      <w:pPr>
+        <w:pStyle w:val="Normal"/>
+      </w:pPr>
+      <w:r>
+        <w:rPr/>
+        <w:t>Content: महाराष्ट्राचे राज्यपाल सी.पी. राधाकृष्णन यांना एनडीएने उपराष्ट्रपतीपदाचे उमेदवार म्हणून घोषित केले आहे. हा महाराष्ट्रासाठी अभिमानाचा क्षण असल्याचे सांगत, मुख्यमंत्री देवेंद्र फडणवीस यांनी राज्यातील सर्व खासदारांना राधाकृष्णन यांना पाठिंबा देण्याचे आवाहन केले आहे. या आवाहनात त्यांनी उद्धव ठाकरे आणि शरद पवार यांच्या नेतृत्वाखालील पक्षांना उद्देशून अप्रत्यक्ष टोलाही लगावला आहे. जयदीप धनखड यांच्या राजीनाम्यानंतर रिक्त झालेल्या उपराष्ट्रपतीपदासाठी आता लवकरच निवडणूक होणार आहे. यासाठी एनडीएने राधाकृष्णन यांच्या नावाची घोषणा केली आहे. या निर्णयावर बोलताना फडणवीस म्हणाले की, मूळचे तामिळनाडूचे असले तरी, राधाकृष्णन हे महाराष्ट्राचे राज्यपाल आहेत. महत्त्वाचे म्हणजे, ते मुंबईचे मतदार असून त्यांनी महाराष्ट्रात विधानसभा निवडणुकीसाठी मतदान केले आहे. उपराष्ट्रपतीपदाचा फॉर्म भरताना ते महाराष्ट्राचे मतदार म्हणून पुरावा सादर करणार असल्याने, ही महाराष्ट्रासाठी विशेष आनंदाची बाब आहे, असे फडणवीस यांनी सांगितले. सर्व पक्षांनी मतभेद विसरून राधाकृष्णन यांना पाठिंबा द्यावा, असे आवाहन करताना फडणवीस यांनी विशेषतः उद्धव ठाकरे आणि शरद पवार यांच्यावर निशाणा साधला. "महाराष्ट्राची अस्मिता सांगणारे उद्धव ठाकरे यांची शिवसेना आणि शरद पवार यांचा राष्ट्रवादी या दोन्ही नेत्यांनी सी.पी. राधाकृष्णन यांना समर्थन दिले पाहिजे," असे सांगत त्यांनी दोन्ही नेत्यांना अप्रत्यक्ष टोला लगावला. आपल्या महाराष्ट्रातील एक मतदार उपराष्ट्रपती होत आहे, त्यामुळे सर्वांनी त्यांना मदत करावी, असे आवाहनही त्यांनी केले. या निवडणुकीमुळे महाराष्ट्राच्या राजकारणात एक नवीन अध्याय सुरू झाला असून, आता विरोधी पक्ष यावर कशी प्रतिक्रिया देतात, हे पाहणे महत्त्वाचे ठरेल.</w:t>
       </w:r>
     </w:p>
     <w:p>
@@ -632,16 +2309,16 @@
       </w:pPr>
       <w:r>
         <w:rPr/>
-        <w:t>Article 142</w:t>
-      </w:r>
-    </w:p>
-    <w:p>
-      <w:pPr>
-        <w:pStyle w:val="Normal"/>
-      </w:pPr>
-      <w:r>
-        <w:rPr/>
-        <w:t>Title: शिवसेना शिंदे गुट को बड़ा झटका, बड़ा नेता छोड़ेगा एकनाथ शिंदे का साथ</w:t>
+        <w:t>Article 175</w:t>
+      </w:r>
+    </w:p>
+    <w:p>
+      <w:pPr>
+        <w:pStyle w:val="Normal"/>
+      </w:pPr>
+      <w:r>
+        <w:rPr/>
+        <w:t>Title: मुंबई में कबूतरखानों पर विवाद, महापालिका ने नागरिकों से आपत्तियां और सुझाव मांगे</w:t>
       </w:r>
     </w:p>
     <w:p>
@@ -653,16 +2330,16 @@
         <w:t xml:space="preserve">URL: </w:t>
       </w:r>
       <w:r>
-        <w:t xml:space="preserve"> https://mpbreakingnews.in/maharashtra/shivaji-sawant-bjp-solapur-eknath-shinde-54-804117</w:t>
-      </w:r>
-    </w:p>
-    <w:p>
-      <w:pPr>
-        <w:pStyle w:val="Normal"/>
-      </w:pPr>
-      <w:r>
-        <w:rPr/>
-        <w:t>Content: महाराष्ट्र में आने वाले कुछ महीनों में स्थानीय स्वराज संस्थाओं के चुनाव होने वाले हैं। इन चुनावों की तैयारियों में महाविकास आघाड़ी और महायुति के घटक दल पूरी तरह जुटे हुए हैं। इसी बीच दल-बदल की राजनीति भी तेज हो गई है। विधानसभा चुनाव के बाद महाविकास आघाड़ी के कई बड़े नेता महायुति में शामिल हो चुके हैं। अब शिवसेना शिंदे गुट को बड़ा धक्का लगा है। जानकारी के मुताबिक, शिवसेना शिंदे गुट के जिला संपर्क प्रमुख शिवाजी सावंत भाजपा में शामिल होने जा रहे हैं। खास बात यह है कि शिवाजी सावंत, शिंदे गुट के विधायक और मंत्री तानाजी सावंत के भाई हैं। पार्टी के अंदरूनी राजनीति से नाराज होकर उन्होंने पद से इस्तीफा दे दिया है और समर्थकों के साथ भाजपा में शामिल होने का निर्णय लिया है। अगले दो दिनों में उनका भाजपा प्रवेश कार्यक्रम तय है। माना जा रहा है कि सोलापुर दौरे पर आए उपमुख्यमंत्री देवेंद्र फडणवीस से गुप्त मुलाकात के बाद शिवाजी सावंत ने भाजपा में जाने का फैसला किया। बताया गया है कि फडणवीस की मौजूदगी में सावंत, पूर्व उपमहापौर दिलीप कोल्हे, शिवसेना और युवासेना के कई पदाधिकारी तथा महिला आघाड़ी से जुड़े कार्यकर्ता भाजपा में प्रवेश करेंगे। इस कदम से सोलापुर जिले में भाजपा की ताकत और मजबूत होने की संभावना है। इस घटनाक्रम पर शिवसेना शिंदे गुट के जिला प्रमुख अमोल शिंदे ने तीखी प्रतिक्रिया दी। उन्होंने भाजपा में जाने वाले नेताओं पर तंज कसते हुए कहा, “दिल्या घरी सुखी रहा।” साथ ही अमोल शिंदे ने यह भी कहा कि यह नेताओं का व्यक्तिगत निर्णय है, गुट पर इसका असर नहीं होगा। हालांकि राजनीतिक हलकों में इसे मुख्यमंत्री एकनाथ शिंदे के लिए बड़ा झटका माना जा रहा है। क्योंकि इस वजह से सोलापुर नगर निगम, पंचायत समिति और जिला परिषद चुनावों में भाजपा का दबदबा और बढ़ सकता है। MP Breaking News is the leading Hindi News portal in Madhya Pradesh, a digital news platform of INTUITIVE NEWS &amp; MEDIA PRIVATE LIMITED, providing news from every segment/category for its readers. Fast and Latest news updates with authenticating content are the prime objective that we seek towards creating a milestone for ourselves. Contact us: mpbreakingnews (at) gmail.com Bhopal News Indore News Jabalpur News Gwalior News Play Store Apple Store © 2025 Intuitive News &amp; Media Pvt. Ltd. | Powered By Parshva Web Home | Contact Us | Policies | Terms and Conditions</w:t>
+        <w:t xml:space="preserve"> https://mpbreakingnews.in/maharashtra/mumbai-municipal-corporation-pigeon-shelters-public-consultation-high-court-54-803921</w:t>
+      </w:r>
+    </w:p>
+    <w:p>
+      <w:pPr>
+        <w:pStyle w:val="Normal"/>
+      </w:pPr>
+      <w:r>
+        <w:rPr/>
+        <w:t>Content: मुंबई में कबूतरखानों को लेकर लंबे समय से जारी विवाद पर अब बृहन्मुंबई महानगरपालिका (बीएमसी) ने पहल की है। महापालिका ने नागरिकों से राय मांगी है कि कबूतरखानों में नियंत्रित तरीके से और तय समय पर कबूतरों को दाना डालने की अनुमति दी जाए या नहीं। सोमवार (18 अगस्त) से नागरिक अपनी आपत्तियां और सुझाव दर्ज करा सकते हैं। इस कदम का उद्देश्य है कि लोगों की राय लेकर इस मुद्दे का स्थायी समाधान निकाला जा सके। मुख्यमंत्री देवेंद्र फडणवीस ने पहले ही सुझाव दिया था कि कबूतरों को नियंत्रित ढंग से भोजन उपलब्ध कराया जाए। इसी संदर्भ में मुंबई हाईकोर्ट में हुई सुनवाई के दौरान बीएमसी ने कबूतरों को सुबह 6 से 8 बजे तक ही दाना डालने की सशर्त अनुमति देने की बात कही थी। हालांकि, अदालत ने निर्देश दिए थे कि यह निर्णय एकतरफा नहीं लिया जा सकता, बल्कि इसमें नागरिकों की राय को शामिल करना जरूरी है। इसी कारण अब महापालिका ने जनता से सुझाव और आपत्तियां आमंत्रित की हैं। महापालिका को इस विषय पर तीन आवेदन प्राप्त हुए हैं। इनमें दादर कबूतरखाना ट्रस्ट, यास्मिन भंसाली एंड कंपनी तथा पशु-पक्षी अधिकार कार्यकर्ता पल्लवी पाटिल के आवेदन शामिल हैं। ये सभी दस्तावेज बीएमसी की वेबसाइट (https://portal.mcgm.gov.in/irj/portal/anonymous?guest_user-english) पर देखे जा सकते हैं। नागरिक इन आवेदनों को देखकर 18 से 29 अगस्त के बीच suggestions@mcgm.gov.in ईमेल आईडी पर अपने सुझाव भेज सकते हैं। जो लोग लिखित में आपत्ति या सुझाव देना चाहें, वे परेल स्थित एफ दक्षिण वॉर्ड कार्यालय में ‘कार्यकारी स्वास्थ्य अधिकारी’ को सीधे भी जमा करा सकते हैं। मुंबई में फिलहाल 51 कबूतरखाने मौजूद हैं। इनमें से दादर का कबूतरखाना सबसे विवादास्पद रहा है। सर्वोच्च न्यायालय के निर्देश पर इसे दूसरी बार तिरपाल से ढककर बंद किया गया है। महापालिका का मानना है कि इस प्रक्रिया से न केवल कबूतरखानों को लेकर विवाद सुलझेगा, बल्कि पक्षियों की सुरक्षा और नागरिकों के स्वास्थ्य की रक्षा भी होगी। पारदर्शिता और लोगों की भागीदारी सुनिश्चित कर महापालिका इस मुद्दे पर टिकाऊ समाधान निकालने की दिशा में कदम बढ़ा रही है। MP Breaking News is the leading Hindi News portal in Madhya Pradesh, a digital news platform of INTUITIVE NEWS &amp; MEDIA PRIVATE LIMITED, providing news from every segment/category for its readers. Fast and Latest news updates with authenticating content are the prime objective that we seek towards creating a milestone for ourselves. Contact us: mpbreakingnews (at) gmail.com Bhopal News Indore News Jabalpur News Gwalior News Play Store Apple Store © 2025 Intuitive News &amp; Media Pvt. Ltd. | Powered By Parshva Web Home | Contact Us | Policies | Terms and Conditions</w:t>
       </w:r>
     </w:p>
     <w:p>
@@ -671,16 +2348,16 @@
       </w:pPr>
       <w:r>
         <w:rPr/>
-        <w:t>Article 143</w:t>
-      </w:r>
-    </w:p>
-    <w:p>
-      <w:pPr>
-        <w:pStyle w:val="Normal"/>
-      </w:pPr>
-      <w:r>
-        <w:rPr/>
-        <w:t>Title: NDA से उपराष्ट्रपति पद के उम्मीदवार चुने जाने पर C.P Radhakrishnan को PM मोदी ने दी बधाई</w:t>
+        <w:t>Article 176</w:t>
+      </w:r>
+    </w:p>
+    <w:p>
+      <w:pPr>
+        <w:pStyle w:val="Normal"/>
+      </w:pPr>
+      <w:r>
+        <w:rPr/>
+        <w:t>Title: Cases from 6 districts to be heard | ‘A dream comes true after 40-45 years of struggle’: CJI inaugurates HC bench in Kolhapur</w:t>
       </w:r>
     </w:p>
     <w:p>
@@ -692,16 +2369,16 @@
         <w:t xml:space="preserve">URL: </w:t>
       </w:r>
       <w:r>
-        <w:t xml:space="preserve"> https://www.primetvindia.com/pm-modi-congratulated-c-p-radhakrishnan/</w:t>
-      </w:r>
-    </w:p>
-    <w:p>
-      <w:pPr>
-        <w:pStyle w:val="Normal"/>
-      </w:pPr>
-      <w:r>
-        <w:rPr/>
-        <w:t>Content: FOLLOW US ON : C.P Radhakrishnan: एनडीए की ओर से देश के अगले उपराष्ट्रपति पद के लिए महाराष्ट्र के राज्यपाल सीपी राधाकृष्णन को उम्मीदवार बनाया गया है।राष्ट्रीय जनतांत्रिक गठबंधन (NDA) में शामिल सभी दलों ने शीर्ष नेतृत्व के इस फैसले का स्वागत किया है।प्रधानमंत्री नरेंद्र मोदी ने सीपी राधाकृष्णन को उपराष्ट्रपति का उम्मीदवार चुने जाने के एनडीए के इस फैसले का स्वागत किया है। Read More: Breaking News: वोट चोरी विवाद पर गरमाई सियासत! CEC के खिलाफ महाभियोग प्रस्ताव की तैयारी में विपक्ष पीएम मोदी ने सोशल मीडिया पर की एक पोस्ट में कहा कि,सीपी राधाकृष्णन ने सार्वजनिक सेवा के लंबे दौर में अपनी विनम्रता,बुद्धिमत्ता और समर्पण से अलग पहचान बनाई है।विभिन्न पदों पर रहते हुए उन्होंन हमेशा जनसेवा और समाज के वंचित वर्गों के सशक्तिकरण का प्रयास किया तमिलनाडु में उन्होंने जमीनी स्तर पर महत्वपूर्ण कार्य किए हैं तथा विभिन्न राज्यों के सांसद और राज्यपाल के रुप में उनका अनुभव बहुत ही समृद्ध रहा है। पीएम मोदी ने कहा,राज्यपाल के रुप में सेवाकाल के दौरान सीपी राधाकृष्णन ने हमेशा आम नागरिकों की समस्याओं के समाधान का प्रयास किया है इस आधार पर उन्हें विधायी और संवैधानिक मामलों का भी व्यापक अनुभव है।पीएम मोदी ने भरोसा जताते हुए कहा कि,सीपी राधाकृष्णम एक सशक्त और प्रेरक उपराष्ट्रपति साबित होंगे।महाराष्ट्र के मुख्यमंत्री देवेंद्र फडणवीस ने राज्यपाल और एनडीए की ओर से उपराष्ट्रपति पद के लिए घोषित उम्मीदवार सीपी राधाकृष्णन से राजभवन में मुलाकात कर उन्हें बधाई दी है। महाराष्ट्र मुख्यमंत्री कार्यालय ने इस मुलाकात की तस्वीरें सोशल मीडिया के प्लेटफॉर्म एक्स पर शेयर की।जिसमें तस्वीरें शेयर कर लिखा-कोल्हापुर से वापस लौटने पर मुख्यमंत्री देवेंद्र फडणवीस ने मुंबई के राजभवन में राज्यपाल सीपी राधाकृष्णन को भारत के उपराष्ट्रपति पद के लिए राष्ट्रीय जनतांत्रिक गठबंधन (एनडीए) के उम्मीदवार घोषित किए जाने पर बधाई दी। आपको बता दें कि,सीपी राधाकृष्णन इस वक्त महाराष्ट्र के राज्यपाल हैं।पूर्व उपराष्ट्रपति जगदीप धनखड़ के इस्तीफे के बाद उपराष्ट्रपति का पद रिक्त हुआ था।भारतीय जनता पार्टी के राष्ट्रीय अध्यक्ष जेपी नड्डा ने प्रेस कॉन्फ्रेंस कर कहा कि,महाराष्ट्र के राज्यपाल सीपी राधाकृष्णन उपराष्ट्रपति चुनाव के लिए एनडीए उम्मीदवार होंगे। जेपी नड्डा ने कहा कि,आप सभी जानते हैं आज भाजपा संसदीय बोर्ड की उपराष्ट्रपति पद के उम्मीदवार के चयन के लिए बैठक हुई।भाजपा का लक्ष्य सभी दलों के साथ समन्वय स्थापित करके उपराष्ट्रपति चुनाव सर्वसम्मति से कराना है।पिछले एक सप्ताह में हमारे द्वारा एनडीए सहयोगियों और विपक्षी दलों से संपर्क किया गया है। सीपी राधाकृष्णन ने 31 जुलाई 2024 को महाराष्ट्र के राज्यपाल के रूप में शपथ ली।अपनी नियुक्ति से पहले,उन्होंने लगभग डेढ़ वर्ष तक झारखंड के राज्यपाल के रूप में कार्य किया इस दौरान उन्होंने कुछ समय के लिए तेलंगाना के राज्यपाल और पुडुचेरी के उपराज्यपाल का अतिरिक्त कार्यभार भी संभाला।चार दशकों से अधिक के अनुभव के साथ राधाकृष्णन तमिलनाडु की राजनीति और सार्वजनिक जीवन में एक सम्मानित नाम हैं। Read More: Bhadrapad Amavasya 2025: 22 या 23 अगस्त कब है भाद्रपद अमावस्या? जानें सही तारीख और समय Top Section State Connect with us Subscribe on Youtube Download APP Sign in to your account Remember me</w:t>
+        <w:t xml:space="preserve"> https://indianexpress.com/article/cities/pune/cases-dream-struggle-cji-inaugurates-hc-bench-kolhapur-10195928/</w:t>
+      </w:r>
+    </w:p>
+    <w:p>
+      <w:pPr>
+        <w:pStyle w:val="Normal"/>
+      </w:pPr>
+      <w:r>
+        <w:rPr/>
+        <w:t>Content: Chief Justice of India B R Gavai inaugurated a circuit bench of the Bombay High Court in Kolhapur on Sunday and said that the dream of lawyers and citizens has finally come true after decades of struggle. “This is the day when the dream of lawyers and citizens for a high court has come true after a 40-45 years of struggle,” he said, highlighting the efforts and hardships that went into getting the high court bench in Kolhapur. Chief Minister Devendra Fadnavis, Deputy Chief Minister Eknath Shinde, state ministers Chandrakant Patil and Hasan Mushrif, Congress MP Shrimant Shahu Maharaj, Sangli MP Vishal Patil, MLC Satej Patil, Bombay High Court Chief Justice Alok Aradhe and local MLAs, representatives of various Advocates Bar Associations were present at the inaugural function. The Kolhapur bench is the fourth bench of the Bombay High Court. It has other benches at Nagpur, Aurangabad (now Chhatrapati Sambhajinagar), and neighbouring state of Goa. A notification for setting up of the Kolhapur circuit bench was issued by Bombay High Court Chief Justice Alok Aradhe on August 1. The bench has come up after demands from litigants and lawyers who have to travel over 300-350 km all the way to Mumbai. The bench, which will start functioning from Monday, will hear matters relating to PILs, civil writ petitions, first appeals, family court appeals and other civil and criminal cases from six districts— Kolhapur, Satara, Sangli, Solapur, Ratnagiri and Sindhudurg. Addressing a gathering after the inauguration, the CJI said, “Through the Kolhapur circuit bench, the common man will get social and financial justice. The circuit bench should soon make way for a Bombay High Court bench.” The CJI said the lawyers from six districts struggled for years to get the HC bench in Kolhapur. “The people and lawyers from these districts struggled for 40-45 years, demanding the high court. Some of the old-time lawyers have passed away. When a committee was formed to find out whether the HC bench could be set up, two judges gave conflicting reports. However, the report of judge Ranjit More who suggested setting up of the HC bench in Kolhapur was accepted. Finally, after 11 years the day has dawned,” he said. The CJI said that he pursued the matter after taking charge on May 14. “I have always believed that justice should reach the doorstep of the people..I had told the high court chief justice that the bench should be set up by August… We then decided that we should set up the Kolhapur bench a day after Independence Day. We decided that people should get freedom from their problems in getting justice and therefore the bench should be set up as soon as possible,” he said. The CJI praised the state government and the public works department for setting up the bench in a short period of time. “The building of the high court bench was set up in barely 20-25 days. The old grandeur of the building has been retained. The public works department led by Shivendraraje Bhosale has done outstanding work. This should actually make it to the Guinness Book of World Records… Those who said Maharashtra was behind in judicial infrastructure have been given a befitting reply,” he said. The CJI said that HC Chief Justice Alok Aradhe was not confident that the Kolhapur bench would be set up in August. “He (Aradhe) is possibly not aware of the Chief Minister and the Deputy Chief Minister. May be because of the newspaper reports which said Maharashtra was lagging in ensuring proper judicial infrastructure. He had doubts whether the Maharashtra government would be able to set up the bench by August 15. However, the CM assured us that it would be ready by August 15,” he said. “I am of the opinion that Maharashtra is not behind when it comes to judiciary’s infrastructure. Government is always behind the judiciary when it comes to infrastructure,” the CJI said. CJI Gavai stated that the Kohapur bench will ensure social and economic justice for the common man. “The Kolhapur bench will ensure social and economic justice for the common man. The setting up of the bench is a good opportunity for budding lawyers. A hostel should also be set up for them at the circuit bench.” Expressing happiness over the high court bench being set up on the land of Maratha ruler Chhatrapati Shahu Maharaj, the CJI said, “It was Chhatrapati Shahu Maharaj who had given 50 per cent reservation to the people from Backward Class for the first time. It was Shahu Maharaj who put a stop to devdasi system. Chhatrapati Shahu Maharaj had said that whatever wealth we have it is meant for others. And therefore we celebrate his birth anniversary as Social Justice Day.” Chief Minister Fadnavis, in his address, termed the setting up of the circuit bench of the high court in Kolhapur “historical”. “The 50 year old struggle of lawyers and people from Kolhapur, Sangli, Satara, Ratnagiri and Sindhudurg has finally culminated with the inauguration of the circuit bench of the high court in Kolhapur,” he said. Fadnavis said that in his first term as chief minister, the state cabinet had decided to set up the high court bench in Kolhapur on May 12, 2015. “When Prime Minister Narendra Modi visited Kolhapur for an event, a request to set up the bench in Kolhapur was placed before him. After that, Chandrakant Patil had led an all-party delegation to me pressing for the HC bench in Kolhapur. The state government then pursued the matter with the Bombay High Court. We told the HC that we were ready to set up the judicial infrastructure. However, things picked up after CJI Bhushan Gavai took charge. He himself personally monitored the progress of the circuit bench plan,” Fadnavis said. The Chief Minister said his government would soon bring in a law to ensure safety of advocates. “A demand has been repeatedly made to enact a law to ensure the safety of lawyers. Our government is positive about bringing in the legislation,” he said. With PTI inputs Manoj More has been working with the Indian Express since 1992. For the first 16 years, he worked on the desk, edited stories, made pages, wrote special stories and handled The Indian Express edition. In 31 years of his career, he has regularly written stories on a range of topics, primarily on civic issues like state of roads, choked drains, garbage problems, inadequate transport facilities and the like. He has also written aggressively on local gondaism. He has primarily written civic stories from Pimpri-Chinchwad, Khadki, Maval and some parts of Pune. He has also covered stories from Kolhapur, Satara, Solapur, Sangli, Ahmednagar and Latur. He has had maximum impact stories from Pimpri-Chinchwad industrial city which he has covered extensively for the last three decades. Manoj More has written over 20,000 stories. 10,000 of which are byline stories. Most of the stories pertain to civic issues and political ones. The biggest achievement of his career is getting a nearly two kilometre road done on Pune-Mumbai highway in Khadki in 2006. He wrote stories on the state of roads since 1997. In 10 years, nearly 200 two-wheeler riders had died in accidents due to the pathetic state of the road. The local cantonment board could not get the road redone as it lacked funds. The then PMC commissioner Pravin Pardeshi took the initiative, went out of his way and made the Khadki road by spending Rs 23 crore from JNNURM Funds. In the next 10 years after the road was made by the PMC, less than 10 citizens had died, effectively saving more than 100 lives. Manoj More's campaign against tree cutting on Pune-Mumbai highway in 1999 and Pune-Nashik highway in 2004 saved 2000 trees. During Covid, over 50 doctors were asked to pay Rs 30 lakh each for getting a job with PCMC. The PCMC administration alerted Manoj More who did a story on the subject, asking then corporators how much money they demanded....The story worked as doctors got the job without paying a single paisa. Manoj More has also covered the "Latur drought" situation in 2015 when a "Latur water train" created quite a buzz in Maharashtra. He also covered the Malin tragedy where over 150 villagers had died. Manoj More is on Facebook with 4.9k followers (Manoj More), on twitter manojmore91982 ... Read More Click here to join Express Pune WhatsApp channel and get a curated list of our stories You May Like US President Donald Trump, in a sharp rebuke of Volodymyr Zelenskyy, told the Ukrainian leader that Kyiv must abandon its aspirations of joining NATO, aligning with Moscow’s long-pressed demand. He pushed Zelenskyy to accept a peace deal, suggesting that he could end the ongoing war with Russia “almost immediately” if the concessions were made.</w:t>
       </w:r>
     </w:p>
     <w:p>
@@ -710,16 +2387,16 @@
       </w:pPr>
       <w:r>
         <w:rPr/>
-        <w:t>Article 144</w:t>
-      </w:r>
-    </w:p>
-    <w:p>
-      <w:pPr>
-        <w:pStyle w:val="Normal"/>
-      </w:pPr>
-      <w:r>
-        <w:rPr/>
-        <w:t>Title: Mumbai Rain Red Alert : पावसामुळे आतापर्यंत 7 जणांचा मृत्यू; साचलेल्या पाण्यामुळे प्रवाशांचे हाल अन् राजकारणही तापलं</w:t>
+        <w:t>Article 177</w:t>
+      </w:r>
+    </w:p>
+    <w:p>
+      <w:pPr>
+        <w:pStyle w:val="Normal"/>
+      </w:pPr>
+      <w:r>
+        <w:rPr/>
+        <w:t>Title: Maratha commander Raghuji Bhonsle s sword brought to Mumbai</w:t>
       </w:r>
     </w:p>
     <w:p>
@@ -731,16 +2408,16 @@
         <w:t xml:space="preserve">URL: </w:t>
       </w:r>
       <w:r>
-        <w:t xml:space="preserve"> https://sarkarnama.esakal.com/mumbai/mumbai-rain-red-alert-heavy-rainfall-maharashtra-floods-bmc-pune-schooll-jap93</w:t>
-      </w:r>
-    </w:p>
-    <w:p>
-      <w:pPr>
-        <w:pStyle w:val="Normal"/>
-      </w:pPr>
-      <w:r>
-        <w:rPr/>
-        <w:t>Content: Mumbai Rain Red Alert : कालपासून मुंबईसह राज्यभरात पावसाने चांगलाच जोर धरला आहे. मुसळधार पावसामुळे दादरच्या हिंदमाता परिसरात पाणी साचलं आहे. मागील 2-3 दिवसांपासून सतत पडणाऱ्या मुसळधार पावसामुळे जनजीवन विस्कळीत झालं आहे. अशातच आता मुंबईत आज देखील हवामान विभागाकडून रेड अलर्ट देण्यात आला आहे. मुंबईसह पुण्यात देखील मुसळधार पावसाला सुरूवात झाली आहे. अशातच भारतीय हवामान खात्याकडून मुंबईसह, पुणे, सातारा, सांगली, कोल्हापूर, कोकण, मराठवाडा, विदर्भाला जोरदार पावसाचा इशारा दिला आहे. मुंबई महापालिका प्रशासनाने अति महत्वाच्या कामाशिवाय घराबाहेर पडू नका अशा सूचना दिल्या आहेत. मुंबईसह ठाणे आणि पालघर जिल्ह्यांमध्ये 18 व 19 ऑगस्टसाठी हवामान विभागाने रेड अलर्ट जारी केल्यामुळे या जिल्ह्यातील शाळांना आणि महाविद्यालयांना सुट्टी देण्यात आली आहे. मुंबईसह राज्यभरात पावसाने थैमान घातलं आहे. नांदेड जिल्ह्यात पावसाच्या पाण्यात अडकलेल्या लोकांच्या बचावासाठी सैन्याला पाचारण करण्यात आलं आहे. दरम्यान, राज्यात आतापर्यंत 7 जणांचा मृत्यू झाल्याची माहिती मुख्यमंत्री देवेंद्र फडणवीस यांनी दिली आहे. तर पावसाच्या पाण्यामुळे आता राज्यातील राजकारण देखील तापलं आहे. पावसामुळे मुंबईकरांचे हाल होत आहेत. या पार्श्वभूमीवर ठाकरेंच्या शिवसेनेचे आमदार आदित्य ठाकरे यांनी एकनाथ शिंदेवर हल्लाबोल केला आहे. फेकनाथ मिंधे ह्यांच्या रस्ते घोटाळ्यामुळे मुंबईच्या रस्त्यांची आज दुरवस्था झाल्याचा आरोप त्यांनी केला आहे. एका घोटाळ्यामुळे मुंबईतील रस्त्यांची अवस्था वाईट आहे आणि पावसात लोकांना अडचणी येत आहेत. निवडणुका न घेतल्यामुळे गेल्या तीन वर्षांपासून राज्य सरकार बीएमसीवर नियंत्रण ठेवत आहे आणि त्यात जबाबदारीचा अभाव असल्याचं आदित्य ठाकरे यांनी म्हटलं आहे. त्यामुळे आता पावसाच्या पाण्यावरून राज्यातील राजकारण देखील तापल्याचं दिसत आहे. दरम्यान, आज दुपारी राज्य मंत्रिमंडळाची महत्वाची बैठक पार पडणार आहे. यात अतिवृष्टी संदर्भात काही मोठे निर्णय घेतले जाण्याची शक्यता आहे. सरकारनामाचे सदस्य व्हा शॉपिंगसाठी 'सकाळ प्राईम डील्स'च्या भन्नाट ऑफर्स पाहण्यासाठी क्लिक करा. Read Latest Marathi Political News, Breaking Political News from Maharashtra, India, Pune &amp; Mumbai at Sarkarnama. To Get Live Political Marathi News on Mobile, Download the Sarkarnama Mobile App for Android and IOS. सरकारनामा आता सर्व सोशल मीडिया प्लॅटफॉर्मवर. ताज्या राजकीय घडामोडींसाठी फेसबुक, ट्विटर, इन्स्टाग्राम, शेअर चॅट, टेलिग्रामवर आणि व्हॉट्सॲप आम्हाला फॉलो करा. तसेच, सरकारनामा यूट्यूब चॅनेलला आजच सबस्क्राइब करा. Follow Us Copyright © 2025 Sakal Media Group – All Rights Reserved Powered by Quintype वेबसाईटवर ब्राउझिंगचा अनुभव सर्वोत्तम असावा, यासाठी आम्ही कुकीजचा वापर करतो. कुकीजमुळे तुम्हाला तुमच्या आवडत्या मजकुराची शिफारस करता येते. आमचे गोपनीयता आणि कुकीजसंदर्भातील धोरण तुम्हाला मान्य आहे.</w:t>
+        <w:t xml:space="preserve"> https://www.indiaherald.com/Breaking/Read/994842382/Maratha-commander-Raghuji-Bhonsles-sword-brought-to-Mumbai</w:t>
+      </w:r>
+    </w:p>
+    <w:p>
+      <w:pPr>
+        <w:pStyle w:val="Normal"/>
+      </w:pPr>
+      <w:r>
+        <w:rPr/>
+        <w:t>Content: It is believed that this sword was taken out of India during the Sitabuldi war of 1817, when the british East india Company defeated the Marathas. The famous sword of the famous Maratha commander Raghuji Bhonsle I reached Mumbai on Monday. This sword was acquired by the maharashtra government in an auction held recently in London. State Cultural Affairs minister Ashish Shelar said that the sword will be kept in the P.L. Deshpande Academy, where the general public can also see the sword. Ashish Shelar said that the sword was brought by a plane to Chhatrapati shivaji Maharaj international airport at around 10 am. From there, the sword was taken to the P.L. Deshpande Academy in Prabhadevi. He said that due to heavy rains and traffic jams, the bike rally organized to take the sword from the airport was canceled. In the evening, a function in the presence of chief minister devendra fadnavis and Deputy Chief Ministers Eknath Shinde and Ajit Pawar will be held at a scheduled time. The sword of Raghuji Bhonsle I, founder of the nagpur Bhonsle dynasty and a prominent general of the maratha army during the reign of Chhatrapati Shahu Maharaj, was acquired by the maharashtra government in an international auction some time ago. The iconic sword was acquired for Rs 47.15 lakh at an auction in London. It is believed that the sword was taken out of india during the Battle of Sitabuldi in 1817, when the british East india Company defeated the Marathas. The news of the auction of this sword came to light on april 28. After this, the indian Embassy in london was contacted, and an intermediary was appointed to participate in the auction. Shelar said that he went to london to complete the legal formalities and personally take possession of the artefact. The minister described this acquisition as a historic victory for the state. A large number of Marathi-speaking citizens were present in london when the sword was handed over to Shelar. Deputy director of the Archaeology Department Hemant Dalvi also accompanied the minister during the visit. Raghuji Bhosale I (1695-1755), the founder of the nagpur Bhosale dynasty, was given the title of 'Senasaheb Subha' by Chhatrapati Shahu Maharaj for his military prowess. Bhosale led campaigns against the Nawab of bengal in 1745 and 1755, extending maratha influence to bengal and Odisha. The sword is an excellent example of the maratha 'Firang' style, with a straight, single-edged European-made blade, gold decoration on the Mulheri hilt, and an inscription in Devanagari near the hilt, which reads 'Srimant Raghoji Bhosale Senasaheb Subha Firang'. The state government said the weapon symbolises both maratha military heritage and the craftsmanship of that period. Its return has become an important cultural moment for Maharashtra. Empowering 140+ Indians within and abroad with entertainment, infotainment, credible, independent, issue based journalism oriented latest updates on politics, movies. India Herald Group of Publishers P LIMITED is MediaTech division of prestigious Kotii Group of Technological Ventures R&amp;D P LIMITED, Which is core purposed to be empowering 760+ crore people across 230+ countries of this wonderful world. India Herald Group of Publishers P LIMITED is New Generation Online Media Group, which brings wealthy knowledge of information from PRINT media and Candid yet Fluid presentation from electronic media together into digital media space for our users. With the help of dedicated journalists team of about 450+ years experience; India Herald Group of Publishers Private LIMITED is the first and only true digital online publishing media groups to have such a dedicated team. Dream of empowering over 1300 million Indians across the world to stay connected with their mother land [from Web, Phone, Tablet and other Smart devices] multiplies India Herald Group of Publishers Private LIMITED team energy to bring the best into all our media initiatives such as https://www.indiaherald.com</w:t>
       </w:r>
     </w:p>
     <w:p>
@@ -749,16 +2426,16 @@
       </w:pPr>
       <w:r>
         <w:rPr/>
-        <w:t>Article 145</w:t>
-      </w:r>
-    </w:p>
-    <w:p>
-      <w:pPr>
-        <w:pStyle w:val="Normal"/>
-      </w:pPr>
-      <w:r>
-        <w:rPr/>
-        <w:t>Title: Nagpur News - Latest Updates and Breaking Headlines</w:t>
+        <w:t>Article 178</w:t>
+      </w:r>
+    </w:p>
+    <w:p>
+      <w:pPr>
+        <w:pStyle w:val="Normal"/>
+      </w:pPr>
+      <w:r>
+        <w:rPr/>
+        <w:t>Title: Maratha general Raghuji Bhonsle's sword brought to Mumbai</w:t>
       </w:r>
     </w:p>
     <w:p>
@@ -770,16 +2447,16 @@
         <w:t xml:space="preserve">URL: </w:t>
       </w:r>
       <w:r>
-        <w:t xml:space="preserve"> https://www.nagpurtoday.in/historic-sword-of-raje-raghuji-bhonsle-arrives-in-mumbai-to-royal-welcome/08181446</w:t>
-      </w:r>
-    </w:p>
-    <w:p>
-      <w:pPr>
-        <w:pStyle w:val="Normal"/>
-      </w:pPr>
-      <w:r>
-        <w:rPr/>
-        <w:t>Content: Mumbai/Nagpur: The historic sword of Shrimant Raje Raghuji Bhonsle arrived in Mumbai from London on Monday, August 18, where it was given a grand welcome by the Government of Maharashtra at the Mumbai International Airport. Later in the evening, it will be ceremoniously unveiled in the presence of Chief Minister Devendra Fadnavis. The sword is remarkable for several reasons. Most medieval Maratha weapons lacked decorative embellishment or inscriptions of their makers or owners. This sword is a rare exception, bearing both intricate ornamentation and the owner’s name. The presence of its European-made blade further points to the flourishing international arms trade in 18th-century India. The legendary sword of Shrimant Raje Raghuji Bhonsle was recently secured by the Government of Maharashtra through an auction in London. Cultural Affairs Minister Ashish Shelar, who took possession of the sword in London, formally received the historic sword at the Mumbai International Airport. The Departments of Cultural Affairs, Archaeology and Museums, and the Directorate of Cultural Affairs, along with PL Deshpande Maharashtra Kala Academy, at 6 p.m., have organised the ‘Sena Saheb Subha Parakram Darshan’ ceremony, said the release issued by Minister Shelar’s office. During the programme, the exhibition and inauguration of the historic sword of Shrimant Raje Raghuji Bhonsle will be done by Chief Minister Devendra Fadnavis. Deputy Chief Ministers Eknath Shinde and Ajit Pawar, Minister for Cultural Affairs and IT and Guardian Minister of Suburban District Ashish Shelar will be present. Shrimant Mudhoji Raje Bhonsle, descendant of Shrimant Raje Raghuji Bhonsle, will also grace the occasion with his special presence. The event will also be attended by Dr Kiran Kulkarni, Secretary, Department of Cultural Affairs, local MP Anil Desai, and MLA Mahesh Sawant, among others. An exhibition showcasing the legendary sword of Shrimant Sena Saheb Subha Raghuji Raje Bhonsle, brought from England, along with insights into 12 heritage forts, will be held from August 19 to August 25, 2025, between 11 a.m. and 7 p.m. at the Art Gallery of PL Deshpande Maharashtra Kala Academy, Prabhadevi, Mumbai. The exhibition will be open to all, free of cost. Raghuji Bhosale I (1695-14 February 1755) was the founder of the Nagpur Bhonsle dynasty and a prominent commander in the Maratha Army during Chhatrapati Shahu Maharaj’s reign. Recognised as one of the most daring Maratha commanders of the 18th century, Raghuji Bhonsle’s Nagpur kingdom was rich in iron and copper deposits, used not only for manufacturing goods but also for crafting weapons. The royal weaponry of the Nagpur Bhonsles represented a perfect blend of craftsmanship and elegance.</w:t>
+        <w:t xml:space="preserve"> https://english.metrovaartha.com/news/mumbai/maratha-general-raghuji-bhonsles-sword-brought-to-mumbai</w:t>
+      </w:r>
+    </w:p>
+    <w:p>
+      <w:pPr>
+        <w:pStyle w:val="Normal"/>
+      </w:pPr>
+      <w:r>
+        <w:rPr/>
+        <w:t>Content: Mumbai | The iconic sword of famous Maratha general Raghuji Bhonsle I, recently acquired by the Maharashtra Government in an auction in London, was brought to Mumbai on Monday morning and shifted to the P L Deshpande Academy, state Cultural Affairs Minister Ashish Shelar said. Talking to reporters, Shelar said that the sword, which was transported by a flight at the Chhatrapati Shivaji Maharaj International Airport around 10 am, was taken to the academy in the Prabhadevi area for safekeeping. The bike rally planned to escort the sword from the airport was cancelled owing to heavy rains and traffic congestion across the city since morning, he said, adding that a programme scheduled to take place in the evening in the presence of Chief Minister Devendra Fadnavis and Deputy Chief Ministers Eknath Shinde and Ajit Pawar, would be held at the designated time. The sword of Raghuji Bhonsle I, founder of the Nagpur Bhonsle dynasty and a prominent general in the Maratha army during the reign of Chhatrapati Shahu Maharaj, was acquired by the state government in an international auction earlier this year. The government had earlier stated that the iconic sword was reclaimed at an auction in London for Rs 47.15 lakh. The sword is believed to have been taken outside India during the 1817 Battle of Sitabuldi, when the British East India Company defeated the Nagpur Bhonsles. The news of the sword, an important historical artefact, being put up for auction surfaced on April 28. The embassy was contacted, and an intermediary was appointed to participate in the auction. Shelar had travelled to London to complete the legal formalities and personally take possession of the artefact. The minister described the acquisition as a "historic victory" for the state. A large number of Marathi-speaking citizens in London were present when the sword was handed over to Shelar. Deputy Director of the Archaeology Department, Hemant Dalvi, also accompanied the minister during the trip. Raghuji Bhonsle I (1695-1755), founder of the Nagpur Bhosale dynasty, was conferred the title "Senasahib Subha" by Chhatrapati Shahu Maharaj for his military skills. Bhonsle had led campaigns against the Nawab of Bengal in 1745 and 1755, extending Maratha influence to Bengal and Odisha. The sword is a fine example of the Maratha 'firang' style, with a straight, single-edged European-made blade, gold decorations on its Mulheri hilt, and an inscription in Devanagari near the hilt, reading "Shrimant Raghoji Bhonsle Senasahibsubha Firang". The state government said the weapon symbolises both Maratha military heritage and the craftsmanship of the period, making its return a significant cultural moment for Maharashtra. Follow Us © metrovaartha-en 2025 Powered by Quintype</w:t>
       </w:r>
     </w:p>
     <w:p>
@@ -788,16 +2465,16 @@
       </w:pPr>
       <w:r>
         <w:rPr/>
-        <w:t>Article 146</w:t>
-      </w:r>
-    </w:p>
-    <w:p>
-      <w:pPr>
-        <w:pStyle w:val="Normal"/>
-      </w:pPr>
-      <w:r>
-        <w:rPr/>
-        <w:t>Title: ३१ खासदार निवडून आले तेव्हा मतदारयाद्या बरोबर होत्या का ?</w:t>
+        <w:t>Article 179</w:t>
+      </w:r>
+    </w:p>
+    <w:p>
+      <w:pPr>
+        <w:pStyle w:val="Normal"/>
+      </w:pPr>
+      <w:r>
+        <w:rPr/>
+        <w:t>Title: महाराष्ट्रातील 'या' जिल्ह्यात उभारणार 'स्टॅच्यू ऑफ युनिटी'; सरकारचा काय आहे प्लॅन?</w:t>
       </w:r>
     </w:p>
     <w:p>
@@ -809,16 +2486,16 @@
         <w:t xml:space="preserve">URL: </w:t>
       </w:r>
       <w:r>
-        <w:t xml:space="preserve"> https://www.lokmat.com/nagpur/were-the-voter-lists-correct-when-31-mps-were-elected-a-a1000/</w:t>
-      </w:r>
-    </w:p>
-    <w:p>
-      <w:pPr>
-        <w:pStyle w:val="Normal"/>
-      </w:pPr>
-      <w:r>
-        <w:rPr/>
-        <w:t>Content: हिंदी | English सोमवार २५ ऑगस्ट २०२५ FOLLOW US : शहरं व्हिडीओ सखी आणखी By ऑनलाइन लोकमत | Updated: August 18, 2025 13:07 IST2025-08-18T13:05:00+5:302025-08-18T13:07:35+5:30 लोकमत न्यूज नेटवर्कनागपूर : ज्या ठिकाणी भाजप निवडून येते त्याच ठिकाणी काँग्रेस पक्षाला आक्षेप असतो. महाराष्ट्रात जेव्हा काँग्रेसचे ३१ खासदार निवडून आले, तेव्हा कुठलाही आक्षेप त्यांनी घेतला नाही. त्यावेळी मतदार याद्या बरोबर होत्या का, असा सवाल महसूलमंत्री चंद्रशेखर बावनकुळे यांनी केला आहे. नागपुरात रविवारी ते प्रसारमाध्यमांशी बोलत होते. निवडणुकीच्या काळात मतदार याद्या जाहीर होतात. त्यावेळी सर्वच पक्षांना आक्षेप घेण्यासाठी वेळ दिला जातो. विधानसभा निवडणुकीत महाराष्ट्रात एक लाख बूथवर याद्या लावल्या होत्या. त्यावेळी काँग्रेसच्या कुठल्याही नेत्याने आक्षेप घेतला नाही. निवडणुकीच्या काळातही आक्षेप घेतले नाही. मात्र, निवडणुका झाल्यावर सात महिन्यांनंतर राहुल गांधी यांनी आक्षेप घेतला. विधानसभा निवडणुका ज्या मतदान याद्यांवर झाल्या त्याच याद्यांवर आगामी स्थानिक स्वराज्य संस्थांच्या निवडणुका होणार आहेत. त्यामुळे काँग्रेस नेत्यांचे काही आक्षेप असतील तर ते त्यांनी आत्ताच निवडणूक आयोगाकडे मांडावे. नाहीतर पुन्हा निवडणूक हरल्यानंतर अपयशाचे खापर मतदार यादीवर फोडू नये, असे आवाहन बावनकुळे यांनी केले. कामठी विधानसभा मतदारसंघामध्ये १७ हजार बूथ लावून आम्ही नवीन मतदार नोंदणी केली. त्यात ३४ हजार मतदार वाढले. मतांची वाढ होणे म्हणजे मतदार यादी चुकीची आहे असे होत नाही. राहुल गांधींना शंका असेल तर आगामी स्थानिक स्वराज्य संस्थांच्या निवडणुकांमध्ये मतदार याद्या तपासून घ्याव्यात, यासाठी त्यांनी महाराष्ट्रातील त्यांच्या कार्यकर्त्यांना कामाला लावावे, असे बावनकुळे म्हणाले. महायुती शक्य नाही तेथे मैत्रीपूर्ण लढती होणारमुख्यमंत्री देवेंद्र फडणवीस, प्रदेशाध्यक्ष रवींद्र चव्हाण व मी महाराष्ट्रामध्ये प्रवास करीत असताना स्थानिक स्वराज्य संस्था निवडणूक महायुतीतच लढण्याच्या सूचना दिल्या आहेत. परंतु, जिथे शक्य नाही तिथे लढत मैत्रीपूर्ण करून महायुतीला धक्का बसणार नाही याची काळजी स्थानिक नेत्यांनी घ्यायची आहे, असे त्यांनी स्पष्ट केले. सरासरीपेक्षा जास्त पाऊस, पंचनामे होणारराज्यात ज्या ज्या ठिकाणी सरासरीपेक्षा जास्त पाऊस पडलेला आहे, त्या त्या ठिकाणी पंचनामे करून एसडीआरएफ व एनडीआरएफ यांच्या निकषांनुसार नुकसान भरपाई देण्याच्या सूचना देण्यात आल्या आहेत. नंदुरबारसह अनेक आदिवासी जिल्ह्यांमध्ये धर्मातराच्या उद्देशाने बांधलेले अनधिकृत चर्च हटवण्याचे निर्देश संबंधित जिल्हा दंडाधिकाऱ्यांना देण्यात आले, असेही त्यांनी यावेळी सांगितले. FOLLOW US : Copyright © 2025 Lokmat Media Pvt Ltd</w:t>
+        <w:t xml:space="preserve"> https://www.tendernama.com/mahatender/paschim-maharashtra/statue-of-unity-style-memorial-in-maharashtra-soon</w:t>
+      </w:r>
+    </w:p>
+    <w:p>
+      <w:pPr>
+        <w:pStyle w:val="Normal"/>
+      </w:pPr>
+      <w:r>
+        <w:rPr/>
+        <w:t>Content: मुंबई (Mumbai): श्री क्षेत्र चौंडी येथे 'स्टॅच्यू ऑफ युनिटी'च्या धर्तीवर साकारल्या जाणाऱ्या पुण्यश्लोक अहिल्यादेवी होळकर राष्ट्रीय स्मारकाच्या जलद विकासासाठी राज्य सरकारकडून वेगाने पाऊले उचलली जात आहेत. त्याचाच भाग म्हणून सरकारने चौंडीच्या सिना नदीवर 2 बुडीत बंधारे बांधण्यास मंजुरी दिली आहे. यासाठी 150 कोटी खर्च अपेक्षित असून पहिल्या टप्प्यात 50 कोटींची तरतूद करण्यात आली आहे. या प्रकल्पाच्या सर्वेक्षणासाठी सरकारने 21 लाख रुपये मंजूर केले आहेत. या बंधाऱ्यांमुळे सिंचन, पाणीपुरवठा, नदीपात्राचे सौंदर्यवर्धन आणि पर्यटनाला मोठी चालना मिळणार आहे. पुण्यश्लोक अहिल्यादेवी होळकर यांच्या जन्म त्रिशताब्दी वर्षानिमित्त श्री क्षेत्र चौंडी (ता. जामखेड) येथे 6 मे 2025 रोजी मुख्यमंत्री देवेंद्र फडणवीस यांच्या अध्यक्षतेखाली विशेष बैठक पार पडली होती. या बैठकीत विधान परिषद सभापती प्रा. राम शिंदे यांच्या पुढाकारातून तयार करण्यात आलेल्या 'श्री क्षेत्र चौंडी बृहत विकास आराखड्यास' सरकारने मंजुरी दिली होती. या आराखड्यासाठी 681 कोटी 32 लाख रुपये खर्चाच्या मान्यता देत शासन निर्णय प्रसिद्ध करण्यात आला होता. त्यानंतर पावसाळी अधिवेशनात चौंडीला जोडणाऱ्या रस्त्यांच्या कामांसाठी सरकारने 360 कोटींचा निधी मंजूर केला होता. आता चौंडी येथील सिना नदीवर 2 बुडीत बंधारे बांधण्यास सरकारने मंजुरी दिली आहे. सिना नदीवरील दोन बुडीत बंधारे बांधणीसाठी यासाठी 150 कोटींचा खर्च अपेक्षित आहे. जलसंपदा विभागाने सिना नदीवरील दोन बुडीत बंधारे बांधणीसाठी 50 कोटी रुपयांची तरतूद करत प्रकल्पाचे सविस्तर सर्वेक्षण करण्यास प्रशासकीय मान्यता दिली आहे. या सर्वेक्षणासाठी 21.13 लाख खर्च मंजूर करण्यात आला आहे, हे काम महाराष्ट्र कृष्णा खोरे विकास महामंडळामार्फत केले जाणार आहे. या कामामुळे नदीपात्राचे सौंदर्यवर्धन होणार आहे. तसेच नदीत पाणीसाठा वाढून परिसराला दीर्घकालीन सिंचन व पाणीपुरवठ्याचा लाभ मिळण्यास मदत होणार आहे. श्री क्षेत्र चौंडी बृहद विकास आराखड्यात पुण्यश्लोक अहिल्यादेवी होळकर जन्मस्थळाचे सुशोभीकरण, नदीत भव्य पुतळा, चौंडी येथे देशभरातून येणाऱ्या पर्यटकांसाठी सुव्यवस्थित रस्ते, संग्रहालय, महादेव मंदिर आणि चौंडीश्वरी मंदिर जीर्णोध्दार, निवास व्यवस्था, सुसज्ज वाहनतळ, स्थानिक उत्पादने व खाद्यपदार्थ यांची बाजारपेठ, चौंडी परिसरातील ऐतिहासिक, पौराणिक स्मृतीस्थळांचे जतन, पायाभूत सुविधा उभारणी, सिना नदी सुशोभीकरण व शुद्धीकरण, तसेच दोन बुडीत बंधारे बांधणीचा समावेश आहे. पुण्यश्लोक अहिल्यादेवींचे कार्य नव्या पिढीपर्यंत पोहचावे, जगाला प्रेरणा मिळावी, यासाठी चोंडीत राष्ट्रीय स्मारक उभारत आहोत. या प्रकल्पासाठी महायुती सरकारने एकूण 1091 कोटी 32 लाख रुपयांचा निधी मंजूर केला आहे. सिना नदीवरील दोन बुडीत बंधाऱ्यासाठी पहिल्या टप्प्यात 50 कोटीची तरतूद करण्यात आली आहे. या कामाचे सर्वेक्षणण सुरू होणार आहे. त्यानंतर बंधाऱ्याच्या कामाला आणखीन 100 कोटींचा निधी उपलब्ध होणार आहे. चौंडी विकास प्रकल्पासाठी भरघोस निधी मंजूर केल्याबद्दल मुख्यमंत्री देवेंद्र फडणवीस, उपमुख्यमंत्री अजित पवार, उपमुख्यमंत्री एकनाथ शिंदे, जलसंपदा मंत्री गिरीश महाजन, जलसंपदा मंत्री राधाकृष्ण विखे-पाटील यांचे मनःपूर्वक आभार. - प्रा. राम शिंदे, सभापती, विधानपरिषद सिना नदीवरील हे दोन बुडीत बंधारे केवळ सिंचन आणि पाणीपुरवठ्यासाठीच उपयुक्त ठरणार नाहीत, तर चौंडीच्या पर्यटन विकासालाही मोठी चालना देतील. नदीपात्रातील पाणीसाठा व सौंदर्य वाढल्याने येथे बोटिंग, लेझर शो, लाईटिंगसह विविध सुविधा उभारल्या जातील. पर्यटकांसाठी आकर्षणकेंद्र निर्माण होऊन स्थानिक रोजगार वाढेल. चौंडीला येणाऱ्या भाविक-पर्यटकांना नैसर्गिक सौंदर्याचा अनुभव घेता येईल. या बंधाऱ्यांमुळे चौंडी हे धार्मिक, सांस्कृतिक आणि नैसर्गिक पर्यटनाचे महत्त्वाचे केंद्र म्हणून विकसित होईल. असा आहे विकास आराखडा - चौंडी येथील स्मृतीस्थळांचे जतन व संवर्धन – ६८१ कोटी ३२ लाख - चौंडीला जोडणाऱ्या रस्त्यांची कामे – ३६० कोटी - सिना नदीवरील दोन बुडीत बंधारे – १५० कोटी (पहिला टप्पा तरतुद ५० कोटी) - एकूण मंजूर निधी– १०९१ कोटी ३२ लाख + मिळणारा वाढीव निधी १०० कोटी त्यानुसार एकूण निधी होणार ११९१ कोटी ३२ लाख रुपये. © tendernama 2025</w:t>
       </w:r>
     </w:p>
     <w:p>
@@ -827,16 +2504,16 @@
       </w:pPr>
       <w:r>
         <w:rPr/>
-        <w:t>Article 147</w:t>
-      </w:r>
-    </w:p>
-    <w:p>
-      <w:pPr>
-        <w:pStyle w:val="Normal"/>
-      </w:pPr>
-      <w:r>
-        <w:rPr/>
-        <w:t>Title: Sambhajinagar News : आता शहरवासीयांना मिळणार अतिरिक्त २६ एमएलडी पाणी</w:t>
+        <w:t>Article 180</w:t>
+      </w:r>
+    </w:p>
+    <w:p>
+      <w:pPr>
+        <w:pStyle w:val="Normal"/>
+      </w:pPr>
+      <w:r>
+        <w:rPr/>
+        <w:t>Title: मराठा सेनापति रघुजी भोंसले की तलवार मुंबई लाई गई</w:t>
       </w:r>
     </w:p>
     <w:p>
@@ -848,16 +2525,16 @@
         <w:t xml:space="preserve">URL: </w:t>
       </w:r>
       <w:r>
-        <w:t xml:space="preserve"> https://pudhari.news/amp/story/maharashtra/marathwada/chhatrapati-sambhajinagar/now-city-residents-will-get-additional-26-mld-of-water-np88</w:t>
-      </w:r>
-    </w:p>
-    <w:p>
-      <w:pPr>
-        <w:pStyle w:val="Normal"/>
-      </w:pPr>
-      <w:r>
-        <w:rPr/>
-        <w:t>Content: Now city residents will get additional 26 MLD of water छत्रपती संभाजीनगर, पुढारी वृत्तसेवा : शहराचा पाणीपुरवठा सुरळीत करण्यासाठी ९०० मिमी व्यासाची जलवाहिनी पूर्ण क्षमतेने (७५ एमएलडी) पाणीपुरवठा सुरू केला जाणार आहे. यामुळे शहराला अतिरिक्त २६ एमएलडी पाणी मिळणार असून, या पाण्याचे आज (दि.१९) मुख्यमंत्री देवेंद्र फडणवीस यांच्या हस्ते फारोळा जलशुद्धीकरण केंद्रात जलपूजन होणार आहे. या वाढीव पाण्यामुळे शहरातील पाण्याचा खंड एक दिवसाने कमी होणार आहे. फारोळा जलशुद्धीकरण केंद्रामध्ये राज्य शासनाच्या १९२ कोटी रुपयांच्या योजनेतून २६ एमएलडी क्षमतेचे नवे जलशुद्धीकरण केंद्र तयार करण्यात आले आहे. या केंद्राच्या कामासाठी मागील सहा महिन्यांपासून महाराष्ट्र जीवन प्राधिकरण आणि महापालिका प्रशासनाकडून सतत कंत्राटदार एजन्सीकडे पाठपुरवठा केला जात होता. गेल्या महिन्याभरात प्रशासक जी. श्रीकांत यांनी ४ वेळा फारोळा जलशुद्धीकरण केंद्राचा दौरा केला. कामाची पाणी करून कंत्राटदाराला सूचना केल्या. या नव्या जलशुद्धीकरण केंद्राची चाचणी यशस्वी झाली असून, नक्षत्रवाडी येथील एमबीआरमध्ये पाणी आले आहे. फारोळा येथील दोन पंप सुरू ठेवण्यात आले आहे. नक्षत्रवाडीच्या एमबीआरमधून पाणी वितरण केले जात आहे. मनपा प्रशासक जी. श्रीकांत यांच्यासह वरिष्ठ अधिकारी आणि महाराष्ट्र जीवन प्राधिकरणाचे अधिकारी फारोळा येथे तळ ठोकून आहेत. सध्या शहराला ५६ दललि, १०० दललि योजनेतून १३३ एमएलडी पाणी मिळत आहे. आता ९०० तून ६८ एमएलडी मिळणार आहे. शहरातील ६० टक्के वसाहतींना सध्या ५ दिवसांआड, २० टक्के वसाहतींना ७ ते ८ दिवसांआड आणि उर्वरित २० टक्के वसाहतींना १० ते १२ दिवसांआड पाणीपुरावठा होतो, तेथे आता एक दिवसाने खंडकाळ कमी होणार आहे. शहराला पाणीपुरवठा करणाऱ्या जुन्या दोन्ही योजनेचे ३० जलकुंभ आहेत. या जलकुंभाची पाणी साठवण क्षमता साधारणपणे ६० लाख लिटर इतकी आहे. एमजेपीने ५३ पैकी ४ जलकुंभ मनपाच्या ताब्यात दिले असून, उर्वरित ६ जलकुंभांची महापालिकेला प्रतीक्षा आहे. 'Pudhari' is excited to announce the relaunch of its Android and iOS apps. Stay updated with the latest news at your fingertips. Android and iOS Download now and stay updated, anytime, anywhere. Pudhari Publications Private Limited</w:t>
+        <w:t xml:space="preserve"> https://hindi.theprint.in/india/maratha-commander-raghuji-bhosales-sword-brought-to-mumbai/856774/</w:t>
+      </w:r>
+    </w:p>
+    <w:p>
+      <w:pPr>
+        <w:pStyle w:val="Normal"/>
+      </w:pPr>
+      <w:r>
+        <w:rPr/>
+        <w:t>Content: मुंबई, 18 अगस्त (भाषा) लंदन में हाल में एक नीलामी में महाराष्ट्र सरकार द्वारा अधिग्रहित की गई प्रसिद्ध मराठा सेनापति रघुजी भोंसले प्रथम की मशहूर तलवार को सोमवार सुबह मुंबई लाया गया और पी.एल. देशपांडे अकादमी में स्थानांतरित कर दिया गया। संस्कृति मंत्री आशीष शेलार ने यह जानकारी दी। संवाददाताओं से बात करते हुए शेलार ने कहा कि छत्रपति शिवाजी महाराज अंतरराष्ट्रीय हवाई अड्डे पर सुबह 10 बजे के आसपास एक उड़ान द्वारा लायी गयी तलवार को सुरक्षित रखने के लिए प्रभादेवी क्षेत्र में अकादमी में ले जाया गया। उन्होंने कहा कि एक बाइक रैली के साथ हवाई अड्डे से तलवार को अकादमी ले जाये जाने की योजना थी लेकिन भारी बारिश और यातायात जाम के कारण इसे रद्द करना पड़ा। उन्होंने कहा कि मुख्यमंत्री देवेंद्र फडणवीस और उप मुख्यमंत्रियों एकनाथ शिंदे तथा अजित पवार की उपस्थिति में शाम को होने वाला एक कार्यक्रम निर्धारित समय पर आयोजित किया जाएगा। नागपुर भोंसले राजवंश के संस्थापक और छत्रपति शाहू महाराज के शासनकाल के दौरान मराठा सेना में एक प्रमुख सेनापति रहे रघुजी भोंसले प्रथम की तलवार को इस साल की शुरुआत में एक अंतरराष्ट्रीय नीलामी में राज्य सरकार ने अधिग्रहित किया था। सरकार ने पहले कहा था कि प्रतिष्ठित तलवार को लंदन में नीलामी में 47.15 लाख रुपये में पुनः प्राप्त किया गया था। माना जाता है कि तलवार को 1817 में सीताबुल्दी की लड़ाई के दौरान भारत के बाहर ले जाया गया था, जब ब्रिटिश ईस्ट इंडिया कंपनी ने नागपुर के भोंसले शासकों को हराया था। भाषा प्रशांत वैभव वैभव यह खबर ‘भाषा’ न्यूज़ एजेंसी से ‘ऑटो-फीड’ द्वारा ली गई है. इसके कंटेंट के लिए दिप्रिंट जिम्मेदार नहीं है. प्रिंट का विश्वास, डिजिटल की रफ़्तार हमें संपर्क करें: feedback@theprint.in Copyright © 2025 Printline Media Pvt. Ltd. All rights reserved.</w:t>
       </w:r>
     </w:p>
     <w:p>
@@ -866,16 +2543,16 @@
       </w:pPr>
       <w:r>
         <w:rPr/>
-        <w:t>Article 148</w:t>
-      </w:r>
-    </w:p>
-    <w:p>
-      <w:pPr>
-        <w:pStyle w:val="Normal"/>
-      </w:pPr>
-      <w:r>
-        <w:rPr/>
-        <w:t>Title: Teacher Recruitment Scam: बोगस शालार्थ आयडी घोटाळ्यातील संचालकांची मालमत्ता जप्त होणार !</w:t>
+        <w:t>Article 181</w:t>
+      </w:r>
+    </w:p>
+    <w:p>
+      <w:pPr>
+        <w:pStyle w:val="Normal"/>
+      </w:pPr>
+      <w:r>
+        <w:rPr/>
+        <w:t>Title: Ganesh Naik, Eknath Shinde, Thane, Maharashtra Politics</w:t>
       </w:r>
     </w:p>
     <w:p>
@@ -887,16 +2564,16 @@
         <w:t xml:space="preserve">URL: </w:t>
       </w:r>
       <w:r>
-        <w:t xml:space="preserve"> https://pudhari.news/maharashtra/vidarbha/nagpur/bogus-teacher-scam-school-id-fraud-directors-property-to-be-seized-ng81</w:t>
-      </w:r>
-    </w:p>
-    <w:p>
-      <w:pPr>
-        <w:pStyle w:val="Normal"/>
-      </w:pPr>
-      <w:r>
-        <w:rPr/>
-        <w:t>Content: नागपूर : शालार्थ आयडी घोटाळ्यात शिक्षकांचा काहीही दोष नाही, उलट ज्या शाळा संचालकांनी पैसे घेतले,फसवणूक करीत बदमाशी केली त्यांची मालमत्ता जप्त केली जाणार असल्याचे संकेत आहेत. या संदर्भात शिक्षण मंत्री दादा भुसे यांच्याशी चर्चा झाली असल्याची माहिती महसूल मंत्री चंद्रशेखर बावनकुळे यांनी दिली. नियोजन भवन येथे बावनकुळे प्रसार माध्यमांशी बोलत होते. बावनकुळे म्हणाले की, शाळा संचालकांनी शिक्षकांची नियुक्ती करण्याच्या आधी त्यांना प्रलोभन देत खोट्या पद्धतीने शालार्थ आय डी तयार केले आणि त्यांची नियुक्ती केली आहे. अनेक शिक्षकांनी तर नोकरीसाठी कर्ज घेतले आहे. मात्र शाळा संचालकांनी गैरव्यवहार केले आहेत. त्यात शिक्षकांचा काहीही दोष नाही. शासन त्यांना वाऱ्यावर सोडणार नाही. याबाबत मुख्यमंत्री देवेंद्र फडणवीस, उपमुख्यमंत्री एकनाथ शिंदे , उपमुख्यमंत्री अजित पवार आणि शिक्षणमंत्री दादा भुसे यांच्यासोबत चर्चा करून ठोस तोडगा काढला जाईल. उलट ज्या शाळा संचालकांनी बदमाशी केली आहे त्यांची मालमत्ता जप्त केली पाहिजे. या संदर्भात पुन्हा एकदा शिक्षण मंत्री दादा भुसे यांच्या सोबत चर्चा केली जाईल असेही स्पष्ट केले. पूरग्रस्त भागात तातडीची मदत राज्यात विविध ठिकाणी निर्माण झालेल्या पूरस्थितीवर राज्य सरकार सर्वतोपरी लक्ष ठेवून आहे. मुख्यमंत्री देवेंद्र फडणवीस आणि आपत्ती व्यवस्थापन मंत्री गिरीश महाजन यांच्या मार्गदर्शनाखाली पूरग्रस्त भागात मदत कार्य सुरू आहे. ज्या भागात रेड अलर्ट घोषित करण्यात आला आहे, त्या ठिकाणी सर्व यंत्रणा सतर्क आहेत. पंचनामे सुरू असून जिल्हाधिकारी व आपत्ती व्यवस्थापन विभागामार्फत नुकसान भरपाई देण्याच्या सूचना दिल्या आहेत. शिवाय मुंबईतील वॉर रूम मधून परिस्थितीवर लक्ष ठेवले जात असून आवश्यक तातडीची मदत पोहोचवली जात असल्याचे त्यांनी स्पष्ट केले. 'Pudhari' is excited to announce the relaunch of its Android and iOS apps. Stay updated with the latest news at your fingertips. Android and iOS Download now and stay updated, anytime, anywhere. Pudhari Publications Private Limited</w:t>
+        <w:t xml:space="preserve"> https://mpbreakingnews.in/maharashtra/ganesh-naik-eknath-shinde-thane-maharashtra-politics-54-804112</w:t>
+      </w:r>
+    </w:p>
+    <w:p>
+      <w:pPr>
+        <w:pStyle w:val="Normal"/>
+      </w:pPr>
+      <w:r>
+        <w:rPr/>
+        <w:t>Content: महाराष्ट्र की सियासत एक बार फिर गरमा गई है। राज्य के वन मंत्री और भाजपा विधायक गणेश नाइक ने उपमुख्यमंत्री एकनाथ शिंदे पर कटाक्ष किया है। नाइक ने एक कार्यक्रम में कहा कि शिंदे ने तो लॉटरी जीत ली है। उनका इशारा 2022 की उस सियासी हलचल की ओर था जब शिंदे ने बगावत कर उद्धव ठाकरे की सरकार गिराई थी और मुख्यमंत्री की कुर्सी तक पहुंचे थे। नाइक ने कहा कि हर किसी को लॉटरी नहीं मिलती, लेकिन शिंदे ने किस्मत से पाई। अब देखने की बात यह है कि कोई अपना पद कैसे हासिल करता है और उसे कैसे बनाए रखता है, क्योंकि जनता सब कुछ देखती है। कार्यक्रम में नाइक ने यह भी घोषणा की कि वे ठाणे में जनता दरबार लगाएंगे। उन्होंने बताया कि 22 अगस्त को ठाणे में लोग अपनी शिकायतें लेकर आ सकेंगे और समाधान की मांग करेंगे। इससे पहले 19 और 20 अगस्त को नवी मुंबई और जव्हार में भी ऐसे ही जनता दरबार आयोजित होंगे। नाइक ने कहा कि जनता की सेवा के लिए सत्ता आवश्यक है और सत्ता तभी मिलती है जब जनहित के लिए काम किया जाए। इस दौरान उन्होंने स्पष्ट किया कि राजनीति में बने रहने का असली आधार जनता का विश्वास ही होता है। नाइक ने अपने पुराने कार्यकाल का जिक्र करते हुए कहा कि जब वे ठाणे जिले के संरक्षक मंत्री थे, तब स्वर्गीय विष्णु सावरा, दिवंगत भाजपा सांसद चिंतामन वांगा और एकनाथ शिंदे डीपीडीसी (जिला योजना एवं विकास परिषद) के सदस्य थे। इस कार्यक्रम में पालघर और बोईसर से शिवसेना के विधायक भी शामिल हुए। साथ ही, पालघर के भाजपा सांसद हेमंत सवारा भी मौजूद रहे। गौरतलब है कि गणेश नाइक पहले भी शिंदे पर हमला बोल चुके हैं। जुलाई में उन्होंने आरोप लगाया था कि बाहरी लोग नवी मुंबई के संसाधनों का दोहन कर रहे हैं। इस बार की टिप्पणी पर शिवसेना ने पलटवार किया और कहा कि नाइक नवी मुंबई में अपनी घटती राजनीतिक पकड़ से चिंतित हैं और इसी कारण ध्यान भटकाने की कोशिश कर रहे हैं। बता दें कि 2022 में बगावत कर शिंदे मुख्यमंत्री बने थे, लेकिन 2024 में भाजपा के ज्यादा सीटें जीतने के बाद उन्हें उपमुख्यमंत्री पद से संतोष करना पड़ा, जबकि देवेंद्र फडणवीस फिर से सत्ता में लौट आए। MP Breaking News is the leading Hindi News portal in Madhya Pradesh, a digital news platform of INTUITIVE NEWS &amp; MEDIA PRIVATE LIMITED, providing news from every segment/category for its readers. Fast and Latest news updates with authenticating content are the prime objective that we seek towards creating a milestone for ourselves. Contact us: mpbreakingnews (at) gmail.com Bhopal News Indore News Jabalpur News Gwalior News Play Store Apple Store © 2025 Intuitive News &amp; Media Pvt. Ltd. | Powered By Parshva Web Home | Contact Us | Policies | Terms and Conditions</w:t>
       </w:r>
     </w:p>
     <w:p>
@@ -905,16 +2582,16 @@
       </w:pPr>
       <w:r>
         <w:rPr/>
-        <w:t>Article 149</w:t>
-      </w:r>
-    </w:p>
-    <w:p>
-      <w:pPr>
-        <w:pStyle w:val="Normal"/>
-      </w:pPr>
-      <w:r>
-        <w:rPr/>
-        <w:t>Title: kolhapur | सर्किट बेंचचे स्वप्न साकारले; न्यायाचे दरवाजे खुले झाले!</w:t>
+        <w:t>Article 182</w:t>
+      </w:r>
+    </w:p>
+    <w:p>
+      <w:pPr>
+        <w:pStyle w:val="Normal"/>
+      </w:pPr>
+      <w:r>
+        <w:rPr/>
+        <w:t>Title: मराठा सेनापति रघुजी भोंसले की तलवार मुंबई लाई गई, लंदन में हुई नीलामी में महाराष्ट्र सरकार ने हासिल की</w:t>
       </w:r>
     </w:p>
     <w:p>
@@ -926,16 +2603,16 @@
         <w:t xml:space="preserve">URL: </w:t>
       </w:r>
       <w:r>
-        <w:t xml:space="preserve"> https://pudhari.news/amp/story/maharashtra/kolhapur/circuit-bench-dream-realized-doors-of-justice-now-open-ap84</w:t>
-      </w:r>
-    </w:p>
-    <w:p>
-      <w:pPr>
-        <w:pStyle w:val="Normal"/>
-      </w:pPr>
-      <w:r>
-        <w:rPr/>
-        <w:t>Content: प्रवीण मस्के कोल्हापूर : तब्बल साडेचार दशकांच्या सातत्यपूर्ण लढ्याला यश आले आणि अखेर कोल्हापुरात उच्च न्यायालयाचे खंडपीठ स्थापन झाले. हा फक्त एक प्रशासकीय निर्णय नसून, कोल्हापूरसह संपूर्ण पश्चिम महाराष्ट्रासाठी सुवर्णाक्षरांनी लिहिला जाईल, असा ऐतिहासिक क्षण आहे. दीर्घ प्रतीक्षेनंतर अखेर हे स्वप्न साकारले असून कोल्हापूर, सांगली, सातारा, सोलापूर, रत्नागिरी व सिंधुदुर्ग जिल्ह्यातील जनता, वकील व पक्षकारांचा प्रचंड भार हलका होण्याची शक्यता आहे. आता त्यांना मुंबई किंवा औरंगाबादला जाण्याचा त्रास होणार नाही. वेळ, पैसा व श्रम याची बचत होऊन न्यायप्रवेश अधिक सुलभ व वेगवान झाला आहे. मुंबई उच्च न्यायालयाचे मुख्यालय मुंबईत असून छत्रपती संभाजीनगर व नागपूर येथे आधीच खंडपीठे आहेत. पश्चिम महाराष्ट्र, कोकण व मराठवाडा या भागातील नागरिकांना न्यायालयीन कामकाजासाठी हजारो कि.मी. दूरवरचा प्रवास करावा लागत होता. अनेकदा धरणे, मोर्चे, आंदोलने, उपोषणे अशा विविध माध्यमांतून शासनावर दबाव आणण्यात आला. परंतु, प्रत्येक वेळी आश्वासने मिळूनही निर्णय पुढे ढकलला गेला. या संघर्षाला माध्यमांनी साथ दिली. विशेषतः दै. ‘पुढारी’चे मुख्य संपादक डॉ. प्रतापसिंह जाधव यांनी संपादकीय, बातम्या व लोकजागृतीच्या माध्यमातून या प्रश्नाला सतत जिवंत ठेवले. खंडपीठाची चळवळ कोल्हापूरच्या जनआंदोलनाचे स्वरूप घेऊ शकली, त्यामागे त्यांचे मोलाचे योगदान आहे. उद्घाटन सोहळ्यात दस्तरखुद्द राज्याचे मुख्यमंत्री देवेंद्र फडणवीस यांनी त्यांच्या खंडपीठ आंदोलनातील कार्याचा गौरव केला. कोल्हापुरात उच्च न्यायालयाचे सर्किट बेंचचे रविवारी (दि.17) भारताचे सरन्यायाधीश भूषण गवई यांच्या हस्ते उद्घाटन झाले. हा दिवस कोल्हापूरकरांसह सहा जिल्ह्यांतील जनतेच्या अभिमानाचा ठरला. उद्घाटन सोहळ्यात सरन्यायाधीश गवई यांनी आतापर्यंतचे सर्वात जास्त वेळ (53 मिनिटे) भाषण करून कोल्हापूरकरांनी दिलेल्या सन्मानाबद्दल कृतज्ञता व्यक्त केली. सर्किट बेंचची स्थापना हा केवळ कोल्हापुरांचा नव्हे, तर संपूर्ण पश्चिम महाराष्ट्राचा विजय आहे. दीर्घ प्रतीक्षेनंतर लोकशाहीतील न्यायप्रवेशाचा उजेड दाराशी पोहोचला आहे. सरन्यायाधीश गवई यांचे दीर्घ भाषण केवळ औपचारिक नव्हते, तर कोल्हापूरकरांच्या उत्स्फूर्त प्रतिसादास दिलेली दाद होती. त्यांच्या प्रत्येक शब्दातून कोल्हापूरच्या खंडपीठाच्या न्याय्य लढ्याचा गौरव झळकला. जनतेने केलेले आदरातिथ्य व आत्मियता यांनी हा सोहळा अधिकच संस्मरणीय बनवला. जनतेचा उत्स्फूर्त प्रतिसाद, वकिलांचा आनंद व उपस्थितांच्या डोळ्यांतील आनंदाश्रू या ऐतिहासिक क्षणाचा आनंद प्रत्येकाच्या चेहर्‍यावर ओसंडून वाहत होता. * न्यायालयीन प्रकरणांचा निपटारा जलदगतीने व्हावा * न्यायमूर्ती, वकिलांसाठी आवश्यक सुविधा मिळाव्यात * न्यायालयीन कामकाज तंत्रज्ञानाधारित व पारदर्शक व्हावे * वकील, पक्षकारांसाठी पार्किंग, वाहतूक नियोजन करावे 'Pudhari' is excited to announce the relaunch of its Android and iOS apps. Stay updated with the latest news at your fingertips. Android and iOS Download now and stay updated, anytime, anywhere. Pudhari Publications Private Limited</w:t>
+        <w:t xml:space="preserve"> https://samarsaleel.com/%E0%A4%AE%E0%A4%B0%E0%A4%BE%E0%A4%A0%E0%A4%BE-%E0%A4%B8%E0%A5%87%E0%A4%A8%E0%A4%BE%E0%A4%AA%E0%A4%A4%E0%A4%BF-%E0%A4%B0%E0%A4%98%E0%A5%81%E0%A4%9C%E0%A5%80-%E0%A4%AD%E0%A5%8B%E0%A4%82%E0%A4%B8/490978</w:t>
+      </w:r>
+    </w:p>
+    <w:p>
+      <w:pPr>
+        <w:pStyle w:val="Normal"/>
+      </w:pPr>
+      <w:r>
+        <w:rPr/>
+        <w:t>Content: August 18, 2025 मुंबई: प्रसिद्ध मराठा सेनापति रघुजी भोंसले प्रथम की प्रसिद्ध तलवार सोमवार को मुंबई पहुंच गई। इस तलवार को महराष्ट्र सरकार ने हाल ही में लंदन में आयोजित हुई नीलामी में हासिल किया। राज्य के सांस्कृतिक मामलों के मंत्री आशीष शेलार ने बताया कि तलवार को पी.एल. देशपांडे अकादमी में रखा जाएगा, जहां आम लोग भी तलवार देख सकेंगे। बारिश के कारण बाइक रैली रद्द की गई आशीष शेलार ने कहा कि तलवार को सुबह लगभग 10 बजे छत्रपति शिवाजी महाराज अंतरराष्ट्रीय हवाई अड्डे पर एक विमान से लाया गया। वहां से तलवार को प्रभादेवी स्थित पी.एल. देशपांडे अकादमी ले जाया गया। उन्होंने बताया कि भारी बारिश और यातायात जाम के कारण तलवार को हवाई अड्डे से ले जाने के लिए आयोजित बाइक रैली रद्द कर दी गई। शाम को मुख्यमंत्री देवेंद्र फडणवीस और उपमुख्यमंत्री एकनाथ शिंदे तथा अजित पवार की उपस्थिति में होने वाला एक कार्यक्रम निर्धारित समय पर आयोजित किया जाएगा। 1817 में भारत से बाहर गई ये ऐतिहासिक तलवार नागपुर भोंसले राजवंश के संस्थापक और छत्रपति शाहू महाराज के शासनकाल में मराठा सेना के एक प्रमुख सेनापति रहे रघुजी भोंसले प्रथम की तलवार को कुछ समय पहले एक अंतरराष्ट्रीय नीलामी में महाराष्ट्र सरकार ने हासिल किया था। इस प्रतिष्ठित तलवार को लंदन में एक नीलामी में 47.15 लाख रुपये में अधिग्रहित किया गया था। ऐसा माना जाता है कि यह तलवार 1817 के सीताबुल्दी युद्ध के दौरान भारत से बाहर ले जाई गई थी, जब ब्रिटिश ईस्ट इंडिया कंपनी ने मराठाओं को हराया था। महाराष्ट्र के मंत्री तलवार लेने खुद लंदन गए इस तलवार की नीलामी की खबर 28 अप्रैल को सामने आई। जिसके बाद लंदन स्थित भारतीय दूतावास से संपर्क किया गया और नीलामी में भाग लेने के लिए एक मध्यस्थ नियुक्त किया गया। शेल्लार ने बताया कि कानूनी औपचारिकताएं पूरी करने और व्यक्तिगत रूप से कलाकृति को अपने कब्जे में लेने के लिए वे खुद लंदन गए थे। मंत्री ने इस अधिग्रहण को राज्य के लिए एक ऐतिहासिक जीत बताया। शेल्लार को तलवार सौंपे जाने के समय लंदन में बड़ी संख्या में मराठी भाषी नागरिक मौजूद रहे। पुरातत्व विभाग के उप निदेशक हेमंत दलवी भी इस यात्रा के दौरान मंत्री के साथ थे। August 25, 2025 August 25, 2025 August 25, 2025 भुवनेश्वर: केंद्र सरकार दो मार्गों पर फिर से सी प्लेन सेवाएं शुरू करने जा रही ...</w:t>
       </w:r>
     </w:p>
     <w:p>
@@ -944,7 +2621,397 @@
       </w:pPr>
       <w:r>
         <w:rPr/>
-        <w:t>Article 150</w:t>
+        <w:t>Article 183</w:t>
+      </w:r>
+    </w:p>
+    <w:p>
+      <w:pPr>
+        <w:pStyle w:val="Normal"/>
+      </w:pPr>
+      <w:r>
+        <w:rPr/>
+        <w:t>Title: भाजप आमदाराचा डाव प्रशासनाने हाणून पाडला, आईच्या नावाने बांधलेले अम्मा स्मारक अवैध ठरवून हटवले</w:t>
+      </w:r>
+    </w:p>
+    <w:p>
+      <w:pPr>
+        <w:pStyle w:val="Normal"/>
+      </w:pPr>
+      <w:r>
+        <w:rPr/>
+        <w:t xml:space="preserve">URL: </w:t>
+      </w:r>
+      <w:r>
+        <w:t xml:space="preserve"> https://sarkarnama.esakal.com/maharashtra/vidarbha/chandrapur-bjp-mla-kishor-jorgewar-faces-setback-as-administration-demolishes-illegal-amma-memorial-construction-as11-rc70</w:t>
+      </w:r>
+    </w:p>
+    <w:p>
+      <w:pPr>
+        <w:pStyle w:val="Normal"/>
+      </w:pPr>
+      <w:r>
+        <w:rPr/>
+        <w:t>Content: चंद्रपूर आमदार किशोर जोरगेवार यांच्या आईच्या नावाने बांधलेले अम्मा स्मारक अवैध ठरवून प्रशासनाने हटवले. "मी म्हणेल तो कायदा" अशी भूमिका घेणाऱ्या जोरगेवार यांना या कारवाईने मोठा धक्का बसला आहे. या निर्णयामुळे जिल्ह्यात जोरदार राजकीय चर्चा सुरू झाली असून त्यांच्या प्रतिमेला फटका बसला आहे. Chandrapur News : 'मी म्हणेल तो कायदा' म्हणणारे भाजपचे चंद्रपूरचे आमदार किशोर जोरगेवार यांना प्रशासनाने मोठा झटका दिला आहे. त्यांच्या आईच्या नावाने उभारण्यात येत असलेल्या अम्मा स्मारकाच्या बांधकामाला अवैध ठरवून ते हटवण्यात आले आहे. शहरातील सर्वाधिक वर्दळीच्या महात्मा गांधी चौकाचे नाव बदलून अम्मा जोरगेवार करण्याचा प्रस्ताव चंद्रपूर पालिकेला देण्यात आला होता. त्याविरोधात काँग्रेसच्या कार्यकर्त्यांनी आंदोलनाचा इशारा दिला आहे. सोबतच याच चौकात उभारल्या जात असलेले अम्मा स्मारक अवैध असल्याचीही तक्रार करण्यात आली होती. हे स्मारक महापालिकेच्या सात मजली इमारतीला लागून बांधले जात आहे. जोरगेवार यांच्या आई अम्मा जोरगेवार याचा चौकात टोपल्या विकायच्या. त्यामुळे त्यांनी या जागेची स्मारकासाठी निवड केली आहे. भर चौकात आणि व्यावसायिक इमारतीच्या शेजारी स्मारक उभारले जात असलेल्या या स्मारकाला येथील व्यापाऱ्यांचा विरोध केला होता. या विरोधात काँग्रेसच्या पदाधिकाऱ्यांनी महापालिका आयुक्तांना निवेदन देऊन यास विरोध केला होता. आयुक्तांनी अवैध स्मारक तोडण्याचे आश्वासन दिले दिले होते. तर नामकरण आणि स्मारकाचा मुद्दा संवेदनशील झाला होता. गोवा मुक्ती आंदोलनात शहीद झालेले बाबूराव थोरात तसेच स्वातंत्र्यासाठी लढा देणाऱ्यांचे शहरात कुठेच नाव दिसत नाही. मात्र आमदाराच्या आईच्या स्मारकाचे काम तातडीने केले जात असल्याची तक्रार मुख्यमंत्री देवेंद्र फडणवीस यांच्याकडे केली होती. हा शहीद व स्वातंत्र्य सैनिकांचा अपमान नाही का? असा उद्विग्न सवाल त्यांनी केला होता. शहीद बाबूराव थोरात यांचे पुत्र विजय थोरात यांनी मुख्यमंत्र्यांना लिहिलेल्या पत्रात त्यांनी स्वातंत्र्यवीर आणि शहिदांच्या नावाचीसुद्धा यादी जोडली. दरम्यान आमदार जोरगेवार यांच्या कार्यालयाच्यावतीने आमदारांनी गांधी चौकाचे नाव बदलण्याचा प्रस्ताव दिला नसल्याचा खुलासा केला होता. स्मारकाचा वाद चिघळत असल्याने भारतीय पुरातत्त्व विभागाने याची दखल घेतली. स्मारकाच्या शेजारी एक प्राचीन मंदिर आहे. त्याला केंद्रीय संरक्षित स्मारक म्हणून घोषित करण्यात आले आहे. नियामनुसार संरक्षित क्षेत्राच्या शंभर मीटर परिसरात इतर बांधकाम व अतिक्रमण करण्यास मनाई आहे. या नियमांचा दाखल देऊन पुरातत्त्व विभागाने महापालिकेला नोटीस बजावली होती. त्यात सात दिवसांच्या आत अतिक्रमण हटवण्याचे निर्देश देण्यात आले होते. त्यानुसार अम्मा स्मारकाचे अतिक्रमण हटवण्यात आले प्रश्न 1: प्रशासनाने कोणती कारवाई केली?👉 जोरगेवार यांच्या आईच्या नावाने उभारण्यात आलेले अम्मा स्मारक अवैध ठरवून हटवले. प्रश्न 2: या कारवाईमुळे काय परिणाम झाले?👉 जोरगेवार यांच्या राजकीय प्रतिमेला धक्का बसला असून जिल्ह्यात वादंग पेटला आहे. प्रश्न 3: जोरगेवार कोण आहेत?👉 किशोर जोरगेवार हे चंद्रपूरचे आमदार असून "मी म्हणेल तो कायदा" या विधानामुळे ते चर्चेत राहिले आहेत. सरकारनामाचे सदस्य व्हा शॉपिंगसाठी 'सकाळ प्राईम डील्स'च्या भन्नाट ऑफर्स पाहण्यासाठी क्लिक करा. Read Latest Marathi Political News, Breaking Political News from Maharashtra, India, Pune &amp; Mumbai at Sarkarnama. To Get Live Political Marathi News on Mobile, Download the Sarkarnama Mobile App for Android and IOS. सरकारनामा आता सर्व सोशल मीडिया प्लॅटफॉर्मवर. ताज्या राजकीय घडामोडींसाठी फेसबुक, ट्विटर, इन्स्टाग्राम, शेअर चॅट, टेलिग्रामवर आणि व्हॉट्सॲप आम्हाला फॉलो करा. तसेच, सरकारनामा यूट्यूब चॅनेलला आजच सबस्क्राइब करा. Follow Us Copyright © 2025 Sakal Media Group – All Rights Reserved Powered by Quintype वेबसाईटवर ब्राउझिंगचा अनुभव सर्वोत्तम असावा, यासाठी आम्ही कुकीजचा वापर करतो. कुकीजमुळे तुम्हाला तुमच्या आवडत्या मजकुराची शिफारस करता येते. आमचे गोपनीयता आणि कुकीजसंदर्भातील धोरण तुम्हाला मान्य आहे.</w:t>
+      </w:r>
+    </w:p>
+    <w:p>
+      <w:pPr>
+        <w:pStyle w:val="Heading3"/>
+      </w:pPr>
+      <w:r>
+        <w:rPr/>
+        <w:t>Article 184</w:t>
+      </w:r>
+    </w:p>
+    <w:p>
+      <w:pPr>
+        <w:pStyle w:val="Normal"/>
+      </w:pPr>
+      <w:r>
+        <w:rPr/>
+        <w:t>Title: सीपी राधाकृष्णन के उपराष्ट्रपति उम्मीदवार बनाने पर कांग्रेस को लगी मिर्ची; INDI ब्लॉक भी जल्द कर सकता है प्रत्याशी का ऐलान</w:t>
+      </w:r>
+    </w:p>
+    <w:p>
+      <w:pPr>
+        <w:pStyle w:val="Normal"/>
+      </w:pPr>
+      <w:r>
+        <w:rPr/>
+        <w:t xml:space="preserve">URL: </w:t>
+      </w:r>
+      <w:r>
+        <w:t xml:space="preserve"> https://www.sudarshannews.in/news-detail.aspx?id=131383</w:t>
+      </w:r>
+    </w:p>
+    <w:p>
+      <w:pPr>
+        <w:pStyle w:val="Normal"/>
+      </w:pPr>
+      <w:r>
+        <w:rPr/>
+        <w:t>Content: सुदर्शन के राष्ट्रवादी पत्रकारिता को सहयोग करे आगामी उपराष्ट्रपति चुनाव के लिए राष्ट्रीय जनतांत्रिक गठबंधन (NDA) ने अपने उम्मीदवार का नाम साफ कर दिया है। महाराष्ट्र के राज्यपाल और भारतीय जनता पार्टी (BJP) के वरिष्ठ नेता सी.पी. राधाकृष्णन को इस पद की दौड़ में उतारा गया है। उनकी घोषणा रविवार देर शाम पार्टी अध्यक्ष जेपी नड्डा ने की। टीडीपी, जनसेना और जेडीयू जैसे सहयोगी दलों ने राधाकृष्णन की उम्मीदवारी का स्वागत किया है। जानकारी के मुताबिक, 21 अगस्त को वह नामांकन दाखिल करेंगे, जिसमें एनडीए शासित राज्यों के मुख्यमंत्री और उपमुख्यमंत्री मौजूद रहेंगे। घोषणा के बाद कांग्रेस की ओर से प्रतिक्रिया सामने आई है। कांग्रेस सांसद मणिकम टैगोर ने कहा कि INDI गठबंधन अपने उम्मीदवार को लेकर बैठक करेगा। उन्होंने यह भी याद दिलाया कि राधाकृष्णन की पृष्ठभूमि राष्ट्रीय स्वयंसेवक संघ (RSS) से जुड़ी रही है। नामांकन से पहले सी.पी. राधाकृष्णन ने मुंबई में मुख्यमंत्री देवेंद्र फडणवीस से मुलाकात की। इस दौरान शिवसेना (शिंदे गुट) के सांसद नरेश म्हस्के ने साफ किया कि उनकी पार्टी एनडीए के फैसले के साथ खड़ी है और राधाकृष्णन को समर्थन देगी। उपराष्ट्रपति चुनाव की पूरी प्रक्रिया गौरतलब है कि मौजूदा उपराष्ट्रपति जगदीप धनखड़ ने स्वास्थ्य कारणों से 21 जुलाई को पद से इस्तीफा दे दिया था, जबकि उनका कार्यकाल 2027 तक था। अब नए उपराष्ट्रपति के चुनाव के लिए 9 सितंबर को मतदान और परिणाम की घोषणा होगी। नामांकन की अंतिम तारीख 21 अगस्त और उम्मीदवार वापस लेने की अंतिम तारीख 25 अगस्त तय की गई है। ऐसे में सभी की नजरें अब INDI गठबंधन की रणनीति पर टिकी हैं। ताज़ा खबरों की अपडेट अपने मोबाइल पर पाने के लिए डाउनलोड करे सुदर्शन न्यूज़ का मोबाइल एप्प 'धर्म के नाम पर धोखा देने वालों को नहीं मिलेगी माफी, पहचान छिपाने पर होगी जेल'; CM पुष्कर सिंह धामी Ganesh Chaturthi 2025: इस विधि से करें भगवान गणेश जी की स्थापना, जानें शुभ मुहूर्त और पूजा विधि Aaj ka Rashifal: किसे मिलेगा भाग्य का साथ और किसे रहना होगा सतर्क, पढ़े अपना राशिफल 26 अगस्त : मां पद्मिनी जौहर दिवस...जो मलेक्ष खिलजी की परछाई तक खुद पर न पड़ने की शपथ के साथ जय भवानी का उद्घोष करते हुए 16 हजार वीरांगनाओं के साथ कूद गईं थी अग्नि कुंड में दिल्ली विश्वविद्यालय छात्रसंघ चुनाव से पहले ABVP की बड़ी पहल... 'मेरा DU मेरा घोषणापत्र' अभियान से छात्रों से सीधे मांगे सुझाव कॉपीराइट © 2020 सुदर्शन न्यूज | सभी अधिकार सुरक्षित।</w:t>
+      </w:r>
+    </w:p>
+    <w:p>
+      <w:pPr>
+        <w:pStyle w:val="Heading3"/>
+      </w:pPr>
+      <w:r>
+        <w:rPr/>
+        <w:t>Article 185</w:t>
+      </w:r>
+    </w:p>
+    <w:p>
+      <w:pPr>
+        <w:pStyle w:val="Normal"/>
+      </w:pPr>
+      <w:r>
+        <w:rPr/>
+        <w:t>Title: Maha govt signs MoUs worth Rs 42,000 crore and creation of 28,000 jobs</w:t>
+      </w:r>
+    </w:p>
+    <w:p>
+      <w:pPr>
+        <w:pStyle w:val="Normal"/>
+      </w:pPr>
+      <w:r>
+        <w:rPr/>
+        <w:t xml:space="preserve">URL: </w:t>
+      </w:r>
+      <w:r>
+        <w:t xml:space="preserve"> https://www.thehawk.in/news/states-and-uts/maharashtra/maha-govt-signs-mous-worth-rs-42000-crore-and-creation-of-28000-jobs</w:t>
+      </w:r>
+    </w:p>
+    <w:p>
+      <w:pPr>
+        <w:pStyle w:val="Normal"/>
+      </w:pPr>
+      <w:r>
+        <w:rPr/>
+        <w:t>Content: Mumbai: The Maharashtra government signed 10 MoUs on Tuesday, worth Rs 42,000 crore, for solar industry projects, data centres, logistics, and real estate. The proposed investment is expected to create more than 28,000 jobs. These MoUs were signed in the presence of Chief Minister Devendra Fadnavis. “Maharashtra is emerging as the ‘Data Centre Capital’ and ‘Solar Energy Integration Capital’. Many companies are coming into this sector, and a big revolution is also going to happen in the manufacturing sector. The strategic agreement signed with the UK has opened new doors, and more investment is coming into India. This is a sign of the trust of investors and Prime Minister Narendra Modi in his leadership. Today, eight important Memoranda of Understanding (MoUs) and two strategic agreements have been signed for various investments, which will attract an investment of Rs 42,000 crore in the state and create more than 28,000 jobs,” said the Chief Minister. Fadnavis said that the investors have shown a very strong and positive commitment. “The entire government team will work with the investors from start to finish to ensure smooth investment in Maharashtra. The Hyperloop project is also gaining momentum, and now this project has moved forward again due to IIT Mumbai and IIT Madras,” he added. He said that the Hyperloop project will bring about a radical change in the logistics, transport and mobility sector, not only in the state but also in the entire country. The government inked another MoU for an investment of Rs 10,900 crore for the production of solar panels, which will create 8,308 jobs. While another MoU was signed with an investment of Rs 2,508 crore for the establishment of a data centre, to generate 1,000 jobs. Another MoU for the data centre sector with investment of Rs 2,564 crore, which will create another 1100 jobs, has also been signed. The state has also signed another MoU worth Rs 4300 crore for the steel industry, which will create another 1500 jobs, while also signing another MoU with another private firm worth Rs 4846 crore for a data centre, to create 2050 jobs. Furthermore, an MoU worth Rs 575 crore has also been signed in the industrial equipment sector, to create 3400 jobs. With another private firm, an MoU for investment of Rs 4700 crore in the green energy sector, to create 2,500 jobs has been signed. and Prestige Estate Project Ltd for investment of Investment agreement worth Rs 12500 crore for setting up a Data centre, logistics centre and also in the real estate sector development worth 12500 crore has been signed between another private firm and the state government, which will create 8700 jobs. In addition, an MoU has also been signed to collaborate in attracting UK and European investments in Maharashtra, and an agreement has been signed to set up a state-of-the-art transportation system at JNPT and Vadhavan Port. --IANS</w:t>
+      </w:r>
+    </w:p>
+    <w:p>
+      <w:pPr>
+        <w:pStyle w:val="Heading3"/>
+      </w:pPr>
+      <w:r>
+        <w:rPr/>
+        <w:t>Article 186</w:t>
+      </w:r>
+    </w:p>
+    <w:p>
+      <w:pPr>
+        <w:pStyle w:val="Normal"/>
+      </w:pPr>
+      <w:r>
+        <w:rPr/>
+        <w:t>Title: NCP (SP) targets Maha minister over Rs 5,000 cr scam in Navi Mumbai’s CIDCO land; demands his resignation</w:t>
+      </w:r>
+    </w:p>
+    <w:p>
+      <w:pPr>
+        <w:pStyle w:val="Normal"/>
+      </w:pPr>
+      <w:r>
+        <w:rPr/>
+        <w:t xml:space="preserve">URL: </w:t>
+      </w:r>
+      <w:r>
+        <w:t xml:space="preserve"> https://www.sakshipost.com/news/ncp-sp-targets-maha-minister-over-rs-5000-cr-scam-navi-mumbai-s-cidco-land-demands-his</w:t>
+      </w:r>
+    </w:p>
+    <w:p>
+      <w:pPr>
+        <w:pStyle w:val="Normal"/>
+      </w:pPr>
+      <w:r>
+        <w:rPr/>
+        <w:t>Content: Mumbai, Aug 18 (IANS) NCP (SP) legislator Rohit Pawar on Monday alleged that the social justice minister and Shiv Sena leader Sanjay Shirsat is involved in a corruption worth Rs 5,000 crore as during his tenure as the chairman of state undertaking City and Industrial Development Corporation (CIDCO) gave 15 acre of land to one Bivalkar family in Navi Mumbai and betrayed the local landowners. He has demanded Minister Sirsat’s resignation and appealed to the Chief Minister Devendra Fadnavis to form a special task force headed by a retired judge to probe this scam. Sirsat held the post of CIDCO chairman during the tenure of the Chief Minister Eknath Shinde. Rohit Pawar’s move to target the minister Sirsat comes days after Shiv Sena (UBT) MP Sanjay Raut shared a video of of the latter purportedly showing him in possession of a big bag full of cash at his home, suggesting that Prime Minister Narendra Modi, Union Home Minister Amit Shah and Chief Minister Devendra Fadnavis should take a note of it. “The Bivalkar family’s proposal was rejected for years on account of every law, rule and judgment. But in the first meeting after becoming the CIDCO chairman, Sanjay Shirsat set aside all the rules and decided to give the 15 acres of land to the Bivalkar family. The market value of this land is about Rs 5,000 crore, and CIDCO could have built about 10,000 houses for the poor on this land,” said Rohit Pawar. Vijay Singhal, vice-chairman and managing director of CIDCO and Minister Shirsat did not reply despite attempts to reach them over the phone and message. According to Rohit Pawar, the story dates back to the British era when the Bivalkar family was awarded more than 4,000 acres of land for helping the British against the Maratha Empire in 15 villages of the present-day Roha, Panvel, Alibaug, Uran tehsils. “By claiming it as a personal gift, the lands were first saved from the Bombay Personal Inams Abolition Act, 1952 and later, before the land ceiling act in 1961, registering lands as reserved forest. However, in 1975, the Maharashtra Private Forest Acquisition Act came, under which their entire land went to the government. In 1985, the Bivalkar family objected to the Private Forest Acquisition Act, which the collector rejected in 1989. In 1990, they went to the High Court. In 2010, another appeal was filed, which was clubbed. In October 2014, the High Court ruled in favour of the Bivalkar family. After coming to know about it in 2015, the government appealed in the Supreme Court and the order was stayed,” he said. Following the scheme for Project Affected Persons (PAPs) of CIDCO, the family applied in 1993 for benefits under the 12.5 per cent scheme, as 150 acres of land with collector and court of wards was acquired by CIDCO. In 1994, CIDCO rejected this application. In 1995, 2010, and 2023, CIDCO rejected the application, said Rohit Pawar. “Despite CIDCO reports against giving 12.5 per cent land to the family, Sanjay Shirsat cleared the file in his first meeting as CIDCO chairman, whereby giving 61,000 square meters of land with a market value of Rs 5000 crore and a tripartite agreement on 8000 square meters of land has already been signed,” Rohit Pawar alleged. Meanwhile, the NCP (SP) will hold a protest led by the party’s state unit chief, Shashikant Shinde, on Wednesday at the CIDCO office. Disclaimer: This story has not been edited by the Sakshi Post team and is auto-generated from syndicated feed. Read More: News | Politics | Entertainment | Lifestyle | Sports | Photos | Videos | Tech | Live TV | e-Paper | Education | Sakshi | Y.S.R | About Us | Contact Us | Privacy Policy | Media Kit | SakshiTV Complaint Redressal © Copyright Sakshi Post 2025 All rights reserved. Powered by Yodasoft Technologies Pvt Ltd</w:t>
+      </w:r>
+    </w:p>
+    <w:p>
+      <w:pPr>
+        <w:pStyle w:val="Heading3"/>
+      </w:pPr>
+      <w:r>
+        <w:rPr/>
+        <w:t>Article 187</w:t>
+      </w:r>
+    </w:p>
+    <w:p>
+      <w:pPr>
+        <w:pStyle w:val="Normal"/>
+      </w:pPr>
+      <w:r>
+        <w:rPr/>
+        <w:t>Title: सुप्रीम कोर्ट ने महाराष्ट्र विधानसभा चुनाव रद्द करने की मांग वाली याचिका की खारिज, विपक्ष को बड़ा झटका</w:t>
+      </w:r>
+    </w:p>
+    <w:p>
+      <w:pPr>
+        <w:pStyle w:val="Normal"/>
+      </w:pPr>
+      <w:r>
+        <w:rPr/>
+        <w:t xml:space="preserve">URL: </w:t>
+      </w:r>
+      <w:r>
+        <w:t xml:space="preserve"> https://samacharnama.com/states/maharashtra-news/supreme-court-dismisses-plea-seeking-cancellation-of/cid17260970.htm</w:t>
+      </w:r>
+    </w:p>
+    <w:p>
+      <w:pPr>
+        <w:pStyle w:val="Normal"/>
+      </w:pPr>
+      <w:r>
+        <w:rPr/>
+        <w:t>Content: Hit enter to search or ESC to close सुप्रीम कोर्ट ने महाराष्ट्र विधानसभा चुनाव रद्द करने की मांग वाली याचिका की खारिज, विपक्ष को बड़ा झटका सुप्रीम कोर्ट ने महाराष्ट्र विधानसभा चुनाव 2024 की वैधता को चुनौती देने वाली याचिका खारिज कर दी है। चेतन चंद्रकांत अहिरे ने विधानसभा चुनाव 2024 के नतीजों को रद्द करने की मांग वाली याचिका दायर की थी। उन्होंने आरोप लगाया था कि शाम 6 बजे मतदान समाप्त होने के बाद भी लगभग 75 लाख फर्जी मतदाताओं ने वोट डाले थे। हाईकोर्ट द्वारा याचिका खारिज किए जाने के बाद चेतन चंद्रकांत अहिरे ने सुप्रीम कोर्ट का दरवाजा खटखटाया था। न्यायमूर्ति एमएम सुंदरेश और न्यायमूर्ति एनके सिंह की पीठ ने हाईकोर्ट के फैसले को बरकरार रखते हुए अपील खारिज कर दी। बता दें कि महाराष्ट्र विधानसभा चुनाव 2024 में मतदाता सूची में हेराफेरी के आरोप लगे थे। दावा किया गया था कि मतगणना में गड़बड़ी हुई है। इलेक्ट्रॉनिक वोटिंग मशीन (ईवीएम) में गड़बड़ी का दावा किया गया था। चेतन चंद्रकांत अहिरे और प्रकाश अंबेडकर ने सवाल उठाए थे। दोनों ने आरोप लगाया कि मतदान का समय समाप्त हो गया था, लेकिन शाम 6 बजे के बाद भी वोट डाले गए। वे मतदाता फर्जी हो सकते हैं। इसलिए चुनाव परिणाम रद्द किए जाने चाहिए। दोनों ने इस मांग को लेकर हाईकोर्ट का दरवाजा खटखटाया, लेकिन याचिका खारिज कर दी गई। हाईकोर्ट के फैसले को सुप्रीम कोर्ट में चुनौती दी गई, लेकिन वहां भी याचिका खारिज कर दी गई। चेतन और प्रकाश ने मतगणना पर भी सवाल उठाए। उन्होंने दावा किया कि मतगणना में लाखों वोटों का अंतर था, लेकिन चुनाव आयोग ने इस दावे को सिरे से खारिज कर दिया और आरोपों को निराधार बताया। प्रकाश अंबेडकर ने यह भी दावा किया कि ईवीएम में छेड़छाड़ की गई थी। कांग्रेस नेता राहुल गांधी और अन्य विपक्षी नेताओं ने इस गड़बड़ी पर हंगामा किया। उन्होंने महाराष्ट्र की मतदाता सूची में महज 5 महीनों में करोड़ों मतदाताओं के जुड़ने पर सवाल उठाया और पूछा कि इतने मतदाता 5 साल से नहीं बढ़े, 5 महीनों में कैसे बढ़ गए? चुनाव आयोग ने आरोपों को भ्रामक, निराधार और निराधार बताया। महाराष्ट्र के मुख्यमंत्री देवेंद्र फडणवीस ने राहुल गांधी के आरोपों को निराधार और झूठा बताया। देश और दुनिया की हर खबर समचरनामा डॉट कॉम पर राजनीती , खेल , मनोरंजन , बिज़नेस , देश , राज्य , विश्व , हेल्थ , टेक्नोलॉजी , विज्ञान ,अधात्यम , ज्योतिष , ट्रेवल आपकी दुनिया के हर पहलू की खबर सबसे पहले आप तक। Copyright © 2020 Samacharnama</w:t>
+      </w:r>
+    </w:p>
+    <w:p>
+      <w:pPr>
+        <w:pStyle w:val="Heading3"/>
+      </w:pPr>
+      <w:r>
+        <w:rPr/>
+        <w:t>Article 188</w:t>
+      </w:r>
+    </w:p>
+    <w:p>
+      <w:pPr>
+        <w:pStyle w:val="Normal"/>
+      </w:pPr>
+      <w:r>
+        <w:rPr/>
+        <w:t>Title: Maharashtra politics : मुख्यमंत्र्यांच्या पत्नी गायिका, तरीही गाणे गाणाऱ्या तहसीलदारांना शिक्षा? बावनकुळे या चुकीला माफी असायलाच हवी; सामनातून हल्लाबोल</w:t>
+      </w:r>
+    </w:p>
+    <w:p>
+      <w:pPr>
+        <w:pStyle w:val="Normal"/>
+      </w:pPr>
+      <w:r>
+        <w:rPr/>
+        <w:t xml:space="preserve">URL: </w:t>
+      </w:r>
+      <w:r>
+        <w:t xml:space="preserve"> https://sarkarnama.esakal.com/mumbai/nanded-tehsildar-prashant-thorat-suspension-shiv-sena-ubt-criticism-sanjay-raut-devendra-fadnavis-jap93</w:t>
+      </w:r>
+    </w:p>
+    <w:p>
+      <w:pPr>
+        <w:pStyle w:val="Normal"/>
+      </w:pPr>
+      <w:r>
+        <w:rPr/>
+        <w:t>Content: Mumbai News, 19 Aug : नांदेड जिल्ह्यातील उमरीचे तहसीलदार प्रशांत थोरात यांनी बदली झाल्यानंतर खुर्चीवर बसून गाणे गायल्यामुळे त्यांच्यावर निलंबनाची कारवाई करण्यात आली आहे. याच निलंबनाच्या कारवाईवरून आता ठाकरेंच्या शिवसेनेचे मुखपत्र असलेल्या सामनातून मुख्यमंत्री देवेंद्र फडणवीस यांच्यासह महसूल मंत्री चंद्रशखेर बावनकुळे यांच्यावर हल्लाबोल करण्यात आला आहे. राज्याचे महसूल मंत्री चंद्रशेखर बावनकुळे यांनी नांदेड जिह्यातील उमरीचे तहसीलदार प्रशांत थोरात यांनी शासकीय खुर्चीवर बसून गाणे गायले म्हणून जर या राज्यात त्यांच्यावर निलंबनाची कारवाई केली असेल तर अशा खुर्च्यांवर बसून पैसे खाणारे, लोकांचा छळ करणारे तलाठी, तहसीलदार व जिल्हाधिकाऱ्यांना बावनकुळे कोणती कठोर शिक्षा देणार आहेत? असा सवाल सामनातून उपस्थित केला आहे. शिवाय तहसीलदारांचे गाणे ऐकले म्हणून या सर्व कर्मचाऱ्यांवरही दंडात्मक कारवाई होणार आहे काय? तहसीलदारांवर गाणे गायल्याचा ठपका ठेवून निलंबन करण्याऐवजी कठोर शब्दांत समजही देता आली असती. तसे झाले नाही. बरे, हे सर्व कोठे घडत आहे तर महाराष्ट्रात? ज्या राज्यात सध्या सर्वात जास्त राजकीय व प्रशासकीय बेशिस्त, बजबजपुरी माजली आहे. भ्रष्ट, व्यभिचारी मंत्र्यांना शिस्त लावण्याची, त्यांच्यावर कठोर कारवाई करण्याची हिंमत ज्या राज्याच्या मुख्यमंत्र्यात नाही, त्या राज्यात सरकारी अधिकाऱ्याने गाणे म्हणणे हा अपराध ठरला आहे. महाराष्ट्राचे चार मंत्री हनी ट्रपमध्ये फसले आहेत. त्यांच्यावर कारवाई नाही. एक मंत्री विधानसभेत ‘रमी’चा डाव टाकतो. त्याला मुख्यमंत्र्यांनी अभय दिले. एक मंत्री पैशांच्या बॅगा उघडून ‘चड्डी-बनियन’वर सिगारेटचे झुरके मारताना दिसतो. खून, विनयभंग, भ्रष्टाचार करून अनेक मंत्री फडणवीस यांच्या सरकारात नांदत आहेत. त्या सर्व लाडक्या भावांना हात लावण्याची हिंमत राज्यकर्त्यांमध्ये दिसत नाही, पण निरोप समारंभात एका तहसीलदारांनी गाणे गायले म्हणून त्यांना सरकारी सेवेतून निलंबित केले गेले. खरे तर महसूल खात्यात सर्वात जास्त भ्रष्टाचार बोकाळला आहे. भ्रष्टाचाराच्या बाबतीत महसूल आणि पोलीस खाते नेहमीच आघाडीवर राहिले. जनसामान्यांचा सर्वाधिक संबंध असलेली ही दोन खाती आहेत व तेथे सगळ्यात जास्त भ्रष्टाचार आहे. फडणवीसांचे राज्य आले म्हणून राज्यातील भ्रष्टाचार थांबला असे घडले नाही. उलट तो वाढतच चालला आहे. भरतीपासून टेंडरपर्यंतच्या घोटाळ्यांनी महाराष्ट्रात शिखर गाठले आहे. मात्र नांदेड जिल्ह्यातील उमरीच्या तहसीलदारांनी शासकीय खुर्चीत बसून गाणे म्हटल्याने शिस्तभंग झाला हे अजबच आहे. यामुळे महाराष्ट्र राज्याची शिस्त बिघडली असे जे म्हणतात त्यांचेच संतुलन सर्वच बाबतीत बिघडले आहे. ज्या राज्याच्या मुख्यमंत्र्यांच्या सुविद्य पत्नी गायिका आहेत, त्या राज्यातील सरकारी अधिकारी कार्यालयात गाणे गायला हा कठोर अपराध ठरू नये. तहसीलदारांनी कार्यालयात नंगा नाच घातला नाही, गोंधळ केला नाही, डाके-दरोडे टाकले नाहीत, लोकांना छळले नाही. फक्त गाणेच गायले ना? बावनकुळे जाऊ द्या हो, या चुकीला माफी असायलाच हवी, असं सामनामध्ये म्हटलं आहे. सरकारनामाचे सदस्य व्हा शॉपिंगसाठी 'सकाळ प्राईम डील्स'च्या भन्नाट ऑफर्स पाहण्यासाठी क्लिक करा. Read Latest Marathi Political News, Breaking Political News from Maharashtra, India, Pune &amp; Mumbai at Sarkarnama. To Get Live Political Marathi News on Mobile, Download the Sarkarnama Mobile App for Android and IOS. सरकारनामा आता सर्व सोशल मीडिया प्लॅटफॉर्मवर. ताज्या राजकीय घडामोडींसाठी फेसबुक, ट्विटर, इन्स्टाग्राम, शेअर चॅट, टेलिग्रामवर आणि व्हॉट्सॲप आम्हाला फॉलो करा. तसेच, सरकारनामा यूट्यूब चॅनेलला आजच सबस्क्राइब करा. Follow Us Copyright © 2025 Sakal Media Group – All Rights Reserved Powered by Quintype वेबसाईटवर ब्राउझिंगचा अनुभव सर्वोत्तम असावा, यासाठी आम्ही कुकीजचा वापर करतो. कुकीजमुळे तुम्हाला तुमच्या आवडत्या मजकुराची शिफारस करता येते. आमचे गोपनीयता आणि कुकीजसंदर्भातील धोरण तुम्हाला मान्य आहे.</w:t>
+      </w:r>
+    </w:p>
+    <w:p>
+      <w:pPr>
+        <w:pStyle w:val="Heading3"/>
+      </w:pPr>
+      <w:r>
+        <w:rPr/>
+        <w:t>Article 189</w:t>
+      </w:r>
+    </w:p>
+    <w:p>
+      <w:pPr>
+        <w:pStyle w:val="Normal"/>
+      </w:pPr>
+      <w:r>
+        <w:rPr/>
+        <w:t>Title: Will Bajirao Mastani Come Alive in Movie Halls Today?</w:t>
+      </w:r>
+    </w:p>
+    <w:p>
+      <w:pPr>
+        <w:pStyle w:val="Normal"/>
+      </w:pPr>
+      <w:r>
+        <w:rPr/>
+        <w:t xml:space="preserve">URL: </w:t>
+      </w:r>
+      <w:r>
+        <w:t xml:space="preserve"> https://caleidoscope.in/art-culture/will-bajirao-mastani-come-alive-in-movie-halls-today</w:t>
+      </w:r>
+    </w:p>
+    <w:p>
+      <w:pPr>
+        <w:pStyle w:val="Normal"/>
+      </w:pPr>
+      <w:r>
+        <w:rPr/>
+        <w:t>Content: Author – Shirish Shinde Romantic stories in any art form sell and Bollywood has been encashing on the topic ever since its birth. It has churned out classics, run-of-the-mill hits, and numerous potboilers. And as long as they entertain and enrich viewers’ experience, one should not have a problem. However, the cultural atmosphere is vitiated, when they start courting controversies. To counter that, Central Board of Film Certification (CBFC), a panel of experts, watch the movie and decide whether the depiction of a particular theme is right or wrong. It is then up to the board to certify the movie and decide if it deserves an A or U or an A/U certificate. But of late, the trend has changed a bit, for many movies have drawn the strict scrutiny of not just the board but political parties or an individual, if the theme or the plot has, by any means, hurt their sentiments. Such controversies may have some substance or they may be stage-managed. The latest one to face protest is Sanjay Leela Bhansali’s period drama Bajirao Mastani. The depiction of great Maratha warrior, Bajirao I and his wife Kashibai, from the epic film is mired in controversy. The descendants of the Peshwa and the Chhatrasal dynasties, along with a local MLA, recently protested in front of Shaniwarwada in Pune, alleging the wrong portrayal of the leading characters in the songs released by the production company. Further, BJP MLA Medha Kulkarni recently met chief minister Devendra Fadnavis in Nagpur and requested him to intervene in the matter. She was quoted by an English daily saying, “The film songs have distorted the history of Bajirao Peshwa. This amounts to a crime. Hence, historians must take a look at the film before its release.” Defending Kulkarni’s stand, Shiv Sena, and its MLA Pratap Sarnaik, have also sought similar action. Sarnaik said, “Bajirao Peshwa had played an important role in Maharashtra’s history. Bhansali did not give a thought to the Marathi culture and the Peshwa’s legacy before making the film.” They have objected to the song ‘Pinga,’ in which Deepika Padukone and Priyanka Chopra as Mastani and Kashibai respectively, are seen dancing together. The descendants have called it a vulgar display. Udaysinh Peshwa alleged that the movie shows just one aspect of Bajirao’s life. He has also objected to a scene, where Bajirao pours water over Kashibai’s head. Udaysinh said, “Those are private moments. How can they become public? While taking the cinematic liberty, the dignity of a person should be maintained.” The descendants of Mastani have also expressed their reservations against a dialogue in the film. Upset over the manner the film shows Bajirao dancing in a song sequence, Kulkarni in her letter to Fadnavis stated, “Bajirao has been shown dancing. However, Bajirao Peshwa in his life of 41 years fought 21 battles and won all of them. It is an insult to his stature. A Pune court has also been moved requesting a ban on the film. In a letter to Bhansali following the release of the song ‘Pinga,’ Mohini Karkarey, a descendant of the Peshwas, stated that Kashibai was suffering from arthritis. “How could she dance?” Further, there are many theories about the life of Mastani. One among them is that Mastani was the daughter Maharaja Chhatrasal of Bundelkhand, present-day Madhya Pradesh. Her mother Ruhaani Bai, a Persian-Muslim, was a dancer at the Hyderabad Nizam’s darbar. When Mohammad Khan Bangash attacked Bundelkhand in 1728, Chhattrasal sought Bajirao’s help, who was on a military campaign in the region. Bajirao helped Chhatrasal, who gave Bajirao his daughter in marriage. Some sources also said that Mastani was Hyderabad Nizam’s daughter. Chhatrasal had defeated the Nizam in 1698. Nizam extended a friendly gesture to Chhatrasal by marrying off his daughter to the Bundela king. However, the theory that Mastani was Chhatrasal and Ruhaani Bai’s daughter has been accepted. It is said that Mastani was Bajirao’s courtesan. However, she was his legal wife. Mastani had learned skills needed to become a warrior and was a good singer and dancer. She also used to go with Bajirao on his military campaigns. However, Bajirao’s first wife, Kashibai, and his other family members were against this marriage. They were not happy with this relationship as Bajirao used to neglect Kashibai. Later, the warrior king built a separate palace for Mastani elsewhere in Pune. Soon after Bajirao’s death in 1740, when he was on a campaign in Madhya Pradesh, Mastani also passed away near Pune. There are theories about her death, too. Unable to bear the loss of her beloved, she ended her life. One theory says she committed sati. In this backdrop, Sanjay Leela Bhansali has created this film. As there has been no response from his side to the controversy so far, it is assumed that he is relying on the certification provided by the CBFC. Legally, the film has been cleared for public screenings. However, Bajirao and Mastani’s descendants and the BJP-Shiv Sena have raised objections to the epic, thus putting its smooth release in doubt. Tomb of Real Bajirao Mastani Meanwhile, a press release issued on December 17 by the Kothrud, Pune branch of the Bharatiya Janata Party, stated that a petition had been submitted to the owner of the City Pride multiplex, Kothrud, to not screen the movie releasing on Friday in the city. They told the multiplex owner that the film had distorted the history about the architect of Maratha empire, Bajirao Peshwa. “There is a growing sentiment that our idols are being defamed. The movie hall owner should respect this sentiment and not screen the film, failing which they will solely be responsible for any loss,” stated the release. Factfile: https://en.wikipedia.org/wiki/Bajirao_I Image credits: The copyright for the images used in this article belong to their respective owners. Best known credits are given under the image. For changing the image credit or to get the image removed from Caleidoscope, please contact us. Save my name, email, and website in this browser for the next time I comment. Δ This site includes Amazon affiliate links, which may earn us a small commission at no extra cost to you. © Caleidoscope - 2025</w:t>
+      </w:r>
+    </w:p>
+    <w:p>
+      <w:pPr>
+        <w:pStyle w:val="Heading3"/>
+      </w:pPr>
+      <w:r>
+        <w:rPr/>
+        <w:t>Article 190</w:t>
+      </w:r>
+    </w:p>
+    <w:p>
+      <w:pPr>
+        <w:pStyle w:val="Normal"/>
+      </w:pPr>
+      <w:r>
+        <w:rPr/>
+        <w:t>Title: Nanded Rain: नांदेड़ में भारी बारिश के बाद 200 लोग बाढ़ में फंसे! बादल फटने से 5 लापता, रेस्क्यू के लिए सेना बुलाई गई</w:t>
+      </w:r>
+    </w:p>
+    <w:p>
+      <w:pPr>
+        <w:pStyle w:val="Normal"/>
+      </w:pPr>
+      <w:r>
+        <w:rPr/>
+        <w:t xml:space="preserve">URL: </w:t>
+      </w:r>
+      <w:r>
+        <w:t xml:space="preserve"> https://hindi.moneycontrol.com/india/heavy-rains-in-maharashtra-nanded-leave-over-200-stranded-in-flood-waters-five-people-missing-article-2104052.html</w:t>
+      </w:r>
+    </w:p>
+    <w:p>
+      <w:pPr>
+        <w:pStyle w:val="Normal"/>
+      </w:pPr>
+      <w:r>
+        <w:rPr/>
+        <w:t>Content: Nanded Rain News: महाराष्ट्र के नांदेड़ जिले में भारी बारिश के बीच विभिन्न गांवों में 200 से अधिक लोग फंस गए हैं। इसके बाद अधिकारियों को बचाव और राहत कार्यों के लिए भारतीय सेना की मदद लेनी पड़ रही है। मौसम विभाग (IMD) ने सोमवार और मंगलवार को भारी बारिश का अनुमान जताते हुए नांदेड़ जिले के लिए 'येलो अलर्ट' जारी किया है। इस बीच, नांदेड़ में बादल फटने से कम से कम 5 लोगों के लापता होने की भी खबर सामने आ रही है। महाराष्ट्र की राजधानी मुंबई समेत राज्य के कई जिलों में पिछले तीन दिनों से मूसलाधार बारिश हो रही है। नांदेड़ के जिलाधिकारी राहुल कार्डिले ने न्यूज एजेंसी पीटीआई कहा कि जिला प्रशासन ने बाढ़ में फंसे लोगों को बचाने के लिए भारतीय सेना की एक टुकड़ी बुलाई है। उन्होंने कहा, "नांदेड़ के मुखेड इलाके में 15 सदस्यों वाली सेना की एक टुकड़ी तैनात की जाएगी। बांधों से पानी छोड़ा जा रहा है। मैंने पड़ोसी राज्य तेलंगाना के सिंचाई विभाग के सचिव से फोन पर बात की है।" जिलाधिकारी ने बताया कि राज्य आपदा मोचन बल (SDRF) ने रविवार को भारी बारिश के बीच मुखेड तालुका के रावणगांव और हसनाल गांवों में फंसे 21 लोगों को बचाया। उन्होंने बताया कि तालुका के रावणगांव, हसनाल, भासवाडी और भिंगोली गांवों में 200 से अधिक लोग फंसे हुए हैं। फिलहाल, उन्हें बचाने के प्रयास जारी हैं। उन्होंने कहा, "जरूरत पड़ने पर लातूर में तैनात बचाव दलों को हम यहां बुलाएंगे। बांधों से पानी छोड़ा जा रहा है। हमें हदगांव, हिमायतनगर और किनवट में टीम की जरूरत पड़ सकती है। गोदावरी बेसिन के किनारे बसे गांवों को अलर्ट कर दिया गया है।" रविवार को छत्रपति संभाजीनगर, जालना, नांदेड़ और परभणी जिलों के 80 राजस्व मंडलों में 65 मिलीमीटर से अधिक बारिश हुई। नांदेड़ के मार्खेल सर्कल में सबसे अधिक 154.75 मिलीमीटर बारिश हुई। बादल फटने से 5 लोग लापता 'इंडियन एक्सप्रेस' के मुताबिक, महाराष्ट्र के मुख्यमंत्री देवेंद्र फडणवीस ने सोमवार को पुष्टि की है कि राज्य के मराठवाड़ा क्षेत्र के नांदेड़ जिले से पांच लोग लापता हैं। उन्होंने बताया कि नांदेड़ जिले के मुखेड़ तालुका में भारी बारिश के कारण लेंडी बांध का जलस्तर काफी बढ़ गया है। इसके अलावा, लातूर, उदगीर और कर्नाटक से भारी मात्रा में पानी आ रहा है। रविवार को यहां लगभग 206 मिमी बारिश दर्ज की गई। इसके कारण रावनगांव, भसवाड़ी, भिंगेली और हसनाल में मूसलाधार बारिश से सामान्य जनजीवन प्रभावित हुआ है। अखबार ने बताया कि रावनगांव में 225 नागरिक बाढ़ के पानी में फंसे हुए हैं। सबसे ज्यादा प्रभावित जगहों से लोगों को निकाला गया है। बाकी नागरिकों को सुरक्षित स्थानों पर पहुंचाने के प्रयास जारी हैं। हसनाल से आठ नागरिकों को निकाला गया है। भसवाड़ी में 20 और भिंगेली में 40 नागरिक फंसे हुए हैं। फडणवीस ने पत्रकारों को बताया कि दोनों क्षेत्रों के नागरिक सुरक्षित हैं। मुख्यमंत्री ने द इंडियन एक्सप्रेस को बताया, "5 नागरिक लापता हैं और उनकी तलाश जारी है। मैं खुद नांदेड़ के जिला कलेक्टर के लगातार संपर्क में हूं। नांदेड़, लातूर और बीदर के तीनों जिला कलेक्टर एक-दूसरे के संपर्क में हैं। वे बचाव अभियान चला रहे हैं।" ये भी पढ़ें- Mumbai Rains: मुंबई में मूसलाधार बारिश का कहर! सभी स्कूल-कॉलेज बंद, सड़कें जलमग्न, फ्लाइट भी प्रभावित उन्होंने आगे कहा, "राष्ट्रीय आपदा प्रतिक्रिया बल (NDRF), भारतीय सेना और मुंबई पुलिस की एक-एक टीम बचाव कार्यों का समन्वय कर रही है। छत्रपति संभाजीनगर से भारतीय सेना की एक टुकड़ी भी रवाना हो गई है। स्थानीय प्रशासन को प्रभावित क्षेत्रों में लगातार रहने और समन्वय करने के लिए कहा गया है।" First Published: Aug 18, 2025 3:30 PM हिंदी में शेयर बाजार, स्टॉक मार्केट न्यूज़, बिजनेस न्यूज़, पर्सनल फाइनेंस और अन्य देश से जुड़ी खबरें सबसे पहले मनीकंट्रोल हिंदी पर पढ़ें. डेली मार्केट अपडेट के लिए Moneycontrol App डाउनलोड करें।</w:t>
+      </w:r>
+    </w:p>
+    <w:p>
+      <w:pPr>
+        <w:pStyle w:val="Heading3"/>
+      </w:pPr>
+      <w:r>
+        <w:rPr/>
+        <w:t>Article 191</w:t>
+      </w:r>
+    </w:p>
+    <w:p>
+      <w:pPr>
+        <w:pStyle w:val="Normal"/>
+      </w:pPr>
+      <w:r>
+        <w:rPr/>
+        <w:t>Title: फडणवीस ने राज्यपाल राधाकृष्णन से मुलाकात की, उन्हें शिवाजी महाराज के पत्रों की पुस्तक भेंट की</w:t>
+      </w:r>
+    </w:p>
+    <w:p>
+      <w:pPr>
+        <w:pStyle w:val="Normal"/>
+      </w:pPr>
+      <w:r>
+        <w:rPr/>
+        <w:t xml:space="preserve">URL: </w:t>
+      </w:r>
+      <w:r>
+        <w:t xml:space="preserve"> https://www.ibc24.in/maharashtra/fadnavis-meets-governor-radhakrishnan-presents-him-with-a-book-containing-shivaji-maharajs-letters-3213010.html</w:t>
+      </w:r>
+    </w:p>
+    <w:p>
+      <w:pPr>
+        <w:pStyle w:val="Normal"/>
+      </w:pPr>
+      <w:r>
+        <w:rPr/>
+        <w:t>Content: सवाल आपका है Home / Maharashtra / Fadnavis meets Governor Radhakrishnan, presents him with a book containing Shivaji Maharaj's letters मुंबई, 18 अगस्त (भाषा) महाराष्ट्र के मुख्यमंत्री देवेन्द्र फडणवीस ने सोमवार को मुंबई स्थित राजभवन में राज्यपाल सी.पी. राधाकृष्णन से शिष्टाचार भेंट की। राधाकृष्णन को राजग ने उपराष्ट्रपति पद के लिए अपना उम्मीदवार बनाया है। राधाकृष्णन बाद में दिल्ली के लिए रवाना हो गए। राजभवन की ओर से जारी एक विज्ञप्ति में कहा गया कि यहां हवाई अड्डे पर फडणवीस ने राज्य के सांस्कृतिक मामलों के मंत्री आशीष शेलार के साथ राज्यपाल को मराठा राजा छत्रपति शिवाजी महाराज के अप्रकाशित पत्रों की एक पुस्तक भेंट की। सत्तारूढ़ राष्ट्रीय जनतांत्रिक गठबंधन (राजग) ने रविवार को राधाकृष्णन को उपराष्ट्रपति पद का अपना उम्मीदवार घोषित किया। उनका ताल्लुक तमिलनाडु की एक प्रमुख ओबीसी जाति से है और वह आरएसएस की पृष्ठभूमि से आने वाले भाजपा के अनुभवी नेता हैं। भाषा मुंबई, 18 अगस्त (भाषा) महाराष्ट्र के मुख्यमंत्री देवेन्द्र फडणवीस ने सोमवार को मुंबई स्थित राजभवन में राज्यपाल सी.पी. राधाकृष्णन से शिष्टाचार भेंट की। राधाकृष्णन को राजग ने उपराष्ट्रपति पद के लिए अपना उम्मीदवार बनाया है। राधाकृष्णन बाद में दिल्ली के लिए रवाना हो गए। राजभवन की ओर से जारी एक विज्ञप्ति में कहा गया कि यहां हवाई अड्डे पर फडणवीस ने राज्य के सांस्कृतिक मामलों के मंत्री आशीष शेलार के साथ राज्यपाल को मराठा राजा छत्रपति शिवाजी महाराज के अप्रकाशित पत्रों की एक पुस्तक भेंट की। सत्तारूढ़ राष्ट्रीय जनतांत्रिक गठबंधन (राजग) ने रविवार को राधाकृष्णन को उपराष्ट्रपति पद का अपना उम्मीदवार घोषित किया। उनका ताल्लुक तमिलनाडु की एक प्रमुख ओबीसी जाति से है और वह आरएसएस की पृष्ठभूमि से आने वाले भाजपा के अनुभवी नेता हैं। भाषा नोमान दिलीप दिलीप</w:t>
+      </w:r>
+    </w:p>
+    <w:p>
+      <w:pPr>
+        <w:pStyle w:val="Heading3"/>
+      </w:pPr>
+      <w:r>
+        <w:rPr/>
+        <w:t>Article 192</w:t>
+      </w:r>
+    </w:p>
+    <w:p>
+      <w:pPr>
+        <w:pStyle w:val="Normal"/>
+      </w:pPr>
+      <w:r>
+        <w:rPr/>
+        <w:t>Title: Those who speak of Maharashtra 'asmita' should support Radhakrishnan for VP post Fadnavis</w:t>
+      </w:r>
+    </w:p>
+    <w:p>
+      <w:pPr>
+        <w:pStyle w:val="Normal"/>
+      </w:pPr>
+      <w:r>
+        <w:rPr/>
+        <w:t xml:space="preserve">URL: </w:t>
+      </w:r>
+      <w:r>
+        <w:t xml:space="preserve"> https://www.theweek.in/wire-updates/national/2025/08/18/bom25-mh-governor-ld-fadnavis.html</w:t>
+      </w:r>
+    </w:p>
+    <w:p>
+      <w:pPr>
+        <w:pStyle w:val="Normal"/>
+      </w:pPr>
+      <w:r>
+        <w:rPr/>
+        <w:t>Content: Mumbai, Aug 18 (PTI) Maharashtra Chief Minister Devendra Fadnavis on Monday called upon MPs from the state cutting across party lines, specially from the Shiv Sena (UBT) and NCP (SP), to support Governor CP Radhakrishnan's candidature for the post of vice president. The ruling National Democratic Alliance (NDA) on Sunday named Radhakrishnan (67), a seasoned BJP leader belonging to a key OBC caste from Tamil Nadu with an RSS background, as its vice-presidential candidate. Talking to reporters, Fadnavis said even though Radhakrishnan belongs to Tamil Nadu, he is a registered voter in Mumbai and cast his vote here in the last year's Maharashtra assembly polls. "When he files his nomination for the vice president's post, he will mention that he is a registered voter in Mumbai. It is a matter of great pride for Maharashtra," he said. Fadnavis said political parties like the opposition Shiv Sena (UBT) and NCP (SP), which espouse Maharashtra's "asmita" (pride), should support Radhakrishnan's candidature. Replying to a question, the CM said he would request Sena (UBT) head Uddhav Thackeray and NCP (SP) chief Sharad Pawar to support Radhakrishnan, considering he is the state's governor and a voter from Mumbai. The electoral college for poll to the post of Vice President of India consists of all members of both Houses of Parliament. The Shiv Sena (UBT) has nine Lok Sabha and two Rajya Sabha members, while the NCP (SP) has 10 Lok Sabha and two Rajya Sabha members. With the NDA enjoying the support of at least 422 members in the electoral college of 781 MPs, Radhakrishnan’s victory in any contest against the Opposition is a foregone conclusion. The majority mark is 391. Earlier in the day, Fadnavis paid a courtesy visit to Radhakrishnan at the Raj Bhavan in Mumbai. Radhakrishnan later left for New Delhi. At the airport here, Fadnavis, accompanied by state Cultural Affairs Minister Ashish Shelar, presented to the governor a book containing the unpublished letters of Maratha king Chhatrapati Shivaji Maharaj, a release from the Raj Bhavan said. BJP president J P Nadda on Sunday made the announcement about Radhakrishnan's candidature for the vice president's post following a meeting of the party's parliamentary board, which included Prime Minister Narendra Modi, and consultation with the party's allies. Nadda appealed for unanimous election of Radhakrishnan (67), an OBC leader and two-time former Lok Sabha member from Coimbatore, to the constitutional position, saying BJP leaders had spoken to the opposition parties over the last week and will reach out to them again. (This story has not been edited by THE WEEK and is auto-generated from PTI) What does Supreme Court PIL seeking SIT probe into Rahul Gandhi's vote theft allegations say? ICC ODI Rankings: Virat Kohli, Rohit Sharma 'go missing' from Top 10 before retirement? ‘Coolie’ vs ‘War 2’ day 6 box office collection: As excitement falters, so does the box office Who is Michael Fiddelke, the new CEO of Target Meta rolls out AI audio translations for Reels: How it works and why it matters Copyright © 2024 All rights reserved</w:t>
+      </w:r>
+    </w:p>
+    <w:p>
+      <w:pPr>
+        <w:pStyle w:val="Heading3"/>
+      </w:pPr>
+      <w:r>
+        <w:rPr/>
+        <w:t>Article 193</w:t>
       </w:r>
     </w:p>
     <w:p>
@@ -983,16 +3050,16 @@
       </w:pPr>
       <w:r>
         <w:rPr/>
-        <w:t>Article 151</w:t>
-      </w:r>
-    </w:p>
-    <w:p>
-      <w:pPr>
-        <w:pStyle w:val="Normal"/>
-      </w:pPr>
-      <w:r>
-        <w:rPr/>
-        <w:t>Title: kolhapur | सर्किट बेंचचे स्वप्न साकारले; न्यायाचे दरवाजे खुले झाले!</w:t>
+        <w:t>Article 194</w:t>
+      </w:r>
+    </w:p>
+    <w:p>
+      <w:pPr>
+        <w:pStyle w:val="Normal"/>
+      </w:pPr>
+      <w:r>
+        <w:rPr/>
+        <w:t>Title: Mumbai reels under 177 mm rain in 8 hours; flights hit, schools shut as red alert issued</w:t>
       </w:r>
     </w:p>
     <w:p>
@@ -1004,16 +3071,16 @@
         <w:t xml:space="preserve">URL: </w:t>
       </w:r>
       <w:r>
-        <w:t xml:space="preserve"> https://pudhari.news/maharashtra/kolhapur/circuit-bench-dream-realized-doors-of-justice-now-open-ap84</w:t>
-      </w:r>
-    </w:p>
-    <w:p>
-      <w:pPr>
-        <w:pStyle w:val="Normal"/>
-      </w:pPr>
-      <w:r>
-        <w:rPr/>
-        <w:t>Content: प्रवीण मस्के कोल्हापूर : तब्बल साडेचार दशकांच्या सातत्यपूर्ण लढ्याला यश आले आणि अखेर कोल्हापुरात उच्च न्यायालयाचे खंडपीठ स्थापन झाले. हा फक्त एक प्रशासकीय निर्णय नसून, कोल्हापूरसह संपूर्ण पश्चिम महाराष्ट्रासाठी सुवर्णाक्षरांनी लिहिला जाईल, असा ऐतिहासिक क्षण आहे. दीर्घ प्रतीक्षेनंतर अखेर हे स्वप्न साकारले असून कोल्हापूर, सांगली, सातारा, सोलापूर, रत्नागिरी व सिंधुदुर्ग जिल्ह्यातील जनता, वकील व पक्षकारांचा प्रचंड भार हलका होण्याची शक्यता आहे. आता त्यांना मुंबई किंवा औरंगाबादला जाण्याचा त्रास होणार नाही. वेळ, पैसा व श्रम याची बचत होऊन न्यायप्रवेश अधिक सुलभ व वेगवान झाला आहे. मुंबई उच्च न्यायालयाचे मुख्यालय मुंबईत असून छत्रपती संभाजीनगर व नागपूर येथे आधीच खंडपीठे आहेत. पश्चिम महाराष्ट्र, कोकण व मराठवाडा या भागातील नागरिकांना न्यायालयीन कामकाजासाठी हजारो कि.मी. दूरवरचा प्रवास करावा लागत होता. अनेकदा धरणे, मोर्चे, आंदोलने, उपोषणे अशा विविध माध्यमांतून शासनावर दबाव आणण्यात आला. परंतु, प्रत्येक वेळी आश्वासने मिळूनही निर्णय पुढे ढकलला गेला. या संघर्षाला माध्यमांनी साथ दिली. विशेषतः दै. ‘पुढारी’चे मुख्य संपादक डॉ. प्रतापसिंह जाधव यांनी संपादकीय, बातम्या व लोकजागृतीच्या माध्यमातून या प्रश्नाला सतत जिवंत ठेवले. खंडपीठाची चळवळ कोल्हापूरच्या जनआंदोलनाचे स्वरूप घेऊ शकली, त्यामागे त्यांचे मोलाचे योगदान आहे. उद्घाटन सोहळ्यात दस्तरखुद्द राज्याचे मुख्यमंत्री देवेंद्र फडणवीस यांनी त्यांच्या खंडपीठ आंदोलनातील कार्याचा गौरव केला. कोल्हापुरात उच्च न्यायालयाचे सर्किट बेंचचे रविवारी (दि.17) भारताचे सरन्यायाधीश भूषण गवई यांच्या हस्ते उद्घाटन झाले. हा दिवस कोल्हापूरकरांसह सहा जिल्ह्यांतील जनतेच्या अभिमानाचा ठरला. उद्घाटन सोहळ्यात सरन्यायाधीश गवई यांनी आतापर्यंतचे सर्वात जास्त वेळ (53 मिनिटे) भाषण करून कोल्हापूरकरांनी दिलेल्या सन्मानाबद्दल कृतज्ञता व्यक्त केली. सर्किट बेंचची स्थापना हा केवळ कोल्हापुरांचा नव्हे, तर संपूर्ण पश्चिम महाराष्ट्राचा विजय आहे. दीर्घ प्रतीक्षेनंतर लोकशाहीतील न्यायप्रवेशाचा उजेड दाराशी पोहोचला आहे. सरन्यायाधीश गवई यांचे दीर्घ भाषण केवळ औपचारिक नव्हते, तर कोल्हापूरकरांच्या उत्स्फूर्त प्रतिसादास दिलेली दाद होती. त्यांच्या प्रत्येक शब्दातून कोल्हापूरच्या खंडपीठाच्या न्याय्य लढ्याचा गौरव झळकला. जनतेने केलेले आदरातिथ्य व आत्मियता यांनी हा सोहळा अधिकच संस्मरणीय बनवला. जनतेचा उत्स्फूर्त प्रतिसाद, वकिलांचा आनंद व उपस्थितांच्या डोळ्यांतील आनंदाश्रू या ऐतिहासिक क्षणाचा आनंद प्रत्येकाच्या चेहर्‍यावर ओसंडून वाहत होता. * न्यायालयीन प्रकरणांचा निपटारा जलदगतीने व्हावा * न्यायमूर्ती, वकिलांसाठी आवश्यक सुविधा मिळाव्यात * न्यायालयीन कामकाज तंत्रज्ञानाधारित व पारदर्शक व्हावे * वकील, पक्षकारांसाठी पार्किंग, वाहतूक नियोजन करावे 'Pudhari' is excited to announce the relaunch of its Android and iOS apps. Stay updated with the latest news at your fingertips. Android and iOS Download now and stay updated, anytime, anywhere. Pudhari Publications Private Limited</w:t>
+        <w:t xml:space="preserve"> https://www.newindianexpress.com/nation/2025/Aug/18/mumbai-rains-flight-operations-hit-schools-colleges-shut-as-imd-issues-red-alert</w:t>
+      </w:r>
+    </w:p>
+    <w:p>
+      <w:pPr>
+        <w:pStyle w:val="Normal"/>
+      </w:pPr>
+      <w:r>
+        <w:rPr/>
+        <w:t>Content: MUMBAI: The IMD issued a 'red alert', forecasting extremely heavy rains at isolated places in Mumbai and neighbouring areas on Monday, prompting the city civic body to declare a holiday for all schools and colleges, officials said. A Mumbai airport spokesperson said nine flights conducted "go arounds" before finally landing, while one flight was diverted to Surat (in Gujarat) till 12 noon due to the heavy rains. The Brihanmumbai Municipal Corporation (BMC) appealed to residents to step out only if necessary, and the IMD asked fishermen not to venture into the Arabian Sea. Roads in several areas got inundated after the heavy downpour for the third consecutive day on Monday. Some low-lying areas like the Andheri Subway and Lokhandwala Complex witnessed water accumulation at a few locations, affecting traffic movement. Local trains, considered as the lifeline of the metropolis, were running late by 8 to 10 minutes and there was no suspension of services, according to officials. Maharashtra Chief Minister Devendra Fadnavis said Mumbai received 177 millimetres of rain in a 6-8 hour period on Monday and asked citizens to observe all precautions since more is expected through the day along with high tides. "Offices have been told to allow workers to leave for home at 4pm. After 6.30 pm, 3m to 4m tides are expected. The decision on closure of schools on Tuesday will be taken at an appropriate time. Citizens must not venture out without reason," he said. The CM said crops spread across 4 lakh hectares have been affected statewide and district collectors have been authorized to take decisions regarding relief and rescue operations. Talks are on with Karnataka regarding discharge of Allmatti dam water from that state, Fadnavis said. More than 200 villagers were stranded in the Nanded district of the state after the incessant rains, five persons are reported missing from Mukhed taluka of Nanded district, around 600 km from Mumbai, CM Fadnavis said. The suburban services on the Central Railway route were affected as water accumulated on tracks in a few low-lying areas on the Harbour Line, and due to failure of track changing points between Kurla and Tilak Nagar stations, as per the officials. The blinding rain in some parts of the city affected visibility and slowed down vehicular movement, as per motorists. There was no diversion of any routes of bus services of the Brihanmumbai Electric Supply and Transport (BEST) undertaking, the officials said. The India Meteorological Department (IMD) issued a red alert for Mumbai, and neighbouring Thane and Raigad districts, forecasting heavy to very heavy rainfall at a few places and extremely heavy showers at isolated locations on Monday and Tuesday. It also issued a red alert for Ratnagiri district on Monday, and an orange alert for Sindhudurg on Monday and Tuesday. BMC Commissioner Bhushan Gagrani announced that all educational institutions would remain shut for the afternoon session, citing the safety of students amid continuous downpour since morning. The civic body, in a statement, appealed to the people to step out only if necessary. It also appealed to residents to contact its disaster control helpline 1916 in case of emergencies or for official updates. Heavy rains have been lashing Mumbai since Saturday. After the heavy downpour overnight on Monday, the rain intensity further increased from 9 am, a civic official said. The island city, eastern and western suburbs recorded an average rainfall of 37 mm, 39 mm and 29 mm, respectively, in just one hour from 9 am. Chembur in the eastern suburbs recorded the highest rainfall of 65 mm, followed by 50 mm in Shivaji Nagar in the one-hour period, the official said. In the 24 hours ending at 8 am on Monday, the island city recorded an average rainfall of 54.58 mm, the eastern suburbs received 72.61 mm, while the western suburbs recorded 65.86 mm rain, according to officials. Several areas recorded more than 100 mm rainfall during the period, they said. Army called in to rescue over 200 stranded after heavy rains in Nanded More than 200 people were stranded in different villages amid heavy rains in Maharashtra's Nanded district, prompting authorities to deploy the Indian Army for rescue and relief efforts. The India Meteorological Department (IMD) has issued a yellow alert for Nanded district, forecasting heavy rains on Monday and Tuesday. Talking to PTI, Nanded collector Rahul Kardile said the district administration has called in a unit of the Indian Army to rescue people stranded in the floods. "An Army team of 15 members will be deployed in the Mukhed area of Nanded. Water discharge from dams is also underway. I have also called the irrigation department secretary of neighbouring Telangana state and requested them to manage water discharge from Pochampad Dam in their jurisdiction if needed," he said. The State Disaster Response Force (SDRF) rescued 21 people stranded in Ravangaon and Hasnal villages of Mukhed taluka amid heavy rains on Sunday, the collector said. He said more than 200 people are stranded in Ravangaon, Hasnal, Bhaswadi and Bhigeli villages of the taluka, and efforts are underway to rescue them. "If needed, we can rope in rescue teams deployed in Latur. Water is being discharged from dams, and we may need teams in Hadgaon, Himayatnagar and Kinwat. An alert has been given to the villages on the banks of the Godavari basin," he added. Fadnavis held a comprehensive review meeting at the State Disaster Management Cell in Mantralaya and instructed all departments and authorities to remain on high alert in view of the red alert issued by the India Meteorological Department, forecasting extremely heavy rainfall in several parts of the state between August 17 and 21. During the meeting, divisional commissioners presented updates on rainfall and damages in their respective regions, the statement said. Several rivers in the Konkan region have crossed danger marks, and Jalgaon has reported significant damage. Talks are on with Karnataka regarding the discharge of Allmatti dam water from that state, it was stated. In Mukhed taluka of Nanded district, the situation has been brought under control, while around 800 villages have been affected in the Chhatrapati Sambhajinagar division. The police have been instructed to remain alert at tourist spots, activate disaster response systems in landslide-prone areas, and ensure adequate provision of food, clean water, and bedding in relief shelters. Meanwhile, Mumbai suburban district guardian minister Ashish Shelar said he had reviewed the situation in the metropolis through the disaster management cell of the BMC and had taken stock of the rainfall, flooding, school conditions and public transport. "Local train services were functional with some disruptions, while BEST has been instructed to operate additional bus services if passengers are stranded at major (railway) terminals such as Dadar and Mumbai Central," he said. All top civic and police officials are on the ground, the minister and senior BJP leader said. Trees and branches have fallen in 30 to 40 locations in the city, and instructions have been issued to remove such hurdles and restore vehicular traffic speedily, Shelar informed. He said one person was injured at Napean Sea Road in south Mumbai after a protection wall fell on a tree due to heavy rains. Pumping stations are functioning optimally across the city, and authorities are reviewing how much water is receding with the help of the pumps, he said. Follow The New Indian Express channel on WhatsApp Download the TNIE app to stay with us and follow the latest Copyright - newindianexpress.com 2024. All rights reserved.</w:t>
       </w:r>
     </w:p>
     <w:p>
@@ -1022,16 +3089,16 @@
       </w:pPr>
       <w:r>
         <w:rPr/>
-        <w:t>Article 152</w:t>
-      </w:r>
-    </w:p>
-    <w:p>
-      <w:pPr>
-        <w:pStyle w:val="Normal"/>
-      </w:pPr>
-      <w:r>
-        <w:rPr/>
-        <w:t>Title: कौन लेगा CP राधाकृष्णन की जगह? BJP की एक खोज खत्म होते ही शुरू हुई दूसरी तलाश</w:t>
+        <w:t>Article 195</w:t>
+      </w:r>
+    </w:p>
+    <w:p>
+      <w:pPr>
+        <w:pStyle w:val="Normal"/>
+      </w:pPr>
+      <w:r>
+        <w:rPr/>
+        <w:t>Title: मुंबई में भारी बारिश का कहर, 19 अगस्त को बंद रहेंगे सभी स्कूल-कॉलेज</w:t>
       </w:r>
     </w:p>
     <w:p>
@@ -1043,16 +3110,16 @@
         <w:t xml:space="preserve">URL: </w:t>
       </w:r>
       <w:r>
-        <w:t xml:space="preserve"> https://navbharatlive.com/maharashtra/maharashtra-new-governor-who-will-replace-cp-radhakrishnan-bjp-new-search-begins-1321951.html</w:t>
-      </w:r>
-    </w:p>
-    <w:p>
-      <w:pPr>
-        <w:pStyle w:val="Normal"/>
-      </w:pPr>
-      <w:r>
-        <w:rPr/>
-        <w:t>Content: उपराष्ट्रपति पद के उम्मीदवार सीपी राधाकृष्णन, पीएम नरेंद्र मोदी, सीएम देवेंद्र फडणवीस (सोर्स: सोशल मीडिया) New Maharashtra Governor: भारत के उपराष्ट्रपति पद के लिए 9 सिंतबर को चुनाव होना है। इसके लिए भारतीय जनता पार्टी के नेतृत्व वाले एनडीए गठबंधन ने रविवार शाम को महाराष्ट्र के राज्यपाल सीपी राधाकृष्णन को अपना उम्मीदवार घोषित किया। अब सबकी निगाहें विपक्ष की ओर टिकी हुई हैं। विपक्षी गठबंधन ‘इंडिया’ भी इस चुनाव के लिए अपना उम्मीदवार उतार सकता है। पूर्व उपराष्ट्रपति जगदीप धनखड़ के इस्तीफे के बाद यह पद खाली हुआ था। जिसके बाद नए उपराष्ट्रपति के उम्मीदवार के लिए मंथन जारी था, जो सीपी राधाकृष्णन का नाम सामने आने के बाद पूरा हुआ। लेकिन भाजपा की एक तलाश खत्म होते ही दूसरी खोज शुरू हो गई है। सीपी राधाकृष्णन वर्तमान में महाराष्ट्र के राज्यपाल है। 21 अगस्त को उपराष्ट्रपति पद के लिए नामांकन भरने से पहले उन्हें राज्यपाल के पद से इस्तीफा देना होगा। इससे महाराष्ट्र के राज्यपाल का पद खाली हो जाएगा। ऐसे में भाजपा और एनडीए गठबंधन में अब राज्यपाल के लिए नए चेहरे की तलाश करनी होगी। सीपी राधाकृष्णन को पुष्पगुच्छ देते सीएम फडणवीस वैसे पूरे देश में संघ (RSS) की अच्छी पकड़ है, लेकिन महाराष्ट्र संघ के लिए खास है। क्योंकि इसका मुख्यालय नागपुर में है। ऐसे में महाराष्ट्र के राज्यपाल के लिए भाजपा ऐसे को ऐसे चेहरे की तलाश होगी जो साफ-सुथरी छवि वाला हो और संघ में अच्छी पैठ रखता हो, ताकि राज्य सरकार के साथ-साथ भाजपा और संघ में तालमेल बना रहे। यह भी पढ़ें:- ‘हम क्यों सपोर्ट करें…’, CP राधाकृष्णन की उम्मीदवारी पर बोले संजय राउत, बताया विपक्ष का गेमप्लान वहीं भाजपा का ध्यान चुनावी, राजनैतिक और जातिगत समीकरणों पर रहेगा। महाराष्ट्र में इसी साल निकाय चुनाव होने हैं। वहीं कुछ राज्यों में अलगे कुछ समय में विधानसभा चुनाव होने हैं। ऐसे में किसी भी नाम को सामने लाने से पहले जातिगत, राजनीतिक समीकरणों को साधने की काेशिश की जाएगी। जिससे न केवल महाराष्ट्र के निकाय चुनाव बल्कि अन्य राज्यों के विधानसभा चुनाव में भी पार्टी को फायदा हो सके। भाजपा अपने नए राष्ट्रीय अध्यक्ष की तलाश में भी जुटी हुई है। जेपी नड्डा का कार्यकाल खत्म हो चुका है, लेकिन नए अध्यक्ष के बनने तक वे इस पद पर बने रहेंगे। नए अध्यक्ष को लेकर भाजपा और राष्ट्रीय स्वयंसेवक संघ में मंथन जारी है। ऐसे में देखना अहम होगा कि पार्टी राष्ट्रीय अध्यक्ष के साथ-साथ महाराष्ट्र के राज्यपाल के लिए कौन सा चेहरा सामने लाती है। Follow Us On © Copyright Navbharatlive 2025 All rights reserved.</w:t>
+        <w:t xml:space="preserve"> https://hindi.news24online.com/india/mumbai-and-jammu-kashmir-heavy-rain-rain-school-and-college-closed/1288306/</w:t>
+      </w:r>
+    </w:p>
+    <w:p>
+      <w:pPr>
+        <w:pStyle w:val="Normal"/>
+      </w:pPr>
+      <w:r>
+        <w:rPr/>
+        <w:t>Content: ---विज्ञापन--- मुंबई में भारी बारिश को लेकर रेड अलर्ट जारी किया गया है। मौसम विभाग की चेतावनी के बाद मुंबई में 19 अगस्त को सभी स्कूल- कॉलेज बंद रहेंगे। वहीं जम्मू-कश्मीर में भी भारी बारिश के 19 अगस्त को स्कूल बंद रहेंगे। IMD ने दोनों ही राज्यों के कई जिलों में रेड और ऑरेंज अलर्ट जारी किया है। 🚨 Holiday issued for Thane on 18 &amp; 19 August, 2025 for all schools/colleges amid heavy rains. #MumbaiRains pic.twitter.com/2MJwNuj951 महाराष्ट्र सरकार में मंत्री गिरीश महाजन का कहना है कि मुंबई में भारी बारिश हो रही है। बारिश से राज्य के कई जिलों में आम जनजीवन प्रभावित हुआ है। मौसम विभाग ने 5 से 6 जिलों में रेड और ऑरेंज अलर्ट जारी किया है। भारी बारिश से नांदेड़ जिला ज्यादा प्रभावित हुआ है। लोगों को जलमग्न इलाकों से निकाला जा रहा है। एसडीआरएफ की टीमें भी बुलाई गई हैं। स्थानीय प्रशासन भी काम कर रहा है। #WATCH | मुंबई: महाराष्ट्र सरकार में मंत्री गिरीश महाजन ने मुंबई में हो रही भारी बारिश पर कहा, "राज्य में भारी बारिश हो रही है। कल दोपहर से ही बारिश शुरू हो गई थी। 5-6 जिले ऐसे हैं जहां बारिश के लिए रेड और ऑरेंज अलर्ट है। नांदेड़ में भारी बारिश हुई है, जलमग्न इलाकों से लोगों को… pic.twitter.com/M1oltxSBko नांदेड़ के मुखेड़ तालुका में भारी बारिश के कारण 5 लोग लापता हो गए हैं। जिले के रावन गांव में 225 लोग बाढ़ के पानी में फंसे हुए हैं, जिन्हें सुरक्षित निकाला जा रहा है। कर्नाटक और तेलंगाना के बांधों से पानी छोड़े जाने के कारण सीमावर्ती जिलों में हालात और बिगड़ गए हैं। महाराष्ट्र सरकार ने मुखेड़ तालुका में राहत बचाव कार्य शुरू कर दिया है। #WATCH | मुंबई: महाराष्ट्र के मुख्यमंत्री देवेंद्र फडणवीस ने महाराष्ट्र में हो रही भारी बारिश पर कहा, "पिछले 2 दिनों में महाराष्ट्र में भारी बारिश हुई है, कई जिलों में रेड और ऑरेंज अलर्ट हैं। महाराष्ट्र के आधे जिलों में अगले 3 दिनों के लिए रेड और ऑरेंज अलर्ट हैं… हम पड़ोसी… pic.twitter.com/o2LcASMUz4 मुख्यमंत्री देवेंद्र फडणवीस ने कहा कि अगले 12 घंटे अहम हैं। जिन इलाकों में रेड अलर्ट जारी किया गया है, वहां नागरिक जरूरी काम होने पर ही घर से बाहर निकलें। समुद्र तट, नदियों और झरनों पर जाते समय भी बेहद सावधानी बरतने की जरूरत है। ये भी पढ़ें: Kishtwar Cloudburst: 70 लोग अब भी लापता, 62 की मौत, 100 से ज्यादा जख्मी, पांचवें दिन भी जारी राहत-बचाव कार्य भारत मौसम विज्ञान विभाग (IMD) ने 18 से 21 अगस्त तक मुंबई समेत कई जिलों में भारी बारिश की संभावना जताई है। इसे देखते हुए 16 जिलों में कुछ में रेड अलर्ट और कुछ में ऑरेंज अलर्ट घोषित किया गया है। hindi.news24online.com पर पढ़ें ताजा देश, राष्ट्रीय समाचार (National News), खेल, मनोरंजन, धर्म, लाइफ़स्टाइल, हेल्थ, शिक्षा से जुड़ी हर खबर। ब्रेकिंग न्यूज और हर खबर की अपडेट के लिए न्यूज 24 ऐप डाउनलोड कर अपना अनुभव शानदार बनाएं। ---विज्ञापन--- ---विज्ञापन--- B.A.G Convergence Limited Film City, Sector 16A, Noida, Uttar Pradesh 201301 Phone: 0120 - 4602424/6652424 Email: info@bagnetwork.in</w:t>
       </w:r>
     </w:p>
     <w:p>
@@ -1061,16 +3128,16 @@
       </w:pPr>
       <w:r>
         <w:rPr/>
-        <w:t>Article 153</w:t>
-      </w:r>
-    </w:p>
-    <w:p>
-      <w:pPr>
-        <w:pStyle w:val="Normal"/>
-      </w:pPr>
-      <w:r>
-        <w:rPr/>
-        <w:t>Title: Farmers Loan Waiver: बावनकुळेंनंतर महायुती सरकारमधील 'या' मंत्र्याची कर्जमाफीबाबत मोठी अपडेट; म्हणाले,'CM फडणवीस लवकरच...'</w:t>
+        <w:t>Article 196</w:t>
+      </w:r>
+    </w:p>
+    <w:p>
+      <w:pPr>
+        <w:pStyle w:val="Normal"/>
+      </w:pPr>
+      <w:r>
+        <w:rPr/>
+        <w:t>Title: लाटा पाहण्याच्या मोहापाई लोक अडचणीत येतात….: तुफान पावसामुळे मुख्यमंत्री फडणवीसांनी केले आवाहन</w:t>
       </w:r>
     </w:p>
     <w:p>
@@ -1082,16 +3149,16 @@
         <w:t xml:space="preserve">URL: </w:t>
       </w:r>
       <w:r>
-        <w:t xml:space="preserve"> https://sarkarnama.esakal.com/maharashtra/vidarbha/sanjay-rathod-update-farmer-loan-waiver-devendra-fadnavis-dk88</w:t>
-      </w:r>
-    </w:p>
-    <w:p>
-      <w:pPr>
-        <w:pStyle w:val="Normal"/>
-      </w:pPr>
-      <w:r>
-        <w:rPr/>
-        <w:t>Content: थोडक्यात बातमी: महायुती सरकारनं शेतकरी कर्जमाफीचं आश्वासन दिलं होतं, मात्र ८ महिने उलटूनही निर्णय प्रलंबित आहे. मंत्री संजय राठोड यांनी राज्य मंत्रिमंडळात कर्जमाफीवर चर्चा सुरू असल्याचं सांगितलं आणि मुख्यमंत्री देवेंद्र फडणवीस लवकरच घोषणा करतील असे संकेत दिले. शेतकऱ्यांची कर्जमाफीची मागणी तीव्र होत असून विरोधकांकडून सरकारवर सातत्याने दबाव टाकला जात आहे. Yavatmal News : महायुतीनं विधानसभा निवडणुकीआधी शेतकरी कर्जमाफीचं आश्वासन दिलं होतं.पण महायुतीचं सरकार येऊन आता आठ महिन्यांचा कालावधी लोटला आहे. मात्र,अद्याप कर्जमाफी (Loan Waiver Farmers) करण्याबाबत सरकारनं कोणताही मोठा निर्णय घेतलेला नाही.त्याचमुळे विरोधकांकडून सातत्यानं सरकारवर धारेवर धरले जाते. याचदरम्यान,काही दिवसांपूर्वी भाजप नेते आणि मंत्री चंद्रशेखर बावनकुळे यांनी कर्जमाफीविषयीचे संकेत दिले होते. आता एकनाथ शिंदेंच्या मंत्र्यांनं आता मोठं विधान केल्याचं समोर आलं आहे. After Chandrashekhar Bawankule, Minister Sanjay Rathod confirmed that Maharashtra CM Devendra Fadnavis will soon announce a major farmer loan waiver. Get the latest updates on MahaYuti government’s decision एकीकडे राज्यातील शेतकरी वर्गाचं सरकारच्या कर्जमाफीच्या घोषणेकडे लक्ष लागलेले असताना मृदा आणि जलसंधारण मंत्री संजय राठोड यांनी मोठं विधान केलं आहे.कर्जमाफीसंदर्भात राज्य मंत्रिमंडळात चर्चा सुरू असल्याची मोठी अपडेट दिली आहे. तसेच मुख्यमंत्री देवेंद्र फडणवीस हे लवकरच शेतकऱ्यांसाठी कर्जमाफीची घोषणा करणार असल्याचं राठोड यांनी म्हटलं आहे. माजी मुख्यमंत्री व हरितक्रांतीचे प्रणेते वसंतराव नाईक यांच्या 46 व्या स्मृतीदिनानिमित्त यवतमाळ जिल्ह्यातील पुसदमध्ये एका विशेष कार्यक्रमाचं आयोजन करण्यात आले होते.याच कार्यक्रमात मृद व जलसंधारण मंत्री संजय राठोड यांनी शेतकऱ्यांच्या कर्जमाफीबाबत मोठं विधान केलं आहे. मंत्री संजय राठोड म्हणाले,संकटग्रस्त शेतकऱ्यांना कर्जमाफी देण्यासंदर्भात राज्य मंत्रिमंडळात चर्चा सुरू असून मुख्यमंत्री देवेंद्र फडणवीस हे लवकरच शेतकऱ्यांसाठी कर्जमाफीची घोषणा करतील. महायुतीच्या जाहीरनाम्यात कर्जमाफीचा उल्लेख आहे.राज्याच्या प्रमुखांकडून लवकरच याबाबत घोषणा करण्यात येईल,असे संकेत राठोड यांनी या कार्यक्रमात दिले. या कार्यक्रमाला मुख्यमंत्री आणि कृषिमंत्री उपस्थित राहू शकले नाही याबद्दलही राठोड यांनी दिलगिरी व्यक्त केली. यावेळी हा कृषिसन्मान हा पुरस्कार नसून नव्या पिढीसाठी ठेवा असल्याचंही नमूद केलं होतं. मंत्री चंद्रशेखर बावनकुळे यांनी कर्जमाफीबाबत सूचक वक्तव्य केलं आहे. त्यामुळे शेतकऱ्यांच्या आशा पल्लवित झाल्या आहेत. यावेळी बावनकुळे यांनी सरसकट कर्जमाफी होणार नाही. फक्त गरजूंसाठी होईल, असं म्हणाले आहेत. तसेच फार्महाऊस आणि बंगले बांधणाऱ्यांना कर्जमाफी कशाला? असा सवालही चंद्रशेखर बावनकुळे यांनी केला आहे. यामुळे सरकार राज्यात गरीब शेतकऱ्यांसाठी सरकार कर्जमाफी करण्याच्या तयारीत असल्याचं बोललं जात आहेत. राज्यात गेल्या काही दिवसांपासून शेतकरी कर्जमाफीची चर्चा आहे. राज्यभरातील शेतकऱ्यांकडून कर्जमाफीची मागणी केली जात आहे. कर्जमाफीसाठी विरोधी पक्षांकडून सरकारला सातत्याने घेरलं जात आहे. माजी आमदार बच्चू कडू यांच्याकडून विविध शहरांमध्ये मोर्चा काढला जात आहे. विधिमंडळाच्या पावसाळी अधिवेशनातही विरोधकांनी महायुती सरकारला घेरताना कर्जमाफी कधी करणार? असा जाब विचारला होता. त्याला उत्तर सरकारनं कर्जमाफी करावी का आणि ती कशी करावी? याबाबतचा अभ्यास करण्यासाठी एक समिती नेमली असल्याची माहिती सभागृहात दिली होती. या समितीचा कर्जमाफीबाबतचा अहवाल आल्यानंतर सरकार कर्जमाफीबाबत अंतिम निर्णय घेईल,असंही सभागृहात सत्ताधारी पक्षाकडून सांगण्यात आलं होतं. प्रश्न 1: महायुती सरकारनं शेतकऱ्यांना काय आश्वासन दिलं होतं?👉 शेतकरी कर्जमाफीचं आश्वासन दिलं होतं. प्रश्न 2: मंत्री संजय राठोड यांनी काय विधान केलं?👉 कर्जमाफीवर मंत्रिमंडळात चर्चा सुरू असून लवकरच घोषणा होईल, असे ते म्हणाले. प्रश्न 3: विरोधक सरकारवर का टीका करत आहेत?👉 कारण आठ महिने झाले तरी कर्जमाफीचा निर्णय झालेला नाही. प्रश्न 4: कर्जमाफीसाठी सरकारनं काय पावले उचलली आहेत?👉 कर्जमाफीबाबत अभ्यास करण्यासाठी एक समिती नेमली आहे. सरकारनामाचे सदस्य व्हा शॉपिंगसाठी 'सकाळ प्राईम डील्स'च्या भन्नाट ऑफर्स पाहण्यासाठी क्लिक करा. Read Latest Marathi Political News, Breaking Political News from Maharashtra, India, Pune &amp; Mumbai at Sarkarnama. To Get Live Political Marathi News on Mobile, Download the Sarkarnama Mobile App for Android and IOS. सरकारनामा आता सर्व सोशल मीडिया प्लॅटफॉर्मवर. ताज्या राजकीय घडामोडींसाठी फेसबुक, ट्विटर, इन्स्टाग्राम, शेअर चॅट, टेलिग्रामवर आणि व्हॉट्सॲप आम्हाला फॉलो करा. तसेच, सरकारनामा यूट्यूब चॅनेलला आजच सबस्क्राइब करा. Follow Us Copyright © 2025 Sakal Media Group – All Rights Reserved Powered by Quintype वेबसाईटवर ब्राउझिंगचा अनुभव सर्वोत्तम असावा, यासाठी आम्ही कुकीजचा वापर करतो. कुकीजमुळे तुम्हाला तुमच्या आवडत्या मजकुराची शिफारस करता येते. आमचे गोपनीयता आणि कुकीजसंदर्भातील धोरण तुम्हाला मान्य आहे.</w:t>
+        <w:t xml:space="preserve"> https://www.navarashtra.com/maharashtra/cm-devendra-fadnavis-live-press-on-mumbai-rain-update-red-alert-963319.html</w:t>
+      </w:r>
+    </w:p>
+    <w:p>
+      <w:pPr>
+        <w:pStyle w:val="Normal"/>
+      </w:pPr>
+      <w:r>
+        <w:rPr/>
+        <w:t>Content: मुख्यमंत्री देवेंद्र फडणवीस यांनी मुंबईच्या पावसाचा आढावा घेतला आहे (फोटो - सोशल मीडिया) CM Fadnavis on Mumbai Rain : मुंबई : राज्यामध्ये तुफान पावसाने हजेरी लावली आहे. मुंबईसह मराठवाडा, पश्चिम महाराष्ट्र, कोकण आणि विदर्भ अशा सर्वच भागांमध्ये पावसाचा जोर वाढला आहे. यामुळे जनजीवन विस्कळीत झाले असून पिकांचे देखील नुकसान झाले आहे. मुंबईमध्ये अतिशय मुसळधार पाऊस पडला असून मुंबईकरांचे मोठे हाल झाले आहेत. मुंबईतील रस्ते पाण्याखाली गेले असून रस्त्यांना नाल्याचे स्वरुप आले आहे. मुंबईतील लोकल सेवेवर देखील याचा परिणाम झाला आहे. या परिस्थितीवर मुख्यमंत्री देवेंद्र फडणवीस हे लक्ष ठेवून आहेत. मुख्यमंत्री देवेंद्र फडणवीस यांनी मुंबईच्या पावसाची पाहणी केली आहे. तसेच आढावा देखील घेतला आहे. आपत्ती व्यवस्थापन मंत्री गिरीश महाजन यांनी मुंबईतील स्थितीचा आढावा घेत महत्त्वाच्या सूचना देखील दिल्या आहेत. यावेळी मुख्यमंत्री देवेंद्र फडणवीस यांनी माध्यमांशी संवाद साधला. यावेळी त्यांनी पावसाच्या परिस्थितीवर भाष्य केले आहे. मुख्यमंत्री फडणवीस म्हणाले की, “मुंबईचा विचार केला तर आज सकाळी सहा वाजेपूर्वीच्या 48 तासांत जवळपास 200 एमएम पाऊस पडला. आणि आज सकाळपासून सहा ते आठ तासांत तब्बल 170 एमएम पाऊस पडला आहे. म्हणजेच मुंबईत प्रचंड पाऊस पडला आहे,” अशी पावसाची माहिती मुख्यमंत्र्यांनी दिली आहे. राजकीय बातम्या वाचण्यासाठी क्लिक करा मुख्यमंत्री देवेंद्र फडणवीस यांनी प्रशासनाकडून घेण्यात आलेल्या उपाययोजना सांगत नागरिकांना आवाहन केले आहे. मुख्यमंत्री फडणवीस म्हणाले की, “आज मुंबईला रेड अलर्ट देण्यात आला आहे. संपूर्ण मुंबईत ट्रॅफिक स्लो झालेले आहे. मात्र कुठेही लोकल पूर्णपणे बंद झालेल्या नाहीत. काही गोष्टींमुळे लोकलचा वेग कमी झालेला आहे. लोकल लेट चालू आहेत. डॉप्लरने आलेल्या माहितीनुसार पुढच्या 10 ते 12 तास पावसाचा तीव्र जोर असण्याची शक्यता आहे. मुंबईला रेड अलर्ट मिळालेला आहे. हीच बाब लक्षात घेता दुपारच्या सत्रांत शाळांना आपण सुट्टी दिलेली आहे. मंत्रालयातही दुपारी चार वाजेनंतर लोकांना निघून जाण्याची परवानगी आपण देत आहोत,” अशी माहिती मुख्यमंत्री देवेंद्र फडणवीसांनी दिली आहे. महाराष्ट्रसंबंधित बातम्या वाचण्यासाठी क्लिक करा पुढे फडणवीस म्हणाले की, “संध्याकाळी सहा-साडेसहानंतर समुद्रात किमान तीन मीटरच्या लाटा असतील. उद्या चार मीटरपर्यंत लाटा उसळण्याची शक्यता आहे. त्यामुळे सध्या भरतीचा काळ आहे. या काळात मोठ्या प्रमाणात पाऊस असेल. त्यामुळे समुद्राची आणि नाल्यांची पातळी सारखी असेल. आपल्याला मोठ्या प्रमाणात पाणी पंपिंग करावे लागेल. याची व्यवस्था मुंबई पालिकेने तयार केली आहे. लोकांनी काळजी घ्यावी. लाटा पाहण्याच्या मोहापाई लोक अडचणीत येतात, असे म्हणत नागरिकांनी काळजी घ्यावी,” असे आवाहन मुख्यमंत्री देवेंद्र फडणवीस यांनी केले आहे. Follow Us On © Copyright Navarashtra 2025 All rights reserved.</w:t>
       </w:r>
     </w:p>
     <w:p>
@@ -1100,16 +3167,16 @@
       </w:pPr>
       <w:r>
         <w:rPr/>
-        <w:t>Article 154</w:t>
-      </w:r>
-    </w:p>
-    <w:p>
-      <w:pPr>
-        <w:pStyle w:val="Normal"/>
-      </w:pPr>
-      <w:r>
-        <w:rPr/>
-        <w:t>Title: 'संवैधानिक संस्थाओं को कर रहे हैं नष्ट...' भाजपा सांसद निशिकांत दुबे ने राहुल गांधी पर साधा निशाना</w:t>
+        <w:t>Article 197</w:t>
+      </w:r>
+    </w:p>
+    <w:p>
+      <w:pPr>
+        <w:pStyle w:val="Normal"/>
+      </w:pPr>
+      <w:r>
+        <w:rPr/>
+        <w:t>Title: मराठ्यांच्या इतिहासाची साक्षीदार; श्रीमंत राजे रघुजी भोसलेंच्या ऐतिहासिक तलवारीचं लोकार्पण, पाहा खास PHOTO</w:t>
       </w:r>
     </w:p>
     <w:p>
@@ -1121,16 +3188,16 @@
         <w:t xml:space="preserve">URL: </w:t>
       </w:r>
       <w:r>
-        <w:t xml:space="preserve"> https://www.timesnowhindi.com/india/constitutional-institutions-are-being-destroyed-nishikant-dubey-slams-rahul-gandhi-as-sc-dismisses-plea-challenging-2024-maharashtra-polls-article-152485768</w:t>
-      </w:r>
-    </w:p>
-    <w:p>
-      <w:pPr>
-        <w:pStyle w:val="Normal"/>
-      </w:pPr>
-      <w:r>
-        <w:rPr/>
-        <w:t>Content: Theme Login to get the latest articles, videos, gallery and a lot more… Updated Aug 19, 2025, 09:40 IST निशिकांत दुबे ने कांग्रेस नेता राहुल गांधी पर साधा निशाना Nishikant Dubey: भाजपा सांसद निशिकांत दुबे ने मंगलवार को सुप्रीम कोर्ट द्वारा 2024 के महाराष्ट्र विधानसभा चुनावों में विसंगतियों का आरोप लगाने वाली याचिका खारिज करने के बाद राहुल गांधी और कांग्रेस पर निशाना साधा। निशिकांत दुबे ने आरोप लगाया कि कांग्रेस संवैधानिक संस्थाओं को नष्ट कर रही है। भाजपा सांसद ने X पर लिखा कि कल सुप्रीम कोर्ट ने महाराष्ट्र विधानसभा चुनाव को लेकर राहुल गांधी द्वारा लगाए गए वोट चोरी और देशद्रोहियों से सांठगांठ के आरोपों को खारिज कर दिया। कोर्ट ने कहा कि इस याचिका से अदालत का समय बर्बाद हुआ है। सुप्रीम कोर्ट को मतदाता सूची, मतदाताओं और मतदान प्रक्रिया में कोई विसंगति नहीं मिली। एक्स पोस्ट में लिखा गया है कि कांग्रेस का खेल बांग्लादेशी और संवैधानिक संस्थाओं को नष्ट करने पर आधारित है, तो सुप्रीम कोर्ट क्या है? अगर राहुल गांधी कुछ कहते हैं, तो वही सच है, किसी खाते या बहीखाते की जरूरत नहीं है। इससे पहले, राहुल गांधी ने महाराष्ट्र चुनावों में बार-बार वोट चोरी का आरोप लगाया था और राज्य में मतदाताओं की संख्या में असामान्य वृद्धि का आरोप लगाया था खासकर मुख्यमंत्री देवेंद्र फडणवीस की दक्षिण-पश्चिम नागपुर सीट पर। दुबे की यह टिप्पणी सोमवार को सुप्रीम कोर्ट द्वारा नवंबर 2024 में होने वाले महाराष्ट्र विधानसभा चुनावों में विसंगतियों का आरोप लगाने वाली याचिका को खारिज करने के बाद आई है। न्यायमूर्ति एम.एम. सुंदरेश और न्यायमूर्ति एन.कोटिस्वर सिंह की पीठ ने बॉम्बे उच्च न्यायालय के जून 2025 के आदेश के खिलाफ चेतन चंद्रकांत अहिरे द्वारा दायर याचिका को खारिज कर दिया। अहिरे ने इस आरोप के आधार पर चुनाव परिणामों को शून्य घोषित करने की मांग की कि शाम छह बजे मतदान समाप्त होने के बाद लगभग 75 लाख फर्जी मतदाताओं ने वोट डाले। उन्होंने मांग की कि मतदान प्रक्रिया में कथित उल्लंघन के कारण राज्य के सभी 288 विधानसभा क्षेत्रों के परिणामों को रद्द कर दिया जाए। याचिकाकर्ता ने आधिकारिक समय के बाहर डाले गए मतों का निर्वाचन क्षेत्रवार ब्यौरा देने तथा सफल उम्मीदवारों के निर्वाचन प्रमाण-पत्र रद्द करने की भी मांग की। उच्च न्यायालय ने उनकी याचिका को यह कहते हुए खारिज कर दिया था कि याचिका पूरी तरह से एक अखबार की रिपोर्ट पर आधारित है, इसमें काल्पनिक और निराधार दावे हैं और यह कानून की प्रक्रिया का घोर दुरुपयोग है। देश और दुनिया की ताजा ख़बरें (Hindi News) पढ़ें हिंदी में और देखें छोटी बड़ी सभी न्यूज़ Times Now Navbharat Live TV पर। देश (India News) अपडेट और चुनाव (Elections) की ताजा समाचार के लिए जुड़े रहे Times Now Navbharat से। शशांक शेखर मिश्रा टाइम्स नाउ नवभारत डिजिटल (www.timesnowhindi.com) में बतौर कॉपी एडिटर काम कर रहे हैं। इन्हें पत्रकारिता में करीब 5 वर्षों का अनुभव है...और देखें hindi news india Aaj Ki Taza Khabar LIVE: बुलंदशहर में भीषण सड़क हादसे में 8 की मौत...आज से दिल्ली मेट्रो के किराए में बढ़ोतरी 'देश में स्टार्टअप की संख्या 2 लाख के करीब...', PM मोदी बोले- रोजगार के अधिकतम अवसर सृजित करने पर सरकार का ध्यान लोकसभा अध्यक्ष ओम बिड़ला करेंगे 68वें राष्ट्रमंडल संसदीय सम्मेलन में भारत का नेतृत्व भारतीय रेलवे की शाही धरोहर का सफर, राष्ट्रपति सैलून अब आम जनता के लिए प्रदर्शित 'वोटी चोरी के बाद सत्ता चोरी में जुटी भाजपा...'; PM, CM, मंत्रियों को हटाने वाले विधेयकों पर बोले खरगे Follow Us : © 2025 Bennett, Coleman &amp; Company Limited</w:t>
+        <w:t xml:space="preserve"> https://marathi.indiatimes.com/photogallery/news/raghuji-bhosale-sword-inauguration-in-mumbai-by-cm-devendra-fadnavis/photoshow/123367923.cms</w:t>
+      </w:r>
+    </w:p>
+    <w:p>
+      <w:pPr>
+        <w:pStyle w:val="Normal"/>
+      </w:pPr>
+      <w:r>
+        <w:rPr/>
+        <w:t>Content: मराठ्यांच्या ऐतिहासिक पराक्रमाची साक्षीदार असलेली श्रीमंत राजे रघुजी भोसले यांच्या तलवारीचं आज मुंबईत लोकार्पण झालं. मुख्यमंत्री देवेंद्र फडणवीस आणि सांस्कृतिक मंत्री आशिष शेलार यांच्या हस्ते या तलवारीचं लोकार्पण करण्यात आलं. रघुजी भोसले यांची तलवार मुंबईत प्रदर्शनासाठी ठेवण्यात आली आहे. ही तलवार पु. ल. देशपांडे अकादमी येथे प्रदर्शनासाठी ठेवण्यात आली आहे. त्यामुळे सर्वसामान्य नागरिकालाही ही तलवार पाहण्याचं भाग्य मिळणार आहे. राज्य सरकारने राजे रघुजी भोसले यांची तलवार लंडन येथून आणली आहे. राज्य सरकारने नुकतीच ही तलावर लंडनमध्ये लिलावात जिंकली होती. त्यानंतर राज्याचे सांस्कृतिक मंत्री आशिष शेलार यांच्याकडे ही तलवार सुपूर्द करण्यात आली होती. यानंतर शेलारांनी मराठा साम्राज्याची ही ऐतिहासिक ठेव महाराष्ट्रात आणली. मुंबई विमानतळावर छत्रपती शिवाजी महाराज यांच्या पुतळ्याला अभिवादन करुन ही तलवार चित्ररथावर विराजमान करुन बाईक रॅलीसह पु. ल. अकादमी येथे आणण्यात आली. यानंतर पु. ल. अकादमी इथे मुख्यमंत्र्यांच्या हस्ते या तलवारीचं उद्घाटन आणि लोकार्पण करण्यात आलं. मुख्यमंत्री देवेंद्र फडणवीस यांच्या हस्ते पु. ल. देशपांडे कला अकादमी येथे श्रीमंत राजे रघुजी भोसले यांच्या तलवारीचं लोकार्पण करण्यात आलं. यावेळचा हा खास क्षण. "मराठा साम्राज्याची आणि हिंदवी स्वराज्याची प्रतिक असलेली ही तलवार, जी आपल्याकडे एकप्रकारे लुटूनच नेण्यात आली होती ती आज पुन्हा एकदा महाराष्ट्रात परत आलेली आहे. ही खरोखर आपल्या सगळ्यांकरता अतिशय गर्वाची गोष्ट आहे", अशी भावना यावेळी मुख्यमंत्री देवेंद्र फडणवीस यांनी व्यक्त केली. श्रीमंत राजे रघुजी भोसले यांची ही तलवार पु. ल. देशपांडे कला अकादमीच्या कला दालनात 19 ते 25 ऑगस्ट या काळात सकाळी 11 ते संध्याकाळी 7 या वेळेत पाहता येणार आहे. सर्वसामान्य नागरीक विनामुल्य ही तलवार पाहू शकणार आहेत.</w:t>
       </w:r>
     </w:p>
     <w:p>
@@ -1139,16 +3206,16 @@
       </w:pPr>
       <w:r>
         <w:rPr/>
-        <w:t>Article 155</w:t>
-      </w:r>
-    </w:p>
-    <w:p>
-      <w:pPr>
-        <w:pStyle w:val="Normal"/>
-      </w:pPr>
-      <w:r>
-        <w:rPr/>
-        <w:t>Title: उपराष्ट्रपतीपदाचे उमेदवार राधाकृष्णन यांना पाठिंबा द्या; देवेंद्र फडणवीस यांची शरद पवार आणि उद्धव ठाकरे यांना साद</w:t>
+        <w:t>Article 198</w:t>
+      </w:r>
+    </w:p>
+    <w:p>
+      <w:pPr>
+        <w:pStyle w:val="Normal"/>
+      </w:pPr>
+      <w:r>
+        <w:rPr/>
+        <w:t>Title: Mumbai Rain: मुंबईत उद्या शाळांना सुट्टी? पुढचे १२ तास महत्वाचे, मुख्यमंत्री नेमकं काय म्हणाले?</w:t>
       </w:r>
     </w:p>
     <w:p>
@@ -1160,16 +3227,16 @@
         <w:t xml:space="preserve">URL: </w:t>
       </w:r>
       <w:r>
-        <w:t xml:space="preserve"> https://marathi.freepressjournal.in/maharashtra/cp-radhakrishnan-vice-president-candidate-fadnavis-appeal-pawar-thackeray</w:t>
-      </w:r>
-    </w:p>
-    <w:p>
-      <w:pPr>
-        <w:pStyle w:val="Normal"/>
-      </w:pPr>
-      <w:r>
-        <w:rPr/>
-        <w:t>Content: मुंबई : महाराष्ट्राचे राज्यपाल सी.पी. राधाकृष्णन हे रालोआचे उपराष्ट्रपतीपदाचे उमेदवार आहेत. सी. पी. राधाकृष्णन हे महाराष्ट्रातील असून ते मुंबईतील मतदार आहेत. महाराष्ट्रातील व्यक्ती उपराष्ट्रपतीपदी विराजमान होणार ही सगळ्यांसाठी अभिमानास्पद बाब आहे. जवळपास सगळेच खासदार त्यांना मतदान करणार असून महाराष्ट्राची अस्मिता सांगणारे राष्ट्रवादीचे अध्यक्ष शरद पवार आणि शिवसेनेचे पक्षप्रमुख उद्धव ठाकरे यांनाही आवाहन करणार आहे की, त्यांच्या खासदारांनी राधाकृष्णन यांना मतदान करावे, यासाठी दोघांशी संवाद साधणार असल्याचे मुख्यमंत्री देवेंद्र फडणवीस यांनी सांगितले. जगदीप यांच्या धनखड राजीनाम्यानंतर उपराष्ट्रपतीपदासाठी निवडणूक प्रक्रिया सुरू झाली आहे. उपराष्ट्रपतीपदाच्या निवडणुकीसाठी अर्ज भरण्याची अंतिम मुदत ही २१ ऑगस्ट आहे. रविवार १७ ऑगस्ट रोजी भाजप मुख्यालयात पंतप्रधान नरेंद्र मोदी आणि भाजप अध्यक्ष जेपी नड्डा यांच्या उपस्थितीत महत्त्वाची बैठक पार पडली. या बैठकीनंतर जेपी नड्डा यांनी महाराष्ट्राचे राज्यपाल सी. पी. राधाकृष्णन यांच्या नावाची उपराष्ट्रपतीपदाचे उमेदवार म्हणून घोषणा केली आहे. त्यामुळे आता सी. पी. राधाकृष्णन हे रालोआचे उपराष्ट्रपतीपदाचे उमेदवार आहेत. ही निवडणूक लवकरच पार पडणार असून देशाला नवीन उपराष्ट्रपती मिळणार आहे. दरम्यान जगदीप धनखड यांनी अलीकडेच उपराष्ट्रपतीपदाचा राजीनामा दिली आहे. महाराष्ट्राचे मा. राज्यपाल सीपी राधाकृष्णन यांचे नाव रालोआचे उपराष्ट्रपतीपदाचे उमेदवार म्हणून जाहीर झाल्यानंतर ते आज दिल्लीला रवाना झाले. तत्पूर्वी मुख्यमंत्री देवेंद्र फडणवीस यांनी आज सकाळी राजभवन, मुंबई येथे जाऊन त्यांची भेट घेतली आणि त्यांना शुभेच्छा दिल्या.@Dev_Fadnavis… pic.twitter.com/r5DuBnXtRh मुख्यमंत्र्यांनी घेतली भेट महाराष्ट्राचे राज्यपाल सी. पी. राधाकृष्णन यांचे नाव रालोआचे उपराष्ट्रपतीपदाचे उमेदवार म्हणून जाहीर झाल्यानंतर ते सोमवारी दिल्लीला रवाना झाले. त्याआधी मुख्यमंत्री देवेंद्र फडणवीस यांनी सोमवारी सकाळी राजभवन येथे जाऊन त्यांची भेट घेऊन त्यांना शुभेच्छा दिल्या. © freepressjournal-marathi 2025</w:t>
+        <w:t xml:space="preserve"> https://saamtv.esakal.com/mumbai-pune/mumbai-rain-alert-cm-devendra-fadnavis-said-mumbai-schools-declared-holiday-on-tomorrow-bmc-to-decide-pvm91</w:t>
+      </w:r>
+    </w:p>
+    <w:p>
+      <w:pPr>
+        <w:pStyle w:val="Normal"/>
+      </w:pPr>
+      <w:r>
+        <w:rPr/>
+        <w:t>Content: मुंबईत मुसळधार पाऊस पडत आहे. पुढचे १२ तास अतिमुसळधार पावसाचे असणार असल्याचा अंदाज हवामान खात्याने वर्तवला. उद्या शाळांना सुट्टी द्यायची की नाही याचा निर्णय बीएमसी संध्याकाळपर्यंत घेणार आहे. मुख्यमंत्री देवेंद्र फडणवीस यांनी परिस्थितीचा आढावा घेऊन नागरिकांना सतर्क राहण्याचे आवाहन केले. मुंबईमध्ये मुसळधार पाऊस पडत आहे. या पावसामुळे मुंबईची तुंबई झाली आहे. मुंबईतील अनेक ठिकाणी पाणी साचले आहे. याचा फटका रस्ते वाहतुकीसह रेल्वे वाहतुकीवर झाला आहे. मुसळधार पावसामुळे आज मुंबईतील शाळांना दुपारच्या सत्रात सुट्टी देण्यात आली. अशातच मुंबईसाठी पुढचे १२ तास महत्वाचे असणार आहे. कारण हवामान खात्याने मुंबईला रेड अलर्ट दिला असून अतिमुसळधार पावसाची शक्यता वर्तवण्यात आली आहे. त्यामुळे उद्या मुंबईतील शाळा बंद राहणार असल्याचा अंदाज वर्तवला जात आहे. याबाबत मुख्यमंत्र्यांनी नेमकी काय माहिती दिली ते जाणून घ्या... मुख्यमंत्री देवेंद्र फडणवीस यांनी आज मुंबईसह महाराष्ट्रातील पावसाचा आढावा घेतला. त्यांनी आज राज्याच्या आपत्ती व्यवस्थापन विभागाला भेट देत संपूर्ण माहिती घेतली. त्यानंतर माध्यमांशी संवाद साधताना त्यांनी सांगितले की, 'मुंबईमध्ये आज सकाळी ६ वाजेपूर्वीच्या ४८ तासांत जवळपास २०० एमएम पाऊस पडला. आज सकाळी सहापासून ते पुढच्या आठ तासांत तब्बल १७० एमएम पाऊस पडला आहे. म्हणजे मुंबईत प्रचंड पाऊस झाला. चेंबूर भागात सर्वाधिक म्हणजेच १७७ एमएम पाऊस पडलेला आहे. यावेळी पावसाचा विशेष जोर हा शहरीभागात आणि पूर्वी उपनगरात दिसतो आहे.' मुख्यमंत्र्यांनी पुढे सांगितले की, 'मुंबईत एकूण १४ ठिकाणी पाणी तुंबलेले होते. यापैकी २ ठिकाणचे ट्रॅफिक पूर्णपणे थांबवण्यात आले होते. बाकीच्या ठिकाणचे ट्रॅफिक व्यवस्थित सुरू आहे. संपूर्ण मुंबईत ट्रॅफिक स्लो झालेले आहे. पण ट्रॅफिक पूर्णपणे थांबले नाही. ट्रेन्स पूर्णपणे बंद झालेल्या नाहीत. पावसाच्या जोरामुळे ट्रेनचा स्पीड स्लो झाला आहे.' तसंच, 'मुंबईत पुढचे १० ते १२ तास अतिमुसळधार पाऊस पडण्याची शक्यता आहे. मुंबईला रेड अलर्ट देण्यात आला आहे. दुपारच्या सत्रात शाळांना सुट्टी दिली आहे. मंत्रालयातील कर्मचाऱ्यांना दुपारी ४ वाजल्यानंतर निघून जाण्याची परवानगी देण्यात आली आहे. उद्या भरती येण्याची शक्यता आहे. चार मीटरपर्यंत लाटा येण्याची शक्यता आहे त्यामुळे नागरिकांनी काळजी घ्यावी. उद्या मोठ्याप्रमाणात पाऊस असेल. समुद्राची आणि नाल्याची पातळी सारखी असेल. पालिकेकडून उपाययोजना केल्या जात आहेत. आज संध्याकाळी हवामानाचा अंदाज आल्यानंतर उद्या शाळांना सुट्टी द्यायची की नाही? हे बीएमसीकडून सांगितले जाईल.', असे मुख्यमंत्री म्हणाले. सकाळ+चे सदस्य व्हा शॉपिंगसाठी 'सकाळ प्राईम डील्स'च्या भन्नाट ऑफर्स पाहण्यासाठी क्लिक करा. Read Marathi news and watch Live TV. Breaking news from Maharashtra, India, Pune, Mumbai, Politics, Entertainment, Sports, Lifestyle at SaamTV. Get Live Marathi news on Mobile. Download the Saam Tv app for Android and IOS. Follow Us Copyright © 2025 Sakal Media Group – All Rights Reserved Powered by Quintype</w:t>
       </w:r>
     </w:p>
     <w:p>
@@ -1178,16 +3245,16 @@
       </w:pPr>
       <w:r>
         <w:rPr/>
-        <w:t>Article 156</w:t>
-      </w:r>
-    </w:p>
-    <w:p>
-      <w:pPr>
-        <w:pStyle w:val="Normal"/>
-      </w:pPr>
-      <w:r>
-        <w:rPr/>
-        <w:t>Title: हवामानाचा अंदाज: आजही पावसाचा कहर? मुंबई, पुण्यासह 7 जिल्ह्यांना रेड अलर्ट; गडचिरोलीसह 4 जिल्ह्यांना यलो अलर्ट</w:t>
+        <w:t>Article 199</w:t>
+      </w:r>
+    </w:p>
+    <w:p>
+      <w:pPr>
+        <w:pStyle w:val="Normal"/>
+      </w:pPr>
+      <w:r>
+        <w:rPr/>
+        <w:t>Title: CM Devendra Fadnavis : हिंदवी स्वराज्याचा इतिहास नवीन पिढीपर्यंत पोहोचेल; श्रीमंत राजे रघुजी भोसले यांच्या तलवारीचे स्वागत</w:t>
       </w:r>
     </w:p>
     <w:p>
@@ -1199,16 +3266,16 @@
         <w:t xml:space="preserve">URL: </w:t>
       </w:r>
       <w:r>
-        <w:t xml:space="preserve"> https://thefocusindia.com/national-news/maharashtra-weather-red-alert-mumbai-pune-7-districts-281414/amp/</w:t>
-      </w:r>
-    </w:p>
-    <w:p>
-      <w:pPr>
-        <w:pStyle w:val="Normal"/>
-      </w:pPr>
-      <w:r>
-        <w:rPr/>
-        <w:t>Content: विशेष प्रतिनिधी मुंबई : मुंबई, मराठवाड्यासह थेट विदर्भापर्यंत रविवारी रात्रीपासून पावसाने धूमशान घातले. आता आज मंगळवार, 19 ऑगस्ट रोजीही मुंबई पुण्यासह एकूण सात जिल्ह्यांना हवामान विभागाने रेड अलर्ट जाहीर केलाय. तर विदर्भातल्या गडचिरोलीसह चार जिल्ह्यांना यलो अलर्ट देण्यात आलाय. मुख्यमंत्री देवेंद्र फडणवीस यांनी आज महाराष्ट्रातल्या पूरस्थितीचा आढावा घेतला. तूर्तास तरी पूरस्थिती आटोक्यात असून, जवळपास एक हजार हेक्टरवरील शेतपिकाचे नुकसान झाल्याचा प्राथमिक अंदाज त्यांनी वर्तवला. पुढील 3-4 तासांत छत्रपती संभाजीनगर, जालना, परभणी, हिंगोली, नांदेड, जळगाव, मुंबई, ठाणे, रायगड आणि रत्नागिरी जिल्ह्यात काही ठिकाणी मध्यम ते जोरदार पाऊस पडण्याची शक्यता आहे. वादळी वारे मेघगर्जनेसह विजांचा कडकडाट होण्याची शक्यता असल्याची माहिती प्रशासनातर्फे देण्यात आली असून, राज्यात उद्याही अनेक ठिकाणी जोरदार पाऊस होण्याची शक्यता हवामान विभागाने वर्तवली आहे. 7 जिल्ह्यांना रेड, 4 ऑरेंज अलर्ट हवामान विभागाने सात जिल्ह्यांना रेड अलर्ट जारी केलाय. त्यात पालघर, ठाणे, मुंबई, रायगड, नाशिक घाट, पुणे घाट, सातारा घाट माथ्याचा समावेश आहे. येथे उद्या काही ठिकाणी मुसळधार ते अति मुसळधार पावसाची शक्यता वर्तवण्यात आली असून, दुर्गम ठिकाणी अति मुसळधार पावसाची भीती व्यक्त करण्यात आलीय. हवामान विभागाने चार जिल्ह्यांना ऑरेंज अलर्ट जारी केलाय. त्यात रत्नागिरी, सिंधुदुर्ग, कोल्हापूर घाट, गडचिरोलीचा समावेश आहे. या भागात काही ठिकाणी मुसळधार ते अति मुसळधार पाऊस होण्याची शक्यता आहे. 25 जिल्ह्यांना यलो अलर्ट हवामान विभागाने जवळपास 25 जिल्ह्यांना यलो अलर्ट जारी केलाय. त्यात धुळे, नंदुरबार, जळगाव, नाशिक, अहिल्यानगर, पुणे, सातारा, सांगली, छत्रपती संभाजीनगर, जालना, परभणी, बीड, हिंगोली, नांदेड, लातूर, अकोला, अमरावती, भंडारा, बुलढाणा, चंद्रपूर, गोंदिया, नागपूर, वर्धा, वाशीम, यवतमाळचा समावेश आहे. या जिल्ह्यात काही ठिकाणी जोरदार वादळ आणि विजांच्या कडकडाटासह मुसळधार पाऊस होऊ शकतो. या काळात वाऱ्याचा वेग साधारणतः 30-40 किमी प्रतितास राहील. महत्वाच्या बातम्या Technical by Swaraj IT Services</w:t>
+        <w:t xml:space="preserve"> https://www.esakal.com/mumbai/legacy-of-hindavi-swarajya-rajarshi-raghuji-bhosales-sword-welcomed-history-cm-devendra-fadnavis-pjp78</w:t>
+      </w:r>
+    </w:p>
+    <w:p>
+      <w:pPr>
+        <w:pStyle w:val="Normal"/>
+      </w:pPr>
+      <w:r>
+        <w:rPr/>
+        <w:t>Content: मुंबई - ‘इतिहासाशी नवीन पिढीला जोडण्याची भूमिका श्रीमंत राजे रघुजी भोसले यांच्या ऐतिहासिक तलवारीने पार पाडली आहे. या तलवारीमुळे आपण इतिहासाशी जोडले गेलो आहे. नागपूरसह इतर ठिकाणी ही तलवार पोहोचेल आणि त्यामुळे आपल्या हिंदवी स्वराज्याचा विस्तार कसा झाला, हे नवीन पिढीपर्यंत पोहोचेल,’ असे प्रतिपादन मुख्यमंत्री देवेंद्र फडणवीस यांनी सोमवारी केले. Follow Us Copyright © 2025 - Sakal Media Pvt Ltd - All rights reserved. Powered by Quintype</w:t>
       </w:r>
     </w:p>
     <w:p>
@@ -1217,16 +3284,16 @@
       </w:pPr>
       <w:r>
         <w:rPr/>
-        <w:t>Article 157</w:t>
-      </w:r>
-    </w:p>
-    <w:p>
-      <w:pPr>
-        <w:pStyle w:val="Normal"/>
-      </w:pPr>
-      <w:r>
-        <w:rPr/>
-        <w:t>Title: Pravin Darekar: राज्य सहकारी संघाच्या अध्यक्षपदी आमदार प्रवीण दरेकर</w:t>
+        <w:t>Article 200</w:t>
+      </w:r>
+    </w:p>
+    <w:p>
+      <w:pPr>
+        <w:pStyle w:val="Normal"/>
+      </w:pPr>
+      <w:r>
+        <w:rPr/>
+        <w:t>Title: Maharashtra Rain: राज्यात पावसाचा हाहाकार! १६ जिल्ह्यांना रेड- ऑरेंज अलर्ट, मुख्यमंत्र्यांकडून सतर्क राहण्याचे आवाहन</w:t>
       </w:r>
     </w:p>
     <w:p>
@@ -1238,16 +3305,16 @@
         <w:t xml:space="preserve">URL: </w:t>
       </w:r>
       <w:r>
-        <w:t xml:space="preserve"> https://pudhari.news/maharashtra/pune/pravin-darekar-elected-cooperative-president-maharashtra-ac90</w:t>
-      </w:r>
-    </w:p>
-    <w:p>
-      <w:pPr>
-        <w:pStyle w:val="Normal"/>
-      </w:pPr>
-      <w:r>
-        <w:rPr/>
-        <w:t>Content: उपाध्यक्षपदी अर्जुनराव बोरुडे, मानद सचिवपदी रामदास मोरे तीनही पदाधिका-यांची निवड बिनविरोध पुणे : महाराष्ट्र राज्य सहकारी संघाच्या अध्यक्षपदी भाजपचे विधान परिषदेतील गटनेते आमदार प्रवीण दरेकर यांची बिनविरोध निवड झाली आहे. उपाध्यक्षपदी अर्जुनराव बोरुडे (अहिल्यानगर) तर मानद सचिवपदी रामदास मोरे यांचीही बिनविरोध निवड झालेली आहे. राज्यात शिक्षण-प्रशिक्षणासाठी गेल्या 107 वर्षांपासून राज्य सहकारी संघ कार्यरत आहे. संघाच्या पंचवार्षिक निवडणुकीत आमदार दरेकर आणि मजूर फेडरेशनचे अध्यक्ष संजीव कुसाळकर यांच्या पॅनलने 21 पैकी 20 जागा जिंकल्या होत्या. त्यामुळे पदाधिकाऱ्यांची निवडणूक बिनविरोध होणे अपेक्षित होते. नवनिर्वाचित संचालक मंडळाची बैठक निवडणूक निर्णय अधिकारी व जिल्हा उपनिबंधक ( पुणे ग्रामीण) प्रकाश जगताप यांच्या उपस्थितीत सोमवारी (दि.१८) दुपारी दोन वाजता मुख्यालयात झाली. या बैठकीमध्ये तिन्ही पदांसाठी एकच उमेदवारांचे नाव आले. त्यानुसार पदाधिकाऱ्यांची निवड बिनविरोध घोषित करण्यात आली. पदाधिकाऱ्यांच्या निवडीनंतर कार्यकर्त्यांनी फटाक्यांच्या आतषबाजी आणि ढोल ताशांचा गजर करीत जल्लोष साजरा केला. सत्काराला उत्तर देताना अध्यक्ष आ. प्रवीण दरेकर म्हणाले, राज्याच्या सहकार चळवळीने ग्रामीण अर्थकारणाच्या विकासात मोलाचे योगदान दिले आहे. महात्मा गांधींच्या उपस्थितीत राज्य सहकारी संघाची स्थापना झाली आणि १०७ वर्षे या संघास झाली आहेत. या संघाची वैभवशाली परंपरा असून पूर्वीचे गतवैभव प्राप्त करून देण्यास माझे प्राधान्य राहील. सहकार चळवळ वाढून त्याचा फायदा सर्वसामान्य लोकांना होण्यासाठी मुख्यमंत्री देवेंद्र फडणवीस, उपमुख्यमंत्री एकनाथ शिंदे, अजित पवार नेहमीच आग्रही आहेत. मी ज्या ज्या सहकारी संस्थेत काम केले, तेथे सहकार चळवळ आणि संस्था वाढीस प्राधान्य दिले. सहकाराने अनेकांना मोठे केले. पण आज चळवळीची अवस्था वाईट आहे. त्यामुळे शिक्षण-प्रशिक्षणातून सहकारी संघासाठी काहीतरी उत्तम करूयात. त्यासाठी संघाच्या सर्व संचालकांनी आपले योगदान दयावे, अशी अपेक्षा व्यक्त केली. 'Pudhari' is excited to announce the relaunch of its Android and iOS apps. Stay updated with the latest news at your fingertips. Android and iOS Download now and stay updated, anytime, anywhere. Pudhari Publications Private Limited</w:t>
+        <w:t xml:space="preserve"> https://saamtv.esakal.com/mumbai-pune/maharashtra-floods-cm-fadnavis-reviews-situation-ndrf-and-army-deployed-16-districts-on-red-alert-latest-news-pvm91</w:t>
+      </w:r>
+    </w:p>
+    <w:p>
+      <w:pPr>
+        <w:pStyle w:val="Normal"/>
+      </w:pPr>
+      <w:r>
+        <w:rPr/>
+        <w:t>Content: महाराष्ट्रातील १६ जिल्ह्यांना पावसाचा रेड अलर्ट देण्यात आला. मुख्यमंत्र्यांनी पावसाची परिस्थितीचा आढावा घेतला. नांदेड, लातूर आणि उदगीर परिसरात पूरस्थिती गंभीर आहे. एनडीआरएफ, लष्कर आणि पोलिसांनी बचावकार्य सुरू केले आहे. मुंबईसह संपूर्ण राज्यात मुसळधार पाऊस पडत आहे. या पावसामुळे अनेक जिल्ह्यांमधील जनजिवन विस्कळीत झाले आहे. याच पावासाचा आढावा मुख्यमंत्री देवेंद्र फडणवीस यांनी घेतला. मुख्यमंत्र्यांनी आपत्ती व्यवस्थापन विभागात जाऊन राज्यातील पावसाच्या परिस्थितीचा आढावा घेतला. यावेळी त्यांनी मुंबईतील पाऊस आणि त्याचसोबत महाराष्ट्रात झालेल्या पावसामुळे किती नुकसान झाले आहे याची देखील माहिती घेतली. त्यानंतर त्यांनी माध्यमांशी संवाद साधत राज्यातील पावसाची परिस्थिती आणि सरकारकडून केल्या जाणाऱ्या उपाययोजनांची माहिती दिली. मुख्यमंत्र्यांनी सांगितले की, ' २१ ऑगस्टपर्यंत राज्यात मुसळधार पावसाची शख्यता आहे. १५ ते १६ जिल्ह्यांना पावसाचा रेड आणि ऑरेंज अलर्ट देण्यात आला आहे. या सर्व जिल्ह्यांमध्ये सरकारकडून उपाययोजना केल्या जात आहेत. अतिवृष्टीमुळे महाराष्ट्रात काही ठिकाणी पिकांचं मोठं नुकसान झाले आहे. कोकण विभागात जास्त पाऊस झाला आहे. कोकणाला रेड अलर्ट देण्यात आला आहे. कुंडलिका, जगबुडीने इशारापातळी ओलांडली आहे. वशिष्ठी नदीच्या पाणी पातळीवर लक्ष ठेवून आहोत.' मुख्यमंत्र्यांनी पुढे सांगितले की, 'नांदेड जिल्ह्यातील मुखेड तालुक्यात अतिवृष्टीने लेंडी धरणाच्या पाणी पातळीत मोठी वाढ झाली आहे. शिवाय लातूर, उदगीर आणि कर्नाटकातून मोठ्या प्रमाणात पाणी येत आहे. काल येथे झालेला पाऊस सुमारे २०६ मिमी इतका होता. त्यामुळे रावनगाव, भासवाडी, भिंगेली, हासनाळ येथील जनजीवन प्रभावित झाले आहे. रावनगाव येथे २२५ नागरिक पुराच्या पाण्यात अडकले असून त्यापैकी अत्यंत प्रतिकूल असलेल्या ठिकाणाहून नागरिकांना बाहेर काढण्यात आले आहे. उर्वरित नागरिकांना सुरक्षित स्थळी हलविण्याचे प्रयत्न सुरु आहेत.' तसंच, 'हसनाळ येथे ८ नागरिकांना बाहेर काढण्यात आले आहे. भासवाडी येथे २० नागरिक अडकले असून ते सुरक्षित आहेत. भिंगेली येथे ४० नागरिक अडकले असून ते देखील सुरक्षित आहेत. ५ नागरिक बेपत्ता असून त्यांचा शोध घेतला जात आहे. मी स्वत: नांदेड जिल्हाधिकार्‍यांशी सातत्याने संपर्कात असून नांदेड, लातूर आणि बिदर असे तिन्ही जिल्हाधिकारी एकमेकांशी संपर्कात राहून बचावकार्य करत आहेत.' 'एनडीआरएफची १ टीम, एक लष्करी पथक आणि पोलिसांची टीम समन्वयातून बचाव कार्य करत आहेत. छत्रपती संभाजीनगर येथून सैन्याची एक तुकडी सुद्धा रवाना झाली आहे. स्थानिक प्रशासनाला सातत्याने प्रभावित भागात राहून समन्वय साधण्यास सांगण्यात आले आहे.', असे देखील मुख्यमंत्र्यांनी यावेळी सांगितले. दरम्यान, राज्यातील अनेक जिल्ह्यांना पावसाचा रेड आणि ऑरेंज अलर्ट देण्यात आला आहे. या जिल्ह्यातील सर्व नागरिकांनी आणि शेतकऱ्यांनी काळजी घेण्याचे आणि सतर्क राहण्याचे आवाहन करण्यात आले आहे. सकाळ+चे सदस्य व्हा शॉपिंगसाठी 'सकाळ प्राईम डील्स'च्या भन्नाट ऑफर्स पाहण्यासाठी क्लिक करा. Read Marathi news and watch Live TV. Breaking news from Maharashtra, India, Pune, Mumbai, Politics, Entertainment, Sports, Lifestyle at SaamTV. Get Live Marathi news on Mobile. Download the Saam Tv app for Android and IOS. Follow Us Copyright © 2025 Sakal Media Group – All Rights Reserved Powered by Quintype</w:t>
       </w:r>
     </w:p>
     <w:p>
@@ -1256,16 +3323,16 @@
       </w:pPr>
       <w:r>
         <w:rPr/>
-        <w:t>Article 158</w:t>
-      </w:r>
-    </w:p>
-    <w:p>
-      <w:pPr>
-        <w:pStyle w:val="Normal"/>
-      </w:pPr>
-      <w:r>
-        <w:rPr/>
-        <w:t>Title: 'उपराष्ट्रपती'साठी महाराष्ट्राच्या राज्यपालांचे नाव; फडणवीसांचे खासदारांना आवाहन, पवार-ठाकरेंना टोला</w:t>
+        <w:t>Article 201</w:t>
+      </w:r>
+    </w:p>
+    <w:p>
+      <w:pPr>
+        <w:pStyle w:val="Normal"/>
+      </w:pPr>
+      <w:r>
+        <w:rPr/>
+        <w:t>Title: Ashish Shelar : मुंबईत मुसळधार.. परिस्थितीचा आढावा घेतल्यानंतर शेलारांकडून मुंबईकरांना एकच आवाहन; आज, उद्या…</w:t>
       </w:r>
     </w:p>
     <w:p>
@@ -1277,16 +3344,16 @@
         <w:t xml:space="preserve">URL: </w:t>
       </w:r>
       <w:r>
-        <w:t xml:space="preserve"> https://marathi.oneindia.com/maharashtra/devendra-fadnavis-urges-mps-to-support-radhakrishnan-targets-uddhav-thackeray-and-sharad-pawar-035137.html</w:t>
-      </w:r>
-    </w:p>
-    <w:p>
-      <w:pPr>
-        <w:pStyle w:val="Normal"/>
-      </w:pPr>
-      <w:r>
-        <w:rPr/>
-        <w:t>Content: महाराष्ट्राचे राज्यपाल सी.पी. राधाकृष्णन यांना एनडीएने उपराष्ट्रपतीपदाचे उमेदवार म्हणून घोषित केले आहे. हा महाराष्ट्रासाठी अभिमानाचा क्षण असल्याचे सांगत, मुख्यमंत्री देवेंद्र फडणवीस यांनी राज्यातील सर्व खासदारांना राधाकृष्णन यांना पाठिंबा देण्याचे आवाहन केले आहे. या आवाहनात त्यांनी उद्धव ठाकरे आणि शरद पवार यांच्या नेतृत्वाखालील पक्षांना उद्देशून अप्रत्यक्ष टोलाही लगावला आहे. जयदीप धनखड यांच्या राजीनाम्यानंतर रिक्त झालेल्या उपराष्ट्रपतीपदासाठी आता लवकरच निवडणूक होणार आहे. यासाठी एनडीएने राधाकृष्णन यांच्या नावाची घोषणा केली आहे. या निर्णयावर बोलताना फडणवीस म्हणाले की, मूळचे तामिळनाडूचे असले तरी, राधाकृष्णन हे महाराष्ट्राचे राज्यपाल आहेत. महत्त्वाचे म्हणजे, ते मुंबईचे मतदार असून त्यांनी महाराष्ट्रात विधानसभा निवडणुकीसाठी मतदान केले आहे. उपराष्ट्रपतीपदाचा फॉर्म भरताना ते महाराष्ट्राचे मतदार म्हणून पुरावा सादर करणार असल्याने, ही महाराष्ट्रासाठी विशेष आनंदाची बाब आहे, असे फडणवीस यांनी सांगितले. सर्व पक्षांनी मतभेद विसरून राधाकृष्णन यांना पाठिंबा द्यावा, असे आवाहन करताना फडणवीस यांनी विशेषतः उद्धव ठाकरे आणि शरद पवार यांच्यावर निशाणा साधला. "महाराष्ट्राची अस्मिता सांगणारे उद्धव ठाकरे यांची शिवसेना आणि शरद पवार यांचा राष्ट्रवादी या दोन्ही नेत्यांनी सी.पी. राधाकृष्णन यांना समर्थन दिले पाहिजे," असे सांगत त्यांनी दोन्ही नेत्यांना अप्रत्यक्ष टोला लगावला. आपल्या महाराष्ट्रातील एक मतदार उपराष्ट्रपती होत आहे, त्यामुळे सर्वांनी त्यांना मदत करावी, असे आवाहनही त्यांनी केले. या निवडणुकीमुळे महाराष्ट्राच्या राजकारणात एक नवीन अध्याय सुरू झाला असून, आता विरोधी पक्ष यावर कशी प्रतिक्रिया देतात, हे पाहणे महत्त्वाचे ठरेल.</w:t>
+        <w:t xml:space="preserve"> https://www.tv9marathi.com/videos/ashish-shelar-appeals-to-mumbaikars-after-review-of-rains-at-bmc-stay-at-house-during-mumbai-heavy-rains-1472440.html</w:t>
+      </w:r>
+    </w:p>
+    <w:p>
+      <w:pPr>
+        <w:pStyle w:val="Normal"/>
+      </w:pPr>
+      <w:r>
+        <w:rPr/>
+        <w:t>Content: By signing in or creating an account, you agree with Associated Broadcasting Company's Terms &amp; Conditions and Privacy Policy. गेल्या दोन दिवसांपासून सुरू असलेल्या मुसळधार पावसामुळे मुंबईतील जनजीवनावर परिणाम झाला आहे. भाजप नेते आशिष शेलार यांनी मुंबईतील परिस्थितीचा आढावा घेतला. यात प्रमुख चौक, रेल्वे वाहतूक सेवा आणि शाळा-महाविद्यालयांच्या स्थितीचा समावेश होता. मुंबई महानगर पालिका प्रशासन, मुंबई पोलीस, मुंबई वाहतूक पोलीस आणि इतर सर्व यंत्रणांसह अधिकारी मुसळधार पावसाने जिथे गरज आहे त्या ठिकाणी ऑन साईट हजर आहेत. दरम्यान, मुंबई लोकल सेवा काही मिनिटं उशिराने धावत आहेत मात्र त्या पूर्णतः अद्याप ठप्प झाल्या नाहीत आणि त्या होऊन नयेत याची व्यवस्था अचूक करावी अशी चर्चा केल्याचे आशिष शेलार यांनी यावेळी सांगितले. दरम्यान, हवामान विभागाने मुंबईसाठी रेड अलर्ट जारी केल्यामुळे, मुख्यमंत्री देवेंद्र फडणवीस स्वतः या परिस्थितीवर लक्ष ठेवून आहेत. आशिष शेलार यांनी मुंबईकरांना आवाहन केले आहे की, अत्यंत गरज असल्यासच घराबाहेर पडावे आणि शक्य असल्यास घरातच सुरक्षित राहावे.</w:t>
       </w:r>
     </w:p>
     <w:p>
@@ -1295,16 +3362,16 @@
       </w:pPr>
       <w:r>
         <w:rPr/>
-        <w:t>Article 159</w:t>
-      </w:r>
-    </w:p>
-    <w:p>
-      <w:pPr>
-        <w:pStyle w:val="Normal"/>
-      </w:pPr>
-      <w:r>
-        <w:rPr/>
-        <w:t>Title: Mumbai: Iconic Sword of Raghuji Bhonsle Arrives from London; Bike Rally Cancelled Due to Rains, Grand Inauguration Tonight</w:t>
+        <w:t>Article 202</w:t>
+      </w:r>
+    </w:p>
+    <w:p>
+      <w:pPr>
+        <w:pStyle w:val="Normal"/>
+      </w:pPr>
+      <w:r>
+        <w:rPr/>
+        <w:t>Title: Transformative Leadership: Sukhraj Nahar Steers CREDAI-MCHI Towards Urban Revolution</w:t>
       </w:r>
     </w:p>
     <w:p>
@@ -1316,16 +3383,16 @@
         <w:t xml:space="preserve">URL: </w:t>
       </w:r>
       <w:r>
-        <w:t xml:space="preserve"> https://www.lokmattimes.com/mumbai/mumbai-iconic-sword-of-raghuji-bhonsle-arrives-from-london-bike-rally-cancelled-due-to-rains-grand-inauguration-tonight-a525/</w:t>
-      </w:r>
-    </w:p>
-    <w:p>
-      <w:pPr>
-        <w:pStyle w:val="Normal"/>
-      </w:pPr>
-      <w:r>
-        <w:rPr/>
-        <w:t>Content: Marathi | Hindi FOLLOW US : City By Lokmat Times Desk | Updated: August 18, 2025 14:06 IST2025-08-18T14:04:03+5:302025-08-18T14:06:11+5:30 The much-awaited moment has finally arrived as the iconic sword of Shrimant Raje Raghuji Bhonsle reached Mumbai from London on Monday. The Maharashtra Government had recently secured the sword through an auction, bringing back a priceless piece of Maratha heritage. The historic relic was respectfully brought to the PL Deshpande Maharashtra Kala Academy in Prabhadevi, where it will be documented in detail — right from its journey in London to its arrival in Mumbai — before being displayed for citizens to witness. This marks a significant milestone in preserving and celebrating the glorious legacy of Chhatrapati Shivaji Maharaj. pic.twitter.com/SMTojFiUFG— Adv. Ashish Shelar - ॲड. आशिष शेलार (@ShelarAshish) August 18, 2025Cultural Affairs Minister Ashish Shelar, who has been actively leading the process, confirmed the sword’s arrival and said that devotees and citizens alike will soon have the opportunity to view it at the Kala Academy. While a grand welcome had been initially planned, heavy rains and severe traffic congestion in Mumbai since morning forced officials to cancel the bike rally that was to escort the sword from the airport. However, Shelar assured that the main inaugural ceremony, scheduled for Monday evening, will continue as planned without any changes to its timing.महत्त्वाची माहितीमुंबईत पावसाचा जोर वाढल्याने आणि सकाळ पासून सर्वत्र वाहतूक कोंडी झाल्यामुळे मुंबई विमानतळावरुन श्रीमंत रघुजी राजे भोसले यांची ऐतिहासिक तलवार आणताना काढण्यात येणारी बाईक रँली रद्द करण्यात आली आहे. संध्याकाळी मा. मुख्यमंत्री, उपमुख्यमंत्र्याच्या उपस्थितीत होणारा…— Adv. Ashish Shelar - ॲड. आशिष शेलार (@ShelarAshish) August 18, 2025Also Read: Maharashtra Government Brings Back Sword of Shrimant Raje Raghuji Bhonsle; Devendra Fadnavis, Eknath Shinde, and Ajit Pawar to Attend Darshan CeremonyThe formal inauguration of the sword will take place on Monday evening at the PL Deshpande Maharashtra Kala Academy. Chief Minister Devendra Fadnavis will unveil the legendary artifact in the presence of Deputy Chief Ministers Eknath Shinde and Ajit Pawar, along with other dignitaries. Descendant Shrimant Mudhoji Raje Bhonsle is also expected to attend this historic event. Calling it a once-in-a-lifetime cultural moment, Ashish Shelar appealed to people to join the celebration, highlighting that the sword’s return symbolizes immense pride for Maharashtra and a renewed tribute to Shivaji Maharaj’s enduring legacy.Open in app pic.twitter.com/SMTojFiUFG Cultural Affairs Minister Ashish Shelar, who has been actively leading the process, confirmed the sword’s arrival and said that devotees and citizens alike will soon have the opportunity to view it at the Kala Academy. While a grand welcome had been initially planned, heavy rains and severe traffic congestion in Mumbai since morning forced officials to cancel the bike rally that was to escort the sword from the airport. However, Shelar assured that the main inaugural ceremony, scheduled for Monday evening, will continue as planned without any changes to its timing. महत्त्वाची माहितीमुंबईत पावसाचा जोर वाढल्याने आणि सकाळ पासून सर्वत्र वाहतूक कोंडी झाल्यामुळे मुंबई विमानतळावरुन श्रीमंत रघुजी राजे भोसले यांची ऐतिहासिक तलवार आणताना काढण्यात येणारी बाईक रँली रद्द करण्यात आली आहे. संध्याकाळी मा. मुख्यमंत्री, उपमुख्यमंत्र्याच्या उपस्थितीत होणारा…— Adv. Ashish Shelar - ॲड. आशिष शेलार (@ShelarAshish) August 18, 2025Also Read: Maharashtra Government Brings Back Sword of Shrimant Raje Raghuji Bhonsle; Devendra Fadnavis, Eknath Shinde, and Ajit Pawar to Attend Darshan CeremonyThe formal inauguration of the sword will take place on Monday evening at the PL Deshpande Maharashtra Kala Academy. Chief Minister Devendra Fadnavis will unveil the legendary artifact in the presence of Deputy Chief Ministers Eknath Shinde and Ajit Pawar, along with other dignitaries. Descendant Shrimant Mudhoji Raje Bhonsle is also expected to attend this historic event. Calling it a once-in-a-lifetime cultural moment, Ashish Shelar appealed to people to join the celebration, highlighting that the sword’s return symbolizes immense pride for Maharashtra and a renewed tribute to Shivaji Maharaj’s enduring legacy.Open in app महत्त्वाची माहितीमुंबईत पावसाचा जोर वाढल्याने आणि सकाळ पासून सर्वत्र वाहतूक कोंडी झाल्यामुळे मुंबई विमानतळावरुन श्रीमंत रघुजी राजे भोसले यांची ऐतिहासिक तलवार आणताना काढण्यात येणारी बाईक रँली रद्द करण्यात आली आहे. संध्याकाळी मा. मुख्यमंत्री, उपमुख्यमंत्र्याच्या उपस्थितीत होणारा… Also Read: Maharashtra Government Brings Back Sword of Shrimant Raje Raghuji Bhonsle; Devendra Fadnavis, Eknath Shinde, and Ajit Pawar to Attend Darshan Ceremony The formal inauguration of the sword will take place on Monday evening at the PL Deshpande Maharashtra Kala Academy. Chief Minister Devendra Fadnavis will unveil the legendary artifact in the presence of Deputy Chief Ministers Eknath Shinde and Ajit Pawar, along with other dignitaries. Descendant Shrimant Mudhoji Raje Bhonsle is also expected to attend this historic event. Calling it a once-in-a-lifetime cultural moment, Ashish Shelar appealed to people to join the celebration, highlighting that the sword’s return symbolizes immense pride for Maharashtra and a renewed tribute to Shivaji Maharaj’s enduring legacy. FOLLOW US : Copyright ©2025 Lokmat Media Pvt Ltd</w:t>
+        <w:t xml:space="preserve"> https://www.devdiscourse.com/article/business/3545330-transformative-leadership-sukhraj-nahar-steers-credai-mchi-towards-urban-revolution</w:t>
+      </w:r>
+    </w:p>
+    <w:p>
+      <w:pPr>
+        <w:pStyle w:val="Normal"/>
+      </w:pPr>
+      <w:r>
+        <w:rPr/>
+        <w:t>Content: VMPL Mumbai, Maharashtra, August 18: In a pivotal milestone for the real estate sector in Mumbai, CREDAI-MCHI welcomed Mr. Sukhraj Nahar as its 18th President during an elaborate Change of Guard ceremony at Jio World Centre. This leadership transition signifies the dawning of a new era for the real estate landscape of the Mumbai Metropolitan Region (MMR). The event, attended by prominent figures including Maharashtra's Chief Minister Devendra Fadnavis, witnessed the unveiling of 'Mission CARES,' an initiative focused on Compassion, Affordability, Reforestation, Empowerment, and Skilling. Nahar's presidency is expected to address key challenges, streamline regulatory mechanisms, and integrate cutting-edge technology into urban development. Under Nahar's leadership, the association plans to implement innovative solutions like AI-driven project tracking and blockchain-supported compliance, aiming to reduce costs and improve efficiency. This proactive approach is designed to set benchmarks in sustainable development, with a strong commitment to social equity and environmental responsibility. (With inputs from agencies.) Email: info@devdiscourse.com Phone: +91-720-6444012, +91-7027739813, 14, 15 © Copyright 2025</w:t>
       </w:r>
     </w:p>
     <w:p>
@@ -1334,16 +3401,16 @@
       </w:pPr>
       <w:r>
         <w:rPr/>
-        <w:t>Article 160</w:t>
-      </w:r>
-    </w:p>
-    <w:p>
-      <w:pPr>
-        <w:pStyle w:val="Normal"/>
-      </w:pPr>
-      <w:r>
-        <w:rPr/>
-        <w:t>Title: How CP Radhakrishnan Broke The TabooÂ Around Modi And Changed The Narrative After 2002 Gujarat Episode</w:t>
+        <w:t>Article 203</w:t>
+      </w:r>
+    </w:p>
+    <w:p>
+      <w:pPr>
+        <w:pStyle w:val="Normal"/>
+      </w:pPr>
+      <w:r>
+        <w:rPr/>
+        <w:t>Title: LGEC 2025: 'लाडकी बहीण' योजनेमुळे महाराष्ट्रातील अर्थव्यवस्थेला चालनाच मिळाली; सुनील तटकरेंनी समजावलं 'गणित'</w:t>
       </w:r>
     </w:p>
     <w:p>
@@ -1355,16 +3422,16 @@
         <w:t xml:space="preserve">URL: </w:t>
       </w:r>
       <w:r>
-        <w:t xml:space="preserve"> https://thecommunemag.com/how-cpr-broke-the-taboo-around-modi/</w:t>
-      </w:r>
-    </w:p>
-    <w:p>
-      <w:pPr>
-        <w:pStyle w:val="Normal"/>
-      </w:pPr>
-      <w:r>
-        <w:rPr/>
-        <w:t>Content: Despite a long list of contenders from within the BJP for the Vice Presidentâs post, Prime Minister Narendra Modi has nominated C.P. Radhakrishnan, fondly called CPR, the Governor of Maharashtra, signaling a decision driven by loyalty, legacy, and regional representation. Born in 1957 in Tiruppur, Tamil Nadu, Radhakrishnan holds a bachelor’s degree in business administration. His political journey began as a grassroots activist with the Rashtriya Swayamsevak Sangh (RSS), and by 1974, he had become a member of the state executive committee of the Bharatiya Jan Sangh, the BJPâs ideological predecessor. Radhakrishnanâs selection is seen as a reward not just for his unblemished reputation and cross-party goodwill but also for his unwavering loyalty during challenging times in BJPâs history. Following the 2002 Gujarat riots, the then-Chief Minister Modi faced immense political pressure even from his own party. EvenÂ then-PM Atal Bihari Vajpayee didn’t fully back Modi as the episode had cast Modi in negative light. It was only on Advani’s intervention that Vajpayee gave in allowed Modi to become the face of Gujarat elections in 2002. For that one year, many in the party distanced themselves and no BJP leader from any state would invite Modi for campaigns and rallies. However, Radhakrishnan, then an MP from Coimbatore, went against the tide by organizing a massive public rally for Modi at VOC park just three months after the riots. This bold move is widely regarded as a pivotal moment that helped rehabilitate Modiâs public image nationally. Modi has long valued loyalty as a cornerstone of leadership often prioritizing it over mere administrative performance and Radhakrishnanâs steadfast support during that turbulent period likely cemented his place as a trusted ally. . @SuryahSG always reminds me how loyalty should be and often gives Shri @CPRGuv as a perfect example. He told me that even after becoming the Honâble Governor of #Maharashtra, greater things awaits him. Today, heâs elevated as our @VPIndia! Truly inspiring, as he spoke aboutâ¦ pic.twitter.com/ZWfGYEmkTd — Yogesh R (@TheYogeshR) August 18, 2025 By nominating a leader from Tamil Nadu, the BJP sends a clear message of inclusivity and political reach into the southern states. Since assuming his role as Governor of Maharashtra, Radhakrishnan has made frequent visits to Tamil Nadu and Kerala, signaling increased political engagement in the South. His elevation is also seen as a calculated response to the DMK’s narrative in Tamil Nadu, aiming to project a strong southern face for the BJP at the national level. Radhakrishnan becomes only the second sitting Governor to be nominated for the Vice Presidency the first being Shankar Dayal Sharma in 1987. While P.C. Alexander was once considered for the Presidency in 2002, his name was eventually withdrawn in favor of Dr. A.P.J. Abdul Kalam. After taking charge as Governor on 31 July 2024, Radhakrishnan quickly set out on extensive state visits, engaging with a broad spectrum of society from elected officials and bureaucrats to business leaders and educators. As Chancellor of state universities, he was instrumental in enhancing educational quality and advocating for better living standards among tribal communities. He also gained a reputation for being accessible to opposition parties, giving due attention to concerns raised on matters ranging from law and order to financial irregularities. His administration made headway in resolving long-pending nominations to the Legislative Council, demonstrating a proactive approach to governance. Notably, he maintained cordial relations not only with Chief Minister Devendra Fadnavis but also with Deputy CMs Eknath Shinde and Ajit Pawar, fostering unprecedented cooperation with the entire cabinet. Reacting to his nomination, Fadnavis stated, âRadhakrishnanâs deep understanding of constitutional and legislative matters, shaped by years of experience as an MP and governor, makes him an outstanding choice for Vice President. As Maharashtrians, we feel proud to see him elevated to such a distinguished position.â</w:t>
+        <w:t xml:space="preserve"> https://www.lokmat.com/international/lgec-2025-ladki-bahin-scheme-has-given-a-boost-to-the-economy-of-maharashtra-sunil-tatkare-rahul-narvekar-explained-a-a629/</w:t>
+      </w:r>
+    </w:p>
+    <w:p>
+      <w:pPr>
+        <w:pStyle w:val="Normal"/>
+      </w:pPr>
+      <w:r>
+        <w:rPr/>
+        <w:t>Content: हिंदी | English मंगळवार २६ ऑगस्ट २०२५ FOLLOW US : शहरं व्हिडीओ सखी आणखी By ऑनलाइन लोकमत | Updated: August 18, 2025 21:31 IST2025-08-18T20:57:40+5:302025-08-18T21:31:05+5:30 लंडन - महाराष्ट्रात सर्व क्षेत्रात गुंतवणूक येत आहे. राज्यातील जनतेकडून गुंतवणुकीला पोषक वातावरण असल्याने अर्थव्यवस्था २-३ पटीने पुढे जात आहे. त्यात 'लाडकी बहीण' योजनेत महिलांना मिळालेला पैसा बाजारात येत आहे. त्यातून अर्थव्यवस्थेला चालनाच मिळत आहे, असं मत माजी अर्थमंत्री सुनील तटकरे यांनी मांडले. लंडन येथील 'लोकमत ग्लोबल इकॉनोमिक कन्व्हेन्शन' मध्ये 'महाराष्ट्र इकोनॉमी पॉवर हाऊस ऑफ इंडिया' या चर्चासत्रात ते बोलत होते. लोकमत समूहाचे 'एडिटर इन चीफ' राजेंद्र दर्डा यांनी 'लाडकी बहीण' योजनेबाबत उपस्थित पॅनेलिस्टला प्रश्न विचारला. महाराष्ट्रावर ७ लाख कोटींचे कर्ज असताना 'लाडकी बहीण'सारख्या योजनांवर मोठ्या प्रमाणात पैसे खर्च होत आहेत. त्यातून महाराष्ट्राच्या अर्थव्यवस्थेला सरकार पुढे कसं नेणार असं त्यांनी विचारले. यावर सुनील तटकरे म्हणाले की, महाराष्ट्रावर सात लाख कोटींचे कर्ज झाले असले तरी देशाच्या जीडीपीच्या तुलनेत महाराष्ट्राची कर्जाची मर्यादा खूप कमी आहे. मागील १०-१२ वर्षात महाराष्ट्राने मोठ्या प्रमाणात पायाभूत सुविधा निर्माण केल्या आहेत. त्यातूनच अर्थव्यवस्थेत वाढ होत आहे. गेल्या १२-१३ महिन्यात लाडकी बहीण योजनेतून किमान ५० हजार कोटी महाराष्ट्राच्या ग्रामीण भागात मिळाले आहेत. हे पैसेही बाजारात आले. ते साधारण तिप्पट धरले, तर दीड लाख कोटींची गुंतवणूक महाराष्ट्रात आली. याचा अर्थ लावला तर लाडकी बहीण योजनेवर टीका करणाऱ्यांना खरे उत्तर मिळेल. महाराष्ट्रात सर्व क्षेत्रात ज्याप्रकारे गुंतवणूक येत आहे आणि गुंतवणुकीला पोषक वातावरण राहते तेव्हा अर्थव्यवस्था २-३ पटीने पुढे जाते. राज्यात आर्थिक गुंतवणुकीला राज्यातील जनतेने पूरक वातावरण ठेवले आहे असं त्यांनी सांगितले. विधानसभेचे अध्यक्ष राहुल नार्वेकर यांनीही या विषयाकडे बघण्याचा वेगळा दृष्टिकोन दिला. ते म्हणाले, कल्याणकारी राज्याचं धोरण समजणं आवश्यक आहे. महाराष्ट्र एक कल्याणकारी राज्य आहे. कल्याणकारी राज्यात केवळ आकडे पाहून चालत नाही, तर सामाजिक निर्देशांकही महत्त्वाचा असतो. लाडकी बहीणसारखी योजना ही सामाजिक दृष्टीकोनातून आवश्यक आहे. त्यामुळे अशा योजना आपण आणल्या नाहीत आणि केवळ आकडेवारी पाहत राहिलो तर आपली जी मूळ जबाबदारी आहे त्यावर आपण काम करू शकत नाही. कुठल्याही अर्थव्यवस्थेत राजकोषीय असमतोल कमी करायचा असेल तर आपल्याला महसूल जमा करण्यासोबतच भांडवल उभारणं गरजेचे आहे. कृषी उत्पादन हे भांडवल उभं करण्याची संधी आहे, याकडे त्यांनी लक्ष वेधलं. कृषीसोबतच पर्यटनाला चालना दिल्यास भांडवली महसूल वाढेल. महाराष्ट्राला हे माहिती झाले आहे. त्यामुळे सरकार कृषी, पर्यटन या सर्व क्षेत्रावर लक्ष केंद्रित करत आहेत. जलयुक्त शिवार ही महत्त्वाची योजना आहे. त्यातून शेतकऱ्यांना संधी मिळत आहे. कृषी अर्थव्यवस्थेला त्यातून चालना मिळत आहे. त्यातून भांडवल उभं राहणार आहे. त्यामुळे खर्च करण्यात काही अडचण नाही. हा पैसा जनतेच्या भल्यासाठी खर्च होतोय. निधीतील कमतरता दूर करण्यासाठी राज्याकडे धोरणे आहेत. राज्य योग्य प्रकारे त्यावर काम करत आहे, अशी मुद्देसुद मांडणी राहुल नार्वेकर यांनी केली. दरम्यान, देवेंद्र फडणवीस यांच्या नेतृत्वाखाली सध्या नदी जोड प्रकल्प मोठ्या प्रमाणात राज्यात सुरू आहे. त्यातून येणाऱ्या काळात अनेक जमिनी सिंचनाखाली येतील. बऱ्याच भागातील दुष्काळ संपुष्टात येतील. त्यामुळे शेतकरी कर्जमाफी आणि अन्य सिंचन प्रकल्पातील पैसे वाचतील. त्यातून अर्थव्यवस्था वाढेल. त्यामुळे सरकारला निधीची कमतरता भासणार नाही, असा विश्वास मंत्री अतुल सावे यांनी व्यक्त केला. FOLLOW US : Copyright © 2025 Lokmat Media Pvt Ltd</w:t>
       </w:r>
     </w:p>
     <w:p>
@@ -1373,16 +3440,16 @@
       </w:pPr>
       <w:r>
         <w:rPr/>
-        <w:t>Article 161</w:t>
-      </w:r>
-    </w:p>
-    <w:p>
-      <w:pPr>
-        <w:pStyle w:val="Normal"/>
-      </w:pPr>
-      <w:r>
-        <w:rPr/>
-        <w:t>Title: पश्चिम महाराष्ट्रात शिंदेंना भाजपचा धक्का, आमदाराच्या भावासह ४० पदाधिकाऱ्यांचा शिवसेनेला जय महाराष्ट्र!</w:t>
+        <w:t>Article 204</w:t>
+      </w:r>
+    </w:p>
+    <w:p>
+      <w:pPr>
+        <w:pStyle w:val="Normal"/>
+      </w:pPr>
+      <w:r>
+        <w:rPr/>
+        <w:t>Title: महाराष्ट्र में भारी बारिश से सात लोगों की मौत, 200 ग्रामीण फंसे</w:t>
       </w:r>
     </w:p>
     <w:p>
@@ -1394,16 +3461,16 @@
         <w:t xml:space="preserve">URL: </w:t>
       </w:r>
       <w:r>
-        <w:t xml:space="preserve"> https://saamtv.esakal.com/maharashtra/solapur-political-news-bjp-strengthens-in-solapur-as-40-sena-leaders-join-with-shivaji-sawant-bdk97</w:t>
-      </w:r>
-    </w:p>
-    <w:p>
-      <w:pPr>
-        <w:pStyle w:val="Normal"/>
-      </w:pPr>
-      <w:r>
-        <w:rPr/>
-        <w:t>Content: शिवाजी सावंत यांनी शिंदे गटाला सोडचिठ्ठी देत भाजपमध्ये प्रवेश करण्याचा निर्णय घेतला. त्यांच्यासोबत माजी उपमहापौर दिलीप कोल्हे आणि ४० हून अधिक पदाधिकारी भाजपमध्ये प्रवेश करणार. शिंदे गटाच्या सोलापूरमधील बळावर मोठा परिणाम होणार. आगामी स्थानिक स्वराज्य संस्थांच्या निवडणुकीत भाजपचं बळकटीकरण होणार आहे. आगामी स्थानिक स्वराज्य संस्थांच्या निवडणुकांना अवघे काही महिने शिल्लक असताना राजकीय हालचालींना वेग आला आहे. तसेच फोडाफोडीचं राजकारण आणि पक्षप्रवेश होताना दिसत आहे. अशातच महायुतीमध्ये नाराज असलेले शिवसेना शिंदे गटाचे आमदार तानाजी सावंत यांच्या बंधूंनी शिवसेनेला जय महाराष्ट्र करत भाजपचं कमळ हाती घेण्याचं निश्चित केलं आहे. दोन दिवसांत भाजपमध्ये प्रवेश करणार असून, त्यांच्यासह अनेक समर्थक प्रवेश करणार आहेत. सोलापूरात शिंदेंच्या शिवसेनेचं संख्याबळ कमी आहे. शिंदेंचं सोलापुरात एकही आमदार नाही. दरम्यान, आगामी स्थानिक स्वराज्य संस्थांच्या निवडणुकांच्या पार्श्वभूमीवर शिवाजी सावंत यांनी शिदेंची साथ सोडल्यामुळे शिंदे गटाला जबरदस्त धक्का बसला आहे. दोन दिवसांत त्यांचा भाजपात पक्षप्रवेश होणार आहे. शिवाजी सावंत यांनी मुख्यमंत्री देवेंद्र फडणवीस यांची भेट घेतली. नंतर त्यांनी शिवसेना पदाधिकाऱ्यांशी चर्चा करून हा निर्णय घेतला. मुख्यमंत्री देवेंद्र फडणवीस यांच्या उपस्थितीत दोन दिवसात शिवाजी सावंत, माजी उपमहापौर दिलीप कोल्हे यांच्यासह शिवसेना पदाधिकारी, युवासेना, महिला आघाडीचे पदाधिकारी भाजप पक्षात प्रवेश करणार आहेत. जिल्ह्यातील शिवसेना शिंदे गटात अंतर्गत बंडाळी कंटाळून शिवाजी सावंतांनी हा निर्णय घेतला. त्यांच्यासह ४० पदाधिकाऱ्यांनी शिवसेना शिंदे गटाचा राजीनामा दिला. अंतर्गत गटबाजीचा मोठा फटका शिवसेना शिंदे गटाला बसला असून, आगामी सोलापूर महानगरपालिका, पंचायत आणि झेडपी निवडणुकीच्या पार्श्वभूमीवर भाजपाची ताकद वाढली आहे. सकाळ+चे सदस्य व्हा शॉपिंगसाठी 'सकाळ प्राईम डील्स'च्या भन्नाट ऑफर्स पाहण्यासाठी क्लिक करा. Read Marathi news and watch Live TV. Breaking news from Maharashtra, India, Pune, Mumbai, Politics, Entertainment, Sports, Lifestyle at SaamTV. Get Live Marathi news on Mobile. Download the Saam Tv app for Android and IOS. Follow Us Copyright © 2025 Sakal Media Group – All Rights Reserved Powered by Quintype</w:t>
+        <w:t xml:space="preserve"> https://hindi.theprint.in/india/seven-people-died-due-to-heavy-rains-in-maharashtra-200-villagers-stranded/856903/</w:t>
+      </w:r>
+    </w:p>
+    <w:p>
+      <w:pPr>
+        <w:pStyle w:val="Normal"/>
+      </w:pPr>
+      <w:r>
+        <w:rPr/>
+        <w:t>Content: (तस्वीरों सहित) मुंबई, 18 अगस्त (भाषा) महाराष्ट्र के मुख्यमंत्री देवेंद्र फडणवीस ने सोमवार को कहा कि राज्य के कई हिस्सों में लगातार हो रही बारिश के कारण सात लोगों की मौत हो गई है। लगातार बारिश से नांदेड़ जिले में 200 से अधिक ग्रामीण फंस गए, जिसके कारण अधिकारियों को बचाव और राहत कार्यों के लिए सेना को तैनात करना पड़ा। राज्य सचिवालय में एक बैठक में बारिश की स्थिति की समीक्षा के बाद फडणवीस ने सोशल मीडिया मंच ‘एक्स’ पर पोस्ट किया, ‘‘अब तक सात लोगों की जान जा चुकी है। कोंकण में कुछ नदियों का जलस्तर खतरनाक स्तर तक पहुंच गया है और जलगांव में भारी नुकसान हुआ है।’’ उन्होंने कहा, ‘‘अलमाटी बांध पर कर्नाटक सरकार के साथ लगातार समन्वय जारी है..।’’ फडणवीस ने कहा कि उन्होंने मंत्रालय स्थित राज्य आपातकालीन परिचालन केंद्र में राज्य भर में वर्षा की स्थिति की समीक्षा की। उन्होंने कहा, ‘‘रत्नागिरी, रायगढ़ और हिंगोली में भारी बारिश दर्ज की गई है। मौसम विभाग ने 17-21 अगस्त तक भारी बारिश की चेतावनी दी है और पूरी तरह सतर्क रहने के निर्देश दिए गए हैं।’’ उन्होंने बताया कि छत्रपति संभाजीनगर मंडल में 800 गांव भारी बारिश से प्रभावित हैं। विदर्भ में लगभग दो लाख हेक्टेयर से ज़्यादा फसल बर्बाद होने की खबर है। फडणवीस ने कहा, ‘‘मुंबई में आठ घंटों में 170 मिलीमीटर बारिश हुई। यहां 14 जगहों पर जलभराव हुआ, लेकिन केवल दो जगहों पर यातायात बाधित हुआ। रेलवे और मेट्रो सेवाओं का परिचालन सुचारू हैं। अगले 10-12 घंटे बेहद अहम हैं। स्थानीय निकायों को अवकाश घोषित करने का अधिकार दिया गया है।’’ फडणवीस ने इससे पहले संवाददाताओं को बताया था कि मुंबई से करीब 600 किलोमीटर दूर नांदेड़ जिले के मुखेड़ तालुका से पांच लोग लापता बताए गए हैं। उन्होंने कहा कि तालुका में स्थित महाराष्ट्र और तेलंगाना के बीच अंतर-राज्यीय सिंचाई परियोजना लेंडी बांध के जल स्तर में उल्लेखनीय वृद्धि हुई है, जबकि लातूर, उदगीर और पड़ोसी कर्नाटक से बड़ी मात्रा में पानी इस क्षेत्र में छोड़ा जा रहा है। नांदेड़ के जिलाधिकारी राहुल कर्डिले ने ‘पीटीआई-भाषा’ को बताया कि जिला प्रशासन ने बाढ़ में फंसे लोगों को बचाने के लिए सैन्य दल को बुलाया है। उन्होंने बताया कि राज्य आपदा मोचन बल (एसडीआरएफ) ने रविवार को भारी बारिश के बीच मुखेड़ तालुका के रावनगांव और हसनाल गांवों में फंसे 21 लोगों को बचाया। अधिकारियों ने सोमवार को बताया कि महाराष्ट्र के मराठवाड़ा क्षेत्र के सात जिलों में पिछले पांच दिनों में छह लोगों की मौत हो गई, जबकि 205 पशुधन की हानि हुई है। मुंबई में भारी बारिश के कारण निचले इलाके जलमग्न हो जाने के बीच शिवसेना (उबाठा) नेता आदित्य ठाकरे ने सोमवार को आरोप लगाया कि एक घोटाले के कारण सड़कें खराब हो गई हैं और उन्होंने स्थिति से निपटने में बीएमसी की तैयारियों पर सवाल उठाये। ठाकरे ने सोशल मीडिया मंच ‘एक्स’ पर एक पोस्ट में कहा कि चुनाव नहीं हो पाने के कारण पिछले तीन सालों से बृहन्मुंबई नगर निगम (बीएमसी) पर राज्य सरकार का नियंत्रण है। यहां कोई निर्वाचित प्रतिनिधि नहीं है, लेकिन चुनाव न होने का मतलब जवाबदेही का अभाव भी है। भाषा यासिर सुरेश सुरेश यह खबर ‘भाषा’ न्यूज़ एजेंसी से ‘ऑटो-फीड’ द्वारा ली गई है. इसके कंटेंट के लिए दिप्रिंट जिम्मेदार नहीं है. प्रिंट का विश्वास, डिजिटल की रफ़्तार हमें संपर्क करें: feedback@theprint.in Copyright © 2025 Printline Media Pvt. Ltd. All rights reserved.</w:t>
       </w:r>
     </w:p>
     <w:p>
@@ -1412,16 +3479,16 @@
       </w:pPr>
       <w:r>
         <w:rPr/>
-        <w:t>Article 162</w:t>
-      </w:r>
-    </w:p>
-    <w:p>
-      <w:pPr>
-        <w:pStyle w:val="Normal"/>
-      </w:pPr>
-      <w:r>
-        <w:rPr/>
-        <w:t>Title: Rohit Pawar: मंत्री संजय शिरसाटांनी केला ५ हजार कोटींचा घोटाळा; आमदार रोहित पवारांच्या आरोपाने खळबळ</w:t>
+        <w:t>Article 205</w:t>
+      </w:r>
+    </w:p>
+    <w:p>
+      <w:pPr>
+        <w:pStyle w:val="Normal"/>
+      </w:pPr>
+      <w:r>
+        <w:rPr/>
+        <w:t>Title: Mumbai Rains: भारी बारिश का कहर, 7 की मौत, आदित्य ठाकरे ने BMC पर लगाए आरोप</w:t>
       </w:r>
     </w:p>
     <w:p>
@@ -1433,16 +3500,16 @@
         <w:t xml:space="preserve">URL: </w:t>
       </w:r>
       <w:r>
-        <w:t xml:space="preserve"> https://deshdoot.com/rohit-pawar-alleges-sanjay-shirsat-over-5000-crore-worth-land-to-bivalkar-family/</w:t>
-      </w:r>
-    </w:p>
-    <w:p>
-      <w:pPr>
-        <w:pStyle w:val="Normal"/>
-      </w:pPr>
-      <w:r>
-        <w:rPr/>
-        <w:t>Content: मुंबई | Mumbaiमहायुतीतील आमदार मंत्र्यांच्या मागील शुक्ल काष्ट काही केल्या कमी होताना दिसत नाहीये. वादग्रस्त वक्तव्ये, घोटाळ्यांच्या आरोपाने महायुतीतील नेत्यांवर विरोधक चांगलेच टीका करताना दिसत आहे. आता राष्ट्रवादी काँग्रेस शरदचंद्र पवार पक्षाचे नेते तथा आमदार रोहित पवार सातत्याने महायुतीतील नेत्यांना टार्गेट करताना दिसत आहे. दरम्यान त्यांनी आपण पाच हजार कोटींचा घोटाळा उघडकीस आणणार असल्याचा इशारा दिला होता. या संदर्भातील आज पत्रकार परिषद घेत रोहित पवारांनी माहिती दिली आहे. राष्ट्रवादी शरद पवार गटाचे आमदार रोहित पवार यांनी सामाजिक न्यायमंत्री संजय शिरसाट यांच्यावर ५ हजार कोटी रुपयांच्या भ्रष्टाचाराचा खळबळजनक आरोप केला आहे. संजय शिरसाठ यांनी ५ हजार कोटी रुपयांची १५० एकर जमीन नवी मुंबईतील बिवलकर कुटुंबाला दिली. २०२४ साली सिडकोचे अध्यक्ष होताच संजय शिरसाट यांनी बिवलकर कुटुंबाला जमीन देण्याच्या आदेशावर सही केल्याचे रोहित पवार यांनी म्हटले आहे. नेमकं काय म्हणाले रोहित पवार?रोहित पवार पत्रकार परिषदेत म्हणाले की, गँग्स ऑफ गद्दार या विषयावर मी बोलणार आहे. ब्रिटिश काळात नवी मुंबईतील बिवलकर कुटुंबीयांनी मराठा साम्राज्या विरोधात इंग्रजांना मदत केली. त्याबदल्यात त्यांना चार हजार पेक्षा जास्त रोहा, पनवेल, अलिबाग या भागातील जमीन बक्षीस म्हणून देण्यात आली. १९५९ साली बिवलकर कुटुंबाने सिलिंग कायद्यातून स्वतःला वाचवून घेतले आणि चार हजार एकर जमीन वाचवली. मात्र १९७१ साली ही जमीन सरकारकडे जमा झाली. १९९० साली त्यांनी आपली जमीन परत मिळावी म्हणून मागणी केली. त्यावेळी तत्कालीन जिल्हाधिकारी यांनी ती जमीन माघारी देण्याचा अर्ज फेटाळला. त्यानंतर कोर्टात हा विषय सुरू होता. १९९० साली ते उच्च न्यायालयात गेले. २०१० साली अजून एक अपील केली होती, जी क्लब झाली. २०१४ मध्ये ऑक्टबरमध्ये उच्च न्यायालयाने बिवलकर कुटुंबाच्या बाजूने निकाल दिला.यामध्ये न्यायालयात जेव्हा युक्तीवाद सुरू होता तेव्हा शासन आणि सिडकोकडून जे वकील होते त्यांनी सिलिंग कायद्याचा मुद्दा प्रभावीपणे मांडला नव्हता. त्यामुळे बिवलकर कुटुंबाच्या बाजूने निकाल लागला. २०१५ साली ही गोष्ट सरकारच्या लक्षात आली. मग सर्वोच्च न्यायलयात योग्य वकीलांचा वापर करून याला स्थगिती आणली. १९८५ मध्ये हरकत का घेतली? तर १९७१ मध्ये नवी मुंबई प्रकल्पाची घोषणा झाली, ज्यामध्ये ९५ गावे अधिसूचित झाली. १९७२ मध्ये अधिसूचित जमिनी सिडकोकडे देण्याचा शासन निर्णय झाला. १९८३ मध्ये शासकिय हस्तांतरित करण्याचा निर्णय झाला. १९८३ ते ८५ दरम्यान या जमिनी संपादीत करण्यात आल्या. यामध्ये ७१ हेक्टर म्हणजे दीडशे एकर जमीन कलेक्टर व कोर्ट ऑफ वॉर्ड्स यांची होती जी बिवलकर कुटुंबाकडून हस्तांतरित झाली होती. भूसंपादित जमीनीचा फायदा मिळावा म्हणून बिवलकर कुटुंबाने हरकत घेतली होती. १९८७ मध्ये महसूल विभागाला हाताशी धरून बिवलकर कुटुंबाने जमीन ताब्यात घेण्याचा प्रयत्न केला. १९९० साली शरद पवार, दी. बा. पाटील यांनी साडे बारा टक्के योजना आणली. त्यावेळी मोठ्या प्रमाणात शेतकऱ्यांना पैसा मिळू लागला. त्यावेळी बिवलकर यांनी सरकारकडे आपली जमीन आहे. त्याबदल्यात साडे बारा टक्के योजनेचा फायदा द्या, अशी मागणी केली होती. त्यावेळी एमडी अनिल डिग्गीकर होते. त्यांनी ही मागणी फेटाळून लावली. त्यानंतर आलेल्या तीन एमडीनी बिवलकर कुटुंबाची मागणी फेटाळून लावली. त्यानंतर २३ फेब्रुवारी २०२४ साली विजय सिंघल एमडी झाले. त्यांच्याकडे ही जमीन ताब्यात देण्याची मागणी करण्यात. त्यांनी डोके चालवले आणि सिडको एमडी नेमण्याची मागणी केली. त्यानुसार ज्यांच्या घरात पैशांची बॅग सापडली त्यांना अध्यक्ष बनवले. मंत्री संजय सिरसाट यांनी जवळपास 61000 स्के मीटर जमीन बिवलकर कुटुंबाला देण्याचा निर्णय घेतला. विजय सिंघल हे नवीन एमडी झाले, त्यांनी देखील या कामासाठी नकार दिला. कदाचित सत्तेतील एका नेत्याने त्यांच्याशी संपर्क साधला आणि सिंघल यांनी एक कल्पन सुचवली की सिडकोला तुम्ही अध्यक्ष बसवा आणि जी कारवाई करायची ती करा. ही ५ हजार कोटींची जमीन व्यक्तीगत बिवलकरांना देऊन टाका जी सध्या सिडकोच्या ताब्यात आहे. म्हणजे सिडकोच्या ताब्यात असलेली दीडशे एकर जमीन यापैकी साडेबारा टक्के बिवलकरांना दिली तर बारा-साडेबारा एकर जमीन बिवलकरला देण्यासाठी अध्यक्ष नेमावा लागेल असा सल्ला तिथे असणाऱ्या अधिकाऱ्यांनी दिल्याचे आम्हाला कळाले. १ मार्च २०२४ रोजी नगर विकास विभागाने बिवलकर कुटुंबाला जमीन वाटप करण्यासाठी आलेले पत्र सिडकोला दिले. दिघेकरांनी ज्या अहवालात बिवलकर कुटुंबाला जमीन देऊ नये असे सांगितले होते तो अहवाल या पत्राला जोडण्यात आला. फडणवीसांनी राजीनामा घ्यावासंजय शिरसाट यांनी ते अध्यक्ष असताना हा निर्णय घेतला आहे. हा सरळसरळ भ्रष्टाचार केला आहे. सुप्रीम कोर्टाने नुकताच निकाल दिला आहे. झुडपी जंगल जमीन पुन्हा माघारी घेण्याचा निर्णय घेतला आहे. त्यामध्ये बिवलकर कुटुंबाची देखील जमीन येते. ती तत्काळ माघारी घ्यायला हवी. २० तारखेला सिडकोवर भव्य मोर्चा घेऊन मी जाणार आहे. सकाळी ११ वाजता मोर्चा होईल. देवेंद्र फडणवीस यांनी तत्काळ शिरसाट यांचा राजीनामा घ्यावा. जर शिरसाट यांच्यात हिंमत असेल तर त्यांनी पत्रकार परिषद घ्यावी आणि उत्तर द्यावे. संजय शिरसाट यांना १५ दिवस सिडको अध्यक्षपदी नेमून होताच त्यांनी १५० एकर जमीन बिवलकर कुटुंबाला दिली. त्यानंतर सरकार आल्यावर उर्वरित जमीन बिवलकर यांना देण्याचा प्रयत्न होता. संजय शिरसाट यांना १०० कोटी रुपयांचा मलिदा मिळाला असेल अशी आमचा संशय आहे. त्यांच्या पक्षाला सुद्धा चारशे ते पाचशे कोटी मिळाले असणार आहेत, असा आरोप देखील त्यांनी केला आहे. तर सुप्रीम कोर्टाच्या निर्णयानुसार स्पेशल टास्क फोर्स नेमा किंवा निवृत न्यायाधीशांच्या मार्फत या प्रकरणाची चौकशी करा, अशी मागणी देखील रोहित पवार यांनी केली आहे. आता या आरोपांवर संजय शिरसाट काय उत्तर देणार? हे पाहणे महत्त्वाचे ठरणार आहे. देशदूतच्या व्हाट्सॲप ग्रुपला जॉईन होण्यासाठी लिंकवर क्लिक करा</w:t>
+        <w:t xml:space="preserve"> https://www.thesandeshwahak.com/mumbai-rains-heavy-rain-wreaks-havoc-7-dead-aditya-thackeray-blames-bmc/</w:t>
+      </w:r>
+    </w:p>
+    <w:p>
+      <w:pPr>
+        <w:pStyle w:val="Normal"/>
+      </w:pPr>
+      <w:r>
+        <w:rPr/>
+        <w:t>Content: Welcome, Login to your account. Recover your password. A password will be e-mailed to you. Trending The Sandesh Wahak - Hamari khabar sachi khabar Sandesh Wahak Digital Desk: महाराष्ट्र के मुंबई और कई अन्य जिलों में लगातार हो रही भारी बारिश ने जनजीवन बुरी तरह अस्त-व्यस्त कर दिया है। मुंबई, ठाणे, पालघर और नवी मुंबई के कई इलाकों में सड़कों पर भीषण जलभराव के कारण स्थिति बिगड़ गई है। इस बीच, मुख्यमंत्री देवेंद्र फडणवीस ने पुष्टि की है कि अब तक राज्य में बारिश से संबंधित घटनाओं में 7 लोगों की मौत हो चुकी है। भारत मौसम विज्ञान विभाग (आईएमडी) ने ठाणे और पालघर जिलों के लिए सोमवार, 18 अगस्त, 2025 और मंगलवार, 19 अगस्त, 2025 के लिए ‘रेड अलर्ट’ जारी किया है, जिसके चलते इन जिलों में स्कूल और कॉलेज बंद कर दिए गए हैं। बाफिला महाघोटाला: अरबों के महाघोटाले के दोषी एलडीए अफसरों को… उपराष्ट्रपति चुनाव: इंडिया गठबंधन के उम्मीदवार बी. सुदर्शन… नांदेड़ जिले में 200 से अधिक लोग बाढ़ में फंस गए थे, जिन्हें निकालने के लिए सेना को बुलाना पड़ा। वहीं, कल्याण के जय भवानी नगर इलाके में नेतिवली पहाड़ी पर भूस्खलन हुआ, जिसके बाद स्थानीय निवासियों को पास के एक नगरपालिका स्कूल में शिफ्ट किया गया। मुख्यमंत्री फडणवीस ने मंत्रालय स्थित आपातकालीन केंद्र से हालात की समीक्षा करते हुए बताया कि रत्नागिरी, रायगढ़ और हिंगोली जिलों में भी भारी बारिश हुई है। मराठवाड़ा क्षेत्र में पिछले पांच दिनों में 6 लोगों की मौत और 205 पशुधन की हानि की खबर है। इस बीच, शिवसेना (यूबीटी) नेता आदित्य ठाकरे ने जलभराव के लिए बीएमसी (बृहन्मुंबई महानगरपालिका) पर सवाल उठाए। उन्होंने आरोप लगाया कि एक घोटाले के चलते मुंबई की सड़कों की हालत खराब है और चुनाव न होने की वजह से तीन साल से बीएमसी पर राज्य सरकार का नियंत्रण है, जिससे जवाबदेही का अभाव बना हुआ है। वहीं, मुख्यमंत्री ने जनता को भरोसा दिलाया कि सभी एजेंसियां मिलकर स्थिति पर लगातार नजर रख रही हैं और बचाव कार्य जारी हैं। Also Read: फतेहपुर बवाल की रिपोर्ट ने बढ़ाई हलचल,लापरवाही बरतने वाले अफसरों पर गिरेगी गाज Get real time updates directly on you device, subscribe now. Prev Post फतेहपुर बवाल की रिपोर्ट ने बढ़ाई हलचल,लापरवाही बरतने वाले अफसरों पर गिरेगी गाज Next Post उपराष्ट्रपति चुनाव को लेकर सियासी हलचल तेज, इंडिया ब्लॉक आज करेगा अपने उम्मीदवार के नाम का ऐलान बाफिला महाघोटाला: अरबों के महाघोटाले के दोषी एलडीए अफसरों को बचाने का षड़यंत्र उपराष्ट्रपति चुनाव: इंडिया गठबंधन के उम्मीदवार बी. सुदर्शन रेड्डी आज लखनऊ दौरे पर,… ‘अखिलेश की पीडीए सिर्फ अत्याचार पर आधारित’, मंत्री ओम प्रकाश राजभर का बड़ा… CM योगी ने किया अंतरिक्ष यात्री शुभांशु शुक्ला का सम्मान, नाम पर स्कॉलरशिप का ऐलान बाफिला महाघोटाला: अरबों के महाघोटाले के दोषी एलडीए… उपराष्ट्रपति चुनाव: इंडिया गठबंधन के उम्मीदवार बी.… Bareilly News: पुलिस ने हनी ट्रैप गिरोह का किया… ‘अखिलेश की पीडीए सिर्फ अत्याचार पर आधारित’,… Siddharthnagar News: दिव्यांग बच्चों के लिए मेडिकल… CM योगी ने किया अंतरिक्ष यात्री शुभांशु शुक्ला का… Sitapur News: सांसद अशोक रावत ने किया जन औषधि केंद्र का… राजनीति ‘अखिलेश की पीडीए सिर्फ अत्याचार पर आधारित’, मंत्री ओम प्रकाश राजभर का… अखिलेश यादव पर भड़के ब्रजेश पाठक, बोले- सनातन धर्म का अपमान कर रहे हैं… ‘अखिलेश के PDA का गुब्बारा फूट चुका है’, योगी के मंत्री का… UP Politics: पूजा पाल की दूसरी चिट्ठी ने मचाया बवाल, अखिलेश यादव ने दे… क्राइम / करप्शन बाफिला महाघोटाला: अरबों के महाघोटाले के दोषी एलडीए अफसरों को बचाने का… Bareilly News: पुलिस ने हनी ट्रैप गिरोह का किया पर्दाफाश,… लखनऊ में चोरों का गिरोह गिरफ्तार, सोने-चांदी के गहने और… 6.40 करोड़ की धोखाधड़ी में वांछित सुधीर केसरवानी ठाणे से…</w:t>
       </w:r>
     </w:p>
     <w:p>
@@ -1451,16 +3518,16 @@
       </w:pPr>
       <w:r>
         <w:rPr/>
-        <w:t>Article 163</w:t>
-      </w:r>
-    </w:p>
-    <w:p>
-      <w:pPr>
-        <w:pStyle w:val="Normal"/>
-      </w:pPr>
-      <w:r>
-        <w:rPr/>
-        <w:t>Title: Ekanath Shinde Shivsena : शिंदे गटाला धक्का; आमदाराचा भाऊ व 40 पदाधिकाऱ्यांचा पक्षप्रवेश</w:t>
+        <w:t>Article 206</w:t>
+      </w:r>
+    </w:p>
+    <w:p>
+      <w:pPr>
+        <w:pStyle w:val="Normal"/>
+      </w:pPr>
+      <w:r>
+        <w:rPr/>
+        <w:t>Title: 18.08.2025 : मुख्यमंत्री देवेंद्र फडणवीस व सांस्कृतिक कार्य मंत्री आशिष शेलार यांनी घेतली राज्यपालांची भेट</w:t>
       </w:r>
     </w:p>
     <w:p>
@@ -1472,16 +3539,16 @@
         <w:t xml:space="preserve">URL: </w:t>
       </w:r>
       <w:r>
-        <w:t xml:space="preserve"> https://www.lokshahi.com/news/mla-tanaji-sawants-brother-shivaji-sawant-has-decided-to-quit-the-group-and-join-the-bjp</w:t>
-      </w:r>
-    </w:p>
-    <w:p>
-      <w:pPr>
-        <w:pStyle w:val="Normal"/>
-      </w:pPr>
-      <w:r>
-        <w:rPr/>
-        <w:t>Content: आगामी स्थानिक स्वराज्य संस्थांच्या निवडणुकांच्या पार्श्वभूमीवर सोलापूरच्या राजकारणात मोठे हालचाल सुरू आहेत. शिवसेना शिंदे गटासाठी धक्कादायक घडामोड घडली असून, आमदार तानाजी सावंत यांचे भाऊ शिवाजी सावंत यांनी गटाला सोडचिठ्ठी देत भाजपमध्ये प्रवेश करण्याचा निर्णय घेतला आहे. त्यांच्यासोबत माजी उपमहापौर दिलीप कोल्हे आणि तब्बल 40 पदाधिकारी भाजपचा झेंडा हाती घेणार आहेत. शिवाजी सावंत यांनी नुकतीच उपमुख्यमंत्री देवेंद्र फडणवीस यांची भेट घेतली. त्यानंतर स्थानिक पातळीवरील शिवसेना पदाधिकाऱ्यांशी चर्चा करून त्यांनी हा निर्णय पक्का केला. दोन दिवसांत औपचारिक पक्षप्रवेश होणार असून, युवासेना, महिला आघाडी आणि शिवसेना शाखांतील अनेक कार्यकर्तेही भाजपमध्ये सामील होणार आहेत. सोलापुरात शिवसेना शिंदे गटाचे संख्याबळ आधीच मर्यादित आहे. गटाकडे येथे एकही आमदार नाही. अशा परिस्थितीत शिवाजी सावंतांसारख्या स्थानिक प्रभावी नेत्याने गटाचा निरोप घेतल्यामुळे शिंदे गटाच्या संघटनेला मोठा धक्का बसला आहे. अंतर्गत गटबाजी आणि मतभेद यामुळे हा निर्णय झाल्याचे समजते. या घडामोडीमुळे भाजपची ताकद वाढली असून, सोलापूर महानगरपालिका, जिल्हा परिषद व पंचायत समिती निवडणुकांत त्यांना याचा फायदा होण्याची शक्यता व्यक्त केली जात आहे. दुसरीकडे, शिंदे गटाच्या अडचणी अधिक वाढल्या आहेत. Lokshahi Marathi Ⓒcopyright2022</w:t>
+        <w:t xml:space="preserve"> https://rajbhavan-maharashtra.gov.in/18-08-2025-%E0%A4%AE%E0%A5%81%E0%A4%96%E0%A5%8D%E0%A4%AF%E0%A4%AE%E0%A4%82%E0%A4%A4%E0%A5%8D%E0%A4%B0%E0%A5%80-%E0%A4%A6%E0%A5%87%E0%A4%B5%E0%A5%87%E0%A4%82%E0%A4%A6%E0%A5%8D%E0%A4%B0-%E0%A4%AB/</w:t>
+      </w:r>
+    </w:p>
+    <w:p>
+      <w:pPr>
+        <w:pStyle w:val="Normal"/>
+      </w:pPr>
+      <w:r>
+        <w:rPr/>
+        <w:t>Content: मुख्यमंत्री देवेंद्र फडणवीस व सांस्कृतिक कार्य मंत्री आशिष शेलार यांनी घेतली राज्यपालांची भेट मुख्यमंत्री देवेंद्र फडणवीस यांनी सोमवार, दि. १८ राज्यपाल सी. पी. राधाकृष्णन यांची राजभवन मुंबई येथे सदिच्छा भेट घेतली. छत्रपती शिवाजी महाराज आंतरराष्ट्रीय विमानतळ मुंबई येथे मुख्यमंत्र्यांसह सांस्कृतिक कार्य मंत्री आशिष शेलार यांनी राज्यपालांना छत्रपती शिवाजी महाराज यांच्या दुर्मिळ पत्रांचे पुस्तक भेट दिले. मालकीची सामग्री राजभवन महाराष्ट्र विकसित आणि होस्ट केलेले राष्ट्रीय सूचना विज्ञान केंद्र,इलेक्ट्रॉनिक्स आणि माहिती तंत्रज्ञान मंत्रालय, भारत सरकार शेवटचे अद्यावत: Aug 25, 2025</w:t>
       </w:r>
     </w:p>
     <w:p>
@@ -1490,16 +3557,16 @@
       </w:pPr>
       <w:r>
         <w:rPr/>
-        <w:t>Article 164</w:t>
-      </w:r>
-    </w:p>
-    <w:p>
-      <w:pPr>
-        <w:pStyle w:val="Normal"/>
-      </w:pPr>
-      <w:r>
-        <w:rPr/>
-        <w:t>Title: NCP demands : राज्यात ओला दुष्काळ जाहीर करा अन्…; राष्ट्रवादी शरद पवार गटाची मागणी</w:t>
+        <w:t>Article 207</w:t>
+      </w:r>
+    </w:p>
+    <w:p>
+      <w:pPr>
+        <w:pStyle w:val="Normal"/>
+      </w:pPr>
+      <w:r>
+        <w:rPr/>
+        <w:t>Title: Mumbai Rains Highlights: Mumbai steadies after torrential rains, local trains back on track</w:t>
       </w:r>
     </w:p>
     <w:p>
@@ -1511,16 +3578,16 @@
         <w:t xml:space="preserve">URL: </w:t>
       </w:r>
       <w:r>
-        <w:t xml:space="preserve"> https://deshdoot.com/heavy-rains-wreak-havoc-in-maharashtra-sharad-pawar-ncp-demands-wet-drought-declaration-and-farmer-relief/</w:t>
-      </w:r>
-    </w:p>
-    <w:p>
-      <w:pPr>
-        <w:pStyle w:val="Normal"/>
-      </w:pPr>
-      <w:r>
-        <w:rPr/>
-        <w:t>Content: मुंबई । Mumbai महाराष्ट्रात गेल्या काही तासांपासून मुसळधार पावसाने थैमान घातले आहे. आज सकाळपासून वरुणराजाने जोरदार हजेरी लावली असून, मुंबई, पुणे यासह राज्यातील 16 जिल्ह्यांमध्ये पावसाचा जोर वाढला आहे. हवामान खात्याने या जिल्ह्यांना रेड अलर्ट जारी केला आहे. प्रशासनाने नागरिकांना अत्यावश्यक कामाशिवाय घराबाहेर न पडण्याचे आवाहन केले आहे. पावसामुळे जनजीवन पूर्णपणे विस्कळीत झाले असून, प्रशासन आणि पोलिस यंत्रणा सतर्क झाल्या आहेत. राष्ट्रवादी काँग्रेस (शरद पवार गट) यांनी पावसामुळे झालेल्या नुकसानीवर चिंता व्यक्त केली आहे. गटाचे प्रदेशाध्यक्ष शशिकांत शिंदे यांनी माध्यमांशी बोलताना सांगितले की, विदर्भ, पश्चिम महाराष्ट्र, मराठवाडा आणि मुंबई परिसरात अतिवृष्टीमुळे शेतकऱ्यांचे मोठे नुकसान झाले आहे. “अनेक ठिकाणी पंचनामे झालेले नाहीत, आणि जिथे पंचनामे झाले, तिथे अद्याप मदत पोहोचलेली नाही,” असे शिंदे यांनी नमूद केले. त्यांनी राज्य सरकारकडे ओला दुष्काळ जाहीर करून शेतकऱ्यांना प्रति शेतकरी 50 हजार रुपयांची तातडीची मदत देण्याची मागणी केली आहे. शशिकांत शिंदे यांनी पावसानंतर शहरातील व्यवस्था कोलमडल्याबद्दल नाराजी व्यक्त केली. रस्त्यांवरील खड्डे, पाणी साचणे आणि वाहतूक कोंडी यामुळे नागरिकांचे हाल झाले आहेत. त्यांनी प्रशासनाच्या नियोजनावर प्रश्नचिन्ह उपस्थित करत सरकारने तातडीने उपाययोजना कराव्यात, असे आवाहन केले. राज्य सरकारने निवडणुकीपूर्वी शेतकऱ्यांना कर्जमाफीचे आश्वासन दिले होते. मात्र, अद्याप याबाबत कोणतीही ठोस कार्यवाही झालेली नाही. शशिकांत शिंदे यांनी यावर तीव्र नाराजी व्यक्त केली. “महायुती सरकारने कर्जमाफीची घोषणा केली होती. पण मुख्यमंत्री देवेंद्र फडणवीस म्हणतात, ‘वेळ आली तर कर्जमाफी करू,’ तर महसूलमंत्री चंद्रशेखर बावनकुळे यांनी सरसकट कर्जमाफी शक्य नसल्याचे सांगितले. ही परस्परविरोधी विधाने शेतकऱ्यांची दिशाभूल करत आहेत,” अशी टीका शिंदे यांनी केली. शशिकांत शिंदे यांनी सरकारला इशारा देताना म्हटले की, जर लवकरच सरसकट कर्जमाफी जाहीर झाली नाही, तर शेतकऱ्यांना सोबत घेऊन तीव्र आंदोलन उभारले जाईल. “शेतकऱ्यांचे प्रश्न सोडवण्यासाठी आम्ही रस्त्यावर उतरू,” असा निर्धार त्यांनी व्यक्त केला. पावसामुळे निर्माण झालेल्या परिस्थितीवर नियंत्रण ठेवण्यासाठी प्रशासनाने सर्व यंत्रणा कार्यान्वित केल्या आहेत. आपत्कालीन परिस्थितीत नागरिकांना तातडीने मदत मिळावी यासाठी नियंत्रण कक्ष स्थापन करण्यात आले आहेत. तरीही, पावसाचा जोर आणि नुकसानीचे प्रमाण पाहता सरकारवर तातडीने उपाययोजना करण्याचा दबाव वाढत आहे. हवामान खात्याने पुढील 24 तासांतही जोरदार पावसाचा इशारा दिला आहे. नागरिकांनी सतर्क राहावे आणि प्रशासनाच्या सूचनांचे पालन करावे, असे आवाहन करण्यात आले आहे. पावसामुळे निर्माण झालेल्या आव्हानांना तोंड देण्यासाठी सरकार आणि प्रशासनाने एकजुटीने काम करण्याची गरज आहे.</w:t>
+        <w:t xml:space="preserve"> https://www.thehindubusinessline.com/news/mumbai-weather-mumbai-rains-live-news-updates/article69946123.ece</w:t>
+      </w:r>
+    </w:p>
+    <w:p>
+      <w:pPr>
+        <w:pStyle w:val="Normal"/>
+      </w:pPr>
+      <w:r>
+        <w:rPr/>
+        <w:t>Content: + 175.51 + 63.65 + 55.00 + 54.00 -530.00 + 175.51 + 63.65 + 63.65 + 55.00 + 55.00 + 54.00 Get businessline apps on Connect with us TO ENJOY ADDITIONAL BENEFITS Connect With Us Get BusinessLine apps on Mumbai: Commuters stranded at CST Railway Station as train services were disrupted due to heavy rainfall, in Mumbai, Tuesday, Aug. 19, 2025. (PTI Photo/Kunal Patil) (PTI08_19_2025_000388B) | Photo Credit: KUNAL PATIL Mumbai weather, Mumbai rains highlights: Find all the highlights related to Mumbai rains here! Intermittent showers lashed Mumbai overnight and the rain intensity reduced on Wednesday morning, putting life back on track, a day after heavy rains battered the city. Local train services on the Central Railway’s harbour line resumed from 3 am Wednesday after 15 hours of disruption, bringing relief for commuters, while schools and colleges also opened a day after rain-enforced holiday. All public transport services in Mumbai, including local trains, resumed normal operations on Wednesday morning, a day after the torrential rains crippled normal life, officials said. The India Meteorological Department (IMD) issued an orange alert of heavy rains for Mumbai for Wednesday, and predicted the intensity of rainfall in the metropolis will go down from Thursday. Mumbai’s Santacruz observatory, representative of the western suburbs, recorded 200 mm rainfall in the 24-hour period ending at 8.30 am on Wednesday, as per the IMD data. Intermittent showers lashed Mumbai overnight and the rain intensity reduced on Wednesday morning, putting life back on track, a day after heavy rains battered the city. Local train services on the Central Railway’s harbour line resumed from 3 am Wednesday after 15 hours of disruption, bringing relief for commuters, while schools and colleges also opened a day after rain-enforced holiday. All public transport services in Mumbai, including local trains, resumed normal operations on Wednesday morning, a day after the torrential rains crippled normal life, officials said. The India Meteorological Department (IMD) issued an orange alert of heavy rains for Mumbai for Wednesday, and predicted the intensity of rainfall in the metropolis will go down from Thursday. Mumbai’s Santacruz observatory, representative of the western suburbs, recorded 200 mm rainfall in the 24-hour period ending at 8.30 am on Wednesday, as per the IMD data. Mumbai resumes normal operations after heavy rains, with local trains and schools back in service, as IMD predicts reduced rainfall. A 10-foot-long Indian Rock Python strayed into a residential premises in Mumbai’s Mulund area, causing panic among people, a wildlife welfare organisation said. The snake was rescued on Tuesday and later released into the wild, it said. The Resqink Association for Wildlife Welfare (RAWW) received a call on Tuesday afternoon about the reptile venturing into the housing society premises. The python had climbed up a tree in the society where a huge crowd gathered to catch a glimpse of the snake, RAWW president Pawan Sharma said. The reptile was displaced due to heavy rains and exhausted while trying to find an exit route to enter its habitat, as the periphery of forests of the Sanjay Gandhi National Park was less than a kilometere from the site, he said. (PTI) The python was rescued and later released into its natural habitat in coordination with the forest department, he added. Mumbai: People wade through a waterlogged road amid rainfall, in Mumbai, Tuesday, Aug. 19, 2025. (PTI Photo)(PTI08_19_2025_000528A) (PTI) All passengers of the Monorail train (RST-4) stalled between Bhakti Park and Chembur, near Mysore Colony station in Mumbai, have been safely rescued: Mumbai Metropolitan Region Development Authority (MMRDA) A man died after falling into a water-filled quarry while an inundated bridge in Kalyan area was closed after heavy rains lashed Thane, officials said on Wednesday. The neighbouring Palghar district also witnessed heavy overnight showers, flooding low-lying areas and disrupting movement at several locations, they said. On Tuesday, authorities rescued 194 persons trapped in inundated areas of Vasai taluka in Palghar using boats and ropes on Tuesday, they said. At Nanivali in Ambede area of Palghar, nearly 5,000 chickens perished after flooding at a farmer’s poultry farm, district disaster management CEO and resident deputy collector Subhash Badge said. A man, identified as Aditya Singh, died after falling into a water-filled quarry around midnight at Rabale in Navi Mumbai township of Thane district, an official from the disaster control room said. Flood waters rose over the Runde bridge in Kalyan, forcing its closure, tehsildar Sachin Shejal said. “The movement on the bridge has been stopped and vehicles are being diverted via Khadavli-Utarne route,” he said. A tree collapsed at a housing society in Wagle Estate area at 3.40 am on Wednesday, leaving the adjoining security wall dangerously unstable, Thane Municipal Corporation’s disaster management cell chief Yasin Tadvi said. “The falling tree had made the security wall of the society dangerous. The tree was cut down and removed, and the security wall was demolished to eliminate the threat. No one was injured at the scene,” he stated. In neighbouring Palghar, low-lying areas were inundated, and rescue teams, including the NDRF, relocated several residents to safer places and temporary camps, disaster management cell chief Vivekanand Kadam said. The Thane Municipal Corporation (TMC) recorded 186.91 mm rainfall in the past 24 hours. “The cumulative rainfall for the season has reached 2,327.14 mm, compared to 2,517.89 mm during the same period last year,” Tadvi said. Authorities in both the districts were on high alert as heavy rainfall was expected to continue. (PTI) Despite heavy and continuous rainfall over the past few days &amp; last night, Western Railway suburban train services are running across Churchgate - Dahanu Road Suburban Section with delays of 20–25 minutes, says Western Railway Local train services on the Central Railway’s (CR) harbour line resumed from 3 am on Wednesday as water receded on tracks, more than 15 hours after Mumbai’s lifeline was halted as rains pounded the metropolis. The India Meteorological Department (IMD) issued an orange alert of heavy rains for Mumbai for Wednesday, and predicted the intensity of rainfall in the metropolis will go down from Thursday. Mumbai: (PTI) Local train services between Chhatrapati Shivaji Maharaj Terminus in south Mumbai and Thane stations resumed on Tuesday evening, eight hours after torrential rains brought the city’s lifeline to a halt. The services on the main line of the Central Railway between CSMT and Thane, suspended at 11.30 am, resumed when a train departed from CSMT at 7.28 pm, a railway spokesperson said. The harbour line -- between CSMT and Mankhurd -- is still closed, he said. Earlier in the morning, the water rose up to eight inches above the tracks in Sion and Kurla sections, prompting the railway authorities to suspend train operations. Some long distance trains were also rescheduled or cancelled. Thane: (PTI) More than 1,100 people were moved to safer locations in Maharashtra’s Thane and Palghar after torrential rains disrupted normal life and inundated parts of the two adjoining districts on Tuesday, officials said. Rains continued to pound the two districts, which are part of the Mumbai Metropolitan Region, flooding houses, triggering wall collapses and cutting off villages, they said. Kalyan tehsildar and executive magistrate, Sachin Shejal, said several localities were inundated after the heavy downpour and swelling rivers led to waterlogging. Katai, Nandivali Shivani Nagar, Waldhuni and Bhopar were some of the areas affected in Kalyan taluka. A total of 1,107 people were evacuated and shifted to temporary shelters across the two districts by late evening, a report issued by the district authorities said. Mumbai received more than 200 mm of rain in just 11 hours between 4 am and 3 pm on Tuesday, the Brihanmumbai Municipal Corporation said, as the downpour brought India’s financial capital to its knees. The city received 37 per cent of its average August rainfall during the 54-hour period from 8.30 am on August 17 to 2:30 pm on Tuesday, it said in a release. Mumbai hit by intense rainfall, BMC pumps out 1,645 crore litres of water in four days to prevent flooding. West India and parts of adjoining north peninsular India will continue to bear the brunt of extremely heavy rainfall as Monday’s well-marked low-pressure area evolved faster than expected to intensify as a depression, and crossed the south Odisha-north Andhra Pradesh coast and was located over south interior Odisha on Tuesday morning, the India Meteorological Department (IMD) said. IMD warns of heavy rainfall in West India as depression intensifies, while monsoon trough extends across peninsular India. (PTI) Commuters faced severe hardship on Tuesday as local train services of the Central Railway were disrupted on its main and harbour lines due to submergence of tracks after torrential rains in Mumbai. At some places, the tracks were submerged under as much as 17 inches of water, officials said. The Central Railway suspended its suburban services on the main line between Chhatrapati Shivaji Maharaj Terminus (in south Mumbai) and Thane, and on the harbour line between CSMT and Kurla. The water rose up to eight inches above the tracks in Sion and Kurla sections, prompting the railway authorities to suspend train operations. Some long distance trains were also rescheduled or cancelled and the Central Railway (CR) set up help desks at various stations to help the stranded passengers, they said. A large number of commuters were inconvenienced and many were forced to jump out of the stranded trains and walk through the waterlogged tracks. (PTI) Heavy rains pounded Mumbai on Tuesday, with Santacruz in the western suburbs recording the highest rainfall at 151.4 mm in just six hours, the India Meteorological Department (IMD) said. Between 8.30 am and 2.30 pm, Vikhroli received 141.5 mm rainfall, Juhu 110.5 mm, Byculla 92 mm, Bandra 89 mm and Colaba 29 mm, according to the IMD figures. Earlier, in the 24-hour period ending at 8.30 am on Tuesday, Vikhroli in the eastern suburbs recorded the highest downpour at 255.5 mm, while Santacruz logged 238.2 mm. But in the subsequent six-hour spell, Santacruz surpassed all other locations, the IMD said. The intense showers caused waterlogging in several low-lying areas of the city, disrupting road and rail traffic and also affected flight services, officials said. Six persons have died and hundreds have been displaced over the last couple of days as heavy rains battered several districts of Maharashtra, bringing Mumbai to its knees on Tuesday. Chief Minister Devendra Fadnavis, who reviewed the flood situation with the disaster management department, said that the next 48 hours would be crucial for Mumbai, Thane, Raigad, Ratnagiri and Sindhudurg districts, which remain on high alert. As heavy downpour continued overnight, the low-lying areas were inundated in Mumbai, affecting the suburban train service, prompting the Brihanmumbai Municipal Corporation (BMC) to declare a holiday for all government and semi-government offices. The Bombay High Court, which operates from 11 am to 5 pm, functioned only till 12.30 due to heavy rains. Schools and colleges were also shut in view of the ‘red alert’ warning issued by the India Meteorological Department (IMD), which forecast extremely heavy showers at isolated places in Mumbai and neighbouring districts on Tuesday. - PTI The India Meteorological Department (IMD) on Tuesday issued a red alert for Konkan, including Mumbai and ghat areas of central Maharashtra, forecasting extremely heavy rainfall till August 20. IMD issues red alert for Mumbai, Thane, Raigad, Ratnagiri, Palghar districts due to heavy rainfall till Wednesday. (PTI) Heavy rains battered Mumbai for the second day on Tuesday, flooding streets, severely disrupting road and rail traffic and also affecting flight services, officials said. Deputy Chief Minister Eknath Shinde reviewed the situation and said the civic chief told him the city received nearly 200 mm rainfall in just six hours. Nearly 350 persons from Kurla area were shifted to safer locations as the Mithi river, which runs through the city, swelled after torrential rains, Maharashtra Chief Minister’s Office said. Due to heavy rainfall in the state, there has been loss of life and property at some places. SDRF and NDRF personnel are deployed at certain locations. Mumbai has received around 300mm of rainfall due to which there have been a few disruptions. The water level in the Mithi River is going down gradually. Red alert is valid for Konkan and Ghat areas for the next few hours. Amid heavy rainfall in several parts of the state, Maharashtra Chief Minister Devendra Fadnavis on Tuesday said that Mumbai has received around 300 mm of rain, leading to some disruptions, but the water level in the Mithi River is slowly going down.The city recieved 300mm of rainfall in the past 24 hours from 8 am on August 18 to 8 am on August 19.The chief minister said that SDRF and NDRF teams have been deployed where needed.A red alert remains in place for the Konkan and Ghat regions for the next few hours and orange alert has also been issued for some areas. (PTI) MUMBAI, 19/08/2025: Vehicles wade through flooded road at Chembur near SCLR after heavy rains lash parts of Mumbai on Tuesday. Photo: EMMANUAL YOGINI/ The Hindu Mumbai: Commuters wade through a waterlogged road following rainfall, at Dadar, in Mumbai, Tuesday, Aug. 19, 2025. (PTI Photo/Kunal Patil)(PTI08_19_2025_000121A) Navi Mumbai: A bus stuck in a waterlogged underpass following rainfall, in Navi Mumbai, Tuesday, Aug. 19, 2025. (PTI Photo) (PTI08_19_2025_000180B) MUMBAI, 19/08/2025: Vehicles wade through flooded road at Gandhi Market in Sion after heavy rains lash parts of Mumbai on Tuesday. Photo: EMMANUAL YOGINI/ The Hindu Mumbai: A BMC worker stands near a man hole on a waterlogged road following heavy rainfall, at Dadar, in Mumbai, Tuesday, Aug. 19, 2025. (PTI Photo/Kunal Patil)(PTI08_19_2025_000114A) MUMBAI, 19/08/2025: Heavy water logging seen on the railway tracks between Tilak Nagar and Kurla after heavy rains lash parts of Mumbai on Tuesday. Photo: EMMANUAL YOGINI/ The Hindu The India Meteorological Department (IMD) issued a ‘red alert’ for Konkan region, including Mumbai, Thane, Raigad, Ratnagiri and Palghar districts and adjoining ghat areas of central Maharashtra, warning of extremely heavy rainfall till Wednesday. Heavy rains battered Mumbai for the second day on Tuesday, flooding streets and severely disrupting road traffic and local train services, considered as the city’s lifeline, officials said. The Mumbai Police and civic authorities appealed to residents to step out of homes only if necessary and also requested the private sector to allow work from home. The Bombay High Court on Tuesday functioned only till 12.30 pm due to incessant rains in the city. Normally, the HC functions from 11 am to 5 pm. In a notice issued in the morning, the high court said due to heavy rains and bad weather forecast as well as difficulties for advocates and staff members in commuting, all courts will function only till 12.30 pm. All officials/staff members are permitted to leave the office by 1pm, the notice said. Mumbai: A man with a bicycle wades through a waterlogged road following rainfall, in Mumbai, Tuesday, Aug. 19, 2025. (PTI Photo)(PTI08_19_2025_000146A) The Central Railway on Tuesday suspended its local train services on the harbour line between Chhatrapati Shivaji Maharaj Terminus (CSMT) and Kurla stations due to submergence of tracks in a section after heavy rains, officials said. It also suspended the services on its main line between Kurla and Sion stations as the rail tracks got waterlogged, they said. Central Railway suspends local train services due to heavy rains, waterlogging, and submergence of tracks in Mumbai. Nearly 350 persons from Mumbai’s Kurla area were shifted to safer locations as the Mithi river in the city swelled after torrential rains on Tuesday, Maharashtra Chief Minister’s Office said. The swelling of the Mithi river and high tide generally lead to waterlogging in the downstream thickly populated areas like Kurla and Sakinaka, besides railway tracks and areas near the Mumbai airport. Mumbai: Commuters wade through a waterlogged road following rainfall, at Dadar, in Mumbai, Tuesday, Aug. 19, 2025. (PTI Photo/Kunal Patil)(PTI08_19_2025_000126B) ​​ In a post on X, the Central Railway announced that they have suspended railway service between CSMT and Thane until further notice.“Due to heavy rainfall in the Mumbai region and waterlogging on the tracks, the main railway service between CSMT and Thane stations has been suspended until further notice. Shuttle services are operational between Thane - Karjat, Khopoli, and Kasara stations,” they posted. The Central Railway on Tuesday suspensed its local train services on the harbour line between Chhatrapati Shivaji Maharaj Terminus (CSMT) and Kurla stations due to submergence of tracks in a section after heavy rains, officials said. It also suspended the services on its main line between Kurla and Sion stations as the rail tracks got waterlogged, they said. In Mumbai, the rain continues unabated, with an average of more than 150 mm of rainfall recorded from 4 AM to 11 AM today. Maharashtra Chief Minister Devendra Fadnavis, in a post on X, wrote, “The suburbs have seen even higher amounts. The water level of the Mithi River has risen to 3.9 meters, and 350 residents from Kurla Krantinagar have been relocated to safer places.” Navi Mumbai: Children wade through a waterlogged road following heavy rainfall, at APMC Vegetable Market, in Navi Mumbai, Tuesday, Aug. 19, 2025. (PTI Photo)(PTI08_19_2025_000097B)Navi Mumbai: Commuters wade through a waterlogged road following heavy rainfall, in Dadar area, Navi Mumbai, Tuesday, Aug. 19, 2025. (PTI Photo/Kunal Patil)(PTI08_19_2025_000101B)Mumbai: Traffic police personnel at the flooded Andheri Subway amid rainfall, in Mumbai, Tuesday, Aug. 19, 2025. (PTI Photo)(PTI08_19_2025_000107B)Navi Mumbai: People make their way through a waterlogged road following heavy rainfall, at APMC Vegetable Market, in Navi Mumbai, Tuesday, Aug. 19, 2025. (PTI Photo)(PTI08_19_2025_000099A)(Source: PTI) Navi Mumbai: Children wade through a waterlogged road following heavy rainfall, at APMC Vegetable Market, in Navi Mumbai, Tuesday, Aug. 19, 2025. (PTI Photo)(PTI08_19_2025_000097B) Navi Mumbai: Commuters wade through a waterlogged road following heavy rainfall, in Dadar area, Navi Mumbai, Tuesday, Aug. 19, 2025. (PTI Photo/Kunal Patil)(PTI08_19_2025_000101B) Mumbai: Traffic police personnel at the flooded Andheri Subway amid rainfall, in Mumbai, Tuesday, Aug. 19, 2025. (PTI Photo)(PTI08_19_2025_000107B) Navi Mumbai: People make their way through a waterlogged road following heavy rainfall, at APMC Vegetable Market, in Navi Mumbai, Tuesday, Aug. 19, 2025. (PTI Photo)(PTI08_19_2025_000099A) A man was missing after being swept away in an overflowing stream following heavy rains in Maharashtra’s Gadchiroli district, officials said on Tuesday. Two national highways, a state highway and five other roads passing through the district were closed due to flooding, they said. A 19-year-old man from Kodpe village in Bhamragadh taluka was swept away while crossing an overflowing stream on Monday. Search operation was on for the missing person, a district administration official said. Eight roads, including two national highways and one state highway, were closed in Gadchiroli due to inundation, according to the district disaster management office. The Regional Meteorological Centre here said light to moderate rainfall was likely at isolated places over Chandrapur, Gadchiroli, Bhandara, Nagpur, Gondia, Amravati and Akola districts on Tuesday. Light spells of rain were also likely at isolated places over Yavatmal, Washim and Buldhana districts, it added.- PTI The weather department has issued an ‘orange’ alert for Gadchiroli and a ‘yellow’ alert for parts of Nagpur, Wardha, Bhandara, Gondia, Chandrapur, Amravati, Akola, Yavatmal, Buldhana and Washim districts in the Vidarbha region for Tuesday and Wednesday. Here’s a list of places that recorded the highest rainfall in the past 24 hours (from 8:00 am on 18th August 2025 to 8:00 am on 19th August 2025) ☔ (Rainfall figures in millimetres) 🔹Western Suburbs : 1. Chincholi Fire Station – 361 mm 2. Kandivali Fire Station – 337 mm 3. Dindoshi Colony Municipal School – 305 mm 4. Magathane Bus Depot – 304 mm 5. Versova Pumping Station – 240 mm 🔹City : 1. SWD Workshop, Dadar – 300 mm 2. B. Nadkarni Municipal School, Wadala – 282 mm 3. Forsberry Road Reservoir, F/South Ward – 265 mm 4. Pratiksha Nagar Municipal School, Sion – 252 mm 5. Savitribai Phule Municipal School, Worli – 250 mm 🔹Eastern Suburbs : 1. Chembur Fire Station – 297 mm 2. Building Proposal Office, Vikhroli – 293 mm 3. Passpoli Municipal School, Powai – 290 mm 4. Veena Nagar Municipal School – 288 mm 5. Tagore Nagar Municipal School – 287 mmSource: BMC People complained of waterlogging on railway tracks in low-lying areas of Dadar, Matunga, Parel and Sion. The railway authorities, however, claimed the water was below the track level and hence train movement was unaffected though the services were delayed. Waterlogging was also reported at Hindmata, Andheri Subway and in some parts of the Eastern Express Highway, Mumbai-Gujarat highway and the Eastern Freeway. To make the situation worse, there was an early morning technical snag in the signalling system between Ambivali and Shahad stations on the Mumbai suburban network. Local trains on the Central Railway’s main line were running late by 10 minutes and on the harbour line trains by 5 minutes around 8 am, as per a CR spokesperson. A Western Railway spokesperson said their suburban services were running a little late due to poor visibility.- PTI Pavana dam is nearly full, reaching 98% of its total capacity following continuous heavy rainfall in the catchment area in Pune. Due to waterlogging, vehicular movement is slow at Oberoi Junction. Our personnels and @mybmc staff are present at the location to ease the traffic &amp; assist Mumbaikars. All government and semi-government offices in Mumbai will remain closed on Tuesday in view of the extremely heavy rainfall warning issued by the weather department, the city civic body said. It also appealed to all private establishments across Mumbai to allow their employees to work from home and avoid unnecessary travel. The Brihanmumbai Municipal Corporation (BMC), in a statement on Tuesday morning, announced the closure of all government and semi-government offices as a precautionary measure, in view of the continuous heavy rains in the city and suburbs and the ‘red alert’ issued by the IMD. The statement said the decision applies to all BMC offices and state-run establishments, excluding essential services. “Considering the red alert for very heavy rainfall in Mumbai city and suburbs, all government, semi-government, and BMC offices (excluding essential services) will remain closed today,” the BMC said. According to Mumbai traffic police, Gol Deul, Gulalwadi, Wadala, Shivdi, Nawab Tank, Nagpada, Maratha Mandir, Byculla, Bawla Compound, Bhoiwada, Wadala Station Four Roads, Hindmata Junction, Matunga have accumulated one and a half to two feet of water due to rain falling since morning, causing traffic to move at a slow pace. Mumbai receives heavy rainfall with Vikhroli reporting the highest downpour at 255.5 mm in 24 hours. The India Meteorological Department (IMD) has issued a ‘red alert,’ warning of extremely heavy rainfall across Mumbai and its suburbs on Tuesday. This comes after extremely heavy rainfall battered Mumbai and its neighbouring districts overnight in what has yet again triggered water logging in many pockets. (Rainfall recorded in millimeters) Western Suburbs 1) Chincholi Fire Station - 107 2) Versova Pumping Station - 106 3) Dindoshi Colony Municipal School - 97 4) Supari Tank Municipal School, Bandra - 95 5) Kandivali Fire Station - 92 City 1) Forbes Reservoir, F South Office - 109 2) Stormwater Drain Workshop, Dadar - 103 2) B Nadkarni Municipal School, Wadala - 99 3) Nair Hospital - 94 4) CIDM, Parel - 89 Eastern Suburbs 1) Mulund Fire Station - 100 2) Gavhanpada Fire Station - 95 3) Vina Nagar Municipal School - 93 4) Chembur Fire Station - 90 5) Building Proposal Office, Vikhroli - 87 IndiGo Airlines on Tuesday issued a travel advisory for passengers flying out of Mumbai due to heavy rainfall and waterlogging in the city. Several routes to the airport are experiencing waterlogging, leading to sluggish traffic and operational challenges. Delays in departures and arrivals are expected, and passengers are advised to check their flight status via the IndiGo app or website. IndiGo issues travel advisory for Mumbai due to heavy rainfall, waterlogging, delays expected, check flight status for updates. In the 24-hour period ending at 8.30 am on Tuesday, the Santacruz observatory (representative of western suburbs) recorded 238.2 mm rainfall, while the Colaba observatory (in south Mumbai) logged 110.4 mm rain, it said. Vikhroli reported the highest downpour at 255.5 mm, followed by Byculla at 241 mm, Juhu 221.5 mm and Bandra 211 mm, the IMD said. The city’s Mahalaxmi area recorded comparatively lower rainfall at 72.5 mm, it added. Several parts of Mumbai received more than 200 mm rainfall in the last 24 hours, with Vikhroli in the eastern suburbs reporting the highest downpour at 255.5 mm, the the India Meteorological Department (IMD) said on Tuesday. Maharashtra Chief Minister Devendra Fadnavis on Monday issued a warning about the severe weather conditions in the State, particularly in Mumbai, due to heavy rainfall. Mumbai received 177 mm of rainfall in just 6-8 hours, prompting the CM to advise citizens to take precautions as more showers are expected along with high tides. A red alert has been issued for Mumbai, Thane and Raigad, with the IMD forecasting extremely heavy rainfall in these areas. “In the last 2 days, Maharashtra has received widespread rainfall. Red Alert and Orange Alert have been issued for several districts. Even for the next three days, until 21st August, half of the districts in Maharashtra have either Red Alert or Orange Alert. Maharashtra CM warns of severe weather in Mumbai, issues red alert due to heavy rainfall and high tides. Fresh low-pressure area intensifying over Bay of Bengal, expected to become a depression, with more systems likely to form. Mumbai suburban district guardian minister Ashish Shelar said he had reviewed the situation in the metropolis through the disaster management cell of the BMC and had taken stock of the rainfall, flooding, school conditions and public transport. - PTI “Offices have been told to allow workers to leave for home at 4pm. After 6.30 pm, 3m to 4m tides are expected. The decision on closure of schools on Tuesday will be taken at an appropriate time. Citizens must not venture out without reason.” - PTI Maharashtra Deputy Chief Minister Ajit Pawar on Monday reviewed the situation after heavy rains in Mumbai and other parts of the state and directed the administration to remain on high alert and prioritise rescue and relief operations. With the IMD forecasting heavy to very heavy showers in parts of the state, the Maharashtra government has asked all local bodies and disaster management units to stay in touch and activate emergency protocols wherever necessary. Pawar appealed to the people to venture out only if absolutely necessary and to strictly follow the safety advisories issued by local authorities, as per a statement from the deputy CM’s office. The man could not be traced despite efforts by the local fire brigade and police personnel due to the strong current in the ‘nullah’ and continuous rain, a Navi Mumbai Municipal Corporation disaster control room official said. In a post on X, Devendra Fadnavis, Chief Minister of Maharashtra, wrote, “Due to heavy rainfall in Mukhed taluka of Nanded district, there has been a significant rise in the water level of the Lendi Dam. Additionally, a large amount of water is flowing in from Latur, Udgir, and Karnataka. Yesterday, the rainfall here was approximately 206 mm. As a result, daily life in Ravangaon, Bhaswadi, Bhingeli, and Hasnal has been affected.” He added that the 225 citizens are trapped in floodwaters in Ravangaon, and those in extremely adverse conditions have been evacuated. “Efforts are underway to relocate the remaining citizens to safer locations,” he wrote. “In Hasnal, 8 citizens have been rescued. In Bhaswadi, 20 citizens are stranded but are safe. In Bhingeli, 40 citizens are stranded but are safe. Five citizens are missing, and a search is being conducted for them. I am personally in constant contact with the Nanded District Collector, and the District Collectors of Nanded, Latur, and Bidar are coordinating with each other to carry out rescue operations. One NDRF team, one military unit, and a police team are working in coordination for the rescue efforts. A military unit from Chhatrapati Sambhajinagar has also been dispatched. The local administration has been instructed to stay in the affected areas and coordinate continuously,” he said. In a post on X, it wrote, “In view of the heavy rain forecast in Mumbai, passengers are advised to check their flight status with their respective airlines and allow extra travel time to reach the airport.” Mumbai: Commuters wade through a waterlogged road amid rainfall, in Hindamata area, in Mumbai, Monday, Aug. 18, 2025. (PTI Photo)(PTI08_18_2025_000102B)Mumbai: Commuters wade through a waterlogged road amid rainfall, in Mumbai, Monday, Aug. 18, 2025. (PTI Photo)(PTI08_18_2025_000092A)Mumbai: Commuters wade through a waterlogged road following heavy rainfall, in Mumbai, Monday, Aug. 18, 2025. (PTI Photo)(PTI08_18_2025_000089A)Mumbai: Traffic jam on Western Express Highway amid rainfall, in Mumbai, Monday, Aug. 18, 2025. (PTI Photo)(PTI08_18_2025_000087B)Mumbai: A local train passes over a waterlogged road amid rainfall, in Mumbai, Monday, Aug. 18, 2025. (PTI Photo)(PTI08_18_2025_000095A)Mumbai: People wade through a waterlogged road following heavy rainfall, in Mumbai, Monday, Aug. 18, 2025. (PTI Photo)(PTI08_18_2025_000094A)(Pic credit: PTI) Mumbai: Commuters wade through a waterlogged road amid rainfall, in Hindamata area, in Mumbai, Monday, Aug. 18, 2025. (PTI Photo)(PTI08_18_2025_000102B) Mumbai: Commuters wade through a waterlogged road amid rainfall, in Mumbai, Monday, Aug. 18, 2025. (PTI Photo)(PTI08_18_2025_000092A) Mumbai: Commuters wade through a waterlogged road following heavy rainfall, in Mumbai, Monday, Aug. 18, 2025. (PTI Photo)(PTI08_18_2025_000089A) Mumbai: Traffic jam on Western Express Highway amid rainfall, in Mumbai, Monday, Aug. 18, 2025. (PTI Photo)(PTI08_18_2025_000087B) Mumbai: A local train passes over a waterlogged road amid rainfall, in Mumbai, Monday, Aug. 18, 2025. (PTI Photo)(PTI08_18_2025_000095A) Mumbai: People wade through a waterlogged road following heavy rainfall, in Mumbai, Monday, Aug. 18, 2025. (PTI Photo)(PTI08_18_2025_000094A) A school bus carrying six children and two staffers got stuck on a waterlogged road in Mumbai after heavy rains on Monday, following which police rushed to the spot and rescued them, officials said. Due to the incessant rains, the schools conducting morning shifts declared a half-day and students were allowed to go early. A private school bus carrying six children and two staffers got stuck at an inundated spot in Matunga area of central Mumbai for more than half-an-hour. After being alerted, the Matunga police rushed to the spot and rescued them, an official said. The children were then taken to the Matunga Police Station for safety reasons, he said.- PTI Waterlogging reported in Lower Parel area due to heavy rainfall. Visuals show disrupted traffic and submerged roads. Mumbai: A man protects himself by wrapping a plastic sheet amid rainfall, in Mumbai, Monday, Aug. 18, 2025. (PTI Photo)(PTI08_18_2025_000082B)Mumbai: Commuters wade through a waterlogged road following rainfall, at Matunga, in Mumbai, Monday, Aug. 18, 2025. (PTI Photo/Kunal Patil)(PTI08_18_2025_000043B)Mumbai: Commuters wade through a waterlogged road amid rainfall, in Mumbai, Monday, Aug. 18, 2025. (PTI Photo)(PTI08_18_2025_000083A)Mumbai: People protect themselves with umbrellas amid rainfall, in Mumbai, Monday, Aug. 18, 2025. (PTI Photo)(PTI08_18_2025_000081B)(Pic credit: PTI) Mumbai: A man protects himself by wrapping a plastic sheet amid rainfall, in Mumbai, Monday, Aug. 18, 2025. (PTI Photo)(PTI08_18_2025_000082B) Mumbai: Commuters wade through a waterlogged road following rainfall, at Matunga, in Mumbai, Monday, Aug. 18, 2025. (PTI Photo/Kunal Patil)(PTI08_18_2025_000043B) Mumbai: Commuters wade through a waterlogged road amid rainfall, in Mumbai, Monday, Aug. 18, 2025. (PTI Photo)(PTI08_18_2025_000083A) Mumbai: People protect themselves with umbrellas amid rainfall, in Mumbai, Monday, Aug. 18, 2025. (PTI Photo)(PTI08_18_2025_000081B) State Minister for Information Technology and Cultural Affairs and Mumbai Suburban District Guardian Minister, Ashish Shelar, visited the Emergency Control Room at the Brihanmumbai Municipal Corporation (BMC) headquarters today and reviewed the rainfall situation in Mumbai (Rainfall recorded in millimeters) 📏 1) Chembur Fire Station - 140.80 2) Rainfall Pipeline Workshop, Dadar - 139.60 3) B. Nadkarni Park Municipal School, Wadala - 133.20 4) Worli Sea Face Municipal School, Worli - 133.20 5) Savitribai Phule Municipal School, Worli Naka - 130.40 6) Adarsh Nagar School, Worli - 128.80 7) Frozberry Reservoir, F South Office - 118.80 8) City Institute of Disaster Management, Parel - 116.80 9) District Collector Colony Municipal School, Chembur - 116.80 10) F South Ward Office, Parel - 113.53 The Commissioner of Police, Greater Mumbai on Monday advised citizens to exercise caution as heavy rainfall continued to lash the city amid IMD’s ‘red’ alert. Due to the extremely heavy rainfall that has been ongoing since morning in the Brihanmumbai Municipal Corporation area, waterlogging in some low-lying areas has led to the diversion of BEST transport undertaking bus routes as follows: 1) Traffic at Shell Colony, Chembur diverted from Chembur Naka 2) Traffic at Gandhi Market, Sion diverted from Bhau Daji Marg 3) Traffic at Shivsrushti/Nehru Nagar ST Depot, Kurla diverted from S. G. Barve Nagar Marg 4) Traffic at Sangam Nagar, Wadala diverted from Hanuman Temple 5) Traffic at CGS Colony, Antop Hill diverted from Sheikh Mistry Dargah 6) Traffic at R. C. F. Railway Bridge (Chembur) diverted from R. C. Marg 7) Traffic at Dr. Babasaheb Ambedkar Marg, Hindmata diverted from BhoiwadaScreenshot 2025-08-18 124715.png Screenshot 2025-08-18 124715.png Mumbai: Commuters wade through a waterlogged road following rainfall, at Matunga, in Mumbai, Monday, Aug. 18, 2025. (PTI Photo/Kunal Patil)(PTI08_18_2025_000043B) BMC Commissioner Bhushan Gagrani appealed to residents to contact its disaster control helpline 1916 in case of emergencies or for official updates Local trains, considered as the lifeline of the metropolis, were running late by 8 to 10 minutes and there was no suspension of services, according to officials. The suburban services on the Central Railway route were affected as water accumulated on tracks in a few low-lying areas on the Harbour Line, and due to failure of track changing points between Kurla and Tilak Nagar stations, as per the officials. -- PTI Some low-lying areas like the Andheri Subway and Lokhandwala Complex witnessed water accumulation at a few locations, affecting traffic movement. How much rain was recorded in Mumbai in the last three hours? The Regional Meteorological Centre, Mumbai, has issued an update Mumbai Rains Update: Mumbai continued to receive heavy rains for third consecutive day on Monday, leading to water-logging in some low-lying areas, officials said. Here’s how much rainfall was received in various pockets across Mumbai on Monday between 8:30 am to 11:30 am: Chembur- 91.5mm Vikhroli -78.5 mmJuhu -60.0 mm Sion -58.5mm Bandra 50 mm Santacruz -47.2 mm Colaba -29.0mm The Indian Meteorological Department has issued a Red Alert for Mumbai Metropolis (Mumbai city and suburbs) for two days, August 18 and 19, 2025. Due to heavy rainfall and waterlogging, traffic on the routes leading to Mumbai’s Chhatrapati Shivaji Maharaj International Airport has been moving slowly.Akasa Air has issued travel advisory following the heavy showers on Monday morning. IndiGo has also followed up with a travel update saying, “...Traffic is moving slowly on some routes to the airport due to persistent showers and pooling water... If you are catching a flight today, we recommend heading out early and keeping an eye on your flight updates via our app and website.” In view of the continuous rainfall since morning &amp; considering the safety of students, the Municipal Commissioner &amp; Administrator Shri Bhushan Gagrani has declared a holiday today, Monday, 18th August 2025, for all schools &amp; colleges scheduled to function in the second session, i.e. after 12 noon - BMC For help in an emergency, please contact the helpline number 1916 of the Brihanmumbai Municipal Corporation’s main control room: BMCScreenshot 2025-08-18 114945.png Screenshot 2025-08-18 114945.png In the 24 hours ending at 8 am on Monday, the island city recorded an average rainfall of 54.58 mm, the eastern suburbs received 72.61 mm, while the western suburbs recorded 65.86 mm rain, according to officials. Several areas recorded more than 100 mm rainfall during the period, they said. -- PTI Roads in different areas got inundated after the heavy downpour. Some low-lying areas like the Andheri Subway, Lokhandwala Complex witnessed water accumulation at a few locations, affecting traffic movement. Heavy rainfall causes traffic halt and waterlogging in Mumbai, as IMD forecasts more rain in the city. Relentless rain continue to hit Mumbai and several other districts of Maharashtra, causing waterlogging and traffic jams. The India Meteorological Department (IMD) has issued an orange alert in Mumbai for Monday. Published on August 18, 2025 Copyright© 2025, THG PUBLISHING PVT LTD. or its affiliated companies. All rights reserved. BACK TO TOP Comments have to be in English, and in full sentences. They cannot be abusive or personal. Please abide by our community guidelines for posting your comments. We have migrated to a new commenting platform. If you are already a registered user of TheHindu Businessline and logged in, you may continue to engage with our articles. If you do not have an account please register and login to post comments. Users can access their older comments by logging into their accounts on Vuukle. Terms &amp; conditions | Institutional Subscriber</w:t>
       </w:r>
     </w:p>
     <w:p>
@@ -1529,16 +3596,16 @@
       </w:pPr>
       <w:r>
         <w:rPr/>
-        <w:t>Article 165</w:t>
-      </w:r>
-    </w:p>
-    <w:p>
-      <w:pPr>
-        <w:pStyle w:val="Normal"/>
-      </w:pPr>
-      <w:r>
-        <w:rPr/>
-        <w:t>Title: Sanjay Raut : निसाकाचा संघर्ष उफाळला, अनिल कदमांनी साकडं घातलं आता संजय राऊत मैदानात</w:t>
+        <w:t>Article 208</w:t>
+      </w:r>
+    </w:p>
+    <w:p>
+      <w:pPr>
+        <w:pStyle w:val="Normal"/>
+      </w:pPr>
+      <w:r>
+        <w:rPr/>
+        <w:t>Title: School Holiday: Schools in Mumbai, Thane to remain closed on Tuesday amid IMD's Red Alert for heavy rains</w:t>
       </w:r>
     </w:p>
     <w:p>
@@ -1550,16 +3617,16 @@
         <w:t xml:space="preserve">URL: </w:t>
       </w:r>
       <w:r>
-        <w:t xml:space="preserve"> https://sarkarnama.esakal.com/maharashtra/uttar-maharashtra/niphad-sugar-factory-crisis-sanjay-raut-anil-kadam-memorandum-farmers-workers-protest-nashik-gs97</w:t>
-      </w:r>
-    </w:p>
-    <w:p>
-      <w:pPr>
-        <w:pStyle w:val="Normal"/>
-      </w:pPr>
-      <w:r>
-        <w:rPr/>
-        <w:t>Content: Nashik News : नाशिक जिल्हा मध्यवर्ती सहकारी बॅंकेने निफाड सहकारी साखर कारखान्याची (निसाका) उर्वरित जमीन व अन्य मालमत्ता तातडीने विक्री करण्याचे ठरवले आहे. जेएनपीटीला शंभर एकर जागा दिल्यानंतरही कर्ज न फिटल्याचे कारण देत जिल्हा बॅंकेने निसाकाची उर्वरित जागा विकण्याच्या हालचाली सुरु केल्या आहेत. याविरोधात शेतकरी, सभासद व कामगार एकवटले आहेत. त्यामुळे प्रदीर्घ काळानंतर निफाड सहकारी साखर कारखाना पुन्हा चर्चेत आला आहे. निफाड तालुक्याचे माजी आमदार अनिल कदम यांच्या नेतृत्वात कामगारांच्या मुलांच्या शिष्टमंडळाने आता थेट शिवसेना उद्धव बाळासाहेब ठाकरे पक्षाचे खासदार संजय राऊत यांना निसाका वाचविण्यासाठी साकडे घातले आहे. राऊत यांनीही निसाका बाबात सर्व घडामोडी जाणून घेतल्या आहेत. तसेच यासंदर्भात मुख्यमंत्री देवेंद्र फडणवीस यांच्याशी पत्रव्यवहार करणार असून संपूर्ण सहकार्य करण्याचे आश्वासन दिलं आहे. माजी आमदार अनिल कदम यांनी निसाका वाचविण्यासाठी पुढाकार घेतला असून शुक्रवारी नाशिकमध्ये संजय राऊत यांची त्यांनी भेट घेतली. यावेळी कदम यांच्यासमवेत नवनियुक्त शिवसेना तालुकाप्रमुख खंडू बोडके पाटील, निसाका कामगारांची मुले किरण वाघ, योगेश आढाव, नितीन निकम हेही उपस्थित होते. सत्तेचा दुरुपयोग करुन निसाका गिळंकृत करण्याचा डाव असून आपण यात लक्ष घालावे अशी विनंती शिष्टमंडळाने राऊत यांना केली. त्यानुसार राऊत हे आता निसाकाच्या मैदानात उतरणार आहेत. त्यामुळे अनेक राजकीय पुढाऱ्यांना न सोडवता आलेला प्रश्न संजय राऊत सोडवणार का याकडेही लक्ष लागलं आहे. निसाका भाडेकराराने दिल्यानंतर तीन हंगाम उलटले तरीही सुरू करण्यात आलेला नाही. सत्ताधाऱ्यांच्या कृपाशिर्वादाने नाशिक जिल्हा बँकेच्या माध्यमातून निसाकाची उर्वरित जमीन व इतर मालमत्ता गिळंकृत करण्याचा प्रयत्न सुरू आहे. सभासद व कामगार संघटनेने त्याविरोधात पुकारलेल्या लढ्याला माझा पूर्णपणे पाठिंबा असल्याचे अनिल कदम यांनी म्हटले आहे. 2022 मध्ये 25 वर्षाच्या भाडेपट्ट्याने निसाका चालवायला देण्यात आला होता. मात्र, चौथ्या हंगामातही तो बंद आहे. कारखान्यात झालेल्या अनेक गैरव्यवहारांची चर्चा कारखाना कार्यक्षेत्रात जोरात सुरू आहे. नाशिक जिल्हा मध्यवर्ती बँकेला ड्रायपोर्टसाठी जमीन विक्रीद्वारे 76 कोटी रुपये कर्जात जमा झाले असताना सुद्धा बँकेने कारखान्याची उर्वरित 100 एकर जमीन व मालमत्ता विक्रीचा घाट घातल्याचा आरोप होतो आहे. सरकारनामाचे सदस्य व्हा शॉपिंगसाठी 'सकाळ प्राईम डील्स'च्या भन्नाट ऑफर्स पाहण्यासाठी क्लिक करा. Read Latest Marathi Political News, Breaking Political News from Maharashtra, India, Pune &amp; Mumbai at Sarkarnama. To Get Live Political Marathi News on Mobile, Download the Sarkarnama Mobile App for Android and IOS. सरकारनामा आता सर्व सोशल मीडिया प्लॅटफॉर्मवर. ताज्या राजकीय घडामोडींसाठी फेसबुक, ट्विटर, इन्स्टाग्राम, शेअर चॅट, टेलिग्रामवर आणि व्हॉट्सॲप आम्हाला फॉलो करा. तसेच, सरकारनामा यूट्यूब चॅनेलला आजच सबस्क्राइब करा. Follow Us Copyright © 2025 Sakal Media Group – All Rights Reserved Powered by Quintype वेबसाईटवर ब्राउझिंगचा अनुभव सर्वोत्तम असावा, यासाठी आम्ही कुकीजचा वापर करतो. कुकीजमुळे तुम्हाला तुमच्या आवडत्या मजकुराची शिफारस करता येते. आमचे गोपनीयता आणि कुकीजसंदर्भातील धोरण तुम्हाला मान्य आहे.</w:t>
+        <w:t xml:space="preserve"> https://www.livemint.com/news/india/school-holiday-schools-in-mumbai-thane-to-remain-closed-on-tuesday-amid-imds-red-alert-for-heavy-rains-11755527340477.html</w:t>
+      </w:r>
+    </w:p>
+    <w:p>
+      <w:pPr>
+        <w:pStyle w:val="Normal"/>
+      </w:pPr>
+      <w:r>
+        <w:rPr/>
+        <w:t>Content: As the India Meteorological Department issued a red alert for Mumbai until Tuesday, predicting heavy rains, the Brihanmumbai Municipal Corporation (BMC) on Monday issued an order stating that all schools and colleges in the city and its suburbs will remain closed on Tuesday, August 19. The BMC order applies to all government, private, and municipal schools and colleges in the city and suburbs. "The decision has been taken as a precautionary measure to ensure the safety of students and staff, given the possibility of intense downpours, waterlogging, and traffic disruptions," the BMC said in an X post. The Thane Municipal Corporation (TMC) also declared a holiday for all types of schools, of all mediums and all managements, on 18 August 2025 and 19 August 2025, citing incessant rains. The civic body wrote, “In the backdrop of the ongoing heavy rainfall in Thane district, a holiday has been declared for all types of schools, of all mediums and all managements, in the Thane Municipal Corporation area on 18 August 2025 and 19 August 2025.” Meanwhile, the weather department has issued a red and orange alert for 24 hours in several districts of Maharashtra. The state has been experiencing heavy rainfall since early Monday morning. The red alert has been issued in areas including Mumbai, Raigad, Pune Ghat, Satara Ghat, Ratnagiri, and Kolhapur Ghat. Several districts, including Palghar, Thane, Sindhudurg, Jalgaon, Chhatrapati Sambhajinagar, Jalna, Beed, Latur, Amravati, Chandrapur, and Gadchiroli, have been put under orange alert. The BMC has appealed to citizens to avoid stepping out unless absolutely necessary. For any emergency or official information, residents are advised to reach out to the BMC main control room helpline at 1916. Earlier on Monday, Maharashtra Chief Minister Devendra Fadnavis said Mumbai received 177 millimetres of rain in a 6-8 hour period and more is expected throughout the day along with high tides. With agency inputs. Stay updated with the latest Trending, India , World and US news. Download the Mint app and read premium stories Log in to our website to save your bookmarks. It'll just take a moment.</w:t>
       </w:r>
     </w:p>
     <w:p>
@@ -1568,16 +3635,16 @@
       </w:pPr>
       <w:r>
         <w:rPr/>
-        <w:t>Article 166</w:t>
-      </w:r>
-    </w:p>
-    <w:p>
-      <w:pPr>
-        <w:pStyle w:val="Normal"/>
-      </w:pPr>
-      <w:r>
-        <w:rPr/>
-        <w:t>Title: Demand to release list of property-holders affected due to road-widening in 5 days</w:t>
+        <w:t>Article 209</w:t>
+      </w:r>
+    </w:p>
+    <w:p>
+      <w:pPr>
+        <w:pStyle w:val="Normal"/>
+      </w:pPr>
+      <w:r>
+        <w:rPr/>
+        <w:t>Title: Rainfall Alert: All schools and colleges closed due to heavy rains, IMD issued red alert</w:t>
       </w:r>
     </w:p>
     <w:p>
@@ -1589,16 +3656,16 @@
         <w:t xml:space="preserve">URL: </w:t>
       </w:r>
       <w:r>
-        <w:t xml:space="preserve"> https://www.lokmattimes.com/aurangabad/demand-to-release-list-of-property-holders-affected-due-to-road-widening-in-5-days/</w:t>
-      </w:r>
-    </w:p>
-    <w:p>
-      <w:pPr>
-        <w:pStyle w:val="Normal"/>
-      </w:pPr>
-      <w:r>
-        <w:rPr/>
-        <w:t>Content: Marathi | Hindi FOLLOW US : City By Lokmat Times Desk | Updated: August 18, 2025 23:10 IST2025-08-18T23:10:03+5:302025-08-18T23:10:03+5:30 Lokmat News Network Chhatrapati Sambhajinagar: Ajinkya Devgiri Pratishthan president Vinod Patil alleged that Chhatrapati Sambhajinagar Municipal Corporation (CSMC) administration, under the pretext of road widening, has been acting high-handedly for the past few days. Property owners with legal ownership rights are being rendered homeless. Not even a single rupee in compensation has been paid. The CSMC has not even kept a record of the properties demolished so far. “If the list of property owners whose structures were demolished is not published by civic administration within the next five days, a public agitation (Jan Andolan) will be launched,” warned Patil. Addressing a press conference in the city on Monday, Patil said that on Sunday he had met the Chief Minister Devendra Fadnavis. A detailed 50-minute discussion was held on the issue of road widening in the city. He informed that the municipal corporation is carrying out the work in an arbitrary manner. Even though the new development plan of the city has not yet been finalised, it is being implemented selectively. For which builders is this being done? How can the corporation demolish properties with legal ownership rights and those located in ‘gaothan’ areas? They didn’t even examine building permissions. Bulldozers were lined up and demolitions carried out. Patil said that we are not opposed to development, but strongly oppose the working style of the municipal corporation. He demanded that land acquisition must be done as per rules and only then should land be taken into possession. On the Patil’s memorandum itself, CM Fadnavis wrote, “Municipal Commissioner, verify immediately and take action.” Datta Bhange, Balu Autade, and others were present at the press conference. Compensation must be paid Patil told reporters that during the G-20 event, 50 feet of land was taken on both sides at Harsul, and compensation was paid for that land. Now, the remaining 50 feet must also be compensated. He demanded that cash compensation should be paid to all property owners whose structures have been demolished so far. He further alleged that the corporation had even misled the court. The court has directed that due legal process must be followed. FOLLOW US : Copyright ©2025 Lokmat Media Pvt Ltd</w:t>
+        <w:t xml:space="preserve"> https://www.informalnewz.com/rainfall-alert-all-schools-and-colleges-closed-due-to-heavy-rains-imd-issued-red-alert/</w:t>
+      </w:r>
+    </w:p>
+    <w:p>
+      <w:pPr>
+        <w:pStyle w:val="Normal"/>
+      </w:pPr>
+      <w:r>
+        <w:rPr/>
+        <w:t>Content: Mumbai Rains: On Monday, Mumbai recorded 177 mm of rain in 6-8 hours. Vikhroli received 139.5 mm, Santacruz 129.1 mm, and Juhu 128.5 mm of rain. In view of the bad weather, the Maharashtra government has declared a holiday in all schools and colleges in Mumbai, Thane, Palghar, Raigad, Ratnagiri and Sindhudurg Mumbai Rains: The continuous torrential rain in Mumbai and its surrounding areas has disrupted life. Under this, the Indian Meteorological Department (IMD) has issued a red alert. There is heavy waterlogging on the roads, which is hindering traffic. Traffic has come to a complete halt due to waterlogging in many parts of the city including Andheri subway. Andheri subway had to be closed for more than 6 hours, due to which people had to use other routes. Rain has also affected flights. Indigo Airlines issued an advisory for passengers and said that flights are running late due to waterlogging and traffic jams on the roads leading to the airport. To avoid any trouble, officials have urged people to stay at home. In view of the bad weather, the Maharashtra government has declared a holiday for all schools and colleges in Mumbai, Thane, Palghar, Raigad, Ratnagiri and Sindhudurg. This decision has been taken to ensure the safety of students and staff. #WATCH | Maharashtra: Waterlogging seen as heavy rain lashes Mumbai. Visuals from Andheri Subway. pic.twitter.com/UCS5khQm2Y — ANI (@ANI) August 19, 2025 High-tide threat On Monday, Mumbai recorded 177 mm of rain in 6-8 hours. Vikhroli received 139.5 mm, Santacruz 129.1 mm, and Juhu 128.5 mm. The city is expected to witness waves as high as 3.74 metres at 9:17 am today. This high-tide and continuous rain can worsen the situation, as during this time the water level in the sea rises and drainage becomes difficult. IndiGo issued advisory Heavy rains have also affected flights. IndiGo Airlines has issued a travel advisory for passengers. It states that due to heavy rains in Mumbai, many roads leading to the airport have been waterlogged and traffic has slowed down, causing delays in both departure and arrival of flights. The airline has advised passengers that if they have a flight, they should leave a little earlier and keep checking the flight status on the app or website. The airline has also apologized for the inconvenience. Indigo Airlines issues a travel advisory. Tweets, “With Mumbai drenched in heavy showers, several routes to the airport are witnessing waterlogging and sluggish traffic. This has, in turn, led to operational challenges, with delays in both departures and arrivals and we truly… pic.twitter.com/rL1MGJrn0W — ANI (@ANI) August 19, 2025 The government and administration are on alert Maharashtra Chief Minister Devendra Fadnavis held a review meeting and directed officials to remain on high alert. He has also appealed to people not to leave their homes without any reason. BMC has advised citizens to use helpline number 1916 for any emergency. INFORMALNEWZ brings the Latest News &amp; Top Breaking headlines on Politics and Current Affairs. Up-to-date news coverage, aggregated from sources all over the world by informal Newz. Find latest news coverage of breaking news events, trending topics, and compelling articles. Contact us: informalnewz@gmail.com © - 2025 - informalnewz | Izon web Pvt. Ltd. All Rights Reserved. Contact Us - Izon Web Pvt. Ltd. Hno. 789, Basement, Dlf Phase 4 Sector 43, Gurgaon, Haryana -122009, Call: +91-9110801499, 0124-4941700</w:t>
       </w:r>
     </w:p>
     <w:p>
@@ -1607,16 +3674,16 @@
       </w:pPr>
       <w:r>
         <w:rPr/>
-        <w:t>Article 167</w:t>
-      </w:r>
-    </w:p>
-    <w:p>
-      <w:pPr>
-        <w:pStyle w:val="Normal"/>
-      </w:pPr>
-      <w:r>
-        <w:rPr/>
-        <w:t>Title: Maharashtra Politics: Rohit Pawar Alleges ₹5,000-Crore Land Scam Against Minister Sanjay Shirsat</w:t>
+        <w:t>Article 210</w:t>
+      </w:r>
+    </w:p>
+    <w:p>
+      <w:pPr>
+        <w:pStyle w:val="Normal"/>
+      </w:pPr>
+      <w:r>
+        <w:rPr/>
+        <w:t>Title: Maharashtra on high alert as heavy rain leaves 6 dead</w:t>
       </w:r>
     </w:p>
     <w:p>
@@ -1628,16 +3695,16 @@
         <w:t xml:space="preserve">URL: </w:t>
       </w:r>
       <w:r>
-        <w:t xml:space="preserve"> https://www.freepressjournal.in/mumbai/maharashtra-politics-rohit-pawar-alleges-5000-crore-land-scam-against-minister-sanjay-shirsat</w:t>
-      </w:r>
-    </w:p>
-    <w:p>
-      <w:pPr>
-        <w:pStyle w:val="Normal"/>
-      </w:pPr>
-      <w:r>
-        <w:rPr/>
-        <w:t>Content: After exposing a video of former Agriculture Minister Manikrao Kokate allegedly playing rummy during a legislative council session, NCP (SP) MLA Rohit Pawar has now leveled serious corruption charges against Maharashtra’s Social Justice Minister Sanjay Shirsat. Rs5,000-Crore Land Scam Claim Pawar accused Shirsat of facilitating a ₹5,000-crore land scam by allegedly allotting 150 acres of prime land in Navi Mumbai to the Bivalkar family shortly after assuming charge as chairman of CIDCO in February 2024. According to Pawar, the allotment was approved within just 15 days of Shirsat’s appointment. “Betrayal of Sons of the Soil” Speaking at a press conference, Pawar alleged, “By handing over land to the Bivalkar family, who once betrayed the Maratha Empire by siding with the British, Shirsat has betrayed the sons of the soil today. This is nothing but a direct act of corruption.” Long History of Land Disputes Pawar further stated that the Bivalkar family’s land disputes date back to the British era. He claimed that successive CIDCO managing directors had rejected their claims, but the decision was suddenly overturned this year under Shirsat’s leadership. Pawar also alleged that Shirsat personally benefited and that his party could have pocketed ₹400–500 crore in financial gains. Demand for Resignation and Probe The NCP leader demanded that Chief Minister Devendra Fadnavis seek Shirsat’s resignation and appoint either a Special Task Force or a retired judge to investigate the matter. Pawar announced that he would lead a protest march at CIDCO headquarters on August 20 to press for action. Opposition Extends Support Pawar added that Shiv Sena (UBT) leader Sanjay Raut and the Congress party had assured their support in the upcoming agitation.</w:t>
+        <w:t xml:space="preserve"> https://m.economictimes.com/news/india/maharashtra-on-high-alert-as-heavy-rain-leaves-6-dead/articleshow/123371509.cms</w:t>
+      </w:r>
+    </w:p>
+    <w:p>
+      <w:pPr>
+        <w:pStyle w:val="Normal"/>
+      </w:pPr>
+      <w:r>
+        <w:rPr/>
+        <w:t>Content: Maharashtra faced severe consequences from heavy rains. Six people died across the state. Marathwada was the worst-hit region. Nanded experienced a cloud burst. Rescue operations are underway. NDRF, SDRF, and the army are assisting. Chief Minister Devendra Fadnavis reviewed the situation. Several regions are on red alert. More heavy rains are expected in the next 24 hours. (Catch all the Business News, Breaking News, Budget 2025 Events and Latest News Updates on The Economic Times.) Subscribe to The Economic Times Prime and read the ET ePaper online. (Catch all the Business News, Breaking News, Budget 2025 Events and Latest News Updates on The Economic Times.) Subscribe to The Economic Times Prime and read the ET ePaper online. IndiGo’s GIFT City unit: Simple expansion or is there more to it than meets the eye? GST cut to benefit; but who gains the most? Good, bad, ugly: How will higher ethanol in petrol play out for you? Why are mid-cap stocks fizzling out? It’s not just about Trump tariffs. Stock Radar: This hotel stock is showing signs of bottoming out; time to buy? Logistics sector: Be tactical in the face of head &amp; tailwinds; 6 logistics stocks with an upside potential of over 30% 'You look fabulous in that suit' Why US is keenly watching India-Pakistan relations? Know in details PM Modi’s dream: Indian astronaut to step on Moon by 2040 India-China talks: Jaishankar, Wang Yi stress 'mutual growth'... CP Radhakrishnan as VP Candidate, Opposition asks ‘where is Jagdeep Dhankhar?’ EC Fails to convince Opposition, protests intensify Chinese Foreign Minister Wang Yi in India amid US tariff squeeze Putin shares insights with PM Modi on Trump meeting New war brewing in Syria? Sharaa’s strong warning to Israel Putin backs NATO-style security guarantees for Ukraine 'You look fabulous in that suit' Why US is keenly watching India-Pakistan relations? Know in details PM Modi’s dream: Indian astronaut to step on Moon by 2040 India-China talks: Jaishankar, Wang Yi stress 'mutual growth'... CP Radhakrishnan as VP Candidate, Opposition asks ‘where is Jagdeep Dhankhar?’ EC Fails to convince Opposition, protests intensify Chinese Foreign Minister Wang Yi in India amid US tariff squeeze Putin shares insights with PM Modi on Trump meeting New war brewing in Syria? Sharaa’s strong warning to Israel Putin backs NATO-style security guarantees for Ukraine Hot on Web In Case you missed it Top Searched Companies Top Calculators Top Definitions Most Searched IFSC Codes Top Story Listing Top Prime Articles Top Slideshow Private Companies Latest News Follow us on: Find this comment offensive? Choose your reason below and click on the Report button. This will alert our moderators to take action Reason for reporting: Your Reason has been Reported to the admin. Log In/Connect with: Will be displayed Will not be displayed Will be displayed Worry not. You’re just a step away. It seems like you're already an ETPrime member with Login using your ET Prime credentials to enjoy all member benefits Log out of your current logged-in account and log in again using your ET Prime credentials to enjoy all member benefits. Big Price Drop! Flat 40% Off Offer Exclusively For You Save up to Rs. 700/- ON ET PRIME MEMBERSHIP Offer Exclusively For You Get 1 Year Free With 1 and 2-Year ET prime membership Offer Exclusively For You Get 1 Year Free With 1 and 2-Year ET prime membership Offer Exclusively For You Get Flat 40% Off Then ₹ 1749 for 1 year Offer Exclusively For You ET Prime at ₹ 49 for 1 month Then ₹ 1749 for 1 year Special Offer Get flat 40% off on ETPrime What’s Included with ETPrime Membership Trump temper on H-1B visas is forcing Indians to do these things to stay put in US What Adani’s US indictment means for India Inc’s overseas fundraising Why veterans like Reliance, L&amp;T are on acquisition spree? Aswath Damodaran has an answer. Will China’s dollar bond sale in Saudi Arabia trump the US in financial world? Huawei launches its own OS to compete with Google and Apple. But can it win beyond China? The problem with lab grown diamonds Why a falling rupee is a better option for the economy A list of top 20 momentum stocks that have delivered massive returns in one year Investment Ideas Grow your wealth with stock ideas &amp; sectoral trends. Stock Reports Plus Buy low &amp; sell high with access to Stock Score, Upside potential &amp; more. BigBull Portfolio Get to know where the market bulls are investing to identify the right stocks. Stock Analyzer Check the score based on the company's fundamentals, solvency, growth, risk &amp; ownership to decide the right stocks. Market Mood Analyze the market sentiments &amp; identify the trend reversal for strategic decisions. Stock Talk Live at 9 AM Daily Ask your stock queries &amp; get assured replies by ET appointed, SEBI registered experts. ePaper - Print View Read the PDF version of ET newspaper. Download &amp; access it offline anytime. ePaper - Digital View Read your daily newspaper in Digital View &amp; get it delivered to your inbox everyday. Wealth Edition Manage your money efficiently with this weekly money management guide. TOI ePaper Read the PDF version of TOI newspaper. Download &amp; access it offline anytime. Deep Explainers Explore the In-depth explanation of complex topics for everyday life decisions. Health+ Stories Get fitter with daily health insights committed to your well-being. Personal Finance+ Stories Manage your wealth better with in-depth insights &amp; updates on finance. New York Times Exclusives Stay globally informed with exclusive story from New York Times. TimesPrime Subscription Access 20+ premium subscriptions like Spotify, Uber One &amp; more. Docubay Subscription Stream new documentaries from all across the world every day. Leadership | Entrepreneurship People | Culture Leadership | Entrepreneurship People | Culture Leadership | Entrepreneurship People | Culture Leadership | Entrepreneurship People | Culture Leadership | Entrepreneurship People | Culture Stories you might be interested in</w:t>
       </w:r>
     </w:p>
     <w:p>
@@ -1646,2035 +3713,7 @@
       </w:pPr>
       <w:r>
         <w:rPr/>
-        <w:t>Article 168</w:t>
-      </w:r>
-    </w:p>
-    <w:p>
-      <w:pPr>
-        <w:pStyle w:val="Normal"/>
-      </w:pPr>
-      <w:r>
-        <w:rPr/>
-        <w:t>Title: Sanjay Shirsat : मंत्री शिरसाट यांच्यावर ५ हजार कोटींच्या जमीन घोटाळ्याचा आरोप</w:t>
-      </w:r>
-    </w:p>
-    <w:p>
-      <w:pPr>
-        <w:pStyle w:val="Normal"/>
-      </w:pPr>
-      <w:r>
-        <w:rPr/>
-        <w:t xml:space="preserve">URL: </w:t>
-      </w:r>
-      <w:r>
-        <w:t xml:space="preserve"> https://pudhari.news/maharashtra/mumbai/minister-shirsat-accused-of-rs-5000-crore-land-scam-np88</w:t>
-      </w:r>
-    </w:p>
-    <w:p>
-      <w:pPr>
-        <w:pStyle w:val="Normal"/>
-      </w:pPr>
-      <w:r>
-        <w:rPr/>
-        <w:t>Content: Minister Shirsat accused of Rs 5,000 crore land scam मुंबई, पुढारी वृत्तसेवा : शिवसेनेचे नेते आणि राज्याचे सामाजिक न्याय मंत्री संजय शिरसाट पुन्हा अडचणीत आले आहेत. शिरसाट यांनी आपल्या सिडकोच्या अध्यक्षपदाच्या कार्यकाळात नवीन मुंबईतील बिवलकर कुटुंबाला ५ हजार कोटी रुपयांची १५० एकर जमीन देत मोठा आर्थिक फायदा मिळवल्याचा गंभीर आरोप राष्ट्रवादी शरद पवार गटाचे नेते रोहित पवार यांनी सोमवारी (दि. १८) पत्रकार परिषद घेऊन केला आहे. सन २०२४ मध्ये सिडकोचे अध्यक्ष होताच संजय शिरसाट यांनी बिवलकर कुटुंबाला जमीन देण्याच्या आदेशावर सही केली. मराठा साम्राज्यासोबत गद्दारी करणाऱ्या बिवलकर कुटुंबाला जमीन देऊन संजय शिरसाट यांनी स्थानिक भूमिपुत्रांशी गद्दारी केली आहे. इंग्रजांशी हातमिळवणी करणाऱ्या व्यक्तीशी हातमिळवणी संजय शिरसाट यांनी केली आहे. त्यामुळे त्यांचा मुख्यमंत्री देवेंद्र फडणवीस यांनी तात्काळ राजीनामा घ्यावा, अशी मागणीही रोहित पवार यांनी केली आहे. रोहित पवार पुढे म्हणाले की, ब्रिटिश काळात नवी मुंबईतील बिवलकर कुटुंबीयांनी मराठा साम्राज्याविरोधात इंग्रजांना मदत केली. त्या बदल्यात त्यांना रोहा, पनवेल, अलिबाग या भागातील चार हजार एकरपेक्षा जास्त जमीन बक्षीस म्हणून देण्यात आली. १९५९ साली बिवलकर कुटुंबाने सिलिंग कायद्यातून ही जमीन वाचविली. मात्र १९७१ साली ही जमीन सरकारकडे जमा झाली. १९९० साली त्यांनी आपली जमीन परत मिळावी म्हणून मागणी केली. त्यावेळी तत्कालीन जिल्हाधिकारी यांनी ती जमीन माघारी देण्याचा अर्ज फेटाळला. त्यानंतर कोर्टात हा विषय सुरू होता. दरम्यान, १९७१ मध्ये नवीन सिडकोने विविध कामांसाठी जमिनी घेण्याचा निर्णय घेतला. १९८३ साली या जमिनी ताब्यात घ्यायला सुरुवात झाली. १९८७ मध्ये महसूल विभागाला हाताशी धरून बिवलकर कुटुंबाने जमीन ताब्यात घेण्याचा प्रयत्न केला. १९९० साली शरद पवार, दी. बा. पाटील यांनी साडेबारा टक्के योजना आणली. त्यावेळी मोठ्या प्रमाणात शेतकऱ्यांना पैसा मिळू लागला. त्यावेळी बिवलकर यांनी सरकारकडे आपली जमीन आहे. त्या बदल्यात साडेबारा टक्के योजनेचा फायदा द्या, अशी मागणी केली होती. त्यावेळी एमडी अनिल डिग्गीकर होते. त्यांनी ही मागणी फेटाळून लावली. त्यानंतर आलेल्या तीन एमडींनी बिवलकर कुटुंबाची मागणी फेटाळून लावली. संजय राऊत यांच्याशीही माझे याविषयी बोलणे झाले आहे. त्यांनी आम्ही सोबत आहोत, असे सांगितले आहे. काँग्रेसही आंदोलनात सोबत असणार आहे. तब्बल पाच हजार कोटी रुपयांचा हा भ्रष्टाचार आहे. याबदल्यात शिरसाट यांनी आर्थिक व्यवहार केला आहे. मंत्री संजय शिरसाट यांचा थेट सहभाग या भ्रष्टाचारात आहे, असा आरोप रोहित पवार यांनी केला आहे. इंग्रजांशी हातमिळवणी करणाऱ्या व्यक्तीशी हातमिळवणी संजय शिरसाट यांनी केली आहे. त्यामुळे त्यांचा मुख्यमंत्री देवेंद्र फडणवीस यांनी तात्काळ राजीनामा घ्यावा. जर शिरसाट यांच्यात हिंमत असेल तर त्यांनी पत्रकार परिषद घ्यावी आणि उत्तर द्यावे. संजय शिरसाट यांना १५ दिवस सिडको अध्यक्षपदी नेमून होताच त्यांनी १५० एकर जमीन बिवलकर कुटुंबाला दिली. त्यानंतर सरकार आल्यावर उर्वरित जमीन विवलकर यांना देण्याचा प्रयत्न होता. संजय शिरसाट यांना १०० कोटी रुपयांचा मलिदा मिळाला असेल, असा आमचा संशय आहे. त्यांच्या पक्षालासुद्धा चारशे ते पाचशे कोटी मिळाले असणार आहेत, असा आरोपही त्यांनी केला आहे. सुप्रीम कोर्टाच्या निर्णयानुसार स्पेशल टास्क फोर्स नेमा किंवा निवृत न्यायाधीशांमार्फत या प्रकरणाची चौकशी करा, अशी मागणीही रोहित पवार यांनी केली आहे. 'Pudhari' is excited to announce the relaunch of its Android and iOS apps. Stay updated with the latest news at your fingertips. Android and iOS Download now and stay updated, anytime, anywhere. Pudhari Publications Private Limited</w:t>
-      </w:r>
-    </w:p>
-    <w:p>
-      <w:pPr>
-        <w:pStyle w:val="Heading3"/>
-      </w:pPr>
-      <w:r>
-        <w:rPr/>
-        <w:t>Article 169</w:t>
-      </w:r>
-    </w:p>
-    <w:p>
-      <w:pPr>
-        <w:pStyle w:val="Normal"/>
-      </w:pPr>
-      <w:r>
-        <w:rPr/>
-        <w:t>Title: Mumbai Rain Mayhem: City Comes To Standstill As Life Thrown Out Of Gear; MonoRail Gets Stuck</w:t>
-      </w:r>
-    </w:p>
-    <w:p>
-      <w:pPr>
-        <w:pStyle w:val="Normal"/>
-      </w:pPr>
-      <w:r>
-        <w:rPr/>
-        <w:t xml:space="preserve">URL: </w:t>
-      </w:r>
-      <w:r>
-        <w:t xml:space="preserve"> https://www.etvbharat.com/en/!state/mumbai-rains-update-august-19-govt-semi-govt-offices-shut-bmc-urges-wfh-for-pvt-employees-enn25081901231</w:t>
-      </w:r>
-    </w:p>
-    <w:p>
-      <w:pPr>
-        <w:pStyle w:val="Normal"/>
-      </w:pPr>
-      <w:r>
-        <w:rPr/>
-        <w:t>Content: National ETV Bharat / state By ETV Bharat English Team Published : August 19, 2025 at 9:58 AM IST Updated : August 19, 2025 at 8:05 PM IST Mumbai: Heavy rains lashed Mumbai, forcing India's commercial capital to come to a standstill. The suburban trains, which is the lifeline of the megacity, came to a halt due to the downpour. All the areas, including Dadar, Hindmata, Sion, Kurla, Chunabhatti, and Andheri, were waterlogged as normal life was thrown out of gear. The city recorded 300 mm of rains in the last 24 hours. The Maharashtra government is on an alert mode with Chief Minister Devendra Fadnavis saying that alerts are issued after every three hours. Mono Rail Gets Stuck A Monorail train came to a halt between Mysore Colony and Bhakti Park stations with fire brigade and other agencies carrying out a rescue operation using cranes, officials said. The train, which runs on an elevated track, was stuck for at least one hour, they said. The train suffered "a minor power supply issue", Mumbai Monorail said in a release. Three snorkel vehicles of the Mumbai fire brigade have been deployed at the spot and the passengers will be rescued by cutting the window glass, officials said. Fadnavis ordered an inqury into the incident while asserting that the highest priority will given to safety of passengers. In post on X, Fadnavis said, "Due to some technical reason, a monorail is stuck between Chembur and Bhakti Park. Mumbai Metropolitan Regional Development Authority, the fire brigade, and the municipal corporation, all agencies have reached the spot. The highest priority is being given to the safety of all passengers. Therefore, no one should worry or panic. All passengers will be safely evacuated. I request everyone to remain patient. I am in contact with the MMRDA Commissioner, the Municipal Commissioner, the police, and all relevant agencies. An inquiry will also be conducted into why this incident occurred." Local Trains Affected The Central Railway on Tuesday suspended its local train services on the harbour line between Chhatrapati Shivaji Maharaj Terminus (CSMT) and Kurla stations due to submergence of tracks in a section after heavy rains, officials said. It had suspended the services on its main line between CSMT and Thane stations as the rail tracks got waterlogged, they said. However, later in the evening, the services between CSTM and Thane resumed. The trains on the Western Railway were delayed since morning due to the accumulation of water on tracks at some locations following the incessant rains. 400 persons shifted as Mithi river swells Nearly 400 persons from Mumbai's Kurla area were shifted to safer locations as the Mithi river in the city swelled after torrential rains on Tuesday, Maharashtra Chief Minister's Office said. Maharashtra Deputy Chief Minister Eknath Shinde reviewed the situation and said the civic chief told him that the city received nearly 200 mm rainfall in just six hours. The Mithi river in Mumbai has swelled after continuous heavy rain for the last few days and as a result, some areas along its banks witnessed water-logging, according to officials. A video of the Mithi river, possibly shot from a bridge near the Powai lake, showed the furious flow of the water. The swelling of the Mithi river and high tide generally lead to waterlogging in the downstream thickly populated areas like Kurla and Sakinaka, besides railway tracks and areas near the Mumbai airport. "In Mumbai, the rain continues unabated, with an average of more than 150 mm of rainfall recorded from 4 AM to 11 AM today. The suburbs have seen even higher amounts. The water level of the Mithi River has risen to 3.9 meters, and 350 residents from Kurla Krantinagar have been relocated to safer places," the CMO said in a post on X. "Chief Minister Devendra Fadnavis is continuously reviewing the situation, and the Municipal Commissioner is keeping a close watch on the circumstances," it added. Authorities have appealed to residents in vulnerable stretches near the Mithi river to remain alert and avoid venturing into the flooded zones. "Due to the excessive rains, the Brihanmumbai Municipal Corporation (BMC) officials have shifted some 300 persons to safer locations as a precautionary measure," Deputy CM Shinde told reporters. "Mumbai and MMR (Mumbai Metropolitan Region) received heavy rainfall. I spoke to BMC commissioner Bhushan Gagarani who told me that in six hours, nearly 200 mm rainfall was recorded in Mumbai. In 24 hours, the downpour was 300 mm. I came here to review the Mithi river's situation. Its bed has swollen and officials are working to ease the flow," he said. As many as 525 pumps, 10 mini pumping stations and six main pumping stations were operational to drain out the water, Shinde said. Mumbai, Thane, Kalyan Dombivali, Vasai- Virar are seeing an absolute collapse of governance. While the rains are battering the cities, the MET dept had sent out red alerts to the Govt. Instead of doing the photo ops today, the Ministers should have ensured that the Municipal… Bombay HC functions till only 12.30 PM The Bombay High Court on Tuesday functioned only till 12.30 pm due to incessant rains in the city. Normally, the HC functions from 11 am to 5 pm. In a notice issued in the morning, the high court said due to heavy rains and bad weather forecast as well as difficulties for advocates and staff members in commuting, all courts will function only till 12.30 pm. Government, Semi-Government Offices Shut All government and semi-government offices in Mumbai remained closed on Tuesday due to heavy rains. The BMC has appealed to all private establishments across Mumbai to allow their employees to work from home and avoid unnecessary travel. The Brihanmumbai Municipal Corporation (BMC), in a statement on Tuesday morning, announced the closure of all government and semi-government offices as a precautionary measure, in view of the continuous heavy rains in the city and suburbs and the 'red alert' issued by the IMD. The statement said the decision applies to all BMC offices and state-run establishments, excluding essential services. "Considering the red alert for very heavy rainfall in Mumbai city and suburbs, all government, semi-government, and BMC offices (excluding essential services) will remain closed today," the BMC said. 'We Are Giving Alerts After Every 3 Hours' Maharashtra CM Devendra Fadnavis said that the state government is giving alerts after every three hours. "We had given a red alert on Monday. Around 300 mm rain has lashed Mumbai. The level of the Mithi river is going down," Fadnavis said. Aaditya Hits Out At Maharashtra Government Shiv Sena (UBT) MLA Aaditya Thackeray in a post on X said, "Mumbai, Thane, Kalyan Dombivali, Vasai- Virar are seeing an absolute collapse of governance. While the rains are battering the cities, the MET dept had sent out red alerts to the Govt. Instead of doing the photo ops today, the Ministers should have ensured that the Municipal Corporations are ready to tackle the heavy rains." "Pumps should have been placed in advance. Pumps’ capacity and efficiency needs to be checked. A lot of pumps are falling short of capacity or fuel across the city. Now: The State Government must financially compensate all those in these cities where floods entered the homes of people. Release a report on new flooding spots and why these were created. Spot the new flooding spots on the new infra works and penalise the contractors for shoddy works," he added. Rains Lashed Even On Monday In the 24-hour period ending at 8 am on Tuesday, the island city, eastern and western suburbs recorded an average rainfall of 186.43 mm, 208.78 mm and 238.19 mm, respectively, an official said. In the forecast for Tuesday, India Meteorological Department (IMD) predicted "very heavy to extremely heavy" rainfall in the city and suburbs of Mumbai with occasional gusty winds reaching 45-55 kmph. Rainfall during the early morning hours and late evening could lead to traffic snarls as there was 3.75 metre high tide at 9.16 am and of 3.14 metre to occur at 8.53 pm. People complained of waterlogging on railway tracks in low-lying areas of Dadar, Matunga, Parel and Sion. The railway authorities, however, claimed the water was below the track level and hence train movement was unaffected though the services were delayed. Waterlogging was also reported at Hindmata, Andheri Subway and in some parts of the Eastern Express Highway, Mumbai-Gujarat highway and the Eastern Freeway. To make the situation worse, there was an early morning technical snag in the signalling system between Ambivali and Shahad stations on the Mumbai suburban network. Local trains on the Central Railway's main line were running late by 10 minutes and on the harbour line trains by 5 minutes late around 8 am, as per a CR spokesperson. A Western Railway spokesperson said their suburban services were running a little late due to poor visibility. Also Read Mumbai: Heavy rains lashed Mumbai, forcing India's commercial capital to come to a standstill. The suburban trains, which is the lifeline of the megacity, came to a halt due to the downpour. All the areas, including Dadar, Hindmata, Sion, Kurla, Chunabhatti, and Andheri, were waterlogged as normal life was thrown out of gear. The city recorded 300 mm of rains in the last 24 hours. The Maharashtra government is on an alert mode with Chief Minister Devendra Fadnavis saying that alerts are issued after every three hours. Mono Rail Gets Stuck A Monorail train came to a halt between Mysore Colony and Bhakti Park stations with fire brigade and other agencies carrying out a rescue operation using cranes, officials said. The train, which runs on an elevated track, was stuck for at least one hour, they said. Heavy rains have lashed Mumbai throwing life out of gear (ANI)The train suffered "a minor power supply issue", Mumbai Monorail said in a release. Three snorkel vehicles of the Mumbai fire brigade have been deployed at the spot and the passengers will be rescued by cutting the window glass, officials said.Fadnavis ordered an inqury into the incident while asserting that the highest priority will given to safety of passengers. In post on X, Fadnavis said, "Due to some technical reason, a monorail is stuck between Chembur and Bhakti Park. Mumbai Metropolitan Regional Development Authority, the fire brigade, and the municipal corporation, all agencies have reached the spot. The highest priority is being given to the safety of all passengers. Therefore, no one should worry or panic. All passengers will be safely evacuated. I request everyone to remain patient. I am in contact with the MMRDA Commissioner, the Municipal Commissioner, the police, and all relevant agencies. An inquiry will also be conducted into why this incident occurred." Mumbai Monorail got stuck between Mysore Colony and Bhakti Park stations (ETV Bharat)Local Trains Affected The Central Railway on Tuesday suspended its local train services on the harbour line between Chhatrapati Shivaji Maharaj Terminus (CSMT) and Kurla stations due to submergence of tracks in a section after heavy rains, officials said. It had suspended the services on its main line between CSMT and Thane stations as the rail tracks got waterlogged, they said. However, later in the evening, the services between CSTM and Thane resumed. The trains on the Western Railway were delayed since morning due to the accumulation of water on tracks at some locations following the incessant rains.400 persons shifted as Mithi river swellsNearly 400 persons from Mumbai's Kurla area were shifted to safer locations as the Mithi river in the city swelled after torrential rains on Tuesday, Maharashtra Chief Minister's Office said. Maharashtra Deputy Chief Minister Eknath Shinde reviewed the situation and said the civic chief told him that the city received nearly 200 mm rainfall in just six hours.The Mithi river in Mumbai has swelled after continuous heavy rain for the last few days and as a result, some areas along its banks witnessed water-logging, according to officials. A video of the Mithi river, possibly shot from a bridge near the Powai lake, showed the furious flow of the water. The swelling of the Mithi river and high tide generally lead to waterlogging in the downstream thickly populated areas like Kurla and Sakinaka, besides railway tracks and areas near the Mumbai airport.Commuters make way through a waterlogged road amid rainfall, at Sion, in Mumbai, (PTI)"In Mumbai, the rain continues unabated, with an average of more than 150 mm of rainfall recorded from 4 AM to 11 AM today. The suburbs have seen even higher amounts. The water level of the Mithi River has risen to 3.9 meters, and 350 residents from Kurla Krantinagar have been relocated to safer places," the CMO said in a post on X."Chief Minister Devendra Fadnavis is continuously reviewing the situation, and the Municipal Commissioner is keeping a close watch on the circumstances," it added. Authorities have appealed to residents in vulnerable stretches near the Mithi river to remain alert and avoid venturing into the flooded zones."Due to the excessive rains, the Brihanmumbai Municipal Corporation (BMC) officials have shifted some 300 persons to safer locations as a precautionary measure," Deputy CM Shinde told reporters."Mumbai and MMR (Mumbai Metropolitan Region) received heavy rainfall. I spoke to BMC commissioner Bhushan Gagarani who told me that in six hours, nearly 200 mm rainfall was recorded in Mumbai. In 24 hours, the downpour was 300 mm. I came here to review the Mithi river's situation. Its bed has swollen and officials are working to ease the flow," he said.As many as 525 pumps, 10 mini pumping stations and six main pumping stations were operational to drain out the water, Shinde said.Mumbai, Thane, Kalyan Dombivali, Vasai- Virar are seeing an absolute collapse of governance. While the rains are battering the cities, the MET dept had sent out red alerts to the Govt. Instead of doing the photo ops today, the Ministers should have ensured that the Municipal…— Aaditya Thackeray (@AUThackeray) August 19, 2025 Bombay HC functions till only 12.30 PMThe Bombay High Court on Tuesday functioned only till 12.30 pm due to incessant rains in the city. Normally, the HC functions from 11 am to 5 pm. In a notice issued in the morning, the high court said due to heavy rains and bad weather forecast as well as difficulties for advocates and staff members in commuting, all courts will function only till 12.30 pm.Government, Semi-Government Offices ShutAll government and semi-government offices in Mumbai remained closed on Tuesday due to heavy rains. The BMC has appealed to all private establishments across Mumbai to allow their employees to work from home and avoid unnecessary travel.The Brihanmumbai Municipal Corporation (BMC), in a statement on Tuesday morning, announced the closure of all government and semi-government offices as a precautionary measure, in view of the continuous heavy rains in the city and suburbs and the 'red alert' issued by the IMD. The statement said the decision applies to all BMC offices and state-run establishments, excluding essential services. "Considering the red alert for very heavy rainfall in Mumbai city and suburbs, all government, semi-government, and BMC offices (excluding essential services) will remain closed today," the BMC said.'We Are Giving Alerts After Every 3 Hours' Maharashtra CM Devendra Fadnavis said that the state government is giving alerts after every three hours. "We had given a red alert on Monday. Around 300 mm rain has lashed Mumbai. The level of the Mithi river is going down," Fadnavis said.Aaditya Hits Out At Maharashtra GovernmentShiv Sena (UBT) MLA Aaditya Thackeray in a post on X said, "Mumbai, Thane, Kalyan Dombivali, Vasai- Virar are seeing an absolute collapse of governance. While the rains are battering the cities, the MET dept had sent out red alerts to the Govt. Instead of doing the photo ops today, the Ministers should have ensured that the Municipal Corporations are ready to tackle the heavy rains." "Pumps should have been placed in advance. Pumps’ capacity and efficiency needs to be checked. A lot of pumps are falling short of capacity or fuel across the city. Now: The State Government must financially compensate all those in these cities where floods entered the homes of people. Release a report on new flooding spots and why these were created. Spot the new flooding spots on the new infra works and penalise the contractors for shoddy works," he added.Rains Lashed Even On MondayIn the 24-hour period ending at 8 am on Tuesday, the island city, eastern and western suburbs recorded an average rainfall of 186.43 mm, 208.78 mm and 238.19 mm, respectively, an official said. In the forecast for Tuesday, India Meteorological Department (IMD) predicted "very heavy to extremely heavy" rainfall in the city and suburbs of Mumbai with occasional gusty winds reaching 45-55 kmph.Rainfall during the early morning hours and late evening could lead to traffic snarls as there was 3.75 metre high tide at 9.16 am and of 3.14 metre to occur at 8.53 pm. People complained of waterlogging on railway tracks in low-lying areas of Dadar, Matunga, Parel and Sion.The railway authorities, however, claimed the water was below the track level and hence train movement was unaffected though the services were delayed. Waterlogging was also reported at Hindmata, Andheri Subway and in some parts of the Eastern Express Highway, Mumbai-Gujarat highway and the Eastern Freeway.To make the situation worse, there was an early morning technical snag in the signalling system between Ambivali and Shahad stations on the Mumbai suburban network. Local trains on the Central Railway's main line were running late by 10 minutes and on the harbour line trains by 5 minutes late around 8 am, as per a CR spokesperson. A Western Railway spokesperson said their suburban services were running a little late due to poor visibility.Also ReadIMD Forecast: Red Alert In Mumbai, Heavy Rain Warning For Telangana, Odisha, Andhra And GujaratMumbai Rains | Schools, Colleges Shut As Heavy Downpour Pummel City For Third Consecutive DayHeavy Showers With Gusty Winds Predicted In Mumbai Mumbai: Heavy rains lashed Mumbai, forcing India's commercial capital to come to a standstill. The suburban trains, which is the lifeline of the megacity, came to a halt due to the downpour. All the areas, including Dadar, Hindmata, Sion, Kurla, Chunabhatti, and Andheri, were waterlogged as normal life was thrown out of gear. The city recorded 300 mm of rains in the last 24 hours. The Maharashtra government is on an alert mode with Chief Minister Devendra Fadnavis saying that alerts are issued after every three hours. Mono Rail Gets Stuck A Monorail train came to a halt between Mysore Colony and Bhakti Park stations with fire brigade and other agencies carrying out a rescue operation using cranes, officials said. The train, which runs on an elevated track, was stuck for at least one hour, they said. The train suffered "a minor power supply issue", Mumbai Monorail said in a release. Three snorkel vehicles of the Mumbai fire brigade have been deployed at the spot and the passengers will be rescued by cutting the window glass, officials said. Fadnavis ordered an inqury into the incident while asserting that the highest priority will given to safety of passengers. In post on X, Fadnavis said, "Due to some technical reason, a monorail is stuck between Chembur and Bhakti Park. Mumbai Metropolitan Regional Development Authority, the fire brigade, and the municipal corporation, all agencies have reached the spot. The highest priority is being given to the safety of all passengers. Therefore, no one should worry or panic. All passengers will be safely evacuated. I request everyone to remain patient. I am in contact with the MMRDA Commissioner, the Municipal Commissioner, the police, and all relevant agencies. An inquiry will also be conducted into why this incident occurred." Local Trains Affected The Central Railway on Tuesday suspended its local train services on the harbour line between Chhatrapati Shivaji Maharaj Terminus (CSMT) and Kurla stations due to submergence of tracks in a section after heavy rains, officials said. It had suspended the services on its main line between CSMT and Thane stations as the rail tracks got waterlogged, they said. However, later in the evening, the services between CSTM and Thane resumed. The trains on the Western Railway were delayed since morning due to the accumulation of water on tracks at some locations following the incessant rains. 400 persons shifted as Mithi river swells Nearly 400 persons from Mumbai's Kurla area were shifted to safer locations as the Mithi river in the city swelled after torrential rains on Tuesday, Maharashtra Chief Minister's Office said. Maharashtra Deputy Chief Minister Eknath Shinde reviewed the situation and said the civic chief told him that the city received nearly 200 mm rainfall in just six hours. The Mithi river in Mumbai has swelled after continuous heavy rain for the last few days and as a result, some areas along its banks witnessed water-logging, according to officials. A video of the Mithi river, possibly shot from a bridge near the Powai lake, showed the furious flow of the water. The swelling of the Mithi river and high tide generally lead to waterlogging in the downstream thickly populated areas like Kurla and Sakinaka, besides railway tracks and areas near the Mumbai airport. "In Mumbai, the rain continues unabated, with an average of more than 150 mm of rainfall recorded from 4 AM to 11 AM today. The suburbs have seen even higher amounts. The water level of the Mithi River has risen to 3.9 meters, and 350 residents from Kurla Krantinagar have been relocated to safer places," the CMO said in a post on X. "Chief Minister Devendra Fadnavis is continuously reviewing the situation, and the Municipal Commissioner is keeping a close watch on the circumstances," it added. Authorities have appealed to residents in vulnerable stretches near the Mithi river to remain alert and avoid venturing into the flooded zones. "Due to the excessive rains, the Brihanmumbai Municipal Corporation (BMC) officials have shifted some 300 persons to safer locations as a precautionary measure," Deputy CM Shinde told reporters. "Mumbai and MMR (Mumbai Metropolitan Region) received heavy rainfall. I spoke to BMC commissioner Bhushan Gagarani who told me that in six hours, nearly 200 mm rainfall was recorded in Mumbai. In 24 hours, the downpour was 300 mm. I came here to review the Mithi river's situation. Its bed has swollen and officials are working to ease the flow," he said. As many as 525 pumps, 10 mini pumping stations and six main pumping stations were operational to drain out the water, Shinde said. Mumbai, Thane, Kalyan Dombivali, Vasai- Virar are seeing an absolute collapse of governance. While the rains are battering the cities, the MET dept had sent out red alerts to the Govt. Instead of doing the photo ops today, the Ministers should have ensured that the Municipal… Bombay HC functions till only 12.30 PM The Bombay High Court on Tuesday functioned only till 12.30 pm due to incessant rains in the city. Normally, the HC functions from 11 am to 5 pm. In a notice issued in the morning, the high court said due to heavy rains and bad weather forecast as well as difficulties for advocates and staff members in commuting, all courts will function only till 12.30 pm. Government, Semi-Government Offices Shut All government and semi-government offices in Mumbai remained closed on Tuesday due to heavy rains. The BMC has appealed to all private establishments across Mumbai to allow their employees to work from home and avoid unnecessary travel. The Brihanmumbai Municipal Corporation (BMC), in a statement on Tuesday morning, announced the closure of all government and semi-government offices as a precautionary measure, in view of the continuous heavy rains in the city and suburbs and the 'red alert' issued by the IMD. The statement said the decision applies to all BMC offices and state-run establishments, excluding essential services. "Considering the red alert for very heavy rainfall in Mumbai city and suburbs, all government, semi-government, and BMC offices (excluding essential services) will remain closed today," the BMC said. 'We Are Giving Alerts After Every 3 Hours' Maharashtra CM Devendra Fadnavis said that the state government is giving alerts after every three hours. "We had given a red alert on Monday. Around 300 mm rain has lashed Mumbai. The level of the Mithi river is going down," Fadnavis said. Aaditya Hits Out At Maharashtra Government Shiv Sena (UBT) MLA Aaditya Thackeray in a post on X said, "Mumbai, Thane, Kalyan Dombivali, Vasai- Virar are seeing an absolute collapse of governance. While the rains are battering the cities, the MET dept had sent out red alerts to the Govt. Instead of doing the photo ops today, the Ministers should have ensured that the Municipal Corporations are ready to tackle the heavy rains." "Pumps should have been placed in advance. Pumps’ capacity and efficiency needs to be checked. A lot of pumps are falling short of capacity or fuel across the city. Now: The State Government must financially compensate all those in these cities where floods entered the homes of people. Release a report on new flooding spots and why these were created. Spot the new flooding spots on the new infra works and penalise the contractors for shoddy works," he added. Rains Lashed Even On Monday In the 24-hour period ending at 8 am on Tuesday, the island city, eastern and western suburbs recorded an average rainfall of 186.43 mm, 208.78 mm and 238.19 mm, respectively, an official said. In the forecast for Tuesday, India Meteorological Department (IMD) predicted "very heavy to extremely heavy" rainfall in the city and suburbs of Mumbai with occasional gusty winds reaching 45-55 kmph. Rainfall during the early morning hours and late evening could lead to traffic snarls as there was 3.75 metre high tide at 9.16 am and of 3.14 metre to occur at 8.53 pm. People complained of waterlogging on railway tracks in low-lying areas of Dadar, Matunga, Parel and Sion. The railway authorities, however, claimed the water was below the track level and hence train movement was unaffected though the services were delayed. Waterlogging was also reported at Hindmata, Andheri Subway and in some parts of the Eastern Express Highway, Mumbai-Gujarat highway and the Eastern Freeway. To make the situation worse, there was an early morning technical snag in the signalling system between Ambivali and Shahad stations on the Mumbai suburban network. Local trains on the Central Railway's main line were running late by 10 minutes and on the harbour line trains by 5 minutes late around 8 am, as per a CR spokesperson. A Western Railway spokesperson said their suburban services were running a little late due to poor visibility. Also Read For All Latest Updates TAGGED: 'Is EC Only Right When Congress Wins?' Ravi Shankar Prasad Attacks Rahul Gandhi 8 Pilgrims Dead, 43 Injured As Container Truck Hits Tractor-Trolley In Uttar Pradesh's Bulandshahr Grand Wax Museum To Be Opened On Ram Temple Premises On Deepotsav SpaceX Cancels Starship Megarocket Launch In Latest Setback Zelensky Calls For Putin Talks As Peace Efforts Stall From Raigarh to Everest: A Young Man's Environmental Crusade on Two Wheels Sowing Seeds Of Self-Reliance Samastipur's Organic Farming Icon Anju Kumari Makes Way To Rashtrapati Bhavan 'Horse Of Hunger' Rides To Srinagar Raj Bhawan With A Plea For Survival Gulab Jamun Fed To Donkey For Rain In Rajasthan Village Copyright © 2025 Ushodaya Enterprises Pvt. Ltd., All Rights Reserved.</w:t>
-      </w:r>
-    </w:p>
-    <w:p>
-      <w:pPr>
-        <w:pStyle w:val="Heading3"/>
-      </w:pPr>
-      <w:r>
-        <w:rPr/>
-        <w:t>Article 170</w:t>
-      </w:r>
-    </w:p>
-    <w:p>
-      <w:pPr>
-        <w:pStyle w:val="Normal"/>
-      </w:pPr>
-      <w:r>
-        <w:rPr/>
-        <w:t>Title: Maharashtra govt brings back iconic sword of Maratha commander Raghuji Raje Bhonsle auctioned for Rs 47.15 lakh to Mumbai</w:t>
-      </w:r>
-    </w:p>
-    <w:p>
-      <w:pPr>
-        <w:pStyle w:val="Normal"/>
-      </w:pPr>
-      <w:r>
-        <w:rPr/>
-        <w:t xml:space="preserve">URL: </w:t>
-      </w:r>
-      <w:r>
-        <w:t xml:space="preserve"> https://www.deccanherald.com/india/maharashtra/maharashtra-govt-brings-back-iconic-sword-of-maratha-commander-raghuji-raje-bhonsle-auctioned-for-rs-4715-lakh-to-mumbai-3685565</w:t>
-      </w:r>
-    </w:p>
-    <w:p>
-      <w:pPr>
-        <w:pStyle w:val="Normal"/>
-      </w:pPr>
-      <w:r>
-        <w:rPr/>
-        <w:t>Content: Follow Us : 🚨 BIG BREAKINGThe legendary sword of Maratha general Raghuji Bhonsle I is set to RETURN from London to Maharashtra on Aug 18 — over 250 years after it left India 🚩 pic.twitter.com/ftfOBGimrC Congratulations @Dev_Fadnavis for acquisition of Raghoji Bhonsle’s sword in an auction in the UK. Raghoji led Maratha forces to Trichinopoly (Tiruchirapalli), Odisha and Bengal)Along with Raghunathrao Peshwa’s sword ~ who led Maratha forces to Lahore and Attock ~ Maharashtra can… pic.twitter.com/uYZzPruxzp 🚩आपल्या मराठा साम्राज्यातील एक मौलिक आणि ऐतिहासिक ठेव असलेली, नागपूरच्या भोसले घराण्याचे संस्थापक राजे रघुजी भोसले यांची ऐतिहासिक तलवार ही लिलावात निघाली होती. ती राज्य सरकारने 29 एप्रिल रोजी खरेदी केल्यानंतर, आज त्याचा प्रत्यक्ष ताबा राज्य सरकारकडे आला आहे.माझे सहकारी आणि… pic.twitter.com/gnE4SZORtX Hon’ble Minister of Culture, Adv. Ashish Shelar @ShelarAshish, Government of Maharashtra, received the historically significant 18th-century sword of Raghuji Raje Bhosale, in London today. The sword, re-purchased by Government of Maharashtra, will be handed over to Directorate… https://t.co/yiZY9gGfOC pic.twitter.com/W7pQmAboGi And finally, the day arrived!The iconic sword of the legendary Raghuji Raje Bhonsle has reached Mumbai from London and was brought with due reverence to PL Deshpande Maharashtra Kala Academy, Prabhadevi. Following due procedures, the sword will be thoroughly documented from its… pic.twitter.com/Bq314cP2TD</w:t>
-      </w:r>
-    </w:p>
-    <w:p>
-      <w:pPr>
-        <w:pStyle w:val="Heading3"/>
-      </w:pPr>
-      <w:r>
-        <w:rPr/>
-        <w:t>Article 171</w:t>
-      </w:r>
-    </w:p>
-    <w:p>
-      <w:pPr>
-        <w:pStyle w:val="Normal"/>
-      </w:pPr>
-      <w:r>
-        <w:rPr/>
-        <w:t>Title: Maha CM asks agencies to be on alert mode after heavy rainfall and flash floods</w:t>
-      </w:r>
-    </w:p>
-    <w:p>
-      <w:pPr>
-        <w:pStyle w:val="Normal"/>
-      </w:pPr>
-      <w:r>
-        <w:rPr/>
-        <w:t xml:space="preserve">URL: </w:t>
-      </w:r>
-      <w:r>
-        <w:t xml:space="preserve"> https://www.sakshipost.com/news/maha-cm-asks-agencies-be-alert-mode-after-heavy-rainfall-and-flash-floods-441978</w:t>
-      </w:r>
-    </w:p>
-    <w:p>
-      <w:pPr>
-        <w:pStyle w:val="Normal"/>
-      </w:pPr>
-      <w:r>
-        <w:rPr/>
-        <w:t>Content: Mumbai, Aug 18 (IANS) Maharashtra Chief Minister Devendra Fadnavis on Monday reviewed the rainfall situation across the state at the State Emergency Operation Centre in Mantralaya and asked all agencies to be on alert mode. CM Fadnavis, who was accompanied by the minister of disaster management, Girish Mahajan and Minister of Information Technology Ashish Shelar, told reporters that seven people have died in various incidents in the state in the last two days due to heavy rains and flash floods. Some rivers in Konkan have crossed the danger levels, and there has been major damage in Jalgaon. He said that the government has been in continuous communication with the Karnataka government regarding water levels in the Almatti dam and the discharge of water. Although there is no danger at present, he has ordered the administration to be on alert. The situation in Mukhed from Nanded district has been under control, and special attention has been given to Vishnupuri. According to the Chief Minister, 800 villages in Chhatrapati Sambhajinagar division have been affected. The administration is on alert in South Gadchiroli. The situation is returning to normal in Akola, Chandur Railway, Mehkar and Washim. According to preliminary estimates, crops have been damaged in an area of 2 lakh hectares in Vidarbha. “Mumbai has received 170 mm of rain in just eight hours since this morning. Traffic was affected at some places in the city due to waterlogging. Railways, metro and other transport are running smoothly. The next 10 to 12 hours are very important for Mumbai,” said the Chief Minister. He added that the local administration and municipalities have been given delegated powers to declare holidays for schools, keeping in mind the weather forecast for tomorrow. In the meeting, the Divisional Commissioners presented information about the rainfall in their respective divisions. Ratnagiri, Raigad and Hingoli districts have received more rainfall, and the Meteorological Department has warned of heavy rainfall between August 17 and 21. Therefore, the Chief Minister ordered the administration to be alert for the next few days, said the government release. He also appealed to the citizens to mention the exact time while sending SMS alerts, take the alerts seriously and take care of themselves. He clarified that there is no need to approach the Mantralaya for urgent help, as the funds and powers have been given at the local level. He said that the administration has been asked to provide assistance for house collapses and to conduct Panchnamas properly. He also instructed the administration to stay in constant touch with other states before the danger level of rivers increases. The Chief Minister asked the police to remain alert, especially at the tourist places, and the government machinery should be operational in advance in landslide areas, and adequate facilities of food, clean water and clothing should be provided at the shelter centres. Disclaimer: This story has not been edited by the Sakshi Post team and is auto-generated from syndicated feed. Read More: News | Politics | Entertainment | Lifestyle | Sports | Photos | Videos | Tech | Live TV | e-Paper | Education | Sakshi | Y.S.R | About Us | Contact Us | Privacy Policy | Media Kit | SakshiTV Complaint Redressal © Copyright Sakshi Post 2025 All rights reserved. Powered by Yodasoft Technologies Pvt Ltd</w:t>
-      </w:r>
-    </w:p>
-    <w:p>
-      <w:pPr>
-        <w:pStyle w:val="Heading3"/>
-      </w:pPr>
-      <w:r>
-        <w:rPr/>
-        <w:t>Article 172</w:t>
-      </w:r>
-    </w:p>
-    <w:p>
-      <w:pPr>
-        <w:pStyle w:val="Normal"/>
-      </w:pPr>
-      <w:r>
-        <w:rPr/>
-        <w:t>Title: Maha govt waives Stamp Duty worth Rs 38.99 lakh for Tata Cancer Hospital in Raigad (Ld)</w:t>
-      </w:r>
-    </w:p>
-    <w:p>
-      <w:pPr>
-        <w:pStyle w:val="Normal"/>
-      </w:pPr>
-      <w:r>
-        <w:rPr/>
-        <w:t xml:space="preserve">URL: </w:t>
-      </w:r>
-      <w:r>
-        <w:t xml:space="preserve"> https://www.thehawk.in/news/india/maha-govt-waives-stamp-duty-worth-rs-3899-lakh-for-tata-cancer-hospital-in-raigad-ld</w:t>
-      </w:r>
-    </w:p>
-    <w:p>
-      <w:pPr>
-        <w:pStyle w:val="Normal"/>
-      </w:pPr>
-      <w:r>
-        <w:rPr/>
-        <w:t>Content: Mumbai, Aug 19 (IANS) The Maharashtra government on Tuesday waived Stamp Duty of Rs 38.99 lakh for the Tata Memorial Centre’s proposed cancer hospital in Raigad. The Cabinet meeting, chaired by Chief Minister Devendra Fadnavis gave approval for the proposal moved by the Revenue Department held by Chandrashekhar Bawankule. This initiative aims to combat the rising cancer burden and ensure affordable healthcare for rural and urban communities. The decision, made under the Maharashtra Stamp Act, will be formalised in the Gazette following consultation with the Law and Judiciary Department. “The state has allotted 10 hectares of land in Tambati, Khalapur taluka, for a 100-bed integrated Ayurvedic cancer hospital and research centre on a nominal lease of Re 1 per year for 30 years. "The facility will reserve 12 per cent of its beds for underprivileged families, government employees, and the general public at subsidised rates under health schemes. Affordable accommodation for one attendant per patient will also be provided,” said the release issued by Bawankule’s office. Minister Bawankule emphasised that this step will bolster Tata Memorial Centre’s efforts to expand cancer care, benefiting the public with quality healthcare services, and the Revenue Department remains dedicated to enabling transformative projects that benefit the citizens of Maharashtra. “The Integrated Ayurvedic Cancer Hospital is poised to become a beacon of hope, combining cutting-edge medical science with India’s rich Ayurvedic heritage.The initiative underscores the Maharashtra government’s commitment to promoting innovative and accessible healthcare solutions,” said Bawankule. The state Cabinet also approved the allotment of two-and-a-half hectares of land at Kasba Karveer in Kolhapur to the Savitribai Phule Mahila Sahakari Udyog Vasahat Limited, an organisation based in Kolhapur, for the establishment of a women's cooperative industrial estate. “The President of Savitribai Phule Mahila Sahakari Industrial Estate Limited in Kolhapur had demanded land for establishing a women's cooperative industrial estate. It will create opportunities for women entrepreneurs. Employment opportunities will also be available. "Keeping this objective in mind, the government land will be given as Occupant Class-2 without public auction by charging the amount as per the ready reckoner. For this, some terms and conditions have been laid down as per the policy already decided,” said the government release. Further, the Cabinet approved the regularisation of encroachment on government land in Vengurla-Sindhudurg district. The decision will provide relief to families who have been living in Camp Gawliwada in Vengurla for four to five generations. “Camp Gawliwada, S.N. 491, H.No. 1A/1, excluding the encroachment of a religious place, has encroached on a total area of 2.93.20 hectares, including construction and open areas of 42 local residents. This encroachment dates back to before 1905. It is also seen in the village records and crop survey. "Therefore, considering the houses, cowsheds and open areas here, it was approved to regularise the encroachments on land up to 1,500 square feet free of cost. But for encroached land exceeding 1,500 square feet, as per the provisions of the Revenue Department's government decision dated April 4, 2002, the encroachments will be regularised by charging two-and-a-half times the market price on 01.03.1989 and interest at the rate fixed by the government from time to time,” said the release. Moreover, the Cabinet cleared the regularisation of temporary service of 17 employees working on 29-day basis in various posts in Group-C category in the technical cadre of government medical colleges and hospitals in the state. “In various institutions under the Directorate, vacancies in the technical cadre due to retirement, death and other reasons were filled by the Employment Office or local level candidates with relevant educational qualifications on a temporary basis for 29 days. The services of these 17 employees were approved for regularisation subject to terms and conditions,” said the release. --IANS sj/rad</w:t>
-      </w:r>
-    </w:p>
-    <w:p>
-      <w:pPr>
-        <w:pStyle w:val="Heading3"/>
-      </w:pPr>
-      <w:r>
-        <w:rPr/>
-        <w:t>Article 173</w:t>
-      </w:r>
-    </w:p>
-    <w:p>
-      <w:pPr>
-        <w:pStyle w:val="Normal"/>
-      </w:pPr>
-      <w:r>
-        <w:rPr/>
-        <w:t>Title: राज्यातील पूरस्थितीवर सरकारचे लक्ष, मदत कार्य सुरू – बावनकुळे</w:t>
-      </w:r>
-    </w:p>
-    <w:p>
-      <w:pPr>
-        <w:pStyle w:val="Normal"/>
-      </w:pPr>
-      <w:r>
-        <w:rPr/>
-        <w:t xml:space="preserve">URL: </w:t>
-      </w:r>
-      <w:r>
-        <w:t xml:space="preserve"> https://www.loksatta.com/nagpur/governments-attention-on-flood-situation-in-the-state-information-from-chandrashekhar-bawankule-amy-95-5313292/</w:t>
-      </w:r>
-    </w:p>
-    <w:p>
-      <w:pPr>
-        <w:pStyle w:val="Normal"/>
-      </w:pPr>
-      <w:r>
-        <w:rPr/>
-        <w:t>Content: नागपूर: राज्यात विविध ठिकाणी निर्माण झालेल्या पूरस्थितीवर राज्य सरकार सर्वतोपरी लक्ष ठेवून आहे. मुख्यमंत्री देवेंद्र फडणवीस आणि आपत्ती व्यवस्थापन मंत्री गिरीश महाजन यांच्या सूचनेनुसार राज्यातील पूरग्रस्त भागात तातडीची मदत पोहोचवली जात असल्याची माहिती राज्याचे महसूल मंत्री व नागपूर आणि अमरावती जिल्ह्याचे पालकमंत्री चंद्रशेखर बावनकुळे यांनी दिली. ते नागपूर येथील नियोजन भवनात प्रसार माध्यमांशी बोलत होते. पालकमंत्री बावनकुळे म्हणाले की, मुख्यमंत्री देवेंद्र फडणवीस, महसूल मंत्री, मदत पुनर्वसन मंत्री तसेच आपत्ती व्यवस्थापन मंत्री गिरीश महाजन यांच्या मार्गदर्शनाखाली पूरग्रस्त भागात मदत कार्य सुरू आहे. ज्या भागात रेड अलर्ट घोषित करण्यात आला आहे, त्या ठिकाणी सर्व यंत्रणा सतर्क ठेवण्यात आल्या आहेत. पंचनामे सुरू असून जिल्हाधिकारी व आपत्ती व्यवस्थापन विभागामार्फत नुकसान भरपाई देण्याच्या सूचना दिल्या आहेत. शिवाय मुंबईतील वॉर रूम मधून परिस्थितीवर लक्ष ठेवले जात असून आवश्यक तातडीची मदत पोहोचवली जात असल्याचे त्यांनी स्पष्ट केले. काँग्रेस नेते राहुल गांधी यांच्यावर टीका करताना बावनकुळे म्हणाले की, मतदार यादीचे पुनर्निरीक्षण ही सातत्याने सुरू राहणारी प्रक्रिया आहे. निवडणूक आयोगाकडे आक्षेप नोंदवण्याची वेळ असताना काँग्रेसने काहीच कारवाई केली नाही. मात्र आठ महिन्यांनंतर राहुल गांधी यांनी “वेड्यासारखी वक्तव्ये” करणे योग्य नाही. काँग्रेस पक्ष लयाला जात असताना विरोधकांकडून निवडणूक आयोग आणि ईव्हीएमवर सतत आरोप केले जात आहेत. लोकसभा निवडणुकीत विजय मिळाला तेव्हा ईव्हीएम चांगले, पण पराभव झाला की मशीन खराब असे म्हणणे चुकीचे आहे. स्थानिक स्वराज्य संस्थांच्या निवडणुका होऊ घातल्या आहेत. आक्षेप घ्यायचे असतील तर निवडणूक प्रक्रियेदरम्यान घ्यावेत, परंतु पराभवानंतर पुन्हा मतदार यादीवर दोषारोप करणे योग्य नाही, असेही बावनकुळे म्हणाले. शालार्थ आयडी प्रकरणी शिक्षकांना दिलासा देत बावनकुळे म्हणाले की, अनेकांनी कर्ज घेऊन संचालकांनी गैरव्यवहार केले आहेत. त्यात शिक्षकांचा काहीही दोष नाही. उलट शिक्षण संचालकांची संपत्ती जप्त केली पाहिजे. याबाबत मुख्यमंत्री, उपमुख्यमंत्री आणि शिक्षणमंत्री यांच्यासोबत चर्चा करून ठोस तोडगा काढला जाईल. पालकमंत्री पुढे म्हणाले की, २०२९ पर्यंत विकसित नागपूर हे आमचे स्वप्न असून विकसित महाराष्ट्रासोबत विकसित नागपूर साकार करण्यासाठी तीन टप्प्यात नियोजन करण्यात येईल. बचत गटाच्या माध्यमातून पशुधन विकासासह विविध योजना राबवल्या जातील. जिल्हा नियोजन समितीतून मुख्यमंत्री देवेंद्र फडणवीस यांनी नागपूरसाठी मोठा निधी उपलब्ध करून दिला आहे, असेही त्यांनी नमूद केले. स्वानंदी बेर्डे, दिवंगत अभिनेते लक्ष्मीकांत बेर्डे यांची लेक, हिने व्यवसाय क्षेत्रात पदार्पण केले आहे. तिने 'कांतप्रिया' नावाचा ज्वेलरी ब्रँड सुरू केला आहे. या ब्रँडचे नाव तिच्या आईवडिलांच्या नावांवरून ठेवले आहे. स्वानंदीने सोशल मीडियावर ही आनंदाची बातमी शेअर केली असून, तिच्या नव्या व्यवसायासाठी चाहत्यांनी आणि कलाकारांनी तिला शुभेच्छा दिल्या आहेत.</w:t>
-      </w:r>
-    </w:p>
-    <w:p>
-      <w:pPr>
-        <w:pStyle w:val="Heading3"/>
-      </w:pPr>
-      <w:r>
-        <w:rPr/>
-        <w:t>Article 174</w:t>
-      </w:r>
-    </w:p>
-    <w:p>
-      <w:pPr>
-        <w:pStyle w:val="Normal"/>
-      </w:pPr>
-      <w:r>
-        <w:rPr/>
-        <w:t>Title: ‘पीएम आवास’च्या तीस लाख घरांना मोफत वीज; राज्य सरकार देणार ५० हजारांचे अनुदान: मुख्यमंत्री</w:t>
-      </w:r>
-    </w:p>
-    <w:p>
-      <w:pPr>
-        <w:pStyle w:val="Normal"/>
-      </w:pPr>
-      <w:r>
-        <w:rPr/>
-        <w:t xml:space="preserve">URL: </w:t>
-      </w:r>
-      <w:r>
-        <w:t xml:space="preserve"> https://www.lokmat.com/maharashtra/free-electricity-to-three-lakh-houses-of-pm-awas-yojana-state-government-will-provide-subsidy-of-rs-50-thousand-chief-minister-a-a747/</w:t>
-      </w:r>
-    </w:p>
-    <w:p>
-      <w:pPr>
-        <w:pStyle w:val="Normal"/>
-      </w:pPr>
-      <w:r>
-        <w:rPr/>
-        <w:t>Content: हिंदी | English सोमवार २५ ऑगस्ट २०२५ FOLLOW US : शहरं व्हिडीओ सखी आणखी By ऑनलाइन लोकमत | Updated: August 18, 2025 14:35 IST2025-08-18T14:25:42+5:302025-08-18T14:35:20+5:30 लोकमत न्यूज नेटवर्क, साेलापूर: पंतप्रधान आवास याेजनेतून राज्यात ३० लाख घरे तयार हाेत आहेत. या प्रत्येक घरावर साेलर लावणार आहाेत. त्यामुळे या घरांना माेफत वीज मिळेल, असे राज्याचे मुख्यमंत्री देवेंद्र फडणवीस यांनी रविवारी सांगितले. प्रधानमंत्री आवास याेजनतून दहिणटे आणि शेळगी येथे बांधण्यात आलेल्या सदनिकांचे रविवारी मुख्यमंत्री फडणवीस यांच्या हस्ते वितरण झाले. या वेळी ते बाेलत हाेते. मुख्यमंत्री फडणवीस म्हणाले, केंद्र सरकारने मंजूर केलेल्या सर्व घरांना राज्य सरकार ५० हजार रुपयांचे अनुदान देणार आहे. साेलापूरने गृहनिर्माण प्रकल्प निर्मितीच्या बांधणीत एक चांगला पॅटर्न तयार केला आहे. गरीब, निममध्यमवर्गीयंसाठी चांगल्या पद्धतीच्या काॅलनी कशा तयार करता येतात याची दिशा साेलापूरने दाखवली आहे. राज्यात एकही बेघर राहू नये यादृष्टीने आणखी काम हाेईल. साेलापूर शहरात आयटी पार्क उभे करणार पुण्याच्या आयटी पार्कमध्ये तुम्ही साेलापूरकर काेण म्हणून आवाज दिला तर अर्धे लाेक हात वर करतात. सगळे साेलापूरकरच आहेत तिथे. परंतु, आता पालकमंत्री, जिल्हाधिकारी आणि मनपा आयुक्तांनी आयटी पार्कसाठी उत्तम जागा शाेधून काढावी. मी एमआयडीसीच्या माध्यमातून आयटी पार्क उभे करून देताे. जे पुण्यात आहे ते आपण साेलापुरात उभे करू, अशी ग्वाही मुख्यमंत्री देवेंद्र फडणवीस यांनी दिली. FOLLOW US : Copyright © 2025 Lokmat Media Pvt Ltd</w:t>
-      </w:r>
-    </w:p>
-    <w:p>
-      <w:pPr>
-        <w:pStyle w:val="Heading3"/>
-      </w:pPr>
-      <w:r>
-        <w:rPr/>
-        <w:t>Article 175</w:t>
-      </w:r>
-    </w:p>
-    <w:p>
-      <w:pPr>
-        <w:pStyle w:val="Normal"/>
-      </w:pPr>
-      <w:r>
-        <w:rPr/>
-        <w:t>Title: Maharashtra Government: शेतकऱ्यांना मिळणार गुड न्यूज: बळीराजासाठी सरकार मोठा निर्णय घेण्याच्या तयारीत</w:t>
-      </w:r>
-    </w:p>
-    <w:p>
-      <w:pPr>
-        <w:pStyle w:val="Normal"/>
-      </w:pPr>
-      <w:r>
-        <w:rPr/>
-        <w:t xml:space="preserve">URL: </w:t>
-      </w:r>
-      <w:r>
-        <w:t xml:space="preserve"> https://saamtv.esakal.com/maharashtra/sanjay-rathod-big-statement-on-loan-waiver-maharashtra-farmers-get-loan-waiver-minister-give-hint-in-award-ceremony-program-yavatmal-pusad-bbj88</w:t>
-      </w:r>
-    </w:p>
-    <w:p>
-      <w:pPr>
-        <w:pStyle w:val="Normal"/>
-      </w:pPr>
-      <w:r>
-        <w:rPr/>
-        <w:t>Content: राज्यातील शेतकरी कर्जमाफीच्या प्रतिक्षेत. शेतकरी व नेत्यांकडून वारंवार कर्जमाफीची मागणी. मंत्री संजय राठोड यांनी दिलासा देणारे विधान केलं. लवकरच शेतकऱ्यांना कर्जमाफी जाहीर होण्याची शक्यता. राज्यातील शेतकऱ्यांना कर्जमाफी देऊ, असे आश्वसान देत महायुती सरकार सत्तेत आले. मात्र अद्याप सरकारने बळीराजाची कर्जमाफीची मागणी पूर्ण केली नाहीये. कर्जमाफी करण्यात यावी ही मागणी शेतकऱ्यांसह शेतकरी नेत्यांनी वारंवार केलीय. पण त्याबाबत समिती नेमली जाणार मग घोषणा केली जाईल असं बतावणी करत मंत्री शेतकऱ्यांना चकवा देत आहेत. मात्र आता कर्जमाफी प्रकरणी मोठी अपडेट समोर आलीय. महायुतीमधील मृदा व जलसंधारण मंत्री संजय राठोड यांनी कर्जमाफीबाबत मोठी घोषणा केलीय. मुख्यमंत्री लवकरच राज्यातील बळीराजाची मागणी पूर्ण करणार आहेत, असे सुतोवाच मंत्री संजय राठोड यांनी केले आहे. पुसद येथे एका पुरस्कार सोहळ्याच्या कार्यक्रमात बोलताना त्यांनी विधान केलंय. यवतमाळच्या पुसद येथे हरितक्रांतीचे प्रणेते व माजी मुख्यमंत्री वसंतराव नाईक यांच्या 46 व्या स्मृतिदिनी कृषी गौरव पुरस्कार सोहळ्याचे आयोजन करण्यात आले होते. राज्यातील 13 शेतकऱ्यांना वसंतराव नाईक कृषी प्रतिष्ठानच्या वतीने कृषी गौरव पुरस्कार देण्यात आला. या कार्यक्रमाला मंत्री संजय राठोड हे उपस्थित होते. यावेळी त्यांनी शेतकऱ्यांच्या कर्जमाफीबाबत विधान केलं. कृषी गौरव पुरस्कार प्राप्त शेतकऱ्यांचे अभिनंदन करताना संजय राठोड म्हणाले, हा पुरस्कार नसून नव्या पिढीला दिलेला ठेवा आहे. मुख्यमंत्री आणि कृषीमंत्री कार्यक्रमाला येऊ शकले नाहीत, त्याबद्दल दिलगिरी व्यक्त करतो. पण संकटग्रस्त शेतकऱ्यांना कर्जमाफी देण्यासंदर्भात राज्य मंत्रिमंडळात चर्चा सुरूय. मुख्यमंत्री देवेंद्र फडणवीस हे लवकरच शेतकऱ्यांसाठी कर्जमाफीची घोषणा करतील. महायुतीच्या जाहीरनाम्यात कर्जमाफीचा उल्लेख आहे. राज्याच्या प्रमुखांकडून लवकरच याची घोषणा केली जाईल. दरम्यान मंत्री राठोड यांच्याआधी कृषीमंत्री दत्तात्रय भरणे यांनीही शेतकरी कर्जमाफीबाबत भाष्य केलं होतं. मीही शेतकरी पुत्र आहे. शेतकऱ्याच्या घरात माझा जन्म झाला आहे. सकाळी उठलो तरी मला शेती दिसते, त्यामुळे शेतकऱ्यांच्या अडचणी मला माहितीयेत. शेतकरी कर्जमाफीबाबत मुख्यमंत्री आणि दोन्ही उपमुख्यमंत्री योग्यवेळी निर्णय घेतील, असं कृषीमंत्री म्हणाले होते. कर्जमाफीबाबत समितीकडून काम केलं जात आहे. योग्य शेतकऱ्यांना कर्जमाफी मिळावी यासाठी समिती नेमण्यात आलीय, अशी माहिती मंत्री चंद्रशेखर बावनकुळे यांनी दिवसापूर्वी दिली होती. सकाळ+चे सदस्य व्हा शॉपिंगसाठी 'सकाळ प्राईम डील्स'च्या भन्नाट ऑफर्स पाहण्यासाठी क्लिक करा. Read Marathi news and watch Live TV. Breaking news from Maharashtra, India, Pune, Mumbai, Politics, Entertainment, Sports, Lifestyle at SaamTV. Get Live Marathi news on Mobile. Download the Saam Tv app for Android and IOS. Follow Us Copyright © 2025 Sakal Media Group – All Rights Reserved Powered by Quintype</w:t>
-      </w:r>
-    </w:p>
-    <w:p>
-      <w:pPr>
-        <w:pStyle w:val="Heading3"/>
-      </w:pPr>
-      <w:r>
-        <w:rPr/>
-        <w:t>Article 176</w:t>
-      </w:r>
-    </w:p>
-    <w:p>
-      <w:pPr>
-        <w:pStyle w:val="Normal"/>
-      </w:pPr>
-      <w:r>
-        <w:rPr/>
-        <w:t>Title: कोल्हापुर में शुरू हुई बॉम्बे हाईकोर्ट की नई खंडपीठ, सीजेआई बोले– महाराष्ट्र न्यायिक ढांचे में आगे</w:t>
-      </w:r>
-    </w:p>
-    <w:p>
-      <w:pPr>
-        <w:pStyle w:val="Normal"/>
-      </w:pPr>
-      <w:r>
-        <w:rPr/>
-        <w:t xml:space="preserve">URL: </w:t>
-      </w:r>
-      <w:r>
-        <w:t xml:space="preserve"> https://mpbreakingnews.in/maharashtra/bombay-high-court-kolhapur-bench-cji-b-r-gavai-maharashtra-government-54-803927</w:t>
-      </w:r>
-    </w:p>
-    <w:p>
-      <w:pPr>
-        <w:pStyle w:val="Normal"/>
-      </w:pPr>
-      <w:r>
-        <w:rPr/>
-        <w:t>Content: भारत के प्रधान न्यायाधीश (सीजेआई) बी. आर. गवई ने रविवार को कोल्हापुर में बॉम्बे हाईकोर्ट की नई सर्किट पीठ का उद्घाटन किया। इस मौके पर महाराष्ट्र के मुख्यमंत्री देवेंद्र फडणवीस और उपमुख्यमंत्री एकनाथ शिंदे भी मौजूद थे। सीजेआई गवई ने कहा कि महाराष्ट्र सरकार न्यायपालिका के लिए बुनियादी ढांचा उपलब्ध कराने में हमेशा अग्रणी रही है। उन्होंने उन टिप्पणियों को गलत ठहराया, जिनमें कहा गया था कि राज्य सरकार इस मामले में पीछे है। सीजेआई ने कहा कि फडणवीस और शिंदे की अगुवाई में सरकार ने कम समय में कोर्ट भवन तैयार कर यह साबित किया है कि वह न्यायपालिका के साथ खड़ी है। सीजेआई गवई ने कहा कि उनका हमेशा से मानना रहा है कि कोल्हापुर में एक पीठ होनी चाहिए, ताकि आम नागरिकों को अपने अधिकारों की लड़ाई के लिए मुंबई नहीं जाना पड़े। उन्होंने यह भी स्पष्ट किया कि हालांकि कुछ वकील पुणे में भी पीठ की मांग कर रहे हैं, लेकिन यह संभव नहीं है, क्योंकि यह मांग केवल कुछ वकीलों की है, आम लोगों की नहीं। कोल्हापुर में चौथी पीठ की स्थापना कई सालों से उठ रही मांगों के बाद हुई है, जिससे litigants और वकीलों को बड़ी राहत मिलेगी। अब उन्हें याचिकाओं की सुनवाई के लिए 380 किलोमीटर दूर मुंबई नहीं जाना पड़ेगा। वर्तमान में बंबई हाईकोर्ट की मुख्य पीठ मुंबई में है और इसकी तीन अन्य पीठें नागपुर, औरंगाबाद (छत्रपति संभाजीनगर) और गोवा में हैं। अब कोल्हापुर की चौथी पीठ 18 अगस्त से कार्य करना शुरू करेगी। एक अगस्त को बंबई हाईकोर्ट के मुख्य न्यायाधीश आलोक अराधे ने इसकी अधिसूचना जारी की थी। कोल्हापुर पीठ में एक खंडपीठ और दो एकल पीठें होंगी। इसके अधिकार क्षेत्र में छह जिले – सतारा, सांगली, सोलापुर, कोल्हापुर, रत्नागिरि और सिंधुदुर्ग शामिल होंगे। नई खंडपीठ में जस्टिस एम. एस. कार्णिक और जस्टिस शर्मिला देशमुख शामिल होंगे। जस्टिस एस. जी. डिगे आपराधिक मामलों जैसे आपराधिक अपील, पुनरीक्षण आवेदन, जमानत याचिका आदि की सुनवाई करेंगे। वहीं जस्टिस एस. जी. चपलगांवकर दीवानी मामलों जैसे रिट याचिकाओं, दीवानी अपीलों और अन्य सिविल मामलों की सुनवाई करेंगे। उम्मीद जताई जा रही है कि इस नई पीठ से न केवल वकीलों और वादियों पर से बोझ कम होगा, बल्कि जनहित याचिकाओं और अन्य मामलों का निपटारा भी तेजी से होगा। MP Breaking News is the leading Hindi News portal in Madhya Pradesh, a digital news platform of INTUITIVE NEWS &amp; MEDIA PRIVATE LIMITED, providing news from every segment/category for its readers. Fast and Latest news updates with authenticating content are the prime objective that we seek towards creating a milestone for ourselves. Contact us: mpbreakingnews (at) gmail.com Bhopal News Indore News Jabalpur News Gwalior News Play Store Apple Store © 2025 Intuitive News &amp; Media Pvt. Ltd. | Powered By Parshva Web Home | Contact Us | Policies | Terms and Conditions</w:t>
-      </w:r>
-    </w:p>
-    <w:p>
-      <w:pPr>
-        <w:pStyle w:val="Heading3"/>
-      </w:pPr>
-      <w:r>
-        <w:rPr/>
-        <w:t>Article 177</w:t>
-      </w:r>
-    </w:p>
-    <w:p>
-      <w:pPr>
-        <w:pStyle w:val="Normal"/>
-      </w:pPr>
-      <w:r>
-        <w:rPr/>
-        <w:t>Title: देशभर में बारिश का कहर: मुंबई-बेहद जाम, दिल्ली में यमुना उफान पर, स्कूल-कॉलेज बंद</w:t>
-      </w:r>
-    </w:p>
-    <w:p>
-      <w:pPr>
-        <w:pStyle w:val="Normal"/>
-      </w:pPr>
-      <w:r>
-        <w:rPr/>
-        <w:t xml:space="preserve">URL: </w:t>
-      </w:r>
-      <w:r>
-        <w:t xml:space="preserve"> https://dainikdehat.com/india/rain-wreaks-havoc-across-the-country-mumbai-is-jam-packed-yamuna-is-in-spate-in-delhi-schools-and-colleges-are-closed/</w:t>
-      </w:r>
-    </w:p>
-    <w:p>
-      <w:pPr>
-        <w:pStyle w:val="Normal"/>
-      </w:pPr>
-      <w:r>
-        <w:rPr/>
-        <w:t>Content: पूरे देश में जारी मूसलाधार बारिश से जन-जीवन बुरी तरह प्रभावित हुआ है। दिल्ली से लेकर मुंबई और कश्मीर, हिमाचल व उत्तराखंड तक भारी बारिश ने तबाही मचा दी है। मुंबई में लगातार बारिश के कारण सड़कों पर जलभराव और ट्रैफिक जाम की स्थिति बन गई है। दिल्ली में हथिनी कुंड बैराज से लाखों क्यूसेक पानी छोड़े जाने के कारण यमुना खतरे के निशान से ऊपर बह रही है, जिससे बाढ़ जैसी स्थिति उत्पन्न हो गई है। सभी राज्यों की सरकारें और रेस्क्यू टीमें अलर्ट मोड पर हैं। मुंबई में भीषण हालातमहाराष्ट्र के कई जिलों में पिछले 24 घंटों से लगातार बारिश हो रही है। मुंबई के माटुंगा रेलवे स्टेशन पर जलभराव हो गया है, जबकि वेस्टर्न एक्सप्रेस हाईवे पर 5-6 किलोमीटर लंबा जाम लगा है। बांद्रा कोर्ट से अंधेरी नटराज स्टूडियो तक सड़कों पर भारी जाम देखा गया। मौसम विभाग की चेतावनी के कारण लोग जल्दी बाहर निकले, जिससे ट्रैफिक जाम और बढ़ गया। मुख्यमंत्री देवेंद्र फडणवीस ने राज्य की स्थिति का जायजा लिया। महाराष्ट्र में 15-16 जिलों में बारिश को लेकर रेड और ऑरेंज अलर्ट जारी किया गया है। कोंकण क्षेत्र में सबसे ज्यादा बारिश हो रही है। नदियों के जलस्तर पर निगरानी रखी जा रही है। नांदेड़ के मुखेड़ में बादल फटने जैसी घटना भी दर्ज हुई। NDRF और SDRF की रेस्क्यू टीमों को तैनात किया गया है। राज्य के 1 लाख हेक्टेयर से अधिक फसलें प्रभावित हुई हैं और 200 से अधिक गांव बाढ़ की चपेट में हैं। भारी बारिश के कारण 19 अगस्त को स्कूल-कॉलेज बंद किए गए हैं। दिल्ली में यमुना का जलस्तर खतरे के निशान से ऊपरदिल्ली में यमुना का जलस्तर लगातार बढ़ रहा है। शाम 6 बजे तक यमुना का जलस्तर 205.55 मीटर दर्ज किया गया। दिल्ली की सीएम रेखा गुप्ता और मंत्री प्रवेश साहिब सिंह वर्मा यमुना घाटों का निरीक्षण करने पहुंचे। रेखा गुप्ता ने कहा कि स्थिति फिलहाल नियंत्रण में है और ITO बैराज के सभी गेट खोल दिए गए हैं। यमुना के किनारे रहने वाले लोगों को अलर्ट किया गया है और सुरक्षित स्थानों पर स्थानांतरित किया जा रहा है। जलस्तर बढ़ने के कारण बसंत कुंज तक पानी पहुंच गया है। तेलंगाना में भी बाढ़तेलंगाना के मेदक जिले में पापन्नापेट मंडल के ऐडुपायाला स्थित दुर्गा भवानी देवालयम पूरी तरह पानी में डूब गया। मंदिर के चारों ओर जलभराव के कारण देवी की मूर्ति पूजा के लिए सुरक्षित स्थान पर ले जाई गई। राज्य में भारी बारिश से सिंगूर परियोजना का जलाशय लबालब भर गया है। गंगा और यमुना उफान परउत्तराखंड के पहाड़ों में लगातार बारिश से गंगा और यमुना नदियों का जलस्तर बढ़ गया है। ऋषिकेश से गंगा उफान पर है और हरिद्वार में कई स्थानों पर जलभराव देखा गया। बिहार और उत्तर प्रदेश में नदियों के किनारे के गांव बाढ़ की चपेट में हैं। Save my name, email, and website in this browser for the next time I comment. संस्थापक संपादक : स्व.राजरूप सिंह वर्मा,संपादक : गोविंद वर्माग्राम्य अंचलों में राष्ट्रीय चेतना उत्पन्न करने तथा स्वराज प्राप्ति के संदेश को गांव गांव तक पहुंचाने के उद्देश्य से सन् 1936 में देहात समाचार पत्र की स्थापना हुई। इसमें देहात के प्रसार प्रचार और विस्तार में चौधरी शेरसिंह (संस्थापक राजा महेन्द्रप्रताप प्रेम विद्यालय नारसन), चौधरी बलवंत सिंह (पूर्व अध्यक्ष जिला बोर्ड एवं पूर्व विधायक), श्री आर.डी विद्यार्थी एडवोकेट, पूर्व उप मुख्यमंत्री चौधरी नारायण सिंह, पूर्व राज्यपाल श्री वीरेन्द्र वर्मा आदि विशिष्ट जनों का महत्वपूर्ण योगदान रहा।</w:t>
-      </w:r>
-    </w:p>
-    <w:p>
-      <w:pPr>
-        <w:pStyle w:val="Heading3"/>
-      </w:pPr>
-      <w:r>
-        <w:rPr/>
-        <w:t>Article 178</w:t>
-      </w:r>
-    </w:p>
-    <w:p>
-      <w:pPr>
-        <w:pStyle w:val="Normal"/>
-      </w:pPr>
-      <w:r>
-        <w:rPr/>
-        <w:t>Title: मुंबई झोपडपट्टीमुक्त होणार का? जलद पुनर्विकासाचा मुख्यमंत्र्यांनी काय सांगितला प्लॅन?</w:t>
-      </w:r>
-    </w:p>
-    <w:p>
-      <w:pPr>
-        <w:pStyle w:val="Normal"/>
-      </w:pPr>
-      <w:r>
-        <w:rPr/>
-        <w:t xml:space="preserve">URL: </w:t>
-      </w:r>
-      <w:r>
-        <w:t xml:space="preserve"> https://www.tendernama.com/mahatender/mumbai/will-mumbai-become-slum-free-what-is-the-chief-ministers-plan-for-rapid-redevelopment</w:t>
-      </w:r>
-    </w:p>
-    <w:p>
-      <w:pPr>
-        <w:pStyle w:val="Normal"/>
-      </w:pPr>
-      <w:r>
-        <w:rPr/>
-        <w:t>Content: मुंबई (Mumbai): मुंबई स्लम-फ्री करायची असेल, पुनर्विकास वेगाने करायचा असेल, तर आपल्याला दशकानुदशके चालणारे प्रकल्प नकोत. प्रकल्प सुरू करून वर्ष-सव्वावर्षात प्लॉट तयार करून पुढील एका वर्षात पुनर्वसन इमारत उभी करावी, तरच स्लम-फ्री मुंबईचे स्वप्न साकार होईल. तसेच नव्या कल्पना, नवे तंत्रज्ञान आणि नवनिर्मितीच्या दृष्टिकोनातून हे परिवर्तन साध्य होऊ शकत असल्याचे प्रतिपादन मुख्यमंत्री देवेंद्र फडणवीस (Devendra Fadnavis) यांनी केले. मुख्यमंत्री फडणवीस यांच्या उपस्थितीत क्रेडाई-एमसीएचआयचे अध्यक्ष म्हणून सुखराज नाहर यांनी कार्यभार स्वीकारला. यावेळी झालेल्या क्रेडाई-एमसीएचआय आयोजित ‘चेंज ऑफ गार्ड’ सोहळ्यात मुख्यमंत्री बोलत होते. यावेळी क्रेडाईचे माजी अध्यक्ष डॉमिनिक रोमल, सचिव ऋषी मेहता, माजी सचिव धवल अजमेरा, मुख्य कार्यकारी अधिकारी केवल वलांभिया तसेच रिअल इस्टेट व्यवसायातील मान्यवर उपस्थित होते. फडणवीस म्हणाले की, सध्या मुंबईत पुनर्विकास मोठ्या प्रमाणावर सुरू आहे. बीडीडी चाळ पुनर्विकासाचा पहिला टप्पा लोकांना सुपूर्द केला आहे. यामध्ये जवळपास १०० वर्षं १६१ चौ. फूट घरात राहणाऱ्यांना आता ५०० चौ. फूट जागा मिळत आहे. हा आशियातील सर्वात मोठा शहरी पुनर्विकास प्रकल्प आहे. मुंबईत पुनर्विकासाबरोबरच स्लम पुनर्विकास हा दुसरा मोठा संधीचा मार्ग आहे. तसेच क्लस्टर डेव्हलपमेंट देखील नवीन संधी निर्माण करत आहे. आज मुंबईत जगातील सर्वोत्तम वास्तुकला, आयकॉनिक इमारती, उत्कृष्ट सुविधा दिसत असल्याचे त्यांनी सांगितले. फडणवीस म्हणाले की, जगभरात उपलब्ध असलेली नवीन तंत्रज्ञान मुंबईत आणायला हवीत. आज बांधकाम क्षेत्रात अशा तंत्रज्ञानामुळे ८० मजली इमारत केवळ १२० दिवसांत बांधली जाऊ शकते. आज मुंबईत मोठ्या प्रमाणात पायाभूत सुविधेची कामे सुरू आहेत. सध्या बांद्रा–वर्सोवा सी-लिंक प्रकल्प ६० टक्के पूर्ण झाला आहे आणि पुढील दोन वर्षांत तो पूर्ण होईल. यासोबत सी-लिंकला दहिसरपर्यंत आणि नंतर भाईंदरपर्यंत वाढवण्याचे काम सुरू आहे. त्याचबरोबर वेस्टर्न एक्सप्रेस-वे हा मुंबईतील ६० टक्के वाहतूक उचलत आहे. त्याला समांतर अशी जोडणी सी-लिंकपासून भायंदर -विरारपर्यंत तयार होत असून तो पुढे वाढवण पोर्टपर्यंत करण्यात येणार आहे. या सर्वामुळे उत्तरेकडील संपूर्ण भाग रिअल इस्टेट उद्योगासाठी खुला होणार असल्याचे मुख्यमंत्र्यांनी सांगितले. महाराष्ट्र हे रेरा लागू करणारे पहिले राज्य असल्याचे सांगत फडणवीस म्हणाले की, एमसीएचआयने दिलेल्या अनेक योग्य सूचनांमुळे आम्ही रेरा कायद्यामध्ये सुधारणा केल्या आणि रेरा कायदा अधिक कार्यक्षम बनवला. रेरा लागू झाल्यामुळे लोकांचा रिअल इस्टेट उद्योगावरचा विश्वास वाढला आहे. रेरा अस्तित्वात आल्यानंतर क्रेडाई एमसीएचआयने दरवर्षी प्रदर्शन आयोजित करण्याची परंपरा सुरू केली, ज्यामध्ये नियामक, वित्तीय संस्था आणि रिअल इस्टेट क्षेत्र एकत्र येतात, त्यामुळे ग्राहकांना विश्वासार्ह व्यवहाराची संधी मिळते. मुंबईत एमसीएचआयचे प्रदर्शन हे देशातील सर्वोत्तम प्रदर्शनांपैकी एक असून यामुळे ग्राहकांशी नातेसंबंध अधिक घट्ट झाले असल्याचे गौरवोद्गार मुख्यमंत्र्यांनी काढले. मुंबईसाठी नवीन विकास आराखडा तयार करतेवेळी मुंबईच्या विविधतेमुळे आणि किनारपट्टीवरील शहर असल्याने येथे सीआरझेड, लष्कर, नौदल, वन विभाग अशा अनेक नियमांचा प्रभाव आहे. या सर्व अडचणींमधून एक विकास आराखडा तयार करणे आवश्यक होते. यामध्ये संपूर्ण उद्योगक्षेत्र एकत्र आले आणि क्रेडाई-एमसीएचआयने या प्रक्रियेत अग्रणी भूमिका बजावली आहे, असे फडणवीस यांनी सांगितले. मुख्यमंत्री म्हणाले की, अटल सेतूमुळे तिसरी मुंबई उभारण्याची संधी खुली झाली आहे. तिसऱ्या मुंबईत एज्यु सिटी उभारण्यात येणार आहे. ही नवीन मुंबई विमानतळापासून काही मिनिटांच्या अंतरावर असेल. केंद्र सरकारने परदेशी विद्यापीठांना भारतात येण्याची परवानगी दिल्यामुळे जागतिक दर्जाचे शिक्षण येथे देता येणार आहे. येथे ३०० एकर जमिनीवर जगातील सर्वोच्च १२ विद्यापीठांना वसवण्याची योजना असून त्यांना जमिन आणि काही सामायिक पायाभूत सुविधा शासनाकडून दिल्या जातील. आज सात विद्यापीठांशी सामंजस्य करार झाले आहेत, त्यापैकी काही विद्यापीठ आपली कॅम्पसेस सुरू करत आहेत. एकूण एक लाख निवासी विद्यार्थी येथे राहतील, त्यामुळे येथे प्रचंड आर्थिक आणि सामाजिक चैतन्य निर्माण होणार असल्याचेही त्यांनी यावेळी सांगितले. © tendernama 2025</w:t>
-      </w:r>
-    </w:p>
-    <w:p>
-      <w:pPr>
-        <w:pStyle w:val="Heading3"/>
-      </w:pPr>
-      <w:r>
-        <w:rPr/>
-        <w:t>Article 179</w:t>
-      </w:r>
-    </w:p>
-    <w:p>
-      <w:pPr>
-        <w:pStyle w:val="Normal"/>
-      </w:pPr>
-      <w:r>
-        <w:rPr/>
-        <w:t>Title: Mumbai Chawl Redevelopment | चाळ झाली आधुनिक वस्ती</w:t>
-      </w:r>
-    </w:p>
-    <w:p>
-      <w:pPr>
-        <w:pStyle w:val="Normal"/>
-      </w:pPr>
-      <w:r>
-        <w:rPr/>
-        <w:t xml:space="preserve">URL: </w:t>
-      </w:r>
-      <w:r>
-        <w:t xml:space="preserve"> https://pudhari.news/sampadakiy/mumbai-chawl-redevelopment-displaced-workers-problem-sp96</w:t>
-      </w:r>
-    </w:p>
-    <w:p>
-      <w:pPr>
-        <w:pStyle w:val="Normal"/>
-      </w:pPr>
-      <w:r>
-        <w:rPr/>
-        <w:t>Content: मृणालिनी नानिवडेकर विस्थापित होणारे कामगार ही मुंबईतील मोठी समस्या. महानगराच्या समृद्धीत भर घालणार्‍या या वर्गाला न्याय देतानाच अतिरिक्त जागेचा वापर करून व्यावसायिक घरे बांधत महसूल उभा करणे हा उपक्रम स्तुत्य आहे. त्यास गैरव्यवहाराचे बोट न लागो, ही अपेक्षा! मुंबईतून कामगार देशोधडीला लागले, मराठी माणसांना खोल्या विकून विरारच्या पलीकडे जावे लागले, ही गेल्या दोन दशकांतली भळभळती वेदना. त्याचे राजकारण पेटवले गेले आणि बर्‍याच प्रमाणात यशस्वी झाले. विकासाची यात्रा विस्तारत गेली; पण त्यातला हक्काचा वाटा श्रमिकांना मिळालाच नाही. भोंग्यावर चालणारी मुंबई, गिरण्या, खानावळी सर्व साहित्यात तेवढे जिवंत राहिले. काळ बदलल्यावर संस्कृती बदलतेच; पण ती ज्याच्या घामावर, रक्तावर उभी असते त्याला विसरून चालत नसते. वरळीच्या बीडीडी चाळीचा युगानुकूल मेकओव्हर करून तेथे कामगारांना, मूळ निवासींना मिळालेली घरे हा या कायमच्या रडगाण्याला मिळालेला धक्कादायक विराम आहे. मुंबईत बदल घडताहेत आणि ते मूळ स्टेक होल्डर्सला लाभदायक ठरताहेत, हे पहिल्यांदाच दिसून आले. 200 चौरस फूट जागेत जीवन कंठणारे मुंबापुरीतले श्रमिक 500 चौरस फुटांच्या जागेत स्थलांतरित झाले, हे वास्तव आहे. एवढे चांगले काही घडते हा अनुभवच पूर्णत: नवा आहे. मुंबईत समाजवादी, साम्यवादी आणि शिवसेनेमुळे हिंदुत्ववादी चळवळ उभी झाली ती मुळात कामगारांचे प्रश्न हाती घेऊनच. मुंबईच्या मुख्य भूमीवर एकेकाळी गिरण्या दिमाखाने उभ्या होत्या, लाखो कष्टकर्‍यांना पोटाला लावत होत्या. यांत्रिकीकरणाच्या रेट्यात या गिरण्या मागे पडल्या, गिरणगाव ओस पडले आणि मुंबई मराठी माणसाची राहिली नाही. कारभार ठप्प पडल्यानंतर गिरण्या अवसायनात गेल्या, लिक्विडेट झाल्या; मग जमिनी विकल्या गेल्या. गिरण्यांच्या जमिनींवरचा निदान एक तृतीयांश भाग कामगारांसाठी, त्यांच्या घरांसाठी राखीव असावा, यासाठी कायदे झाले. न्यायालयाने त्यांचा आदर करत निवाडे दिले; पण हे निर्णय कागदावर राहिले. गिरण्यांच्या जागी उभे झाले मॉल, पंचतारांकित दिमाखदार मनोरंजन केंद्रे, यात कामगार हरवला, मुंबईकर कुठे नेऊन ठेवला, याच्या कहाण्या रंगल्या, राजकारणात हा मुद्दा कमालीचा महत्त्वपूर्ण होऊन बसला. हृदय विदीर्ण करणार्‍या चाकरमान्यांच्या मुंबई कहाणीला कुठे दिलाशाची किनारच लाभत नव्हती. विकासापासून दूर पडलेल्या या कामगाराला दिलासा देणारे काहीही घडत नव्हते, हे चित्र बदलू शकेल याचे संकेत बीडीडी चाळीच्या उद्घाटनानंतर मिळालेत. मोठमोठे प्रकल्प सुरू होतात; पण ते प्रत्यक्षात कधी येतील याचे वेळापत्रक कायम फसवे असते. ते जनतेला दिलासा देत नाही; कारण प्रकल्प पूर्ण झालेच तर पिढ्या संपलेल्या असतात. आता असे होणार नाही, हे बीडीडीच्या पुनर्विकासानंतर स्पष्ट झाले आहे. गेल्या काही वर्षांत समृद्धी महामार्ग असेल किंवा कोस्टल रोड; प्रकल्प निर्धारित वेळेत पूर्ण करण्याचा शासनाचा निर्धार स्पष्ट दिसतो. पुनर्वसन हे नवा प्रकल्प उभा राहण्याइतकेच महत्त्वाचे असते. मुंबई हे श्रीमानांच्या नव्हे, तर कामगारांच्या मालकीचे महानगर. चिंचोळ्या बेटावर उत्पादन वाढवण्यात हातभार लावणारे कामगार कुठे राहावेत याचे गोर्‍या साहेबाने कोष्टक ठरवले. कामगार मग ते गिरणीतले असोत, गोदीवरचे असोत किंवा प्रशासनातले कारकून, त्यांच्या निवासासाठी गोर्‍या साहेबाने बॉम्बे डेव्हलपमेंट डायरेक्टरेटच्या संस्था कामात घरे बांधली आणि ती राहायलाही दिली, त्याच या बीडीडी चाळी. कालौघात त्या जीर्ण झाल्या आणि मुंबईतील सर्वात मोठी समस्या असलेल्या घरांच्या कमतरतेत भर घालू लागल्या. या चाळींचा विकास करायचा आणि उपलब्ध जागा नव्याने विकसित करून विकायची, जुन्या रहिवाशांना जागा देऊन उरलेली जागा विकून त्याचा फायदा करून घ्यायचा ही योजना कार्यान्वित झाली आणि प्रत्यक्षात आली. काही हजार घरे मूळ रहिवाशांना देण्यात येणार आहेत. नवे काही मिळताना ते नव्या रूपात आणि मोठ्या स्वरूपात मिळणार असेल, तर शासन कल्याणकारी असल्याची द्वाही मिरवता येते. कोल्हापूरवासीयांची खंडपीठाची मागणी असो किंवा बीडीडीवासीयांची नव्या घरांची आस; जनतेच्या इच्छाआकांक्षांचा जेथे आदर होतो तेथे परिवर्तन घडते, असे जनतेला वाटते. मुंबईत मास हाऊसिंगचा प्रश्न अक्राळविक्राळ झाला आहे. पंतप्रधान नरेंद्र मोदी यांनी नागरिकांना हक्काचे घर मिळावे, यासाठी आवास योजना राबवली; पण ती मुंबईत कशी प्रत्यक्षात येईल हे योजनाकारांसमोरचे शिवधनुष्य पेलणे म्हणता येईल एवढे मोठे आव्हान होते. कामगार कालांतराने उंच चिमण्यांसमोर खुजे ठरतात. मुंबापुरीने हे अनुभवले. भारतात सरकारे प्रकल्प सुरू करतात; पण ते पूर्ण होत नाहीत. जनता आस लावून बसते. बीडीडीच्या चाळी एकूण 207. त्यात पंधरा हजारांवर कुटुंबे राहत असत. सुमारे 600 नवी घरे बांधून झाली आहेत. कुठल्याही खासगी विकसकाला न देता हा प्रकल्प म्हाडातर्फे पूर्णत्वाला नेला जातोय. म्हाडाला काम मिळेल आणि या पुनर्विकासातून जी जागा उपलब्ध होणार आहे ती विकून निधीही मिळणार आहे. यात जनतेचा आणि सरकारी उपक्रमाचाही लाभ. या चाळी मुंबईच्या संस्कृतीचे केंद्र होत्या. ‘चाळ नावाची वाचाळ वस्ती’ असली सांस्कृतिक समीकरणे उलगडणारी नाटके, मालिका यावरून बोध घेत तयार झाल्या. आता मिळालेली घरे विकून दूर जाऊ नका, असे मुख्यमंत्री देवेंद्र फडणवीस, उपमुख्यमंत्री अजित पवार यांनी कळवळून सांगितले. मुलींनाही वाटा द्या, असे ज्येष्ठ उपमुख्यमंत्री एकनाथ शिंदे यांनी आवर्जून सांगितले. हे सगळे बदल सामाजिक आहेत. पश्चिम महाराष्ट्रातून, कोकणातून गाठोडे बांधून आलेली मंडळी इथे वाढली. दोनाचे चार आणि चाराचे आठ येथे झाल्याने ताण वाढला. या परिस्थितीत आम्ही घर विकले हे समजून घेणे आवश्यक आहे. यापाठोपाठच धारावीची पुनर्विकास प्रक्रिया सुरू होणार आहे. तेथे म्हाडा नव्हे, तर विकसक वेगळा आहे. गरिबांना घरे देणे गरजेचे. ते करताना व्यवहार उत्तम असतील, गैर काही घडणार नाही हे बघणे सरकारची जबाबदारी आहे. येत्या दोन वर्षांत ग्रामीण आणि शहरी भागात काही लाख घरे बांधायचे उद्दिष्ट सरकारने डोळ्यांसमोर ठेवले आहे. चांगले काही घडते आहे, ते योग्य पद्धतीने होवो, हीच अपेक्षा! 'Pudhari' is excited to announce the relaunch of its Android and iOS apps. Stay updated with the latest news at your fingertips. Android and iOS Download now and stay updated, anytime, anywhere. Pudhari Publications Private Limited</w:t>
-      </w:r>
-    </w:p>
-    <w:p>
-      <w:pPr>
-        <w:pStyle w:val="Heading3"/>
-      </w:pPr>
-      <w:r>
-        <w:rPr/>
-        <w:t>Article 180</w:t>
-      </w:r>
-    </w:p>
-    <w:p>
-      <w:pPr>
-        <w:pStyle w:val="Normal"/>
-      </w:pPr>
-      <w:r>
-        <w:rPr/>
-        <w:t>Title: Heavy Rains Batter Mumbai: Red Alert Issued, Schools and Colleges Closed on August 19 in Thane and Palghar</w:t>
-      </w:r>
-    </w:p>
-    <w:p>
-      <w:pPr>
-        <w:pStyle w:val="Normal"/>
-      </w:pPr>
-      <w:r>
-        <w:rPr/>
-        <w:t xml:space="preserve">URL: </w:t>
-      </w:r>
-      <w:r>
-        <w:t xml:space="preserve"> https://www.thehansindia.com/news/national/heavy-rains-batter-mumbai-red-alert-issued-schools-and-colleges-closed-on-august-19-in-thane-and-palghar-998357</w:t>
-      </w:r>
-    </w:p>
-    <w:p>
-      <w:pPr>
-        <w:pStyle w:val="Normal"/>
-      </w:pPr>
-      <w:r>
-        <w:rPr/>
-        <w:t>Content: Live Telangana Weatherman’s X Account Warns of 4-Day Flooding Rainfall The IMD has issued a red alert for Mumbai, soothsaying red alerts across several areas. Also, Maharashtra Chief Minister Devendra Fadnavis on Monday( August 18 2025) issued a statement regarding the extreme rainfall conditions that are affecting the state, with a particular focus on Mumbai due to the violent rain. Mumbai recorded 177 millimetres of rainfall within just 6 – 8 hours, egging the Chief Minister to prompt residers to take redundant preventives as further heavy showers are anticipated. Mumbai red alert was declared, Thane, and Raigad and the IMD red alert Mumbai in these areas." IndiGo Airline on Wednesday (August 19 2025) issued a travel alert to passengers who fly out of Mumbai because of heavy rain and flooding within the city. A number of routes leading connecting to airports are suffering waterlogging, resulting Palghar schools closed and operational difficulties. delays in arrivals and departures are anticipated, and passengers are advised to verify their flight status using their IndiGo app or the website. Mumbai weather update: The BMC has directed all businesses and private services across the Mumbai Metropolitan Region to instruct their workers to work from home and chorus from any unnecessary trip, as per their job conditions. Due to the heavy rain, with the exception of essential services in areas within the Brihanmumbai Municipal Corporation area, Municipal Corporation, acting as the District Disaster Management Authority, declared today anon-working day for all other government and semi-government services, as observed in Brihan-mumbai Municipal Corporation A number of areas of Mumbai were hit with more than 200 millimetres of rainfall within the last 24 hours and Vikhroli located in Mumbai's eastern suburbs noting the largest downpour of 255.5 mm, according to officials of the India Meteorological Department (IMD) announced on Tuesday. For the 24 hours that ended in 8.30 morning on Tuesday morning, it was reported that the Santacruz observatories (representative of the western suburbs) registered 238.2 mm of rainfall. © 2025 Hyderabad Media House Limited/The Hans India. All rights reserved. Powered by hocalwire.com</w:t>
-      </w:r>
-    </w:p>
-    <w:p>
-      <w:pPr>
-        <w:pStyle w:val="Heading3"/>
-      </w:pPr>
-      <w:r>
-        <w:rPr/>
-        <w:t>Article 181</w:t>
-      </w:r>
-    </w:p>
-    <w:p>
-      <w:pPr>
-        <w:pStyle w:val="Normal"/>
-      </w:pPr>
-      <w:r>
-        <w:rPr/>
-        <w:t>Title: Surya Roshni to invest Rs 25 cr for biz expansion</w:t>
-      </w:r>
-    </w:p>
-    <w:p>
-      <w:pPr>
-        <w:pStyle w:val="Normal"/>
-      </w:pPr>
-      <w:r>
-        <w:rPr/>
-        <w:t xml:space="preserve">URL: </w:t>
-      </w:r>
-      <w:r>
-        <w:t xml:space="preserve"> https://www.theweek.in/wire-updates/business/2025/08/18/dcm62-biz-briefs-3.html</w:t>
-      </w:r>
-    </w:p>
-    <w:p>
-      <w:pPr>
-        <w:pStyle w:val="Normal"/>
-      </w:pPr>
-      <w:r>
-        <w:rPr/>
-        <w:t>Content: Mumbai, Aug 18 (PTI) Surya Roshni on Monday announced an expansion into the wires and cables segment with a Rs 25 crore investment. The company, which is into lighting, fans, home appliances, steel, and PVC pipes, has introduced wires in two variants and seven colours, a statement said. Goldman Sachs moves into bigger facility in Mumbai Global financial services major Goldman Sachs on Monday announced that it has moved into a new office in central Mumbai, which is 50 per cent bigger than the earlier one. The US-headquartered firm, which has been serving clients since the 1980s and has invested over USD 8.5 billion in capital in India since 2006, said Maharashtra's Chief Minister Devendra Fadnavis inaugurated the new facility. Franklin Templeton MF's corporate debt fund crosses Rs 1,000 cr AUM Franklin Templeton Mutual Fund on Monday said its corporate debt fund has achieved the milestone of crossing Rs 1,000 crore of assets under management. The fund, which focuses on high-rated corporate bonds, has delivered a compounded annualised return of 8.56 per cent since inception in 1997, the company said in a statement. Boundless Ventures to raise Rs 200 cr fund Boundless Ventures on Monday announced that it is raising a Rs 200 crore early-stage fund to invest in artificial intelligence-focused startups. The fund has been launched by Natasha Malpani, who was earlier with Kae Capital, according to a statement. BHIM App users may get chance to feature in Kaun Banega Crorepati The National Payments Corporation of India (NPCI) on Monday said users of its BHIM App stand a chance to feature on the Amitabh Bachchan-hosted Kaun Banega Crorepati TV programme. The body has entered into a tie-up with Sony Entertainment Television under which the TV network is hosting an exclusive 'golden week' for the BHIM users, a statement said. Kotak Mahindra International gets license for investment, portfolio management in UAE Kotak Mahindra International, an arm of the private sector lender, on Monday said it has become the first Indian entity to get a license for investment and portfolio management in the UAE. It has received the license from Securities and Commodities Authority (SCA) - the capital markets regulator of the United Arab Emirates, according to a statement. Icra launches 'Second Party Opinion' for ESG debt framework Domestic rating agency Icra on Monday said it has launched Second Party Opinion (SPO) to provide an independent assessment of an issuer's ESG debt framework. It aims to enhance transparency, mitigate greenwashing risks, and build investor confidence through the service, a statement said. *PPFAS Mutual Fund appoints Tejas Soman as chief investment officer for debt segment* PPFAS Mutual Fund on Monday appointed Tejas Soman as its chief investment officer for the debt segment. Soman joins from SBI Funds Management, where he managed a range of fixed income portfolios, as per a statement. (This story has not been edited by THE WEEK and is auto-generated from PTI) Kerala weather update: Flood alert in Wayanad as shutters of Banasura Sagar dam raised again; orange alert in 3 districts on Aug 19 amid heavy rains This is Europe's secret weapon to influence Donald Trump to side with Zelenskyy against Russia 17 years of Virat Kohli: Here are 5 of his unique achievements in international cricket 'Coolie' vs 'War 2': Rajinikanth starrer joins ₹200 crore club on Day 5. How much did Hrithik Roshan-Jr NTR movie rake in? 100-year plan to reach a black hole? Italian scientist discusses tiny spacecraft that could achieve this feat | INTERVIEW Copyright © 2024 All rights reserved</w:t>
-      </w:r>
-    </w:p>
-    <w:p>
-      <w:pPr>
-        <w:pStyle w:val="Heading3"/>
-      </w:pPr>
-      <w:r>
-        <w:rPr/>
-        <w:t>Article 182</w:t>
-      </w:r>
-    </w:p>
-    <w:p>
-      <w:pPr>
-        <w:pStyle w:val="Normal"/>
-      </w:pPr>
-      <w:r>
-        <w:rPr/>
-        <w:t>Title: 'Third Mumbai' to boost metropolitan region development: Fadnavis</w:t>
-      </w:r>
-    </w:p>
-    <w:p>
-      <w:pPr>
-        <w:pStyle w:val="Normal"/>
-      </w:pPr>
-      <w:r>
-        <w:rPr/>
-        <w:t xml:space="preserve">URL: </w:t>
-      </w:r>
-      <w:r>
-        <w:t xml:space="preserve"> https://www.newsdrum.in/business/third-mumbai-to-boost-metropolitan-region-development-fadnavis-9674858</w:t>
-      </w:r>
-    </w:p>
-    <w:p>
-      <w:pPr>
-        <w:pStyle w:val="Normal"/>
-      </w:pPr>
-      <w:r>
-        <w:rPr/>
-        <w:t>Content: Follow Us Mumbai, Aug 19 (PTI) Maharashtra Chief Minister Devendra Fadnavis has said his government is developing 'Third Mumbai' in neighbouring Raigad district to boost development in the Mumbai Metropolitan Region (MMR). This would mark a new chapter in the state's economic growth, Fadnavis said on Monday at the inauguration of the expanded office of global investment banking giant Goldman Sachs in Worli area here. The CM also held discussions with investors during the event. "The opening of Goldman Sachs' new facility is a matter of pride for the state. It reaffirms Maharashtra's skilled workforce, robust markets, and investor-friendly environment. This also underlines the state's leadership in the financial sector," he noted. "The state government is committed to development and is working with the private sector to build 'Third Mumbai'. The new city will host centres of international universities and will play a crucial role in the economic growth of both Mumbai and Maharashtra. The project will include medical colleges, innovation hubs, and research facilities," the CM said. Research in areas like quantum computing and AI-based systems will be a key feature, he added. Fadnavis assured that connectivity between Mumbai and 'Third Mumbai' would be seamless, supported by infrastructure projects like the Coastal Road, Atal Setu and the ongoing Worli-Sewri Link Road. Appealing to private investors to take an initiative in the development of the new city, the CM said, "Good development happens through public-private partnerships. All necessary clearances for incoming investors will be fast-tracked at the government level. Maharashtra is an investor-friendly state. We are continuously improving our ease-of-doing-business rankings." The state is ensuring no obstacles come in the way of investors, and if any issues arise, they are resolved promptly, he said. Kevin Sneader, president of Goldman Sachs, said opportunities in the Indian market are of great significance to the firm. Goldman Sachs India CEO Sanjay Chatterjee said the new office marks a milestone in the company's journey in India, adding the design of the new space focuses on collaboration, innovation, and employee well-being. A statement from the CM's Office said Goldman Sachs began its services in India in the 1980s and established full ownership presence in Mumbai in 2006. It currently offers investment banking, equity sales and trading, fixed income securities, asset management, and research services, the statement said. PTI MR BNM GK Subscribe to our Newsletter! Share this article If you liked this article share it with your friends.they will thank you later</w:t>
-      </w:r>
-    </w:p>
-    <w:p>
-      <w:pPr>
-        <w:pStyle w:val="Heading3"/>
-      </w:pPr>
-      <w:r>
-        <w:rPr/>
-        <w:t>Article 183</w:t>
-      </w:r>
-    </w:p>
-    <w:p>
-      <w:pPr>
-        <w:pStyle w:val="Normal"/>
-      </w:pPr>
-      <w:r>
-        <w:rPr/>
-        <w:t>Title: Mumbai got 177mm rain in 6-8 hour period, says CM; all agencies asked to remain alert</w:t>
-      </w:r>
-    </w:p>
-    <w:p>
-      <w:pPr>
-        <w:pStyle w:val="Normal"/>
-      </w:pPr>
-      <w:r>
-        <w:rPr/>
-        <w:t xml:space="preserve">URL: </w:t>
-      </w:r>
-      <w:r>
-        <w:t xml:space="preserve"> https://www.newsdrum.in/national/mumbai-got-177mm-rain-in-6-8-hour-period-says-cm-all-agencies-asked-to-remain-alert-9673094</w:t>
-      </w:r>
-    </w:p>
-    <w:p>
-      <w:pPr>
-        <w:pStyle w:val="Normal"/>
-      </w:pPr>
-      <w:r>
-        <w:rPr/>
-        <w:t>Content: Follow Us Mumbai, Aug 18 (PTI) Maharashtra Chief Minister Devendra Fadnavis said Mumbai received 177 millimetres of rain in just six to eight hours on Monday and asked citizens to take precautions since more showers are expected along with high tides. As per a statement issued by the chief minister's office, seven people have died in rain-related incidents across the state in the last two days. Fadnavis held a comprehensive review meeting at the State Disaster Management Cell in Mantralaya and instructed all departments and authorities to remain on high alert in view of the red alert issued by the India Meteorological Department, forecasting extremely heavy rainfall in several parts of the state between August 17 and 21. During the meeting, divisional commissioners presented updates on rainfall and damages in their respective regions, the statement said. Several rivers in the Konkan region have crossed danger marks, and Jalgaon has reported significant damage. Talks are on with Karnataka regarding the discharge of Allmatti dam water from that state, it was stated. In Mukhed taluka of Nanded district, the situation has been brought under control, while around 800 villages have been affected in the Chhatrapati Sambhajinagar division. Talking to reporters earlier, Fadnavis said, "Offices have been told to allow workers to leave for home at 4 pm. After 6.30 pm, 3m to 4m tides are expected. Citizens must not venture out without reason," he said. He said crops spread across 4 lakh hectares have been affected statewide, and district collectors have been authorised to take decisions regarding relief and rescue operations. During the meeting, Fadnavis directed the administration to exercise caution, citing that the next 10 to 12 hours are crucial for Mumbai. He also empowered local authorities and municipal corporations to declare school holidays based on tomorrow's weather forecast. The police have been instructed to remain alert at tourist spots, activate disaster response systems in landslide-prone areas, and ensure adequate provision of food, clean water, and bedding in relief shelters. Meanwhile, Mumbai suburban district guardian minister Ashish Shelar said he had reviewed the situation in the metropolis through the disaster management cell of the BMC and had taken stock of the rainfall, flooding, school conditions and public transport. "Local train services were functional with some disruptions, while BEST has been instructed to operate additional bus services if passengers are stranded at major (railway) terminals such as Dadar and Mumbai Central," he said. All top civic and police officials are on the ground, the minister and senior BJP leader said. Trees and branches have fallen in 30 to 40 locations in the city, and instructions have been issued to remove such hurdles and restore vehicular traffic speedily, Shelar informed. He said one person was injured at Napean Sea Road in south Mumbai after a protection wall fell on a tree due to heavy rains. Pumping stations are functioning optimally across the city, and authorities are reviewing how much water is receding with the help of the pumps, he said. PTI MR ND BNM ARU Subscribe to our Newsletter! Share this article If you liked this article share it with your friends.they will thank you later</w:t>
-      </w:r>
-    </w:p>
-    <w:p>
-      <w:pPr>
-        <w:pStyle w:val="Heading3"/>
-      </w:pPr>
-      <w:r>
-        <w:rPr/>
-        <w:t>Article 184</w:t>
-      </w:r>
-    </w:p>
-    <w:p>
-      <w:pPr>
-        <w:pStyle w:val="Normal"/>
-      </w:pPr>
-      <w:r>
-        <w:rPr/>
-        <w:t>Title: How much rain did Mumbai receive on Monday? Check area-wise list</w:t>
-      </w:r>
-    </w:p>
-    <w:p>
-      <w:pPr>
-        <w:pStyle w:val="Normal"/>
-      </w:pPr>
-      <w:r>
-        <w:rPr/>
-        <w:t xml:space="preserve">URL: </w:t>
-      </w:r>
-      <w:r>
-        <w:t xml:space="preserve"> https://indianexpress.com/article/cities/mumbai/how-much-rain-did-mumbai-areas-receive-on-monday-check-list-bandra-juhu-chembur-10196732/</w:t>
-      </w:r>
-    </w:p>
-    <w:p>
-      <w:pPr>
-        <w:pStyle w:val="Normal"/>
-      </w:pPr>
-      <w:r>
-        <w:rPr/>
-        <w:t>Content: Mumbai reeled under constant showers on Monday, with several areas recording over 100 mm of rainfall in just nine hours, causing traffic snarls and flooding in low-lying zones. According to the Indian Institute of Tropical Meteorology, Mumbai received 211.6 mm of rainfall in the last 24 hours. The India Meteorological Department (IMD) has alerted to heavy to very heavy rain over the next three days. With a high tide expected on Monday and continuing into Tuesday. Maximum and minimum temperatures likely to be around 26°C and 24°C. NDRF teams and military units have been deployed for relief operations, including in Nanded’s Mukhed area, where five people went missing after a cloudburst. Vihar Lake, which is among the seven lakes that supply water to the city, started overflowing at 2.45 pm on Monday. Amid worsening flood and waterlogging issues across Maharashtra, Chief Minister Devendra Fadnavis convened a review meeting at the Mantralay control room. Vikhroli received the highest downpour at 135.5 mm, while Chembur, Santacruz, and Juhu also crossed the 120 mm mark, leaving the city struggling with waterlogging and transport disruptions. Tata Power Chembur (124 mm), Santacruz (123.9 mm), Juhu (123.5 mm), Bandra (102.5 mm), Byculla (88.5 mm), Colaba (45.2 mm) and Mahalaxmi (45 mm). Employees at the Mantralay were asked to leave early by 4 pm as a precautionary measure. District collectors are expected to take a call later this evening on possible school closures for Tuesday. In Mumbai, traffic disruptions were reported due to waterlogging. Both lanes of the Andheri subway were closed for the day, with diversions in place via Thackeray and Gokhale bridges. The Mumbai Traffic Police also reported waterlogging at Vakola bridge, Hyatt Junction, and Khar subway, leading to overcrowding. Stay updated with the latest - Click here to follow us on Instagram You May Like PM Modi thanked President Putin for his call and for sharing insights on his meeting with President Trump in Alaska. He also expressed India's support for a peaceful resolution of the Ukraine conflict and their continued exchanges in the future.</w:t>
-      </w:r>
-    </w:p>
-    <w:p>
-      <w:pPr>
-        <w:pStyle w:val="Heading3"/>
-      </w:pPr>
-      <w:r>
-        <w:rPr/>
-        <w:t>Article 185</w:t>
-      </w:r>
-    </w:p>
-    <w:p>
-      <w:pPr>
-        <w:pStyle w:val="Normal"/>
-      </w:pPr>
-      <w:r>
-        <w:rPr/>
-        <w:t>Title: CM to join Kawad yatra, TV center chowk shut for 5 hours</w:t>
-      </w:r>
-    </w:p>
-    <w:p>
-      <w:pPr>
-        <w:pStyle w:val="Normal"/>
-      </w:pPr>
-      <w:r>
-        <w:rPr/>
-        <w:t xml:space="preserve">URL: </w:t>
-      </w:r>
-      <w:r>
-        <w:t xml:space="preserve"> https://www.lokmattimes.com/aurangabad/cm-to-join-kawad-yatra-tv-center-chowk-shut-for-5-hours/</w:t>
-      </w:r>
-    </w:p>
-    <w:p>
-      <w:pPr>
-        <w:pStyle w:val="Normal"/>
-      </w:pPr>
-      <w:r>
-        <w:rPr/>
-        <w:t>Content: Marathi | Hindi FOLLOW US : City By Lokmat Times Desk | Updated: August 18, 2025 20:40 IST2025-08-18T20:40:08+5:302025-08-18T20:40:08+5:30 Chhatrapati Sambhajinagar Thousands of devotees are expected to join the Kawad Yatra organized today by various organizations and political leaders. Chief Minister Devendra Fadnavis will also take part in the procession at TV Center Chowk after his arrival in the city this afternoon. To avoid traffic chaos, police will keep TV Center Chowk closed to all vehicles between 2 pm and 7 pm. Assistant commissioner of police Subhash Bhujang has urged citizens to use alternative routes. Routes closed for traffic: • Ip mess chowk to Tv center chowk • Sharad tea point to Tv center chowk • Annabhau sathe chowk to Tv center chowk • N-12 Visarjan well to Tv center chowk FOLLOW US : Copyright ©2025 Lokmat Media Pvt Ltd</w:t>
-      </w:r>
-    </w:p>
-    <w:p>
-      <w:pPr>
-        <w:pStyle w:val="Heading3"/>
-      </w:pPr>
-      <w:r>
-        <w:rPr/>
-        <w:t>Article 186</w:t>
-      </w:r>
-    </w:p>
-    <w:p>
-      <w:pPr>
-        <w:pStyle w:val="Normal"/>
-      </w:pPr>
-      <w:r>
-        <w:rPr/>
-        <w:t>Title: चुनाव के बाद होगा महामंडलों का वितरण, महायुति के इच्छुक नेताओं पर प्रदर्शन का दबाव</w:t>
-      </w:r>
-    </w:p>
-    <w:p>
-      <w:pPr>
-        <w:pStyle w:val="Normal"/>
-      </w:pPr>
-      <w:r>
-        <w:rPr/>
-        <w:t xml:space="preserve">URL: </w:t>
-      </w:r>
-      <w:r>
-        <w:t xml:space="preserve"> https://navbharatlive.com/maharashtra/nagpur/distribution-of-maha-mandals-will-happen-after-the-elections-pressure-of-demonstration-on-the-aspiring-leaders-of-mahayuti-1322474.html</w:t>
-      </w:r>
-    </w:p>
-    <w:p>
-      <w:pPr>
-        <w:pStyle w:val="Normal"/>
-      </w:pPr>
-      <w:r>
-        <w:rPr/>
-        <w:t>Content: देवेंद्र फड़नवीस, एकनाथ शिंदे और अजित पवार Maharashtra Politics: नेताओं की नजरें अब महामंडलों के पदों पर टिकी हैं। हालांकि जानकारी के मुताबिक इन महामंडलों का वितरण आगामी स्थानीय निकाय चुनावों के बाद किया जाएगा। राज्य सरकार ने महामंडलों के वितरण का फॉर्मूला तय कर लिया है जिसमें भाजपा को 44%, शिंदे गुट को 33% और राष्ट्रवादी (अजित पवार) गुट को 23% महामंडल मिलेंगे। साथ ही यह साफ कर दिया गया है कि वितरण इन चुनावों में नेताओं के प्रदर्शन के आधार पर होगा जिसके कारण तीनों दलों में पदों के लिए जोरदार होड़ मची हुई है। सत्ता में रहने पर हर किसी को अपना हिस्सा चाहिए होता है और इसी उम्मीद में तीनों दलों के कई नेता पद की आस लगाए बैठे हैं। जिन विधायकों को मंत्री पद नहीं मिला, वे कम से कम एक अच्छे महामंडल की उम्मीद कर रहे हैं। वहीं पार्टी के अन्य नेता, जो जनप्रतिनिधि नहीं हैं लेकिन बड़े पदाधिकारी हैं, उनकी भी उम्मीदें बढ़ गई हैं। जब से राज्य में महायुति सरकार बनी है तब से महामंडलों के वितरण को लेकर अक्सर विवाद होता रहा है। सत्ता में सहयोगी छोटी पार्टियों को भी हिस्सा देना पड़ता है, इसलिए पहले उन्हें उनके कोटे के महामंडल दिए जाते हैं जिसके बाद ही पार्टी के भीतर विचार होता है। महामंडल देकर असंतोष को शांत करना एक आसान तरीका होता है, इसीलिए नेताओं को महामंडलों का लालच देकर उन्हें शांत रखा जाता है और उनकी परीक्षा भी ली जाती है। कई बार तो वितरण को लेकर भड़काव भी होता है क्योंकि महत्वपूर्ण और कम महत्वपूर्ण महामंडलों के बंटवारे पर पार्टी के भीतर और गठबंधन में विवाद हो जाता है। महामंडलों का वितरण सभी दलों के लिए सिरदर्द बन गया है। कई लोगों को महामंडल का वादा दिया जाता है लेकिन असल में कुछ ही लोगों को यह मिलता है। महामंडलों का महत्व समझकर उन्हें पार्टी के बल के अनुसार बांटा गया है। कुछ महामंडलों को कैबिनेट मंत्री का दर्जा होता है तो कुछ को राज्य मंत्री का, इसलिए बड़े और महत्वपूर्ण कैबिनेट स्तर के महामंडल पाने के लिए अभी भी खींचतान जारी है। Follow Us On © Copyright Navbharatlive 2025 All rights reserved.</w:t>
-      </w:r>
-    </w:p>
-    <w:p>
-      <w:pPr>
-        <w:pStyle w:val="Heading3"/>
-      </w:pPr>
-      <w:r>
-        <w:rPr/>
-        <w:t>Article 187</w:t>
-      </w:r>
-    </w:p>
-    <w:p>
-      <w:pPr>
-        <w:pStyle w:val="Normal"/>
-      </w:pPr>
-      <w:r>
-        <w:rPr/>
-        <w:t>Title: मुंबई में कबूतरखानों पर विवाद, महापालिका ने नागरिकों से आपत्तियां और सुझाव मांगे</w:t>
-      </w:r>
-    </w:p>
-    <w:p>
-      <w:pPr>
-        <w:pStyle w:val="Normal"/>
-      </w:pPr>
-      <w:r>
-        <w:rPr/>
-        <w:t xml:space="preserve">URL: </w:t>
-      </w:r>
-      <w:r>
-        <w:t xml:space="preserve"> https://mpbreakingnews.in/maharashtra/mumbai-municipal-corporation-pigeon-shelters-public-consultation-high-court-54-803921</w:t>
-      </w:r>
-    </w:p>
-    <w:p>
-      <w:pPr>
-        <w:pStyle w:val="Normal"/>
-      </w:pPr>
-      <w:r>
-        <w:rPr/>
-        <w:t>Content: मुंबई में कबूतरखानों को लेकर लंबे समय से जारी विवाद पर अब बृहन्मुंबई महानगरपालिका (बीएमसी) ने पहल की है। महापालिका ने नागरिकों से राय मांगी है कि कबूतरखानों में नियंत्रित तरीके से और तय समय पर कबूतरों को दाना डालने की अनुमति दी जाए या नहीं। सोमवार (18 अगस्त) से नागरिक अपनी आपत्तियां और सुझाव दर्ज करा सकते हैं। इस कदम का उद्देश्य है कि लोगों की राय लेकर इस मुद्दे का स्थायी समाधान निकाला जा सके। मुख्यमंत्री देवेंद्र फडणवीस ने पहले ही सुझाव दिया था कि कबूतरों को नियंत्रित ढंग से भोजन उपलब्ध कराया जाए। इसी संदर्भ में मुंबई हाईकोर्ट में हुई सुनवाई के दौरान बीएमसी ने कबूतरों को सुबह 6 से 8 बजे तक ही दाना डालने की सशर्त अनुमति देने की बात कही थी। हालांकि, अदालत ने निर्देश दिए थे कि यह निर्णय एकतरफा नहीं लिया जा सकता, बल्कि इसमें नागरिकों की राय को शामिल करना जरूरी है। इसी कारण अब महापालिका ने जनता से सुझाव और आपत्तियां आमंत्रित की हैं। महापालिका को इस विषय पर तीन आवेदन प्राप्त हुए हैं। इनमें दादर कबूतरखाना ट्रस्ट, यास्मिन भंसाली एंड कंपनी तथा पशु-पक्षी अधिकार कार्यकर्ता पल्लवी पाटिल के आवेदन शामिल हैं। ये सभी दस्तावेज बीएमसी की वेबसाइट (https://portal.mcgm.gov.in/irj/portal/anonymous?guest_user-english) पर देखे जा सकते हैं। नागरिक इन आवेदनों को देखकर 18 से 29 अगस्त के बीच suggestions@mcgm.gov.in ईमेल आईडी पर अपने सुझाव भेज सकते हैं। जो लोग लिखित में आपत्ति या सुझाव देना चाहें, वे परेल स्थित एफ दक्षिण वॉर्ड कार्यालय में ‘कार्यकारी स्वास्थ्य अधिकारी’ को सीधे भी जमा करा सकते हैं। मुंबई में फिलहाल 51 कबूतरखाने मौजूद हैं। इनमें से दादर का कबूतरखाना सबसे विवादास्पद रहा है। सर्वोच्च न्यायालय के निर्देश पर इसे दूसरी बार तिरपाल से ढककर बंद किया गया है। महापालिका का मानना है कि इस प्रक्रिया से न केवल कबूतरखानों को लेकर विवाद सुलझेगा, बल्कि पक्षियों की सुरक्षा और नागरिकों के स्वास्थ्य की रक्षा भी होगी। पारदर्शिता और लोगों की भागीदारी सुनिश्चित कर महापालिका इस मुद्दे पर टिकाऊ समाधान निकालने की दिशा में कदम बढ़ा रही है। MP Breaking News is the leading Hindi News portal in Madhya Pradesh, a digital news platform of INTUITIVE NEWS &amp; MEDIA PRIVATE LIMITED, providing news from every segment/category for its readers. Fast and Latest news updates with authenticating content are the prime objective that we seek towards creating a milestone for ourselves. Contact us: mpbreakingnews (at) gmail.com Bhopal News Indore News Jabalpur News Gwalior News Play Store Apple Store © 2025 Intuitive News &amp; Media Pvt. Ltd. | Powered By Parshva Web Home | Contact Us | Policies | Terms and Conditions</w:t>
-      </w:r>
-    </w:p>
-    <w:p>
-      <w:pPr>
-        <w:pStyle w:val="Heading3"/>
-      </w:pPr>
-      <w:r>
-        <w:rPr/>
-        <w:t>Article 188</w:t>
-      </w:r>
-    </w:p>
-    <w:p>
-      <w:pPr>
-        <w:pStyle w:val="Normal"/>
-      </w:pPr>
-      <w:r>
-        <w:rPr/>
-        <w:t>Title: Cases from 6 districts to be heard | ‘A dream comes true after 40-45 years of struggle’: CJI inaugurates HC bench in Kolhapur</w:t>
-      </w:r>
-    </w:p>
-    <w:p>
-      <w:pPr>
-        <w:pStyle w:val="Normal"/>
-      </w:pPr>
-      <w:r>
-        <w:rPr/>
-        <w:t xml:space="preserve">URL: </w:t>
-      </w:r>
-      <w:r>
-        <w:t xml:space="preserve"> https://indianexpress.com/article/cities/pune/cases-dream-struggle-cji-inaugurates-hc-bench-kolhapur-10195928/</w:t>
-      </w:r>
-    </w:p>
-    <w:p>
-      <w:pPr>
-        <w:pStyle w:val="Normal"/>
-      </w:pPr>
-      <w:r>
-        <w:rPr/>
-        <w:t>Content: Chief Justice of India B R Gavai inaugurated a circuit bench of the Bombay High Court in Kolhapur on Sunday and said that the dream of lawyers and citizens has finally come true after decades of struggle. “This is the day when the dream of lawyers and citizens for a high court has come true after a 40-45 years of struggle,” he said, highlighting the efforts and hardships that went into getting the high court bench in Kolhapur. Chief Minister Devendra Fadnavis, Deputy Chief Minister Eknath Shinde, state ministers Chandrakant Patil and Hasan Mushrif, Congress MP Shrimant Shahu Maharaj, Sangli MP Vishal Patil, MLC Satej Patil, Bombay High Court Chief Justice Alok Aradhe and local MLAs, representatives of various Advocates Bar Associations were present at the inaugural function. The Kolhapur bench is the fourth bench of the Bombay High Court. It has other benches at Nagpur, Aurangabad (now Chhatrapati Sambhajinagar), and neighbouring state of Goa. A notification for setting up of the Kolhapur circuit bench was issued by Bombay High Court Chief Justice Alok Aradhe on August 1. The bench has come up after demands from litigants and lawyers who have to travel over 300-350 km all the way to Mumbai. The bench, which will start functioning from Monday, will hear matters relating to PILs, civil writ petitions, first appeals, family court appeals and other civil and criminal cases from six districts— Kolhapur, Satara, Sangli, Solapur, Ratnagiri and Sindhudurg. Addressing a gathering after the inauguration, the CJI said, “Through the Kolhapur circuit bench, the common man will get social and financial justice. The circuit bench should soon make way for a Bombay High Court bench.” The CJI said the lawyers from six districts struggled for years to get the HC bench in Kolhapur. “The people and lawyers from these districts struggled for 40-45 years, demanding the high court. Some of the old-time lawyers have passed away. When a committee was formed to find out whether the HC bench could be set up, two judges gave conflicting reports. However, the report of judge Ranjit More who suggested setting up of the HC bench in Kolhapur was accepted. Finally, after 11 years the day has dawned,” he said. The CJI said that he pursued the matter after taking charge on May 14. “I have always believed that justice should reach the doorstep of the people..I had told the high court chief justice that the bench should be set up by August… We then decided that we should set up the Kolhapur bench a day after Independence Day. We decided that people should get freedom from their problems in getting justice and therefore the bench should be set up as soon as possible,” he said. The CJI praised the state government and the public works department for setting up the bench in a short period of time. “The building of the high court bench was set up in barely 20-25 days. The old grandeur of the building has been retained. The public works department led by Shivendraraje Bhosale has done outstanding work. This should actually make it to the Guinness Book of World Records… Those who said Maharashtra was behind in judicial infrastructure have been given a befitting reply,” he said. The CJI said that HC Chief Justice Alok Aradhe was not confident that the Kolhapur bench would be set up in August. “He (Aradhe) is possibly not aware of the Chief Minister and the Deputy Chief Minister. May be because of the newspaper reports which said Maharashtra was lagging in ensuring proper judicial infrastructure. He had doubts whether the Maharashtra government would be able to set up the bench by August 15. However, the CM assured us that it would be ready by August 15,” he said. “I am of the opinion that Maharashtra is not behind when it comes to judiciary’s infrastructure. Government is always behind the judiciary when it comes to infrastructure,” the CJI said. CJI Gavai stated that the Kohapur bench will ensure social and economic justice for the common man. “The Kolhapur bench will ensure social and economic justice for the common man. The setting up of the bench is a good opportunity for budding lawyers. A hostel should also be set up for them at the circuit bench.” Expressing happiness over the high court bench being set up on the land of Maratha ruler Chhatrapati Shahu Maharaj, the CJI said, “It was Chhatrapati Shahu Maharaj who had given 50 per cent reservation to the people from Backward Class for the first time. It was Shahu Maharaj who put a stop to devdasi system. Chhatrapati Shahu Maharaj had said that whatever wealth we have it is meant for others. And therefore we celebrate his birth anniversary as Social Justice Day.” Chief Minister Fadnavis, in his address, termed the setting up of the circuit bench of the high court in Kolhapur “historical”. “The 50 year old struggle of lawyers and people from Kolhapur, Sangli, Satara, Ratnagiri and Sindhudurg has finally culminated with the inauguration of the circuit bench of the high court in Kolhapur,” he said. Fadnavis said that in his first term as chief minister, the state cabinet had decided to set up the high court bench in Kolhapur on May 12, 2015. “When Prime Minister Narendra Modi visited Kolhapur for an event, a request to set up the bench in Kolhapur was placed before him. After that, Chandrakant Patil had led an all-party delegation to me pressing for the HC bench in Kolhapur. The state government then pursued the matter with the Bombay High Court. We told the HC that we were ready to set up the judicial infrastructure. However, things picked up after CJI Bhushan Gavai took charge. He himself personally monitored the progress of the circuit bench plan,” Fadnavis said. The Chief Minister said his government would soon bring in a law to ensure safety of advocates. “A demand has been repeatedly made to enact a law to ensure the safety of lawyers. Our government is positive about bringing in the legislation,” he said. With PTI inputs Manoj More has been working with the Indian Express since 1992. For the first 16 years, he worked on the desk, edited stories, made pages, wrote special stories and handled The Indian Express edition. In 31 years of his career, he has regularly written stories on a range of topics, primarily on civic issues like state of roads, choked drains, garbage problems, inadequate transport facilities and the like. He has also written aggressively on local gondaism. He has primarily written civic stories from Pimpri-Chinchwad, Khadki, Maval and some parts of Pune. He has also covered stories from Kolhapur, Satara, Solapur, Sangli, Ahmednagar and Latur. He has had maximum impact stories from Pimpri-Chinchwad industrial city which he has covered extensively for the last three decades. Manoj More has written over 20,000 stories. 10,000 of which are byline stories. Most of the stories pertain to civic issues and political ones. The biggest achievement of his career is getting a nearly two kilometre road done on Pune-Mumbai highway in Khadki in 2006. He wrote stories on the state of roads since 1997. In 10 years, nearly 200 two-wheeler riders had died in accidents due to the pathetic state of the road. The local cantonment board could not get the road redone as it lacked funds. The then PMC commissioner Pravin Pardeshi took the initiative, went out of his way and made the Khadki road by spending Rs 23 crore from JNNURM Funds. In the next 10 years after the road was made by the PMC, less than 10 citizens had died, effectively saving more than 100 lives. Manoj More's campaign against tree cutting on Pune-Mumbai highway in 1999 and Pune-Nashik highway in 2004 saved 2000 trees. During Covid, over 50 doctors were asked to pay Rs 30 lakh each for getting a job with PCMC. The PCMC administration alerted Manoj More who did a story on the subject, asking then corporators how much money they demanded....The story worked as doctors got the job without paying a single paisa. Manoj More has also covered the "Latur drought" situation in 2015 when a "Latur water train" created quite a buzz in Maharashtra. He also covered the Malin tragedy where over 150 villagers had died. Manoj More is on Facebook with 4.9k followers (Manoj More), on twitter manojmore91982 ... Read More Click here to join Express Pune WhatsApp channel and get a curated list of our stories You May Like US President Donald Trump, in a sharp rebuke of Volodymyr Zelenskyy, told the Ukrainian leader that Kyiv must abandon its aspirations of joining NATO, aligning with Moscow’s long-pressed demand. He pushed Zelenskyy to accept a peace deal, suggesting that he could end the ongoing war with Russia “almost immediately” if the concessions were made.</w:t>
-      </w:r>
-    </w:p>
-    <w:p>
-      <w:pPr>
-        <w:pStyle w:val="Heading3"/>
-      </w:pPr>
-      <w:r>
-        <w:rPr/>
-        <w:t>Article 189</w:t>
-      </w:r>
-    </w:p>
-    <w:p>
-      <w:pPr>
-        <w:pStyle w:val="Normal"/>
-      </w:pPr>
-      <w:r>
-        <w:rPr/>
-        <w:t>Title: CJI Gavai: “Maharashtra govt at forefront of efforts to provide infrastructure for judiciary”</w:t>
-      </w:r>
-    </w:p>
-    <w:p>
-      <w:pPr>
-        <w:pStyle w:val="Normal"/>
-      </w:pPr>
-      <w:r>
-        <w:rPr/>
-        <w:t xml:space="preserve">URL: </w:t>
-      </w:r>
-      <w:r>
-        <w:t xml:space="preserve"> https://lawchakra.in/legal-updates/cji-gavai-infrastructure-for-judiciary/</w:t>
-      </w:r>
-    </w:p>
-    <w:p>
-      <w:pPr>
-        <w:pStyle w:val="Normal"/>
-      </w:pPr>
-      <w:r>
-        <w:rPr/>
-        <w:t>Content: LawChakra LawChakra MUMBAI: Chief Justice of India (CJI) B R Gavai on Sunday inaugurated the new circuit bench of the Bombay High Court in Kolhapur district, fulfilling a long-standing demand of lawyers and litigants from western Maharashtra and Konkan. The inauguration ceremony was attended by Chief Minister Devendra Fadnavis and Deputy CM Eknath Shinde, who were praised for their proactive role in ensuring infrastructure for the judiciary. ALSO READ: CJI Gavai Inaugurates Bombay High Court’s 4th Bench in Kolhapur, Big Relief for Litigants Addressing the gathering, CJI Gavai dismissed claims that the state government was lagging in providing judicial infrastructure. “Some remarks were made by certain persons that Maharashtra government is behind in providing infrastructure for the judiciary. This is wrong. Maharashtra has always been at the forefront,” CJI Gavai asserted. He praised the state’s commitment, noting that the Kolhapur bench building was completed in record time, something he described as “making the impossible possible.” ALSO READ: Bombay High Court Unveils Sitting List for New Kolhapur Circuit Bench, CJI Gavai to Inaugurate For decades, lawyers and litigants from Kolhapur, Satara, Sangli, Solapur, Ratnagiri, and Sindhudurg had to travel nearly 380 km to Mumbai to seek justice. The new bench will ease this burden, ensuring quicker access to justice for people across six districts. CJI Gavai emphasized that ordinary citizens should not be forced to travel long distances for their rights, reiterating his long-standing support for a Kolhapur bench. Interestingly, the CJI also responded to growing demands for a High Court bench in Pune. While acknowledging the requests, he clarified that such a move was unlikely since the demand had come primarily from a section of lawyers and not from common citizens. ALSO READ: CJI BR Gavai To Inaugurate Bombay High Court Circuit Bench In Kolhapur On August 17 The new Kolhapur circuit bench, which becomes operational from August 18, will function with one division bench and two single benches. Will hear Public Interest Litigations (PILs), civil writ petitions, family court appeals, contempt appeals, first appeals, and other civil and criminal matters. Will handle criminal appeals, bail applications, revision applications, and related criminal matters. Will preside over civil writ petitions, civil applications, and other single-judge civil matters. ALSO READ: “Justice Must Reach the Last Person in Society”: CJI Gavai Pushes for Decentralised Courts at Taluka, District Levels With this addition, the Bombay High Court now has four benches apart from its principal seat in Mumbai: Click Here to Read More Reports On CJI Gavai B.A.LL.B., LL.M., Advocate, Associate Legal Editor No trending posts in the last 2 days.</w:t>
-      </w:r>
-    </w:p>
-    <w:p>
-      <w:pPr>
-        <w:pStyle w:val="Heading3"/>
-      </w:pPr>
-      <w:r>
-        <w:rPr/>
-        <w:t>Article 190</w:t>
-      </w:r>
-    </w:p>
-    <w:p>
-      <w:pPr>
-        <w:pStyle w:val="Normal"/>
-      </w:pPr>
-      <w:r>
-        <w:rPr/>
-        <w:t>Title: Maratha general Raghuji Bhonsle's sword brought to Mumbai</w:t>
-      </w:r>
-    </w:p>
-    <w:p>
-      <w:pPr>
-        <w:pStyle w:val="Normal"/>
-      </w:pPr>
-      <w:r>
-        <w:rPr/>
-        <w:t xml:space="preserve">URL: </w:t>
-      </w:r>
-      <w:r>
-        <w:t xml:space="preserve"> https://english.metrovaartha.com/news/mumbai/maratha-general-raghuji-bhonsles-sword-brought-to-mumbai</w:t>
-      </w:r>
-    </w:p>
-    <w:p>
-      <w:pPr>
-        <w:pStyle w:val="Normal"/>
-      </w:pPr>
-      <w:r>
-        <w:rPr/>
-        <w:t>Content: Mumbai | The iconic sword of famous Maratha general Raghuji Bhonsle I, recently acquired by the Maharashtra Government in an auction in London, was brought to Mumbai on Monday morning and shifted to the P L Deshpande Academy, state Cultural Affairs Minister Ashish Shelar said. Talking to reporters, Shelar said that the sword, which was transported by a flight at the Chhatrapati Shivaji Maharaj International Airport around 10 am, was taken to the academy in the Prabhadevi area for safekeeping. The bike rally planned to escort the sword from the airport was cancelled owing to heavy rains and traffic congestion across the city since morning, he said, adding that a programme scheduled to take place in the evening in the presence of Chief Minister Devendra Fadnavis and Deputy Chief Ministers Eknath Shinde and Ajit Pawar, would be held at the designated time. The sword of Raghuji Bhonsle I, founder of the Nagpur Bhonsle dynasty and a prominent general in the Maratha army during the reign of Chhatrapati Shahu Maharaj, was acquired by the state government in an international auction earlier this year. The government had earlier stated that the iconic sword was reclaimed at an auction in London for Rs 47.15 lakh. The sword is believed to have been taken outside India during the 1817 Battle of Sitabuldi, when the British East India Company defeated the Nagpur Bhonsles. The news of the sword, an important historical artefact, being put up for auction surfaced on April 28. The embassy was contacted, and an intermediary was appointed to participate in the auction. Shelar had travelled to London to complete the legal formalities and personally take possession of the artefact. The minister described the acquisition as a "historic victory" for the state. A large number of Marathi-speaking citizens in London were present when the sword was handed over to Shelar. Deputy Director of the Archaeology Department, Hemant Dalvi, also accompanied the minister during the trip. Raghuji Bhonsle I (1695-1755), founder of the Nagpur Bhosale dynasty, was conferred the title "Senasahib Subha" by Chhatrapati Shahu Maharaj for his military skills. Bhonsle had led campaigns against the Nawab of Bengal in 1745 and 1755, extending Maratha influence to Bengal and Odisha. The sword is a fine example of the Maratha 'firang' style, with a straight, single-edged European-made blade, gold decorations on its Mulheri hilt, and an inscription in Devanagari near the hilt, reading "Shrimant Raghoji Bhonsle Senasahibsubha Firang". The state government said the weapon symbolises both Maratha military heritage and the craftsmanship of the period, making its return a significant cultural moment for Maharashtra. Follow Us © metrovaartha-en 2025 Powered by Quintype</w:t>
-      </w:r>
-    </w:p>
-    <w:p>
-      <w:pPr>
-        <w:pStyle w:val="Heading3"/>
-      </w:pPr>
-      <w:r>
-        <w:rPr/>
-        <w:t>Article 191</w:t>
-      </w:r>
-    </w:p>
-    <w:p>
-      <w:pPr>
-        <w:pStyle w:val="Normal"/>
-      </w:pPr>
-      <w:r>
-        <w:rPr/>
-        <w:t>Title: भाजप आमदाराचा डाव प्रशासनाने हाणून पाडला, आईच्या नावाने बांधलेले अम्मा स्मारक अवैध ठरवून हटवले</w:t>
-      </w:r>
-    </w:p>
-    <w:p>
-      <w:pPr>
-        <w:pStyle w:val="Normal"/>
-      </w:pPr>
-      <w:r>
-        <w:rPr/>
-        <w:t xml:space="preserve">URL: </w:t>
-      </w:r>
-      <w:r>
-        <w:t xml:space="preserve"> https://sarkarnama.esakal.com/maharashtra/vidarbha/chandrapur-bjp-mla-kishor-jorgewar-faces-setback-as-administration-demolishes-illegal-amma-memorial-construction-as11-rc70</w:t>
-      </w:r>
-    </w:p>
-    <w:p>
-      <w:pPr>
-        <w:pStyle w:val="Normal"/>
-      </w:pPr>
-      <w:r>
-        <w:rPr/>
-        <w:t>Content: चंद्रपूर आमदार किशोर जोरगेवार यांच्या आईच्या नावाने बांधलेले अम्मा स्मारक अवैध ठरवून प्रशासनाने हटवले. "मी म्हणेल तो कायदा" अशी भूमिका घेणाऱ्या जोरगेवार यांना या कारवाईने मोठा धक्का बसला आहे. या निर्णयामुळे जिल्ह्यात जोरदार राजकीय चर्चा सुरू झाली असून त्यांच्या प्रतिमेला फटका बसला आहे. Chandrapur News : 'मी म्हणेल तो कायदा' म्हणणारे भाजपचे चंद्रपूरचे आमदार किशोर जोरगेवार यांना प्रशासनाने मोठा झटका दिला आहे. त्यांच्या आईच्या नावाने उभारण्यात येत असलेल्या अम्मा स्मारकाच्या बांधकामाला अवैध ठरवून ते हटवण्यात आले आहे. शहरातील सर्वाधिक वर्दळीच्या महात्मा गांधी चौकाचे नाव बदलून अम्मा जोरगेवार करण्याचा प्रस्ताव चंद्रपूर पालिकेला देण्यात आला होता. त्याविरोधात काँग्रेसच्या कार्यकर्त्यांनी आंदोलनाचा इशारा दिला आहे. सोबतच याच चौकात उभारल्या जात असलेले अम्मा स्मारक अवैध असल्याचीही तक्रार करण्यात आली होती. हे स्मारक महापालिकेच्या सात मजली इमारतीला लागून बांधले जात आहे. जोरगेवार यांच्या आई अम्मा जोरगेवार याचा चौकात टोपल्या विकायच्या. त्यामुळे त्यांनी या जागेची स्मारकासाठी निवड केली आहे. भर चौकात आणि व्यावसायिक इमारतीच्या शेजारी स्मारक उभारले जात असलेल्या या स्मारकाला येथील व्यापाऱ्यांचा विरोध केला होता. या विरोधात काँग्रेसच्या पदाधिकाऱ्यांनी महापालिका आयुक्तांना निवेदन देऊन यास विरोध केला होता. आयुक्तांनी अवैध स्मारक तोडण्याचे आश्वासन दिले दिले होते. तर नामकरण आणि स्मारकाचा मुद्दा संवेदनशील झाला होता. गोवा मुक्ती आंदोलनात शहीद झालेले बाबूराव थोरात तसेच स्वातंत्र्यासाठी लढा देणाऱ्यांचे शहरात कुठेच नाव दिसत नाही. मात्र आमदाराच्या आईच्या स्मारकाचे काम तातडीने केले जात असल्याची तक्रार मुख्यमंत्री देवेंद्र फडणवीस यांच्याकडे केली होती. हा शहीद व स्वातंत्र्य सैनिकांचा अपमान नाही का? असा उद्विग्न सवाल त्यांनी केला होता. शहीद बाबूराव थोरात यांचे पुत्र विजय थोरात यांनी मुख्यमंत्र्यांना लिहिलेल्या पत्रात त्यांनी स्वातंत्र्यवीर आणि शहिदांच्या नावाचीसुद्धा यादी जोडली. दरम्यान आमदार जोरगेवार यांच्या कार्यालयाच्यावतीने आमदारांनी गांधी चौकाचे नाव बदलण्याचा प्रस्ताव दिला नसल्याचा खुलासा केला होता. स्मारकाचा वाद चिघळत असल्याने भारतीय पुरातत्त्व विभागाने याची दखल घेतली. स्मारकाच्या शेजारी एक प्राचीन मंदिर आहे. त्याला केंद्रीय संरक्षित स्मारक म्हणून घोषित करण्यात आले आहे. नियामनुसार संरक्षित क्षेत्राच्या शंभर मीटर परिसरात इतर बांधकाम व अतिक्रमण करण्यास मनाई आहे. या नियमांचा दाखल देऊन पुरातत्त्व विभागाने महापालिकेला नोटीस बजावली होती. त्यात सात दिवसांच्या आत अतिक्रमण हटवण्याचे निर्देश देण्यात आले होते. त्यानुसार अम्मा स्मारकाचे अतिक्रमण हटवण्यात आले प्रश्न 1: प्रशासनाने कोणती कारवाई केली?👉 जोरगेवार यांच्या आईच्या नावाने उभारण्यात आलेले अम्मा स्मारक अवैध ठरवून हटवले. प्रश्न 2: या कारवाईमुळे काय परिणाम झाले?👉 जोरगेवार यांच्या राजकीय प्रतिमेला धक्का बसला असून जिल्ह्यात वादंग पेटला आहे. प्रश्न 3: जोरगेवार कोण आहेत?👉 किशोर जोरगेवार हे चंद्रपूरचे आमदार असून "मी म्हणेल तो कायदा" या विधानामुळे ते चर्चेत राहिले आहेत. सरकारनामाचे सदस्य व्हा शॉपिंगसाठी 'सकाळ प्राईम डील्स'च्या भन्नाट ऑफर्स पाहण्यासाठी क्लिक करा. Read Latest Marathi Political News, Breaking Political News from Maharashtra, India, Pune &amp; Mumbai at Sarkarnama. To Get Live Political Marathi News on Mobile, Download the Sarkarnama Mobile App for Android and IOS. सरकारनामा आता सर्व सोशल मीडिया प्लॅटफॉर्मवर. ताज्या राजकीय घडामोडींसाठी फेसबुक, ट्विटर, इन्स्टाग्राम, शेअर चॅट, टेलिग्रामवर आणि व्हॉट्सॲप आम्हाला फॉलो करा. तसेच, सरकारनामा यूट्यूब चॅनेलला आजच सबस्क्राइब करा. Follow Us Copyright © 2025 Sakal Media Group – All Rights Reserved Powered by Quintype वेबसाईटवर ब्राउझिंगचा अनुभव सर्वोत्तम असावा, यासाठी आम्ही कुकीजचा वापर करतो. कुकीजमुळे तुम्हाला तुमच्या आवडत्या मजकुराची शिफारस करता येते. आमचे गोपनीयता आणि कुकीजसंदर्भातील धोरण तुम्हाला मान्य आहे.</w:t>
-      </w:r>
-    </w:p>
-    <w:p>
-      <w:pPr>
-        <w:pStyle w:val="Heading3"/>
-      </w:pPr>
-      <w:r>
-        <w:rPr/>
-        <w:t>Article 192</w:t>
-      </w:r>
-    </w:p>
-    <w:p>
-      <w:pPr>
-        <w:pStyle w:val="Normal"/>
-      </w:pPr>
-      <w:r>
-        <w:rPr/>
-        <w:t>Title: महाराष्ट्र में यह क्या हुआ? एकनाथ शिंदे का साथ छोड़ BJP में शामिल हुए कई भरोसेमंद नेता, यह है शिकायत</w:t>
-      </w:r>
-    </w:p>
-    <w:p>
-      <w:pPr>
-        <w:pStyle w:val="Normal"/>
-      </w:pPr>
-      <w:r>
-        <w:rPr/>
-        <w:t xml:space="preserve">URL: </w:t>
-      </w:r>
-      <w:r>
-        <w:t xml:space="preserve"> https://www.abplive.com/states/maharashtra/eknath-shinde-shiv-sena-solapur-leaders-join-bjp-amid-internal-feud-2997781</w:t>
-      </w:r>
-    </w:p>
-    <w:p>
-      <w:pPr>
-        <w:pStyle w:val="Normal"/>
-      </w:pPr>
-      <w:r>
-        <w:rPr/>
-        <w:t>Content: महाराष्ट्र के सोलापुर में उप मुख्यमंत्री और शिवसेना प्रमुख एकनाथ शिंदे को तगड़ा झटका लगा है. एकनाथ शिंदे गुट के कई पदाधिकारियों ने करीब 40 कार्यकर्ताओं के साथ मिलकर पार्टी छोड़ दी है. ये सभी सोमवार (18 अगस्त) को बीजेपी में शामिल हो गए हैं. नेताओं से जब इस पार्टी पलायन की वजह पूछी गई तो उन्होंने शिवसेना सोलापुर इकाई में आंतरिक कलह को जिम्मेदार बताया. न्यूज एजेंसी पीटीआई की रिपोर्ट के मुताबिक, शिवसेना के नेता रहे दिलीप कोल्हे ने जानकारी दी है कि उन्होंने और अन्य पदाधिकारियों ने 15 दिन पहले अपने पदों से इस्तीफा दे दिया था. नेता का कहना है कि उन्होंने सोलापुर जिले में पार्टी की स्थिति से उच्च अधिकारियों को अवगत करा दिया था. हालांकि, कोई एक्शन नहीं लिया गया. ऐसे में नाराजगी जाहिर करते हुए नेताओं ने इस्तीफा दे दिया है. दिलीप कोल्हे ने बताया कि उन्होंने पार्टी कार्यकर्ताओं की एक बैठक बुलाई और सभी ने सर्वसम्मति से बीजेपी में शामिल होने का फैसला लिया. उप मुख्यमंत्री एकनाथ शिंदे के नेतृत्व वाली शिवसेना, बीजेपी और अजित पवार के नेतृत्व वाली एनसीपी के साथ सत्ताधारी दल महायुति का हिस्सा है. बीजेपी नेता गणेश नाइक जबसे देवेंद्र फडणवीस की कैबिनेट में शामिल हुए हैं, एकनाथ शिंदे को लगातार चुनौती पर चुनौती देते आ रहे हैं. ठाणे की राजनीति पर गणेश नाइक ने नजर बनाकर रखी है. जबसे वे मंत्री बने हैं, तबसे उन्होंने एकनाथ शिंदे को घेरने का कोई मौका बर्बाद नहीं जाने दिया. एक बार फिर से बीजेपी के मंत्री ने शिवसेना प्रमुख पर धावा बोला है. 22 अगस्त को मंत्री गणेश नाइक ठाणे में जनता दरबार लगाने जा रहे हैं. उन्हें हाल ही में यह भी कहते सुना गया था कि मुख्यमंत्री पद के लिए एकनाथ शिंदे की लॉटरी लग गई थी. इसके जवाब में शिवसेना सांसद नरेश म्हस्के ने कहा कि गणेश नाइक एक वरिष्ठ नेता और मंत्री हैं, उन्हें ऐसे बयान देने से बचना चाहिए. हालांकि, इससे यह जरूर साबित होता है कि एकनाथ शिंदे और बीजेपी नेतृत्व के बीच में सबकुछ ठीक नहीं है. Source: IOCL We use cookies to improve your experience, analyze traffic, and personalize content. By clicking "Allow All Cookies", you agree to our use of cookies.</w:t>
-      </w:r>
-    </w:p>
-    <w:p>
-      <w:pPr>
-        <w:pStyle w:val="Heading3"/>
-      </w:pPr>
-      <w:r>
-        <w:rPr/>
-        <w:t>Article 193</w:t>
-      </w:r>
-    </w:p>
-    <w:p>
-      <w:pPr>
-        <w:pStyle w:val="Normal"/>
-      </w:pPr>
-      <w:r>
-        <w:rPr/>
-        <w:t>Title: सीपी राधाकृष्णन के उपराष्ट्रपति उम्मीदवार बनाने पर कांग्रेस को लगी मिर्ची; INDI ब्लॉक भी जल्द कर सकता है प्रत्याशी का ऐलान</w:t>
-      </w:r>
-    </w:p>
-    <w:p>
-      <w:pPr>
-        <w:pStyle w:val="Normal"/>
-      </w:pPr>
-      <w:r>
-        <w:rPr/>
-        <w:t xml:space="preserve">URL: </w:t>
-      </w:r>
-      <w:r>
-        <w:t xml:space="preserve"> https://www.sudarshannews.in/news-detail.aspx?id=131383</w:t>
-      </w:r>
-    </w:p>
-    <w:p>
-      <w:pPr>
-        <w:pStyle w:val="Normal"/>
-      </w:pPr>
-      <w:r>
-        <w:rPr/>
-        <w:t>Content: सुदर्शन के राष्ट्रवादी पत्रकारिता को सहयोग करे आगामी उपराष्ट्रपति चुनाव के लिए राष्ट्रीय जनतांत्रिक गठबंधन (NDA) ने अपने उम्मीदवार का नाम साफ कर दिया है। महाराष्ट्र के राज्यपाल और भारतीय जनता पार्टी (BJP) के वरिष्ठ नेता सी.पी. राधाकृष्णन को इस पद की दौड़ में उतारा गया है। उनकी घोषणा रविवार देर शाम पार्टी अध्यक्ष जेपी नड्डा ने की। टीडीपी, जनसेना और जेडीयू जैसे सहयोगी दलों ने राधाकृष्णन की उम्मीदवारी का स्वागत किया है। जानकारी के मुताबिक, 21 अगस्त को वह नामांकन दाखिल करेंगे, जिसमें एनडीए शासित राज्यों के मुख्यमंत्री और उपमुख्यमंत्री मौजूद रहेंगे। घोषणा के बाद कांग्रेस की ओर से प्रतिक्रिया सामने आई है। कांग्रेस सांसद मणिकम टैगोर ने कहा कि INDI गठबंधन अपने उम्मीदवार को लेकर बैठक करेगा। उन्होंने यह भी याद दिलाया कि राधाकृष्णन की पृष्ठभूमि राष्ट्रीय स्वयंसेवक संघ (RSS) से जुड़ी रही है। नामांकन से पहले सी.पी. राधाकृष्णन ने मुंबई में मुख्यमंत्री देवेंद्र फडणवीस से मुलाकात की। इस दौरान शिवसेना (शिंदे गुट) के सांसद नरेश म्हस्के ने साफ किया कि उनकी पार्टी एनडीए के फैसले के साथ खड़ी है और राधाकृष्णन को समर्थन देगी। उपराष्ट्रपति चुनाव की पूरी प्रक्रिया गौरतलब है कि मौजूदा उपराष्ट्रपति जगदीप धनखड़ ने स्वास्थ्य कारणों से 21 जुलाई को पद से इस्तीफा दे दिया था, जबकि उनका कार्यकाल 2027 तक था। अब नए उपराष्ट्रपति के चुनाव के लिए 9 सितंबर को मतदान और परिणाम की घोषणा होगी। नामांकन की अंतिम तारीख 21 अगस्त और उम्मीदवार वापस लेने की अंतिम तारीख 25 अगस्त तय की गई है। ऐसे में सभी की नजरें अब INDI गठबंधन की रणनीति पर टिकी हैं। ताज़ा खबरों की अपडेट अपने मोबाइल पर पाने के लिए डाउनलोड करे सुदर्शन न्यूज़ का मोबाइल एप्प PM मोदी आज दो दिवसीय गुजरात दौरे पर रहेंगे, 5400 करोड़ रुपये की परियोजनाओं का करेंगे उद्घाटन Varaha Jayanti 2025: आज वराह जयंती, जानिए शुभ मुहूर्त और पौराणिक कथा Aaj ka Rashifal: सोमवार को किसे मिलेगा भाग्य का साथ, किसे बरतनी होगी सावधानी; पढ़ें पूरा भविष्यफल 25 अगस्त : बलिदान दिवस वीर योद्धा मेजर दुर्गा मल्ल जी... जो थे सुभाष जी के आज़ाद हिन्द फ़ौज की पहली आहुति ब्रिटिश सत्ता के विरुद्ध दरगाह से लाती थी ताबीज-भभूत, अब हिन्दू परिवार को मुस्लिम बनाने पर तुल गई बहू; हरकतों से तंग आकर सास ने दर्ज कराई FIR कॉपीराइट © 2020 सुदर्शन न्यूज | सभी अधिकार सुरक्षित।</w:t>
-      </w:r>
-    </w:p>
-    <w:p>
-      <w:pPr>
-        <w:pStyle w:val="Heading3"/>
-      </w:pPr>
-      <w:r>
-        <w:rPr/>
-        <w:t>Article 194</w:t>
-      </w:r>
-    </w:p>
-    <w:p>
-      <w:pPr>
-        <w:pStyle w:val="Normal"/>
-      </w:pPr>
-      <w:r>
-        <w:rPr/>
-        <w:t>Title: NCP (SP) targets Maha minister over Rs 5,000 cr scam in Navi Mumbai’s CIDCO land; demands his resignation</w:t>
-      </w:r>
-    </w:p>
-    <w:p>
-      <w:pPr>
-        <w:pStyle w:val="Normal"/>
-      </w:pPr>
-      <w:r>
-        <w:rPr/>
-        <w:t xml:space="preserve">URL: </w:t>
-      </w:r>
-      <w:r>
-        <w:t xml:space="preserve"> https://www.sakshipost.com/news/ncp-sp-targets-maha-minister-over-rs-5000-cr-scam-navi-mumbai-s-cidco-land-demands-his</w:t>
-      </w:r>
-    </w:p>
-    <w:p>
-      <w:pPr>
-        <w:pStyle w:val="Normal"/>
-      </w:pPr>
-      <w:r>
-        <w:rPr/>
-        <w:t>Content: Mumbai, Aug 18 (IANS) NCP (SP) legislator Rohit Pawar on Monday alleged that the social justice minister and Shiv Sena leader Sanjay Shirsat is involved in a corruption worth Rs 5,000 crore as during his tenure as the chairman of state undertaking City and Industrial Development Corporation (CIDCO) gave 15 acre of land to one Bivalkar family in Navi Mumbai and betrayed the local landowners. He has demanded Minister Sirsat’s resignation and appealed to the Chief Minister Devendra Fadnavis to form a special task force headed by a retired judge to probe this scam. Sirsat held the post of CIDCO chairman during the tenure of the Chief Minister Eknath Shinde. Rohit Pawar’s move to target the minister Sirsat comes days after Shiv Sena (UBT) MP Sanjay Raut shared a video of of the latter purportedly showing him in possession of a big bag full of cash at his home, suggesting that Prime Minister Narendra Modi, Union Home Minister Amit Shah and Chief Minister Devendra Fadnavis should take a note of it. “The Bivalkar family’s proposal was rejected for years on account of every law, rule and judgment. But in the first meeting after becoming the CIDCO chairman, Sanjay Shirsat set aside all the rules and decided to give the 15 acres of land to the Bivalkar family. The market value of this land is about Rs 5,000 crore, and CIDCO could have built about 10,000 houses for the poor on this land,” said Rohit Pawar. Vijay Singhal, vice-chairman and managing director of CIDCO and Minister Shirsat did not reply despite attempts to reach them over the phone and message. According to Rohit Pawar, the story dates back to the British era when the Bivalkar family was awarded more than 4,000 acres of land for helping the British against the Maratha Empire in 15 villages of the present-day Roha, Panvel, Alibaug, Uran tehsils. “By claiming it as a personal gift, the lands were first saved from the Bombay Personal Inams Abolition Act, 1952 and later, before the land ceiling act in 1961, registering lands as reserved forest. However, in 1975, the Maharashtra Private Forest Acquisition Act came, under which their entire land went to the government. In 1985, the Bivalkar family objected to the Private Forest Acquisition Act, which the collector rejected in 1989. In 1990, they went to the High Court. In 2010, another appeal was filed, which was clubbed. In October 2014, the High Court ruled in favour of the Bivalkar family. After coming to know about it in 2015, the government appealed in the Supreme Court and the order was stayed,” he said. Following the scheme for Project Affected Persons (PAPs) of CIDCO, the family applied in 1993 for benefits under the 12.5 per cent scheme, as 150 acres of land with collector and court of wards was acquired by CIDCO. In 1994, CIDCO rejected this application. In 1995, 2010, and 2023, CIDCO rejected the application, said Rohit Pawar. “Despite CIDCO reports against giving 12.5 per cent land to the family, Sanjay Shirsat cleared the file in his first meeting as CIDCO chairman, whereby giving 61,000 square meters of land with a market value of Rs 5000 crore and a tripartite agreement on 8000 square meters of land has already been signed,” Rohit Pawar alleged. Meanwhile, the NCP (SP) will hold a protest led by the party’s state unit chief, Shashikant Shinde, on Wednesday at the CIDCO office. Disclaimer: This story has not been edited by the Sakshi Post team and is auto-generated from syndicated feed. Read More: News | Politics | Entertainment | Lifestyle | Sports | Photos | Videos | Tech | Live TV | e-Paper | Education | Sakshi | Y.S.R | About Us | Contact Us | Privacy Policy | Media Kit | SakshiTV Complaint Redressal © Copyright Sakshi Post 2025 All rights reserved. Powered by Yodasoft Technologies Pvt Ltd</w:t>
-      </w:r>
-    </w:p>
-    <w:p>
-      <w:pPr>
-        <w:pStyle w:val="Heading3"/>
-      </w:pPr>
-      <w:r>
-        <w:rPr/>
-        <w:t>Article 195</w:t>
-      </w:r>
-    </w:p>
-    <w:p>
-      <w:pPr>
-        <w:pStyle w:val="Normal"/>
-      </w:pPr>
-      <w:r>
-        <w:rPr/>
-        <w:t>Title: Rains Wreak Havoc Across States, Toll In Kishtwar Cloudburst Touches 63</w:t>
-      </w:r>
-    </w:p>
-    <w:p>
-      <w:pPr>
-        <w:pStyle w:val="Normal"/>
-      </w:pPr>
-      <w:r>
-        <w:rPr/>
-        <w:t xml:space="preserve">URL: </w:t>
-      </w:r>
-      <w:r>
-        <w:t xml:space="preserve"> https://www.etvbharat.com/en/!bharat/rains-wreak-havoc-across-states-over-200-stranded-in-worst-hit-maharashtra-toll-in-kishtwar-cloudburst-touches-63-enn25081807219</w:t>
-      </w:r>
-    </w:p>
-    <w:p>
-      <w:pPr>
-        <w:pStyle w:val="Normal"/>
-      </w:pPr>
-      <w:r>
-        <w:rPr/>
-        <w:t>Content: National ETV Bharat / bharat By ETV Bharat English Team Published : August 18, 2025 at 9:53 PM IST New Delhi/Mumbai: Heavy rains wreaked havoc across several states on Monday. Maharashtra was the worst-hit as 200 people were stranded and five reported missing prompting authorities to deploy the Army for rescue efforts even as multiple landslides in Himachal Pradesh led to closure of nearly 400 roads. In the cloudburst-hit village in Jammu and Kashmir’s Kishtwar district, two more bodies were recovered from the debris taking the death toll in the August 14 disaster to 63, as a search operation continued for the fifth day despite intermittent rains. In Mumbai, relentless downpours brought the city to a standstill, prompting the civic body to declare a holiday for schools and colleges. Several parts of the country's financial capital received more than 100 mm rainfall in nine hours on Monday. Incessant rains in Mumbai also resulted in hardships to those visiting a hospital in Chembur hit by waterlogging. Several people were seen carrying ailing kin on their backs to gain access to the Maa General Hospital, which is run by the Brihanmumbai Municipal Corporation (BMC). The situation was brought under control by evening, an official said. In Maharashtra's Nanded district, more than 200 people were stranded in floods amid incessant rains, forcing authorities to call the Army for rescue and relief efforts. Chief Minister Devendra Fadnavis said five persons are reported missing from Mukhed taluka of the district, around 600 km from Mumbai. Many flights were affected due to poor weather conditions in Mumbai, with some executing “go-arounds” and one flight diverted. The heavy downpour led to low visibility and increased congestion on access roads, causing inconvenience to both arriving and departing passengers, an airport official said. Fadnavis said Mumbai received 177 mm rain in six to eight hours on Monday and asked citizens to observe all precautions since more is expected through the day along with high tides. District collectors of Nanded, Latur, and Bidar are coordinating with each other to carry out rescue operations, he said. “One NDRF team, one military unit, and a police team are working in coordination for the rescue efforts. A military unit from Chhatrapati Sambhajinagar has also been dispatched,” Fadnavis said. As heavy rains lashed Mumbai on Monday, waterlogging was reported in several pockets, leading to traffic jams. In light of the incessant showers lashing Mumbai, the BMC declared a holiday for all schools and colleges in the city operating in the second shift (post 12 pm). Later, the civic body also announced holiday for all schools as well as colleges in the metropolis on Tuesday amid forecast of heavy rains. In Thane district, heavy downpours triggered a landslide in a hilly area in Kalyan damaging four houses, officials said. Nobody was injured. Authorities have declared a holiday for schools and colleges on Tuesday as the India Meteorological Department (IMD) issued a red alert for August 18-19 in Thane and Palghar districts. In the cloudburst-hit Chisoti village of J&amp;K, the rescue teams were working at multiple locations, especially the major impact spot near a langar (community kitchen) site, sifting through the rubble using machinery, including earth movers, and sniffer dogs. Two bodies, one of them of a woman, were recovered this afternoon, officials said. A total of 167 people were rescued, while the number of missing has dropped to 39 after a fresh revision of the list this morning, the officials said. #WhiteKnightCorps | #HADRUpdate on Relief Operations: 18 Aug 25#ChisotiVillage #KishtwarFive Relief Columns of #WhiteKnightCorps are engaged in rescue &amp; relief operations at Chisoti. Efforts have been further intensified with additional medical teams deployed.Despite… pic.twitter.com/MD93vuIz0L Army’s Jammu-based White Knight Corps, in a post on X, said five relief columns of the force are engaged in the rescue and relief operations and efforts have been further intensified with additional medical teams deployed. Lt Governor Manoj Sinha announced that 10 senior IAS and IPS officers -- two for each day -- will be posted at Chisoti for the next eight days. Meanwhile, moderate to heavy rains lashed several parts of Kashmir, prompting authorities to set up emergency control rooms in vulnerable parts of the valley, officials said. They said in the Warnov forest area of Lolab in Kupwara, torrential rains accompanied by thunder forced people to rush towards safer places, fearing a cloudburst. In Himachal Pradesh, heavy showers lashed parts of the state, triggering landslides at several places and prompting closure of 400 roads, including three national highways. However, no loss of life was reported, officials said. The Shimla-Mandi road was closed near Tatti-Pani in Sunni area of Shimla district due to scouring and sliding caused by Satluj river. Road connectivity to about 15 villages was snapped following a massive landslide on Aut-Largi-Sainj road near Pagal Nala in Kullu district, reports said. Travel Advisory ☔ The showers have not taken a break in Mumbai, and neither has the road congestion. Traffic towards the airport is currently slower in several areas. We recommend planning your commute in advance and checking your flight status before heading out. Our… The local meteorological office has issued a 'yellow' warning for heavy rains at isolated places in the state till August 24, except on August 21. A total of 400 roads -- including National Highway 3 (Mandi-Dharampur road), NH-305 (Aut-Sainj road) and NH-505 (Khab to Gramphoo) -- have been closed for traffic. Of these, 192 roads are in Mandi district and 86 in the adjoining Kullu, according to the State Emergency Operation Centre (SEOC). In the national capital, the IMD has predicted a thunderstorm with rain on Tuesday. In eastern part of the country, normal life was affected in Odisha as low-pressure induced rain lashed Malkangiri, Nabarangpur, Gajapati and Koraput districts, officials said. Due to continuous downpour over the last two days, many low-lying areas in Malkangiri district have been inundated by floodwaters. The Malkangiri district administration has been vigilant to ensure no loss of life or property. All schools and Anganwadi centres in Malkangiri and Nabarangpur districts have remained closed. In Koraput district, landslides were reported in Kakirigumma area, because of which vehicular movement on the road connecting Kakirigumma and Talameting, and Narayanpatna and Talagumandi was disrupted. In Jharkhand, a 'yellow' (be aware) alert of heavy rainfall has been issued for 11 districts from August 21, an IMD official said. Light to moderate rainfall is expected in major parts of the state till August 20. With Agency Inputs Also Read Mumbai Rains | Schools, Colleges Shut As Heavy Downpour Pummel City For Third Consecutive Day New Delhi/Mumbai: Heavy rains wreaked havoc across several states on Monday. Maharashtra was the worst-hit as 200 people were stranded and five reported missing prompting authorities to deploy the Army for rescue efforts even as multiple landslides in Himachal Pradesh led to closure of nearly 400 roads.In the cloudburst-hit village in Jammu and Kashmir’s Kishtwar district, two more bodies were recovered from the debris taking the death toll in the August 14 disaster to 63, as a search operation continued for the fifth day despite intermittent rains. In Mumbai, relentless downpours brought the city to a standstill, prompting the civic body to declare a holiday for schools and colleges. Several parts of the country's financial capital received more than 100 mm rainfall in nine hours on Monday.Incessant rains in Mumbai also resulted in hardships to those visiting a hospital in Chembur hit by waterlogging. Several people were seen carrying ailing kin on their backs to gain access to the Maa General Hospital, which is run by the Brihanmumbai Municipal Corporation (BMC). The situation was brought under control by evening, an official said.In Maharashtra's Nanded district, more than 200 people were stranded in floods amid incessant rains, forcing authorities to call the Army for rescue and relief efforts. Chief Minister Devendra Fadnavis said five persons are reported missing from Mukhed taluka of the district, around 600 km from Mumbai.Many flights were affected due to poor weather conditions in Mumbai, with some executing “go-arounds” and one flight diverted. The heavy downpour led to low visibility and increased congestion on access roads, causing inconvenience to both arriving and departing passengers, an airport official said.Fadnavis said Mumbai received 177 mm rain in six to eight hours on Monday and asked citizens to observe all precautions since more is expected through the day along with high tides.District collectors of Nanded, Latur, and Bidar are coordinating with each other to carry out rescue operations, he said. “One NDRF team, one military unit, and a police team are working in coordination for the rescue efforts. A military unit from Chhatrapati Sambhajinagar has also been dispatched,” Fadnavis said.As heavy rains lashed Mumbai on Monday, waterlogging was reported in several pockets, leading to traffic jams. In light of the incessant showers lashing Mumbai, the BMC declared a holiday for all schools and colleges in the city operating in the second shift (post 12 pm).Later, the civic body also announced holiday for all schools as well as colleges in the metropolis on Tuesday amid forecast of heavy rains. In Thane district, heavy downpours triggered a landslide in a hilly area in Kalyan damaging four houses, officials said. Nobody was injured.Authorities have declared a holiday for schools and colleges on Tuesday as the India Meteorological Department (IMD) issued a red alert for August 18-19 in Thane and Palghar districts. In the cloudburst-hit Chisoti village of J&amp;K, the rescue teams were working at multiple locations, especially the major impact spot near a langar (community kitchen) site, sifting through the rubble using machinery, including earth movers, and sniffer dogs.Two bodies, one of them of a woman, were recovered this afternoon, officials said. A total of 167 people were rescued, while the number of missing has dropped to 39 after a fresh revision of the list this morning, the officials said.#WhiteKnightCorps | #HADRUpdate on Relief Operations: 18 Aug 25#ChisotiVillage #KishtwarFive Relief Columns of #WhiteKnightCorps are engaged in rescue &amp; relief operations at Chisoti. Efforts have been further intensified with additional medical teams deployed.Despite… pic.twitter.com/MD93vuIz0L— White Knight Corps (@Whiteknight_IA) August 18, 2025 Army’s Jammu-based White Knight Corps, in a post on X, said five relief columns of the force are engaged in the rescue and relief operations and efforts have been further intensified with additional medical teams deployed.Lt Governor Manoj Sinha announced that 10 senior IAS and IPS officers -- two for each day -- will be posted at Chisoti for the next eight days. Meanwhile, moderate to heavy rains lashed several parts of Kashmir, prompting authorities to set up emergency control rooms in vulnerable parts of the valley, officials said.They said in the Warnov forest area of Lolab in Kupwara, torrential rains accompanied by thunder forced people to rush towards safer places, fearing a cloudburst.In Himachal Pradesh, heavy showers lashed parts of the state, triggering landslides at several places and prompting closure of 400 roads, including three national highways. However, no loss of life was reported, officials said.The Shimla-Mandi road was closed near Tatti-Pani in Sunni area of Shimla district due to scouring and sliding caused by Satluj river. Road connectivity to about 15 villages was snapped following a massive landslide on Aut-Largi-Sainj road near Pagal Nala in Kullu district, reports said.Travel Advisory ☔ The showers have not taken a break in Mumbai, and neither has the road congestion. Traffic towards the airport is currently slower in several areas. We recommend planning your commute in advance and checking your flight status before heading out. Our…— IndiGo (@IndiGo6E) August 18, 2025 The local meteorological office has issued a 'yellow' warning for heavy rains at isolated places in the state till August 24, except on August 21.A total of 400 roads -- including National Highway 3 (Mandi-Dharampur road), NH-305 (Aut-Sainj road) and NH-505 (Khab to Gramphoo) -- have been closed for traffic. Of these, 192 roads are in Mandi district and 86 in the adjoining Kullu, according to the State Emergency Operation Centre (SEOC).In the national capital, the IMD has predicted a thunderstorm with rain on Tuesday. In eastern part of the country, normal life was affected in Odisha as low-pressure induced rain lashed Malkangiri, Nabarangpur, Gajapati and Koraput districts, officials said.Due to continuous downpour over the last two days, many low-lying areas in Malkangiri district have been inundated by floodwaters. The Malkangiri district administration has been vigilant to ensure no loss of life or property. All schools and Anganwadi centres in Malkangiri and Nabarangpur districts have remained closed.In Koraput district, landslides were reported in Kakirigumma area, because of which vehicular movement on the road connecting Kakirigumma and Talameting, and Narayanpatna and Talagumandi was disrupted.In Jharkhand, a 'yellow' (be aware) alert of heavy rainfall has been issued for 11 districts from August 21, an IMD official said. Light to moderate rainfall is expected in major parts of the state till August 20. With Agency InputsAlso ReadMumbai Rains | Schools, Colleges Shut As Heavy Downpour Pummel City For Third Consecutive Day New Delhi/Mumbai: Heavy rains wreaked havoc across several states on Monday. Maharashtra was the worst-hit as 200 people were stranded and five reported missing prompting authorities to deploy the Army for rescue efforts even as multiple landslides in Himachal Pradesh led to closure of nearly 400 roads. In the cloudburst-hit village in Jammu and Kashmir’s Kishtwar district, two more bodies were recovered from the debris taking the death toll in the August 14 disaster to 63, as a search operation continued for the fifth day despite intermittent rains. In Mumbai, relentless downpours brought the city to a standstill, prompting the civic body to declare a holiday for schools and colleges. Several parts of the country's financial capital received more than 100 mm rainfall in nine hours on Monday. Incessant rains in Mumbai also resulted in hardships to those visiting a hospital in Chembur hit by waterlogging. Several people were seen carrying ailing kin on their backs to gain access to the Maa General Hospital, which is run by the Brihanmumbai Municipal Corporation (BMC). The situation was brought under control by evening, an official said. In Maharashtra's Nanded district, more than 200 people were stranded in floods amid incessant rains, forcing authorities to call the Army for rescue and relief efforts. Chief Minister Devendra Fadnavis said five persons are reported missing from Mukhed taluka of the district, around 600 km from Mumbai. Many flights were affected due to poor weather conditions in Mumbai, with some executing “go-arounds” and one flight diverted. The heavy downpour led to low visibility and increased congestion on access roads, causing inconvenience to both arriving and departing passengers, an airport official said. Fadnavis said Mumbai received 177 mm rain in six to eight hours on Monday and asked citizens to observe all precautions since more is expected through the day along with high tides. District collectors of Nanded, Latur, and Bidar are coordinating with each other to carry out rescue operations, he said. “One NDRF team, one military unit, and a police team are working in coordination for the rescue efforts. A military unit from Chhatrapati Sambhajinagar has also been dispatched,” Fadnavis said. As heavy rains lashed Mumbai on Monday, waterlogging was reported in several pockets, leading to traffic jams. In light of the incessant showers lashing Mumbai, the BMC declared a holiday for all schools and colleges in the city operating in the second shift (post 12 pm). Later, the civic body also announced holiday for all schools as well as colleges in the metropolis on Tuesday amid forecast of heavy rains. In Thane district, heavy downpours triggered a landslide in a hilly area in Kalyan damaging four houses, officials said. Nobody was injured. Authorities have declared a holiday for schools and colleges on Tuesday as the India Meteorological Department (IMD) issued a red alert for August 18-19 in Thane and Palghar districts. In the cloudburst-hit Chisoti village of J&amp;K, the rescue teams were working at multiple locations, especially the major impact spot near a langar (community kitchen) site, sifting through the rubble using machinery, including earth movers, and sniffer dogs. Two bodies, one of them of a woman, were recovered this afternoon, officials said. A total of 167 people were rescued, while the number of missing has dropped to 39 after a fresh revision of the list this morning, the officials said. #WhiteKnightCorps | #HADRUpdate on Relief Operations: 18 Aug 25#ChisotiVillage #KishtwarFive Relief Columns of #WhiteKnightCorps are engaged in rescue &amp; relief operations at Chisoti. Efforts have been further intensified with additional medical teams deployed.Despite… pic.twitter.com/MD93vuIz0L Army’s Jammu-based White Knight Corps, in a post on X, said five relief columns of the force are engaged in the rescue and relief operations and efforts have been further intensified with additional medical teams deployed. Lt Governor Manoj Sinha announced that 10 senior IAS and IPS officers -- two for each day -- will be posted at Chisoti for the next eight days. Meanwhile, moderate to heavy rains lashed several parts of Kashmir, prompting authorities to set up emergency control rooms in vulnerable parts of the valley, officials said. They said in the Warnov forest area of Lolab in Kupwara, torrential rains accompanied by thunder forced people to rush towards safer places, fearing a cloudburst. In Himachal Pradesh, heavy showers lashed parts of the state, triggering landslides at several places and prompting closure of 400 roads, including three national highways. However, no loss of life was reported, officials said. The Shimla-Mandi road was closed near Tatti-Pani in Sunni area of Shimla district due to scouring and sliding caused by Satluj river. Road connectivity to about 15 villages was snapped following a massive landslide on Aut-Largi-Sainj road near Pagal Nala in Kullu district, reports said. Travel Advisory ☔ The showers have not taken a break in Mumbai, and neither has the road congestion. Traffic towards the airport is currently slower in several areas. We recommend planning your commute in advance and checking your flight status before heading out. Our… The local meteorological office has issued a 'yellow' warning for heavy rains at isolated places in the state till August 24, except on August 21. A total of 400 roads -- including National Highway 3 (Mandi-Dharampur road), NH-305 (Aut-Sainj road) and NH-505 (Khab to Gramphoo) -- have been closed for traffic. Of these, 192 roads are in Mandi district and 86 in the adjoining Kullu, according to the State Emergency Operation Centre (SEOC). In the national capital, the IMD has predicted a thunderstorm with rain on Tuesday. In eastern part of the country, normal life was affected in Odisha as low-pressure induced rain lashed Malkangiri, Nabarangpur, Gajapati and Koraput districts, officials said. Due to continuous downpour over the last two days, many low-lying areas in Malkangiri district have been inundated by floodwaters. The Malkangiri district administration has been vigilant to ensure no loss of life or property. All schools and Anganwadi centres in Malkangiri and Nabarangpur districts have remained closed. In Koraput district, landslides were reported in Kakirigumma area, because of which vehicular movement on the road connecting Kakirigumma and Talameting, and Narayanpatna and Talagumandi was disrupted. In Jharkhand, a 'yellow' (be aware) alert of heavy rainfall has been issued for 11 districts from August 21, an IMD official said. Light to moderate rainfall is expected in major parts of the state till August 20. With Agency Inputs Also Read Mumbai Rains | Schools, Colleges Shut As Heavy Downpour Pummel City For Third Consecutive Day For All Latest Updates TAGGED: Govt Withdraws CRPF From Delhi CM's Security; Delhi Police To Provide Protection 'Is EC Only Right When Congress Wins?' Ravi Shankar Prasad Attacks Rahul Gandhi 8 Pilgrims Dead, 43 Injured As Container Truck Hits Tractor-Trolley In Uttar Pradesh's Bulandshahr Grand Wax Museum To Be Opened On Ram Temple Premises On Deepotsav SpaceX Cancels Starship Megarocket Launch In Latest Setback From Raigarh to Everest: A Young Man's Environmental Crusade on Two Wheels Sowing Seeds Of Self-Reliance Samastipur's Organic Farming Icon Anju Kumari Makes Way To Rashtrapati Bhavan 'Horse Of Hunger' Rides To Srinagar Raj Bhawan With A Plea For Survival Gulab Jamun Fed To Donkey For Rain In Rajasthan Village Copyright © 2025 Ushodaya Enterprises Pvt. Ltd., All Rights Reserved.</w:t>
-      </w:r>
-    </w:p>
-    <w:p>
-      <w:pPr>
-        <w:pStyle w:val="Heading3"/>
-      </w:pPr>
-      <w:r>
-        <w:rPr/>
-        <w:t>Article 196</w:t>
-      </w:r>
-    </w:p>
-    <w:p>
-      <w:pPr>
-        <w:pStyle w:val="Normal"/>
-      </w:pPr>
-      <w:r>
-        <w:rPr/>
-        <w:t>Title: Maharashtra politics : मुख्यमंत्र्यांच्या पत्नी गायिका, तरीही गाणे गाणाऱ्या तहसीलदारांना शिक्षा? बावनकुळे या चुकीला माफी असायलाच हवी; सामनातून हल्लाबोल</w:t>
-      </w:r>
-    </w:p>
-    <w:p>
-      <w:pPr>
-        <w:pStyle w:val="Normal"/>
-      </w:pPr>
-      <w:r>
-        <w:rPr/>
-        <w:t xml:space="preserve">URL: </w:t>
-      </w:r>
-      <w:r>
-        <w:t xml:space="preserve"> https://sarkarnama.esakal.com/mumbai/nanded-tehsildar-prashant-thorat-suspension-shiv-sena-ubt-criticism-sanjay-raut-devendra-fadnavis-jap93</w:t>
-      </w:r>
-    </w:p>
-    <w:p>
-      <w:pPr>
-        <w:pStyle w:val="Normal"/>
-      </w:pPr>
-      <w:r>
-        <w:rPr/>
-        <w:t>Content: Mumbai News, 19 Aug : नांदेड जिल्ह्यातील उमरीचे तहसीलदार प्रशांत थोरात यांनी बदली झाल्यानंतर खुर्चीवर बसून गाणे गायल्यामुळे त्यांच्यावर निलंबनाची कारवाई करण्यात आली आहे. याच निलंबनाच्या कारवाईवरून आता ठाकरेंच्या शिवसेनेचे मुखपत्र असलेल्या सामनातून मुख्यमंत्री देवेंद्र फडणवीस यांच्यासह महसूल मंत्री चंद्रशखेर बावनकुळे यांच्यावर हल्लाबोल करण्यात आला आहे. राज्याचे महसूल मंत्री चंद्रशेखर बावनकुळे यांनी नांदेड जिह्यातील उमरीचे तहसीलदार प्रशांत थोरात यांनी शासकीय खुर्चीवर बसून गाणे गायले म्हणून जर या राज्यात त्यांच्यावर निलंबनाची कारवाई केली असेल तर अशा खुर्च्यांवर बसून पैसे खाणारे, लोकांचा छळ करणारे तलाठी, तहसीलदार व जिल्हाधिकाऱ्यांना बावनकुळे कोणती कठोर शिक्षा देणार आहेत? असा सवाल सामनातून उपस्थित केला आहे. शिवाय तहसीलदारांचे गाणे ऐकले म्हणून या सर्व कर्मचाऱ्यांवरही दंडात्मक कारवाई होणार आहे काय? तहसीलदारांवर गाणे गायल्याचा ठपका ठेवून निलंबन करण्याऐवजी कठोर शब्दांत समजही देता आली असती. तसे झाले नाही. बरे, हे सर्व कोठे घडत आहे तर महाराष्ट्रात? ज्या राज्यात सध्या सर्वात जास्त राजकीय व प्रशासकीय बेशिस्त, बजबजपुरी माजली आहे. भ्रष्ट, व्यभिचारी मंत्र्यांना शिस्त लावण्याची, त्यांच्यावर कठोर कारवाई करण्याची हिंमत ज्या राज्याच्या मुख्यमंत्र्यात नाही, त्या राज्यात सरकारी अधिकाऱ्याने गाणे म्हणणे हा अपराध ठरला आहे. महाराष्ट्राचे चार मंत्री हनी ट्रपमध्ये फसले आहेत. त्यांच्यावर कारवाई नाही. एक मंत्री विधानसभेत ‘रमी’चा डाव टाकतो. त्याला मुख्यमंत्र्यांनी अभय दिले. एक मंत्री पैशांच्या बॅगा उघडून ‘चड्डी-बनियन’वर सिगारेटचे झुरके मारताना दिसतो. खून, विनयभंग, भ्रष्टाचार करून अनेक मंत्री फडणवीस यांच्या सरकारात नांदत आहेत. त्या सर्व लाडक्या भावांना हात लावण्याची हिंमत राज्यकर्त्यांमध्ये दिसत नाही, पण निरोप समारंभात एका तहसीलदारांनी गाणे गायले म्हणून त्यांना सरकारी सेवेतून निलंबित केले गेले. खरे तर महसूल खात्यात सर्वात जास्त भ्रष्टाचार बोकाळला आहे. भ्रष्टाचाराच्या बाबतीत महसूल आणि पोलीस खाते नेहमीच आघाडीवर राहिले. जनसामान्यांचा सर्वाधिक संबंध असलेली ही दोन खाती आहेत व तेथे सगळ्यात जास्त भ्रष्टाचार आहे. फडणवीसांचे राज्य आले म्हणून राज्यातील भ्रष्टाचार थांबला असे घडले नाही. उलट तो वाढतच चालला आहे. भरतीपासून टेंडरपर्यंतच्या घोटाळ्यांनी महाराष्ट्रात शिखर गाठले आहे. मात्र नांदेड जिल्ह्यातील उमरीच्या तहसीलदारांनी शासकीय खुर्चीत बसून गाणे म्हटल्याने शिस्तभंग झाला हे अजबच आहे. यामुळे महाराष्ट्र राज्याची शिस्त बिघडली असे जे म्हणतात त्यांचेच संतुलन सर्वच बाबतीत बिघडले आहे. ज्या राज्याच्या मुख्यमंत्र्यांच्या सुविद्य पत्नी गायिका आहेत, त्या राज्यातील सरकारी अधिकारी कार्यालयात गाणे गायला हा कठोर अपराध ठरू नये. तहसीलदारांनी कार्यालयात नंगा नाच घातला नाही, गोंधळ केला नाही, डाके-दरोडे टाकले नाहीत, लोकांना छळले नाही. फक्त गाणेच गायले ना? बावनकुळे जाऊ द्या हो, या चुकीला माफी असायलाच हवी, असं सामनामध्ये म्हटलं आहे. सरकारनामाचे सदस्य व्हा शॉपिंगसाठी 'सकाळ प्राईम डील्स'च्या भन्नाट ऑफर्स पाहण्यासाठी क्लिक करा. Read Latest Marathi Political News, Breaking Political News from Maharashtra, India, Pune &amp; Mumbai at Sarkarnama. To Get Live Political Marathi News on Mobile, Download the Sarkarnama Mobile App for Android and IOS. सरकारनामा आता सर्व सोशल मीडिया प्लॅटफॉर्मवर. ताज्या राजकीय घडामोडींसाठी फेसबुक, ट्विटर, इन्स्टाग्राम, शेअर चॅट, टेलिग्रामवर आणि व्हॉट्सॲप आम्हाला फॉलो करा. तसेच, सरकारनामा यूट्यूब चॅनेलला आजच सबस्क्राइब करा. Follow Us Copyright © 2025 Sakal Media Group – All Rights Reserved Powered by Quintype वेबसाईटवर ब्राउझिंगचा अनुभव सर्वोत्तम असावा, यासाठी आम्ही कुकीजचा वापर करतो. कुकीजमुळे तुम्हाला तुमच्या आवडत्या मजकुराची शिफारस करता येते. आमचे गोपनीयता आणि कुकीजसंदर्भातील धोरण तुम्हाला मान्य आहे.</w:t>
-      </w:r>
-    </w:p>
-    <w:p>
-      <w:pPr>
-        <w:pStyle w:val="Heading3"/>
-      </w:pPr>
-      <w:r>
-        <w:rPr/>
-        <w:t>Article 197</w:t>
-      </w:r>
-    </w:p>
-    <w:p>
-      <w:pPr>
-        <w:pStyle w:val="Normal"/>
-      </w:pPr>
-      <w:r>
-        <w:rPr/>
-        <w:t>Title: Trending</w:t>
-      </w:r>
-    </w:p>
-    <w:p>
-      <w:pPr>
-        <w:pStyle w:val="Normal"/>
-      </w:pPr>
-      <w:r>
-        <w:rPr/>
-        <w:t xml:space="preserve">URL: </w:t>
-      </w:r>
-      <w:r>
-        <w:t xml:space="preserve"> https://thefocusindia.com/maharashtra-news/shivaji-sawants-admission-to-bjp-is-certain-281398/</w:t>
-      </w:r>
-    </w:p>
-    <w:p>
-      <w:pPr>
-        <w:pStyle w:val="Normal"/>
-      </w:pPr>
-      <w:r>
-        <w:rPr/>
-        <w:t>Content: विशेष प्रतिनिधि सोलापूर : स्थानिक स्वराज्य संस्थांच्या निवडणुकीच्या पार्श्वभूमीवर राज्यातील राजकारण चांगलच तापलं आहे. अनेक राजकीय घडामोडी आणि पक्षप्रवेश होत आहेत. अशातच सोलापूरात भाजपकडून शिवसेना शिंदे गटाला मोठा धक्का देण्यात आला आहे. Shivaji Sawant माजी मंत्री आणि शिवसेना आमदार तानाजी सावंत यांच्या भावाने शिंदेंच्या शिवसेनेला राम राम ठोकला आहे. शिंदे गटाचे संपर्क प्रमुख शिवाजी सावंत आणि माजी उपमहापौर दिलीप कोल्हे लवकरच आपल्या गटासह भाजपात प्रवेश करणार आहेत. शिवसेना शिंदे गटाचे आमदार टणजी सावंत हे महायुटी सरकार मध्ये मंत्री राहिलेहॉटे. इतकंच नाही तर शिवसेनेतील बंडामध्येही त्यांचा मोठा सहभाग होता. मात्र विधानसभा निवडणुकीनंतर त्यांना मंत्रिपदाची संधि न देण्यात आल्याने त्यांनी त्यांची नाराजी अनेक वेळा जाहीर देखील केली आहे. या अधिवेशनातही त्यांचा सक्रिय सहभाग दिसला नव्हता. मात्र आता त्यांच्या भावानेच शिवसेनेला राम राम केला आहे. शिवाजी सावंत हे शिवसेना शिंदे गटाचे आमदार तानाजी सावंत यांचे बंधु असले तरी त्यांच्यावर सोलापूर जिल्हा संपर्कप्रमुख पदाची जबाबदारी देखील सोपवण्यात आली होती. त्यामुळे आता मुळातच शिंदेंच्या शिवसेनेचं संख्याबळ कमी असलेल्या किंवा एकही आमदार नसलेल्या सोलापूर जिल्ह्यात आगामी स्थानिक स्वराज्य संस्थांच्या निवडणुकीच्या पार्श्वभूमीवर शिंदे गटाला चांगलाच धक्का बसला आहे. Shivaji Sawant तानाजी सावंत हे सोलापूर जिल्ह्याचे संपर्कप्रमुख म्हणून काम पाहत होते तर, दिलीप कोल्हे हे देखील सोलापूरचे माजी उपमहापौर राहिलेले आहेत. पक्षांतर्गत राजकारणाला कंटाळून शिवाजी सावंत आणि दिलीप कोल्हे या दोघांनी काही दिवसांपूर्वीच राजीनामा दिला होता. मात्र, आता येत्या दोन दिवसांत आपल्या समर्थकांसाह हे दोन्ही पदाधिकारी व नेते भाजपामध्ये प्रवेश करणार आहेत. मुख्यमंत्री देवेंद्र फडणवीस यांच्या उपस्थितीत दोन दिवसांत शिवाजी सावंत, माजी महापौर दिलीप कोल्हे यांच्यासह शिवसेना पदाधिकारी, युवसेना, महिला आघाडीचे पदाधिकारी भाजपमध्ये प्रवेश करणार आहेत. शिवसेना शिंदे गटाला सोलापूर जिल्ह्यात अंतर्गत गटबाजीचा मोठा फटका बसला आहे. त्यामुळे आगामी सोलापूर महानगरपालिका, पंचायत आणि झेडपी निवडणुकीच्या पार्श्वभूमीवर शिंदे गटाला चांगली रणनीती आखावी लागणार आहे. Shivaji Sawant दरम्यान, शिवसेना शिंदे गटाचे जिल्हाप्रमुख अमोल शिंदे यांनी भाजपामध्ये प्रवेश करणाऱ्या पदाधिकाऱ्यांना खडे बोल सुनावले आहेत. ‘भाजपामध्ये प्रवेश करणाऱ्या सगळ्या पदाधिकाऱ्यांचा सत्कार, दिल्या घरी सुखी रहा’ अशा शब्दात त्यांनी तानाजी सावंत व इतर पदाधिकाऱ्यांना चांगलाच टोला लगावला आहे. तसेच, शिवाजी सावंत आणि त्यांच्यासोबत जाणाऱ्या पदाधिकाऱ्यांनी वैयक्तिक निर्णय घेतल्याच स्पष्टीकरण जिल्हाप्रमुख अमोल शिंदे यांच्याकडून देण्यात आलं आहे. महत्वाच्या बातम्या To be published, comments must be reviewed by the administrator.* ajit pawar Amit Shah BJP chief minister CHINA congress CORONA delhi devendra fadnavis eknath shinde election government INDIA karnataka maharashtra modi mumbai NARENDRA MODI pakistan pm modi pune Rahul gandhi sanjay raut sharad pawar Shiv Sena supreme court uddhav thackeray Uttar Pradesh कोरोना व्हायरस पंतप्रधान नरेंद्र मोदी ‘द फोकस इंडिया’, ज्योतिनगर, औरंगाबाद (महाराष्ट्र) Email : thefocusindia123@gmail.com Our website uses cookies to improve your experience. Learn more Download App</w:t>
-      </w:r>
-    </w:p>
-    <w:p>
-      <w:pPr>
-        <w:pStyle w:val="Heading3"/>
-      </w:pPr>
-      <w:r>
-        <w:rPr/>
-        <w:t>Article 198</w:t>
-      </w:r>
-    </w:p>
-    <w:p>
-      <w:pPr>
-        <w:pStyle w:val="Normal"/>
-      </w:pPr>
-      <w:r>
-        <w:rPr/>
-        <w:t>Title: Will Bajirao Mastani Come Alive in Movie Halls Today?</w:t>
-      </w:r>
-    </w:p>
-    <w:p>
-      <w:pPr>
-        <w:pStyle w:val="Normal"/>
-      </w:pPr>
-      <w:r>
-        <w:rPr/>
-        <w:t xml:space="preserve">URL: </w:t>
-      </w:r>
-      <w:r>
-        <w:t xml:space="preserve"> https://caleidoscope.in/art-culture/will-bajirao-mastani-come-alive-in-movie-halls-today</w:t>
-      </w:r>
-    </w:p>
-    <w:p>
-      <w:pPr>
-        <w:pStyle w:val="Normal"/>
-      </w:pPr>
-      <w:r>
-        <w:rPr/>
-        <w:t>Content: Author – Shirish Shinde Romantic stories in any art form sell and Bollywood has been encashing on the topic ever since its birth. It has churned out classics, run-of-the-mill hits, and numerous potboilers. And as long as they entertain and enrich viewers’ experience, one should not have a problem. However, the cultural atmosphere is vitiated, when they start courting controversies. To counter that, Central Board of Film Certification (CBFC), a panel of experts, watch the movie and decide whether the depiction of a particular theme is right or wrong. It is then up to the board to certify the movie and decide if it deserves an A or U or an A/U certificate. But of late, the trend has changed a bit, for many movies have drawn the strict scrutiny of not just the board but political parties or an individual, if the theme or the plot has, by any means, hurt their sentiments. Such controversies may have some substance or they may be stage-managed. The latest one to face protest is Sanjay Leela Bhansali’s period drama Bajirao Mastani. The depiction of great Maratha warrior, Bajirao I and his wife Kashibai, from the epic film is mired in controversy. The descendants of the Peshwa and the Chhatrasal dynasties, along with a local MLA, recently protested in front of Shaniwarwada in Pune, alleging the wrong portrayal of the leading characters in the songs released by the production company. Further, BJP MLA Medha Kulkarni recently met chief minister Devendra Fadnavis in Nagpur and requested him to intervene in the matter. She was quoted by an English daily saying, “The film songs have distorted the history of Bajirao Peshwa. This amounts to a crime. Hence, historians must take a look at the film before its release.” Defending Kulkarni’s stand, Shiv Sena, and its MLA Pratap Sarnaik, have also sought similar action. Sarnaik said, “Bajirao Peshwa had played an important role in Maharashtra’s history. Bhansali did not give a thought to the Marathi culture and the Peshwa’s legacy before making the film.” They have objected to the song ‘Pinga,’ in which Deepika Padukone and Priyanka Chopra as Mastani and Kashibai respectively, are seen dancing together. The descendants have called it a vulgar display. Udaysinh Peshwa alleged that the movie shows just one aspect of Bajirao’s life. He has also objected to a scene, where Bajirao pours water over Kashibai’s head. Udaysinh said, “Those are private moments. How can they become public? While taking the cinematic liberty, the dignity of a person should be maintained.” The descendants of Mastani have also expressed their reservations against a dialogue in the film. Upset over the manner the film shows Bajirao dancing in a song sequence, Kulkarni in her letter to Fadnavis stated, “Bajirao has been shown dancing. However, Bajirao Peshwa in his life of 41 years fought 21 battles and won all of them. It is an insult to his stature. A Pune court has also been moved requesting a ban on the film. In a letter to Bhansali following the release of the song ‘Pinga,’ Mohini Karkarey, a descendant of the Peshwas, stated that Kashibai was suffering from arthritis. “How could she dance?” Further, there are many theories about the life of Mastani. One among them is that Mastani was the daughter Maharaja Chhatrasal of Bundelkhand, present-day Madhya Pradesh. Her mother Ruhaani Bai, a Persian-Muslim, was a dancer at the Hyderabad Nizam’s darbar. When Mohammad Khan Bangash attacked Bundelkhand in 1728, Chhattrasal sought Bajirao’s help, who was on a military campaign in the region. Bajirao helped Chhatrasal, who gave Bajirao his daughter in marriage. Some sources also said that Mastani was Hyderabad Nizam’s daughter. Chhatrasal had defeated the Nizam in 1698. Nizam extended a friendly gesture to Chhatrasal by marrying off his daughter to the Bundela king. However, the theory that Mastani was Chhatrasal and Ruhaani Bai’s daughter has been accepted. It is said that Mastani was Bajirao’s courtesan. However, she was his legal wife. Mastani had learned skills needed to become a warrior and was a good singer and dancer. She also used to go with Bajirao on his military campaigns. However, Bajirao’s first wife, Kashibai, and his other family members were against this marriage. They were not happy with this relationship as Bajirao used to neglect Kashibai. Later, the warrior king built a separate palace for Mastani elsewhere in Pune. Soon after Bajirao’s death in 1740, when he was on a campaign in Madhya Pradesh, Mastani also passed away near Pune. There are theories about her death, too. Unable to bear the loss of her beloved, she ended her life. One theory says she committed sati. In this backdrop, Sanjay Leela Bhansali has created this film. As there has been no response from his side to the controversy so far, it is assumed that he is relying on the certification provided by the CBFC. Legally, the film has been cleared for public screenings. However, Bajirao and Mastani’s descendants and the BJP-Shiv Sena have raised objections to the epic, thus putting its smooth release in doubt. Tomb of Real Bajirao Mastani Meanwhile, a press release issued on December 17 by the Kothrud, Pune branch of the Bharatiya Janata Party, stated that a petition had been submitted to the owner of the City Pride multiplex, Kothrud, to not screen the movie releasing on Friday in the city. They told the multiplex owner that the film had distorted the history about the architect of Maratha empire, Bajirao Peshwa. “There is a growing sentiment that our idols are being defamed. The movie hall owner should respect this sentiment and not screen the film, failing which they will solely be responsible for any loss,” stated the release. Factfile: https://en.wikipedia.org/wiki/Bajirao_I Image credits: The copyright for the images used in this article belong to their respective owners. Best known credits are given under the image. For changing the image credit or to get the image removed from Caleidoscope, please contact us. Save my name, email, and website in this browser for the next time I comment. Δ This site includes Amazon affiliate links, which may earn us a small commission at no extra cost to you. © Caleidoscope - 2025</w:t>
-      </w:r>
-    </w:p>
-    <w:p>
-      <w:pPr>
-        <w:pStyle w:val="Heading3"/>
-      </w:pPr>
-      <w:r>
-        <w:rPr/>
-        <w:t>Article 199</w:t>
-      </w:r>
-    </w:p>
-    <w:p>
-      <w:pPr>
-        <w:pStyle w:val="Normal"/>
-      </w:pPr>
-      <w:r>
-        <w:rPr/>
-        <w:t>Title: Red alert in Mumbai; BMC shuts all afternoon schools, colleges</w:t>
-      </w:r>
-    </w:p>
-    <w:p>
-      <w:pPr>
-        <w:pStyle w:val="Normal"/>
-      </w:pPr>
-      <w:r>
-        <w:rPr/>
-        <w:t xml:space="preserve">URL: </w:t>
-      </w:r>
-      <w:r>
-        <w:t xml:space="preserve"> https://www.newsbytesapp.com/news/india/mumbai-rain-havoc-to-continue-for-next-4-days/story</w:t>
-      </w:r>
-    </w:p>
-    <w:p>
-      <w:pPr>
-        <w:pStyle w:val="Normal"/>
-      </w:pPr>
-      <w:r>
-        <w:rPr/>
-        <w:t>Content: The Brihanmumbai Municipal Corporation (BMC) has ordered the closure of all afternoon-shift schools and colleges in Mumbai due to heavy rainfall. The India Meteorological Department (IMD) has issued a 'red' alert for the city and its suburbs, predicting further heavy rainfall in the coming hours. Waterlogging on roads and reduced visibility have been reported across the city. Disruptions The heavy rainfall has also impacted traffic in the city. The Andheri subway is closed for vehicular movement, with traffic diverted via Thackeray and Gokhale bridges. Waterlogging at Vakola Bridge, Hyatt Junction, and Khar subway has also slowed down traffic. Suburban trains witnessed minor delays while metro services remained unaffected. Safety measures Maharashtra Chief Minister Devendra Fadnavis has urged citizens to stay indoors as more rain and high tides are expected. He advised offices to release employees by 4:00pm. The IMD's latest forecast has issued a red alert for Mumbai, Thane, and Raigad districts for the next two days due to the heavy rainfall. Additional impact In addition to Mumbai, a cloudburst in Nanded district's Mukhed taluka has caused flooding. Five people are missing from the area, and search operations are underway, CM Fadnavis confirmed. He confirmed that the Lendi dam's water level has risen significantly due to heavy rains, affecting normal life in nearby areas. Travel advisory The Chhatrapati Shivaji Maharaj International Airport in Mumbai has advised passengers to check their flight status due to the heavy rainfall. The airport also suggested allowing extra travel time to reach the airport. Roads across Lower Parel, Chunnabhatti, and King's Circle were severely waterlogged amid the downpour, affecting daily life and transportation across these areas.</w:t>
-      </w:r>
-    </w:p>
-    <w:p>
-      <w:pPr>
-        <w:pStyle w:val="Heading3"/>
-      </w:pPr>
-      <w:r>
-        <w:rPr/>
-        <w:t>Article 200</w:t>
-      </w:r>
-    </w:p>
-    <w:p>
-      <w:pPr>
-        <w:pStyle w:val="Normal"/>
-      </w:pPr>
-      <w:r>
-        <w:rPr/>
-        <w:t>Title: Nanded Rain: नांदेड़ में भारी बारिश के बाद 200 लोग बाढ़ में फंसे! बादल फटने से 5 लापता, रेस्क्यू के लिए सेना बुलाई गई</w:t>
-      </w:r>
-    </w:p>
-    <w:p>
-      <w:pPr>
-        <w:pStyle w:val="Normal"/>
-      </w:pPr>
-      <w:r>
-        <w:rPr/>
-        <w:t xml:space="preserve">URL: </w:t>
-      </w:r>
-      <w:r>
-        <w:t xml:space="preserve"> https://hindi.moneycontrol.com/india/heavy-rains-in-maharashtra-nanded-leave-over-200-stranded-in-flood-waters-five-people-missing-article-2104052.html</w:t>
-      </w:r>
-    </w:p>
-    <w:p>
-      <w:pPr>
-        <w:pStyle w:val="Normal"/>
-      </w:pPr>
-      <w:r>
-        <w:rPr/>
-        <w:t>Content: Nanded Rain News: महाराष्ट्र के नांदेड़ जिले में भारी बारिश के बीच विभिन्न गांवों में 200 से अधिक लोग फंस गए हैं। इसके बाद अधिकारियों को बचाव और राहत कार्यों के लिए भारतीय सेना की मदद लेनी पड़ रही है। मौसम विभाग (IMD) ने सोमवार और मंगलवार को भारी बारिश का अनुमान जताते हुए नांदेड़ जिले के लिए 'येलो अलर्ट' जारी किया है। इस बीच, नांदेड़ में बादल फटने से कम से कम 5 लोगों के लापता होने की भी खबर सामने आ रही है। महाराष्ट्र की राजधानी मुंबई समेत राज्य के कई जिलों में पिछले तीन दिनों से मूसलाधार बारिश हो रही है। नांदेड़ के जिलाधिकारी राहुल कार्डिले ने न्यूज एजेंसी पीटीआई कहा कि जिला प्रशासन ने बाढ़ में फंसे लोगों को बचाने के लिए भारतीय सेना की एक टुकड़ी बुलाई है। उन्होंने कहा, "नांदेड़ के मुखेड इलाके में 15 सदस्यों वाली सेना की एक टुकड़ी तैनात की जाएगी। बांधों से पानी छोड़ा जा रहा है। मैंने पड़ोसी राज्य तेलंगाना के सिंचाई विभाग के सचिव से फोन पर बात की है।" जिलाधिकारी ने बताया कि राज्य आपदा मोचन बल (SDRF) ने रविवार को भारी बारिश के बीच मुखेड तालुका के रावणगांव और हसनाल गांवों में फंसे 21 लोगों को बचाया। उन्होंने बताया कि तालुका के रावणगांव, हसनाल, भासवाडी और भिंगोली गांवों में 200 से अधिक लोग फंसे हुए हैं। फिलहाल, उन्हें बचाने के प्रयास जारी हैं। उन्होंने कहा, "जरूरत पड़ने पर लातूर में तैनात बचाव दलों को हम यहां बुलाएंगे। बांधों से पानी छोड़ा जा रहा है। हमें हदगांव, हिमायतनगर और किनवट में टीम की जरूरत पड़ सकती है। गोदावरी बेसिन के किनारे बसे गांवों को अलर्ट कर दिया गया है।" रविवार को छत्रपति संभाजीनगर, जालना, नांदेड़ और परभणी जिलों के 80 राजस्व मंडलों में 65 मिलीमीटर से अधिक बारिश हुई। नांदेड़ के मार्खेल सर्कल में सबसे अधिक 154.75 मिलीमीटर बारिश हुई। बादल फटने से 5 लोग लापता 'इंडियन एक्सप्रेस' के मुताबिक, महाराष्ट्र के मुख्यमंत्री देवेंद्र फडणवीस ने सोमवार को पुष्टि की है कि राज्य के मराठवाड़ा क्षेत्र के नांदेड़ जिले से पांच लोग लापता हैं। उन्होंने बताया कि नांदेड़ जिले के मुखेड़ तालुका में भारी बारिश के कारण लेंडी बांध का जलस्तर काफी बढ़ गया है। इसके अलावा, लातूर, उदगीर और कर्नाटक से भारी मात्रा में पानी आ रहा है। रविवार को यहां लगभग 206 मिमी बारिश दर्ज की गई। इसके कारण रावनगांव, भसवाड़ी, भिंगेली और हसनाल में मूसलाधार बारिश से सामान्य जनजीवन प्रभावित हुआ है। अखबार ने बताया कि रावनगांव में 225 नागरिक बाढ़ के पानी में फंसे हुए हैं। सबसे ज्यादा प्रभावित जगहों से लोगों को निकाला गया है। बाकी नागरिकों को सुरक्षित स्थानों पर पहुंचाने के प्रयास जारी हैं। हसनाल से आठ नागरिकों को निकाला गया है। भसवाड़ी में 20 और भिंगेली में 40 नागरिक फंसे हुए हैं। फडणवीस ने पत्रकारों को बताया कि दोनों क्षेत्रों के नागरिक सुरक्षित हैं। मुख्यमंत्री ने द इंडियन एक्सप्रेस को बताया, "5 नागरिक लापता हैं और उनकी तलाश जारी है। मैं खुद नांदेड़ के जिला कलेक्टर के लगातार संपर्क में हूं। नांदेड़, लातूर और बीदर के तीनों जिला कलेक्टर एक-दूसरे के संपर्क में हैं। वे बचाव अभियान चला रहे हैं।" ये भी पढ़ें- Mumbai Rains: मुंबई में मूसलाधार बारिश का कहर! सभी स्कूल-कॉलेज बंद, सड़कें जलमग्न, फ्लाइट भी प्रभावित उन्होंने आगे कहा, "राष्ट्रीय आपदा प्रतिक्रिया बल (NDRF), भारतीय सेना और मुंबई पुलिस की एक-एक टीम बचाव कार्यों का समन्वय कर रही है। छत्रपति संभाजीनगर से भारतीय सेना की एक टुकड़ी भी रवाना हो गई है। स्थानीय प्रशासन को प्रभावित क्षेत्रों में लगातार रहने और समन्वय करने के लिए कहा गया है।" First Published: Aug 18, 2025 3:30 PM हिंदी में शेयर बाजार, स्टॉक मार्केट न्यूज़, बिजनेस न्यूज़, पर्सनल फाइनेंस और अन्य देश से जुड़ी खबरें सबसे पहले मनीकंट्रोल हिंदी पर पढ़ें. डेली मार्केट अपडेट के लिए Moneycontrol App डाउनलोड करें।</w:t>
-      </w:r>
-    </w:p>
-    <w:p>
-      <w:pPr>
-        <w:pStyle w:val="Heading3"/>
-      </w:pPr>
-      <w:r>
-        <w:rPr/>
-        <w:t>Article 201</w:t>
-      </w:r>
-    </w:p>
-    <w:p>
-      <w:pPr>
-        <w:pStyle w:val="Normal"/>
-      </w:pPr>
-      <w:r>
-        <w:rPr/>
-        <w:t>Title: Mumbai rain: 177 mm recorded in 6-8 hours, public advised to reach homes before 6.30 pm</w:t>
-      </w:r>
-    </w:p>
-    <w:p>
-      <w:pPr>
-        <w:pStyle w:val="Normal"/>
-      </w:pPr>
-      <w:r>
-        <w:rPr/>
-        <w:t xml:space="preserve">URL: </w:t>
-      </w:r>
-      <w:r>
-        <w:t xml:space="preserve"> https://www.onmanorama.com/news/india/2025/08/18/mumbai-rains-flooding-high-tide-warning-live.html</w:t>
-      </w:r>
-    </w:p>
-    <w:p>
-      <w:pPr>
-        <w:pStyle w:val="Normal"/>
-      </w:pPr>
-      <w:r>
-        <w:rPr/>
-        <w:t>Content: Onmanorama Lite App Onmanorama Staff Published: August 18, 2025 04:13 PM IST 2 minute Read Link Copied Mumbai: Heavy rains lashed Mumbai and several parts of Maharashtra on Monday, bringing the financial capital to a near standstill in several pockets and triggering floods in Nanded, Thane and Palghar. Chief Minister Devendra Fadnavis said Mumbai recorded 177 mm of rainfall in a span of 6–8 hours, causing waterlogging in at least 14 locations. “Suburban train services are functioning with slight delays, while metro services remain unaffected despite the intensity of the downpour. Offices have been advised to let employees leave by 4 pm, as 3–4 metre high tides are expected after 6.30 pm. Citizens must avoid stepping out unless absolutely necessary,” the CM said after reviewing the situation. Schools and colleges in the city were given a half-day on Monday, and a decision on Tuesday’s classes will be taken later, he added. The chief minister also said standing crops on nearly 4 lakh hectares across Maharashtra have been damaged. Guardian minister Ashish Shelar said the BMC’s disaster management cell was closely monitoring rainfall, flooding, and transport disruptions. While local train services were mostly operational, BEST buses were asked to run additional services to clear crowds at key railway stations. “Around 30–40 incidents of tree falls have been reported. Teams are clearing debris to restore traffic. A person was injured in south Mumbai after a wall collapse,” Shelar said. In Chembur, a protection wall built by the Mumbai Metropolitan Region Development Authority (MMRDA) gave way, damaging seven shanties in New Ashok Nagar. Fortunately, no casualties were reported, though videos of the collapse circulated widely on social media. Elsewhere in Maharashtra, heavy rain wreaked havoc in Nanded district’s Mukhed taluka, where five people went missing after a sharp rise in the water level of Lendi dam, an interstate project shared with Telangana. “In Ravangaon, 225 citizens were trapped, and evacuations are ongoing. In Hasnal and Bhaswadi, people stranded in floodwaters have been rescued. Efforts are on to trace the missing persons,” CM Fadnavis said. One NDRF unit, an Army team, and local police are conducting joint rescue operations. Nanded collector Rahul Kardile said water discharge from dams was being coordinated with Telangana authorities. The SDRF rescued 21 people from Ravangaon and Hasnal on Sunday. Thane and Palghar districts also witnessed relentless rainfall since early morning, leading to severe waterlogging and traffic snarls. Flooding was reported on Ghodbunder Road and Chena bridge in Bhayander, while potholes slowed down movement at Varsova and other stretches. A man was swept away after slipping into a drain in Navi Mumbai’s Sector 28 and remained untraced despite rescue efforts, officials said. The India Meteorological Department (IMD) has issued a red alert for Thane on Monday and Tuesday, and for Palghar on Tuesday, warning of extremely heavy rain at isolated places. Civic and disaster response teams remain on high alert. © Copyright 2025 Onmanorama. All rights reserved.</w:t>
-      </w:r>
-    </w:p>
-    <w:p>
-      <w:pPr>
-        <w:pStyle w:val="Heading3"/>
-      </w:pPr>
-      <w:r>
-        <w:rPr/>
-        <w:t>Article 202</w:t>
-      </w:r>
-    </w:p>
-    <w:p>
-      <w:pPr>
-        <w:pStyle w:val="Normal"/>
-      </w:pPr>
-      <w:r>
-        <w:rPr/>
-        <w:t>Title: Mumbai reels under 177 mm rain in 8 hours; flights hit, schools shut as red alert issued</w:t>
-      </w:r>
-    </w:p>
-    <w:p>
-      <w:pPr>
-        <w:pStyle w:val="Normal"/>
-      </w:pPr>
-      <w:r>
-        <w:rPr/>
-        <w:t xml:space="preserve">URL: </w:t>
-      </w:r>
-      <w:r>
-        <w:t xml:space="preserve"> https://www.newindianexpress.com/nation/2025/Aug/18/mumbai-rains-flight-operations-hit-schools-colleges-shut-as-imd-issues-red-alert</w:t>
-      </w:r>
-    </w:p>
-    <w:p>
-      <w:pPr>
-        <w:pStyle w:val="Normal"/>
-      </w:pPr>
-      <w:r>
-        <w:rPr/>
-        <w:t>Content: MUMBAI: The IMD issued a 'red alert', forecasting extremely heavy rains at isolated places in Mumbai and neighbouring areas on Monday, prompting the city civic body to declare a holiday for all schools and colleges, officials said. A Mumbai airport spokesperson said nine flights conducted "go arounds" before finally landing, while one flight was diverted to Surat (in Gujarat) till 12 noon due to the heavy rains. The Brihanmumbai Municipal Corporation (BMC) appealed to residents to step out only if necessary, and the IMD asked fishermen not to venture into the Arabian Sea. Roads in several areas got inundated after the heavy downpour for the third consecutive day on Monday. Some low-lying areas like the Andheri Subway and Lokhandwala Complex witnessed water accumulation at a few locations, affecting traffic movement. Local trains, considered as the lifeline of the metropolis, were running late by 8 to 10 minutes and there was no suspension of services, according to officials. Maharashtra Chief Minister Devendra Fadnavis said Mumbai received 177 millimetres of rain in a 6-8 hour period on Monday and asked citizens to observe all precautions since more is expected through the day along with high tides. "Offices have been told to allow workers to leave for home at 4pm. After 6.30 pm, 3m to 4m tides are expected. The decision on closure of schools on Tuesday will be taken at an appropriate time. Citizens must not venture out without reason," he said. The CM said crops spread across 4 lakh hectares have been affected statewide and district collectors have been authorized to take decisions regarding relief and rescue operations. Talks are on with Karnataka regarding discharge of Allmatti dam water from that state, Fadnavis said. More than 200 villagers were stranded in the Nanded district of the state after the incessant rains, five persons are reported missing from Mukhed taluka of Nanded district, around 600 km from Mumbai, CM Fadnavis said. The suburban services on the Central Railway route were affected as water accumulated on tracks in a few low-lying areas on the Harbour Line, and due to failure of track changing points between Kurla and Tilak Nagar stations, as per the officials. The blinding rain in some parts of the city affected visibility and slowed down vehicular movement, as per motorists. There was no diversion of any routes of bus services of the Brihanmumbai Electric Supply and Transport (BEST) undertaking, the officials said. The India Meteorological Department (IMD) issued a red alert for Mumbai, and neighbouring Thane and Raigad districts, forecasting heavy to very heavy rainfall at a few places and extremely heavy showers at isolated locations on Monday and Tuesday. It also issued a red alert for Ratnagiri district on Monday, and an orange alert for Sindhudurg on Monday and Tuesday. BMC Commissioner Bhushan Gagrani announced that all educational institutions would remain shut for the afternoon session, citing the safety of students amid continuous downpour since morning. The civic body, in a statement, appealed to the people to step out only if necessary. It also appealed to residents to contact its disaster control helpline 1916 in case of emergencies or for official updates. Heavy rains have been lashing Mumbai since Saturday. After the heavy downpour overnight on Monday, the rain intensity further increased from 9 am, a civic official said. The island city, eastern and western suburbs recorded an average rainfall of 37 mm, 39 mm and 29 mm, respectively, in just one hour from 9 am. Chembur in the eastern suburbs recorded the highest rainfall of 65 mm, followed by 50 mm in Shivaji Nagar in the one-hour period, the official said. In the 24 hours ending at 8 am on Monday, the island city recorded an average rainfall of 54.58 mm, the eastern suburbs received 72.61 mm, while the western suburbs recorded 65.86 mm rain, according to officials. Several areas recorded more than 100 mm rainfall during the period, they said. Army called in to rescue over 200 stranded after heavy rains in Nanded More than 200 people were stranded in different villages amid heavy rains in Maharashtra's Nanded district, prompting authorities to deploy the Indian Army for rescue and relief efforts. The India Meteorological Department (IMD) has issued a yellow alert for Nanded district, forecasting heavy rains on Monday and Tuesday. Talking to PTI, Nanded collector Rahul Kardile said the district administration has called in a unit of the Indian Army to rescue people stranded in the floods. "An Army team of 15 members will be deployed in the Mukhed area of Nanded. Water discharge from dams is also underway. I have also called the irrigation department secretary of neighbouring Telangana state and requested them to manage water discharge from Pochampad Dam in their jurisdiction if needed," he said. The State Disaster Response Force (SDRF) rescued 21 people stranded in Ravangaon and Hasnal villages of Mukhed taluka amid heavy rains on Sunday, the collector said. He said more than 200 people are stranded in Ravangaon, Hasnal, Bhaswadi and Bhigeli villages of the taluka, and efforts are underway to rescue them. "If needed, we can rope in rescue teams deployed in Latur. Water is being discharged from dams, and we may need teams in Hadgaon, Himayatnagar and Kinwat. An alert has been given to the villages on the banks of the Godavari basin," he added. Fadnavis held a comprehensive review meeting at the State Disaster Management Cell in Mantralaya and instructed all departments and authorities to remain on high alert in view of the red alert issued by the India Meteorological Department, forecasting extremely heavy rainfall in several parts of the state between August 17 and 21. During the meeting, divisional commissioners presented updates on rainfall and damages in their respective regions, the statement said. Several rivers in the Konkan region have crossed danger marks, and Jalgaon has reported significant damage. Talks are on with Karnataka regarding the discharge of Allmatti dam water from that state, it was stated. In Mukhed taluka of Nanded district, the situation has been brought under control, while around 800 villages have been affected in the Chhatrapati Sambhajinagar division. The police have been instructed to remain alert at tourist spots, activate disaster response systems in landslide-prone areas, and ensure adequate provision of food, clean water, and bedding in relief shelters. Meanwhile, Mumbai suburban district guardian minister Ashish Shelar said he had reviewed the situation in the metropolis through the disaster management cell of the BMC and had taken stock of the rainfall, flooding, school conditions and public transport. "Local train services were functional with some disruptions, while BEST has been instructed to operate additional bus services if passengers are stranded at major (railway) terminals such as Dadar and Mumbai Central," he said. All top civic and police officials are on the ground, the minister and senior BJP leader said. Trees and branches have fallen in 30 to 40 locations in the city, and instructions have been issued to remove such hurdles and restore vehicular traffic speedily, Shelar informed. He said one person was injured at Napean Sea Road in south Mumbai after a protection wall fell on a tree due to heavy rains. Pumping stations are functioning optimally across the city, and authorities are reviewing how much water is receding with the help of the pumps, he said. Follow The New Indian Express channel on WhatsApp Download the TNIE app to stay with us and follow the latest Copyright - newindianexpress.com 2024. All rights reserved.</w:t>
-      </w:r>
-    </w:p>
-    <w:p>
-      <w:pPr>
-        <w:pStyle w:val="Heading3"/>
-      </w:pPr>
-      <w:r>
-        <w:rPr/>
-        <w:t>Article 203</w:t>
-      </w:r>
-    </w:p>
-    <w:p>
-      <w:pPr>
-        <w:pStyle w:val="Normal"/>
-      </w:pPr>
-      <w:r>
-        <w:rPr/>
-        <w:t>Title: IndiGo Airlines issues travel advisory for passengers flying out of Mumbai due to heavy rainfall, waterlogging in the city</w:t>
-      </w:r>
-    </w:p>
-    <w:p>
-      <w:pPr>
-        <w:pStyle w:val="Normal"/>
-      </w:pPr>
-      <w:r>
-        <w:rPr/>
-        <w:t xml:space="preserve">URL: </w:t>
-      </w:r>
-      <w:r>
-        <w:t xml:space="preserve"> https://newsroompost.com/india/indigo-airlines-issues-travel-advisory-for-passengers-flying-out-of-mumbai-due-to-heavy-rainfall-waterlogging-in-the-city/5347388.html</w:t>
-      </w:r>
-    </w:p>
-    <w:p>
-      <w:pPr>
-        <w:pStyle w:val="Normal"/>
-      </w:pPr>
-      <w:r>
-        <w:rPr/>
-        <w:t>Content: Mumbai (Maharashtra): IndiGo Airlines on Tuesday issued a travel advisory for passengers flying out of Mumbai due to heavy rainfall and waterlogging in the city. Several routes to the airport are experiencing waterlogging, leading to sluggish traffic and operational challenges. Delays in departures and arrivals are expected, and passengers are advised to check their flight status via the IndiGo app or website. The India Meteorological Department (IMD) has issued a red alert for Mumbai, indicating extremely heavy rainfall in isolated areas. “With Mumbai drenched in heavy showers, several routes to the airport are witnessing waterlogging and sluggish traffic. This has, in turn, led to operational challenges, with delays in both departures and arrivals and we truly regret the inconvenience this may cause. If you’re scheduled to travel, we recommend leaving a little earlier and keeping an eye on your flight status via our app or website,” read the advisory. IndiGo teams are closely monitoring the situation and working to minimise disruptions. The safety, comfort, and peace of mind of passengers remain the airline’s top priority. “Our teams are closely monitoring the situation and working diligently to keep operations steady. Your safety, comfort, and peace of mind remain our priority, and we deeply value your patience and understanding,” added the advisory. Meanwhile, Maharashtra Chief Minister Devendra Fadnavis on Monday issued a warning about the severe weather conditions in the state, particularly in Mumbai, due to heavy rainfall. Mumbai received 177 mm of rainfall in just 6-8 hours, prompting the CM to advise citizens to take precautions as more showers are expected along with high tides. A red alert has been issued for Mumbai, Thane, and Raigad, with the IMD forecasting extremely heavy rainfall in these areas.”In the last 2 days, Maharashtra has received widespread rainfall. Red Alert and Orange Alert have been issued for several districts. Even for the next three days, until 21st August, half of the districts in Maharashtra have either Red Alert or Orange Alert. We discussed the precautions that need to be taken due to this,” Fadnavis said. © 2025, All Rights Reserved by Headlong Newsroom Post India Private Limited.</w:t>
-      </w:r>
-    </w:p>
-    <w:p>
-      <w:pPr>
-        <w:pStyle w:val="Heading3"/>
-      </w:pPr>
-      <w:r>
-        <w:rPr/>
-        <w:t>Article 204</w:t>
-      </w:r>
-    </w:p>
-    <w:p>
-      <w:pPr>
-        <w:pStyle w:val="Normal"/>
-      </w:pPr>
-      <w:r>
-        <w:rPr/>
-        <w:t>Title: मुंबई में भारी बारिश का कहर, 19 अगस्त को बंद रहेंगे सभी स्कूल-कॉलेज</w:t>
-      </w:r>
-    </w:p>
-    <w:p>
-      <w:pPr>
-        <w:pStyle w:val="Normal"/>
-      </w:pPr>
-      <w:r>
-        <w:rPr/>
-        <w:t xml:space="preserve">URL: </w:t>
-      </w:r>
-      <w:r>
-        <w:t xml:space="preserve"> https://hindi.news24online.com/india/mumbai-and-jammu-kashmir-heavy-rain-rain-school-and-college-closed/1288306/</w:t>
-      </w:r>
-    </w:p>
-    <w:p>
-      <w:pPr>
-        <w:pStyle w:val="Normal"/>
-      </w:pPr>
-      <w:r>
-        <w:rPr/>
-        <w:t>Content: ---विज्ञापन--- मुंबई में भारी बारिश को लेकर रेड अलर्ट जारी किया गया है। मौसम विभाग की चेतावनी के बाद मुंबई में 19 अगस्त को सभी स्कूल- कॉलेज बंद रहेंगे। वहीं जम्मू-कश्मीर में भी भारी बारिश के 19 अगस्त को स्कूल बंद रहेंगे। IMD ने दोनों ही राज्यों के कई जिलों में रेड और ऑरेंज अलर्ट जारी किया है। 🚨 Holiday issued for Thane on 18 &amp; 19 August, 2025 for all schools/colleges amid heavy rains. #MumbaiRains pic.twitter.com/2MJwNuj951 महाराष्ट्र सरकार में मंत्री गिरीश महाजन का कहना है कि मुंबई में भारी बारिश हो रही है। बारिश से राज्य के कई जिलों में आम जनजीवन प्रभावित हुआ है। मौसम विभाग ने 5 से 6 जिलों में रेड और ऑरेंज अलर्ट जारी किया है। भारी बारिश से नांदेड़ जिला ज्यादा प्रभावित हुआ है। लोगों को जलमग्न इलाकों से निकाला जा रहा है। एसडीआरएफ की टीमें भी बुलाई गई हैं। स्थानीय प्रशासन भी काम कर रहा है। #WATCH | मुंबई: महाराष्ट्र सरकार में मंत्री गिरीश महाजन ने मुंबई में हो रही भारी बारिश पर कहा, "राज्य में भारी बारिश हो रही है। कल दोपहर से ही बारिश शुरू हो गई थी। 5-6 जिले ऐसे हैं जहां बारिश के लिए रेड और ऑरेंज अलर्ट है। नांदेड़ में भारी बारिश हुई है, जलमग्न इलाकों से लोगों को… pic.twitter.com/M1oltxSBko नांदेड़ के मुखेड़ तालुका में भारी बारिश के कारण 5 लोग लापता हो गए हैं। जिले के रावन गांव में 225 लोग बाढ़ के पानी में फंसे हुए हैं, जिन्हें सुरक्षित निकाला जा रहा है। कर्नाटक और तेलंगाना के बांधों से पानी छोड़े जाने के कारण सीमावर्ती जिलों में हालात और बिगड़ गए हैं। महाराष्ट्र सरकार ने मुखेड़ तालुका में राहत बचाव कार्य शुरू कर दिया है। #WATCH | मुंबई: महाराष्ट्र के मुख्यमंत्री देवेंद्र फडणवीस ने महाराष्ट्र में हो रही भारी बारिश पर कहा, "पिछले 2 दिनों में महाराष्ट्र में भारी बारिश हुई है, कई जिलों में रेड और ऑरेंज अलर्ट हैं। महाराष्ट्र के आधे जिलों में अगले 3 दिनों के लिए रेड और ऑरेंज अलर्ट हैं… हम पड़ोसी… pic.twitter.com/o2LcASMUz4 मुख्यमंत्री देवेंद्र फडणवीस ने कहा कि अगले 12 घंटे अहम हैं। जिन इलाकों में रेड अलर्ट जारी किया गया है, वहां नागरिक जरूरी काम होने पर ही घर से बाहर निकलें। समुद्र तट, नदियों और झरनों पर जाते समय भी बेहद सावधानी बरतने की जरूरत है। ये भी पढ़ें: Kishtwar Cloudburst: 70 लोग अब भी लापता, 62 की मौत, 100 से ज्यादा जख्मी, पांचवें दिन भी जारी राहत-बचाव कार्य भारत मौसम विज्ञान विभाग (IMD) ने 18 से 21 अगस्त तक मुंबई समेत कई जिलों में भारी बारिश की संभावना जताई है। इसे देखते हुए 16 जिलों में कुछ में रेड अलर्ट और कुछ में ऑरेंज अलर्ट घोषित किया गया है। hindi.news24online.com पर पढ़ें ताजा देश, राष्ट्रीय समाचार (National News), खेल, मनोरंजन, धर्म, लाइफ़स्टाइल, हेल्थ, शिक्षा से जुड़ी हर खबर। ब्रेकिंग न्यूज और हर खबर की अपडेट के लिए न्यूज 24 ऐप डाउनलोड कर अपना अनुभव शानदार बनाएं। ---विज्ञापन--- ---विज्ञापन--- B.A.G Convergence Limited Film City, Sector 16A, Noida, Uttar Pradesh 201301 Phone: 0120 - 4602424/6652424 Email: info@bagnetwork.in</w:t>
-      </w:r>
-    </w:p>
-    <w:p>
-      <w:pPr>
-        <w:pStyle w:val="Heading3"/>
-      </w:pPr>
-      <w:r>
-        <w:rPr/>
-        <w:t>Article 205</w:t>
-      </w:r>
-    </w:p>
-    <w:p>
-      <w:pPr>
-        <w:pStyle w:val="Normal"/>
-      </w:pPr>
-      <w:r>
-        <w:rPr/>
-        <w:t>Title: मराठ्यांच्या इतिहासाची साक्षीदार; श्रीमंत राजे रघुजी भोसलेंच्या ऐतिहासिक तलवारीचं लोकार्पण, पाहा खास PHOTO</w:t>
-      </w:r>
-    </w:p>
-    <w:p>
-      <w:pPr>
-        <w:pStyle w:val="Normal"/>
-      </w:pPr>
-      <w:r>
-        <w:rPr/>
-        <w:t xml:space="preserve">URL: </w:t>
-      </w:r>
-      <w:r>
-        <w:t xml:space="preserve"> https://marathi.indiatimes.com/photogallery/news/raghuji-bhosale-sword-inauguration-in-mumbai-by-cm-devendra-fadnavis/photoshow/123367923.cms</w:t>
-      </w:r>
-    </w:p>
-    <w:p>
-      <w:pPr>
-        <w:pStyle w:val="Normal"/>
-      </w:pPr>
-      <w:r>
-        <w:rPr/>
-        <w:t>Content: मराठ्यांच्या ऐतिहासिक पराक्रमाची साक्षीदार असलेली श्रीमंत राजे रघुजी भोसले यांच्या तलवारीचं आज मुंबईत लोकार्पण झालं. मुख्यमंत्री देवेंद्र फडणवीस आणि सांस्कृतिक मंत्री आशिष शेलार यांच्या हस्ते या तलवारीचं लोकार्पण करण्यात आलं. रघुजी भोसले यांची तलवार मुंबईत प्रदर्शनासाठी ठेवण्यात आली आहे. ही तलवार पु. ल. देशपांडे अकादमी येथे प्रदर्शनासाठी ठेवण्यात आली आहे. त्यामुळे सर्वसामान्य नागरिकालाही ही तलवार पाहण्याचं भाग्य मिळणार आहे. राज्य सरकारने राजे रघुजी भोसले यांची तलवार लंडन येथून आणली आहे. राज्य सरकारने नुकतीच ही तलावर लंडनमध्ये लिलावात जिंकली होती. त्यानंतर राज्याचे सांस्कृतिक मंत्री आशिष शेलार यांच्याकडे ही तलवार सुपूर्द करण्यात आली होती. यानंतर शेलारांनी मराठा साम्राज्याची ही ऐतिहासिक ठेव महाराष्ट्रात आणली. मुंबई विमानतळावर छत्रपती शिवाजी महाराज यांच्या पुतळ्याला अभिवादन करुन ही तलवार चित्ररथावर विराजमान करुन बाईक रॅलीसह पु. ल. अकादमी येथे आणण्यात आली. यानंतर पु. ल. अकादमी इथे मुख्यमंत्र्यांच्या हस्ते या तलवारीचं उद्घाटन आणि लोकार्पण करण्यात आलं. मुख्यमंत्री देवेंद्र फडणवीस यांच्या हस्ते पु. ल. देशपांडे कला अकादमी येथे श्रीमंत राजे रघुजी भोसले यांच्या तलवारीचं लोकार्पण करण्यात आलं. यावेळचा हा खास क्षण. "मराठा साम्राज्याची आणि हिंदवी स्वराज्याची प्रतिक असलेली ही तलवार, जी आपल्याकडे एकप्रकारे लुटूनच नेण्यात आली होती ती आज पुन्हा एकदा महाराष्ट्रात परत आलेली आहे. ही खरोखर आपल्या सगळ्यांकरता अतिशय गर्वाची गोष्ट आहे", अशी भावना यावेळी मुख्यमंत्री देवेंद्र फडणवीस यांनी व्यक्त केली. श्रीमंत राजे रघुजी भोसले यांची ही तलवार पु. ल. देशपांडे कला अकादमीच्या कला दालनात 19 ते 25 ऑगस्ट या काळात सकाळी 11 ते संध्याकाळी 7 या वेळेत पाहता येणार आहे. सर्वसामान्य नागरीक विनामुल्य ही तलवार पाहू शकणार आहेत.</w:t>
-      </w:r>
-    </w:p>
-    <w:p>
-      <w:pPr>
-        <w:pStyle w:val="Heading3"/>
-      </w:pPr>
-      <w:r>
-        <w:rPr/>
-        <w:t>Article 206</w:t>
-      </w:r>
-    </w:p>
-    <w:p>
-      <w:pPr>
-        <w:pStyle w:val="Normal"/>
-      </w:pPr>
-      <w:r>
-        <w:rPr/>
-        <w:t>Title: Mumbai Rain: मुंबईत उद्या शाळांना सुट्टी? पुढचे १२ तास महत्वाचे, मुख्यमंत्री नेमकं काय म्हणाले?</w:t>
-      </w:r>
-    </w:p>
-    <w:p>
-      <w:pPr>
-        <w:pStyle w:val="Normal"/>
-      </w:pPr>
-      <w:r>
-        <w:rPr/>
-        <w:t xml:space="preserve">URL: </w:t>
-      </w:r>
-      <w:r>
-        <w:t xml:space="preserve"> https://saamtv.esakal.com/mumbai-pune/mumbai-rain-alert-cm-devendra-fadnavis-said-mumbai-schools-declared-holiday-on-tomorrow-bmc-to-decide-pvm91</w:t>
-      </w:r>
-    </w:p>
-    <w:p>
-      <w:pPr>
-        <w:pStyle w:val="Normal"/>
-      </w:pPr>
-      <w:r>
-        <w:rPr/>
-        <w:t>Content: मुंबईत मुसळधार पाऊस पडत आहे. पुढचे १२ तास अतिमुसळधार पावसाचे असणार असल्याचा अंदाज हवामान खात्याने वर्तवला. उद्या शाळांना सुट्टी द्यायची की नाही याचा निर्णय बीएमसी संध्याकाळपर्यंत घेणार आहे. मुख्यमंत्री देवेंद्र फडणवीस यांनी परिस्थितीचा आढावा घेऊन नागरिकांना सतर्क राहण्याचे आवाहन केले. मुंबईमध्ये मुसळधार पाऊस पडत आहे. या पावसामुळे मुंबईची तुंबई झाली आहे. मुंबईतील अनेक ठिकाणी पाणी साचले आहे. याचा फटका रस्ते वाहतुकीसह रेल्वे वाहतुकीवर झाला आहे. मुसळधार पावसामुळे आज मुंबईतील शाळांना दुपारच्या सत्रात सुट्टी देण्यात आली. अशातच मुंबईसाठी पुढचे १२ तास महत्वाचे असणार आहे. कारण हवामान खात्याने मुंबईला रेड अलर्ट दिला असून अतिमुसळधार पावसाची शक्यता वर्तवण्यात आली आहे. त्यामुळे उद्या मुंबईतील शाळा बंद राहणार असल्याचा अंदाज वर्तवला जात आहे. याबाबत मुख्यमंत्र्यांनी नेमकी काय माहिती दिली ते जाणून घ्या... मुख्यमंत्री देवेंद्र फडणवीस यांनी आज मुंबईसह महाराष्ट्रातील पावसाचा आढावा घेतला. त्यांनी आज राज्याच्या आपत्ती व्यवस्थापन विभागाला भेट देत संपूर्ण माहिती घेतली. त्यानंतर माध्यमांशी संवाद साधताना त्यांनी सांगितले की, 'मुंबईमध्ये आज सकाळी ६ वाजेपूर्वीच्या ४८ तासांत जवळपास २०० एमएम पाऊस पडला. आज सकाळी सहापासून ते पुढच्या आठ तासांत तब्बल १७० एमएम पाऊस पडला आहे. म्हणजे मुंबईत प्रचंड पाऊस झाला. चेंबूर भागात सर्वाधिक म्हणजेच १७७ एमएम पाऊस पडलेला आहे. यावेळी पावसाचा विशेष जोर हा शहरीभागात आणि पूर्वी उपनगरात दिसतो आहे.' मुख्यमंत्र्यांनी पुढे सांगितले की, 'मुंबईत एकूण १४ ठिकाणी पाणी तुंबलेले होते. यापैकी २ ठिकाणचे ट्रॅफिक पूर्णपणे थांबवण्यात आले होते. बाकीच्या ठिकाणचे ट्रॅफिक व्यवस्थित सुरू आहे. संपूर्ण मुंबईत ट्रॅफिक स्लो झालेले आहे. पण ट्रॅफिक पूर्णपणे थांबले नाही. ट्रेन्स पूर्णपणे बंद झालेल्या नाहीत. पावसाच्या जोरामुळे ट्रेनचा स्पीड स्लो झाला आहे.' तसंच, 'मुंबईत पुढचे १० ते १२ तास अतिमुसळधार पाऊस पडण्याची शक्यता आहे. मुंबईला रेड अलर्ट देण्यात आला आहे. दुपारच्या सत्रात शाळांना सुट्टी दिली आहे. मंत्रालयातील कर्मचाऱ्यांना दुपारी ४ वाजल्यानंतर निघून जाण्याची परवानगी देण्यात आली आहे. उद्या भरती येण्याची शक्यता आहे. चार मीटरपर्यंत लाटा येण्याची शक्यता आहे त्यामुळे नागरिकांनी काळजी घ्यावी. उद्या मोठ्याप्रमाणात पाऊस असेल. समुद्राची आणि नाल्याची पातळी सारखी असेल. पालिकेकडून उपाययोजना केल्या जात आहेत. आज संध्याकाळी हवामानाचा अंदाज आल्यानंतर उद्या शाळांना सुट्टी द्यायची की नाही? हे बीएमसीकडून सांगितले जाईल.', असे मुख्यमंत्री म्हणाले. सकाळ+चे सदस्य व्हा शॉपिंगसाठी 'सकाळ प्राईम डील्स'च्या भन्नाट ऑफर्स पाहण्यासाठी क्लिक करा. Read Marathi news and watch Live TV. Breaking news from Maharashtra, India, Pune, Mumbai, Politics, Entertainment, Sports, Lifestyle at SaamTV. Get Live Marathi news on Mobile. Download the Saam Tv app for Android and IOS. Follow Us Copyright © 2025 Sakal Media Group – All Rights Reserved Powered by Quintype</w:t>
-      </w:r>
-    </w:p>
-    <w:p>
-      <w:pPr>
-        <w:pStyle w:val="Heading3"/>
-      </w:pPr>
-      <w:r>
-        <w:rPr/>
-        <w:t>Article 207</w:t>
-      </w:r>
-    </w:p>
-    <w:p>
-      <w:pPr>
-        <w:pStyle w:val="Normal"/>
-      </w:pPr>
-      <w:r>
-        <w:rPr/>
-        <w:t>Title: CM Devendra Fadnavis : हिंदवी स्वराज्याचा इतिहास नवीन पिढीपर्यंत पोहोचेल; श्रीमंत राजे रघुजी भोसले यांच्या तलवारीचे स्वागत</w:t>
-      </w:r>
-    </w:p>
-    <w:p>
-      <w:pPr>
-        <w:pStyle w:val="Normal"/>
-      </w:pPr>
-      <w:r>
-        <w:rPr/>
-        <w:t xml:space="preserve">URL: </w:t>
-      </w:r>
-      <w:r>
-        <w:t xml:space="preserve"> https://www.esakal.com/mumbai/legacy-of-hindavi-swarajya-rajarshi-raghuji-bhosales-sword-welcomed-history-cm-devendra-fadnavis-pjp78</w:t>
-      </w:r>
-    </w:p>
-    <w:p>
-      <w:pPr>
-        <w:pStyle w:val="Normal"/>
-      </w:pPr>
-      <w:r>
-        <w:rPr/>
-        <w:t>Content: मुंबई - ‘इतिहासाशी नवीन पिढीला जोडण्याची भूमिका श्रीमंत राजे रघुजी भोसले यांच्या ऐतिहासिक तलवारीने पार पाडली आहे. या तलवारीमुळे आपण इतिहासाशी जोडले गेलो आहे. नागपूरसह इतर ठिकाणी ही तलवार पोहोचेल आणि त्यामुळे आपल्या हिंदवी स्वराज्याचा विस्तार कसा झाला, हे नवीन पिढीपर्यंत पोहोचेल,’ असे प्रतिपादन मुख्यमंत्री देवेंद्र फडणवीस यांनी सोमवारी केले. Follow Us Copyright © 2025 - Sakal Media Pvt Ltd - All rights reserved. Powered by Quintype</w:t>
-      </w:r>
-    </w:p>
-    <w:p>
-      <w:pPr>
-        <w:pStyle w:val="Heading3"/>
-      </w:pPr>
-      <w:r>
-        <w:rPr/>
-        <w:t>Article 208</w:t>
-      </w:r>
-    </w:p>
-    <w:p>
-      <w:pPr>
-        <w:pStyle w:val="Normal"/>
-      </w:pPr>
-      <w:r>
-        <w:rPr/>
-        <w:t>Title: Maharashtra Rain: राज्यात पावसाचा हाहाकार! १६ जिल्ह्यांना रेड- ऑरेंज अलर्ट, मुख्यमंत्र्यांकडून सतर्क राहण्याचे आवाहन</w:t>
-      </w:r>
-    </w:p>
-    <w:p>
-      <w:pPr>
-        <w:pStyle w:val="Normal"/>
-      </w:pPr>
-      <w:r>
-        <w:rPr/>
-        <w:t xml:space="preserve">URL: </w:t>
-      </w:r>
-      <w:r>
-        <w:t xml:space="preserve"> https://saamtv.esakal.com/mumbai-pune/maharashtra-floods-cm-fadnavis-reviews-situation-ndrf-and-army-deployed-16-districts-on-red-alert-latest-news-pvm91</w:t>
-      </w:r>
-    </w:p>
-    <w:p>
-      <w:pPr>
-        <w:pStyle w:val="Normal"/>
-      </w:pPr>
-      <w:r>
-        <w:rPr/>
-        <w:t>Content: महाराष्ट्रातील १६ जिल्ह्यांना पावसाचा रेड अलर्ट देण्यात आला. मुख्यमंत्र्यांनी पावसाची परिस्थितीचा आढावा घेतला. नांदेड, लातूर आणि उदगीर परिसरात पूरस्थिती गंभीर आहे. एनडीआरएफ, लष्कर आणि पोलिसांनी बचावकार्य सुरू केले आहे. मुंबईसह संपूर्ण राज्यात मुसळधार पाऊस पडत आहे. या पावसामुळे अनेक जिल्ह्यांमधील जनजिवन विस्कळीत झाले आहे. याच पावासाचा आढावा मुख्यमंत्री देवेंद्र फडणवीस यांनी घेतला. मुख्यमंत्र्यांनी आपत्ती व्यवस्थापन विभागात जाऊन राज्यातील पावसाच्या परिस्थितीचा आढावा घेतला. यावेळी त्यांनी मुंबईतील पाऊस आणि त्याचसोबत महाराष्ट्रात झालेल्या पावसामुळे किती नुकसान झाले आहे याची देखील माहिती घेतली. त्यानंतर त्यांनी माध्यमांशी संवाद साधत राज्यातील पावसाची परिस्थिती आणि सरकारकडून केल्या जाणाऱ्या उपाययोजनांची माहिती दिली. मुख्यमंत्र्यांनी सांगितले की, ' २१ ऑगस्टपर्यंत राज्यात मुसळधार पावसाची शख्यता आहे. १५ ते १६ जिल्ह्यांना पावसाचा रेड आणि ऑरेंज अलर्ट देण्यात आला आहे. या सर्व जिल्ह्यांमध्ये सरकारकडून उपाययोजना केल्या जात आहेत. अतिवृष्टीमुळे महाराष्ट्रात काही ठिकाणी पिकांचं मोठं नुकसान झाले आहे. कोकण विभागात जास्त पाऊस झाला आहे. कोकणाला रेड अलर्ट देण्यात आला आहे. कुंडलिका, जगबुडीने इशारापातळी ओलांडली आहे. वशिष्ठी नदीच्या पाणी पातळीवर लक्ष ठेवून आहोत.' मुख्यमंत्र्यांनी पुढे सांगितले की, 'नांदेड जिल्ह्यातील मुखेड तालुक्यात अतिवृष्टीने लेंडी धरणाच्या पाणी पातळीत मोठी वाढ झाली आहे. शिवाय लातूर, उदगीर आणि कर्नाटकातून मोठ्या प्रमाणात पाणी येत आहे. काल येथे झालेला पाऊस सुमारे २०६ मिमी इतका होता. त्यामुळे रावनगाव, भासवाडी, भिंगेली, हासनाळ येथील जनजीवन प्रभावित झाले आहे. रावनगाव येथे २२५ नागरिक पुराच्या पाण्यात अडकले असून त्यापैकी अत्यंत प्रतिकूल असलेल्या ठिकाणाहून नागरिकांना बाहेर काढण्यात आले आहे. उर्वरित नागरिकांना सुरक्षित स्थळी हलविण्याचे प्रयत्न सुरु आहेत.' तसंच, 'हसनाळ येथे ८ नागरिकांना बाहेर काढण्यात आले आहे. भासवाडी येथे २० नागरिक अडकले असून ते सुरक्षित आहेत. भिंगेली येथे ४० नागरिक अडकले असून ते देखील सुरक्षित आहेत. ५ नागरिक बेपत्ता असून त्यांचा शोध घेतला जात आहे. मी स्वत: नांदेड जिल्हाधिकार्‍यांशी सातत्याने संपर्कात असून नांदेड, लातूर आणि बिदर असे तिन्ही जिल्हाधिकारी एकमेकांशी संपर्कात राहून बचावकार्य करत आहेत.' 'एनडीआरएफची १ टीम, एक लष्करी पथक आणि पोलिसांची टीम समन्वयातून बचाव कार्य करत आहेत. छत्रपती संभाजीनगर येथून सैन्याची एक तुकडी सुद्धा रवाना झाली आहे. स्थानिक प्रशासनाला सातत्याने प्रभावित भागात राहून समन्वय साधण्यास सांगण्यात आले आहे.', असे देखील मुख्यमंत्र्यांनी यावेळी सांगितले. दरम्यान, राज्यातील अनेक जिल्ह्यांना पावसाचा रेड आणि ऑरेंज अलर्ट देण्यात आला आहे. या जिल्ह्यातील सर्व नागरिकांनी आणि शेतकऱ्यांनी काळजी घेण्याचे आणि सतर्क राहण्याचे आवाहन करण्यात आले आहे. सकाळ+चे सदस्य व्हा शॉपिंगसाठी 'सकाळ प्राईम डील्स'च्या भन्नाट ऑफर्स पाहण्यासाठी क्लिक करा. Read Marathi news and watch Live TV. Breaking news from Maharashtra, India, Pune, Mumbai, Politics, Entertainment, Sports, Lifestyle at SaamTV. Get Live Marathi news on Mobile. Download the Saam Tv app for Android and IOS. Follow Us Copyright © 2025 Sakal Media Group – All Rights Reserved Powered by Quintype</w:t>
-      </w:r>
-    </w:p>
-    <w:p>
-      <w:pPr>
-        <w:pStyle w:val="Heading3"/>
-      </w:pPr>
-      <w:r>
-        <w:rPr/>
-        <w:t>Article 209</w:t>
-      </w:r>
-    </w:p>
-    <w:p>
-      <w:pPr>
-        <w:pStyle w:val="Normal"/>
-      </w:pPr>
-      <w:r>
-        <w:rPr/>
-        <w:t>Title: राष्ट्रीय: मुंबई में भारी बारिश के बीच सुचारू रूप से चल रही मेट्रो, सीएम फडणवीस ने की तारीफ</w:t>
-      </w:r>
-    </w:p>
-    <w:p>
-      <w:pPr>
-        <w:pStyle w:val="Normal"/>
-      </w:pPr>
-      <w:r>
-        <w:rPr/>
-        <w:t xml:space="preserve">URL: </w:t>
-      </w:r>
-      <w:r>
-        <w:t xml:space="preserve"> https://www.bhaskarhindi.com/other/news-1174019</w:t>
-      </w:r>
-    </w:p>
-    <w:p>
-      <w:pPr>
-        <w:pStyle w:val="Normal"/>
-      </w:pPr>
-      <w:r>
-        <w:rPr/>
-        <w:t>Content: Download App from मुंबई, 18 अगस्त (आईएएनएस)। मुंबई में भारी बारिश के बीच मेट्रो सेवाएं सुचारू रूप से चल रही हैं। महा मुंबई मेट्रो ऑपरेशन कॉर्पोरेशन लिमिटेड ने सोमवार को सोशल मीडिया प्लेटफॉर्म एक्स पर एक पोस्ट शेयर कर इसकी जानकारी दी है। मौसम विभाग ने मुंबई और आसपास के जिलों के लिए रेड अलर्ट जारी किया है। आईएमडी ने मुंबई समेत कई इलाकों में भारी से बहुत भारी बारिश का अनुमान जताया है। शहर के कई इलाकों में जलभराव की खबर है, जिससे सड़क यातायात धीमा हो गया है।हालांकि, महा मुंबई मेट्रो ऑपरेशन कॉर्पोरेशन लिमिटेड ने एक्स पर पोस्ट शेयर कर बताया कि येलो लाइन 2ए और रेड लाइन 7 पर मेट्रो सेवाएं निर्धारित समय पर चल रही हैं। आपातकालीन स्थिति में यात्रियों को किसी भी असुविधा से बचाने के लिए अतिरिक्त सेवाओं के लिए ट्रेनें स्टैंडबाय पर तैयार हैं।मुंबई मेट्रो ने बयान में आगे कहा, "चाहे आप ऑफिस जा रहे हों, स्कूल से लौट रहे हों, या अपनों से मिलने जा रहे हों, हम आपके सुरक्षित और विश्वसनीय यात्रा के लिए पूरी तरह तैयार हैं। सहायता के लिए हमारे हेल्पलाइन नंबर (1800 889 0505) या (1800 889 0808) पर संपर्क करें। सभी सुरक्षित रहें और सुरक्षित यात्रा करें।"इस बीच, सीएम देवेंद्र फडणवीस ने मुंबई मेट्रो की तारीफ की। उन्होंने कहा, "महाराष्ट्र में पिछले दो दिनों के बीच भारी बारिश हुई है और कई जिलों में रेड तथा ऑरेंज अलर्ट जारी किया है। इसके बावजूद मुंबई मेट्रो सुचारू रूप से चल रही है। हमने बार-बार कहा है कि भारी बारिश के बावजूद मेट्रो लोगों के लिए काफी कारगर है। इस समय भी मेट्रो अपने समय पर चल रही है।"सीएम देवेंद्र फडणवीस के बयान पर मुंबई मेट्रो ने कहा, "बारिश हो या धूप, मुंबई रुकती नहीं और न ही हम। आज की भारी बारिश के बावजूद मुंबई के प्रति हमारी प्रतिबद्धता कभी डगमगाती नहीं। महाराष्ट्र के मुख्यमंत्री फडणवीस ने राज्य में मूसलाधार बारिश के बावजूद शहर को गतिमान रखने के लिए मेट्रो सेवाओं की सराहना की। हम उनके प्रोत्साहन भरे शब्दों के लिए आभार व्यक्त करते हैं। हम इस शहर को विश्वसनीयता, सुरक्षा और देखभाल के साथ सेवा देने के अपने मिशन में दृढ़ रहने का वचन देते हैं।"अस्वीकरण: यह न्यूज़ ऑटो फ़ीड्स द्वारा स्वतः प्रकाशित हुई खबर है। इस न्यूज़ में BhaskarHindi.com टीम के द्वारा किसी भी तरह का कोई बदलाव या परिवर्तन (एडिटिंग) नहीं किया गया है| इस न्यूज की एवं न्यूज में उपयोग में ली गई सामग्रियों की सम्पूर्ण जवाबदारी केवल और केवल न्यूज़ एजेंसी की है एवं इस न्यूज में दी गई जानकारी का उपयोग करने से पहले संबंधित क्षेत्र के विशेषज्ञों (वकील / इंजीनियर / ज्योतिष / वास्तुशास्त्री / डॉक्टर / न्यूज़ एजेंसी / अन्य विषय एक्सपर्ट) की सलाह जरूर लें। अतः संबंधित खबर एवं उपयोग में लिए गए टेक्स्ट मैटर, फोटो, विडियो एवं ऑडिओ को लेकर BhaskarHindi.com न्यूज पोर्टल की कोई भी जिम्मेदारी नहीं है| मौसम विभाग ने मुंबई और आसपास के जिलों के लिए रेड अलर्ट जारी किया है। आईएमडी ने मुंबई समेत कई इलाकों में भारी से बहुत भारी बारिश का अनुमान जताया है। शहर के कई इलाकों में जलभराव की खबर है, जिससे सड़क यातायात धीमा हो गया है। हालांकि, महा मुंबई मेट्रो ऑपरेशन कॉर्पोरेशन लिमिटेड ने एक्स पर पोस्ट शेयर कर बताया कि येलो लाइन 2ए और रेड लाइन 7 पर मेट्रो सेवाएं निर्धारित समय पर चल रही हैं। आपातकालीन स्थिति में यात्रियों को किसी भी असुविधा से बचाने के लिए अतिरिक्त सेवाओं के लिए ट्रेनें स्टैंडबाय पर तैयार हैं। मुंबई मेट्रो ने बयान में आगे कहा, "चाहे आप ऑफिस जा रहे हों, स्कूल से लौट रहे हों, या अपनों से मिलने जा रहे हों, हम आपके सुरक्षित और विश्वसनीय यात्रा के लिए पूरी तरह तैयार हैं। सहायता के लिए हमारे हेल्पलाइन नंबर (1800 889 0505) या (1800 889 0808) पर संपर्क करें। सभी सुरक्षित रहें और सुरक्षित यात्रा करें।" इस बीच, सीएम देवेंद्र फडणवीस ने मुंबई मेट्रो की तारीफ की। उन्होंने कहा, "महाराष्ट्र में पिछले दो दिनों के बीच भारी बारिश हुई है और कई जिलों में रेड तथा ऑरेंज अलर्ट जारी किया है। इसके बावजूद मुंबई मेट्रो सुचारू रूप से चल रही है। हमने बार-बार कहा है कि भारी बारिश के बावजूद मेट्रो लोगों के लिए काफी कारगर है। इस समय भी मेट्रो अपने समय पर चल रही है।" सीएम देवेंद्र फडणवीस के बयान पर मुंबई मेट्रो ने कहा, "बारिश हो या धूप, मुंबई रुकती नहीं और न ही हम। आज की भारी बारिश के बावजूद मुंबई के प्रति हमारी प्रतिबद्धता कभी डगमगाती नहीं। महाराष्ट्र के मुख्यमंत्री फडणवीस ने राज्य में मूसलाधार बारिश के बावजूद शहर को गतिमान रखने के लिए मेट्रो सेवाओं की सराहना की। हम उनके प्रोत्साहन भरे शब्दों के लिए आभार व्यक्त करते हैं। हम इस शहर को विश्वसनीयता, सुरक्षा और देखभाल के साथ सेवा देने के अपने मिशन में दृढ़ रहने का वचन देते हैं।" अस्वीकरण: यह न्यूज़ ऑटो फ़ीड्स द्वारा स्वतः प्रकाशित हुई खबर है। इस न्यूज़ में BhaskarHindi.com टीम के द्वारा किसी भी तरह का कोई बदलाव या परिवर्तन (एडिटिंग) नहीं किया गया है| इस न्यूज की एवं न्यूज में उपयोग में ली गई सामग्रियों की सम्पूर्ण जवाबदारी केवल और केवल न्यूज़ एजेंसी की है एवं इस न्यूज में दी गई जानकारी का उपयोग करने से पहले संबंधित क्षेत्र के विशेषज्ञों (वकील / इंजीनियर / ज्योतिष / वास्तुशास्त्री / डॉक्टर / न्यूज़ एजेंसी / अन्य विषय एक्सपर्ट) की सलाह जरूर लें। अतः संबंधित खबर एवं उपयोग में लिए गए टेक्स्ट मैटर, फोटो, विडियो एवं ऑडिओ को लेकर BhaskarHindi.com न्यूज पोर्टल की कोई भी जिम्मेदारी नहीं है| Created On : 18 Aug 2025 5:21 PM IST</w:t>
-      </w:r>
-    </w:p>
-    <w:p>
-      <w:pPr>
-        <w:pStyle w:val="Heading3"/>
-      </w:pPr>
-      <w:r>
-        <w:rPr/>
-        <w:t>Article 210</w:t>
-      </w:r>
-    </w:p>
-    <w:p>
-      <w:pPr>
-        <w:pStyle w:val="Normal"/>
-      </w:pPr>
-      <w:r>
-        <w:rPr/>
-        <w:t>Title: 'Third Mumbai' to boost metropolitan region development Fadnavis</w:t>
-      </w:r>
-    </w:p>
-    <w:p>
-      <w:pPr>
-        <w:pStyle w:val="Normal"/>
-      </w:pPr>
-      <w:r>
-        <w:rPr/>
-        <w:t xml:space="preserve">URL: </w:t>
-      </w:r>
-      <w:r>
-        <w:t xml:space="preserve"> https://www.theweek.in/wire-updates/business/2025/08/19/bom3-mh-third-mumbai-cm.html</w:t>
-      </w:r>
-    </w:p>
-    <w:p>
-      <w:pPr>
-        <w:pStyle w:val="Normal"/>
-      </w:pPr>
-      <w:r>
-        <w:rPr/>
-        <w:t>Content: Mumbai, Aug 19 (PTI) Maharashtra Chief Minister Devendra Fadnavis has said his government is developing 'Third Mumbai' in neighbouring Raigad district to boost development in the Mumbai Metropolitan Region (MMR). This would mark a new chapter in the state's economic growth, Fadnavis said on Monday at the inauguration of the expanded office of global investment banking giant Goldman Sachs in Worli area here. The CM also held discussions with investors during the event. "The opening of Goldman Sachs' new facility is a matter of pride for the state. It reaffirms Maharashtra's skilled workforce, robust markets, and investor-friendly environment. This also underlines the state's leadership in the financial sector," he noted. "The state government is committed to development and is working with the private sector to build 'Third Mumbai'. The new city will host centres of international universities and will play a crucial role in the economic growth of both Mumbai and Maharashtra. The project will include medical colleges, innovation hubs, and research facilities," the CM said. Research in areas like quantum computing and AI-based systems will be a key feature, he added. Fadnavis assured that connectivity between Mumbai and 'Third Mumbai' would be seamless, supported by infrastructure projects like the Coastal Road, Atal Setu and the ongoing Worli-Sewri Link Road. Appealing to private investors to take an initiative in the development of the new city, the CM said, "Good development happens through public-private partnerships. All necessary clearances for incoming investors will be fast-tracked at the government level. Maharashtra is an investor-friendly state. We are continuously improving our ease-of-doing-business rankings." The state is ensuring no obstacles come in the way of investors, and if any issues arise, they are resolved promptly, he said. Kevin Sneader, president of Goldman Sachs, said opportunities in the Indian market are of great significance to the firm. Goldman Sachs India CEO Sanjay Chatterjee said the new office marks a milestone in the company's journey in India, adding the design of the new space focuses on collaboration, innovation, and employee well-being. A statement from the CM's Office said Goldman Sachs began its services in India in the 1980s and established full ownership presence in Mumbai in 2006. It currently offers investment banking, equity sales and trading, fixed income securities, asset management, and research services, the statement said. (This story has not been edited by THE WEEK and is auto-generated from PTI) Kerala weather update: Flood warning in Wayanad as shutters of Banasura Sagar dam raised again; orange alert in 3 districts on Aug 19 amid heavy rains Did Trump pause White House talks with EU leaders midway to call Putin? 17 years of Virat Kohli: Here are 5 of his unique achievements in international cricket #DidYouKnow: Shah Rukh Khan was initially approached with the script of THIS upcoming Tamil film? 100-year plan to reach a black hole? Italian scientist discusses tiny spacecraft that could achieve this feat | INTERVIEW Copyright © 2024 All rights reserved</w:t>
-      </w:r>
-    </w:p>
-    <w:p>
-      <w:pPr>
-        <w:pStyle w:val="Heading3"/>
-      </w:pPr>
-      <w:r>
-        <w:rPr/>
         <w:t>Article 211</w:t>
-      </w:r>
-    </w:p>
-    <w:p>
-      <w:pPr>
-        <w:pStyle w:val="Normal"/>
-      </w:pPr>
-      <w:r>
-        <w:rPr/>
-        <w:t>Title: Transformative Leadership: Sukhraj Nahar Steers CREDAI-MCHI Towards Urban Revolution</w:t>
-      </w:r>
-    </w:p>
-    <w:p>
-      <w:pPr>
-        <w:pStyle w:val="Normal"/>
-      </w:pPr>
-      <w:r>
-        <w:rPr/>
-        <w:t xml:space="preserve">URL: </w:t>
-      </w:r>
-      <w:r>
-        <w:t xml:space="preserve"> https://www.devdiscourse.com/article/business/3545330-transformative-leadership-sukhraj-nahar-steers-credai-mchi-towards-urban-revolution</w:t>
-      </w:r>
-    </w:p>
-    <w:p>
-      <w:pPr>
-        <w:pStyle w:val="Normal"/>
-      </w:pPr>
-      <w:r>
-        <w:rPr/>
-        <w:t>Content: VMPL Mumbai, Maharashtra, August 18: In a pivotal milestone for the real estate sector in Mumbai, CREDAI-MCHI welcomed Mr. Sukhraj Nahar as its 18th President during an elaborate Change of Guard ceremony at Jio World Centre. This leadership transition signifies the dawning of a new era for the real estate landscape of the Mumbai Metropolitan Region (MMR). The event, attended by prominent figures including Maharashtra's Chief Minister Devendra Fadnavis, witnessed the unveiling of 'Mission CARES,' an initiative focused on Compassion, Affordability, Reforestation, Empowerment, and Skilling. Nahar's presidency is expected to address key challenges, streamline regulatory mechanisms, and integrate cutting-edge technology into urban development. Under Nahar's leadership, the association plans to implement innovative solutions like AI-driven project tracking and blockchain-supported compliance, aiming to reduce costs and improve efficiency. This proactive approach is designed to set benchmarks in sustainable development, with a strong commitment to social equity and environmental responsibility. (With inputs from agencies.) Email: info@devdiscourse.com Phone: +91-720-6444012, +91-7027739813, 14, 15 © Copyright 2025</w:t>
-      </w:r>
-    </w:p>
-    <w:p>
-      <w:pPr>
-        <w:pStyle w:val="Heading3"/>
-      </w:pPr>
-      <w:r>
-        <w:rPr/>
-        <w:t>Article 212</w:t>
-      </w:r>
-    </w:p>
-    <w:p>
-      <w:pPr>
-        <w:pStyle w:val="Normal"/>
-      </w:pPr>
-      <w:r>
-        <w:rPr/>
-        <w:t>Title: LGEC 2025: 'लाडकी बहीण' योजनेमुळे महाराष्ट्रातील अर्थव्यवस्थेला चालनाच मिळाली; सुनील तटकरेंनी समजावलं 'गणित'</w:t>
-      </w:r>
-    </w:p>
-    <w:p>
-      <w:pPr>
-        <w:pStyle w:val="Normal"/>
-      </w:pPr>
-      <w:r>
-        <w:rPr/>
-        <w:t xml:space="preserve">URL: </w:t>
-      </w:r>
-      <w:r>
-        <w:t xml:space="preserve"> https://www.lokmat.com/international/lgec-2025-ladki-bahin-scheme-has-given-a-boost-to-the-economy-of-maharashtra-sunil-tatkare-rahul-narvekar-explained-a-a629/</w:t>
-      </w:r>
-    </w:p>
-    <w:p>
-      <w:pPr>
-        <w:pStyle w:val="Normal"/>
-      </w:pPr>
-      <w:r>
-        <w:rPr/>
-        <w:t>Content: हिंदी | English सोमवार २५ ऑगस्ट २०२५ FOLLOW US : शहरं व्हिडीओ सखी आणखी By ऑनलाइन लोकमत | Updated: August 18, 2025 21:31 IST2025-08-18T20:57:40+5:302025-08-18T21:31:05+5:30 लंडन - महाराष्ट्रात सर्व क्षेत्रात गुंतवणूक येत आहे. राज्यातील जनतेकडून गुंतवणुकीला पोषक वातावरण असल्याने अर्थव्यवस्था २-३ पटीने पुढे जात आहे. त्यात 'लाडकी बहीण' योजनेत महिलांना मिळालेला पैसा बाजारात येत आहे. त्यातून अर्थव्यवस्थेला चालनाच मिळत आहे, असं मत माजी अर्थमंत्री सुनील तटकरे यांनी मांडले. लंडन येथील 'लोकमत ग्लोबल इकॉनोमिक कन्व्हेन्शन' मध्ये 'महाराष्ट्र इकोनॉमी पॉवर हाऊस ऑफ इंडिया' या चर्चासत्रात ते बोलत होते. लोकमत समूहाचे 'एडिटर इन चीफ' राजेंद्र दर्डा यांनी 'लाडकी बहीण' योजनेबाबत उपस्थित पॅनेलिस्टला प्रश्न विचारला. महाराष्ट्रावर ७ लाख कोटींचे कर्ज असताना 'लाडकी बहीण'सारख्या योजनांवर मोठ्या प्रमाणात पैसे खर्च होत आहेत. त्यातून महाराष्ट्राच्या अर्थव्यवस्थेला सरकार पुढे कसं नेणार असं त्यांनी विचारले. यावर सुनील तटकरे म्हणाले की, महाराष्ट्रावर सात लाख कोटींचे कर्ज झाले असले तरी देशाच्या जीडीपीच्या तुलनेत महाराष्ट्राची कर्जाची मर्यादा खूप कमी आहे. मागील १०-१२ वर्षात महाराष्ट्राने मोठ्या प्रमाणात पायाभूत सुविधा निर्माण केल्या आहेत. त्यातूनच अर्थव्यवस्थेत वाढ होत आहे. गेल्या १२-१३ महिन्यात लाडकी बहीण योजनेतून किमान ५० हजार कोटी महाराष्ट्राच्या ग्रामीण भागात मिळाले आहेत. हे पैसेही बाजारात आले. ते साधारण तिप्पट धरले, तर दीड लाख कोटींची गुंतवणूक महाराष्ट्रात आली. याचा अर्थ लावला तर लाडकी बहीण योजनेवर टीका करणाऱ्यांना खरे उत्तर मिळेल. महाराष्ट्रात सर्व क्षेत्रात ज्याप्रकारे गुंतवणूक येत आहे आणि गुंतवणुकीला पोषक वातावरण राहते तेव्हा अर्थव्यवस्था २-३ पटीने पुढे जाते. राज्यात आर्थिक गुंतवणुकीला राज्यातील जनतेने पूरक वातावरण ठेवले आहे असं त्यांनी सांगितले. विधानसभेचे अध्यक्ष राहुल नार्वेकर यांनीही या विषयाकडे बघण्याचा वेगळा दृष्टिकोन दिला. ते म्हणाले, कल्याणकारी राज्याचं धोरण समजणं आवश्यक आहे. महाराष्ट्र एक कल्याणकारी राज्य आहे. कल्याणकारी राज्यात केवळ आकडे पाहून चालत नाही, तर सामाजिक निर्देशांकही महत्त्वाचा असतो. लाडकी बहीणसारखी योजना ही सामाजिक दृष्टीकोनातून आवश्यक आहे. त्यामुळे अशा योजना आपण आणल्या नाहीत आणि केवळ आकडेवारी पाहत राहिलो तर आपली जी मूळ जबाबदारी आहे त्यावर आपण काम करू शकत नाही. कुठल्याही अर्थव्यवस्थेत राजकोषीय असमतोल कमी करायचा असेल तर आपल्याला महसूल जमा करण्यासोबतच भांडवल उभारणं गरजेचे आहे. कृषी उत्पादन हे भांडवल उभं करण्याची संधी आहे, याकडे त्यांनी लक्ष वेधलं. कृषीसोबतच पर्यटनाला चालना दिल्यास भांडवली महसूल वाढेल. महाराष्ट्राला हे माहिती झाले आहे. त्यामुळे सरकार कृषी, पर्यटन या सर्व क्षेत्रावर लक्ष केंद्रित करत आहेत. जलयुक्त शिवार ही महत्त्वाची योजना आहे. त्यातून शेतकऱ्यांना संधी मिळत आहे. कृषी अर्थव्यवस्थेला त्यातून चालना मिळत आहे. त्यातून भांडवल उभं राहणार आहे. त्यामुळे खर्च करण्यात काही अडचण नाही. हा पैसा जनतेच्या भल्यासाठी खर्च होतोय. निधीतील कमतरता दूर करण्यासाठी राज्याकडे धोरणे आहेत. राज्य योग्य प्रकारे त्यावर काम करत आहे, अशी मुद्देसुद मांडणी राहुल नार्वेकर यांनी केली. दरम्यान, देवेंद्र फडणवीस यांच्या नेतृत्वाखाली सध्या नदी जोड प्रकल्प मोठ्या प्रमाणात राज्यात सुरू आहे. त्यातून येणाऱ्या काळात अनेक जमिनी सिंचनाखाली येतील. बऱ्याच भागातील दुष्काळ संपुष्टात येतील. त्यामुळे शेतकरी कर्जमाफी आणि अन्य सिंचन प्रकल्पातील पैसे वाचतील. त्यातून अर्थव्यवस्था वाढेल. त्यामुळे सरकारला निधीची कमतरता भासणार नाही, असा विश्वास मंत्री अतुल सावे यांनी व्यक्त केला. FOLLOW US : Copyright © 2025 Lokmat Media Pvt Ltd</w:t>
-      </w:r>
-    </w:p>
-    <w:p>
-      <w:pPr>
-        <w:pStyle w:val="Heading3"/>
-      </w:pPr>
-      <w:r>
-        <w:rPr/>
-        <w:t>Article 213</w:t>
-      </w:r>
-    </w:p>
-    <w:p>
-      <w:pPr>
-        <w:pStyle w:val="Normal"/>
-      </w:pPr>
-      <w:r>
-        <w:rPr/>
-        <w:t>Title: मानसून में हाल बेहाल, भारी बारिश से इस राज्य में जगह-जगह भरा पानी, स्कूल-कॉलेज किए बंद</w:t>
-      </w:r>
-    </w:p>
-    <w:p>
-      <w:pPr>
-        <w:pStyle w:val="Normal"/>
-      </w:pPr>
-      <w:r>
-        <w:rPr/>
-        <w:t xml:space="preserve">URL: </w:t>
-      </w:r>
-      <w:r>
-        <w:t xml:space="preserve"> https://www.patrika.com/national-news/heavy-rain-alert-in-mumbai-monsoon-gained-momentum-know-imd-weather-update-19874723</w:t>
-      </w:r>
-    </w:p>
-    <w:p>
-      <w:pPr>
-        <w:pStyle w:val="Normal"/>
-      </w:pPr>
-      <w:r>
-        <w:rPr/>
-        <w:t>Content: ताजा खबरें राज्य मौसम बिहार चुनाव 2025 कुलिश जन्मशती वर्ष पत्रिका स्पेशल राष्ट्रीय मनोरंजन ज्योतिष स्वास्थ्य खेल धर्म राजनीति विश्व OTT शिक्षा ओपिनियन ऑटो टेक गैजेट लाइफस्टाइल ब्यूटी महिला बिजनेस क्राइम जॉब्स ई-पेपर मेरी खबर शॉर्ट्स ई-पेपर भारत • Devika Chatraj • Aug 19, 2025 देश भर में मानसून ने एक बार फिर उग्र रूप धारण कर लिया है। खासकर महाराष्ट्र में भारी बारिश ने हाहाकार मचा दिया है, जिसके चलते कई इलाकों में बाढ़ जैसे हालात बन गए हैं। मुंबई, पुणे, रायगढ़, रत्नागिरी और कोल्हापुर जैसे जिलों में लगातार हो रही मूसलाधार बारिश ने जनजीवन को पूरी तरह प्रभावित किया है। भारतीय मौसम विज्ञान विभाग (IMD) ने मुंबई और कोंकण क्षेत्र के लिए रेड अलर्ट जारी किया है, जिसमें अगले 48 घंटों तक अत्यधिक भारी बारिश की चेतावनी दी गई है। मुंबई में रविवार रात से शुरू हुई भारी बारिश ने शहर की रफ्तार थाम दी है। सड़कों, रेलवे स्टेशनों और एयरपोर्ट तक पानी भर गया है, जिससे यातायात बुरी तरह प्रभावित हुआ है। अंधेरी सबवे, वकोला ब्रिज और खर सबवे जैसे निचले इलाकों में जलजमाव के कारण यातायात ठप हो गया। बृहन्मुंबई महानगर पालिका (BMC) ने 19 अगस्त को सभी सरकारी और निजी स्कूल-कॉलेजों में छुट्टी की घोषणा की है। मुंबई पुलिस और आपदा प्रबंधन टीमें राहत कार्य में जुटी हैं। मुख्यमंत्री देवेंद्र फडणवीस ने आपात बैठक कर सभी एजेंसियों को हाई अलर्ट पर रहने के निर्देश दिए हैं। पुणे में भारी बारिश के बीच इंद्रायणी नदी पर बना एक पुराना पुल ढह गया, जिसमें कम से कम छह लोगों की मौत हो गई। बुलढाणा, नांदेड़ और जलगांव जैसे जिलों में नदियां खतरे के निशान से ऊपर बह रही हैं, जिससे कई मार्गों पर यातायात बंद है। बीड जिले में बेमौसम बारिश ने केला, अनार और प्याज जैसी फसलों को भारी नुकसान पहुंचाया है। दिल्ली-एनसीआर: दिल्ली में रुक-रुक कर बारिश हो रही है, जिससे जलभराव और ट्रैफिक जाम की समस्या बनी हुई है। IMD के अनुसार, 20 अगस्त तक हल्की बारिश का दौर जारी रहेगा। हिमाचल प्रदेश: भारी बारिश और भूस्खलन से चंडीगढ़-मनाली हाईवे बंद है। मंडी जिले में चार स्कूल बंद किए गए हैं, और 449 सड़कें अवरुद्ध हैं। उत्तराखंड: गंगोत्री-यमुनोत्री हाईवे पर भूस्खलन और मलबे के कारण यातायात प्रभावित है। उत्तर प्रदेश: लखनऊ, प्रयागराज और वाराणसी सहित 18 जिलों में बाढ़ का कहर है। गंगा और यमुना नदियां उफान पर हैं, और 22 जिलों में स्कूल बंद किए गए हैं। जम्मू-कश्मीर: भारी बारिश और बादल फटने की घटनाओं के कारण सभी शैक्षणिक संस्थान बंद हैं। कठुआ में सात लोगों की मौत की खबर है। कर्नाटक: बेंगलुरु में भारी बारिश के कारण येलो अलर्ट जारी है। कई इलाकों में बाढ़ जैसे हालात हैं, और प्राइमरी स्कूल बंद हैं। झारखंड: जमशेदपुर में स्वर्णरेखा और खरकई नदियों का जलस्तर बढ़ने से स्कूल बंद किए गए हैं। मौसम विभाग ने अगले 72 घंटों के लिए महाराष्ट्र, गोवा, गुजरात, हिमाचल प्रदेश, उत्तराखंड, और पूर्वोत्तर राज्यों में भारी से अति भारी बारिश की चेतावनी जारी की है। बंगाल की खाड़ी में बने कम दबाव के क्षेत्र के कारण मानसून और सक्रिय हो गया है। खबर शेयर करें: संबंधित विषय: #WeatherNews Weather Forecast मौसम समाचार Published on: 19 Aug 2025 09:05 am DOWNLOAD ON Play Store DOWNLOAD ON App Store Trending Topics Bihar Elections 2025 PM Modi Asia Cup 2025 Top Categories राष्ट्रीय मनोरंजन स्वास्थ्य राजस्थान मध्य प्रदेश Legal Privacy Policy Statutory provisions on reporting (sexual offenses) This website follows the DNPA’s code of conduct Code of Conduct About Us Grievance Policy RSS Copyright © 2025 Patrika Group. All Rights Reserved.</w:t>
-      </w:r>
-    </w:p>
-    <w:p>
-      <w:pPr>
-        <w:pStyle w:val="Heading3"/>
-      </w:pPr>
-      <w:r>
-        <w:rPr/>
-        <w:t>Article 214</w:t>
-      </w:r>
-    </w:p>
-    <w:p>
-      <w:pPr>
-        <w:pStyle w:val="Normal"/>
-      </w:pPr>
-      <w:r>
-        <w:rPr/>
-        <w:t>Title: Mumbai Rains: भारी बारिश का कहर, 7 की मौत, आदित्य ठाकरे ने BMC पर लगाए आरोप</w:t>
-      </w:r>
-    </w:p>
-    <w:p>
-      <w:pPr>
-        <w:pStyle w:val="Normal"/>
-      </w:pPr>
-      <w:r>
-        <w:rPr/>
-        <w:t xml:space="preserve">URL: </w:t>
-      </w:r>
-      <w:r>
-        <w:t xml:space="preserve"> https://www.thesandeshwahak.com/mumbai-rains-heavy-rain-wreaks-havoc-7-dead-aditya-thackeray-blames-bmc/</w:t>
-      </w:r>
-    </w:p>
-    <w:p>
-      <w:pPr>
-        <w:pStyle w:val="Normal"/>
-      </w:pPr>
-      <w:r>
-        <w:rPr/>
-        <w:t>Content: Welcome, Login to your account. Recover your password. A password will be e-mailed to you. Trending The Sandesh Wahak - Hamari khabar sachi khabar Sandesh Wahak Digital Desk: महाराष्ट्र के मुंबई और कई अन्य जिलों में लगातार हो रही भारी बारिश ने जनजीवन बुरी तरह अस्त-व्यस्त कर दिया है। मुंबई, ठाणे, पालघर और नवी मुंबई के कई इलाकों में सड़कों पर भीषण जलभराव के कारण स्थिति बिगड़ गई है। इस बीच, मुख्यमंत्री देवेंद्र फडणवीस ने पुष्टि की है कि अब तक राज्य में बारिश से संबंधित घटनाओं में 7 लोगों की मौत हो चुकी है। भारत मौसम विज्ञान विभाग (आईएमडी) ने ठाणे और पालघर जिलों के लिए सोमवार, 18 अगस्त, 2025 और मंगलवार, 19 अगस्त, 2025 के लिए ‘रेड अलर्ट’ जारी किया है, जिसके चलते इन जिलों में स्कूल और कॉलेज बंद कर दिए गए हैं। महाघोटाला: तीन आवास आयुक्तों ने की जांच पर कार्रवाई सिफर,… अंतरिक्ष यात्रा से लौटे शुभांशु शुक्ला आज आ रहे हैं लखनऊ,… नांदेड़ जिले में 200 से अधिक लोग बाढ़ में फंस गए थे, जिन्हें निकालने के लिए सेना को बुलाना पड़ा। वहीं, कल्याण के जय भवानी नगर इलाके में नेतिवली पहाड़ी पर भूस्खलन हुआ, जिसके बाद स्थानीय निवासियों को पास के एक नगरपालिका स्कूल में शिफ्ट किया गया। मुख्यमंत्री फडणवीस ने मंत्रालय स्थित आपातकालीन केंद्र से हालात की समीक्षा करते हुए बताया कि रत्नागिरी, रायगढ़ और हिंगोली जिलों में भी भारी बारिश हुई है। मराठवाड़ा क्षेत्र में पिछले पांच दिनों में 6 लोगों की मौत और 205 पशुधन की हानि की खबर है। इस बीच, शिवसेना (यूबीटी) नेता आदित्य ठाकरे ने जलभराव के लिए बीएमसी (बृहन्मुंबई महानगरपालिका) पर सवाल उठाए। उन्होंने आरोप लगाया कि एक घोटाले के चलते मुंबई की सड़कों की हालत खराब है और चुनाव न होने की वजह से तीन साल से बीएमसी पर राज्य सरकार का नियंत्रण है, जिससे जवाबदेही का अभाव बना हुआ है। वहीं, मुख्यमंत्री ने जनता को भरोसा दिलाया कि सभी एजेंसियां मिलकर स्थिति पर लगातार नजर रख रही हैं और बचाव कार्य जारी हैं। Also Read: फतेहपुर बवाल की रिपोर्ट ने बढ़ाई हलचल,लापरवाही बरतने वाले अफसरों पर गिरेगी गाज Get real time updates directly on you device, subscribe now. Prev Post फतेहपुर बवाल की रिपोर्ट ने बढ़ाई हलचल,लापरवाही बरतने वाले अफसरों पर गिरेगी गाज Next Post उपराष्ट्रपति चुनाव को लेकर सियासी हलचल तेज, इंडिया ब्लॉक आज करेगा अपने उम्मीदवार के नाम का ऐलान महाघोटाला: तीन आवास आयुक्तों ने की जांच पर कार्रवाई सिफर, दोषी अफसरों-कर्मियों को कौन… अंतरिक्ष यात्रा से लौटे शुभांशु शुक्ला आज आ रहे हैं लखनऊ, सीएम योगी करेंगे स्वागत बुलंदशहर में बड़ा सड़क हादसा: श्रद्धालुओं से भरी ट्रॉली को कंटेनर ने मारी टक्कर, 8 की… दरभंगा के कमला नदी में डूबने से चार बच्चों की मौत, सीएम नीतीश कुमार ने जताया दुख महाघोटाला: तीन आवास आयुक्तों ने की जांच पर कार्रवाई… अंतरिक्ष यात्रा से लौटे शुभांशु शुक्ला आज आ रहे हैं… बुलंदशहर में बड़ा सड़क हादसा: श्रद्धालुओं से भरी ट्रॉली… Lucknow News: लखनऊ में ऑटो चालक ने डॉक्टर से वसूले 200… दरभंगा के कमला नदी में डूबने से चार बच्चों की मौत, सीएम… Kanpur News: कानपुर हैलट में मरीज बनकर आया चोर, डॉक्टर… म्यूचुअल फंड में निवेश अब पोस्ट ऑफिस से भी, घर-घर… राजनीति Lucknow News: अखिलेश यादव ने BJP पर लगाया आरोप, पूजा पाल के अगले कदम पर अटकलें तेज खरगे का वार: भाजपा वोट चोरी से आगे अब सत्ता हड़पने की फिराक में राहुल गांधी ने बिहार में चलाई बुलेट, वोटर अधिकार यात्रा में दिखे अलग… सीएम रेखा गुप्ता का विरोधियों को जवाब, किसी भी आसुरी शक्ति से नहीं… क्राइम / करप्शन महाघोटाला: तीन आवास आयुक्तों ने की जांच पर कार्रवाई सिफर, दोषी… Nikki murder case: पुलिस ने एनकाउंटर में आरोपी पति घायल,… गुटखा खाने के लिए पैसा न देने पर पत्नी ने तीन बच्चों संग… बैंक ऑफ इंडिया ने अनिल अंबानी के रिलायंस ग्रुप के अकाउंट…</w:t>
-      </w:r>
-    </w:p>
-    <w:p>
-      <w:pPr>
-        <w:pStyle w:val="Heading3"/>
-      </w:pPr>
-      <w:r>
-        <w:rPr/>
-        <w:t>Article 215</w:t>
-      </w:r>
-    </w:p>
-    <w:p>
-      <w:pPr>
-        <w:pStyle w:val="Normal"/>
-      </w:pPr>
-      <w:r>
-        <w:rPr/>
-        <w:t>Title: Ganesh Naik, Eknath Shinde, Thane, Maharashtra Politics</w:t>
-      </w:r>
-    </w:p>
-    <w:p>
-      <w:pPr>
-        <w:pStyle w:val="Normal"/>
-      </w:pPr>
-      <w:r>
-        <w:rPr/>
-        <w:t xml:space="preserve">URL: </w:t>
-      </w:r>
-      <w:r>
-        <w:t xml:space="preserve"> https://mpbreakingnews.in/maharashtra/ganesh-naik-eknath-shinde-thane-maharashtra-politics-54-804112</w:t>
-      </w:r>
-    </w:p>
-    <w:p>
-      <w:pPr>
-        <w:pStyle w:val="Normal"/>
-      </w:pPr>
-      <w:r>
-        <w:rPr/>
-        <w:t>Content: महाराष्ट्र की सियासत एक बार फिर गरमा गई है। राज्य के वन मंत्री और भाजपा विधायक गणेश नाइक ने उपमुख्यमंत्री एकनाथ शिंदे पर कटाक्ष किया है। नाइक ने एक कार्यक्रम में कहा कि शिंदे ने तो लॉटरी जीत ली है। उनका इशारा 2022 की उस सियासी हलचल की ओर था जब शिंदे ने बगावत कर उद्धव ठाकरे की सरकार गिराई थी और मुख्यमंत्री की कुर्सी तक पहुंचे थे। नाइक ने कहा कि हर किसी को लॉटरी नहीं मिलती, लेकिन शिंदे ने किस्मत से पाई। अब देखने की बात यह है कि कोई अपना पद कैसे हासिल करता है और उसे कैसे बनाए रखता है, क्योंकि जनता सब कुछ देखती है। कार्यक्रम में नाइक ने यह भी घोषणा की कि वे ठाणे में जनता दरबार लगाएंगे। उन्होंने बताया कि 22 अगस्त को ठाणे में लोग अपनी शिकायतें लेकर आ सकेंगे और समाधान की मांग करेंगे। इससे पहले 19 और 20 अगस्त को नवी मुंबई और जव्हार में भी ऐसे ही जनता दरबार आयोजित होंगे। नाइक ने कहा कि जनता की सेवा के लिए सत्ता आवश्यक है और सत्ता तभी मिलती है जब जनहित के लिए काम किया जाए। इस दौरान उन्होंने स्पष्ट किया कि राजनीति में बने रहने का असली आधार जनता का विश्वास ही होता है। नाइक ने अपने पुराने कार्यकाल का जिक्र करते हुए कहा कि जब वे ठाणे जिले के संरक्षक मंत्री थे, तब स्वर्गीय विष्णु सावरा, दिवंगत भाजपा सांसद चिंतामन वांगा और एकनाथ शिंदे डीपीडीसी (जिला योजना एवं विकास परिषद) के सदस्य थे। इस कार्यक्रम में पालघर और बोईसर से शिवसेना के विधायक भी शामिल हुए। साथ ही, पालघर के भाजपा सांसद हेमंत सवारा भी मौजूद रहे। गौरतलब है कि गणेश नाइक पहले भी शिंदे पर हमला बोल चुके हैं। जुलाई में उन्होंने आरोप लगाया था कि बाहरी लोग नवी मुंबई के संसाधनों का दोहन कर रहे हैं। इस बार की टिप्पणी पर शिवसेना ने पलटवार किया और कहा कि नाइक नवी मुंबई में अपनी घटती राजनीतिक पकड़ से चिंतित हैं और इसी कारण ध्यान भटकाने की कोशिश कर रहे हैं। बता दें कि 2022 में बगावत कर शिंदे मुख्यमंत्री बने थे, लेकिन 2024 में भाजपा के ज्यादा सीटें जीतने के बाद उन्हें उपमुख्यमंत्री पद से संतोष करना पड़ा, जबकि देवेंद्र फडणवीस फिर से सत्ता में लौट आए। MP Breaking News is the leading Hindi News portal in Madhya Pradesh, a digital news platform of INTUITIVE NEWS &amp; MEDIA PRIVATE LIMITED, providing news from every segment/category for its readers. Fast and Latest news updates with authenticating content are the prime objective that we seek towards creating a milestone for ourselves. Contact us: mpbreakingnews (at) gmail.com Bhopal News Indore News Jabalpur News Gwalior News Play Store Apple Store © 2025 Intuitive News &amp; Media Pvt. Ltd. | Powered By Parshva Web Home | Contact Us | Policies | Terms and Conditions</w:t>
-      </w:r>
-    </w:p>
-    <w:p>
-      <w:pPr>
-        <w:pStyle w:val="Heading3"/>
-      </w:pPr>
-      <w:r>
-        <w:rPr/>
-        <w:t>Article 216</w:t>
-      </w:r>
-    </w:p>
-    <w:p>
-      <w:pPr>
-        <w:pStyle w:val="Normal"/>
-      </w:pPr>
-      <w:r>
-        <w:rPr/>
-        <w:t>Title: Rain wreaks havoc in Maharashtra, brings Mumbai to a standstill</w:t>
-      </w:r>
-    </w:p>
-    <w:p>
-      <w:pPr>
-        <w:pStyle w:val="Normal"/>
-      </w:pPr>
-      <w:r>
-        <w:rPr/>
-        <w:t xml:space="preserve">URL: </w:t>
-      </w:r>
-      <w:r>
-        <w:t xml:space="preserve"> https://www.thehindu.com/news/national/maharashtra/rain-wreaks-havoc-in-maharashtra-brings-mumbai-to-a-standstill/article69948564.ece</w:t>
-      </w:r>
-    </w:p>
-    <w:p>
-      <w:pPr>
-        <w:pStyle w:val="Normal"/>
-      </w:pPr>
-      <w:r>
-        <w:rPr/>
-        <w:t>Content: August 19, 2025e-Paper The View From India Looking at World Affairs from the Indian perspective. First Day First Show News and reviews from the world of cinema and streaming. Today's Cache Your download of the top 5 technology stories of the day. Science For All The weekly newsletter from science writers takes the jargon out of science and puts the fun in! Data Point Decoding the headlines with facts, figures, and numbers Health Matters Ramya Kannan writes to you on getting to good health, and staying there The Hindu On Books Books of the week, reviews, excerpts, new titles and features. August 19, 2025e-Paper Updated - August 19, 2025 11:28 am IST - Mumbai People, including children, and vehicles wade through waterlogged Veera Desai Road at Andheri West after heavy rainfall, in Mumbai on August 18, 2025. | Photo Credit: ANI At least seven people lost their lives, five have been reported missing, over 800 villages were affected, and four lakh hectares of cropland were destroyed due to heavy rainfall in Maharashtra. Rescue and relief operations were underway in at least four villages, even as 206 villagers were rescued by the National Disaster Response Force (NDRF), State Disaster Response Force (SDRF), and the armed forces in Nanded district. Several houses were damaged, and livestock was lost due to heavy rainfall. The downpour brought Mumbai to a standstill after 177 mm of rain was reported within six hours on Monday (August 18, 2025). Chief Minister Devendra Fadnavis held a review meeting of all State government officials at the disaster control headquarters in the State Secretariat and ordered the preparedness of the administrative machinery. “Between August 18 and August 21, there are chances of heavy rainfall. Around 16 districts are on red or orange alert,” Mr. Fadnavis said after the briefing. At several places, including Mumbai and Thane, schools and colleges announced a holiday on Tuesday (August 19, 2025) in view of the red alert. Panchanamas have been ordered in several districts. The Maharashtra government is also in touch with the governments of Telangana and Karnataka in order to discharge excess water from dams to avoid flooding in Maharashtra. The situation at Almatti dam is being reviewed closely, Mr. Fadnavis said. Due to the heavy downpour of over 200 mm since Sunday (August 17, 2025) evening, and 177 mm within six hours on Monday (August 18, 2025), life was affected in the financial capital. Several flights were diverted, schools shut, buses rerouted, and local trains delayed. The Brihanmumbai Metropolitan Corporation (BMC) announced a holiday for schools and colleges only by noon on Monday (August 18, 2025), leading to chaos as most schools assemble in the morning. Severe waterlogging was reported in several low-lying areas as vehicles remained stuck in traffic snarls for hours, leading to transport disruptions. The India Meteorological Department (IMD) issued a red alert for the city and its neighbouring districts. Authorities appealed to citizens to avoid unnecessary travel. Offices were asked to let employees leave early. The rains triggered several incidents. A protection wall constructed by the Mumbai Metropolitan Region Development Authority collapsed in Chembur’s New Ashok Nagar on Sunday (August 18, 2025), damaging seven shanties but causing no injuries. In another incident, a school bus carrying six children and two staff members was stranded in knee-deep water in Matunga for more than half an hour before being rescued by the police. Local train services, considered Mumbai’s lifeline, were running late by 10-20 minutes, with waterlogging on some Central Railway and Harbour Line tracks causing delays. Bus services of the Brihanmumbai Electric Supply and Transport (BEST) undertaking were diverted at several locations, including Chembur, Sion, Wadala, and Hindmata. At Chhatrapati Shivaji Maharaj International Airport, nine flights had to attempt “go-arounds” before landing, while one was diverted to Surat till noon. Airlines, including IndiGo, SpiceJet, and Akasa Air, advised passengers to leave early for the airport and check flight updates regularly. Over two days, seven people lost their lives due to rain and rain-related incidents. Of them, six casualties were from Marathwada. In Nanded, three people died, while two people died in Beed and one in Hingoli. “Maximum number of places on red alert are in Konkan (coastal Maharashtra). Several rivers in the State have crossed danger level. In Chhatrapati Sambhajinagar division, Beed, Nanded, and Latur are on high alert. Flooding is likely there. In Mukhed in Nanded, there was a cloudburst-like situation with 206 mm rainfall in a short span. 150 cattle are likely to have died. Five people have been swept away. Many people were stuck. NDRF, SDRF, military have reached for rescue operations; 206 people have been rescued from one village. Rescue operations are on in four other villages. In Chhatrapati Sambhajinagar region alone, 800 villages have been affected, one lakh hectares of farmland has been affected. In Nagpur region, Chandrapur and Gadchiroli are on orange alert, and south Gadchiroli has a flood-like situation. In Amravati region, Akola has a flood-like situation. Two lakh hectares of cropland has been affected in this region,” Mr. Fadnavis said. The IMD has forecast heavy to very heavy rainfall at a few places, and extremely heavy showers at isolated locations in Mumbai, Thane, and Raigad till Tuesday (August 19, 2025). Ratnagiri was also placed on red alert, while Palghar, Sindhudurg, Aurangabad, Hingoli, Jalgaon, Jalna, Nanded, and Parbhani remained under orange alert. Published - August 18, 2025 10:38 pm IST Maharashtra / Mumbai / rains / weather / weather news Copyright© 2025, THG PUBLISHING PVT LTD. or its affiliated companies. All rights reserved. BACK TO TOP Terms &amp; conditions | Institutional Subscriber Comments have to be in English, and in full sentences. They cannot be abusive or personal. Please abide by our community guidelines for posting your comments. We have migrated to a new commenting platform. If you are already a registered user of The Hindu and logged in, you may continue to engage with our articles. If you do not have an account please register and login to post comments. Users can access their older comments by logging into their accounts on Vuukle.</w:t>
-      </w:r>
-    </w:p>
-    <w:p>
-      <w:pPr>
-        <w:pStyle w:val="Heading3"/>
-      </w:pPr>
-      <w:r>
-        <w:rPr/>
-        <w:t>Article 217</w:t>
-      </w:r>
-    </w:p>
-    <w:p>
-      <w:pPr>
-        <w:pStyle w:val="Normal"/>
-      </w:pPr>
-      <w:r>
-        <w:rPr/>
-        <w:t>Title: Mumbai Rains Highlights: Mumbai steadies after torrential rains, local trains back on track</w:t>
-      </w:r>
-    </w:p>
-    <w:p>
-      <w:pPr>
-        <w:pStyle w:val="Normal"/>
-      </w:pPr>
-      <w:r>
-        <w:rPr/>
-        <w:t xml:space="preserve">URL: </w:t>
-      </w:r>
-      <w:r>
-        <w:t xml:space="preserve"> https://www.thehindubusinessline.com/news/mumbai-weather-mumbai-rains-live-news-updates/article69946123.ece</w:t>
-      </w:r>
-    </w:p>
-    <w:p>
-      <w:pPr>
-        <w:pStyle w:val="Normal"/>
-      </w:pPr>
-      <w:r>
-        <w:rPr/>
-        <w:t>Content: + 175.51 + 63.65 + 55.00 + 54.00 -530.00 + 175.51 + 63.65 + 63.65 + 55.00 + 55.00 + 54.00 Get businessline apps on Connect with us TO ENJOY ADDITIONAL BENEFITS Connect With Us Get BusinessLine apps on Mumbai: Commuters stranded at CST Railway Station as train services were disrupted due to heavy rainfall, in Mumbai, Tuesday, Aug. 19, 2025. (PTI Photo/Kunal Patil) (PTI08_19_2025_000388B) | Photo Credit: KUNAL PATIL Mumbai weather, Mumbai rains highlights: Find all the highlights related to Mumbai rains here! Intermittent showers lashed Mumbai overnight and the rain intensity reduced on Wednesday morning, putting life back on track, a day after heavy rains battered the city. Local train services on the Central Railway’s harbour line resumed from 3 am Wednesday after 15 hours of disruption, bringing relief for commuters, while schools and colleges also opened a day after rain-enforced holiday. All public transport services in Mumbai, including local trains, resumed normal operations on Wednesday morning, a day after the torrential rains crippled normal life, officials said. The India Meteorological Department (IMD) issued an orange alert of heavy rains for Mumbai for Wednesday, and predicted the intensity of rainfall in the metropolis will go down from Thursday. Mumbai’s Santacruz observatory, representative of the western suburbs, recorded 200 mm rainfall in the 24-hour period ending at 8.30 am on Wednesday, as per the IMD data. Intermittent showers lashed Mumbai overnight and the rain intensity reduced on Wednesday morning, putting life back on track, a day after heavy rains battered the city. Local train services on the Central Railway’s harbour line resumed from 3 am Wednesday after 15 hours of disruption, bringing relief for commuters, while schools and colleges also opened a day after rain-enforced holiday. All public transport services in Mumbai, including local trains, resumed normal operations on Wednesday morning, a day after the torrential rains crippled normal life, officials said. The India Meteorological Department (IMD) issued an orange alert of heavy rains for Mumbai for Wednesday, and predicted the intensity of rainfall in the metropolis will go down from Thursday. Mumbai’s Santacruz observatory, representative of the western suburbs, recorded 200 mm rainfall in the 24-hour period ending at 8.30 am on Wednesday, as per the IMD data. Mumbai resumes normal operations after heavy rains, with local trains and schools back in service, as IMD predicts reduced rainfall. A 10-foot-long Indian Rock Python strayed into a residential premises in Mumbai’s Mulund area, causing panic among people, a wildlife welfare organisation said. The snake was rescued on Tuesday and later released into the wild, it said. The Resqink Association for Wildlife Welfare (RAWW) received a call on Tuesday afternoon about the reptile venturing into the housing society premises. The python had climbed up a tree in the society where a huge crowd gathered to catch a glimpse of the snake, RAWW president Pawan Sharma said. The reptile was displaced due to heavy rains and exhausted while trying to find an exit route to enter its habitat, as the periphery of forests of the Sanjay Gandhi National Park was less than a kilometere from the site, he said. (PTI) The python was rescued and later released into its natural habitat in coordination with the forest department, he added. Mumbai: People wade through a waterlogged road amid rainfall, in Mumbai, Tuesday, Aug. 19, 2025. (PTI Photo)(PTI08_19_2025_000528A) (PTI) All passengers of the Monorail train (RST-4) stalled between Bhakti Park and Chembur, near Mysore Colony station in Mumbai, have been safely rescued: Mumbai Metropolitan Region Development Authority (MMRDA) A man died after falling into a water-filled quarry while an inundated bridge in Kalyan area was closed after heavy rains lashed Thane, officials said on Wednesday. The neighbouring Palghar district also witnessed heavy overnight showers, flooding low-lying areas and disrupting movement at several locations, they said. On Tuesday, authorities rescued 194 persons trapped in inundated areas of Vasai taluka in Palghar using boats and ropes on Tuesday, they said. At Nanivali in Ambede area of Palghar, nearly 5,000 chickens perished after flooding at a farmer’s poultry farm, district disaster management CEO and resident deputy collector Subhash Badge said. A man, identified as Aditya Singh, died after falling into a water-filled quarry around midnight at Rabale in Navi Mumbai township of Thane district, an official from the disaster control room said. Flood waters rose over the Runde bridge in Kalyan, forcing its closure, tehsildar Sachin Shejal said. “The movement on the bridge has been stopped and vehicles are being diverted via Khadavli-Utarne route,” he said. A tree collapsed at a housing society in Wagle Estate area at 3.40 am on Wednesday, leaving the adjoining security wall dangerously unstable, Thane Municipal Corporation’s disaster management cell chief Yasin Tadvi said. “The falling tree had made the security wall of the society dangerous. The tree was cut down and removed, and the security wall was demolished to eliminate the threat. No one was injured at the scene,” he stated. In neighbouring Palghar, low-lying areas were inundated, and rescue teams, including the NDRF, relocated several residents to safer places and temporary camps, disaster management cell chief Vivekanand Kadam said. The Thane Municipal Corporation (TMC) recorded 186.91 mm rainfall in the past 24 hours. “The cumulative rainfall for the season has reached 2,327.14 mm, compared to 2,517.89 mm during the same period last year,” Tadvi said. Authorities in both the districts were on high alert as heavy rainfall was expected to continue. (PTI) Despite heavy and continuous rainfall over the past few days &amp; last night, Western Railway suburban train services are running across Churchgate - Dahanu Road Suburban Section with delays of 20–25 minutes, says Western Railway Local train services on the Central Railway’s (CR) harbour line resumed from 3 am on Wednesday as water receded on tracks, more than 15 hours after Mumbai’s lifeline was halted as rains pounded the metropolis. The India Meteorological Department (IMD) issued an orange alert of heavy rains for Mumbai for Wednesday, and predicted the intensity of rainfall in the metropolis will go down from Thursday. Mumbai: (PTI) Local train services between Chhatrapati Shivaji Maharaj Terminus in south Mumbai and Thane stations resumed on Tuesday evening, eight hours after torrential rains brought the city’s lifeline to a halt. The services on the main line of the Central Railway between CSMT and Thane, suspended at 11.30 am, resumed when a train departed from CSMT at 7.28 pm, a railway spokesperson said. The harbour line -- between CSMT and Mankhurd -- is still closed, he said. Earlier in the morning, the water rose up to eight inches above the tracks in Sion and Kurla sections, prompting the railway authorities to suspend train operations. Some long distance trains were also rescheduled or cancelled. Thane: (PTI) More than 1,100 people were moved to safer locations in Maharashtra’s Thane and Palghar after torrential rains disrupted normal life and inundated parts of the two adjoining districts on Tuesday, officials said. Rains continued to pound the two districts, which are part of the Mumbai Metropolitan Region, flooding houses, triggering wall collapses and cutting off villages, they said. Kalyan tehsildar and executive magistrate, Sachin Shejal, said several localities were inundated after the heavy downpour and swelling rivers led to waterlogging. Katai, Nandivali Shivani Nagar, Waldhuni and Bhopar were some of the areas affected in Kalyan taluka. A total of 1,107 people were evacuated and shifted to temporary shelters across the two districts by late evening, a report issued by the district authorities said. Mumbai received more than 200 mm of rain in just 11 hours between 4 am and 3 pm on Tuesday, the Brihanmumbai Municipal Corporation said, as the downpour brought India’s financial capital to its knees. The city received 37 per cent of its average August rainfall during the 54-hour period from 8.30 am on August 17 to 2:30 pm on Tuesday, it said in a release. Mumbai hit by intense rainfall, BMC pumps out 1,645 crore litres of water in four days to prevent flooding. West India and parts of adjoining north peninsular India will continue to bear the brunt of extremely heavy rainfall as Monday’s well-marked low-pressure area evolved faster than expected to intensify as a depression, and crossed the south Odisha-north Andhra Pradesh coast and was located over south interior Odisha on Tuesday morning, the India Meteorological Department (IMD) said. IMD warns of heavy rainfall in West India as depression intensifies, while monsoon trough extends across peninsular India. (PTI) Commuters faced severe hardship on Tuesday as local train services of the Central Railway were disrupted on its main and harbour lines due to submergence of tracks after torrential rains in Mumbai. At some places, the tracks were submerged under as much as 17 inches of water, officials said. The Central Railway suspended its suburban services on the main line between Chhatrapati Shivaji Maharaj Terminus (in south Mumbai) and Thane, and on the harbour line between CSMT and Kurla. The water rose up to eight inches above the tracks in Sion and Kurla sections, prompting the railway authorities to suspend train operations. Some long distance trains were also rescheduled or cancelled and the Central Railway (CR) set up help desks at various stations to help the stranded passengers, they said. A large number of commuters were inconvenienced and many were forced to jump out of the stranded trains and walk through the waterlogged tracks. (PTI) Heavy rains pounded Mumbai on Tuesday, with Santacruz in the western suburbs recording the highest rainfall at 151.4 mm in just six hours, the India Meteorological Department (IMD) said. Between 8.30 am and 2.30 pm, Vikhroli received 141.5 mm rainfall, Juhu 110.5 mm, Byculla 92 mm, Bandra 89 mm and Colaba 29 mm, according to the IMD figures. Earlier, in the 24-hour period ending at 8.30 am on Tuesday, Vikhroli in the eastern suburbs recorded the highest downpour at 255.5 mm, while Santacruz logged 238.2 mm. But in the subsequent six-hour spell, Santacruz surpassed all other locations, the IMD said. The intense showers caused waterlogging in several low-lying areas of the city, disrupting road and rail traffic and also affected flight services, officials said. Six persons have died and hundreds have been displaced over the last couple of days as heavy rains battered several districts of Maharashtra, bringing Mumbai to its knees on Tuesday. Chief Minister Devendra Fadnavis, who reviewed the flood situation with the disaster management department, said that the next 48 hours would be crucial for Mumbai, Thane, Raigad, Ratnagiri and Sindhudurg districts, which remain on high alert. As heavy downpour continued overnight, the low-lying areas were inundated in Mumbai, affecting the suburban train service, prompting the Brihanmumbai Municipal Corporation (BMC) to declare a holiday for all government and semi-government offices. The Bombay High Court, which operates from 11 am to 5 pm, functioned only till 12.30 due to heavy rains. Schools and colleges were also shut in view of the ‘red alert’ warning issued by the India Meteorological Department (IMD), which forecast extremely heavy showers at isolated places in Mumbai and neighbouring districts on Tuesday. - PTI The India Meteorological Department (IMD) on Tuesday issued a red alert for Konkan, including Mumbai and ghat areas of central Maharashtra, forecasting extremely heavy rainfall till August 20. IMD issues red alert for Mumbai, Thane, Raigad, Ratnagiri, Palghar districts due to heavy rainfall till Wednesday. (PTI) Heavy rains battered Mumbai for the second day on Tuesday, flooding streets, severely disrupting road and rail traffic and also affecting flight services, officials said. Deputy Chief Minister Eknath Shinde reviewed the situation and said the civic chief told him the city received nearly 200 mm rainfall in just six hours. Nearly 350 persons from Kurla area were shifted to safer locations as the Mithi river, which runs through the city, swelled after torrential rains, Maharashtra Chief Minister’s Office said. Due to heavy rainfall in the state, there has been loss of life and property at some places. SDRF and NDRF personnel are deployed at certain locations. Mumbai has received around 300mm of rainfall due to which there have been a few disruptions. The water level in the Mithi River is going down gradually. Red alert is valid for Konkan and Ghat areas for the next few hours. Amid heavy rainfall in several parts of the state, Maharashtra Chief Minister Devendra Fadnavis on Tuesday said that Mumbai has received around 300 mm of rain, leading to some disruptions, but the water level in the Mithi River is slowly going down.The city recieved 300mm of rainfall in the past 24 hours from 8 am on August 18 to 8 am on August 19.The chief minister said that SDRF and NDRF teams have been deployed where needed.A red alert remains in place for the Konkan and Ghat regions for the next few hours and orange alert has also been issued for some areas. (PTI) MUMBAI, 19/08/2025: Vehicles wade through flooded road at Chembur near SCLR after heavy rains lash parts of Mumbai on Tuesday. Photo: EMMANUAL YOGINI/ The Hindu Mumbai: Commuters wade through a waterlogged road following rainfall, at Dadar, in Mumbai, Tuesday, Aug. 19, 2025. (PTI Photo/Kunal Patil)(PTI08_19_2025_000121A) Navi Mumbai: A bus stuck in a waterlogged underpass following rainfall, in Navi Mumbai, Tuesday, Aug. 19, 2025. (PTI Photo) (PTI08_19_2025_000180B) MUMBAI, 19/08/2025: Vehicles wade through flooded road at Gandhi Market in Sion after heavy rains lash parts of Mumbai on Tuesday. Photo: EMMANUAL YOGINI/ The Hindu Mumbai: A BMC worker stands near a man hole on a waterlogged road following heavy rainfall, at Dadar, in Mumbai, Tuesday, Aug. 19, 2025. (PTI Photo/Kunal Patil)(PTI08_19_2025_000114A) MUMBAI, 19/08/2025: Heavy water logging seen on the railway tracks between Tilak Nagar and Kurla after heavy rains lash parts of Mumbai on Tuesday. Photo: EMMANUAL YOGINI/ The Hindu The India Meteorological Department (IMD) issued a ‘red alert’ for Konkan region, including Mumbai, Thane, Raigad, Ratnagiri and Palghar districts and adjoining ghat areas of central Maharashtra, warning of extremely heavy rainfall till Wednesday. Heavy rains battered Mumbai for the second day on Tuesday, flooding streets and severely disrupting road traffic and local train services, considered as the city’s lifeline, officials said. The Mumbai Police and civic authorities appealed to residents to step out of homes only if necessary and also requested the private sector to allow work from home. The Bombay High Court on Tuesday functioned only till 12.30 pm due to incessant rains in the city. Normally, the HC functions from 11 am to 5 pm. In a notice issued in the morning, the high court said due to heavy rains and bad weather forecast as well as difficulties for advocates and staff members in commuting, all courts will function only till 12.30 pm. All officials/staff members are permitted to leave the office by 1pm, the notice said. Mumbai: A man with a bicycle wades through a waterlogged road following rainfall, in Mumbai, Tuesday, Aug. 19, 2025. (PTI Photo)(PTI08_19_2025_000146A) The Central Railway on Tuesday suspended its local train services on the harbour line between Chhatrapati Shivaji Maharaj Terminus (CSMT) and Kurla stations due to submergence of tracks in a section after heavy rains, officials said. It also suspended the services on its main line between Kurla and Sion stations as the rail tracks got waterlogged, they said. Central Railway suspends local train services due to heavy rains, waterlogging, and submergence of tracks in Mumbai. Nearly 350 persons from Mumbai’s Kurla area were shifted to safer locations as the Mithi river in the city swelled after torrential rains on Tuesday, Maharashtra Chief Minister’s Office said. The swelling of the Mithi river and high tide generally lead to waterlogging in the downstream thickly populated areas like Kurla and Sakinaka, besides railway tracks and areas near the Mumbai airport. Mumbai: Commuters wade through a waterlogged road following rainfall, at Dadar, in Mumbai, Tuesday, Aug. 19, 2025. (PTI Photo/Kunal Patil)(PTI08_19_2025_000126B) ​​ In a post on X, the Central Railway announced that they have suspended railway service between CSMT and Thane until further notice.“Due to heavy rainfall in the Mumbai region and waterlogging on the tracks, the main railway service between CSMT and Thane stations has been suspended until further notice. Shuttle services are operational between Thane - Karjat, Khopoli, and Kasara stations,” they posted. The Central Railway on Tuesday suspensed its local train services on the harbour line between Chhatrapati Shivaji Maharaj Terminus (CSMT) and Kurla stations due to submergence of tracks in a section after heavy rains, officials said. It also suspended the services on its main line between Kurla and Sion stations as the rail tracks got waterlogged, they said. In Mumbai, the rain continues unabated, with an average of more than 150 mm of rainfall recorded from 4 AM to 11 AM today. Maharashtra Chief Minister Devendra Fadnavis, in a post on X, wrote, “The suburbs have seen even higher amounts. The water level of the Mithi River has risen to 3.9 meters, and 350 residents from Kurla Krantinagar have been relocated to safer places.” Navi Mumbai: Children wade through a waterlogged road following heavy rainfall, at APMC Vegetable Market, in Navi Mumbai, Tuesday, Aug. 19, 2025. (PTI Photo)(PTI08_19_2025_000097B)Navi Mumbai: Commuters wade through a waterlogged road following heavy rainfall, in Dadar area, Navi Mumbai, Tuesday, Aug. 19, 2025. (PTI Photo/Kunal Patil)(PTI08_19_2025_000101B)Mumbai: Traffic police personnel at the flooded Andheri Subway amid rainfall, in Mumbai, Tuesday, Aug. 19, 2025. (PTI Photo)(PTI08_19_2025_000107B)Navi Mumbai: People make their way through a waterlogged road following heavy rainfall, at APMC Vegetable Market, in Navi Mumbai, Tuesday, Aug. 19, 2025. (PTI Photo)(PTI08_19_2025_000099A)(Source: PTI) Navi Mumbai: Children wade through a waterlogged road following heavy rainfall, at APMC Vegetable Market, in Navi Mumbai, Tuesday, Aug. 19, 2025. (PTI Photo)(PTI08_19_2025_000097B) Navi Mumbai: Commuters wade through a waterlogged road following heavy rainfall, in Dadar area, Navi Mumbai, Tuesday, Aug. 19, 2025. (PTI Photo/Kunal Patil)(PTI08_19_2025_000101B) Mumbai: Traffic police personnel at the flooded Andheri Subway amid rainfall, in Mumbai, Tuesday, Aug. 19, 2025. (PTI Photo)(PTI08_19_2025_000107B) Navi Mumbai: People make their way through a waterlogged road following heavy rainfall, at APMC Vegetable Market, in Navi Mumbai, Tuesday, Aug. 19, 2025. (PTI Photo)(PTI08_19_2025_000099A) A man was missing after being swept away in an overflowing stream following heavy rains in Maharashtra’s Gadchiroli district, officials said on Tuesday. Two national highways, a state highway and five other roads passing through the district were closed due to flooding, they said. A 19-year-old man from Kodpe village in Bhamragadh taluka was swept away while crossing an overflowing stream on Monday. Search operation was on for the missing person, a district administration official said. Eight roads, including two national highways and one state highway, were closed in Gadchiroli due to inundation, according to the district disaster management office. The Regional Meteorological Centre here said light to moderate rainfall was likely at isolated places over Chandrapur, Gadchiroli, Bhandara, Nagpur, Gondia, Amravati and Akola districts on Tuesday. Light spells of rain were also likely at isolated places over Yavatmal, Washim and Buldhana districts, it added.- PTI The weather department has issued an ‘orange’ alert for Gadchiroli and a ‘yellow’ alert for parts of Nagpur, Wardha, Bhandara, Gondia, Chandrapur, Amravati, Akola, Yavatmal, Buldhana and Washim districts in the Vidarbha region for Tuesday and Wednesday. Here’s a list of places that recorded the highest rainfall in the past 24 hours (from 8:00 am on 18th August 2025 to 8:00 am on 19th August 2025) ☔ (Rainfall figures in millimetres) 🔹Western Suburbs : 1. Chincholi Fire Station – 361 mm 2. Kandivali Fire Station – 337 mm 3. Dindoshi Colony Municipal School – 305 mm 4. Magathane Bus Depot – 304 mm 5. Versova Pumping Station – 240 mm 🔹City : 1. SWD Workshop, Dadar – 300 mm 2. B. Nadkarni Municipal School, Wadala – 282 mm 3. Forsberry Road Reservoir, F/South Ward – 265 mm 4. Pratiksha Nagar Municipal School, Sion – 252 mm 5. Savitribai Phule Municipal School, Worli – 250 mm 🔹Eastern Suburbs : 1. Chembur Fire Station – 297 mm 2. Building Proposal Office, Vikhroli – 293 mm 3. Passpoli Municipal School, Powai – 290 mm 4. Veena Nagar Municipal School – 288 mm 5. Tagore Nagar Municipal School – 287 mmSource: BMC People complained of waterlogging on railway tracks in low-lying areas of Dadar, Matunga, Parel and Sion. The railway authorities, however, claimed the water was below the track level and hence train movement was unaffected though the services were delayed. Waterlogging was also reported at Hindmata, Andheri Subway and in some parts of the Eastern Express Highway, Mumbai-Gujarat highway and the Eastern Freeway. To make the situation worse, there was an early morning technical snag in the signalling system between Ambivali and Shahad stations on the Mumbai suburban network. Local trains on the Central Railway’s main line were running late by 10 minutes and on the harbour line trains by 5 minutes around 8 am, as per a CR spokesperson. A Western Railway spokesperson said their suburban services were running a little late due to poor visibility.- PTI Pavana dam is nearly full, reaching 98% of its total capacity following continuous heavy rainfall in the catchment area in Pune. Due to waterlogging, vehicular movement is slow at Oberoi Junction. Our personnels and @mybmc staff are present at the location to ease the traffic &amp; assist Mumbaikars. All government and semi-government offices in Mumbai will remain closed on Tuesday in view of the extremely heavy rainfall warning issued by the weather department, the city civic body said. It also appealed to all private establishments across Mumbai to allow their employees to work from home and avoid unnecessary travel. The Brihanmumbai Municipal Corporation (BMC), in a statement on Tuesday morning, announced the closure of all government and semi-government offices as a precautionary measure, in view of the continuous heavy rains in the city and suburbs and the ‘red alert’ issued by the IMD. The statement said the decision applies to all BMC offices and state-run establishments, excluding essential services. “Considering the red alert for very heavy rainfall in Mumbai city and suburbs, all government, semi-government, and BMC offices (excluding essential services) will remain closed today,” the BMC said. According to Mumbai traffic police, Gol Deul, Gulalwadi, Wadala, Shivdi, Nawab Tank, Nagpada, Maratha Mandir, Byculla, Bawla Compound, Bhoiwada, Wadala Station Four Roads, Hindmata Junction, Matunga have accumulated one and a half to two feet of water due to rain falling since morning, causing traffic to move at a slow pace. Mumbai receives heavy rainfall with Vikhroli reporting the highest downpour at 255.5 mm in 24 hours. The India Meteorological Department (IMD) has issued a ‘red alert,’ warning of extremely heavy rainfall across Mumbai and its suburbs on Tuesday. This comes after extremely heavy rainfall battered Mumbai and its neighbouring districts overnight in what has yet again triggered water logging in many pockets. (Rainfall recorded in millimeters) Western Suburbs 1) Chincholi Fire Station - 107 2) Versova Pumping Station - 106 3) Dindoshi Colony Municipal School - 97 4) Supari Tank Municipal School, Bandra - 95 5) Kandivali Fire Station - 92 City 1) Forbes Reservoir, F South Office - 109 2) Stormwater Drain Workshop, Dadar - 103 2) B Nadkarni Municipal School, Wadala - 99 3) Nair Hospital - 94 4) CIDM, Parel - 89 Eastern Suburbs 1) Mulund Fire Station - 100 2) Gavhanpada Fire Station - 95 3) Vina Nagar Municipal School - 93 4) Chembur Fire Station - 90 5) Building Proposal Office, Vikhroli - 87 IndiGo Airlines on Tuesday issued a travel advisory for passengers flying out of Mumbai due to heavy rainfall and waterlogging in the city. Several routes to the airport are experiencing waterlogging, leading to sluggish traffic and operational challenges. Delays in departures and arrivals are expected, and passengers are advised to check their flight status via the IndiGo app or website. IndiGo issues travel advisory for Mumbai due to heavy rainfall, waterlogging, delays expected, check flight status for updates. In the 24-hour period ending at 8.30 am on Tuesday, the Santacruz observatory (representative of western suburbs) recorded 238.2 mm rainfall, while the Colaba observatory (in south Mumbai) logged 110.4 mm rain, it said. Vikhroli reported the highest downpour at 255.5 mm, followed by Byculla at 241 mm, Juhu 221.5 mm and Bandra 211 mm, the IMD said. The city’s Mahalaxmi area recorded comparatively lower rainfall at 72.5 mm, it added. Several parts of Mumbai received more than 200 mm rainfall in the last 24 hours, with Vikhroli in the eastern suburbs reporting the highest downpour at 255.5 mm, the the India Meteorological Department (IMD) said on Tuesday. Maharashtra Chief Minister Devendra Fadnavis on Monday issued a warning about the severe weather conditions in the State, particularly in Mumbai, due to heavy rainfall. Mumbai received 177 mm of rainfall in just 6-8 hours, prompting the CM to advise citizens to take precautions as more showers are expected along with high tides. A red alert has been issued for Mumbai, Thane and Raigad, with the IMD forecasting extremely heavy rainfall in these areas. “In the last 2 days, Maharashtra has received widespread rainfall. Red Alert and Orange Alert have been issued for several districts. Even for the next three days, until 21st August, half of the districts in Maharashtra have either Red Alert or Orange Alert. Maharashtra CM warns of severe weather in Mumbai, issues red alert due to heavy rainfall and high tides. Fresh low-pressure area intensifying over Bay of Bengal, expected to become a depression, with more systems likely to form. Mumbai suburban district guardian minister Ashish Shelar said he had reviewed the situation in the metropolis through the disaster management cell of the BMC and had taken stock of the rainfall, flooding, school conditions and public transport. - PTI “Offices have been told to allow workers to leave for home at 4pm. After 6.30 pm, 3m to 4m tides are expected. The decision on closure of schools on Tuesday will be taken at an appropriate time. Citizens must not venture out without reason.” - PTI Maharashtra Deputy Chief Minister Ajit Pawar on Monday reviewed the situation after heavy rains in Mumbai and other parts of the state and directed the administration to remain on high alert and prioritise rescue and relief operations. With the IMD forecasting heavy to very heavy showers in parts of the state, the Maharashtra government has asked all local bodies and disaster management units to stay in touch and activate emergency protocols wherever necessary. Pawar appealed to the people to venture out only if absolutely necessary and to strictly follow the safety advisories issued by local authorities, as per a statement from the deputy CM’s office. The man could not be traced despite efforts by the local fire brigade and police personnel due to the strong current in the ‘nullah’ and continuous rain, a Navi Mumbai Municipal Corporation disaster control room official said. In a post on X, Devendra Fadnavis, Chief Minister of Maharashtra, wrote, “Due to heavy rainfall in Mukhed taluka of Nanded district, there has been a significant rise in the water level of the Lendi Dam. Additionally, a large amount of water is flowing in from Latur, Udgir, and Karnataka. Yesterday, the rainfall here was approximately 206 mm. As a result, daily life in Ravangaon, Bhaswadi, Bhingeli, and Hasnal has been affected.” He added that the 225 citizens are trapped in floodwaters in Ravangaon, and those in extremely adverse conditions have been evacuated. “Efforts are underway to relocate the remaining citizens to safer locations,” he wrote. “In Hasnal, 8 citizens have been rescued. In Bhaswadi, 20 citizens are stranded but are safe. In Bhingeli, 40 citizens are stranded but are safe. Five citizens are missing, and a search is being conducted for them. I am personally in constant contact with the Nanded District Collector, and the District Collectors of Nanded, Latur, and Bidar are coordinating with each other to carry out rescue operations. One NDRF team, one military unit, and a police team are working in coordination for the rescue efforts. A military unit from Chhatrapati Sambhajinagar has also been dispatched. The local administration has been instructed to stay in the affected areas and coordinate continuously,” he said. In a post on X, it wrote, “In view of the heavy rain forecast in Mumbai, passengers are advised to check their flight status with their respective airlines and allow extra travel time to reach the airport.” Mumbai: Commuters wade through a waterlogged road amid rainfall, in Hindamata area, in Mumbai, Monday, Aug. 18, 2025. (PTI Photo)(PTI08_18_2025_000102B)Mumbai: Commuters wade through a waterlogged road amid rainfall, in Mumbai, Monday, Aug. 18, 2025. (PTI Photo)(PTI08_18_2025_000092A)Mumbai: Commuters wade through a waterlogged road following heavy rainfall, in Mumbai, Monday, Aug. 18, 2025. (PTI Photo)(PTI08_18_2025_000089A)Mumbai: Traffic jam on Western Express Highway amid rainfall, in Mumbai, Monday, Aug. 18, 2025. (PTI Photo)(PTI08_18_2025_000087B)Mumbai: A local train passes over a waterlogged road amid rainfall, in Mumbai, Monday, Aug. 18, 2025. (PTI Photo)(PTI08_18_2025_000095A)Mumbai: People wade through a waterlogged road following heavy rainfall, in Mumbai, Monday, Aug. 18, 2025. (PTI Photo)(PTI08_18_2025_000094A)(Pic credit: PTI) Mumbai: Commuters wade through a waterlogged road amid rainfall, in Hindamata area, in Mumbai, Monday, Aug. 18, 2025. (PTI Photo)(PTI08_18_2025_000102B) Mumbai: Commuters wade through a waterlogged road amid rainfall, in Mumbai, Monday, Aug. 18, 2025. (PTI Photo)(PTI08_18_2025_000092A) Mumbai: Commuters wade through a waterlogged road following heavy rainfall, in Mumbai, Monday, Aug. 18, 2025. (PTI Photo)(PTI08_18_2025_000089A) Mumbai: Traffic jam on Western Express Highway amid rainfall, in Mumbai, Monday, Aug. 18, 2025. (PTI Photo)(PTI08_18_2025_000087B) Mumbai: A local train passes over a waterlogged road amid rainfall, in Mumbai, Monday, Aug. 18, 2025. (PTI Photo)(PTI08_18_2025_000095A) Mumbai: People wade through a waterlogged road following heavy rainfall, in Mumbai, Monday, Aug. 18, 2025. (PTI Photo)(PTI08_18_2025_000094A) A school bus carrying six children and two staffers got stuck on a waterlogged road in Mumbai after heavy rains on Monday, following which police rushed to the spot and rescued them, officials said. Due to the incessant rains, the schools conducting morning shifts declared a half-day and students were allowed to go early. A private school bus carrying six children and two staffers got stuck at an inundated spot in Matunga area of central Mumbai for more than half-an-hour. After being alerted, the Matunga police rushed to the spot and rescued them, an official said. The children were then taken to the Matunga Police Station for safety reasons, he said.- PTI Waterlogging reported in Lower Parel area due to heavy rainfall. Visuals show disrupted traffic and submerged roads. Mumbai: A man protects himself by wrapping a plastic sheet amid rainfall, in Mumbai, Monday, Aug. 18, 2025. (PTI Photo)(PTI08_18_2025_000082B)Mumbai: Commuters wade through a waterlogged road following rainfall, at Matunga, in Mumbai, Monday, Aug. 18, 2025. (PTI Photo/Kunal Patil)(PTI08_18_2025_000043B)Mumbai: Commuters wade through a waterlogged road amid rainfall, in Mumbai, Monday, Aug. 18, 2025. (PTI Photo)(PTI08_18_2025_000083A)Mumbai: People protect themselves with umbrellas amid rainfall, in Mumbai, Monday, Aug. 18, 2025. (PTI Photo)(PTI08_18_2025_000081B)(Pic credit: PTI) Mumbai: A man protects himself by wrapping a plastic sheet amid rainfall, in Mumbai, Monday, Aug. 18, 2025. (PTI Photo)(PTI08_18_2025_000082B) Mumbai: Commuters wade through a waterlogged road following rainfall, at Matunga, in Mumbai, Monday, Aug. 18, 2025. (PTI Photo/Kunal Patil)(PTI08_18_2025_000043B) Mumbai: Commuters wade through a waterlogged road amid rainfall, in Mumbai, Monday, Aug. 18, 2025. (PTI Photo)(PTI08_18_2025_000083A) Mumbai: People protect themselves with umbrellas amid rainfall, in Mumbai, Monday, Aug. 18, 2025. (PTI Photo)(PTI08_18_2025_000081B) State Minister for Information Technology and Cultural Affairs and Mumbai Suburban District Guardian Minister, Ashish Shelar, visited the Emergency Control Room at the Brihanmumbai Municipal Corporation (BMC) headquarters today and reviewed the rainfall situation in Mumbai (Rainfall recorded in millimeters) 📏 1) Chembur Fire Station - 140.80 2) Rainfall Pipeline Workshop, Dadar - 139.60 3) B. Nadkarni Park Municipal School, Wadala - 133.20 4) Worli Sea Face Municipal School, Worli - 133.20 5) Savitribai Phule Municipal School, Worli Naka - 130.40 6) Adarsh Nagar School, Worli - 128.80 7) Frozberry Reservoir, F South Office - 118.80 8) City Institute of Disaster Management, Parel - 116.80 9) District Collector Colony Municipal School, Chembur - 116.80 10) F South Ward Office, Parel - 113.53 The Commissioner of Police, Greater Mumbai on Monday advised citizens to exercise caution as heavy rainfall continued to lash the city amid IMD’s ‘red’ alert. Due to the extremely heavy rainfall that has been ongoing since morning in the Brihanmumbai Municipal Corporation area, waterlogging in some low-lying areas has led to the diversion of BEST transport undertaking bus routes as follows: 1) Traffic at Shell Colony, Chembur diverted from Chembur Naka 2) Traffic at Gandhi Market, Sion diverted from Bhau Daji Marg 3) Traffic at Shivsrushti/Nehru Nagar ST Depot, Kurla diverted from S. G. Barve Nagar Marg 4) Traffic at Sangam Nagar, Wadala diverted from Hanuman Temple 5) Traffic at CGS Colony, Antop Hill diverted from Sheikh Mistry Dargah 6) Traffic at R. C. F. Railway Bridge (Chembur) diverted from R. C. Marg 7) Traffic at Dr. Babasaheb Ambedkar Marg, Hindmata diverted from BhoiwadaScreenshot 2025-08-18 124715.png Screenshot 2025-08-18 124715.png Mumbai: Commuters wade through a waterlogged road following rainfall, at Matunga, in Mumbai, Monday, Aug. 18, 2025. (PTI Photo/Kunal Patil)(PTI08_18_2025_000043B) BMC Commissioner Bhushan Gagrani appealed to residents to contact its disaster control helpline 1916 in case of emergencies or for official updates Local trains, considered as the lifeline of the metropolis, were running late by 8 to 10 minutes and there was no suspension of services, according to officials. The suburban services on the Central Railway route were affected as water accumulated on tracks in a few low-lying areas on the Harbour Line, and due to failure of track changing points between Kurla and Tilak Nagar stations, as per the officials. -- PTI Some low-lying areas like the Andheri Subway and Lokhandwala Complex witnessed water accumulation at a few locations, affecting traffic movement. How much rain was recorded in Mumbai in the last three hours? The Regional Meteorological Centre, Mumbai, has issued an update Mumbai Rains Update: Mumbai continued to receive heavy rains for third consecutive day on Monday, leading to water-logging in some low-lying areas, officials said. Here’s how much rainfall was received in various pockets across Mumbai on Monday between 8:30 am to 11:30 am: Chembur- 91.5mm Vikhroli -78.5 mmJuhu -60.0 mm Sion -58.5mm Bandra 50 mm Santacruz -47.2 mm Colaba -29.0mm The Indian Meteorological Department has issued a Red Alert for Mumbai Metropolis (Mumbai city and suburbs) for two days, August 18 and 19, 2025. Due to heavy rainfall and waterlogging, traffic on the routes leading to Mumbai’s Chhatrapati Shivaji Maharaj International Airport has been moving slowly.Akasa Air has issued travel advisory following the heavy showers on Monday morning. IndiGo has also followed up with a travel update saying, “...Traffic is moving slowly on some routes to the airport due to persistent showers and pooling water... If you are catching a flight today, we recommend heading out early and keeping an eye on your flight updates via our app and website.” In view of the continuous rainfall since morning &amp; considering the safety of students, the Municipal Commissioner &amp; Administrator Shri Bhushan Gagrani has declared a holiday today, Monday, 18th August 2025, for all schools &amp; colleges scheduled to function in the second session, i.e. after 12 noon - BMC For help in an emergency, please contact the helpline number 1916 of the Brihanmumbai Municipal Corporation’s main control room: BMCScreenshot 2025-08-18 114945.png Screenshot 2025-08-18 114945.png In the 24 hours ending at 8 am on Monday, the island city recorded an average rainfall of 54.58 mm, the eastern suburbs received 72.61 mm, while the western suburbs recorded 65.86 mm rain, according to officials. Several areas recorded more than 100 mm rainfall during the period, they said. -- PTI Roads in different areas got inundated after the heavy downpour. Some low-lying areas like the Andheri Subway, Lokhandwala Complex witnessed water accumulation at a few locations, affecting traffic movement. Heavy rainfall causes traffic halt and waterlogging in Mumbai, as IMD forecasts more rain in the city. Relentless rain continue to hit Mumbai and several other districts of Maharashtra, causing waterlogging and traffic jams. The India Meteorological Department (IMD) has issued an orange alert in Mumbai for Monday. Published on August 18, 2025 Copyright© 2025, THG PUBLISHING PVT LTD. or its affiliated companies. All rights reserved. BACK TO TOP Comments have to be in English, and in full sentences. They cannot be abusive or personal. Please abide by our community guidelines for posting your comments. We have migrated to a new commenting platform. If you are already a registered user of TheHindu Businessline and logged in, you may continue to engage with our articles. If you do not have an account please register and login to post comments. Users can access their older comments by logging into their accounts on Vuukle. Terms &amp; conditions | Institutional Subscriber</w:t>
-      </w:r>
-    </w:p>
-    <w:p>
-      <w:pPr>
-        <w:pStyle w:val="Heading3"/>
-      </w:pPr>
-      <w:r>
-        <w:rPr/>
-        <w:t>Article 218</w:t>
-      </w:r>
-    </w:p>
-    <w:p>
-      <w:pPr>
-        <w:pStyle w:val="Normal"/>
-      </w:pPr>
-      <w:r>
-        <w:rPr/>
-        <w:t>Title: Pune Can Get Underground Road Network To Beat Traffic Woes</w:t>
-      </w:r>
-    </w:p>
-    <w:p>
-      <w:pPr>
-        <w:pStyle w:val="Normal"/>
-      </w:pPr>
-      <w:r>
-        <w:rPr/>
-        <w:t xml:space="preserve">URL: </w:t>
-      </w:r>
-      <w:r>
-        <w:t xml:space="preserve"> https://trak.in/stories/pune-can-get-underground-road-network-to-beat-traffic-woes/</w:t>
-      </w:r>
-    </w:p>
-    <w:p>
-      <w:pPr>
-        <w:pStyle w:val="Normal"/>
-      </w:pPr>
-      <w:r>
-        <w:rPr/>
-        <w:t>Content: Monday, August 25, 2025 Mohul Ghosh Aug 19, 2025 Nowadays, traffic congestion has become a growing concern for daily commuters and office-goers in Pune’s central areas. Pune Plans Construction Of An Underground Road Network Considering the situation, a proposal to develop an underground road network in the city has been tabled in order to address this issue. But now, Maharashtra Chief Minister Devendra Fadnavis has instructed the administration to move forward with this plan. In this regard, they have held a high-level meeting that was recently held in Pune in the presence of CM Fadnavis to discuss infrastructural measures for the city’s overall development. This meeting was attended by the Deputy CM Ajit Pawar, Union Minister Murlidhar Mohol, Higher and Technical Education Minister Chandrakant Patil, Minister of State for Home Yogesh Kadam, and local MLA Hemant Rasane, among others. CM Fadnavis directed officials to focus on underground road projects in Pune’s central areas to reduce long-term traffic congestion during the discussions. Following this directive, the projects such as the proposed underground road from Shaniwarwada to Swargate and Sarasbaug to Shaniwarwada are expected to gain momentum. Considering Short-term and Long-term Measures To Improve Traffic Management It appears that the Pune Municipal Commissioner Nawal Kishore Ram has also extended his support to the underground road initiative. He has already conducted a review of the traffic situation in Kasba Peth constituency along with MLA Hemant Rasane and DCP Rishikesh Raut on Thursday. Considering all these latest initiatives, Pune Municipal Corporation (PMC) appears to be working on both short-term and long-term measures to improve the city’s traffic management presently. This underground road network could transform Pune’s urban mobility and provide major relief to citizens struggling with traffic bottlenecks in key city areas after its implementation. They have conducted a high-level review convened in Pune recently including senior state officials and urban development experts which was focused on long-term traffic solutions for the city. In its derivative, the Maharashtra administration has instructed the Pune Municipal Corporation (PMC) to prioritise underground road projects in central locations where traffic congestion impacts daily commuters, office-goers, and commercial transport. A senior PMC traffic official said, “by diverting traffic underground, Pune can reduce congestion, lower emissions, and ensure safer, faster commutes.” In coordination with local law enforcement, they can ensure that project planning integrates real-time traffic management with future infrastructure upgrades. The broader benefits of subterranean corridors is also suggested by the Urban mobility experts. This would not only help with easing daily traffic but these projects can facilitate emergency services, public transport efficiency, and equitable access for all commuters, including pedestrians and cyclists. Previous article Next article Get latest news and views related to startups, tech and business Access to capital has always been a significant challenge for startups. Traditional investment methods often leave small investors and new businesses at a disadvantage, with high barriers to entry and exclusive networks favoring established companies. Guru4Invest is changing this dynamic by leveraging cutting-edge artificial intelligence (AI) to level the playing field. The platform democratizes investment […] As disease rates rise and medical technology develops, treatment costs climb. It’s essential to understand that medical costs are not exclusively associated with hospitals. The cost of prescription drugs, diagnostic procedures, ambulance and operating room fees, consultations with doctors, and other costs are also constantly increasing. All of them could put a big strain on […] In its latest update Apple said that it is preparing for the iOS 16.2 update for iPhones across the world. Notably, like the previous release, there are a couple of changes coming for the iPhones. iOS 16.2 Update Release Date So far, Apple has not announced a release date for iOS 16.2 update. Reportedly, the […] Around 300 workers at Microsoft Corp.’s ZeniMax Studios have commenced the process of forming a union which is said to be the first at the software giant in the US. Here, Microsoft Corp.’s ZeniMax Studios known for popular video games including Skyrim and Fallout. Forming Union In Microsoft Corp Moreover, the quality assurance employees at […] Get latest news and views related to startups, tech and business Trak.in is a mission to uncover the truth: We are India’s leading news portal, covering business, technology, ecommerce, startups, and mobile ecosystem. © 2024 - Trak.in - Indian Business of Tech, Mobile &amp; Startups. All Rights Reserved. Part of Awesome Websites.</w:t>
-      </w:r>
-    </w:p>
-    <w:p>
-      <w:pPr>
-        <w:pStyle w:val="Heading3"/>
-      </w:pPr>
-      <w:r>
-        <w:rPr/>
-        <w:t>Article 219</w:t>
-      </w:r>
-    </w:p>
-    <w:p>
-      <w:pPr>
-        <w:pStyle w:val="Normal"/>
-      </w:pPr>
-      <w:r>
-        <w:rPr/>
-        <w:t>Title: Rainfall Alert: All schools and colleges closed due to heavy rains, IMD issued red alert</w:t>
-      </w:r>
-    </w:p>
-    <w:p>
-      <w:pPr>
-        <w:pStyle w:val="Normal"/>
-      </w:pPr>
-      <w:r>
-        <w:rPr/>
-        <w:t xml:space="preserve">URL: </w:t>
-      </w:r>
-      <w:r>
-        <w:t xml:space="preserve"> https://www.informalnewz.com/rainfall-alert-all-schools-and-colleges-closed-due-to-heavy-rains-imd-issued-red-alert/</w:t>
-      </w:r>
-    </w:p>
-    <w:p>
-      <w:pPr>
-        <w:pStyle w:val="Normal"/>
-      </w:pPr>
-      <w:r>
-        <w:rPr/>
-        <w:t>Content: Mumbai Rains: On Monday, Mumbai recorded 177 mm of rain in 6-8 hours. Vikhroli received 139.5 mm, Santacruz 129.1 mm, and Juhu 128.5 mm of rain. In view of the bad weather, the Maharashtra government has declared a holiday in all schools and colleges in Mumbai, Thane, Palghar, Raigad, Ratnagiri and Sindhudurg Mumbai Rains: The continuous torrential rain in Mumbai and its surrounding areas has disrupted life. Under this, the Indian Meteorological Department (IMD) has issued a red alert. There is heavy waterlogging on the roads, which is hindering traffic. Traffic has come to a complete halt due to waterlogging in many parts of the city including Andheri subway. Andheri subway had to be closed for more than 6 hours, due to which people had to use other routes. Rain has also affected flights. Indigo Airlines issued an advisory for passengers and said that flights are running late due to waterlogging and traffic jams on the roads leading to the airport. To avoid any trouble, officials have urged people to stay at home. In view of the bad weather, the Maharashtra government has declared a holiday for all schools and colleges in Mumbai, Thane, Palghar, Raigad, Ratnagiri and Sindhudurg. This decision has been taken to ensure the safety of students and staff. #WATCH | Maharashtra: Waterlogging seen as heavy rain lashes Mumbai. Visuals from Andheri Subway. pic.twitter.com/UCS5khQm2Y — ANI (@ANI) August 19, 2025 High-tide threat On Monday, Mumbai recorded 177 mm of rain in 6-8 hours. Vikhroli received 139.5 mm, Santacruz 129.1 mm, and Juhu 128.5 mm. The city is expected to witness waves as high as 3.74 metres at 9:17 am today. This high-tide and continuous rain can worsen the situation, as during this time the water level in the sea rises and drainage becomes difficult. IndiGo issued advisory Heavy rains have also affected flights. IndiGo Airlines has issued a travel advisory for passengers. It states that due to heavy rains in Mumbai, many roads leading to the airport have been waterlogged and traffic has slowed down, causing delays in both departure and arrival of flights. The airline has advised passengers that if they have a flight, they should leave a little earlier and keep checking the flight status on the app or website. The airline has also apologized for the inconvenience. Indigo Airlines issues a travel advisory. Tweets, “With Mumbai drenched in heavy showers, several routes to the airport are witnessing waterlogging and sluggish traffic. This has, in turn, led to operational challenges, with delays in both departures and arrivals and we truly… pic.twitter.com/rL1MGJrn0W — ANI (@ANI) August 19, 2025 The government and administration are on alert Maharashtra Chief Minister Devendra Fadnavis held a review meeting and directed officials to remain on high alert. He has also appealed to people not to leave their homes without any reason. BMC has advised citizens to use helpline number 1916 for any emergency. INFORMALNEWZ brings the Latest News &amp; Top Breaking headlines on Politics and Current Affairs. Up-to-date news coverage, aggregated from sources all over the world by informal Newz. Find latest news coverage of breaking news events, trending topics, and compelling articles. Contact us: informalnewz@gmail.com © - 2025 - informalnewz | Izon web Pvt. Ltd. All Rights Reserved. Contact Us - Izon Web Pvt. Ltd. Hno. 789, Basement, Dlf Phase 4 Sector 43, Gurgaon, Haryana -122009, Call: +91-9110801499, 0124-4941700</w:t>
-      </w:r>
-    </w:p>
-    <w:p>
-      <w:pPr>
-        <w:pStyle w:val="Heading3"/>
-      </w:pPr>
-      <w:r>
-        <w:rPr/>
-        <w:t>Article 220</w:t>
       </w:r>
     </w:p>
     <w:p>

--- a/Output/Devendra Fadnavis/Devendra Fadnavis_chunk_2.docx
+++ b/Output/Devendra Fadnavis/Devendra Fadnavis_chunk_2.docx
@@ -8,7 +8,592 @@
       </w:pPr>
       <w:r>
         <w:rPr/>
-        <w:t>Article 116</w:t>
+        <w:t>Article 121</w:t>
+      </w:r>
+    </w:p>
+    <w:p>
+      <w:pPr>
+        <w:pStyle w:val="Normal"/>
+      </w:pPr>
+      <w:r>
+        <w:rPr/>
+        <w:t>Title: Monsoon mayhem: Heavy rains flood this state, schools and colleges shut</w:t>
+      </w:r>
+    </w:p>
+    <w:p>
+      <w:pPr>
+        <w:pStyle w:val="Normal"/>
+      </w:pPr>
+      <w:r>
+        <w:rPr/>
+        <w:t xml:space="preserve">URL: </w:t>
+      </w:r>
+      <w:r>
+        <w:t xml:space="preserve"> https://www.patrika.com/en/national-news/monsoon-mayhem-heavy-rains-flood-this-state-schools-and-colleges-shut-19874810</w:t>
+      </w:r>
+    </w:p>
+    <w:p>
+      <w:pPr>
+        <w:pStyle w:val="Normal"/>
+      </w:pPr>
+      <w:r>
+        <w:rPr/>
+        <w:t>Content: Latest News State news Weather Bihar Election 2025 Kulish 100th Patrika Special National Entertainment Astro Health Sports Religion Politics International OTT Education Opinion Automobile Tech Gadgets Lifestyle Beauty Women Business Crime Jobs My News Shorts Epaper Bharat • Patrika Desk • Aug 19, 2025 Monsoon fury has once again gripped the nation, with Maharashtra bearing the brunt of torrential rainfall leading to flood-like situations in several areas. Mumbai, Pune, Raigad, Ratnagiri, and Kolhapur districts have been severely impacted by incessant downpours, disrupting daily life. The Indian Meteorological Department (IMD) has issued a red alert for Mumbai and the Konkan region, warning of extremely heavy rainfall for the next 48 hours. Heavy rainfall, beginning Sunday night, has brought Mumbai to a standstill. Roads, railway stations, and even the airport are inundated, severely affecting traffic. Waterlogging in low-lying areas such as the Andheri subway, Vakola bridge, and Khar subway has caused traffic disruptions. The Brihanmumbai Municipal Corporation (BMC) has announced a holiday for all government and private schools and colleges on 19 August. Mumbai Police and disaster management teams are engaged in relief efforts. Chief Minister Devendra Fadnavis has convened an emergency meeting, instructing all agencies to remain on high alert. In Pune, an old bridge over the Indrayani river collapsed amidst heavy rainfall, resulting in at least six deaths. Rivers in districts like Buldhana, Nanded, and Jalgaon are flowing above the danger mark, disrupting traffic on several routes. Unseasonal rains in Beed district have caused significant damage to crops such as bananas, pomegranates, and onions. Delhi-NCR: Intermittent rainfall continues in Delhi, causing waterlogging and traffic jams. According to the IMD, light rain is expected to persist until 20 August. Himachal Pradesh: Heavy rainfall and landslides have closed the Chandigarh-Manali highway. Four schools have been closed in Mandi district, and 449 roads are blocked. Uttarakhand: Traffic is affected on the Gangotri-Yamunotri highway due to landslides and debris. Uttar Pradesh: Eighteen districts, including Lucknow, Prayagraj, and Varanasi, are grappling with floods. The Ganga and Yamuna rivers are in spate, and schools have been closed in 22 districts. Jammu and Kashmir: All educational institutions are closed due to heavy rainfall and cloudbursts. Seven deaths have been reported in Kathua. Karnataka: A yellow alert is in effect in Bengaluru due to heavy rainfall. Flood-like situations prevail in several areas, and primary schools are closed. Jharkhand: Schools have been closed in Jamshedpur due to rising water levels in the Subarnarekha and Kharkai rivers. The meteorological department has issued a warning of heavy to very heavy rainfall for the next 72 hours in Maharashtra, Goa, Gujarat, Himachal Pradesh, Uttarakhand, and the northeastern states. The monsoon has intensified due to a low-pressure area formed over the Bay of Bengal. Share the news: Related Topics #WeatherNews Weather Forecast Weather News Updated on: 19 Aug 2025 10:04 am Published on: 19 Aug 2025 09:40 am DOWNLOAD ON Play Store DOWNLOAD ON App Store Trending Topics Bihar Elections 2025 PM Modi Asia Cup 2025 Top Categories National Bollywood Health Rajasthan Madhya Pradesh Legal Privacy Policy Statutory provisions on reporting (sexual offenses) This website follows the DNPA’s code of conduct Code of Conduct About Us Grievance Policy RSS Copyright © 2025 Patrika Group. All Rights Reserved.</w:t>
+      </w:r>
+    </w:p>
+    <w:p>
+      <w:pPr>
+        <w:pStyle w:val="Heading3"/>
+      </w:pPr>
+      <w:r>
+        <w:rPr/>
+        <w:t>Article 122</w:t>
+      </w:r>
+    </w:p>
+    <w:p>
+      <w:pPr>
+        <w:pStyle w:val="Normal"/>
+      </w:pPr>
+      <w:r>
+        <w:rPr/>
+        <w:t>Title: Mumbai got 177mm rain in 6-8 hour period, says CM; more to come amid high tides</w:t>
+      </w:r>
+    </w:p>
+    <w:p>
+      <w:pPr>
+        <w:pStyle w:val="Normal"/>
+      </w:pPr>
+      <w:r>
+        <w:rPr/>
+        <w:t xml:space="preserve">URL: </w:t>
+      </w:r>
+      <w:r>
+        <w:t xml:space="preserve"> https://www.newsdrum.in/national/mumbai-got-177mm-rain-in-6-8-hour-period-says-cm-more-to-come-amid-high-tides-9672488</w:t>
+      </w:r>
+    </w:p>
+    <w:p>
+      <w:pPr>
+        <w:pStyle w:val="Normal"/>
+      </w:pPr>
+      <w:r>
+        <w:rPr/>
+        <w:t>Content: Follow Us BMC workers stand near a barricade on a waterlogged road amid rainfall, in Mumbai Mumbai: Maharashtra Chief Minister Devendra Fadnavis said Mumbai received 177 millimetres of rain in a 6-8 hour period on Monday and asked citizens to observe all precautions since more is expected through the day along with high tides. Talking to reporters here after reviewing the rain and flood situation across Maharashtra, he said waterlogging is being witnessed in 14 places in the metropolis. Suburban train services were slightly delayed but are functioning well, while metro rail services remain unaffected despite such heavy rains, Fadnavis added. "Offices have been told to allow workers to leave for home at 4pm. After 6.30 pm, 3m to 4m tides are expected. The decision on closure of schools on Tuesday will be taken at an appropriate time. Citizens must not venture out without reason," he said. The CM said crops spread across 4 lakh hectares have been affected statewide and district collectors have been authorized to take decisions regarding relief and rescue operations. Talks are on with Karnataka regarding discharge of Allmatti dam water from that state, Fadnavis said. Meanwhile, Mumbai suburban district guardian minister Ashish Shelar said he had reviewed the situation in the metropolis through the disaster management cell of the BMC and had taken stock of the rainfall, flooding, school conditions and public transport. "Local train services were functional with some disruptions, while BEST has been instructed to operate additional bus services if passengers are stranded at major (railway) terminals such as Dadar and Mumbai Central," he said. All top civic and police officials are on the ground, the minister and senior BJP leader said. Trees and branches have fallen in some 30 to 40 locations in the city and instructions have been issued to remove such hurdles and restore vehicular traffic speedily, Shelar informed. He said one person was injured at Napean Sea Road in south Mumbai after a protection wall fell on a tree due to heavy rains. "The BMC commissioner and Mumbai police commissioner have appealed to people that they should step out of their homes only if required. Holidays have been declared for schools in the noon sessions and for colleges," Shelar said. Pumping stations are functioning optimally across the city, and authorities are reviewing how much water is receding with the help of the pumps, he said. Subscribe to our Newsletter! Share this article If you liked this article share it with your friends.they will thank you later</w:t>
+      </w:r>
+    </w:p>
+    <w:p>
+      <w:pPr>
+        <w:pStyle w:val="Heading3"/>
+      </w:pPr>
+      <w:r>
+        <w:rPr/>
+        <w:t>Article 123</w:t>
+      </w:r>
+    </w:p>
+    <w:p>
+      <w:pPr>
+        <w:pStyle w:val="Normal"/>
+      </w:pPr>
+      <w:r>
+        <w:rPr/>
+        <w:t>Title: Mumbai Rain Alert:मुंबईत पावसाची धुवाँधार बॅटिंग;शाळांना सुट्टी जाहीर</w:t>
+      </w:r>
+    </w:p>
+    <w:p>
+      <w:pPr>
+        <w:pStyle w:val="Normal"/>
+      </w:pPr>
+      <w:r>
+        <w:rPr/>
+        <w:t xml:space="preserve">URL: </w:t>
+      </w:r>
+      <w:r>
+        <w:t xml:space="preserve"> https://ilovenagar.com/mumbai-rain-alert-schools-declare-holiday-today/</w:t>
+      </w:r>
+    </w:p>
+    <w:p>
+      <w:pPr>
+        <w:pStyle w:val="Normal"/>
+      </w:pPr>
+      <w:r>
+        <w:rPr/>
+        <w:t>Content: नगर : पावसाळा सुरु असल्याने राज्यातील बहुतांश भागात पावसाने दमदार हजेरी (Heavy Rain) लावली आहे. गेल्या तीन दिवसांपासून मुंबईत मुसळधार पावसाची संततधार सुरु आहे. अशातच आज आठवड्याच्या पहिल्याच दिवशी पावसाने सर्वत्र हजेरी लावली आहे. पावसाचा जोर कायम असून मुंबई (Mumbai), ठाणेकरांसाठी पुढील ४८ तास अतिशय महत्वाचे ठरणार आहे. कारण मुंबई ठाण्याला पुढील ४८ तासांसाठी हवामान खात्याकडून पावसाचा रेड अलर्ट (Red Alert) देण्यात आला आहे. तर संभाव्य पावसाचा इशारा लक्षात घेता मुंबईतील शाळांना सुट्टी जाहीर (Holiday Declared for Schools) करण्यात आली आहे. नक्की वाचा : कोणी काय खावं हे सरकारनं ठरवू नये;राज ठाकरे कडाडले राज्याचे मुख्यमंत्री देवेंद्र फडणवीस हे राज्यातील पावसाच्या परिस्थितीवर लक्ष ठेवून आहेत. राज्यातील पूरग्रस्त भागाचा देखील मुख्यमंत्री देवेंद्र फडणवीस आढावा घेत असल्याची माहिती समोर आली आहे. राज्यातील विविध जिल्ह्यांतील जिल्हाधिकारी यांच्यासोबत मुख्यमंत्री देवेंद्र फडणवीस यांचा संवाद सुरु आहे. मुंबईसह पश्चिम उपनगरात आज पहाटेपासून जोरदार पाऊस सुरू आहे. पश्चिम उपनगरात अंधेरी, जोगेश्वरी, गोरेगाव, मालाड, कांदिवली, बोरिवली, दहिसर, विलेपार्ले, सांताक्रुझ, वांद्रे परिसरामध्ये सध्या जोरदार पाऊस सुरू आहे. अवश्य वाचा : तुम्हाला माहित आहे का,भारताचा राष्ट्रध्वज कोणी बनवला ? वाचा सविस्तर… मुंबईला अतिमुसळधार पावसाचा इशारा असल्याने विद्यार्थ्यांची सुरक्षितता लक्षात घेता मुंबईतील सर्व शाळा,महाविद्यालयांना आज दुपारच्या सत्रात सुटी जाहीर करण्यात आली आहे. तसेच सर्व यंत्रणांना सुसज्ज राहण्याचे महानगरपालिका आयुक्तांनी निर्देश दिले आहेत. तसेच आवश्यकता असेल तरच नागरिकांनी घराबाहेर पडावे, असे आवाहन देखील करण्यात आले आहे. भारतीय हवामान विभागाने बृहन्मुंबई क्षेत्रात आज, सोमवारी (ता.१८) अतिमुसळधार पावसाचा इशारा दिला आहे. या पार्श्वभूमीवर,काही आवश्यकता भासल्यास मदतीसाठी व अधिकृत माहितीसाठी बृहन्मुंबई महानगरपालिकेच्या मुख्य नियंत्रण कक्षाच्या १९१६ या मदतसेवा क्रमांकावर संपर्क साधावा, अशी विनंती करण्यात आली आहे. I Love Nagar News अहिल्यानगर जिल्ह्यातील तालुका प्रतिनिधींच्या आमच्या विस्तृत नेटवर्कच्या साथीने, प्रत्येक तालुक्यातील महत्त्वाची अपडेट तुमच्यापर्यंत सर्वात जलद पोहचवण्यासाठी 'I❤️नगर' न्यूज नेटवर्क कटिबद्ध आहे. विश्वासार्हता, पारदर्शकता व तत्परता या त्रिसूत्रीला अनुसरून, अहिल्यानगरकरांना सर्वोत्तम माहिती व सर्वश्रेष्ठ मनोरंजन पुरवण्यास आगामी काळात आम्ही अविरत प्रयत्नशील असणार आहोत. अनुरॉन, सरोश पेट्रोल पंप शेजारी, मुख्य पोस्ट ऑफिसजवळ नगर संभाजीनगर रोड , अहिल्यानगर महाराष्ट्र, ४१४००१, भारत. Contact us: [email protected] Advertise With Us: +91 78751 90190 Copyright © 2025 | ILoveNagar Foundation.</w:t>
+      </w:r>
+    </w:p>
+    <w:p>
+      <w:pPr>
+        <w:pStyle w:val="Heading3"/>
+      </w:pPr>
+      <w:r>
+        <w:rPr/>
+        <w:t>Article 124</w:t>
+      </w:r>
+    </w:p>
+    <w:p>
+      <w:pPr>
+        <w:pStyle w:val="Normal"/>
+      </w:pPr>
+      <w:r>
+        <w:rPr/>
+        <w:t>Title: समाचार संध्या</w:t>
+      </w:r>
+    </w:p>
+    <w:p>
+      <w:pPr>
+        <w:pStyle w:val="Normal"/>
+      </w:pPr>
+      <w:r>
+        <w:rPr/>
+        <w:t xml:space="preserve">URL: </w:t>
+      </w:r>
+      <w:r>
+        <w:t xml:space="preserve"> https://www.newsonair.gov.in/bulletins-detail/%E0%A4%B8%E0%A4%AE%E0%A4%BE%E0%A4%9A%E0%A4%BE%E0%A4%B0-%E0%A4%B8%E0%A4%82%E0%A4%A7%E0%A5%8D%E0%A4%AF%E0%A4%BE-508/</w:t>
+      </w:r>
+    </w:p>
+    <w:p>
+      <w:pPr>
+        <w:pStyle w:val="Normal"/>
+      </w:pPr>
+      <w:r>
+        <w:rPr/>
+        <w:t>Content: Download Mobile App Site Admin | August 18, 2025 10:12 PM मुख्य समाचार :- ******** प्रधानमंत्री नरेन्‍द्र मोदी और रूस के राष्ट्रपति व्लादिमीर पुतिन के साथ आज फ़ोन पर बातचीत हुई। सोशल मीडिया पर एक पोस्ट में श्री मोदी ने अमरीका के राष्ट्रपति डोनाल्ड ट्रंप के साथ अलास्का में हाल की मुलाकात के बारे में जानकारी साझा करने के लिए राष्ट्रपति पुतिन को धन्यवाद दिया। श्री मोदी ने कहा कि भारत यूक्रेन संघर्ष के शांतिपूर्ण समाधान का लगातार आह्वान करता रहा है। प्रधानमंत्री ने कहा कि भारत इस दिशा में किए जाने वाले सभी प्रयासों का समर्थन करता आया है। श्री मोदी ने कहा कि उन्‍हें आशा है कि आने वाले दिनों में भी राष्ट्रपति पुतिन के साथ उनकी बातचीत होती रहेगी। ******** अमरीका के राष्ट्रपति डोनाल्ड ट्रम्प ने कहा है कि यूक्रेन के राष्‍ट्रपति वोलोदिमीर जेलेंस्‍की अगर चाहे तो रूस के साथ युद्ध समाप्त कर सकते हैं। आज रात ज़ेलेंस्की के साथ मुलाक़ात से पहले उनका यह बयान आया है। श्री ट्रम्प ने 2014 में ओबामा प्रशासन के दौरान क्रीमिया पर रूस के कब्ज़े का भी हवाला दिया और यूक्रेन को उत्तरी अटलांटिक संधि संगठन-नाटो में शामिल करने की संभावना से इनकार किया। ******** विदेश मंत्री डॉ. एस. जयशंकर और चीन के विदेश मंत्री वांग यी के बीच आज नई दिल्‍ली में वार्ता हुई। इस दौरान अपने प्रारंभिक भाषण में डॉ. जयशंकर ने कहा कि भारत और चीन द्विपक्षीय संबंधों में कठिन दौर देखने के बाद अब आगे बढ़ना चाहते हैं। उन्होंने कहा कि दोनों देशों को तीन परस्पर मूल्यों – पारस्परिक सम्मान, पारस्परिक संवेदनशीलता और पारस्परिक हित – के सिद्धांतो को अपनाना चाहिए। उन्होंने कहा कि मतभेद को विवाद या प्रतिस्पर्धा में नहीं बदलना चाहिए। चीन के विदेश मंत्री कल विशेष प्रतिनिधि और राष्ट्रीय सुरक्षा सलाहकार अजीत डोभाल के साथ सीमा मुद्दों पर भी चर्चा करेंगे। ******** नेपाल, भारत की “पड़ोसी पहले” नीति के तहत एक प्राथमिकता वाला साझेदार है। भारत के विदेश सचिव विक्रम मिस्री ने नेपाल के विदेश सचिव अमृत बहादुर राय के निमंत्रण पर नेपाल की आधिकारिक यात्रा की। कल सुबह काठमांडू पहुँचे श्री मिस्री ने अपनी यात्रा के दौरान कई उच्च-स्तरीय बैठकें कीं। ******** वाणिज्य और उद्योग मंत्री पीयूष गोयल ने कहा है कि भारत ने संयुक्त अरब अमीरात, मॉरीशस, स्विट्जरलैंड, नॉर्वे, लिकटेंस्टीन, आइसलैंड और ब्रिटेन के साथ संतुलित, निष्पक्ष और समतामूलक मुक्त व्यापार समझौते किए हैं। उन्‍होंने कहा कि अन्य देशों के साथ भी इस प्रकार के समझौते करने की दिशा में तेज़ी से प्रगति हो रही है। ******** लोकसभा और राज्यसभा की कार्यवाही आज मतदाता सूची के विशेष गहन पुनरीक्षण के मुद्दे पर बाधित रही। लोकसभा की कार्यवाही दो बार स्‍थगित हुई, जबकि राज्यसभा की कार्यवाही एक बार स्थगित होने के बाद पूरे दिन के लिए स्थगित कर दी गई। लोकसभा में आज जब दूसरे स्थगन के बाद दोपहर 2 बजे कार्यवाही दोबारा हुई, तो अध्यक्ष ओम बिरला ने अंतरिक्ष यात्री और भारतीय वायु सेना के ग्रुप कैप्टन शुभांशु शुक्ला को अंतर्राष्ट्रीय अंतरिक्ष स्टेशन पर उनके ऐतिहासिक मिशन के लिए पूरे सदन की ओर से बधाई दी। ग्रुप कैप्टन श्री शुभांशु शुक्ला की उपलब्धि हमारे युवाओं के लिए बड़ी प्रेरणा है। आज भारत का अंतरिक्ष कार्यक्रम वैज्ञानिक विशेषता और विशिष्‍टता और विशिषणता से पूरे विश्व में अपने विशेष पहचान बना चुका है। श्री बिरला ने कहा कि कैप्टन शुक्ला ने एक्सिओम मिशन-4 के अंतर्गत अंतर्राष्ट्रीय अंतरिक्ष स्टेशन की यात्रा करने वाले पहले भारतीय बनकर इतिहास रच दिया। शोरगुल के बीच, विज्ञान और प्रौद्योगिकी मंत्री डॉ. जितेंद्र सिंह ने चर्चा की शुरुआत की और अंतरिक्ष यात्री शुभांशु शुक्ला की उपलब्धियों की सराहना की। उन्होंने कहा कि ग्रुप कैप्टन शुभांशु शुक्ला की उपलब्धि पर पूरा देश गर्व महसूस कर रहा है। हमारे चार एस्‍ट्रोनॉट थे जिनकी हेड एक 65 वर्षीय महिला थी प्रेगी विडसन। उसके अतिरिक्‍त एक पोलैंड के थे स्‍लोज और एक हंगरी के थे टिबर गाबू। लेकिन सबसे महत्वपूर्ण भूमिका और सबसे महत्वपूर्ण काम शुभांशु शुक्ला पर दिया गया था यह हमारी क्षमताओं की विश्वसनीयता थी। पीठासीन अधिकारी ने इस दौरान विरोध कर रहे सदस्यों से अपनी सीटों पर वापस जाने और इस विशेष चर्चा में भाग लेने की अपील की। जैसे ही विपक्षी सांसदों ने अपना विरोध जारी रखा, पीठासीन अधिकारी ने सदन की कार्यवाही दिन भर के लिए स्थगित कर दी। उधर, राज्यसभा में, जब सदन पहले स्थगन के बाद दोपहर 2 बजे मिला, तो राज्यसभा में विपक्ष के नेता मल्लिकार्जुन खड़गे ने विशेष गहन पुनरीक्षण का मुद्दा उठाया। इस पर प्रतिक्रिया देते हुए, सदन के नेता जेपी नड्डा ने कहा कि इस मानसून सत्र के पहले दिन से, सरकार ने दोहराया है कि वह नियमों के अंतर्गत किसी भी मुद्दे पर चर्चा के लिए तैयार है, लेकिन विपक्ष सहयोग नहीं कर रहा है और अपना गैरजिम्मेदाराना व्यवहार दिखा रहा है। विपक्षी सांसदों ने सदन से बहिर्गमन किया। बाद में, सदन ने विधायी कार्य शुरू किया और चर्चा के बाद भारतीय बंदरगाह विधेयक 2025 पारित किया। काम-काज पूरा करने के बाद, सभापति ने सदन को दिन भर के लिए स्थगित कर दिया। ******** अंतर्राष्ट्रीय अंतरिक्ष स्टेशन के एक्सिओम-4 अंतरिक्ष मिशन के पायलट ग्रुप कैप्टन शुभांशु शुक्ला ने आज नई दिल्ली में प्रधानमंत्री नरेन्‍द्र मोदी से उनके आवास पर मुलाकात की। श्री शुक्ला अंतर्राष्ट्रीय अंतरिक्ष स्टेशन की अपनी ऐतिहासिक यात्रा के बाद कल ही भारत लौटे हैं। एक सोशल मीडिया पोस्‍ट में श्री मोदी ने बताया कि उन्‍होंने अंतरिक्ष यात्री श्री शुक्‍ला के साथ अंतरिक्ष में उनके अनुभव सहित विभिन्‍न विषयों पर विस्‍तार से चर्चा की। श्री शुक्ला ने प्रधानमंत्री मोदी को एक्सिओम-4 मिशन पैच भेंट किया और उन्हें अंतर्राष्ट्रीय अंतरिक्ष स्टेशन से ली गई पृथ्वी की तस्वीरें भी दिखाईं। ******** संसद में आज भारतीय बंदरगाह विधेयक 2025 पारित कर दिया। राज्‍यसभा ने आज इसे मंजूरी दी। इस विधेयक का उद्देश्य प्रमुख बंदरगाहों सहित अन्‍य बंदरगाहों के प्रभावी प्रबंधन के लिए राज्य समुद्री बोर्डों की स्थापना कर उन्‍हें सशक्त बनाना है। पत्तन, पोत परिवहन और जलमार्ग मंत्री सर्बानंद सोनोवाल ने एक उत्तर में बताया कि यह विधेयक एक सुधारात्मक पहल है। उन्‍होंने कहा कि यह विधेयक सभी तटीय राज्यों और अन्य हितधारकों के साथ व्यापक विचार-विमर्श के बाद लाया गया है। ******** संसदीय कार्य मंत्री किरेन रिजिजू ने संसद की कार्यवाही बाधित करने के लिए विपक्ष की आलोचना की है। श्री रिजिजू ने आज संसद के बाहर संवाददाताओं से बातचीत में कहा कि कांग्रेस पार्टी को संवैधानिक संस्था का सम्मान करना चाहिए। इलेक्शन कमीशन ने कुछ काम जब करते हैं तो अगर उसको कोई विरोध करता है या कोई आपत्ति है तो इलेक्शन कमीशन को ही लिखना चाहिए और इलेक्शन कमीशन को अपील करना चाहिए अब इलेक्शन कमीशन ने जब कांग्रेस पार्टी से कुछ कागज सफाई मांगा है तो यह कांग्रेस पार्टी का दायित्व बनता है कि एक संवैधानिक संस्था को सम्मान करते हुए उसको जवाब दे। ******** प्रधानमंत्री नरेंद्र मोदी ने आज दिल्ली में अगली पीढ़ी के सुधारों की रूपरेखा पर चर्चा के लिए एक बैठक की अध्यक्षता की। सोशल मीडिया पोस्ट में उन्‍होंने कहा कि सरकार सभी क्षेत्रों में त्वरित सुधारों के लिए प्रतिबद्ध है। श्री मोदी ने कहा कि इससे जीवन के साथ ही व्यापार सुगमता और समृद्धि को बढ़ावा मिलेगा। बैठक में केंद्रीय मंत्री अमित शाह, राजनाथ सिंह और नितिन गडकरी भी शामिल थे। ******** राष्‍ट्रीय जनतांत्रिक गठबंधन- एनडीए के उपराष्ट्रपति पद के उम्मीदवार सीपी राधाकृष्णन बुधवार को नामांकन दाखिल करेंगे। श्री राधाकृष्णन ने आज शाम नई दिल्ली में एनडीए के संसदीय दल के नेताओं के साथ एक शिष्‍टाचार बैठक की। बैठक के बाद नई दिल्ली में मीडिया को जानकारी देते हुए संसदीय कार्य मंत्री किरेन रिजिजू ने कहा कि सभी एनडीए नेता नामांकन दाखिल करने के समय उपस्थित रहेंगे।श्री रिजिजू ने कहा कि एनडीए संसदीय दल की बैठक कल होगी। ******** सरकार ने सोशल मीडिया पर प्रसारित वीडियो में किए गए उन दावों का खंडन किया है जिसमें दावा किया गया था कि एयर चीफ मार्शल ए पी सिंह ऑपरेशन सिंदूर के दौरान लापता भारतीय पायलट शिवांगी सिंह के घर गए थे। प्रेस सूचना ब्यूरो की तथ्य जाँच इकाई ने इस दावे को झूठा बताते हुए कहा है कि ये वीडियो पाकिस्तान समर्थक प्रचारकों द्वारा शेयर किए जा रहे हैं। ******** महाराष्ट्र के मुख्यमंत्री देवेंद्र फडणवीस ने कहा है कि मुंबई में आज 177 मिलीमीटर वर्षा दर्ज की गई। इससे 14 स्थानों पर जलभराव हो गया। राज्‍य में बारिश और बाढ़ की स्थिति की समीक्षा करने के बाद पत्रकारों से बातचीत में श्री फडणवीस ने नागरिकों को सतर्क रहने को कहा। राज्य भर में चार लाख हेक्टेयर से अधिक की फसलें प्रभावित हुई हैं। इस बीच, मौसम विभाग ने मुंबई महानगर क्षेत्र के साथ-साथ रायगढ़ और पालघर के लिए बारिश का रेड अलर्ट जारी किया है। एक रिपोर्ट.. “मुंबई में लगातार तीन दिनों से हो रही भारी बारिश के कारण कई इलाकों में जलभराव की खबरें हैं और यातायात बाधित हुआ है। स्कूल और कॉलेजों की कक्षाएं रद्द की गईं। बीएमसी ने सभी पंपिंग स्टेशन सक्रिय रखे हैं। मुंबई के पालक मंत्री आशीष शेलार ने बारिश की स्थिति की समीक्षा की और बेस्ट को अतिरिक्त बसें चलाने का निर्देश दिया। ठाणे, रायगढ़, रत्नागिरी और पालघर में भी भारी बारिश से निचले क्षेत्रों में पानी भर गया है। भारतीय मौसम विभाग ने कल मुंबई, ठाणे, रायगढ़ और पालघर के लिए रेड अलर्ट तथा रत्नागिरी और सिंधुदुर्ग के लिए ऑरेंज अलर्ट जारी किया है। स्‍वीटी जैन आकाशवाणी समाचार मुम्‍बई।” ******** मौसम विभाग ने कल तटीय कर्नाटक, कोंकण, गोवा, गुजरात और उत्तरी आंतरिक कर्नाटक में तेज बारिश का रेड अलर्ट जारी किया है। विभाग ने छत्तीसगढ़, केरल, माहे, दक्षिणी आंतरिक कर्नाटक, तेलंगाना और विदर्भ में भी कल मूसलाधार बारिश का अनुमान व्‍यक्‍त किया है। ******** कजाखस्तान में एशियाई निशानेबाजी-राइफल/पिस्टल/शॉटगन चैंपियनशिप में भारत के कपिल ने जूनियर वर्ग में दस मीटर एयर पिस्‍टल स्‍पर्धा में स्‍वर्ण पदक हासिल किया। इसी स्‍पर्धा में भारत के जोनाथन एंथनी ने कांस्य पदक जीता। उधर सीनियर वर्ग में भारतीय पुरुष टीम ने 10 मीटर एयर पिस्टल स्पर्धा में रजत पदक हासिल किया। चीन की टीम ने स्वर्ण पदक जीता। ******** मुख्य समाचार एक बार फिर :- ******** 38 mins ago 1 hour ago 1 hour ago 2 hours ago 31 mins ago Privacy Policy | Copyright © 2025 News On Air. All rights reserved Last Updated: 27th Aug 2025 | Visitors: 1480625</w:t>
+      </w:r>
+    </w:p>
+    <w:p>
+      <w:pPr>
+        <w:pStyle w:val="Heading3"/>
+      </w:pPr>
+      <w:r>
+        <w:rPr/>
+        <w:t>Article 125</w:t>
+      </w:r>
+    </w:p>
+    <w:p>
+      <w:pPr>
+        <w:pStyle w:val="Normal"/>
+      </w:pPr>
+      <w:r>
+        <w:rPr/>
+        <w:t>Title: Maharashtra Rain Live News: लातूरच्या अहमदपूरमधून जाणाऱ्या मन्याड नदीला पूर</w:t>
+      </w:r>
+    </w:p>
+    <w:p>
+      <w:pPr>
+        <w:pStyle w:val="Normal"/>
+      </w:pPr>
+      <w:r>
+        <w:rPr/>
+        <w:t xml:space="preserve">URL: </w:t>
+      </w:r>
+      <w:r>
+        <w:t xml:space="preserve"> https://saamtv.esakal.com/maharashtra/maharashtra-marathi-latest-live-news-updates-18th-augest-2025-ajchya-tajya-batmya-maharashtra-rain-update-rahul-gandhi-election-commission-raj-uddhav-thackeray-news-politics-cm-devendra-fadnavis-mumbai-thane-nagpur-pune-nashik-weather-forecast-rain-update-rains-live-news-today-pune-local-crime-top-headlines</w:t>
+      </w:r>
+    </w:p>
+    <w:p>
+      <w:pPr>
+        <w:pStyle w:val="Normal"/>
+      </w:pPr>
+      <w:r>
+        <w:rPr/>
+        <w:t>Content: बेस्ट को-ऑपरेटिव्ह बँक निवडणुकीत उत्साहाचे वातावरण पाहायला मिळाले. एकूण 15,090 मतदारांपैकी 12,360 मतदारांनी मतदानाचा हक्क बजावला. हे मतदान मुंबईतील तब्बल 33 डेपोमध्ये पार पडले. या निवडणुकीत शिवसेना (ठाकरे गट) आणि मनसे समर्थित उत्कर्ष पॅनल यांच्यात तसेच भाजपाचे प्रसाद लाड यांच्या पॅनलमध्ये थेट लढत रंगली आहे. निकालावर सर्वांचे लक्ष लागले आहे. लातूरच्या अहमदपूरमधून जाणाऱ्या मन्याड नदीला पूर नदीपलीकडील अनेक गावांचा संपर्क तुटला सलग तीन दिवसापासून लातूर जिल्ह्यात मुसळधार पाऊस कोसळतोय त्यामुळे जिल्ह्यातील अनेक नदी नाल्यांना पूर आला आहे नदीकाठच्या गावांना सतर्कतेचा इशारा दिला आहे : जालना जिल्ह्यामध्ये सर्वदूर मुसळधार पाऊस पडत आहे.जालन्यातील बदनापूर तालुक्यात देखील मुसळधार पाऊस पडला आहे. बदनापूर तालुक्यातील पाडळी शिवारात पावसामुळे शेताला अक्षरशः तलावाच स्वरूप आल असून खरिपातील पिके पाण्याखाली गेली आहे. पाडळी शिवारातील सोयाबीन, मका, कपाशी ही पिके पूर्णता पाण्याखाली गेली असून शेताला तलावाच स्वरूप आल आहे. हवामान विभागाने दिलेल्या अतिवृष्टीच्या इशाऱ्याच्या पार्श्वभूमीवर कल्याण डोंबिवलीतील सर्व शाळांना महापालिका प्रशासनाने सुट्टी जाहीर केली आहे. केडीएमसी शिक्षण विभागाचे उपआयुक्त संजय जाधव यांच्याकडून हा निर्णय घेण्यात आला आहे. हवामान विभागाने ठाणे जिल्ह्यासाठी पुढील दोन दिवस रेड अलर्ट जारी करण्यात आला आहे. ज्यामध्ये मुसळधार ते अतिमुसळधार पावसाची शक्यता वर्तवण्यात आली आहे. भारतीय हवामान विभाग, मुंबई यांनी दिलेल्या इशाऱ्यानुसार आज दिनांक १८ ऑगस्ट, २०२५ रोजी छत्रपती संभाजीनगर, जालना, बीड व लातूर जिल्ह्यांना आँरेज अलर्ट तर परभणी, हिंगोली, नांदेड आणि धाराशिव जिल्ह्यांना यलो अलर्ट देण्यात आला आहे. ठाणे जिल्ह्यात रेड अलर्ट जारी करण्यात आले असून याच्या पार्श्वभूमीवर ठाणे जिल्हाधिकारी यांनी यांनी ठाणे जिल्ह्यातील ग्रामीण भागातील भिवंडी, शहापूर,मुरबाड तालुक्यात शाळांना सुट्टी जाहीर करण्यात आली आहे. गोविंद गंगाधर लोंढे असे या 32 वर्षे तरुणाचे नाव असून इतर पाच मित्रांच्या सोबत तो आज सकाळी पारोळा येथील धबधब्यावर गेला होता दरम्यान सेल्फी घेत असताना अचानक त्याचा तोल घसरला व तो वाहून गेला होता पासाभराच्या शोध मोहिमेनंतर हिंगोली ग्रामीण पोलिसांना त्याचा मृतदेह सापडला आहे. पश्चिम द्रुतगती महामार्गावर वाहतूक कोंडी वांद्रे कडून बोरिवलीच्या दिशेने जाणाऱ्या मार्गावर वाहनांच्या लांबच लांब रांगा जोरदार पावसामुळे दृश्य मानता कमी झाल्यामुळे तसेच रस्त्यावरील खड्ड्यांमुळे पश्चिम द्रुतगती मार्गावर वाहनाच्या लांबच लांब रांगा कामावरून घरी परतणाऱ्या मुंबईकरांची वाहतूक कोंडीमुळे अडचण सांगलीच्या शिराळा तालुक्यातील चांदोली धरण क्षेत्रामध्ये अतिवृष्टी झाली आहे.गेल्या 24 तासात 43 मिलीमीटर पाऊसाची नोंद झाली असून चांदोली धरण 93 टक्के भरले आहे.त्यामुळे चांदोली धरणातून वारणा नदी पात्रात 11 हजार 630 हजार क्यूसेक पाण्याचा विसर्ग सुरू करण्यात आला आहे. कल्याण पूर्वेतील नेतिवली टेकडी परिसरात दरड कोसळण्याची घटना, नेतिवली पोलीस स्टेशनच्या पाठी असलेल्या जय भवानी नगर मध्ये घडली घटना, दोन ते तीन घरांचे मोठे नुकसान मात्र, सुदैवाने घरातील लोक कामासाठी बाहेर असल्याने कोणतीही जीवितहानी टळली, दरडीसोबत विद्युत वाहिनी तुटल्यामुळे परिसरात विजेचा धोका निर्माण झाल्यानंतर रहिवाशांमध्ये घबराट आणि भीतीच्या वातावरण, अग्निशमन दलाची टीम घटनास्थळी दाखल झाली असून बचावकार्य सुरू आहे, अग्निशामक दल आणि पालिकेकडून या ठिकाणी राहणाऱ्या रहिवाशाला सुरक्षित ठिकाणी हटवण्याचं काम देखील सुरू केलेला आहे, शनिवारी रात्री संगमनेर शहरालगत घुलेवाडी गावात कीर्तनावेळी झालेल्या गोंधळानंतर राजकीय वातावरण तापले आहे.. बाळासाहेब थोरात यांच्या समर्थकांनी कीर्तनकार संग्रामबापू भंडारे यांना मारहाण केल्याचा आरोप केला जातोय.. तर दुसरीकडे कीर्तनकार अभंगाचे निरूपण करण्याऐवजी राजकीय भाष्य करत असल्याचा आरोप होतोय.. आज हिंदुत्ववादी संघटनांनी घटनेच्या निषेधार्थ शिवसेनेचे आमदार अमोल खताळ आणि भाजपा आध्यात्मिक आघाडीचे अध्यक्ष तुषार भोसले यांच्या नेतृत्वात रास्तारोको आंदोलन केलंय.. या आंदोलनादरम्यान खताळ आणि भोसले यांनी बाळासाहेब थोरात यांच्यावर टीका करण्यात टिका केलीय.. तर काही शक्तींकडून संगमनेरची संस्कृती बिघडवण्याचे काम सुरू असल्याची प्रतिक्रिया बाळासाहेब थोरात यांनी दिली आहे... ० मुंबई गोवा महामार्गावर चोळई गावाजवळ कंटेनर पलटी ० अपघातग्रस्त टँकर रस्तात आडवा झाल्याने वाहतुकीला अडथळा ० एकेरी वाहतुक सुरु ० अपघातामध्येमुळे कशेडी घाट आणि पोलादपुर दरम्यान वाहनांच्या लांब रांगा ० पोलिसांनी घटनास्थळी दाखल सांगलीच्या शिराळा तालुक्यातील माळेवाडी-कोकरूड मध्ये एका घरामध्ये बिबट्या शिरल्याचा प्रकार घडला होता. बिबट्या घरात शिरलेला पाहताच घराला बाहेरून कडी घालत बिबट्याला घरात कोंडण्यात आले.घरात शिरलेल्या बिबट्याला अखेर वन विभागाच्या पथकाने जेरबंद केले आहे. - बांगलादेश बॉर्डरवर कांद्याने भरलेले 400 ते 500 ट्रक अडकून पडले.... - बॉर्डर वरील ट्रकमध्ये बारा ते पंधरा हजार मॅट्रिक टन कांदा खराब होण्याची भीती.... ० माणगाव पुणे मार्ग वाहतुकीसाठी बंद ० माणगाव इथून ताम्हिणी घाटातून पुण्याकडे जाणारा मार्ग बंद ० काळ नदीला आलेल्या पुराचे पाणी पोणोसे गावाजवळ रस्त्यावरून वाहतल्याने वाहतूक बंद ० पर्याय म्हणून पाली खोपोली मार्गाचा वापर करावा ० पोलिस प्रशासनाचे आवाहन ० पहाटेपासून रायगड जिल्ह्यात सुरू आहे मुसळधार पाऊस पुणे शहराला पाणीपुरवठा करणाऱ्या खडकवासला धरण साखळीतील सर्व चार धरणांत मिळून २६.८० टीएमसी म्हणजेच ९१.९४ टक्के पाणीसाठा आहे. मागील वर्षी याच दिवशी २८.३८ टीएमसी म्हणजेच ९७.३८ टक्के साठा होता. यावर्षीचा साठा मागील वर्षाच्या तुलनेत यंदाचा साठा २ टीएमसीने कमी आहे.पण एकूण पाणीसाठा समाधानकारक आहे. खडकवासला धरणातून आजपर्यंत १२.८४ टीएमसी पाणी मुठा नदीत सोडले आहे. गेले काही दिवसात खडकवासला धरण क्षेत्रात पावसाची चांगली हजेरी. मीरा भाईंदर काशिनगर भागात रस्त्याला नद्यांचे स्वरूप रस्त्यावर पाणीच पाणी काशिनगर भागात अनेक सोसायटी मध्ये शिरले पाणी सोसायटी मधील टू व्हिलर गाड्या पाण्याखाली काशिनगर भागातील नागरीक आणि लहान मुलांना करावा लागतोय पाण्यातून प्रवास गटारातील गहाण पाणी रस्त्यावर आल्याने परिसरात रोगराई पसरण्याची भीती वर्तवली जात आहे. ठाणे स्टेशन स्थानकात रेल्वे प्रवाशांची तुफान गर्दी... मध्य रेल्वे लोकल सेवा १० मिनिटे उशिराने धावत आहे सकाळपासून मुंबई ठाणे परिसरात मुसळधार पाऊस पडत होता.. सकाळी कामाला जाण्यासाठी निघालेले चाकरमानी आता घरी जायला निघत आहे... त्यामुळे ठाणे स्टेशन स्थानकात प्रचंड गर्दी रेल्वे प्रवाशांची वाढली आहे.. प्लॅटफॉर्म नंबर २,३,५ या प्लॅटफॉर्मवर कसारा व कर्जतच्या दिशेने जाणाऱ्या लोकल ट्रेन पकडण्यासाठी प्रवाशांची तोबा गर्दी... तब्बल आठ तासानंतर अंधेरी सबवे वाहतुकीसाठी खुला सकाळी साडेआठ वाजता अंधेरी सबवे वाहतुकीसाठी बंद करण्यात आला होता मुसळधार पावसामुळे अंधेरी सब वेत पाच फुटापर्यंत साचले होते पाणी पावसाने उसंत घेतल्यानंतर सबवेतील पाण्याचा झाला निचरा पाण्याचा निचरा होताच वाहतूक पोलिसांनी सबवे वाहतुकीसाठी केला खुला कल्याण-डोंबिवलीत मुसळधार पाऊस, कल्याण पूर्वेतील चेतना पाईपलाईन रोड गुडघाभर पाण्याखाली, तर कोपर रोडवरील सोसायट्यांतही पाणी शिरले, कल्याण पूर्व चेतना पाईपलाईन रोडला मुसळधार पावसाचा मोठा फटका, गुडघाभर पाणी साचल्याने वाहनचालकांची तारांबळ, तर डोंबिवली कोपर रोडवरील अंबा भवानी मंदिर परिसरात सोसायट्यांच्या आवारात पाणी शिरले, मुलं व ज्येष्ठ नागरिकांना घराबाहेर पडणं कठीण, ० रायगड जिल्ह्यात पावसाचा जोर वाढत आहे ० माणगाव तालुक्याला पावसाने झोडपले ० रिळे - पाचोळे गावात जाणार्‍या रस्त्यावर पाणीच पाणी ० पर्यायी मार्ग नसल्याने नागरिकांचे हाल ० पाणी साचलेल्या रस्त्यावरून कंबरभर पाण्यातून मार्गा काढत जाण्याची ग्रामस्थांवर वेळ ० धोकादायक परिस्थितीतून नागरिकांची घराकडे वाटचाल ठाणे जिल्हाधिकाऱ्यांनी शाळांना सुट्टी जाहीर केली आहे. ठाण्यात १८, १९ ऑगस्ट रोजी सुट्टी जाहीर केली आहे. तर, नवी मुंबईतही शाळांना सुट्टी जाहीर केली आहे. सायन पनवेल महामार्गावर मुसळधार पाऊस पडत असल्यामुळे रस्त्यावर पाणी साचले आहे सकाळपासून नवी मुंबई शहरात मुसळधार पाऊस पडत आहे नवी मुंबई महानगरपालिकेने सुद्धा विद्यार्थ्यांना सुट्टी जाहीर केली आहे चेंबूर वाशी नाकामध्ये एमएमआरडी संरक्षणभिंत कोसळून 7 झोपड्यांचे नुकसान मुंबईत पडत असलेल्या मुसळधार पावसामुळे काल दिनांक १७ ऑगस्ट रोजी सायंकाळी सहाच्या सुमारास चेंबूर वाशी नाका मधील न्यू अशोक नगर येथील एमएमआरडी संरक्षणभिंत कोसळून 7 झोपड्यांचे नुकसान झाले आहे यात प्रभावित कुटुंबांची तात्पुरती व्यवस्था मरवली चर्च येथे करण्यात आली आहे सध्या संपूर्ण मातीचा ढिगार काढण्याचे काम पालिका करत आहे या ठिकाणाहून आढावा घेतला आहे आमचे प्रतिनिधी अविनाश माने यांनी ० रायगडमध्ये पावसाचा जोर वाढला ० आंबा आणि कुंडलिका नदीने धोका पातळी ओलांडली तर सावित्री नदीने इशारा पातळी ओलांडली ० शाळा, महाविद्यालयांना दुपारनंतर सुट्टी ० सखल भागात राहणाऱ्या नागरीकांना दक्षतेचा इशारा ० रायगडच्या निजामपूर भागाला पावसाचा जोरदार फटका ० निजामपूर बाजापेठेतील दुकानांमध्ये शिरलं पावसाचे पाणी ० दुकानात पाणी शिरून वस्तूंचे नुकसान ० माणगाव - पुणे रस्त्यावर पाणीच पाणी ० पावसाच्या तडाख्याने नागरिक हैराण जामपूर बाजापेठेतील दुकानांमध्ये शिरलं पावसाचे पाणी दुकानात पाणी शिरून वस्तूंचे नुकसान माणगाव - पुणे रस्त्यावर पाणीच पाणी पावसाच्या तडाख्याने नागरिक हैराण मध्यप्रदेशात झालेल्या पावसामुळे तापी नदीला पूर.... प्रकाशा बेरेज चे 6 दरवाजे 3 मीटरने उघडण्यात आले.... नदी पात्रात नागरिकांनी न जाण्याचे जिल्हा प्रशासनाने आवाहन... सिंधुदुर्ग जिल्ह्यात मागील दोन दिवस संततधार कोसळणाऱ्या पावसामुळे नदी ओढे तुडुंब भरून वाहत आहेत. गडनदीने ईशारा पातळी ओलांडली आहे. सिंधुदुर्ग जिल्ह्यात काही प्रमाणात पूर्णपरिस्थिती निर्माण झाली आहे. सध्या जिल्ह्य़ात पावसाच्या अधूनमधून सरी कोसळत आहे. दौंड तालुक्यातील अनेक गावांमध्ये बिबट्याची दहशत असल्याचे चित्र आहे.अशातच आता पुन्हा एकदा दौंड तालुक्यातील दहिटणे गावामध्ये बिबट्याचा मुक्त संचार सीसीटीव्ही कॅमेऱ्यामध्ये कैद झाला आहे.यामुळे शेतकरी वर्गामध्ये चिंतेच वातावरण असून वनविभागाने तातडीने बिबट्याचा बंदोबस्त करावा अशी मागणी केली जातेय. रायगडमध्ये सकाळपासूनच पावसाचा जोर कायम ० सांदोशी गावचा संपर्क तटला ० सांदोशी गावाला जोडणाऱ्या पुला वरून पाणी वाहतानाच दृश्य दिसत आहे अहिल्यानगर शहरात समस्त मुस्लिम समाजाच्या वतीने मूक मोर्चा काढण्यात आला. शहर परिसरातून शेकडोंच्या संख्येने मुस्लिम समाजबांधव रस्त्यावर उतरले होते. खाटीक समाजाला भेडसावणारे प्रश्न तसेच जळगाव येथे मॉब लिंचिंगच्या घटनेत झालेली सुलेमान पठाण यांची निर्दयी हत्या याच्या निषेधार्थ हा मोर्चा काढण्यात आला. भिमाशंकर मंचर मार्गावर भिमाशंकरजवळ २० किलोमीटर अंतरावरील रस्त्यावर मोठे मोठे खड्डे पडलेत अशात धुक्यातुन मार्ग काढत असताना रस्त्यावरील खड्ड्यातुन भाविकांना प्रवास करावा लागतोय - विधानसभा निवडणुकानंतर हेमलता पाटील काँग्रेसमधून पडल्या होत्या बाहेर - काही दिवसांपूर्वी शिवसेना शिंदे गटात देखील त्यांचा झाला होता प्रवेश, मात्र सेनेतून देखील त्यांनी बाहेर पडण्याचा घेतला निर्णय - उद्या मुंबईत पक्षाच्या वरिष्ठ नेत्यांच्या उपस्थित हेमलता पाटील करणार राष्ट्रवादी काँग्रेस मध्ये प्रवेश - आदिवासी बांधवांचा निघणार विराट मोर्चा - गेल्या 40 दिवसांपासून नाशिकमध्ये सुरू आहे आदिवासी रोजंदारी कर्मचाऱ्यांचे आंदोलन - सरकारकडून कोणतीही दखल घेतली जात नसल्याने आदिवासी संघटना संतप्त जिल्ह्यातील सर्वच नदी नाल्यांना मोठा पूर. नांदेड जिल्ह्यातून वाहणाऱ्या पैनगंगा नदीने ओलांडली धोक्याची पातळी. किनवट तालुक्यातील पैनगंगा नदीवर असलेल्या सहस्रकुंड धबधब्याने घेतले रौद्र रूप. धबधबा पाहण्यासाठी पर्यटकांची मोठी गर्दी. सध्या ठाण्यामध्ये मुसळधार पाऊस पडत आहे ठाण्यातील सकल भागात पाणी भरायला सुरुवात आपातकालीन यंत्रणा सज्ज... बीडच्या परळी तालुक्यातील कौडगाव हुडा गावाजवळ रविवारी मध्यरात्री मोठी दुर्घटना घडली. ममदापूर-बोरखेड मार्गावरील कौडगावहुडा जवळ पुलावरून जात असताना चारचाकी गाडी पुराच्या पाण्यात वाहून गेली. या कारमध्ये चार तरुण होते. त्यापैकी तिघांना वाचविण्यात प्रशासनाला यश आले आहे. तर, एक तरुण अद्याप बेपत्ता असून त्याचा शोध सुरू आहे. परळी मतदार संघाचे आ. धनंजय मुंडे रात्रीपासून प्रशासनाच्या संपर्कात असून त्यांच्या सूचनेनुसार बचावकार्यासाठी पुणे येथून एनडीआरएफचे पथक तातडीने बोलावण्यात आले आहे. श्रावण मास म्हणजे हिंदू धर्मातील पवित्र महिना,श्रावणी सोमवार च्या शेवटच्या सोमवारी भगवान महादेवाची आराधना करून त्यांचा आशीर्वाद घेण्याचा हा सुवर्णकाळ असतो.याच अनुषंगाने गेल्या अनेक वर्षांपासून पुणे महानगरपालिका शासन नियुक्त सदस्य शांताराम कटके आणि माजी जिल्हा परिषद सदस्या अर्चनाताई कटके, ज्येष्ठ नागरिक संघाचे राज्याचे अध्यक्ष बाळासाहेब सातव यांच्या माध्यमातून महाकावड यात्रा समारंभ मोठ्या उत्साहात साजरा केला. रावेर शहर आणि परिसरात रात्रीपासून सुरू असलेल्या पावसामुळे जनजीवन पूर्णपणे विस्कळीत झाले आहे. संततधार पावसामुळे नागझिरी नदीला पूर आला असून, यामुळे अजंदे गावाचा तालुक्याशी असलेला संपर्क तुटला आहे. शहराच्या अनेक भागांमध्ये पाणी साचल्याने नागरिकांची मोठी गैरसोय झाली आहे.रात्री सुरू असलेल्या पावसामुळे शहरातील नाले आणि गटारे तुंबली आहेत. लेंडी धरणाच्या पाण्याच्या पातळीत वाढ व ढगफुटी ,अतिवृष्टीमुळे लातूर, उदगीर आणि कर्नाटक भागातून मोठ्या प्रमाणावर पाण्याची आवक सुरू आहे. परिणामी, लेंडी नदीच्या पाणी पातळीत लक्षणीय वाढ झाल्यामुळे मुखेड तालुक्यातील काही गावांमध्ये नदीचं पाणी घुसले आहे. पुनर्वसित रावनगाव, भासवाडी, भिंगेली , हासनाळ या गावांतील काही नागरिक मूळ ठिकाणी वास्तव्यास राहत असल्यामुळे, पुराच्या पाण्यात अडकुण पडले होते,त्यातील काही नागरिकांना काढण्यात एसडीआरएफ जवानांना यश आले आहे,मुखेड तालुक्यातील रावनगाव येथे अंदाजे 225 नागरिक पाण्याच्या वेढयामध्ये अडकलेले होते , त्यातील काही नागरिकांना एसडीआरएफ च्या टीमकडून रेस्क्यू करण्यात आलेले आहे.7 ते 8 लोक झाडावर अडकले होते त्यांना देखील सुखरुप बाहेर काढण्यात यश आल आहे, मजदीवर 4 नागरीक अडकलेले त्यांचा शोध घेऊन रेस्क्यू करण्यात आल आहे, खराब हवामान,धुकं आणि पावसामुळे हेलिकॉप्टर दौरा रद्द एकनाथ शिंदे सहपत्नी भिमाशंकरला बायरोड जाणार.. सततचा पाऊस आणि धुकं पाऊसामुळे उपमुख्यमंत्री एकनाथ शिंदे यांच्या दौ-यात बदल दुपारी असणा-या दौ-यात बदल झाल्याने एकनाथ शिंदे संध्याकाळी भिमाशंकरला दाखल होणार मुंबईला पाणीपुरवठा करणाऱ्या धरणांपैकी मध्य वेतना धरण हा तिसऱ्यांदा ओव्हर फ्लो झाला आहे या धरणाचा एक दरवाजा 10 सेंटिमीटर ने उघडण्यात आला असून यातून कमी प्रमाणावर पाण्याचा विसर्ग सुरू आहे. गेल्या दोन दिवसांपासून कधी रिमझिम तर कधी मध्यम स्वरूपाचा पाऊस पडत असल्याने डोंगरावरून वाहाणारे झरे पुन्हा एकदा वाहू लागल्याने याचा पाणी मध्य वैतरणा धरणच्या पाणलोट क्षेत्रामध्ये येत असल्याने वाढ झाल्याने धरणाच्या पाण्याच्या पातळीत वाढ झाल्याने धरणाचे दोन दरवाजे उघडले गेले आहेत. या मधून 353 क्यूसेक ने पाण्याचा विसर्ग सुरू आहे. मुंबईत पहाटेपासूनच जोरदार पाऊस पावसामुळे अनेक सखल भागात साचले पाणी पश्चिम रेल्वेच्या माटुंगा आणि माहीम रेल्वे स्थानका दरन्यान रुळावर साचले पाणी मुंबईत आज झालेल्या मुसळधार पावसामुळे सर्व शाळांना अर्धा दिवस सुटी देण्यात आली. मात्र दुपारी माटुंगा पोलिस ठाण्याजवळ डॉन बॉस्को शाळेची बस पाण्यात अडकली. या बसमध्ये सहा लहान मुले, दोन महिला कर्मचारी व चालक जवळपास एक तास अडकून पडले होते. जागरूक नागरिकांनी ही माहिती डीसीपी झोन ४ रागसुधा आर. यांना कळवल्यानंतर वरिष्ठ पोलीस निरीक्षक रवींद्र पवार व माटुंगा पोलीस कर्मचाऱ्यांनी तात्काळ घटनास्थळी धाव घेतली. केवळ दोन मिनिटांत सर्वांना सुरक्षित बाहेर काढून पोलीस ठाण्यात आणण्यात आले. या प्रसंगानंतर मुलांना दिलेले बिस्कीट व पोलीस कर्मचाऱ्यांचे सांत्वन यामुळे त्यांची भीती दूर झाली. डीसीपी रागसुधा आर., वरिष्ठ पोलीस निरीक्षक रवींद्र पवार आणि माटुंगा पोलीस दलाच्या तात्काळ कारवाईचे सर्वत्र कौतुक होत आहे. ० जोरदार पावसामुळे जनजीवन विस्कळीत ० जोरदार पावसाचा म्हसळा तालुक्याला फटका ० म्हसळा बाजारपेठेत साचले पावसाचे पाणी ० म्हसळ्यातील ढोरजे पुल पाण्याखाली दरड कोसळल्याने वाहतूक ठप्प कोल्हापूर-रत्नागिरीला जोडणारा महत्वाचा घाट मुसळधार पाऊस आणि अपूर्ण कामाचा आंबा घाटाला फटका ठेकेदार कंपनीकडून दरड बाजूला करण्याचे प्रयत्न सुरु वाहतूक पूर्ववत होण्यास काही कालावधी लागणार नाशिक च्या सटाणा शहरातून जाणाऱ्या साक्री-शिर्डी महामार्गावर ठिकठिकाणी मोठमोठे खड्डे पडले असून यामुळे वाहन धारकांना मोठा त्रास सहन करावा लागतो,त्यातच गुरारात मधून येणारी अवजड वाहतूक याच मार्गाने होत अडल्याने खड्ड्यामुळे वाहतूक ठप्प होत असल्याने माजी आमदार संजय चव्हाण यांच्या नेतृत्वाखाली रास्ता रोको आंदोलन करण्यात येऊन खड्ड्यात वृक्षारोपण करण्यात आले,जो पर्यंत रस्त्याचे काम होत नाही तो पर्यन्त आंदोलन सुरू ठेवणार असल्याचा निर्धार करण्यात आला. अंधेरी समवेत चार फुटापर्यंत भरले पाणी उपनगरात सकाळपासूनच पावसाची संततधार अनेक सखल भागात पाणी साचल्याने मुंबईकरांची तारांबळ पश्चिम उपनगरातील जयप्रकाश रोड, वीरा देसाई रोड, नवरंग सिनेमा आधी भागात रस्त्यावर दोन ते तीन फुटापर्यंत पाणी - देवळी तालुक्यातील कोटेश्वरची विदर्भाची काशी म्हणून ओळख - वर्धा नदीच्या पश्चिम तीरावर हेमाडपंथी मंदिरात दूरवरून भाविक येतात दर्शनार्थ - उत्तर वाहिनी नदी असल्याने भाविकांची येथे मोठी गर्दी असते - वाशिष्ट ऋषीनी याठिकाणी शतकोटी यज्ञ केल्याची आहे मान्यता - मंदिराशी पौराणिक मान्यता जुळल्या असल्याने मोठ्या संख्येत भक्त येतात दर्शनाला - श्रावण सोमवारसोबतच सण, उत्सवांना भाविकांची मोठी गर्दी असते - मंदिर परिसरात असलेले सौंदर्य नागरिकांना करतातं आकर्षित घोरपडीतल्या म्हस्कोबा मंदिराजवळ रस्त्यावर उभ्या असलेल्या गाड्यांची केली तोडफोड चार ते पाच गाड्यांची तोडफोड केल्याची माहिती रस्त्यावर पार केलेल्या गाड्यांची तोडफोड केल्याने नागरिक भयभीत अधिक तपास मुंढवा पोलिस करत आहेत. आठवड्याच्या पहिल्याच दिवशी पावसाने मुंबईकरांना झोडपले मुसळधार पावसामुळे मुंबईतील शाळांना सुट्टी जाहीर मुंबई उपनगराचे पालकमंत्री आशिष शेलार यांचे महापालिका आयुक्तांना निर्देश सकाळच्या सत्रात आलेल्या विद्यार्थ्यांना ही सुखरूप घरी सोडण्याचे ही आदेश बीड जिल्ह्यात रविवारी दुपारपासून मुसळधार पावसाला सुरुवात झाली असून अनेक नद्या आणि नाले तुडुंब भरून वाहू लागले आहेत. त्यामुळे ग्रामीण भागात पूरपरिस्थिती निर्माण झाली आहे. सिरसाळा पोलीस ठाणे हद्दीत साबला कवडगाव परिसरात मध्यरात्री 02 वाजता एक जीप पूराच्या पाण्यात वाहून गेल्याची धक्कादायक घटना घडली. बुलढाणा जिल्ह्यातील पेनटाकळी प्रकल्प 84.38 टक्के भरल्यानं तसेच सतत आवक होत असल्यानं प्रकल्पाची 9 द्वारं 30 सेंटी मीटर ने उघडून त्यातून पैनगंगा नदी पात्रात पाण्याचा विसर्ग मोठ्या प्रमाणात करण्यात येत आहे .. जिल्हा प्रशासनाने नदीकाठच्या गावाना सतर्क राहण्याच्या सूचना दिल्या आहेत.. सध्या 9 हजार 689 कुसेक्स एवढा पाणी विसर्ग केला जात आहे... आज पुणे जिल्ह्यासाठी येलो अलर्ट दिलेला असून पुढील ३ तासांत सोलापूर, सातारा, पुणे , कोल्हापूर, लातूर, बीड, अहिल्यानगर, नंदुरबार, धुळे, नाशिक या जिल्ह्यांमध्ये तुरळक ठिकाणी मध्यम स्वरूपाचा पाऊस पडण्याची शक्यता आहे. मागील तीन दिवसांपासून नवी मुंबईत मुसळधार पाऊस नवी मुंबईला अक्षरशः पावसाने झोडपून काढलय सकाळपासून पावसामुळे ढगाळ वातावरण एमआयडीसी मधील काही सखल भागात पाणी साचलय नवी मुंबई महापालिकेकडून अधिकचे पंप लावण्यात आलेत सततच्या पावसामुळे विद्यार्थ्यांचे आणि कामावर जाणाऱ्या प्रवाश्यांचे मात्र हाल झाले गणेशोत्सवाच्या कालावधीत पुणे शहरातील मध्यवर्ती पेठांमधील अनेक रस्ते वाहतुकीसाठी उत्पन्न असतात त्यामुळे शहराच्या पश्चिम भागातील उपनगरांना जोडणारा भिडे पूल दुचाकी वाहनांसाठी महत्त्वाचा ठरत आहे. वाहतुक कोंडी टाळण्यासाठी पुणे महानगरपालिका प्रशासनाच्या सूचनेनुसार महा मेट्रो ने 20 ऑगस्ट पासून बाबा भिडे पुल २० दिवसांसाठी खुला करण्याचा निर्णय घेतला आहे. महा मेट्रोकडून कडून सदाशिव पेठ ते डेक्कन मेट्रो स्थानक मार्गावरील भिडे पुलावरील पादचारी पुल उभारण्याचे काम सुरू आहे. हा पूल बंद असल्यामुळे मात्र पुणेकरांना मोठा मनस्ताप सहन करावा लागत होता. आगामी गणेशोत्सवाच्या काळात वाहनचालकांना त्रास होऊ नये म्हणून प्रशासनाकडून पुढील वीस दिवसांसाठी हा पूल तात्पुरत्या स्वरूपात खुला करण्यात आला आहे.. आहे. दुपारच्या सुमारास पावसाचा जोर अधिक वाढण्याची शक्यता आहे. पडणाऱ्या पावसामुळे कुठलीही जीवित हानी झालेली नाहीये. पावसाचा जोर अधिक वाढल्यास सखल भागात पाणी साचू शकणार आहे. मुंबईच्या कांजूर विभागात मोठ्या प्रमाणात पाऊस एल बी एस मार्गावर पाणी एलबीएस वरून ठाणे कडे जाणारी वाहतूक बंद पाण्यात रिक्षा देखील बंद रस्त्याला नदीचे स्वरूप जालना जिल्ह्यात सर्वदूर काल रात्रीपासून मुसळधार पाऊस पडतोय. जालना जिल्ह्यातील अनेक भागांमध्ये मुसळधार पाऊस पडत असल्याने ओढ्यांना नाल्यांना पूर आला आहे. जालना शहरात देखील काल रात्रीपासून जोरदार पाऊस पडत आहे त्यामुळ शहरातील राजुर रोडवरील श्रीकृपा रेसिडेन्सी परिसरामध्ये रस्त्यावर गुडघाभर पाणी साचल असून अनेक नागरिकांच्या घरांमध्ये देखील पाणी शिरला आहे त्यामुळे या परिसरातील जनजीवन विस्कळीत झाल आहे. जालना जिल्ह्यात मुसळधार पाऊस पडत असल्याने एकीकडे बळीराजा सुखावला आहे तर शेतात पाणी साचल्याने अनेक शेतकऱ्यांची खरीपातील पिके देखील धोक्यात आले आहे... वसई विरार मध्ये गेल्या दोन-तीन दिवसांपासून मुसळधार पाऊस सुरू आहे. त्यामुळे शहरातील सखल भागातील रस्ते पाण्याखाली गेले आहेत. त्यामुळे विरार पश्चिमेकडील युनिटेक कॉम्प्लेक्स मध्ये 35 ते 40 इमारती असून या इमारतीच्या तळमजल्यावर प्रत्येकाच्या घरामध्ये पाणी शिरल्याने अतोनात नुकसान झाले आहे. सध्या पाऊस कमी असला तरी या सोसायटीतले पाणी जाण्याचे नाव घेत नाहीये कारण या सोसायटीमधील रस्ते सखल असून बाहेरच्या रस्त्यांची उंची वाढवल्याने हे पाणी जात नसल्याचा आरोप नागरिकांनी केला आहे. पंचगंगेची पाणी पातळी २९ फुटांवर राधानगरी धरणाचे सर्वच स्वयंचलित दरवाजे खुले राधानगरी धरणातून प्रतिसेकंद 29131 cusecs विसर्ग सुरू पंचगंगा नदी इशारा पातळी 39'00" व धोका पातळी 43'00" फुट पंचगंगा नदी पात्रातील एकूण 32 बंधारे पाण्याखाली परभणीतील येलदरी प्रकल्पा बरोबरच सेलूच्या लोअर दुधना धरणातून ही पाण्याचा विसर्ग करण्यात आलाय.लोअर दुधना ७०% भरले असुन सध्या धरण क्षेत्रात पाऊस सुरू आहे त्यामुळे धरणाचे ४ दरवाजे उघडण्यात आले आहे ज्यातुन २६३९ क्युसेक्स वेगाने पाणी दुधना नदीपात्रात सोडण्यात आले आहे.हा विसर्ग अजून वाढण्याची शक्यता असल्याने दुधना नदीकाठच्या सर्व गावांना सतर्कतेचे आदेश देण्यात आले आहेत. महाराष्ट्र-तेलंगणाच्या सीमेवर असलेला पोडसा पूल पाण्याखाली गेलेला आहे. त्यामुळे या मार्गावरील वाहतूक बंद करण्यात आली आहे. या मार्गाने मोठ्या प्रमाणात महाराष्ट्र-तेलंगणातून वाहतूक सुरु असते. वर्धा नदीला आलेल्या पुरामुळे वरुर -विरूर मार्गावरील वाहतूक बंद करण्यात आली आहे. वर्धा -वैनगंगा नदी काठावरील हजारो हेक्टर शेती पाण्याखाली आली आहे. चंद्रपूर जिल्ह्यात पाऊस नसला तरी वरच्या भागात झालेल्या पावसाने इकडे नदी नाले दुथडी भरून वाहत आहेत. यवतमाळ व आदिलाबाद जिल्ह्यातील अतिवृष्टीमुळे इसापूर धरणाचे ९ व सातनाला धरणाचे ३ दरवाजे शनिवारी उघडण्यात आले. परिणामी पैनगंगा व वर्धा नदीला पूर येऊन चंद्रपूर जिल्ह्यातील कोरपना तालुक्यात अनेक गावांना धोका निर्माण झाला आहे. धानोरा–भोयगाव पुलासह कोडशी बूज–कोरपना, गांधीनगर–तेजापूर, जेवरा–गाडेघाट आदी मार्ग वाहतुकीसाठी बंद करण्यात आले आहेत. प्रशासनाने नदीकाठच्या गावांना सतर्कतेचा इशारा दिला असून शेतशिवार पाण्याखाली जाऊन कापूस, सोयाबीन व तुरीच्या पिकांना धोका निर्माण झाला आहे. पुणे पोलीसांनी बंडगार्डन पोलीस ठाण्यात सरकारी कामात अडथळा आणल्याचा गुन्हा नोंद केला आहे कोथरूड पोलिसांनी तीन मुलींना मारहाण आणि जातिवाचक शिवीगाळ तीन मुलींपैकी दोन मुली, श्वेता पाटील आणि अन्य तीन अशा एकूण पाच जणांविरोधात पुणे पोलिसांनी गुन्हा दाखल केला कलम 132 अंतर्गत सरकारी कामात अडथळा आणल्या प्रकरणी हा गुन्हा दाखल करण्यात आला आहे पुण्यातील पोलीस आयुक्तालयात कोथरूड पोलिसांविरोधात ॲट्रॉसिटी चा गुन्हा दाखल करा, या मागणीसाठी गुन्हा दाखल करण्यात आलेल्या पाच जणांनी आणि त्यांच्यासोबत सहकाऱ्यांनी रात्रभर ठिय्या मांडला होता - शेवटच्या श्रावणी सोमवारीच त्र्यंबकेश्वरमध्ये भाविक संतप्त - दर्शनावेळी महिला भविकांसोबत पुरुष सुरक्षारक्षक ग़ैरवर्तवणुक करत असल्याचा आरोप - महाराष्ट्रासह परराज्यातून आलेल्या भाविकांकडून त्र्यम्बकेश्वर संस्थानच्या कारभाराविरोधात संताप व्यक्त - भाविक आणि सुरक्षारक्षकांमध्ये झाली बाचाबाची - दोनच दिवसांपूर्वी भाविकांना मारहाण केल्याची घटना आली होती समोर पश्चिम उपनगरात जोरदार पाऊस कोसळत असल्यामुळे सकल भागामध्ये पाणी साचण्यास सुरुवात झाली आहे अंधेरी पूर्व पश्चिमेला जोडणारा अंधेरी सब वे देखील पाण्याखाली गेला असून साधारणपणे अडीच ते तीन फुटापर्यंत पाणी सव वेत साचल्यामुळे सबवे वाहतुकीसाठी बंद करण्यात आलेला आहे अंधेरी सब वे परिसरातून आमचे प्रतिनिधी संजय गडदे यांनी घेतलेला आढावा अनेक जनावर दगावली, शेती पिकाचे मोठे नुकसान रावणगाव येथे एनडीआरएफची टीम पोहोचली पाण्यात अडकलेल्या लोकांना बाहेर काढण्याचे प्रयत्न सुरू एनडीआरएफ टीमच्या वतीने युद्धपातळीवर बचाव कार्य सुरू. पुण्यात फसवणुकीचे विविध प्रकार दररोज समोर येत आहेत. आता पुण्यात एका महिलेला रेशन देण्याच्या नावाखाली तिची फसवणूक केल्याचा धक्कादायक प्रकार समोर आला आहे. एका व्यक्तीने महिलेशी ओळख केली आणि एका कंपनी मध्ये असल्याचं भासवून रेशन आणि इतर वस्तू मिळतील अशी हमी या महिलेला दिली. "आमचे बॉस रेशन व इतर वस्तू देतील. तुम्ही माझ्या बरोबर चला" असं म्हणत त्या व्यक्तीने त्या महिलेला बायफ रोडला नेले. "तुम्हाला गरीब दाखवायचं आहे म्हणून दागिने काढून द्या" असे या व्यक्तीने त्या महिलेला सांगितले आणि तिच्याकडून दागिने स्वतःकडे घेतले आणि फरार झाला. हा सगळा प्रकार १४ ऑगस्ट रोजी पुण्यातील वाघोली भागात घडला असून त्याचा सी सी टिव्ही सुद्धा आता समोर आला आहे. रायगड जिल्ह्यात आज सलग चौथ्या दिवशी पावसाची संततधार सुरू आहे. काल हवामान खात्याने ऑरेंज अलर्ट दिला होता तर आज पावसाचा रेड अलर्ट दिला आहे. पावसाचा जोर कमी असला तरी अधून मधून पावसाच्या जोरदार सरी बरसत आहेत. रस्त्यावर, सखल भागात पाणी साचले असून नद्यांच्या पाणी पातळीत वाढ झाली असली तरी धोकादायक परिस्थिती कुठेही नाही. जिल्ह्यात सर्वदूर पाऊस सुरू असला तरी परिस्थिती नियंत्रणात आहे बुलढाणा जिल्ह्यातील मेहेकर व सिंदखेडराजा तालुक्यात ढगफुटी सदृश्य पाऊस कोसळत आहे.. सततधार पावसाने मेहेकर तालुक्यातिल् नागरिक हैराण झाले आहेत.. जानेफळ गावनाजिक खातोडी नदीला महापूर आल्याने पुलावरून पाणी वाहत आहे त्यामुळे मेहेकर खामगाव राज्यमार्ग बंद झाला आहे सकाळपासून वाहतूक ठप्प झाली आहे, दोन्ही बाजूने वाहनाच्या रांगा लागल्या असून पावसाचा जोर वाढतच आहे... छत्रपती संभाजीनगर तालुक्यातील सय्यदपूर हे गाव जालना लोकसभा मतदारसंघात येते. हे गाव जालन्याचे खासदार कल्याण काळे यांची सासुरवाटी देखील आहे. लाडसावंगी बाजारपेठेत येण्यासाठी दुधना नदीवर असलेला एकमेव मोठा फूल येथे नव्याने बांधण्यात येत आहे, तोपर्यंत गावात ये-जा करण्यासाठी तात्पुरता पूल एका गुत्तेदाराने बांधून दिला होता. मात्र, 19 जुलै रोजी झालेल्या पहिल्याच मोठ्या पावसात हा पूल पूर्णतः वाहून गेला. त्यानंतर नागरिकांच्या आणि रुग्णांच्या हालअपेष्टांमुळे तो परत थातूरमातूर स्वरुपात उभारण्यात आला आणि वाहतूक सुरु करण्यात आली. पण 17 ऑगस्ट रोजी दुधना नदीच्या उगमस्थानी मुसळधार पावसामुळे रात्री दहा वाजता मोठा पूर आला. हा तात्पुरता पूल दुसऱ्यांदा वाहून गेला परिणामी, ग्रामस्थांनी पुढील वाहतुकीसाठी पीव्हीसी पाईपवर लाकडी फळ्या टाकून तात्पुरता रस्ता तयार केला आहे. मात्र, पुन्हा मोठा पूर आल्यास हा रस्ता पूर्णपणे वाहून जाण्याची शक्यता आहे. त्यामुळे वरिष्ठ अधिकाऱ्यांनी याची तातडीने दाखल घ्यावी अशी मागणी ग्रामस्थांकडून होत आहे. धाराशिव जिल्ह्यात गेली तीन चार दिवसापासून सुरू असलेल्या पावसाने शेतकऱ्यांचे मोठे नुकसान केलय. जिल्ह्यातील 108 गावातील 38 हजार हेक्टर वरील पिकाचे या अतिवृष्टीमध्ये नुकसान झाले आहे.तर 53 जनावरे पुराच्या पाण्यात वाहून गेले असल्याचा प्राथमिक अहवाल महसूल आणि कृषी विभागाने सादर केला आहे, जिल्ह्यात महत्त्वाचं असणार सोयाबीन पिकाच मोठ नुकसान झाल्याने शेतकरी अडचणीत सापडला आहे. अंबरनाथच्या ग्रीन सिटी या सासायटीच्या आवारात आपल्या आई सोबत जाणाऱ्या एका चिमुकल्यावर भटक्या कुत्र्याने हल्ल्या केल्याची घटना घडली, या हल्ल्यात तो चिमुकला गंभीर जखमी झालाय ,सुदैवाने सोसायटीतील रहिवाशांनी तत्काळ धाव घेत त्या चिमुकल्याला त्या भटक्या कुत्र्याच्या तावडीतून सोडवलं, त्यामुळे मोठी दुर्घटना टळली ,ही सर्व घटना सीसीटीव्ही कॅमेरात कैद झाली आहे, या घटनेने पुन्हा एकदा भटक्या कुत्र्यांचा प्रश्न ऐरणीवर आला आहे. कोकणामध्ये मुसळधार याचा इशारा देण्यात आलाय. त्यानुसार कोकणातल्या बहुतांश भागात मध्यरात्रीपासून पाऊस आहे... किनारी भागांमध्ये देखील वाऱ्याचा वेग असून पाऊस जोराचा आहे... मध्यरात्री जोरदार बॅटिंग केलेल्या पावसाने पहाटेपासून देखील मुसळधार बरसायला सुरुवात केली आहे. - 5 वर्षीय मंगेश केशव निनावे आणि 32 वर्षीय मनीष कुमार केशव निनावे अशी अटक करण्यात आलेल्या लिपिकांची नावे आहेत - नागपुरातील दोन वेगवेगळ्या शाळेत या दोन्ही भावांची बनावट शालार्थ आयडीने नियुक्ती करण्यात आल्याचे चौकशीत समोर - या अटकेनंतर बनावट शालार्थ आयडी घोटाळ्यातील अटक करण्यात आलेल्या आरोपींची संख्या 20 झाली आहे - नागपूरच्या हुडकेश्वर येथील श्रावणजी वाटकर उच्च प्राथमिक शाळेत मंगेश निनावे याची कनिष्ठ लिपिकी पदावर मार्च 2023 मध्ये नियुक्ती झाली होती - तर मनीष कुमार याची केशवनगर उच्च माध्यमिक शाळेत कनिष्ठ लिपिक पदावर जुलै 2019 मध्ये नियुक्ती झाली होती - त्यांनी अधिकारी व दलालाच्या माध्यमातून बोगस शालार्थ आयडी तयार करून घेतला होता आज श्रावण महिन्यातील शेवटचा सोमवार... यामुळे अनेक कावडधारी शिवभक्त नांदुरा - जळगाव जामोद दरम्यान असलेल्या पूर्णा नदीतील पवित्र जल घेण्यासाठी मानेगाव येथील धोकादायक पुलावर गर्दी करत आहेत. यातच अकोला, अमरावती जिल्ह्यात झालेल्या मुसळधार पावसाने पूर्णा नदीला महापूर आलेला आहे. महापुरातील पाणी घेण्यासाठी धोकादायक पद्धतीने पुलावर कावडधार्‍यांची गर्दी बघायला मिळत आहे. मात्र या ठिकाणी बुलढाणा महसूल किंवा पोलीस प्रशासनाचा कुठलाही कर्मचारी हजर नसल्याने दुर्घटना घडल्यानंतर प्रशासन जाग होईल का..?असा सवाल उपस्थित राहत आहे. वाशिमच्या उतावळी नदीला पुर आल्याने छत्रपती संभाजीनगर ते नागपूर या जुन्या महामार्गावरची गेल्या एका तासांपासून वाहतूक ठप्प झाली आहे. वाशिमच्या कुकसा, पिंपरी सरहद्द गावा जवळील पुलावरून उतावळी नदीचे पाणी वाहत असल्याने ही वाहतूक बंद झाली आहे. रस्त्याच्या दोन्ही बाजूने वाहनाच्या रांगा लागल्या आहेत. समृद्धी महामार्गावर वाहणारे सर्व पाणी उतावळी नदीत प्रवाहीत करण्यात आले आहे. त्यामुळे उतावळी नदीला नेहमीच पूर परिस्थिती निर्माण होत आहे. राज्यामध्ये सर्व दूर पावसाने धुमाकूळ घातला असून बीड जिल्ह्यामध्ये गेल्या पाच दिवसापासून पावसाने हाहाकार माजवला आहे.जोरदार पावसामुळे नदी नाले ओढ्यांना पूर आला असून माजलगाव च्या सरस्वती नदीला पूर आला आहे.माजलगाव तालुक्यातील सरस्वती नदी सिमरी पारगाव, उंब्री,जिवणापूर,मोगरा,डाके पिंपरी ,आनदगाव ,साळेगांव कोथाळा ते पोहणेर रस्ता बंद माजलगाव ते मोगरा रस्ता बंद खडकी नदिवर फुल वाहुन गेला आहे. जोरदार झालेल्या पावसामुळे शेतकऱ्यांच्या शेतामध्ये तलावाचे स्वरूप आला असून यामध्ये कपाशी पिकाचे मोठ्या प्रमाणात नुकसान झाला असून कपाशी पिकावर रोगाचा प्रादुर्भाव पाहायला मिळत आहे कपाशी पिकांना अचानक माना टाकले आहेत या मध्ये शेतकऱ्यांचे मोठ्या प्रमाणात नुकसान होण्याची शक्यता वर्तवली जात आहे. ऑगस्टच्या तिसऱ्या आठवड्यात सुद्धा पुण्यातील धरण पाणलोट क्षेत्रात पावसाची विश्रांती गेल्या वर्षीच्या तुलनेत पुण्याला पाणी पुरवठा करणाऱ्या धरण पाणलोट क्षेत्रात ७ टक्के कमी पाणीसाठा ऑगस्ट महिन्याच्या दुसऱ्या आठवड्यापासून वरुणराजा ची पुणे जिल्ह्यात विश्रांती पुण्यातील चार ही धरणे मिळून एकूण ९० टक्के पाणीसाठा कुठल्या धरणात किती पाणीसाठा खडकवासला: ५३.१२ टक्के पानशेत: ९२.६८ टक्के वरसगाव: ९२.३७ टेमघर: ९५.९५ बाधित शेतकऱ्यांच्या प्रतिनिधींनी शनिवारी पुण्यात ज्येष्ठ नेते शरद पवार यांची भेट घेऊन मोबदला वाढवावा आणि पुनर्वसनाची हमी द्यावी, अशी मागणी केली. साखर संकुलात झालेल्या या बैठकीस जिल्हाधिकारी जितेंद्र डुडीही उपस्थित होते. या प्रकल्पासाठी सात गावांतील जमिनी संपादित होणार असून, १३ हजार ३०० खातेदारांपैकी २,४७१ जणांनी हरकती नोंदवल्या आहेत. काही शेतकरी स्वेच्छेने जमीन द्यायला तयार असले तरी मोबदला अपुरा असल्याची नाराजी व्यक्त करण्यात आली. सरकारकडून एरोसिटीमध्ये डेव्हलप प्लॉट देण्याचा प्रस्ताव मांडण्यात आला आहे, मात्र त्याबाबत संभ्रम आहे. पवार यांनी शेतकऱ्यांचे म्हणणे ऐकून घेतले व मुख्यमंत्री देवेंद्र फडणवीसांशी लवकरच चर्चा करून तोडगा काढण्याचे आश्वासन दिले. गेल्या अनेक वर्षांपासून रखडलेल्या या प्रकल्पामुळे शेतकऱ्यांमध्ये अस्वस्थता वाढली आहे. राज्य सरकारने जूनअखेर दारूवरील उत्पादन शुल्क वाढवल्यानंतर परिणाम उत्पादन शुल्क विभागाच्या आकडेवारीनुसार, पुणे जिल्ह्यात ४.९१ लाख लिटर, अहिल्यानगरमध्ये ३० हजार आणि सोलापूरमध्ये २.६७ लाख लिटर विक्री कमी झाली जूनमध्ये विभागात देशी दारू ३२.९२ लाख, विदेशी दारू ४६.२४ लाख आणि बिअर ५४.५६ लाख लिटर विकली गेली मात्र जुलैमध्ये अनुक्रमे १४ हजार, ३.१२ लाख आणि १.६५ लाख लिटरने घट झाली बिअर आणि विदेशी दारूला सर्वाधिक फटका बसल्याची माहिती शुल्कवाढ, श्रावणातील उपास, तसेच काही दिवस पुरवठा ठप्प राहिल्याने ही घट झाल्याचे कारण समोर आले असून, व्यापारी वर्गात सुद्धा चिंता मुंबई - बेंगलोर महामार्गवर प्रवासी बसला आग ही घटना रात्री २ वाजता पुण्यातील नऱ्हे भागात घडली एका प्रवासी वाहतूक करणाऱ्या बसला भीषण आग पुणे व पीएमआरडीकडील अग्निशमन दलाकडून सदर बसला लागलेल्या आगीवर नियंत्रण सर्व प्रवासी वेळीच बाहेर पडल्याने मोठी दुर्घटना टळली अकोल्यात ट्रॅक्टर पलटी झाल्याने अपघात होत तब्बल 17 शिवभक्त जखमी झालेये.. गांधीग्राम येथून कावड आणण्यासाठी हे शिवभक्त ट्रॅक्टर द्वारे जात होते.. अचानकपणे वाहन चालकाचे नियंत्रण सुटल्याने हा ट्रॅक्टर पलटी झालाय.. यात 17 जण जखमी झाले आहेत, त्यांच्यावर खाजगी रुग्णालयात उपचार सुरू आहे. आज संपुर्ण अकोला शहर हर-हर महादेव, बम-बम भोले'च्याच्या गजरानं दुमदुमून जाणार आहेये, अशातच आता कावड यात्रापूर्वी डाबकी रोड वासी या कावडमधील शिवभक्तांच्या वाहनांचा अपघात झाला आहे. पनवेल विधानसभेत तब्बल ८५ हजार दुबार मतदार असल्याचा गंभीर आरोप शेतकरी कामगार पक्षाचे माजी आमदार बाळाराम पाटील यांनी केला आहे. याबाबत हायकोर्टात जुलै २०२४ ला रिटपिटीशन दाखल केले होते. हाय कोर्टाने सुनावणी घेत दुबार मतदारांची नावे वगळण्याचे आदेश दिला होते. मात्र यानंतरही निवडणूक निर्णय अधिकाऱ्यांनी याकडे कानाडोळा करीत नावे वगळली नाहीत. पनवेल विधानसभा मतदार संघांतील मतदारांची नावे ऐरोली , बेलापूर , उरण या बाजूला असलेल्या विधानसभा मतदार संघात आढळली आहेत. दरम्यान पनवेल विधानसभेत ११ हजार ५०० लोकांनी एकाच मतदार संघात दोनदा मतदान केल्याची नोंद आढळली असल्याचे शेतकरी कामगार पक्षाने समोर आणले आहे. भंडाऱ्यात सर्वदूर मुसळधार पावसानं हजेरी लावली. साकोली येथील आठवडी बाजार असल्यानं दुपारी भाजी विक्रेत्यांनी दुकानं सजवली होती. सायंकाळी आलेल्या मुसळधार पावसानं भाजी विक्रेत्यांनी सजविलेल्या दुकानातील भाजीपाला अक्षरश: पावसात वाहून गेला. साकोली येथील मुख्य मार्गालगत आठवडी बाजार भरतो. सखल भाग असल्यानं मुसळधार पावसाचं पाणी तिथून वाहू लागलं, आणि त्यातचं हा भाजीपाला वाहत असल्यानं भाजीविक्रेत्यांना वाहून जाणारा भाजीपाला वाचविताना चांगलीच कसरत करावी लागली. किंबहुना यात अनेक भाजी विक्रेत्यांचा वाहून जाणार भाजीपाला पडताना कसरत करावी लागली. भाजीपाला वाहून गेल्यानं विक्रेत्यांना मोठा आर्थिक भुर्दंड सहन करावा लागला. चौथ्या श्रावणी सोमवार निमित्त देशातील आठवे ज्योतिर्लिंग असलेल्या हिंगोली जिल्ह्यातील औंढा नागनाथ मध्ये भाविकांनी प्रभू शिव शंकराच्या दर्शनासाठी सकाळपासून मोठी गर्दी केली होती शासकीय महापूजा आटोपल्यानंतर हे मंदिर भाविकांना दर्शनासाठी खुले करण्यात आले होते दरम्यान पोलीस प्रशासन व मंदिर समितीच्या वतीने मंदिर परिसरात भाविकांच्या सेवेसाठी चोख व्यवस्था करण्यात आली होती . धाराशिव मध्ये झालेल्या मुसळधार पावसाने जिल्ह्यातील महत्त्वाचा प्रकल्प असलेला तेरणा प्रकल्प ओव्हरफ्लो झाला.भारतीय जनता पार्टी कडून प्रकल्पातील पाण्याचे जलपूजनच करण्यात आलं.भाजप आमदार राणाजगजीतसिंह पाटील यांनी विधिवत पूजा करत जलपूजन केलं. तेरणा प्रकल्प भरल्यामुळे आजूबाजूच्या परिसरातील शेतकऱ्यांना मोठा दिलासा मिळाला आहे. तसेच धाराशिवसह तेर, ढोकी या गावांचा पाणी प्रश्नही मिटणार आहे. यवतमाळच्या पुसद येथे माजी मुख्यमंत्री वसंतराव नाईक यांच्या स्मृतीदिनानिमित्त आज १३ प्रयोगशील शेतकरी व दोन कृषी शास्त्रज्ञांना वसंतराव नाईक कृषी गौरव पुरस्काराने मुख्यमंत्री देवेंद्र फडणवीस यांच्या हस्ते सन्मानित करण्यात येणार आहे.बाबासाहेब नाईक अभियांत्रिकी महाविद्यालयाच्या परिसरात दुपारी १.३० वाजता सन्मान सोहळा पार पडणार आहे.प्रमुख अतिथी म्हणून कृषिमंत्री दत्तात्रय भरणे, पालकमंत्री संजय राठोड, मंत्री डॉ अशोक उईके राज्यमंत्री इंद्रनील नाईक हे उपस्थित राहणार आहे. बुलढाणा शहरवासीयांना पाणीपुरवठा करणाऱ्या महाराष्ट्र सुवर्ण जयंती नगरोत्थाण राज्य स्तर योजनेचे काम दिवाळीपूर्वी पूर्ण करण्याचा अल्टीमेटम आमदार संजय गायकवाड व नगरपालिकेकडून संबंधित कंत्राटदाराला देण्यात आला आहेत.. पाईपलाईनच्या पाच टप्प्यापैकी चार टप्प्यांचे काम पूर्ण झाले असून ठीक ठिकाणी खोदलेल्या ठिकाणी काँक्रीट पॅचेस मारणे सुरू असून पाणीपुरवठा करणाऱ्या नवीन पाइपलाइनची टेस्टिंग देखील सुरू करण्यात आली आहे. संपूर्ण योजनेत तब्बल 170 किलोमीटरची पाईपलाईन टाकून शहराला पाणीपुरवठा केला जाणार आहे.. त्यामुळे दिवाळीपूर्वीच बुलढाणा शहर वासियांना नियमित गोड पाण्याचा पुरवठा करून दिवाळी गोड केली जाणार आहे.. तामसा ते हिमायतनगर या महामार्गावरील आष्टी गावाजवळ काही महिन्यापूर्वी मोठ्या पुलाच्या बाजूला छोटा पूल उभारण्यात आला होता. तीन दिवसापासून सुरु असलेल्या अतिवृष्टीच्या पुरामुळे हा पूल दोन दिवसांपूर्वी खचला आहे.त्यामुळे महामार्गावर जात असताना दुचाकीचा अपघात झाला. या अपघातात एक महिला गंभीर जखमी झाली असून तिच्या सोबत असलेलं लहान मुलं किरकोळ जखमी झाले आहे.गंभीर जखमी झालेल्या महिलेवर आष्टी येथील प्राथमिक आरोग्य केंद्रात प्राथमिक उपचार करून पुढील उपचारासाठी नांदेड येथे हलवण्यात आले आहे. हिंगोली जिल्ह्यात गेल्या तीन दिवसापासून मुसळधार पाऊस कोसळत आहे या पावसामुळे सर्वत्र जनजीवन विस्कळीत झाला असताना कळमनुरी शहरात पालिकेच्या बेजबाबदारपणामुळे आदिवासी प्रकल्प कार्यालय परिसरात कळमनुरी शहरातील नाल्यांचे पाणी शिरल्याने कर्मचाऱ्यांची मोठी तारांबळ उडाली होती, कार्यालयाच्या प्रांगणात कमरे एवढं पाणी असल्याने कार्यालयात जायचे कसे असा प्रश्न या कर्मचाऱ्यांसमोर पडला होता. शेवटचा श्रावण सोमवार असल्याने वेरूळच्या घृष्णेश्वर मंदिरात दर्शनासाठी शिवभक्तांची मोठी गर्दी बारावे ज्योतिर्लिंग असलेल्या घृष्णेश्वर महादेवाच्या दर्शनासाठी देशभरातून शिवभक्त दाखल बारावे ज्योतिर्लिंग असलेल्या घृष्णेश्वराचे दर्शन केल्यानंतरच ज्योतिर्लिंग परिक्रमा होते पूर्ण अशी आख्यायिका आज श्रावण महिन्यातील शेवटचा सोमवार असल्यामुळे देशभरातून आलेल्या भाविकांची मंदिरामध्ये मध्यरात्रीपासूनच मोठी गर्दी जालन्यातील बदनापूर तालुक्यामध्ये सलग दुसऱ्या दिवशी मुसळधार पाऊस पडतो आहे. बदनापूर तालुक्यातील गेवराई बाजार गावात आणि परिसरामध्ये रात्री जोरदार पाऊस पडला आहे.या पावसाळे परिसरातील ओढ्याना पूर आला आहे.तर काही शेतकऱ्यांच्या शेतजमिनी पाण्याखाली गेल्या आहे. मुसळधार पावसामुळे अनेक शेतकऱ्यांच्या शेतजमिनी पाण्याखाली गेल्याने शेतकऱ्याला लाखो रुपयाचा आर्थिक फटका बसणार आहे. जालना जिल्ह्यातील अनेक गावांमध्ये मुसळधार पाऊस पडतो आहे त्यामुळे शेतकऱ्यांच्या खरिपातील पिकाची अतोनात नुकसान होण्याची शक्यता आहे.. धाराशिव मध्ये झालेल्या मुसळधार पावसाने जिल्ह्यातील महत्त्वाचा प्रकल्प असलेला तेरणा प्रकल्प ओव्हरफ्लो झाला.भारतीय जनता पार्टी कडून प्रकल्पातील पाण्याचे जलपूजनच करण्यात आलं.भाजप आमदार राणाजगजीतसिंह पाटील यांनी विधिवत पूजा करत जलपूजन केलं. तेरणा प्रकल्प भरल्यामुळे आजूबाजूच्या परिसरातील शेतकऱ्यांना मोठा दिलासा मिळाला आहे. तसेच धाराशिवसह तेर, ढोकी या गावांचा पाणी प्रश्नही मिटणार आहे. सकाळ+चे सदस्य व्हा शॉपिंगसाठी 'सकाळ प्राईम डील्स'च्या भन्नाट ऑफर्स पाहण्यासाठी क्लिक करा. Read Marathi news and watch Live TV. Breaking news from Maharashtra, India, Pune, Mumbai, Politics, Entertainment, Sports, Lifestyle at SaamTV. Get Live Marathi news on Mobile. Download the Saam Tv app for Android and IOS. Follow Us Copyright © 2025 Sakal Media Group – All Rights Reserved Powered by Quintype</w:t>
+      </w:r>
+    </w:p>
+    <w:p>
+      <w:pPr>
+        <w:pStyle w:val="Heading3"/>
+      </w:pPr>
+      <w:r>
+        <w:rPr/>
+        <w:t>Article 126</w:t>
+      </w:r>
+    </w:p>
+    <w:p>
+      <w:pPr>
+        <w:pStyle w:val="Normal"/>
+      </w:pPr>
+      <w:r>
+        <w:rPr/>
+        <w:t>Title: मुंबईत सर्व शासकीय-निमशासकीय कार्यालयांना सुट्टी जाहीर, फॉर्सबेरी जलाशयाजवळ चार तासात 109 मिमी पावसाची नोंद - MUMBAI RAIN UPDATES</w:t>
+      </w:r>
+    </w:p>
+    <w:p>
+      <w:pPr>
+        <w:pStyle w:val="Normal"/>
+      </w:pPr>
+      <w:r>
+        <w:rPr/>
+        <w:t xml:space="preserve">URL: </w:t>
+      </w:r>
+      <w:r>
+        <w:t xml:space="preserve"> https://www.etvbharat.com/mr/!state/mumbai-rain-news-all-government-semi-government-offices-in-mumbai-remain-closed-today-mumbai-local-tracks-under-water-amid-imd-red-alert-for-extremely-heavy-rainfall-maharashtra-news-mhs25081901225</w:t>
+      </w:r>
+    </w:p>
+    <w:p>
+      <w:pPr>
+        <w:pStyle w:val="Normal"/>
+      </w:pPr>
+      <w:r>
+        <w:rPr/>
+        <w:t>Content: महाराष्ट्र maharashtra ETV Bharat / state By ETV Bharat Marathi Team Published : August 19, 2025 at 10:02 AM IST Updated : August 19, 2025 at 11:51 AM IST मुंबई- सलग दुसऱ्या दिवशी भारतीय हवामान विभागानं मुंबई महानगराला रेड अलर्ट दिला आहे. त्यामुळे बृहन्मुंबई महानगरपालिकेकडून मुंबईतील सर्व शासकीय आणि निमशासकीय कार्यालयांना सुट्टी जाहीर करण्यात आली आहे. यापूर्वीच मुख्यमंत्री देवेंद्र फडणवीस यांनी अतिवृष्टीचा इशारा असल्यानं सुट्टी देण्याचे अधिकार स्थानिक स्वराज्य संस्थांना दिल्याचं स्पष्ट केलं होतं. मुंबईतील सर्व शासकीय, निमशासकीय कार्यालये यांना आज (19 ऑगस्ट 2025) खासगी कार्यालये आणि आस्थापनांनी आपल्या कर्मचाऱ्यांना घरी राहून कामकाज (वर्क फ्रॉम होम) करण्याच्या सूचना द्याव्यात, असे निर्देश ब हन्मुंबई महानगरपालिकेकडून देण्यात आले आहेत. भारतीय हवामान विभागानं आज (19 ऑगस्ट 2025) बृहन्मुंबई महानगरपालिका क्षेत्रात (मुंबई शहर आणि उपनगरे) अतिमुसळधार पावसाचा इशारा (रेड अलर्ट) दिला आहे. त्यानंतर सलग दुसऱ्या दिवशी मुंबईत मुसळधार पाऊस कोसळत आहे. मुंबईत अजूनही पाऊस सुरूच असून आज पहाटे 4 ते सकाळी 11 पर्यंत सरासरी 150 मिमी पेक्षा अधिक पाऊस झालेला आहे. उपनगरात हे प्रमाण अधिक आहे. मिठी नदीची उंची 3.9 मीटर इतकी वाढली असून कुर्ला क्रांतीनगर येथून 350 नागरिकांना सुरक्षित ठिकाणी स्थलांतरित करण्यात आले आहेत. मुख्यमंत्री देवेंद्र… खासगी कर्मचाऱ्यांना घरातून काम करण्याचे आवाहन- बृहन्मुंबई महानगरपालिका क्षेत्रातील अत्यावश्यक सेवा वगळता, इतर सर्व शासकीय, निमशासकीय कार्यालये तसेच बृहन्मुंबई महानगरपालिका कार्यालये यांना जिल्हा आपत्ती व्यवस्थापन प्राधिकरणाच्या अधिकाराखाली महानगरपालिकेकडून आज सुट्टी जाहीर करण्यात आली आहे. मुंबई महानगरातील सर्व खासगी कार्यालये, आस्थापना यांनी आपल्या कामकाजाच्या स्वरूपानुसार, कर्मचाऱ्यांना घरी राहून कामकाज (वर्क फ्रॉम होम) करण्याच्या आणि अनावश्यक प्रवास टाळण्याच्या सूचना तातडीने द्याव्यात, असे बृहन्मुंबई महानगरपालिकेतर्फे आवाहन करण्यात आलं आहे. 45 ते 55 किमी प्रतितास वेगानं वारे- गेल्या तीन दिवसांपासून सुरू असलेल्या मुसळधार पावसामुळं सलग दुसऱ्या दिवशी मुंबईची 'लाईफलाईन' विस्कळीत झाली आहे. पावसाचा जोर न ओसरल्यानं मंगळवारी सकाळी रेल्वेसेवा कोलमडली. घाटकोपर आणि माटुंगा स्थानकांदरम्यान रुळांवर पाणी साचल्यामुळं मध्य रेल्वे मार्गावरील वाहतूक अतिशय धिम्या गतीनं सुरू आहे. हार्बर रेल्वे मार्गावरील वाहतूकदेखील अर्धा तास उशीरानं धावत असल्यानं नोकरदारांना कामावर पोहोचण्यास उशीर होत आहे. मुंबई महानगरपालिकेनं दिलेल्या माहितीनुसार, मंगळवारी दिवसभर शहर आणि उपनगरात मुसळधार ते अतिमुसळधार पावसाची शक्यता आहे. या दरम्यान, 45 ते 55 किमी प्रतितास वेगानं वारे वाहतील. सकाळी 9.16 नंतर समुद्राला भरती येणार असल्यानं उंच लाटा उसळतील. त्यामुळं नागरिकांनी सतर्क राहावं, गरज असेल तरच घराबाहेर पडावं, असं आवाहन करण्यात आलं आहे. कुठे किती पाऊस? ​विक्रोळी : 255.5 मिमी ​भायखळा : 241.0 मिमी ​सांताक्रूझ : 288.2 मिमी ​जुहू : 221.5 मिमी ​वांद्रे : 211 मिमी ​कुलाबा : 110.4 मिमी ​महालक्ष्मी : 72.5 मिमी सखल भागांत पाणी साचलं- मंगळवारी सकाळपासूनच मुंबईतील सखल भागांमध्ये पाणी साचण्यास सुरुवात झाली. हिंदमाता, किंग्ज सर्कल, अंधेरी सबवे, वीरा देसाई मार्ग, कांदिवलीतील समता नगर, कांजुरमार्ग एलबीएस मार्ग, कुर्ला कमानी, साकीनाका मेट्रो पुलाखाली पाणी साचल्यामुळं रस्ते वाहतुकीवर विपरीत परिणाम झाला. पश्चिम द्रुतगती महामार्गावर सकाळपासून वाहनांच्या लांबच लांब रांगा लागल्यामुळं चालकांना प्रचंड मनस्ताप सहन करावा लागला. पूर्व द्रुतगती महामार्गावरही मुंबईच्या दिशेने जवळपास तीन किलोमीटरपर्यंत वाहनांच्या रांगा लागल्या होत्या. मुंबईत आज पहाटे 4 ते सकाळी 8 वाजेपर्यंत (4 तास) सर्वाधिक पावसाची नोंद झालेली ठिकाण (पावसाची नोंद मिलिमीटरमध्ये) पश्चिम उपनगरे शहर पूर्व उपनगरे हेही वाचा- मुंबई- सलग दुसऱ्या दिवशी भारतीय हवामान विभागानं मुंबई महानगराला रेड अलर्ट दिला आहे. त्यामुळे बृहन्मुंबई महानगरपालिकेकडून मुंबईतील सर्व शासकीय आणि निमशासकीय कार्यालयांना सुट्टी जाहीर करण्यात आली आहे. यापूर्वीच मुख्यमंत्री देवेंद्र फडणवीस यांनी अतिवृष्टीचा इशारा असल्यानं सुट्टी देण्याचे अधिकार स्थानिक स्वराज्य संस्थांना दिल्याचं स्पष्ट केलं होतं.मुंबईत अजूनही पाऊस सुरूच आहे. आज पहाटे 4 ते सकाळी 11 पर्यंत सरासरी 150 मिमी पेक्षाअधिक पाऊस झालेला आहे. उपनगरात हे प्रमाण अधिक आहे. मिठी नदीची उंची 3.9 मीटर इतकी वाढली आहे. कुर्ला क्रांतीनगर येथून 350 नागरिकांना सुरक्षित ठिकाणी स्थलांतरित करण्यात आले आहेत. मुख्यमंत्री देवेंद्र फडणवीस हे सातत्याने आढावा घेत असून महापालिका आयुक्त परिस्थितीवर लक्ष ठेवून असल्याचं मुख्यमंत्री कार्यालयानं एक्स मीडियातील पोस्टमध्ये म्हटलं आहे. रुळांवर पाणी साचल्यामुळं मध्य रेल्वे मार्गावरील वाहतूक अतिशय धिम्या गती (Source- ETV Bharat Reporter)मुंबईतील सर्व शासकीय, निमशासकीय कार्यालये यांना आज (19 ऑगस्ट 2025) खासगी कार्यालये आणि आस्थापनांनी आपल्या कर्मचाऱ्यांना घरी राहून कामकाज (वर्क फ्रॉम होम) करण्याच्या सूचना द्याव्यात, असे निर्देश ब हन्मुंबई महानगरपालिकेकडून देण्यात आले आहेत. भारतीय हवामान विभागानं आज (19 ऑगस्ट 2025) बृहन्मुंबई महानगरपालिका क्षेत्रात (मुंबई शहर आणि उपनगरे) अतिमुसळधार पावसाचा इशारा (रेड अलर्ट) दिला आहे. त्यानंतर सलग दुसऱ्या दिवशी मुंबईत मुसळधार पाऊस कोसळत आहे. मुंबईत अजूनही पाऊस सुरूच असून आज पहाटे 4 ते सकाळी 11 पर्यंत सरासरी 150 मिमी पेक्षा अधिक पाऊस झालेला आहे. उपनगरात हे प्रमाण अधिक आहे. मिठी नदीची उंची 3.9 मीटर इतकी वाढली असून कुर्ला क्रांतीनगर येथून 350 नागरिकांना सुरक्षित ठिकाणी स्थलांतरित करण्यात आले आहेत. मुख्यमंत्री देवेंद्र…— CMO Maharashtra (@CMOMaharashtra) August 19, 2025 खासगी कर्मचाऱ्यांना घरातून काम करण्याचे आवाहन- बृहन्मुंबई महानगरपालिका क्षेत्रातील अत्यावश्यक सेवा वगळता, इतर सर्व शासकीय, निमशासकीय कार्यालये तसेच बृहन्मुंबई महानगरपालिका कार्यालये यांना जिल्हा आपत्ती व्यवस्थापन प्राधिकरणाच्या अधिकाराखाली महानगरपालिकेकडून आज सुट्टी जाहीर करण्यात आली आहे. मुंबई महानगरातील सर्व खासगी कार्यालये, आस्थापना यांनी आपल्या कामकाजाच्या स्वरूपानुसार, कर्मचाऱ्यांना घरी राहून कामकाज (वर्क फ्रॉम होम) करण्याच्या आणि अनावश्यक प्रवास टाळण्याच्या सूचना तातडीने द्याव्यात, असे बृहन्मुंबई महानगरपालिकेतर्फे आवाहन करण्यात आलं आहे. 45 ते 55 किमी प्रतितास वेगानं वारे- गेल्या तीन दिवसांपासून सुरू असलेल्या मुसळधार पावसामुळं सलग दुसऱ्या दिवशी मुंबईची 'लाईफलाईन' विस्कळीत झाली आहे. पावसाचा जोर न ओसरल्यानं मंगळवारी सकाळी रेल्वेसेवा कोलमडली. घाटकोपर आणि माटुंगा स्थानकांदरम्यान रुळांवर पाणी साचल्यामुळं मध्य रेल्वे मार्गावरील वाहतूक अतिशय धिम्या गतीनं सुरू आहे. हार्बर रेल्वे मार्गावरील वाहतूकदेखील अर्धा तास उशीरानं धावत असल्यानं नोकरदारांना कामावर पोहोचण्यास उशीर होत आहे. मुंबई महानगरपालिकेनं दिलेल्या माहितीनुसार, मंगळवारी दिवसभर शहर आणि उपनगरात मुसळधार ते अतिमुसळधार पावसाची शक्यता आहे. या दरम्यान, 45 ते 55 किमी प्रतितास वेगानं वारे वाहतील. सकाळी 9.16 नंतर समुद्राला भरती येणार असल्यानं उंच लाटा उसळतील. त्यामुळं नागरिकांनी सतर्क राहावं, गरज असेल तरच घराबाहेर पडावं, असं आवाहन करण्यात आलं आहे.कुठे किती पाऊस?​विक्रोळी : 255.5 मिमी​भायखळा : 241.0 मिमी​सांताक्रूझ : 288.2 मिमी​जुहू : 221.5 मिमी​वांद्रे : 211 मिमी​कुलाबा : 110.4 मिमी​महालक्ष्मी : 72.5 मिमीसखल भागांत पाणी साचलं- मंगळवारी सकाळपासूनच मुंबईतील सखल भागांमध्ये पाणी साचण्यास सुरुवात झाली. हिंदमाता, किंग्ज सर्कल, अंधेरी सबवे, वीरा देसाई मार्ग, कांदिवलीतील समता नगर, कांजुरमार्ग एलबीएस मार्ग, कुर्ला कमानी, साकीनाका मेट्रो पुलाखाली पाणी साचल्यामुळं रस्ते वाहतुकीवर विपरीत परिणाम झाला. पश्चिम द्रुतगती महामार्गावर सकाळपासून वाहनांच्या लांबच लांब रांगा लागल्यामुळं चालकांना प्रचंड मनस्ताप सहन करावा लागला. पूर्व द्रुतगती महामार्गावरही मुंबईच्या दिशेने जवळपास तीन किलोमीटरपर्यंत वाहनांच्या रांगा लागल्या होत्या.मुंबईत आज पहाटे 4 ते सकाळी 8 वाजेपर्यंत (4 तास) सर्वाधिक पावसाची नोंद झालेली ठिकाण(पावसाची नोंद मिलिमीटरमध्ये)पश्चिम उपनगरेचिंचोली अग्निशमन केंद्र - 107वर्सोवा उदंचन केंद्र - 106दिंडोशी वसाहत महानगरपालिका शाळा - 97सुपारी टॅंक महानगरपालिका शाळा, वांद्रे - 95कांदिवली अग्निशमन केंद्र - 92शहरफॉर्सबेरी जलाशय, एफ दक्षिण कार्यालय - 109पर्जन्य जलवाहिन्या कार्यशाळा, दादर - 103बी नाडकर्णी महानगरपालिका शाळा, वडाळा - 99नायर रूग्णालय - 94सीआयडीएम, परळ -89पूर्व उपनगरे मुलुंड अग्निशमन केंद्र - 100गव्हाणपाडा अग्निशमन केंद्र - 95विना नगर महानगरपालिका शाळा - 93चेंबूर अग्निशमन केंद्र - 90इमारत प्रस्ताव कार्यालय, विक्रोळी - 87हेही वाचा-मुंबईत मुसळधार पावसानं हाहाकार: पावसाच्या पाण्यात अडकली बस; पोलिसांनी खांद्यावर घेत विद्यार्थ्यांना काढलं बाहेरमुसळधार पावसामुळे राज्यात सात जणांचा मत्यू; मुंबईत जनजीवन विस्कळित मुंबई- सलग दुसऱ्या दिवशी भारतीय हवामान विभागानं मुंबई महानगराला रेड अलर्ट दिला आहे. त्यामुळे बृहन्मुंबई महानगरपालिकेकडून मुंबईतील सर्व शासकीय आणि निमशासकीय कार्यालयांना सुट्टी जाहीर करण्यात आली आहे. यापूर्वीच मुख्यमंत्री देवेंद्र फडणवीस यांनी अतिवृष्टीचा इशारा असल्यानं सुट्टी देण्याचे अधिकार स्थानिक स्वराज्य संस्थांना दिल्याचं स्पष्ट केलं होतं. मुंबईतील सर्व शासकीय, निमशासकीय कार्यालये यांना आज (19 ऑगस्ट 2025) खासगी कार्यालये आणि आस्थापनांनी आपल्या कर्मचाऱ्यांना घरी राहून कामकाज (वर्क फ्रॉम होम) करण्याच्या सूचना द्याव्यात, असे निर्देश ब हन्मुंबई महानगरपालिकेकडून देण्यात आले आहेत. भारतीय हवामान विभागानं आज (19 ऑगस्ट 2025) बृहन्मुंबई महानगरपालिका क्षेत्रात (मुंबई शहर आणि उपनगरे) अतिमुसळधार पावसाचा इशारा (रेड अलर्ट) दिला आहे. त्यानंतर सलग दुसऱ्या दिवशी मुंबईत मुसळधार पाऊस कोसळत आहे. मुंबईत अजूनही पाऊस सुरूच असून आज पहाटे 4 ते सकाळी 11 पर्यंत सरासरी 150 मिमी पेक्षा अधिक पाऊस झालेला आहे. उपनगरात हे प्रमाण अधिक आहे. मिठी नदीची उंची 3.9 मीटर इतकी वाढली असून कुर्ला क्रांतीनगर येथून 350 नागरिकांना सुरक्षित ठिकाणी स्थलांतरित करण्यात आले आहेत. मुख्यमंत्री देवेंद्र… खासगी कर्मचाऱ्यांना घरातून काम करण्याचे आवाहन- बृहन्मुंबई महानगरपालिका क्षेत्रातील अत्यावश्यक सेवा वगळता, इतर सर्व शासकीय, निमशासकीय कार्यालये तसेच बृहन्मुंबई महानगरपालिका कार्यालये यांना जिल्हा आपत्ती व्यवस्थापन प्राधिकरणाच्या अधिकाराखाली महानगरपालिकेकडून आज सुट्टी जाहीर करण्यात आली आहे. मुंबई महानगरातील सर्व खासगी कार्यालये, आस्थापना यांनी आपल्या कामकाजाच्या स्वरूपानुसार, कर्मचाऱ्यांना घरी राहून कामकाज (वर्क फ्रॉम होम) करण्याच्या आणि अनावश्यक प्रवास टाळण्याच्या सूचना तातडीने द्याव्यात, असे बृहन्मुंबई महानगरपालिकेतर्फे आवाहन करण्यात आलं आहे. 45 ते 55 किमी प्रतितास वेगानं वारे- गेल्या तीन दिवसांपासून सुरू असलेल्या मुसळधार पावसामुळं सलग दुसऱ्या दिवशी मुंबईची 'लाईफलाईन' विस्कळीत झाली आहे. पावसाचा जोर न ओसरल्यानं मंगळवारी सकाळी रेल्वेसेवा कोलमडली. घाटकोपर आणि माटुंगा स्थानकांदरम्यान रुळांवर पाणी साचल्यामुळं मध्य रेल्वे मार्गावरील वाहतूक अतिशय धिम्या गतीनं सुरू आहे. हार्बर रेल्वे मार्गावरील वाहतूकदेखील अर्धा तास उशीरानं धावत असल्यानं नोकरदारांना कामावर पोहोचण्यास उशीर होत आहे. मुंबई महानगरपालिकेनं दिलेल्या माहितीनुसार, मंगळवारी दिवसभर शहर आणि उपनगरात मुसळधार ते अतिमुसळधार पावसाची शक्यता आहे. या दरम्यान, 45 ते 55 किमी प्रतितास वेगानं वारे वाहतील. सकाळी 9.16 नंतर समुद्राला भरती येणार असल्यानं उंच लाटा उसळतील. त्यामुळं नागरिकांनी सतर्क राहावं, गरज असेल तरच घराबाहेर पडावं, असं आवाहन करण्यात आलं आहे. कुठे किती पाऊस? ​विक्रोळी : 255.5 मिमी ​भायखळा : 241.0 मिमी ​सांताक्रूझ : 288.2 मिमी ​जुहू : 221.5 मिमी ​वांद्रे : 211 मिमी ​कुलाबा : 110.4 मिमी ​महालक्ष्मी : 72.5 मिमी सखल भागांत पाणी साचलं- मंगळवारी सकाळपासूनच मुंबईतील सखल भागांमध्ये पाणी साचण्यास सुरुवात झाली. हिंदमाता, किंग्ज सर्कल, अंधेरी सबवे, वीरा देसाई मार्ग, कांदिवलीतील समता नगर, कांजुरमार्ग एलबीएस मार्ग, कुर्ला कमानी, साकीनाका मेट्रो पुलाखाली पाणी साचल्यामुळं रस्ते वाहतुकीवर विपरीत परिणाम झाला. पश्चिम द्रुतगती महामार्गावर सकाळपासून वाहनांच्या लांबच लांब रांगा लागल्यामुळं चालकांना प्रचंड मनस्ताप सहन करावा लागला. पूर्व द्रुतगती महामार्गावरही मुंबईच्या दिशेने जवळपास तीन किलोमीटरपर्यंत वाहनांच्या रांगा लागल्या होत्या. मुंबईत आज पहाटे 4 ते सकाळी 8 वाजेपर्यंत (4 तास) सर्वाधिक पावसाची नोंद झालेली ठिकाण (पावसाची नोंद मिलिमीटरमध्ये) पश्चिम उपनगरे शहर पूर्व उपनगरे हेही वाचा- For All Latest Updates TAGGED: जम्मू-काश्मीरमध्ये मुसळधार पावसाचा कहर; शाळा महाविद्यालयं बंद, वैष्णोदेवी यात्रा तात्पुरती स्थगित गणेशोत्सवाच्या पहिल्याच दिवशी होणार मोठे क्रिकेट सामने; जाणून घ्या सविस्तर मुंबई उच्च न्यायालयात 14 नव्या न्यायमूर्तींची नियुक्ती, न्यायवृंदानं केलेली शिफारस मंजूर गणेश चतुर्थीच्या मुहूर्तावर 'या' राशीच्या व्यक्तींना होणार आर्थिक लाभ; वाचा राशीभविष्य गणेश चतुर्थी 2025: 'या' शुभ मुहूर्तावर करा 'बाप्पाची प्राणप्रतिष्ठा', वाचा आजचं पंचांग Kawasaki KLX230R S 2026 भारतात 1.94 लाखात लॉंच फॅटी लिव्हरच्या समस्येनं त्रस्त आहात? आहारात समावेश करा 'ही' फळ होंडाची नवीन इलेक्ट्रिक मोटरसायकल 2 सप्टेंबरला होणार सादर पावसाळ्यातील आजारांपासून मुलांचा बचाव कसा करायचा? फॉलो करा या टिप्स Copyright © 2025 Ushodaya Enterprises Pvt. Ltd., All Rights Reserved.</w:t>
+      </w:r>
+    </w:p>
+    <w:p>
+      <w:pPr>
+        <w:pStyle w:val="Heading3"/>
+      </w:pPr>
+      <w:r>
+        <w:rPr/>
+        <w:t>Article 127</w:t>
+      </w:r>
+    </w:p>
+    <w:p>
+      <w:pPr>
+        <w:pStyle w:val="Normal"/>
+      </w:pPr>
+      <w:r>
+        <w:rPr/>
+        <w:t>Title: Kolhapur Weather Update: कोल्हापूर जिल्ह्याला आज रेड अलर्ट; मोसमात प्रथमच राधानगरी धरणाचे सर्व स्वयंचलित दरवाजे उघडले</w:t>
+      </w:r>
+    </w:p>
+    <w:p>
+      <w:pPr>
+        <w:pStyle w:val="Normal"/>
+      </w:pPr>
+      <w:r>
+        <w:rPr/>
+        <w:t xml:space="preserve">URL: </w:t>
+      </w:r>
+      <w:r>
+        <w:t xml:space="preserve"> https://marathi.abplive.com/news/kolhapur/kolhapur-weather-red-alert-for-kolhapur-district-today-all-automatic-gates-of-radhanagari-dam-opened-for-the-first-time-in-the-season-1377818</w:t>
+      </w:r>
+    </w:p>
+    <w:p>
+      <w:pPr>
+        <w:pStyle w:val="Normal"/>
+      </w:pPr>
+      <w:r>
+        <w:rPr/>
+        <w:t>Content: Kolhapur Weather: कोल्हापूर शहर आणि जिल्ह्यामध्ये गेल्या तीन दिवसांपासून पावसाची संततधार सुरू आहे. त्यामुळे यंदा पावसाळ्यात पहिल्यांदाच राधानगरी धरणाचे सर्व स्वयंचलित उघडले आहेत. दरम्यान, हवामान विभागाकडून आज कोल्हापूर जिल्ह्यासाठी रेड अलर्ट जारी करण्यात आला आहे. गेल्या तीन दिवसांपासून कोल्हापूर जिल्ह्यामध्ये पावसाची संततधार सुरू आहे. त्यामुळे धरणांच्या पाणी पातळीमध्ये सुद्धा मोठ्या प्रमाणात वाढ होत आहे. धरण पाणलोट क्षेत्रामध्ये पावसाची संततधार असल्याने धरणांच्या पाण्यामध्ये वेगाने वाढ होत आहे. राधानगरी धरणाच्या 7 स्वयंचलित दरवाजांमधून भोगावती नदीपात्रामध्ये पाण्याचा विसर्ग सुरु आहे. भोगावती नदीपात्रात एकूण 11500 क्यूसेक्स पाण्याचा विसर्ग सुरु असल्याने नदीकाठच्या लोकांना सतर्कतेचा इशारा देण्यात आला आहे. Bhushan Gavai: कोल्हापूर खंडपीठ देशातील सामाजिक आणि आर्थिक न्यायासाठी मैलाचा दगड, लवकरच खंडपीठात रूपांतर करणार; राजर्षी शाहूंच्या भूमीतून शाहू आंबेडकरांना स्मरत सरन्यायाधीशांचा शब्द #Kolhapur #KolhapurCircuitBench https://t.co/7vef0RpDFA दुसरीकडे, वारणा धरणाच्या पाणलोट क्षेत्रामध्ये होत असलेल्या पावसाच्या प्रमाणात वाढ झाल्याने धरणाच्या पाणी पातळीत होणारी वाढ होत आहे. जलाशय परिचलन सूची प्रमाणे धरणाची पाणी पातळी नियंत्रीत ठेवण्यासाठी आजपासून सकाळी 10 वाजता वक्र द्वाराद्वारे 5000 क्युसेक विसर्ग सुरू करण्यात येत आहे व विद्युतगृहातून सोडण्यात आलेल्या विसर्गात वाढ करून तो 1630 क्युसेक असून एकूण 6630 क्युसेक विसर्ग वारणा नदीपात्रात सोडण्यात येणार आहे. परिस्थितीनुसार विसर्ग सुरू करण्यात येईल. दरम्यान, कुंभी धरणाच्या पाणलोट क्षेत्रामध्ये जोरदार अतिवृष्टी होत असल्याने धरणाच्या पाणी पातळीत वाढ होत आहे. कुंभी धरणातूनही आज वक्रद्वाराद्वारे 1000 क्युसेक व विद्युतगृहातून चालू असणारा 300 क्युसेक असा एकूण 1300 क्युसेक विसर्ग कुंभी नदीपात्रात सोडण्यात येणार आहे, त्यामुळे नदीच्या पाणी पातळीमध्ये वाढ होणार आहे. 50 वर्षांच्या लढ्याचे शिवधनुष्य सरन्यायाधीशांनी समर्थपणे पेलले, सर्किट बेंचनं विकासाचं दालन उघडलं, कोल्हापूरच्या इतिहासाला साजेश काम करत राहू; सीएम देवेंद्र फडणवीसांची ग्वाही #KolhapurCircuitBench #KolhapurBench #kolhapur https://t.co/K6MzEjgSkZ इतर महत्वाच्या बातम्या We use cookies to improve your experience, analyze traffic, and personalize content. By clicking "Allow All Cookies", you agree to our use of cookies.</w:t>
+      </w:r>
+    </w:p>
+    <w:p>
+      <w:pPr>
+        <w:pStyle w:val="Heading3"/>
+      </w:pPr>
+      <w:r>
+        <w:rPr/>
+        <w:t>Article 128</w:t>
+      </w:r>
+    </w:p>
+    <w:p>
+      <w:pPr>
+        <w:pStyle w:val="Normal"/>
+      </w:pPr>
+      <w:r>
+        <w:rPr/>
+        <w:t>Title: School Student Stuck in Bus : बसमध्ये अडकलेल्या लहानग्यांना गुढघाभर पाण्यातून काढले बाहेर, पोलिसांच्या कृतीचे कौतुक, Video Viral</w:t>
+      </w:r>
+    </w:p>
+    <w:p>
+      <w:pPr>
+        <w:pStyle w:val="Normal"/>
+      </w:pPr>
+      <w:r>
+        <w:rPr/>
+        <w:t xml:space="preserve">URL: </w:t>
+      </w:r>
+      <w:r>
+        <w:t xml:space="preserve"> https://www.jaimaharashtranews.com/maharashtra-marathi-news/maharashtra-rain-news-update-mumbai-matunga-school-bus-stuck-children-rescued-by-police-video-viral-/40071</w:t>
+      </w:r>
+    </w:p>
+    <w:p>
+      <w:pPr>
+        <w:pStyle w:val="Normal"/>
+      </w:pPr>
+      <w:r>
+        <w:rPr/>
+        <w:t>Content: Wednesday, August 27, 2025 08:24:28 AM शाळा आणि महाविद्यालयांना सुट्टी जाहीर करण्यात आली आहे. अशातच आता एक व्हिडीओ समोर आला आहे. Shamal Sawant Monday, August 18 2025 06:34:18 PM मुंबईला हवामान खात्याने रेड अलर्ट दिला आहे. मुंबईमधील अनेक भागांमध्ये पाणी साचलं आहे. पुढील काही तासांत पावसाचा जोर वाढण्याचा दाट शक्यता आहे. शाळा आणि महाविद्यालयांना सुट्टी जाहीर करण्यात आली आहे. अशातच आता एक व्हिडीओ समोर आला आहे. माटुंगामधील पोलिस ठाण्याजवळ डॉन बॉस्को स्कूलची बस पाण्यात अडकली होती. या बसमध्ये मुलं आणि महिला जवळपास एक तास अडकले होते. या घटनेची माहिती नागरिकांनी डीसीपी झोन 4 ला दिली. त्यानंतर लगेचच माटुंगाचे वरिष्ठ पोलिस निरीक्षक रवींद्र पवार आणि त्यांची टीम घटनास्थळी पोहोचली आणि दोन मिनिटांत सर्वांना वाचवले आणि त्यांना सुरक्षितपणे पोलीस ठाण्यात नेले. पोलिसांनी मुलांची भिती काढण्यासाठी त्यांना बिस्किटे देखील दिली. हेही वाचा - Devendra Fadanvis on Rain Update : मुंबईला रेड अलर्ट ! मुख्यमंत्री देवेंद्र फडणवीस यांनी पावसाबद्दल दिली महत्त्वाची अपडेट पोलिसांवर कौतुकाचा वर्षाव : या घटनेचा व्हिडीओ समोर आला आहे. या व्हिडीओमध्ये पोलिस हे मुलांना सांभाळून पाण्यातून कडेवर घेऊन सुरक्षित ठिकाणी घेऊन जात आहेत.फोटो आणि व्हिडीओ पुढे आल्यानंतर पोलिसांवर कौतुकाचा जोरदार वर्षाव झाला. हेही वाचा - Rain Update : मुंबईमध्ये पावसाचे थैमान ! जाणून घ्या कुठे किती पाऊस झाला ? मुंबई-पुण्याला सतर्कतेचा इशारा : आज आणि उद्या कोकण, गोवा आणि मध्यमहाराष्ट्रातील घाट परिसराला रेड अलर्ट देण्यात आला आहे. मुंबईला आज आणि उद्या हवामान विभागाने रेड अलर्ट जारी केला आहे. पुण्याला आज आणि उद्या येलो अलर्ट देण्यात आलाय. पाहा व्हिडीओ View this post on Instagram A post shared by Jai Maharashtra News (@jaimaharashtralive) A post shared by Jai Maharashtra News (@jaimaharashtralive) Monday, August 18 2025 04:37:38 PM 5 मुंबई पोलिसांनी गणपतीच्या आगमनापासून विसर्जनापर्यंत कडक सुरक्षा ठेवली आहे. गर्दी आणि संशयास्पद हालचालींवर लक्ष ठेवण्यासाठी ड्रोन, आर्टिफिशियल इंटेलिजेंस (एआय) तंत्रज्ञान आणि विशेष दल तैनात केले आहेत. Jai Maharashtra News Tuesday, August 26 2025 03:44:36 PM काही भागांमध्ये आज ऑरेंज आणि येलो अलर्टचा इशारा भारतीय हवामान विभागाकडून देण्यात आला. पुढील दोन दिवसात राज्यात परत एकदा पावसाचा जोर असेल. Shamal Sawant Monday, August 25 2025 07:22:54 AM मुंबईत सध्या हवामान बदलत्या स्वरूपाचे आहे. ढगाळ वातावरणासोबत काही भागात ऊन पडले आहे. मात्र हवामान विभागाने पुन्हा पावसाची शक्यता वर्तवली आहे. Jai Maharashtra News Sunday, August 24 2025 10:12:42 AM हुल्लडबाजी करणाऱ्या तरुणांना पोलिसांनी चोप दिला आहे. याचा व्हिडीओ सध्या सोशल मीडियावर व्हायरल झाला आहे. Apeksha Bhandare Wednesday, August 20 2025 05:34:57 PM मुंबईत सोमवारपासून सतत मुसळधार पाऊस पडतो आहे. पावसाच्या जोरदार इनिंगमुळे मिठी नदी धोका पातळी ओलांडून (Mumbai Rain Mithi River Alert) वाहत आहे. 300 नागरिकांचे स्थलांतर करण्यात आले आहे. Amrita Joshi Tuesday, August 19 2025 05:42:27 PM दिन घन्टा मिनेट पुणे नाशिक नागपूर संभाजीनगर कोल्हापुर जय महाराष्ट्र मुनाफा वितरण नगर्ने सञ्चार माध्यम हो । प्रबन्ध सञ्चालक: आमोद नाथ प्याकुरेल प्रबन्ध सञ्चालक: आमोद नाथ प्याकुरेल । प्रधान सम्पादक: अजय भद्र खनाल सूचना विभाग दर्ता नं. ३४३४-२०७८/७९ । हाँडीगाउँ, काठमाडौँ । फोन नं. +९७७ ०१ ५९१६७८८ सूचना विभाग दर्ता नं. ३४३४-२०७८/७९ । हाँडीगाउँ, काठमाडौँ । फोन नं. +९७७ ०१ ५९१६७८८ info@jaimaharashtranews.com</w:t>
+      </w:r>
+    </w:p>
+    <w:p>
+      <w:pPr>
+        <w:pStyle w:val="Heading3"/>
+      </w:pPr>
+      <w:r>
+        <w:rPr/>
+        <w:t>Article 129</w:t>
+      </w:r>
+    </w:p>
+    <w:p>
+      <w:pPr>
+        <w:pStyle w:val="Normal"/>
+      </w:pPr>
+      <w:r>
+        <w:rPr/>
+        <w:t>Title: नागपूरच्या राजे रघुजी भोसलेंची तलवार लंडनमधून मुंबईत, इतिहासाशी नवीन पिढीला जोडण्याचं कामं, मुख्यमंत्र्यांकडून कौतुक</w:t>
+      </w:r>
+    </w:p>
+    <w:p>
+      <w:pPr>
+        <w:pStyle w:val="Normal"/>
+      </w:pPr>
+      <w:r>
+        <w:rPr/>
+        <w:t xml:space="preserve">URL: </w:t>
+      </w:r>
+      <w:r>
+        <w:t xml:space="preserve"> https://mpbreakingnews.in/marathi/maharashtra/nagpurs-raja-raghuji-bhosales-sword-arrives-in-mumbai-from-london-02-692697</w:t>
+      </w:r>
+    </w:p>
+    <w:p>
+      <w:pPr>
+        <w:pStyle w:val="Normal"/>
+      </w:pPr>
+      <w:r>
+        <w:rPr/>
+        <w:t>Content: मुंबई– इतिहासाशी नवीन पिढीला जोडण्याची भूमिका श्रीमंत राजे रघुजी भोसले यांच्या ऐतिहासिक तलवारीने पार पाडली आहे. या तलवारीमुळे आपण इतिहासाशी जोडले गेलो आहे. नागपूरसह इतर ठिकाणी ही तलवार पोहोचेल आणि त्यामुळे आपल्या हिंदवी स्वराज्याचा विस्तार कसा झाला, हे नवीन पिढीपर्यंत पोहोचेल, असे प्रतिपादन मुख्यमंत्री देवेंद्र फडणवीस यांनी आज केले. मुख्यमंत्री देवेंद्र फडणीस यांच्या प्रमुख उपस्थितीत श्रीमंत सेना साहिब सुभा श्री राजे रघुजी भोसले यांच्या ऐतिहासिक तलवार प्रदर्शन आणि लोकार्पण सोहळा मुंबईत पु.ल.देशपांडे महाराष्ट्र कला अकादमी प्रभादेवी येथे पार पडला. यावेळी सांस्कृतिक कार्य मंत्री ॲड.आशिष शेलार, मुधोजी राजे भोसले आणि इतिहासप्रेमी मोठ्या संख्येनं उपस्थित होते. नागपूरच्या भोसल्यांचा इतिहास हा पराक्रमाचा इतिहास असून, तो जास्तीत जास्त लोकांपर्यंत पोहोचवण्याची गरज असल्याचे यावेळी मुख्यमंत्र्यांनी सांगितले. मुख्यमंत्री म्हणाले की, युनेस्कोचे १२ किल्ले, छत्रपती शिवाजी महाराजांचे वाघनखे, अशा विविध वारशांद्वारे आपण आपल्या इतिहासाशी पुन्हा जोडले जातो आहोत. हा दैदिप्यमान इतिहास पुढील पिढ्यांपर्यंत पोहोचवण्याचे हे प्रयत्न खरोखर कौतुकास्पद आहे. मराठा साम्राज्याच्या खुणा, वस्तू आणि वारसा परत मिळवण्याचा प्रयत्न सुरू राहील. पंतप्रधान नरेंद्र मोदी यांच्या नेतृत्वाखाली हजारो ऐतिहासिक वस्तू परत मिळवण्यात आल्या आहेत. त्याच धर्तीवर आपणही आपला वारसा परत आणू, असा विश्वास त्यांनी व्यक्त केला. इंग्रजांच्या काळात लुटून नेलेल्या आपल्याच शौर्याच्या, पराक्रमाच्या, मराठा साम्राज्याच्या वैभवाची साक्ष देणारी प्रथम रघुजी राजे भोसले यांची तलवार अखेर महाराष्ट्रात परत आली आहे. ही केवळ एक वस्तू नाही, तर आपल्या पिढ्यांना प्रेरणा देणारे स्वराज्याचे प्रतीक आहे, अशी प्रतिक्रिया सांस्कृतिक कार्यमंत्री आशिष शेलार यांनी दिली आहे. छत्रपती शिवाजी महाराजांच्या आदर्शावर उभे राहून रघुजी राजे भोसले यांनी मराठा साम्राज्य बंगालपासून ओडिसा, तेलंगणापर्यंत विस्तारले, याची आठवण करून देताना शेलार म्हणाले, ही तलवार परत मिळवणे म्हणजे केवळ शौर्याचे पुनरागमन नाही, तर सांस्कृतिक पुनर्जन्म आहे. यावेळी श्रीमंत रघुजी राजे भोसले यांचे वंशज मुधोजी राजे भोसले यांनीही आपले मनोगत व्यक्त केले. मुख्यमंत्र्यांच्या हस्ते “मराठ्यांचा दरारा” या पुस्तकांचे प्रकाशन करण्यात आले. MP Breaking Marathi News is a dedicated Marathi digital news platform by INTUITIVE NEWS &amp; MEDIA PRIVATE LIMITED. Launched as a subdomain of the leading Hindi news portal MP Breaking News, our goal is to deliver fast, accurate, and trustworthy news in Marathi.From politics to entertainment, sports to lifestyle—we bring updates from every segment, tailored for our Marathi-speaking audience. With a strong commitment to authenticity and speed, we aim to become your most reliable source of regional, national, and global news in Marathi. Contact us: mpbreakingnews (at) gmail.com Bhopal News Indore News Jabalpur News Gwalior News Play Store Apple Store © 2025 Intuitive News &amp; Media Pvt. Ltd. | Powered By Parshva Web Home | Contact Us | Policies | Terms and Conditions</w:t>
+      </w:r>
+    </w:p>
+    <w:p>
+      <w:pPr>
+        <w:pStyle w:val="Heading3"/>
+      </w:pPr>
+      <w:r>
+        <w:rPr/>
+        <w:t>Article 130</w:t>
+      </w:r>
+    </w:p>
+    <w:p>
+      <w:pPr>
+        <w:pStyle w:val="Normal"/>
+      </w:pPr>
+      <w:r>
+        <w:rPr/>
+        <w:t>Title: कोल्हापूर सर्किट बेंच झाले, आता खंडपीठाचा प्रस्ताव द्या; सरन्यायाधीश भूषण गवईंची सूचना</w:t>
+      </w:r>
+    </w:p>
+    <w:p>
+      <w:pPr>
+        <w:pStyle w:val="Normal"/>
+      </w:pPr>
+      <w:r>
+        <w:rPr/>
+        <w:t xml:space="preserve">URL: </w:t>
+      </w:r>
+      <w:r>
+        <w:t xml:space="preserve"> https://ratnagirikhabardar.com/news/74340/</w:t>
+      </w:r>
+    </w:p>
+    <w:p>
+      <w:pPr>
+        <w:pStyle w:val="Normal"/>
+      </w:pPr>
+      <w:r>
+        <w:rPr/>
+        <w:t>Content: कोल्हापूर : गेल्या ४२ वर्षांच्या लढ्यानंतर कोल्हापूरला सर्किट बेंच झाले आहे. मी अजून साडे तीन महिने आहे. तोपर्यंत खंडपीठाचा प्रस्ताव द्या, अशा स्पष्ट सूचना सर्वोच्च न्यायालयाचे सरन्यायाधीश भूषण गवई यांनी मुंबई उच्च न्यायालयाचे मुख्य न्यायाधीश अलोक अराधे यांना सर्किट बेंच उदघाटन समारंभातच दिल्या. खंडपीठ होणारच असल्याने मी आता भाषणात वारंवार सर्किट बेंच न म्हणता खंडपीठच म्हणतो असे सांगत सरन्यायाधीश गवई यांनी एकप्रकारे खंडपीठाची घोषणाच करून टाकली. कोल्हापूरचे सर्किट बेंच हे सामाजिक न्यायाचा मैलाचा दगड ठरावे अशी अपेक्षाही त्यांनी व्यक्त केली. राजर्षी शाहू महाराजांनी दलितोउद्दाराचे अलौकिक कार्य केलेच, शिवाय डॉ.बाबासाहेब आंबेडकर यांना मोलाचे पाठबळ दिले. बाबासाहेबांनी देशाला घटना दिली, त्या घटनेचा पाईक म्हणून मी सरन्यायाधिश झालो. शाहूंनी डॉ.बाबासाहेब यांच्यावर केलेल्या त्या ऋणाची उतराई करण्याच्या प्रयत्नातील खारीचा वाटा म्हणून सर्किट बेंच मंजूरीचा निर्णय घेतल्याचे सरन्यायाधिश गवई यांनी सांगताच सभामंडपात टाळ्यांच्या कडकडाट झाला. येथील मेरी वेदर मैदानावर आयोजित सर्किट बेंच उदघाटनाच्या शानदार समारंभात सरन्यायाधीश गवई बोलत होते. यावेळी व्यासपीठावर मुख्यमंत्री देवेंद्र फडणवीस, उपमुख्यमंत्री एकनाथ शिंदे, पालकमंत्री प्रकाश आबिटकर, खासदार शाहू छत्रपती यांची प्रमुख उपस्थिती होती. तत्पूर्वी येथील भाऊसिंगजी रोडवरील राधाबाई बिल्डिंगमध्ये सर्किट बेंचचे उदघाटन गवई यांच्या हस्ते करण्यात आले. या सर्वच कार्यक्रमात गवई यांचे प्रचंड कौतुक सर्वांनाच होते आणि कार्यक्रमातही शेवटपर्यंत जल्लोष होता. आपल्या ३२ मिनिटांच्या भाषणात गवई यांनी शाहू महाराज आणि डॉ. बाबासाहेब आंबेडकर यांच्यातील ऋणानुबंधाचा वारंवार उल्लेख केला. सुमारे सात मिनिटे ते या दोन महापुरुषांच्या कार्याबध्दलच बोलले. मी जेव्हा सरन्यायाधीश झालो त्यावेळी जितका मला आनंद झाला नाही. त्यापेक्षा जास्त आनंद आज मला झाला आहे. या दोघा महामानवांना अभिप्रेत असणारा शेवटच्या माणसाला सामाजिक आणि आर्थिक न्याय द्या असे आवाहनही सरन्यायाधिश गवई यांनी केले. सरन्यायाधिश गवई म्हणाले, वकिलांची सोय म्हणून सर्किट बेंचच्या मंजूरीकडे मी कधीच पाहिले. अक्कोलकोट तालुक्यातील शेवटच्या गावातील गुलबर्गाच्या सीमेवरील ते चंदगड तालुक्यातील सामान्य माणसाला त्याच्या दोन एकर शेताचा प्रश्र्न घेवून मुंबईला जायला लागत होते. प्रवास, तिथे राहण्याचा खर्च आणि मुंबईतील वकिलांची फी हे सारेच त्याला न झेपणारे होते. न्याय यंत्रणेचे जास्तीत जास्त विकेंद्रीकरण करून ते लोकांच्या दारापर्यंत नेण्याचा माझा प्रयत्न राहिला. जेव्हा औरंगाबाद खंडपीठ झाले तेव्हा कांहीनी चेष्टा केला. हे कसले खंडपीठ असेही म्हटले गेले. परंतू त्याच खंडपीठाने देशाला सरन्यायाधीश दिला.चार मुख्य न्यायाधीश दिले. डझनावरी न्यायाधीश दिले. कोणतेही पद मिरवण्यासाठी नसते, तर त्या पदाचा उपयोग करून सामान्य माणसाला न्याय देण्याची माझी भूमिका राहिली. मुख्यमंत्री देवेंद्र फडणवीस म्हणाले, कोल्हापूरमध्ये आज एक नवीन इतिहास लिहला जात आहे. मी पहिल्यांदा मुख्यमंत्री झालो तेव्हा सर्किट बेंचचा पहिला ठराव १२ मे २०१५ रोजी करण्यात आला. मंत्री चंद्रकांत पाटील यांच्या नेतृत्वाखाली २०१८ साली मोठे शिष्टमंडळ भेटले आणि केवळ कोल्हापूरचा उल्लेख असलेले पत्र उच्च न्यायालयाच्या न्यायमूर्तींना पाठवण्याची विनंती केली. त्यानुसार १८ फेब्रुवारी २०१८ रोजी पत्रही पाठवण्यात आले. परंतू भूषण गवई यांनी सरन्यायाधीश झाल्यानंतर पुढाकार घेतला. कोल्हापूरलाच बेंच झाले पाहिजे असे म्हणत त्यांनी उदघाटनाची तारीखही ठरवली. एवढ्या उच्च स्थानावर असलेल्या व्यक्तीने इतका पाठपुरावा केला हे दुर्मिळच आहे आणि महाराष्ट्र शासनाच्या सार्वजनिक बांधकाम विभागानेही अल्पावधीत सुंदर काम करून सरन्यायाधीशांसमोर महाराष्ट्राची मान उंचावली. उपमुख्यमंत्री एकनाथ शिंदे म्हणाले, भूषण गवई या महाराष्ट्राच्या भूमीपुत्राने मायभूमीचे पांग फेडले असून त्यांच्या पुढाकारामुळेच आज सर्किट बेंच होत आहे. शेकडो मैल दूर मिळणारा न्याय आता आपल्या दारी आणण्याची कामगिरी या माध्यमातून होणार आहे. पुण्याची मागणी फक्त वकिलांसाठी भूषण गवई म्हणाले, पुण्याच्या खंडपीठाला पाठिंबा द्या म्हणून पुण्याचे वकीलही मला भेटले. परंतू पुण्याच्यामागणी ही वकीलांसाठी आहे. कोल्हापूरचे सर्किट बेंच वकील डोळ्यासमोर ठेवून मंजूर केलेले नाही तर सर्वसामान्य माणसाला न्याय देण्यासाठी केली आहे. त्यामुळे मी तुम्हांला विरोध करणार नाही. परंतू तुमची मी वकीलीही करणार नाही. दैनिक रत्नागिरी खबरदारISO 9001:2015 CERTIFIED(RNI NO. MAHMAR/2013/57411)शासनमान्य रजिस्टर न्यूजपेपर15:37 18-08-2025</w:t>
+      </w:r>
+    </w:p>
+    <w:p>
+      <w:pPr>
+        <w:pStyle w:val="Heading3"/>
+      </w:pPr>
+      <w:r>
+        <w:rPr/>
+        <w:t>Article 131</w:t>
+      </w:r>
+    </w:p>
+    <w:p>
+      <w:pPr>
+        <w:pStyle w:val="Normal"/>
+      </w:pPr>
+      <w:r>
+        <w:rPr/>
+        <w:t>Title: Heavy rains lash Mumbai; red alert issued, Vihar Lake overflows, CM urges caution</w:t>
+      </w:r>
+    </w:p>
+    <w:p>
+      <w:pPr>
+        <w:pStyle w:val="Normal"/>
+      </w:pPr>
+      <w:r>
+        <w:rPr/>
+        <w:t xml:space="preserve">URL: </w:t>
+      </w:r>
+      <w:r>
+        <w:t xml:space="preserve"> https://www.thehindu.com/news/cities/mumbai/mumbai-rain-updates-august-18-2025/article69946286.ece</w:t>
+      </w:r>
+    </w:p>
+    <w:p>
+      <w:pPr>
+        <w:pStyle w:val="Normal"/>
+      </w:pPr>
+      <w:r>
+        <w:rPr/>
+        <w:t>Content: August 18, 2025e-Paper The View From India Looking at World Affairs from the Indian perspective. First Day First Show News and reviews from the world of cinema and streaming. Today's Cache Your download of the top 5 technology stories of the day. Science For All The weekly newsletter from science writers takes the jargon out of science and puts the fun in! Data Point Decoding the headlines with facts, figures, and numbers Health Matters Ramya Kannan writes to you on getting to good health, and staying there The Hindu On Books Books of the week, reviews, excerpts, new titles and features. August 18, 2025e-Paper Updated - August 18, 2025 10:42 pm IST - Mumbai A man pushes his bike in a flooded street in Dadar after heavy rains lash parts of Mumbai on August 18, 2025 | Photo Credit: Emmanual Yogini A relentless downpour paralysed parts of Mumbai on Monday (August 18, 2025), flooding roads, disrupting transport and forcing schools to shut. Authorities issued a red alert as the city received 177 mm of rain in just a few hours, with Chief Minister Devendra Fadnavis urging people to stay indoors. Mumbai and its suburbs reeled under heavy rainfall on Monday (August 18, 2025), leading to severe waterlogging, transport disruptions and flight delays, as the India Meteorological Department (IMD) issued a red alert for the city and neighbouring districts. Authorities appealed to citizens to avoid unnecessary travel, while schools were shut and offices asked to let employees leave early. The IMD has forecast heavy to very heavy rainfall at a few places and extremely heavy showers at isolated locations in Mumbai, Thane and Raigad till Tuesday (August 19, 2025). Ratnagiri was also placed on red alert, while Palghar, Sindhudurg, Aurangabad, Hingoli, Jalgaon, Jalna, Nanded and Parbhani remained under orange alert. Amid the continuous downpour, Vihar Lake, one of the seven reservoirs supplying water to the city, overflowed at 2:45 p.m. on Monday (August 18, 2025). Six of the seven lakes have already reached full capacity this monsoon, with overall water stock in the reservoirs at 91.18%. Officials said this ensures an adequate supply for the metropolis. The rains triggered several incidents. A protection wall constructed by the Mumbai Metropolitan Region Development Authority (MMRDA) collapsed in Chembur’s New Ashok Nagar on Sunday (August 17, 2025), damaging seven shanties but causing no injuries. In another incident, a school bus carrying six children and two staffers was stranded in knee-deep water in Matunga for more than half an hour before being rescued by police. Local train services, considered Mumbai’s lifeline, were running late by 10–20 minutes, with waterlogging on some Central Railway and Harbour Line tracks causing delays. Bus services of the Brihanmumbai Electric Supply and Transport (BEST) undertaking were diverted at several locations, including Chembur, Sion, Wadala and Hindmata. An AC local train runs on flooded railway tracks after heavy rains lash parts of Mumbai on August 18, 2025 | Photo Credit: Emmanual Yogini At Chhatrapati Shivaji Maharaj International Airport, 10 flights had to attempt “go-arounds” before landing, while one was diverted to Surat till noon. Airlines including IndiGo, SpiceJet and Akasa Air advised passengers to leave early for the airport and check flight updates regularly. BMC Commissioner Bhushan Gagrani announced closure of all schools and colleges for the afternoon session. Morning-shift schools were asked to follow normal closing schedules. Offices were advised to let employees leave by 4 p.m. to avoid being stranded ahead of a predicted high tide of three to four metres. A government official said that the decision for early dispersal of offices was made as most staffers live in the suburbs of Mumbai and neighbouring districts. “If some employees leave early, it will reduce the load on evening local train services, which often face disruptions during heavy rains,” he added. The General Administration Department issued an order on Monday (August 18, 2025) afternoon, making the decision applicable to all government officials and staff working at Mantralaya and other offices in Mumbai city and suburbs. Private establishments were also advised to let employees leave by 4 p.m. to avoid being stranded ahead of a predicted high tide of three to four metres. In the evening, the District Disaster Management Authority of the BMC declared a holiday for all government, private and municipal schools and colleges in Mumbai city and suburbs for August 19 as the IMD has issued a red alert warning and extremely heavy rainfall for Tuesday (August 19, 2025). Chief Minister Devendra Fadnavis said Mumbai recorded 177 mm of rain in just six to eight hours. After chairing a review meeting with the State Disaster Management Cell, he said, “The next 10–12 hours are crucial for Mumbai. Citizens must not venture out unnecessarily. Offices have been told to allow workers to leave early as high tides of up to four metres are expected after 6.30 p.m.” The Chief Minister’s Office confirmed that seven people had died in rain-related incidents across Maharashtra in the past two days, and crops spread over four lakh hectares had been damaged. “Several rivers in Konkan have crossed danger marks, and Jalgaon has reported significant damage. Around 800 villages in Chhatrapati Sambhajinagar division are affected. District collectors have been authorised to take immediate decisions on relief and rescue operations,” Mr. Fadnavis added. Mumbai Suburban Guardian Minister Ashish Shelar also reviewed the situation at the BMC’s disaster control room. “Local train services are functional with some disruptions, while BEST has been instructed to operate additional buses if passengers are stranded at major railway stations such as Dadar and Mumbai Central,” he said. Mr. Shelar added that civic and police teams were working on the ground to clear obstructions caused by fallen trees and branches at over 30 locations. “Pumping stations are functioning optimally across the city, and we are monitoring how quickly water is receding in low-lying areas. Citizens’ safety remains our top priority,” he said. Officials said the police have been instructed to remain vigilant in tourist and landslide-prone areas, while relief shelters have been equipped with food, clean water and bedding. With forecasts predicting more downpours, authorities reiterated appeals to citizens to remain indoors unless absolutely necessary. Published - August 18, 2025 11:37 am IST Mumbai / rains Copyright© 2025, THG PUBLISHING PVT LTD. or its affiliated companies. All rights reserved. BACK TO TOP Terms &amp; conditions | Institutional Subscriber Comments have to be in English, and in full sentences. They cannot be abusive or personal. Please abide by our community guidelines for posting your comments. We have migrated to a new commenting platform. If you are already a registered user of The Hindu and logged in, you may continue to engage with our articles. If you do not have an account please register and login to post comments. Users can access their older comments by logging into their accounts on Vuukle.</w:t>
+      </w:r>
+    </w:p>
+    <w:p>
+      <w:pPr>
+        <w:pStyle w:val="Heading3"/>
+      </w:pPr>
+      <w:r>
+        <w:rPr/>
+        <w:t>Article 132</w:t>
+      </w:r>
+    </w:p>
+    <w:p>
+      <w:pPr>
+        <w:pStyle w:val="Normal"/>
+      </w:pPr>
+      <w:r>
+        <w:rPr/>
+        <w:t>Title: NCP (SP) targets Maha minister over Rs 5,000 cr scam in Navi Mumbai’s CIDCO land; demands his resignation</w:t>
+      </w:r>
+    </w:p>
+    <w:p>
+      <w:pPr>
+        <w:pStyle w:val="Normal"/>
+      </w:pPr>
+      <w:r>
+        <w:rPr/>
+        <w:t xml:space="preserve">URL: </w:t>
+      </w:r>
+      <w:r>
+        <w:t xml:space="preserve"> https://www.socialnews.xyz/2025/08/18/ncp-sp-targets-maha-minister-over-rs-5000-cr-scam-in-navi-mumbais-cidco-land-demands-his-resignation/?utm_source=rss&amp;utm_medium=rss&amp;utm_campaign=ncp-sp-targets-maha-minister-over-rs-5000-cr-scam-in-navi-mumbais-cidco-land-demands-his-resignation</w:t>
+      </w:r>
+    </w:p>
+    <w:p>
+      <w:pPr>
+        <w:pStyle w:val="Normal"/>
+      </w:pPr>
+      <w:r>
+        <w:rPr/>
+        <w:t>Content: Home » National » NCP (SP) targets Maha minister over Rs 5,000 cr scam in Navi Mumbai’s CIDCO land; demands his resignation Posted By: Gopi August 18, 2025 Mumbai, Aug 18 (SocialNews.XYZ) NCP (SP) legislator Rohit Pawar on Monday alleged that the social justice minister and Shiv Sena leader Sanjay Shirsat is involved in a corruption worth Rs 5,000 crore as during his tenure as the chairman of state undertaking City and Industrial Development Corporation (CIDCO) gave 15 acre of land to one Bivalkar family in Navi Mumbai and betrayed the local landowners. He has demanded Minister Sirsat’s resignation and appealed to the Chief Minister Devendra Fadnavis to form a special task force headed by a retired judge to probe this scam. Sirsat held the post of CIDCO chairman during the tenure of the Chief Minister Eknath Shinde. Rohit Pawar’s move to target the minister Sirsat comes days after Shiv Sena (UBT) MP Sanjay Raut shared a video of of the latter purportedly showing him in possession of a big bag full of cash at his home, suggesting that Prime Minister Narendra Modi, Union Home Minister Amit Shah and Chief Minister Devendra Fadnavis should take a note of it. “The Bivalkar family’s proposal was rejected for years on account of every law, rule and judgment. But in the first meeting after becoming the CIDCO chairman, Sanjay Shirsat set aside all the rules and decided to give the 15 acres of land to the Bivalkar family. The market value of this land is about Rs 5,000 crore, and CIDCO could have built about 10,000 houses for the poor on this land,” said Rohit Pawar. Vijay Singhal, vice-chairman and managing director of CIDCO and Minister Shirsat did not reply despite attempts to reach them over the phone and message. According to Rohit Pawar, the story dates back to the British era when the Bivalkar family was awarded more than 4,000 acres of land for helping the British against the Maratha Empire in 15 villages of the present-day Roha, Panvel, Alibaug, Uran tehsils. “By claiming it as a personal gift, the lands were first saved from the Bombay Personal Inams Abolition Act, 1952 and later, before the land ceiling act in 1961, registering lands as reserved forest. However, in 1975, the Maharashtra Private Forest Acquisition Act came, under which their entire land went to the government. In 1985, the Bivalkar family objected to the Private Forest Acquisition Act, which the collector rejected in 1989. In 1990, they went to the High Court. In 2010, another appeal was filed, which was clubbed. In October 2014, the High Court ruled in favour of the Bivalkar family. After coming to know about it in 2015, the government appealed in the Supreme Court and the order was stayed,” he said. Following the scheme for Project Affected Persons (PAPs) of CIDCO, the family applied in 1993 for benefits under the 12.5 per cent scheme, as 150 acres of land with collector and court of wards was acquired by CIDCO. In 1994, CIDCO rejected this application. In 1995, 2010, and 2023, CIDCO rejected the application, said Rohit Pawar. “Despite CIDCO reports against giving 12.5 per cent land to the family, Sanjay Shirsat cleared the file in his first meeting as CIDCO chairman, whereby giving 61,000 square meters of land with a market value of Rs 5000 crore and a tripartite agreement on 8000 square meters of land has already been signed,” Rohit Pawar alleged. Meanwhile, the NCP (SP) will hold a protest led by the party’s state unit chief, Shashikant Shinde, on Wednesday at the CIDCO office. Source: IANS Gopi Adusumilli is a Programmer. He is the editor of SocialNews.XYZ and President of AGK Fire Inc. He enjoys designing websites, developing mobile applications and publishing news articles on current events from various authenticated news sources. When it comes to writing he likes to write about current world politics and Indian Movies. His future plans include developing SocialNews.XYZ into a News website that has no bias or judgment towards any. He can be reached at gopi@socialnews.xyzMail | Web | Twitter Gopi Adusumilli is a Programmer. He is the editor of SocialNews.XYZ and President of AGK Fire Inc. He enjoys designing websites, developing mobile applications and publishing news articles on current events from various authenticated news sources. When it comes to writing he likes to write about current world politics and Indian Movies. His future plans include developing SocialNews.XYZ into a News website that has no bias or judgment towards any. He can be reached at gopi@socialnews.xyz Copyright 2025 | AGK FIRE INC| Terms of Service / Privacy Policy | Contact Us</w:t>
+      </w:r>
+    </w:p>
+    <w:p>
+      <w:pPr>
+        <w:pStyle w:val="Heading3"/>
+      </w:pPr>
+      <w:r>
+        <w:rPr/>
+        <w:t>Article 133</w:t>
+      </w:r>
+    </w:p>
+    <w:p>
+      <w:pPr>
+        <w:pStyle w:val="Normal"/>
+      </w:pPr>
+      <w:r>
+        <w:rPr/>
+        <w:t>Title: Maha CM asks agencies to be on alert mode after heavy rainfall and flash floods</w:t>
+      </w:r>
+    </w:p>
+    <w:p>
+      <w:pPr>
+        <w:pStyle w:val="Normal"/>
+      </w:pPr>
+      <w:r>
+        <w:rPr/>
+        <w:t xml:space="preserve">URL: </w:t>
+      </w:r>
+      <w:r>
+        <w:t xml:space="preserve"> https://www.socialnews.xyz/2025/08/18/maha-cm-asks-agencies-to-be-on-alert-mode-after-heavy-rainfall-and-flash-floods/</w:t>
+      </w:r>
+    </w:p>
+    <w:p>
+      <w:pPr>
+        <w:pStyle w:val="Normal"/>
+      </w:pPr>
+      <w:r>
+        <w:rPr/>
+        <w:t>Content: Home » National » Maha CM asks agencies to be on alert mode after heavy rainfall and flash floods Posted By: Gopi August 18, 2025 Mumbai, Aug 18 (SocialNews.XYZ) Maharashtra Chief Minister Devendra Fadnavis on Monday reviewed the rainfall situation across the state at the State Emergency Operation Centre in Mantralaya and asked all agencies to be on alert mode. CM Fadnavis, who was accompanied by the minister of disaster management, Girish Mahajan and Minister of Information Technology Ashish Shelar, told reporters that seven people have died in various incidents in the state in the last two days due to heavy rains and flash floods. Some rivers in Konkan have crossed the danger levels, and there has been major damage in Jalgaon. He said that the government has been in continuous communication with the Karnataka government regarding water levels in the Almatti dam and the discharge of water. Although there is no danger at present, he has ordered the administration to be on alert. The situation in Mukhed from Nanded district has been under control, and special attention has been given to Vishnupuri. According to the Chief Minister, 800 villages in Chhatrapati Sambhajinagar division have been affected. The administration is on alert in South Gadchiroli. The situation is returning to normal in Akola, Chandur Railway, Mehkar and Washim. According to preliminary estimates, crops have been damaged in an area of 2 lakh hectares in Vidarbha. “Mumbai has received 170 mm of rain in just eight hours since this morning. Traffic was affected at some places in the city due to waterlogging. Railways, metro and other transport are running smoothly. The next 10 to 12 hours are very important for Mumbai,” said the Chief Minister. He added that the local administration and municipalities have been given delegated powers to declare holidays for schools, keeping in mind the weather forecast for tomorrow. In the meeting, the Divisional Commissioners presented information about the rainfall in their respective divisions. Ratnagiri, Raigad and Hingoli districts have received more rainfall, and the Meteorological Department has warned of heavy rainfall between August 17 and 21. Therefore, the Chief Minister ordered the administration to be alert for the next few days, said the government release. He also appealed to the citizens to mention the exact time while sending SMS alerts, take the alerts seriously and take care of themselves. He clarified that there is no need to approach the Mantralaya for urgent help, as the funds and powers have been given at the local level. He said that the administration has been asked to provide assistance for house collapses and to conduct Panchnamas properly. He also instructed the administration to stay in constant touch with other states before the danger level of rivers increases. The Chief Minister asked the police to remain alert, especially at the tourist places, and the government machinery should be operational in advance in landslide areas, and adequate facilities of food, clean water and clothing should be provided at the shelter centres. Source: IANS Gopi Adusumilli is a Programmer. He is the editor of SocialNews.XYZ and President of AGK Fire Inc. He enjoys designing websites, developing mobile applications and publishing news articles on current events from various authenticated news sources. When it comes to writing he likes to write about current world politics and Indian Movies. His future plans include developing SocialNews.XYZ into a News website that has no bias or judgment towards any. He can be reached at gopi@socialnews.xyzMail | Web | Twitter Gopi Adusumilli is a Programmer. He is the editor of SocialNews.XYZ and President of AGK Fire Inc. He enjoys designing websites, developing mobile applications and publishing news articles on current events from various authenticated news sources. When it comes to writing he likes to write about current world politics and Indian Movies. His future plans include developing SocialNews.XYZ into a News website that has no bias or judgment towards any. He can be reached at gopi@socialnews.xyz Copyright 2025 | AGK FIRE INC| Terms of Service / Privacy Policy | Contact Us</w:t>
+      </w:r>
+    </w:p>
+    <w:p>
+      <w:pPr>
+        <w:pStyle w:val="Heading3"/>
+      </w:pPr>
+      <w:r>
+        <w:rPr/>
+        <w:t>Article 134</w:t>
+      </w:r>
+    </w:p>
+    <w:p>
+      <w:pPr>
+        <w:pStyle w:val="Normal"/>
+      </w:pPr>
+      <w:r>
+        <w:rPr/>
+        <w:t>Title: BJP ने शिंदे गुट में लगाई सेंध! कट्टर शिवसैनिक छोड़ेंगे पार्टी, निकाय चुनाव से पहले दिया बड़ा झटका</w:t>
+      </w:r>
+    </w:p>
+    <w:p>
+      <w:pPr>
+        <w:pStyle w:val="Normal"/>
+      </w:pPr>
+      <w:r>
+        <w:rPr/>
+        <w:t xml:space="preserve">URL: </w:t>
+      </w:r>
+      <w:r>
+        <w:t xml:space="preserve"> https://www.patrika.com/mumbai-news/maharashtra-politics-bjp-gives-setback-to-eknath-shinde-shiv-sena-before-civic-polls-19873589</w:t>
+      </w:r>
+    </w:p>
+    <w:p>
+      <w:pPr>
+        <w:pStyle w:val="Normal"/>
+      </w:pPr>
+      <w:r>
+        <w:rPr/>
+        <w:t>Content: ताजा खबरें राज्य मौसम बिहार चुनाव 2025 कुलिश जन्मशती वर्ष पत्रिका स्पेशल राष्ट्रीय मनोरंजन ज्योतिष स्वास्थ्य खेल धर्म राजनीति विश्व OTT शिक्षा ओपिनियन ऑटो टेक गैजेट लाइफस्टाइल ब्यूटी महिला बिजनेस क्राइम जॉब्स ई-पेपर मेरी खबर शॉर्ट्स ई-पेपर मुंबई • Dinesh Dubey • Aug 18, 2025 महाराष्ट्र में इस साल के अंत तक स्थानीय निकाय चुनाव का बिगुल बज सकता है। इससे पहले सत्तारूढ़ महायुति और विपक्षी महाविकास आघाड़ी गठबंधन के घटक दलों ने अपनी-अपनी चुनावी तैयारियां तेज कर दी हैं। इसी बीच दल-बदल की राजनीति भी तेज हो गई है। कई नेता अपने राजनीतिक समीकरणों के आधार पर एक पार्टी से दूसरी पार्टी में जा रहे हैं। इस बीच शिवसेना एकनाथ शिंदे गुट को बड़ा झटका लगा है। शिंदे सेना के जिला संपर्क प्रमुख शिवाजी सावंत अपने समर्थकों के साथ भाजपा में शामिल होने जा रहे हैं। शिवाजी सावंत शिंदे गुट के विधायक और पूर्व मंत्री तानाजी सावंत के भाई हैं। बताया जा रहा है कि पार्टी की अंदरूनी गुटबाजी से नाराज होकर उन्होंने कुछ दिन पहले अपने पद से इस्तीफा दिया और अब भाजपा जॉइन करने का फैसला लिया है। जानकारी के मुताबिक, अगले दो दिनों में शिवाजी सावंत औपचारिक रूप से अपने समर्थकों के साथ भाजपा में प्रवेश करेंगे। खबर है कि मुख्यमंत्री देवेंद्र फडणवीस रविवार को सोलापुर दौरे पर थे, उसी दौरान शिवाजी सावंत ने उनसे गुप्त मुलाकात की। इस मुलाकात के बाद ही उन्होंने भाजपा में शामिल होने की घोषणा की। दो दिन बाद भाजपा के वरिष्ठ नेता फडणवीस की मौजूदगी में शिवाजी सावंत, पूर्व उपमहापौर दिलीप कोल्हे, शिवसेना पदाधिकारी, युवासेना और महिला विंग के कई पदाधिकारी भाजपा में शामिल होंगे। ये भी पढ़ें सोलापुर जिले में शिंदे गुट को आंतरिक गुटबाजी का बड़ा नुकसान उठाना पड़ रहा है। इस दल-बदल के बाद सोलापुर महानगरपालिका, पंचायत समिति और जिला परिषद चुनावों में भाजपा की ताकत और बढ़ेगी। इस पर प्रतिक्रिया देते हुए शिवसेना शिंदे गुट के जिला प्रमुख अमोल शिंदे ने कहा कि यह शिवाजी सावंत और उनके साथियों का व्यक्तिगत निर्णय है। हालांकि सोलापुर जिले में इसे एकनाथ शिंदे के लिए बड़ा झटका माना जा रहा है। जिले में शिंदे सेना की स्थिती पहले से ही बहुत मजबूत नहीं है। गौरतलब है कि शिवसेना में बगावत के दौरान तानाजी सावंत ने सक्रिय भूमिका निभाई थी। जब शिवसेना प्रमुख एकनाथ शिंदे 2022 में राज्य के सीएम बने थे तो उन्हें भी मंत्री बनाया गया था, लेकिन फडणवीस सरकार में उन्हें कैबिनेट में जगह नहीं मिली, इस पर उन्होंने कई बार अपनी नाराजगी भी जाहिर की है। खबर शेयर करें: Updated on: 18 Aug 2025 06:24 pm Published on: 18 Aug 2025 06:19 pm DOWNLOAD ON Play Store DOWNLOAD ON App Store Trending Topics Bihar Elections 2025 PM Modi Asia Cup 2025 Top Categories राष्ट्रीय मनोरंजन स्वास्थ्य राजस्थान मध्य प्रदेश Legal Privacy Policy Statutory provisions on reporting (sexual offenses) This website follows the DNPA’s code of conduct Code of Conduct About Us Grievance Policy RSS Copyright © 2025 Patrika Group. All Rights Reserved.</w:t>
+      </w:r>
+    </w:p>
+    <w:p>
+      <w:pPr>
+        <w:pStyle w:val="Heading3"/>
+      </w:pPr>
+      <w:r>
+        <w:rPr/>
+        <w:t>Article 135</w:t>
+      </w:r>
+    </w:p>
+    <w:p>
+      <w:pPr>
+        <w:pStyle w:val="Normal"/>
+      </w:pPr>
+      <w:r>
+        <w:rPr/>
+        <w:t>Title: महाराष्ट्र में मानसून का कहर: मुखेड तालुका में बादल फटने जैसी घटना, 200 से ज्यादा गांवों में बाढ़</w:t>
+      </w:r>
+    </w:p>
+    <w:p>
+      <w:pPr>
+        <w:pStyle w:val="Normal"/>
+      </w:pPr>
+      <w:r>
+        <w:rPr/>
+        <w:t xml:space="preserve">URL: </w:t>
+      </w:r>
+      <w:r>
+        <w:t xml:space="preserve"> https://hindi.dynamitenews.com/maharashtra/cloudburst-in-mukhed-taluka-in-maharashtra-flood-in-more-than-200-villages</w:t>
+      </w:r>
+    </w:p>
+    <w:p>
+      <w:pPr>
+        <w:pStyle w:val="Normal"/>
+      </w:pPr>
+      <w:r>
+        <w:rPr/>
+        <w:t>Content: मुख्यमंत्री देवेंद्र फडणवीस और इमरजेंसी मैनेजमेंट मिनिस्टर गिरीश महाजन ने हालात का जायजा लिया। नांदेड़ के मुखेड तालुका में बादल फटने जैसी घटना हुई, जिससे 200 से अधिक गांव बाढ़ की चपेट में आ गए। इसके साथ ही कई क्षेत्रों में फसलों को भारी नुकसान हुआ है। महाराष्ट्र में मानसून का कहर Maharashtra: महाराष्ट्र के विभिन्न हिस्सों में 18 अगस्त को भारी बारिश का सिलसिला जारी रहा। मुख्यमंत्री देवेंद्र फडणवीस ने मीडिया से बातचीत में कहा कि नांदेड़ के मुखेड तालुका में बादल फटने जैसी स्थिति उत्पन्न हुई, जिससे नदियों का जलस्तर बढ़ गया और कई गांव जलमग्न हो गए। नांदेड़ के अलावा, जलगांव जिले को सबसे अधिक नुकसान हुआ है। फडणवीस ने कहा कि एक लाख हेक्टर से अधिक फसलें प्रभावित हुई हैं, और 200 से ज्यादा गांव बाढ़ से प्रभावित हुए हैं। सीएम ने कहा कि मुंबई में भी बारिश का असर दिखा, जहां पिछले 6 घंटे में 170 मिमी बारिश दर्ज की गई। चेंबूर में 177 मिमी बारिश हुई, जिससे मुंबई में ट्रैफिक जाम और स्थानीय ट्रेन सेवा प्रभावित हुई। हालांकि, लोकल ट्रेनें बंद नहीं हुईं, लेकिन उनकी गति धीमी हो गई। बारिश के कारण बाढ़ और बचाव कार्य गिरीश महाजन ने बताया कि राज्य में भारी बारिश के कारण रेड अलर्ट घोषित किया गया है। नांदेड़, जलगांव और आसपास के क्षेत्र सबसे ज्यादा प्रभावित हुए हैं, और रेस्क्यू ऑपरेशन जारी है। राज्य सरकार ने विभिन्न एजेंसियों से मिलकर प्रभावित इलाकों से लोगों को सुरक्षित निकालने का काम तेज कर दिया है। फडणवीस ने कहा कि नांदेड़ में 206 मिमी वर्षा दर्ज की गई, जिसके बाद बाढ़ जैसी स्थिति उत्पन्न हुई। 150 से अधिक जानवर और 4 लोग बह गए हैं, जिनकी तलाश की जा रही है। सरकारी तैयारी और सहायता सीएम फडणवीस ने बताया कि आने वाले 2-3 दिनों में और अधिक बारिश होने का अनुमान है, जिसके मद्देनजर सरकार ने सभी आवश्यक राहत कार्यों की योजना बनाई है। उन्होंने कहा, "विभिन्न जिलों में बचाव कार्य जारी है, और हम सुनिश्चित कर रहे हैं कि सभी प्रभावित क्षेत्रों में लोग सुरक्षित रहें।" इसके अलावा सरकार ने जल स्तर पर कड़ी नजर रखी है, विशेष रूप से अंबा-जगबुडी नदी और वशिष्टी नदी पर, जिनका जलस्तर चेतावनी स्तर तक पहुंच चुका है। इसापूर और विष्णुपुरी बांध भी चेतावनी स्तर के पास पहुंच गए हैं, जबकि कोचंपाड बांध की स्थिति नियंत्रण में है। कृषि क्षेत्र में नुकसान अमरावती विभाग में लगभग 2 लाख हेक्टेयर कृषि भूमि को नुकसान होने का अनुमान है। फसलें बर्बाद हो गई हैं, और किसानों को भारी नुकसान उठाना पड़ा है। राहत और पुनर्वास कार्यों के लिए सरकार ने तत्परता से कदम उठाए हैं। मुंबई और अन्य जिलों की स्थिति मुंबई में भारी बारिश ने कई जगहों पर ट्रैफिक को धीमा कर दिया था। हालांकि, लोकल ट्रेन सेवा बाधित नहीं हुई, लेकिन इसकी गति धीमी हो गई। मंत्रालय ने कर्मचारियों से घर लौटने के लिए कहा और शाम 6 बजे के बाद हाई टाइड की चेतावनी दी गई। अगले दिनों की भविष्यवाणी मौसम विभाग के अनुसार, अगले कुछ दिनों में राज्य के विभिन्न हिस्सों में भारी बारिश होने की संभावना है। रेड अलर्ट जारी किया गया है और सरकार ने सभी आवश्यक सावधानियां बरतने के निर्देश दिए हैं। मुख्यमंत्री फडणवीस और गिरीश महाजन ने नागरिकों से सावधानी बरतने की अपील की है और कहा है कि राज्य सरकार हर संभव कदम उठाएगी ताकि प्रभावित क्षेत्रों में जल्द से जल्द राहत पहुंचाई जा सके।</w:t>
+      </w:r>
+    </w:p>
+    <w:p>
+      <w:pPr>
+        <w:pStyle w:val="Heading3"/>
+      </w:pPr>
+      <w:r>
+        <w:rPr/>
+        <w:t>Article 136</w:t>
       </w:r>
     </w:p>
     <w:p>
@@ -47,7 +632,7 @@
       </w:pPr>
       <w:r>
         <w:rPr/>
-        <w:t>Article 117</w:t>
+        <w:t>Article 137</w:t>
       </w:r>
     </w:p>
     <w:p>
@@ -86,7 +671,7 @@
       </w:pPr>
       <w:r>
         <w:rPr/>
-        <w:t>Article 118</w:t>
+        <w:t>Article 138</w:t>
       </w:r>
     </w:p>
     <w:p>
@@ -125,7 +710,85 @@
       </w:pPr>
       <w:r>
         <w:rPr/>
-        <w:t>Article 119</w:t>
+        <w:t>Article 139</w:t>
+      </w:r>
+    </w:p>
+    <w:p>
+      <w:pPr>
+        <w:pStyle w:val="Normal"/>
+      </w:pPr>
+      <w:r>
+        <w:rPr/>
+        <w:t>Title: After Shankar Dayal Sharma, Another Maharashtra Governor Eyes V-P Post As BJP Picks Radhakrishnan</w:t>
+      </w:r>
+    </w:p>
+    <w:p>
+      <w:pPr>
+        <w:pStyle w:val="Normal"/>
+      </w:pPr>
+      <w:r>
+        <w:rPr/>
+        <w:t xml:space="preserve">URL: </w:t>
+      </w:r>
+      <w:r>
+        <w:t xml:space="preserve"> https://www.news18.com/india/after-shankar-dayal-sharma-another-maharashtra-governor-eyes-v-p-post-as-bjp-picks-radhakrishnan-ws-kl-9511316.html</w:t>
+      </w:r>
+    </w:p>
+    <w:p>
+      <w:pPr>
+        <w:pStyle w:val="Normal"/>
+      </w:pPr>
+      <w:r>
+        <w:rPr/>
+        <w:t>Content: Maharashtra is in the spotlight once again as another Governor is poised to rise to the country’s second-highest constitutional office. CP Radhakrishnan, the current Governor of Maharashtra, has been announced as the BJP candidate for the Vice-President of India. With this, he becomes the second Governor from Maharashtra to receive this honour after Shankar Dayal Sharma, who was elected Vice-President in 1987 before going on to become the President of India in 1992. The announcement was made on Sunday by the BJP’s parliamentary board, ending weeks of speculation. Radhakrishnan, who took charge as Governor of Maharashtra on June 29, 2023, has completed a little over a year in office. His tenure as Governor was largely seen as stable and controversy-free. Prior to this, he also served as the Governor of Jharkhand during the tenure of Hemant Soren’s government, where he maintained a similar reputation for neutrality and calm governance. For Radhakrishnan, the opportunity is also a significant personal milestone. A senior BJP leader from Tamil Nadu, he represented Coimbatore twice in the Lok Sabha and was considered a strong voice for the party in southern India. His administrative skills, calm demeanour, and non-confrontational approach have won him respect across party lines. Unlike many Governors who often clash with elected chief ministers, Radhakrishnan chose to stay above day-to-day politics, a quality that now works in his favour. Maharashtra Chief Minister Devendra Fadnavis was among the first to meet Radhakrishnan at Raj Bhavan and extend his wishes. Political observers believe Radhakrishnan’s expected elevation is both a recognition of his loyalty to the party and a strategic move by the BJP to give representation to the South. Swipe Left For Next Video The Vice-President of India is elected by members of both Houses of Parliament. The process is largely seen as a formality when the ruling party and its allies enjoy a clear majority, as is the case this time. With Radhakrishnan’s candidature already sealed with consensus support, his election is being viewed as a certainty rather than a contest. The Vice-Presidential election in India is taking place following the resignation of former Vice-President Jagdeep Dhankhar. As the second-highest constitutional authority and Chairperson of the Rajya Sabha, the Vice-President plays a vital role in parliamentary functioning. Latest Blogs</w:t>
+      </w:r>
+    </w:p>
+    <w:p>
+      <w:pPr>
+        <w:pStyle w:val="Heading3"/>
+      </w:pPr>
+      <w:r>
+        <w:rPr/>
+        <w:t>Article 140</w:t>
+      </w:r>
+    </w:p>
+    <w:p>
+      <w:pPr>
+        <w:pStyle w:val="Normal"/>
+      </w:pPr>
+      <w:r>
+        <w:rPr/>
+        <w:t>Title: Shiv Sena, NCP Support Maha Governor’s Nomination For Vice President</w:t>
+      </w:r>
+    </w:p>
+    <w:p>
+      <w:pPr>
+        <w:pStyle w:val="Normal"/>
+      </w:pPr>
+      <w:r>
+        <w:rPr/>
+        <w:t xml:space="preserve">URL: </w:t>
+      </w:r>
+      <w:r>
+        <w:t xml:space="preserve"> https://ommcomnews.com/india-news/shiv-sena-ncp-support-maha-governors-nomination-for-vice-president/</w:t>
+      </w:r>
+    </w:p>
+    <w:p>
+      <w:pPr>
+        <w:pStyle w:val="Normal"/>
+      </w:pPr>
+      <w:r>
+        <w:rPr/>
+        <w:t>Content: Mumbai: BJP allies Shiv Sena and NCP have extended their support to the nomination of Maharashtra Governor C.P. Radhakrishnan as the NDA candidate for the upcoming Vice President’s election. Shiv Sena chief and Deputy Chief Minister Eknath Shinde, in his post on X, said, “On behalf of the Shiv Sena party, I announce support for the candidacy of the respected Radhakrishnan, who has long experience in parliamentary work as a Member of Parliament and deep knowledge of administrative work as a Governor.” He further stated, “By selecting the Honourable Governor of Maharashtra, Shri @CPRGuv ji, as the candidate for the post of Vice President, the National Democratic Alliance under the leadership of Prime Minister @narendramodi has duly honored an experienced, wise, honest, and patriotic personality in the political field. Also, heartfelt congratulations on the nomination for the Vice President post. Since his victory in this election is certain, I extend my best wishes that his tenure as Vice President be successful and that his career be remarkable for the bright future of the country.” NCP President and Deputy Chief Minister Ajit Pawar also took to X and said, “Congratulations to incumbent Maharashtra Governor Shri C.P. Radhakrishnan ji on being announced as NDA’s candidate for the Vice Presidential election. I am sure once elected, his long standing experience and dedication will only enrich this high constitutional office. Wishing him the very best.” Praful Patel, NCP’s Working President and MP, also took to X to announce the party’s support for Governor Radhakrishnan’s nomination. “On behalf of my party, the Nationalist Congress Party, and myself, we wholeheartedly welcome and support the decision of Hon’ble Prime Minister Shri Narendra Modi ji and the NDA in nominating such an experienced and respected leader, whose contributions in public life make him most suited for this august office. Heartiest congratulations to Hon’ble Governor of Maharashtra, Shri CP Radhakrishnan ji, on being declared as the NDA’s Vice Presidential candidate,” he said. Earlier, Chief Minister Devendra Fadnavis met Governor Radhakrishnan at the Raj Bhavan and greeted and congratulated him on being announced as the National Democratic Alliance (NDA) candidate for the Vice President of India. (IANS) © 2025 - Ommcom News. All Rights Reserved. Login to your account below Remember Me Please enter your username or email address to reset your password. - Select Visibility -PublicPrivate © 2025 - Ommcom News. All Rights Reserved.</w:t>
+      </w:r>
+    </w:p>
+    <w:p>
+      <w:pPr>
+        <w:pStyle w:val="Heading3"/>
+      </w:pPr>
+      <w:r>
+        <w:rPr/>
+        <w:t>Article 141</w:t>
       </w:r>
     </w:p>
     <w:p>
@@ -164,7 +827,124 @@
       </w:pPr>
       <w:r>
         <w:rPr/>
-        <w:t>Article 120</w:t>
+        <w:t>Article 142</w:t>
+      </w:r>
+    </w:p>
+    <w:p>
+      <w:pPr>
+        <w:pStyle w:val="Normal"/>
+      </w:pPr>
+      <w:r>
+        <w:rPr/>
+        <w:t>Title: Devendra Fadnavis asks agencies to be on alert mode after heavy rainfall and flash floods</w:t>
+      </w:r>
+    </w:p>
+    <w:p>
+      <w:pPr>
+        <w:pStyle w:val="Normal"/>
+      </w:pPr>
+      <w:r>
+        <w:rPr/>
+        <w:t xml:space="preserve">URL: </w:t>
+      </w:r>
+      <w:r>
+        <w:t xml:space="preserve"> https://www.5dariyanews.com/news/464951-Devendra-Fadnavis-asks-agencies-to-be-on-alert-mode-after-heavy-rainfall-and-flash-floods</w:t>
+      </w:r>
+    </w:p>
+    <w:p>
+      <w:pPr>
+        <w:pStyle w:val="Normal"/>
+      </w:pPr>
+      <w:r>
+        <w:rPr/>
+        <w:t>Content: Empanelment By Govt. of Punjab &amp; Govt. of Haryana Multilingual News Portal since 2011 English हिन्दी ਪੰਜਾਬੀ RNI No: PUNMUL/2011/49000 Multilingual News Portal since 2011 English हिन्दी ਪੰਜਾਬੀ RNI No: PUNMUL/2011/49000 Web Admin Maharashtra Chief Minister Devendra Fadnavis on Monday reviewed the rainfall situation across the state at the State Emergency Operation Centre in Mantralaya and asked all agencies to be on alert mode. CM Fadnavis, who was accompanied by the minister of disaster management, Girish Mahajan and Minister of Information Technology Ashish Shelar, told reporters that seven people have died in various incidents in the state in the last two days due to heavy rains and flash floods. Some rivers in Konkan have crossed the danger levels, and there has been major damage in Jalgaon. He said that the government has been in continuous communication with the Karnataka government regarding water levels in the Almatti dam and the discharge of water. Although there is no danger at present, he has ordered the administration to be on alert. The situation in Mukhed from Nanded district has been under control, and special attention has been given to Vishnupuri. According to the Chief Minister, 800 villages in Chhatrapati Sambhajinagar division have been affected. The administration is on alert in South Gadchiroli. The situation is returning to normal in Akola, Chandur Railway, Mehkar and Washim. According to preliminary estimates, crops have been damaged in an area of 2 lakh hectares in Vidarbha. “Mumbai has received 170 mm of rain in just eight hours since this morning. Traffic was affected at some places in the city due to waterlogging. Railways, metro and other transport are running smoothly. The next 10 to 12 hours are very important for Mumbai,” said the Chief Minister. He added that the local administration and municipalities have been given delegated powers to declare holidays for schools, keeping in mind the weather forecast for tomorrow. In the meeting, the Divisional Commissioners presented information about the rainfall in their respective divisions. Ratnagiri, Raigad and Hingoli districts have received more rainfall, and the Meteorological Department has warned of heavy rainfall between August 17 and 21. Therefore, the Chief Minister ordered the administration to be alert for the next few days, said the government release. He also appealed to the citizens to mention the exact time while sending SMS alerts, take the alerts seriously and take care of themselves. He clarified that there is no need to approach the Mantralaya for urgent help, as the funds and powers have been given at the local level. He said that the administration has been asked to provide assistance for house collapses and to conduct Panchnamas properly. He also instructed the administration to stay in constant touch with other states before the danger level of rivers increases. The Chief Minister asked the police to remain alert, especially at the tourist places, and the government machinery should be operational in advance in landslide areas, and adequate facilities of food, clean water and clothing should be provided at the shelter centres. View All Sponsored Ads 5 Dariya News SCO 59-D, Top Floor, City Heart Kharar, Dist. SAS Nagar Punjab 140301 (India) Mob: 99148 10266 Email: [email protected]</w:t>
+      </w:r>
+    </w:p>
+    <w:p>
+      <w:pPr>
+        <w:pStyle w:val="Heading3"/>
+      </w:pPr>
+      <w:r>
+        <w:rPr/>
+        <w:t>Article 143</w:t>
+      </w:r>
+    </w:p>
+    <w:p>
+      <w:pPr>
+        <w:pStyle w:val="Normal"/>
+      </w:pPr>
+      <w:r>
+        <w:rPr/>
+        <w:t>Title: BJP names CP Radhakrishnan as NDA Vice President candidate, replacing Jagdeep Dhankhar</w:t>
+      </w:r>
+    </w:p>
+    <w:p>
+      <w:pPr>
+        <w:pStyle w:val="Normal"/>
+      </w:pPr>
+      <w:r>
+        <w:rPr/>
+        <w:t xml:space="preserve">URL: </w:t>
+      </w:r>
+      <w:r>
+        <w:t xml:space="preserve"> https://apnlive.com/politics/cp-radhakrishnan-nda-vice-president-candidate/</w:t>
+      </w:r>
+    </w:p>
+    <w:p>
+      <w:pPr>
+        <w:pStyle w:val="Normal"/>
+      </w:pPr>
+      <w:r>
+        <w:rPr/>
+        <w:t>Content: BJP names CP Radhakrishnan as NDA Vice President candidate, replacing Jagdeep Dhankhar Shubhanshu Shukla pens emotional note as he returns to India after space mission BJP plans show of strength before Vice Presidential election PM Modi, leaders pay tribute to Atal Bihari Vajpayee on death anniversary PM Modi launches Rs 1 lakh crore Viksit Bharat Rozgar Yojana to boost first-time employment BJP names CP Radhakrishnan as NDA Vice President candidate, replacing Jagdeep Dhankhar BJP plans show of strength before Vice Presidential election Independence day meat ban sparks political row across states Rahul Gandhi renews allegations of voter fraud, says Abhi Picture Baaki Hai Abhishek Banerjee demands dissolution of Lok Sabha over voter list irregularities War 2 Review: Hrithik Roshan and Jr NTR’s spy Drama fails to match expectations Rajinikanth’s Coolie set for Box Office battle with Jr NTR-Hrithik Roshan’s War 2 John Abraham says he will never make hyper nationalistic films like The Kashmir Files or Chhaava SS Rajamouli unveils first poster of Mahesh Babu’s upcoming film, major reveal slated for november 2025 Honey Singh, Karan Aujla summoned by Punjab Women’s Commission over derogatory lyrics Vivo V60 5G vs Google Pixel 9a: Full comparison of design, display, camera, battery, processor and AI features under Rs 50,000 ChatGPT 5 launched: Key features, pricing plans, and how to get started Instagram introduces repost and map features in latest update to enhance user engagement Realme Note 70T surfaces on retail site: Key specs and design revealed ahead of launch Here’s what separates the Galaxy Z Flip 7 from the Flip 6 Arjun Tendulkar gets engaged to Saaniya Chandok in private ceremony, social media reacts West Indies end 35-year wait with historic ODI series win over Pakistan Rohit Sharma’s coach backs his inclusion in 2027 ODI World Cup squad India clinch thrilling 6-run victory at The Oval, level series 2-2 India vs England 5th Test Day 5: Siraj’s fiery spell fuels India’s fightback, England 2 wickets away from defeat Happy Janmashtami 2025 wishes, messages and quotes to share Independence Day 2025: Patriotic wishes, quotes and messages to share Raksha Bandhan 2025: Send heartfelt wishes and Rakhi status to your brother Is it all hunky-dory for Indian passport holders abroad? Instagram post reveals stark bias, distrust and fear Good Friday 2025: Messages and quotes to mark the day of Jesus Christ’s sacrifice BJP has nominated CP Radhakrishnan as the NDA’s Vice President candidate, replacing Jagdeep Dhankhar, signaling a shift in strategy toward inclusiveness and southern outreach. Published on By The BJP has announced CP Radhakrishnan as the NDA’s nominee for the post of Vice President, marking a major shift weeks after Jagdeep Dhankhar resigned from the position citing health reasons. Jagdeep Dhankhar, who had been in office for a little over two years, was often perceived by the Opposition as a partisan figure, largely due to his aggressive and confrontational style. His sharp interventions in the Rajya Sabha and his run-ins with state governments, especially in West Bengal during his gubernatorial tenure, drew significant attention. In contrast, CP Radhakrishnan represents a different approach. Known as a seasoned Jan Sangh product with deep-rooted ties to the Rashtriya Swayamsevak Sangh (RSS) since the age of 17, he is regarded as mellow, inclusive, and better suited for the constitutional role of Vice President and Rajya Sabha Chairman. By choosing Radhakrishnan, the BJP has signaled its continued focus on OBC social engineering and its expansion strategy in South India—where, apart from Karnataka, the party has struggled to make significant inroads. His political stance, including countering Udhayanidhi Stalin’s remarks on Sanatana Dharma and his subtle engagements with Tamil Nadu Chief Minister MK Stalin, underline his balanced yet ideological positioning. While Dhankhar’s elevation in 2022 was seen as a nod to Jat representation amid farmer protests, his tenure drew criticism for being overtly confrontational. Radhakrishnan, on the other hand, is seen as a consensus-builder who carries no political baggage, with a temperament considered more suitable for parliamentary balance. According to sources, this choice reflects the BJP’s intent to bring stability to Rajya Sabha proceedings and move away from aggressive enforcement toward inclusiveness and dialogue. Dhankhar resigned on the first day of the current Parliament session, shortly after accepting the Opposition’s proposal for impeachment of Justice Yashwant Varma without government consultation. While he cited health reasons for his abrupt exit, subsequent reports pointed to a series of internal events leading to his resignation. Shubhanshu Shukla pens emotional note as he returns to India after space mission Amit Shah to address Lok Sabha on Operation Sindoor amid heated Parliament session Kamal Haasan makes Rajya Sabha debut, takes oath in Tamil Jagdeep Dhankhar resigns as Vice President, cites health as top priority Devendra Fadnavis’ open invite to Uddhav Thackeray triggers buzz in Maharashtra Rajya Sabha monsoon session to begin July 21, first after Pahalgam terror attack Nitish Kumar raises social security pension to Rs 1,100 ahead of Bihar polls Your email address will not be published. Required fields are marked * Comment * Name * Email * Website Save my name, email, and website in this browser for the next time I comment. Indian astronaut Shubhanshu Shukla penned an emotional Instagram post as he returned to India after his 18-day ISS mission, marking a milestone in India’s space journey. Published on By Indian astronaut Group Captain Shubhanshu Shukla has shared an emotional Instagram post as he heads back home after completing his 18-day mission aboard the International Space Station (ISS). In his heartfelt message, written from the aircraft, Shukla expressed the whirlwind of emotions he felt while leaving behind his fellow astronauts, who had been his family during the mission. “As I sit on the plane to come back to India, I have a mix of emotions running through my heart. I feel sad leaving a fantastic group of people behind who were my friends and family for the past year during this mission. I am also excited about meeting all my friends, family and everyone in the country for the first time post mission. I guess this is what life is — everything all at once,” he wrote. The astronaut thanked everyone for the love and support he received throughout his journey. He also recalled the words of his commander Peggy Whitson, saying, “Goodbyes are hard, but we need to keep moving in life. As my commander Peggy Whitson fondly says, ‘The only constant in spaceflight is change’. I believe that applies to life as well.” Shukla ended his note with a line from the song Yun Hi Chala Chal from the film Swades, reflecting his spirit of resilience. Shukla’s return comes at a crucial time as India advances its space programme. Prime Minister Narendra Modi had earlier mentioned that the astronaut would soon return and that he was tasked with documenting his training and ISS stay. This record will serve as a valuable reference for Gaganyaan, India’s first human spaceflight mission. Over the past year, Shukla trained extensively at NASA, Axiom, and SpaceX facilities. His flight to the ISS as part of the Axiom 4 mission marked a milestone in India’s preparations for future human space exploration. The Gaganyaan project aims to send Indian astronauts into orbit aboard an indigenous rocket. The government has also outlined plans for a Bharatiya Antariksh Station by 2035 and a crewed mission to the moon by 2040. The BJP is planning a massive show of unity with its NDA allies ahead of the Vice-Presidential election, seen as the first big test of the ruling alliance’s numbers in its third term. Published on By The Bharatiya Janata Party (BJP) is preparing a massive political exercise ahead of the Vice-Presidential election scheduled for September 9, seen as the first major test of the ruling alliance’s numbers in its third term. All Members of Parliament from the National Democratic Alliance (NDA) have been asked to attend a Parliamentary Party meeting on Tuesday, coinciding with the second phase of the Monsoon Session. Prime Minister Narendra Modi is expected to address the gathering in Parliament’s auditorium, where the party will firm up its strategy. On the day of nomination, the BJP plans a large show of unity involving its Union Ministers, Chief Ministers, and Deputy Chief Ministers. Multiple sets of nomination papers will be prepared, with NDA allies participating as proposers and supporters. The BJP’s Parliamentary Board, chaired by PM Modi, is meeting on Sunday evening to select the Vice-Presidential candidate. Party president JP Nadda, Home Minister Amit Shah, and Defence Minister Rajnath Singh will also attend. Sources suggest the candidate will be someone strongly aligned with the party’s and RSS’s ideology, unlike outgoing Vice President Jagdeep Dhankhar, who was largely a choice aimed at Jat representation. To ensure a smooth voting process, a three-day workshop is being held in Parliament to train MPs on the voting procedure for the election. Party strategists are also attempting to reach out to opposition parties, though the opposition has confirmed it will field its own candidate. The BJP’s strength now relies heavily on its allies, particularly the Telugu Desam Party (TDP) and Janata Dal United (JDU). The Biju Janata Dal (BJD), which had supported the NDA in past elections, is unlikely to extend support after its recent political setback in Odisha. With the opposition uniting on several issues, the election is being viewed as an early challenge to the ruling bloc. Prime Minister Narendra Modi and senior leaders, including Rajnath Singh and JP Nadda, paid homage to Atal Bihari Vajpayee on his death anniversary at Sadaiv Atal. Published on By Prime Minister Narendra Modi on Saturday paid floral tributes to former Prime Minister Atal Bihari Vajpayee on his death anniversary at Sadaiv Atal, the memorial dedicated to the Bharat Ratna recipient. In a post on X, PM Modi said that Vajpayee’s commitment and service towards India’s progress continue to inspire the nation.“Remembering Atal Ji on his Punya Tithi. His dedication and spirit of service towards the all-round progress of India continue to inspire everyone in building a developed and self-reliant India,” he wrote. Union Ministers JP Nadda, Kiren Rijiju, Gajendra Singh Shekhawat, JD(U) MP Sanjay Jha and Delhi Chief Minister Rekha Gupta also paid respects at the memorial. Defence Minister Rajnath Singh, in his tribute, described Vajpayee as a statesman who devoted his entire life to strengthening India.“I pay homage to Atalji on his punyatithi. He worked all his life with the resolve of building a strong and prosperous India. The nation will always remember his tremendous contribution,” Singh posted on X. According to the Ministry of Housing and Urban Poverty Alleviation, the memorial consists of nine black granite stone blocks, symbolising Navarasas, Navaratras and Navagrahas, with a central diya placed on top. Surrounding walls carry inscriptions of Vajpayee’s prose and poetry, allowing visitors to reflect on his legacy while taking a circular walk.The project was completed by the CPWD, with stones from across the country used to signify “unity in diversity.” The Atal Smriti Nyas Society, formed by eminent persons, led the initiative and bore the cost. Born on December 25, 1924, in Gwalior, Madhya Pradesh, Vajpayee was elected Prime Minister three times. He became the first non-Congress leader to complete a full five-year term in office. His tenures were from May 16 to June 1, 1996, and later from March 19, 1998, to May 22, 2004.He also served as India’s External Affairs Minister between 1977 and 1979 under Prime Minister Morarji Desai. Known for his oratory and poetry, Vajpayee passed away on August 16, 2018, at AIIMS, New Delhi. © Copyright 2022 APNLIVE.com APN News is today the most watched and the most credible and respected news channel in India. APN has been at the forefront of every single news revolution. The channel is being recognized for its in-depth, analytical reportage and hard hitting discussions on burning issues; without any bias or vested interests. BJP has nominated CP Radhakrishnan as the NDA’s Vice President candidate, replacing Jagdeep Dhankhar, signaling a shift in strategy toward... Indian astronaut Shubhanshu Shukla penned an emotional Instagram post as he returned to India after his 18-day ISS mission, marking... The BJP is planning a massive show of unity with its NDA allies ahead of the Vice-Presidential election, seen as... © Copyright 2022 APNLIVE.com</w:t>
+      </w:r>
+    </w:p>
+    <w:p>
+      <w:pPr>
+        <w:pStyle w:val="Heading3"/>
+      </w:pPr>
+      <w:r>
+        <w:rPr/>
+        <w:t>Article 144</w:t>
+      </w:r>
+    </w:p>
+    <w:p>
+      <w:pPr>
+        <w:pStyle w:val="Normal"/>
+      </w:pPr>
+      <w:r>
+        <w:rPr/>
+        <w:t>Title: Shivaji Sawant : शिवाजी सावंतांचा भाजपा प्रवेश निश्चित !</w:t>
+      </w:r>
+    </w:p>
+    <w:p>
+      <w:pPr>
+        <w:pStyle w:val="Normal"/>
+      </w:pPr>
+      <w:r>
+        <w:rPr/>
+        <w:t xml:space="preserve">URL: </w:t>
+      </w:r>
+      <w:r>
+        <w:t xml:space="preserve"> https://thefocusindia.com/maharashtra-news/shivaji-sawants-admission-to-bjp-is-certain-281398/amp/</w:t>
+      </w:r>
+    </w:p>
+    <w:p>
+      <w:pPr>
+        <w:pStyle w:val="Normal"/>
+      </w:pPr>
+      <w:r>
+        <w:rPr/>
+        <w:t>Content: विशेष प्रतिनिधि सोलापूर : स्थानिक स्वराज्य संस्थांच्या निवडणुकीच्या पार्श्वभूमीवर राज्यातील राजकारण चांगलच तापलं आहे. अनेक राजकीय घडामोडी आणि पक्षप्रवेश होत आहेत. अशातच सोलापूरात भाजपकडून शिवसेना शिंदे गटाला मोठा धक्का देण्यात आला आहे. Shivaji Sawant माजी मंत्री आणि शिवसेना आमदार तानाजी सावंत यांच्या भावाने शिंदेंच्या शिवसेनेला राम राम ठोकला आहे. शिंदे गटाचे संपर्क प्रमुख शिवाजी सावंत आणि माजी उपमहापौर दिलीप कोल्हे लवकरच आपल्या गटासह भाजपात प्रवेश करणार आहेत. शिवसेना शिंदे गटाचे आमदार टणजी सावंत हे महायुटी सरकार मध्ये मंत्री राहिलेहॉटे. इतकंच नाही तर शिवसेनेतील बंडामध्येही त्यांचा मोठा सहभाग होता. मात्र विधानसभा निवडणुकीनंतर त्यांना मंत्रिपदाची संधि न देण्यात आल्याने त्यांनी त्यांची नाराजी अनेक वेळा जाहीर देखील केली आहे. या अधिवेशनातही त्यांचा सक्रिय सहभाग दिसला नव्हता. मात्र आता त्यांच्या भावानेच शिवसेनेला राम राम केला आहे. शिवाजी सावंत हे शिवसेना शिंदे गटाचे आमदार तानाजी सावंत यांचे बंधु असले तरी त्यांच्यावर सोलापूर जिल्हा संपर्कप्रमुख पदाची जबाबदारी देखील सोपवण्यात आली होती. त्यामुळे आता मुळातच शिंदेंच्या शिवसेनेचं संख्याबळ कमी असलेल्या किंवा एकही आमदार नसलेल्या सोलापूर जिल्ह्यात आगामी स्थानिक स्वराज्य संस्थांच्या निवडणुकीच्या पार्श्वभूमीवर शिंदे गटाला चांगलाच धक्का बसला आहे. Shivaji Sawant तानाजी सावंत हे सोलापूर जिल्ह्याचे संपर्कप्रमुख म्हणून काम पाहत होते तर, दिलीप कोल्हे हे देखील सोलापूरचे माजी उपमहापौर राहिलेले आहेत. पक्षांतर्गत राजकारणाला कंटाळून शिवाजी सावंत आणि दिलीप कोल्हे या दोघांनी काही दिवसांपूर्वीच राजीनामा दिला होता. मात्र, आता येत्या दोन दिवसांत आपल्या समर्थकांसाह हे दोन्ही पदाधिकारी व नेते भाजपामध्ये प्रवेश करणार आहेत. मुख्यमंत्री देवेंद्र फडणवीस यांच्या उपस्थितीत दोन दिवसांत शिवाजी सावंत, माजी महापौर दिलीप कोल्हे यांच्यासह शिवसेना पदाधिकारी, युवसेना, महिला आघाडीचे पदाधिकारी भाजपमध्ये प्रवेश करणार आहेत. शिवसेना शिंदे गटाला सोलापूर जिल्ह्यात अंतर्गत गटबाजीचा मोठा फटका बसला आहे. त्यामुळे आगामी सोलापूर महानगरपालिका, पंचायत आणि झेडपी निवडणुकीच्या पार्श्वभूमीवर शिंदे गटाला चांगली रणनीती आखावी लागणार आहे. Shivaji Sawant दरम्यान, शिवसेना शिंदे गटाचे जिल्हाप्रमुख अमोल शिंदे यांनी भाजपामध्ये प्रवेश करणाऱ्या पदाधिकाऱ्यांना खडे बोल सुनावले आहेत. ‘भाजपामध्ये प्रवेश करणाऱ्या सगळ्या पदाधिकाऱ्यांचा सत्कार, दिल्या घरी सुखी रहा’ अशा शब्दात त्यांनी तानाजी सावंत व इतर पदाधिकाऱ्यांना चांगलाच टोला लगावला आहे. तसेच, शिवाजी सावंत आणि त्यांच्यासोबत जाणाऱ्या पदाधिकाऱ्यांनी वैयक्तिक निर्णय घेतल्याच स्पष्टीकरण जिल्हाप्रमुख अमोल शिंदे यांच्याकडून देण्यात आलं आहे. महत्वाच्या बातम्या Technical by Swaraj IT Services</w:t>
+      </w:r>
+    </w:p>
+    <w:p>
+      <w:pPr>
+        <w:pStyle w:val="Heading3"/>
+      </w:pPr>
+      <w:r>
+        <w:rPr/>
+        <w:t>Article 145</w:t>
       </w:r>
     </w:p>
     <w:p>
@@ -203,7 +983,2737 @@
       </w:pPr>
       <w:r>
         <w:rPr/>
-        <w:t>Article 121</w:t>
+        <w:t>Article 146</w:t>
+      </w:r>
+    </w:p>
+    <w:p>
+      <w:pPr>
+        <w:pStyle w:val="Normal"/>
+      </w:pPr>
+      <w:r>
+        <w:rPr/>
+        <w:t>Title: Guardian Minister of Nashik : नाशिकच्या पालकमंत्रीपदाचा वाद पेटला!</w:t>
+      </w:r>
+    </w:p>
+    <w:p>
+      <w:pPr>
+        <w:pStyle w:val="Normal"/>
+      </w:pPr>
+      <w:r>
+        <w:rPr/>
+        <w:t xml:space="preserve">URL: </w:t>
+      </w:r>
+      <w:r>
+        <w:t xml:space="preserve"> https://pudhari.news/maharashtra/north-maharashtra/nashik/guardian-minister-of-nashik-controversy-over-the-post-of-guardian-minister-of-nashik-has-flared-up-ar84</w:t>
+      </w:r>
+    </w:p>
+    <w:p>
+      <w:pPr>
+        <w:pStyle w:val="Normal"/>
+      </w:pPr>
+      <w:r>
+        <w:rPr/>
+        <w:t>Content: ठळक मुद्दे स्वातंत्र्यदिनीच पालकमंत्रीपदावरून कलगीतुरा रंगला नाशिकचा पालकमंत्री मीच होणार! मंत्री गिरीश महाजन यांचा दावा उपमुख्यमंत्री अजित पवार : पालकमंत्रीपद कोणाला द्यायचे हे मुख्यमंत्री ठरवतील नाशिक : स्वातंत्र्यदिनी मंत्री गिरीश महाजन व मंत्री छगन भुजबळ यांच्यात पालकमंत्रीपदावरून कलगीतुरा रंगलेला असतानाच आता सत्ताधारी भाजप व राष्ट्रवादी काँग्रेस अजित पवार गट यांच्यात याच मुद्दावरून वाद पेटला आहे. नाशिकचा पालकमंत्री मीच होणार! असा वक्तव्य करत मंत्री महाजन यांनी थेट या पदावर दावा ठोकत मोठा बॉम्ब फोडला आहे. तर, सात आमदार एकच पक्षाचे असतील तर त्या पक्षाला पालकमंत्रीपद मिळाले पाहिजे, असे सांगत, मंत्री छगन भुजबळ यांनी नाशिकच्या पालकमंत्रीपदासाठी आग्रह कायम ठेवला आहे. दुसरीकडे, जळगावमध्येही उपमुख्यमंत्री अजित पवार यांनी पालकमंत्री वादावर भाष्य केले आहे. पालकमंत्रीपद कोणाला द्यायचे हे मुख्यमंत्री ठरवतील असे सांगत, या विषयावरून वाद करण्याचे काही कारण नाही असे उपमुख्यमंत्री पवार यांनी सांगितलेल. त्यामुळे पालकमंत्रीपदावरून आता भाजप-राष्ट्रवादी काँग्रेस अजित पवार गट आमऩे-सामने आले आहेत. मुख्यमंत्री देवेंद्र फडणवीस यांनी 18 जानेवारी रोजी पालकमंत्र्यांच्या नियुक्तीची घोषणा केली होती. यामध्ये नाशिक जिल्ह्यासाठी भाजप नेते मंत्री महाजन यांची पालकमंत्री म्हणून नियुक्ती करण्यात आली होती. मात्र, या निर्णयाला शिंदे गटातील नेत्यांकडून विरोध झाल्यामुळे अवघ्या एका दिवसातच नाशिकच्या पालकमंत्रिपदाची घोषणा स्थगित करण्यात आली होती. यानंतर अद्यापही महायुतीत नाशिकच्या पालकमंत्रीपदाचा तिढा कायम आहे. 15 आॅगस्ट रोजीच्या ध्वजारोहनाच्या निमित्ताने पालकमंत्रीपदाचा वाद उफाळून आला आहे. याच मुद्दयावरून नाशिकच्या रणागंणात मंत्री महाजन आणि मंत्री भुजबळ यांच्यात शाब्दीक वाकयुध्द रंगले. ध्वजारोहन झाल्यानंतर, हा वाद शमेल असे अपेक्षित वाटत असताना हा वाद पेटण्याची शक्यता आहे. महायुतीत पालकमंत्रीपदाचा तिढा कायम असतानाचा मंत्री महाजन यांनी धुळे येथे दहीहंडीच्या उत्सवात हजेरी लावत नाशिकच्या पालकमंत्रीपदावर थेट दावा केला आहे. नाशिक जिल्ह्याचा पालकमंत्री मीच होणार, असे त्यांनी यावेळी सांगितले. मंत्री महाजन म्हणाले की, पावसाने ब-याच दिवसापासून दडी मारली होती. मात्र, आता पावसाच्या आगमन झालेले आहे. पाऊस सुरू असून देखील दहीहंडीच्या उत्सवासाठी तरुणाई रस्त्यावर उतरली आहे. मी दरवर्षी दहीहंडी उत्सवासाठी धुळ्याला येत असतो. नाशिकला देखील मी जात असतो, त्या ठिकाणी मी पालकमंत्री होत आहे, असा दावा त्यांनी केला आहे. नाशिकच्या पालकमंत्री पदासाठी शिवसेना शिंदे गटाचे दादा भुसे, राष्ट्रवादी काँग्रेस अजित पवार गटाचे भुजबळ आणि माणिकराव कोकाटे हे प्रबळ दावेदार आहेत. मात्र महाजन यांच्याकडून आता थेट दावा करण्यात आल्याने राजकीय वर्तुळात चर्चांना उधाण आले आहे. मंत्री महाजन यांच्या केलेल्या दाव्यावर मंत्री भुजबळ यांनी रविवारी (दि.17) जळगाव मध्ये प्रसार माध्यमांशी संवाद साधतांना लागलीच प्रतिक्रीया व्यक्त केली आहे. मंत्री भुजबळ म्हणाले की, धुळे नाशिकचा पालकमंत्री कोणालाही होऊ द्या. मुख्यमंत्री, उपमुख्यमंत्र्यांच्या बैठकीला मी नसतो. रायगडमध्ये आमची एक सीट असताना आम्ही पालकमंत्रीपदाचा आग्रह धरला आहे. नाशिक जिल्ह्यात आमचे सात आमदार असताना पालकमंत्रीपदासाठी आमच्या लोकांना आग्रह धरायलाच लागेल. सात आमदार एकच पक्षाचे असतील तर त्या पक्षाला पालकमंत्रीपद मिळाले पाहिजे, असे म्हणत भुजबळ यांनी नाशिकच्या पालकमंत्रीपदासाठी आग्रह कायम ठेवला आहे. अजित पवार आणि सुनील तटकरेंशी मी बोलेल, एक आमदार असताना आपण पालकमंत्रीपदासाठी आग्रह धरतो तर सात आमदारांसाठी शक्ती लावा, असे देखील भुजबळ यांनी यावेळी सांगितले. 'Pudhari' is excited to announce the relaunch of its Android and iOS apps. Stay updated with the latest news at your fingertips. Android and iOS Download now and stay updated, anytime, anywhere. Pudhari Publications Private Limited</w:t>
+      </w:r>
+    </w:p>
+    <w:p>
+      <w:pPr>
+        <w:pStyle w:val="Heading3"/>
+      </w:pPr>
+      <w:r>
+        <w:rPr/>
+        <w:t>Article 147</w:t>
+      </w:r>
+    </w:p>
+    <w:p>
+      <w:pPr>
+        <w:pStyle w:val="Normal"/>
+      </w:pPr>
+      <w:r>
+        <w:rPr/>
+        <w:t>Title: Devendra Fadnavis Politics : देवेंद्र फडणवीसांचा 'मोठा गेम'; अजितदादा, एकनाथ शिंदे गाफील!</w:t>
+      </w:r>
+    </w:p>
+    <w:p>
+      <w:pPr>
+        <w:pStyle w:val="Normal"/>
+      </w:pPr>
+      <w:r>
+        <w:rPr/>
+        <w:t xml:space="preserve">URL: </w:t>
+      </w:r>
+      <w:r>
+        <w:t xml:space="preserve"> https://sarkarnama.esakal.com/vishleshan/devendra-fadnavis-politics-ajit-pawar-eknath-shinde-unaware-bjp-incoming-rm89</w:t>
+      </w:r>
+    </w:p>
+    <w:p>
+      <w:pPr>
+        <w:pStyle w:val="Normal"/>
+      </w:pPr>
+      <w:r>
+        <w:rPr/>
+        <w:t>Content: Mahayuti Politics: राज्यात महायुतीचे सरकार आहे. मुख्यमंत्रि‍पदी देवेंद्र फडणवीस आणि उपमुख्यमंत्रिपदी अजित पवार, एकनाथ शिंदे आहेत. विधानसभेत झालेल्या दारुण पराभवानंतर महाविकास आघाडीतील एकाही पक्षाला विरोधी पक्षनेते पद मिळेल येवढ्या जागा देखील मिळालेल्या नाहीत. महायुतीला सत्तेत येऊन नऊ महिन्यांहून अधिक कालावधी लोटलाय. मात्र, या कालवधीचा विचार केला तर अजित पवार आणि एकनाथ शिंदेंचा पद्धतशीर गेम मुख्यमंत्री देवेंद्र फडणवीस आणि भाजपकडून केला जात असल्याच्या चर्चा आहेत. भाजपला विधानसभेत 132 जागा मिळाल्या. देवेंद्र फडणवीस हे मुख्यमंत्री झाले. अजित पवार आणि एकनाथ शिंदेंना उपमुख्यमंत्रिपद मिळाले. मात्र, सत्तेत आल्यानंतर मुख्यमंत्री देवेंद्र फडणवीस यांनी भाजपमध्ये जोरदार इन्कमिंग सुरू केले. हे इन्कमिंग फक्त विरोधी पक्षांच्या मतदारसंघातून नव्हते तर अजित पवार आणि एकनाथ शिंदेंचे जिथे विद्यमान आमदार आहेत तेथूनही मोठे नेते भाजपमध्ये घेतले जात आहेत. उदाहरणनच द्यायचे झाले तर, भोर-मुळशी मतदारसंघात अजिदादांच्या राष्ट्रवादीचे शंकर मांडेकर विद्यमान आमदार आहेत. तेथे काँग्रेसकडून निवडणूक लढून पराभूत झालेले संग्राम थोपटे यांना भाजपने आपल्या पक्षात घेतले. पुरंदरमध्ये एकनाथ शिंदे यांचे विद्यमान आमदार विजय शिवतारे यांच्याकडून पराभूत झालेले संजय जगताप यांना भाजपमध्ये प्रवेश दिला. भाजपमध्ये प्रवेश दिलेल्यांची यादी भलीमोठी आहे. काँग्रेस, उद्धव ठाकरेंची शिवसेना आणि शरद पवारांच्या राष्ट्रवादीमधील पराभूत झालेल्या मोठ्या नेत्यांना देखील भाजपमध्ये प्रवेश दिलाय जातोय. मतदारसंघनिहाय विचार केला तर जेथे अजित पवार आणि एकनाथ शिंदेचे आमदार ताकदवान आहेत त्या मतदारसंघात काँग्रेस, शरद पवारांच्या राष्ट्रवादीतील मोठ्या नेत्यांना आपल्या पक्षात घेत भाजप त्यांना ताकद देत आहे. एका मर्यादेच्या पलिकडे अजितदादा आणि शिंदेंच्या आमदारांची ताकद वाढणार नाही याची काळजी पद्धतशीरपणे घेतली जात आहे. कैलास गोरंट्याल हे शिंदेचे आमदार अर्जुन खोतकर यांचे कट्टर विरोधक म्हणून ओळखले जातात. गोरंट्याल भाजपमध्ये आल्याने खोतकर हे फक्त आपल्याच मतदारसंघात अडकून पडतील याची काळजी घेतली जात आहे. शंभूराज देसाई यांचे कट्टर विरोधक सत्यजितसिंह पाटणकर यांना भाजपमध्ये प्रवेश देत स्थानिक स्वराज संस्था निवडणुकीत जेथे भाजपचे ताकद नाही त्या मतदारसंघात भाजपला मजबूत केले जात आहे. आगामी स्थानिक स्वराज संस्था निवडणुकीच्या पार्श्वभूमीवर 28 जुलैला वर्ध्यात विदर्भाची मंथन बैठक आयोजित करण्यात आली होती. या बैठकीत मुख्यमंत्री देवेंद्र फडणवीस यांनी मार्गदर्शन केलं. त्यांनी स्पष्ट शब्दांत सांगितलं की येणारी स्थानिक स्वराज संस्था निवडणूक ही महायुती म्हणूनच लढायची. जिथे काही अडचण असेल तेथे आपण चर्चा करून निर्णय घेऊ. भाजप हा आता सर्वात शक्तिशाली पक्ष आहे. विरोधकांमध्ये ताकद नसल्याचे दिसून येत आहे. तरीसु्द्धा आगामी स्थानिक स्वराज संस्था निवडणूक महायुतीमध्ये लढण्याची घोषणा करत भाजपसमोर एकनाथ शिंदेंच्या शिवसेनेचे आणि अजितदादाच्या राष्ट्रवादीचे आव्हान उभे राहणार नाही याची काळजी घेतली जात आहे. जर, महायुतीमधील तीन पक्ष स्वतंत्र लढले असते तर त्याचा फायदा भाजपला होण्याची शक्यता आहे. कारण भाजपची बूथ यंत्रणा आता सर्वात शक्तिशाली आहे. मात्र, विरोधकांसोबत मित्र पक्षांदेखील वाढण्यास संधी मिळू नये म्हणून ही खेळ असल्याचे बोलले जात आहे. गृहमंत्री अमित शाह यांनी विधानसभा निवडणुकीच्या वेळीच घोषणा केली होती की ही निवडणुकीत महायुतीत तर 2029 ची निवडणूक स्वबळावर. शाहांची ही घोषणा प्रत्यक्षात आणण्यासाठीच भाजपच सगळी यंत्रणा आत्तापासूनच कामाला लागल्याचे चित्र आहेत. विरोधी पक्षांकडे निवडणूक लढण्यासाठी सक्षम उमेदवारच राहणार नाही याची पुरेपूर काळजी भाजपकडून घेतली जात असून आपल्याच विरोधात लढलेल्या उमेदवारांना आपल्या पक्षात घेतले जात आहे. सांगलीचे काँग्रेसचे जिल्हाध्यक्ष पृथ्वीराज पाटील यांना नुकताच भाजपमध्ये प्रवेश देण्यात आला. जिथे पक्ष मजबूत आहे तेथे देखील इन्कमिंग सुरूच आहे. भाजप कुठलीच रिस्क घ्यायला तयार नाही. त्यामुळेच अजितदादा आणि एकनाथ शिंदेंची ताकद वाढू न देण्याची रणनीती दिसते. एका मर्यादेपलिकडे हे पक्ष वाढले नाही तर त्यांचे देखील आव्हान आगामी काळात भाजपला राहणार नाही याची जाणीव भाजपच्या रणनीतीकारांना आहे. म्हणूनच हे पक्ष मजबूत होणार नाहीत याची काळजी घेत असल्याचे प्रथमदर्शनी तरी दिसते. भाजपच्या बाबतीत बोलले जात की भाजप हा मित्र पक्षांना संपवतो किंवा कमजोर करतो. 2020 मध्ये बिहार विधानभा निवडणुकीत नितीश कुमार यांना कमजोर करण्यासाठी भाजपने चिराग पासवान यांना फूस लावला. नितीश यांचे जेथे उमेदवार उभे होते तेथे चिराग यांनी आपले उमेदवार उभे केले. त्याचा फायदा भाजपला झाला. नितीश कुमार हे पुन्हा मुख्यमंत्री झाले मात्र त्यांचा आमदारांची संख्या घटली. भाजपसोबत असलेल्या अकाली दलाची अवस्था आता काय आहे. 2014 मध्ये शिवसेनेची साथ सोडून भाजपने स्वबळावर लढली. त्यामुळे भाजपचा इतिहास हा मित्र पक्षांना संपवण्याचा असल्याची टीका विरोधकांकडून केली जाते. महायुतीत सत्तेची सूत्रं हाताळताना देवेंद्र फडणवीस आणि भाजप पद्धतशीर राजकीय डावपेच आखत असल्याचे स्पष्ट दिसत आहे. विरोधी पक्षांतील तसेच मित्रपक्षांतील नेत्यांना आपल्या गोटात खेचून, स्थानिक पातळीवर आमदार-नेत्यांची ताकद संतुलित ठेवत, 2029 पर्यंतचा दीर्घकालीन ‘स्वबळावर’चा रोडमॅप आखला जातोय. त्यामुळे पुढील काही वर्षांत महायुतीतील सत्तासंतुलन कायम राहील पण 2029 ची विधानसभा निवडणूक जवळ येताच देवेंद्र फडणवीस हे अजितदादा आणि शिंदेंचा गेम केला तर नवल वाटायला नको. सरकारनामाचे सदस्य व्हा शॉपिंगसाठी 'सकाळ प्राईम डील्स'च्या भन्नाट ऑफर्स पाहण्यासाठी क्लिक करा. Read Latest Marathi Political News, Breaking Political News from Maharashtra, India, Pune &amp; Mumbai at Sarkarnama. To Get Live Political Marathi News on Mobile, Download the Sarkarnama Mobile App for Android and IOS. सरकारनामा आता सर्व सोशल मीडिया प्लॅटफॉर्मवर. ताज्या राजकीय घडामोडींसाठी फेसबुक, ट्विटर, इन्स्टाग्राम, शेअर चॅट, टेलिग्रामवर आणि व्हॉट्सॲप आम्हाला फॉलो करा. तसेच, सरकारनामा यूट्यूब चॅनेलला आजच सबस्क्राइब करा. Follow Us Copyright © 2025 Sakal Media Group – All Rights Reserved Powered by Quintype वेबसाईटवर ब्राउझिंगचा अनुभव सर्वोत्तम असावा, यासाठी आम्ही कुकीजचा वापर करतो. कुकीजमुळे तुम्हाला तुमच्या आवडत्या मजकुराची शिफारस करता येते. आमचे गोपनीयता आणि कुकीजसंदर्भातील धोरण तुम्हाला मान्य आहे.</w:t>
+      </w:r>
+    </w:p>
+    <w:p>
+      <w:pPr>
+        <w:pStyle w:val="Heading3"/>
+      </w:pPr>
+      <w:r>
+        <w:rPr/>
+        <w:t>Article 148</w:t>
+      </w:r>
+    </w:p>
+    <w:p>
+      <w:pPr>
+        <w:pStyle w:val="Normal"/>
+      </w:pPr>
+      <w:r>
+        <w:rPr/>
+        <w:t>Title: Cases from 6 districts to be heard | ‘A dream comes true after 40-45 years of struggle’: CJI inaugurates HC bench in Kolhapur</w:t>
+      </w:r>
+    </w:p>
+    <w:p>
+      <w:pPr>
+        <w:pStyle w:val="Normal"/>
+      </w:pPr>
+      <w:r>
+        <w:rPr/>
+        <w:t xml:space="preserve">URL: </w:t>
+      </w:r>
+      <w:r>
+        <w:t xml:space="preserve"> https://indianexpress.com/article/cities/pune/cases-dream-struggle-cji-inaugurates-hc-bench-kolhapur-10195928/</w:t>
+      </w:r>
+    </w:p>
+    <w:p>
+      <w:pPr>
+        <w:pStyle w:val="Normal"/>
+      </w:pPr>
+      <w:r>
+        <w:rPr/>
+        <w:t>Content: Chief Justice of India B R Gavai inaugurated a circuit bench of the Bombay High Court in Kolhapur on Sunday and said that the dream of lawyers and citizens has finally come true after decades of struggle. “This is the day when the dream of lawyers and citizens for a high court has come true after a 40-45 years of struggle,” he said, highlighting the efforts and hardships that went into getting the high court bench in Kolhapur. Chief Minister Devendra Fadnavis, Deputy Chief Minister Eknath Shinde, state ministers Chandrakant Patil and Hasan Mushrif, Congress MP Shrimant Shahu Maharaj, Sangli MP Vishal Patil, MLC Satej Patil, Bombay High Court Chief Justice Alok Aradhe and local MLAs, representatives of various Advocates Bar Associations were present at the inaugural function. The Kolhapur bench is the fourth bench of the Bombay High Court. It has other benches at Nagpur, Aurangabad (now Chhatrapati Sambhajinagar), and neighbouring state of Goa. A notification for setting up of the Kolhapur circuit bench was issued by Bombay High Court Chief Justice Alok Aradhe on August 1. The bench has come up after demands from litigants and lawyers who have to travel over 300-350 km all the way to Mumbai. The bench, which will start functioning from Monday, will hear matters relating to PILs, civil writ petitions, first appeals, family court appeals and other civil and criminal cases from six districts— Kolhapur, Satara, Sangli, Solapur, Ratnagiri and Sindhudurg. Addressing a gathering after the inauguration, the CJI said, “Through the Kolhapur circuit bench, the common man will get social and financial justice. The circuit bench should soon make way for a Bombay High Court bench.” The CJI said the lawyers from six districts struggled for years to get the HC bench in Kolhapur. “The people and lawyers from these districts struggled for 40-45 years, demanding the high court. Some of the old-time lawyers have passed away. When a committee was formed to find out whether the HC bench could be set up, two judges gave conflicting reports. However, the report of judge Ranjit More who suggested setting up of the HC bench in Kolhapur was accepted. Finally, after 11 years the day has dawned,” he said. The CJI said that he pursued the matter after taking charge on May 14. “I have always believed that justice should reach the doorstep of the people..I had told the high court chief justice that the bench should be set up by August… We then decided that we should set up the Kolhapur bench a day after Independence Day. We decided that people should get freedom from their problems in getting justice and therefore the bench should be set up as soon as possible,” he said. The CJI praised the state government and the public works department for setting up the bench in a short period of time. “The building of the high court bench was set up in barely 20-25 days. The old grandeur of the building has been retained. The public works department led by Shivendraraje Bhosale has done outstanding work. This should actually make it to the Guinness Book of World Records… Those who said Maharashtra was behind in judicial infrastructure have been given a befitting reply,” he said. The CJI said that HC Chief Justice Alok Aradhe was not confident that the Kolhapur bench would be set up in August. “He (Aradhe) is possibly not aware of the Chief Minister and the Deputy Chief Minister. May be because of the newspaper reports which said Maharashtra was lagging in ensuring proper judicial infrastructure. He had doubts whether the Maharashtra government would be able to set up the bench by August 15. However, the CM assured us that it would be ready by August 15,” he said. “I am of the opinion that Maharashtra is not behind when it comes to judiciary’s infrastructure. Government is always behind the judiciary when it comes to infrastructure,” the CJI said. CJI Gavai stated that the Kohapur bench will ensure social and economic justice for the common man. “The Kolhapur bench will ensure social and economic justice for the common man. The setting up of the bench is a good opportunity for budding lawyers. A hostel should also be set up for them at the circuit bench.” Expressing happiness over the high court bench being set up on the land of Maratha ruler Chhatrapati Shahu Maharaj, the CJI said, “It was Chhatrapati Shahu Maharaj who had given 50 per cent reservation to the people from Backward Class for the first time. It was Shahu Maharaj who put a stop to devdasi system. Chhatrapati Shahu Maharaj had said that whatever wealth we have it is meant for others. And therefore we celebrate his birth anniversary as Social Justice Day.” Chief Minister Fadnavis, in his address, termed the setting up of the circuit bench of the high court in Kolhapur “historical”. “The 50 year old struggle of lawyers and people from Kolhapur, Sangli, Satara, Ratnagiri and Sindhudurg has finally culminated with the inauguration of the circuit bench of the high court in Kolhapur,” he said. Fadnavis said that in his first term as chief minister, the state cabinet had decided to set up the high court bench in Kolhapur on May 12, 2015. “When Prime Minister Narendra Modi visited Kolhapur for an event, a request to set up the bench in Kolhapur was placed before him. After that, Chandrakant Patil had led an all-party delegation to me pressing for the HC bench in Kolhapur. The state government then pursued the matter with the Bombay High Court. We told the HC that we were ready to set up the judicial infrastructure. However, things picked up after CJI Bhushan Gavai took charge. He himself personally monitored the progress of the circuit bench plan,” Fadnavis said. The Chief Minister said his government would soon bring in a law to ensure safety of advocates. “A demand has been repeatedly made to enact a law to ensure the safety of lawyers. Our government is positive about bringing in the legislation,” he said. With PTI inputs Manoj More has been working with the Indian Express since 1992. For the first 16 years, he worked on the desk, edited stories, made pages, wrote special stories and handled The Indian Express edition. In 31 years of his career, he has regularly written stories on a range of topics, primarily on civic issues like state of roads, choked drains, garbage problems, inadequate transport facilities and the like. He has also written aggressively on local gondaism. He has primarily written civic stories from Pimpri-Chinchwad, Khadki, Maval and some parts of Pune. He has also covered stories from Kolhapur, Satara, Solapur, Sangli, Ahmednagar and Latur. He has had maximum impact stories from Pimpri-Chinchwad industrial city which he has covered extensively for the last three decades. Manoj More has written over 20,000 stories. 10,000 of which are byline stories. Most of the stories pertain to civic issues and political ones. The biggest achievement of his career is getting a nearly two kilometre road done on Pune-Mumbai highway in Khadki in 2006. He wrote stories on the state of roads since 1997. In 10 years, nearly 200 two-wheeler riders had died in accidents due to the pathetic state of the road. The local cantonment board could not get the road redone as it lacked funds. The then PMC commissioner Pravin Pardeshi took the initiative, went out of his way and made the Khadki road by spending Rs 23 crore from JNNURM Funds. In the next 10 years after the road was made by the PMC, less than 10 citizens had died, effectively saving more than 100 lives. Manoj More's campaign against tree cutting on Pune-Mumbai highway in 1999 and Pune-Nashik highway in 2004 saved 2000 trees. During Covid, over 50 doctors were asked to pay Rs 30 lakh each for getting a job with PCMC. The PCMC administration alerted Manoj More who did a story on the subject, asking then corporators how much money they demanded....The story worked as doctors got the job without paying a single paisa. Manoj More has also covered the "Latur drought" situation in 2015 when a "Latur water train" created quite a buzz in Maharashtra. He also covered the Malin tragedy where over 150 villagers had died. Manoj More is on Facebook with 4.9k followers (Manoj More), on twitter manojmore91982 ... Read More Click here to join Express Pune WhatsApp channel and get a curated list of our stories You May Like US President Donald Trump, in a sharp rebuke of Volodymyr Zelenskyy, told the Ukrainian leader that Kyiv must abandon its aspirations of joining NATO, aligning with Moscow’s long-pressed demand. He pushed Zelenskyy to accept a peace deal, suggesting that he could end the ongoing war with Russia “almost immediately” if the concessions were made.</w:t>
+      </w:r>
+    </w:p>
+    <w:p>
+      <w:pPr>
+        <w:pStyle w:val="Heading3"/>
+      </w:pPr>
+      <w:r>
+        <w:rPr/>
+        <w:t>Article 149</w:t>
+      </w:r>
+    </w:p>
+    <w:p>
+      <w:pPr>
+        <w:pStyle w:val="Normal"/>
+      </w:pPr>
+      <w:r>
+        <w:rPr/>
+        <w:t>Title: To collect outstanding transportation fines, the Maha government is planning an amnesty scheme</w:t>
+      </w:r>
+    </w:p>
+    <w:p>
+      <w:pPr>
+        <w:pStyle w:val="Normal"/>
+      </w:pPr>
+      <w:r>
+        <w:rPr/>
+        <w:t xml:space="preserve">URL: </w:t>
+      </w:r>
+      <w:r>
+        <w:t xml:space="preserve"> https://assamtribune.com/national/to-collect-outstanding-transportation-fines-the-mahagovernment-is-planning-an-amnesty-scheme-1588536</w:t>
+      </w:r>
+    </w:p>
+    <w:p>
+      <w:pPr>
+        <w:pStyle w:val="Normal"/>
+      </w:pPr>
+      <w:r>
+        <w:rPr/>
+        <w:t>Content: A file image of Transport Minister Pratap Sarnaik (Photo: IANS) Mumbai, Aug 18: The Maharashtra government is set to roll out an Amnesty Scheme for one-time settlement of long-pending dues towards fines imposed for violation of transport rules. The outstanding arrears are estimated at around Rs 2,500 crore -- of which Rs 1,000 crore are from Mumbai alone, and Rs 1,500 crore from the rest of the state. Transport Minister Pratap Sarnaik confirmed the government’s move. He said, “The department is not planning a complete waiver of fines. Instead, the department plans to recover a part of the pending dues and write off the rest. A final call will be taken after consultation with Chief Minister Devendra Fadnavis.” The department sources said that the owners of the two-wheelers, three-wheelers, four-wheelers, and heavy vehicles are expected to get the relief through the government’s move. This initiative is also expected to help the cash-strapped state government to mobilise additional revenue to fund populist schemes like Ladki Bahin Yojana. According to department sources, pending dues towards fines in Mumbai from 2020 were Rs 1,817 crore, of which the department has recovered Rs 817 crore, but still there are pending arrears worth Rs 1,000 crore. In the rest of Maharashtra, the dues are worth Rs 1,500 crore. The Transport Commissioner Vivek Bhimanwar has forwarded the Amnesty Scheme proposal of one-time settlement to the Transport Secretary. It has been proposed to waive 75 per cent of the dues towards fine if the two and three-wheeler pay 25 per cent arrears at one go. If the vehicle owners pay the pending dues in 15 days, then 50 per cent dues may be written off. The government hopes to recover 50 per cent to 75 per cent dues by offering this one-time settlement. Further, the transport department is drafting a Standard Operating Procedure (SOP) for the recovery of fines from the vehicle owners. This was needed as even though the transport department fixes the fine amount, it is implemented by the police personnel deployed on traffic management duty. The department noticed that the friction was due to the arbitrary manner in which fines were imposed. Therefore, the transport department sources said that the SOP is being prepared to define the powers of the police personnel in the recovery of fines. The transport department’s move comes when the state government has introduced a slew of initiatives to promote environmentally friendly transportation. The government aims to increase the adoption of electric vehicles in the state with a target of having 10 per cent of electric vehicles on the road by the end of 2025. The government has already announced waiver of toll taxes for electric vehicle owners with a view to promoting the use of KD Eco-friendly transportation. (Sanjay Jog can be contacted at [email protected]) --IANS</w:t>
+      </w:r>
+    </w:p>
+    <w:p>
+      <w:pPr>
+        <w:pStyle w:val="Heading3"/>
+      </w:pPr>
+      <w:r>
+        <w:rPr/>
+        <w:t>Article 150</w:t>
+      </w:r>
+    </w:p>
+    <w:p>
+      <w:pPr>
+        <w:pStyle w:val="Normal"/>
+      </w:pPr>
+      <w:r>
+        <w:rPr/>
+        <w:t>Title: NCP (SP) targets Maha minister over Rs 5,000 cr scam in Navi Mumbai’s CIDCO land; demands his resignation</w:t>
+      </w:r>
+    </w:p>
+    <w:p>
+      <w:pPr>
+        <w:pStyle w:val="Normal"/>
+      </w:pPr>
+      <w:r>
+        <w:rPr/>
+        <w:t xml:space="preserve">URL: </w:t>
+      </w:r>
+      <w:r>
+        <w:t xml:space="preserve"> https://www.socialnews.xyz/2025/08/18/ncp-sp-targets-maha-minister-over-rs-5000-cr-scam-in-navi-mumbais-cidco-land-demands-his-resignation/</w:t>
+      </w:r>
+    </w:p>
+    <w:p>
+      <w:pPr>
+        <w:pStyle w:val="Normal"/>
+      </w:pPr>
+      <w:r>
+        <w:rPr/>
+        <w:t>Content: Home » National » NCP (SP) targets Maha minister over Rs 5,000 cr scam in Navi Mumbai’s CIDCO land; demands his resignation Posted By: Gopi August 18, 2025 Mumbai, Aug 18 (SocialNews.XYZ) NCP (SP) legislator Rohit Pawar on Monday alleged that the social justice minister and Shiv Sena leader Sanjay Shirsat is involved in a corruption worth Rs 5,000 crore as during his tenure as the chairman of state undertaking City and Industrial Development Corporation (CIDCO) gave 15 acre of land to one Bivalkar family in Navi Mumbai and betrayed the local landowners. He has demanded Minister Sirsat’s resignation and appealed to the Chief Minister Devendra Fadnavis to form a special task force headed by a retired judge to probe this scam. Sirsat held the post of CIDCO chairman during the tenure of the Chief Minister Eknath Shinde. Rohit Pawar’s move to target the minister Sirsat comes days after Shiv Sena (UBT) MP Sanjay Raut shared a video of of the latter purportedly showing him in possession of a big bag full of cash at his home, suggesting that Prime Minister Narendra Modi, Union Home Minister Amit Shah and Chief Minister Devendra Fadnavis should take a note of it. “The Bivalkar family’s proposal was rejected for years on account of every law, rule and judgment. But in the first meeting after becoming the CIDCO chairman, Sanjay Shirsat set aside all the rules and decided to give the 15 acres of land to the Bivalkar family. The market value of this land is about Rs 5,000 crore, and CIDCO could have built about 10,000 houses for the poor on this land,” said Rohit Pawar. Vijay Singhal, vice-chairman and managing director of CIDCO and Minister Shirsat did not reply despite attempts to reach them over the phone and message. According to Rohit Pawar, the story dates back to the British era when the Bivalkar family was awarded more than 4,000 acres of land for helping the British against the Maratha Empire in 15 villages of the present-day Roha, Panvel, Alibaug, Uran tehsils. “By claiming it as a personal gift, the lands were first saved from the Bombay Personal Inams Abolition Act, 1952 and later, before the land ceiling act in 1961, registering lands as reserved forest. However, in 1975, the Maharashtra Private Forest Acquisition Act came, under which their entire land went to the government. In 1985, the Bivalkar family objected to the Private Forest Acquisition Act, which the collector rejected in 1989. In 1990, they went to the High Court. In 2010, another appeal was filed, which was clubbed. In October 2014, the High Court ruled in favour of the Bivalkar family. After coming to know about it in 2015, the government appealed in the Supreme Court and the order was stayed,” he said. Following the scheme for Project Affected Persons (PAPs) of CIDCO, the family applied in 1993 for benefits under the 12.5 per cent scheme, as 150 acres of land with collector and court of wards was acquired by CIDCO. In 1994, CIDCO rejected this application. In 1995, 2010, and 2023, CIDCO rejected the application, said Rohit Pawar. “Despite CIDCO reports against giving 12.5 per cent land to the family, Sanjay Shirsat cleared the file in his first meeting as CIDCO chairman, whereby giving 61,000 square meters of land with a market value of Rs 5000 crore and a tripartite agreement on 8000 square meters of land has already been signed,” Rohit Pawar alleged. Meanwhile, the NCP (SP) will hold a protest led by the party’s state unit chief, Shashikant Shinde, on Wednesday at the CIDCO office. Source: IANS Gopi Adusumilli is a Programmer. He is the editor of SocialNews.XYZ and President of AGK Fire Inc. He enjoys designing websites, developing mobile applications and publishing news articles on current events from various authenticated news sources. When it comes to writing he likes to write about current world politics and Indian Movies. His future plans include developing SocialNews.XYZ into a News website that has no bias or judgment towards any. He can be reached at gopi@socialnews.xyzMail | Web | Twitter Gopi Adusumilli is a Programmer. He is the editor of SocialNews.XYZ and President of AGK Fire Inc. He enjoys designing websites, developing mobile applications and publishing news articles on current events from various authenticated news sources. When it comes to writing he likes to write about current world politics and Indian Movies. His future plans include developing SocialNews.XYZ into a News website that has no bias or judgment towards any. He can be reached at gopi@socialnews.xyz Copyright 2025 | AGK FIRE INC| Terms of Service / Privacy Policy | Contact Us</w:t>
+      </w:r>
+    </w:p>
+    <w:p>
+      <w:pPr>
+        <w:pStyle w:val="Heading3"/>
+      </w:pPr>
+      <w:r>
+        <w:rPr/>
+        <w:t>Article 151</w:t>
+      </w:r>
+    </w:p>
+    <w:p>
+      <w:pPr>
+        <w:pStyle w:val="Normal"/>
+      </w:pPr>
+      <w:r>
+        <w:rPr/>
+        <w:t>Title: Heavy rain: Dy CM asks Maha, district agencies to coordinate, prioritise rescue works</w:t>
+      </w:r>
+    </w:p>
+    <w:p>
+      <w:pPr>
+        <w:pStyle w:val="Normal"/>
+      </w:pPr>
+      <w:r>
+        <w:rPr/>
+        <w:t xml:space="preserve">URL: </w:t>
+      </w:r>
+      <w:r>
+        <w:t xml:space="preserve"> https://www.socialnews.xyz/2025/08/18/heavy-rain-dy-cm-asks-maha-district-agencies-to-coordinate-prioritise-rescue-works/</w:t>
+      </w:r>
+    </w:p>
+    <w:p>
+      <w:pPr>
+        <w:pStyle w:val="Normal"/>
+      </w:pPr>
+      <w:r>
+        <w:rPr/>
+        <w:t>Content: Home » General » Environment » Heavy rain: Dy CM asks Maha, district agencies to coordinate, prioritise rescue works Posted By: Gopi August 18, 2025 Mumbai, Aug 18 (SocialNews.XYZ) In the wake of heavy rains in Maharashtra and the advisory by the weather bureau for more downpour in the next 48 hours, Deputy Chief Minister Ajit Pawar on Monday reviewed the situation and asked the administration to be alert. He directed the state and district agencies to cooperate and prioritise rescue and relief works, especially after the intensity of rains increased on Monday. Dy CM Pawar has appealed to the citizens to venture out of their homes only if there is an urgent need, citing the 'Red Alert' issued by the Meteorological Department for Mumbai and Raigad, predicting heavy to very heavy rainfall in the next 48 hours. He instructed all the administrative agencies to work in coordination in times of disaster, as in view of the heavy rains, the district agencies should be alert and give top priority to relief work and for the safety and rescue of citizens. He directed that measures for this should be implemented immediately. “Citizens in areas where heavy rains are occurring should stay home if possible. If there is a possibility of water entering the house, they should take shelter in a safe place. Do not step out of the house unless absolutely necessary. Stay in touch with the local administration and follow their instructions and cooperate,” said Dy CM Pawar in his appeal. He asked the officers and employees of the state government and local self-government institutions to take care of themselves while performing their duties. The Mumbai District Suburb Guardian Minister Ashish Shelar visited the emergency cell of the BrihanMumbai Municipal Corporation and reviewed the situation that arose due to the heavy downpour and waterlogging in some areas. Mumbai Police Commissioner Deven Bharti in his post on X said, “Dear Mumbaikars, caution is advised as heavy rainfall continues under 'Orange Alert.' Incidents of waterlogging and reduced visibility are being reported from multiple areas. Please avoid non-essential travel, plan your commute with care, and step out only if necessary. Our officials and staff are on high alert and ready to assist. In case of any emergency, please dial 100 or 112 or 103. Your safety always comes first.” Meanwhile, Chief Minister Devendra Fadnavis reviewed the situation in Nanded district from Marathwada region which witnessed heavy and devastating rainfall on Monday. In his post on X, CM Fadnavis said, “Due to heavy rainfall in Mukhed taluka of Nanded district, there has been a significant rise in the water level of the Lendi Dam. Additionally, a large amount of water is flowing in from Latur, Udgir, and Karnataka. Yesterday, the rainfall here was approximately 206 mm. As a result, daily life in Ravangaon, Bhaswadi, Bhingeli, and Hasnal has been affected. In Ravangaon, 225 citizens are trapped in floodwaters, and those in extremely adverse conditions have been evacuated. Efforts are underway to relocate the remaining citizens to safer locations.” He further stated, “In Hasnal, 8 citizens have been rescued. In Bhaswadi, 20 citizens are stranded but are safe. In Bhingeli, 40 citizens are stranded but are safe. Five citizens are missing, and a search is being conducted for them. "I am personally in constant contact with the Nanded District Collector, and the District Collectors of Nanded, Latur, and Bidar are coordinating with each other to carry out rescue operations. "One NDRF team, one military unit, and a police team are working in coordination for the rescue efforts. A military unit from Chhatrapati Sambhajinagar has also been dispatched. The local administration has been instructed to stay in the affected areas and coordinate continuously.” Source: IANS Gopi Adusumilli is a Programmer. He is the editor of SocialNews.XYZ and President of AGK Fire Inc. He enjoys designing websites, developing mobile applications and publishing news articles on current events from various authenticated news sources. When it comes to writing he likes to write about current world politics and Indian Movies. His future plans include developing SocialNews.XYZ into a News website that has no bias or judgment towards any. He can be reached at gopi@socialnews.xyzMail | Web | Twitter Gopi Adusumilli is a Programmer. He is the editor of SocialNews.XYZ and President of AGK Fire Inc. He enjoys designing websites, developing mobile applications and publishing news articles on current events from various authenticated news sources. When it comes to writing he likes to write about current world politics and Indian Movies. His future plans include developing SocialNews.XYZ into a News website that has no bias or judgment towards any. He can be reached at gopi@socialnews.xyz Copyright 2025 | AGK FIRE INC| Terms of Service / Privacy Policy | Contact Us</w:t>
+      </w:r>
+    </w:p>
+    <w:p>
+      <w:pPr>
+        <w:pStyle w:val="Heading3"/>
+      </w:pPr>
+      <w:r>
+        <w:rPr/>
+        <w:t>Article 152</w:t>
+      </w:r>
+    </w:p>
+    <w:p>
+      <w:pPr>
+        <w:pStyle w:val="Normal"/>
+      </w:pPr>
+      <w:r>
+        <w:rPr/>
+        <w:t>Title: Ahead of Civic Polls, Hitendra Thakur Backs Loyalists: ‘My Karyakarta Is With Me, They Ensure Our Party Wins</w:t>
+      </w:r>
+    </w:p>
+    <w:p>
+      <w:pPr>
+        <w:pStyle w:val="Normal"/>
+      </w:pPr>
+      <w:r>
+        <w:rPr/>
+        <w:t xml:space="preserve">URL: </w:t>
+      </w:r>
+      <w:r>
+        <w:t xml:space="preserve"> https://www.lokmattimes.com/maharashtra/ahead-of-civic-polls-hitendra-thakur-backs-loyalists-my-karyakarta-is-with-me-they-ensure-our-party-wins-a475/</w:t>
+      </w:r>
+    </w:p>
+    <w:p>
+      <w:pPr>
+        <w:pStyle w:val="Normal"/>
+      </w:pPr>
+      <w:r>
+        <w:rPr/>
+        <w:t>Content: Marathi | Hindi FOLLOW US : City By Lokmat Times Desk | Updated: August 18, 2025 13:07 IST2025-08-18T13:07:01+5:302025-08-18T13:07:42+5:30 Vasai witnessed a unique mix of festivity and politics on Saturday as a banner recalling Devendra Fadnavis’ famous line “Mi Punha Yenaar” was spotted during the Dahi Handi celebrations. The phrase, which translates to “I will return,” had an added twist this time — “Ghasun Nahi, Thasun Yenaar” (will come back with a bang). The display came against the backdrop of recent Enforcement Directorate (ED) raids in Vasai-Virar, defections of senior leaders to the BJP, and Bahujan Vikas Aghadi’s (BVA) stinging loss in all three assembly constituencies in the last polls. Despite these setbacks, BVA President Hitendra Thakur struck a confident tone. “My karyakarta is with me. It’s they who makes sure that our party wins and not the one who has left our party,” Thakur said. Thakur further asserted that the BVA would stage a stronger comeback in the upcoming elections. “We will win more seats than what we won in the last edition of polls, and it will be more than 90% of seats,” he declared. Thakur further asserted that the BVA would stage a stronger comeback in the upcoming elections. “We will win more seats than what we won in the last edition of polls, and it will be more than 90% of seats,” he declared. On the contentious issue of including 29 villages into the Vasai Virar City Municipal Corporation (VVCMC), Thakur clarified that it was never on the BVA’s agenda. “We believed in the overall development of Vasai Taluka. Gram panchayats had budgets in lakhs, but it was our party that spent crores for development. Those who gave false hopes to the villagers are answerable,” he remarked. The controversy comes as the region gears up for the next assembly polls. In the previous elections, the BVA, which had dominated Vasai since 1990, suffered a shocking defeat in Vasai, Nalasopara, and Boisar. Thakur himself, a six-term MLA, lost Vasai by just 3,153 votes to BJP’s newcomer Sneha Dube, who secured 77,553 votes. Right before that election, Thakur had alleged that BJP national secretary general Vinod Tawde was distributing money during a meeting with Nallasopara candidate Rajan Naik. Though Tawde denied the charge, the controversy sparked a fresh debate on “cash-for-vote” politics. FOLLOW US : Copyright ©2025 Lokmat Media Pvt Ltd</w:t>
+      </w:r>
+    </w:p>
+    <w:p>
+      <w:pPr>
+        <w:pStyle w:val="Heading3"/>
+      </w:pPr>
+      <w:r>
+        <w:rPr/>
+        <w:t>Article 153</w:t>
+      </w:r>
+    </w:p>
+    <w:p>
+      <w:pPr>
+        <w:pStyle w:val="Normal"/>
+      </w:pPr>
+      <w:r>
+        <w:rPr/>
+        <w:t>Title: Red alert issued as heavy rain batters Mumbai, schools and colleges closed due to waterlogging</w:t>
+      </w:r>
+    </w:p>
+    <w:p>
+      <w:pPr>
+        <w:pStyle w:val="Normal"/>
+      </w:pPr>
+      <w:r>
+        <w:rPr/>
+        <w:t xml:space="preserve">URL: </w:t>
+      </w:r>
+      <w:r>
+        <w:t xml:space="preserve"> https://www.socialnews.xyz/2025/08/18/red-alert-issued-as-heavy-rain-batters-mumbai-schools-and-colleges-closed-due-to-waterlogging/</w:t>
+      </w:r>
+    </w:p>
+    <w:p>
+      <w:pPr>
+        <w:pStyle w:val="Normal"/>
+      </w:pPr>
+      <w:r>
+        <w:rPr/>
+        <w:t>Content: Home » General » Education » Red alert issued as heavy rain batters Mumbai, schools and colleges closed due to waterlogging Posted By: Gopi August 18, 2025 Mumbai, Aug 18 (SocialNews.XYZ) Relentless rainfall pounded Mumbai on Monday, throwing the city into disarray with widespread waterlogging, traffic gridlocks, and public service disruptions even as the India Meteorological Department (IMD) has issued a red alert for the city, warning of extremely heavy rain over the next 48 hours. The downpour brought several key areas of Mumbai to a standstill, including the Western Express Highway near Vile Parle and the Gandhi Market area in Sion, where waterlogging disrupted traffic. The Andheri Subway was also forced to shut down due to flooding. Amid worsening conditions, the Brihanmumbai Municipal Corporation (BMC) declared a holiday for all schools and colleges operating in the afternoon session. "In view of the continuous rainfall since morning and considering the safety of students, the Municipal Commissioner and Administrator Shri Bhushan Gagrani has declared a holiday today... for all schools and colleges scheduled to function in the second session, i.e., after 12 noon," the BMC announced in a post on X. The civic body has placed all departments on alert and urged citizens to avoid non-essential travel. For emergency services and official information, residents have been advised to contact the BMC helpline at 1916. In light of the severe weather, airlines including Akasa Air and IndiGo issued travel advisories, cautioning passengers to account for traffic delays and potential disruptions en route to the airport. Akasa Air posted on X: "Due to heavy rainfall in parts of Mumbai, Bengaluru, Goa, and Pune, we anticipate slow-moving traffic and congestion on roads leading to the airport. To ensure a seamless travel experience, we request you to plan for additional travel time to reach the airport well in time for your flight." IndiGo also released a similar advisory: "Rain continues to make its presence felt across Mumbai, affecting road travel in parts of the city. If you are catching a flight today, we recommend heading out early and checking flight updates via our app and website. Our airport teams are on standby to assist." The Chhatrapati Shivaji Maharaj International Airport authorities also urged passengers to check their flight status with respective airlines before heading to the airport. "Passengers are advised to arrive earlier than usual to ensure adequate time for security checks. Thank you for your cooperation as we strive to ensure seamless travel," the advisory read. As Mumbai grappled with the heavy downpour, the state government sprang into action. Mumbai Suburban Guardian Minister Ashish Shelar visited the BMC Disaster Control Room to review the flood situation and ongoing emergency response. Shelar confirmed that the IMD has issued a red alert for the city for the next 48 hours. "Chief Minister Devendra Fadnavis has convened a review meeting to assess the situation across Maharashtra. The government and administration will remain on high alert for the next two days," he said. Numerous low-lying areas in Mumbai remain submerged. Incidents of tree falls and wall collapses have also been reported. BMC teams are monitoring developments around the clock. The Mumbai Police Commissioner and Traffic Police have been instructed to stay vigilant and take all necessary safety measures. Shelar appealed to the public to stay indoors unless absolutely necessary. "Please follow all advisories and warnings issued by the administration. Your safety is our priority," he said. Mumbai Police also issued a public safety advisory on X: "Dear Mumbaikars, caution is advised as heavy rainfall continues under Orange Alert. Waterlogging and reduced visibility are being reported from multiple areas. Please avoid non-essential travel, plan your commute with care, and step out only if necessary. Our officials are on high alert and ready to assist. In case of any emergency, dial 100 / 112 / 103." Meanwhile, the IMD has also issued a yellow alert for Pune, warning of moderate to heavy rainfall in the coming days. Heavy showers began in Pune on Monday morning, disrupting daily life. Several areas in the city have reported waterlogging and heavy traffic congestion. "Citizens are advised to remain cautious and avoid flooded areas," the IMD stated, urging residents to monitor weather updates regularly. Source: IANS Gopi Adusumilli is a Programmer. He is the editor of SocialNews.XYZ and President of AGK Fire Inc. He enjoys designing websites, developing mobile applications and publishing news articles on current events from various authenticated news sources. When it comes to writing he likes to write about current world politics and Indian Movies. His future plans include developing SocialNews.XYZ into a News website that has no bias or judgment towards any. He can be reached at gopi@socialnews.xyzMail | Web | Twitter Gopi Adusumilli is a Programmer. He is the editor of SocialNews.XYZ and President of AGK Fire Inc. He enjoys designing websites, developing mobile applications and publishing news articles on current events from various authenticated news sources. When it comes to writing he likes to write about current world politics and Indian Movies. His future plans include developing SocialNews.XYZ into a News website that has no bias or judgment towards any. He can be reached at gopi@socialnews.xyz Copyright 2025 | AGK FIRE INC| Terms of Service / Privacy Policy | Contact Us</w:t>
+      </w:r>
+    </w:p>
+    <w:p>
+      <w:pPr>
+        <w:pStyle w:val="Heading3"/>
+      </w:pPr>
+      <w:r>
+        <w:rPr/>
+        <w:t>Article 154</w:t>
+      </w:r>
+    </w:p>
+    <w:p>
+      <w:pPr>
+        <w:pStyle w:val="Normal"/>
+      </w:pPr>
+      <w:r>
+        <w:rPr/>
+        <w:t>Title: जनसंघ से लेकर राज्यपाल तक का सफर! अब CP राधाकृष्णन बने उपराष्ट्रपति के उम्मीदवार, कैसा रहा नेताओं का रिएक्शन?</w:t>
+      </w:r>
+    </w:p>
+    <w:p>
+      <w:pPr>
+        <w:pStyle w:val="Normal"/>
+      </w:pPr>
+      <w:r>
+        <w:rPr/>
+        <w:t xml:space="preserve">URL: </w:t>
+      </w:r>
+      <w:r>
+        <w:t xml:space="preserve"> https://hindi.oneindia.com/news/india/maharashtra-governor-cp-radhakrishnan-nda-vice-presidential-candidate-leaders-congratulate-1364687.html</w:t>
+      </w:r>
+    </w:p>
+    <w:p>
+      <w:pPr>
+        <w:pStyle w:val="Normal"/>
+      </w:pPr>
+      <w:r>
+        <w:rPr/>
+        <w:t>Content: CP Radhakrishnan: भारतीय राजनीति में रविवार का दिन ऐतिहासिक रहा। राष्ट्रीय जनतांत्रिक गठबंधन (NDA) ने रविवार को महाराष्ट्र के राज्यपाल सीपी राधाकृष्णन को उपराष्ट्रपति पद का उम्मीदवार घोषित किया। जैसे ही बीजेपी अध्यक्ष जेपी नड्डा ने यह घोषणा की, वैसे ही बधाइयों का सिलसिला शुरू हो गया। केंद्र सरकार के कई मंत्री, भाजपा के वरिष्ठ नेता, सहयोगी दलों के प्रतिनिधि और यहां तक कि विपक्षी दल के कुछ नेता भी आगे आकर राधाकृष्णन को शुभकामनाएं देने लगे। राधाकृष्णन की चार दशक से अधिक की राजनीतिक यात्रा, जनसंघ और आरएसएस से लेकर लोकसभा सांसद, बीजेपी तमिलनाडु अध्यक्ष और कई राज्यों के राज्यपाल तक फैली रही है। उनकी पहचान एक ऐसे नेता के रूप में है जो समाज सुधार, वंचित वर्गों के उत्थान और प्रशासनिक ईमानदारी के लिए जाने जाते हैं। यही कारण है कि नेताओं ने उनके चयन को "भारतीय लोकतंत्र को और मजबूत करने वाला कदम" बताया। कोल्हापुर से लौटने के बाद मुख्यमंत्री देवेंद्र फडणवीस ने मुंबई स्थित राजभवन में जाकर महाराष्ट्र के राज्यपाल सीपी राधाकृष्णन से मुलाकात की और उन्हें राष्ट्रीय जनतांत्रिक गठबंधन (NDA) की ओर से उपराष्ट्रपति पद का उम्मीदवार बनाए जाने पर बधाई दी। इस मौके पर फडणवीस ने राधाकृष्णन को शुभकामनाएं देते हुए कहा कि उनका अनुभव और कार्यशैली देश की लोकतांत्रिक परंपराओं को और मजबूत करेगी। ये भी पढ़ें: CP Radhakrishnan: सीपी राधाकृष्‍णन किस जाति से रखते हैं ताल्‍लुक? कितने पढ़े-लिखे हैं? #WATCH | On returning back from Kolhapur, CM Devendra Fadnavis greeted and congratulated Governor CP Radhakrishnan at Raj Bhavan, Mumbai, for being announced as the National Democratic Alliance (NDA) candidate for the Vice President of India. (17.08) Source: CMO Maharashtra pic.twitter.com/sl6CAeG9aK केंद्रीय मंत्री मनोहर लाल ने इस निर्णय की सराहना करते हुए प्रधानमंत्री नरेंद्र मोदी और बीजेपी पार्लियामेंट्री बोर्ड के सदस्यों का आभार व्यक्त किया। उन्होंने अपने X (पहले ट्विटर) पोस्ट में लिखा,"राधाकृष्णन का अनुभव और ज्ञान राज्यसभा की कार्यवाही को और मजबूती देगा और उच्च सदन की गरिमा बढ़ाएगा।" महाराष्ट्र के राज्यपाल सीपी राधाकृष्णन को NDA का उपराष्ट्रपति पद का उम्मीदवार घोषित किए जाने पर जेडीयू सांसद संजय झा ने खुशी जताई। उन्होंने कहा कि यह पार्टी के लिए गर्व की बात है और जेडीयू इस फैसले का स्वागत करती है। संजय झा ने कहा कि राधाकृष्णन पिछड़े वर्ग से आते हैं और दक्षिण भारत का प्रतिनिधित्व करते हैं, जो NDA की समावेशी विकास और सामाजिक न्याय की प्रतिबद्धता को दर्शाता है। #WATCH | Patna, Bihar | On Maharashtra Governor CP Radhakrishnan announced as NDA's Vice Presidential candidate, JD(U) MP Sanjay Jha says, "It is a matter of joy that CP Radhakrishnan has been declared the NDA's candidate for the post of Vice President. JD(U) welcomes this… pic.twitter.com/dMQMygZZ4E केंद्रीय राज्य मंत्री (स्वतंत्र प्रभार) अर्जुन राम मेघवाल ने कहा कि राधाकृष्णन की समर्पित और अनुभवी नेतृत्व क्षमता भारतीय लोकतंत्र को मजबूत करेगी। केंद्रीय शिक्षा मंत्री धर्मेंद्र प्रधान ने उनकी प्रशासनिक क्षमता और वंचित वर्गों के उत्थान के प्रति समर्पण की सराहना की। केंद्रीय राज्य मंत्री संजय सेठ ने इसे झारखंड के लिए गर्व की बात बताया, क्योंकि राधाकृष्णन पहले झारखंड के राज्यपाल भी रह चुके हैं। झारखंड के राज्यपाल संतोष गंगवार ने इसे प्रधानमंत्री की "अच्छी पहल" बताया। मणिपुर के मुख्यमंत्री N. बिरेन सिंह ने कहा,"यह उनके उत्कृष्ट सेवा का सम्मान है।" इसके अलावा SP सिंह बघेल, जगदंबिका पाल, सैयद शह नवाज हुसैन और SP सांसद अवधेश प्रसाद ने भी उन्हें बधाई दी। 67 वर्षीय CP राधाकृष्णन ने अपना राजनीतिक सफर RSS और जन संघ से शुरू किया। वह दो बार कोयंबटूर से लोकसभा के लिए चुने गए। राजनीति को उन्होंने हमेशा जनसेवा के माध्यम के रूप में अपनाया। राधाकृष्णन का जन्म 20 अक्टूबर 1957 को तिरुपुर, तमिलनाडु में हुआ। पेशे से वे कृषि और उद्योग से जुड़े हैं। उन्होंने V.O.C. कॉलेज, तुतिकोरिन से BBA की डिग्री हासिल की। ये भी पढ़ें: CP Radhakrishnan Net worth: कितनी संपत्ति के मालिक हैं सीपी राधाकृष्‍णन? BJP ने बनाया उपराष्‍ट्रपति उम्‍मीदवार</w:t>
+      </w:r>
+    </w:p>
+    <w:p>
+      <w:pPr>
+        <w:pStyle w:val="Heading3"/>
+      </w:pPr>
+      <w:r>
+        <w:rPr/>
+        <w:t>Article 155</w:t>
+      </w:r>
+    </w:p>
+    <w:p>
+      <w:pPr>
+        <w:pStyle w:val="Normal"/>
+      </w:pPr>
+      <w:r>
+        <w:rPr/>
+        <w:t>Title: महाराष्ट्र में मौसम बरपा रहा कहर: नांदेड़ में फटा बादल, बारिश के चलते 15 से 16 जिलो में अलर्ट, CM फडणवीस ने फसलों से लेकर लोकल ट्रेनों के बारे में दिया ये बड़ा अपडेट</w:t>
+      </w:r>
+    </w:p>
+    <w:p>
+      <w:pPr>
+        <w:pStyle w:val="Normal"/>
+      </w:pPr>
+      <w:r>
+        <w:rPr/>
+        <w:t xml:space="preserve">URL: </w:t>
+      </w:r>
+      <w:r>
+        <w:t xml:space="preserve"> https://www.bhaskarhindi.com/politics/devendra-fadnavis-cloudburst-nanded-maharashtra-news-maharashtra-1174025</w:t>
+      </w:r>
+    </w:p>
+    <w:p>
+      <w:pPr>
+        <w:pStyle w:val="Normal"/>
+      </w:pPr>
+      <w:r>
+        <w:rPr/>
+        <w:t>Content: Download App from डिजिटल डेस्क, मुंबई। महाराष्ट्र के नांदेड़ में सोमवार को बादल फटने की घटना सामने आई है। इस घटना को लेकर मुख्यमंत्री देवेंद्र फडणवीस ने मीडिया से चर्चा की। इस दौरान उन्होंने बताया कि नांदेड़ के तालुका में बादल फटने की घटना हुई है। मौके पर NDRF और SDRF की मदद ली जा रही हैं। उन्होंने कहा कि कुछ जगहों पर फसलों को भी काफी नुकसान हुआ है। नदियों के जलस्तर पर विशेष ध्यान दिया जा रहा है। 1 लाख हेक्टर से ज्यादा फसलों को नुकसान पहुंचा। 200 से ज्यादा गांव बाढ़ की चपेट में हैं। उन्होंने बताया कि मुंबई के कुछ जगहों पर 170 mm से ज्यादा बारिश हुई। सीएम ने कहा कि लोकल ट्रेनें बंद नहीं हुईं लेकिन उनकी गति धीमी हो गई। नांदेड में बादल फटने के बाद रेस्क्यू अभियान जारी इस संबंध में महाराष्ट्र के इमरजेंसी मैनेंजमेंट मिनिस्टर गिरीश महाजन ने बताया कि बीते 24 घंटे से राज्य में बारिश हो रही है। 4-5 लोग नहीं मिल रहे हैं। छानबीन जारी है। वो भी मिल जाएंगे। कुछ जिलों में रेड अलर्ट है। कही ऑरेंज अलर्ट भी है। नांदेड़ में ज्यादा बारिश हुई है। गांव पानी से घिरे हैं और रेस्क्यू जारी है। एक जगह सेना को भी लगाया गया है। मुख्यमंत्री ने कहा कि राज्य के अलग-अलग हिस्सों में भारी बारिश के संदर्भ में कंट्रोल रूम से संवाद साधा गया। 18 से 21 अगस्त के बीच और अधिक बारिश होने की संभावना है। अंबा-जगबुडी नदी चेतावनी स्तर तक पहुंच गई है। वशिष्टी नदी पर भी कड़ी नजर रखी जा रही है। तापी और हतनूर में अधिक पानी आने से रावेर क्षेत्र में पानी घुस गया है। जलगांव सबसे अधिक प्रभावित जिला है। यह भी पढ़े -दिल्ली लाल किले पर सिख सरपंच के साथ दुर्व्यवहार, भाजपा नेता ने ज्वाइंट कमिश्नर से की शिकायत सीएम देवेंद्र फडणवीस ने कही ये बात Created On : 18 Aug 2025 5:32 PM IST</w:t>
+      </w:r>
+    </w:p>
+    <w:p>
+      <w:pPr>
+        <w:pStyle w:val="Heading3"/>
+      </w:pPr>
+      <w:r>
+        <w:rPr/>
+        <w:t>Article 156</w:t>
+      </w:r>
+    </w:p>
+    <w:p>
+      <w:pPr>
+        <w:pStyle w:val="Normal"/>
+      </w:pPr>
+      <w:r>
+        <w:rPr/>
+        <w:t>Title: Amravati Politics: अमरावती के दरियापुर में कांग्रेस को बड़ा झटका, सलीम घनीवाला भाजपा में शामिल</w:t>
+      </w:r>
+    </w:p>
+    <w:p>
+      <w:pPr>
+        <w:pStyle w:val="Normal"/>
+      </w:pPr>
+      <w:r>
+        <w:rPr/>
+        <w:t xml:space="preserve">URL: </w:t>
+      </w:r>
+      <w:r>
+        <w:t xml:space="preserve"> https://navbharatlive.com/maharashtra/amravati/major-blow-to-congress-in-dariyapur-of-amravati-salim-ghaniwala-joins-bjp-1321794.html/amp</w:t>
+      </w:r>
+    </w:p>
+    <w:p>
+      <w:pPr>
+        <w:pStyle w:val="Normal"/>
+      </w:pPr>
+      <w:r>
+        <w:rPr/>
+        <w:t>Content: दरियापुर में कांग्रेस को बड़ा झटका (सौजन्यः सोशल मीडिया) Amravati News: दर्यापुर स्थित घनीवाला औद्योगिक समूह के निदेशक और कई वर्षों से कांग्रेस के प्रति समर्पित परिवार, सलीमसेठ घनीवाला, भाजपा में शामिल हो गए हैं। उनके भाजपा में शामिल होने को कांग्रेस के लिए एक बड़ा झटका माना जा रहा है। राजस्व मंत्री चंद्रशेखर बावनकुले, सांसद डॉ. अनिल बोंडे और विधायक राजेश वानखड़े की उपस्थिति में उन्होंने भव्य तरीके से पार्टी की सदस्यता ग्रहण की। पंडित दीनदयाल उपाध्याय, श्यामा प्रसाद मुखर्जी द्वारा दिए गए ‘पथ अंत्योदय प्रण अंत्योदय’ और प्रधानमंत्री नरेंद्र मोदी के ‘सबका साथ सबका विकास’ के साथ, सलीम सेठ घनीवाला मुख्यमंत्री देवेंद्र फडणवीस के विकासशील महाराष्ट्र के सपने को साकार करने के लिए भारतीय जनता पार्टी में शामिल हुए। पार्टी प्रवेश समारोह वरिष्ठ भाजपा नेता बालासाहेब वानखड़े, महासचिव गोपाल चंदन, श्रीराम नेह